--- a/data/outputs/v2/Essential_Mathematics/SS2.4_Area_of_Polygons/Essential_Mathematics_Area_of_Polygons_CBE_LessonSequence.docx
+++ b/data/outputs/v2/Essential_Mathematics/SS2.4_Area_of_Polygons/Essential_Mathematics_Area_of_Polygons_CBE_LessonSequence.docx
@@ -3226,7 +3226,7 @@
             <w:pPr>
               <w:spacing w:after="20" w:before="0"/>
             </w:pPr>
-            <w:hyperlink w:history="1" r:id="rIdips3gtwpot_oy1_33x4sd">
+            <w:hyperlink w:history="1" r:id="rId6jxyjjrqk2qlxw_3c_b1r">
               <w:r>
                 <w:rPr>
                   <w:rFonts w:ascii="Arial" w:cs="Arial" w:eastAsia="Arial" w:hAnsi="Arial"/>
@@ -3235,7 +3235,7 @@
                   <w:szCs w:val="16"/>
                   <w:u w:val="single" w:color="2E75B6"/>
                 </w:rPr>
-                <w:t xml:space="preserve">Parallelogram on the coordinate plane</w:t>
+                <w:t xml:space="preserve">Area of a Triangle - Overview</w:t>
               </w:r>
             </w:hyperlink>
           </w:p>
@@ -3251,7 +3251,7 @@
                 <w:sz w:val="14"/>
                 <w:szCs w:val="14"/>
               </w:rPr>
-              <w:t xml:space="preserve">Source: Khan Academy (English - US curriculum)</w:t>
+              <w:t xml:space="preserve">Source: CK-12</w:t>
             </w:r>
           </w:p>
           <w:p>
@@ -3259,7 +3259,7 @@
               <w:spacing w:after="10" w:before="0"/>
               <w:ind w:left="120"/>
             </w:pPr>
-            <w:hyperlink w:history="1" r:id="rIdweiu2waejhnofajinr16n">
+            <w:hyperlink w:history="1" r:id="rIddrmlqywdt9ee6wbv7khn2">
               <w:r>
                 <w:rPr>
                   <w:rFonts w:ascii="Arial" w:cs="Arial" w:eastAsia="Arial" w:hAnsi="Arial"/>
@@ -3297,14 +3297,14 @@
                 <w:sz w:val="16"/>
                 <w:szCs w:val="16"/>
               </w:rPr>
-              <w:t xml:space="preserve">📖 HTML:</w:t>
+              <w:t xml:space="preserve">📖 EXERCISE:</w:t>
             </w:r>
           </w:p>
           <w:p>
             <w:pPr>
               <w:spacing w:after="20" w:before="0"/>
             </w:pPr>
-            <w:hyperlink w:history="1" r:id="rIdw0e70r9513df38zlwpbir">
+            <w:hyperlink w:history="1" r:id="rId82nv9yyfmfxon9bchcpgm">
               <w:r>
                 <w:rPr>
                   <w:rFonts w:ascii="Arial" w:cs="Arial" w:eastAsia="Arial" w:hAnsi="Arial"/>
@@ -3313,7 +3313,7 @@
                   <w:szCs w:val="16"/>
                   <w:u w:val="single" w:color="2E75B6"/>
                 </w:rPr>
-                <w:t xml:space="preserve">Area Models for Decimal Multiplication (Flexbook)</w:t>
+                <w:t xml:space="preserve">Decompose area with triangles</w:t>
               </w:r>
             </w:hyperlink>
           </w:p>
@@ -3329,7 +3329,7 @@
                 <w:sz w:val="14"/>
                 <w:szCs w:val="14"/>
               </w:rPr>
-              <w:t xml:space="preserve">Source: CK-12</w:t>
+              <w:t xml:space="preserve">Source: Khan Academy (English - US curriculum)</w:t>
             </w:r>
           </w:p>
           <w:p>
@@ -3337,7 +3337,7 @@
               <w:spacing w:after="10" w:before="0"/>
               <w:ind w:left="120"/>
             </w:pPr>
-            <w:hyperlink w:history="1" r:id="rIdojkdwjljptk4y2viuf7ap">
+            <w:hyperlink w:history="1" r:id="rIdmisey0b9nefucdbwtq8gh">
               <w:r>
                 <w:rPr>
                   <w:rFonts w:ascii="Arial" w:cs="Arial" w:eastAsia="Arial" w:hAnsi="Arial"/>
@@ -3532,7 +3532,7 @@
             <w:pPr>
               <w:spacing w:after="20" w:before="0"/>
             </w:pPr>
-            <w:hyperlink w:history="1" r:id="rIdxkbtjfyalnvvbyxysabg8">
+            <w:hyperlink w:history="1" r:id="rIdc5mipxuk7ju3azxttjjqf">
               <w:r>
                 <w:rPr>
                   <w:rFonts w:ascii="Arial" w:cs="Arial" w:eastAsia="Arial" w:hAnsi="Arial"/>
@@ -3541,7 +3541,7 @@
                   <w:szCs w:val="16"/>
                   <w:u w:val="single" w:color="2E75B6"/>
                 </w:rPr>
-                <w:t xml:space="preserve">Parallelogram on the coordinate plane</w:t>
+                <w:t xml:space="preserve">Area of a triangle on a grid</w:t>
               </w:r>
             </w:hyperlink>
           </w:p>
@@ -3565,7 +3565,7 @@
               <w:spacing w:after="10" w:before="0"/>
               <w:ind w:left="120"/>
             </w:pPr>
-            <w:hyperlink w:history="1" r:id="rIdha4eveo4dwx3a6ss2bb5-">
+            <w:hyperlink w:history="1" r:id="rIdtxdewncrnw5cmizzjtbqi">
               <w:r>
                 <w:rPr>
                   <w:rFonts w:ascii="Arial" w:cs="Arial" w:eastAsia="Arial" w:hAnsi="Arial"/>
@@ -3610,7 +3610,7 @@
             <w:pPr>
               <w:spacing w:after="20" w:before="0"/>
             </w:pPr>
-            <w:hyperlink w:history="1" r:id="rIdi8xxrb3h2r0wpf1k3ubjw">
+            <w:hyperlink w:history="1" r:id="rIdsoo8f9duuf6zcsvbgl4tt">
               <w:r>
                 <w:rPr>
                   <w:rFonts w:ascii="Arial" w:cs="Arial" w:eastAsia="Arial" w:hAnsi="Arial"/>
@@ -3619,7 +3619,7 @@
                   <w:szCs w:val="16"/>
                   <w:u w:val="single" w:color="2E75B6"/>
                 </w:rPr>
-                <w:t xml:space="preserve">Area Models for Decimal Multiplication (Flexbook)</w:t>
+                <w:t xml:space="preserve">Alternate Area of a Triangle (PLIX)</w:t>
               </w:r>
             </w:hyperlink>
           </w:p>
@@ -3643,7 +3643,7 @@
               <w:spacing w:after="10" w:before="0"/>
               <w:ind w:left="120"/>
             </w:pPr>
-            <w:hyperlink w:history="1" r:id="rIdqunk_motrgpfpsmnghquf">
+            <w:hyperlink w:history="1" r:id="rIdkacmy1_5natogdojwagz_">
               <w:r>
                 <w:rPr>
                   <w:rFonts w:ascii="Arial" w:cs="Arial" w:eastAsia="Arial" w:hAnsi="Arial"/>
@@ -3838,7 +3838,7 @@
             <w:pPr>
               <w:spacing w:after="20" w:before="0"/>
             </w:pPr>
-            <w:hyperlink w:history="1" r:id="rIdrmqo7nqkcqbircmr56mse">
+            <w:hyperlink w:history="1" r:id="rId4imkd0c_6wktzc1udhfjh">
               <w:r>
                 <w:rPr>
                   <w:rFonts w:ascii="Arial" w:cs="Arial" w:eastAsia="Arial" w:hAnsi="Arial"/>
@@ -3847,7 +3847,7 @@
                   <w:szCs w:val="16"/>
                   <w:u w:val="single" w:color="2E75B6"/>
                 </w:rPr>
-                <w:t xml:space="preserve">Parallelogram on the coordinate plane</w:t>
+                <w:t xml:space="preserve">Area of a triangle</w:t>
               </w:r>
             </w:hyperlink>
           </w:p>
@@ -3871,7 +3871,7 @@
               <w:spacing w:after="10" w:before="0"/>
               <w:ind w:left="120"/>
             </w:pPr>
-            <w:hyperlink w:history="1" r:id="rIdprnvobkvgfcic_rj1pq1p">
+            <w:hyperlink w:history="1" r:id="rIdupjtsrwx7xlsiwdsigpga">
               <w:r>
                 <w:rPr>
                   <w:rFonts w:ascii="Arial" w:cs="Arial" w:eastAsia="Arial" w:hAnsi="Arial"/>
@@ -3916,7 +3916,7 @@
             <w:pPr>
               <w:spacing w:after="20" w:before="0"/>
             </w:pPr>
-            <w:hyperlink w:history="1" r:id="rIdjngarnlvie7eyk1ghz8io">
+            <w:hyperlink w:history="1" r:id="rIdg5qveveab-jgahpryjvjr">
               <w:r>
                 <w:rPr>
                   <w:rFonts w:ascii="Arial" w:cs="Arial" w:eastAsia="Arial" w:hAnsi="Arial"/>
@@ -3925,7 +3925,7 @@
                   <w:szCs w:val="16"/>
                   <w:u w:val="single" w:color="2E75B6"/>
                 </w:rPr>
-                <w:t xml:space="preserve">Area Models for Decimal Multiplication (Flexbook)</w:t>
+                <w:t xml:space="preserve">Area of a Triangle: Ice Cream Cones (PLIX)</w:t>
               </w:r>
             </w:hyperlink>
           </w:p>
@@ -3949,7 +3949,7 @@
               <w:spacing w:after="10" w:before="0"/>
               <w:ind w:left="120"/>
             </w:pPr>
-            <w:hyperlink w:history="1" r:id="rId1z2ld_6mtwcwdsvbcmjck">
+            <w:hyperlink w:history="1" r:id="rId2on41tg2ypyvgmy9b3ckz">
               <w:r>
                 <w:rPr>
                   <w:rFonts w:ascii="Arial" w:cs="Arial" w:eastAsia="Arial" w:hAnsi="Arial"/>
@@ -4144,7 +4144,7 @@
             <w:pPr>
               <w:spacing w:after="20" w:before="0"/>
             </w:pPr>
-            <w:hyperlink w:history="1" r:id="rIdbyhnakowgva56kwcrhbl3">
+            <w:hyperlink w:history="1" r:id="rIdvdpjjyxiwu3ufdojrckqi">
               <w:r>
                 <w:rPr>
                   <w:rFonts w:ascii="Arial" w:cs="Arial" w:eastAsia="Arial" w:hAnsi="Arial"/>
@@ -4153,7 +4153,7 @@
                   <w:szCs w:val="16"/>
                   <w:u w:val="single" w:color="2E75B6"/>
                 </w:rPr>
-                <w:t xml:space="preserve">Parallelogram on the coordinate plane</w:t>
+                <w:t xml:space="preserve">Manipulating formulas: area</w:t>
               </w:r>
             </w:hyperlink>
           </w:p>
@@ -4177,7 +4177,7 @@
               <w:spacing w:after="10" w:before="0"/>
               <w:ind w:left="120"/>
             </w:pPr>
-            <w:hyperlink w:history="1" r:id="rIdnxn1glawhmlpeug5yhgje">
+            <w:hyperlink w:history="1" r:id="rId3_x6c28g2hswgc6km5t3e">
               <w:r>
                 <w:rPr>
                   <w:rFonts w:ascii="Arial" w:cs="Arial" w:eastAsia="Arial" w:hAnsi="Arial"/>
@@ -4222,7 +4222,7 @@
             <w:pPr>
               <w:spacing w:after="20" w:before="0"/>
             </w:pPr>
-            <w:hyperlink w:history="1" r:id="rIdf3zlnzvwdf5iyia3lhpyr">
+            <w:hyperlink w:history="1" r:id="rIdrzczdlpxqd-dcqh8eui4r">
               <w:r>
                 <w:rPr>
                   <w:rFonts w:ascii="Arial" w:cs="Arial" w:eastAsia="Arial" w:hAnsi="Arial"/>
@@ -4231,7 +4231,7 @@
                   <w:szCs w:val="16"/>
                   <w:u w:val="single" w:color="2E75B6"/>
                 </w:rPr>
-                <w:t xml:space="preserve">Area Models for Decimal Multiplication (Flexbook)</w:t>
+                <w:t xml:space="preserve">Alternate Formula for the Area of a Triangle (Flexbook)</w:t>
               </w:r>
             </w:hyperlink>
           </w:p>
@@ -4255,7 +4255,7 @@
               <w:spacing w:after="10" w:before="0"/>
               <w:ind w:left="120"/>
             </w:pPr>
-            <w:hyperlink w:history="1" r:id="rIdh1ynyjg6arj4psqru4zve">
+            <w:hyperlink w:history="1" r:id="rIdc_exd0rmvpuv4b5i1ii-3">
               <w:r>
                 <w:rPr>
                   <w:rFonts w:ascii="Arial" w:cs="Arial" w:eastAsia="Arial" w:hAnsi="Arial"/>
@@ -4450,7 +4450,7 @@
             <w:pPr>
               <w:spacing w:after="20" w:before="0"/>
             </w:pPr>
-            <w:hyperlink w:history="1" r:id="rIdozivy9mws8qvjyvvqhgek">
+            <w:hyperlink w:history="1" r:id="rIdqleaiwn6qq_1xqjpj6wx0">
               <w:r>
                 <w:rPr>
                   <w:rFonts w:ascii="Arial" w:cs="Arial" w:eastAsia="Arial" w:hAnsi="Arial"/>
@@ -4459,7 +4459,7 @@
                   <w:szCs w:val="16"/>
                   <w:u w:val="single" w:color="2E75B6"/>
                 </w:rPr>
-                <w:t xml:space="preserve">Parallelogram on the coordinate plane</w:t>
+                <w:t xml:space="preserve">Finding area of triangles</w:t>
               </w:r>
             </w:hyperlink>
           </w:p>
@@ -4483,7 +4483,7 @@
               <w:spacing w:after="10" w:before="0"/>
               <w:ind w:left="120"/>
             </w:pPr>
-            <w:hyperlink w:history="1" r:id="rIdsl_3g36sn-5ydpi-jtmiz">
+            <w:hyperlink w:history="1" r:id="rIdfhk8kxle4h5hclasskwdb">
               <w:r>
                 <w:rPr>
                   <w:rFonts w:ascii="Arial" w:cs="Arial" w:eastAsia="Arial" w:hAnsi="Arial"/>
@@ -4521,14 +4521,14 @@
                 <w:sz w:val="16"/>
                 <w:szCs w:val="16"/>
               </w:rPr>
-              <w:t xml:space="preserve">📖 HTML:</w:t>
+              <w:t xml:space="preserve">📖 EXERCISE:</w:t>
             </w:r>
           </w:p>
           <w:p>
             <w:pPr>
               <w:spacing w:after="20" w:before="0"/>
             </w:pPr>
-            <w:hyperlink w:history="1" r:id="rIdsn5gnscxg2n_ouka0cr-t">
+            <w:hyperlink w:history="1" r:id="rIdapg9rptur3qpcxkc32kfw">
               <w:r>
                 <w:rPr>
                   <w:rFonts w:ascii="Arial" w:cs="Arial" w:eastAsia="Arial" w:hAnsi="Arial"/>
@@ -4537,7 +4537,7 @@
                   <w:szCs w:val="16"/>
                   <w:u w:val="single" w:color="2E75B6"/>
                 </w:rPr>
-                <w:t xml:space="preserve">Area Models for Decimal Multiplication (Flexbook)</w:t>
+                <w:t xml:space="preserve">Alternate Formula for the Area of a Triangle Practice</w:t>
               </w:r>
             </w:hyperlink>
           </w:p>
@@ -4561,7 +4561,7 @@
               <w:spacing w:after="10" w:before="0"/>
               <w:ind w:left="120"/>
             </w:pPr>
-            <w:hyperlink w:history="1" r:id="rIdgcr63gen5gljmvdnf6upb">
+            <w:hyperlink w:history="1" r:id="rIdwaacka5pfzpuzlwc2-x9b">
               <w:r>
                 <w:rPr>
                   <w:rFonts w:ascii="Arial" w:cs="Arial" w:eastAsia="Arial" w:hAnsi="Arial"/>
@@ -6124,7 +6124,7 @@
             <w:pPr>
               <w:spacing w:after="20" w:before="0"/>
             </w:pPr>
-            <w:hyperlink w:history="1" r:id="rIdelek-7vzxt-sb2dwmr-iu">
+            <w:hyperlink w:history="1" r:id="rId55iufq2q3sejl-xs9njnu">
               <w:r>
                 <w:rPr>
                   <w:rFonts w:ascii="Arial" w:cs="Arial" w:eastAsia="Arial" w:hAnsi="Arial"/>
@@ -6133,7 +6133,7 @@
                   <w:szCs w:val="16"/>
                   <w:u w:val="single" w:color="2E75B6"/>
                 </w:rPr>
-                <w:t xml:space="preserve">Parallelogram on the coordinate plane</w:t>
+                <w:t xml:space="preserve">Heron's formula -dubbed(KY)</w:t>
               </w:r>
             </w:hyperlink>
           </w:p>
@@ -6149,7 +6149,7 @@
                 <w:sz w:val="14"/>
                 <w:szCs w:val="14"/>
               </w:rPr>
-              <w:t xml:space="preserve">Source: Khan Academy (English - US curriculum)</w:t>
+              <w:t xml:space="preserve">Source: Khan Academy (Kiswahili)</w:t>
             </w:r>
           </w:p>
           <w:p>
@@ -6157,7 +6157,7 @@
               <w:spacing w:after="10" w:before="0"/>
               <w:ind w:left="120"/>
             </w:pPr>
-            <w:hyperlink w:history="1" r:id="rIdp9twqzo0mn7tiufclu34r">
+            <w:hyperlink w:history="1" r:id="rIdrfauuwrposyyk6wvnjsye">
               <w:r>
                 <w:rPr>
                   <w:rFonts w:ascii="Arial" w:cs="Arial" w:eastAsia="Arial" w:hAnsi="Arial"/>
@@ -6202,7 +6202,7 @@
             <w:pPr>
               <w:spacing w:after="20" w:before="0"/>
             </w:pPr>
-            <w:hyperlink w:history="1" r:id="rId5agjov8lbogyowp2dxaov">
+            <w:hyperlink w:history="1" r:id="rIdtnokpqslruwj_15mjrrv6">
               <w:r>
                 <w:rPr>
                   <w:rFonts w:ascii="Arial" w:cs="Arial" w:eastAsia="Arial" w:hAnsi="Arial"/>
@@ -6211,7 +6211,7 @@
                   <w:szCs w:val="16"/>
                   <w:u w:val="single" w:color="2E75B6"/>
                 </w:rPr>
-                <w:t xml:space="preserve">Area Models for Decimal Multiplication (Flexbook)</w:t>
+                <w:t xml:space="preserve">Heron's Formula (Flexbook)</w:t>
               </w:r>
             </w:hyperlink>
           </w:p>
@@ -6235,7 +6235,7 @@
               <w:spacing w:after="10" w:before="0"/>
               <w:ind w:left="120"/>
             </w:pPr>
-            <w:hyperlink w:history="1" r:id="rIdgx0wukfacbgmxv2k97mko">
+            <w:hyperlink w:history="1" r:id="rIdzp76fmarz0f-zgivt1npm">
               <w:r>
                 <w:rPr>
                   <w:rFonts w:ascii="Arial" w:cs="Arial" w:eastAsia="Arial" w:hAnsi="Arial"/>
@@ -6430,7 +6430,7 @@
             <w:pPr>
               <w:spacing w:after="20" w:before="0"/>
             </w:pPr>
-            <w:hyperlink w:history="1" r:id="rId4u1rjjsrxphwgle2cjvik">
+            <w:hyperlink w:history="1" r:id="rId6dxmiofl_ju3ilsosg3yn">
               <w:r>
                 <w:rPr>
                   <w:rFonts w:ascii="Arial" w:cs="Arial" w:eastAsia="Arial" w:hAnsi="Arial"/>
@@ -6439,7 +6439,7 @@
                   <w:szCs w:val="16"/>
                   <w:u w:val="single" w:color="2E75B6"/>
                 </w:rPr>
-                <w:t xml:space="preserve">Parallelogram on the coordinate plane</w:t>
+                <w:t xml:space="preserve">Proof of Heron's formula (1 of 2) -dubbed(KY)</w:t>
               </w:r>
             </w:hyperlink>
           </w:p>
@@ -6455,7 +6455,7 @@
                 <w:sz w:val="14"/>
                 <w:szCs w:val="14"/>
               </w:rPr>
-              <w:t xml:space="preserve">Source: Khan Academy (English - US curriculum)</w:t>
+              <w:t xml:space="preserve">Source: Khan Academy (Kiswahili)</w:t>
             </w:r>
           </w:p>
           <w:p>
@@ -6463,7 +6463,7 @@
               <w:spacing w:after="10" w:before="0"/>
               <w:ind w:left="120"/>
             </w:pPr>
-            <w:hyperlink w:history="1" r:id="rIdkhukolhvdyad0xmge5xgq">
+            <w:hyperlink w:history="1" r:id="rIdfvzenedslqvoax9ev8yev">
               <w:r>
                 <w:rPr>
                   <w:rFonts w:ascii="Arial" w:cs="Arial" w:eastAsia="Arial" w:hAnsi="Arial"/>
@@ -6501,14 +6501,14 @@
                 <w:sz w:val="16"/>
                 <w:szCs w:val="16"/>
               </w:rPr>
-              <w:t xml:space="preserve">📖 HTML:</w:t>
+              <w:t xml:space="preserve">📖 EXERCISE:</w:t>
             </w:r>
           </w:p>
           <w:p>
             <w:pPr>
               <w:spacing w:after="20" w:before="0"/>
             </w:pPr>
-            <w:hyperlink w:history="1" r:id="rIdbridgtc64igd6zakmdzqj">
+            <w:hyperlink w:history="1" r:id="rId3pxuakjcriui_0rconoqq">
               <w:r>
                 <w:rPr>
                   <w:rFonts w:ascii="Arial" w:cs="Arial" w:eastAsia="Arial" w:hAnsi="Arial"/>
@@ -6517,7 +6517,7 @@
                   <w:szCs w:val="16"/>
                   <w:u w:val="single" w:color="2E75B6"/>
                 </w:rPr>
-                <w:t xml:space="preserve">Area Models for Decimal Multiplication (Flexbook)</w:t>
+                <w:t xml:space="preserve">Heron's Formula Practice</w:t>
               </w:r>
             </w:hyperlink>
           </w:p>
@@ -6541,7 +6541,7 @@
               <w:spacing w:after="10" w:before="0"/>
               <w:ind w:left="120"/>
             </w:pPr>
-            <w:hyperlink w:history="1" r:id="rId3nradlcrwi2xgz6gcihuf">
+            <w:hyperlink w:history="1" r:id="rIdcuot23tmw__idrjcf0enw">
               <w:r>
                 <w:rPr>
                   <w:rFonts w:ascii="Arial" w:cs="Arial" w:eastAsia="Arial" w:hAnsi="Arial"/>
@@ -6736,7 +6736,7 @@
             <w:pPr>
               <w:spacing w:after="20" w:before="0"/>
             </w:pPr>
-            <w:hyperlink w:history="1" r:id="rIdnujb8psuzuf005hf_9qxx">
+            <w:hyperlink w:history="1" r:id="rIdfw6y73y5fzs7z0irfovxu">
               <w:r>
                 <w:rPr>
                   <w:rFonts w:ascii="Arial" w:cs="Arial" w:eastAsia="Arial" w:hAnsi="Arial"/>
@@ -6745,7 +6745,7 @@
                   <w:szCs w:val="16"/>
                   <w:u w:val="single" w:color="2E75B6"/>
                 </w:rPr>
-                <w:t xml:space="preserve">Parallelogram on the coordinate plane</w:t>
+                <w:t xml:space="preserve">Proof of Heron's formula (2 of 2) -dubbed(KY)</w:t>
               </w:r>
             </w:hyperlink>
           </w:p>
@@ -6761,7 +6761,7 @@
                 <w:sz w:val="14"/>
                 <w:szCs w:val="14"/>
               </w:rPr>
-              <w:t xml:space="preserve">Source: Khan Academy (English - US curriculum)</w:t>
+              <w:t xml:space="preserve">Source: Khan Academy (Kiswahili)</w:t>
             </w:r>
           </w:p>
           <w:p>
@@ -6769,7 +6769,7 @@
               <w:spacing w:after="10" w:before="0"/>
               <w:ind w:left="120"/>
             </w:pPr>
-            <w:hyperlink w:history="1" r:id="rIdy_knlbjigmbb3l1zdzsai">
+            <w:hyperlink w:history="1" r:id="rIdig_-wmv2yy6f8hu3c6vad">
               <w:r>
                 <w:rPr>
                   <w:rFonts w:ascii="Arial" w:cs="Arial" w:eastAsia="Arial" w:hAnsi="Arial"/>
@@ -6807,14 +6807,14 @@
                 <w:sz w:val="16"/>
                 <w:szCs w:val="16"/>
               </w:rPr>
-              <w:t xml:space="preserve">📖 HTML:</w:t>
+              <w:t xml:space="preserve">📖 EXERCISE:</w:t>
             </w:r>
           </w:p>
           <w:p>
             <w:pPr>
               <w:spacing w:after="20" w:before="0"/>
             </w:pPr>
-            <w:hyperlink w:history="1" r:id="rId52yi8zstancyimc5ltag8">
+            <w:hyperlink w:history="1" r:id="rIdq8qp9n7ggc0pytc1lek8f">
               <w:r>
                 <w:rPr>
                   <w:rFonts w:ascii="Arial" w:cs="Arial" w:eastAsia="Arial" w:hAnsi="Arial"/>
@@ -6823,7 +6823,7 @@
                   <w:szCs w:val="16"/>
                   <w:u w:val="single" w:color="2E75B6"/>
                 </w:rPr>
-                <w:t xml:space="preserve">Area Models for Decimal Multiplication (Flexbook)</w:t>
+                <w:t xml:space="preserve">Solve for an angle in right triangles</w:t>
               </w:r>
             </w:hyperlink>
           </w:p>
@@ -6839,7 +6839,7 @@
                 <w:sz w:val="14"/>
                 <w:szCs w:val="14"/>
               </w:rPr>
-              <w:t xml:space="preserve">Source: CK-12</w:t>
+              <w:t xml:space="preserve">Source: Khan Academy (English - US curriculum)</w:t>
             </w:r>
           </w:p>
           <w:p>
@@ -6847,7 +6847,7 @@
               <w:spacing w:after="10" w:before="0"/>
               <w:ind w:left="120"/>
             </w:pPr>
-            <w:hyperlink w:history="1" r:id="rIdgb0gzet28q6_utim4ddjc">
+            <w:hyperlink w:history="1" r:id="rIdcqkl0xme3gqlkcd9qooxr">
               <w:r>
                 <w:rPr>
                   <w:rFonts w:ascii="Arial" w:cs="Arial" w:eastAsia="Arial" w:hAnsi="Arial"/>
@@ -7042,7 +7042,7 @@
             <w:pPr>
               <w:spacing w:after="20" w:before="0"/>
             </w:pPr>
-            <w:hyperlink w:history="1" r:id="rIdpb7-yhctmuhqkgu2vciig">
+            <w:hyperlink w:history="1" r:id="rIdvi9gfsf0h38akvcxkw-_d">
               <w:r>
                 <w:rPr>
                   <w:rFonts w:ascii="Arial" w:cs="Arial" w:eastAsia="Arial" w:hAnsi="Arial"/>
@@ -7051,7 +7051,7 @@
                   <w:szCs w:val="16"/>
                   <w:u w:val="single" w:color="2E75B6"/>
                 </w:rPr>
-                <w:t xml:space="preserve">Parallelogram on the coordinate plane</w:t>
+                <w:t xml:space="preserve">Area of inscribed equilateral triangle -dubbed(KY)</w:t>
               </w:r>
             </w:hyperlink>
           </w:p>
@@ -7067,7 +7067,7 @@
                 <w:sz w:val="14"/>
                 <w:szCs w:val="14"/>
               </w:rPr>
-              <w:t xml:space="preserve">Source: Khan Academy (English - US curriculum)</w:t>
+              <w:t xml:space="preserve">Source: Khan Academy (Kiswahili)</w:t>
             </w:r>
           </w:p>
           <w:p>
@@ -7075,7 +7075,7 @@
               <w:spacing w:after="10" w:before="0"/>
               <w:ind w:left="120"/>
             </w:pPr>
-            <w:hyperlink w:history="1" r:id="rIdxxcmymbggwgq1nlzzeyfe">
+            <w:hyperlink w:history="1" r:id="rIdeb2br6jlenzl8ut9kxywx">
               <w:r>
                 <w:rPr>
                   <w:rFonts w:ascii="Arial" w:cs="Arial" w:eastAsia="Arial" w:hAnsi="Arial"/>
@@ -7120,7 +7120,7 @@
             <w:pPr>
               <w:spacing w:after="20" w:before="0"/>
             </w:pPr>
-            <w:hyperlink w:history="1" r:id="rIdcocl78htv_--sqf1rhouf">
+            <w:hyperlink w:history="1" r:id="rId6pmrp6lc-e9d8gwpbq3_1">
               <w:r>
                 <w:rPr>
                   <w:rFonts w:ascii="Arial" w:cs="Arial" w:eastAsia="Arial" w:hAnsi="Arial"/>
@@ -7129,7 +7129,7 @@
                   <w:szCs w:val="16"/>
                   <w:u w:val="single" w:color="2E75B6"/>
                 </w:rPr>
-                <w:t xml:space="preserve">Area Models for Decimal Multiplication (Flexbook)</w:t>
+                <w:t xml:space="preserve">Alternate Formula for the Area of a Triangle (Flexbook)</w:t>
               </w:r>
             </w:hyperlink>
           </w:p>
@@ -7153,7 +7153,7 @@
               <w:spacing w:after="10" w:before="0"/>
               <w:ind w:left="120"/>
             </w:pPr>
-            <w:hyperlink w:history="1" r:id="rId_hlcfaxfawce6gb8xwtep">
+            <w:hyperlink w:history="1" r:id="rIdazyqv5jagyejvvbyabw8t">
               <w:r>
                 <w:rPr>
                   <w:rFonts w:ascii="Arial" w:cs="Arial" w:eastAsia="Arial" w:hAnsi="Arial"/>
@@ -7348,7 +7348,7 @@
             <w:pPr>
               <w:spacing w:after="20" w:before="0"/>
             </w:pPr>
-            <w:hyperlink w:history="1" r:id="rIdbsfktxjnzz2bdub7mmhif">
+            <w:hyperlink w:history="1" r:id="rIdzbaiq5zagpngdrm4dpuyr">
               <w:r>
                 <w:rPr>
                   <w:rFonts w:ascii="Arial" w:cs="Arial" w:eastAsia="Arial" w:hAnsi="Arial"/>
@@ -7357,7 +7357,7 @@
                   <w:szCs w:val="16"/>
                   <w:u w:val="single" w:color="2E75B6"/>
                 </w:rPr>
-                <w:t xml:space="preserve">Parallelogram on the coordinate plane</w:t>
+                <w:t xml:space="preserve">Heron's formula -dubbed(KY)</w:t>
               </w:r>
             </w:hyperlink>
           </w:p>
@@ -7373,7 +7373,7 @@
                 <w:sz w:val="14"/>
                 <w:szCs w:val="14"/>
               </w:rPr>
-              <w:t xml:space="preserve">Source: Khan Academy (English - US curriculum)</w:t>
+              <w:t xml:space="preserve">Source: Khan Academy (Kiswahili)</w:t>
             </w:r>
           </w:p>
           <w:p>
@@ -7381,7 +7381,7 @@
               <w:spacing w:after="10" w:before="0"/>
               <w:ind w:left="120"/>
             </w:pPr>
-            <w:hyperlink w:history="1" r:id="rId60nqh3x7bp0sl9895kvkn">
+            <w:hyperlink w:history="1" r:id="rIduptoiuj0lxzonhtfqbhg5">
               <w:r>
                 <w:rPr>
                   <w:rFonts w:ascii="Arial" w:cs="Arial" w:eastAsia="Arial" w:hAnsi="Arial"/>
@@ -7419,14 +7419,14 @@
                 <w:sz w:val="16"/>
                 <w:szCs w:val="16"/>
               </w:rPr>
-              <w:t xml:space="preserve">📖 HTML:</w:t>
+              <w:t xml:space="preserve">📖 EXERCISE:</w:t>
             </w:r>
           </w:p>
           <w:p>
             <w:pPr>
               <w:spacing w:after="20" w:before="0"/>
             </w:pPr>
-            <w:hyperlink w:history="1" r:id="rIdow6_u-emuzp6oxxbelp1t">
+            <w:hyperlink w:history="1" r:id="rId-5mn7s0ralfwp6cvxqris">
               <w:r>
                 <w:rPr>
                   <w:rFonts w:ascii="Arial" w:cs="Arial" w:eastAsia="Arial" w:hAnsi="Arial"/>
@@ -7435,7 +7435,7 @@
                   <w:szCs w:val="16"/>
                   <w:u w:val="single" w:color="2E75B6"/>
                 </w:rPr>
-                <w:t xml:space="preserve">Area Models for Decimal Multiplication (Flexbook)</w:t>
+                <w:t xml:space="preserve">Alternate Formula for the Area of a Triangle Practice</w:t>
               </w:r>
             </w:hyperlink>
           </w:p>
@@ -7459,7 +7459,7 @@
               <w:spacing w:after="10" w:before="0"/>
               <w:ind w:left="120"/>
             </w:pPr>
-            <w:hyperlink w:history="1" r:id="rIdugfdywonj73ybgj2-pmuw">
+            <w:hyperlink w:history="1" r:id="rIdrngfdhfpofb6dyiqtcrpj">
               <w:r>
                 <w:rPr>
                   <w:rFonts w:ascii="Arial" w:cs="Arial" w:eastAsia="Arial" w:hAnsi="Arial"/>
@@ -8946,7 +8946,7 @@
             <w:pPr>
               <w:spacing w:after="20" w:before="0"/>
             </w:pPr>
-            <w:hyperlink w:history="1" r:id="rIdlmze6h9l6wwor-yfxozz8">
+            <w:hyperlink w:history="1" r:id="rIddmq7i09vs1acivvrzquyk">
               <w:r>
                 <w:rPr>
                   <w:rFonts w:ascii="Arial" w:cs="Arial" w:eastAsia="Arial" w:hAnsi="Arial"/>
@@ -8955,7 +8955,7 @@
                   <w:szCs w:val="16"/>
                   <w:u w:val="single" w:color="2E75B6"/>
                 </w:rPr>
-                <w:t xml:space="preserve">Parallelogram on the coordinate plane</w:t>
+                <w:t xml:space="preserve">Heron's formula -dubbed(KY)</w:t>
               </w:r>
             </w:hyperlink>
           </w:p>
@@ -8971,7 +8971,7 @@
                 <w:sz w:val="14"/>
                 <w:szCs w:val="14"/>
               </w:rPr>
-              <w:t xml:space="preserve">Source: Khan Academy (English - US curriculum)</w:t>
+              <w:t xml:space="preserve">Source: Khan Academy (Kiswahili)</w:t>
             </w:r>
           </w:p>
           <w:p>
@@ -8979,7 +8979,7 @@
               <w:spacing w:after="10" w:before="0"/>
               <w:ind w:left="120"/>
             </w:pPr>
-            <w:hyperlink w:history="1" r:id="rIdheallzgggtgjhbawqlyvp">
+            <w:hyperlink w:history="1" r:id="rId-m1rgbbbzaorlndks0sd0">
               <w:r>
                 <w:rPr>
                   <w:rFonts w:ascii="Arial" w:cs="Arial" w:eastAsia="Arial" w:hAnsi="Arial"/>
@@ -9024,7 +9024,7 @@
             <w:pPr>
               <w:spacing w:after="20" w:before="0"/>
             </w:pPr>
-            <w:hyperlink w:history="1" r:id="rIdjhltmzrxzdznmrwsv83iw">
+            <w:hyperlink w:history="1" r:id="rIdcc2y22zzyhvgoc9cqdisu">
               <w:r>
                 <w:rPr>
                   <w:rFonts w:ascii="Arial" w:cs="Arial" w:eastAsia="Arial" w:hAnsi="Arial"/>
@@ -9057,7 +9057,7 @@
               <w:spacing w:after="10" w:before="0"/>
               <w:ind w:left="120"/>
             </w:pPr>
-            <w:hyperlink w:history="1" r:id="rIdxi33rcvcxrobgvi_c5ygj">
+            <w:hyperlink w:history="1" r:id="rId5xd9bjqemrlssrnozu-nj">
               <w:r>
                 <w:rPr>
                   <w:rFonts w:ascii="Arial" w:cs="Arial" w:eastAsia="Arial" w:hAnsi="Arial"/>
@@ -9252,7 +9252,7 @@
             <w:pPr>
               <w:spacing w:after="20" w:before="0"/>
             </w:pPr>
-            <w:hyperlink w:history="1" r:id="rIdamkaaers6ipjav9xtapus">
+            <w:hyperlink w:history="1" r:id="rIdxwmsoyjfmlnidpoiwq6t9">
               <w:r>
                 <w:rPr>
                   <w:rFonts w:ascii="Arial" w:cs="Arial" w:eastAsia="Arial" w:hAnsi="Arial"/>
@@ -9261,7 +9261,7 @@
                   <w:szCs w:val="16"/>
                   <w:u w:val="single" w:color="2E75B6"/>
                 </w:rPr>
-                <w:t xml:space="preserve">Parallelogram on the coordinate plane</w:t>
+                <w:t xml:space="preserve">Proof of Heron's formula (1 of 2) -dubbed(KY)</w:t>
               </w:r>
             </w:hyperlink>
           </w:p>
@@ -9277,7 +9277,7 @@
                 <w:sz w:val="14"/>
                 <w:szCs w:val="14"/>
               </w:rPr>
-              <w:t xml:space="preserve">Source: Khan Academy (English - US curriculum)</w:t>
+              <w:t xml:space="preserve">Source: Khan Academy (Kiswahili)</w:t>
             </w:r>
           </w:p>
           <w:p>
@@ -9285,7 +9285,7 @@
               <w:spacing w:after="10" w:before="0"/>
               <w:ind w:left="120"/>
             </w:pPr>
-            <w:hyperlink w:history="1" r:id="rIdmmnaq7hsazgou8jcsky-k">
+            <w:hyperlink w:history="1" r:id="rIdld6alxbx2owmxgkdvw8ar">
               <w:r>
                 <w:rPr>
                   <w:rFonts w:ascii="Arial" w:cs="Arial" w:eastAsia="Arial" w:hAnsi="Arial"/>
@@ -9323,6 +9323,312 @@
                 <w:sz w:val="16"/>
                 <w:szCs w:val="16"/>
               </w:rPr>
+              <w:t xml:space="preserve">📖 EXERCISE:</w:t>
+            </w:r>
+          </w:p>
+          <w:p>
+            <w:pPr>
+              <w:spacing w:after="20" w:before="0"/>
+            </w:pPr>
+            <w:hyperlink w:history="1" r:id="rId2yatmgyyf-fml5z8sil_x">
+              <w:r>
+                <w:rPr>
+                  <w:rFonts w:ascii="Arial" w:cs="Arial" w:eastAsia="Arial" w:hAnsi="Arial"/>
+                  <w:color w:val="2E75B6"/>
+                  <w:sz w:val="16"/>
+                  <w:szCs w:val="16"/>
+                  <w:u w:val="single" w:color="2E75B6"/>
+                </w:rPr>
+                <w:t xml:space="preserve">Heron's Formula Practice</w:t>
+              </w:r>
+            </w:hyperlink>
+          </w:p>
+          <w:p>
+            <w:pPr>
+              <w:spacing w:after="10" w:before="0"/>
+              <w:ind w:left="120"/>
+            </w:pPr>
+            <w:r>
+              <w:rPr>
+                <w:rFonts w:ascii="Arial" w:cs="Arial" w:eastAsia="Arial" w:hAnsi="Arial"/>
+                <w:color w:val="595959"/>
+                <w:sz w:val="14"/>
+                <w:szCs w:val="14"/>
+              </w:rPr>
+              <w:t xml:space="preserve">Source: CK-12</w:t>
+            </w:r>
+          </w:p>
+          <w:p>
+            <w:pPr>
+              <w:spacing w:after="10" w:before="0"/>
+              <w:ind w:left="120"/>
+            </w:pPr>
+            <w:hyperlink w:history="1" r:id="rIdwgq1zvorflbz14gvd3ksr">
+              <w:r>
+                <w:rPr>
+                  <w:rFonts w:ascii="Arial" w:cs="Arial" w:eastAsia="Arial" w:hAnsi="Arial"/>
+                  <w:color w:val="595959"/>
+                  <w:sz w:val="14"/>
+                  <w:szCs w:val="14"/>
+                  <w:u w:val="single" w:color="595959"/>
+                </w:rPr>
+                <w:t xml:space="preserve">🔍 Search ARES for similar readings</w:t>
+              </w:r>
+            </w:hyperlink>
+          </w:p>
+        </w:tc>
+        <w:tc>
+          <w:tcPr>
+            <w:tcW w:type="dxa" w:w="3040"/>
+            <w:shd w:fill="FFFFFF" w:color="auto" w:val="clear"/>
+            <w:tcMar>
+              <w:top w:type="dxa" w:w="60"/>
+              <w:left w:type="dxa" w:w="120"/>
+              <w:bottom w:type="dxa" w:w="60"/>
+              <w:right w:type="dxa" w:w="120"/>
+            </w:tcMar>
+            <w:vAlign w:val="top"/>
+          </w:tcPr>
+          <w:p>
+            <w:pPr>
+              <w:spacing w:after="40" w:before="0"/>
+              <w:jc w:val="left"/>
+            </w:pPr>
+            <w:r>
+              <w:rPr>
+                <w:rFonts w:ascii="Arial" w:cs="Arial" w:eastAsia="Arial" w:hAnsi="Arial"/>
+                <w:b w:val="false"/>
+                <w:bCs w:val="false"/>
+                <w:i w:val="false"/>
+                <w:iCs w:val="false"/>
+                <w:color w:val="000000"/>
+                <w:sz w:val="18"/>
+                <w:szCs w:val="18"/>
+              </w:rPr>
+              <w:t xml:space="preserve">Groups of four receive a Group Measurement Sheet with a table: columns for Object Name, Side a (cm), Side b (cm), Side c (cm), Semi-perimeter s, and Computed Area (cm²). Groups identify at least two triangular objects in the classroom or immediately visible from the window — for example, the top face of a tripod stand, a triangular floor tile, a triangular section of a wall display, or the triangular outline of a roof gable seen through the window. Learners measure all three sides of each triangle using a 30 cm ruler or a 3-metre tape measure. They record raw measurements, convert units if necessary, then apply Heron's Formula step-by-step: (1) compute s = (a + b + c)/2; (2) compute s−a, s−b, s−c; (3) compute s(s−a)(s−b)(s−c); (4) take the square root. Each group posts one completed row on the shared class table drawn on the chalkboard.</w:t>
+            </w:r>
+          </w:p>
+        </w:tc>
+        <w:tc>
+          <w:tcPr>
+            <w:tcW w:type="dxa" w:w="3040"/>
+            <w:shd w:fill="F2F2F2" w:color="auto" w:val="clear"/>
+            <w:tcMar>
+              <w:top w:type="dxa" w:w="60"/>
+              <w:left w:type="dxa" w:w="120"/>
+              <w:bottom w:type="dxa" w:w="60"/>
+              <w:right w:type="dxa" w:w="120"/>
+            </w:tcMar>
+            <w:vAlign w:val="top"/>
+          </w:tcPr>
+          <w:p>
+            <w:pPr>
+              <w:spacing w:after="40" w:before="0"/>
+              <w:jc w:val="left"/>
+            </w:pPr>
+            <w:r>
+              <w:rPr>
+                <w:rFonts w:ascii="Arial" w:cs="Arial" w:eastAsia="Arial" w:hAnsi="Arial"/>
+                <w:b w:val="false"/>
+                <w:bCs w:val="false"/>
+                <w:i w:val="false"/>
+                <w:iCs w:val="false"/>
+                <w:color w:val="000000"/>
+                <w:sz w:val="18"/>
+                <w:szCs w:val="18"/>
+              </w:rPr>
+              <w:t xml:space="preserve">Before releasing groups, demonstrate the measurement protocol on a triangular cardboard cut-out: 'I place my ruler along Side 1 and read to the nearest millimetre — I get 12.4 cm. I record this as Side a. I measure Side 2 — 9.7 cm, this is Side b. Side 3 — 8.1 cm, this is Side c.' Emphasise: 'Measure to the nearest millimetre. If you use a tape measure, keep it taut against the surface.' Release groups with the instruction: 'You have 18 minutes. Measure two different triangles and complete your Group Measurement Sheet. Both group members must take at least one measurement.' Circulate every 3–4 minutes. Use targeted prompts: 'Show me where you placed the zero end of the ruler.' 'What did you get for s − b? Check it against Side b.' 'Is your answer in centimetres or metres — be consistent.' After 18 minutes, call groups back: 'One representative from each group, write your best triangle row on the class table on the board. Write the object name, the three sides, s, and your area.' Allow 5 minutes for posting. Instruct remaining learners: 'While your representative writes, check your own calculation one more time.'</w:t>
+            </w:r>
+          </w:p>
+        </w:tc>
+        <w:tc>
+          <w:tcPr>
+            <w:tcW w:type="dxa" w:w="3040"/>
+            <w:shd w:fill="FFFFFF" w:color="auto" w:val="clear"/>
+            <w:tcMar>
+              <w:top w:type="dxa" w:w="60"/>
+              <w:left w:type="dxa" w:w="120"/>
+              <w:bottom w:type="dxa" w:w="60"/>
+              <w:right w:type="dxa" w:w="120"/>
+            </w:tcMar>
+            <w:vAlign w:val="top"/>
+          </w:tcPr>
+          <w:p>
+            <w:pPr>
+              <w:spacing w:after="40" w:before="0"/>
+              <w:jc w:val="left"/>
+            </w:pPr>
+            <w:r>
+              <w:rPr>
+                <w:rFonts w:ascii="Arial" w:cs="Arial" w:eastAsia="Arial" w:hAnsi="Arial"/>
+                <w:b w:val="false"/>
+                <w:bCs w:val="false"/>
+                <w:i w:val="false"/>
+                <w:iCs w:val="false"/>
+                <w:color w:val="000000"/>
+                <w:sz w:val="18"/>
+                <w:szCs w:val="18"/>
+              </w:rPr>
+              <w:t xml:space="preserve">Concrete-to-Abstract Bridging through Real-Object Measurement. By measuring actual objects in their environment rather than working from textbook diagrams, learners tie the abstract formula to physical reality — directly mirroring the contractor's situation in the Kericho courtyard. The shared class table transforms individual measurements into a collective evidence base, making patterns (and errors) visible to all.</w:t>
+            </w:r>
+          </w:p>
+        </w:tc>
+        <w:tc>
+          <w:tcPr>
+            <w:tcW w:type="dxa" w:w="3040"/>
+            <w:shd w:fill="F2F2F2" w:color="auto" w:val="clear"/>
+            <w:tcMar>
+              <w:top w:type="dxa" w:w="60"/>
+              <w:left w:type="dxa" w:w="120"/>
+              <w:bottom w:type="dxa" w:w="60"/>
+              <w:right w:type="dxa" w:w="120"/>
+            </w:tcMar>
+            <w:vAlign w:val="top"/>
+          </w:tcPr>
+          <w:p>
+            <w:pPr>
+              <w:spacing w:after="40" w:before="0"/>
+              <w:jc w:val="left"/>
+            </w:pPr>
+            <w:r>
+              <w:rPr>
+                <w:rFonts w:ascii="Arial" w:cs="Arial" w:eastAsia="Arial" w:hAnsi="Arial"/>
+                <w:b w:val="false"/>
+                <w:bCs w:val="false"/>
+                <w:i w:val="false"/>
+                <w:iCs w:val="false"/>
+                <w:color w:val="000000"/>
+                <w:sz w:val="18"/>
+                <w:szCs w:val="18"/>
+              </w:rPr>
+              <w:t xml:space="preserve">Observable indicators: (1) Each group's Measurement Sheet has both triangles fully filled in with consistent units. (2) The class table on the board has at least one row per group. Teacher checks three specific things while circulating: (a) that learners measure actual side lengths, not estimates; (b) that the semi-perimeter s is correctly computed as (a+b+c)÷2, not (a+b+c); (c) that the square root step is applied to the full product s(s−a)(s−b)(s−c), not just s. Flag any group that squares instead of square-roots for immediate intervention.</w:t>
+            </w:r>
+          </w:p>
+        </w:tc>
+      </w:tr>
+      <w:tr>
+        <w:tc>
+          <w:tcPr>
+            <w:tcW w:type="dxa" w:w="1520"/>
+            <w:shd w:fill="E2EFDA" w:color="auto" w:val="clear"/>
+            <w:tcMar>
+              <w:top w:type="dxa" w:w="60"/>
+              <w:left w:type="dxa" w:w="120"/>
+              <w:bottom w:type="dxa" w:w="60"/>
+              <w:right w:type="dxa" w:w="120"/>
+            </w:tcMar>
+            <w:vAlign w:val="top"/>
+          </w:tcPr>
+          <w:p>
+            <w:pPr>
+              <w:spacing w:after="40" w:before="0"/>
+              <w:jc w:val="left"/>
+            </w:pPr>
+            <w:r>
+              <w:rPr>
+                <w:rFonts w:ascii="Arial" w:cs="Arial" w:eastAsia="Arial" w:hAnsi="Arial"/>
+                <w:b/>
+                <w:bCs/>
+                <w:i w:val="false"/>
+                <w:iCs w:val="false"/>
+                <w:color w:val="000000"/>
+                <w:sz w:val="18"/>
+                <w:szCs w:val="18"/>
+              </w:rPr>
+              <w:t xml:space="preserve">Explain Phase</w:t>
+            </w:r>
+          </w:p>
+          <w:p>
+            <w:pPr>
+              <w:spacing w:after="20" w:before="0"/>
+            </w:pPr>
+            <w:r>
+              <w:rPr>
+                <w:rFonts w:ascii="Arial" w:cs="Arial" w:eastAsia="Arial" w:hAnsi="Arial"/>
+                <w:b/>
+                <w:bCs/>
+                <w:color w:val="1F3864"/>
+                <w:sz w:val="16"/>
+                <w:szCs w:val="16"/>
+              </w:rPr>
+              <w:t xml:space="preserve">📹 VIDEO:</w:t>
+            </w:r>
+          </w:p>
+          <w:p>
+            <w:pPr>
+              <w:spacing w:after="20" w:before="0"/>
+            </w:pPr>
+            <w:hyperlink w:history="1" r:id="rIdsgzizgsvlhx2kwcvv4hq7">
+              <w:r>
+                <w:rPr>
+                  <w:rFonts w:ascii="Arial" w:cs="Arial" w:eastAsia="Arial" w:hAnsi="Arial"/>
+                  <w:color w:val="2E75B6"/>
+                  <w:sz w:val="16"/>
+                  <w:szCs w:val="16"/>
+                  <w:u w:val="single" w:color="2E75B6"/>
+                </w:rPr>
+                <w:t xml:space="preserve">Proof of Heron's formula (2 of 2) -dubbed(KY)</w:t>
+              </w:r>
+            </w:hyperlink>
+          </w:p>
+          <w:p>
+            <w:pPr>
+              <w:spacing w:after="10" w:before="0"/>
+              <w:ind w:left="120"/>
+            </w:pPr>
+            <w:r>
+              <w:rPr>
+                <w:rFonts w:ascii="Arial" w:cs="Arial" w:eastAsia="Arial" w:hAnsi="Arial"/>
+                <w:color w:val="595959"/>
+                <w:sz w:val="14"/>
+                <w:szCs w:val="14"/>
+              </w:rPr>
+              <w:t xml:space="preserve">Source: Khan Academy (Kiswahili)</w:t>
+            </w:r>
+          </w:p>
+          <w:p>
+            <w:pPr>
+              <w:spacing w:after="10" w:before="0"/>
+              <w:ind w:left="120"/>
+            </w:pPr>
+            <w:hyperlink w:history="1" r:id="rIdckkviiz9_itzqm6zm8zx0">
+              <w:r>
+                <w:rPr>
+                  <w:rFonts w:ascii="Arial" w:cs="Arial" w:eastAsia="Arial" w:hAnsi="Arial"/>
+                  <w:color w:val="595959"/>
+                  <w:sz w:val="14"/>
+                  <w:szCs w:val="14"/>
+                  <w:u w:val="single" w:color="595959"/>
+                </w:rPr>
+                <w:t xml:space="preserve">🔍 Search ARES for similar videos</w:t>
+              </w:r>
+            </w:hyperlink>
+          </w:p>
+          <w:p>
+            <w:pPr>
+              <w:spacing w:after="40" w:before="0"/>
+            </w:pPr>
+            <w:r>
+              <w:rPr>
+                <w:sz w:val="14"/>
+                <w:szCs w:val="14"/>
+              </w:rPr>
+              <w:t xml:space="preserve"/>
+            </w:r>
+          </w:p>
+          <w:p>
+            <w:pPr>
+              <w:spacing w:after="20" w:before="0"/>
+            </w:pPr>
+            <w:r>
+              <w:rPr>
+                <w:rFonts w:ascii="Arial" w:cs="Arial" w:eastAsia="Arial" w:hAnsi="Arial"/>
+                <w:b/>
+                <w:bCs/>
+                <w:color w:val="1F3864"/>
+                <w:sz w:val="16"/>
+                <w:szCs w:val="16"/>
+              </w:rPr>
               <w:t xml:space="preserve">📖 HTML:</w:t>
             </w:r>
           </w:p>
@@ -9330,7 +9636,619 @@
             <w:pPr>
               <w:spacing w:after="20" w:before="0"/>
             </w:pPr>
-            <w:hyperlink w:history="1" r:id="rIduicpllqdt0ifukdiwyjn9">
+            <w:hyperlink w:history="1" r:id="rIdznl2g9tm8avwdnqsnuuu4">
+              <w:r>
+                <w:rPr>
+                  <w:rFonts w:ascii="Arial" w:cs="Arial" w:eastAsia="Arial" w:hAnsi="Arial"/>
+                  <w:color w:val="2E75B6"/>
+                  <w:sz w:val="16"/>
+                  <w:szCs w:val="16"/>
+                  <w:u w:val="single" w:color="2E75B6"/>
+                </w:rPr>
+                <w:t xml:space="preserve">Alternate Formula for the Area of a Triangle (Flexbook)</w:t>
+              </w:r>
+            </w:hyperlink>
+          </w:p>
+          <w:p>
+            <w:pPr>
+              <w:spacing w:after="10" w:before="0"/>
+              <w:ind w:left="120"/>
+            </w:pPr>
+            <w:r>
+              <w:rPr>
+                <w:rFonts w:ascii="Arial" w:cs="Arial" w:eastAsia="Arial" w:hAnsi="Arial"/>
+                <w:color w:val="595959"/>
+                <w:sz w:val="14"/>
+                <w:szCs w:val="14"/>
+              </w:rPr>
+              <w:t xml:space="preserve">Source: CK-12</w:t>
+            </w:r>
+          </w:p>
+          <w:p>
+            <w:pPr>
+              <w:spacing w:after="10" w:before="0"/>
+              <w:ind w:left="120"/>
+            </w:pPr>
+            <w:hyperlink w:history="1" r:id="rIdsnvebmhbspfvdwbq6zizk">
+              <w:r>
+                <w:rPr>
+                  <w:rFonts w:ascii="Arial" w:cs="Arial" w:eastAsia="Arial" w:hAnsi="Arial"/>
+                  <w:color w:val="595959"/>
+                  <w:sz w:val="14"/>
+                  <w:szCs w:val="14"/>
+                  <w:u w:val="single" w:color="595959"/>
+                </w:rPr>
+                <w:t xml:space="preserve">🔍 Search ARES for similar readings</w:t>
+              </w:r>
+            </w:hyperlink>
+          </w:p>
+        </w:tc>
+        <w:tc>
+          <w:tcPr>
+            <w:tcW w:type="dxa" w:w="3040"/>
+            <w:shd w:fill="FFFFFF" w:color="auto" w:val="clear"/>
+            <w:tcMar>
+              <w:top w:type="dxa" w:w="60"/>
+              <w:left w:type="dxa" w:w="120"/>
+              <w:bottom w:type="dxa" w:w="60"/>
+              <w:right w:type="dxa" w:w="120"/>
+            </w:tcMar>
+            <w:vAlign w:val="top"/>
+          </w:tcPr>
+          <w:p>
+            <w:pPr>
+              <w:spacing w:after="40" w:before="0"/>
+              <w:jc w:val="left"/>
+            </w:pPr>
+            <w:r>
+              <w:rPr>
+                <w:rFonts w:ascii="Arial" w:cs="Arial" w:eastAsia="Arial" w:hAnsi="Arial"/>
+                <w:b w:val="false"/>
+                <w:bCs w:val="false"/>
+                <w:i w:val="false"/>
+                <w:iCs w:val="false"/>
+                <w:color w:val="000000"/>
+                <w:sz w:val="18"/>
+                <w:szCs w:val="18"/>
+              </w:rPr>
+              <w:t xml:space="preserve">Whole class conducts a gallery walk of the class table on the board. Learners examine all rows, identify the largest and smallest areas, and check whether any two groups measured the same object and got different answers (measurement error discussion). The teacher then launches the misconception check: 'Does it matter which side you call a, b, or c in Heron's Formula?' Learners do a 3-minute think-pair-share — first 1 minute silent individual thinking, then 2 minutes discussing with their partner — before the cold-call debrief. Pairs are asked to construct a proof-by-example: take one of the triangles from the class table and re-compute the area swapping a and b. They compare the two results. Learners then write a one-sentence generalisation in their books: 'The area computed by Heron's Formula does / does not change when the labels a, b, c are swapped, because ___.' The teacher connects this back to the Kericho courtyard: 'This means the contractor can label the sides of each triangular section in any convenient order and still get the correct area — this is very useful on a real construction site.'</w:t>
+            </w:r>
+          </w:p>
+        </w:tc>
+        <w:tc>
+          <w:tcPr>
+            <w:tcW w:type="dxa" w:w="3040"/>
+            <w:shd w:fill="F2F2F2" w:color="auto" w:val="clear"/>
+            <w:tcMar>
+              <w:top w:type="dxa" w:w="60"/>
+              <w:left w:type="dxa" w:w="120"/>
+              <w:bottom w:type="dxa" w:w="60"/>
+              <w:right w:type="dxa" w:w="120"/>
+            </w:tcMar>
+            <w:vAlign w:val="top"/>
+          </w:tcPr>
+          <w:p>
+            <w:pPr>
+              <w:spacing w:after="40" w:before="0"/>
+              <w:jc w:val="left"/>
+            </w:pPr>
+            <w:r>
+              <w:rPr>
+                <w:rFonts w:ascii="Arial" w:cs="Arial" w:eastAsia="Arial" w:hAnsi="Arial"/>
+                <w:b w:val="false"/>
+                <w:bCs w:val="false"/>
+                <w:i w:val="false"/>
+                <w:iCs w:val="false"/>
+                <w:color w:val="000000"/>
+                <w:sz w:val="18"/>
+                <w:szCs w:val="18"/>
+              </w:rPr>
+              <w:t xml:space="preserve">Begin the gallery walk by saying: 'Walk to the board, spend 3 minutes reading all the rows. Do not talk yet.' After 3 minutes: 'Back to your seats.' Then cold-call: point to a specific row — 'Group 3 measured the tripod stand and got an area of [X] cm². Group 5 also measured the tripod stand and got [Y] cm². The difference is [Z] cm². What could explain this?' Wait 12 seconds. Cold-call one learner by name: 'Akinyi, what do you think?' After response, cold-call a second learner: 'Mwangi, do you agree or do you have a different idea?' Validate measurement error as a real engineering concern. Then launch the misconception check: 'Now I want you to think about this question alone — does it matter which side you call a, b, or c? One minute, silent. Write your thinking.' After 1 minute: 'Turn to your partner, 2 minutes, share and challenge each other.' After 2 minutes, cold-call three pairs in sequence: 'Otieno, what did your pair decide — and what was your proof-by-example?' After each response, press: 'Can someone add to that or challenge it?' After the third cold-call, provide explicit closure: 'Heron's Formula uses a product — multiplication is commutative. s(s−a)(s−b)(s−c) gives the same result regardless of which side is labelled a, b, or c. The formula is symmetric. Write that word — symmetric — in your book.' Finally, connect explicitly to the phenomenon: 'For the Kericho contractor, this means he can measure the sides of each triangular section in whatever order is physically convenient on site and the calculation is still valid.'</w:t>
+            </w:r>
+          </w:p>
+        </w:tc>
+        <w:tc>
+          <w:tcPr>
+            <w:tcW w:type="dxa" w:w="3040"/>
+            <w:shd w:fill="FFFFFF" w:color="auto" w:val="clear"/>
+            <w:tcMar>
+              <w:top w:type="dxa" w:w="60"/>
+              <w:left w:type="dxa" w:w="120"/>
+              <w:bottom w:type="dxa" w:w="60"/>
+              <w:right w:type="dxa" w:w="120"/>
+            </w:tcMar>
+            <w:vAlign w:val="top"/>
+          </w:tcPr>
+          <w:p>
+            <w:pPr>
+              <w:spacing w:after="40" w:before="0"/>
+              <w:jc w:val="left"/>
+            </w:pPr>
+            <w:r>
+              <w:rPr>
+                <w:rFonts w:ascii="Arial" w:cs="Arial" w:eastAsia="Arial" w:hAnsi="Arial"/>
+                <w:b w:val="false"/>
+                <w:bCs w:val="false"/>
+                <w:i w:val="false"/>
+                <w:iCs w:val="false"/>
+                <w:color w:val="000000"/>
+                <w:sz w:val="18"/>
+                <w:szCs w:val="18"/>
+              </w:rPr>
+              <w:t xml:space="preserve">Think-Pair-Share with Proof-by-Example followed by Explicit Generalisation. This two-step strategy — first constructing a numerical counterexample to test the conjecture, then articulating a general principle — develops mathematical reasoning beyond procedural recall. The explicit vocabulary instruction ('symmetric') gives learners a precise word to anchor the concept. The immediate connection to the courtyard phenomenon ensures the explanation phase remains anchored to the unit's driving question.</w:t>
+            </w:r>
+          </w:p>
+        </w:tc>
+        <w:tc>
+          <w:tcPr>
+            <w:tcW w:type="dxa" w:w="3040"/>
+            <w:shd w:fill="F2F2F2" w:color="auto" w:val="clear"/>
+            <w:tcMar>
+              <w:top w:type="dxa" w:w="60"/>
+              <w:left w:type="dxa" w:w="120"/>
+              <w:bottom w:type="dxa" w:w="60"/>
+              <w:right w:type="dxa" w:w="120"/>
+            </w:tcMar>
+            <w:vAlign w:val="top"/>
+          </w:tcPr>
+          <w:p>
+            <w:pPr>
+              <w:spacing w:after="40" w:before="0"/>
+              <w:jc w:val="left"/>
+            </w:pPr>
+            <w:r>
+              <w:rPr>
+                <w:rFonts w:ascii="Arial" w:cs="Arial" w:eastAsia="Arial" w:hAnsi="Arial"/>
+                <w:b w:val="false"/>
+                <w:bCs w:val="false"/>
+                <w:i w:val="false"/>
+                <w:iCs w:val="false"/>
+                <w:color w:val="000000"/>
+                <w:sz w:val="18"/>
+                <w:szCs w:val="18"/>
+              </w:rPr>
+              <w:t xml:space="preserve">Observable indicators: (1) Every learner has a completed one-sentence generalisation in their book using the word 'symmetric' or equivalent reasoning. (2) During cold-call, at least two of the three pairs can articulate not just the correct answer ('No, it does not matter') but a reason ('because multiplication is commutative / the formula is symmetric'). If fewer than half the class writes a correct generalisation, the teacher pauses and works a second proof-by-example on the board before proceeding.</w:t>
+            </w:r>
+          </w:p>
+        </w:tc>
+      </w:tr>
+      <w:tr>
+        <w:tc>
+          <w:tcPr>
+            <w:tcW w:type="dxa" w:w="1520"/>
+            <w:shd w:fill="FCE4D6" w:color="auto" w:val="clear"/>
+            <w:tcMar>
+              <w:top w:type="dxa" w:w="60"/>
+              <w:left w:type="dxa" w:w="120"/>
+              <w:bottom w:type="dxa" w:w="60"/>
+              <w:right w:type="dxa" w:w="120"/>
+            </w:tcMar>
+            <w:vAlign w:val="top"/>
+          </w:tcPr>
+          <w:p>
+            <w:pPr>
+              <w:spacing w:after="40" w:before="0"/>
+              <w:jc w:val="left"/>
+            </w:pPr>
+            <w:r>
+              <w:rPr>
+                <w:rFonts w:ascii="Arial" w:cs="Arial" w:eastAsia="Arial" w:hAnsi="Arial"/>
+                <w:b/>
+                <w:bCs/>
+                <w:i w:val="false"/>
+                <w:iCs w:val="false"/>
+                <w:color w:val="000000"/>
+                <w:sz w:val="18"/>
+                <w:szCs w:val="18"/>
+              </w:rPr>
+              <w:t xml:space="preserve">Driving Question Board (DQB) Creation</w:t>
+            </w:r>
+          </w:p>
+          <w:p>
+            <w:pPr>
+              <w:spacing w:after="20" w:before="0"/>
+            </w:pPr>
+            <w:r>
+              <w:rPr>
+                <w:rFonts w:ascii="Arial" w:cs="Arial" w:eastAsia="Arial" w:hAnsi="Arial"/>
+                <w:b/>
+                <w:bCs/>
+                <w:color w:val="1F3864"/>
+                <w:sz w:val="16"/>
+                <w:szCs w:val="16"/>
+              </w:rPr>
+              <w:t xml:space="preserve">📹 VIDEO:</w:t>
+            </w:r>
+          </w:p>
+          <w:p>
+            <w:pPr>
+              <w:spacing w:after="20" w:before="0"/>
+            </w:pPr>
+            <w:hyperlink w:history="1" r:id="rId4oo-ndwuquy-c9bg6vxob">
+              <w:r>
+                <w:rPr>
+                  <w:rFonts w:ascii="Arial" w:cs="Arial" w:eastAsia="Arial" w:hAnsi="Arial"/>
+                  <w:color w:val="2E75B6"/>
+                  <w:sz w:val="16"/>
+                  <w:szCs w:val="16"/>
+                  <w:u w:val="single" w:color="2E75B6"/>
+                </w:rPr>
+                <w:t xml:space="preserve">Heron's formula -dubbed(KY)</w:t>
+              </w:r>
+            </w:hyperlink>
+          </w:p>
+          <w:p>
+            <w:pPr>
+              <w:spacing w:after="10" w:before="0"/>
+              <w:ind w:left="120"/>
+            </w:pPr>
+            <w:r>
+              <w:rPr>
+                <w:rFonts w:ascii="Arial" w:cs="Arial" w:eastAsia="Arial" w:hAnsi="Arial"/>
+                <w:color w:val="595959"/>
+                <w:sz w:val="14"/>
+                <w:szCs w:val="14"/>
+              </w:rPr>
+              <w:t xml:space="preserve">Source: Khan Academy (Kiswahili)</w:t>
+            </w:r>
+          </w:p>
+          <w:p>
+            <w:pPr>
+              <w:spacing w:after="10" w:before="0"/>
+              <w:ind w:left="120"/>
+            </w:pPr>
+            <w:hyperlink w:history="1" r:id="rIdne9pznklpoyirlha2sn4y">
+              <w:r>
+                <w:rPr>
+                  <w:rFonts w:ascii="Arial" w:cs="Arial" w:eastAsia="Arial" w:hAnsi="Arial"/>
+                  <w:color w:val="595959"/>
+                  <w:sz w:val="14"/>
+                  <w:szCs w:val="14"/>
+                  <w:u w:val="single" w:color="595959"/>
+                </w:rPr>
+                <w:t xml:space="preserve">🔍 Search ARES for similar videos</w:t>
+              </w:r>
+            </w:hyperlink>
+          </w:p>
+          <w:p>
+            <w:pPr>
+              <w:spacing w:after="40" w:before="0"/>
+            </w:pPr>
+            <w:r>
+              <w:rPr>
+                <w:sz w:val="14"/>
+                <w:szCs w:val="14"/>
+              </w:rPr>
+              <w:t xml:space="preserve"/>
+            </w:r>
+          </w:p>
+          <w:p>
+            <w:pPr>
+              <w:spacing w:after="20" w:before="0"/>
+            </w:pPr>
+            <w:r>
+              <w:rPr>
+                <w:rFonts w:ascii="Arial" w:cs="Arial" w:eastAsia="Arial" w:hAnsi="Arial"/>
+                <w:b/>
+                <w:bCs/>
+                <w:color w:val="1F3864"/>
+                <w:sz w:val="16"/>
+                <w:szCs w:val="16"/>
+              </w:rPr>
+              <w:t xml:space="preserve">📖 EXERCISE:</w:t>
+            </w:r>
+          </w:p>
+          <w:p>
+            <w:pPr>
+              <w:spacing w:after="20" w:before="0"/>
+            </w:pPr>
+            <w:hyperlink w:history="1" r:id="rIdwkfhlvr5ilccosc_6jzty">
+              <w:r>
+                <w:rPr>
+                  <w:rFonts w:ascii="Arial" w:cs="Arial" w:eastAsia="Arial" w:hAnsi="Arial"/>
+                  <w:color w:val="2E75B6"/>
+                  <w:sz w:val="16"/>
+                  <w:szCs w:val="16"/>
+                  <w:u w:val="single" w:color="2E75B6"/>
+                </w:rPr>
+                <w:t xml:space="preserve">Alternate Formula for the Area of a Triangle Practice</w:t>
+              </w:r>
+            </w:hyperlink>
+          </w:p>
+          <w:p>
+            <w:pPr>
+              <w:spacing w:after="10" w:before="0"/>
+              <w:ind w:left="120"/>
+            </w:pPr>
+            <w:r>
+              <w:rPr>
+                <w:rFonts w:ascii="Arial" w:cs="Arial" w:eastAsia="Arial" w:hAnsi="Arial"/>
+                <w:color w:val="595959"/>
+                <w:sz w:val="14"/>
+                <w:szCs w:val="14"/>
+              </w:rPr>
+              <w:t xml:space="preserve">Source: CK-12</w:t>
+            </w:r>
+          </w:p>
+          <w:p>
+            <w:pPr>
+              <w:spacing w:after="10" w:before="0"/>
+              <w:ind w:left="120"/>
+            </w:pPr>
+            <w:hyperlink w:history="1" r:id="rIdwg5gawjcnn7urgtt_i8ki">
+              <w:r>
+                <w:rPr>
+                  <w:rFonts w:ascii="Arial" w:cs="Arial" w:eastAsia="Arial" w:hAnsi="Arial"/>
+                  <w:color w:val="595959"/>
+                  <w:sz w:val="14"/>
+                  <w:szCs w:val="14"/>
+                  <w:u w:val="single" w:color="595959"/>
+                </w:rPr>
+                <w:t xml:space="preserve">🔍 Search ARES for similar readings</w:t>
+              </w:r>
+            </w:hyperlink>
+          </w:p>
+        </w:tc>
+        <w:tc>
+          <w:tcPr>
+            <w:tcW w:type="dxa" w:w="3040"/>
+            <w:shd w:fill="FFFFFF" w:color="auto" w:val="clear"/>
+            <w:tcMar>
+              <w:top w:type="dxa" w:w="60"/>
+              <w:left w:type="dxa" w:w="120"/>
+              <w:bottom w:type="dxa" w:w="60"/>
+              <w:right w:type="dxa" w:w="120"/>
+            </w:tcMar>
+            <w:vAlign w:val="top"/>
+          </w:tcPr>
+          <w:p>
+            <w:pPr>
+              <w:spacing w:after="40" w:before="0"/>
+              <w:jc w:val="left"/>
+            </w:pPr>
+            <w:r>
+              <w:rPr>
+                <w:rFonts w:ascii="Arial" w:cs="Arial" w:eastAsia="Arial" w:hAnsi="Arial"/>
+                <w:b w:val="false"/>
+                <w:bCs w:val="false"/>
+                <w:i w:val="false"/>
+                <w:iCs w:val="false"/>
+                <w:color w:val="000000"/>
+                <w:sz w:val="18"/>
+                <w:szCs w:val="18"/>
+              </w:rPr>
+              <w:t xml:space="preserve">Each learner receives a sticky note (or writes in a designated DQB section of their book). They respond to two prompts: (1) 'What new evidence from today's lesson helps me answer the driving question: How can we calculate the exact area of any polygon-shaped surface even when we cannot measure its height?' (2) 'What question do I still have about the Kericho courtyard?' Learners post sticky notes on the class DQB under two columns: WHAT WE NOW KNOW and WHAT WE STILL WONDER. The teacher reads four notes aloud (two from each column) and explicitly links today's evidence to the driving question: 'We now have a method — Heron's Formula — that lets us compute the area of any triangle from three side measurements alone. We no longer need height. This directly solves the contractor's problem for every triangular section of the Kericho courtyard.'</w:t>
+            </w:r>
+          </w:p>
+        </w:tc>
+        <w:tc>
+          <w:tcPr>
+            <w:tcW w:type="dxa" w:w="3040"/>
+            <w:shd w:fill="F2F2F2" w:color="auto" w:val="clear"/>
+            <w:tcMar>
+              <w:top w:type="dxa" w:w="60"/>
+              <w:left w:type="dxa" w:w="120"/>
+              <w:bottom w:type="dxa" w:w="60"/>
+              <w:right w:type="dxa" w:w="120"/>
+            </w:tcMar>
+            <w:vAlign w:val="top"/>
+          </w:tcPr>
+          <w:p>
+            <w:pPr>
+              <w:spacing w:after="40" w:before="0"/>
+              <w:jc w:val="left"/>
+            </w:pPr>
+            <w:r>
+              <w:rPr>
+                <w:rFonts w:ascii="Arial" w:cs="Arial" w:eastAsia="Arial" w:hAnsi="Arial"/>
+                <w:b w:val="false"/>
+                <w:bCs w:val="false"/>
+                <w:i w:val="false"/>
+                <w:iCs w:val="false"/>
+                <w:color w:val="000000"/>
+                <w:sz w:val="18"/>
+                <w:szCs w:val="18"/>
+              </w:rPr>
+              <w:t xml:space="preserve">Distribute sticky notes or direct learners to their DQB book section. Say: 'Two minutes, silent writing. Respond to both prompts.' After 2 minutes, circulate and read notes as learners post them. Select and read aloud two KNOW notes and two WONDER notes — choose ones that are specific and directly connected to the courtyard. After reading each, ask the class: 'Does anyone want to add to this?' Wait 8 seconds before moving on. Close with: 'Look at the WONDER column. We will not answer all of these today — some will be answered in Lessons 4, 5, and 6. Hold onto your questions. They are good ones.' Point to any note about hexagonal tiles or the parallelogram stage and say: 'This question — about the hexagonal border tiles — is exactly what Lesson 5 will address.'</w:t>
+            </w:r>
+          </w:p>
+        </w:tc>
+        <w:tc>
+          <w:tcPr>
+            <w:tcW w:type="dxa" w:w="3040"/>
+            <w:shd w:fill="FFFFFF" w:color="auto" w:val="clear"/>
+            <w:tcMar>
+              <w:top w:type="dxa" w:w="60"/>
+              <w:left w:type="dxa" w:w="120"/>
+              <w:bottom w:type="dxa" w:w="60"/>
+              <w:right w:type="dxa" w:w="120"/>
+            </w:tcMar>
+            <w:vAlign w:val="top"/>
+          </w:tcPr>
+          <w:p>
+            <w:pPr>
+              <w:spacing w:after="40" w:before="0"/>
+              <w:jc w:val="left"/>
+            </w:pPr>
+            <w:r>
+              <w:rPr>
+                <w:rFonts w:ascii="Arial" w:cs="Arial" w:eastAsia="Arial" w:hAnsi="Arial"/>
+                <w:b w:val="false"/>
+                <w:bCs w:val="false"/>
+                <w:i w:val="false"/>
+                <w:iCs w:val="false"/>
+                <w:color w:val="000000"/>
+                <w:sz w:val="18"/>
+                <w:szCs w:val="18"/>
+              </w:rPr>
+              <w:t xml:space="preserve">Driving Question Board as a Cumulative Evidence Tracker. The DQB makes learners' growing understanding visible and public, reinforcing that scientific and mathematical learning is incremental. By explicitly naming what is now resolved (triangular sections via Heron's Formula) and what remains open (hexagonal tiles, parallelogram stage), learners develop metacognitive awareness of the unit storyline and feel the forward momentum of inquiry.</w:t>
+            </w:r>
+          </w:p>
+        </w:tc>
+        <w:tc>
+          <w:tcPr>
+            <w:tcW w:type="dxa" w:w="3040"/>
+            <w:shd w:fill="F2F2F2" w:color="auto" w:val="clear"/>
+            <w:tcMar>
+              <w:top w:type="dxa" w:w="60"/>
+              <w:left w:type="dxa" w:w="120"/>
+              <w:bottom w:type="dxa" w:w="60"/>
+              <w:right w:type="dxa" w:w="120"/>
+            </w:tcMar>
+            <w:vAlign w:val="top"/>
+          </w:tcPr>
+          <w:p>
+            <w:pPr>
+              <w:spacing w:after="40" w:before="0"/>
+              <w:jc w:val="left"/>
+            </w:pPr>
+            <w:r>
+              <w:rPr>
+                <w:rFonts w:ascii="Arial" w:cs="Arial" w:eastAsia="Arial" w:hAnsi="Arial"/>
+                <w:b w:val="false"/>
+                <w:bCs w:val="false"/>
+                <w:i w:val="false"/>
+                <w:iCs w:val="false"/>
+                <w:color w:val="000000"/>
+                <w:sz w:val="18"/>
+                <w:szCs w:val="18"/>
+              </w:rPr>
+              <w:t xml:space="preserve">Observable indicator: Every learner has posted at least one sticky note under WHAT WE NOW KNOW that references Heron's Formula and at least one under WHAT WE STILL WONDER that is specific to the courtyard (not generic). Teacher flags any KNOW notes that misstate the formula or confuse it with the sine-area formula from Lesson 1 — these learners are marked for follow-up in the next lesson's opening review.</w:t>
+            </w:r>
+          </w:p>
+        </w:tc>
+      </w:tr>
+      <w:tr>
+        <w:tc>
+          <w:tcPr>
+            <w:tcW w:type="dxa" w:w="1520"/>
+            <w:shd w:fill="D5E8F0" w:color="auto" w:val="clear"/>
+            <w:tcMar>
+              <w:top w:type="dxa" w:w="60"/>
+              <w:left w:type="dxa" w:w="120"/>
+              <w:bottom w:type="dxa" w:w="60"/>
+              <w:right w:type="dxa" w:w="120"/>
+            </w:tcMar>
+            <w:vAlign w:val="top"/>
+          </w:tcPr>
+          <w:p>
+            <w:pPr>
+              <w:spacing w:after="40" w:before="0"/>
+              <w:jc w:val="left"/>
+            </w:pPr>
+            <w:r>
+              <w:rPr>
+                <w:rFonts w:ascii="Arial" w:cs="Arial" w:eastAsia="Arial" w:hAnsi="Arial"/>
+                <w:b/>
+                <w:bCs/>
+                <w:i w:val="false"/>
+                <w:iCs w:val="false"/>
+                <w:color w:val="000000"/>
+                <w:sz w:val="18"/>
+                <w:szCs w:val="18"/>
+              </w:rPr>
+              <w:t xml:space="preserve">Model Building Phase</w:t>
+            </w:r>
+          </w:p>
+          <w:p>
+            <w:pPr>
+              <w:spacing w:after="20" w:before="0"/>
+            </w:pPr>
+            <w:r>
+              <w:rPr>
+                <w:rFonts w:ascii="Arial" w:cs="Arial" w:eastAsia="Arial" w:hAnsi="Arial"/>
+                <w:b/>
+                <w:bCs/>
+                <w:color w:val="1F3864"/>
+                <w:sz w:val="16"/>
+                <w:szCs w:val="16"/>
+              </w:rPr>
+              <w:t xml:space="preserve">📹 VIDEO:</w:t>
+            </w:r>
+          </w:p>
+          <w:p>
+            <w:pPr>
+              <w:spacing w:after="20" w:before="0"/>
+            </w:pPr>
+            <w:hyperlink w:history="1" r:id="rIdlzmkh5zmojg2qeyvpo9r9">
+              <w:r>
+                <w:rPr>
+                  <w:rFonts w:ascii="Arial" w:cs="Arial" w:eastAsia="Arial" w:hAnsi="Arial"/>
+                  <w:color w:val="2E75B6"/>
+                  <w:sz w:val="16"/>
+                  <w:szCs w:val="16"/>
+                  <w:u w:val="single" w:color="2E75B6"/>
+                </w:rPr>
+                <w:t xml:space="preserve">Heron's formula -dubbed(KY)</w:t>
+              </w:r>
+            </w:hyperlink>
+          </w:p>
+          <w:p>
+            <w:pPr>
+              <w:spacing w:after="10" w:before="0"/>
+              <w:ind w:left="120"/>
+            </w:pPr>
+            <w:r>
+              <w:rPr>
+                <w:rFonts w:ascii="Arial" w:cs="Arial" w:eastAsia="Arial" w:hAnsi="Arial"/>
+                <w:color w:val="595959"/>
+                <w:sz w:val="14"/>
+                <w:szCs w:val="14"/>
+              </w:rPr>
+              <w:t xml:space="preserve">Source: Khan Academy (Kiswahili)</w:t>
+            </w:r>
+          </w:p>
+          <w:p>
+            <w:pPr>
+              <w:spacing w:after="10" w:before="0"/>
+              <w:ind w:left="120"/>
+            </w:pPr>
+            <w:hyperlink w:history="1" r:id="rIdcmplpjyxxoeutovymuphr">
+              <w:r>
+                <w:rPr>
+                  <w:rFonts w:ascii="Arial" w:cs="Arial" w:eastAsia="Arial" w:hAnsi="Arial"/>
+                  <w:color w:val="595959"/>
+                  <w:sz w:val="14"/>
+                  <w:szCs w:val="14"/>
+                  <w:u w:val="single" w:color="595959"/>
+                </w:rPr>
+                <w:t xml:space="preserve">🔍 Search ARES for similar videos</w:t>
+              </w:r>
+            </w:hyperlink>
+          </w:p>
+          <w:p>
+            <w:pPr>
+              <w:spacing w:after="40" w:before="0"/>
+            </w:pPr>
+            <w:r>
+              <w:rPr>
+                <w:sz w:val="14"/>
+                <w:szCs w:val="14"/>
+              </w:rPr>
+              <w:t xml:space="preserve"/>
+            </w:r>
+          </w:p>
+          <w:p>
+            <w:pPr>
+              <w:spacing w:after="20" w:before="0"/>
+            </w:pPr>
+            <w:r>
+              <w:rPr>
+                <w:rFonts w:ascii="Arial" w:cs="Arial" w:eastAsia="Arial" w:hAnsi="Arial"/>
+                <w:b/>
+                <w:bCs/>
+                <w:color w:val="1F3864"/>
+                <w:sz w:val="16"/>
+                <w:szCs w:val="16"/>
+              </w:rPr>
+              <w:t xml:space="preserve">📖 HTML:</w:t>
+            </w:r>
+          </w:p>
+          <w:p>
+            <w:pPr>
+              <w:spacing w:after="20" w:before="0"/>
+            </w:pPr>
+            <w:hyperlink w:history="1" r:id="rIdk78vdvclihucakp6w8gjv">
               <w:r>
                 <w:rPr>
                   <w:rFonts w:ascii="Arial" w:cs="Arial" w:eastAsia="Arial" w:hAnsi="Arial"/>
@@ -9363,925 +10281,7 @@
               <w:spacing w:after="10" w:before="0"/>
               <w:ind w:left="120"/>
             </w:pPr>
-            <w:hyperlink w:history="1" r:id="rIdvbsoksktwgxmbkihgydmy">
-              <w:r>
-                <w:rPr>
-                  <w:rFonts w:ascii="Arial" w:cs="Arial" w:eastAsia="Arial" w:hAnsi="Arial"/>
-                  <w:color w:val="595959"/>
-                  <w:sz w:val="14"/>
-                  <w:szCs w:val="14"/>
-                  <w:u w:val="single" w:color="595959"/>
-                </w:rPr>
-                <w:t xml:space="preserve">🔍 Search ARES for similar readings</w:t>
-              </w:r>
-            </w:hyperlink>
-          </w:p>
-        </w:tc>
-        <w:tc>
-          <w:tcPr>
-            <w:tcW w:type="dxa" w:w="3040"/>
-            <w:shd w:fill="FFFFFF" w:color="auto" w:val="clear"/>
-            <w:tcMar>
-              <w:top w:type="dxa" w:w="60"/>
-              <w:left w:type="dxa" w:w="120"/>
-              <w:bottom w:type="dxa" w:w="60"/>
-              <w:right w:type="dxa" w:w="120"/>
-            </w:tcMar>
-            <w:vAlign w:val="top"/>
-          </w:tcPr>
-          <w:p>
-            <w:pPr>
-              <w:spacing w:after="40" w:before="0"/>
-              <w:jc w:val="left"/>
-            </w:pPr>
-            <w:r>
-              <w:rPr>
-                <w:rFonts w:ascii="Arial" w:cs="Arial" w:eastAsia="Arial" w:hAnsi="Arial"/>
-                <w:b w:val="false"/>
-                <w:bCs w:val="false"/>
-                <w:i w:val="false"/>
-                <w:iCs w:val="false"/>
-                <w:color w:val="000000"/>
-                <w:sz w:val="18"/>
-                <w:szCs w:val="18"/>
-              </w:rPr>
-              <w:t xml:space="preserve">Groups of four receive a Group Measurement Sheet with a table: columns for Object Name, Side a (cm), Side b (cm), Side c (cm), Semi-perimeter s, and Computed Area (cm²). Groups identify at least two triangular objects in the classroom or immediately visible from the window — for example, the top face of a tripod stand, a triangular floor tile, a triangular section of a wall display, or the triangular outline of a roof gable seen through the window. Learners measure all three sides of each triangle using a 30 cm ruler or a 3-metre tape measure. They record raw measurements, convert units if necessary, then apply Heron's Formula step-by-step: (1) compute s = (a + b + c)/2; (2) compute s−a, s−b, s−c; (3) compute s(s−a)(s−b)(s−c); (4) take the square root. Each group posts one completed row on the shared class table drawn on the chalkboard.</w:t>
-            </w:r>
-          </w:p>
-        </w:tc>
-        <w:tc>
-          <w:tcPr>
-            <w:tcW w:type="dxa" w:w="3040"/>
-            <w:shd w:fill="F2F2F2" w:color="auto" w:val="clear"/>
-            <w:tcMar>
-              <w:top w:type="dxa" w:w="60"/>
-              <w:left w:type="dxa" w:w="120"/>
-              <w:bottom w:type="dxa" w:w="60"/>
-              <w:right w:type="dxa" w:w="120"/>
-            </w:tcMar>
-            <w:vAlign w:val="top"/>
-          </w:tcPr>
-          <w:p>
-            <w:pPr>
-              <w:spacing w:after="40" w:before="0"/>
-              <w:jc w:val="left"/>
-            </w:pPr>
-            <w:r>
-              <w:rPr>
-                <w:rFonts w:ascii="Arial" w:cs="Arial" w:eastAsia="Arial" w:hAnsi="Arial"/>
-                <w:b w:val="false"/>
-                <w:bCs w:val="false"/>
-                <w:i w:val="false"/>
-                <w:iCs w:val="false"/>
-                <w:color w:val="000000"/>
-                <w:sz w:val="18"/>
-                <w:szCs w:val="18"/>
-              </w:rPr>
-              <w:t xml:space="preserve">Before releasing groups, demonstrate the measurement protocol on a triangular cardboard cut-out: 'I place my ruler along Side 1 and read to the nearest millimetre — I get 12.4 cm. I record this as Side a. I measure Side 2 — 9.7 cm, this is Side b. Side 3 — 8.1 cm, this is Side c.' Emphasise: 'Measure to the nearest millimetre. If you use a tape measure, keep it taut against the surface.' Release groups with the instruction: 'You have 18 minutes. Measure two different triangles and complete your Group Measurement Sheet. Both group members must take at least one measurement.' Circulate every 3–4 minutes. Use targeted prompts: 'Show me where you placed the zero end of the ruler.' 'What did you get for s − b? Check it against Side b.' 'Is your answer in centimetres or metres — be consistent.' After 18 minutes, call groups back: 'One representative from each group, write your best triangle row on the class table on the board. Write the object name, the three sides, s, and your area.' Allow 5 minutes for posting. Instruct remaining learners: 'While your representative writes, check your own calculation one more time.'</w:t>
-            </w:r>
-          </w:p>
-        </w:tc>
-        <w:tc>
-          <w:tcPr>
-            <w:tcW w:type="dxa" w:w="3040"/>
-            <w:shd w:fill="FFFFFF" w:color="auto" w:val="clear"/>
-            <w:tcMar>
-              <w:top w:type="dxa" w:w="60"/>
-              <w:left w:type="dxa" w:w="120"/>
-              <w:bottom w:type="dxa" w:w="60"/>
-              <w:right w:type="dxa" w:w="120"/>
-            </w:tcMar>
-            <w:vAlign w:val="top"/>
-          </w:tcPr>
-          <w:p>
-            <w:pPr>
-              <w:spacing w:after="40" w:before="0"/>
-              <w:jc w:val="left"/>
-            </w:pPr>
-            <w:r>
-              <w:rPr>
-                <w:rFonts w:ascii="Arial" w:cs="Arial" w:eastAsia="Arial" w:hAnsi="Arial"/>
-                <w:b w:val="false"/>
-                <w:bCs w:val="false"/>
-                <w:i w:val="false"/>
-                <w:iCs w:val="false"/>
-                <w:color w:val="000000"/>
-                <w:sz w:val="18"/>
-                <w:szCs w:val="18"/>
-              </w:rPr>
-              <w:t xml:space="preserve">Concrete-to-Abstract Bridging through Real-Object Measurement. By measuring actual objects in their environment rather than working from textbook diagrams, learners tie the abstract formula to physical reality — directly mirroring the contractor's situation in the Kericho courtyard. The shared class table transforms individual measurements into a collective evidence base, making patterns (and errors) visible to all.</w:t>
-            </w:r>
-          </w:p>
-        </w:tc>
-        <w:tc>
-          <w:tcPr>
-            <w:tcW w:type="dxa" w:w="3040"/>
-            <w:shd w:fill="F2F2F2" w:color="auto" w:val="clear"/>
-            <w:tcMar>
-              <w:top w:type="dxa" w:w="60"/>
-              <w:left w:type="dxa" w:w="120"/>
-              <w:bottom w:type="dxa" w:w="60"/>
-              <w:right w:type="dxa" w:w="120"/>
-            </w:tcMar>
-            <w:vAlign w:val="top"/>
-          </w:tcPr>
-          <w:p>
-            <w:pPr>
-              <w:spacing w:after="40" w:before="0"/>
-              <w:jc w:val="left"/>
-            </w:pPr>
-            <w:r>
-              <w:rPr>
-                <w:rFonts w:ascii="Arial" w:cs="Arial" w:eastAsia="Arial" w:hAnsi="Arial"/>
-                <w:b w:val="false"/>
-                <w:bCs w:val="false"/>
-                <w:i w:val="false"/>
-                <w:iCs w:val="false"/>
-                <w:color w:val="000000"/>
-                <w:sz w:val="18"/>
-                <w:szCs w:val="18"/>
-              </w:rPr>
-              <w:t xml:space="preserve">Observable indicators: (1) Each group's Measurement Sheet has both triangles fully filled in with consistent units. (2) The class table on the board has at least one row per group. Teacher checks three specific things while circulating: (a) that learners measure actual side lengths, not estimates; (b) that the semi-perimeter s is correctly computed as (a+b+c)÷2, not (a+b+c); (c) that the square root step is applied to the full product s(s−a)(s−b)(s−c), not just s. Flag any group that squares instead of square-roots for immediate intervention.</w:t>
-            </w:r>
-          </w:p>
-        </w:tc>
-      </w:tr>
-      <w:tr>
-        <w:tc>
-          <w:tcPr>
-            <w:tcW w:type="dxa" w:w="1520"/>
-            <w:shd w:fill="E2EFDA" w:color="auto" w:val="clear"/>
-            <w:tcMar>
-              <w:top w:type="dxa" w:w="60"/>
-              <w:left w:type="dxa" w:w="120"/>
-              <w:bottom w:type="dxa" w:w="60"/>
-              <w:right w:type="dxa" w:w="120"/>
-            </w:tcMar>
-            <w:vAlign w:val="top"/>
-          </w:tcPr>
-          <w:p>
-            <w:pPr>
-              <w:spacing w:after="40" w:before="0"/>
-              <w:jc w:val="left"/>
-            </w:pPr>
-            <w:r>
-              <w:rPr>
-                <w:rFonts w:ascii="Arial" w:cs="Arial" w:eastAsia="Arial" w:hAnsi="Arial"/>
-                <w:b/>
-                <w:bCs/>
-                <w:i w:val="false"/>
-                <w:iCs w:val="false"/>
-                <w:color w:val="000000"/>
-                <w:sz w:val="18"/>
-                <w:szCs w:val="18"/>
-              </w:rPr>
-              <w:t xml:space="preserve">Explain Phase</w:t>
-            </w:r>
-          </w:p>
-          <w:p>
-            <w:pPr>
-              <w:spacing w:after="20" w:before="0"/>
-            </w:pPr>
-            <w:r>
-              <w:rPr>
-                <w:rFonts w:ascii="Arial" w:cs="Arial" w:eastAsia="Arial" w:hAnsi="Arial"/>
-                <w:b/>
-                <w:bCs/>
-                <w:color w:val="1F3864"/>
-                <w:sz w:val="16"/>
-                <w:szCs w:val="16"/>
-              </w:rPr>
-              <w:t xml:space="preserve">📹 VIDEO:</w:t>
-            </w:r>
-          </w:p>
-          <w:p>
-            <w:pPr>
-              <w:spacing w:after="20" w:before="0"/>
-            </w:pPr>
-            <w:hyperlink w:history="1" r:id="rIdi2ke9tln7iyy3f3ghuhly">
-              <w:r>
-                <w:rPr>
-                  <w:rFonts w:ascii="Arial" w:cs="Arial" w:eastAsia="Arial" w:hAnsi="Arial"/>
-                  <w:color w:val="2E75B6"/>
-                  <w:sz w:val="16"/>
-                  <w:szCs w:val="16"/>
-                  <w:u w:val="single" w:color="2E75B6"/>
-                </w:rPr>
-                <w:t xml:space="preserve">Parallelogram on the coordinate plane</w:t>
-              </w:r>
-            </w:hyperlink>
-          </w:p>
-          <w:p>
-            <w:pPr>
-              <w:spacing w:after="10" w:before="0"/>
-              <w:ind w:left="120"/>
-            </w:pPr>
-            <w:r>
-              <w:rPr>
-                <w:rFonts w:ascii="Arial" w:cs="Arial" w:eastAsia="Arial" w:hAnsi="Arial"/>
-                <w:color w:val="595959"/>
-                <w:sz w:val="14"/>
-                <w:szCs w:val="14"/>
-              </w:rPr>
-              <w:t xml:space="preserve">Source: Khan Academy (English - US curriculum)</w:t>
-            </w:r>
-          </w:p>
-          <w:p>
-            <w:pPr>
-              <w:spacing w:after="10" w:before="0"/>
-              <w:ind w:left="120"/>
-            </w:pPr>
-            <w:hyperlink w:history="1" r:id="rIdflxdgmo3nqtsl0wucogti">
-              <w:r>
-                <w:rPr>
-                  <w:rFonts w:ascii="Arial" w:cs="Arial" w:eastAsia="Arial" w:hAnsi="Arial"/>
-                  <w:color w:val="595959"/>
-                  <w:sz w:val="14"/>
-                  <w:szCs w:val="14"/>
-                  <w:u w:val="single" w:color="595959"/>
-                </w:rPr>
-                <w:t xml:space="preserve">🔍 Search ARES for similar videos</w:t>
-              </w:r>
-            </w:hyperlink>
-          </w:p>
-          <w:p>
-            <w:pPr>
-              <w:spacing w:after="40" w:before="0"/>
-            </w:pPr>
-            <w:r>
-              <w:rPr>
-                <w:sz w:val="14"/>
-                <w:szCs w:val="14"/>
-              </w:rPr>
-              <w:t xml:space="preserve"/>
-            </w:r>
-          </w:p>
-          <w:p>
-            <w:pPr>
-              <w:spacing w:after="20" w:before="0"/>
-            </w:pPr>
-            <w:r>
-              <w:rPr>
-                <w:rFonts w:ascii="Arial" w:cs="Arial" w:eastAsia="Arial" w:hAnsi="Arial"/>
-                <w:b/>
-                <w:bCs/>
-                <w:color w:val="1F3864"/>
-                <w:sz w:val="16"/>
-                <w:szCs w:val="16"/>
-              </w:rPr>
-              <w:t xml:space="preserve">📖 HTML:</w:t>
-            </w:r>
-          </w:p>
-          <w:p>
-            <w:pPr>
-              <w:spacing w:after="20" w:before="0"/>
-            </w:pPr>
-            <w:hyperlink w:history="1" r:id="rIdqosyz7td5caq6kznhfggf">
-              <w:r>
-                <w:rPr>
-                  <w:rFonts w:ascii="Arial" w:cs="Arial" w:eastAsia="Arial" w:hAnsi="Arial"/>
-                  <w:color w:val="2E75B6"/>
-                  <w:sz w:val="16"/>
-                  <w:szCs w:val="16"/>
-                  <w:u w:val="single" w:color="2E75B6"/>
-                </w:rPr>
-                <w:t xml:space="preserve">Heron's Formula (Flexbook)</w:t>
-              </w:r>
-            </w:hyperlink>
-          </w:p>
-          <w:p>
-            <w:pPr>
-              <w:spacing w:after="10" w:before="0"/>
-              <w:ind w:left="120"/>
-            </w:pPr>
-            <w:r>
-              <w:rPr>
-                <w:rFonts w:ascii="Arial" w:cs="Arial" w:eastAsia="Arial" w:hAnsi="Arial"/>
-                <w:color w:val="595959"/>
-                <w:sz w:val="14"/>
-                <w:szCs w:val="14"/>
-              </w:rPr>
-              <w:t xml:space="preserve">Source: CK-12</w:t>
-            </w:r>
-          </w:p>
-          <w:p>
-            <w:pPr>
-              <w:spacing w:after="10" w:before="0"/>
-              <w:ind w:left="120"/>
-            </w:pPr>
-            <w:hyperlink w:history="1" r:id="rIdyojr2sn59ge6hu_rpbctg">
-              <w:r>
-                <w:rPr>
-                  <w:rFonts w:ascii="Arial" w:cs="Arial" w:eastAsia="Arial" w:hAnsi="Arial"/>
-                  <w:color w:val="595959"/>
-                  <w:sz w:val="14"/>
-                  <w:szCs w:val="14"/>
-                  <w:u w:val="single" w:color="595959"/>
-                </w:rPr>
-                <w:t xml:space="preserve">🔍 Search ARES for similar readings</w:t>
-              </w:r>
-            </w:hyperlink>
-          </w:p>
-        </w:tc>
-        <w:tc>
-          <w:tcPr>
-            <w:tcW w:type="dxa" w:w="3040"/>
-            <w:shd w:fill="FFFFFF" w:color="auto" w:val="clear"/>
-            <w:tcMar>
-              <w:top w:type="dxa" w:w="60"/>
-              <w:left w:type="dxa" w:w="120"/>
-              <w:bottom w:type="dxa" w:w="60"/>
-              <w:right w:type="dxa" w:w="120"/>
-            </w:tcMar>
-            <w:vAlign w:val="top"/>
-          </w:tcPr>
-          <w:p>
-            <w:pPr>
-              <w:spacing w:after="40" w:before="0"/>
-              <w:jc w:val="left"/>
-            </w:pPr>
-            <w:r>
-              <w:rPr>
-                <w:rFonts w:ascii="Arial" w:cs="Arial" w:eastAsia="Arial" w:hAnsi="Arial"/>
-                <w:b w:val="false"/>
-                <w:bCs w:val="false"/>
-                <w:i w:val="false"/>
-                <w:iCs w:val="false"/>
-                <w:color w:val="000000"/>
-                <w:sz w:val="18"/>
-                <w:szCs w:val="18"/>
-              </w:rPr>
-              <w:t xml:space="preserve">Whole class conducts a gallery walk of the class table on the board. Learners examine all rows, identify the largest and smallest areas, and check whether any two groups measured the same object and got different answers (measurement error discussion). The teacher then launches the misconception check: 'Does it matter which side you call a, b, or c in Heron's Formula?' Learners do a 3-minute think-pair-share — first 1 minute silent individual thinking, then 2 minutes discussing with their partner — before the cold-call debrief. Pairs are asked to construct a proof-by-example: take one of the triangles from the class table and re-compute the area swapping a and b. They compare the two results. Learners then write a one-sentence generalisation in their books: 'The area computed by Heron's Formula does / does not change when the labels a, b, c are swapped, because ___.' The teacher connects this back to the Kericho courtyard: 'This means the contractor can label the sides of each triangular section in any convenient order and still get the correct area — this is very useful on a real construction site.'</w:t>
-            </w:r>
-          </w:p>
-        </w:tc>
-        <w:tc>
-          <w:tcPr>
-            <w:tcW w:type="dxa" w:w="3040"/>
-            <w:shd w:fill="F2F2F2" w:color="auto" w:val="clear"/>
-            <w:tcMar>
-              <w:top w:type="dxa" w:w="60"/>
-              <w:left w:type="dxa" w:w="120"/>
-              <w:bottom w:type="dxa" w:w="60"/>
-              <w:right w:type="dxa" w:w="120"/>
-            </w:tcMar>
-            <w:vAlign w:val="top"/>
-          </w:tcPr>
-          <w:p>
-            <w:pPr>
-              <w:spacing w:after="40" w:before="0"/>
-              <w:jc w:val="left"/>
-            </w:pPr>
-            <w:r>
-              <w:rPr>
-                <w:rFonts w:ascii="Arial" w:cs="Arial" w:eastAsia="Arial" w:hAnsi="Arial"/>
-                <w:b w:val="false"/>
-                <w:bCs w:val="false"/>
-                <w:i w:val="false"/>
-                <w:iCs w:val="false"/>
-                <w:color w:val="000000"/>
-                <w:sz w:val="18"/>
-                <w:szCs w:val="18"/>
-              </w:rPr>
-              <w:t xml:space="preserve">Begin the gallery walk by saying: 'Walk to the board, spend 3 minutes reading all the rows. Do not talk yet.' After 3 minutes: 'Back to your seats.' Then cold-call: point to a specific row — 'Group 3 measured the tripod stand and got an area of [X] cm². Group 5 also measured the tripod stand and got [Y] cm². The difference is [Z] cm². What could explain this?' Wait 12 seconds. Cold-call one learner by name: 'Akinyi, what do you think?' After response, cold-call a second learner: 'Mwangi, do you agree or do you have a different idea?' Validate measurement error as a real engineering concern. Then launch the misconception check: 'Now I want you to think about this question alone — does it matter which side you call a, b, or c? One minute, silent. Write your thinking.' After 1 minute: 'Turn to your partner, 2 minutes, share and challenge each other.' After 2 minutes, cold-call three pairs in sequence: 'Otieno, what did your pair decide — and what was your proof-by-example?' After each response, press: 'Can someone add to that or challenge it?' After the third cold-call, provide explicit closure: 'Heron's Formula uses a product — multiplication is commutative. s(s−a)(s−b)(s−c) gives the same result regardless of which side is labelled a, b, or c. The formula is symmetric. Write that word — symmetric — in your book.' Finally, connect explicitly to the phenomenon: 'For the Kericho contractor, this means he can measure the sides of each triangular section in whatever order is physically convenient on site and the calculation is still valid.'</w:t>
-            </w:r>
-          </w:p>
-        </w:tc>
-        <w:tc>
-          <w:tcPr>
-            <w:tcW w:type="dxa" w:w="3040"/>
-            <w:shd w:fill="FFFFFF" w:color="auto" w:val="clear"/>
-            <w:tcMar>
-              <w:top w:type="dxa" w:w="60"/>
-              <w:left w:type="dxa" w:w="120"/>
-              <w:bottom w:type="dxa" w:w="60"/>
-              <w:right w:type="dxa" w:w="120"/>
-            </w:tcMar>
-            <w:vAlign w:val="top"/>
-          </w:tcPr>
-          <w:p>
-            <w:pPr>
-              <w:spacing w:after="40" w:before="0"/>
-              <w:jc w:val="left"/>
-            </w:pPr>
-            <w:r>
-              <w:rPr>
-                <w:rFonts w:ascii="Arial" w:cs="Arial" w:eastAsia="Arial" w:hAnsi="Arial"/>
-                <w:b w:val="false"/>
-                <w:bCs w:val="false"/>
-                <w:i w:val="false"/>
-                <w:iCs w:val="false"/>
-                <w:color w:val="000000"/>
-                <w:sz w:val="18"/>
-                <w:szCs w:val="18"/>
-              </w:rPr>
-              <w:t xml:space="preserve">Think-Pair-Share with Proof-by-Example followed by Explicit Generalisation. This two-step strategy — first constructing a numerical counterexample to test the conjecture, then articulating a general principle — develops mathematical reasoning beyond procedural recall. The explicit vocabulary instruction ('symmetric') gives learners a precise word to anchor the concept. The immediate connection to the courtyard phenomenon ensures the explanation phase remains anchored to the unit's driving question.</w:t>
-            </w:r>
-          </w:p>
-        </w:tc>
-        <w:tc>
-          <w:tcPr>
-            <w:tcW w:type="dxa" w:w="3040"/>
-            <w:shd w:fill="F2F2F2" w:color="auto" w:val="clear"/>
-            <w:tcMar>
-              <w:top w:type="dxa" w:w="60"/>
-              <w:left w:type="dxa" w:w="120"/>
-              <w:bottom w:type="dxa" w:w="60"/>
-              <w:right w:type="dxa" w:w="120"/>
-            </w:tcMar>
-            <w:vAlign w:val="top"/>
-          </w:tcPr>
-          <w:p>
-            <w:pPr>
-              <w:spacing w:after="40" w:before="0"/>
-              <w:jc w:val="left"/>
-            </w:pPr>
-            <w:r>
-              <w:rPr>
-                <w:rFonts w:ascii="Arial" w:cs="Arial" w:eastAsia="Arial" w:hAnsi="Arial"/>
-                <w:b w:val="false"/>
-                <w:bCs w:val="false"/>
-                <w:i w:val="false"/>
-                <w:iCs w:val="false"/>
-                <w:color w:val="000000"/>
-                <w:sz w:val="18"/>
-                <w:szCs w:val="18"/>
-              </w:rPr>
-              <w:t xml:space="preserve">Observable indicators: (1) Every learner has a completed one-sentence generalisation in their book using the word 'symmetric' or equivalent reasoning. (2) During cold-call, at least two of the three pairs can articulate not just the correct answer ('No, it does not matter') but a reason ('because multiplication is commutative / the formula is symmetric'). If fewer than half the class writes a correct generalisation, the teacher pauses and works a second proof-by-example on the board before proceeding.</w:t>
-            </w:r>
-          </w:p>
-        </w:tc>
-      </w:tr>
-      <w:tr>
-        <w:tc>
-          <w:tcPr>
-            <w:tcW w:type="dxa" w:w="1520"/>
-            <w:shd w:fill="FCE4D6" w:color="auto" w:val="clear"/>
-            <w:tcMar>
-              <w:top w:type="dxa" w:w="60"/>
-              <w:left w:type="dxa" w:w="120"/>
-              <w:bottom w:type="dxa" w:w="60"/>
-              <w:right w:type="dxa" w:w="120"/>
-            </w:tcMar>
-            <w:vAlign w:val="top"/>
-          </w:tcPr>
-          <w:p>
-            <w:pPr>
-              <w:spacing w:after="40" w:before="0"/>
-              <w:jc w:val="left"/>
-            </w:pPr>
-            <w:r>
-              <w:rPr>
-                <w:rFonts w:ascii="Arial" w:cs="Arial" w:eastAsia="Arial" w:hAnsi="Arial"/>
-                <w:b/>
-                <w:bCs/>
-                <w:i w:val="false"/>
-                <w:iCs w:val="false"/>
-                <w:color w:val="000000"/>
-                <w:sz w:val="18"/>
-                <w:szCs w:val="18"/>
-              </w:rPr>
-              <w:t xml:space="preserve">Driving Question Board (DQB) Creation</w:t>
-            </w:r>
-          </w:p>
-          <w:p>
-            <w:pPr>
-              <w:spacing w:after="20" w:before="0"/>
-            </w:pPr>
-            <w:r>
-              <w:rPr>
-                <w:rFonts w:ascii="Arial" w:cs="Arial" w:eastAsia="Arial" w:hAnsi="Arial"/>
-                <w:b/>
-                <w:bCs/>
-                <w:color w:val="1F3864"/>
-                <w:sz w:val="16"/>
-                <w:szCs w:val="16"/>
-              </w:rPr>
-              <w:t xml:space="preserve">📹 VIDEO:</w:t>
-            </w:r>
-          </w:p>
-          <w:p>
-            <w:pPr>
-              <w:spacing w:after="20" w:before="0"/>
-            </w:pPr>
-            <w:hyperlink w:history="1" r:id="rIdkbdwwhd9jyfokp8u6resc">
-              <w:r>
-                <w:rPr>
-                  <w:rFonts w:ascii="Arial" w:cs="Arial" w:eastAsia="Arial" w:hAnsi="Arial"/>
-                  <w:color w:val="2E75B6"/>
-                  <w:sz w:val="16"/>
-                  <w:szCs w:val="16"/>
-                  <w:u w:val="single" w:color="2E75B6"/>
-                </w:rPr>
-                <w:t xml:space="preserve">Parallelogram on the coordinate plane</w:t>
-              </w:r>
-            </w:hyperlink>
-          </w:p>
-          <w:p>
-            <w:pPr>
-              <w:spacing w:after="10" w:before="0"/>
-              <w:ind w:left="120"/>
-            </w:pPr>
-            <w:r>
-              <w:rPr>
-                <w:rFonts w:ascii="Arial" w:cs="Arial" w:eastAsia="Arial" w:hAnsi="Arial"/>
-                <w:color w:val="595959"/>
-                <w:sz w:val="14"/>
-                <w:szCs w:val="14"/>
-              </w:rPr>
-              <w:t xml:space="preserve">Source: Khan Academy (English - US curriculum)</w:t>
-            </w:r>
-          </w:p>
-          <w:p>
-            <w:pPr>
-              <w:spacing w:after="10" w:before="0"/>
-              <w:ind w:left="120"/>
-            </w:pPr>
-            <w:hyperlink w:history="1" r:id="rIdobifx4xuk_ngjlho_hdn6">
-              <w:r>
-                <w:rPr>
-                  <w:rFonts w:ascii="Arial" w:cs="Arial" w:eastAsia="Arial" w:hAnsi="Arial"/>
-                  <w:color w:val="595959"/>
-                  <w:sz w:val="14"/>
-                  <w:szCs w:val="14"/>
-                  <w:u w:val="single" w:color="595959"/>
-                </w:rPr>
-                <w:t xml:space="preserve">🔍 Search ARES for similar videos</w:t>
-              </w:r>
-            </w:hyperlink>
-          </w:p>
-          <w:p>
-            <w:pPr>
-              <w:spacing w:after="40" w:before="0"/>
-            </w:pPr>
-            <w:r>
-              <w:rPr>
-                <w:sz w:val="14"/>
-                <w:szCs w:val="14"/>
-              </w:rPr>
-              <w:t xml:space="preserve"/>
-            </w:r>
-          </w:p>
-          <w:p>
-            <w:pPr>
-              <w:spacing w:after="20" w:before="0"/>
-            </w:pPr>
-            <w:r>
-              <w:rPr>
-                <w:rFonts w:ascii="Arial" w:cs="Arial" w:eastAsia="Arial" w:hAnsi="Arial"/>
-                <w:b/>
-                <w:bCs/>
-                <w:color w:val="1F3864"/>
-                <w:sz w:val="16"/>
-                <w:szCs w:val="16"/>
-              </w:rPr>
-              <w:t xml:space="preserve">📖 HTML:</w:t>
-            </w:r>
-          </w:p>
-          <w:p>
-            <w:pPr>
-              <w:spacing w:after="20" w:before="0"/>
-            </w:pPr>
-            <w:hyperlink w:history="1" r:id="rIdulucpxpufjeol5sesmfjg">
-              <w:r>
-                <w:rPr>
-                  <w:rFonts w:ascii="Arial" w:cs="Arial" w:eastAsia="Arial" w:hAnsi="Arial"/>
-                  <w:color w:val="2E75B6"/>
-                  <w:sz w:val="16"/>
-                  <w:szCs w:val="16"/>
-                  <w:u w:val="single" w:color="2E75B6"/>
-                </w:rPr>
-                <w:t xml:space="preserve">Heron's Formula (Flexbook)</w:t>
-              </w:r>
-            </w:hyperlink>
-          </w:p>
-          <w:p>
-            <w:pPr>
-              <w:spacing w:after="10" w:before="0"/>
-              <w:ind w:left="120"/>
-            </w:pPr>
-            <w:r>
-              <w:rPr>
-                <w:rFonts w:ascii="Arial" w:cs="Arial" w:eastAsia="Arial" w:hAnsi="Arial"/>
-                <w:color w:val="595959"/>
-                <w:sz w:val="14"/>
-                <w:szCs w:val="14"/>
-              </w:rPr>
-              <w:t xml:space="preserve">Source: CK-12</w:t>
-            </w:r>
-          </w:p>
-          <w:p>
-            <w:pPr>
-              <w:spacing w:after="10" w:before="0"/>
-              <w:ind w:left="120"/>
-            </w:pPr>
-            <w:hyperlink w:history="1" r:id="rIdg_u49liqvikx2abhwti-1">
-              <w:r>
-                <w:rPr>
-                  <w:rFonts w:ascii="Arial" w:cs="Arial" w:eastAsia="Arial" w:hAnsi="Arial"/>
-                  <w:color w:val="595959"/>
-                  <w:sz w:val="14"/>
-                  <w:szCs w:val="14"/>
-                  <w:u w:val="single" w:color="595959"/>
-                </w:rPr>
-                <w:t xml:space="preserve">🔍 Search ARES for similar readings</w:t>
-              </w:r>
-            </w:hyperlink>
-          </w:p>
-        </w:tc>
-        <w:tc>
-          <w:tcPr>
-            <w:tcW w:type="dxa" w:w="3040"/>
-            <w:shd w:fill="FFFFFF" w:color="auto" w:val="clear"/>
-            <w:tcMar>
-              <w:top w:type="dxa" w:w="60"/>
-              <w:left w:type="dxa" w:w="120"/>
-              <w:bottom w:type="dxa" w:w="60"/>
-              <w:right w:type="dxa" w:w="120"/>
-            </w:tcMar>
-            <w:vAlign w:val="top"/>
-          </w:tcPr>
-          <w:p>
-            <w:pPr>
-              <w:spacing w:after="40" w:before="0"/>
-              <w:jc w:val="left"/>
-            </w:pPr>
-            <w:r>
-              <w:rPr>
-                <w:rFonts w:ascii="Arial" w:cs="Arial" w:eastAsia="Arial" w:hAnsi="Arial"/>
-                <w:b w:val="false"/>
-                <w:bCs w:val="false"/>
-                <w:i w:val="false"/>
-                <w:iCs w:val="false"/>
-                <w:color w:val="000000"/>
-                <w:sz w:val="18"/>
-                <w:szCs w:val="18"/>
-              </w:rPr>
-              <w:t xml:space="preserve">Each learner receives a sticky note (or writes in a designated DQB section of their book). They respond to two prompts: (1) 'What new evidence from today's lesson helps me answer the driving question: How can we calculate the exact area of any polygon-shaped surface even when we cannot measure its height?' (2) 'What question do I still have about the Kericho courtyard?' Learners post sticky notes on the class DQB under two columns: WHAT WE NOW KNOW and WHAT WE STILL WONDER. The teacher reads four notes aloud (two from each column) and explicitly links today's evidence to the driving question: 'We now have a method — Heron's Formula — that lets us compute the area of any triangle from three side measurements alone. We no longer need height. This directly solves the contractor's problem for every triangular section of the Kericho courtyard.'</w:t>
-            </w:r>
-          </w:p>
-        </w:tc>
-        <w:tc>
-          <w:tcPr>
-            <w:tcW w:type="dxa" w:w="3040"/>
-            <w:shd w:fill="F2F2F2" w:color="auto" w:val="clear"/>
-            <w:tcMar>
-              <w:top w:type="dxa" w:w="60"/>
-              <w:left w:type="dxa" w:w="120"/>
-              <w:bottom w:type="dxa" w:w="60"/>
-              <w:right w:type="dxa" w:w="120"/>
-            </w:tcMar>
-            <w:vAlign w:val="top"/>
-          </w:tcPr>
-          <w:p>
-            <w:pPr>
-              <w:spacing w:after="40" w:before="0"/>
-              <w:jc w:val="left"/>
-            </w:pPr>
-            <w:r>
-              <w:rPr>
-                <w:rFonts w:ascii="Arial" w:cs="Arial" w:eastAsia="Arial" w:hAnsi="Arial"/>
-                <w:b w:val="false"/>
-                <w:bCs w:val="false"/>
-                <w:i w:val="false"/>
-                <w:iCs w:val="false"/>
-                <w:color w:val="000000"/>
-                <w:sz w:val="18"/>
-                <w:szCs w:val="18"/>
-              </w:rPr>
-              <w:t xml:space="preserve">Distribute sticky notes or direct learners to their DQB book section. Say: 'Two minutes, silent writing. Respond to both prompts.' After 2 minutes, circulate and read notes as learners post them. Select and read aloud two KNOW notes and two WONDER notes — choose ones that are specific and directly connected to the courtyard. After reading each, ask the class: 'Does anyone want to add to this?' Wait 8 seconds before moving on. Close with: 'Look at the WONDER column. We will not answer all of these today — some will be answered in Lessons 4, 5, and 6. Hold onto your questions. They are good ones.' Point to any note about hexagonal tiles or the parallelogram stage and say: 'This question — about the hexagonal border tiles — is exactly what Lesson 5 will address.'</w:t>
-            </w:r>
-          </w:p>
-        </w:tc>
-        <w:tc>
-          <w:tcPr>
-            <w:tcW w:type="dxa" w:w="3040"/>
-            <w:shd w:fill="FFFFFF" w:color="auto" w:val="clear"/>
-            <w:tcMar>
-              <w:top w:type="dxa" w:w="60"/>
-              <w:left w:type="dxa" w:w="120"/>
-              <w:bottom w:type="dxa" w:w="60"/>
-              <w:right w:type="dxa" w:w="120"/>
-            </w:tcMar>
-            <w:vAlign w:val="top"/>
-          </w:tcPr>
-          <w:p>
-            <w:pPr>
-              <w:spacing w:after="40" w:before="0"/>
-              <w:jc w:val="left"/>
-            </w:pPr>
-            <w:r>
-              <w:rPr>
-                <w:rFonts w:ascii="Arial" w:cs="Arial" w:eastAsia="Arial" w:hAnsi="Arial"/>
-                <w:b w:val="false"/>
-                <w:bCs w:val="false"/>
-                <w:i w:val="false"/>
-                <w:iCs w:val="false"/>
-                <w:color w:val="000000"/>
-                <w:sz w:val="18"/>
-                <w:szCs w:val="18"/>
-              </w:rPr>
-              <w:t xml:space="preserve">Driving Question Board as a Cumulative Evidence Tracker. The DQB makes learners' growing understanding visible and public, reinforcing that scientific and mathematical learning is incremental. By explicitly naming what is now resolved (triangular sections via Heron's Formula) and what remains open (hexagonal tiles, parallelogram stage), learners develop metacognitive awareness of the unit storyline and feel the forward momentum of inquiry.</w:t>
-            </w:r>
-          </w:p>
-        </w:tc>
-        <w:tc>
-          <w:tcPr>
-            <w:tcW w:type="dxa" w:w="3040"/>
-            <w:shd w:fill="F2F2F2" w:color="auto" w:val="clear"/>
-            <w:tcMar>
-              <w:top w:type="dxa" w:w="60"/>
-              <w:left w:type="dxa" w:w="120"/>
-              <w:bottom w:type="dxa" w:w="60"/>
-              <w:right w:type="dxa" w:w="120"/>
-            </w:tcMar>
-            <w:vAlign w:val="top"/>
-          </w:tcPr>
-          <w:p>
-            <w:pPr>
-              <w:spacing w:after="40" w:before="0"/>
-              <w:jc w:val="left"/>
-            </w:pPr>
-            <w:r>
-              <w:rPr>
-                <w:rFonts w:ascii="Arial" w:cs="Arial" w:eastAsia="Arial" w:hAnsi="Arial"/>
-                <w:b w:val="false"/>
-                <w:bCs w:val="false"/>
-                <w:i w:val="false"/>
-                <w:iCs w:val="false"/>
-                <w:color w:val="000000"/>
-                <w:sz w:val="18"/>
-                <w:szCs w:val="18"/>
-              </w:rPr>
-              <w:t xml:space="preserve">Observable indicator: Every learner has posted at least one sticky note under WHAT WE NOW KNOW that references Heron's Formula and at least one under WHAT WE STILL WONDER that is specific to the courtyard (not generic). Teacher flags any KNOW notes that misstate the formula or confuse it with the sine-area formula from Lesson 1 — these learners are marked for follow-up in the next lesson's opening review.</w:t>
-            </w:r>
-          </w:p>
-        </w:tc>
-      </w:tr>
-      <w:tr>
-        <w:tc>
-          <w:tcPr>
-            <w:tcW w:type="dxa" w:w="1520"/>
-            <w:shd w:fill="D5E8F0" w:color="auto" w:val="clear"/>
-            <w:tcMar>
-              <w:top w:type="dxa" w:w="60"/>
-              <w:left w:type="dxa" w:w="120"/>
-              <w:bottom w:type="dxa" w:w="60"/>
-              <w:right w:type="dxa" w:w="120"/>
-            </w:tcMar>
-            <w:vAlign w:val="top"/>
-          </w:tcPr>
-          <w:p>
-            <w:pPr>
-              <w:spacing w:after="40" w:before="0"/>
-              <w:jc w:val="left"/>
-            </w:pPr>
-            <w:r>
-              <w:rPr>
-                <w:rFonts w:ascii="Arial" w:cs="Arial" w:eastAsia="Arial" w:hAnsi="Arial"/>
-                <w:b/>
-                <w:bCs/>
-                <w:i w:val="false"/>
-                <w:iCs w:val="false"/>
-                <w:color w:val="000000"/>
-                <w:sz w:val="18"/>
-                <w:szCs w:val="18"/>
-              </w:rPr>
-              <w:t xml:space="preserve">Model Building Phase</w:t>
-            </w:r>
-          </w:p>
-          <w:p>
-            <w:pPr>
-              <w:spacing w:after="20" w:before="0"/>
-            </w:pPr>
-            <w:r>
-              <w:rPr>
-                <w:rFonts w:ascii="Arial" w:cs="Arial" w:eastAsia="Arial" w:hAnsi="Arial"/>
-                <w:b/>
-                <w:bCs/>
-                <w:color w:val="1F3864"/>
-                <w:sz w:val="16"/>
-                <w:szCs w:val="16"/>
-              </w:rPr>
-              <w:t xml:space="preserve">📹 VIDEO:</w:t>
-            </w:r>
-          </w:p>
-          <w:p>
-            <w:pPr>
-              <w:spacing w:after="20" w:before="0"/>
-            </w:pPr>
-            <w:hyperlink w:history="1" r:id="rIdmhhve5ear-2wh_niup4yy">
-              <w:r>
-                <w:rPr>
-                  <w:rFonts w:ascii="Arial" w:cs="Arial" w:eastAsia="Arial" w:hAnsi="Arial"/>
-                  <w:color w:val="2E75B6"/>
-                  <w:sz w:val="16"/>
-                  <w:szCs w:val="16"/>
-                  <w:u w:val="single" w:color="2E75B6"/>
-                </w:rPr>
-                <w:t xml:space="preserve">Parallelogram on the coordinate plane</w:t>
-              </w:r>
-            </w:hyperlink>
-          </w:p>
-          <w:p>
-            <w:pPr>
-              <w:spacing w:after="10" w:before="0"/>
-              <w:ind w:left="120"/>
-            </w:pPr>
-            <w:r>
-              <w:rPr>
-                <w:rFonts w:ascii="Arial" w:cs="Arial" w:eastAsia="Arial" w:hAnsi="Arial"/>
-                <w:color w:val="595959"/>
-                <w:sz w:val="14"/>
-                <w:szCs w:val="14"/>
-              </w:rPr>
-              <w:t xml:space="preserve">Source: Khan Academy (English - US curriculum)</w:t>
-            </w:r>
-          </w:p>
-          <w:p>
-            <w:pPr>
-              <w:spacing w:after="10" w:before="0"/>
-              <w:ind w:left="120"/>
-            </w:pPr>
-            <w:hyperlink w:history="1" r:id="rIdnjjiawk-3rwryk2cr4ah6">
-              <w:r>
-                <w:rPr>
-                  <w:rFonts w:ascii="Arial" w:cs="Arial" w:eastAsia="Arial" w:hAnsi="Arial"/>
-                  <w:color w:val="595959"/>
-                  <w:sz w:val="14"/>
-                  <w:szCs w:val="14"/>
-                  <w:u w:val="single" w:color="595959"/>
-                </w:rPr>
-                <w:t xml:space="preserve">🔍 Search ARES for similar videos</w:t>
-              </w:r>
-            </w:hyperlink>
-          </w:p>
-          <w:p>
-            <w:pPr>
-              <w:spacing w:after="40" w:before="0"/>
-            </w:pPr>
-            <w:r>
-              <w:rPr>
-                <w:sz w:val="14"/>
-                <w:szCs w:val="14"/>
-              </w:rPr>
-              <w:t xml:space="preserve"/>
-            </w:r>
-          </w:p>
-          <w:p>
-            <w:pPr>
-              <w:spacing w:after="20" w:before="0"/>
-            </w:pPr>
-            <w:r>
-              <w:rPr>
-                <w:rFonts w:ascii="Arial" w:cs="Arial" w:eastAsia="Arial" w:hAnsi="Arial"/>
-                <w:b/>
-                <w:bCs/>
-                <w:color w:val="1F3864"/>
-                <w:sz w:val="16"/>
-                <w:szCs w:val="16"/>
-              </w:rPr>
-              <w:t xml:space="preserve">📖 HTML:</w:t>
-            </w:r>
-          </w:p>
-          <w:p>
-            <w:pPr>
-              <w:spacing w:after="20" w:before="0"/>
-            </w:pPr>
-            <w:hyperlink w:history="1" r:id="rId1oz0xs6rwzzag5cig1d2p">
-              <w:r>
-                <w:rPr>
-                  <w:rFonts w:ascii="Arial" w:cs="Arial" w:eastAsia="Arial" w:hAnsi="Arial"/>
-                  <w:color w:val="2E75B6"/>
-                  <w:sz w:val="16"/>
-                  <w:szCs w:val="16"/>
-                  <w:u w:val="single" w:color="2E75B6"/>
-                </w:rPr>
-                <w:t xml:space="preserve">Heron's Formula (Flexbook)</w:t>
-              </w:r>
-            </w:hyperlink>
-          </w:p>
-          <w:p>
-            <w:pPr>
-              <w:spacing w:after="10" w:before="0"/>
-              <w:ind w:left="120"/>
-            </w:pPr>
-            <w:r>
-              <w:rPr>
-                <w:rFonts w:ascii="Arial" w:cs="Arial" w:eastAsia="Arial" w:hAnsi="Arial"/>
-                <w:color w:val="595959"/>
-                <w:sz w:val="14"/>
-                <w:szCs w:val="14"/>
-              </w:rPr>
-              <w:t xml:space="preserve">Source: CK-12</w:t>
-            </w:r>
-          </w:p>
-          <w:p>
-            <w:pPr>
-              <w:spacing w:after="10" w:before="0"/>
-              <w:ind w:left="120"/>
-            </w:pPr>
-            <w:hyperlink w:history="1" r:id="rIdbppfv38s85qdfh7_8mjiv">
+            <w:hyperlink w:history="1" r:id="rIdfz48j_aonou80zik9oldd">
               <w:r>
                 <w:rPr>
                   <w:rFonts w:ascii="Arial" w:cs="Arial" w:eastAsia="Arial" w:hAnsi="Arial"/>
@@ -11768,7 +11768,7 @@
             <w:pPr>
               <w:spacing w:after="20" w:before="0"/>
             </w:pPr>
-            <w:hyperlink w:history="1" r:id="rIdgcwgvn8ihdtjq4u2fb5ro">
+            <w:hyperlink w:history="1" r:id="rIdlrdyx8xyr5cjog9oaxbt-">
               <w:r>
                 <w:rPr>
                   <w:rFonts w:ascii="Arial" w:cs="Arial" w:eastAsia="Arial" w:hAnsi="Arial"/>
@@ -11777,7 +11777,7 @@
                   <w:szCs w:val="16"/>
                   <w:u w:val="single" w:color="2E75B6"/>
                 </w:rPr>
-                <w:t xml:space="preserve">Proof: Rhombus diagonals are perpendicular bisectors</w:t>
+                <w:t xml:space="preserve">Proof: Rhombus area</w:t>
               </w:r>
             </w:hyperlink>
           </w:p>
@@ -11801,7 +11801,7 @@
               <w:spacing w:after="10" w:before="0"/>
               <w:ind w:left="120"/>
             </w:pPr>
-            <w:hyperlink w:history="1" r:id="rId1ccojeyafzp6ujtlt3yr-">
+            <w:hyperlink w:history="1" r:id="rId2xnjzbr9p69hsgoxgiats">
               <w:r>
                 <w:rPr>
                   <w:rFonts w:ascii="Arial" w:cs="Arial" w:eastAsia="Arial" w:hAnsi="Arial"/>
@@ -11846,7 +11846,7 @@
             <w:pPr>
               <w:spacing w:after="20" w:before="0"/>
             </w:pPr>
-            <w:hyperlink w:history="1" r:id="rIdzfsrvj6xt6nbvaxmvhffr">
+            <w:hyperlink w:history="1" r:id="rIdglmlpe0utcova1qizrfpu">
               <w:r>
                 <w:rPr>
                   <w:rFonts w:ascii="Arial" w:cs="Arial" w:eastAsia="Arial" w:hAnsi="Arial"/>
@@ -11855,7 +11855,7 @@
                   <w:szCs w:val="16"/>
                   <w:u w:val="single" w:color="2E75B6"/>
                 </w:rPr>
-                <w:t xml:space="preserve">Area Models for Decimal Multiplication (Flexbook)</w:t>
+                <w:t xml:space="preserve">Area of a Parallelogram: Rhombus (PLIX)</w:t>
               </w:r>
             </w:hyperlink>
           </w:p>
@@ -11879,7 +11879,7 @@
               <w:spacing w:after="10" w:before="0"/>
               <w:ind w:left="120"/>
             </w:pPr>
-            <w:hyperlink w:history="1" r:id="rIdgths1dfxwepto-6hwf_i2">
+            <w:hyperlink w:history="1" r:id="rIdvvjkl7foeb2rx8jtj8rws">
               <w:r>
                 <w:rPr>
                   <w:rFonts w:ascii="Arial" w:cs="Arial" w:eastAsia="Arial" w:hAnsi="Arial"/>
@@ -12074,7 +12074,7 @@
             <w:pPr>
               <w:spacing w:after="20" w:before="0"/>
             </w:pPr>
-            <w:hyperlink w:history="1" r:id="rIdh8cf14wtxbghemnlxruy5">
+            <w:hyperlink w:history="1" r:id="rId1zsvdvqmpemd4dcuiluvr">
               <w:r>
                 <w:rPr>
                   <w:rFonts w:ascii="Arial" w:cs="Arial" w:eastAsia="Arial" w:hAnsi="Arial"/>
@@ -12083,7 +12083,7 @@
                   <w:szCs w:val="16"/>
                   <w:u w:val="single" w:color="2E75B6"/>
                 </w:rPr>
-                <w:t xml:space="preserve">Proof: Rhombus diagonals are perpendicular bisectors</w:t>
+                <w:t xml:space="preserve">Proof: Rhombus area -dubbed(KY)</w:t>
               </w:r>
             </w:hyperlink>
           </w:p>
@@ -12099,7 +12099,7 @@
                 <w:sz w:val="14"/>
                 <w:szCs w:val="14"/>
               </w:rPr>
-              <w:t xml:space="preserve">Source: Khan Academy (English - US curriculum)</w:t>
+              <w:t xml:space="preserve">Source: Khan Academy (Kiswahili)</w:t>
             </w:r>
           </w:p>
           <w:p>
@@ -12107,7 +12107,7 @@
               <w:spacing w:after="10" w:before="0"/>
               <w:ind w:left="120"/>
             </w:pPr>
-            <w:hyperlink w:history="1" r:id="rIdnl8kqq1cb1u5cwiipq5ab">
+            <w:hyperlink w:history="1" r:id="rIdofhu6cn8awjdpqfeiprfk">
               <w:r>
                 <w:rPr>
                   <w:rFonts w:ascii="Arial" w:cs="Arial" w:eastAsia="Arial" w:hAnsi="Arial"/>
@@ -12152,7 +12152,7 @@
             <w:pPr>
               <w:spacing w:after="20" w:before="0"/>
             </w:pPr>
-            <w:hyperlink w:history="1" r:id="rIdcjfnszrskrqeti66-bfzg">
+            <w:hyperlink w:history="1" r:id="rIdb8rdxewgk3bxzklnvwcgd">
               <w:r>
                 <w:rPr>
                   <w:rFonts w:ascii="Arial" w:cs="Arial" w:eastAsia="Arial" w:hAnsi="Arial"/>
@@ -12161,7 +12161,7 @@
                   <w:szCs w:val="16"/>
                   <w:u w:val="single" w:color="2E75B6"/>
                 </w:rPr>
-                <w:t xml:space="preserve">Area Models for Decimal Multiplication (Flexbook)</w:t>
+                <w:t xml:space="preserve">Area of Composite Shapes: Triangle and Parallelogram (PLIX)</w:t>
               </w:r>
             </w:hyperlink>
           </w:p>
@@ -12185,7 +12185,7 @@
               <w:spacing w:after="10" w:before="0"/>
               <w:ind w:left="120"/>
             </w:pPr>
-            <w:hyperlink w:history="1" r:id="rId3o09uqjap-smxrguca_bm">
+            <w:hyperlink w:history="1" r:id="rId74twunff2fpdjvgqnvdis">
               <w:r>
                 <w:rPr>
                   <w:rFonts w:ascii="Arial" w:cs="Arial" w:eastAsia="Arial" w:hAnsi="Arial"/>
@@ -12380,7 +12380,7 @@
             <w:pPr>
               <w:spacing w:after="20" w:before="0"/>
             </w:pPr>
-            <w:hyperlink w:history="1" r:id="rIdbr0bqksji0cgoijg9ahpg">
+            <w:hyperlink w:history="1" r:id="rIdha0xmjtrgbz2ndpeytets">
               <w:r>
                 <w:rPr>
                   <w:rFonts w:ascii="Arial" w:cs="Arial" w:eastAsia="Arial" w:hAnsi="Arial"/>
@@ -12389,7 +12389,7 @@
                   <w:szCs w:val="16"/>
                   <w:u w:val="single" w:color="2E75B6"/>
                 </w:rPr>
-                <w:t xml:space="preserve">Proof: Rhombus diagonals are perpendicular bisectors</w:t>
+                <w:t xml:space="preserve">Determinant and area of a parallelogram</w:t>
               </w:r>
             </w:hyperlink>
           </w:p>
@@ -12413,7 +12413,7 @@
               <w:spacing w:after="10" w:before="0"/>
               <w:ind w:left="120"/>
             </w:pPr>
-            <w:hyperlink w:history="1" r:id="rIdxs2m9l4hsgx_qyhuw9iev">
+            <w:hyperlink w:history="1" r:id="rIdjedvnjl2cpzhyi6jvslyc">
               <w:r>
                 <w:rPr>
                   <w:rFonts w:ascii="Arial" w:cs="Arial" w:eastAsia="Arial" w:hAnsi="Arial"/>
@@ -12458,7 +12458,7 @@
             <w:pPr>
               <w:spacing w:after="20" w:before="0"/>
             </w:pPr>
-            <w:hyperlink w:history="1" r:id="rIdpd0chozp646d1m6tbeiyd">
+            <w:hyperlink w:history="1" r:id="rIdyqj9ja90o9s67dkmoa8kj">
               <w:r>
                 <w:rPr>
                   <w:rFonts w:ascii="Arial" w:cs="Arial" w:eastAsia="Arial" w:hAnsi="Arial"/>
@@ -12467,7 +12467,7 @@
                   <w:szCs w:val="16"/>
                   <w:u w:val="single" w:color="2E75B6"/>
                 </w:rPr>
-                <w:t xml:space="preserve">Area Models for Decimal Multiplication (Flexbook)</w:t>
+                <w:t xml:space="preserve">Area of a Parallelogram: Rhombus (PLIX)</w:t>
               </w:r>
             </w:hyperlink>
           </w:p>
@@ -12491,7 +12491,7 @@
               <w:spacing w:after="10" w:before="0"/>
               <w:ind w:left="120"/>
             </w:pPr>
-            <w:hyperlink w:history="1" r:id="rIdgxa_cqqk9mcd_bigcyyys">
+            <w:hyperlink w:history="1" r:id="rIdxo8_doloqbyz1kyyqbmzp">
               <w:r>
                 <w:rPr>
                   <w:rFonts w:ascii="Arial" w:cs="Arial" w:eastAsia="Arial" w:hAnsi="Arial"/>
@@ -12686,7 +12686,7 @@
             <w:pPr>
               <w:spacing w:after="20" w:before="0"/>
             </w:pPr>
-            <w:hyperlink w:history="1" r:id="rIdohj4sfmvajtfrlhqtirut">
+            <w:hyperlink w:history="1" r:id="rId0fjf8fx5qw0npiogs2ibr">
               <w:r>
                 <w:rPr>
                   <w:rFonts w:ascii="Arial" w:cs="Arial" w:eastAsia="Arial" w:hAnsi="Arial"/>
@@ -12695,7 +12695,7 @@
                   <w:szCs w:val="16"/>
                   <w:u w:val="single" w:color="2E75B6"/>
                 </w:rPr>
-                <w:t xml:space="preserve">Proof: Rhombus diagonals are perpendicular bisectors</w:t>
+                <w:t xml:space="preserve">Area of a triangle</w:t>
               </w:r>
             </w:hyperlink>
           </w:p>
@@ -12719,7 +12719,7 @@
               <w:spacing w:after="10" w:before="0"/>
               <w:ind w:left="120"/>
             </w:pPr>
-            <w:hyperlink w:history="1" r:id="rIdoqmrupp7lcfbkgxumuoi4">
+            <w:hyperlink w:history="1" r:id="rIdm6vctutt02b8skggsii2n">
               <w:r>
                 <w:rPr>
                   <w:rFonts w:ascii="Arial" w:cs="Arial" w:eastAsia="Arial" w:hAnsi="Arial"/>
@@ -12764,7 +12764,7 @@
             <w:pPr>
               <w:spacing w:after="20" w:before="0"/>
             </w:pPr>
-            <w:hyperlink w:history="1" r:id="rId_tmcm4y8f_lnnvmopc5tx">
+            <w:hyperlink w:history="1" r:id="rIdujassj9xe5cagsli3qmxe">
               <w:r>
                 <w:rPr>
                   <w:rFonts w:ascii="Arial" w:cs="Arial" w:eastAsia="Arial" w:hAnsi="Arial"/>
@@ -12773,7 +12773,7 @@
                   <w:szCs w:val="16"/>
                   <w:u w:val="single" w:color="2E75B6"/>
                 </w:rPr>
-                <w:t xml:space="preserve">Area Models for Decimal Multiplication (Flexbook)</w:t>
+                <w:t xml:space="preserve">Area of a Parallelogram: Rhombus (PLIX)</w:t>
               </w:r>
             </w:hyperlink>
           </w:p>
@@ -12797,7 +12797,7 @@
               <w:spacing w:after="10" w:before="0"/>
               <w:ind w:left="120"/>
             </w:pPr>
-            <w:hyperlink w:history="1" r:id="rIddgmnj31zn-j28grsipca8">
+            <w:hyperlink w:history="1" r:id="rIde6lcgdjhmavxi3y9b_7fw">
               <w:r>
                 <w:rPr>
                   <w:rFonts w:ascii="Arial" w:cs="Arial" w:eastAsia="Arial" w:hAnsi="Arial"/>
@@ -12992,7 +12992,7 @@
             <w:pPr>
               <w:spacing w:after="20" w:before="0"/>
             </w:pPr>
-            <w:hyperlink w:history="1" r:id="rIdtq8r4nrjkutzr6agafaof">
+            <w:hyperlink w:history="1" r:id="rIdhmtwlejqachkb3i4m0mhr">
               <w:r>
                 <w:rPr>
                   <w:rFonts w:ascii="Arial" w:cs="Arial" w:eastAsia="Arial" w:hAnsi="Arial"/>
@@ -13001,7 +13001,7 @@
                   <w:szCs w:val="16"/>
                   <w:u w:val="single" w:color="2E75B6"/>
                 </w:rPr>
-                <w:t xml:space="preserve">Proof: Rhombus diagonals are perpendicular bisectors</w:t>
+                <w:t xml:space="preserve">Area of a parallelogram on the coordinate plane</w:t>
               </w:r>
             </w:hyperlink>
           </w:p>
@@ -13025,7 +13025,7 @@
               <w:spacing w:after="10" w:before="0"/>
               <w:ind w:left="120"/>
             </w:pPr>
-            <w:hyperlink w:history="1" r:id="rIdieyj_yrn8qfcs7jpf2frq">
+            <w:hyperlink w:history="1" r:id="rIdxxcbrcis5get9mktwngfd">
               <w:r>
                 <w:rPr>
                   <w:rFonts w:ascii="Arial" w:cs="Arial" w:eastAsia="Arial" w:hAnsi="Arial"/>
@@ -13070,7 +13070,7 @@
             <w:pPr>
               <w:spacing w:after="20" w:before="0"/>
             </w:pPr>
-            <w:hyperlink w:history="1" r:id="rIdh1h2n2o0no6i3pom7ojwm">
+            <w:hyperlink w:history="1" r:id="rIdhke3s3ykxxkjhr2yrbucs">
               <w:r>
                 <w:rPr>
                   <w:rFonts w:ascii="Arial" w:cs="Arial" w:eastAsia="Arial" w:hAnsi="Arial"/>
@@ -13079,7 +13079,7 @@
                   <w:szCs w:val="16"/>
                   <w:u w:val="single" w:color="2E75B6"/>
                 </w:rPr>
-                <w:t xml:space="preserve">Area Models for Decimal Multiplication (Flexbook)</w:t>
+                <w:t xml:space="preserve">Area of a Parallelogram: Rhombus (PLIX)</w:t>
               </w:r>
             </w:hyperlink>
           </w:p>
@@ -13103,7 +13103,7 @@
               <w:spacing w:after="10" w:before="0"/>
               <w:ind w:left="120"/>
             </w:pPr>
-            <w:hyperlink w:history="1" r:id="rIdj320cn9ea7l66mdhtjjyd">
+            <w:hyperlink w:history="1" r:id="rIdos3ofjdweqof4buqmqnyv">
               <w:r>
                 <w:rPr>
                   <w:rFonts w:ascii="Arial" w:cs="Arial" w:eastAsia="Arial" w:hAnsi="Arial"/>
@@ -14590,7 +14590,619 @@
             <w:pPr>
               <w:spacing w:after="20" w:before="0"/>
             </w:pPr>
-            <w:hyperlink w:history="1" r:id="rId1hn7fbqdve-edcsfexshw">
+            <w:hyperlink w:history="1" r:id="rIdpk-lh_a_bscl6adjbm2hs">
+              <w:r>
+                <w:rPr>
+                  <w:rFonts w:ascii="Arial" w:cs="Arial" w:eastAsia="Arial" w:hAnsi="Arial"/>
+                  <w:color w:val="2E75B6"/>
+                  <w:sz w:val="16"/>
+                  <w:szCs w:val="16"/>
+                  <w:u w:val="single" w:color="2E75B6"/>
+                </w:rPr>
+                <w:t xml:space="preserve">Proof: Rhombus area</w:t>
+              </w:r>
+            </w:hyperlink>
+          </w:p>
+          <w:p>
+            <w:pPr>
+              <w:spacing w:after="10" w:before="0"/>
+              <w:ind w:left="120"/>
+            </w:pPr>
+            <w:r>
+              <w:rPr>
+                <w:rFonts w:ascii="Arial" w:cs="Arial" w:eastAsia="Arial" w:hAnsi="Arial"/>
+                <w:color w:val="595959"/>
+                <w:sz w:val="14"/>
+                <w:szCs w:val="14"/>
+              </w:rPr>
+              <w:t xml:space="preserve">Source: Khan Academy (English - US curriculum)</w:t>
+            </w:r>
+          </w:p>
+          <w:p>
+            <w:pPr>
+              <w:spacing w:after="10" w:before="0"/>
+              <w:ind w:left="120"/>
+            </w:pPr>
+            <w:hyperlink w:history="1" r:id="rId_einsm4skwdvdcfxwzgfz">
+              <w:r>
+                <w:rPr>
+                  <w:rFonts w:ascii="Arial" w:cs="Arial" w:eastAsia="Arial" w:hAnsi="Arial"/>
+                  <w:color w:val="595959"/>
+                  <w:sz w:val="14"/>
+                  <w:szCs w:val="14"/>
+                  <w:u w:val="single" w:color="595959"/>
+                </w:rPr>
+                <w:t xml:space="preserve">🔍 Search ARES for similar videos</w:t>
+              </w:r>
+            </w:hyperlink>
+          </w:p>
+          <w:p>
+            <w:pPr>
+              <w:spacing w:after="40" w:before="0"/>
+            </w:pPr>
+            <w:r>
+              <w:rPr>
+                <w:sz w:val="14"/>
+                <w:szCs w:val="14"/>
+              </w:rPr>
+              <w:t xml:space="preserve"/>
+            </w:r>
+          </w:p>
+          <w:p>
+            <w:pPr>
+              <w:spacing w:after="20" w:before="0"/>
+            </w:pPr>
+            <w:r>
+              <w:rPr>
+                <w:rFonts w:ascii="Arial" w:cs="Arial" w:eastAsia="Arial" w:hAnsi="Arial"/>
+                <w:b/>
+                <w:bCs/>
+                <w:color w:val="1F3864"/>
+                <w:sz w:val="16"/>
+                <w:szCs w:val="16"/>
+              </w:rPr>
+              <w:t xml:space="preserve">📖 HTML:</w:t>
+            </w:r>
+          </w:p>
+          <w:p>
+            <w:pPr>
+              <w:spacing w:after="20" w:before="0"/>
+            </w:pPr>
+            <w:hyperlink w:history="1" r:id="rIdz2qjqzszm90nwobpygnhn">
+              <w:r>
+                <w:rPr>
+                  <w:rFonts w:ascii="Arial" w:cs="Arial" w:eastAsia="Arial" w:hAnsi="Arial"/>
+                  <w:color w:val="2E75B6"/>
+                  <w:sz w:val="16"/>
+                  <w:szCs w:val="16"/>
+                  <w:u w:val="single" w:color="2E75B6"/>
+                </w:rPr>
+                <w:t xml:space="preserve">Area of a Parallelogram: Rhombus (PLIX)</w:t>
+              </w:r>
+            </w:hyperlink>
+          </w:p>
+          <w:p>
+            <w:pPr>
+              <w:spacing w:after="10" w:before="0"/>
+              <w:ind w:left="120"/>
+            </w:pPr>
+            <w:r>
+              <w:rPr>
+                <w:rFonts w:ascii="Arial" w:cs="Arial" w:eastAsia="Arial" w:hAnsi="Arial"/>
+                <w:color w:val="595959"/>
+                <w:sz w:val="14"/>
+                <w:szCs w:val="14"/>
+              </w:rPr>
+              <w:t xml:space="preserve">Source: CK-12</w:t>
+            </w:r>
+          </w:p>
+          <w:p>
+            <w:pPr>
+              <w:spacing w:after="10" w:before="0"/>
+              <w:ind w:left="120"/>
+            </w:pPr>
+            <w:hyperlink w:history="1" r:id="rIdznjg9ylksjro0pze_gfhs">
+              <w:r>
+                <w:rPr>
+                  <w:rFonts w:ascii="Arial" w:cs="Arial" w:eastAsia="Arial" w:hAnsi="Arial"/>
+                  <w:color w:val="595959"/>
+                  <w:sz w:val="14"/>
+                  <w:szCs w:val="14"/>
+                  <w:u w:val="single" w:color="595959"/>
+                </w:rPr>
+                <w:t xml:space="preserve">🔍 Search ARES for similar readings</w:t>
+              </w:r>
+            </w:hyperlink>
+          </w:p>
+        </w:tc>
+        <w:tc>
+          <w:tcPr>
+            <w:tcW w:type="dxa" w:w="3040"/>
+            <w:shd w:fill="FFFFFF" w:color="auto" w:val="clear"/>
+            <w:tcMar>
+              <w:top w:type="dxa" w:w="60"/>
+              <w:left w:type="dxa" w:w="120"/>
+              <w:bottom w:type="dxa" w:w="60"/>
+              <w:right w:type="dxa" w:w="120"/>
+            </w:tcMar>
+            <w:vAlign w:val="top"/>
+          </w:tcPr>
+          <w:p>
+            <w:pPr>
+              <w:spacing w:after="40" w:before="0"/>
+              <w:jc w:val="left"/>
+            </w:pPr>
+            <w:r>
+              <w:rPr>
+                <w:rFonts w:ascii="Arial" w:cs="Arial" w:eastAsia="Arial" w:hAnsi="Arial"/>
+                <w:b w:val="false"/>
+                <w:bCs w:val="false"/>
+                <w:i w:val="false"/>
+                <w:iCs w:val="false"/>
+                <w:color w:val="000000"/>
+                <w:sz w:val="18"/>
+                <w:szCs w:val="18"/>
+              </w:rPr>
+              <w:t xml:space="preserve">Each learner receives a half-sheet showing two parallelogram diagrams side by side. Diagram A shows the Kericho courtyard stage: sides 8 m and 5 m, included angle 65°, but no height marked. Diagram B shows the same stage redrawn with a perpendicular height of 4.53 m added (no angle given). Learners individually write: (i) which formula they would use for each diagram and why, (ii) a numerical estimate of the area for Diagram A without calculating — just a 'sense-check' range (e.g. 'between 30 m² and 45 m²'). They do NOT yet compute.</w:t>
+            </w:r>
+          </w:p>
+        </w:tc>
+        <w:tc>
+          <w:tcPr>
+            <w:tcW w:type="dxa" w:w="3040"/>
+            <w:shd w:fill="F2F2F2" w:color="auto" w:val="clear"/>
+            <w:tcMar>
+              <w:top w:type="dxa" w:w="60"/>
+              <w:left w:type="dxa" w:w="120"/>
+              <w:bottom w:type="dxa" w:w="60"/>
+              <w:right w:type="dxa" w:w="120"/>
+            </w:tcMar>
+            <w:vAlign w:val="top"/>
+          </w:tcPr>
+          <w:p>
+            <w:pPr>
+              <w:spacing w:after="40" w:before="0"/>
+              <w:jc w:val="left"/>
+            </w:pPr>
+            <w:r>
+              <w:rPr>
+                <w:rFonts w:ascii="Arial" w:cs="Arial" w:eastAsia="Arial" w:hAnsi="Arial"/>
+                <w:b w:val="false"/>
+                <w:bCs w:val="false"/>
+                <w:i w:val="false"/>
+                <w:iCs w:val="false"/>
+                <w:color w:val="000000"/>
+                <w:sz w:val="18"/>
+                <w:szCs w:val="18"/>
+              </w:rPr>
+              <w:t xml:space="preserve">Distribute the half-sheets face-down. Say: 'Before you turn it over, think back to our last two lessons — what two methods do we have for finding the area of a parallelogram?' Wait 10 seconds, then cold-call 3 learners. After responses, say: 'Now turn over. You have 4 minutes — write your formula choice and your sense-check range. No calculators yet.' Circulate silently; scan for learners who write 'base × height' for Diagram A (common error — they cannot compute it without the height). After 4 minutes, cold-call 2 learners to share their Diagram A choice. Probe: 'What stops you using base × height for Diagram A?' Wait 12 seconds. Do NOT confirm or correct yet — record the class split on the board as a tally (sine method vs. base×height vs. unsure).</w:t>
+            </w:r>
+          </w:p>
+        </w:tc>
+        <w:tc>
+          <w:tcPr>
+            <w:tcW w:type="dxa" w:w="3040"/>
+            <w:shd w:fill="FFFFFF" w:color="auto" w:val="clear"/>
+            <w:tcMar>
+              <w:top w:type="dxa" w:w="60"/>
+              <w:left w:type="dxa" w:w="120"/>
+              <w:bottom w:type="dxa" w:w="60"/>
+              <w:right w:type="dxa" w:w="120"/>
+            </w:tcMar>
+            <w:vAlign w:val="top"/>
+          </w:tcPr>
+          <w:p>
+            <w:pPr>
+              <w:spacing w:after="40" w:before="0"/>
+              <w:jc w:val="left"/>
+            </w:pPr>
+            <w:r>
+              <w:rPr>
+                <w:rFonts w:ascii="Arial" w:cs="Arial" w:eastAsia="Arial" w:hAnsi="Arial"/>
+                <w:b w:val="false"/>
+                <w:bCs w:val="false"/>
+                <w:i w:val="false"/>
+                <w:iCs w:val="false"/>
+                <w:color w:val="000000"/>
+                <w:sz w:val="18"/>
+                <w:szCs w:val="18"/>
+              </w:rPr>
+              <w:t xml:space="preserve">Activating Prior Knowledge &amp; Surfacing Misconceptions — the side-by-side diagrams force learners to notice that the same shape can be described with different measurement sets, making the formula-selection decision salient before any computation begins. The tally on the board creates a public, revisable record that will be resolved by the end of the phase.</w:t>
+            </w:r>
+          </w:p>
+        </w:tc>
+        <w:tc>
+          <w:tcPr>
+            <w:tcW w:type="dxa" w:w="3040"/>
+            <w:shd w:fill="F2F2F2" w:color="auto" w:val="clear"/>
+            <w:tcMar>
+              <w:top w:type="dxa" w:w="60"/>
+              <w:left w:type="dxa" w:w="120"/>
+              <w:bottom w:type="dxa" w:w="60"/>
+              <w:right w:type="dxa" w:w="120"/>
+            </w:tcMar>
+            <w:vAlign w:val="top"/>
+          </w:tcPr>
+          <w:p>
+            <w:pPr>
+              <w:spacing w:after="40" w:before="0"/>
+              <w:jc w:val="left"/>
+            </w:pPr>
+            <w:r>
+              <w:rPr>
+                <w:rFonts w:ascii="Arial" w:cs="Arial" w:eastAsia="Arial" w:hAnsi="Arial"/>
+                <w:b w:val="false"/>
+                <w:bCs w:val="false"/>
+                <w:i w:val="false"/>
+                <w:iCs w:val="false"/>
+                <w:color w:val="000000"/>
+                <w:sz w:val="18"/>
+                <w:szCs w:val="18"/>
+              </w:rPr>
+              <w:t xml:space="preserve">Observable indicator: learner writes 'sine formula / ab sin θ' for Diagram A and gives a plausible sense-check range (20–50 m²). Red flag: learner writes 'base × height' for Diagram A — teacher notes these learners for targeted support in Phase 3.</w:t>
+            </w:r>
+          </w:p>
+        </w:tc>
+      </w:tr>
+      <w:tr>
+        <w:tc>
+          <w:tcPr>
+            <w:tcW w:type="dxa" w:w="1520"/>
+            <w:shd w:fill="D9EEF1" w:color="auto" w:val="clear"/>
+            <w:tcMar>
+              <w:top w:type="dxa" w:w="60"/>
+              <w:left w:type="dxa" w:w="120"/>
+              <w:bottom w:type="dxa" w:w="60"/>
+              <w:right w:type="dxa" w:w="120"/>
+            </w:tcMar>
+            <w:vAlign w:val="top"/>
+          </w:tcPr>
+          <w:p>
+            <w:pPr>
+              <w:spacing w:after="40" w:before="0"/>
+              <w:jc w:val="left"/>
+            </w:pPr>
+            <w:r>
+              <w:rPr>
+                <w:rFonts w:ascii="Arial" w:cs="Arial" w:eastAsia="Arial" w:hAnsi="Arial"/>
+                <w:b/>
+                <w:bCs/>
+                <w:i w:val="false"/>
+                <w:iCs w:val="false"/>
+                <w:color w:val="000000"/>
+                <w:sz w:val="18"/>
+                <w:szCs w:val="18"/>
+              </w:rPr>
+              <w:t xml:space="preserve">Observe Phase</w:t>
+            </w:r>
+          </w:p>
+          <w:p>
+            <w:pPr>
+              <w:spacing w:after="20" w:before="0"/>
+            </w:pPr>
+            <w:r>
+              <w:rPr>
+                <w:rFonts w:ascii="Arial" w:cs="Arial" w:eastAsia="Arial" w:hAnsi="Arial"/>
+                <w:b/>
+                <w:bCs/>
+                <w:color w:val="1F3864"/>
+                <w:sz w:val="16"/>
+                <w:szCs w:val="16"/>
+              </w:rPr>
+              <w:t xml:space="preserve">📹 VIDEO:</w:t>
+            </w:r>
+          </w:p>
+          <w:p>
+            <w:pPr>
+              <w:spacing w:after="20" w:before="0"/>
+            </w:pPr>
+            <w:hyperlink w:history="1" r:id="rIdyvbh4bxprkm2_bbvyny5v">
+              <w:r>
+                <w:rPr>
+                  <w:rFonts w:ascii="Arial" w:cs="Arial" w:eastAsia="Arial" w:hAnsi="Arial"/>
+                  <w:color w:val="2E75B6"/>
+                  <w:sz w:val="16"/>
+                  <w:szCs w:val="16"/>
+                  <w:u w:val="single" w:color="2E75B6"/>
+                </w:rPr>
+                <w:t xml:space="preserve">Proof: Rhombus area -dubbed(KY)</w:t>
+              </w:r>
+            </w:hyperlink>
+          </w:p>
+          <w:p>
+            <w:pPr>
+              <w:spacing w:after="10" w:before="0"/>
+              <w:ind w:left="120"/>
+            </w:pPr>
+            <w:r>
+              <w:rPr>
+                <w:rFonts w:ascii="Arial" w:cs="Arial" w:eastAsia="Arial" w:hAnsi="Arial"/>
+                <w:color w:val="595959"/>
+                <w:sz w:val="14"/>
+                <w:szCs w:val="14"/>
+              </w:rPr>
+              <w:t xml:space="preserve">Source: Khan Academy (Kiswahili)</w:t>
+            </w:r>
+          </w:p>
+          <w:p>
+            <w:pPr>
+              <w:spacing w:after="10" w:before="0"/>
+              <w:ind w:left="120"/>
+            </w:pPr>
+            <w:hyperlink w:history="1" r:id="rIdm0dhm96jyls027fwmq40f">
+              <w:r>
+                <w:rPr>
+                  <w:rFonts w:ascii="Arial" w:cs="Arial" w:eastAsia="Arial" w:hAnsi="Arial"/>
+                  <w:color w:val="595959"/>
+                  <w:sz w:val="14"/>
+                  <w:szCs w:val="14"/>
+                  <w:u w:val="single" w:color="595959"/>
+                </w:rPr>
+                <w:t xml:space="preserve">🔍 Search ARES for similar videos</w:t>
+              </w:r>
+            </w:hyperlink>
+          </w:p>
+          <w:p>
+            <w:pPr>
+              <w:spacing w:after="40" w:before="0"/>
+            </w:pPr>
+            <w:r>
+              <w:rPr>
+                <w:sz w:val="14"/>
+                <w:szCs w:val="14"/>
+              </w:rPr>
+              <w:t xml:space="preserve"/>
+            </w:r>
+          </w:p>
+          <w:p>
+            <w:pPr>
+              <w:spacing w:after="20" w:before="0"/>
+            </w:pPr>
+            <w:r>
+              <w:rPr>
+                <w:rFonts w:ascii="Arial" w:cs="Arial" w:eastAsia="Arial" w:hAnsi="Arial"/>
+                <w:b/>
+                <w:bCs/>
+                <w:color w:val="1F3864"/>
+                <w:sz w:val="16"/>
+                <w:szCs w:val="16"/>
+              </w:rPr>
+              <w:t xml:space="preserve">📖 HTML:</w:t>
+            </w:r>
+          </w:p>
+          <w:p>
+            <w:pPr>
+              <w:spacing w:after="20" w:before="0"/>
+            </w:pPr>
+            <w:hyperlink w:history="1" r:id="rIdg4dz-klnxgxrvptnloh0m">
+              <w:r>
+                <w:rPr>
+                  <w:rFonts w:ascii="Arial" w:cs="Arial" w:eastAsia="Arial" w:hAnsi="Arial"/>
+                  <w:color w:val="2E75B6"/>
+                  <w:sz w:val="16"/>
+                  <w:szCs w:val="16"/>
+                  <w:u w:val="single" w:color="2E75B6"/>
+                </w:rPr>
+                <w:t xml:space="preserve">Area of a Parallelogram: Rhombus (PLIX)</w:t>
+              </w:r>
+            </w:hyperlink>
+          </w:p>
+          <w:p>
+            <w:pPr>
+              <w:spacing w:after="10" w:before="0"/>
+              <w:ind w:left="120"/>
+            </w:pPr>
+            <w:r>
+              <w:rPr>
+                <w:rFonts w:ascii="Arial" w:cs="Arial" w:eastAsia="Arial" w:hAnsi="Arial"/>
+                <w:color w:val="595959"/>
+                <w:sz w:val="14"/>
+                <w:szCs w:val="14"/>
+              </w:rPr>
+              <w:t xml:space="preserve">Source: CK-12</w:t>
+            </w:r>
+          </w:p>
+          <w:p>
+            <w:pPr>
+              <w:spacing w:after="10" w:before="0"/>
+              <w:ind w:left="120"/>
+            </w:pPr>
+            <w:hyperlink w:history="1" r:id="rIdccsimnm-dzpnvxtoijc80">
+              <w:r>
+                <w:rPr>
+                  <w:rFonts w:ascii="Arial" w:cs="Arial" w:eastAsia="Arial" w:hAnsi="Arial"/>
+                  <w:color w:val="595959"/>
+                  <w:sz w:val="14"/>
+                  <w:szCs w:val="14"/>
+                  <w:u w:val="single" w:color="595959"/>
+                </w:rPr>
+                <w:t xml:space="preserve">🔍 Search ARES for similar readings</w:t>
+              </w:r>
+            </w:hyperlink>
+          </w:p>
+        </w:tc>
+        <w:tc>
+          <w:tcPr>
+            <w:tcW w:type="dxa" w:w="3040"/>
+            <w:shd w:fill="FFFFFF" w:color="auto" w:val="clear"/>
+            <w:tcMar>
+              <w:top w:type="dxa" w:w="60"/>
+              <w:left w:type="dxa" w:w="120"/>
+              <w:bottom w:type="dxa" w:w="60"/>
+              <w:right w:type="dxa" w:w="120"/>
+            </w:tcMar>
+            <w:vAlign w:val="top"/>
+          </w:tcPr>
+          <w:p>
+            <w:pPr>
+              <w:spacing w:after="40" w:before="0"/>
+              <w:jc w:val="left"/>
+            </w:pPr>
+            <w:r>
+              <w:rPr>
+                <w:rFonts w:ascii="Arial" w:cs="Arial" w:eastAsia="Arial" w:hAnsi="Arial"/>
+                <w:b w:val="false"/>
+                <w:bCs w:val="false"/>
+                <w:i w:val="false"/>
+                <w:iCs w:val="false"/>
+                <w:color w:val="000000"/>
+                <w:sz w:val="18"/>
+                <w:szCs w:val="18"/>
+              </w:rPr>
+              <w:t xml:space="preserve">Learners now work on the three-part structured problem set (printed card or displayed on screen). PART A — Kericho Courtyard Stage (parallelogram): The contractor's notes show side a = 8 m, side b = 5 m, included angle θ = 65°. No height is accessible. Task: Compute the area using the sine formula. Show all steps. PART B — Kanga Cloth Patch (rhombus): A tailor in Nairobi's Gikomba market has a rhombus-shaped decorative kanga patch. The two diagonals measure 24 cm and 18 cm. Task: Compute the area using the diagonal formula. Then the tailor later discovers the included angle between two adjacent sides is 56° and each side is 15.23 cm. Task: Compute the area again using the sine formula and compare the two answers. PART C — School Garden, Kisumu (parallelogram): A school in Kisumu wants to tile a parallelogram-shaped garden bed with stone slabs. Side lengths are 6.5 m and 4 m; the included angle is 110°. Task: Compute the area; then explain in one sentence why the contractor cannot simply multiply 6.5 × 4. Learners work individually for 18 minutes, then compare answers with a shoulder partner for 4 minutes.</w:t>
+            </w:r>
+          </w:p>
+        </w:tc>
+        <w:tc>
+          <w:tcPr>
+            <w:tcW w:type="dxa" w:w="3040"/>
+            <w:shd w:fill="F2F2F2" w:color="auto" w:val="clear"/>
+            <w:tcMar>
+              <w:top w:type="dxa" w:w="60"/>
+              <w:left w:type="dxa" w:w="120"/>
+              <w:bottom w:type="dxa" w:w="60"/>
+              <w:right w:type="dxa" w:w="120"/>
+            </w:tcMar>
+            <w:vAlign w:val="top"/>
+          </w:tcPr>
+          <w:p>
+            <w:pPr>
+              <w:spacing w:after="40" w:before="0"/>
+              <w:jc w:val="left"/>
+            </w:pPr>
+            <w:r>
+              <w:rPr>
+                <w:rFonts w:ascii="Arial" w:cs="Arial" w:eastAsia="Arial" w:hAnsi="Arial"/>
+                <w:b w:val="false"/>
+                <w:bCs w:val="false"/>
+                <w:i w:val="false"/>
+                <w:iCs w:val="false"/>
+                <w:color w:val="000000"/>
+                <w:sz w:val="18"/>
+                <w:szCs w:val="18"/>
+              </w:rPr>
+              <w:t xml:space="preserve">Read Part A aloud together: 'The contractor standing on the courtyard stage in Kericho has only his tape measure and a protractor — he cannot drop a plumb line to find the height. Which formula does he reach for?' Wait 10 seconds. Then say: 'Begin Part A. Show every step — formula, substitution, calculation, answer with units.' Circulate during individual work. Stop at any learner who is multiplying 8 × 5 directly and ask quietly: 'What does that formula assume about the angle?' For Part B, after learners finish both calculations, say: 'Your two answers for Part B should be very close. If they differ by more than 1 cm², hunt for your arithmetic error before moving on.' For Part C, after shoulder-partner comparison, cold-call 1 pair: 'Walk us through your Part C explanation sentence.' Write key words from their answer on the board. Ensure the phrase 'the angle is not 90°' appears before moving on.</w:t>
+            </w:r>
+          </w:p>
+        </w:tc>
+        <w:tc>
+          <w:tcPr>
+            <w:tcW w:type="dxa" w:w="3040"/>
+            <w:shd w:fill="FFFFFF" w:color="auto" w:val="clear"/>
+            <w:tcMar>
+              <w:top w:type="dxa" w:w="60"/>
+              <w:left w:type="dxa" w:w="120"/>
+              <w:bottom w:type="dxa" w:w="60"/>
+              <w:right w:type="dxa" w:w="120"/>
+            </w:tcMar>
+            <w:vAlign w:val="top"/>
+          </w:tcPr>
+          <w:p>
+            <w:pPr>
+              <w:spacing w:after="40" w:before="0"/>
+              <w:jc w:val="left"/>
+            </w:pPr>
+            <w:r>
+              <w:rPr>
+                <w:rFonts w:ascii="Arial" w:cs="Arial" w:eastAsia="Arial" w:hAnsi="Arial"/>
+                <w:b w:val="false"/>
+                <w:bCs w:val="false"/>
+                <w:i w:val="false"/>
+                <w:iCs w:val="false"/>
+                <w:color w:val="000000"/>
+                <w:sz w:val="18"/>
+                <w:szCs w:val="18"/>
+              </w:rPr>
+              <w:t xml:space="preserve">Structured Problem Sequencing — Parts A, B, and C are deliberately ordered: A requires only the sine formula (no diagonals given); B requires both formulas on the same shape so learners can verify consistency; C requires the sine formula but with an obtuse angle (110°), which tests whether learners know sin(110°) = sin(70°) and can handle this without panic. This scaffolded sequence builds procedural fluency while continuously connecting back to the Kericho phenomenon.</w:t>
+            </w:r>
+          </w:p>
+        </w:tc>
+        <w:tc>
+          <w:tcPr>
+            <w:tcW w:type="dxa" w:w="3040"/>
+            <w:shd w:fill="F2F2F2" w:color="auto" w:val="clear"/>
+            <w:tcMar>
+              <w:top w:type="dxa" w:w="60"/>
+              <w:left w:type="dxa" w:w="120"/>
+              <w:bottom w:type="dxa" w:w="60"/>
+              <w:right w:type="dxa" w:w="120"/>
+            </w:tcMar>
+            <w:vAlign w:val="top"/>
+          </w:tcPr>
+          <w:p>
+            <w:pPr>
+              <w:spacing w:after="40" w:before="0"/>
+              <w:jc w:val="left"/>
+            </w:pPr>
+            <w:r>
+              <w:rPr>
+                <w:rFonts w:ascii="Arial" w:cs="Arial" w:eastAsia="Arial" w:hAnsi="Arial"/>
+                <w:b w:val="false"/>
+                <w:bCs w:val="false"/>
+                <w:i w:val="false"/>
+                <w:iCs w:val="false"/>
+                <w:color w:val="000000"/>
+                <w:sz w:val="18"/>
+                <w:szCs w:val="18"/>
+              </w:rPr>
+              <w:t xml:space="preserve">Observable indicators: (i) Part A — correct setup: Area = 8 × 5 × sin 65° ≈ 36.25 m²; (ii) Part B — diagonal answer: ½ × 24 × 18 = 216 cm²; sine answer: 15.23² × sin 56° ≈ 215.9 cm² (within rounding); (iii) Part C — Area = 6.5 × 4 × sin 110° ≈ 24.44 m²; explanation mentions non-right angle. Red flags: learner uses sin(110°) as negative (calculator mode error) — address immediately by demonstrating degree mode check.</w:t>
+            </w:r>
+          </w:p>
+        </w:tc>
+      </w:tr>
+      <w:tr>
+        <w:tc>
+          <w:tcPr>
+            <w:tcW w:type="dxa" w:w="1520"/>
+            <w:shd w:fill="E2EFDA" w:color="auto" w:val="clear"/>
+            <w:tcMar>
+              <w:top w:type="dxa" w:w="60"/>
+              <w:left w:type="dxa" w:w="120"/>
+              <w:bottom w:type="dxa" w:w="60"/>
+              <w:right w:type="dxa" w:w="120"/>
+            </w:tcMar>
+            <w:vAlign w:val="top"/>
+          </w:tcPr>
+          <w:p>
+            <w:pPr>
+              <w:spacing w:after="40" w:before="0"/>
+              <w:jc w:val="left"/>
+            </w:pPr>
+            <w:r>
+              <w:rPr>
+                <w:rFonts w:ascii="Arial" w:cs="Arial" w:eastAsia="Arial" w:hAnsi="Arial"/>
+                <w:b/>
+                <w:bCs/>
+                <w:i w:val="false"/>
+                <w:iCs w:val="false"/>
+                <w:color w:val="000000"/>
+                <w:sz w:val="18"/>
+                <w:szCs w:val="18"/>
+              </w:rPr>
+              <w:t xml:space="preserve">Explain Phase</w:t>
+            </w:r>
+          </w:p>
+          <w:p>
+            <w:pPr>
+              <w:spacing w:after="20" w:before="0"/>
+            </w:pPr>
+            <w:r>
+              <w:rPr>
+                <w:rFonts w:ascii="Arial" w:cs="Arial" w:eastAsia="Arial" w:hAnsi="Arial"/>
+                <w:b/>
+                <w:bCs/>
+                <w:color w:val="1F3864"/>
+                <w:sz w:val="16"/>
+                <w:szCs w:val="16"/>
+              </w:rPr>
+              <w:t xml:space="preserve">📹 VIDEO:</w:t>
+            </w:r>
+          </w:p>
+          <w:p>
+            <w:pPr>
+              <w:spacing w:after="20" w:before="0"/>
+            </w:pPr>
+            <w:hyperlink w:history="1" r:id="rIdqy-zpvuku22ne--e8qcjd">
               <w:r>
                 <w:rPr>
                   <w:rFonts w:ascii="Arial" w:cs="Arial" w:eastAsia="Arial" w:hAnsi="Arial"/>
@@ -14623,7 +15235,7 @@
               <w:spacing w:after="10" w:before="0"/>
               <w:ind w:left="120"/>
             </w:pPr>
-            <w:hyperlink w:history="1" r:id="rIdbk_tjvhiej22hamxmdlyl">
+            <w:hyperlink w:history="1" r:id="rIdasdbxofasewovglmnxcwv">
               <w:r>
                 <w:rPr>
                   <w:rFonts w:ascii="Arial" w:cs="Arial" w:eastAsia="Arial" w:hAnsi="Arial"/>
@@ -14668,7 +15280,7 @@
             <w:pPr>
               <w:spacing w:after="20" w:before="0"/>
             </w:pPr>
-            <w:hyperlink w:history="1" r:id="rIdw0sn3t5gwrqvnau4t8c4s">
+            <w:hyperlink w:history="1" r:id="rIdnqfjo9oecousiqsxn9daw">
               <w:r>
                 <w:rPr>
                   <w:rFonts w:ascii="Arial" w:cs="Arial" w:eastAsia="Arial" w:hAnsi="Arial"/>
@@ -14677,7 +15289,7 @@
                   <w:szCs w:val="16"/>
                   <w:u w:val="single" w:color="2E75B6"/>
                 </w:rPr>
-                <w:t xml:space="preserve">Area Models for Decimal Multiplication (Flexbook)</w:t>
+                <w:t xml:space="preserve">Area of a Parallelogram: Rhombus (PLIX)</w:t>
               </w:r>
             </w:hyperlink>
           </w:p>
@@ -14701,7 +15313,7 @@
               <w:spacing w:after="10" w:before="0"/>
               <w:ind w:left="120"/>
             </w:pPr>
-            <w:hyperlink w:history="1" r:id="rIdxw-qlc8gvbkymps9ewawj">
+            <w:hyperlink w:history="1" r:id="rIdtijtlmgvvjbvrm2wgr9du">
               <w:r>
                 <w:rPr>
                   <w:rFonts w:ascii="Arial" w:cs="Arial" w:eastAsia="Arial" w:hAnsi="Arial"/>
@@ -14743,7 +15355,7 @@
                 <w:sz w:val="18"/>
                 <w:szCs w:val="18"/>
               </w:rPr>
-              <w:t xml:space="preserve">Each learner receives a half-sheet showing two parallelogram diagrams side by side. Diagram A shows the Kericho courtyard stage: sides 8 m and 5 m, included angle 65°, but no height marked. Diagram B shows the same stage redrawn with a perpendicular height of 4.53 m added (no angle given). Learners individually write: (i) which formula they would use for each diagram and why, (ii) a numerical estimate of the area for Diagram A without calculating — just a 'sense-check' range (e.g. 'between 30 m² and 45 m²'). They do NOT yet compute.</w:t>
+              <w:t xml:space="preserve">Learners use a structured peer-assessment checklist (provided on a small card) to assess their shoulder partner's Part B solution. The checklist has five items: (1) Correct formula stated for diagonal method ✓/✗; (2) Correct substitution of d₁ and d₂ ✓/✗; (3) Correct formula stated for sine method ✓/✗; (4) Correct substitution of side and angle ✓/✗; (5) Comparison sentence present and mathematically valid ✓/✗. After 6 minutes of peer assessment, the class reconvenes for a teacher-facilitated whole-group discussion structured around three questions: (Q1) 'For the Kericho stage, which formula was the contractor forced to use — and why?' (Q2) 'For the Nairobi kanga patch, both formulas worked. When would you prefer the diagonal method in a real workshop or market?' (Q3) 'For Part C, did anyone get a different area when they tried base × height? What went wrong?' The teacher then formalises the decision rule on the board: USE DIAGONAL METHOD when both diagonals are physically measurable (e.g. folding fabric, tiling a floor already laid); USE SINE METHOD when only side lengths and an included angle are known (e.g. outdoor land, unmarked courtyard, farm plot).</w:t>
             </w:r>
           </w:p>
         </w:tc>
@@ -14775,7 +15387,7 @@
                 <w:sz w:val="18"/>
                 <w:szCs w:val="18"/>
               </w:rPr>
-              <w:t xml:space="preserve">Distribute the half-sheets face-down. Say: 'Before you turn it over, think back to our last two lessons — what two methods do we have for finding the area of a parallelogram?' Wait 10 seconds, then cold-call 3 learners. After responses, say: 'Now turn over. You have 4 minutes — write your formula choice and your sense-check range. No calculators yet.' Circulate silently; scan for learners who write 'base × height' for Diagram A (common error — they cannot compute it without the height). After 4 minutes, cold-call 2 learners to share their Diagram A choice. Probe: 'What stops you using base × height for Diagram A?' Wait 12 seconds. Do NOT confirm or correct yet — record the class split on the board as a tally (sine method vs. base×height vs. unsure).</w:t>
+              <w:t xml:space="preserve">Distribute peer-assessment checklist cards. Say: 'You are not marking your partner right or wrong — you are being a thinking partner. For each item, if it is wrong, write a hint, not the answer.' After 6 minutes, bring class together. Post Q1 on board; wait 12 seconds; cold-call 2 learners (choose one who predicted 'base×height' in Phase 1 to reveal their revision). For Q2, say: 'Think about a tailor at Gikomba measuring a kanga on a cutting table. What is easier — measuring the diagonals with a tape, or measuring the angle with a protractor?' Wait 10 seconds; cold-call 3 learners. For Q3, invite a volunteer to show their Part C working on the board. If they used sin(110°) correctly, praise explicitly: 'Notice — sin of an obtuse angle is still positive. Well done for not switching to 70° without understanding why.' Write the decision rule in a box. Point back to the Kericho courtyard photograph: 'Look at the stage area. The contractor is standing outside — he cannot measure the height of the stage floor section. The sine formula is his only practical tool.'</w:t>
             </w:r>
           </w:p>
         </w:tc>
@@ -14807,7 +15419,7 @@
                 <w:sz w:val="18"/>
                 <w:szCs w:val="18"/>
               </w:rPr>
-              <w:t xml:space="preserve">Activating Prior Knowledge &amp; Surfacing Misconceptions — the side-by-side diagrams force learners to notice that the same shape can be described with different measurement sets, making the formula-selection decision salient before any computation begins. The tally on the board creates a public, revisable record that will be resolved by the end of the phase.</w:t>
+              <w:t xml:space="preserve">Structured Peer Assessment with Metacognitive Prompting — the checklist gives learners explicit criteria language ('correct formula stated', 'correct substitution') that they internalise as self-monitoring habits. The whole-group Q&amp;A then elevates individual procedural work to conceptual understanding of formula selection. Anchoring Q1 to the Kericho photograph re-connects the abstract exercise to the driving phenomenon.</w:t>
             </w:r>
           </w:p>
         </w:tc>
@@ -14839,7 +15451,7 @@
                 <w:sz w:val="18"/>
                 <w:szCs w:val="18"/>
               </w:rPr>
-              <w:t xml:space="preserve">Observable indicator: learner writes 'sine formula / ab sin θ' for Diagram A and gives a plausible sense-check range (20–50 m²). Red flag: learner writes 'base × height' for Diagram A — teacher notes these learners for targeted support in Phase 3.</w:t>
+              <w:t xml:space="preserve">Observable indicators: (i) peer checklist is filled with specific feedback, not just ticks; (ii) during Q1, learner can articulate 'the height is not measurable outdoors' rather than just 'we use the sine formula'; (iii) during Q3, learner correctly states sin(110°) ≈ 0.940 and confirms area ≈ 24.44 m². Red flag: learner who still cannot state the decision rule after the debrief — teacher pairs with a peer mentor for the model-building phase.</w:t>
             </w:r>
           </w:p>
         </w:tc>
@@ -14848,32 +15460,32 @@
         <w:tc>
           <w:tcPr>
             <w:tcW w:type="dxa" w:w="1520"/>
-            <w:shd w:fill="D9EEF1" w:color="auto" w:val="clear"/>
-            <w:tcMar>
-              <w:top w:type="dxa" w:w="60"/>
-              <w:left w:type="dxa" w:w="120"/>
-              <w:bottom w:type="dxa" w:w="60"/>
-              <w:right w:type="dxa" w:w="120"/>
-            </w:tcMar>
-            <w:vAlign w:val="top"/>
-          </w:tcPr>
-          <w:p>
-            <w:pPr>
-              <w:spacing w:after="40" w:before="0"/>
-              <w:jc w:val="left"/>
-            </w:pPr>
-            <w:r>
-              <w:rPr>
-                <w:rFonts w:ascii="Arial" w:cs="Arial" w:eastAsia="Arial" w:hAnsi="Arial"/>
-                <w:b/>
-                <w:bCs/>
-                <w:i w:val="false"/>
-                <w:iCs w:val="false"/>
-                <w:color w:val="000000"/>
-                <w:sz w:val="18"/>
-                <w:szCs w:val="18"/>
-              </w:rPr>
-              <w:t xml:space="preserve">Observe Phase</w:t>
+            <w:shd w:fill="FCE4D6" w:color="auto" w:val="clear"/>
+            <w:tcMar>
+              <w:top w:type="dxa" w:w="60"/>
+              <w:left w:type="dxa" w:w="120"/>
+              <w:bottom w:type="dxa" w:w="60"/>
+              <w:right w:type="dxa" w:w="120"/>
+            </w:tcMar>
+            <w:vAlign w:val="top"/>
+          </w:tcPr>
+          <w:p>
+            <w:pPr>
+              <w:spacing w:after="40" w:before="0"/>
+              <w:jc w:val="left"/>
+            </w:pPr>
+            <w:r>
+              <w:rPr>
+                <w:rFonts w:ascii="Arial" w:cs="Arial" w:eastAsia="Arial" w:hAnsi="Arial"/>
+                <w:b/>
+                <w:bCs/>
+                <w:i w:val="false"/>
+                <w:iCs w:val="false"/>
+                <w:color w:val="000000"/>
+                <w:sz w:val="18"/>
+                <w:szCs w:val="18"/>
+              </w:rPr>
+              <w:t xml:space="preserve">Driving Question Board (DQB) Creation</w:t>
             </w:r>
           </w:p>
           <w:p>
@@ -14896,7 +15508,7 @@
             <w:pPr>
               <w:spacing w:after="20" w:before="0"/>
             </w:pPr>
-            <w:hyperlink w:history="1" r:id="rIdh0acrujmas61zr9yqfdvt">
+            <w:hyperlink w:history="1" r:id="rIdveovgf0c65dn7k_nf1kbk">
               <w:r>
                 <w:rPr>
                   <w:rFonts w:ascii="Arial" w:cs="Arial" w:eastAsia="Arial" w:hAnsi="Arial"/>
@@ -14905,7 +15517,7 @@
                   <w:szCs w:val="16"/>
                   <w:u w:val="single" w:color="2E75B6"/>
                 </w:rPr>
-                <w:t xml:space="preserve">Area of a parallelogram on the coordinate plane</w:t>
+                <w:t xml:space="preserve">Determinant and area of a parallelogram</w:t>
               </w:r>
             </w:hyperlink>
           </w:p>
@@ -14929,7 +15541,7 @@
               <w:spacing w:after="10" w:before="0"/>
               <w:ind w:left="120"/>
             </w:pPr>
-            <w:hyperlink w:history="1" r:id="rIddfih574rvdqww1boy3z9h">
+            <w:hyperlink w:history="1" r:id="rIdzlaj-ittir1yhq9yw5p7r">
               <w:r>
                 <w:rPr>
                   <w:rFonts w:ascii="Arial" w:cs="Arial" w:eastAsia="Arial" w:hAnsi="Arial"/>
@@ -14974,7 +15586,7 @@
             <w:pPr>
               <w:spacing w:after="20" w:before="0"/>
             </w:pPr>
-            <w:hyperlink w:history="1" r:id="rId-2ijpjf61ilqoppnw3hny">
+            <w:hyperlink w:history="1" r:id="rIdgmfbe0rm-o_6yqyta-mnv">
               <w:r>
                 <w:rPr>
                   <w:rFonts w:ascii="Arial" w:cs="Arial" w:eastAsia="Arial" w:hAnsi="Arial"/>
@@ -14983,7 +15595,7 @@
                   <w:szCs w:val="16"/>
                   <w:u w:val="single" w:color="2E75B6"/>
                 </w:rPr>
-                <w:t xml:space="preserve">Area Models for Decimal Multiplication (Flexbook)</w:t>
+                <w:t xml:space="preserve">Area of a Parallelogram: Rhombus (PLIX)</w:t>
               </w:r>
             </w:hyperlink>
           </w:p>
@@ -15007,7 +15619,7 @@
               <w:spacing w:after="10" w:before="0"/>
               <w:ind w:left="120"/>
             </w:pPr>
-            <w:hyperlink w:history="1" r:id="rId8mtxf4u-i_l02cvc4s4_d">
+            <w:hyperlink w:history="1" r:id="rIduh6b3rjwnu_lvpi1mgs71">
               <w:r>
                 <w:rPr>
                   <w:rFonts w:ascii="Arial" w:cs="Arial" w:eastAsia="Arial" w:hAnsi="Arial"/>
@@ -15049,7 +15661,7 @@
                 <w:sz w:val="18"/>
                 <w:szCs w:val="18"/>
               </w:rPr>
-              <w:t xml:space="preserve">Learners now work on the three-part structured problem set (printed card or displayed on screen). PART A — Kericho Courtyard Stage (parallelogram): The contractor's notes show side a = 8 m, side b = 5 m, included angle θ = 65°. No height is accessible. Task: Compute the area using the sine formula. Show all steps. PART B — Kanga Cloth Patch (rhombus): A tailor in Nairobi's Gikomba market has a rhombus-shaped decorative kanga patch. The two diagonals measure 24 cm and 18 cm. Task: Compute the area using the diagonal formula. Then the tailor later discovers the included angle between two adjacent sides is 56° and each side is 15.23 cm. Task: Compute the area again using the sine formula and compare the two answers. PART C — School Garden, Kisumu (parallelogram): A school in Kisumu wants to tile a parallelogram-shaped garden bed with stone slabs. Side lengths are 6.5 m and 4 m; the included angle is 110°. Task: Compute the area; then explain in one sentence why the contractor cannot simply multiply 6.5 × 4. Learners work individually for 18 minutes, then compare answers with a shoulder partner for 4 minutes.</w:t>
+              <w:t xml:space="preserve">The class Driving Question Board is displayed (physical board or shared screen). Learners write on sticky notes (or type into the shared DQB document) responses to two prompts: PROMPT 1 — 'What new tool do we now have for the courtyard problem that we did NOT have in Lesson 1?' PROMPT 2 — 'What part of the courtyard puzzle is STILL unanswered?' Learners post their notes in two columns: LEARNED and STILL WONDERING. The teacher reads 3–4 notes aloud and annotates the board: moves the parallelogram/rhombus formulas from the WONDERING column (posted in Lesson 3) to the LEARNED column, and highlights remaining items (e.g. 'How do we find the area of the hexagonal border tiles?', 'What about the triangular sections with no right angle?') to preview Lesson 6.</w:t>
             </w:r>
           </w:p>
         </w:tc>
@@ -15081,7 +15693,7 @@
                 <w:sz w:val="18"/>
                 <w:szCs w:val="18"/>
               </w:rPr>
-              <w:t xml:space="preserve">Read Part A aloud together: 'The contractor standing on the courtyard stage in Kericho has only his tape measure and a protractor — he cannot drop a plumb line to find the height. Which formula does he reach for?' Wait 10 seconds. Then say: 'Begin Part A. Show every step — formula, substitution, calculation, answer with units.' Circulate during individual work. Stop at any learner who is multiplying 8 × 5 directly and ask quietly: 'What does that formula assume about the angle?' For Part B, after learners finish both calculations, say: 'Your two answers for Part B should be very close. If they differ by more than 1 cm², hunt for your arithmetic error before moving on.' For Part C, after shoulder-partner comparison, cold-call 1 pair: 'Walk us through your Part C explanation sentence.' Write key words from their answer on the board. Ensure the phrase 'the angle is not 90°' appears before moving on.</w:t>
+              <w:t xml:space="preserve">Hand out sticky notes (or open shared document). Say: 'You have 3 minutes — respond to both prompts. Be specific: name the formula and name the problem it solves in Kericho.' After posting, read 3 LEARNED notes aloud; for each, ask: 'Does the class agree this belongs in LEARNED?' Quick thumbs up/down. Then read 2 STILL WONDERING notes; say: 'Keep these in mind — our next lessons will address the hexagonal tiles and the triangular sections.' Point to the driving question written at the top of the board: 'How can we calculate the exact area of any polygon-shaped surface even when we cannot measure its height?' Ask: 'Are we closer to answering this? What percentage of the courtyard problem can we now solve?' Cold-call 2 learners for an estimate.</w:t>
             </w:r>
           </w:p>
         </w:tc>
@@ -15113,7 +15725,7 @@
                 <w:sz w:val="18"/>
                 <w:szCs w:val="18"/>
               </w:rPr>
-              <w:t xml:space="preserve">Structured Problem Sequencing — Parts A, B, and C are deliberately ordered: A requires only the sine formula (no diagonals given); B requires both formulas on the same shape so learners can verify consistency; C requires the sine formula but with an obtuse angle (110°), which tests whether learners know sin(110°) = sin(70°) and can handle this without panic. This scaffolded sequence builds procedural fluency while continuously connecting back to the Kericho phenomenon.</w:t>
+              <w:t xml:space="preserve">Public Knowledge Tracking (DQB Protocol) — moving items between WONDERING and LEARNED creates a visible, shared record of intellectual progress. The 'percentage solved' question gamifies progress and motivates engagement with remaining lessons. Highlighting STILL WONDERING items creates productive anticipatory curiosity about the pentagon and hexagon formulas.</w:t>
             </w:r>
           </w:p>
         </w:tc>
@@ -15145,7 +15757,7 @@
                 <w:sz w:val="18"/>
                 <w:szCs w:val="18"/>
               </w:rPr>
-              <w:t xml:space="preserve">Observable indicators: (i) Part A — correct setup: Area = 8 × 5 × sin 65° ≈ 36.25 m²; (ii) Part B — diagonal answer: ½ × 24 × 18 = 216 cm²; sine answer: 15.23² × sin 56° ≈ 215.9 cm² (within rounding); (iii) Part C — Area = 6.5 × 4 × sin 110° ≈ 24.44 m²; explanation mentions non-right angle. Red flags: learner uses sin(110°) as negative (calculator mode error) — address immediately by demonstrating degree mode check.</w:t>
+              <w:t xml:space="preserve">Observable indicator: LEARNED sticky notes correctly name a specific formula (not just 'area') and link it to a specific courtyard problem (stage, kanga, garden). Red flag: learner writes a vague note ('we learned about shapes') — teacher prompts: 'Which formula? Which measurement problem in Kericho does it solve?'</w:t>
             </w:r>
           </w:p>
         </w:tc>
@@ -15154,32 +15766,32 @@
         <w:tc>
           <w:tcPr>
             <w:tcW w:type="dxa" w:w="1520"/>
-            <w:shd w:fill="E2EFDA" w:color="auto" w:val="clear"/>
-            <w:tcMar>
-              <w:top w:type="dxa" w:w="60"/>
-              <w:left w:type="dxa" w:w="120"/>
-              <w:bottom w:type="dxa" w:w="60"/>
-              <w:right w:type="dxa" w:w="120"/>
-            </w:tcMar>
-            <w:vAlign w:val="top"/>
-          </w:tcPr>
-          <w:p>
-            <w:pPr>
-              <w:spacing w:after="40" w:before="0"/>
-              <w:jc w:val="left"/>
-            </w:pPr>
-            <w:r>
-              <w:rPr>
-                <w:rFonts w:ascii="Arial" w:cs="Arial" w:eastAsia="Arial" w:hAnsi="Arial"/>
-                <w:b/>
-                <w:bCs/>
-                <w:i w:val="false"/>
-                <w:iCs w:val="false"/>
-                <w:color w:val="000000"/>
-                <w:sz w:val="18"/>
-                <w:szCs w:val="18"/>
-              </w:rPr>
-              <w:t xml:space="preserve">Explain Phase</w:t>
+            <w:shd w:fill="D5E8F0" w:color="auto" w:val="clear"/>
+            <w:tcMar>
+              <w:top w:type="dxa" w:w="60"/>
+              <w:left w:type="dxa" w:w="120"/>
+              <w:bottom w:type="dxa" w:w="60"/>
+              <w:right w:type="dxa" w:w="120"/>
+            </w:tcMar>
+            <w:vAlign w:val="top"/>
+          </w:tcPr>
+          <w:p>
+            <w:pPr>
+              <w:spacing w:after="40" w:before="0"/>
+              <w:jc w:val="left"/>
+            </w:pPr>
+            <w:r>
+              <w:rPr>
+                <w:rFonts w:ascii="Arial" w:cs="Arial" w:eastAsia="Arial" w:hAnsi="Arial"/>
+                <w:b/>
+                <w:bCs/>
+                <w:i w:val="false"/>
+                <w:iCs w:val="false"/>
+                <w:color w:val="000000"/>
+                <w:sz w:val="18"/>
+                <w:szCs w:val="18"/>
+              </w:rPr>
+              <w:t xml:space="preserve">Model Building Phase</w:t>
             </w:r>
           </w:p>
           <w:p>
@@ -15202,7 +15814,7 @@
             <w:pPr>
               <w:spacing w:after="20" w:before="0"/>
             </w:pPr>
-            <w:hyperlink w:history="1" r:id="rId_cv7sjj8vrc890zgvihdi">
+            <w:hyperlink w:history="1" r:id="rId1bu3a8hqv2pbxydndsjb7">
               <w:r>
                 <w:rPr>
                   <w:rFonts w:ascii="Arial" w:cs="Arial" w:eastAsia="Arial" w:hAnsi="Arial"/>
@@ -15211,7 +15823,7 @@
                   <w:szCs w:val="16"/>
                   <w:u w:val="single" w:color="2E75B6"/>
                 </w:rPr>
-                <w:t xml:space="preserve">Area of a parallelogram on the coordinate plane</w:t>
+                <w:t xml:space="preserve">Proof: Rhombus area</w:t>
               </w:r>
             </w:hyperlink>
           </w:p>
@@ -15235,7 +15847,7 @@
               <w:spacing w:after="10" w:before="0"/>
               <w:ind w:left="120"/>
             </w:pPr>
-            <w:hyperlink w:history="1" r:id="rId9vc1p4dctmb79tq_hfukf">
+            <w:hyperlink w:history="1" r:id="rIdwvnrhg7oo9o11wq0l55wz">
               <w:r>
                 <w:rPr>
                   <w:rFonts w:ascii="Arial" w:cs="Arial" w:eastAsia="Arial" w:hAnsi="Arial"/>
@@ -15280,7 +15892,7 @@
             <w:pPr>
               <w:spacing w:after="20" w:before="0"/>
             </w:pPr>
-            <w:hyperlink w:history="1" r:id="rIdbcux4m8xxwduuhuwdk0oi">
+            <w:hyperlink w:history="1" r:id="rIdoe3yqwlw6iqbuvmbmwoug">
               <w:r>
                 <w:rPr>
                   <w:rFonts w:ascii="Arial" w:cs="Arial" w:eastAsia="Arial" w:hAnsi="Arial"/>
@@ -15289,7 +15901,7 @@
                   <w:szCs w:val="16"/>
                   <w:u w:val="single" w:color="2E75B6"/>
                 </w:rPr>
-                <w:t xml:space="preserve">Area Models for Decimal Multiplication (Flexbook)</w:t>
+                <w:t xml:space="preserve">Area of a Parallelogram: Rhombus (PLIX)</w:t>
               </w:r>
             </w:hyperlink>
           </w:p>
@@ -15313,619 +15925,7 @@
               <w:spacing w:after="10" w:before="0"/>
               <w:ind w:left="120"/>
             </w:pPr>
-            <w:hyperlink w:history="1" r:id="rIdu2vvnfego1khvgwybkyej">
-              <w:r>
-                <w:rPr>
-                  <w:rFonts w:ascii="Arial" w:cs="Arial" w:eastAsia="Arial" w:hAnsi="Arial"/>
-                  <w:color w:val="595959"/>
-                  <w:sz w:val="14"/>
-                  <w:szCs w:val="14"/>
-                  <w:u w:val="single" w:color="595959"/>
-                </w:rPr>
-                <w:t xml:space="preserve">🔍 Search ARES for similar readings</w:t>
-              </w:r>
-            </w:hyperlink>
-          </w:p>
-        </w:tc>
-        <w:tc>
-          <w:tcPr>
-            <w:tcW w:type="dxa" w:w="3040"/>
-            <w:shd w:fill="FFFFFF" w:color="auto" w:val="clear"/>
-            <w:tcMar>
-              <w:top w:type="dxa" w:w="60"/>
-              <w:left w:type="dxa" w:w="120"/>
-              <w:bottom w:type="dxa" w:w="60"/>
-              <w:right w:type="dxa" w:w="120"/>
-            </w:tcMar>
-            <w:vAlign w:val="top"/>
-          </w:tcPr>
-          <w:p>
-            <w:pPr>
-              <w:spacing w:after="40" w:before="0"/>
-              <w:jc w:val="left"/>
-            </w:pPr>
-            <w:r>
-              <w:rPr>
-                <w:rFonts w:ascii="Arial" w:cs="Arial" w:eastAsia="Arial" w:hAnsi="Arial"/>
-                <w:b w:val="false"/>
-                <w:bCs w:val="false"/>
-                <w:i w:val="false"/>
-                <w:iCs w:val="false"/>
-                <w:color w:val="000000"/>
-                <w:sz w:val="18"/>
-                <w:szCs w:val="18"/>
-              </w:rPr>
-              <w:t xml:space="preserve">Learners use a structured peer-assessment checklist (provided on a small card) to assess their shoulder partner's Part B solution. The checklist has five items: (1) Correct formula stated for diagonal method ✓/✗; (2) Correct substitution of d₁ and d₂ ✓/✗; (3) Correct formula stated for sine method ✓/✗; (4) Correct substitution of side and angle ✓/✗; (5) Comparison sentence present and mathematically valid ✓/✗. After 6 minutes of peer assessment, the class reconvenes for a teacher-facilitated whole-group discussion structured around three questions: (Q1) 'For the Kericho stage, which formula was the contractor forced to use — and why?' (Q2) 'For the Nairobi kanga patch, both formulas worked. When would you prefer the diagonal method in a real workshop or market?' (Q3) 'For Part C, did anyone get a different area when they tried base × height? What went wrong?' The teacher then formalises the decision rule on the board: USE DIAGONAL METHOD when both diagonals are physically measurable (e.g. folding fabric, tiling a floor already laid); USE SINE METHOD when only side lengths and an included angle are known (e.g. outdoor land, unmarked courtyard, farm plot).</w:t>
-            </w:r>
-          </w:p>
-        </w:tc>
-        <w:tc>
-          <w:tcPr>
-            <w:tcW w:type="dxa" w:w="3040"/>
-            <w:shd w:fill="F2F2F2" w:color="auto" w:val="clear"/>
-            <w:tcMar>
-              <w:top w:type="dxa" w:w="60"/>
-              <w:left w:type="dxa" w:w="120"/>
-              <w:bottom w:type="dxa" w:w="60"/>
-              <w:right w:type="dxa" w:w="120"/>
-            </w:tcMar>
-            <w:vAlign w:val="top"/>
-          </w:tcPr>
-          <w:p>
-            <w:pPr>
-              <w:spacing w:after="40" w:before="0"/>
-              <w:jc w:val="left"/>
-            </w:pPr>
-            <w:r>
-              <w:rPr>
-                <w:rFonts w:ascii="Arial" w:cs="Arial" w:eastAsia="Arial" w:hAnsi="Arial"/>
-                <w:b w:val="false"/>
-                <w:bCs w:val="false"/>
-                <w:i w:val="false"/>
-                <w:iCs w:val="false"/>
-                <w:color w:val="000000"/>
-                <w:sz w:val="18"/>
-                <w:szCs w:val="18"/>
-              </w:rPr>
-              <w:t xml:space="preserve">Distribute peer-assessment checklist cards. Say: 'You are not marking your partner right or wrong — you are being a thinking partner. For each item, if it is wrong, write a hint, not the answer.' After 6 minutes, bring class together. Post Q1 on board; wait 12 seconds; cold-call 2 learners (choose one who predicted 'base×height' in Phase 1 to reveal their revision). For Q2, say: 'Think about a tailor at Gikomba measuring a kanga on a cutting table. What is easier — measuring the diagonals with a tape, or measuring the angle with a protractor?' Wait 10 seconds; cold-call 3 learners. For Q3, invite a volunteer to show their Part C working on the board. If they used sin(110°) correctly, praise explicitly: 'Notice — sin of an obtuse angle is still positive. Well done for not switching to 70° without understanding why.' Write the decision rule in a box. Point back to the Kericho courtyard photograph: 'Look at the stage area. The contractor is standing outside — he cannot measure the height of the stage floor section. The sine formula is his only practical tool.'</w:t>
-            </w:r>
-          </w:p>
-        </w:tc>
-        <w:tc>
-          <w:tcPr>
-            <w:tcW w:type="dxa" w:w="3040"/>
-            <w:shd w:fill="FFFFFF" w:color="auto" w:val="clear"/>
-            <w:tcMar>
-              <w:top w:type="dxa" w:w="60"/>
-              <w:left w:type="dxa" w:w="120"/>
-              <w:bottom w:type="dxa" w:w="60"/>
-              <w:right w:type="dxa" w:w="120"/>
-            </w:tcMar>
-            <w:vAlign w:val="top"/>
-          </w:tcPr>
-          <w:p>
-            <w:pPr>
-              <w:spacing w:after="40" w:before="0"/>
-              <w:jc w:val="left"/>
-            </w:pPr>
-            <w:r>
-              <w:rPr>
-                <w:rFonts w:ascii="Arial" w:cs="Arial" w:eastAsia="Arial" w:hAnsi="Arial"/>
-                <w:b w:val="false"/>
-                <w:bCs w:val="false"/>
-                <w:i w:val="false"/>
-                <w:iCs w:val="false"/>
-                <w:color w:val="000000"/>
-                <w:sz w:val="18"/>
-                <w:szCs w:val="18"/>
-              </w:rPr>
-              <w:t xml:space="preserve">Structured Peer Assessment with Metacognitive Prompting — the checklist gives learners explicit criteria language ('correct formula stated', 'correct substitution') that they internalise as self-monitoring habits. The whole-group Q&amp;A then elevates individual procedural work to conceptual understanding of formula selection. Anchoring Q1 to the Kericho photograph re-connects the abstract exercise to the driving phenomenon.</w:t>
-            </w:r>
-          </w:p>
-        </w:tc>
-        <w:tc>
-          <w:tcPr>
-            <w:tcW w:type="dxa" w:w="3040"/>
-            <w:shd w:fill="F2F2F2" w:color="auto" w:val="clear"/>
-            <w:tcMar>
-              <w:top w:type="dxa" w:w="60"/>
-              <w:left w:type="dxa" w:w="120"/>
-              <w:bottom w:type="dxa" w:w="60"/>
-              <w:right w:type="dxa" w:w="120"/>
-            </w:tcMar>
-            <w:vAlign w:val="top"/>
-          </w:tcPr>
-          <w:p>
-            <w:pPr>
-              <w:spacing w:after="40" w:before="0"/>
-              <w:jc w:val="left"/>
-            </w:pPr>
-            <w:r>
-              <w:rPr>
-                <w:rFonts w:ascii="Arial" w:cs="Arial" w:eastAsia="Arial" w:hAnsi="Arial"/>
-                <w:b w:val="false"/>
-                <w:bCs w:val="false"/>
-                <w:i w:val="false"/>
-                <w:iCs w:val="false"/>
-                <w:color w:val="000000"/>
-                <w:sz w:val="18"/>
-                <w:szCs w:val="18"/>
-              </w:rPr>
-              <w:t xml:space="preserve">Observable indicators: (i) peer checklist is filled with specific feedback, not just ticks; (ii) during Q1, learner can articulate 'the height is not measurable outdoors' rather than just 'we use the sine formula'; (iii) during Q3, learner correctly states sin(110°) ≈ 0.940 and confirms area ≈ 24.44 m². Red flag: learner who still cannot state the decision rule after the debrief — teacher pairs with a peer mentor for the model-building phase.</w:t>
-            </w:r>
-          </w:p>
-        </w:tc>
-      </w:tr>
-      <w:tr>
-        <w:tc>
-          <w:tcPr>
-            <w:tcW w:type="dxa" w:w="1520"/>
-            <w:shd w:fill="FCE4D6" w:color="auto" w:val="clear"/>
-            <w:tcMar>
-              <w:top w:type="dxa" w:w="60"/>
-              <w:left w:type="dxa" w:w="120"/>
-              <w:bottom w:type="dxa" w:w="60"/>
-              <w:right w:type="dxa" w:w="120"/>
-            </w:tcMar>
-            <w:vAlign w:val="top"/>
-          </w:tcPr>
-          <w:p>
-            <w:pPr>
-              <w:spacing w:after="40" w:before="0"/>
-              <w:jc w:val="left"/>
-            </w:pPr>
-            <w:r>
-              <w:rPr>
-                <w:rFonts w:ascii="Arial" w:cs="Arial" w:eastAsia="Arial" w:hAnsi="Arial"/>
-                <w:b/>
-                <w:bCs/>
-                <w:i w:val="false"/>
-                <w:iCs w:val="false"/>
-                <w:color w:val="000000"/>
-                <w:sz w:val="18"/>
-                <w:szCs w:val="18"/>
-              </w:rPr>
-              <w:t xml:space="preserve">Driving Question Board (DQB) Creation</w:t>
-            </w:r>
-          </w:p>
-          <w:p>
-            <w:pPr>
-              <w:spacing w:after="20" w:before="0"/>
-            </w:pPr>
-            <w:r>
-              <w:rPr>
-                <w:rFonts w:ascii="Arial" w:cs="Arial" w:eastAsia="Arial" w:hAnsi="Arial"/>
-                <w:b/>
-                <w:bCs/>
-                <w:color w:val="1F3864"/>
-                <w:sz w:val="16"/>
-                <w:szCs w:val="16"/>
-              </w:rPr>
-              <w:t xml:space="preserve">📹 VIDEO:</w:t>
-            </w:r>
-          </w:p>
-          <w:p>
-            <w:pPr>
-              <w:spacing w:after="20" w:before="0"/>
-            </w:pPr>
-            <w:hyperlink w:history="1" r:id="rIduhso4pz8icsrmyqmvuzhm">
-              <w:r>
-                <w:rPr>
-                  <w:rFonts w:ascii="Arial" w:cs="Arial" w:eastAsia="Arial" w:hAnsi="Arial"/>
-                  <w:color w:val="2E75B6"/>
-                  <w:sz w:val="16"/>
-                  <w:szCs w:val="16"/>
-                  <w:u w:val="single" w:color="2E75B6"/>
-                </w:rPr>
-                <w:t xml:space="preserve">Area of a parallelogram on the coordinate plane</w:t>
-              </w:r>
-            </w:hyperlink>
-          </w:p>
-          <w:p>
-            <w:pPr>
-              <w:spacing w:after="10" w:before="0"/>
-              <w:ind w:left="120"/>
-            </w:pPr>
-            <w:r>
-              <w:rPr>
-                <w:rFonts w:ascii="Arial" w:cs="Arial" w:eastAsia="Arial" w:hAnsi="Arial"/>
-                <w:color w:val="595959"/>
-                <w:sz w:val="14"/>
-                <w:szCs w:val="14"/>
-              </w:rPr>
-              <w:t xml:space="preserve">Source: Khan Academy (English - US curriculum)</w:t>
-            </w:r>
-          </w:p>
-          <w:p>
-            <w:pPr>
-              <w:spacing w:after="10" w:before="0"/>
-              <w:ind w:left="120"/>
-            </w:pPr>
-            <w:hyperlink w:history="1" r:id="rIdlswld5tx_6zybklayak72">
-              <w:r>
-                <w:rPr>
-                  <w:rFonts w:ascii="Arial" w:cs="Arial" w:eastAsia="Arial" w:hAnsi="Arial"/>
-                  <w:color w:val="595959"/>
-                  <w:sz w:val="14"/>
-                  <w:szCs w:val="14"/>
-                  <w:u w:val="single" w:color="595959"/>
-                </w:rPr>
-                <w:t xml:space="preserve">🔍 Search ARES for similar videos</w:t>
-              </w:r>
-            </w:hyperlink>
-          </w:p>
-          <w:p>
-            <w:pPr>
-              <w:spacing w:after="40" w:before="0"/>
-            </w:pPr>
-            <w:r>
-              <w:rPr>
-                <w:sz w:val="14"/>
-                <w:szCs w:val="14"/>
-              </w:rPr>
-              <w:t xml:space="preserve"/>
-            </w:r>
-          </w:p>
-          <w:p>
-            <w:pPr>
-              <w:spacing w:after="20" w:before="0"/>
-            </w:pPr>
-            <w:r>
-              <w:rPr>
-                <w:rFonts w:ascii="Arial" w:cs="Arial" w:eastAsia="Arial" w:hAnsi="Arial"/>
-                <w:b/>
-                <w:bCs/>
-                <w:color w:val="1F3864"/>
-                <w:sz w:val="16"/>
-                <w:szCs w:val="16"/>
-              </w:rPr>
-              <w:t xml:space="preserve">📖 HTML:</w:t>
-            </w:r>
-          </w:p>
-          <w:p>
-            <w:pPr>
-              <w:spacing w:after="20" w:before="0"/>
-            </w:pPr>
-            <w:hyperlink w:history="1" r:id="rIdewyh5l2jlty4ym-x8eagt">
-              <w:r>
-                <w:rPr>
-                  <w:rFonts w:ascii="Arial" w:cs="Arial" w:eastAsia="Arial" w:hAnsi="Arial"/>
-                  <w:color w:val="2E75B6"/>
-                  <w:sz w:val="16"/>
-                  <w:szCs w:val="16"/>
-                  <w:u w:val="single" w:color="2E75B6"/>
-                </w:rPr>
-                <w:t xml:space="preserve">Area Models for Decimal Multiplication (Flexbook)</w:t>
-              </w:r>
-            </w:hyperlink>
-          </w:p>
-          <w:p>
-            <w:pPr>
-              <w:spacing w:after="10" w:before="0"/>
-              <w:ind w:left="120"/>
-            </w:pPr>
-            <w:r>
-              <w:rPr>
-                <w:rFonts w:ascii="Arial" w:cs="Arial" w:eastAsia="Arial" w:hAnsi="Arial"/>
-                <w:color w:val="595959"/>
-                <w:sz w:val="14"/>
-                <w:szCs w:val="14"/>
-              </w:rPr>
-              <w:t xml:space="preserve">Source: CK-12</w:t>
-            </w:r>
-          </w:p>
-          <w:p>
-            <w:pPr>
-              <w:spacing w:after="10" w:before="0"/>
-              <w:ind w:left="120"/>
-            </w:pPr>
-            <w:hyperlink w:history="1" r:id="rIdyecsc5y5fpi6a7okvcben">
-              <w:r>
-                <w:rPr>
-                  <w:rFonts w:ascii="Arial" w:cs="Arial" w:eastAsia="Arial" w:hAnsi="Arial"/>
-                  <w:color w:val="595959"/>
-                  <w:sz w:val="14"/>
-                  <w:szCs w:val="14"/>
-                  <w:u w:val="single" w:color="595959"/>
-                </w:rPr>
-                <w:t xml:space="preserve">🔍 Search ARES for similar readings</w:t>
-              </w:r>
-            </w:hyperlink>
-          </w:p>
-        </w:tc>
-        <w:tc>
-          <w:tcPr>
-            <w:tcW w:type="dxa" w:w="3040"/>
-            <w:shd w:fill="FFFFFF" w:color="auto" w:val="clear"/>
-            <w:tcMar>
-              <w:top w:type="dxa" w:w="60"/>
-              <w:left w:type="dxa" w:w="120"/>
-              <w:bottom w:type="dxa" w:w="60"/>
-              <w:right w:type="dxa" w:w="120"/>
-            </w:tcMar>
-            <w:vAlign w:val="top"/>
-          </w:tcPr>
-          <w:p>
-            <w:pPr>
-              <w:spacing w:after="40" w:before="0"/>
-              <w:jc w:val="left"/>
-            </w:pPr>
-            <w:r>
-              <w:rPr>
-                <w:rFonts w:ascii="Arial" w:cs="Arial" w:eastAsia="Arial" w:hAnsi="Arial"/>
-                <w:b w:val="false"/>
-                <w:bCs w:val="false"/>
-                <w:i w:val="false"/>
-                <w:iCs w:val="false"/>
-                <w:color w:val="000000"/>
-                <w:sz w:val="18"/>
-                <w:szCs w:val="18"/>
-              </w:rPr>
-              <w:t xml:space="preserve">The class Driving Question Board is displayed (physical board or shared screen). Learners write on sticky notes (or type into the shared DQB document) responses to two prompts: PROMPT 1 — 'What new tool do we now have for the courtyard problem that we did NOT have in Lesson 1?' PROMPT 2 — 'What part of the courtyard puzzle is STILL unanswered?' Learners post their notes in two columns: LEARNED and STILL WONDERING. The teacher reads 3–4 notes aloud and annotates the board: moves the parallelogram/rhombus formulas from the WONDERING column (posted in Lesson 3) to the LEARNED column, and highlights remaining items (e.g. 'How do we find the area of the hexagonal border tiles?', 'What about the triangular sections with no right angle?') to preview Lesson 6.</w:t>
-            </w:r>
-          </w:p>
-        </w:tc>
-        <w:tc>
-          <w:tcPr>
-            <w:tcW w:type="dxa" w:w="3040"/>
-            <w:shd w:fill="F2F2F2" w:color="auto" w:val="clear"/>
-            <w:tcMar>
-              <w:top w:type="dxa" w:w="60"/>
-              <w:left w:type="dxa" w:w="120"/>
-              <w:bottom w:type="dxa" w:w="60"/>
-              <w:right w:type="dxa" w:w="120"/>
-            </w:tcMar>
-            <w:vAlign w:val="top"/>
-          </w:tcPr>
-          <w:p>
-            <w:pPr>
-              <w:spacing w:after="40" w:before="0"/>
-              <w:jc w:val="left"/>
-            </w:pPr>
-            <w:r>
-              <w:rPr>
-                <w:rFonts w:ascii="Arial" w:cs="Arial" w:eastAsia="Arial" w:hAnsi="Arial"/>
-                <w:b w:val="false"/>
-                <w:bCs w:val="false"/>
-                <w:i w:val="false"/>
-                <w:iCs w:val="false"/>
-                <w:color w:val="000000"/>
-                <w:sz w:val="18"/>
-                <w:szCs w:val="18"/>
-              </w:rPr>
-              <w:t xml:space="preserve">Hand out sticky notes (or open shared document). Say: 'You have 3 minutes — respond to both prompts. Be specific: name the formula and name the problem it solves in Kericho.' After posting, read 3 LEARNED notes aloud; for each, ask: 'Does the class agree this belongs in LEARNED?' Quick thumbs up/down. Then read 2 STILL WONDERING notes; say: 'Keep these in mind — our next lessons will address the hexagonal tiles and the triangular sections.' Point to the driving question written at the top of the board: 'How can we calculate the exact area of any polygon-shaped surface even when we cannot measure its height?' Ask: 'Are we closer to answering this? What percentage of the courtyard problem can we now solve?' Cold-call 2 learners for an estimate.</w:t>
-            </w:r>
-          </w:p>
-        </w:tc>
-        <w:tc>
-          <w:tcPr>
-            <w:tcW w:type="dxa" w:w="3040"/>
-            <w:shd w:fill="FFFFFF" w:color="auto" w:val="clear"/>
-            <w:tcMar>
-              <w:top w:type="dxa" w:w="60"/>
-              <w:left w:type="dxa" w:w="120"/>
-              <w:bottom w:type="dxa" w:w="60"/>
-              <w:right w:type="dxa" w:w="120"/>
-            </w:tcMar>
-            <w:vAlign w:val="top"/>
-          </w:tcPr>
-          <w:p>
-            <w:pPr>
-              <w:spacing w:after="40" w:before="0"/>
-              <w:jc w:val="left"/>
-            </w:pPr>
-            <w:r>
-              <w:rPr>
-                <w:rFonts w:ascii="Arial" w:cs="Arial" w:eastAsia="Arial" w:hAnsi="Arial"/>
-                <w:b w:val="false"/>
-                <w:bCs w:val="false"/>
-                <w:i w:val="false"/>
-                <w:iCs w:val="false"/>
-                <w:color w:val="000000"/>
-                <w:sz w:val="18"/>
-                <w:szCs w:val="18"/>
-              </w:rPr>
-              <w:t xml:space="preserve">Public Knowledge Tracking (DQB Protocol) — moving items between WONDERING and LEARNED creates a visible, shared record of intellectual progress. The 'percentage solved' question gamifies progress and motivates engagement with remaining lessons. Highlighting STILL WONDERING items creates productive anticipatory curiosity about the pentagon and hexagon formulas.</w:t>
-            </w:r>
-          </w:p>
-        </w:tc>
-        <w:tc>
-          <w:tcPr>
-            <w:tcW w:type="dxa" w:w="3040"/>
-            <w:shd w:fill="F2F2F2" w:color="auto" w:val="clear"/>
-            <w:tcMar>
-              <w:top w:type="dxa" w:w="60"/>
-              <w:left w:type="dxa" w:w="120"/>
-              <w:bottom w:type="dxa" w:w="60"/>
-              <w:right w:type="dxa" w:w="120"/>
-            </w:tcMar>
-            <w:vAlign w:val="top"/>
-          </w:tcPr>
-          <w:p>
-            <w:pPr>
-              <w:spacing w:after="40" w:before="0"/>
-              <w:jc w:val="left"/>
-            </w:pPr>
-            <w:r>
-              <w:rPr>
-                <w:rFonts w:ascii="Arial" w:cs="Arial" w:eastAsia="Arial" w:hAnsi="Arial"/>
-                <w:b w:val="false"/>
-                <w:bCs w:val="false"/>
-                <w:i w:val="false"/>
-                <w:iCs w:val="false"/>
-                <w:color w:val="000000"/>
-                <w:sz w:val="18"/>
-                <w:szCs w:val="18"/>
-              </w:rPr>
-              <w:t xml:space="preserve">Observable indicator: LEARNED sticky notes correctly name a specific formula (not just 'area') and link it to a specific courtyard problem (stage, kanga, garden). Red flag: learner writes a vague note ('we learned about shapes') — teacher prompts: 'Which formula? Which measurement problem in Kericho does it solve?'</w:t>
-            </w:r>
-          </w:p>
-        </w:tc>
-      </w:tr>
-      <w:tr>
-        <w:tc>
-          <w:tcPr>
-            <w:tcW w:type="dxa" w:w="1520"/>
-            <w:shd w:fill="D5E8F0" w:color="auto" w:val="clear"/>
-            <w:tcMar>
-              <w:top w:type="dxa" w:w="60"/>
-              <w:left w:type="dxa" w:w="120"/>
-              <w:bottom w:type="dxa" w:w="60"/>
-              <w:right w:type="dxa" w:w="120"/>
-            </w:tcMar>
-            <w:vAlign w:val="top"/>
-          </w:tcPr>
-          <w:p>
-            <w:pPr>
-              <w:spacing w:after="40" w:before="0"/>
-              <w:jc w:val="left"/>
-            </w:pPr>
-            <w:r>
-              <w:rPr>
-                <w:rFonts w:ascii="Arial" w:cs="Arial" w:eastAsia="Arial" w:hAnsi="Arial"/>
-                <w:b/>
-                <w:bCs/>
-                <w:i w:val="false"/>
-                <w:iCs w:val="false"/>
-                <w:color w:val="000000"/>
-                <w:sz w:val="18"/>
-                <w:szCs w:val="18"/>
-              </w:rPr>
-              <w:t xml:space="preserve">Model Building Phase</w:t>
-            </w:r>
-          </w:p>
-          <w:p>
-            <w:pPr>
-              <w:spacing w:after="20" w:before="0"/>
-            </w:pPr>
-            <w:r>
-              <w:rPr>
-                <w:rFonts w:ascii="Arial" w:cs="Arial" w:eastAsia="Arial" w:hAnsi="Arial"/>
-                <w:b/>
-                <w:bCs/>
-                <w:color w:val="1F3864"/>
-                <w:sz w:val="16"/>
-                <w:szCs w:val="16"/>
-              </w:rPr>
-              <w:t xml:space="preserve">📹 VIDEO:</w:t>
-            </w:r>
-          </w:p>
-          <w:p>
-            <w:pPr>
-              <w:spacing w:after="20" w:before="0"/>
-            </w:pPr>
-            <w:hyperlink w:history="1" r:id="rIdsvhjmssjiznb2j6mjzmoi">
-              <w:r>
-                <w:rPr>
-                  <w:rFonts w:ascii="Arial" w:cs="Arial" w:eastAsia="Arial" w:hAnsi="Arial"/>
-                  <w:color w:val="2E75B6"/>
-                  <w:sz w:val="16"/>
-                  <w:szCs w:val="16"/>
-                  <w:u w:val="single" w:color="2E75B6"/>
-                </w:rPr>
-                <w:t xml:space="preserve">Area of a parallelogram on the coordinate plane</w:t>
-              </w:r>
-            </w:hyperlink>
-          </w:p>
-          <w:p>
-            <w:pPr>
-              <w:spacing w:after="10" w:before="0"/>
-              <w:ind w:left="120"/>
-            </w:pPr>
-            <w:r>
-              <w:rPr>
-                <w:rFonts w:ascii="Arial" w:cs="Arial" w:eastAsia="Arial" w:hAnsi="Arial"/>
-                <w:color w:val="595959"/>
-                <w:sz w:val="14"/>
-                <w:szCs w:val="14"/>
-              </w:rPr>
-              <w:t xml:space="preserve">Source: Khan Academy (English - US curriculum)</w:t>
-            </w:r>
-          </w:p>
-          <w:p>
-            <w:pPr>
-              <w:spacing w:after="10" w:before="0"/>
-              <w:ind w:left="120"/>
-            </w:pPr>
-            <w:hyperlink w:history="1" r:id="rIdha7alo0glcnmb7wuehtel">
-              <w:r>
-                <w:rPr>
-                  <w:rFonts w:ascii="Arial" w:cs="Arial" w:eastAsia="Arial" w:hAnsi="Arial"/>
-                  <w:color w:val="595959"/>
-                  <w:sz w:val="14"/>
-                  <w:szCs w:val="14"/>
-                  <w:u w:val="single" w:color="595959"/>
-                </w:rPr>
-                <w:t xml:space="preserve">🔍 Search ARES for similar videos</w:t>
-              </w:r>
-            </w:hyperlink>
-          </w:p>
-          <w:p>
-            <w:pPr>
-              <w:spacing w:after="40" w:before="0"/>
-            </w:pPr>
-            <w:r>
-              <w:rPr>
-                <w:sz w:val="14"/>
-                <w:szCs w:val="14"/>
-              </w:rPr>
-              <w:t xml:space="preserve"/>
-            </w:r>
-          </w:p>
-          <w:p>
-            <w:pPr>
-              <w:spacing w:after="20" w:before="0"/>
-            </w:pPr>
-            <w:r>
-              <w:rPr>
-                <w:rFonts w:ascii="Arial" w:cs="Arial" w:eastAsia="Arial" w:hAnsi="Arial"/>
-                <w:b/>
-                <w:bCs/>
-                <w:color w:val="1F3864"/>
-                <w:sz w:val="16"/>
-                <w:szCs w:val="16"/>
-              </w:rPr>
-              <w:t xml:space="preserve">📖 HTML:</w:t>
-            </w:r>
-          </w:p>
-          <w:p>
-            <w:pPr>
-              <w:spacing w:after="20" w:before="0"/>
-            </w:pPr>
-            <w:hyperlink w:history="1" r:id="rIdbq1him0xnx8yhjnsq_tfx">
-              <w:r>
-                <w:rPr>
-                  <w:rFonts w:ascii="Arial" w:cs="Arial" w:eastAsia="Arial" w:hAnsi="Arial"/>
-                  <w:color w:val="2E75B6"/>
-                  <w:sz w:val="16"/>
-                  <w:szCs w:val="16"/>
-                  <w:u w:val="single" w:color="2E75B6"/>
-                </w:rPr>
-                <w:t xml:space="preserve">Area Models for Decimal Multiplication (Flexbook)</w:t>
-              </w:r>
-            </w:hyperlink>
-          </w:p>
-          <w:p>
-            <w:pPr>
-              <w:spacing w:after="10" w:before="0"/>
-              <w:ind w:left="120"/>
-            </w:pPr>
-            <w:r>
-              <w:rPr>
-                <w:rFonts w:ascii="Arial" w:cs="Arial" w:eastAsia="Arial" w:hAnsi="Arial"/>
-                <w:color w:val="595959"/>
-                <w:sz w:val="14"/>
-                <w:szCs w:val="14"/>
-              </w:rPr>
-              <w:t xml:space="preserve">Source: CK-12</w:t>
-            </w:r>
-          </w:p>
-          <w:p>
-            <w:pPr>
-              <w:spacing w:after="10" w:before="0"/>
-              <w:ind w:left="120"/>
-            </w:pPr>
-            <w:hyperlink w:history="1" r:id="rIdylr2mfaiytuhcawcmctfp">
+            <w:hyperlink w:history="1" r:id="rIdc938bholmdcryshzfalek">
               <w:r>
                 <w:rPr>
                   <w:rFonts w:ascii="Arial" w:cs="Arial" w:eastAsia="Arial" w:hAnsi="Arial"/>
@@ -17412,7 +17412,7 @@
             <w:pPr>
               <w:spacing w:after="20" w:before="0"/>
             </w:pPr>
-            <w:hyperlink w:history="1" r:id="rIdu5wejxjo1ydlut78wnpnp">
+            <w:hyperlink w:history="1" r:id="rIdpqwzwb9eu-3tc-mw4jamv">
               <w:r>
                 <w:rPr>
                   <w:rFonts w:ascii="Arial" w:cs="Arial" w:eastAsia="Arial" w:hAnsi="Arial"/>
@@ -17421,7 +17421,7 @@
                   <w:szCs w:val="16"/>
                   <w:u w:val="single" w:color="2E75B6"/>
                 </w:rPr>
-                <w:t xml:space="preserve">Common and systematic naming: iso-, sec-, and tert- prefixes</w:t>
+                <w:t xml:space="preserve">Triangle exterior angle example</w:t>
               </w:r>
             </w:hyperlink>
           </w:p>
@@ -17445,7 +17445,7 @@
               <w:spacing w:after="10" w:before="0"/>
               <w:ind w:left="120"/>
             </w:pPr>
-            <w:hyperlink w:history="1" r:id="rIdbx854hvgwba0hohuzh6rs">
+            <w:hyperlink w:history="1" r:id="rIdsexqxaqad_nj0zgievejk">
               <w:r>
                 <w:rPr>
                   <w:rFonts w:ascii="Arial" w:cs="Arial" w:eastAsia="Arial" w:hAnsi="Arial"/>
@@ -17490,7 +17490,7 @@
             <w:pPr>
               <w:spacing w:after="20" w:before="0"/>
             </w:pPr>
-            <w:hyperlink w:history="1" r:id="rIdzbwnosn8vacum3svewols">
+            <w:hyperlink w:history="1" r:id="rIdwl9xir16mmtfxyveuaaf7">
               <w:r>
                 <w:rPr>
                   <w:rFonts w:ascii="Arial" w:cs="Arial" w:eastAsia="Arial" w:hAnsi="Arial"/>
@@ -17499,7 +17499,7 @@
                   <w:szCs w:val="16"/>
                   <w:u w:val="single" w:color="2E75B6"/>
                 </w:rPr>
-                <w:t xml:space="preserve">Regular and Irregular Polygons (Flexbook)</w:t>
+                <w:t xml:space="preserve">Area of Regular Polygons (Flexbook)</w:t>
               </w:r>
             </w:hyperlink>
           </w:p>
@@ -17523,7 +17523,7 @@
               <w:spacing w:after="10" w:before="0"/>
               <w:ind w:left="120"/>
             </w:pPr>
-            <w:hyperlink w:history="1" r:id="rIdfrnjvxwnv-rv7e0qwknpw">
+            <w:hyperlink w:history="1" r:id="rIdja03z0kxcxb-hq6ilbnjk">
               <w:r>
                 <w:rPr>
                   <w:rFonts w:ascii="Arial" w:cs="Arial" w:eastAsia="Arial" w:hAnsi="Arial"/>
@@ -17718,7 +17718,7 @@
             <w:pPr>
               <w:spacing w:after="20" w:before="0"/>
             </w:pPr>
-            <w:hyperlink w:history="1" r:id="rId-3vvnjgctwxtpz-gxxbky">
+            <w:hyperlink w:history="1" r:id="rIds1tl5ikul-xvrw-9etlgd">
               <w:r>
                 <w:rPr>
                   <w:rFonts w:ascii="Arial" w:cs="Arial" w:eastAsia="Arial" w:hAnsi="Arial"/>
@@ -17727,7 +17727,7 @@
                   <w:szCs w:val="16"/>
                   <w:u w:val="single" w:color="2E75B6"/>
                 </w:rPr>
-                <w:t xml:space="preserve">Common and systematic naming: iso-, sec-, and tert- prefixes</w:t>
+                <w:t xml:space="preserve">Area of Regular Polygons Principles</w:t>
               </w:r>
             </w:hyperlink>
           </w:p>
@@ -17743,7 +17743,7 @@
                 <w:sz w:val="14"/>
                 <w:szCs w:val="14"/>
               </w:rPr>
-              <w:t xml:space="preserve">Source: Khan Academy (English - US curriculum)</w:t>
+              <w:t xml:space="preserve">Source: CK-12</w:t>
             </w:r>
           </w:p>
           <w:p>
@@ -17751,7 +17751,7 @@
               <w:spacing w:after="10" w:before="0"/>
               <w:ind w:left="120"/>
             </w:pPr>
-            <w:hyperlink w:history="1" r:id="rId-sjs1rpdcvd4aiqupe6uh">
+            <w:hyperlink w:history="1" r:id="rIdxgizlbummgvozp9clacez">
               <w:r>
                 <w:rPr>
                   <w:rFonts w:ascii="Arial" w:cs="Arial" w:eastAsia="Arial" w:hAnsi="Arial"/>
@@ -17796,7 +17796,7 @@
             <w:pPr>
               <w:spacing w:after="20" w:before="0"/>
             </w:pPr>
-            <w:hyperlink w:history="1" r:id="rIdssxij9v7pw6ca9d9u6dmi">
+            <w:hyperlink w:history="1" r:id="rId4zda9qiyohmiktyefaxss">
               <w:r>
                 <w:rPr>
                   <w:rFonts w:ascii="Arial" w:cs="Arial" w:eastAsia="Arial" w:hAnsi="Arial"/>
@@ -17805,7 +17805,7 @@
                   <w:szCs w:val="16"/>
                   <w:u w:val="single" w:color="2E75B6"/>
                 </w:rPr>
-                <w:t xml:space="preserve">Regular and Irregular Polygons (Flexbook)</w:t>
+                <w:t xml:space="preserve">Area of Regular Polygons (Flexbook)</w:t>
               </w:r>
             </w:hyperlink>
           </w:p>
@@ -17829,7 +17829,7 @@
               <w:spacing w:after="10" w:before="0"/>
               <w:ind w:left="120"/>
             </w:pPr>
-            <w:hyperlink w:history="1" r:id="rIdf3iw51q9aacseodclqxcm">
+            <w:hyperlink w:history="1" r:id="rIdu5ldzylqioics4msvwe91">
               <w:r>
                 <w:rPr>
                   <w:rFonts w:ascii="Arial" w:cs="Arial" w:eastAsia="Arial" w:hAnsi="Arial"/>
@@ -18024,7 +18024,7 @@
             <w:pPr>
               <w:spacing w:after="20" w:before="0"/>
             </w:pPr>
-            <w:hyperlink w:history="1" r:id="rIdfbczxejeei8kqzwrbddnp">
+            <w:hyperlink w:history="1" r:id="rIdu1zbiw0bjpknjmjau80gj">
               <w:r>
                 <w:rPr>
                   <w:rFonts w:ascii="Arial" w:cs="Arial" w:eastAsia="Arial" w:hAnsi="Arial"/>
@@ -18033,7 +18033,7 @@
                   <w:szCs w:val="16"/>
                   <w:u w:val="single" w:color="2E75B6"/>
                 </w:rPr>
-                <w:t xml:space="preserve">Common and systematic naming: iso-, sec-, and tert- prefixes</w:t>
+                <w:t xml:space="preserve">Angles in a triangle sum to 180° proof</w:t>
               </w:r>
             </w:hyperlink>
           </w:p>
@@ -18057,7 +18057,7 @@
               <w:spacing w:after="10" w:before="0"/>
               <w:ind w:left="120"/>
             </w:pPr>
-            <w:hyperlink w:history="1" r:id="rIdaqjn6mzvme4lskfupf_yw">
+            <w:hyperlink w:history="1" r:id="rIdumwojm_0iicckhsh08r8v">
               <w:r>
                 <w:rPr>
                   <w:rFonts w:ascii="Arial" w:cs="Arial" w:eastAsia="Arial" w:hAnsi="Arial"/>
@@ -18102,7 +18102,7 @@
             <w:pPr>
               <w:spacing w:after="20" w:before="0"/>
             </w:pPr>
-            <w:hyperlink w:history="1" r:id="rIdgkhshsj4oivp6g0ehmjfj">
+            <w:hyperlink w:history="1" r:id="rId_cvggefwhx44ezcm5kjte">
               <w:r>
                 <w:rPr>
                   <w:rFonts w:ascii="Arial" w:cs="Arial" w:eastAsia="Arial" w:hAnsi="Arial"/>
@@ -18111,7 +18111,7 @@
                   <w:szCs w:val="16"/>
                   <w:u w:val="single" w:color="2E75B6"/>
                 </w:rPr>
-                <w:t xml:space="preserve">Regular and Irregular Polygons (Flexbook)</w:t>
+                <w:t xml:space="preserve">Area of Regular Polygons (Flexbook)</w:t>
               </w:r>
             </w:hyperlink>
           </w:p>
@@ -18135,7 +18135,7 @@
               <w:spacing w:after="10" w:before="0"/>
               <w:ind w:left="120"/>
             </w:pPr>
-            <w:hyperlink w:history="1" r:id="rId7dvpmehc7p-f035kty_sf">
+            <w:hyperlink w:history="1" r:id="rIdhqqk36pnfncc_hhhiu5da">
               <w:r>
                 <w:rPr>
                   <w:rFonts w:ascii="Arial" w:cs="Arial" w:eastAsia="Arial" w:hAnsi="Arial"/>
@@ -18330,7 +18330,7 @@
             <w:pPr>
               <w:spacing w:after="20" w:before="0"/>
             </w:pPr>
-            <w:hyperlink w:history="1" r:id="rId_rn0ddxvm8qf8pev05e3f">
+            <w:hyperlink w:history="1" r:id="rIddzhqs8ci9bnuo5gcbdswl">
               <w:r>
                 <w:rPr>
                   <w:rFonts w:ascii="Arial" w:cs="Arial" w:eastAsia="Arial" w:hAnsi="Arial"/>
@@ -18339,7 +18339,7 @@
                   <w:szCs w:val="16"/>
                   <w:u w:val="single" w:color="2E75B6"/>
                 </w:rPr>
-                <w:t xml:space="preserve">Common and systematic naming: iso-, sec-, and tert- prefixes</w:t>
+                <w:t xml:space="preserve">Jumla ya pembe za ndani au umbo lenye pembe nyingi</w:t>
               </w:r>
             </w:hyperlink>
           </w:p>
@@ -18355,7 +18355,7 @@
                 <w:sz w:val="14"/>
                 <w:szCs w:val="14"/>
               </w:rPr>
-              <w:t xml:space="preserve">Source: Khan Academy (English - US curriculum)</w:t>
+              <w:t xml:space="preserve">Source: Khan Academy (Kiswahili)</w:t>
             </w:r>
           </w:p>
           <w:p>
@@ -18363,7 +18363,7 @@
               <w:spacing w:after="10" w:before="0"/>
               <w:ind w:left="120"/>
             </w:pPr>
-            <w:hyperlink w:history="1" r:id="rIdbmkry5aptqfhkxek_nhxn">
+            <w:hyperlink w:history="1" r:id="rIdivkhupv1vjhtjqa3ziccq">
               <w:r>
                 <w:rPr>
                   <w:rFonts w:ascii="Arial" w:cs="Arial" w:eastAsia="Arial" w:hAnsi="Arial"/>
@@ -18408,7 +18408,7 @@
             <w:pPr>
               <w:spacing w:after="20" w:before="0"/>
             </w:pPr>
-            <w:hyperlink w:history="1" r:id="rIdlmn7z5wk6ahgdnfmebtmb">
+            <w:hyperlink w:history="1" r:id="rIddppscjzchowuafpempnas">
               <w:r>
                 <w:rPr>
                   <w:rFonts w:ascii="Arial" w:cs="Arial" w:eastAsia="Arial" w:hAnsi="Arial"/>
@@ -18417,7 +18417,7 @@
                   <w:szCs w:val="16"/>
                   <w:u w:val="single" w:color="2E75B6"/>
                 </w:rPr>
-                <w:t xml:space="preserve">Regular and Irregular Polygons (Flexbook)</w:t>
+                <w:t xml:space="preserve">Area of Regular Polygons (Flexbook)</w:t>
               </w:r>
             </w:hyperlink>
           </w:p>
@@ -18441,7 +18441,7 @@
               <w:spacing w:after="10" w:before="0"/>
               <w:ind w:left="120"/>
             </w:pPr>
-            <w:hyperlink w:history="1" r:id="rIdvgrtvqcewybomksg4gjzp">
+            <w:hyperlink w:history="1" r:id="rIdjdnsdx-sq-dc9bigrwcr9">
               <w:r>
                 <w:rPr>
                   <w:rFonts w:ascii="Arial" w:cs="Arial" w:eastAsia="Arial" w:hAnsi="Arial"/>
@@ -18636,7 +18636,7 @@
             <w:pPr>
               <w:spacing w:after="20" w:before="0"/>
             </w:pPr>
-            <w:hyperlink w:history="1" r:id="rIdjy-9przhr96d6pasjptmm">
+            <w:hyperlink w:history="1" r:id="rIdjskbrslff1ouz_druybkt">
               <w:r>
                 <w:rPr>
                   <w:rFonts w:ascii="Arial" w:cs="Arial" w:eastAsia="Arial" w:hAnsi="Arial"/>
@@ -18645,7 +18645,7 @@
                   <w:szCs w:val="16"/>
                   <w:u w:val="single" w:color="2E75B6"/>
                 </w:rPr>
-                <w:t xml:space="preserve">Common and systematic naming: iso-, sec-, and tert- prefixes</w:t>
+                <w:t xml:space="preserve">Triangle exterior angle example</w:t>
               </w:r>
             </w:hyperlink>
           </w:p>
@@ -18669,7 +18669,7 @@
               <w:spacing w:after="10" w:before="0"/>
               <w:ind w:left="120"/>
             </w:pPr>
-            <w:hyperlink w:history="1" r:id="rId9x3pobedvo8svl6ixgfkq">
+            <w:hyperlink w:history="1" r:id="rIds41_kt_kcceelykopdujt">
               <w:r>
                 <w:rPr>
                   <w:rFonts w:ascii="Arial" w:cs="Arial" w:eastAsia="Arial" w:hAnsi="Arial"/>
@@ -18714,7 +18714,7 @@
             <w:pPr>
               <w:spacing w:after="20" w:before="0"/>
             </w:pPr>
-            <w:hyperlink w:history="1" r:id="rIdgep-ycrm8totchb-coj_t">
+            <w:hyperlink w:history="1" r:id="rIdgf0m1wuy7ydl5-1bkzdh4">
               <w:r>
                 <w:rPr>
                   <w:rFonts w:ascii="Arial" w:cs="Arial" w:eastAsia="Arial" w:hAnsi="Arial"/>
@@ -18723,7 +18723,7 @@
                   <w:szCs w:val="16"/>
                   <w:u w:val="single" w:color="2E75B6"/>
                 </w:rPr>
-                <w:t xml:space="preserve">Regular and Irregular Polygons (Flexbook)</w:t>
+                <w:t xml:space="preserve">Area of Regular Polygons (Flexbook)</w:t>
               </w:r>
             </w:hyperlink>
           </w:p>
@@ -18747,7 +18747,7 @@
               <w:spacing w:after="10" w:before="0"/>
               <w:ind w:left="120"/>
             </w:pPr>
-            <w:hyperlink w:history="1" r:id="rIde8ennine7u3mdphh_loxe">
+            <w:hyperlink w:history="1" r:id="rIdp9rg0ptnsww-zc1bodgft">
               <w:r>
                 <w:rPr>
                   <w:rFonts w:ascii="Arial" w:cs="Arial" w:eastAsia="Arial" w:hAnsi="Arial"/>
@@ -20348,7 +20348,7 @@
             <w:pPr>
               <w:spacing w:after="20" w:before="0"/>
             </w:pPr>
-            <w:hyperlink w:history="1" r:id="rIdsdyfyabfjjdb1lohgrh7f">
+            <w:hyperlink w:history="1" r:id="rId3ltclm-bcvjkzrr_csntm">
               <w:r>
                 <w:rPr>
                   <w:rFonts w:ascii="Arial" w:cs="Arial" w:eastAsia="Arial" w:hAnsi="Arial"/>
@@ -20357,7 +20357,7 @@
                   <w:szCs w:val="16"/>
                   <w:u w:val="single" w:color="2E75B6"/>
                 </w:rPr>
-                <w:t xml:space="preserve">Equivalent fraction models</w:t>
+                <w:t xml:space="preserve">Area of a regular hexagon</w:t>
               </w:r>
             </w:hyperlink>
           </w:p>
@@ -20381,7 +20381,7 @@
               <w:spacing w:after="10" w:before="0"/>
               <w:ind w:left="120"/>
             </w:pPr>
-            <w:hyperlink w:history="1" r:id="rIdxo6zrrsulj-c1ewgfrpjw">
+            <w:hyperlink w:history="1" r:id="rId3eocmunq-vl1qxjvyhjeu">
               <w:r>
                 <w:rPr>
                   <w:rFonts w:ascii="Arial" w:cs="Arial" w:eastAsia="Arial" w:hAnsi="Arial"/>
@@ -20426,7 +20426,7 @@
             <w:pPr>
               <w:spacing w:after="20" w:before="0"/>
             </w:pPr>
-            <w:hyperlink w:history="1" r:id="rIdkk6ooxj7kewvdqsnvgy6z">
+            <w:hyperlink w:history="1" r:id="rId3qkim7cgimnho8szy1ote">
               <w:r>
                 <w:rPr>
                   <w:rFonts w:ascii="Arial" w:cs="Arial" w:eastAsia="Arial" w:hAnsi="Arial"/>
@@ -20435,7 +20435,7 @@
                   <w:szCs w:val="16"/>
                   <w:u w:val="single" w:color="2E75B6"/>
                 </w:rPr>
-                <w:t xml:space="preserve">Regular and Irregular Polygons (Flexbook)</w:t>
+                <w:t xml:space="preserve">Area of Regular Polygons (Flexbook)</w:t>
               </w:r>
             </w:hyperlink>
           </w:p>
@@ -20459,7 +20459,7 @@
               <w:spacing w:after="10" w:before="0"/>
               <w:ind w:left="120"/>
             </w:pPr>
-            <w:hyperlink w:history="1" r:id="rId031kuszeemvd92dxj6msv">
+            <w:hyperlink w:history="1" r:id="rId0_di8hkawq-lex-ry4uup">
               <w:r>
                 <w:rPr>
                   <w:rFonts w:ascii="Arial" w:cs="Arial" w:eastAsia="Arial" w:hAnsi="Arial"/>
@@ -20654,7 +20654,7 @@
             <w:pPr>
               <w:spacing w:after="20" w:before="0"/>
             </w:pPr>
-            <w:hyperlink w:history="1" r:id="rIdsgapphdddfxnjdmyx9dii">
+            <w:hyperlink w:history="1" r:id="rIdj_ksmbj30uw879fo1wakm">
               <w:r>
                 <w:rPr>
                   <w:rFonts w:ascii="Arial" w:cs="Arial" w:eastAsia="Arial" w:hAnsi="Arial"/>
@@ -20663,7 +20663,7 @@
                   <w:szCs w:val="16"/>
                   <w:u w:val="single" w:color="2E75B6"/>
                 </w:rPr>
-                <w:t xml:space="preserve">Equivalent fraction models</w:t>
+                <w:t xml:space="preserve">Eneo la Pembesita -dubbed(KY)</w:t>
               </w:r>
             </w:hyperlink>
           </w:p>
@@ -20679,7 +20679,7 @@
                 <w:sz w:val="14"/>
                 <w:szCs w:val="14"/>
               </w:rPr>
-              <w:t xml:space="preserve">Source: Khan Academy (English - US curriculum)</w:t>
+              <w:t xml:space="preserve">Source: Khan Academy (Kiswahili)</w:t>
             </w:r>
           </w:p>
           <w:p>
@@ -20687,7 +20687,7 @@
               <w:spacing w:after="10" w:before="0"/>
               <w:ind w:left="120"/>
             </w:pPr>
-            <w:hyperlink w:history="1" r:id="rIdn_ghy74i-vghsvu2mhfqe">
+            <w:hyperlink w:history="1" r:id="rIdc5syxdyfkri3xpusshxm2">
               <w:r>
                 <w:rPr>
                   <w:rFonts w:ascii="Arial" w:cs="Arial" w:eastAsia="Arial" w:hAnsi="Arial"/>
@@ -20725,14 +20725,14 @@
                 <w:sz w:val="16"/>
                 <w:szCs w:val="16"/>
               </w:rPr>
-              <w:t xml:space="preserve">📖 HTML:</w:t>
+              <w:t xml:space="preserve">📖 EXERCISE:</w:t>
             </w:r>
           </w:p>
           <w:p>
             <w:pPr>
               <w:spacing w:after="20" w:before="0"/>
             </w:pPr>
-            <w:hyperlink w:history="1" r:id="rId5yo_fmeaejvsdkzwwylbm">
+            <w:hyperlink w:history="1" r:id="rIdgxzl4nc_t_pjbw3k1yncj">
               <w:r>
                 <w:rPr>
                   <w:rFonts w:ascii="Arial" w:cs="Arial" w:eastAsia="Arial" w:hAnsi="Arial"/>
@@ -20741,7 +20741,7 @@
                   <w:szCs w:val="16"/>
                   <w:u w:val="single" w:color="2E75B6"/>
                 </w:rPr>
-                <w:t xml:space="preserve">Regular and Irregular Polygons (Flexbook)</w:t>
+                <w:t xml:space="preserve">Decompose area with triangles</w:t>
               </w:r>
             </w:hyperlink>
           </w:p>
@@ -20757,7 +20757,7 @@
                 <w:sz w:val="14"/>
                 <w:szCs w:val="14"/>
               </w:rPr>
-              <w:t xml:space="preserve">Source: CK-12</w:t>
+              <w:t xml:space="preserve">Source: Khan Academy (English - US curriculum)</w:t>
             </w:r>
           </w:p>
           <w:p>
@@ -20765,7 +20765,7 @@
               <w:spacing w:after="10" w:before="0"/>
               <w:ind w:left="120"/>
             </w:pPr>
-            <w:hyperlink w:history="1" r:id="rId6afwibmfrklwijyzdw59v">
+            <w:hyperlink w:history="1" r:id="rIdez-7nbgt_kyoibh7gvbey">
               <w:r>
                 <w:rPr>
                   <w:rFonts w:ascii="Arial" w:cs="Arial" w:eastAsia="Arial" w:hAnsi="Arial"/>
@@ -20960,7 +20960,7 @@
             <w:pPr>
               <w:spacing w:after="20" w:before="0"/>
             </w:pPr>
-            <w:hyperlink w:history="1" r:id="rIdmctl1yp87ensllygthgl4">
+            <w:hyperlink w:history="1" r:id="rIdqak6c_ndoxk9c-cnr4x7j">
               <w:r>
                 <w:rPr>
                   <w:rFonts w:ascii="Arial" w:cs="Arial" w:eastAsia="Arial" w:hAnsi="Arial"/>
@@ -20969,7 +20969,7 @@
                   <w:szCs w:val="16"/>
                   <w:u w:val="single" w:color="2E75B6"/>
                 </w:rPr>
-                <w:t xml:space="preserve">Equivalent fraction models</w:t>
+                <w:t xml:space="preserve">Area of Regular Polygons Principles</w:t>
               </w:r>
             </w:hyperlink>
           </w:p>
@@ -20985,7 +20985,7 @@
                 <w:sz w:val="14"/>
                 <w:szCs w:val="14"/>
               </w:rPr>
-              <w:t xml:space="preserve">Source: Khan Academy (English - US curriculum)</w:t>
+              <w:t xml:space="preserve">Source: CK-12</w:t>
             </w:r>
           </w:p>
           <w:p>
@@ -20993,7 +20993,7 @@
               <w:spacing w:after="10" w:before="0"/>
               <w:ind w:left="120"/>
             </w:pPr>
-            <w:hyperlink w:history="1" r:id="rIdzt3rskty8oo_uxhhzp2ot">
+            <w:hyperlink w:history="1" r:id="rIdtpilnlstxmfy0tewpi0az">
               <w:r>
                 <w:rPr>
                   <w:rFonts w:ascii="Arial" w:cs="Arial" w:eastAsia="Arial" w:hAnsi="Arial"/>
@@ -21038,7 +21038,7 @@
             <w:pPr>
               <w:spacing w:after="20" w:before="0"/>
             </w:pPr>
-            <w:hyperlink w:history="1" r:id="rIdykoqnebdl9bry0dm7qu6v">
+            <w:hyperlink w:history="1" r:id="rIdcczdq5cbkzl96jh4faf22">
               <w:r>
                 <w:rPr>
                   <w:rFonts w:ascii="Arial" w:cs="Arial" w:eastAsia="Arial" w:hAnsi="Arial"/>
@@ -21047,7 +21047,7 @@
                   <w:szCs w:val="16"/>
                   <w:u w:val="single" w:color="2E75B6"/>
                 </w:rPr>
-                <w:t xml:space="preserve">Regular and Irregular Polygons (Flexbook)</w:t>
+                <w:t xml:space="preserve">Area of Regular Polygons (Flexbook)</w:t>
               </w:r>
             </w:hyperlink>
           </w:p>
@@ -21071,7 +21071,7 @@
               <w:spacing w:after="10" w:before="0"/>
               <w:ind w:left="120"/>
             </w:pPr>
-            <w:hyperlink w:history="1" r:id="rIdqijnrc_esqppqxolbeara">
+            <w:hyperlink w:history="1" r:id="rId-nwm_qqntpl1pqbao9ace">
               <w:r>
                 <w:rPr>
                   <w:rFonts w:ascii="Arial" w:cs="Arial" w:eastAsia="Arial" w:hAnsi="Arial"/>
@@ -21266,7 +21266,7 @@
             <w:pPr>
               <w:spacing w:after="20" w:before="0"/>
             </w:pPr>
-            <w:hyperlink w:history="1" r:id="rId27_gyeovjl3jmben3kmio">
+            <w:hyperlink w:history="1" r:id="rIdoyz11paxtkuztqlkc8uii">
               <w:r>
                 <w:rPr>
                   <w:rFonts w:ascii="Arial" w:cs="Arial" w:eastAsia="Arial" w:hAnsi="Arial"/>
@@ -21275,7 +21275,7 @@
                   <w:szCs w:val="16"/>
                   <w:u w:val="single" w:color="2E75B6"/>
                 </w:rPr>
-                <w:t xml:space="preserve">Equivalent fraction models</w:t>
+                <w:t xml:space="preserve">Area of a regular hexagon</w:t>
               </w:r>
             </w:hyperlink>
           </w:p>
@@ -21299,7 +21299,7 @@
               <w:spacing w:after="10" w:before="0"/>
               <w:ind w:left="120"/>
             </w:pPr>
-            <w:hyperlink w:history="1" r:id="rIdi01kyzitajlfpfaj_yiyi">
+            <w:hyperlink w:history="1" r:id="rIdxmufrkehu_g-zyjk6-cbq">
               <w:r>
                 <w:rPr>
                   <w:rFonts w:ascii="Arial" w:cs="Arial" w:eastAsia="Arial" w:hAnsi="Arial"/>
@@ -21344,7 +21344,7 @@
             <w:pPr>
               <w:spacing w:after="20" w:before="0"/>
             </w:pPr>
-            <w:hyperlink w:history="1" r:id="rId2yrrxb2apsoevunkqlm5k">
+            <w:hyperlink w:history="1" r:id="rIdiwrt8tbvkkhd8d29n6oqt">
               <w:r>
                 <w:rPr>
                   <w:rFonts w:ascii="Arial" w:cs="Arial" w:eastAsia="Arial" w:hAnsi="Arial"/>
@@ -21353,7 +21353,7 @@
                   <w:szCs w:val="16"/>
                   <w:u w:val="single" w:color="2E75B6"/>
                 </w:rPr>
-                <w:t xml:space="preserve">Regular and Irregular Polygons (Flexbook)</w:t>
+                <w:t xml:space="preserve">Area of Regular Polygons (Flexbook)</w:t>
               </w:r>
             </w:hyperlink>
           </w:p>
@@ -21377,7 +21377,7 @@
               <w:spacing w:after="10" w:before="0"/>
               <w:ind w:left="120"/>
             </w:pPr>
-            <w:hyperlink w:history="1" r:id="rIdvvmnfdz63pkc35qws2blc">
+            <w:hyperlink w:history="1" r:id="rIduoxqp35cknvuwx-h-we0c">
               <w:r>
                 <w:rPr>
                   <w:rFonts w:ascii="Arial" w:cs="Arial" w:eastAsia="Arial" w:hAnsi="Arial"/>
@@ -21572,7 +21572,7 @@
             <w:pPr>
               <w:spacing w:after="20" w:before="0"/>
             </w:pPr>
-            <w:hyperlink w:history="1" r:id="rIdzsexhxs8hnq9kmocqiww7">
+            <w:hyperlink w:history="1" r:id="rIdzilzwlhanxzlhdclwxjqe">
               <w:r>
                 <w:rPr>
                   <w:rFonts w:ascii="Arial" w:cs="Arial" w:eastAsia="Arial" w:hAnsi="Arial"/>
@@ -21581,7 +21581,7 @@
                   <w:szCs w:val="16"/>
                   <w:u w:val="single" w:color="2E75B6"/>
                 </w:rPr>
-                <w:t xml:space="preserve">Equivalent fraction models</w:t>
+                <w:t xml:space="preserve">Area of a regular hexagon</w:t>
               </w:r>
             </w:hyperlink>
           </w:p>
@@ -21605,7 +21605,7 @@
               <w:spacing w:after="10" w:before="0"/>
               <w:ind w:left="120"/>
             </w:pPr>
-            <w:hyperlink w:history="1" r:id="rId2j6ikykszwmldmf13veyf">
+            <w:hyperlink w:history="1" r:id="rIdfximvtyaxpgvwizx9vep8">
               <w:r>
                 <w:rPr>
                   <w:rFonts w:ascii="Arial" w:cs="Arial" w:eastAsia="Arial" w:hAnsi="Arial"/>
@@ -21650,7 +21650,7 @@
             <w:pPr>
               <w:spacing w:after="20" w:before="0"/>
             </w:pPr>
-            <w:hyperlink w:history="1" r:id="rIdexqhnhqjbmlmijwgpkr0n">
+            <w:hyperlink w:history="1" r:id="rIduuysoacjhi_ovpdezptvr">
               <w:r>
                 <w:rPr>
                   <w:rFonts w:ascii="Arial" w:cs="Arial" w:eastAsia="Arial" w:hAnsi="Arial"/>
@@ -21659,7 +21659,7 @@
                   <w:szCs w:val="16"/>
                   <w:u w:val="single" w:color="2E75B6"/>
                 </w:rPr>
-                <w:t xml:space="preserve">Regular and Irregular Polygons (Flexbook)</w:t>
+                <w:t xml:space="preserve">Area of Regular Polygons (Flexbook)</w:t>
               </w:r>
             </w:hyperlink>
           </w:p>
@@ -21683,7 +21683,7 @@
               <w:spacing w:after="10" w:before="0"/>
               <w:ind w:left="120"/>
             </w:pPr>
-            <w:hyperlink w:history="1" r:id="rId1sd4gvx1sd8n8hgdzntct">
+            <w:hyperlink w:history="1" r:id="rId8ndkypeupulw1bauxrkyh">
               <w:r>
                 <w:rPr>
                   <w:rFonts w:ascii="Arial" w:cs="Arial" w:eastAsia="Arial" w:hAnsi="Arial"/>
@@ -23170,7 +23170,7 @@
             <w:pPr>
               <w:spacing w:after="20" w:before="0"/>
             </w:pPr>
-            <w:hyperlink w:history="1" r:id="rIdqp_kmqeeug5znutu2nwu-">
+            <w:hyperlink w:history="1" r:id="rIdk2wl2jbk-_ibxbyp4ugh7">
               <w:r>
                 <w:rPr>
                   <w:rFonts w:ascii="Arial" w:cs="Arial" w:eastAsia="Arial" w:hAnsi="Arial"/>
@@ -23179,7 +23179,7 @@
                   <w:szCs w:val="16"/>
                   <w:u w:val="single" w:color="2E75B6"/>
                 </w:rPr>
-                <w:t xml:space="preserve">Overview of Ellipses, Trapezoids, Rhombi, and Polygons</w:t>
+                <w:t xml:space="preserve">Heron's formula -dubbed(KY)</w:t>
               </w:r>
             </w:hyperlink>
           </w:p>
@@ -23195,7 +23195,7 @@
                 <w:sz w:val="14"/>
                 <w:szCs w:val="14"/>
               </w:rPr>
-              <w:t xml:space="preserve">Source: CK-12</w:t>
+              <w:t xml:space="preserve">Source: Khan Academy (Kiswahili)</w:t>
             </w:r>
           </w:p>
           <w:p>
@@ -23203,7 +23203,7 @@
               <w:spacing w:after="10" w:before="0"/>
               <w:ind w:left="120"/>
             </w:pPr>
-            <w:hyperlink w:history="1" r:id="rIdpc7qk0huoohdagql6xrxt">
+            <w:hyperlink w:history="1" r:id="rIdjdqaubyd0dptlpg0f1rns">
               <w:r>
                 <w:rPr>
                   <w:rFonts w:ascii="Arial" w:cs="Arial" w:eastAsia="Arial" w:hAnsi="Arial"/>
@@ -23248,7 +23248,7 @@
             <w:pPr>
               <w:spacing w:after="20" w:before="0"/>
             </w:pPr>
-            <w:hyperlink w:history="1" r:id="rId93tl4k7-peavlqiqagano">
+            <w:hyperlink w:history="1" r:id="rIdwixri0hn1pufuowbvdrwc">
               <w:r>
                 <w:rPr>
                   <w:rFonts w:ascii="Arial" w:cs="Arial" w:eastAsia="Arial" w:hAnsi="Arial"/>
@@ -23257,7 +23257,7 @@
                   <w:szCs w:val="16"/>
                   <w:u w:val="single" w:color="2E75B6"/>
                 </w:rPr>
-                <w:t xml:space="preserve">Area Models for Decimal Multiplication (Flexbook)</w:t>
+                <w:t xml:space="preserve">Heron's Formula (Flexbook)</w:t>
               </w:r>
             </w:hyperlink>
           </w:p>
@@ -23281,7 +23281,7 @@
               <w:spacing w:after="10" w:before="0"/>
               <w:ind w:left="120"/>
             </w:pPr>
-            <w:hyperlink w:history="1" r:id="rIdctoecujbgs3taitcbobwn">
+            <w:hyperlink w:history="1" r:id="rId3sis77gatx61nilgqzf0a">
               <w:r>
                 <w:rPr>
                   <w:rFonts w:ascii="Arial" w:cs="Arial" w:eastAsia="Arial" w:hAnsi="Arial"/>
@@ -23476,7 +23476,7 @@
             <w:pPr>
               <w:spacing w:after="20" w:before="0"/>
             </w:pPr>
-            <w:hyperlink w:history="1" r:id="rIdukbde4fa1qfyanzyfoov9">
+            <w:hyperlink w:history="1" r:id="rIdwy01xamnwr90p3_d7ipte">
               <w:r>
                 <w:rPr>
                   <w:rFonts w:ascii="Arial" w:cs="Arial" w:eastAsia="Arial" w:hAnsi="Arial"/>
@@ -23485,7 +23485,7 @@
                   <w:szCs w:val="16"/>
                   <w:u w:val="single" w:color="2E75B6"/>
                 </w:rPr>
-                <w:t xml:space="preserve">Overview of Ellipses, Trapezoids, Rhombi, and Polygons</w:t>
+                <w:t xml:space="preserve">Proof of Heron's formula (1 of 2) -dubbed(KY)</w:t>
               </w:r>
             </w:hyperlink>
           </w:p>
@@ -23501,7 +23501,7 @@
                 <w:sz w:val="14"/>
                 <w:szCs w:val="14"/>
               </w:rPr>
-              <w:t xml:space="preserve">Source: CK-12</w:t>
+              <w:t xml:space="preserve">Source: Khan Academy (Kiswahili)</w:t>
             </w:r>
           </w:p>
           <w:p>
@@ -23509,7 +23509,7 @@
               <w:spacing w:after="10" w:before="0"/>
               <w:ind w:left="120"/>
             </w:pPr>
-            <w:hyperlink w:history="1" r:id="rIds1nsvl9wsdthjokl2cze4">
+            <w:hyperlink w:history="1" r:id="rIdkzm3ksqidlixlfpe_dwhv">
               <w:r>
                 <w:rPr>
                   <w:rFonts w:ascii="Arial" w:cs="Arial" w:eastAsia="Arial" w:hAnsi="Arial"/>
@@ -23547,14 +23547,14 @@
                 <w:sz w:val="16"/>
                 <w:szCs w:val="16"/>
               </w:rPr>
-              <w:t xml:space="preserve">📖 HTML:</w:t>
+              <w:t xml:space="preserve">📖 EXERCISE:</w:t>
             </w:r>
           </w:p>
           <w:p>
             <w:pPr>
               <w:spacing w:after="20" w:before="0"/>
             </w:pPr>
-            <w:hyperlink w:history="1" r:id="rIdpwgynplusyxzmuedtpv92">
+            <w:hyperlink w:history="1" r:id="rIds0_zircgojebncdczqneu">
               <w:r>
                 <w:rPr>
                   <w:rFonts w:ascii="Arial" w:cs="Arial" w:eastAsia="Arial" w:hAnsi="Arial"/>
@@ -23563,7 +23563,7 @@
                   <w:szCs w:val="16"/>
                   <w:u w:val="single" w:color="2E75B6"/>
                 </w:rPr>
-                <w:t xml:space="preserve">Area Models for Decimal Multiplication (Flexbook)</w:t>
+                <w:t xml:space="preserve">Heron's Formula Practice</w:t>
               </w:r>
             </w:hyperlink>
           </w:p>
@@ -23587,7 +23587,7 @@
               <w:spacing w:after="10" w:before="0"/>
               <w:ind w:left="120"/>
             </w:pPr>
-            <w:hyperlink w:history="1" r:id="rIdxa3u05swufcydfnl0qvs_">
+            <w:hyperlink w:history="1" r:id="rId3yuup1m1tasawerto-ehh">
               <w:r>
                 <w:rPr>
                   <w:rFonts w:ascii="Arial" w:cs="Arial" w:eastAsia="Arial" w:hAnsi="Arial"/>
@@ -23782,7 +23782,7 @@
             <w:pPr>
               <w:spacing w:after="20" w:before="0"/>
             </w:pPr>
-            <w:hyperlink w:history="1" r:id="rIdcebm7vhhs5dqujmoago4s">
+            <w:hyperlink w:history="1" r:id="rIdffwpxejsnpogd1gjvfvf7">
               <w:r>
                 <w:rPr>
                   <w:rFonts w:ascii="Arial" w:cs="Arial" w:eastAsia="Arial" w:hAnsi="Arial"/>
@@ -23791,7 +23791,7 @@
                   <w:szCs w:val="16"/>
                   <w:u w:val="single" w:color="2E75B6"/>
                 </w:rPr>
-                <w:t xml:space="preserve">Overview of Ellipses, Trapezoids, Rhombi, and Polygons</w:t>
+                <w:t xml:space="preserve">Proof of Heron's formula (2 of 2) -dubbed(KY)</w:t>
               </w:r>
             </w:hyperlink>
           </w:p>
@@ -23807,7 +23807,7 @@
                 <w:sz w:val="14"/>
                 <w:szCs w:val="14"/>
               </w:rPr>
-              <w:t xml:space="preserve">Source: CK-12</w:t>
+              <w:t xml:space="preserve">Source: Khan Academy (Kiswahili)</w:t>
             </w:r>
           </w:p>
           <w:p>
@@ -23815,7 +23815,7 @@
               <w:spacing w:after="10" w:before="0"/>
               <w:ind w:left="120"/>
             </w:pPr>
-            <w:hyperlink w:history="1" r:id="rIdwrch0c0b5kfa6j0ljhqz8">
+            <w:hyperlink w:history="1" r:id="rIdrkzzz1gwlrnrkjvuyrmgg">
               <w:r>
                 <w:rPr>
                   <w:rFonts w:ascii="Arial" w:cs="Arial" w:eastAsia="Arial" w:hAnsi="Arial"/>
@@ -23860,7 +23860,7 @@
             <w:pPr>
               <w:spacing w:after="20" w:before="0"/>
             </w:pPr>
-            <w:hyperlink w:history="1" r:id="rIdej-qcbfapp6vh8srrm6pl">
+            <w:hyperlink w:history="1" r:id="rIdgs8uvmosqq6hly8oa5ikn">
               <w:r>
                 <w:rPr>
                   <w:rFonts w:ascii="Arial" w:cs="Arial" w:eastAsia="Arial" w:hAnsi="Arial"/>
@@ -23869,7 +23869,7 @@
                   <w:szCs w:val="16"/>
                   <w:u w:val="single" w:color="2E75B6"/>
                 </w:rPr>
-                <w:t xml:space="preserve">Area Models for Decimal Multiplication (Flexbook)</w:t>
+                <w:t xml:space="preserve">Estimation of Parallelogram Area in Scale Drawings (Flexbook)</w:t>
               </w:r>
             </w:hyperlink>
           </w:p>
@@ -23893,7 +23893,7 @@
               <w:spacing w:after="10" w:before="0"/>
               <w:ind w:left="120"/>
             </w:pPr>
-            <w:hyperlink w:history="1" r:id="rIdsczbsjfct7gdzpudzkup_">
+            <w:hyperlink w:history="1" r:id="rId_yn_suyjh_iupibxtfmwa">
               <w:r>
                 <w:rPr>
                   <w:rFonts w:ascii="Arial" w:cs="Arial" w:eastAsia="Arial" w:hAnsi="Arial"/>
@@ -24088,7 +24088,7 @@
             <w:pPr>
               <w:spacing w:after="20" w:before="0"/>
             </w:pPr>
-            <w:hyperlink w:history="1" r:id="rIdbgvalbcfbhfq6nmc2hxwb">
+            <w:hyperlink w:history="1" r:id="rIdaxzgi8qlqvzs_fyuraxd4">
               <w:r>
                 <w:rPr>
                   <w:rFonts w:ascii="Arial" w:cs="Arial" w:eastAsia="Arial" w:hAnsi="Arial"/>
@@ -24097,7 +24097,7 @@
                   <w:szCs w:val="16"/>
                   <w:u w:val="single" w:color="2E75B6"/>
                 </w:rPr>
-                <w:t xml:space="preserve">Overview of Ellipses, Trapezoids, Rhombi, and Polygons</w:t>
+                <w:t xml:space="preserve">Area of inscribed equilateral triangle -dubbed(KY)</w:t>
               </w:r>
             </w:hyperlink>
           </w:p>
@@ -24113,7 +24113,7 @@
                 <w:sz w:val="14"/>
                 <w:szCs w:val="14"/>
               </w:rPr>
-              <w:t xml:space="preserve">Source: CK-12</w:t>
+              <w:t xml:space="preserve">Source: Khan Academy (Kiswahili)</w:t>
             </w:r>
           </w:p>
           <w:p>
@@ -24121,7 +24121,7 @@
               <w:spacing w:after="10" w:before="0"/>
               <w:ind w:left="120"/>
             </w:pPr>
-            <w:hyperlink w:history="1" r:id="rIdr4vicg6ytsnj1yt75mcvj">
+            <w:hyperlink w:history="1" r:id="rIdmupjjhte_at7bbk9ms-xj">
               <w:r>
                 <w:rPr>
                   <w:rFonts w:ascii="Arial" w:cs="Arial" w:eastAsia="Arial" w:hAnsi="Arial"/>
@@ -24159,14 +24159,14 @@
                 <w:sz w:val="16"/>
                 <w:szCs w:val="16"/>
               </w:rPr>
-              <w:t xml:space="preserve">📖 HTML:</w:t>
+              <w:t xml:space="preserve">📖 EXERCISE:</w:t>
             </w:r>
           </w:p>
           <w:p>
             <w:pPr>
               <w:spacing w:after="20" w:before="0"/>
             </w:pPr>
-            <w:hyperlink w:history="1" r:id="rIdzgcppesfmz3tchwcdnohj">
+            <w:hyperlink w:history="1" r:id="rIdymc9tisrstiudgsmbqhd_">
               <w:r>
                 <w:rPr>
                   <w:rFonts w:ascii="Arial" w:cs="Arial" w:eastAsia="Arial" w:hAnsi="Arial"/>
@@ -24175,7 +24175,7 @@
                   <w:szCs w:val="16"/>
                   <w:u w:val="single" w:color="2E75B6"/>
                 </w:rPr>
-                <w:t xml:space="preserve">Area Models for Decimal Multiplication (Flexbook)</w:t>
+                <w:t xml:space="preserve">Estimation of Parallelogram Area in Scale Drawings Practice</w:t>
               </w:r>
             </w:hyperlink>
           </w:p>
@@ -24199,7 +24199,7 @@
               <w:spacing w:after="10" w:before="0"/>
               <w:ind w:left="120"/>
             </w:pPr>
-            <w:hyperlink w:history="1" r:id="rIdndjmr88atuu38n1wbhk8e">
+            <w:hyperlink w:history="1" r:id="rIdvwakbpczomuwesucnaai3">
               <w:r>
                 <w:rPr>
                   <w:rFonts w:ascii="Arial" w:cs="Arial" w:eastAsia="Arial" w:hAnsi="Arial"/>
@@ -24394,7 +24394,7 @@
             <w:pPr>
               <w:spacing w:after="20" w:before="0"/>
             </w:pPr>
-            <w:hyperlink w:history="1" r:id="rId8frtmmomt5lbv1yhlbyz1">
+            <w:hyperlink w:history="1" r:id="rIdyz2exrompeoj844cduk4t">
               <w:r>
                 <w:rPr>
                   <w:rFonts w:ascii="Arial" w:cs="Arial" w:eastAsia="Arial" w:hAnsi="Arial"/>
@@ -24403,7 +24403,7 @@
                   <w:szCs w:val="16"/>
                   <w:u w:val="single" w:color="2E75B6"/>
                 </w:rPr>
-                <w:t xml:space="preserve">Overview of Ellipses, Trapezoids, Rhombi, and Polygons</w:t>
+                <w:t xml:space="preserve">Heron's formula -dubbed(KY)</w:t>
               </w:r>
             </w:hyperlink>
           </w:p>
@@ -24419,7 +24419,7 @@
                 <w:sz w:val="14"/>
                 <w:szCs w:val="14"/>
               </w:rPr>
-              <w:t xml:space="preserve">Source: CK-12</w:t>
+              <w:t xml:space="preserve">Source: Khan Academy (Kiswahili)</w:t>
             </w:r>
           </w:p>
           <w:p>
@@ -24427,7 +24427,7 @@
               <w:spacing w:after="10" w:before="0"/>
               <w:ind w:left="120"/>
             </w:pPr>
-            <w:hyperlink w:history="1" r:id="rIdyr2knpc7suwmrvzo-wwfn">
+            <w:hyperlink w:history="1" r:id="rIdzjmtw0mapfpdpjqfhi5u_">
               <w:r>
                 <w:rPr>
                   <w:rFonts w:ascii="Arial" w:cs="Arial" w:eastAsia="Arial" w:hAnsi="Arial"/>
@@ -24472,7 +24472,7 @@
             <w:pPr>
               <w:spacing w:after="20" w:before="0"/>
             </w:pPr>
-            <w:hyperlink w:history="1" r:id="rIdqyrmwe_nk1zkyjwwuzvqf">
+            <w:hyperlink w:history="1" r:id="rIdtxw0cqger7qco-mjzwnml">
               <w:r>
                 <w:rPr>
                   <w:rFonts w:ascii="Arial" w:cs="Arial" w:eastAsia="Arial" w:hAnsi="Arial"/>
@@ -24481,7 +24481,7 @@
                   <w:szCs w:val="16"/>
                   <w:u w:val="single" w:color="2E75B6"/>
                 </w:rPr>
-                <w:t xml:space="preserve">Area Models for Decimal Multiplication (Flexbook)</w:t>
+                <w:t xml:space="preserve">Heron's Formula (Flexbook)</w:t>
               </w:r>
             </w:hyperlink>
           </w:p>
@@ -24505,7 +24505,7 @@
               <w:spacing w:after="10" w:before="0"/>
               <w:ind w:left="120"/>
             </w:pPr>
-            <w:hyperlink w:history="1" r:id="rIdrlfzt69cpgafqwiugsnij">
+            <w:hyperlink w:history="1" r:id="rIdbgdfbxfalqe9pf__3el-m">
               <w:r>
                 <w:rPr>
                   <w:rFonts w:ascii="Arial" w:cs="Arial" w:eastAsia="Arial" w:hAnsi="Arial"/>

--- a/data/outputs/v2/Essential_Mathematics/SS2.4_Area_of_Polygons/Essential_Mathematics_Area_of_Polygons_CBE_LessonSequence.docx
+++ b/data/outputs/v2/Essential_Mathematics/SS2.4_Area_of_Polygons/Essential_Mathematics_Area_of_Polygons_CBE_LessonSequence.docx
@@ -3226,7 +3226,1231 @@
             <w:pPr>
               <w:spacing w:after="20" w:before="0"/>
             </w:pPr>
-            <w:hyperlink w:history="1" r:id="rId6jxyjjrqk2qlxw_3c_b1r">
+            <w:hyperlink w:history="1" r:id="rIdlrfnkaacgfvpvsh6snf6o">
+              <w:r>
+                <w:rPr>
+                  <w:rFonts w:ascii="Arial" w:cs="Arial" w:eastAsia="Arial" w:hAnsi="Arial"/>
+                  <w:color w:val="2E75B6"/>
+                  <w:sz w:val="16"/>
+                  <w:szCs w:val="16"/>
+                  <w:u w:val="single" w:color="2E75B6"/>
+                </w:rPr>
+                <w:t xml:space="preserve">Area of a triangle</w:t>
+              </w:r>
+            </w:hyperlink>
+          </w:p>
+          <w:p>
+            <w:pPr>
+              <w:spacing w:after="10" w:before="0"/>
+              <w:ind w:left="120"/>
+            </w:pPr>
+            <w:r>
+              <w:rPr>
+                <w:rFonts w:ascii="Arial" w:cs="Arial" w:eastAsia="Arial" w:hAnsi="Arial"/>
+                <w:color w:val="595959"/>
+                <w:sz w:val="14"/>
+                <w:szCs w:val="14"/>
+              </w:rPr>
+              <w:t xml:space="preserve">Source: Khan Academy (English - US curriculum)</w:t>
+            </w:r>
+          </w:p>
+          <w:p>
+            <w:pPr>
+              <w:spacing w:after="10" w:before="0"/>
+              <w:ind w:left="120"/>
+            </w:pPr>
+            <w:hyperlink w:history="1" r:id="rIdjscqnuiegzwtxrep9ifdj">
+              <w:r>
+                <w:rPr>
+                  <w:rFonts w:ascii="Arial" w:cs="Arial" w:eastAsia="Arial" w:hAnsi="Arial"/>
+                  <w:color w:val="595959"/>
+                  <w:sz w:val="14"/>
+                  <w:szCs w:val="14"/>
+                  <w:u w:val="single" w:color="595959"/>
+                </w:rPr>
+                <w:t xml:space="preserve">🔍 Search ARES for similar videos</w:t>
+              </w:r>
+            </w:hyperlink>
+          </w:p>
+          <w:p>
+            <w:pPr>
+              <w:spacing w:after="40" w:before="0"/>
+            </w:pPr>
+            <w:r>
+              <w:rPr>
+                <w:sz w:val="14"/>
+                <w:szCs w:val="14"/>
+              </w:rPr>
+              <w:t xml:space="preserve"/>
+            </w:r>
+          </w:p>
+          <w:p>
+            <w:pPr>
+              <w:spacing w:after="20" w:before="0"/>
+            </w:pPr>
+            <w:r>
+              <w:rPr>
+                <w:rFonts w:ascii="Arial" w:cs="Arial" w:eastAsia="Arial" w:hAnsi="Arial"/>
+                <w:b/>
+                <w:bCs/>
+                <w:color w:val="1F3864"/>
+                <w:sz w:val="16"/>
+                <w:szCs w:val="16"/>
+              </w:rPr>
+              <w:t xml:space="preserve">📖 EXERCISE:</w:t>
+            </w:r>
+          </w:p>
+          <w:p>
+            <w:pPr>
+              <w:spacing w:after="20" w:before="0"/>
+            </w:pPr>
+            <w:hyperlink w:history="1" r:id="rIdow-3fyrrqtmjxpczjnjkj">
+              <w:r>
+                <w:rPr>
+                  <w:rFonts w:ascii="Arial" w:cs="Arial" w:eastAsia="Arial" w:hAnsi="Arial"/>
+                  <w:color w:val="2E75B6"/>
+                  <w:sz w:val="16"/>
+                  <w:szCs w:val="16"/>
+                  <w:u w:val="single" w:color="2E75B6"/>
+                </w:rPr>
+                <w:t xml:space="preserve">Find missing length when given area of a triangle</w:t>
+              </w:r>
+            </w:hyperlink>
+          </w:p>
+          <w:p>
+            <w:pPr>
+              <w:spacing w:after="10" w:before="0"/>
+              <w:ind w:left="120"/>
+            </w:pPr>
+            <w:r>
+              <w:rPr>
+                <w:rFonts w:ascii="Arial" w:cs="Arial" w:eastAsia="Arial" w:hAnsi="Arial"/>
+                <w:color w:val="595959"/>
+                <w:sz w:val="14"/>
+                <w:szCs w:val="14"/>
+              </w:rPr>
+              <w:t xml:space="preserve">Source: Khan Academy (English - US curriculum)</w:t>
+            </w:r>
+          </w:p>
+          <w:p>
+            <w:pPr>
+              <w:spacing w:after="10" w:before="0"/>
+              <w:ind w:left="120"/>
+            </w:pPr>
+            <w:hyperlink w:history="1" r:id="rIduevaq-azhd_wv0rhqqsug">
+              <w:r>
+                <w:rPr>
+                  <w:rFonts w:ascii="Arial" w:cs="Arial" w:eastAsia="Arial" w:hAnsi="Arial"/>
+                  <w:color w:val="595959"/>
+                  <w:sz w:val="14"/>
+                  <w:szCs w:val="14"/>
+                  <w:u w:val="single" w:color="595959"/>
+                </w:rPr>
+                <w:t xml:space="preserve">🔍 Search ARES for similar readings</w:t>
+              </w:r>
+            </w:hyperlink>
+          </w:p>
+        </w:tc>
+        <w:tc>
+          <w:tcPr>
+            <w:tcW w:type="dxa" w:w="3040"/>
+            <w:shd w:fill="FFFFFF" w:color="auto" w:val="clear"/>
+            <w:tcMar>
+              <w:top w:type="dxa" w:w="60"/>
+              <w:left w:type="dxa" w:w="120"/>
+              <w:bottom w:type="dxa" w:w="60"/>
+              <w:right w:type="dxa" w:w="120"/>
+            </w:tcMar>
+            <w:vAlign w:val="top"/>
+          </w:tcPr>
+          <w:p>
+            <w:pPr>
+              <w:spacing w:after="40" w:before="0"/>
+              <w:jc w:val="left"/>
+            </w:pPr>
+            <w:r>
+              <w:rPr>
+                <w:rFonts w:ascii="Arial" w:cs="Arial" w:eastAsia="Arial" w:hAnsi="Arial"/>
+                <w:b w:val="false"/>
+                <w:bCs w:val="false"/>
+                <w:i w:val="false"/>
+                <w:iCs w:val="false"/>
+                <w:color w:val="000000"/>
+                <w:sz w:val="18"/>
+                <w:szCs w:val="18"/>
+              </w:rPr>
+              <w:t xml:space="preserve">Learners receive (or view on screen) a printed A4 scale drawing of the Kericho community hall courtyard and two accompanying photographs. Working in assigned pairs, they read the contractor's data card: each triangular section of the courtyard has two side lengths and the angle between them labelled, but no perpendicular height is given anywhere. Each pair attempts to estimate the total area of just the two labelled triangular sections using any method they already know, writing their working and answer on a half-sheet of paper. After 4 minutes, four pairs are cold-called to share their prediction and their method (or their reason for being stuck).</w:t>
+            </w:r>
+          </w:p>
+        </w:tc>
+        <w:tc>
+          <w:tcPr>
+            <w:tcW w:type="dxa" w:w="3040"/>
+            <w:shd w:fill="F2F2F2" w:color="auto" w:val="clear"/>
+            <w:tcMar>
+              <w:top w:type="dxa" w:w="60"/>
+              <w:left w:type="dxa" w:w="120"/>
+              <w:bottom w:type="dxa" w:w="60"/>
+              <w:right w:type="dxa" w:w="120"/>
+            </w:tcMar>
+            <w:vAlign w:val="top"/>
+          </w:tcPr>
+          <w:p>
+            <w:pPr>
+              <w:spacing w:after="40" w:before="0"/>
+              <w:jc w:val="left"/>
+            </w:pPr>
+            <w:r>
+              <w:rPr>
+                <w:rFonts w:ascii="Arial" w:cs="Arial" w:eastAsia="Arial" w:hAnsi="Arial"/>
+                <w:b w:val="false"/>
+                <w:bCs w:val="false"/>
+                <w:i w:val="false"/>
+                <w:iCs w:val="false"/>
+                <w:color w:val="000000"/>
+                <w:sz w:val="18"/>
+                <w:szCs w:val="18"/>
+              </w:rPr>
+              <w:t xml:space="preserve">Distribute the scale drawing and photographs as learners settle. Say exactly: 'A contractor in Kericho needs to tile this courtyard. Your job right now — before any new teaching — is to use what you already know to estimate the area of Triangle A and Triangle B on your drawing. Work with your partner. You have 4 minutes.' Start a visible 4-minute timer. Circulate silently for the first 2 minutes, noting which pairs attempt base × height, which use guessing, and which write 'cannot do — no height.' After 2 minutes say: 'If you are stuck, write down exactly WHY you are stuck. That is equally valuable.' At the end of 4 minutes, cold-call exactly 4 pairs in sequence — choose one pair that attempted a calculation, one that is stuck, one that guessed, and one that articulated the problem clearly. For each pair ask: 'What did you try? What answer did you get — or what stopped you?' Record all four predictions and methods on the board in a table with columns: Pair | Method Used | Area Estimate | Problem Encountered. Allow 10 seconds of WAIT TIME after each pair speaks before moving on. Do NOT correct any answer yet. Close by saying: 'Notice we have four different answers and at least two pairs who could not even begin. That gap — between what we know and what we need — is exactly what this unit is going to close.'</w:t>
+            </w:r>
+          </w:p>
+        </w:tc>
+        <w:tc>
+          <w:tcPr>
+            <w:tcW w:type="dxa" w:w="3040"/>
+            <w:shd w:fill="FFFFFF" w:color="auto" w:val="clear"/>
+            <w:tcMar>
+              <w:top w:type="dxa" w:w="60"/>
+              <w:left w:type="dxa" w:w="120"/>
+              <w:bottom w:type="dxa" w:w="60"/>
+              <w:right w:type="dxa" w:w="120"/>
+            </w:tcMar>
+            <w:vAlign w:val="top"/>
+          </w:tcPr>
+          <w:p>
+            <w:pPr>
+              <w:spacing w:after="40" w:before="0"/>
+              <w:jc w:val="left"/>
+            </w:pPr>
+            <w:r>
+              <w:rPr>
+                <w:rFonts w:ascii="Arial" w:cs="Arial" w:eastAsia="Arial" w:hAnsi="Arial"/>
+                <w:b w:val="false"/>
+                <w:bCs w:val="false"/>
+                <w:i w:val="false"/>
+                <w:iCs w:val="false"/>
+                <w:color w:val="000000"/>
+                <w:sz w:val="18"/>
+                <w:szCs w:val="18"/>
+              </w:rPr>
+              <w:t xml:space="preserve">Activating Prior Knowledge with Productive Failure — learners are deliberately asked to apply the base-times-height formula in a context where it cannot work, making the limitation vivid and personally experienced rather than simply stated. Recording the range of predictions on the board externalises the uncertainty and creates shared motivation to resolve it.</w:t>
+            </w:r>
+          </w:p>
+        </w:tc>
+        <w:tc>
+          <w:tcPr>
+            <w:tcW w:type="dxa" w:w="3040"/>
+            <w:shd w:fill="F2F2F2" w:color="auto" w:val="clear"/>
+            <w:tcMar>
+              <w:top w:type="dxa" w:w="60"/>
+              <w:left w:type="dxa" w:w="120"/>
+              <w:bottom w:type="dxa" w:w="60"/>
+              <w:right w:type="dxa" w:w="120"/>
+            </w:tcMar>
+            <w:vAlign w:val="top"/>
+          </w:tcPr>
+          <w:p>
+            <w:pPr>
+              <w:spacing w:after="40" w:before="0"/>
+              <w:jc w:val="left"/>
+            </w:pPr>
+            <w:r>
+              <w:rPr>
+                <w:rFonts w:ascii="Arial" w:cs="Arial" w:eastAsia="Arial" w:hAnsi="Arial"/>
+                <w:b w:val="false"/>
+                <w:bCs w:val="false"/>
+                <w:i w:val="false"/>
+                <w:iCs w:val="false"/>
+                <w:color w:val="000000"/>
+                <w:sz w:val="18"/>
+                <w:szCs w:val="18"/>
+              </w:rPr>
+              <w:t xml:space="preserve">Teacher looks for: (1) Can learners correctly state the standard formula A = ½ × base × height? (2) Do learners recognise that without a height the formula cannot be directly applied? (3) Can at least one pair articulate that they need the perpendicular distance from a vertex to the opposite side? Listen for the phrase 'we don't have the height' as evidence of productive awareness. Any pair that simply multiplies the two given sides together (without ÷ 2 or × sin C) is flagged for targeted questioning in the Explain Phase.</w:t>
+            </w:r>
+          </w:p>
+        </w:tc>
+      </w:tr>
+      <w:tr>
+        <w:tc>
+          <w:tcPr>
+            <w:tcW w:type="dxa" w:w="1520"/>
+            <w:shd w:fill="D9EEF1" w:color="auto" w:val="clear"/>
+            <w:tcMar>
+              <w:top w:type="dxa" w:w="60"/>
+              <w:left w:type="dxa" w:w="120"/>
+              <w:bottom w:type="dxa" w:w="60"/>
+              <w:right w:type="dxa" w:w="120"/>
+            </w:tcMar>
+            <w:vAlign w:val="top"/>
+          </w:tcPr>
+          <w:p>
+            <w:pPr>
+              <w:spacing w:after="40" w:before="0"/>
+              <w:jc w:val="left"/>
+            </w:pPr>
+            <w:r>
+              <w:rPr>
+                <w:rFonts w:ascii="Arial" w:cs="Arial" w:eastAsia="Arial" w:hAnsi="Arial"/>
+                <w:b/>
+                <w:bCs/>
+                <w:i w:val="false"/>
+                <w:iCs w:val="false"/>
+                <w:color w:val="000000"/>
+                <w:sz w:val="18"/>
+                <w:szCs w:val="18"/>
+              </w:rPr>
+              <w:t xml:space="preserve">Observe Phase</w:t>
+            </w:r>
+          </w:p>
+          <w:p>
+            <w:pPr>
+              <w:spacing w:after="20" w:before="0"/>
+            </w:pPr>
+            <w:r>
+              <w:rPr>
+                <w:rFonts w:ascii="Arial" w:cs="Arial" w:eastAsia="Arial" w:hAnsi="Arial"/>
+                <w:b/>
+                <w:bCs/>
+                <w:color w:val="1F3864"/>
+                <w:sz w:val="16"/>
+                <w:szCs w:val="16"/>
+              </w:rPr>
+              <w:t xml:space="preserve">📹 VIDEO:</w:t>
+            </w:r>
+          </w:p>
+          <w:p>
+            <w:pPr>
+              <w:spacing w:after="20" w:before="0"/>
+            </w:pPr>
+            <w:hyperlink w:history="1" r:id="rIdnaq8iyworjvilqf60vskp">
+              <w:r>
+                <w:rPr>
+                  <w:rFonts w:ascii="Arial" w:cs="Arial" w:eastAsia="Arial" w:hAnsi="Arial"/>
+                  <w:color w:val="2E75B6"/>
+                  <w:sz w:val="16"/>
+                  <w:szCs w:val="16"/>
+                  <w:u w:val="single" w:color="2E75B6"/>
+                </w:rPr>
+                <w:t xml:space="preserve">Finding area of triangles</w:t>
+              </w:r>
+            </w:hyperlink>
+          </w:p>
+          <w:p>
+            <w:pPr>
+              <w:spacing w:after="10" w:before="0"/>
+              <w:ind w:left="120"/>
+            </w:pPr>
+            <w:r>
+              <w:rPr>
+                <w:rFonts w:ascii="Arial" w:cs="Arial" w:eastAsia="Arial" w:hAnsi="Arial"/>
+                <w:color w:val="595959"/>
+                <w:sz w:val="14"/>
+                <w:szCs w:val="14"/>
+              </w:rPr>
+              <w:t xml:space="preserve">Source: Khan Academy (English - US curriculum)</w:t>
+            </w:r>
+          </w:p>
+          <w:p>
+            <w:pPr>
+              <w:spacing w:after="10" w:before="0"/>
+              <w:ind w:left="120"/>
+            </w:pPr>
+            <w:hyperlink w:history="1" r:id="rId4nmyzibk0fbuwne9oadx1">
+              <w:r>
+                <w:rPr>
+                  <w:rFonts w:ascii="Arial" w:cs="Arial" w:eastAsia="Arial" w:hAnsi="Arial"/>
+                  <w:color w:val="595959"/>
+                  <w:sz w:val="14"/>
+                  <w:szCs w:val="14"/>
+                  <w:u w:val="single" w:color="595959"/>
+                </w:rPr>
+                <w:t xml:space="preserve">🔍 Search ARES for similar videos</w:t>
+              </w:r>
+            </w:hyperlink>
+          </w:p>
+          <w:p>
+            <w:pPr>
+              <w:spacing w:after="40" w:before="0"/>
+            </w:pPr>
+            <w:r>
+              <w:rPr>
+                <w:sz w:val="14"/>
+                <w:szCs w:val="14"/>
+              </w:rPr>
+              <w:t xml:space="preserve"/>
+            </w:r>
+          </w:p>
+          <w:p>
+            <w:pPr>
+              <w:spacing w:after="20" w:before="0"/>
+            </w:pPr>
+            <w:r>
+              <w:rPr>
+                <w:rFonts w:ascii="Arial" w:cs="Arial" w:eastAsia="Arial" w:hAnsi="Arial"/>
+                <w:b/>
+                <w:bCs/>
+                <w:color w:val="1F3864"/>
+                <w:sz w:val="16"/>
+                <w:szCs w:val="16"/>
+              </w:rPr>
+              <w:t xml:space="preserve">📖 EXERCISE:</w:t>
+            </w:r>
+          </w:p>
+          <w:p>
+            <w:pPr>
+              <w:spacing w:after="20" w:before="0"/>
+            </w:pPr>
+            <w:hyperlink w:history="1" r:id="rId_y5_cwzhobzhdqjkbv9zy">
+              <w:r>
+                <w:rPr>
+                  <w:rFonts w:ascii="Arial" w:cs="Arial" w:eastAsia="Arial" w:hAnsi="Arial"/>
+                  <w:color w:val="2E75B6"/>
+                  <w:sz w:val="16"/>
+                  <w:szCs w:val="16"/>
+                  <w:u w:val="single" w:color="2E75B6"/>
+                </w:rPr>
+                <w:t xml:space="preserve">Decompose area with triangles</w:t>
+              </w:r>
+            </w:hyperlink>
+          </w:p>
+          <w:p>
+            <w:pPr>
+              <w:spacing w:after="10" w:before="0"/>
+              <w:ind w:left="120"/>
+            </w:pPr>
+            <w:r>
+              <w:rPr>
+                <w:rFonts w:ascii="Arial" w:cs="Arial" w:eastAsia="Arial" w:hAnsi="Arial"/>
+                <w:color w:val="595959"/>
+                <w:sz w:val="14"/>
+                <w:szCs w:val="14"/>
+              </w:rPr>
+              <w:t xml:space="preserve">Source: Khan Academy (English - US curriculum)</w:t>
+            </w:r>
+          </w:p>
+          <w:p>
+            <w:pPr>
+              <w:spacing w:after="10" w:before="0"/>
+              <w:ind w:left="120"/>
+            </w:pPr>
+            <w:hyperlink w:history="1" r:id="rIdbpl7fr6h-nvmgjq-worsq">
+              <w:r>
+                <w:rPr>
+                  <w:rFonts w:ascii="Arial" w:cs="Arial" w:eastAsia="Arial" w:hAnsi="Arial"/>
+                  <w:color w:val="595959"/>
+                  <w:sz w:val="14"/>
+                  <w:szCs w:val="14"/>
+                  <w:u w:val="single" w:color="595959"/>
+                </w:rPr>
+                <w:t xml:space="preserve">🔍 Search ARES for similar readings</w:t>
+              </w:r>
+            </w:hyperlink>
+          </w:p>
+        </w:tc>
+        <w:tc>
+          <w:tcPr>
+            <w:tcW w:type="dxa" w:w="3040"/>
+            <w:shd w:fill="FFFFFF" w:color="auto" w:val="clear"/>
+            <w:tcMar>
+              <w:top w:type="dxa" w:w="60"/>
+              <w:left w:type="dxa" w:w="120"/>
+              <w:bottom w:type="dxa" w:w="60"/>
+              <w:right w:type="dxa" w:w="120"/>
+            </w:tcMar>
+            <w:vAlign w:val="top"/>
+          </w:tcPr>
+          <w:p>
+            <w:pPr>
+              <w:spacing w:after="40" w:before="0"/>
+              <w:jc w:val="left"/>
+            </w:pPr>
+            <w:r>
+              <w:rPr>
+                <w:rFonts w:ascii="Arial" w:cs="Arial" w:eastAsia="Arial" w:hAnsi="Arial"/>
+                <w:b w:val="false"/>
+                <w:bCs w:val="false"/>
+                <w:i w:val="false"/>
+                <w:iCs w:val="false"/>
+                <w:color w:val="000000"/>
+                <w:sz w:val="18"/>
+                <w:szCs w:val="18"/>
+              </w:rPr>
+              <w:t xml:space="preserve">The teacher projects or draws a large, clearly labelled right-angled triangle on the board — Triangle PQR with the right angle at Q. Learners observe as the teacher annotates: side PQ = a (base), side QR = b (a second side), and angle QPR = C (the angle at vertex P between sides a and b... wait — teacher then shows the non-right-angled version). The teacher then shows a second diagram: the same triangle PQR but now with NO right angle at Q. A dashed perpendicular height h is dropped from Q to PR, creating a smaller right-angled triangle inside. Learners observe as the teacher writes the relation sin C = h / b on the board step by step. They copy both diagrams and the relation into their exercise books. Learners then examine the two triangular sections of the Kericho courtyard scale drawing again, this time specifically looking for what is given (two sides and an included angle) and what is missing (the perpendicular height).</w:t>
+            </w:r>
+          </w:p>
+        </w:tc>
+        <w:tc>
+          <w:tcPr>
+            <w:tcW w:type="dxa" w:w="3040"/>
+            <w:shd w:fill="F2F2F2" w:color="auto" w:val="clear"/>
+            <w:tcMar>
+              <w:top w:type="dxa" w:w="60"/>
+              <w:left w:type="dxa" w:w="120"/>
+              <w:bottom w:type="dxa" w:w="60"/>
+              <w:right w:type="dxa" w:w="120"/>
+            </w:tcMar>
+            <w:vAlign w:val="top"/>
+          </w:tcPr>
+          <w:p>
+            <w:pPr>
+              <w:spacing w:after="40" w:before="0"/>
+              <w:jc w:val="left"/>
+            </w:pPr>
+            <w:r>
+              <w:rPr>
+                <w:rFonts w:ascii="Arial" w:cs="Arial" w:eastAsia="Arial" w:hAnsi="Arial"/>
+                <w:b w:val="false"/>
+                <w:bCs w:val="false"/>
+                <w:i w:val="false"/>
+                <w:iCs w:val="false"/>
+                <w:color w:val="000000"/>
+                <w:sz w:val="18"/>
+                <w:szCs w:val="18"/>
+              </w:rPr>
+              <w:t xml:space="preserve">Say: 'Let us go back to something you know very well — a right-angled triangle.' Draw Triangle PQR with right angle at Q on the board, label a, b, h clearly. Ask: 'What is the area of this triangle?' Cold-call 1 learner. Confirm: 'A = ½ × a × h. Good.' Then say: 'Now watch carefully. I am going to remove the right angle.' Redraw the triangle without the right angle, keeping the same labels P, Q, R. Draw the dashed perpendicular from Q to side PR, label it h. Say: 'This height h is now inside the triangle — we cannot measure it physically on the courtyard floor. But look at this smaller right-angled triangle on the right.' Point to the sub-triangle. Ask: 'In this small right-angled triangle, the hypotenuse is side QR which we called b. The side opposite angle C is h. So what does trigonometry tell us about sin C?' Allow 12 seconds WAIT TIME. Cold-call 1 learner. Write on board: sin C = h / b, therefore h = b sin C. Say: 'Everyone write that in your book — this is the key step.' Give 30 seconds for writing. Then ask learners to turn back to their courtyard scale drawing: 'Look at Triangle A. Tell your partner: what two sides are labelled, and what angle is between them?' Allow 1 minute of paired talk. Cold-call 1 pair to confirm the values aloud.</w:t>
+            </w:r>
+          </w:p>
+        </w:tc>
+        <w:tc>
+          <w:tcPr>
+            <w:tcW w:type="dxa" w:w="3040"/>
+            <w:shd w:fill="FFFFFF" w:color="auto" w:val="clear"/>
+            <w:tcMar>
+              <w:top w:type="dxa" w:w="60"/>
+              <w:left w:type="dxa" w:w="120"/>
+              <w:bottom w:type="dxa" w:w="60"/>
+              <w:right w:type="dxa" w:w="120"/>
+            </w:tcMar>
+            <w:vAlign w:val="top"/>
+          </w:tcPr>
+          <w:p>
+            <w:pPr>
+              <w:spacing w:after="40" w:before="0"/>
+              <w:jc w:val="left"/>
+            </w:pPr>
+            <w:r>
+              <w:rPr>
+                <w:rFonts w:ascii="Arial" w:cs="Arial" w:eastAsia="Arial" w:hAnsi="Arial"/>
+                <w:b w:val="false"/>
+                <w:bCs w:val="false"/>
+                <w:i w:val="false"/>
+                <w:iCs w:val="false"/>
+                <w:color w:val="000000"/>
+                <w:sz w:val="18"/>
+                <w:szCs w:val="18"/>
+              </w:rPr>
+              <w:t xml:space="preserve">Phenomenon-Anchored Diagram Analysis — the teacher uses the familiar right-angled triangle as a bridge to the non-right-angled case, then immediately connects the new relationship (h = b sin C) back to the specific triangles in the Kericho courtyard drawing. This keeps the observation grounded in the real context rather than being an abstract geometry exercise.</w:t>
+            </w:r>
+          </w:p>
+        </w:tc>
+        <w:tc>
+          <w:tcPr>
+            <w:tcW w:type="dxa" w:w="3040"/>
+            <w:shd w:fill="F2F2F2" w:color="auto" w:val="clear"/>
+            <w:tcMar>
+              <w:top w:type="dxa" w:w="60"/>
+              <w:left w:type="dxa" w:w="120"/>
+              <w:bottom w:type="dxa" w:w="60"/>
+              <w:right w:type="dxa" w:w="120"/>
+            </w:tcMar>
+            <w:vAlign w:val="top"/>
+          </w:tcPr>
+          <w:p>
+            <w:pPr>
+              <w:spacing w:after="40" w:before="0"/>
+              <w:jc w:val="left"/>
+            </w:pPr>
+            <w:r>
+              <w:rPr>
+                <w:rFonts w:ascii="Arial" w:cs="Arial" w:eastAsia="Arial" w:hAnsi="Arial"/>
+                <w:b w:val="false"/>
+                <w:bCs w:val="false"/>
+                <w:i w:val="false"/>
+                <w:iCs w:val="false"/>
+                <w:color w:val="000000"/>
+                <w:sz w:val="18"/>
+                <w:szCs w:val="18"/>
+              </w:rPr>
+              <w:t xml:space="preserve">Teacher checks: (1) Do learners correctly copy both diagrams with labels? Scan books during the 30-second writing pause. (2) When cold-called, can a learner correctly state sin C = h/b unprompted? (3) During the paired talk about the courtyard drawing, do both partners correctly identify the two given sides and the included angle in Triangle A? If learners confuse the included angle with a non-included angle, address immediately by pointing to the vertex where the two labelled sides meet.</w:t>
+            </w:r>
+          </w:p>
+        </w:tc>
+      </w:tr>
+      <w:tr>
+        <w:tc>
+          <w:tcPr>
+            <w:tcW w:type="dxa" w:w="1520"/>
+            <w:shd w:fill="E2EFDA" w:color="auto" w:val="clear"/>
+            <w:tcMar>
+              <w:top w:type="dxa" w:w="60"/>
+              <w:left w:type="dxa" w:w="120"/>
+              <w:bottom w:type="dxa" w:w="60"/>
+              <w:right w:type="dxa" w:w="120"/>
+            </w:tcMar>
+            <w:vAlign w:val="top"/>
+          </w:tcPr>
+          <w:p>
+            <w:pPr>
+              <w:spacing w:after="40" w:before="0"/>
+              <w:jc w:val="left"/>
+            </w:pPr>
+            <w:r>
+              <w:rPr>
+                <w:rFonts w:ascii="Arial" w:cs="Arial" w:eastAsia="Arial" w:hAnsi="Arial"/>
+                <w:b/>
+                <w:bCs/>
+                <w:i w:val="false"/>
+                <w:iCs w:val="false"/>
+                <w:color w:val="000000"/>
+                <w:sz w:val="18"/>
+                <w:szCs w:val="18"/>
+              </w:rPr>
+              <w:t xml:space="preserve">Explain Phase</w:t>
+            </w:r>
+          </w:p>
+          <w:p>
+            <w:pPr>
+              <w:spacing w:after="20" w:before="0"/>
+            </w:pPr>
+            <w:r>
+              <w:rPr>
+                <w:rFonts w:ascii="Arial" w:cs="Arial" w:eastAsia="Arial" w:hAnsi="Arial"/>
+                <w:b/>
+                <w:bCs/>
+                <w:color w:val="1F3864"/>
+                <w:sz w:val="16"/>
+                <w:szCs w:val="16"/>
+              </w:rPr>
+              <w:t xml:space="preserve">📹 VIDEO:</w:t>
+            </w:r>
+          </w:p>
+          <w:p>
+            <w:pPr>
+              <w:spacing w:after="20" w:before="0"/>
+            </w:pPr>
+            <w:hyperlink w:history="1" r:id="rIdlmtfwipocabjywcqdz8rn">
+              <w:r>
+                <w:rPr>
+                  <w:rFonts w:ascii="Arial" w:cs="Arial" w:eastAsia="Arial" w:hAnsi="Arial"/>
+                  <w:color w:val="2E75B6"/>
+                  <w:sz w:val="16"/>
+                  <w:szCs w:val="16"/>
+                  <w:u w:val="single" w:color="2E75B6"/>
+                </w:rPr>
+                <w:t xml:space="preserve">Optimization: area of triangle &amp; square (Part 1)</w:t>
+              </w:r>
+            </w:hyperlink>
+          </w:p>
+          <w:p>
+            <w:pPr>
+              <w:spacing w:after="10" w:before="0"/>
+              <w:ind w:left="120"/>
+            </w:pPr>
+            <w:r>
+              <w:rPr>
+                <w:rFonts w:ascii="Arial" w:cs="Arial" w:eastAsia="Arial" w:hAnsi="Arial"/>
+                <w:color w:val="595959"/>
+                <w:sz w:val="14"/>
+                <w:szCs w:val="14"/>
+              </w:rPr>
+              <w:t xml:space="preserve">Source: Khan Academy (English - US curriculum)</w:t>
+            </w:r>
+          </w:p>
+          <w:p>
+            <w:pPr>
+              <w:spacing w:after="10" w:before="0"/>
+              <w:ind w:left="120"/>
+            </w:pPr>
+            <w:hyperlink w:history="1" r:id="rIdcybvsi-nw_dxjepx2qwzq">
+              <w:r>
+                <w:rPr>
+                  <w:rFonts w:ascii="Arial" w:cs="Arial" w:eastAsia="Arial" w:hAnsi="Arial"/>
+                  <w:color w:val="595959"/>
+                  <w:sz w:val="14"/>
+                  <w:szCs w:val="14"/>
+                  <w:u w:val="single" w:color="595959"/>
+                </w:rPr>
+                <w:t xml:space="preserve">🔍 Search ARES for similar videos</w:t>
+              </w:r>
+            </w:hyperlink>
+          </w:p>
+          <w:p>
+            <w:pPr>
+              <w:spacing w:after="40" w:before="0"/>
+            </w:pPr>
+            <w:r>
+              <w:rPr>
+                <w:sz w:val="14"/>
+                <w:szCs w:val="14"/>
+              </w:rPr>
+              <w:t xml:space="preserve"/>
+            </w:r>
+          </w:p>
+          <w:p>
+            <w:pPr>
+              <w:spacing w:after="20" w:before="0"/>
+            </w:pPr>
+            <w:r>
+              <w:rPr>
+                <w:rFonts w:ascii="Arial" w:cs="Arial" w:eastAsia="Arial" w:hAnsi="Arial"/>
+                <w:b/>
+                <w:bCs/>
+                <w:color w:val="1F3864"/>
+                <w:sz w:val="16"/>
+                <w:szCs w:val="16"/>
+              </w:rPr>
+              <w:t xml:space="preserve">📖 HTML:</w:t>
+            </w:r>
+          </w:p>
+          <w:p>
+            <w:pPr>
+              <w:spacing w:after="20" w:before="0"/>
+            </w:pPr>
+            <w:hyperlink w:history="1" r:id="rIduj3aw7uujsvmi_qcmsfl7">
+              <w:r>
+                <w:rPr>
+                  <w:rFonts w:ascii="Arial" w:cs="Arial" w:eastAsia="Arial" w:hAnsi="Arial"/>
+                  <w:color w:val="2E75B6"/>
+                  <w:sz w:val="16"/>
+                  <w:szCs w:val="16"/>
+                  <w:u w:val="single" w:color="2E75B6"/>
+                </w:rPr>
+                <w:t xml:space="preserve">Alternate Area of a Triangle (PLIX)</w:t>
+              </w:r>
+            </w:hyperlink>
+          </w:p>
+          <w:p>
+            <w:pPr>
+              <w:spacing w:after="10" w:before="0"/>
+              <w:ind w:left="120"/>
+            </w:pPr>
+            <w:r>
+              <w:rPr>
+                <w:rFonts w:ascii="Arial" w:cs="Arial" w:eastAsia="Arial" w:hAnsi="Arial"/>
+                <w:color w:val="595959"/>
+                <w:sz w:val="14"/>
+                <w:szCs w:val="14"/>
+              </w:rPr>
+              <w:t xml:space="preserve">Source: CK-12</w:t>
+            </w:r>
+          </w:p>
+          <w:p>
+            <w:pPr>
+              <w:spacing w:after="10" w:before="0"/>
+              <w:ind w:left="120"/>
+            </w:pPr>
+            <w:hyperlink w:history="1" r:id="rIdmy0_-7lwo2309-vsjnwrn">
+              <w:r>
+                <w:rPr>
+                  <w:rFonts w:ascii="Arial" w:cs="Arial" w:eastAsia="Arial" w:hAnsi="Arial"/>
+                  <w:color w:val="595959"/>
+                  <w:sz w:val="14"/>
+                  <w:szCs w:val="14"/>
+                  <w:u w:val="single" w:color="595959"/>
+                </w:rPr>
+                <w:t xml:space="preserve">🔍 Search ARES for similar readings</w:t>
+              </w:r>
+            </w:hyperlink>
+          </w:p>
+        </w:tc>
+        <w:tc>
+          <w:tcPr>
+            <w:tcW w:type="dxa" w:w="3040"/>
+            <w:shd w:fill="FFFFFF" w:color="auto" w:val="clear"/>
+            <w:tcMar>
+              <w:top w:type="dxa" w:w="60"/>
+              <w:left w:type="dxa" w:w="120"/>
+              <w:bottom w:type="dxa" w:w="60"/>
+              <w:right w:type="dxa" w:w="120"/>
+            </w:tcMar>
+            <w:vAlign w:val="top"/>
+          </w:tcPr>
+          <w:p>
+            <w:pPr>
+              <w:spacing w:after="40" w:before="0"/>
+              <w:jc w:val="left"/>
+            </w:pPr>
+            <w:r>
+              <w:rPr>
+                <w:rFonts w:ascii="Arial" w:cs="Arial" w:eastAsia="Arial" w:hAnsi="Arial"/>
+                <w:b w:val="false"/>
+                <w:bCs w:val="false"/>
+                <w:i w:val="false"/>
+                <w:iCs w:val="false"/>
+                <w:color w:val="000000"/>
+                <w:sz w:val="18"/>
+                <w:szCs w:val="18"/>
+              </w:rPr>
+              <w:t xml:space="preserve">Building directly on the observation, learners watch and participate as the teacher completes the substitution on the board: replacing h with b sin C in the formula A = ½ × a × h to arrive at A = ½ab sin C. Each learner writes the full derivation in their own books. The teacher then displays Worked Example 1 (Triangle A from the courtyard: sides 8 m and 11 m, included angle 65°) and Worked Example 2 (Triangle B: sides 6.5 m and 9 m, included angle 48°). Learners attempt both calculations independently using a scientific calculator, then compare answers with their neighbour before the teacher confirms the correct values on the board. Learners annotate their courtyard scale drawing with the calculated area values, writing them inside each triangle.</w:t>
+            </w:r>
+          </w:p>
+        </w:tc>
+        <w:tc>
+          <w:tcPr>
+            <w:tcW w:type="dxa" w:w="3040"/>
+            <w:shd w:fill="F2F2F2" w:color="auto" w:val="clear"/>
+            <w:tcMar>
+              <w:top w:type="dxa" w:w="60"/>
+              <w:left w:type="dxa" w:w="120"/>
+              <w:bottom w:type="dxa" w:w="60"/>
+              <w:right w:type="dxa" w:w="120"/>
+            </w:tcMar>
+            <w:vAlign w:val="top"/>
+          </w:tcPr>
+          <w:p>
+            <w:pPr>
+              <w:spacing w:after="40" w:before="0"/>
+              <w:jc w:val="left"/>
+            </w:pPr>
+            <w:r>
+              <w:rPr>
+                <w:rFonts w:ascii="Arial" w:cs="Arial" w:eastAsia="Arial" w:hAnsi="Arial"/>
+                <w:b w:val="false"/>
+                <w:bCs w:val="false"/>
+                <w:i w:val="false"/>
+                <w:iCs w:val="false"/>
+                <w:color w:val="000000"/>
+                <w:sz w:val="18"/>
+                <w:szCs w:val="18"/>
+              </w:rPr>
+              <w:t xml:space="preserve">Write the substitution step by step: 'We said A = ½ × a × h. We just found h = b sin C. So let us substitute:' Write A = ½ × a × (b sin C) = ½ab sin C in large notation. Underline the final formula and say: 'This is the sine-area formula. It works for ANY triangle where you know two sides and the included angle — you never need to measure the height.' Ask the whole class: 'In words, what are a, b, and C in this formula?' Cold-call 2 learners and correct any confusion (a and b are the two known sides; C is the angle between them — the included angle). Display Worked Example 1 on board: 'Triangle A: a = 8 m, b = 11 m, C = 65°. Calculate the area.' Say: 'Work this out on your own. You have 3 minutes.' Set timer. After 3 minutes, ask learners to show their calculator screens to a neighbour and compare. Cold-call 1 learner to read their answer. Write the correct working: A = ½ × 8 × 11 × sin 65° = ½ × 8 × 11 × 0.9063 = 39.88 m² ≈ 39.9 m². Repeat for Worked Example 2 (Triangle B: a = 6.5 m, b = 9 m, C = 48°): A = ½ × 6.5 × 9 × sin 48° ≈ 21.77 m² ≈ 21.8 m². Say: 'Write these areas inside the triangles on your courtyard drawing. The contractor now knows the area of two sections. How many sections remain?' Pause for 8 seconds. Learners note that the parallelogram, pentagon, and hexagonal border still need formulas — connecting forward to upcoming lessons.</w:t>
+            </w:r>
+          </w:p>
+        </w:tc>
+        <w:tc>
+          <w:tcPr>
+            <w:tcW w:type="dxa" w:w="3040"/>
+            <w:shd w:fill="FFFFFF" w:color="auto" w:val="clear"/>
+            <w:tcMar>
+              <w:top w:type="dxa" w:w="60"/>
+              <w:left w:type="dxa" w:w="120"/>
+              <w:bottom w:type="dxa" w:w="60"/>
+              <w:right w:type="dxa" w:w="120"/>
+            </w:tcMar>
+            <w:vAlign w:val="top"/>
+          </w:tcPr>
+          <w:p>
+            <w:pPr>
+              <w:spacing w:after="40" w:before="0"/>
+              <w:jc w:val="left"/>
+            </w:pPr>
+            <w:r>
+              <w:rPr>
+                <w:rFonts w:ascii="Arial" w:cs="Arial" w:eastAsia="Arial" w:hAnsi="Arial"/>
+                <w:b w:val="false"/>
+                <w:bCs w:val="false"/>
+                <w:i w:val="false"/>
+                <w:iCs w:val="false"/>
+                <w:color w:val="000000"/>
+                <w:sz w:val="18"/>
+                <w:szCs w:val="18"/>
+              </w:rPr>
+              <w:t xml:space="preserve">Worked Example → Immediate Application — the teacher models the full derivation and one worked example, then immediately releases responsibility to learners for an identical parallel example set in the same Kericho phenomenon context. Annotating the scale drawing with computed values makes the mathematics spatially visible and ties every calculation to the real courtyard, reinforcing that each formula is a tool for solving the contractor's actual problem.</w:t>
+            </w:r>
+          </w:p>
+        </w:tc>
+        <w:tc>
+          <w:tcPr>
+            <w:tcW w:type="dxa" w:w="3040"/>
+            <w:shd w:fill="F2F2F2" w:color="auto" w:val="clear"/>
+            <w:tcMar>
+              <w:top w:type="dxa" w:w="60"/>
+              <w:left w:type="dxa" w:w="120"/>
+              <w:bottom w:type="dxa" w:w="60"/>
+              <w:right w:type="dxa" w:w="120"/>
+            </w:tcMar>
+            <w:vAlign w:val="top"/>
+          </w:tcPr>
+          <w:p>
+            <w:pPr>
+              <w:spacing w:after="40" w:before="0"/>
+              <w:jc w:val="left"/>
+            </w:pPr>
+            <w:r>
+              <w:rPr>
+                <w:rFonts w:ascii="Arial" w:cs="Arial" w:eastAsia="Arial" w:hAnsi="Arial"/>
+                <w:b w:val="false"/>
+                <w:bCs w:val="false"/>
+                <w:i w:val="false"/>
+                <w:iCs w:val="false"/>
+                <w:color w:val="000000"/>
+                <w:sz w:val="18"/>
+                <w:szCs w:val="18"/>
+              </w:rPr>
+              <w:t xml:space="preserve">Teacher checks calculators and written working during the 3-minute independent work time, specifically looking for: (1) Correct key sequence: ½ × 8 × 11 × sin(65) — watch for learners who compute sin(65) in degrees mode vs. radians mode (a common error); if a learner gets 0.826 instead of 0.906, their calculator is in radian mode — correct this immediately. (2) Correct rounding to 1 decimal place. (3) Does the learner correctly label a and b as the two sides and C as the angle between them (not any angle of the triangle)? Exit check: ask 3 random learners to state the formula from memory without looking at the board.</w:t>
+            </w:r>
+          </w:p>
+        </w:tc>
+      </w:tr>
+      <w:tr>
+        <w:tc>
+          <w:tcPr>
+            <w:tcW w:type="dxa" w:w="1520"/>
+            <w:shd w:fill="FCE4D6" w:color="auto" w:val="clear"/>
+            <w:tcMar>
+              <w:top w:type="dxa" w:w="60"/>
+              <w:left w:type="dxa" w:w="120"/>
+              <w:bottom w:type="dxa" w:w="60"/>
+              <w:right w:type="dxa" w:w="120"/>
+            </w:tcMar>
+            <w:vAlign w:val="top"/>
+          </w:tcPr>
+          <w:p>
+            <w:pPr>
+              <w:spacing w:after="40" w:before="0"/>
+              <w:jc w:val="left"/>
+            </w:pPr>
+            <w:r>
+              <w:rPr>
+                <w:rFonts w:ascii="Arial" w:cs="Arial" w:eastAsia="Arial" w:hAnsi="Arial"/>
+                <w:b/>
+                <w:bCs/>
+                <w:i w:val="false"/>
+                <w:iCs w:val="false"/>
+                <w:color w:val="000000"/>
+                <w:sz w:val="18"/>
+                <w:szCs w:val="18"/>
+              </w:rPr>
+              <w:t xml:space="preserve">Driving Question Board (DQB) Creation</w:t>
+            </w:r>
+          </w:p>
+          <w:p>
+            <w:pPr>
+              <w:spacing w:after="20" w:before="0"/>
+            </w:pPr>
+            <w:r>
+              <w:rPr>
+                <w:rFonts w:ascii="Arial" w:cs="Arial" w:eastAsia="Arial" w:hAnsi="Arial"/>
+                <w:b/>
+                <w:bCs/>
+                <w:color w:val="1F3864"/>
+                <w:sz w:val="16"/>
+                <w:szCs w:val="16"/>
+              </w:rPr>
+              <w:t xml:space="preserve">📹 VIDEO:</w:t>
+            </w:r>
+          </w:p>
+          <w:p>
+            <w:pPr>
+              <w:spacing w:after="20" w:before="0"/>
+            </w:pPr>
+            <w:hyperlink w:history="1" r:id="rIdyveusr8g-zegcjymvp7ha">
+              <w:r>
+                <w:rPr>
+                  <w:rFonts w:ascii="Arial" w:cs="Arial" w:eastAsia="Arial" w:hAnsi="Arial"/>
+                  <w:color w:val="2E75B6"/>
+                  <w:sz w:val="16"/>
+                  <w:szCs w:val="16"/>
+                  <w:u w:val="single" w:color="2E75B6"/>
+                </w:rPr>
+                <w:t xml:space="preserve">Optimization: area of triangle &amp; square (Part 2)</w:t>
+              </w:r>
+            </w:hyperlink>
+          </w:p>
+          <w:p>
+            <w:pPr>
+              <w:spacing w:after="10" w:before="0"/>
+              <w:ind w:left="120"/>
+            </w:pPr>
+            <w:r>
+              <w:rPr>
+                <w:rFonts w:ascii="Arial" w:cs="Arial" w:eastAsia="Arial" w:hAnsi="Arial"/>
+                <w:color w:val="595959"/>
+                <w:sz w:val="14"/>
+                <w:szCs w:val="14"/>
+              </w:rPr>
+              <w:t xml:space="preserve">Source: Khan Academy (English - US curriculum)</w:t>
+            </w:r>
+          </w:p>
+          <w:p>
+            <w:pPr>
+              <w:spacing w:after="10" w:before="0"/>
+              <w:ind w:left="120"/>
+            </w:pPr>
+            <w:hyperlink w:history="1" r:id="rIdz_v_p2jkscqqoc1-tgljs">
+              <w:r>
+                <w:rPr>
+                  <w:rFonts w:ascii="Arial" w:cs="Arial" w:eastAsia="Arial" w:hAnsi="Arial"/>
+                  <w:color w:val="595959"/>
+                  <w:sz w:val="14"/>
+                  <w:szCs w:val="14"/>
+                  <w:u w:val="single" w:color="595959"/>
+                </w:rPr>
+                <w:t xml:space="preserve">🔍 Search ARES for similar videos</w:t>
+              </w:r>
+            </w:hyperlink>
+          </w:p>
+          <w:p>
+            <w:pPr>
+              <w:spacing w:after="40" w:before="0"/>
+            </w:pPr>
+            <w:r>
+              <w:rPr>
+                <w:sz w:val="14"/>
+                <w:szCs w:val="14"/>
+              </w:rPr>
+              <w:t xml:space="preserve"/>
+            </w:r>
+          </w:p>
+          <w:p>
+            <w:pPr>
+              <w:spacing w:after="20" w:before="0"/>
+            </w:pPr>
+            <w:r>
+              <w:rPr>
+                <w:rFonts w:ascii="Arial" w:cs="Arial" w:eastAsia="Arial" w:hAnsi="Arial"/>
+                <w:b/>
+                <w:bCs/>
+                <w:color w:val="1F3864"/>
+                <w:sz w:val="16"/>
+                <w:szCs w:val="16"/>
+              </w:rPr>
+              <w:t xml:space="preserve">📖 HTML:</w:t>
+            </w:r>
+          </w:p>
+          <w:p>
+            <w:pPr>
+              <w:spacing w:after="20" w:before="0"/>
+            </w:pPr>
+            <w:hyperlink w:history="1" r:id="rIdon39vmpsii4ba4fmv4ux2">
+              <w:r>
+                <w:rPr>
+                  <w:rFonts w:ascii="Arial" w:cs="Arial" w:eastAsia="Arial" w:hAnsi="Arial"/>
+                  <w:color w:val="2E75B6"/>
+                  <w:sz w:val="16"/>
+                  <w:szCs w:val="16"/>
+                  <w:u w:val="single" w:color="2E75B6"/>
+                </w:rPr>
+                <w:t xml:space="preserve">Area of a Triangle: Ice Cream Cones (PLIX)</w:t>
+              </w:r>
+            </w:hyperlink>
+          </w:p>
+          <w:p>
+            <w:pPr>
+              <w:spacing w:after="10" w:before="0"/>
+              <w:ind w:left="120"/>
+            </w:pPr>
+            <w:r>
+              <w:rPr>
+                <w:rFonts w:ascii="Arial" w:cs="Arial" w:eastAsia="Arial" w:hAnsi="Arial"/>
+                <w:color w:val="595959"/>
+                <w:sz w:val="14"/>
+                <w:szCs w:val="14"/>
+              </w:rPr>
+              <w:t xml:space="preserve">Source: CK-12</w:t>
+            </w:r>
+          </w:p>
+          <w:p>
+            <w:pPr>
+              <w:spacing w:after="10" w:before="0"/>
+              <w:ind w:left="120"/>
+            </w:pPr>
+            <w:hyperlink w:history="1" r:id="rIdg_bqsr4kpwtfj3_2y-dhh">
+              <w:r>
+                <w:rPr>
+                  <w:rFonts w:ascii="Arial" w:cs="Arial" w:eastAsia="Arial" w:hAnsi="Arial"/>
+                  <w:color w:val="595959"/>
+                  <w:sz w:val="14"/>
+                  <w:szCs w:val="14"/>
+                  <w:u w:val="single" w:color="595959"/>
+                </w:rPr>
+                <w:t xml:space="preserve">🔍 Search ARES for similar readings</w:t>
+              </w:r>
+            </w:hyperlink>
+          </w:p>
+        </w:tc>
+        <w:tc>
+          <w:tcPr>
+            <w:tcW w:type="dxa" w:w="3040"/>
+            <w:shd w:fill="FFFFFF" w:color="auto" w:val="clear"/>
+            <w:tcMar>
+              <w:top w:type="dxa" w:w="60"/>
+              <w:left w:type="dxa" w:w="120"/>
+              <w:bottom w:type="dxa" w:w="60"/>
+              <w:right w:type="dxa" w:w="120"/>
+            </w:tcMar>
+            <w:vAlign w:val="top"/>
+          </w:tcPr>
+          <w:p>
+            <w:pPr>
+              <w:spacing w:after="40" w:before="0"/>
+              <w:jc w:val="left"/>
+            </w:pPr>
+            <w:r>
+              <w:rPr>
+                <w:rFonts w:ascii="Arial" w:cs="Arial" w:eastAsia="Arial" w:hAnsi="Arial"/>
+                <w:b w:val="false"/>
+                <w:bCs w:val="false"/>
+                <w:i w:val="false"/>
+                <w:iCs w:val="false"/>
+                <w:color w:val="000000"/>
+                <w:sz w:val="18"/>
+                <w:szCs w:val="18"/>
+              </w:rPr>
+              <w:t xml:space="preserve">Each learner receives two sticky notes (or tears a page into two strips). On the first they write one question they still have about calculating areas of the courtyard shapes — anything genuinely puzzling them right now. On the second they write one thing they feel confident they understand from today's lesson. Both strips are posted on the class Driving Question Board, which is divided into two columns: 'What We Are Still Wondering' and 'What We Are Beginning to Understand.' Learners briefly read a few of their classmates' questions posted near them.</w:t>
+            </w:r>
+          </w:p>
+        </w:tc>
+        <w:tc>
+          <w:tcPr>
+            <w:tcW w:type="dxa" w:w="3040"/>
+            <w:shd w:fill="F2F2F2" w:color="auto" w:val="clear"/>
+            <w:tcMar>
+              <w:top w:type="dxa" w:w="60"/>
+              <w:left w:type="dxa" w:w="120"/>
+              <w:bottom w:type="dxa" w:w="60"/>
+              <w:right w:type="dxa" w:w="120"/>
+            </w:tcMar>
+            <w:vAlign w:val="top"/>
+          </w:tcPr>
+          <w:p>
+            <w:pPr>
+              <w:spacing w:after="40" w:before="0"/>
+              <w:jc w:val="left"/>
+            </w:pPr>
+            <w:r>
+              <w:rPr>
+                <w:rFonts w:ascii="Arial" w:cs="Arial" w:eastAsia="Arial" w:hAnsi="Arial"/>
+                <w:b w:val="false"/>
+                <w:bCs w:val="false"/>
+                <w:i w:val="false"/>
+                <w:iCs w:val="false"/>
+                <w:color w:val="000000"/>
+                <w:sz w:val="18"/>
+                <w:szCs w:val="18"/>
+              </w:rPr>
+              <w:t xml:space="preserve">Reveal the Driving Question Board (a large piece of manila paper or a section of the whiteboard with the unit's driving question written at the top in bold: 'How can we calculate the exact area of any polygon-shaped surface — even when we cannot measure its height — so that builders, farmers, and designers in our community never order too much or too little material?'). Say: 'This board belongs to all of us. Every lesson, we will add to it and move things from the wondering column to the understanding column. Right now, take 2 minutes to write your two strips.' Set a 2-minute timer. After posting, read 3–4 questions aloud from the 'wondering' column — prioritise questions that point forward to upcoming lessons (e.g., 'What about the hexagonal tiles — they are not triangles?', 'Can we use this formula when the angle is obtuse?', 'What is Heron's formula for when we have no angle at all?'). For each, say: 'Great question — write the lesson number next to it as we answer it together over the coming weeks.' Do NOT answer the questions now. Say: 'These questions are your map for the rest of this unit. The contractor in Kericho cannot order tiles until we answer all of them.'</w:t>
+            </w:r>
+          </w:p>
+        </w:tc>
+        <w:tc>
+          <w:tcPr>
+            <w:tcW w:type="dxa" w:w="3040"/>
+            <w:shd w:fill="FFFFFF" w:color="auto" w:val="clear"/>
+            <w:tcMar>
+              <w:top w:type="dxa" w:w="60"/>
+              <w:left w:type="dxa" w:w="120"/>
+              <w:bottom w:type="dxa" w:w="60"/>
+              <w:right w:type="dxa" w:w="120"/>
+            </w:tcMar>
+            <w:vAlign w:val="top"/>
+          </w:tcPr>
+          <w:p>
+            <w:pPr>
+              <w:spacing w:after="40" w:before="0"/>
+              <w:jc w:val="left"/>
+            </w:pPr>
+            <w:r>
+              <w:rPr>
+                <w:rFonts w:ascii="Arial" w:cs="Arial" w:eastAsia="Arial" w:hAnsi="Arial"/>
+                <w:b w:val="false"/>
+                <w:bCs w:val="false"/>
+                <w:i w:val="false"/>
+                <w:iCs w:val="false"/>
+                <w:color w:val="000000"/>
+                <w:sz w:val="18"/>
+                <w:szCs w:val="18"/>
+              </w:rPr>
+              <w:t xml:space="preserve">Driving Question Board — a public, cumulative knowledge-tracking tool rooted in the anchoring phenomenon. By having learners generate their own questions immediately after the first formula is introduced, the DQB captures authentic curiosity and creates a visual record of the unit's knowledge-building trajectory. Revisiting the board every lesson builds metacognitive awareness of growing competence.</w:t>
+            </w:r>
+          </w:p>
+        </w:tc>
+        <w:tc>
+          <w:tcPr>
+            <w:tcW w:type="dxa" w:w="3040"/>
+            <w:shd w:fill="F2F2F2" w:color="auto" w:val="clear"/>
+            <w:tcMar>
+              <w:top w:type="dxa" w:w="60"/>
+              <w:left w:type="dxa" w:w="120"/>
+              <w:bottom w:type="dxa" w:w="60"/>
+              <w:right w:type="dxa" w:w="120"/>
+            </w:tcMar>
+            <w:vAlign w:val="top"/>
+          </w:tcPr>
+          <w:p>
+            <w:pPr>
+              <w:spacing w:after="40" w:before="0"/>
+              <w:jc w:val="left"/>
+            </w:pPr>
+            <w:r>
+              <w:rPr>
+                <w:rFonts w:ascii="Arial" w:cs="Arial" w:eastAsia="Arial" w:hAnsi="Arial"/>
+                <w:b w:val="false"/>
+                <w:bCs w:val="false"/>
+                <w:i w:val="false"/>
+                <w:iCs w:val="false"/>
+                <w:color w:val="000000"/>
+                <w:sz w:val="18"/>
+                <w:szCs w:val="18"/>
+              </w:rPr>
+              <w:t xml:space="preserve">Teacher reads all posted questions before the next lesson. Look for: (1) Questions that reveal misconceptions (e.g., 'Do we always use sine?' — suggests learner may not have understood the two-sides-and-included-angle condition). (2) Questions that anticipate upcoming content correctly (Heron's formula, hexagon formula) — these learners may benefit from extension tasks. (3) Any learner who cannot write even one question may need a check-in at the start of Lesson 2. Photograph the DQB after class for the teacher's planning record.</w:t>
+            </w:r>
+          </w:p>
+        </w:tc>
+      </w:tr>
+      <w:tr>
+        <w:tc>
+          <w:tcPr>
+            <w:tcW w:type="dxa" w:w="1520"/>
+            <w:shd w:fill="D5E8F0" w:color="auto" w:val="clear"/>
+            <w:tcMar>
+              <w:top w:type="dxa" w:w="60"/>
+              <w:left w:type="dxa" w:w="120"/>
+              <w:bottom w:type="dxa" w:w="60"/>
+              <w:right w:type="dxa" w:w="120"/>
+            </w:tcMar>
+            <w:vAlign w:val="top"/>
+          </w:tcPr>
+          <w:p>
+            <w:pPr>
+              <w:spacing w:after="40" w:before="0"/>
+              <w:jc w:val="left"/>
+            </w:pPr>
+            <w:r>
+              <w:rPr>
+                <w:rFonts w:ascii="Arial" w:cs="Arial" w:eastAsia="Arial" w:hAnsi="Arial"/>
+                <w:b/>
+                <w:bCs/>
+                <w:i w:val="false"/>
+                <w:iCs w:val="false"/>
+                <w:color w:val="000000"/>
+                <w:sz w:val="18"/>
+                <w:szCs w:val="18"/>
+              </w:rPr>
+              <w:t xml:space="preserve">Model Building Phase</w:t>
+            </w:r>
+          </w:p>
+          <w:p>
+            <w:pPr>
+              <w:spacing w:after="20" w:before="0"/>
+            </w:pPr>
+            <w:r>
+              <w:rPr>
+                <w:rFonts w:ascii="Arial" w:cs="Arial" w:eastAsia="Arial" w:hAnsi="Arial"/>
+                <w:b/>
+                <w:bCs/>
+                <w:color w:val="1F3864"/>
+                <w:sz w:val="16"/>
+                <w:szCs w:val="16"/>
+              </w:rPr>
+              <w:t xml:space="preserve">📹 VIDEO:</w:t>
+            </w:r>
+          </w:p>
+          <w:p>
+            <w:pPr>
+              <w:spacing w:after="20" w:before="0"/>
+            </w:pPr>
+            <w:hyperlink w:history="1" r:id="rIds9di4pkai9ociplvb1fvs">
               <w:r>
                 <w:rPr>
                   <w:rFonts w:ascii="Arial" w:cs="Arial" w:eastAsia="Arial" w:hAnsi="Arial"/>
@@ -3259,7 +4483,7 @@
               <w:spacing w:after="10" w:before="0"/>
               <w:ind w:left="120"/>
             </w:pPr>
-            <w:hyperlink w:history="1" r:id="rIddrmlqywdt9ee6wbv7khn2">
+            <w:hyperlink w:history="1" r:id="rIdxzfppazxjcfou9bxdsde8">
               <w:r>
                 <w:rPr>
                   <w:rFonts w:ascii="Arial" w:cs="Arial" w:eastAsia="Arial" w:hAnsi="Arial"/>
@@ -3297,932 +4521,14 @@
                 <w:sz w:val="16"/>
                 <w:szCs w:val="16"/>
               </w:rPr>
-              <w:t xml:space="preserve">📖 EXERCISE:</w:t>
+              <w:t xml:space="preserve">📖 HTML:</w:t>
             </w:r>
           </w:p>
           <w:p>
             <w:pPr>
               <w:spacing w:after="20" w:before="0"/>
             </w:pPr>
-            <w:hyperlink w:history="1" r:id="rId82nv9yyfmfxon9bchcpgm">
-              <w:r>
-                <w:rPr>
-                  <w:rFonts w:ascii="Arial" w:cs="Arial" w:eastAsia="Arial" w:hAnsi="Arial"/>
-                  <w:color w:val="2E75B6"/>
-                  <w:sz w:val="16"/>
-                  <w:szCs w:val="16"/>
-                  <w:u w:val="single" w:color="2E75B6"/>
-                </w:rPr>
-                <w:t xml:space="preserve">Decompose area with triangles</w:t>
-              </w:r>
-            </w:hyperlink>
-          </w:p>
-          <w:p>
-            <w:pPr>
-              <w:spacing w:after="10" w:before="0"/>
-              <w:ind w:left="120"/>
-            </w:pPr>
-            <w:r>
-              <w:rPr>
-                <w:rFonts w:ascii="Arial" w:cs="Arial" w:eastAsia="Arial" w:hAnsi="Arial"/>
-                <w:color w:val="595959"/>
-                <w:sz w:val="14"/>
-                <w:szCs w:val="14"/>
-              </w:rPr>
-              <w:t xml:space="preserve">Source: Khan Academy (English - US curriculum)</w:t>
-            </w:r>
-          </w:p>
-          <w:p>
-            <w:pPr>
-              <w:spacing w:after="10" w:before="0"/>
-              <w:ind w:left="120"/>
-            </w:pPr>
-            <w:hyperlink w:history="1" r:id="rIdmisey0b9nefucdbwtq8gh">
-              <w:r>
-                <w:rPr>
-                  <w:rFonts w:ascii="Arial" w:cs="Arial" w:eastAsia="Arial" w:hAnsi="Arial"/>
-                  <w:color w:val="595959"/>
-                  <w:sz w:val="14"/>
-                  <w:szCs w:val="14"/>
-                  <w:u w:val="single" w:color="595959"/>
-                </w:rPr>
-                <w:t xml:space="preserve">🔍 Search ARES for similar readings</w:t>
-              </w:r>
-            </w:hyperlink>
-          </w:p>
-        </w:tc>
-        <w:tc>
-          <w:tcPr>
-            <w:tcW w:type="dxa" w:w="3040"/>
-            <w:shd w:fill="FFFFFF" w:color="auto" w:val="clear"/>
-            <w:tcMar>
-              <w:top w:type="dxa" w:w="60"/>
-              <w:left w:type="dxa" w:w="120"/>
-              <w:bottom w:type="dxa" w:w="60"/>
-              <w:right w:type="dxa" w:w="120"/>
-            </w:tcMar>
-            <w:vAlign w:val="top"/>
-          </w:tcPr>
-          <w:p>
-            <w:pPr>
-              <w:spacing w:after="40" w:before="0"/>
-              <w:jc w:val="left"/>
-            </w:pPr>
-            <w:r>
-              <w:rPr>
-                <w:rFonts w:ascii="Arial" w:cs="Arial" w:eastAsia="Arial" w:hAnsi="Arial"/>
-                <w:b w:val="false"/>
-                <w:bCs w:val="false"/>
-                <w:i w:val="false"/>
-                <w:iCs w:val="false"/>
-                <w:color w:val="000000"/>
-                <w:sz w:val="18"/>
-                <w:szCs w:val="18"/>
-              </w:rPr>
-              <w:t xml:space="preserve">Learners receive (or view on screen) a printed A4 scale drawing of the Kericho community hall courtyard and two accompanying photographs. Working in assigned pairs, they read the contractor's data card: each triangular section of the courtyard has two side lengths and the angle between them labelled, but no perpendicular height is given anywhere. Each pair attempts to estimate the total area of just the two labelled triangular sections using any method they already know, writing their working and answer on a half-sheet of paper. After 4 minutes, four pairs are cold-called to share their prediction and their method (or their reason for being stuck).</w:t>
-            </w:r>
-          </w:p>
-        </w:tc>
-        <w:tc>
-          <w:tcPr>
-            <w:tcW w:type="dxa" w:w="3040"/>
-            <w:shd w:fill="F2F2F2" w:color="auto" w:val="clear"/>
-            <w:tcMar>
-              <w:top w:type="dxa" w:w="60"/>
-              <w:left w:type="dxa" w:w="120"/>
-              <w:bottom w:type="dxa" w:w="60"/>
-              <w:right w:type="dxa" w:w="120"/>
-            </w:tcMar>
-            <w:vAlign w:val="top"/>
-          </w:tcPr>
-          <w:p>
-            <w:pPr>
-              <w:spacing w:after="40" w:before="0"/>
-              <w:jc w:val="left"/>
-            </w:pPr>
-            <w:r>
-              <w:rPr>
-                <w:rFonts w:ascii="Arial" w:cs="Arial" w:eastAsia="Arial" w:hAnsi="Arial"/>
-                <w:b w:val="false"/>
-                <w:bCs w:val="false"/>
-                <w:i w:val="false"/>
-                <w:iCs w:val="false"/>
-                <w:color w:val="000000"/>
-                <w:sz w:val="18"/>
-                <w:szCs w:val="18"/>
-              </w:rPr>
-              <w:t xml:space="preserve">Distribute the scale drawing and photographs as learners settle. Say exactly: 'A contractor in Kericho needs to tile this courtyard. Your job right now — before any new teaching — is to use what you already know to estimate the area of Triangle A and Triangle B on your drawing. Work with your partner. You have 4 minutes.' Start a visible 4-minute timer. Circulate silently for the first 2 minutes, noting which pairs attempt base × height, which use guessing, and which write 'cannot do — no height.' After 2 minutes say: 'If you are stuck, write down exactly WHY you are stuck. That is equally valuable.' At the end of 4 minutes, cold-call exactly 4 pairs in sequence — choose one pair that attempted a calculation, one that is stuck, one that guessed, and one that articulated the problem clearly. For each pair ask: 'What did you try? What answer did you get — or what stopped you?' Record all four predictions and methods on the board in a table with columns: Pair | Method Used | Area Estimate | Problem Encountered. Allow 10 seconds of WAIT TIME after each pair speaks before moving on. Do NOT correct any answer yet. Close by saying: 'Notice we have four different answers and at least two pairs who could not even begin. That gap — between what we know and what we need — is exactly what this unit is going to close.'</w:t>
-            </w:r>
-          </w:p>
-        </w:tc>
-        <w:tc>
-          <w:tcPr>
-            <w:tcW w:type="dxa" w:w="3040"/>
-            <w:shd w:fill="FFFFFF" w:color="auto" w:val="clear"/>
-            <w:tcMar>
-              <w:top w:type="dxa" w:w="60"/>
-              <w:left w:type="dxa" w:w="120"/>
-              <w:bottom w:type="dxa" w:w="60"/>
-              <w:right w:type="dxa" w:w="120"/>
-            </w:tcMar>
-            <w:vAlign w:val="top"/>
-          </w:tcPr>
-          <w:p>
-            <w:pPr>
-              <w:spacing w:after="40" w:before="0"/>
-              <w:jc w:val="left"/>
-            </w:pPr>
-            <w:r>
-              <w:rPr>
-                <w:rFonts w:ascii="Arial" w:cs="Arial" w:eastAsia="Arial" w:hAnsi="Arial"/>
-                <w:b w:val="false"/>
-                <w:bCs w:val="false"/>
-                <w:i w:val="false"/>
-                <w:iCs w:val="false"/>
-                <w:color w:val="000000"/>
-                <w:sz w:val="18"/>
-                <w:szCs w:val="18"/>
-              </w:rPr>
-              <w:t xml:space="preserve">Activating Prior Knowledge with Productive Failure — learners are deliberately asked to apply the base-times-height formula in a context where it cannot work, making the limitation vivid and personally experienced rather than simply stated. Recording the range of predictions on the board externalises the uncertainty and creates shared motivation to resolve it.</w:t>
-            </w:r>
-          </w:p>
-        </w:tc>
-        <w:tc>
-          <w:tcPr>
-            <w:tcW w:type="dxa" w:w="3040"/>
-            <w:shd w:fill="F2F2F2" w:color="auto" w:val="clear"/>
-            <w:tcMar>
-              <w:top w:type="dxa" w:w="60"/>
-              <w:left w:type="dxa" w:w="120"/>
-              <w:bottom w:type="dxa" w:w="60"/>
-              <w:right w:type="dxa" w:w="120"/>
-            </w:tcMar>
-            <w:vAlign w:val="top"/>
-          </w:tcPr>
-          <w:p>
-            <w:pPr>
-              <w:spacing w:after="40" w:before="0"/>
-              <w:jc w:val="left"/>
-            </w:pPr>
-            <w:r>
-              <w:rPr>
-                <w:rFonts w:ascii="Arial" w:cs="Arial" w:eastAsia="Arial" w:hAnsi="Arial"/>
-                <w:b w:val="false"/>
-                <w:bCs w:val="false"/>
-                <w:i w:val="false"/>
-                <w:iCs w:val="false"/>
-                <w:color w:val="000000"/>
-                <w:sz w:val="18"/>
-                <w:szCs w:val="18"/>
-              </w:rPr>
-              <w:t xml:space="preserve">Teacher looks for: (1) Can learners correctly state the standard formula A = ½ × base × height? (2) Do learners recognise that without a height the formula cannot be directly applied? (3) Can at least one pair articulate that they need the perpendicular distance from a vertex to the opposite side? Listen for the phrase 'we don't have the height' as evidence of productive awareness. Any pair that simply multiplies the two given sides together (without ÷ 2 or × sin C) is flagged for targeted questioning in the Explain Phase.</w:t>
-            </w:r>
-          </w:p>
-        </w:tc>
-      </w:tr>
-      <w:tr>
-        <w:tc>
-          <w:tcPr>
-            <w:tcW w:type="dxa" w:w="1520"/>
-            <w:shd w:fill="D9EEF1" w:color="auto" w:val="clear"/>
-            <w:tcMar>
-              <w:top w:type="dxa" w:w="60"/>
-              <w:left w:type="dxa" w:w="120"/>
-              <w:bottom w:type="dxa" w:w="60"/>
-              <w:right w:type="dxa" w:w="120"/>
-            </w:tcMar>
-            <w:vAlign w:val="top"/>
-          </w:tcPr>
-          <w:p>
-            <w:pPr>
-              <w:spacing w:after="40" w:before="0"/>
-              <w:jc w:val="left"/>
-            </w:pPr>
-            <w:r>
-              <w:rPr>
-                <w:rFonts w:ascii="Arial" w:cs="Arial" w:eastAsia="Arial" w:hAnsi="Arial"/>
-                <w:b/>
-                <w:bCs/>
-                <w:i w:val="false"/>
-                <w:iCs w:val="false"/>
-                <w:color w:val="000000"/>
-                <w:sz w:val="18"/>
-                <w:szCs w:val="18"/>
-              </w:rPr>
-              <w:t xml:space="preserve">Observe Phase</w:t>
-            </w:r>
-          </w:p>
-          <w:p>
-            <w:pPr>
-              <w:spacing w:after="20" w:before="0"/>
-            </w:pPr>
-            <w:r>
-              <w:rPr>
-                <w:rFonts w:ascii="Arial" w:cs="Arial" w:eastAsia="Arial" w:hAnsi="Arial"/>
-                <w:b/>
-                <w:bCs/>
-                <w:color w:val="1F3864"/>
-                <w:sz w:val="16"/>
-                <w:szCs w:val="16"/>
-              </w:rPr>
-              <w:t xml:space="preserve">📹 VIDEO:</w:t>
-            </w:r>
-          </w:p>
-          <w:p>
-            <w:pPr>
-              <w:spacing w:after="20" w:before="0"/>
-            </w:pPr>
-            <w:hyperlink w:history="1" r:id="rIdc5mipxuk7ju3azxttjjqf">
-              <w:r>
-                <w:rPr>
-                  <w:rFonts w:ascii="Arial" w:cs="Arial" w:eastAsia="Arial" w:hAnsi="Arial"/>
-                  <w:color w:val="2E75B6"/>
-                  <w:sz w:val="16"/>
-                  <w:szCs w:val="16"/>
-                  <w:u w:val="single" w:color="2E75B6"/>
-                </w:rPr>
-                <w:t xml:space="preserve">Area of a triangle on a grid</w:t>
-              </w:r>
-            </w:hyperlink>
-          </w:p>
-          <w:p>
-            <w:pPr>
-              <w:spacing w:after="10" w:before="0"/>
-              <w:ind w:left="120"/>
-            </w:pPr>
-            <w:r>
-              <w:rPr>
-                <w:rFonts w:ascii="Arial" w:cs="Arial" w:eastAsia="Arial" w:hAnsi="Arial"/>
-                <w:color w:val="595959"/>
-                <w:sz w:val="14"/>
-                <w:szCs w:val="14"/>
-              </w:rPr>
-              <w:t xml:space="preserve">Source: Khan Academy (English - US curriculum)</w:t>
-            </w:r>
-          </w:p>
-          <w:p>
-            <w:pPr>
-              <w:spacing w:after="10" w:before="0"/>
-              <w:ind w:left="120"/>
-            </w:pPr>
-            <w:hyperlink w:history="1" r:id="rIdtxdewncrnw5cmizzjtbqi">
-              <w:r>
-                <w:rPr>
-                  <w:rFonts w:ascii="Arial" w:cs="Arial" w:eastAsia="Arial" w:hAnsi="Arial"/>
-                  <w:color w:val="595959"/>
-                  <w:sz w:val="14"/>
-                  <w:szCs w:val="14"/>
-                  <w:u w:val="single" w:color="595959"/>
-                </w:rPr>
-                <w:t xml:space="preserve">🔍 Search ARES for similar videos</w:t>
-              </w:r>
-            </w:hyperlink>
-          </w:p>
-          <w:p>
-            <w:pPr>
-              <w:spacing w:after="40" w:before="0"/>
-            </w:pPr>
-            <w:r>
-              <w:rPr>
-                <w:sz w:val="14"/>
-                <w:szCs w:val="14"/>
-              </w:rPr>
-              <w:t xml:space="preserve"/>
-            </w:r>
-          </w:p>
-          <w:p>
-            <w:pPr>
-              <w:spacing w:after="20" w:before="0"/>
-            </w:pPr>
-            <w:r>
-              <w:rPr>
-                <w:rFonts w:ascii="Arial" w:cs="Arial" w:eastAsia="Arial" w:hAnsi="Arial"/>
-                <w:b/>
-                <w:bCs/>
-                <w:color w:val="1F3864"/>
-                <w:sz w:val="16"/>
-                <w:szCs w:val="16"/>
-              </w:rPr>
-              <w:t xml:space="preserve">📖 HTML:</w:t>
-            </w:r>
-          </w:p>
-          <w:p>
-            <w:pPr>
-              <w:spacing w:after="20" w:before="0"/>
-            </w:pPr>
-            <w:hyperlink w:history="1" r:id="rIdsoo8f9duuf6zcsvbgl4tt">
-              <w:r>
-                <w:rPr>
-                  <w:rFonts w:ascii="Arial" w:cs="Arial" w:eastAsia="Arial" w:hAnsi="Arial"/>
-                  <w:color w:val="2E75B6"/>
-                  <w:sz w:val="16"/>
-                  <w:szCs w:val="16"/>
-                  <w:u w:val="single" w:color="2E75B6"/>
-                </w:rPr>
-                <w:t xml:space="preserve">Alternate Area of a Triangle (PLIX)</w:t>
-              </w:r>
-            </w:hyperlink>
-          </w:p>
-          <w:p>
-            <w:pPr>
-              <w:spacing w:after="10" w:before="0"/>
-              <w:ind w:left="120"/>
-            </w:pPr>
-            <w:r>
-              <w:rPr>
-                <w:rFonts w:ascii="Arial" w:cs="Arial" w:eastAsia="Arial" w:hAnsi="Arial"/>
-                <w:color w:val="595959"/>
-                <w:sz w:val="14"/>
-                <w:szCs w:val="14"/>
-              </w:rPr>
-              <w:t xml:space="preserve">Source: CK-12</w:t>
-            </w:r>
-          </w:p>
-          <w:p>
-            <w:pPr>
-              <w:spacing w:after="10" w:before="0"/>
-              <w:ind w:left="120"/>
-            </w:pPr>
-            <w:hyperlink w:history="1" r:id="rIdkacmy1_5natogdojwagz_">
-              <w:r>
-                <w:rPr>
-                  <w:rFonts w:ascii="Arial" w:cs="Arial" w:eastAsia="Arial" w:hAnsi="Arial"/>
-                  <w:color w:val="595959"/>
-                  <w:sz w:val="14"/>
-                  <w:szCs w:val="14"/>
-                  <w:u w:val="single" w:color="595959"/>
-                </w:rPr>
-                <w:t xml:space="preserve">🔍 Search ARES for similar readings</w:t>
-              </w:r>
-            </w:hyperlink>
-          </w:p>
-        </w:tc>
-        <w:tc>
-          <w:tcPr>
-            <w:tcW w:type="dxa" w:w="3040"/>
-            <w:shd w:fill="FFFFFF" w:color="auto" w:val="clear"/>
-            <w:tcMar>
-              <w:top w:type="dxa" w:w="60"/>
-              <w:left w:type="dxa" w:w="120"/>
-              <w:bottom w:type="dxa" w:w="60"/>
-              <w:right w:type="dxa" w:w="120"/>
-            </w:tcMar>
-            <w:vAlign w:val="top"/>
-          </w:tcPr>
-          <w:p>
-            <w:pPr>
-              <w:spacing w:after="40" w:before="0"/>
-              <w:jc w:val="left"/>
-            </w:pPr>
-            <w:r>
-              <w:rPr>
-                <w:rFonts w:ascii="Arial" w:cs="Arial" w:eastAsia="Arial" w:hAnsi="Arial"/>
-                <w:b w:val="false"/>
-                <w:bCs w:val="false"/>
-                <w:i w:val="false"/>
-                <w:iCs w:val="false"/>
-                <w:color w:val="000000"/>
-                <w:sz w:val="18"/>
-                <w:szCs w:val="18"/>
-              </w:rPr>
-              <w:t xml:space="preserve">The teacher projects or draws a large, clearly labelled right-angled triangle on the board — Triangle PQR with the right angle at Q. Learners observe as the teacher annotates: side PQ = a (base), side QR = b (a second side), and angle QPR = C (the angle at vertex P between sides a and b... wait — teacher then shows the non-right-angled version). The teacher then shows a second diagram: the same triangle PQR but now with NO right angle at Q. A dashed perpendicular height h is dropped from Q to PR, creating a smaller right-angled triangle inside. Learners observe as the teacher writes the relation sin C = h / b on the board step by step. They copy both diagrams and the relation into their exercise books. Learners then examine the two triangular sections of the Kericho courtyard scale drawing again, this time specifically looking for what is given (two sides and an included angle) and what is missing (the perpendicular height).</w:t>
-            </w:r>
-          </w:p>
-        </w:tc>
-        <w:tc>
-          <w:tcPr>
-            <w:tcW w:type="dxa" w:w="3040"/>
-            <w:shd w:fill="F2F2F2" w:color="auto" w:val="clear"/>
-            <w:tcMar>
-              <w:top w:type="dxa" w:w="60"/>
-              <w:left w:type="dxa" w:w="120"/>
-              <w:bottom w:type="dxa" w:w="60"/>
-              <w:right w:type="dxa" w:w="120"/>
-            </w:tcMar>
-            <w:vAlign w:val="top"/>
-          </w:tcPr>
-          <w:p>
-            <w:pPr>
-              <w:spacing w:after="40" w:before="0"/>
-              <w:jc w:val="left"/>
-            </w:pPr>
-            <w:r>
-              <w:rPr>
-                <w:rFonts w:ascii="Arial" w:cs="Arial" w:eastAsia="Arial" w:hAnsi="Arial"/>
-                <w:b w:val="false"/>
-                <w:bCs w:val="false"/>
-                <w:i w:val="false"/>
-                <w:iCs w:val="false"/>
-                <w:color w:val="000000"/>
-                <w:sz w:val="18"/>
-                <w:szCs w:val="18"/>
-              </w:rPr>
-              <w:t xml:space="preserve">Say: 'Let us go back to something you know very well — a right-angled triangle.' Draw Triangle PQR with right angle at Q on the board, label a, b, h clearly. Ask: 'What is the area of this triangle?' Cold-call 1 learner. Confirm: 'A = ½ × a × h. Good.' Then say: 'Now watch carefully. I am going to remove the right angle.' Redraw the triangle without the right angle, keeping the same labels P, Q, R. Draw the dashed perpendicular from Q to side PR, label it h. Say: 'This height h is now inside the triangle — we cannot measure it physically on the courtyard floor. But look at this smaller right-angled triangle on the right.' Point to the sub-triangle. Ask: 'In this small right-angled triangle, the hypotenuse is side QR which we called b. The side opposite angle C is h. So what does trigonometry tell us about sin C?' Allow 12 seconds WAIT TIME. Cold-call 1 learner. Write on board: sin C = h / b, therefore h = b sin C. Say: 'Everyone write that in your book — this is the key step.' Give 30 seconds for writing. Then ask learners to turn back to their courtyard scale drawing: 'Look at Triangle A. Tell your partner: what two sides are labelled, and what angle is between them?' Allow 1 minute of paired talk. Cold-call 1 pair to confirm the values aloud.</w:t>
-            </w:r>
-          </w:p>
-        </w:tc>
-        <w:tc>
-          <w:tcPr>
-            <w:tcW w:type="dxa" w:w="3040"/>
-            <w:shd w:fill="FFFFFF" w:color="auto" w:val="clear"/>
-            <w:tcMar>
-              <w:top w:type="dxa" w:w="60"/>
-              <w:left w:type="dxa" w:w="120"/>
-              <w:bottom w:type="dxa" w:w="60"/>
-              <w:right w:type="dxa" w:w="120"/>
-            </w:tcMar>
-            <w:vAlign w:val="top"/>
-          </w:tcPr>
-          <w:p>
-            <w:pPr>
-              <w:spacing w:after="40" w:before="0"/>
-              <w:jc w:val="left"/>
-            </w:pPr>
-            <w:r>
-              <w:rPr>
-                <w:rFonts w:ascii="Arial" w:cs="Arial" w:eastAsia="Arial" w:hAnsi="Arial"/>
-                <w:b w:val="false"/>
-                <w:bCs w:val="false"/>
-                <w:i w:val="false"/>
-                <w:iCs w:val="false"/>
-                <w:color w:val="000000"/>
-                <w:sz w:val="18"/>
-                <w:szCs w:val="18"/>
-              </w:rPr>
-              <w:t xml:space="preserve">Phenomenon-Anchored Diagram Analysis — the teacher uses the familiar right-angled triangle as a bridge to the non-right-angled case, then immediately connects the new relationship (h = b sin C) back to the specific triangles in the Kericho courtyard drawing. This keeps the observation grounded in the real context rather than being an abstract geometry exercise.</w:t>
-            </w:r>
-          </w:p>
-        </w:tc>
-        <w:tc>
-          <w:tcPr>
-            <w:tcW w:type="dxa" w:w="3040"/>
-            <w:shd w:fill="F2F2F2" w:color="auto" w:val="clear"/>
-            <w:tcMar>
-              <w:top w:type="dxa" w:w="60"/>
-              <w:left w:type="dxa" w:w="120"/>
-              <w:bottom w:type="dxa" w:w="60"/>
-              <w:right w:type="dxa" w:w="120"/>
-            </w:tcMar>
-            <w:vAlign w:val="top"/>
-          </w:tcPr>
-          <w:p>
-            <w:pPr>
-              <w:spacing w:after="40" w:before="0"/>
-              <w:jc w:val="left"/>
-            </w:pPr>
-            <w:r>
-              <w:rPr>
-                <w:rFonts w:ascii="Arial" w:cs="Arial" w:eastAsia="Arial" w:hAnsi="Arial"/>
-                <w:b w:val="false"/>
-                <w:bCs w:val="false"/>
-                <w:i w:val="false"/>
-                <w:iCs w:val="false"/>
-                <w:color w:val="000000"/>
-                <w:sz w:val="18"/>
-                <w:szCs w:val="18"/>
-              </w:rPr>
-              <w:t xml:space="preserve">Teacher checks: (1) Do learners correctly copy both diagrams with labels? Scan books during the 30-second writing pause. (2) When cold-called, can a learner correctly state sin C = h/b unprompted? (3) During the paired talk about the courtyard drawing, do both partners correctly identify the two given sides and the included angle in Triangle A? If learners confuse the included angle with a non-included angle, address immediately by pointing to the vertex where the two labelled sides meet.</w:t>
-            </w:r>
-          </w:p>
-        </w:tc>
-      </w:tr>
-      <w:tr>
-        <w:tc>
-          <w:tcPr>
-            <w:tcW w:type="dxa" w:w="1520"/>
-            <w:shd w:fill="E2EFDA" w:color="auto" w:val="clear"/>
-            <w:tcMar>
-              <w:top w:type="dxa" w:w="60"/>
-              <w:left w:type="dxa" w:w="120"/>
-              <w:bottom w:type="dxa" w:w="60"/>
-              <w:right w:type="dxa" w:w="120"/>
-            </w:tcMar>
-            <w:vAlign w:val="top"/>
-          </w:tcPr>
-          <w:p>
-            <w:pPr>
-              <w:spacing w:after="40" w:before="0"/>
-              <w:jc w:val="left"/>
-            </w:pPr>
-            <w:r>
-              <w:rPr>
-                <w:rFonts w:ascii="Arial" w:cs="Arial" w:eastAsia="Arial" w:hAnsi="Arial"/>
-                <w:b/>
-                <w:bCs/>
-                <w:i w:val="false"/>
-                <w:iCs w:val="false"/>
-                <w:color w:val="000000"/>
-                <w:sz w:val="18"/>
-                <w:szCs w:val="18"/>
-              </w:rPr>
-              <w:t xml:space="preserve">Explain Phase</w:t>
-            </w:r>
-          </w:p>
-          <w:p>
-            <w:pPr>
-              <w:spacing w:after="20" w:before="0"/>
-            </w:pPr>
-            <w:r>
-              <w:rPr>
-                <w:rFonts w:ascii="Arial" w:cs="Arial" w:eastAsia="Arial" w:hAnsi="Arial"/>
-                <w:b/>
-                <w:bCs/>
-                <w:color w:val="1F3864"/>
-                <w:sz w:val="16"/>
-                <w:szCs w:val="16"/>
-              </w:rPr>
-              <w:t xml:space="preserve">📹 VIDEO:</w:t>
-            </w:r>
-          </w:p>
-          <w:p>
-            <w:pPr>
-              <w:spacing w:after="20" w:before="0"/>
-            </w:pPr>
-            <w:hyperlink w:history="1" r:id="rId4imkd0c_6wktzc1udhfjh">
-              <w:r>
-                <w:rPr>
-                  <w:rFonts w:ascii="Arial" w:cs="Arial" w:eastAsia="Arial" w:hAnsi="Arial"/>
-                  <w:color w:val="2E75B6"/>
-                  <w:sz w:val="16"/>
-                  <w:szCs w:val="16"/>
-                  <w:u w:val="single" w:color="2E75B6"/>
-                </w:rPr>
-                <w:t xml:space="preserve">Area of a triangle</w:t>
-              </w:r>
-            </w:hyperlink>
-          </w:p>
-          <w:p>
-            <w:pPr>
-              <w:spacing w:after="10" w:before="0"/>
-              <w:ind w:left="120"/>
-            </w:pPr>
-            <w:r>
-              <w:rPr>
-                <w:rFonts w:ascii="Arial" w:cs="Arial" w:eastAsia="Arial" w:hAnsi="Arial"/>
-                <w:color w:val="595959"/>
-                <w:sz w:val="14"/>
-                <w:szCs w:val="14"/>
-              </w:rPr>
-              <w:t xml:space="preserve">Source: Khan Academy (English - US curriculum)</w:t>
-            </w:r>
-          </w:p>
-          <w:p>
-            <w:pPr>
-              <w:spacing w:after="10" w:before="0"/>
-              <w:ind w:left="120"/>
-            </w:pPr>
-            <w:hyperlink w:history="1" r:id="rIdupjtsrwx7xlsiwdsigpga">
-              <w:r>
-                <w:rPr>
-                  <w:rFonts w:ascii="Arial" w:cs="Arial" w:eastAsia="Arial" w:hAnsi="Arial"/>
-                  <w:color w:val="595959"/>
-                  <w:sz w:val="14"/>
-                  <w:szCs w:val="14"/>
-                  <w:u w:val="single" w:color="595959"/>
-                </w:rPr>
-                <w:t xml:space="preserve">🔍 Search ARES for similar videos</w:t>
-              </w:r>
-            </w:hyperlink>
-          </w:p>
-          <w:p>
-            <w:pPr>
-              <w:spacing w:after="40" w:before="0"/>
-            </w:pPr>
-            <w:r>
-              <w:rPr>
-                <w:sz w:val="14"/>
-                <w:szCs w:val="14"/>
-              </w:rPr>
-              <w:t xml:space="preserve"/>
-            </w:r>
-          </w:p>
-          <w:p>
-            <w:pPr>
-              <w:spacing w:after="20" w:before="0"/>
-            </w:pPr>
-            <w:r>
-              <w:rPr>
-                <w:rFonts w:ascii="Arial" w:cs="Arial" w:eastAsia="Arial" w:hAnsi="Arial"/>
-                <w:b/>
-                <w:bCs/>
-                <w:color w:val="1F3864"/>
-                <w:sz w:val="16"/>
-                <w:szCs w:val="16"/>
-              </w:rPr>
-              <w:t xml:space="preserve">📖 HTML:</w:t>
-            </w:r>
-          </w:p>
-          <w:p>
-            <w:pPr>
-              <w:spacing w:after="20" w:before="0"/>
-            </w:pPr>
-            <w:hyperlink w:history="1" r:id="rIdg5qveveab-jgahpryjvjr">
-              <w:r>
-                <w:rPr>
-                  <w:rFonts w:ascii="Arial" w:cs="Arial" w:eastAsia="Arial" w:hAnsi="Arial"/>
-                  <w:color w:val="2E75B6"/>
-                  <w:sz w:val="16"/>
-                  <w:szCs w:val="16"/>
-                  <w:u w:val="single" w:color="2E75B6"/>
-                </w:rPr>
-                <w:t xml:space="preserve">Area of a Triangle: Ice Cream Cones (PLIX)</w:t>
-              </w:r>
-            </w:hyperlink>
-          </w:p>
-          <w:p>
-            <w:pPr>
-              <w:spacing w:after="10" w:before="0"/>
-              <w:ind w:left="120"/>
-            </w:pPr>
-            <w:r>
-              <w:rPr>
-                <w:rFonts w:ascii="Arial" w:cs="Arial" w:eastAsia="Arial" w:hAnsi="Arial"/>
-                <w:color w:val="595959"/>
-                <w:sz w:val="14"/>
-                <w:szCs w:val="14"/>
-              </w:rPr>
-              <w:t xml:space="preserve">Source: CK-12</w:t>
-            </w:r>
-          </w:p>
-          <w:p>
-            <w:pPr>
-              <w:spacing w:after="10" w:before="0"/>
-              <w:ind w:left="120"/>
-            </w:pPr>
-            <w:hyperlink w:history="1" r:id="rId2on41tg2ypyvgmy9b3ckz">
-              <w:r>
-                <w:rPr>
-                  <w:rFonts w:ascii="Arial" w:cs="Arial" w:eastAsia="Arial" w:hAnsi="Arial"/>
-                  <w:color w:val="595959"/>
-                  <w:sz w:val="14"/>
-                  <w:szCs w:val="14"/>
-                  <w:u w:val="single" w:color="595959"/>
-                </w:rPr>
-                <w:t xml:space="preserve">🔍 Search ARES for similar readings</w:t>
-              </w:r>
-            </w:hyperlink>
-          </w:p>
-        </w:tc>
-        <w:tc>
-          <w:tcPr>
-            <w:tcW w:type="dxa" w:w="3040"/>
-            <w:shd w:fill="FFFFFF" w:color="auto" w:val="clear"/>
-            <w:tcMar>
-              <w:top w:type="dxa" w:w="60"/>
-              <w:left w:type="dxa" w:w="120"/>
-              <w:bottom w:type="dxa" w:w="60"/>
-              <w:right w:type="dxa" w:w="120"/>
-            </w:tcMar>
-            <w:vAlign w:val="top"/>
-          </w:tcPr>
-          <w:p>
-            <w:pPr>
-              <w:spacing w:after="40" w:before="0"/>
-              <w:jc w:val="left"/>
-            </w:pPr>
-            <w:r>
-              <w:rPr>
-                <w:rFonts w:ascii="Arial" w:cs="Arial" w:eastAsia="Arial" w:hAnsi="Arial"/>
-                <w:b w:val="false"/>
-                <w:bCs w:val="false"/>
-                <w:i w:val="false"/>
-                <w:iCs w:val="false"/>
-                <w:color w:val="000000"/>
-                <w:sz w:val="18"/>
-                <w:szCs w:val="18"/>
-              </w:rPr>
-              <w:t xml:space="preserve">Building directly on the observation, learners watch and participate as the teacher completes the substitution on the board: replacing h with b sin C in the formula A = ½ × a × h to arrive at A = ½ab sin C. Each learner writes the full derivation in their own books. The teacher then displays Worked Example 1 (Triangle A from the courtyard: sides 8 m and 11 m, included angle 65°) and Worked Example 2 (Triangle B: sides 6.5 m and 9 m, included angle 48°). Learners attempt both calculations independently using a scientific calculator, then compare answers with their neighbour before the teacher confirms the correct values on the board. Learners annotate their courtyard scale drawing with the calculated area values, writing them inside each triangle.</w:t>
-            </w:r>
-          </w:p>
-        </w:tc>
-        <w:tc>
-          <w:tcPr>
-            <w:tcW w:type="dxa" w:w="3040"/>
-            <w:shd w:fill="F2F2F2" w:color="auto" w:val="clear"/>
-            <w:tcMar>
-              <w:top w:type="dxa" w:w="60"/>
-              <w:left w:type="dxa" w:w="120"/>
-              <w:bottom w:type="dxa" w:w="60"/>
-              <w:right w:type="dxa" w:w="120"/>
-            </w:tcMar>
-            <w:vAlign w:val="top"/>
-          </w:tcPr>
-          <w:p>
-            <w:pPr>
-              <w:spacing w:after="40" w:before="0"/>
-              <w:jc w:val="left"/>
-            </w:pPr>
-            <w:r>
-              <w:rPr>
-                <w:rFonts w:ascii="Arial" w:cs="Arial" w:eastAsia="Arial" w:hAnsi="Arial"/>
-                <w:b w:val="false"/>
-                <w:bCs w:val="false"/>
-                <w:i w:val="false"/>
-                <w:iCs w:val="false"/>
-                <w:color w:val="000000"/>
-                <w:sz w:val="18"/>
-                <w:szCs w:val="18"/>
-              </w:rPr>
-              <w:t xml:space="preserve">Write the substitution step by step: 'We said A = ½ × a × h. We just found h = b sin C. So let us substitute:' Write A = ½ × a × (b sin C) = ½ab sin C in large notation. Underline the final formula and say: 'This is the sine-area formula. It works for ANY triangle where you know two sides and the included angle — you never need to measure the height.' Ask the whole class: 'In words, what are a, b, and C in this formula?' Cold-call 2 learners and correct any confusion (a and b are the two known sides; C is the angle between them — the included angle). Display Worked Example 1 on board: 'Triangle A: a = 8 m, b = 11 m, C = 65°. Calculate the area.' Say: 'Work this out on your own. You have 3 minutes.' Set timer. After 3 minutes, ask learners to show their calculator screens to a neighbour and compare. Cold-call 1 learner to read their answer. Write the correct working: A = ½ × 8 × 11 × sin 65° = ½ × 8 × 11 × 0.9063 = 39.88 m² ≈ 39.9 m². Repeat for Worked Example 2 (Triangle B: a = 6.5 m, b = 9 m, C = 48°): A = ½ × 6.5 × 9 × sin 48° ≈ 21.77 m² ≈ 21.8 m². Say: 'Write these areas inside the triangles on your courtyard drawing. The contractor now knows the area of two sections. How many sections remain?' Pause for 8 seconds. Learners note that the parallelogram, pentagon, and hexagonal border still need formulas — connecting forward to upcoming lessons.</w:t>
-            </w:r>
-          </w:p>
-        </w:tc>
-        <w:tc>
-          <w:tcPr>
-            <w:tcW w:type="dxa" w:w="3040"/>
-            <w:shd w:fill="FFFFFF" w:color="auto" w:val="clear"/>
-            <w:tcMar>
-              <w:top w:type="dxa" w:w="60"/>
-              <w:left w:type="dxa" w:w="120"/>
-              <w:bottom w:type="dxa" w:w="60"/>
-              <w:right w:type="dxa" w:w="120"/>
-            </w:tcMar>
-            <w:vAlign w:val="top"/>
-          </w:tcPr>
-          <w:p>
-            <w:pPr>
-              <w:spacing w:after="40" w:before="0"/>
-              <w:jc w:val="left"/>
-            </w:pPr>
-            <w:r>
-              <w:rPr>
-                <w:rFonts w:ascii="Arial" w:cs="Arial" w:eastAsia="Arial" w:hAnsi="Arial"/>
-                <w:b w:val="false"/>
-                <w:bCs w:val="false"/>
-                <w:i w:val="false"/>
-                <w:iCs w:val="false"/>
-                <w:color w:val="000000"/>
-                <w:sz w:val="18"/>
-                <w:szCs w:val="18"/>
-              </w:rPr>
-              <w:t xml:space="preserve">Worked Example → Immediate Application — the teacher models the full derivation and one worked example, then immediately releases responsibility to learners for an identical parallel example set in the same Kericho phenomenon context. Annotating the scale drawing with computed values makes the mathematics spatially visible and ties every calculation to the real courtyard, reinforcing that each formula is a tool for solving the contractor's actual problem.</w:t>
-            </w:r>
-          </w:p>
-        </w:tc>
-        <w:tc>
-          <w:tcPr>
-            <w:tcW w:type="dxa" w:w="3040"/>
-            <w:shd w:fill="F2F2F2" w:color="auto" w:val="clear"/>
-            <w:tcMar>
-              <w:top w:type="dxa" w:w="60"/>
-              <w:left w:type="dxa" w:w="120"/>
-              <w:bottom w:type="dxa" w:w="60"/>
-              <w:right w:type="dxa" w:w="120"/>
-            </w:tcMar>
-            <w:vAlign w:val="top"/>
-          </w:tcPr>
-          <w:p>
-            <w:pPr>
-              <w:spacing w:after="40" w:before="0"/>
-              <w:jc w:val="left"/>
-            </w:pPr>
-            <w:r>
-              <w:rPr>
-                <w:rFonts w:ascii="Arial" w:cs="Arial" w:eastAsia="Arial" w:hAnsi="Arial"/>
-                <w:b w:val="false"/>
-                <w:bCs w:val="false"/>
-                <w:i w:val="false"/>
-                <w:iCs w:val="false"/>
-                <w:color w:val="000000"/>
-                <w:sz w:val="18"/>
-                <w:szCs w:val="18"/>
-              </w:rPr>
-              <w:t xml:space="preserve">Teacher checks calculators and written working during the 3-minute independent work time, specifically looking for: (1) Correct key sequence: ½ × 8 × 11 × sin(65) — watch for learners who compute sin(65) in degrees mode vs. radians mode (a common error); if a learner gets 0.826 instead of 0.906, their calculator is in radian mode — correct this immediately. (2) Correct rounding to 1 decimal place. (3) Does the learner correctly label a and b as the two sides and C as the angle between them (not any angle of the triangle)? Exit check: ask 3 random learners to state the formula from memory without looking at the board.</w:t>
-            </w:r>
-          </w:p>
-        </w:tc>
-      </w:tr>
-      <w:tr>
-        <w:tc>
-          <w:tcPr>
-            <w:tcW w:type="dxa" w:w="1520"/>
-            <w:shd w:fill="FCE4D6" w:color="auto" w:val="clear"/>
-            <w:tcMar>
-              <w:top w:type="dxa" w:w="60"/>
-              <w:left w:type="dxa" w:w="120"/>
-              <w:bottom w:type="dxa" w:w="60"/>
-              <w:right w:type="dxa" w:w="120"/>
-            </w:tcMar>
-            <w:vAlign w:val="top"/>
-          </w:tcPr>
-          <w:p>
-            <w:pPr>
-              <w:spacing w:after="40" w:before="0"/>
-              <w:jc w:val="left"/>
-            </w:pPr>
-            <w:r>
-              <w:rPr>
-                <w:rFonts w:ascii="Arial" w:cs="Arial" w:eastAsia="Arial" w:hAnsi="Arial"/>
-                <w:b/>
-                <w:bCs/>
-                <w:i w:val="false"/>
-                <w:iCs w:val="false"/>
-                <w:color w:val="000000"/>
-                <w:sz w:val="18"/>
-                <w:szCs w:val="18"/>
-              </w:rPr>
-              <w:t xml:space="preserve">Driving Question Board (DQB) Creation</w:t>
-            </w:r>
-          </w:p>
-          <w:p>
-            <w:pPr>
-              <w:spacing w:after="20" w:before="0"/>
-            </w:pPr>
-            <w:r>
-              <w:rPr>
-                <w:rFonts w:ascii="Arial" w:cs="Arial" w:eastAsia="Arial" w:hAnsi="Arial"/>
-                <w:b/>
-                <w:bCs/>
-                <w:color w:val="1F3864"/>
-                <w:sz w:val="16"/>
-                <w:szCs w:val="16"/>
-              </w:rPr>
-              <w:t xml:space="preserve">📹 VIDEO:</w:t>
-            </w:r>
-          </w:p>
-          <w:p>
-            <w:pPr>
-              <w:spacing w:after="20" w:before="0"/>
-            </w:pPr>
-            <w:hyperlink w:history="1" r:id="rIdvdpjjyxiwu3ufdojrckqi">
-              <w:r>
-                <w:rPr>
-                  <w:rFonts w:ascii="Arial" w:cs="Arial" w:eastAsia="Arial" w:hAnsi="Arial"/>
-                  <w:color w:val="2E75B6"/>
-                  <w:sz w:val="16"/>
-                  <w:szCs w:val="16"/>
-                  <w:u w:val="single" w:color="2E75B6"/>
-                </w:rPr>
-                <w:t xml:space="preserve">Manipulating formulas: area</w:t>
-              </w:r>
-            </w:hyperlink>
-          </w:p>
-          <w:p>
-            <w:pPr>
-              <w:spacing w:after="10" w:before="0"/>
-              <w:ind w:left="120"/>
-            </w:pPr>
-            <w:r>
-              <w:rPr>
-                <w:rFonts w:ascii="Arial" w:cs="Arial" w:eastAsia="Arial" w:hAnsi="Arial"/>
-                <w:color w:val="595959"/>
-                <w:sz w:val="14"/>
-                <w:szCs w:val="14"/>
-              </w:rPr>
-              <w:t xml:space="preserve">Source: Khan Academy (English - US curriculum)</w:t>
-            </w:r>
-          </w:p>
-          <w:p>
-            <w:pPr>
-              <w:spacing w:after="10" w:before="0"/>
-              <w:ind w:left="120"/>
-            </w:pPr>
-            <w:hyperlink w:history="1" r:id="rId3_x6c28g2hswgc6km5t3e">
-              <w:r>
-                <w:rPr>
-                  <w:rFonts w:ascii="Arial" w:cs="Arial" w:eastAsia="Arial" w:hAnsi="Arial"/>
-                  <w:color w:val="595959"/>
-                  <w:sz w:val="14"/>
-                  <w:szCs w:val="14"/>
-                  <w:u w:val="single" w:color="595959"/>
-                </w:rPr>
-                <w:t xml:space="preserve">🔍 Search ARES for similar videos</w:t>
-              </w:r>
-            </w:hyperlink>
-          </w:p>
-          <w:p>
-            <w:pPr>
-              <w:spacing w:after="40" w:before="0"/>
-            </w:pPr>
-            <w:r>
-              <w:rPr>
-                <w:sz w:val="14"/>
-                <w:szCs w:val="14"/>
-              </w:rPr>
-              <w:t xml:space="preserve"/>
-            </w:r>
-          </w:p>
-          <w:p>
-            <w:pPr>
-              <w:spacing w:after="20" w:before="0"/>
-            </w:pPr>
-            <w:r>
-              <w:rPr>
-                <w:rFonts w:ascii="Arial" w:cs="Arial" w:eastAsia="Arial" w:hAnsi="Arial"/>
-                <w:b/>
-                <w:bCs/>
-                <w:color w:val="1F3864"/>
-                <w:sz w:val="16"/>
-                <w:szCs w:val="16"/>
-              </w:rPr>
-              <w:t xml:space="preserve">📖 HTML:</w:t>
-            </w:r>
-          </w:p>
-          <w:p>
-            <w:pPr>
-              <w:spacing w:after="20" w:before="0"/>
-            </w:pPr>
-            <w:hyperlink w:history="1" r:id="rIdrzczdlpxqd-dcqh8eui4r">
+            <w:hyperlink w:history="1" r:id="rIdal_a7kvc-3wshoec_jwjj">
               <w:r>
                 <w:rPr>
                   <w:rFonts w:ascii="Arial" w:cs="Arial" w:eastAsia="Arial" w:hAnsi="Arial"/>
@@ -4255,313 +4561,7 @@
               <w:spacing w:after="10" w:before="0"/>
               <w:ind w:left="120"/>
             </w:pPr>
-            <w:hyperlink w:history="1" r:id="rIdc_exd0rmvpuv4b5i1ii-3">
-              <w:r>
-                <w:rPr>
-                  <w:rFonts w:ascii="Arial" w:cs="Arial" w:eastAsia="Arial" w:hAnsi="Arial"/>
-                  <w:color w:val="595959"/>
-                  <w:sz w:val="14"/>
-                  <w:szCs w:val="14"/>
-                  <w:u w:val="single" w:color="595959"/>
-                </w:rPr>
-                <w:t xml:space="preserve">🔍 Search ARES for similar readings</w:t>
-              </w:r>
-            </w:hyperlink>
-          </w:p>
-        </w:tc>
-        <w:tc>
-          <w:tcPr>
-            <w:tcW w:type="dxa" w:w="3040"/>
-            <w:shd w:fill="FFFFFF" w:color="auto" w:val="clear"/>
-            <w:tcMar>
-              <w:top w:type="dxa" w:w="60"/>
-              <w:left w:type="dxa" w:w="120"/>
-              <w:bottom w:type="dxa" w:w="60"/>
-              <w:right w:type="dxa" w:w="120"/>
-            </w:tcMar>
-            <w:vAlign w:val="top"/>
-          </w:tcPr>
-          <w:p>
-            <w:pPr>
-              <w:spacing w:after="40" w:before="0"/>
-              <w:jc w:val="left"/>
-            </w:pPr>
-            <w:r>
-              <w:rPr>
-                <w:rFonts w:ascii="Arial" w:cs="Arial" w:eastAsia="Arial" w:hAnsi="Arial"/>
-                <w:b w:val="false"/>
-                <w:bCs w:val="false"/>
-                <w:i w:val="false"/>
-                <w:iCs w:val="false"/>
-                <w:color w:val="000000"/>
-                <w:sz w:val="18"/>
-                <w:szCs w:val="18"/>
-              </w:rPr>
-              <w:t xml:space="preserve">Each learner receives two sticky notes (or tears a page into two strips). On the first they write one question they still have about calculating areas of the courtyard shapes — anything genuinely puzzling them right now. On the second they write one thing they feel confident they understand from today's lesson. Both strips are posted on the class Driving Question Board, which is divided into two columns: 'What We Are Still Wondering' and 'What We Are Beginning to Understand.' Learners briefly read a few of their classmates' questions posted near them.</w:t>
-            </w:r>
-          </w:p>
-        </w:tc>
-        <w:tc>
-          <w:tcPr>
-            <w:tcW w:type="dxa" w:w="3040"/>
-            <w:shd w:fill="F2F2F2" w:color="auto" w:val="clear"/>
-            <w:tcMar>
-              <w:top w:type="dxa" w:w="60"/>
-              <w:left w:type="dxa" w:w="120"/>
-              <w:bottom w:type="dxa" w:w="60"/>
-              <w:right w:type="dxa" w:w="120"/>
-            </w:tcMar>
-            <w:vAlign w:val="top"/>
-          </w:tcPr>
-          <w:p>
-            <w:pPr>
-              <w:spacing w:after="40" w:before="0"/>
-              <w:jc w:val="left"/>
-            </w:pPr>
-            <w:r>
-              <w:rPr>
-                <w:rFonts w:ascii="Arial" w:cs="Arial" w:eastAsia="Arial" w:hAnsi="Arial"/>
-                <w:b w:val="false"/>
-                <w:bCs w:val="false"/>
-                <w:i w:val="false"/>
-                <w:iCs w:val="false"/>
-                <w:color w:val="000000"/>
-                <w:sz w:val="18"/>
-                <w:szCs w:val="18"/>
-              </w:rPr>
-              <w:t xml:space="preserve">Reveal the Driving Question Board (a large piece of manila paper or a section of the whiteboard with the unit's driving question written at the top in bold: 'How can we calculate the exact area of any polygon-shaped surface — even when we cannot measure its height — so that builders, farmers, and designers in our community never order too much or too little material?'). Say: 'This board belongs to all of us. Every lesson, we will add to it and move things from the wondering column to the understanding column. Right now, take 2 minutes to write your two strips.' Set a 2-minute timer. After posting, read 3–4 questions aloud from the 'wondering' column — prioritise questions that point forward to upcoming lessons (e.g., 'What about the hexagonal tiles — they are not triangles?', 'Can we use this formula when the angle is obtuse?', 'What is Heron's formula for when we have no angle at all?'). For each, say: 'Great question — write the lesson number next to it as we answer it together over the coming weeks.' Do NOT answer the questions now. Say: 'These questions are your map for the rest of this unit. The contractor in Kericho cannot order tiles until we answer all of them.'</w:t>
-            </w:r>
-          </w:p>
-        </w:tc>
-        <w:tc>
-          <w:tcPr>
-            <w:tcW w:type="dxa" w:w="3040"/>
-            <w:shd w:fill="FFFFFF" w:color="auto" w:val="clear"/>
-            <w:tcMar>
-              <w:top w:type="dxa" w:w="60"/>
-              <w:left w:type="dxa" w:w="120"/>
-              <w:bottom w:type="dxa" w:w="60"/>
-              <w:right w:type="dxa" w:w="120"/>
-            </w:tcMar>
-            <w:vAlign w:val="top"/>
-          </w:tcPr>
-          <w:p>
-            <w:pPr>
-              <w:spacing w:after="40" w:before="0"/>
-              <w:jc w:val="left"/>
-            </w:pPr>
-            <w:r>
-              <w:rPr>
-                <w:rFonts w:ascii="Arial" w:cs="Arial" w:eastAsia="Arial" w:hAnsi="Arial"/>
-                <w:b w:val="false"/>
-                <w:bCs w:val="false"/>
-                <w:i w:val="false"/>
-                <w:iCs w:val="false"/>
-                <w:color w:val="000000"/>
-                <w:sz w:val="18"/>
-                <w:szCs w:val="18"/>
-              </w:rPr>
-              <w:t xml:space="preserve">Driving Question Board — a public, cumulative knowledge-tracking tool rooted in the anchoring phenomenon. By having learners generate their own questions immediately after the first formula is introduced, the DQB captures authentic curiosity and creates a visual record of the unit's knowledge-building trajectory. Revisiting the board every lesson builds metacognitive awareness of growing competence.</w:t>
-            </w:r>
-          </w:p>
-        </w:tc>
-        <w:tc>
-          <w:tcPr>
-            <w:tcW w:type="dxa" w:w="3040"/>
-            <w:shd w:fill="F2F2F2" w:color="auto" w:val="clear"/>
-            <w:tcMar>
-              <w:top w:type="dxa" w:w="60"/>
-              <w:left w:type="dxa" w:w="120"/>
-              <w:bottom w:type="dxa" w:w="60"/>
-              <w:right w:type="dxa" w:w="120"/>
-            </w:tcMar>
-            <w:vAlign w:val="top"/>
-          </w:tcPr>
-          <w:p>
-            <w:pPr>
-              <w:spacing w:after="40" w:before="0"/>
-              <w:jc w:val="left"/>
-            </w:pPr>
-            <w:r>
-              <w:rPr>
-                <w:rFonts w:ascii="Arial" w:cs="Arial" w:eastAsia="Arial" w:hAnsi="Arial"/>
-                <w:b w:val="false"/>
-                <w:bCs w:val="false"/>
-                <w:i w:val="false"/>
-                <w:iCs w:val="false"/>
-                <w:color w:val="000000"/>
-                <w:sz w:val="18"/>
-                <w:szCs w:val="18"/>
-              </w:rPr>
-              <w:t xml:space="preserve">Teacher reads all posted questions before the next lesson. Look for: (1) Questions that reveal misconceptions (e.g., 'Do we always use sine?' — suggests learner may not have understood the two-sides-and-included-angle condition). (2) Questions that anticipate upcoming content correctly (Heron's formula, hexagon formula) — these learners may benefit from extension tasks. (3) Any learner who cannot write even one question may need a check-in at the start of Lesson 2. Photograph the DQB after class for the teacher's planning record.</w:t>
-            </w:r>
-          </w:p>
-        </w:tc>
-      </w:tr>
-      <w:tr>
-        <w:tc>
-          <w:tcPr>
-            <w:tcW w:type="dxa" w:w="1520"/>
-            <w:shd w:fill="D5E8F0" w:color="auto" w:val="clear"/>
-            <w:tcMar>
-              <w:top w:type="dxa" w:w="60"/>
-              <w:left w:type="dxa" w:w="120"/>
-              <w:bottom w:type="dxa" w:w="60"/>
-              <w:right w:type="dxa" w:w="120"/>
-            </w:tcMar>
-            <w:vAlign w:val="top"/>
-          </w:tcPr>
-          <w:p>
-            <w:pPr>
-              <w:spacing w:after="40" w:before="0"/>
-              <w:jc w:val="left"/>
-            </w:pPr>
-            <w:r>
-              <w:rPr>
-                <w:rFonts w:ascii="Arial" w:cs="Arial" w:eastAsia="Arial" w:hAnsi="Arial"/>
-                <w:b/>
-                <w:bCs/>
-                <w:i w:val="false"/>
-                <w:iCs w:val="false"/>
-                <w:color w:val="000000"/>
-                <w:sz w:val="18"/>
-                <w:szCs w:val="18"/>
-              </w:rPr>
-              <w:t xml:space="preserve">Model Building Phase</w:t>
-            </w:r>
-          </w:p>
-          <w:p>
-            <w:pPr>
-              <w:spacing w:after="20" w:before="0"/>
-            </w:pPr>
-            <w:r>
-              <w:rPr>
-                <w:rFonts w:ascii="Arial" w:cs="Arial" w:eastAsia="Arial" w:hAnsi="Arial"/>
-                <w:b/>
-                <w:bCs/>
-                <w:color w:val="1F3864"/>
-                <w:sz w:val="16"/>
-                <w:szCs w:val="16"/>
-              </w:rPr>
-              <w:t xml:space="preserve">📹 VIDEO:</w:t>
-            </w:r>
-          </w:p>
-          <w:p>
-            <w:pPr>
-              <w:spacing w:after="20" w:before="0"/>
-            </w:pPr>
-            <w:hyperlink w:history="1" r:id="rIdqleaiwn6qq_1xqjpj6wx0">
-              <w:r>
-                <w:rPr>
-                  <w:rFonts w:ascii="Arial" w:cs="Arial" w:eastAsia="Arial" w:hAnsi="Arial"/>
-                  <w:color w:val="2E75B6"/>
-                  <w:sz w:val="16"/>
-                  <w:szCs w:val="16"/>
-                  <w:u w:val="single" w:color="2E75B6"/>
-                </w:rPr>
-                <w:t xml:space="preserve">Finding area of triangles</w:t>
-              </w:r>
-            </w:hyperlink>
-          </w:p>
-          <w:p>
-            <w:pPr>
-              <w:spacing w:after="10" w:before="0"/>
-              <w:ind w:left="120"/>
-            </w:pPr>
-            <w:r>
-              <w:rPr>
-                <w:rFonts w:ascii="Arial" w:cs="Arial" w:eastAsia="Arial" w:hAnsi="Arial"/>
-                <w:color w:val="595959"/>
-                <w:sz w:val="14"/>
-                <w:szCs w:val="14"/>
-              </w:rPr>
-              <w:t xml:space="preserve">Source: Khan Academy (English - US curriculum)</w:t>
-            </w:r>
-          </w:p>
-          <w:p>
-            <w:pPr>
-              <w:spacing w:after="10" w:before="0"/>
-              <w:ind w:left="120"/>
-            </w:pPr>
-            <w:hyperlink w:history="1" r:id="rIdfhk8kxle4h5hclasskwdb">
-              <w:r>
-                <w:rPr>
-                  <w:rFonts w:ascii="Arial" w:cs="Arial" w:eastAsia="Arial" w:hAnsi="Arial"/>
-                  <w:color w:val="595959"/>
-                  <w:sz w:val="14"/>
-                  <w:szCs w:val="14"/>
-                  <w:u w:val="single" w:color="595959"/>
-                </w:rPr>
-                <w:t xml:space="preserve">🔍 Search ARES for similar videos</w:t>
-              </w:r>
-            </w:hyperlink>
-          </w:p>
-          <w:p>
-            <w:pPr>
-              <w:spacing w:after="40" w:before="0"/>
-            </w:pPr>
-            <w:r>
-              <w:rPr>
-                <w:sz w:val="14"/>
-                <w:szCs w:val="14"/>
-              </w:rPr>
-              <w:t xml:space="preserve"/>
-            </w:r>
-          </w:p>
-          <w:p>
-            <w:pPr>
-              <w:spacing w:after="20" w:before="0"/>
-            </w:pPr>
-            <w:r>
-              <w:rPr>
-                <w:rFonts w:ascii="Arial" w:cs="Arial" w:eastAsia="Arial" w:hAnsi="Arial"/>
-                <w:b/>
-                <w:bCs/>
-                <w:color w:val="1F3864"/>
-                <w:sz w:val="16"/>
-                <w:szCs w:val="16"/>
-              </w:rPr>
-              <w:t xml:space="preserve">📖 EXERCISE:</w:t>
-            </w:r>
-          </w:p>
-          <w:p>
-            <w:pPr>
-              <w:spacing w:after="20" w:before="0"/>
-            </w:pPr>
-            <w:hyperlink w:history="1" r:id="rIdapg9rptur3qpcxkc32kfw">
-              <w:r>
-                <w:rPr>
-                  <w:rFonts w:ascii="Arial" w:cs="Arial" w:eastAsia="Arial" w:hAnsi="Arial"/>
-                  <w:color w:val="2E75B6"/>
-                  <w:sz w:val="16"/>
-                  <w:szCs w:val="16"/>
-                  <w:u w:val="single" w:color="2E75B6"/>
-                </w:rPr>
-                <w:t xml:space="preserve">Alternate Formula for the Area of a Triangle Practice</w:t>
-              </w:r>
-            </w:hyperlink>
-          </w:p>
-          <w:p>
-            <w:pPr>
-              <w:spacing w:after="10" w:before="0"/>
-              <w:ind w:left="120"/>
-            </w:pPr>
-            <w:r>
-              <w:rPr>
-                <w:rFonts w:ascii="Arial" w:cs="Arial" w:eastAsia="Arial" w:hAnsi="Arial"/>
-                <w:color w:val="595959"/>
-                <w:sz w:val="14"/>
-                <w:szCs w:val="14"/>
-              </w:rPr>
-              <w:t xml:space="preserve">Source: CK-12</w:t>
-            </w:r>
-          </w:p>
-          <w:p>
-            <w:pPr>
-              <w:spacing w:after="10" w:before="0"/>
-              <w:ind w:left="120"/>
-            </w:pPr>
-            <w:hyperlink w:history="1" r:id="rIdwaacka5pfzpuzlwc2-x9b">
+            <w:hyperlink w:history="1" r:id="rIdofinwgeaztonxipwfw-xy">
               <w:r>
                 <w:rPr>
                   <w:rFonts w:ascii="Arial" w:cs="Arial" w:eastAsia="Arial" w:hAnsi="Arial"/>
@@ -6124,7 +6124,7 @@
             <w:pPr>
               <w:spacing w:after="20" w:before="0"/>
             </w:pPr>
-            <w:hyperlink w:history="1" r:id="rId55iufq2q3sejl-xs9njnu">
+            <w:hyperlink w:history="1" r:id="rIdd3reaqa9uckmnubdi5nea">
               <w:r>
                 <w:rPr>
                   <w:rFonts w:ascii="Arial" w:cs="Arial" w:eastAsia="Arial" w:hAnsi="Arial"/>
@@ -6157,7 +6157,7 @@
               <w:spacing w:after="10" w:before="0"/>
               <w:ind w:left="120"/>
             </w:pPr>
-            <w:hyperlink w:history="1" r:id="rIdrfauuwrposyyk6wvnjsye">
+            <w:hyperlink w:history="1" r:id="rIdjqh3xmgl6lfsh5gwfechc">
               <w:r>
                 <w:rPr>
                   <w:rFonts w:ascii="Arial" w:cs="Arial" w:eastAsia="Arial" w:hAnsi="Arial"/>
@@ -6202,7 +6202,7 @@
             <w:pPr>
               <w:spacing w:after="20" w:before="0"/>
             </w:pPr>
-            <w:hyperlink w:history="1" r:id="rIdtnokpqslruwj_15mjrrv6">
+            <w:hyperlink w:history="1" r:id="rIdhnzsurwvl14g0o1e25_py">
               <w:r>
                 <w:rPr>
                   <w:rFonts w:ascii="Arial" w:cs="Arial" w:eastAsia="Arial" w:hAnsi="Arial"/>
@@ -6235,7 +6235,7 @@
               <w:spacing w:after="10" w:before="0"/>
               <w:ind w:left="120"/>
             </w:pPr>
-            <w:hyperlink w:history="1" r:id="rIdzp76fmarz0f-zgivt1npm">
+            <w:hyperlink w:history="1" r:id="rId6fysxlezuu3jwngusprcm">
               <w:r>
                 <w:rPr>
                   <w:rFonts w:ascii="Arial" w:cs="Arial" w:eastAsia="Arial" w:hAnsi="Arial"/>
@@ -6430,7 +6430,7 @@
             <w:pPr>
               <w:spacing w:after="20" w:before="0"/>
             </w:pPr>
-            <w:hyperlink w:history="1" r:id="rId6dxmiofl_ju3ilsosg3yn">
+            <w:hyperlink w:history="1" r:id="rIdin45uxpzfk-joeuatglml">
               <w:r>
                 <w:rPr>
                   <w:rFonts w:ascii="Arial" w:cs="Arial" w:eastAsia="Arial" w:hAnsi="Arial"/>
@@ -6463,7 +6463,7 @@
               <w:spacing w:after="10" w:before="0"/>
               <w:ind w:left="120"/>
             </w:pPr>
-            <w:hyperlink w:history="1" r:id="rIdfvzenedslqvoax9ev8yev">
+            <w:hyperlink w:history="1" r:id="rIdu0fvhpbd-57z7krx9luoj">
               <w:r>
                 <w:rPr>
                   <w:rFonts w:ascii="Arial" w:cs="Arial" w:eastAsia="Arial" w:hAnsi="Arial"/>
@@ -6508,7 +6508,7 @@
             <w:pPr>
               <w:spacing w:after="20" w:before="0"/>
             </w:pPr>
-            <w:hyperlink w:history="1" r:id="rId3pxuakjcriui_0rconoqq">
+            <w:hyperlink w:history="1" r:id="rIdhcpaehhn3g9ow4juuvvq4">
               <w:r>
                 <w:rPr>
                   <w:rFonts w:ascii="Arial" w:cs="Arial" w:eastAsia="Arial" w:hAnsi="Arial"/>
@@ -6541,7 +6541,7 @@
               <w:spacing w:after="10" w:before="0"/>
               <w:ind w:left="120"/>
             </w:pPr>
-            <w:hyperlink w:history="1" r:id="rIdcuot23tmw__idrjcf0enw">
+            <w:hyperlink w:history="1" r:id="rIdav1bbweic-jh1efsoxbmj">
               <w:r>
                 <w:rPr>
                   <w:rFonts w:ascii="Arial" w:cs="Arial" w:eastAsia="Arial" w:hAnsi="Arial"/>
@@ -6736,7 +6736,7 @@
             <w:pPr>
               <w:spacing w:after="20" w:before="0"/>
             </w:pPr>
-            <w:hyperlink w:history="1" r:id="rIdfw6y73y5fzs7z0irfovxu">
+            <w:hyperlink w:history="1" r:id="rIdek0t0yfo_l2m2klw2dson">
               <w:r>
                 <w:rPr>
                   <w:rFonts w:ascii="Arial" w:cs="Arial" w:eastAsia="Arial" w:hAnsi="Arial"/>
@@ -6769,7 +6769,7 @@
               <w:spacing w:after="10" w:before="0"/>
               <w:ind w:left="120"/>
             </w:pPr>
-            <w:hyperlink w:history="1" r:id="rIdig_-wmv2yy6f8hu3c6vad">
+            <w:hyperlink w:history="1" r:id="rIdqhaqe4gapbnlqnm1wjm8y">
               <w:r>
                 <w:rPr>
                   <w:rFonts w:ascii="Arial" w:cs="Arial" w:eastAsia="Arial" w:hAnsi="Arial"/>
@@ -6814,7 +6814,7 @@
             <w:pPr>
               <w:spacing w:after="20" w:before="0"/>
             </w:pPr>
-            <w:hyperlink w:history="1" r:id="rIdq8qp9n7ggc0pytc1lek8f">
+            <w:hyperlink w:history="1" r:id="rIdflzyxy_garffelukjidxf">
               <w:r>
                 <w:rPr>
                   <w:rFonts w:ascii="Arial" w:cs="Arial" w:eastAsia="Arial" w:hAnsi="Arial"/>
@@ -6847,7 +6847,7 @@
               <w:spacing w:after="10" w:before="0"/>
               <w:ind w:left="120"/>
             </w:pPr>
-            <w:hyperlink w:history="1" r:id="rIdcqkl0xme3gqlkcd9qooxr">
+            <w:hyperlink w:history="1" r:id="rIdu5amtdlvr1fpdfwke7w7-">
               <w:r>
                 <w:rPr>
                   <w:rFonts w:ascii="Arial" w:cs="Arial" w:eastAsia="Arial" w:hAnsi="Arial"/>
@@ -7042,7 +7042,7 @@
             <w:pPr>
               <w:spacing w:after="20" w:before="0"/>
             </w:pPr>
-            <w:hyperlink w:history="1" r:id="rIdvi9gfsf0h38akvcxkw-_d">
+            <w:hyperlink w:history="1" r:id="rIdq3a656pwfbocqywkpzcpk">
               <w:r>
                 <w:rPr>
                   <w:rFonts w:ascii="Arial" w:cs="Arial" w:eastAsia="Arial" w:hAnsi="Arial"/>
@@ -7075,7 +7075,7 @@
               <w:spacing w:after="10" w:before="0"/>
               <w:ind w:left="120"/>
             </w:pPr>
-            <w:hyperlink w:history="1" r:id="rIdeb2br6jlenzl8ut9kxywx">
+            <w:hyperlink w:history="1" r:id="rIdp5ovebomkxninudpqpvpn">
               <w:r>
                 <w:rPr>
                   <w:rFonts w:ascii="Arial" w:cs="Arial" w:eastAsia="Arial" w:hAnsi="Arial"/>
@@ -7120,7 +7120,7 @@
             <w:pPr>
               <w:spacing w:after="20" w:before="0"/>
             </w:pPr>
-            <w:hyperlink w:history="1" r:id="rId6pmrp6lc-e9d8gwpbq3_1">
+            <w:hyperlink w:history="1" r:id="rIdpsisx9l7-kif5dzpwmbwr">
               <w:r>
                 <w:rPr>
                   <w:rFonts w:ascii="Arial" w:cs="Arial" w:eastAsia="Arial" w:hAnsi="Arial"/>
@@ -7153,7 +7153,7 @@
               <w:spacing w:after="10" w:before="0"/>
               <w:ind w:left="120"/>
             </w:pPr>
-            <w:hyperlink w:history="1" r:id="rIdazyqv5jagyejvvbyabw8t">
+            <w:hyperlink w:history="1" r:id="rId7yu0bqipzrknpkdggknf8">
               <w:r>
                 <w:rPr>
                   <w:rFonts w:ascii="Arial" w:cs="Arial" w:eastAsia="Arial" w:hAnsi="Arial"/>
@@ -7348,7 +7348,7 @@
             <w:pPr>
               <w:spacing w:after="20" w:before="0"/>
             </w:pPr>
-            <w:hyperlink w:history="1" r:id="rIdzbaiq5zagpngdrm4dpuyr">
+            <w:hyperlink w:history="1" r:id="rId0y5wppznyi6q4bs6fbnns">
               <w:r>
                 <w:rPr>
                   <w:rFonts w:ascii="Arial" w:cs="Arial" w:eastAsia="Arial" w:hAnsi="Arial"/>
@@ -7381,7 +7381,7 @@
               <w:spacing w:after="10" w:before="0"/>
               <w:ind w:left="120"/>
             </w:pPr>
-            <w:hyperlink w:history="1" r:id="rIduptoiuj0lxzonhtfqbhg5">
+            <w:hyperlink w:history="1" r:id="rId0unm7mypse6xycjfqeyxv">
               <w:r>
                 <w:rPr>
                   <w:rFonts w:ascii="Arial" w:cs="Arial" w:eastAsia="Arial" w:hAnsi="Arial"/>
@@ -7426,7 +7426,7 @@
             <w:pPr>
               <w:spacing w:after="20" w:before="0"/>
             </w:pPr>
-            <w:hyperlink w:history="1" r:id="rId-5mn7s0ralfwp6cvxqris">
+            <w:hyperlink w:history="1" r:id="rIdk6py9ioahle1yfhe5qjoq">
               <w:r>
                 <w:rPr>
                   <w:rFonts w:ascii="Arial" w:cs="Arial" w:eastAsia="Arial" w:hAnsi="Arial"/>
@@ -7459,7 +7459,7 @@
               <w:spacing w:after="10" w:before="0"/>
               <w:ind w:left="120"/>
             </w:pPr>
-            <w:hyperlink w:history="1" r:id="rIdrngfdhfpofb6dyiqtcrpj">
+            <w:hyperlink w:history="1" r:id="rIdschjp-7jmvf6btayzos_0">
               <w:r>
                 <w:rPr>
                   <w:rFonts w:ascii="Arial" w:cs="Arial" w:eastAsia="Arial" w:hAnsi="Arial"/>
@@ -8946,7 +8946,7 @@
             <w:pPr>
               <w:spacing w:after="20" w:before="0"/>
             </w:pPr>
-            <w:hyperlink w:history="1" r:id="rIddmq7i09vs1acivvrzquyk">
+            <w:hyperlink w:history="1" r:id="rIdsojzukl9tofatqxxynuhg">
               <w:r>
                 <w:rPr>
                   <w:rFonts w:ascii="Arial" w:cs="Arial" w:eastAsia="Arial" w:hAnsi="Arial"/>
@@ -8979,7 +8979,7 @@
               <w:spacing w:after="10" w:before="0"/>
               <w:ind w:left="120"/>
             </w:pPr>
-            <w:hyperlink w:history="1" r:id="rId-m1rgbbbzaorlndks0sd0">
+            <w:hyperlink w:history="1" r:id="rIdvyahi6qqkrsp6pa86jqcy">
               <w:r>
                 <w:rPr>
                   <w:rFonts w:ascii="Arial" w:cs="Arial" w:eastAsia="Arial" w:hAnsi="Arial"/>
@@ -9024,7 +9024,7 @@
             <w:pPr>
               <w:spacing w:after="20" w:before="0"/>
             </w:pPr>
-            <w:hyperlink w:history="1" r:id="rIdcc2y22zzyhvgoc9cqdisu">
+            <w:hyperlink w:history="1" r:id="rId9wicu1gpof_s2_ifo2n-a">
               <w:r>
                 <w:rPr>
                   <w:rFonts w:ascii="Arial" w:cs="Arial" w:eastAsia="Arial" w:hAnsi="Arial"/>
@@ -9057,7 +9057,7 @@
               <w:spacing w:after="10" w:before="0"/>
               <w:ind w:left="120"/>
             </w:pPr>
-            <w:hyperlink w:history="1" r:id="rId5xd9bjqemrlssrnozu-nj">
+            <w:hyperlink w:history="1" r:id="rId9atbcdxy8j0cvc0yhrwub">
               <w:r>
                 <w:rPr>
                   <w:rFonts w:ascii="Arial" w:cs="Arial" w:eastAsia="Arial" w:hAnsi="Arial"/>
@@ -9252,7 +9252,7 @@
             <w:pPr>
               <w:spacing w:after="20" w:before="0"/>
             </w:pPr>
-            <w:hyperlink w:history="1" r:id="rIdxwmsoyjfmlnidpoiwq6t9">
+            <w:hyperlink w:history="1" r:id="rIdmh7h-whd6rqgn98f5evtn">
               <w:r>
                 <w:rPr>
                   <w:rFonts w:ascii="Arial" w:cs="Arial" w:eastAsia="Arial" w:hAnsi="Arial"/>
@@ -9285,7 +9285,7 @@
               <w:spacing w:after="10" w:before="0"/>
               <w:ind w:left="120"/>
             </w:pPr>
-            <w:hyperlink w:history="1" r:id="rIdld6alxbx2owmxgkdvw8ar">
+            <w:hyperlink w:history="1" r:id="rIdccvhb0nm_cistc4pf-kut">
               <w:r>
                 <w:rPr>
                   <w:rFonts w:ascii="Arial" w:cs="Arial" w:eastAsia="Arial" w:hAnsi="Arial"/>
@@ -9330,7 +9330,7 @@
             <w:pPr>
               <w:spacing w:after="20" w:before="0"/>
             </w:pPr>
-            <w:hyperlink w:history="1" r:id="rId2yatmgyyf-fml5z8sil_x">
+            <w:hyperlink w:history="1" r:id="rIdprnd8rveizbjkq0riosgp">
               <w:r>
                 <w:rPr>
                   <w:rFonts w:ascii="Arial" w:cs="Arial" w:eastAsia="Arial" w:hAnsi="Arial"/>
@@ -9363,7 +9363,7 @@
               <w:spacing w:after="10" w:before="0"/>
               <w:ind w:left="120"/>
             </w:pPr>
-            <w:hyperlink w:history="1" r:id="rIdwgq1zvorflbz14gvd3ksr">
+            <w:hyperlink w:history="1" r:id="rIdisux0zdn0hh5lzo0-l7q1">
               <w:r>
                 <w:rPr>
                   <w:rFonts w:ascii="Arial" w:cs="Arial" w:eastAsia="Arial" w:hAnsi="Arial"/>
@@ -9558,7 +9558,7 @@
             <w:pPr>
               <w:spacing w:after="20" w:before="0"/>
             </w:pPr>
-            <w:hyperlink w:history="1" r:id="rIdsgzizgsvlhx2kwcvv4hq7">
+            <w:hyperlink w:history="1" r:id="rIdssxl8_37gw0yir5ype72y">
               <w:r>
                 <w:rPr>
                   <w:rFonts w:ascii="Arial" w:cs="Arial" w:eastAsia="Arial" w:hAnsi="Arial"/>
@@ -9591,7 +9591,7 @@
               <w:spacing w:after="10" w:before="0"/>
               <w:ind w:left="120"/>
             </w:pPr>
-            <w:hyperlink w:history="1" r:id="rIdckkviiz9_itzqm6zm8zx0">
+            <w:hyperlink w:history="1" r:id="rIdcv83wqecszuuepa1n1jq0">
               <w:r>
                 <w:rPr>
                   <w:rFonts w:ascii="Arial" w:cs="Arial" w:eastAsia="Arial" w:hAnsi="Arial"/>
@@ -9636,7 +9636,7 @@
             <w:pPr>
               <w:spacing w:after="20" w:before="0"/>
             </w:pPr>
-            <w:hyperlink w:history="1" r:id="rIdznl2g9tm8avwdnqsnuuu4">
+            <w:hyperlink w:history="1" r:id="rIda9zadyicpjjd3vx-izb8w">
               <w:r>
                 <w:rPr>
                   <w:rFonts w:ascii="Arial" w:cs="Arial" w:eastAsia="Arial" w:hAnsi="Arial"/>
@@ -9669,7 +9669,7 @@
               <w:spacing w:after="10" w:before="0"/>
               <w:ind w:left="120"/>
             </w:pPr>
-            <w:hyperlink w:history="1" r:id="rIdsnvebmhbspfvdwbq6zizk">
+            <w:hyperlink w:history="1" r:id="rIdv_oragnt3xkpwphj2qbkl">
               <w:r>
                 <w:rPr>
                   <w:rFonts w:ascii="Arial" w:cs="Arial" w:eastAsia="Arial" w:hAnsi="Arial"/>
@@ -9864,7 +9864,7 @@
             <w:pPr>
               <w:spacing w:after="20" w:before="0"/>
             </w:pPr>
-            <w:hyperlink w:history="1" r:id="rId4oo-ndwuquy-c9bg6vxob">
+            <w:hyperlink w:history="1" r:id="rIdce_regzhngbwwqu07n-hv">
               <w:r>
                 <w:rPr>
                   <w:rFonts w:ascii="Arial" w:cs="Arial" w:eastAsia="Arial" w:hAnsi="Arial"/>
@@ -9897,7 +9897,7 @@
               <w:spacing w:after="10" w:before="0"/>
               <w:ind w:left="120"/>
             </w:pPr>
-            <w:hyperlink w:history="1" r:id="rIdne9pznklpoyirlha2sn4y">
+            <w:hyperlink w:history="1" r:id="rId4fasdcovgjc6hl_od0uod">
               <w:r>
                 <w:rPr>
                   <w:rFonts w:ascii="Arial" w:cs="Arial" w:eastAsia="Arial" w:hAnsi="Arial"/>
@@ -9942,7 +9942,7 @@
             <w:pPr>
               <w:spacing w:after="20" w:before="0"/>
             </w:pPr>
-            <w:hyperlink w:history="1" r:id="rIdwkfhlvr5ilccosc_6jzty">
+            <w:hyperlink w:history="1" r:id="rIdyrprpucs9qwmbbrotzjst">
               <w:r>
                 <w:rPr>
                   <w:rFonts w:ascii="Arial" w:cs="Arial" w:eastAsia="Arial" w:hAnsi="Arial"/>
@@ -9975,7 +9975,7 @@
               <w:spacing w:after="10" w:before="0"/>
               <w:ind w:left="120"/>
             </w:pPr>
-            <w:hyperlink w:history="1" r:id="rIdwg5gawjcnn7urgtt_i8ki">
+            <w:hyperlink w:history="1" r:id="rIdsctvbll7yndcwbfvulfrm">
               <w:r>
                 <w:rPr>
                   <w:rFonts w:ascii="Arial" w:cs="Arial" w:eastAsia="Arial" w:hAnsi="Arial"/>
@@ -10170,7 +10170,7 @@
             <w:pPr>
               <w:spacing w:after="20" w:before="0"/>
             </w:pPr>
-            <w:hyperlink w:history="1" r:id="rIdlzmkh5zmojg2qeyvpo9r9">
+            <w:hyperlink w:history="1" r:id="rIdhocpo-s7a0wb6hsa22-ao">
               <w:r>
                 <w:rPr>
                   <w:rFonts w:ascii="Arial" w:cs="Arial" w:eastAsia="Arial" w:hAnsi="Arial"/>
@@ -10203,7 +10203,7 @@
               <w:spacing w:after="10" w:before="0"/>
               <w:ind w:left="120"/>
             </w:pPr>
-            <w:hyperlink w:history="1" r:id="rIdcmplpjyxxoeutovymuphr">
+            <w:hyperlink w:history="1" r:id="rIdvm0d2bzk7tewvvedl2ne-">
               <w:r>
                 <w:rPr>
                   <w:rFonts w:ascii="Arial" w:cs="Arial" w:eastAsia="Arial" w:hAnsi="Arial"/>
@@ -10248,7 +10248,7 @@
             <w:pPr>
               <w:spacing w:after="20" w:before="0"/>
             </w:pPr>
-            <w:hyperlink w:history="1" r:id="rIdk78vdvclihucakp6w8gjv">
+            <w:hyperlink w:history="1" r:id="rIdr3w9zvjtnxntnvxsmsalk">
               <w:r>
                 <w:rPr>
                   <w:rFonts w:ascii="Arial" w:cs="Arial" w:eastAsia="Arial" w:hAnsi="Arial"/>
@@ -10281,7 +10281,7 @@
               <w:spacing w:after="10" w:before="0"/>
               <w:ind w:left="120"/>
             </w:pPr>
-            <w:hyperlink w:history="1" r:id="rIdfz48j_aonou80zik9oldd">
+            <w:hyperlink w:history="1" r:id="rIdvlaqtpnoc7r9hkzq0c5iq">
               <w:r>
                 <w:rPr>
                   <w:rFonts w:ascii="Arial" w:cs="Arial" w:eastAsia="Arial" w:hAnsi="Arial"/>
@@ -11768,7 +11768,313 @@
             <w:pPr>
               <w:spacing w:after="20" w:before="0"/>
             </w:pPr>
-            <w:hyperlink w:history="1" r:id="rIdlrdyx8xyr5cjog9oaxbt-">
+            <w:hyperlink w:history="1" r:id="rIdgagqgkepedjnx9bprav4f">
+              <w:r>
+                <w:rPr>
+                  <w:rFonts w:ascii="Arial" w:cs="Arial" w:eastAsia="Arial" w:hAnsi="Arial"/>
+                  <w:color w:val="2E75B6"/>
+                  <w:sz w:val="16"/>
+                  <w:szCs w:val="16"/>
+                  <w:u w:val="single" w:color="2E75B6"/>
+                </w:rPr>
+                <w:t xml:space="preserve">Area of a triangle</w:t>
+              </w:r>
+            </w:hyperlink>
+          </w:p>
+          <w:p>
+            <w:pPr>
+              <w:spacing w:after="10" w:before="0"/>
+              <w:ind w:left="120"/>
+            </w:pPr>
+            <w:r>
+              <w:rPr>
+                <w:rFonts w:ascii="Arial" w:cs="Arial" w:eastAsia="Arial" w:hAnsi="Arial"/>
+                <w:color w:val="595959"/>
+                <w:sz w:val="14"/>
+                <w:szCs w:val="14"/>
+              </w:rPr>
+              <w:t xml:space="preserve">Source: Khan Academy (English - US curriculum)</w:t>
+            </w:r>
+          </w:p>
+          <w:p>
+            <w:pPr>
+              <w:spacing w:after="10" w:before="0"/>
+              <w:ind w:left="120"/>
+            </w:pPr>
+            <w:hyperlink w:history="1" r:id="rIdllho5igwmkcxygm9ydaqs">
+              <w:r>
+                <w:rPr>
+                  <w:rFonts w:ascii="Arial" w:cs="Arial" w:eastAsia="Arial" w:hAnsi="Arial"/>
+                  <w:color w:val="595959"/>
+                  <w:sz w:val="14"/>
+                  <w:szCs w:val="14"/>
+                  <w:u w:val="single" w:color="595959"/>
+                </w:rPr>
+                <w:t xml:space="preserve">🔍 Search ARES for similar videos</w:t>
+              </w:r>
+            </w:hyperlink>
+          </w:p>
+          <w:p>
+            <w:pPr>
+              <w:spacing w:after="40" w:before="0"/>
+            </w:pPr>
+            <w:r>
+              <w:rPr>
+                <w:sz w:val="14"/>
+                <w:szCs w:val="14"/>
+              </w:rPr>
+              <w:t xml:space="preserve"/>
+            </w:r>
+          </w:p>
+          <w:p>
+            <w:pPr>
+              <w:spacing w:after="20" w:before="0"/>
+            </w:pPr>
+            <w:r>
+              <w:rPr>
+                <w:rFonts w:ascii="Arial" w:cs="Arial" w:eastAsia="Arial" w:hAnsi="Arial"/>
+                <w:b/>
+                <w:bCs/>
+                <w:color w:val="1F3864"/>
+                <w:sz w:val="16"/>
+                <w:szCs w:val="16"/>
+              </w:rPr>
+              <w:t xml:space="preserve">📖 HTML:</w:t>
+            </w:r>
+          </w:p>
+          <w:p>
+            <w:pPr>
+              <w:spacing w:after="20" w:before="0"/>
+            </w:pPr>
+            <w:hyperlink w:history="1" r:id="rIdqj3ptg-rybhixtafsjzil">
+              <w:r>
+                <w:rPr>
+                  <w:rFonts w:ascii="Arial" w:cs="Arial" w:eastAsia="Arial" w:hAnsi="Arial"/>
+                  <w:color w:val="2E75B6"/>
+                  <w:sz w:val="16"/>
+                  <w:szCs w:val="16"/>
+                  <w:u w:val="single" w:color="2E75B6"/>
+                </w:rPr>
+                <w:t xml:space="preserve">Area of a Parallelogram: Rhombus (PLIX)</w:t>
+              </w:r>
+            </w:hyperlink>
+          </w:p>
+          <w:p>
+            <w:pPr>
+              <w:spacing w:after="10" w:before="0"/>
+              <w:ind w:left="120"/>
+            </w:pPr>
+            <w:r>
+              <w:rPr>
+                <w:rFonts w:ascii="Arial" w:cs="Arial" w:eastAsia="Arial" w:hAnsi="Arial"/>
+                <w:color w:val="595959"/>
+                <w:sz w:val="14"/>
+                <w:szCs w:val="14"/>
+              </w:rPr>
+              <w:t xml:space="preserve">Source: CK-12</w:t>
+            </w:r>
+          </w:p>
+          <w:p>
+            <w:pPr>
+              <w:spacing w:after="10" w:before="0"/>
+              <w:ind w:left="120"/>
+            </w:pPr>
+            <w:hyperlink w:history="1" r:id="rIdapk-fqhzjj2dxnorcytua">
+              <w:r>
+                <w:rPr>
+                  <w:rFonts w:ascii="Arial" w:cs="Arial" w:eastAsia="Arial" w:hAnsi="Arial"/>
+                  <w:color w:val="595959"/>
+                  <w:sz w:val="14"/>
+                  <w:szCs w:val="14"/>
+                  <w:u w:val="single" w:color="595959"/>
+                </w:rPr>
+                <w:t xml:space="preserve">🔍 Search ARES for similar readings</w:t>
+              </w:r>
+            </w:hyperlink>
+          </w:p>
+        </w:tc>
+        <w:tc>
+          <w:tcPr>
+            <w:tcW w:type="dxa" w:w="3040"/>
+            <w:shd w:fill="FFFFFF" w:color="auto" w:val="clear"/>
+            <w:tcMar>
+              <w:top w:type="dxa" w:w="60"/>
+              <w:left w:type="dxa" w:w="120"/>
+              <w:bottom w:type="dxa" w:w="60"/>
+              <w:right w:type="dxa" w:w="120"/>
+            </w:tcMar>
+            <w:vAlign w:val="top"/>
+          </w:tcPr>
+          <w:p>
+            <w:pPr>
+              <w:spacing w:after="40" w:before="0"/>
+              <w:jc w:val="left"/>
+            </w:pPr>
+            <w:r>
+              <w:rPr>
+                <w:rFonts w:ascii="Arial" w:cs="Arial" w:eastAsia="Arial" w:hAnsi="Arial"/>
+                <w:b w:val="false"/>
+                <w:bCs w:val="false"/>
+                <w:i w:val="false"/>
+                <w:iCs w:val="false"/>
+                <w:color w:val="000000"/>
+                <w:sz w:val="18"/>
+                <w:szCs w:val="18"/>
+              </w:rPr>
+              <w:t xml:space="preserve">Each learner individually examines two printed cards: Card A shows the parallelogram-shaped stage area from the Kericho courtyard scale drawing (two side lengths and included angle labelled: a = 6 m, b = 4 m, θ = 65°, no height given). Card B shows a rhombus-shaped kanga fabric patch (diagonals d₁ = 8 cm, d₂ = 5 cm labelled, no height given). Learners write in their exercise books: (i) a prediction of which shape has the larger area; (ii) a method they would try to calculate each area — even if they are unsure. Learners then share predictions with a shoulder partner for 2 minutes.</w:t>
+            </w:r>
+          </w:p>
+        </w:tc>
+        <w:tc>
+          <w:tcPr>
+            <w:tcW w:type="dxa" w:w="3040"/>
+            <w:shd w:fill="F2F2F2" w:color="auto" w:val="clear"/>
+            <w:tcMar>
+              <w:top w:type="dxa" w:w="60"/>
+              <w:left w:type="dxa" w:w="120"/>
+              <w:bottom w:type="dxa" w:w="60"/>
+              <w:right w:type="dxa" w:w="120"/>
+            </w:tcMar>
+            <w:vAlign w:val="top"/>
+          </w:tcPr>
+          <w:p>
+            <w:pPr>
+              <w:spacing w:after="40" w:before="0"/>
+              <w:jc w:val="left"/>
+            </w:pPr>
+            <w:r>
+              <w:rPr>
+                <w:rFonts w:ascii="Arial" w:cs="Arial" w:eastAsia="Arial" w:hAnsi="Arial"/>
+                <w:b w:val="false"/>
+                <w:bCs w:val="false"/>
+                <w:i w:val="false"/>
+                <w:iCs w:val="false"/>
+                <w:color w:val="000000"/>
+                <w:sz w:val="18"/>
+                <w:szCs w:val="18"/>
+              </w:rPr>
+              <w:t xml:space="preserve">Distribute Card A and Card B before learners sit. Say: 'Before we measure anything, I want you to THINK ALONE for three minutes. Write your prediction and your proposed method in your book — even a wrong method is useful today.' [Allow 3 minutes silent thinking — WAIT TIME enforced.] Then say: 'Share your prediction with the person next to you. You have 2 minutes.' Circulate and note 2–3 interesting or misconception-laden predictions. After sharing, cold-call 3 learners (one who predicted triangle-based decomposition, one who mentioned base × height, one who was uncertain): 'Aisha, what method did you suggest for the parallelogram?' [WAIT 10 seconds before prompting.] Record the three methods on the board under the heading: 'Our Predictions — Lesson 4'. Do NOT confirm or correct yet. Say: 'Keep these predictions visible — we will return to them at the end of the lesson.'</w:t>
+            </w:r>
+          </w:p>
+        </w:tc>
+        <w:tc>
+          <w:tcPr>
+            <w:tcW w:type="dxa" w:w="3040"/>
+            <w:shd w:fill="FFFFFF" w:color="auto" w:val="clear"/>
+            <w:tcMar>
+              <w:top w:type="dxa" w:w="60"/>
+              <w:left w:type="dxa" w:w="120"/>
+              <w:bottom w:type="dxa" w:w="60"/>
+              <w:right w:type="dxa" w:w="120"/>
+            </w:tcMar>
+            <w:vAlign w:val="top"/>
+          </w:tcPr>
+          <w:p>
+            <w:pPr>
+              <w:spacing w:after="40" w:before="0"/>
+              <w:jc w:val="left"/>
+            </w:pPr>
+            <w:r>
+              <w:rPr>
+                <w:rFonts w:ascii="Arial" w:cs="Arial" w:eastAsia="Arial" w:hAnsi="Arial"/>
+                <w:b w:val="false"/>
+                <w:bCs w:val="false"/>
+                <w:i w:val="false"/>
+                <w:iCs w:val="false"/>
+                <w:color w:val="000000"/>
+                <w:sz w:val="18"/>
+                <w:szCs w:val="18"/>
+              </w:rPr>
+              <w:t xml:space="preserve">Predict-Before-Observe (Anticipatory Prediction): By articulating a method before instruction, learners activate prior knowledge (base × height from earlier grades, ½ab sin C from Lesson 1) and create a cognitive gap when the standard method fails — motivating genuine inquiry into the sine-based formula.</w:t>
+            </w:r>
+          </w:p>
+        </w:tc>
+        <w:tc>
+          <w:tcPr>
+            <w:tcW w:type="dxa" w:w="3040"/>
+            <w:shd w:fill="F2F2F2" w:color="auto" w:val="clear"/>
+            <w:tcMar>
+              <w:top w:type="dxa" w:w="60"/>
+              <w:left w:type="dxa" w:w="120"/>
+              <w:bottom w:type="dxa" w:w="60"/>
+              <w:right w:type="dxa" w:w="120"/>
+            </w:tcMar>
+            <w:vAlign w:val="top"/>
+          </w:tcPr>
+          <w:p>
+            <w:pPr>
+              <w:spacing w:after="40" w:before="0"/>
+              <w:jc w:val="left"/>
+            </w:pPr>
+            <w:r>
+              <w:rPr>
+                <w:rFonts w:ascii="Arial" w:cs="Arial" w:eastAsia="Arial" w:hAnsi="Arial"/>
+                <w:b w:val="false"/>
+                <w:bCs w:val="false"/>
+                <w:i w:val="false"/>
+                <w:iCs w:val="false"/>
+                <w:color w:val="000000"/>
+                <w:sz w:val="18"/>
+                <w:szCs w:val="18"/>
+              </w:rPr>
+              <w:t xml:space="preserve">Observable indicator: Every learner has written at least one proposed method in their book before partner sharing begins. Teacher scans books during circulation — look specifically for learners who write 'base × height' (common prior method) vs those who write '½ab sin C × 2' (Lesson 1 transfer). These two groups will be strategically cold-called in Phase 3.</w:t>
+            </w:r>
+          </w:p>
+        </w:tc>
+      </w:tr>
+      <w:tr>
+        <w:tc>
+          <w:tcPr>
+            <w:tcW w:type="dxa" w:w="1520"/>
+            <w:shd w:fill="D9EEF1" w:color="auto" w:val="clear"/>
+            <w:tcMar>
+              <w:top w:type="dxa" w:w="60"/>
+              <w:left w:type="dxa" w:w="120"/>
+              <w:bottom w:type="dxa" w:w="60"/>
+              <w:right w:type="dxa" w:w="120"/>
+            </w:tcMar>
+            <w:vAlign w:val="top"/>
+          </w:tcPr>
+          <w:p>
+            <w:pPr>
+              <w:spacing w:after="40" w:before="0"/>
+              <w:jc w:val="left"/>
+            </w:pPr>
+            <w:r>
+              <w:rPr>
+                <w:rFonts w:ascii="Arial" w:cs="Arial" w:eastAsia="Arial" w:hAnsi="Arial"/>
+                <w:b/>
+                <w:bCs/>
+                <w:i w:val="false"/>
+                <w:iCs w:val="false"/>
+                <w:color w:val="000000"/>
+                <w:sz w:val="18"/>
+                <w:szCs w:val="18"/>
+              </w:rPr>
+              <w:t xml:space="preserve">Observe Phase</w:t>
+            </w:r>
+          </w:p>
+          <w:p>
+            <w:pPr>
+              <w:spacing w:after="20" w:before="0"/>
+            </w:pPr>
+            <w:r>
+              <w:rPr>
+                <w:rFonts w:ascii="Arial" w:cs="Arial" w:eastAsia="Arial" w:hAnsi="Arial"/>
+                <w:b/>
+                <w:bCs/>
+                <w:color w:val="1F3864"/>
+                <w:sz w:val="16"/>
+                <w:szCs w:val="16"/>
+              </w:rPr>
+              <w:t xml:space="preserve">📹 VIDEO:</w:t>
+            </w:r>
+          </w:p>
+          <w:p>
+            <w:pPr>
+              <w:spacing w:after="20" w:before="0"/>
+            </w:pPr>
+            <w:hyperlink w:history="1" r:id="rIdetqohpgetaqnos_tjzo0x">
               <w:r>
                 <w:rPr>
                   <w:rFonts w:ascii="Arial" w:cs="Arial" w:eastAsia="Arial" w:hAnsi="Arial"/>
@@ -11801,7 +12107,7 @@
               <w:spacing w:after="10" w:before="0"/>
               <w:ind w:left="120"/>
             </w:pPr>
-            <w:hyperlink w:history="1" r:id="rId2xnjzbr9p69hsgoxgiats">
+            <w:hyperlink w:history="1" r:id="rIds8yjurroytoht3hu9y8tx">
               <w:r>
                 <w:rPr>
                   <w:rFonts w:ascii="Arial" w:cs="Arial" w:eastAsia="Arial" w:hAnsi="Arial"/>
@@ -11846,7 +12152,313 @@
             <w:pPr>
               <w:spacing w:after="20" w:before="0"/>
             </w:pPr>
-            <w:hyperlink w:history="1" r:id="rIdglmlpe0utcova1qizrfpu">
+            <w:hyperlink w:history="1" r:id="rIds9ufobtfrsbh3u9m62e_s">
+              <w:r>
+                <w:rPr>
+                  <w:rFonts w:ascii="Arial" w:cs="Arial" w:eastAsia="Arial" w:hAnsi="Arial"/>
+                  <w:color w:val="2E75B6"/>
+                  <w:sz w:val="16"/>
+                  <w:szCs w:val="16"/>
+                  <w:u w:val="single" w:color="2E75B6"/>
+                </w:rPr>
+                <w:t xml:space="preserve">Area of Composite Shapes: Triangle and Parallelogram (PLIX)</w:t>
+              </w:r>
+            </w:hyperlink>
+          </w:p>
+          <w:p>
+            <w:pPr>
+              <w:spacing w:after="10" w:before="0"/>
+              <w:ind w:left="120"/>
+            </w:pPr>
+            <w:r>
+              <w:rPr>
+                <w:rFonts w:ascii="Arial" w:cs="Arial" w:eastAsia="Arial" w:hAnsi="Arial"/>
+                <w:color w:val="595959"/>
+                <w:sz w:val="14"/>
+                <w:szCs w:val="14"/>
+              </w:rPr>
+              <w:t xml:space="preserve">Source: CK-12</w:t>
+            </w:r>
+          </w:p>
+          <w:p>
+            <w:pPr>
+              <w:spacing w:after="10" w:before="0"/>
+              <w:ind w:left="120"/>
+            </w:pPr>
+            <w:hyperlink w:history="1" r:id="rIdfsinyzajlgncoggtynccl">
+              <w:r>
+                <w:rPr>
+                  <w:rFonts w:ascii="Arial" w:cs="Arial" w:eastAsia="Arial" w:hAnsi="Arial"/>
+                  <w:color w:val="595959"/>
+                  <w:sz w:val="14"/>
+                  <w:szCs w:val="14"/>
+                  <w:u w:val="single" w:color="595959"/>
+                </w:rPr>
+                <w:t xml:space="preserve">🔍 Search ARES for similar readings</w:t>
+              </w:r>
+            </w:hyperlink>
+          </w:p>
+        </w:tc>
+        <w:tc>
+          <w:tcPr>
+            <w:tcW w:type="dxa" w:w="3040"/>
+            <w:shd w:fill="FFFFFF" w:color="auto" w:val="clear"/>
+            <w:tcMar>
+              <w:top w:type="dxa" w:w="60"/>
+              <w:left w:type="dxa" w:w="120"/>
+              <w:bottom w:type="dxa" w:w="60"/>
+              <w:right w:type="dxa" w:w="120"/>
+            </w:tcMar>
+            <w:vAlign w:val="top"/>
+          </w:tcPr>
+          <w:p>
+            <w:pPr>
+              <w:spacing w:after="40" w:before="0"/>
+              <w:jc w:val="left"/>
+            </w:pPr>
+            <w:r>
+              <w:rPr>
+                <w:rFonts w:ascii="Arial" w:cs="Arial" w:eastAsia="Arial" w:hAnsi="Arial"/>
+                <w:b w:val="false"/>
+                <w:bCs w:val="false"/>
+                <w:i w:val="false"/>
+                <w:iCs w:val="false"/>
+                <w:color w:val="000000"/>
+                <w:sz w:val="18"/>
+                <w:szCs w:val="18"/>
+              </w:rPr>
+              <w:t xml:space="preserve">ACTIVITY 1 — Rhombus diagonal formula (12 minutes): Groups of four receive a rhombus-shaped card offcut (pre-cut to approximately 10 cm × 10 cm) and a ruler. Step 1: Learners draw both diagonals and label their measured lengths d₁ and d₂. Step 2: Learners cut (or fold) the rhombus along one diagonal, then cut each half along the second diagonal — producing four right triangles. Step 3: Each group records in a table: the base and height of one right triangle, calculates its area, multiplies by 4, and compares to ½d₁d₂. They complete the sentence: 'The area of a rhombus equals ½ × ___ × ___ because the diagonals bisect each other at ___°.' ACTIVITY 2 — Parallelogram sine formula (13 minutes): Each group receives a parallelogram-shaped card offcut. Step 1: Measure sides a and b with a ruler, and the included angle θ with a protractor. Step 2: Using scissors, cut the parallelogram along one diagonal — producing two triangles. Step 3: Using the formula from Lesson 1 (A = ½ab sin C), calculate the area of one triangle. Step 4: State the total area of the parallelogram. Step 5: Groups write the general formula A = ab sin θ and record their numerical result on a shared class results poster on the board.</w:t>
+            </w:r>
+          </w:p>
+        </w:tc>
+        <w:tc>
+          <w:tcPr>
+            <w:tcW w:type="dxa" w:w="3040"/>
+            <w:shd w:fill="F2F2F2" w:color="auto" w:val="clear"/>
+            <w:tcMar>
+              <w:top w:type="dxa" w:w="60"/>
+              <w:left w:type="dxa" w:w="120"/>
+              <w:bottom w:type="dxa" w:w="60"/>
+              <w:right w:type="dxa" w:w="120"/>
+            </w:tcMar>
+            <w:vAlign w:val="top"/>
+          </w:tcPr>
+          <w:p>
+            <w:pPr>
+              <w:spacing w:after="40" w:before="0"/>
+              <w:jc w:val="left"/>
+            </w:pPr>
+            <w:r>
+              <w:rPr>
+                <w:rFonts w:ascii="Arial" w:cs="Arial" w:eastAsia="Arial" w:hAnsi="Arial"/>
+                <w:b w:val="false"/>
+                <w:bCs w:val="false"/>
+                <w:i w:val="false"/>
+                <w:iCs w:val="false"/>
+                <w:color w:val="000000"/>
+                <w:sz w:val="18"/>
+                <w:szCs w:val="18"/>
+              </w:rPr>
+              <w:t xml:space="preserve">Before Activity 1, hold up a pre-made rhombus card and say: 'The contractor in Kericho has rhombus-shaped kanga fabric patches for the border decoration. He knows only the diagonal lengths — no height. Your job in the next 12 minutes is to discover a formula he can use.' [Distribute materials.] Circulate and prompt struggling groups: 'What angle do the diagonals make where they cross? Measure it.' [WAIT 10 seconds for response.] After 12 minutes, pause the class: cold-call one group spokesperson to share findings. Say: 'Fatuma, your group found what formula?' [WAIT 10 seconds.] Write A = ½d₁d₂ on the board. Before Activity 2, point to the Lesson 1 formula on the DQB and say: 'Look at what we posted in Lesson 1 — A = ½ab sin C. Today I want you to cut your parallelogram into triangles. What do you notice?' [WAIT 15 seconds.] After Activity 2, cold-call 2 groups (total 2 cold-calls) to read their formula and numerical result from the poster. Say: 'Every group, check that your result is on the poster before we move to explaining.'</w:t>
+            </w:r>
+          </w:p>
+        </w:tc>
+        <w:tc>
+          <w:tcPr>
+            <w:tcW w:type="dxa" w:w="3040"/>
+            <w:shd w:fill="FFFFFF" w:color="auto" w:val="clear"/>
+            <w:tcMar>
+              <w:top w:type="dxa" w:w="60"/>
+              <w:left w:type="dxa" w:w="120"/>
+              <w:bottom w:type="dxa" w:w="60"/>
+              <w:right w:type="dxa" w:w="120"/>
+            </w:tcMar>
+            <w:vAlign w:val="top"/>
+          </w:tcPr>
+          <w:p>
+            <w:pPr>
+              <w:spacing w:after="40" w:before="0"/>
+              <w:jc w:val="left"/>
+            </w:pPr>
+            <w:r>
+              <w:rPr>
+                <w:rFonts w:ascii="Arial" w:cs="Arial" w:eastAsia="Arial" w:hAnsi="Arial"/>
+                <w:b w:val="false"/>
+                <w:bCs w:val="false"/>
+                <w:i w:val="false"/>
+                <w:iCs w:val="false"/>
+                <w:color w:val="000000"/>
+                <w:sz w:val="18"/>
+                <w:szCs w:val="18"/>
+              </w:rPr>
+              <w:t xml:space="preserve">Decomposition-and-Recomposition (Concrete Manipulation): Physically cutting the rhombus into four right triangles and the parallelogram into two congruent triangles makes the abstract formulas emerge from visible, tangible structure. Learners see WHY ½d₁d₂ works (four right triangles with legs d₁/2 and d₂/2) and WHY A = ab sin θ = 2 × ½ab sin θ (two identical triangles). This anchors the formula in geometric reasoning rather than rote memory.</w:t>
+            </w:r>
+          </w:p>
+        </w:tc>
+        <w:tc>
+          <w:tcPr>
+            <w:tcW w:type="dxa" w:w="3040"/>
+            <w:shd w:fill="F2F2F2" w:color="auto" w:val="clear"/>
+            <w:tcMar>
+              <w:top w:type="dxa" w:w="60"/>
+              <w:left w:type="dxa" w:w="120"/>
+              <w:bottom w:type="dxa" w:w="60"/>
+              <w:right w:type="dxa" w:w="120"/>
+            </w:tcMar>
+            <w:vAlign w:val="top"/>
+          </w:tcPr>
+          <w:p>
+            <w:pPr>
+              <w:spacing w:after="40" w:before="0"/>
+              <w:jc w:val="left"/>
+            </w:pPr>
+            <w:r>
+              <w:rPr>
+                <w:rFonts w:ascii="Arial" w:cs="Arial" w:eastAsia="Arial" w:hAnsi="Arial"/>
+                <w:b w:val="false"/>
+                <w:bCs w:val="false"/>
+                <w:i w:val="false"/>
+                <w:iCs w:val="false"/>
+                <w:color w:val="000000"/>
+                <w:sz w:val="18"/>
+                <w:szCs w:val="18"/>
+              </w:rPr>
+              <w:t xml:space="preserve">Observable indicators: (1) In the rhombus table, the column 'area of 4 triangles' and the column '½d₁d₂' should agree to within measurement error (±0.5 cm²) — teacher checks at least 3 group tables during circulation. (2) On the class poster, every group's parallelogram area formula must show the step 'A = 2 × ½ab sin θ = ab sin θ' — not just the final answer. Flag any group that writes only the numerical answer without the derivation step for targeted questioning in Phase 3.</w:t>
+            </w:r>
+          </w:p>
+        </w:tc>
+      </w:tr>
+      <w:tr>
+        <w:tc>
+          <w:tcPr>
+            <w:tcW w:type="dxa" w:w="1520"/>
+            <w:shd w:fill="E2EFDA" w:color="auto" w:val="clear"/>
+            <w:tcMar>
+              <w:top w:type="dxa" w:w="60"/>
+              <w:left w:type="dxa" w:w="120"/>
+              <w:bottom w:type="dxa" w:w="60"/>
+              <w:right w:type="dxa" w:w="120"/>
+            </w:tcMar>
+            <w:vAlign w:val="top"/>
+          </w:tcPr>
+          <w:p>
+            <w:pPr>
+              <w:spacing w:after="40" w:before="0"/>
+              <w:jc w:val="left"/>
+            </w:pPr>
+            <w:r>
+              <w:rPr>
+                <w:rFonts w:ascii="Arial" w:cs="Arial" w:eastAsia="Arial" w:hAnsi="Arial"/>
+                <w:b/>
+                <w:bCs/>
+                <w:i w:val="false"/>
+                <w:iCs w:val="false"/>
+                <w:color w:val="000000"/>
+                <w:sz w:val="18"/>
+                <w:szCs w:val="18"/>
+              </w:rPr>
+              <w:t xml:space="preserve">Explain Phase</w:t>
+            </w:r>
+          </w:p>
+          <w:p>
+            <w:pPr>
+              <w:spacing w:after="20" w:before="0"/>
+            </w:pPr>
+            <w:r>
+              <w:rPr>
+                <w:rFonts w:ascii="Arial" w:cs="Arial" w:eastAsia="Arial" w:hAnsi="Arial"/>
+                <w:b/>
+                <w:bCs/>
+                <w:color w:val="1F3864"/>
+                <w:sz w:val="16"/>
+                <w:szCs w:val="16"/>
+              </w:rPr>
+              <w:t xml:space="preserve">📹 VIDEO:</w:t>
+            </w:r>
+          </w:p>
+          <w:p>
+            <w:pPr>
+              <w:spacing w:after="20" w:before="0"/>
+            </w:pPr>
+            <w:hyperlink w:history="1" r:id="rIdfkkqp7mkww5cjgutyazit">
+              <w:r>
+                <w:rPr>
+                  <w:rFonts w:ascii="Arial" w:cs="Arial" w:eastAsia="Arial" w:hAnsi="Arial"/>
+                  <w:color w:val="2E75B6"/>
+                  <w:sz w:val="16"/>
+                  <w:szCs w:val="16"/>
+                  <w:u w:val="single" w:color="2E75B6"/>
+                </w:rPr>
+                <w:t xml:space="preserve">Area of a parallelogram</w:t>
+              </w:r>
+            </w:hyperlink>
+          </w:p>
+          <w:p>
+            <w:pPr>
+              <w:spacing w:after="10" w:before="0"/>
+              <w:ind w:left="120"/>
+            </w:pPr>
+            <w:r>
+              <w:rPr>
+                <w:rFonts w:ascii="Arial" w:cs="Arial" w:eastAsia="Arial" w:hAnsi="Arial"/>
+                <w:color w:val="595959"/>
+                <w:sz w:val="14"/>
+                <w:szCs w:val="14"/>
+              </w:rPr>
+              <w:t xml:space="preserve">Source: Khan Academy (English - US curriculum)</w:t>
+            </w:r>
+          </w:p>
+          <w:p>
+            <w:pPr>
+              <w:spacing w:after="10" w:before="0"/>
+              <w:ind w:left="120"/>
+            </w:pPr>
+            <w:hyperlink w:history="1" r:id="rIdu5pticgm6hxzud35jtgwr">
+              <w:r>
+                <w:rPr>
+                  <w:rFonts w:ascii="Arial" w:cs="Arial" w:eastAsia="Arial" w:hAnsi="Arial"/>
+                  <w:color w:val="595959"/>
+                  <w:sz w:val="14"/>
+                  <w:szCs w:val="14"/>
+                  <w:u w:val="single" w:color="595959"/>
+                </w:rPr>
+                <w:t xml:space="preserve">🔍 Search ARES for similar videos</w:t>
+              </w:r>
+            </w:hyperlink>
+          </w:p>
+          <w:p>
+            <w:pPr>
+              <w:spacing w:after="40" w:before="0"/>
+            </w:pPr>
+            <w:r>
+              <w:rPr>
+                <w:sz w:val="14"/>
+                <w:szCs w:val="14"/>
+              </w:rPr>
+              <w:t xml:space="preserve"/>
+            </w:r>
+          </w:p>
+          <w:p>
+            <w:pPr>
+              <w:spacing w:after="20" w:before="0"/>
+            </w:pPr>
+            <w:r>
+              <w:rPr>
+                <w:rFonts w:ascii="Arial" w:cs="Arial" w:eastAsia="Arial" w:hAnsi="Arial"/>
+                <w:b/>
+                <w:bCs/>
+                <w:color w:val="1F3864"/>
+                <w:sz w:val="16"/>
+                <w:szCs w:val="16"/>
+              </w:rPr>
+              <w:t xml:space="preserve">📖 HTML:</w:t>
+            </w:r>
+          </w:p>
+          <w:p>
+            <w:pPr>
+              <w:spacing w:after="20" w:before="0"/>
+            </w:pPr>
+            <w:hyperlink w:history="1" r:id="rIdez3lvdugewgt73ukoqies">
               <w:r>
                 <w:rPr>
                   <w:rFonts w:ascii="Arial" w:cs="Arial" w:eastAsia="Arial" w:hAnsi="Arial"/>
@@ -11879,7 +12491,7 @@
               <w:spacing w:after="10" w:before="0"/>
               <w:ind w:left="120"/>
             </w:pPr>
-            <w:hyperlink w:history="1" r:id="rIdvvjkl7foeb2rx8jtj8rws">
+            <w:hyperlink w:history="1" r:id="rIdxx1cueq8qu4-i25zmsovh">
               <w:r>
                 <w:rPr>
                   <w:rFonts w:ascii="Arial" w:cs="Arial" w:eastAsia="Arial" w:hAnsi="Arial"/>
@@ -11921,7 +12533,7 @@
                 <w:sz w:val="18"/>
                 <w:szCs w:val="18"/>
               </w:rPr>
-              <w:t xml:space="preserve">Each learner individually examines two printed cards: Card A shows the parallelogram-shaped stage area from the Kericho courtyard scale drawing (two side lengths and included angle labelled: a = 6 m, b = 4 m, θ = 65°, no height given). Card B shows a rhombus-shaped kanga fabric patch (diagonals d₁ = 8 cm, d₂ = 5 cm labelled, no height given). Learners write in their exercise books: (i) a prediction of which shape has the larger area; (ii) a method they would try to calculate each area — even if they are unsure. Learners then share predictions with a shoulder partner for 2 minutes.</w:t>
+              <w:t xml:space="preserve">WHOLE-CLASS CONSOLIDATION (10 minutes): The teacher leads a structured discussion connecting A = ab sin θ back to A = ½ab sin C (Lesson 1) and to the Kericho courtyard context. Learners then work individually on two applied problems in their exercise books: Problem 1 (Rhombus): A rhombus-shaped decorative tile on the Kericho courtyard border has diagonals of 12 cm and 9 cm. Calculate its area. Problem 2 (Parallelogram stage): The parallelogram stage area has adjacent sides of 6 m and 4 m with an included angle of 65°. Calculate the area to 2 decimal places (use sin 65° = 0.9063). Learners write their full working and state the answer in appropriate units. EXTENSION (for fast finishers): A kanga fabric design uses a parallelogram with sides 15 cm and 10 cm. The designer knows only that sin θ = 0.75. Calculate the area and explain whether a 200 cm² piece of backing fabric is sufficient.</w:t>
             </w:r>
           </w:p>
         </w:tc>
@@ -11953,7 +12565,7 @@
                 <w:sz w:val="18"/>
                 <w:szCs w:val="18"/>
               </w:rPr>
-              <w:t xml:space="preserve">Distribute Card A and Card B before learners sit. Say: 'Before we measure anything, I want you to THINK ALONE for three minutes. Write your prediction and your proposed method in your book — even a wrong method is useful today.' [Allow 3 minutes silent thinking — WAIT TIME enforced.] Then say: 'Share your prediction with the person next to you. You have 2 minutes.' Circulate and note 2–3 interesting or misconception-laden predictions. After sharing, cold-call 3 learners (one who predicted triangle-based decomposition, one who mentioned base × height, one who was uncertain): 'Aisha, what method did you suggest for the parallelogram?' [WAIT 10 seconds before prompting.] Record the three methods on the board under the heading: 'Our Predictions — Lesson 4'. Do NOT confirm or correct yet. Say: 'Keep these predictions visible — we will return to them at the end of the lesson.'</w:t>
+              <w:t xml:space="preserve">Open the consolidation by pointing to both formulas on the board and saying: 'In Lesson 1 we found A = ½ab sin C for a triangle. Today we found A = ab sin θ for a parallelogram. Hassan — stand up — can you explain in ONE sentence why the parallelogram formula is exactly double the triangle formula?' [WAIT 15 seconds. If no response, prompt: 'How many triangles did your group cut from the parallelogram?'] Cold-call 1 more learner to confirm. Then say: 'So the contractor in Kericho can calculate the stage area WITHOUT measuring a height. Write this in your own words as a sentence under today's date.' [Allow 2 minutes writing.] Move to individual problems. Say: 'You have 8 minutes — work in silence. Show every step. I will be looking at whether you write the formula first before substituting numbers.' Circulate; look for: unit errors (cm vs m), forgetting to multiply by sin θ, calculator errors with sin 65°. After 8 minutes, cold-call one learner for Problem 1, one for Problem 2 (2 cold-calls total). Write the worked solutions on the board, narrating each step aloud. Ask the class: 'Does anyone have a different answer? Raise your hand.' Address discrepancies immediately.</w:t>
             </w:r>
           </w:p>
         </w:tc>
@@ -11985,7 +12597,7 @@
                 <w:sz w:val="18"/>
                 <w:szCs w:val="18"/>
               </w:rPr>
-              <w:t xml:space="preserve">Predict-Before-Observe (Anticipatory Prediction): By articulating a method before instruction, learners activate prior knowledge (base × height from earlier grades, ½ab sin C from Lesson 1) and create a cognitive gap when the standard method fails — motivating genuine inquiry into the sine-based formula.</w:t>
+              <w:t xml:space="preserve">Formula Bridging (Explicit Connection): The teacher explicitly names and draws an arrow on the board linking A = ½ab sin C → A = ab sin θ, labelling it '×2 because 2 triangles = 1 parallelogram'. This bridging strategy prevents learners from storing two disconnected formulas and instead builds a coherent mental model of how polygon area formulas are related — directly supporting the storyline goal of building a versatile toolkit for the courtyard problem.</w:t>
             </w:r>
           </w:p>
         </w:tc>
@@ -12017,7 +12629,7 @@
                 <w:sz w:val="18"/>
                 <w:szCs w:val="18"/>
               </w:rPr>
-              <w:t xml:space="preserve">Observable indicator: Every learner has written at least one proposed method in their book before partner sharing begins. Teacher scans books during circulation — look specifically for learners who write 'base × height' (common prior method) vs those who write '½ab sin C × 2' (Lesson 1 transfer). These two groups will be strategically cold-called in Phase 3.</w:t>
+              <w:t xml:space="preserve">Observable indicators: (1) In individual work, learners write the formula before substituting (not just the answer) — teacher collects 5 random books after the phase and checks for this. (2) Problem 2 correct answer: A = 6 × 4 × sin 65° = 24 × 0.9063 ≈ 21.75 m² — any answer in the range 21.70–21.80 m² (due to rounding) is accepted. (3) During cold-calling, the nominated learner can state in their own words why the parallelogram formula is double the triangle formula — this is the key conceptual indicator for Lesson 4.</w:t>
             </w:r>
           </w:p>
         </w:tc>
@@ -12026,32 +12638,32 @@
         <w:tc>
           <w:tcPr>
             <w:tcW w:type="dxa" w:w="1520"/>
-            <w:shd w:fill="D9EEF1" w:color="auto" w:val="clear"/>
-            <w:tcMar>
-              <w:top w:type="dxa" w:w="60"/>
-              <w:left w:type="dxa" w:w="120"/>
-              <w:bottom w:type="dxa" w:w="60"/>
-              <w:right w:type="dxa" w:w="120"/>
-            </w:tcMar>
-            <w:vAlign w:val="top"/>
-          </w:tcPr>
-          <w:p>
-            <w:pPr>
-              <w:spacing w:after="40" w:before="0"/>
-              <w:jc w:val="left"/>
-            </w:pPr>
-            <w:r>
-              <w:rPr>
-                <w:rFonts w:ascii="Arial" w:cs="Arial" w:eastAsia="Arial" w:hAnsi="Arial"/>
-                <w:b/>
-                <w:bCs/>
-                <w:i w:val="false"/>
-                <w:iCs w:val="false"/>
-                <w:color w:val="000000"/>
-                <w:sz w:val="18"/>
-                <w:szCs w:val="18"/>
-              </w:rPr>
-              <w:t xml:space="preserve">Observe Phase</w:t>
+            <w:shd w:fill="FCE4D6" w:color="auto" w:val="clear"/>
+            <w:tcMar>
+              <w:top w:type="dxa" w:w="60"/>
+              <w:left w:type="dxa" w:w="120"/>
+              <w:bottom w:type="dxa" w:w="60"/>
+              <w:right w:type="dxa" w:w="120"/>
+            </w:tcMar>
+            <w:vAlign w:val="top"/>
+          </w:tcPr>
+          <w:p>
+            <w:pPr>
+              <w:spacing w:after="40" w:before="0"/>
+              <w:jc w:val="left"/>
+            </w:pPr>
+            <w:r>
+              <w:rPr>
+                <w:rFonts w:ascii="Arial" w:cs="Arial" w:eastAsia="Arial" w:hAnsi="Arial"/>
+                <w:b/>
+                <w:bCs/>
+                <w:i w:val="false"/>
+                <w:iCs w:val="false"/>
+                <w:color w:val="000000"/>
+                <w:sz w:val="18"/>
+                <w:szCs w:val="18"/>
+              </w:rPr>
+              <w:t xml:space="preserve">Driving Question Board (DQB) Creation</w:t>
             </w:r>
           </w:p>
           <w:p>
@@ -12074,7 +12686,7 @@
             <w:pPr>
               <w:spacing w:after="20" w:before="0"/>
             </w:pPr>
-            <w:hyperlink w:history="1" r:id="rId1zsvdvqmpemd4dcuiluvr">
+            <w:hyperlink w:history="1" r:id="rIdkpy7oxe6-g_xm8plt_1ag">
               <w:r>
                 <w:rPr>
                   <w:rFonts w:ascii="Arial" w:cs="Arial" w:eastAsia="Arial" w:hAnsi="Arial"/>
@@ -12107,7 +12719,7 @@
               <w:spacing w:after="10" w:before="0"/>
               <w:ind w:left="120"/>
             </w:pPr>
-            <w:hyperlink w:history="1" r:id="rIdofhu6cn8awjdpqfeiprfk">
+            <w:hyperlink w:history="1" r:id="rId3ikmyv1kyemwnrwimburh">
               <w:r>
                 <w:rPr>
                   <w:rFonts w:ascii="Arial" w:cs="Arial" w:eastAsia="Arial" w:hAnsi="Arial"/>
@@ -12152,7 +12764,7 @@
             <w:pPr>
               <w:spacing w:after="20" w:before="0"/>
             </w:pPr>
-            <w:hyperlink w:history="1" r:id="rIdb8rdxewgk3bxzklnvwcgd">
+            <w:hyperlink w:history="1" r:id="rId-jyy5smnzm--8uhkxb_ec">
               <w:r>
                 <w:rPr>
                   <w:rFonts w:ascii="Arial" w:cs="Arial" w:eastAsia="Arial" w:hAnsi="Arial"/>
@@ -12161,7 +12773,7 @@
                   <w:szCs w:val="16"/>
                   <w:u w:val="single" w:color="2E75B6"/>
                 </w:rPr>
-                <w:t xml:space="preserve">Area of Composite Shapes: Triangle and Parallelogram (PLIX)</w:t>
+                <w:t xml:space="preserve">Area of a Parallelogram: Rhombus (PLIX)</w:t>
               </w:r>
             </w:hyperlink>
           </w:p>
@@ -12185,7 +12797,7 @@
               <w:spacing w:after="10" w:before="0"/>
               <w:ind w:left="120"/>
             </w:pPr>
-            <w:hyperlink w:history="1" r:id="rId74twunff2fpdjvgqnvdis">
+            <w:hyperlink w:history="1" r:id="rIdlqbnkf4tttfbgrziuevf3">
               <w:r>
                 <w:rPr>
                   <w:rFonts w:ascii="Arial" w:cs="Arial" w:eastAsia="Arial" w:hAnsi="Arial"/>
@@ -12227,7 +12839,7 @@
                 <w:sz w:val="18"/>
                 <w:szCs w:val="18"/>
               </w:rPr>
-              <w:t xml:space="preserve">ACTIVITY 1 — Rhombus diagonal formula (12 minutes): Groups of four receive a rhombus-shaped card offcut (pre-cut to approximately 10 cm × 10 cm) and a ruler. Step 1: Learners draw both diagonals and label their measured lengths d₁ and d₂. Step 2: Learners cut (or fold) the rhombus along one diagonal, then cut each half along the second diagonal — producing four right triangles. Step 3: Each group records in a table: the base and height of one right triangle, calculates its area, multiplies by 4, and compares to ½d₁d₂. They complete the sentence: 'The area of a rhombus equals ½ × ___ × ___ because the diagonals bisect each other at ___°.' ACTIVITY 2 — Parallelogram sine formula (13 minutes): Each group receives a parallelogram-shaped card offcut. Step 1: Measure sides a and b with a ruler, and the included angle θ with a protractor. Step 2: Using scissors, cut the parallelogram along one diagonal — producing two triangles. Step 3: Using the formula from Lesson 1 (A = ½ab sin C), calculate the area of one triangle. Step 4: State the total area of the parallelogram. Step 5: Groups write the general formula A = ab sin θ and record their numerical result on a shared class results poster on the board.</w:t>
+              <w:t xml:space="preserve">Groups of four revisit the class DQB (a large poster or section of the board maintained since Lesson 1). Each group receives two sticky notes of different colours: ORANGE = 'What we can now calculate about the Kericho courtyard'; GREEN = 'What we still cannot calculate or are unsure about'. Groups discuss for 3 minutes and write one orange and one green note. One spokesperson from each group walks up and places both notes on the DQB, reading the orange note aloud. The class also physically draws a tick (✓) next to the DQB question posted in earlier lessons: 'Can we find the area of shapes that have no right angle and no measurable height?' — because today's formulas answer this for rhombuses and parallelograms.</w:t>
             </w:r>
           </w:p>
         </w:tc>
@@ -12259,7 +12871,7 @@
                 <w:sz w:val="18"/>
                 <w:szCs w:val="18"/>
               </w:rPr>
-              <w:t xml:space="preserve">Before Activity 1, hold up a pre-made rhombus card and say: 'The contractor in Kericho has rhombus-shaped kanga fabric patches for the border decoration. He knows only the diagonal lengths — no height. Your job in the next 12 minutes is to discover a formula he can use.' [Distribute materials.] Circulate and prompt struggling groups: 'What angle do the diagonals make where they cross? Measure it.' [WAIT 10 seconds for response.] After 12 minutes, pause the class: cold-call one group spokesperson to share findings. Say: 'Fatuma, your group found what formula?' [WAIT 10 seconds.] Write A = ½d₁d₂ on the board. Before Activity 2, point to the Lesson 1 formula on the DQB and say: 'Look at what we posted in Lesson 1 — A = ½ab sin C. Today I want you to cut your parallelogram into triangles. What do you notice?' [WAIT 15 seconds.] After Activity 2, cold-call 2 groups (total 2 cold-calls) to read their formula and numerical result from the poster. Say: 'Every group, check that your result is on the poster before we move to explaining.'</w:t>
+              <w:t xml:space="preserve">Say: 'It is time to update our Driving Question Board. Remember — the contractor in Kericho is waiting for our calculations. In groups, discuss: what can we NOW calculate that we could not calculate before Lesson 4? And what is still unsolved?' [Allow 3 minutes group discussion.] Distribute sticky notes. After groups post their notes, point to the DQB and say: 'Look at the question we wrote in Lesson 1 about shapes with no measurable height. James — does today's lesson answer that question for the stage area? Tell me yes or no and why.' [WAIT 10 seconds.] Draw the tick on the DQB together with the class. Then say: 'What questions remain? We will need those for Lessons 5 and 6.' Read 2 green sticky notes aloud, leaving them visible on the DQB as anchors for upcoming lessons. Add today's two formulas — A = ½d₁d₂ and A = ab sin θ — to the 'Formula Toolkit' section of the DQB.</w:t>
             </w:r>
           </w:p>
         </w:tc>
@@ -12291,7 +12903,7 @@
                 <w:sz w:val="18"/>
                 <w:szCs w:val="18"/>
               </w:rPr>
-              <w:t xml:space="preserve">Decomposition-and-Recomposition (Concrete Manipulation): Physically cutting the rhombus into four right triangles and the parallelogram into two congruent triangles makes the abstract formulas emerge from visible, tangible structure. Learners see WHY ½d₁d₂ works (four right triangles with legs d₁/2 and d₂/2) and WHY A = ab sin θ = 2 × ½ab sin θ (two identical triangles). This anchors the formula in geometric reasoning rather than rote memory.</w:t>
+              <w:t xml:space="preserve">Driving Question Board (DQB) as a Living Knowledge Artefact: Publicly marking which courtyard sub-problems are now solvable (orange notes) versus still open (green notes) externalises the class's growing understanding and maintains narrative momentum in the storyline. Learners can see their own intellectual progress across the 8-lesson sequence, which builds self-efficacy and mathematical confidence.</w:t>
             </w:r>
           </w:p>
         </w:tc>
@@ -12323,7 +12935,7 @@
                 <w:sz w:val="18"/>
                 <w:szCs w:val="18"/>
               </w:rPr>
-              <w:t xml:space="preserve">Observable indicators: (1) In the rhombus table, the column 'area of 4 triangles' and the column '½d₁d₂' should agree to within measurement error (±0.5 cm²) — teacher checks at least 3 group tables during circulation. (2) On the class poster, every group's parallelogram area formula must show the step 'A = 2 × ½ab sin θ = ab sin θ' — not just the final answer. Flag any group that writes only the numerical answer without the derivation step for targeted questioning in Phase 3.</w:t>
+              <w:t xml:space="preserve">Observable indicators: (1) Every group's orange sticky note references a specific part of the Kericho courtyard (stage area or fabric patches) — not a generic statement. (2) The class correctly identifies and ticks the DQB question about no measurable height. (3) At least 2 green sticky notes raise questions about pentagon or hexagon area (previewing Lessons 5–6) or about what happens when neither diagonal nor angle is given — demonstrating that learners are thinking ahead within the storyline.</w:t>
             </w:r>
           </w:p>
         </w:tc>
@@ -12332,32 +12944,32 @@
         <w:tc>
           <w:tcPr>
             <w:tcW w:type="dxa" w:w="1520"/>
-            <w:shd w:fill="E2EFDA" w:color="auto" w:val="clear"/>
-            <w:tcMar>
-              <w:top w:type="dxa" w:w="60"/>
-              <w:left w:type="dxa" w:w="120"/>
-              <w:bottom w:type="dxa" w:w="60"/>
-              <w:right w:type="dxa" w:w="120"/>
-            </w:tcMar>
-            <w:vAlign w:val="top"/>
-          </w:tcPr>
-          <w:p>
-            <w:pPr>
-              <w:spacing w:after="40" w:before="0"/>
-              <w:jc w:val="left"/>
-            </w:pPr>
-            <w:r>
-              <w:rPr>
-                <w:rFonts w:ascii="Arial" w:cs="Arial" w:eastAsia="Arial" w:hAnsi="Arial"/>
-                <w:b/>
-                <w:bCs/>
-                <w:i w:val="false"/>
-                <w:iCs w:val="false"/>
-                <w:color w:val="000000"/>
-                <w:sz w:val="18"/>
-                <w:szCs w:val="18"/>
-              </w:rPr>
-              <w:t xml:space="preserve">Explain Phase</w:t>
+            <w:shd w:fill="D5E8F0" w:color="auto" w:val="clear"/>
+            <w:tcMar>
+              <w:top w:type="dxa" w:w="60"/>
+              <w:left w:type="dxa" w:w="120"/>
+              <w:bottom w:type="dxa" w:w="60"/>
+              <w:right w:type="dxa" w:w="120"/>
+            </w:tcMar>
+            <w:vAlign w:val="top"/>
+          </w:tcPr>
+          <w:p>
+            <w:pPr>
+              <w:spacing w:after="40" w:before="0"/>
+              <w:jc w:val="left"/>
+            </w:pPr>
+            <w:r>
+              <w:rPr>
+                <w:rFonts w:ascii="Arial" w:cs="Arial" w:eastAsia="Arial" w:hAnsi="Arial"/>
+                <w:b/>
+                <w:bCs/>
+                <w:i w:val="false"/>
+                <w:iCs w:val="false"/>
+                <w:color w:val="000000"/>
+                <w:sz w:val="18"/>
+                <w:szCs w:val="18"/>
+              </w:rPr>
+              <w:t xml:space="preserve">Model Building Phase</w:t>
             </w:r>
           </w:p>
           <w:p>
@@ -12380,7 +12992,7 @@
             <w:pPr>
               <w:spacing w:after="20" w:before="0"/>
             </w:pPr>
-            <w:hyperlink w:history="1" r:id="rIdha0xmjtrgbz2ndpeytets">
+            <w:hyperlink w:history="1" r:id="rIdqpcdigchkfw-qaaxjjkjc">
               <w:r>
                 <w:rPr>
                   <w:rFonts w:ascii="Arial" w:cs="Arial" w:eastAsia="Arial" w:hAnsi="Arial"/>
@@ -12413,7 +13025,7 @@
               <w:spacing w:after="10" w:before="0"/>
               <w:ind w:left="120"/>
             </w:pPr>
-            <w:hyperlink w:history="1" r:id="rIdjedvnjl2cpzhyi6jvslyc">
+            <w:hyperlink w:history="1" r:id="rIdn7je03hvpfr3cdhf_njuh">
               <w:r>
                 <w:rPr>
                   <w:rFonts w:ascii="Arial" w:cs="Arial" w:eastAsia="Arial" w:hAnsi="Arial"/>
@@ -12458,7 +13070,7 @@
             <w:pPr>
               <w:spacing w:after="20" w:before="0"/>
             </w:pPr>
-            <w:hyperlink w:history="1" r:id="rIdyqj9ja90o9s67dkmoa8kj">
+            <w:hyperlink w:history="1" r:id="rId9mlhrnoqcg5bh7npeptmb">
               <w:r>
                 <w:rPr>
                   <w:rFonts w:ascii="Arial" w:cs="Arial" w:eastAsia="Arial" w:hAnsi="Arial"/>
@@ -12491,619 +13103,7 @@
               <w:spacing w:after="10" w:before="0"/>
               <w:ind w:left="120"/>
             </w:pPr>
-            <w:hyperlink w:history="1" r:id="rIdxo8_doloqbyz1kyyqbmzp">
-              <w:r>
-                <w:rPr>
-                  <w:rFonts w:ascii="Arial" w:cs="Arial" w:eastAsia="Arial" w:hAnsi="Arial"/>
-                  <w:color w:val="595959"/>
-                  <w:sz w:val="14"/>
-                  <w:szCs w:val="14"/>
-                  <w:u w:val="single" w:color="595959"/>
-                </w:rPr>
-                <w:t xml:space="preserve">🔍 Search ARES for similar readings</w:t>
-              </w:r>
-            </w:hyperlink>
-          </w:p>
-        </w:tc>
-        <w:tc>
-          <w:tcPr>
-            <w:tcW w:type="dxa" w:w="3040"/>
-            <w:shd w:fill="FFFFFF" w:color="auto" w:val="clear"/>
-            <w:tcMar>
-              <w:top w:type="dxa" w:w="60"/>
-              <w:left w:type="dxa" w:w="120"/>
-              <w:bottom w:type="dxa" w:w="60"/>
-              <w:right w:type="dxa" w:w="120"/>
-            </w:tcMar>
-            <w:vAlign w:val="top"/>
-          </w:tcPr>
-          <w:p>
-            <w:pPr>
-              <w:spacing w:after="40" w:before="0"/>
-              <w:jc w:val="left"/>
-            </w:pPr>
-            <w:r>
-              <w:rPr>
-                <w:rFonts w:ascii="Arial" w:cs="Arial" w:eastAsia="Arial" w:hAnsi="Arial"/>
-                <w:b w:val="false"/>
-                <w:bCs w:val="false"/>
-                <w:i w:val="false"/>
-                <w:iCs w:val="false"/>
-                <w:color w:val="000000"/>
-                <w:sz w:val="18"/>
-                <w:szCs w:val="18"/>
-              </w:rPr>
-              <w:t xml:space="preserve">WHOLE-CLASS CONSOLIDATION (10 minutes): The teacher leads a structured discussion connecting A = ab sin θ back to A = ½ab sin C (Lesson 1) and to the Kericho courtyard context. Learners then work individually on two applied problems in their exercise books: Problem 1 (Rhombus): A rhombus-shaped decorative tile on the Kericho courtyard border has diagonals of 12 cm and 9 cm. Calculate its area. Problem 2 (Parallelogram stage): The parallelogram stage area has adjacent sides of 6 m and 4 m with an included angle of 65°. Calculate the area to 2 decimal places (use sin 65° = 0.9063). Learners write their full working and state the answer in appropriate units. EXTENSION (for fast finishers): A kanga fabric design uses a parallelogram with sides 15 cm and 10 cm. The designer knows only that sin θ = 0.75. Calculate the area and explain whether a 200 cm² piece of backing fabric is sufficient.</w:t>
-            </w:r>
-          </w:p>
-        </w:tc>
-        <w:tc>
-          <w:tcPr>
-            <w:tcW w:type="dxa" w:w="3040"/>
-            <w:shd w:fill="F2F2F2" w:color="auto" w:val="clear"/>
-            <w:tcMar>
-              <w:top w:type="dxa" w:w="60"/>
-              <w:left w:type="dxa" w:w="120"/>
-              <w:bottom w:type="dxa" w:w="60"/>
-              <w:right w:type="dxa" w:w="120"/>
-            </w:tcMar>
-            <w:vAlign w:val="top"/>
-          </w:tcPr>
-          <w:p>
-            <w:pPr>
-              <w:spacing w:after="40" w:before="0"/>
-              <w:jc w:val="left"/>
-            </w:pPr>
-            <w:r>
-              <w:rPr>
-                <w:rFonts w:ascii="Arial" w:cs="Arial" w:eastAsia="Arial" w:hAnsi="Arial"/>
-                <w:b w:val="false"/>
-                <w:bCs w:val="false"/>
-                <w:i w:val="false"/>
-                <w:iCs w:val="false"/>
-                <w:color w:val="000000"/>
-                <w:sz w:val="18"/>
-                <w:szCs w:val="18"/>
-              </w:rPr>
-              <w:t xml:space="preserve">Open the consolidation by pointing to both formulas on the board and saying: 'In Lesson 1 we found A = ½ab sin C for a triangle. Today we found A = ab sin θ for a parallelogram. Hassan — stand up — can you explain in ONE sentence why the parallelogram formula is exactly double the triangle formula?' [WAIT 15 seconds. If no response, prompt: 'How many triangles did your group cut from the parallelogram?'] Cold-call 1 more learner to confirm. Then say: 'So the contractor in Kericho can calculate the stage area WITHOUT measuring a height. Write this in your own words as a sentence under today's date.' [Allow 2 minutes writing.] Move to individual problems. Say: 'You have 8 minutes — work in silence. Show every step. I will be looking at whether you write the formula first before substituting numbers.' Circulate; look for: unit errors (cm vs m), forgetting to multiply by sin θ, calculator errors with sin 65°. After 8 minutes, cold-call one learner for Problem 1, one for Problem 2 (2 cold-calls total). Write the worked solutions on the board, narrating each step aloud. Ask the class: 'Does anyone have a different answer? Raise your hand.' Address discrepancies immediately.</w:t>
-            </w:r>
-          </w:p>
-        </w:tc>
-        <w:tc>
-          <w:tcPr>
-            <w:tcW w:type="dxa" w:w="3040"/>
-            <w:shd w:fill="FFFFFF" w:color="auto" w:val="clear"/>
-            <w:tcMar>
-              <w:top w:type="dxa" w:w="60"/>
-              <w:left w:type="dxa" w:w="120"/>
-              <w:bottom w:type="dxa" w:w="60"/>
-              <w:right w:type="dxa" w:w="120"/>
-            </w:tcMar>
-            <w:vAlign w:val="top"/>
-          </w:tcPr>
-          <w:p>
-            <w:pPr>
-              <w:spacing w:after="40" w:before="0"/>
-              <w:jc w:val="left"/>
-            </w:pPr>
-            <w:r>
-              <w:rPr>
-                <w:rFonts w:ascii="Arial" w:cs="Arial" w:eastAsia="Arial" w:hAnsi="Arial"/>
-                <w:b w:val="false"/>
-                <w:bCs w:val="false"/>
-                <w:i w:val="false"/>
-                <w:iCs w:val="false"/>
-                <w:color w:val="000000"/>
-                <w:sz w:val="18"/>
-                <w:szCs w:val="18"/>
-              </w:rPr>
-              <w:t xml:space="preserve">Formula Bridging (Explicit Connection): The teacher explicitly names and draws an arrow on the board linking A = ½ab sin C → A = ab sin θ, labelling it '×2 because 2 triangles = 1 parallelogram'. This bridging strategy prevents learners from storing two disconnected formulas and instead builds a coherent mental model of how polygon area formulas are related — directly supporting the storyline goal of building a versatile toolkit for the courtyard problem.</w:t>
-            </w:r>
-          </w:p>
-        </w:tc>
-        <w:tc>
-          <w:tcPr>
-            <w:tcW w:type="dxa" w:w="3040"/>
-            <w:shd w:fill="F2F2F2" w:color="auto" w:val="clear"/>
-            <w:tcMar>
-              <w:top w:type="dxa" w:w="60"/>
-              <w:left w:type="dxa" w:w="120"/>
-              <w:bottom w:type="dxa" w:w="60"/>
-              <w:right w:type="dxa" w:w="120"/>
-            </w:tcMar>
-            <w:vAlign w:val="top"/>
-          </w:tcPr>
-          <w:p>
-            <w:pPr>
-              <w:spacing w:after="40" w:before="0"/>
-              <w:jc w:val="left"/>
-            </w:pPr>
-            <w:r>
-              <w:rPr>
-                <w:rFonts w:ascii="Arial" w:cs="Arial" w:eastAsia="Arial" w:hAnsi="Arial"/>
-                <w:b w:val="false"/>
-                <w:bCs w:val="false"/>
-                <w:i w:val="false"/>
-                <w:iCs w:val="false"/>
-                <w:color w:val="000000"/>
-                <w:sz w:val="18"/>
-                <w:szCs w:val="18"/>
-              </w:rPr>
-              <w:t xml:space="preserve">Observable indicators: (1) In individual work, learners write the formula before substituting (not just the answer) — teacher collects 5 random books after the phase and checks for this. (2) Problem 2 correct answer: A = 6 × 4 × sin 65° = 24 × 0.9063 ≈ 21.75 m² — any answer in the range 21.70–21.80 m² (due to rounding) is accepted. (3) During cold-calling, the nominated learner can state in their own words why the parallelogram formula is double the triangle formula — this is the key conceptual indicator for Lesson 4.</w:t>
-            </w:r>
-          </w:p>
-        </w:tc>
-      </w:tr>
-      <w:tr>
-        <w:tc>
-          <w:tcPr>
-            <w:tcW w:type="dxa" w:w="1520"/>
-            <w:shd w:fill="FCE4D6" w:color="auto" w:val="clear"/>
-            <w:tcMar>
-              <w:top w:type="dxa" w:w="60"/>
-              <w:left w:type="dxa" w:w="120"/>
-              <w:bottom w:type="dxa" w:w="60"/>
-              <w:right w:type="dxa" w:w="120"/>
-            </w:tcMar>
-            <w:vAlign w:val="top"/>
-          </w:tcPr>
-          <w:p>
-            <w:pPr>
-              <w:spacing w:after="40" w:before="0"/>
-              <w:jc w:val="left"/>
-            </w:pPr>
-            <w:r>
-              <w:rPr>
-                <w:rFonts w:ascii="Arial" w:cs="Arial" w:eastAsia="Arial" w:hAnsi="Arial"/>
-                <w:b/>
-                <w:bCs/>
-                <w:i w:val="false"/>
-                <w:iCs w:val="false"/>
-                <w:color w:val="000000"/>
-                <w:sz w:val="18"/>
-                <w:szCs w:val="18"/>
-              </w:rPr>
-              <w:t xml:space="preserve">Driving Question Board (DQB) Creation</w:t>
-            </w:r>
-          </w:p>
-          <w:p>
-            <w:pPr>
-              <w:spacing w:after="20" w:before="0"/>
-            </w:pPr>
-            <w:r>
-              <w:rPr>
-                <w:rFonts w:ascii="Arial" w:cs="Arial" w:eastAsia="Arial" w:hAnsi="Arial"/>
-                <w:b/>
-                <w:bCs/>
-                <w:color w:val="1F3864"/>
-                <w:sz w:val="16"/>
-                <w:szCs w:val="16"/>
-              </w:rPr>
-              <w:t xml:space="preserve">📹 VIDEO:</w:t>
-            </w:r>
-          </w:p>
-          <w:p>
-            <w:pPr>
-              <w:spacing w:after="20" w:before="0"/>
-            </w:pPr>
-            <w:hyperlink w:history="1" r:id="rId0fjf8fx5qw0npiogs2ibr">
-              <w:r>
-                <w:rPr>
-                  <w:rFonts w:ascii="Arial" w:cs="Arial" w:eastAsia="Arial" w:hAnsi="Arial"/>
-                  <w:color w:val="2E75B6"/>
-                  <w:sz w:val="16"/>
-                  <w:szCs w:val="16"/>
-                  <w:u w:val="single" w:color="2E75B6"/>
-                </w:rPr>
-                <w:t xml:space="preserve">Area of a triangle</w:t>
-              </w:r>
-            </w:hyperlink>
-          </w:p>
-          <w:p>
-            <w:pPr>
-              <w:spacing w:after="10" w:before="0"/>
-              <w:ind w:left="120"/>
-            </w:pPr>
-            <w:r>
-              <w:rPr>
-                <w:rFonts w:ascii="Arial" w:cs="Arial" w:eastAsia="Arial" w:hAnsi="Arial"/>
-                <w:color w:val="595959"/>
-                <w:sz w:val="14"/>
-                <w:szCs w:val="14"/>
-              </w:rPr>
-              <w:t xml:space="preserve">Source: Khan Academy (English - US curriculum)</w:t>
-            </w:r>
-          </w:p>
-          <w:p>
-            <w:pPr>
-              <w:spacing w:after="10" w:before="0"/>
-              <w:ind w:left="120"/>
-            </w:pPr>
-            <w:hyperlink w:history="1" r:id="rIdm6vctutt02b8skggsii2n">
-              <w:r>
-                <w:rPr>
-                  <w:rFonts w:ascii="Arial" w:cs="Arial" w:eastAsia="Arial" w:hAnsi="Arial"/>
-                  <w:color w:val="595959"/>
-                  <w:sz w:val="14"/>
-                  <w:szCs w:val="14"/>
-                  <w:u w:val="single" w:color="595959"/>
-                </w:rPr>
-                <w:t xml:space="preserve">🔍 Search ARES for similar videos</w:t>
-              </w:r>
-            </w:hyperlink>
-          </w:p>
-          <w:p>
-            <w:pPr>
-              <w:spacing w:after="40" w:before="0"/>
-            </w:pPr>
-            <w:r>
-              <w:rPr>
-                <w:sz w:val="14"/>
-                <w:szCs w:val="14"/>
-              </w:rPr>
-              <w:t xml:space="preserve"/>
-            </w:r>
-          </w:p>
-          <w:p>
-            <w:pPr>
-              <w:spacing w:after="20" w:before="0"/>
-            </w:pPr>
-            <w:r>
-              <w:rPr>
-                <w:rFonts w:ascii="Arial" w:cs="Arial" w:eastAsia="Arial" w:hAnsi="Arial"/>
-                <w:b/>
-                <w:bCs/>
-                <w:color w:val="1F3864"/>
-                <w:sz w:val="16"/>
-                <w:szCs w:val="16"/>
-              </w:rPr>
-              <w:t xml:space="preserve">📖 HTML:</w:t>
-            </w:r>
-          </w:p>
-          <w:p>
-            <w:pPr>
-              <w:spacing w:after="20" w:before="0"/>
-            </w:pPr>
-            <w:hyperlink w:history="1" r:id="rIdujassj9xe5cagsli3qmxe">
-              <w:r>
-                <w:rPr>
-                  <w:rFonts w:ascii="Arial" w:cs="Arial" w:eastAsia="Arial" w:hAnsi="Arial"/>
-                  <w:color w:val="2E75B6"/>
-                  <w:sz w:val="16"/>
-                  <w:szCs w:val="16"/>
-                  <w:u w:val="single" w:color="2E75B6"/>
-                </w:rPr>
-                <w:t xml:space="preserve">Area of a Parallelogram: Rhombus (PLIX)</w:t>
-              </w:r>
-            </w:hyperlink>
-          </w:p>
-          <w:p>
-            <w:pPr>
-              <w:spacing w:after="10" w:before="0"/>
-              <w:ind w:left="120"/>
-            </w:pPr>
-            <w:r>
-              <w:rPr>
-                <w:rFonts w:ascii="Arial" w:cs="Arial" w:eastAsia="Arial" w:hAnsi="Arial"/>
-                <w:color w:val="595959"/>
-                <w:sz w:val="14"/>
-                <w:szCs w:val="14"/>
-              </w:rPr>
-              <w:t xml:space="preserve">Source: CK-12</w:t>
-            </w:r>
-          </w:p>
-          <w:p>
-            <w:pPr>
-              <w:spacing w:after="10" w:before="0"/>
-              <w:ind w:left="120"/>
-            </w:pPr>
-            <w:hyperlink w:history="1" r:id="rIde6lcgdjhmavxi3y9b_7fw">
-              <w:r>
-                <w:rPr>
-                  <w:rFonts w:ascii="Arial" w:cs="Arial" w:eastAsia="Arial" w:hAnsi="Arial"/>
-                  <w:color w:val="595959"/>
-                  <w:sz w:val="14"/>
-                  <w:szCs w:val="14"/>
-                  <w:u w:val="single" w:color="595959"/>
-                </w:rPr>
-                <w:t xml:space="preserve">🔍 Search ARES for similar readings</w:t>
-              </w:r>
-            </w:hyperlink>
-          </w:p>
-        </w:tc>
-        <w:tc>
-          <w:tcPr>
-            <w:tcW w:type="dxa" w:w="3040"/>
-            <w:shd w:fill="FFFFFF" w:color="auto" w:val="clear"/>
-            <w:tcMar>
-              <w:top w:type="dxa" w:w="60"/>
-              <w:left w:type="dxa" w:w="120"/>
-              <w:bottom w:type="dxa" w:w="60"/>
-              <w:right w:type="dxa" w:w="120"/>
-            </w:tcMar>
-            <w:vAlign w:val="top"/>
-          </w:tcPr>
-          <w:p>
-            <w:pPr>
-              <w:spacing w:after="40" w:before="0"/>
-              <w:jc w:val="left"/>
-            </w:pPr>
-            <w:r>
-              <w:rPr>
-                <w:rFonts w:ascii="Arial" w:cs="Arial" w:eastAsia="Arial" w:hAnsi="Arial"/>
-                <w:b w:val="false"/>
-                <w:bCs w:val="false"/>
-                <w:i w:val="false"/>
-                <w:iCs w:val="false"/>
-                <w:color w:val="000000"/>
-                <w:sz w:val="18"/>
-                <w:szCs w:val="18"/>
-              </w:rPr>
-              <w:t xml:space="preserve">Groups of four revisit the class DQB (a large poster or section of the board maintained since Lesson 1). Each group receives two sticky notes of different colours: ORANGE = 'What we can now calculate about the Kericho courtyard'; GREEN = 'What we still cannot calculate or are unsure about'. Groups discuss for 3 minutes and write one orange and one green note. One spokesperson from each group walks up and places both notes on the DQB, reading the orange note aloud. The class also physically draws a tick (✓) next to the DQB question posted in earlier lessons: 'Can we find the area of shapes that have no right angle and no measurable height?' — because today's formulas answer this for rhombuses and parallelograms.</w:t>
-            </w:r>
-          </w:p>
-        </w:tc>
-        <w:tc>
-          <w:tcPr>
-            <w:tcW w:type="dxa" w:w="3040"/>
-            <w:shd w:fill="F2F2F2" w:color="auto" w:val="clear"/>
-            <w:tcMar>
-              <w:top w:type="dxa" w:w="60"/>
-              <w:left w:type="dxa" w:w="120"/>
-              <w:bottom w:type="dxa" w:w="60"/>
-              <w:right w:type="dxa" w:w="120"/>
-            </w:tcMar>
-            <w:vAlign w:val="top"/>
-          </w:tcPr>
-          <w:p>
-            <w:pPr>
-              <w:spacing w:after="40" w:before="0"/>
-              <w:jc w:val="left"/>
-            </w:pPr>
-            <w:r>
-              <w:rPr>
-                <w:rFonts w:ascii="Arial" w:cs="Arial" w:eastAsia="Arial" w:hAnsi="Arial"/>
-                <w:b w:val="false"/>
-                <w:bCs w:val="false"/>
-                <w:i w:val="false"/>
-                <w:iCs w:val="false"/>
-                <w:color w:val="000000"/>
-                <w:sz w:val="18"/>
-                <w:szCs w:val="18"/>
-              </w:rPr>
-              <w:t xml:space="preserve">Say: 'It is time to update our Driving Question Board. Remember — the contractor in Kericho is waiting for our calculations. In groups, discuss: what can we NOW calculate that we could not calculate before Lesson 4? And what is still unsolved?' [Allow 3 minutes group discussion.] Distribute sticky notes. After groups post their notes, point to the DQB and say: 'Look at the question we wrote in Lesson 1 about shapes with no measurable height. James — does today's lesson answer that question for the stage area? Tell me yes or no and why.' [WAIT 10 seconds.] Draw the tick on the DQB together with the class. Then say: 'What questions remain? We will need those for Lessons 5 and 6.' Read 2 green sticky notes aloud, leaving them visible on the DQB as anchors for upcoming lessons. Add today's two formulas — A = ½d₁d₂ and A = ab sin θ — to the 'Formula Toolkit' section of the DQB.</w:t>
-            </w:r>
-          </w:p>
-        </w:tc>
-        <w:tc>
-          <w:tcPr>
-            <w:tcW w:type="dxa" w:w="3040"/>
-            <w:shd w:fill="FFFFFF" w:color="auto" w:val="clear"/>
-            <w:tcMar>
-              <w:top w:type="dxa" w:w="60"/>
-              <w:left w:type="dxa" w:w="120"/>
-              <w:bottom w:type="dxa" w:w="60"/>
-              <w:right w:type="dxa" w:w="120"/>
-            </w:tcMar>
-            <w:vAlign w:val="top"/>
-          </w:tcPr>
-          <w:p>
-            <w:pPr>
-              <w:spacing w:after="40" w:before="0"/>
-              <w:jc w:val="left"/>
-            </w:pPr>
-            <w:r>
-              <w:rPr>
-                <w:rFonts w:ascii="Arial" w:cs="Arial" w:eastAsia="Arial" w:hAnsi="Arial"/>
-                <w:b w:val="false"/>
-                <w:bCs w:val="false"/>
-                <w:i w:val="false"/>
-                <w:iCs w:val="false"/>
-                <w:color w:val="000000"/>
-                <w:sz w:val="18"/>
-                <w:szCs w:val="18"/>
-              </w:rPr>
-              <w:t xml:space="preserve">Driving Question Board (DQB) as a Living Knowledge Artefact: Publicly marking which courtyard sub-problems are now solvable (orange notes) versus still open (green notes) externalises the class's growing understanding and maintains narrative momentum in the storyline. Learners can see their own intellectual progress across the 8-lesson sequence, which builds self-efficacy and mathematical confidence.</w:t>
-            </w:r>
-          </w:p>
-        </w:tc>
-        <w:tc>
-          <w:tcPr>
-            <w:tcW w:type="dxa" w:w="3040"/>
-            <w:shd w:fill="F2F2F2" w:color="auto" w:val="clear"/>
-            <w:tcMar>
-              <w:top w:type="dxa" w:w="60"/>
-              <w:left w:type="dxa" w:w="120"/>
-              <w:bottom w:type="dxa" w:w="60"/>
-              <w:right w:type="dxa" w:w="120"/>
-            </w:tcMar>
-            <w:vAlign w:val="top"/>
-          </w:tcPr>
-          <w:p>
-            <w:pPr>
-              <w:spacing w:after="40" w:before="0"/>
-              <w:jc w:val="left"/>
-            </w:pPr>
-            <w:r>
-              <w:rPr>
-                <w:rFonts w:ascii="Arial" w:cs="Arial" w:eastAsia="Arial" w:hAnsi="Arial"/>
-                <w:b w:val="false"/>
-                <w:bCs w:val="false"/>
-                <w:i w:val="false"/>
-                <w:iCs w:val="false"/>
-                <w:color w:val="000000"/>
-                <w:sz w:val="18"/>
-                <w:szCs w:val="18"/>
-              </w:rPr>
-              <w:t xml:space="preserve">Observable indicators: (1) Every group's orange sticky note references a specific part of the Kericho courtyard (stage area or fabric patches) — not a generic statement. (2) The class correctly identifies and ticks the DQB question about no measurable height. (3) At least 2 green sticky notes raise questions about pentagon or hexagon area (previewing Lessons 5–6) or about what happens when neither diagonal nor angle is given — demonstrating that learners are thinking ahead within the storyline.</w:t>
-            </w:r>
-          </w:p>
-        </w:tc>
-      </w:tr>
-      <w:tr>
-        <w:tc>
-          <w:tcPr>
-            <w:tcW w:type="dxa" w:w="1520"/>
-            <w:shd w:fill="D5E8F0" w:color="auto" w:val="clear"/>
-            <w:tcMar>
-              <w:top w:type="dxa" w:w="60"/>
-              <w:left w:type="dxa" w:w="120"/>
-              <w:bottom w:type="dxa" w:w="60"/>
-              <w:right w:type="dxa" w:w="120"/>
-            </w:tcMar>
-            <w:vAlign w:val="top"/>
-          </w:tcPr>
-          <w:p>
-            <w:pPr>
-              <w:spacing w:after="40" w:before="0"/>
-              <w:jc w:val="left"/>
-            </w:pPr>
-            <w:r>
-              <w:rPr>
-                <w:rFonts w:ascii="Arial" w:cs="Arial" w:eastAsia="Arial" w:hAnsi="Arial"/>
-                <w:b/>
-                <w:bCs/>
-                <w:i w:val="false"/>
-                <w:iCs w:val="false"/>
-                <w:color w:val="000000"/>
-                <w:sz w:val="18"/>
-                <w:szCs w:val="18"/>
-              </w:rPr>
-              <w:t xml:space="preserve">Model Building Phase</w:t>
-            </w:r>
-          </w:p>
-          <w:p>
-            <w:pPr>
-              <w:spacing w:after="20" w:before="0"/>
-            </w:pPr>
-            <w:r>
-              <w:rPr>
-                <w:rFonts w:ascii="Arial" w:cs="Arial" w:eastAsia="Arial" w:hAnsi="Arial"/>
-                <w:b/>
-                <w:bCs/>
-                <w:color w:val="1F3864"/>
-                <w:sz w:val="16"/>
-                <w:szCs w:val="16"/>
-              </w:rPr>
-              <w:t xml:space="preserve">📹 VIDEO:</w:t>
-            </w:r>
-          </w:p>
-          <w:p>
-            <w:pPr>
-              <w:spacing w:after="20" w:before="0"/>
-            </w:pPr>
-            <w:hyperlink w:history="1" r:id="rIdhmtwlejqachkb3i4m0mhr">
-              <w:r>
-                <w:rPr>
-                  <w:rFonts w:ascii="Arial" w:cs="Arial" w:eastAsia="Arial" w:hAnsi="Arial"/>
-                  <w:color w:val="2E75B6"/>
-                  <w:sz w:val="16"/>
-                  <w:szCs w:val="16"/>
-                  <w:u w:val="single" w:color="2E75B6"/>
-                </w:rPr>
-                <w:t xml:space="preserve">Area of a parallelogram on the coordinate plane</w:t>
-              </w:r>
-            </w:hyperlink>
-          </w:p>
-          <w:p>
-            <w:pPr>
-              <w:spacing w:after="10" w:before="0"/>
-              <w:ind w:left="120"/>
-            </w:pPr>
-            <w:r>
-              <w:rPr>
-                <w:rFonts w:ascii="Arial" w:cs="Arial" w:eastAsia="Arial" w:hAnsi="Arial"/>
-                <w:color w:val="595959"/>
-                <w:sz w:val="14"/>
-                <w:szCs w:val="14"/>
-              </w:rPr>
-              <w:t xml:space="preserve">Source: Khan Academy (English - US curriculum)</w:t>
-            </w:r>
-          </w:p>
-          <w:p>
-            <w:pPr>
-              <w:spacing w:after="10" w:before="0"/>
-              <w:ind w:left="120"/>
-            </w:pPr>
-            <w:hyperlink w:history="1" r:id="rIdxxcbrcis5get9mktwngfd">
-              <w:r>
-                <w:rPr>
-                  <w:rFonts w:ascii="Arial" w:cs="Arial" w:eastAsia="Arial" w:hAnsi="Arial"/>
-                  <w:color w:val="595959"/>
-                  <w:sz w:val="14"/>
-                  <w:szCs w:val="14"/>
-                  <w:u w:val="single" w:color="595959"/>
-                </w:rPr>
-                <w:t xml:space="preserve">🔍 Search ARES for similar videos</w:t>
-              </w:r>
-            </w:hyperlink>
-          </w:p>
-          <w:p>
-            <w:pPr>
-              <w:spacing w:after="40" w:before="0"/>
-            </w:pPr>
-            <w:r>
-              <w:rPr>
-                <w:sz w:val="14"/>
-                <w:szCs w:val="14"/>
-              </w:rPr>
-              <w:t xml:space="preserve"/>
-            </w:r>
-          </w:p>
-          <w:p>
-            <w:pPr>
-              <w:spacing w:after="20" w:before="0"/>
-            </w:pPr>
-            <w:r>
-              <w:rPr>
-                <w:rFonts w:ascii="Arial" w:cs="Arial" w:eastAsia="Arial" w:hAnsi="Arial"/>
-                <w:b/>
-                <w:bCs/>
-                <w:color w:val="1F3864"/>
-                <w:sz w:val="16"/>
-                <w:szCs w:val="16"/>
-              </w:rPr>
-              <w:t xml:space="preserve">📖 HTML:</w:t>
-            </w:r>
-          </w:p>
-          <w:p>
-            <w:pPr>
-              <w:spacing w:after="20" w:before="0"/>
-            </w:pPr>
-            <w:hyperlink w:history="1" r:id="rIdhke3s3ykxxkjhr2yrbucs">
-              <w:r>
-                <w:rPr>
-                  <w:rFonts w:ascii="Arial" w:cs="Arial" w:eastAsia="Arial" w:hAnsi="Arial"/>
-                  <w:color w:val="2E75B6"/>
-                  <w:sz w:val="16"/>
-                  <w:szCs w:val="16"/>
-                  <w:u w:val="single" w:color="2E75B6"/>
-                </w:rPr>
-                <w:t xml:space="preserve">Area of a Parallelogram: Rhombus (PLIX)</w:t>
-              </w:r>
-            </w:hyperlink>
-          </w:p>
-          <w:p>
-            <w:pPr>
-              <w:spacing w:after="10" w:before="0"/>
-              <w:ind w:left="120"/>
-            </w:pPr>
-            <w:r>
-              <w:rPr>
-                <w:rFonts w:ascii="Arial" w:cs="Arial" w:eastAsia="Arial" w:hAnsi="Arial"/>
-                <w:color w:val="595959"/>
-                <w:sz w:val="14"/>
-                <w:szCs w:val="14"/>
-              </w:rPr>
-              <w:t xml:space="preserve">Source: CK-12</w:t>
-            </w:r>
-          </w:p>
-          <w:p>
-            <w:pPr>
-              <w:spacing w:after="10" w:before="0"/>
-              <w:ind w:left="120"/>
-            </w:pPr>
-            <w:hyperlink w:history="1" r:id="rIdos3ofjdweqof4buqmqnyv">
+            <w:hyperlink w:history="1" r:id="rIddvzitjyeevdd_c-yqs_h3">
               <w:r>
                 <w:rPr>
                   <w:rFonts w:ascii="Arial" w:cs="Arial" w:eastAsia="Arial" w:hAnsi="Arial"/>
@@ -14590,7 +14590,7 @@
             <w:pPr>
               <w:spacing w:after="20" w:before="0"/>
             </w:pPr>
-            <w:hyperlink w:history="1" r:id="rIdpk-lh_a_bscl6adjbm2hs">
+            <w:hyperlink w:history="1" r:id="rIdxvc3kqzgv2oysyfy7jkau">
               <w:r>
                 <w:rPr>
                   <w:rFonts w:ascii="Arial" w:cs="Arial" w:eastAsia="Arial" w:hAnsi="Arial"/>
@@ -14623,7 +14623,7 @@
               <w:spacing w:after="10" w:before="0"/>
               <w:ind w:left="120"/>
             </w:pPr>
-            <w:hyperlink w:history="1" r:id="rId_einsm4skwdvdcfxwzgfz">
+            <w:hyperlink w:history="1" r:id="rIdemkbv4obyrzkvvzrndb9t">
               <w:r>
                 <w:rPr>
                   <w:rFonts w:ascii="Arial" w:cs="Arial" w:eastAsia="Arial" w:hAnsi="Arial"/>
@@ -14668,7 +14668,7 @@
             <w:pPr>
               <w:spacing w:after="20" w:before="0"/>
             </w:pPr>
-            <w:hyperlink w:history="1" r:id="rIdz2qjqzszm90nwobpygnhn">
+            <w:hyperlink w:history="1" r:id="rIdaq2mnkafli_7tcubcud7k">
               <w:r>
                 <w:rPr>
                   <w:rFonts w:ascii="Arial" w:cs="Arial" w:eastAsia="Arial" w:hAnsi="Arial"/>
@@ -14701,7 +14701,7 @@
               <w:spacing w:after="10" w:before="0"/>
               <w:ind w:left="120"/>
             </w:pPr>
-            <w:hyperlink w:history="1" r:id="rIdznjg9ylksjro0pze_gfhs">
+            <w:hyperlink w:history="1" r:id="rId_ieucy-v1hdh8hbetzkc-">
               <w:r>
                 <w:rPr>
                   <w:rFonts w:ascii="Arial" w:cs="Arial" w:eastAsia="Arial" w:hAnsi="Arial"/>
@@ -14896,7 +14896,7 @@
             <w:pPr>
               <w:spacing w:after="20" w:before="0"/>
             </w:pPr>
-            <w:hyperlink w:history="1" r:id="rIdyvbh4bxprkm2_bbvyny5v">
+            <w:hyperlink w:history="1" r:id="rIdpgx9fcuxbzonkudtfsshi">
               <w:r>
                 <w:rPr>
                   <w:rFonts w:ascii="Arial" w:cs="Arial" w:eastAsia="Arial" w:hAnsi="Arial"/>
@@ -14929,7 +14929,7 @@
               <w:spacing w:after="10" w:before="0"/>
               <w:ind w:left="120"/>
             </w:pPr>
-            <w:hyperlink w:history="1" r:id="rIdm0dhm96jyls027fwmq40f">
+            <w:hyperlink w:history="1" r:id="rId71q5bmmqngvxi4rwq26_c">
               <w:r>
                 <w:rPr>
                   <w:rFonts w:ascii="Arial" w:cs="Arial" w:eastAsia="Arial" w:hAnsi="Arial"/>
@@ -14974,7 +14974,7 @@
             <w:pPr>
               <w:spacing w:after="20" w:before="0"/>
             </w:pPr>
-            <w:hyperlink w:history="1" r:id="rIdg4dz-klnxgxrvptnloh0m">
+            <w:hyperlink w:history="1" r:id="rIdl3gzyh4rlyfz81f7qcni5">
               <w:r>
                 <w:rPr>
                   <w:rFonts w:ascii="Arial" w:cs="Arial" w:eastAsia="Arial" w:hAnsi="Arial"/>
@@ -15007,7 +15007,7 @@
               <w:spacing w:after="10" w:before="0"/>
               <w:ind w:left="120"/>
             </w:pPr>
-            <w:hyperlink w:history="1" r:id="rIdccsimnm-dzpnvxtoijc80">
+            <w:hyperlink w:history="1" r:id="rIdjlu1gimzu5uxvlgtjdtqn">
               <w:r>
                 <w:rPr>
                   <w:rFonts w:ascii="Arial" w:cs="Arial" w:eastAsia="Arial" w:hAnsi="Arial"/>
@@ -15202,7 +15202,313 @@
             <w:pPr>
               <w:spacing w:after="20" w:before="0"/>
             </w:pPr>
-            <w:hyperlink w:history="1" r:id="rIdqy-zpvuku22ne--e8qcjd">
+            <w:hyperlink w:history="1" r:id="rIdvorval9yw26evojj19brt">
+              <w:r>
+                <w:rPr>
+                  <w:rFonts w:ascii="Arial" w:cs="Arial" w:eastAsia="Arial" w:hAnsi="Arial"/>
+                  <w:color w:val="2E75B6"/>
+                  <w:sz w:val="16"/>
+                  <w:szCs w:val="16"/>
+                  <w:u w:val="single" w:color="2E75B6"/>
+                </w:rPr>
+                <w:t xml:space="preserve">Area of a parallelogram</w:t>
+              </w:r>
+            </w:hyperlink>
+          </w:p>
+          <w:p>
+            <w:pPr>
+              <w:spacing w:after="10" w:before="0"/>
+              <w:ind w:left="120"/>
+            </w:pPr>
+            <w:r>
+              <w:rPr>
+                <w:rFonts w:ascii="Arial" w:cs="Arial" w:eastAsia="Arial" w:hAnsi="Arial"/>
+                <w:color w:val="595959"/>
+                <w:sz w:val="14"/>
+                <w:szCs w:val="14"/>
+              </w:rPr>
+              <w:t xml:space="preserve">Source: Khan Academy (English - US curriculum)</w:t>
+            </w:r>
+          </w:p>
+          <w:p>
+            <w:pPr>
+              <w:spacing w:after="10" w:before="0"/>
+              <w:ind w:left="120"/>
+            </w:pPr>
+            <w:hyperlink w:history="1" r:id="rIdff_ghqyg4nq6jpmq8yo_t">
+              <w:r>
+                <w:rPr>
+                  <w:rFonts w:ascii="Arial" w:cs="Arial" w:eastAsia="Arial" w:hAnsi="Arial"/>
+                  <w:color w:val="595959"/>
+                  <w:sz w:val="14"/>
+                  <w:szCs w:val="14"/>
+                  <w:u w:val="single" w:color="595959"/>
+                </w:rPr>
+                <w:t xml:space="preserve">🔍 Search ARES for similar videos</w:t>
+              </w:r>
+            </w:hyperlink>
+          </w:p>
+          <w:p>
+            <w:pPr>
+              <w:spacing w:after="40" w:before="0"/>
+            </w:pPr>
+            <w:r>
+              <w:rPr>
+                <w:sz w:val="14"/>
+                <w:szCs w:val="14"/>
+              </w:rPr>
+              <w:t xml:space="preserve"/>
+            </w:r>
+          </w:p>
+          <w:p>
+            <w:pPr>
+              <w:spacing w:after="20" w:before="0"/>
+            </w:pPr>
+            <w:r>
+              <w:rPr>
+                <w:rFonts w:ascii="Arial" w:cs="Arial" w:eastAsia="Arial" w:hAnsi="Arial"/>
+                <w:b/>
+                <w:bCs/>
+                <w:color w:val="1F3864"/>
+                <w:sz w:val="16"/>
+                <w:szCs w:val="16"/>
+              </w:rPr>
+              <w:t xml:space="preserve">📖 HTML:</w:t>
+            </w:r>
+          </w:p>
+          <w:p>
+            <w:pPr>
+              <w:spacing w:after="20" w:before="0"/>
+            </w:pPr>
+            <w:hyperlink w:history="1" r:id="rIduz9f0hlblivv85dqpkwoc">
+              <w:r>
+                <w:rPr>
+                  <w:rFonts w:ascii="Arial" w:cs="Arial" w:eastAsia="Arial" w:hAnsi="Arial"/>
+                  <w:color w:val="2E75B6"/>
+                  <w:sz w:val="16"/>
+                  <w:szCs w:val="16"/>
+                  <w:u w:val="single" w:color="2E75B6"/>
+                </w:rPr>
+                <w:t xml:space="preserve">Area of a Parallelogram: Rhombus (PLIX)</w:t>
+              </w:r>
+            </w:hyperlink>
+          </w:p>
+          <w:p>
+            <w:pPr>
+              <w:spacing w:after="10" w:before="0"/>
+              <w:ind w:left="120"/>
+            </w:pPr>
+            <w:r>
+              <w:rPr>
+                <w:rFonts w:ascii="Arial" w:cs="Arial" w:eastAsia="Arial" w:hAnsi="Arial"/>
+                <w:color w:val="595959"/>
+                <w:sz w:val="14"/>
+                <w:szCs w:val="14"/>
+              </w:rPr>
+              <w:t xml:space="preserve">Source: CK-12</w:t>
+            </w:r>
+          </w:p>
+          <w:p>
+            <w:pPr>
+              <w:spacing w:after="10" w:before="0"/>
+              <w:ind w:left="120"/>
+            </w:pPr>
+            <w:hyperlink w:history="1" r:id="rIdei0od52ulz32rl_tmc04n">
+              <w:r>
+                <w:rPr>
+                  <w:rFonts w:ascii="Arial" w:cs="Arial" w:eastAsia="Arial" w:hAnsi="Arial"/>
+                  <w:color w:val="595959"/>
+                  <w:sz w:val="14"/>
+                  <w:szCs w:val="14"/>
+                  <w:u w:val="single" w:color="595959"/>
+                </w:rPr>
+                <w:t xml:space="preserve">🔍 Search ARES for similar readings</w:t>
+              </w:r>
+            </w:hyperlink>
+          </w:p>
+        </w:tc>
+        <w:tc>
+          <w:tcPr>
+            <w:tcW w:type="dxa" w:w="3040"/>
+            <w:shd w:fill="FFFFFF" w:color="auto" w:val="clear"/>
+            <w:tcMar>
+              <w:top w:type="dxa" w:w="60"/>
+              <w:left w:type="dxa" w:w="120"/>
+              <w:bottom w:type="dxa" w:w="60"/>
+              <w:right w:type="dxa" w:w="120"/>
+            </w:tcMar>
+            <w:vAlign w:val="top"/>
+          </w:tcPr>
+          <w:p>
+            <w:pPr>
+              <w:spacing w:after="40" w:before="0"/>
+              <w:jc w:val="left"/>
+            </w:pPr>
+            <w:r>
+              <w:rPr>
+                <w:rFonts w:ascii="Arial" w:cs="Arial" w:eastAsia="Arial" w:hAnsi="Arial"/>
+                <w:b w:val="false"/>
+                <w:bCs w:val="false"/>
+                <w:i w:val="false"/>
+                <w:iCs w:val="false"/>
+                <w:color w:val="000000"/>
+                <w:sz w:val="18"/>
+                <w:szCs w:val="18"/>
+              </w:rPr>
+              <w:t xml:space="preserve">Learners use a structured peer-assessment checklist (provided on a small card) to assess their shoulder partner's Part B solution. The checklist has five items: (1) Correct formula stated for diagonal method ✓/✗; (2) Correct substitution of d₁ and d₂ ✓/✗; (3) Correct formula stated for sine method ✓/✗; (4) Correct substitution of side and angle ✓/✗; (5) Comparison sentence present and mathematically valid ✓/✗. After 6 minutes of peer assessment, the class reconvenes for a teacher-facilitated whole-group discussion structured around three questions: (Q1) 'For the Kericho stage, which formula was the contractor forced to use — and why?' (Q2) 'For the Nairobi kanga patch, both formulas worked. When would you prefer the diagonal method in a real workshop or market?' (Q3) 'For Part C, did anyone get a different area when they tried base × height? What went wrong?' The teacher then formalises the decision rule on the board: USE DIAGONAL METHOD when both diagonals are physically measurable (e.g. folding fabric, tiling a floor already laid); USE SINE METHOD when only side lengths and an included angle are known (e.g. outdoor land, unmarked courtyard, farm plot).</w:t>
+            </w:r>
+          </w:p>
+        </w:tc>
+        <w:tc>
+          <w:tcPr>
+            <w:tcW w:type="dxa" w:w="3040"/>
+            <w:shd w:fill="F2F2F2" w:color="auto" w:val="clear"/>
+            <w:tcMar>
+              <w:top w:type="dxa" w:w="60"/>
+              <w:left w:type="dxa" w:w="120"/>
+              <w:bottom w:type="dxa" w:w="60"/>
+              <w:right w:type="dxa" w:w="120"/>
+            </w:tcMar>
+            <w:vAlign w:val="top"/>
+          </w:tcPr>
+          <w:p>
+            <w:pPr>
+              <w:spacing w:after="40" w:before="0"/>
+              <w:jc w:val="left"/>
+            </w:pPr>
+            <w:r>
+              <w:rPr>
+                <w:rFonts w:ascii="Arial" w:cs="Arial" w:eastAsia="Arial" w:hAnsi="Arial"/>
+                <w:b w:val="false"/>
+                <w:bCs w:val="false"/>
+                <w:i w:val="false"/>
+                <w:iCs w:val="false"/>
+                <w:color w:val="000000"/>
+                <w:sz w:val="18"/>
+                <w:szCs w:val="18"/>
+              </w:rPr>
+              <w:t xml:space="preserve">Distribute peer-assessment checklist cards. Say: 'You are not marking your partner right or wrong — you are being a thinking partner. For each item, if it is wrong, write a hint, not the answer.' After 6 minutes, bring class together. Post Q1 on board; wait 12 seconds; cold-call 2 learners (choose one who predicted 'base×height' in Phase 1 to reveal their revision). For Q2, say: 'Think about a tailor at Gikomba measuring a kanga on a cutting table. What is easier — measuring the diagonals with a tape, or measuring the angle with a protractor?' Wait 10 seconds; cold-call 3 learners. For Q3, invite a volunteer to show their Part C working on the board. If they used sin(110°) correctly, praise explicitly: 'Notice — sin of an obtuse angle is still positive. Well done for not switching to 70° without understanding why.' Write the decision rule in a box. Point back to the Kericho courtyard photograph: 'Look at the stage area. The contractor is standing outside — he cannot measure the height of the stage floor section. The sine formula is his only practical tool.'</w:t>
+            </w:r>
+          </w:p>
+        </w:tc>
+        <w:tc>
+          <w:tcPr>
+            <w:tcW w:type="dxa" w:w="3040"/>
+            <w:shd w:fill="FFFFFF" w:color="auto" w:val="clear"/>
+            <w:tcMar>
+              <w:top w:type="dxa" w:w="60"/>
+              <w:left w:type="dxa" w:w="120"/>
+              <w:bottom w:type="dxa" w:w="60"/>
+              <w:right w:type="dxa" w:w="120"/>
+            </w:tcMar>
+            <w:vAlign w:val="top"/>
+          </w:tcPr>
+          <w:p>
+            <w:pPr>
+              <w:spacing w:after="40" w:before="0"/>
+              <w:jc w:val="left"/>
+            </w:pPr>
+            <w:r>
+              <w:rPr>
+                <w:rFonts w:ascii="Arial" w:cs="Arial" w:eastAsia="Arial" w:hAnsi="Arial"/>
+                <w:b w:val="false"/>
+                <w:bCs w:val="false"/>
+                <w:i w:val="false"/>
+                <w:iCs w:val="false"/>
+                <w:color w:val="000000"/>
+                <w:sz w:val="18"/>
+                <w:szCs w:val="18"/>
+              </w:rPr>
+              <w:t xml:space="preserve">Structured Peer Assessment with Metacognitive Prompting — the checklist gives learners explicit criteria language ('correct formula stated', 'correct substitution') that they internalise as self-monitoring habits. The whole-group Q&amp;A then elevates individual procedural work to conceptual understanding of formula selection. Anchoring Q1 to the Kericho photograph re-connects the abstract exercise to the driving phenomenon.</w:t>
+            </w:r>
+          </w:p>
+        </w:tc>
+        <w:tc>
+          <w:tcPr>
+            <w:tcW w:type="dxa" w:w="3040"/>
+            <w:shd w:fill="F2F2F2" w:color="auto" w:val="clear"/>
+            <w:tcMar>
+              <w:top w:type="dxa" w:w="60"/>
+              <w:left w:type="dxa" w:w="120"/>
+              <w:bottom w:type="dxa" w:w="60"/>
+              <w:right w:type="dxa" w:w="120"/>
+            </w:tcMar>
+            <w:vAlign w:val="top"/>
+          </w:tcPr>
+          <w:p>
+            <w:pPr>
+              <w:spacing w:after="40" w:before="0"/>
+              <w:jc w:val="left"/>
+            </w:pPr>
+            <w:r>
+              <w:rPr>
+                <w:rFonts w:ascii="Arial" w:cs="Arial" w:eastAsia="Arial" w:hAnsi="Arial"/>
+                <w:b w:val="false"/>
+                <w:bCs w:val="false"/>
+                <w:i w:val="false"/>
+                <w:iCs w:val="false"/>
+                <w:color w:val="000000"/>
+                <w:sz w:val="18"/>
+                <w:szCs w:val="18"/>
+              </w:rPr>
+              <w:t xml:space="preserve">Observable indicators: (i) peer checklist is filled with specific feedback, not just ticks; (ii) during Q1, learner can articulate 'the height is not measurable outdoors' rather than just 'we use the sine formula'; (iii) during Q3, learner correctly states sin(110°) ≈ 0.940 and confirms area ≈ 24.44 m². Red flag: learner who still cannot state the decision rule after the debrief — teacher pairs with a peer mentor for the model-building phase.</w:t>
+            </w:r>
+          </w:p>
+        </w:tc>
+      </w:tr>
+      <w:tr>
+        <w:tc>
+          <w:tcPr>
+            <w:tcW w:type="dxa" w:w="1520"/>
+            <w:shd w:fill="FCE4D6" w:color="auto" w:val="clear"/>
+            <w:tcMar>
+              <w:top w:type="dxa" w:w="60"/>
+              <w:left w:type="dxa" w:w="120"/>
+              <w:bottom w:type="dxa" w:w="60"/>
+              <w:right w:type="dxa" w:w="120"/>
+            </w:tcMar>
+            <w:vAlign w:val="top"/>
+          </w:tcPr>
+          <w:p>
+            <w:pPr>
+              <w:spacing w:after="40" w:before="0"/>
+              <w:jc w:val="left"/>
+            </w:pPr>
+            <w:r>
+              <w:rPr>
+                <w:rFonts w:ascii="Arial" w:cs="Arial" w:eastAsia="Arial" w:hAnsi="Arial"/>
+                <w:b/>
+                <w:bCs/>
+                <w:i w:val="false"/>
+                <w:iCs w:val="false"/>
+                <w:color w:val="000000"/>
+                <w:sz w:val="18"/>
+                <w:szCs w:val="18"/>
+              </w:rPr>
+              <w:t xml:space="preserve">Driving Question Board (DQB) Creation</w:t>
+            </w:r>
+          </w:p>
+          <w:p>
+            <w:pPr>
+              <w:spacing w:after="20" w:before="0"/>
+            </w:pPr>
+            <w:r>
+              <w:rPr>
+                <w:rFonts w:ascii="Arial" w:cs="Arial" w:eastAsia="Arial" w:hAnsi="Arial"/>
+                <w:b/>
+                <w:bCs/>
+                <w:color w:val="1F3864"/>
+                <w:sz w:val="16"/>
+                <w:szCs w:val="16"/>
+              </w:rPr>
+              <w:t xml:space="preserve">📹 VIDEO:</w:t>
+            </w:r>
+          </w:p>
+          <w:p>
+            <w:pPr>
+              <w:spacing w:after="20" w:before="0"/>
+            </w:pPr>
+            <w:hyperlink w:history="1" r:id="rIdu8ztmbjmloyw3zqt_d0lp">
               <w:r>
                 <w:rPr>
                   <w:rFonts w:ascii="Arial" w:cs="Arial" w:eastAsia="Arial" w:hAnsi="Arial"/>
@@ -15235,7 +15541,7 @@
               <w:spacing w:after="10" w:before="0"/>
               <w:ind w:left="120"/>
             </w:pPr>
-            <w:hyperlink w:history="1" r:id="rIdasdbxofasewovglmnxcwv">
+            <w:hyperlink w:history="1" r:id="rId0pda5c8jy1ttvaft4gtr8">
               <w:r>
                 <w:rPr>
                   <w:rFonts w:ascii="Arial" w:cs="Arial" w:eastAsia="Arial" w:hAnsi="Arial"/>
@@ -15280,7 +15586,7 @@
             <w:pPr>
               <w:spacing w:after="20" w:before="0"/>
             </w:pPr>
-            <w:hyperlink w:history="1" r:id="rIdnqfjo9oecousiqsxn9daw">
+            <w:hyperlink w:history="1" r:id="rId82rompk60grebjcqip4vt">
               <w:r>
                 <w:rPr>
                   <w:rFonts w:ascii="Arial" w:cs="Arial" w:eastAsia="Arial" w:hAnsi="Arial"/>
@@ -15313,7 +15619,7 @@
               <w:spacing w:after="10" w:before="0"/>
               <w:ind w:left="120"/>
             </w:pPr>
-            <w:hyperlink w:history="1" r:id="rIdtijtlmgvvjbvrm2wgr9du">
+            <w:hyperlink w:history="1" r:id="rIds5w_lz2jpfjm1_1jk8ux_">
               <w:r>
                 <w:rPr>
                   <w:rFonts w:ascii="Arial" w:cs="Arial" w:eastAsia="Arial" w:hAnsi="Arial"/>
@@ -15355,7 +15661,7 @@
                 <w:sz w:val="18"/>
                 <w:szCs w:val="18"/>
               </w:rPr>
-              <w:t xml:space="preserve">Learners use a structured peer-assessment checklist (provided on a small card) to assess their shoulder partner's Part B solution. The checklist has five items: (1) Correct formula stated for diagonal method ✓/✗; (2) Correct substitution of d₁ and d₂ ✓/✗; (3) Correct formula stated for sine method ✓/✗; (4) Correct substitution of side and angle ✓/✗; (5) Comparison sentence present and mathematically valid ✓/✗. After 6 minutes of peer assessment, the class reconvenes for a teacher-facilitated whole-group discussion structured around three questions: (Q1) 'For the Kericho stage, which formula was the contractor forced to use — and why?' (Q2) 'For the Nairobi kanga patch, both formulas worked. When would you prefer the diagonal method in a real workshop or market?' (Q3) 'For Part C, did anyone get a different area when they tried base × height? What went wrong?' The teacher then formalises the decision rule on the board: USE DIAGONAL METHOD when both diagonals are physically measurable (e.g. folding fabric, tiling a floor already laid); USE SINE METHOD when only side lengths and an included angle are known (e.g. outdoor land, unmarked courtyard, farm plot).</w:t>
+              <w:t xml:space="preserve">The class Driving Question Board is displayed (physical board or shared screen). Learners write on sticky notes (or type into the shared DQB document) responses to two prompts: PROMPT 1 — 'What new tool do we now have for the courtyard problem that we did NOT have in Lesson 1?' PROMPT 2 — 'What part of the courtyard puzzle is STILL unanswered?' Learners post their notes in two columns: LEARNED and STILL WONDERING. The teacher reads 3–4 notes aloud and annotates the board: moves the parallelogram/rhombus formulas from the WONDERING column (posted in Lesson 3) to the LEARNED column, and highlights remaining items (e.g. 'How do we find the area of the hexagonal border tiles?', 'What about the triangular sections with no right angle?') to preview Lesson 6.</w:t>
             </w:r>
           </w:p>
         </w:tc>
@@ -15387,7 +15693,7 @@
                 <w:sz w:val="18"/>
                 <w:szCs w:val="18"/>
               </w:rPr>
-              <w:t xml:space="preserve">Distribute peer-assessment checklist cards. Say: 'You are not marking your partner right or wrong — you are being a thinking partner. For each item, if it is wrong, write a hint, not the answer.' After 6 minutes, bring class together. Post Q1 on board; wait 12 seconds; cold-call 2 learners (choose one who predicted 'base×height' in Phase 1 to reveal their revision). For Q2, say: 'Think about a tailor at Gikomba measuring a kanga on a cutting table. What is easier — measuring the diagonals with a tape, or measuring the angle with a protractor?' Wait 10 seconds; cold-call 3 learners. For Q3, invite a volunteer to show their Part C working on the board. If they used sin(110°) correctly, praise explicitly: 'Notice — sin of an obtuse angle is still positive. Well done for not switching to 70° without understanding why.' Write the decision rule in a box. Point back to the Kericho courtyard photograph: 'Look at the stage area. The contractor is standing outside — he cannot measure the height of the stage floor section. The sine formula is his only practical tool.'</w:t>
+              <w:t xml:space="preserve">Hand out sticky notes (or open shared document). Say: 'You have 3 minutes — respond to both prompts. Be specific: name the formula and name the problem it solves in Kericho.' After posting, read 3 LEARNED notes aloud; for each, ask: 'Does the class agree this belongs in LEARNED?' Quick thumbs up/down. Then read 2 STILL WONDERING notes; say: 'Keep these in mind — our next lessons will address the hexagonal tiles and the triangular sections.' Point to the driving question written at the top of the board: 'How can we calculate the exact area of any polygon-shaped surface even when we cannot measure its height?' Ask: 'Are we closer to answering this? What percentage of the courtyard problem can we now solve?' Cold-call 2 learners for an estimate.</w:t>
             </w:r>
           </w:p>
         </w:tc>
@@ -15419,7 +15725,7 @@
                 <w:sz w:val="18"/>
                 <w:szCs w:val="18"/>
               </w:rPr>
-              <w:t xml:space="preserve">Structured Peer Assessment with Metacognitive Prompting — the checklist gives learners explicit criteria language ('correct formula stated', 'correct substitution') that they internalise as self-monitoring habits. The whole-group Q&amp;A then elevates individual procedural work to conceptual understanding of formula selection. Anchoring Q1 to the Kericho photograph re-connects the abstract exercise to the driving phenomenon.</w:t>
+              <w:t xml:space="preserve">Public Knowledge Tracking (DQB Protocol) — moving items between WONDERING and LEARNED creates a visible, shared record of intellectual progress. The 'percentage solved' question gamifies progress and motivates engagement with remaining lessons. Highlighting STILL WONDERING items creates productive anticipatory curiosity about the pentagon and hexagon formulas.</w:t>
             </w:r>
           </w:p>
         </w:tc>
@@ -15451,7 +15757,7 @@
                 <w:sz w:val="18"/>
                 <w:szCs w:val="18"/>
               </w:rPr>
-              <w:t xml:space="preserve">Observable indicators: (i) peer checklist is filled with specific feedback, not just ticks; (ii) during Q1, learner can articulate 'the height is not measurable outdoors' rather than just 'we use the sine formula'; (iii) during Q3, learner correctly states sin(110°) ≈ 0.940 and confirms area ≈ 24.44 m². Red flag: learner who still cannot state the decision rule after the debrief — teacher pairs with a peer mentor for the model-building phase.</w:t>
+              <w:t xml:space="preserve">Observable indicator: LEARNED sticky notes correctly name a specific formula (not just 'area') and link it to a specific courtyard problem (stage, kanga, garden). Red flag: learner writes a vague note ('we learned about shapes') — teacher prompts: 'Which formula? Which measurement problem in Kericho does it solve?'</w:t>
             </w:r>
           </w:p>
         </w:tc>
@@ -15460,32 +15766,32 @@
         <w:tc>
           <w:tcPr>
             <w:tcW w:type="dxa" w:w="1520"/>
-            <w:shd w:fill="FCE4D6" w:color="auto" w:val="clear"/>
-            <w:tcMar>
-              <w:top w:type="dxa" w:w="60"/>
-              <w:left w:type="dxa" w:w="120"/>
-              <w:bottom w:type="dxa" w:w="60"/>
-              <w:right w:type="dxa" w:w="120"/>
-            </w:tcMar>
-            <w:vAlign w:val="top"/>
-          </w:tcPr>
-          <w:p>
-            <w:pPr>
-              <w:spacing w:after="40" w:before="0"/>
-              <w:jc w:val="left"/>
-            </w:pPr>
-            <w:r>
-              <w:rPr>
-                <w:rFonts w:ascii="Arial" w:cs="Arial" w:eastAsia="Arial" w:hAnsi="Arial"/>
-                <w:b/>
-                <w:bCs/>
-                <w:i w:val="false"/>
-                <w:iCs w:val="false"/>
-                <w:color w:val="000000"/>
-                <w:sz w:val="18"/>
-                <w:szCs w:val="18"/>
-              </w:rPr>
-              <w:t xml:space="preserve">Driving Question Board (DQB) Creation</w:t>
+            <w:shd w:fill="D5E8F0" w:color="auto" w:val="clear"/>
+            <w:tcMar>
+              <w:top w:type="dxa" w:w="60"/>
+              <w:left w:type="dxa" w:w="120"/>
+              <w:bottom w:type="dxa" w:w="60"/>
+              <w:right w:type="dxa" w:w="120"/>
+            </w:tcMar>
+            <w:vAlign w:val="top"/>
+          </w:tcPr>
+          <w:p>
+            <w:pPr>
+              <w:spacing w:after="40" w:before="0"/>
+              <w:jc w:val="left"/>
+            </w:pPr>
+            <w:r>
+              <w:rPr>
+                <w:rFonts w:ascii="Arial" w:cs="Arial" w:eastAsia="Arial" w:hAnsi="Arial"/>
+                <w:b/>
+                <w:bCs/>
+                <w:i w:val="false"/>
+                <w:iCs w:val="false"/>
+                <w:color w:val="000000"/>
+                <w:sz w:val="18"/>
+                <w:szCs w:val="18"/>
+              </w:rPr>
+              <w:t xml:space="preserve">Model Building Phase</w:t>
             </w:r>
           </w:p>
           <w:p>
@@ -15508,7 +15814,7 @@
             <w:pPr>
               <w:spacing w:after="20" w:before="0"/>
             </w:pPr>
-            <w:hyperlink w:history="1" r:id="rIdveovgf0c65dn7k_nf1kbk">
+            <w:hyperlink w:history="1" r:id="rIdfgmx5bwzadnc4m9ahpht3">
               <w:r>
                 <w:rPr>
                   <w:rFonts w:ascii="Arial" w:cs="Arial" w:eastAsia="Arial" w:hAnsi="Arial"/>
@@ -15541,7 +15847,7 @@
               <w:spacing w:after="10" w:before="0"/>
               <w:ind w:left="120"/>
             </w:pPr>
-            <w:hyperlink w:history="1" r:id="rIdzlaj-ittir1yhq9yw5p7r">
+            <w:hyperlink w:history="1" r:id="rIdjj9lpsfejzswt7xkwokxb">
               <w:r>
                 <w:rPr>
                   <w:rFonts w:ascii="Arial" w:cs="Arial" w:eastAsia="Arial" w:hAnsi="Arial"/>
@@ -15586,7 +15892,7 @@
             <w:pPr>
               <w:spacing w:after="20" w:before="0"/>
             </w:pPr>
-            <w:hyperlink w:history="1" r:id="rIdgmfbe0rm-o_6yqyta-mnv">
+            <w:hyperlink w:history="1" r:id="rIdiqs0ilk8mc-zb9668aduj">
               <w:r>
                 <w:rPr>
                   <w:rFonts w:ascii="Arial" w:cs="Arial" w:eastAsia="Arial" w:hAnsi="Arial"/>
@@ -15619,313 +15925,7 @@
               <w:spacing w:after="10" w:before="0"/>
               <w:ind w:left="120"/>
             </w:pPr>
-            <w:hyperlink w:history="1" r:id="rIduh6b3rjwnu_lvpi1mgs71">
-              <w:r>
-                <w:rPr>
-                  <w:rFonts w:ascii="Arial" w:cs="Arial" w:eastAsia="Arial" w:hAnsi="Arial"/>
-                  <w:color w:val="595959"/>
-                  <w:sz w:val="14"/>
-                  <w:szCs w:val="14"/>
-                  <w:u w:val="single" w:color="595959"/>
-                </w:rPr>
-                <w:t xml:space="preserve">🔍 Search ARES for similar readings</w:t>
-              </w:r>
-            </w:hyperlink>
-          </w:p>
-        </w:tc>
-        <w:tc>
-          <w:tcPr>
-            <w:tcW w:type="dxa" w:w="3040"/>
-            <w:shd w:fill="FFFFFF" w:color="auto" w:val="clear"/>
-            <w:tcMar>
-              <w:top w:type="dxa" w:w="60"/>
-              <w:left w:type="dxa" w:w="120"/>
-              <w:bottom w:type="dxa" w:w="60"/>
-              <w:right w:type="dxa" w:w="120"/>
-            </w:tcMar>
-            <w:vAlign w:val="top"/>
-          </w:tcPr>
-          <w:p>
-            <w:pPr>
-              <w:spacing w:after="40" w:before="0"/>
-              <w:jc w:val="left"/>
-            </w:pPr>
-            <w:r>
-              <w:rPr>
-                <w:rFonts w:ascii="Arial" w:cs="Arial" w:eastAsia="Arial" w:hAnsi="Arial"/>
-                <w:b w:val="false"/>
-                <w:bCs w:val="false"/>
-                <w:i w:val="false"/>
-                <w:iCs w:val="false"/>
-                <w:color w:val="000000"/>
-                <w:sz w:val="18"/>
-                <w:szCs w:val="18"/>
-              </w:rPr>
-              <w:t xml:space="preserve">The class Driving Question Board is displayed (physical board or shared screen). Learners write on sticky notes (or type into the shared DQB document) responses to two prompts: PROMPT 1 — 'What new tool do we now have for the courtyard problem that we did NOT have in Lesson 1?' PROMPT 2 — 'What part of the courtyard puzzle is STILL unanswered?' Learners post their notes in two columns: LEARNED and STILL WONDERING. The teacher reads 3–4 notes aloud and annotates the board: moves the parallelogram/rhombus formulas from the WONDERING column (posted in Lesson 3) to the LEARNED column, and highlights remaining items (e.g. 'How do we find the area of the hexagonal border tiles?', 'What about the triangular sections with no right angle?') to preview Lesson 6.</w:t>
-            </w:r>
-          </w:p>
-        </w:tc>
-        <w:tc>
-          <w:tcPr>
-            <w:tcW w:type="dxa" w:w="3040"/>
-            <w:shd w:fill="F2F2F2" w:color="auto" w:val="clear"/>
-            <w:tcMar>
-              <w:top w:type="dxa" w:w="60"/>
-              <w:left w:type="dxa" w:w="120"/>
-              <w:bottom w:type="dxa" w:w="60"/>
-              <w:right w:type="dxa" w:w="120"/>
-            </w:tcMar>
-            <w:vAlign w:val="top"/>
-          </w:tcPr>
-          <w:p>
-            <w:pPr>
-              <w:spacing w:after="40" w:before="0"/>
-              <w:jc w:val="left"/>
-            </w:pPr>
-            <w:r>
-              <w:rPr>
-                <w:rFonts w:ascii="Arial" w:cs="Arial" w:eastAsia="Arial" w:hAnsi="Arial"/>
-                <w:b w:val="false"/>
-                <w:bCs w:val="false"/>
-                <w:i w:val="false"/>
-                <w:iCs w:val="false"/>
-                <w:color w:val="000000"/>
-                <w:sz w:val="18"/>
-                <w:szCs w:val="18"/>
-              </w:rPr>
-              <w:t xml:space="preserve">Hand out sticky notes (or open shared document). Say: 'You have 3 minutes — respond to both prompts. Be specific: name the formula and name the problem it solves in Kericho.' After posting, read 3 LEARNED notes aloud; for each, ask: 'Does the class agree this belongs in LEARNED?' Quick thumbs up/down. Then read 2 STILL WONDERING notes; say: 'Keep these in mind — our next lessons will address the hexagonal tiles and the triangular sections.' Point to the driving question written at the top of the board: 'How can we calculate the exact area of any polygon-shaped surface even when we cannot measure its height?' Ask: 'Are we closer to answering this? What percentage of the courtyard problem can we now solve?' Cold-call 2 learners for an estimate.</w:t>
-            </w:r>
-          </w:p>
-        </w:tc>
-        <w:tc>
-          <w:tcPr>
-            <w:tcW w:type="dxa" w:w="3040"/>
-            <w:shd w:fill="FFFFFF" w:color="auto" w:val="clear"/>
-            <w:tcMar>
-              <w:top w:type="dxa" w:w="60"/>
-              <w:left w:type="dxa" w:w="120"/>
-              <w:bottom w:type="dxa" w:w="60"/>
-              <w:right w:type="dxa" w:w="120"/>
-            </w:tcMar>
-            <w:vAlign w:val="top"/>
-          </w:tcPr>
-          <w:p>
-            <w:pPr>
-              <w:spacing w:after="40" w:before="0"/>
-              <w:jc w:val="left"/>
-            </w:pPr>
-            <w:r>
-              <w:rPr>
-                <w:rFonts w:ascii="Arial" w:cs="Arial" w:eastAsia="Arial" w:hAnsi="Arial"/>
-                <w:b w:val="false"/>
-                <w:bCs w:val="false"/>
-                <w:i w:val="false"/>
-                <w:iCs w:val="false"/>
-                <w:color w:val="000000"/>
-                <w:sz w:val="18"/>
-                <w:szCs w:val="18"/>
-              </w:rPr>
-              <w:t xml:space="preserve">Public Knowledge Tracking (DQB Protocol) — moving items between WONDERING and LEARNED creates a visible, shared record of intellectual progress. The 'percentage solved' question gamifies progress and motivates engagement with remaining lessons. Highlighting STILL WONDERING items creates productive anticipatory curiosity about the pentagon and hexagon formulas.</w:t>
-            </w:r>
-          </w:p>
-        </w:tc>
-        <w:tc>
-          <w:tcPr>
-            <w:tcW w:type="dxa" w:w="3040"/>
-            <w:shd w:fill="F2F2F2" w:color="auto" w:val="clear"/>
-            <w:tcMar>
-              <w:top w:type="dxa" w:w="60"/>
-              <w:left w:type="dxa" w:w="120"/>
-              <w:bottom w:type="dxa" w:w="60"/>
-              <w:right w:type="dxa" w:w="120"/>
-            </w:tcMar>
-            <w:vAlign w:val="top"/>
-          </w:tcPr>
-          <w:p>
-            <w:pPr>
-              <w:spacing w:after="40" w:before="0"/>
-              <w:jc w:val="left"/>
-            </w:pPr>
-            <w:r>
-              <w:rPr>
-                <w:rFonts w:ascii="Arial" w:cs="Arial" w:eastAsia="Arial" w:hAnsi="Arial"/>
-                <w:b w:val="false"/>
-                <w:bCs w:val="false"/>
-                <w:i w:val="false"/>
-                <w:iCs w:val="false"/>
-                <w:color w:val="000000"/>
-                <w:sz w:val="18"/>
-                <w:szCs w:val="18"/>
-              </w:rPr>
-              <w:t xml:space="preserve">Observable indicator: LEARNED sticky notes correctly name a specific formula (not just 'area') and link it to a specific courtyard problem (stage, kanga, garden). Red flag: learner writes a vague note ('we learned about shapes') — teacher prompts: 'Which formula? Which measurement problem in Kericho does it solve?'</w:t>
-            </w:r>
-          </w:p>
-        </w:tc>
-      </w:tr>
-      <w:tr>
-        <w:tc>
-          <w:tcPr>
-            <w:tcW w:type="dxa" w:w="1520"/>
-            <w:shd w:fill="D5E8F0" w:color="auto" w:val="clear"/>
-            <w:tcMar>
-              <w:top w:type="dxa" w:w="60"/>
-              <w:left w:type="dxa" w:w="120"/>
-              <w:bottom w:type="dxa" w:w="60"/>
-              <w:right w:type="dxa" w:w="120"/>
-            </w:tcMar>
-            <w:vAlign w:val="top"/>
-          </w:tcPr>
-          <w:p>
-            <w:pPr>
-              <w:spacing w:after="40" w:before="0"/>
-              <w:jc w:val="left"/>
-            </w:pPr>
-            <w:r>
-              <w:rPr>
-                <w:rFonts w:ascii="Arial" w:cs="Arial" w:eastAsia="Arial" w:hAnsi="Arial"/>
-                <w:b/>
-                <w:bCs/>
-                <w:i w:val="false"/>
-                <w:iCs w:val="false"/>
-                <w:color w:val="000000"/>
-                <w:sz w:val="18"/>
-                <w:szCs w:val="18"/>
-              </w:rPr>
-              <w:t xml:space="preserve">Model Building Phase</w:t>
-            </w:r>
-          </w:p>
-          <w:p>
-            <w:pPr>
-              <w:spacing w:after="20" w:before="0"/>
-            </w:pPr>
-            <w:r>
-              <w:rPr>
-                <w:rFonts w:ascii="Arial" w:cs="Arial" w:eastAsia="Arial" w:hAnsi="Arial"/>
-                <w:b/>
-                <w:bCs/>
-                <w:color w:val="1F3864"/>
-                <w:sz w:val="16"/>
-                <w:szCs w:val="16"/>
-              </w:rPr>
-              <w:t xml:space="preserve">📹 VIDEO:</w:t>
-            </w:r>
-          </w:p>
-          <w:p>
-            <w:pPr>
-              <w:spacing w:after="20" w:before="0"/>
-            </w:pPr>
-            <w:hyperlink w:history="1" r:id="rId1bu3a8hqv2pbxydndsjb7">
-              <w:r>
-                <w:rPr>
-                  <w:rFonts w:ascii="Arial" w:cs="Arial" w:eastAsia="Arial" w:hAnsi="Arial"/>
-                  <w:color w:val="2E75B6"/>
-                  <w:sz w:val="16"/>
-                  <w:szCs w:val="16"/>
-                  <w:u w:val="single" w:color="2E75B6"/>
-                </w:rPr>
-                <w:t xml:space="preserve">Proof: Rhombus area</w:t>
-              </w:r>
-            </w:hyperlink>
-          </w:p>
-          <w:p>
-            <w:pPr>
-              <w:spacing w:after="10" w:before="0"/>
-              <w:ind w:left="120"/>
-            </w:pPr>
-            <w:r>
-              <w:rPr>
-                <w:rFonts w:ascii="Arial" w:cs="Arial" w:eastAsia="Arial" w:hAnsi="Arial"/>
-                <w:color w:val="595959"/>
-                <w:sz w:val="14"/>
-                <w:szCs w:val="14"/>
-              </w:rPr>
-              <w:t xml:space="preserve">Source: Khan Academy (English - US curriculum)</w:t>
-            </w:r>
-          </w:p>
-          <w:p>
-            <w:pPr>
-              <w:spacing w:after="10" w:before="0"/>
-              <w:ind w:left="120"/>
-            </w:pPr>
-            <w:hyperlink w:history="1" r:id="rIdwvnrhg7oo9o11wq0l55wz">
-              <w:r>
-                <w:rPr>
-                  <w:rFonts w:ascii="Arial" w:cs="Arial" w:eastAsia="Arial" w:hAnsi="Arial"/>
-                  <w:color w:val="595959"/>
-                  <w:sz w:val="14"/>
-                  <w:szCs w:val="14"/>
-                  <w:u w:val="single" w:color="595959"/>
-                </w:rPr>
-                <w:t xml:space="preserve">🔍 Search ARES for similar videos</w:t>
-              </w:r>
-            </w:hyperlink>
-          </w:p>
-          <w:p>
-            <w:pPr>
-              <w:spacing w:after="40" w:before="0"/>
-            </w:pPr>
-            <w:r>
-              <w:rPr>
-                <w:sz w:val="14"/>
-                <w:szCs w:val="14"/>
-              </w:rPr>
-              <w:t xml:space="preserve"/>
-            </w:r>
-          </w:p>
-          <w:p>
-            <w:pPr>
-              <w:spacing w:after="20" w:before="0"/>
-            </w:pPr>
-            <w:r>
-              <w:rPr>
-                <w:rFonts w:ascii="Arial" w:cs="Arial" w:eastAsia="Arial" w:hAnsi="Arial"/>
-                <w:b/>
-                <w:bCs/>
-                <w:color w:val="1F3864"/>
-                <w:sz w:val="16"/>
-                <w:szCs w:val="16"/>
-              </w:rPr>
-              <w:t xml:space="preserve">📖 HTML:</w:t>
-            </w:r>
-          </w:p>
-          <w:p>
-            <w:pPr>
-              <w:spacing w:after="20" w:before="0"/>
-            </w:pPr>
-            <w:hyperlink w:history="1" r:id="rIdoe3yqwlw6iqbuvmbmwoug">
-              <w:r>
-                <w:rPr>
-                  <w:rFonts w:ascii="Arial" w:cs="Arial" w:eastAsia="Arial" w:hAnsi="Arial"/>
-                  <w:color w:val="2E75B6"/>
-                  <w:sz w:val="16"/>
-                  <w:szCs w:val="16"/>
-                  <w:u w:val="single" w:color="2E75B6"/>
-                </w:rPr>
-                <w:t xml:space="preserve">Area of a Parallelogram: Rhombus (PLIX)</w:t>
-              </w:r>
-            </w:hyperlink>
-          </w:p>
-          <w:p>
-            <w:pPr>
-              <w:spacing w:after="10" w:before="0"/>
-              <w:ind w:left="120"/>
-            </w:pPr>
-            <w:r>
-              <w:rPr>
-                <w:rFonts w:ascii="Arial" w:cs="Arial" w:eastAsia="Arial" w:hAnsi="Arial"/>
-                <w:color w:val="595959"/>
-                <w:sz w:val="14"/>
-                <w:szCs w:val="14"/>
-              </w:rPr>
-              <w:t xml:space="preserve">Source: CK-12</w:t>
-            </w:r>
-          </w:p>
-          <w:p>
-            <w:pPr>
-              <w:spacing w:after="10" w:before="0"/>
-              <w:ind w:left="120"/>
-            </w:pPr>
-            <w:hyperlink w:history="1" r:id="rIdc938bholmdcryshzfalek">
+            <w:hyperlink w:history="1" r:id="rId0--oqy2kc594oybanrccq">
               <w:r>
                 <w:rPr>
                   <w:rFonts w:ascii="Arial" w:cs="Arial" w:eastAsia="Arial" w:hAnsi="Arial"/>
@@ -17412,7 +17412,313 @@
             <w:pPr>
               <w:spacing w:after="20" w:before="0"/>
             </w:pPr>
-            <w:hyperlink w:history="1" r:id="rIdpqwzwb9eu-3tc-mw4jamv">
+            <w:hyperlink w:history="1" r:id="rIdmckn8lkaqr5yu_hyqhs1m">
+              <w:r>
+                <w:rPr>
+                  <w:rFonts w:ascii="Arial" w:cs="Arial" w:eastAsia="Arial" w:hAnsi="Arial"/>
+                  <w:color w:val="2E75B6"/>
+                  <w:sz w:val="16"/>
+                  <w:szCs w:val="16"/>
+                  <w:u w:val="single" w:color="2E75B6"/>
+                </w:rPr>
+                <w:t xml:space="preserve">Area of Regular Polygons Principles</w:t>
+              </w:r>
+            </w:hyperlink>
+          </w:p>
+          <w:p>
+            <w:pPr>
+              <w:spacing w:after="10" w:before="0"/>
+              <w:ind w:left="120"/>
+            </w:pPr>
+            <w:r>
+              <w:rPr>
+                <w:rFonts w:ascii="Arial" w:cs="Arial" w:eastAsia="Arial" w:hAnsi="Arial"/>
+                <w:color w:val="595959"/>
+                <w:sz w:val="14"/>
+                <w:szCs w:val="14"/>
+              </w:rPr>
+              <w:t xml:space="preserve">Source: CK-12</w:t>
+            </w:r>
+          </w:p>
+          <w:p>
+            <w:pPr>
+              <w:spacing w:after="10" w:before="0"/>
+              <w:ind w:left="120"/>
+            </w:pPr>
+            <w:hyperlink w:history="1" r:id="rIddicxbdigcwng6jhgrgrgk">
+              <w:r>
+                <w:rPr>
+                  <w:rFonts w:ascii="Arial" w:cs="Arial" w:eastAsia="Arial" w:hAnsi="Arial"/>
+                  <w:color w:val="595959"/>
+                  <w:sz w:val="14"/>
+                  <w:szCs w:val="14"/>
+                  <w:u w:val="single" w:color="595959"/>
+                </w:rPr>
+                <w:t xml:space="preserve">🔍 Search ARES for similar videos</w:t>
+              </w:r>
+            </w:hyperlink>
+          </w:p>
+          <w:p>
+            <w:pPr>
+              <w:spacing w:after="40" w:before="0"/>
+            </w:pPr>
+            <w:r>
+              <w:rPr>
+                <w:sz w:val="14"/>
+                <w:szCs w:val="14"/>
+              </w:rPr>
+              <w:t xml:space="preserve"/>
+            </w:r>
+          </w:p>
+          <w:p>
+            <w:pPr>
+              <w:spacing w:after="20" w:before="0"/>
+            </w:pPr>
+            <w:r>
+              <w:rPr>
+                <w:rFonts w:ascii="Arial" w:cs="Arial" w:eastAsia="Arial" w:hAnsi="Arial"/>
+                <w:b/>
+                <w:bCs/>
+                <w:color w:val="1F3864"/>
+                <w:sz w:val="16"/>
+                <w:szCs w:val="16"/>
+              </w:rPr>
+              <w:t xml:space="preserve">📖 HTML:</w:t>
+            </w:r>
+          </w:p>
+          <w:p>
+            <w:pPr>
+              <w:spacing w:after="20" w:before="0"/>
+            </w:pPr>
+            <w:hyperlink w:history="1" r:id="rIdihltiuvw1wp1pgda2a3o7">
+              <w:r>
+                <w:rPr>
+                  <w:rFonts w:ascii="Arial" w:cs="Arial" w:eastAsia="Arial" w:hAnsi="Arial"/>
+                  <w:color w:val="2E75B6"/>
+                  <w:sz w:val="16"/>
+                  <w:szCs w:val="16"/>
+                  <w:u w:val="single" w:color="2E75B6"/>
+                </w:rPr>
+                <w:t xml:space="preserve">Area of Regular Polygons (Flexbook)</w:t>
+              </w:r>
+            </w:hyperlink>
+          </w:p>
+          <w:p>
+            <w:pPr>
+              <w:spacing w:after="10" w:before="0"/>
+              <w:ind w:left="120"/>
+            </w:pPr>
+            <w:r>
+              <w:rPr>
+                <w:rFonts w:ascii="Arial" w:cs="Arial" w:eastAsia="Arial" w:hAnsi="Arial"/>
+                <w:color w:val="595959"/>
+                <w:sz w:val="14"/>
+                <w:szCs w:val="14"/>
+              </w:rPr>
+              <w:t xml:space="preserve">Source: CK-12</w:t>
+            </w:r>
+          </w:p>
+          <w:p>
+            <w:pPr>
+              <w:spacing w:after="10" w:before="0"/>
+              <w:ind w:left="120"/>
+            </w:pPr>
+            <w:hyperlink w:history="1" r:id="rId6g90wp7gi4xxtufmh2izy">
+              <w:r>
+                <w:rPr>
+                  <w:rFonts w:ascii="Arial" w:cs="Arial" w:eastAsia="Arial" w:hAnsi="Arial"/>
+                  <w:color w:val="595959"/>
+                  <w:sz w:val="14"/>
+                  <w:szCs w:val="14"/>
+                  <w:u w:val="single" w:color="595959"/>
+                </w:rPr>
+                <w:t xml:space="preserve">🔍 Search ARES for similar readings</w:t>
+              </w:r>
+            </w:hyperlink>
+          </w:p>
+        </w:tc>
+        <w:tc>
+          <w:tcPr>
+            <w:tcW w:type="dxa" w:w="3040"/>
+            <w:shd w:fill="FFFFFF" w:color="auto" w:val="clear"/>
+            <w:tcMar>
+              <w:top w:type="dxa" w:w="60"/>
+              <w:left w:type="dxa" w:w="120"/>
+              <w:bottom w:type="dxa" w:w="60"/>
+              <w:right w:type="dxa" w:w="120"/>
+            </w:tcMar>
+            <w:vAlign w:val="top"/>
+          </w:tcPr>
+          <w:p>
+            <w:pPr>
+              <w:spacing w:after="40" w:before="0"/>
+              <w:jc w:val="left"/>
+            </w:pPr>
+            <w:r>
+              <w:rPr>
+                <w:rFonts w:ascii="Arial" w:cs="Arial" w:eastAsia="Arial" w:hAnsi="Arial"/>
+                <w:b w:val="false"/>
+                <w:bCs w:val="false"/>
+                <w:i w:val="false"/>
+                <w:iCs w:val="false"/>
+                <w:color w:val="000000"/>
+                <w:sz w:val="18"/>
+                <w:szCs w:val="18"/>
+              </w:rPr>
+              <w:t xml:space="preserve">Learners are shown a projected photograph of a pentagonal njugu (groundnut) tray used by a market vendor at Kericho town market. The tray is labelled with one measurement: each side is 18 cm long. Learners are told: 'The Kericho courtyard contractor wants to replicate this pentagon shape as a decorative tile inset in the floor. He needs to know the exact area of one tile so he can order the right amount of coloured cement paste.' Working individually and silently for 4 minutes, learners write on their mini-whiteboards: (a) their estimate of the area in cm²; (b) one method they think could work; (c) one reason why the method might fail. Pairs then share their predictions for 3 minutes. The class reconvenes and 4–5 predictions are shared aloud. Teacher records all predicted areas and methods on the DQB in a column headed 'Our Predictions — L6'.</w:t>
+            </w:r>
+          </w:p>
+        </w:tc>
+        <w:tc>
+          <w:tcPr>
+            <w:tcW w:type="dxa" w:w="3040"/>
+            <w:shd w:fill="F2F2F2" w:color="auto" w:val="clear"/>
+            <w:tcMar>
+              <w:top w:type="dxa" w:w="60"/>
+              <w:left w:type="dxa" w:w="120"/>
+              <w:bottom w:type="dxa" w:w="60"/>
+              <w:right w:type="dxa" w:w="120"/>
+            </w:tcMar>
+            <w:vAlign w:val="top"/>
+          </w:tcPr>
+          <w:p>
+            <w:pPr>
+              <w:spacing w:after="40" w:before="0"/>
+              <w:jc w:val="left"/>
+            </w:pPr>
+            <w:r>
+              <w:rPr>
+                <w:rFonts w:ascii="Arial" w:cs="Arial" w:eastAsia="Arial" w:hAnsi="Arial"/>
+                <w:b w:val="false"/>
+                <w:bCs w:val="false"/>
+                <w:i w:val="false"/>
+                <w:iCs w:val="false"/>
+                <w:color w:val="000000"/>
+                <w:sz w:val="18"/>
+                <w:szCs w:val="18"/>
+              </w:rPr>
+              <w:t xml:space="preserve">Display the photograph clearly. Say: 'Look carefully at this njugu tray from Kericho market. Each side measures exactly 18 cm. The contractor needs its area. You have 4 minutes — write your estimate and your method on your whiteboard. Work alone and in silence.' Set a visible 4-minute timer. After 4 minutes say: 'Turn and share with your neighbour. You have 90 seconds.' After sharing, cold-call exactly 5 learners (choose a mix of confident and hesitant learners by name): 'Amina, what area did you estimate and why?' Apply 12-second wait time after each cold-call before accepting the answer or probing further. Record all five estimates verbatim on the board under 'Our Predictions.' Ask the class: 'Hands up — who thinks the base-times-height method will work here? Why might it fail?' Pause 10 seconds. Accept 2–3 responses. Say: 'Keep your whiteboards — we will come back to these predictions at the end of the lesson.'</w:t>
+            </w:r>
+          </w:p>
+        </w:tc>
+        <w:tc>
+          <w:tcPr>
+            <w:tcW w:type="dxa" w:w="3040"/>
+            <w:shd w:fill="FFFFFF" w:color="auto" w:val="clear"/>
+            <w:tcMar>
+              <w:top w:type="dxa" w:w="60"/>
+              <w:left w:type="dxa" w:w="120"/>
+              <w:bottom w:type="dxa" w:w="60"/>
+              <w:right w:type="dxa" w:w="120"/>
+            </w:tcMar>
+            <w:vAlign w:val="top"/>
+          </w:tcPr>
+          <w:p>
+            <w:pPr>
+              <w:spacing w:after="40" w:before="0"/>
+              <w:jc w:val="left"/>
+            </w:pPr>
+            <w:r>
+              <w:rPr>
+                <w:rFonts w:ascii="Arial" w:cs="Arial" w:eastAsia="Arial" w:hAnsi="Arial"/>
+                <w:b w:val="false"/>
+                <w:bCs w:val="false"/>
+                <w:i w:val="false"/>
+                <w:iCs w:val="false"/>
+                <w:color w:val="000000"/>
+                <w:sz w:val="18"/>
+                <w:szCs w:val="18"/>
+              </w:rPr>
+              <w:t xml:space="preserve">Prediction Anchoring — by committing to an estimate before instruction, learners activate prior knowledge about area and expose their own misconceptions (e.g., trying to apply base × height directly). Recording predictions publicly on the DQB creates accountability and a visible benchmark against which the derived formula will be measured at the end of the lesson. This strategy is drawn from the NGSS Science and Engineering Practice of 'Asking Questions and Defining Problems.'</w:t>
+            </w:r>
+          </w:p>
+        </w:tc>
+        <w:tc>
+          <w:tcPr>
+            <w:tcW w:type="dxa" w:w="3040"/>
+            <w:shd w:fill="F2F2F2" w:color="auto" w:val="clear"/>
+            <w:tcMar>
+              <w:top w:type="dxa" w:w="60"/>
+              <w:left w:type="dxa" w:w="120"/>
+              <w:bottom w:type="dxa" w:w="60"/>
+              <w:right w:type="dxa" w:w="120"/>
+            </w:tcMar>
+            <w:vAlign w:val="top"/>
+          </w:tcPr>
+          <w:p>
+            <w:pPr>
+              <w:spacing w:after="40" w:before="0"/>
+              <w:jc w:val="left"/>
+            </w:pPr>
+            <w:r>
+              <w:rPr>
+                <w:rFonts w:ascii="Arial" w:cs="Arial" w:eastAsia="Arial" w:hAnsi="Arial"/>
+                <w:b w:val="false"/>
+                <w:bCs w:val="false"/>
+                <w:i w:val="false"/>
+                <w:iCs w:val="false"/>
+                <w:color w:val="000000"/>
+                <w:sz w:val="18"/>
+                <w:szCs w:val="18"/>
+              </w:rPr>
+              <w:t xml:space="preserve">Observable indicator: every learner has written a numerical estimate and a named method on their whiteboard within 4 minutes. Teacher scans whiteboards during the pair-share and notes: (i) learners who write 'base × height ÷ 2' — these need scaffolding on why height is inaccessible; (ii) learners who attempt to measure the height from the photograph — affirm the instinct but surface the limitation; (iii) learners who leave the method blank — these are priority cold-call targets in Phase 2.</w:t>
+            </w:r>
+          </w:p>
+        </w:tc>
+      </w:tr>
+      <w:tr>
+        <w:tc>
+          <w:tcPr>
+            <w:tcW w:type="dxa" w:w="1520"/>
+            <w:shd w:fill="D9EEF1" w:color="auto" w:val="clear"/>
+            <w:tcMar>
+              <w:top w:type="dxa" w:w="60"/>
+              <w:left w:type="dxa" w:w="120"/>
+              <w:bottom w:type="dxa" w:w="60"/>
+              <w:right w:type="dxa" w:w="120"/>
+            </w:tcMar>
+            <w:vAlign w:val="top"/>
+          </w:tcPr>
+          <w:p>
+            <w:pPr>
+              <w:spacing w:after="40" w:before="0"/>
+              <w:jc w:val="left"/>
+            </w:pPr>
+            <w:r>
+              <w:rPr>
+                <w:rFonts w:ascii="Arial" w:cs="Arial" w:eastAsia="Arial" w:hAnsi="Arial"/>
+                <w:b/>
+                <w:bCs/>
+                <w:i w:val="false"/>
+                <w:iCs w:val="false"/>
+                <w:color w:val="000000"/>
+                <w:sz w:val="18"/>
+                <w:szCs w:val="18"/>
+              </w:rPr>
+              <w:t xml:space="preserve">Observe Phase</w:t>
+            </w:r>
+          </w:p>
+          <w:p>
+            <w:pPr>
+              <w:spacing w:after="20" w:before="0"/>
+            </w:pPr>
+            <w:r>
+              <w:rPr>
+                <w:rFonts w:ascii="Arial" w:cs="Arial" w:eastAsia="Arial" w:hAnsi="Arial"/>
+                <w:b/>
+                <w:bCs/>
+                <w:color w:val="1F3864"/>
+                <w:sz w:val="16"/>
+                <w:szCs w:val="16"/>
+              </w:rPr>
+              <w:t xml:space="preserve">📹 VIDEO:</w:t>
+            </w:r>
+          </w:p>
+          <w:p>
+            <w:pPr>
+              <w:spacing w:after="20" w:before="0"/>
+            </w:pPr>
+            <w:hyperlink w:history="1" r:id="rIdvyc_creimbu4a8xtphvwp">
               <w:r>
                 <w:rPr>
                   <w:rFonts w:ascii="Arial" w:cs="Arial" w:eastAsia="Arial" w:hAnsi="Arial"/>
@@ -17445,7 +17751,7 @@
               <w:spacing w:after="10" w:before="0"/>
               <w:ind w:left="120"/>
             </w:pPr>
-            <w:hyperlink w:history="1" r:id="rIdsexqxaqad_nj0zgievejk">
+            <w:hyperlink w:history="1" r:id="rIdh11fcahvadolvoalobdsd">
               <w:r>
                 <w:rPr>
                   <w:rFonts w:ascii="Arial" w:cs="Arial" w:eastAsia="Arial" w:hAnsi="Arial"/>
@@ -17490,7 +17796,7 @@
             <w:pPr>
               <w:spacing w:after="20" w:before="0"/>
             </w:pPr>
-            <w:hyperlink w:history="1" r:id="rIdwl9xir16mmtfxyveuaaf7">
+            <w:hyperlink w:history="1" r:id="rId3bcllss-t_aze-txww1mr">
               <w:r>
                 <w:rPr>
                   <w:rFonts w:ascii="Arial" w:cs="Arial" w:eastAsia="Arial" w:hAnsi="Arial"/>
@@ -17523,7 +17829,7 @@
               <w:spacing w:after="10" w:before="0"/>
               <w:ind w:left="120"/>
             </w:pPr>
-            <w:hyperlink w:history="1" r:id="rIdja03z0kxcxb-hq6ilbnjk">
+            <w:hyperlink w:history="1" r:id="rIdwve6pm2zsspmffplh6hhx">
               <w:r>
                 <w:rPr>
                   <w:rFonts w:ascii="Arial" w:cs="Arial" w:eastAsia="Arial" w:hAnsi="Arial"/>
@@ -17565,7 +17871,7 @@
                 <w:sz w:val="18"/>
                 <w:szCs w:val="18"/>
               </w:rPr>
-              <w:t xml:space="preserve">Learners are shown a projected photograph of a pentagonal njugu (groundnut) tray used by a market vendor at Kericho town market. The tray is labelled with one measurement: each side is 18 cm long. Learners are told: 'The Kericho courtyard contractor wants to replicate this pentagon shape as a decorative tile inset in the floor. He needs to know the exact area of one tile so he can order the right amount of coloured cement paste.' Working individually and silently for 4 minutes, learners write on their mini-whiteboards: (a) their estimate of the area in cm²; (b) one method they think could work; (c) one reason why the method might fail. Pairs then share their predictions for 3 minutes. The class reconvenes and 4–5 predictions are shared aloud. Teacher records all predicted areas and methods on the DQB in a column headed 'Our Predictions — L6'.</w:t>
+              <w:t xml:space="preserve">Each learner receives a Resource Sheet containing: (A) a pre-drawn regular pentagon with side length labelled s = 18 cm, printed on 1 cm² grid paper; (B) a blank table for recording observations; (C) a printed photograph of the Kericho courtyard scale drawing showing the pentagonal inlay region. TASK 1 (5 min, individual): Count grid squares inside the pentagon to estimate its area. Record in the table. TASK 2 (7 min, pairs): Using a protractor, measure all five interior angles of the printed pentagon and record them. Calculate the angle sum. Divide by 5 to find each interior angle. Record in the table. TASK 3 (5 min, whole class discussion): Teacher projects a large regular pentagon and draws all 5 diagonals from the centre to each vertex, dividing it into 5 triangles. Learners observe the triangles and answer: 'What type of triangles are these? What is the apex angle of each triangle?' TASK 4 (3 min, individual): Learners record answers on their resource sheet and annotate the projected diagram.</w:t>
             </w:r>
           </w:p>
         </w:tc>
@@ -17597,7 +17903,7 @@
                 <w:sz w:val="18"/>
                 <w:szCs w:val="18"/>
               </w:rPr>
-              <w:t xml:space="preserve">Display the photograph clearly. Say: 'Look carefully at this njugu tray from Kericho market. Each side measures exactly 18 cm. The contractor needs its area. You have 4 minutes — write your estimate and your method on your whiteboard. Work alone and in silence.' Set a visible 4-minute timer. After 4 minutes say: 'Turn and share with your neighbour. You have 90 seconds.' After sharing, cold-call exactly 5 learners (choose a mix of confident and hesitant learners by name): 'Amina, what area did you estimate and why?' Apply 12-second wait time after each cold-call before accepting the answer or probing further. Record all five estimates verbatim on the board under 'Our Predictions.' Ask the class: 'Hands up — who thinks the base-times-height method will work here? Why might it fail?' Pause 10 seconds. Accept 2–3 responses. Say: 'Keep your whiteboards — we will come back to these predictions at the end of the lesson.'</w:t>
+              <w:t xml:space="preserve">Distribute Resource Sheets. Say: 'Task 1 — count squares and estimate area. You have 5 minutes, individual, in silence.' After 5 minutes: 'Task 2 — measure every interior angle with your protractor. Work in pairs. 7 minutes.' Circulate; kneel beside any pair that is measuring incorrectly and say: 'Place the centre of your protractor exactly at the vertex — can you show me where that is?' After Task 2, cold-call 3 pairs for their angle sum: 'Ochieng and Fatuma — what did you get for the sum?' Apply 12-second wait time. Affirm or correct: 'The sum must be 540°. If yours differs, what might have caused the error?' Project the pentagon divided into 5 triangles. Ask: 'What do you notice about the five triangles?' Wait 10 seconds. Cold-call 4 learners. Guide towards: 'They are congruent and isosceles.' Ask: 'What is the apex angle of each triangle? How do you know?' Wait 12 seconds. Cold-call 3 learners. Establish: 'Apex angle = 360° ÷ 5 = 72°.' Ask: 'So what are the two base angles of each isosceles triangle?' Wait 10 seconds. Establish: base angle = (180° − 72°) ÷ 2 = 54°.</w:t>
             </w:r>
           </w:p>
         </w:tc>
@@ -17629,7 +17935,7 @@
                 <w:sz w:val="18"/>
                 <w:szCs w:val="18"/>
               </w:rPr>
-              <w:t xml:space="preserve">Prediction Anchoring — by committing to an estimate before instruction, learners activate prior knowledge about area and expose their own misconceptions (e.g., trying to apply base × height directly). Recording predictions publicly on the DQB creates accountability and a visible benchmark against which the derived formula will be measured at the end of the lesson. This strategy is drawn from the NGSS Science and Engineering Practice of 'Asking Questions and Defining Problems.'</w:t>
+              <w:t xml:space="preserve">Evidence-to-Pattern Reasoning (NGSS Practice 4: Analysing and Interpreting Data) — learners gather two independent pieces of evidence (grid-square count and direct angle measurement) before any formula is presented. The grid count gives an approximate numerical benchmark; the angle measurement reveals the 540° structure that will anchor the algebraic derivation. Connecting both to the Kericho courtyard photograph grounds the observation in the anchoring phenomenon rather than treating it as abstract geometry.</w:t>
             </w:r>
           </w:p>
         </w:tc>
@@ -17661,7 +17967,7 @@
                 <w:sz w:val="18"/>
                 <w:szCs w:val="18"/>
               </w:rPr>
-              <w:t xml:space="preserve">Observable indicator: every learner has written a numerical estimate and a named method on their whiteboard within 4 minutes. Teacher scans whiteboards during the pair-share and notes: (i) learners who write 'base × height ÷ 2' — these need scaffolding on why height is inaccessible; (ii) learners who attempt to measure the height from the photograph — affirm the instinct but surface the limitation; (iii) learners who leave the method blank — these are priority cold-call targets in Phase 2.</w:t>
+              <w:t xml:space="preserve">Observable indicators: (i) each learner's resource sheet shows a grid-square count between 220 cm² and 240 cm² for s = 18 cm (the exact value is ≈ 222.5 cm²; estimates within ±15% are acceptable at this stage); (ii) each pair records an interior angle sum of 540° ± 5° measurement error; (iii) all learners correctly identify apex angle = 72° and base angle = 54° in the cold-call. If more than 3 learners cannot state the apex angle, pause and re-teach: 'We have 5 equal triangles sharing a central point — what is the full angle at the centre?'</w:t>
             </w:r>
           </w:p>
         </w:tc>
@@ -17670,32 +17976,32 @@
         <w:tc>
           <w:tcPr>
             <w:tcW w:type="dxa" w:w="1520"/>
-            <w:shd w:fill="D9EEF1" w:color="auto" w:val="clear"/>
-            <w:tcMar>
-              <w:top w:type="dxa" w:w="60"/>
-              <w:left w:type="dxa" w:w="120"/>
-              <w:bottom w:type="dxa" w:w="60"/>
-              <w:right w:type="dxa" w:w="120"/>
-            </w:tcMar>
-            <w:vAlign w:val="top"/>
-          </w:tcPr>
-          <w:p>
-            <w:pPr>
-              <w:spacing w:after="40" w:before="0"/>
-              <w:jc w:val="left"/>
-            </w:pPr>
-            <w:r>
-              <w:rPr>
-                <w:rFonts w:ascii="Arial" w:cs="Arial" w:eastAsia="Arial" w:hAnsi="Arial"/>
-                <w:b/>
-                <w:bCs/>
-                <w:i w:val="false"/>
-                <w:iCs w:val="false"/>
-                <w:color w:val="000000"/>
-                <w:sz w:val="18"/>
-                <w:szCs w:val="18"/>
-              </w:rPr>
-              <w:t xml:space="preserve">Observe Phase</w:t>
+            <w:shd w:fill="E2EFDA" w:color="auto" w:val="clear"/>
+            <w:tcMar>
+              <w:top w:type="dxa" w:w="60"/>
+              <w:left w:type="dxa" w:w="120"/>
+              <w:bottom w:type="dxa" w:w="60"/>
+              <w:right w:type="dxa" w:w="120"/>
+            </w:tcMar>
+            <w:vAlign w:val="top"/>
+          </w:tcPr>
+          <w:p>
+            <w:pPr>
+              <w:spacing w:after="40" w:before="0"/>
+              <w:jc w:val="left"/>
+            </w:pPr>
+            <w:r>
+              <w:rPr>
+                <w:rFonts w:ascii="Arial" w:cs="Arial" w:eastAsia="Arial" w:hAnsi="Arial"/>
+                <w:b/>
+                <w:bCs/>
+                <w:i w:val="false"/>
+                <w:iCs w:val="false"/>
+                <w:color w:val="000000"/>
+                <w:sz w:val="18"/>
+                <w:szCs w:val="18"/>
+              </w:rPr>
+              <w:t xml:space="preserve">Explain Phase</w:t>
             </w:r>
           </w:p>
           <w:p>
@@ -17718,7 +18024,619 @@
             <w:pPr>
               <w:spacing w:after="20" w:before="0"/>
             </w:pPr>
-            <w:hyperlink w:history="1" r:id="rIds1tl5ikul-xvrw-9etlgd">
+            <w:hyperlink w:history="1" r:id="rIdyrgnc5swx_l1hyf2qz83q">
+              <w:r>
+                <w:rPr>
+                  <w:rFonts w:ascii="Arial" w:cs="Arial" w:eastAsia="Arial" w:hAnsi="Arial"/>
+                  <w:color w:val="2E75B6"/>
+                  <w:sz w:val="16"/>
+                  <w:szCs w:val="16"/>
+                  <w:u w:val="single" w:color="2E75B6"/>
+                </w:rPr>
+                <w:t xml:space="preserve">Angles in a triangle sum to 180° proof</w:t>
+              </w:r>
+            </w:hyperlink>
+          </w:p>
+          <w:p>
+            <w:pPr>
+              <w:spacing w:after="10" w:before="0"/>
+              <w:ind w:left="120"/>
+            </w:pPr>
+            <w:r>
+              <w:rPr>
+                <w:rFonts w:ascii="Arial" w:cs="Arial" w:eastAsia="Arial" w:hAnsi="Arial"/>
+                <w:color w:val="595959"/>
+                <w:sz w:val="14"/>
+                <w:szCs w:val="14"/>
+              </w:rPr>
+              <w:t xml:space="preserve">Source: Khan Academy (English - US curriculum)</w:t>
+            </w:r>
+          </w:p>
+          <w:p>
+            <w:pPr>
+              <w:spacing w:after="10" w:before="0"/>
+              <w:ind w:left="120"/>
+            </w:pPr>
+            <w:hyperlink w:history="1" r:id="rId8pnrt5ocyoucvn7mcka1a">
+              <w:r>
+                <w:rPr>
+                  <w:rFonts w:ascii="Arial" w:cs="Arial" w:eastAsia="Arial" w:hAnsi="Arial"/>
+                  <w:color w:val="595959"/>
+                  <w:sz w:val="14"/>
+                  <w:szCs w:val="14"/>
+                  <w:u w:val="single" w:color="595959"/>
+                </w:rPr>
+                <w:t xml:space="preserve">🔍 Search ARES for similar videos</w:t>
+              </w:r>
+            </w:hyperlink>
+          </w:p>
+          <w:p>
+            <w:pPr>
+              <w:spacing w:after="40" w:before="0"/>
+            </w:pPr>
+            <w:r>
+              <w:rPr>
+                <w:sz w:val="14"/>
+                <w:szCs w:val="14"/>
+              </w:rPr>
+              <w:t xml:space="preserve"/>
+            </w:r>
+          </w:p>
+          <w:p>
+            <w:pPr>
+              <w:spacing w:after="20" w:before="0"/>
+            </w:pPr>
+            <w:r>
+              <w:rPr>
+                <w:rFonts w:ascii="Arial" w:cs="Arial" w:eastAsia="Arial" w:hAnsi="Arial"/>
+                <w:b/>
+                <w:bCs/>
+                <w:color w:val="1F3864"/>
+                <w:sz w:val="16"/>
+                <w:szCs w:val="16"/>
+              </w:rPr>
+              <w:t xml:space="preserve">📖 HTML:</w:t>
+            </w:r>
+          </w:p>
+          <w:p>
+            <w:pPr>
+              <w:spacing w:after="20" w:before="0"/>
+            </w:pPr>
+            <w:hyperlink w:history="1" r:id="rIdizwgcf8pksremagc15i4b">
+              <w:r>
+                <w:rPr>
+                  <w:rFonts w:ascii="Arial" w:cs="Arial" w:eastAsia="Arial" w:hAnsi="Arial"/>
+                  <w:color w:val="2E75B6"/>
+                  <w:sz w:val="16"/>
+                  <w:szCs w:val="16"/>
+                  <w:u w:val="single" w:color="2E75B6"/>
+                </w:rPr>
+                <w:t xml:space="preserve">Area of Regular Polygons (Flexbook)</w:t>
+              </w:r>
+            </w:hyperlink>
+          </w:p>
+          <w:p>
+            <w:pPr>
+              <w:spacing w:after="10" w:before="0"/>
+              <w:ind w:left="120"/>
+            </w:pPr>
+            <w:r>
+              <w:rPr>
+                <w:rFonts w:ascii="Arial" w:cs="Arial" w:eastAsia="Arial" w:hAnsi="Arial"/>
+                <w:color w:val="595959"/>
+                <w:sz w:val="14"/>
+                <w:szCs w:val="14"/>
+              </w:rPr>
+              <w:t xml:space="preserve">Source: CK-12</w:t>
+            </w:r>
+          </w:p>
+          <w:p>
+            <w:pPr>
+              <w:spacing w:after="10" w:before="0"/>
+              <w:ind w:left="120"/>
+            </w:pPr>
+            <w:hyperlink w:history="1" r:id="rIdgui_7_qqt4l5greqwykpj">
+              <w:r>
+                <w:rPr>
+                  <w:rFonts w:ascii="Arial" w:cs="Arial" w:eastAsia="Arial" w:hAnsi="Arial"/>
+                  <w:color w:val="595959"/>
+                  <w:sz w:val="14"/>
+                  <w:szCs w:val="14"/>
+                  <w:u w:val="single" w:color="595959"/>
+                </w:rPr>
+                <w:t xml:space="preserve">🔍 Search ARES for similar readings</w:t>
+              </w:r>
+            </w:hyperlink>
+          </w:p>
+        </w:tc>
+        <w:tc>
+          <w:tcPr>
+            <w:tcW w:type="dxa" w:w="3040"/>
+            <w:shd w:fill="FFFFFF" w:color="auto" w:val="clear"/>
+            <w:tcMar>
+              <w:top w:type="dxa" w:w="60"/>
+              <w:left w:type="dxa" w:w="120"/>
+              <w:bottom w:type="dxa" w:w="60"/>
+              <w:right w:type="dxa" w:w="120"/>
+            </w:tcMar>
+            <w:vAlign w:val="top"/>
+          </w:tcPr>
+          <w:p>
+            <w:pPr>
+              <w:spacing w:after="40" w:before="0"/>
+              <w:jc w:val="left"/>
+            </w:pPr>
+            <w:r>
+              <w:rPr>
+                <w:rFonts w:ascii="Arial" w:cs="Arial" w:eastAsia="Arial" w:hAnsi="Arial"/>
+                <w:b w:val="false"/>
+                <w:bCs w:val="false"/>
+                <w:i w:val="false"/>
+                <w:iCs w:val="false"/>
+                <w:color w:val="000000"/>
+                <w:sz w:val="18"/>
+                <w:szCs w:val="18"/>
+              </w:rPr>
+              <w:t xml:space="preserve">DERIVATION (12 min, teacher-led with learner participation): Learners follow the derivation on their resource sheet, filling in each blank step as the teacher works through it on the board. Step 1: State the area of one isosceles triangle in terms of base s and height h (apothem a): A_triangle = (1/2) × s × a. Step 2: Identify the right-angled triangle formed by drawing the apothem from the centre to the midpoint of one side. Its base = s/2, its angle at the base vertex = 36° (half of the apex angle 72°... wait — teacher pauses here and asks: 'Which angle should I use to find a in terms of s/2? The 36° or the 54°?'). Learners discuss in pairs for 90 seconds. Teacher cold-calls 4 learners. Establish: tan(54°) = a / (s/2) OR equivalently tan(36°) = (s/2) / a, so a = (s/2) / tan(36°). Step 3: Substitute a into A_triangle: A_triangle = (1/2) × s × (s/2)/tan(36°) = s²/(4 tan 36°). Step 4: Multiply by 5: A_pentagon = 5s²/(4 tan 36°). GUIDED EXAMPLE (7 min): Teacher works s = 18 cm step-by-step on the board, asking learners to call out each arithmetic step. A = 5 × 18² / (4 × tan 36°) = 5 × 324 / (4 × 0.7265) = 1620 / 2.9062 ≈ 557.3 cm². Compare with grid-count estimate. Discuss discrepancy and why the formula is exact. APPLICATION (6 min, individual): Learners solve: 'A second pentagon tile in the Kericho courtyard has side length 12 cm. Find its area to 1 decimal place.' Learners work independently, then peer-check.</w:t>
+            </w:r>
+          </w:p>
+        </w:tc>
+        <w:tc>
+          <w:tcPr>
+            <w:tcW w:type="dxa" w:w="3040"/>
+            <w:shd w:fill="F2F2F2" w:color="auto" w:val="clear"/>
+            <w:tcMar>
+              <w:top w:type="dxa" w:w="60"/>
+              <w:left w:type="dxa" w:w="120"/>
+              <w:bottom w:type="dxa" w:w="60"/>
+              <w:right w:type="dxa" w:w="120"/>
+            </w:tcMar>
+            <w:vAlign w:val="top"/>
+          </w:tcPr>
+          <w:p>
+            <w:pPr>
+              <w:spacing w:after="40" w:before="0"/>
+              <w:jc w:val="left"/>
+            </w:pPr>
+            <w:r>
+              <w:rPr>
+                <w:rFonts w:ascii="Arial" w:cs="Arial" w:eastAsia="Arial" w:hAnsi="Arial"/>
+                <w:b w:val="false"/>
+                <w:bCs w:val="false"/>
+                <w:i w:val="false"/>
+                <w:iCs w:val="false"/>
+                <w:color w:val="000000"/>
+                <w:sz w:val="18"/>
+                <w:szCs w:val="18"/>
+              </w:rPr>
+              <w:t xml:space="preserve">Say: 'We are going to build the formula step by step — nobody writes the formula until we derive it together.' Draw the right-angled half-triangle on the board. Label sides: hypotenuse (the equal leg of the isosceles triangle), base = s/2, height = apothem a, angle at base = 36°. Ask: 'In this right-angled triangle, which trig ratio connects a and s/2?' Wait 12 seconds. Cold-call 3 learners. After Step 2 derivation, pause and say: 'Turn to your neighbour — in your own words, explain why 36° appears here and not 54°.' Give 90 seconds. Cold-call 4 learners. Anticipated misconception: learners confuse the base angle 54° with the half-apex angle 36° — say: 'We drew the apothem to the MID-POINT of the side — which angle is at the midpoint vertex in our small right triangle?' For the guided example, do NOT reveal the calculator value of tan 36° immediately. Ask: 'Who can estimate tan 36° from our trig tables?' Wait 10 seconds. After showing A ≈ 557.3 cm², point to the DQB and say: 'How does this compare with your grid-count prediction? Keziah, what do you notice?' For the independent application (s = 12 cm), circulate and check: expected answer = 5 × 144/(4 × 0.7265) ≈ 247.7 cm². If a learner gets a very different answer, ask: 'Show me your substitution — where did each number come from in the formula?'</w:t>
+            </w:r>
+          </w:p>
+        </w:tc>
+        <w:tc>
+          <w:tcPr>
+            <w:tcW w:type="dxa" w:w="3040"/>
+            <w:shd w:fill="FFFFFF" w:color="auto" w:val="clear"/>
+            <w:tcMar>
+              <w:top w:type="dxa" w:w="60"/>
+              <w:left w:type="dxa" w:w="120"/>
+              <w:bottom w:type="dxa" w:w="60"/>
+              <w:right w:type="dxa" w:w="120"/>
+            </w:tcMar>
+            <w:vAlign w:val="top"/>
+          </w:tcPr>
+          <w:p>
+            <w:pPr>
+              <w:spacing w:after="40" w:before="0"/>
+              <w:jc w:val="left"/>
+            </w:pPr>
+            <w:r>
+              <w:rPr>
+                <w:rFonts w:ascii="Arial" w:cs="Arial" w:eastAsia="Arial" w:hAnsi="Arial"/>
+                <w:b w:val="false"/>
+                <w:bCs w:val="false"/>
+                <w:i w:val="false"/>
+                <w:iCs w:val="false"/>
+                <w:color w:val="000000"/>
+                <w:sz w:val="18"/>
+                <w:szCs w:val="18"/>
+              </w:rPr>
+              <w:t xml:space="preserve">Stepwise Co-Construction (NGSS Practice 6: Constructing Explanations) — the derivation is not presented as a finished product but built collaboratively, with learners filling in blanks and verbalising each logical link. The critical 'pause-and-discuss' moment at Step 2 (36° vs 54°) is a deliberate productive struggle point that forces learners to reason about which angle is in the correct right-angled triangle, directly explaining why tan 36° — and not tan 54° — appears in the formula. This directly answers the DQB update question for this lesson.</w:t>
+            </w:r>
+          </w:p>
+        </w:tc>
+        <w:tc>
+          <w:tcPr>
+            <w:tcW w:type="dxa" w:w="3040"/>
+            <w:shd w:fill="F2F2F2" w:color="auto" w:val="clear"/>
+            <w:tcMar>
+              <w:top w:type="dxa" w:w="60"/>
+              <w:left w:type="dxa" w:w="120"/>
+              <w:bottom w:type="dxa" w:w="60"/>
+              <w:right w:type="dxa" w:w="120"/>
+            </w:tcMar>
+            <w:vAlign w:val="top"/>
+          </w:tcPr>
+          <w:p>
+            <w:pPr>
+              <w:spacing w:after="40" w:before="0"/>
+              <w:jc w:val="left"/>
+            </w:pPr>
+            <w:r>
+              <w:rPr>
+                <w:rFonts w:ascii="Arial" w:cs="Arial" w:eastAsia="Arial" w:hAnsi="Arial"/>
+                <w:b w:val="false"/>
+                <w:bCs w:val="false"/>
+                <w:i w:val="false"/>
+                <w:iCs w:val="false"/>
+                <w:color w:val="000000"/>
+                <w:sz w:val="18"/>
+                <w:szCs w:val="18"/>
+              </w:rPr>
+              <w:t xml:space="preserve">Observable indicators: (i) during co-derivation, all learners' resource sheets show correct entries at each blank step — teacher scans during the 90-second pair discussion; (ii) the guided example: all learners who call out steps use the correct substitution; (iii) independent application: target benchmark is ≈ 247.7 cm² for s = 12 cm — learners within ±2 cm² (accounting for rounding of tan 36°) meet expectations; learners with answers above 300 cm² or below 200 cm² receive immediate targeted questioning: 'Read me your substitution for s — what did you square?'</w:t>
+            </w:r>
+          </w:p>
+        </w:tc>
+      </w:tr>
+      <w:tr>
+        <w:tc>
+          <w:tcPr>
+            <w:tcW w:type="dxa" w:w="1520"/>
+            <w:shd w:fill="FCE4D6" w:color="auto" w:val="clear"/>
+            <w:tcMar>
+              <w:top w:type="dxa" w:w="60"/>
+              <w:left w:type="dxa" w:w="120"/>
+              <w:bottom w:type="dxa" w:w="60"/>
+              <w:right w:type="dxa" w:w="120"/>
+            </w:tcMar>
+            <w:vAlign w:val="top"/>
+          </w:tcPr>
+          <w:p>
+            <w:pPr>
+              <w:spacing w:after="40" w:before="0"/>
+              <w:jc w:val="left"/>
+            </w:pPr>
+            <w:r>
+              <w:rPr>
+                <w:rFonts w:ascii="Arial" w:cs="Arial" w:eastAsia="Arial" w:hAnsi="Arial"/>
+                <w:b/>
+                <w:bCs/>
+                <w:i w:val="false"/>
+                <w:iCs w:val="false"/>
+                <w:color w:val="000000"/>
+                <w:sz w:val="18"/>
+                <w:szCs w:val="18"/>
+              </w:rPr>
+              <w:t xml:space="preserve">Driving Question Board (DQB) Creation</w:t>
+            </w:r>
+          </w:p>
+          <w:p>
+            <w:pPr>
+              <w:spacing w:after="20" w:before="0"/>
+            </w:pPr>
+            <w:r>
+              <w:rPr>
+                <w:rFonts w:ascii="Arial" w:cs="Arial" w:eastAsia="Arial" w:hAnsi="Arial"/>
+                <w:b/>
+                <w:bCs/>
+                <w:color w:val="1F3864"/>
+                <w:sz w:val="16"/>
+                <w:szCs w:val="16"/>
+              </w:rPr>
+              <w:t xml:space="preserve">📹 VIDEO:</w:t>
+            </w:r>
+          </w:p>
+          <w:p>
+            <w:pPr>
+              <w:spacing w:after="20" w:before="0"/>
+            </w:pPr>
+            <w:hyperlink w:history="1" r:id="rIdjjnkpsq1rmsd1ync2kfnj">
+              <w:r>
+                <w:rPr>
+                  <w:rFonts w:ascii="Arial" w:cs="Arial" w:eastAsia="Arial" w:hAnsi="Arial"/>
+                  <w:color w:val="2E75B6"/>
+                  <w:sz w:val="16"/>
+                  <w:szCs w:val="16"/>
+                  <w:u w:val="single" w:color="2E75B6"/>
+                </w:rPr>
+                <w:t xml:space="preserve">Jumla ya pembe za ndani au umbo lenye pembe nyingi</w:t>
+              </w:r>
+            </w:hyperlink>
+          </w:p>
+          <w:p>
+            <w:pPr>
+              <w:spacing w:after="10" w:before="0"/>
+              <w:ind w:left="120"/>
+            </w:pPr>
+            <w:r>
+              <w:rPr>
+                <w:rFonts w:ascii="Arial" w:cs="Arial" w:eastAsia="Arial" w:hAnsi="Arial"/>
+                <w:color w:val="595959"/>
+                <w:sz w:val="14"/>
+                <w:szCs w:val="14"/>
+              </w:rPr>
+              <w:t xml:space="preserve">Source: Khan Academy (Kiswahili)</w:t>
+            </w:r>
+          </w:p>
+          <w:p>
+            <w:pPr>
+              <w:spacing w:after="10" w:before="0"/>
+              <w:ind w:left="120"/>
+            </w:pPr>
+            <w:hyperlink w:history="1" r:id="rIdo7onchvnph7vbe7ewtq9n">
+              <w:r>
+                <w:rPr>
+                  <w:rFonts w:ascii="Arial" w:cs="Arial" w:eastAsia="Arial" w:hAnsi="Arial"/>
+                  <w:color w:val="595959"/>
+                  <w:sz w:val="14"/>
+                  <w:szCs w:val="14"/>
+                  <w:u w:val="single" w:color="595959"/>
+                </w:rPr>
+                <w:t xml:space="preserve">🔍 Search ARES for similar videos</w:t>
+              </w:r>
+            </w:hyperlink>
+          </w:p>
+          <w:p>
+            <w:pPr>
+              <w:spacing w:after="40" w:before="0"/>
+            </w:pPr>
+            <w:r>
+              <w:rPr>
+                <w:sz w:val="14"/>
+                <w:szCs w:val="14"/>
+              </w:rPr>
+              <w:t xml:space="preserve"/>
+            </w:r>
+          </w:p>
+          <w:p>
+            <w:pPr>
+              <w:spacing w:after="20" w:before="0"/>
+            </w:pPr>
+            <w:r>
+              <w:rPr>
+                <w:rFonts w:ascii="Arial" w:cs="Arial" w:eastAsia="Arial" w:hAnsi="Arial"/>
+                <w:b/>
+                <w:bCs/>
+                <w:color w:val="1F3864"/>
+                <w:sz w:val="16"/>
+                <w:szCs w:val="16"/>
+              </w:rPr>
+              <w:t xml:space="preserve">📖 HTML:</w:t>
+            </w:r>
+          </w:p>
+          <w:p>
+            <w:pPr>
+              <w:spacing w:after="20" w:before="0"/>
+            </w:pPr>
+            <w:hyperlink w:history="1" r:id="rIdriziayonwn_gdezrhzo-w">
+              <w:r>
+                <w:rPr>
+                  <w:rFonts w:ascii="Arial" w:cs="Arial" w:eastAsia="Arial" w:hAnsi="Arial"/>
+                  <w:color w:val="2E75B6"/>
+                  <w:sz w:val="16"/>
+                  <w:szCs w:val="16"/>
+                  <w:u w:val="single" w:color="2E75B6"/>
+                </w:rPr>
+                <w:t xml:space="preserve">Area of Regular Polygons (Flexbook)</w:t>
+              </w:r>
+            </w:hyperlink>
+          </w:p>
+          <w:p>
+            <w:pPr>
+              <w:spacing w:after="10" w:before="0"/>
+              <w:ind w:left="120"/>
+            </w:pPr>
+            <w:r>
+              <w:rPr>
+                <w:rFonts w:ascii="Arial" w:cs="Arial" w:eastAsia="Arial" w:hAnsi="Arial"/>
+                <w:color w:val="595959"/>
+                <w:sz w:val="14"/>
+                <w:szCs w:val="14"/>
+              </w:rPr>
+              <w:t xml:space="preserve">Source: CK-12</w:t>
+            </w:r>
+          </w:p>
+          <w:p>
+            <w:pPr>
+              <w:spacing w:after="10" w:before="0"/>
+              <w:ind w:left="120"/>
+            </w:pPr>
+            <w:hyperlink w:history="1" r:id="rIdxsd4p7sjes-zxag_5cozw">
+              <w:r>
+                <w:rPr>
+                  <w:rFonts w:ascii="Arial" w:cs="Arial" w:eastAsia="Arial" w:hAnsi="Arial"/>
+                  <w:color w:val="595959"/>
+                  <w:sz w:val="14"/>
+                  <w:szCs w:val="14"/>
+                  <w:u w:val="single" w:color="595959"/>
+                </w:rPr>
+                <w:t xml:space="preserve">🔍 Search ARES for similar readings</w:t>
+              </w:r>
+            </w:hyperlink>
+          </w:p>
+        </w:tc>
+        <w:tc>
+          <w:tcPr>
+            <w:tcW w:type="dxa" w:w="3040"/>
+            <w:shd w:fill="FFFFFF" w:color="auto" w:val="clear"/>
+            <w:tcMar>
+              <w:top w:type="dxa" w:w="60"/>
+              <w:left w:type="dxa" w:w="120"/>
+              <w:bottom w:type="dxa" w:w="60"/>
+              <w:right w:type="dxa" w:w="120"/>
+            </w:tcMar>
+            <w:vAlign w:val="top"/>
+          </w:tcPr>
+          <w:p>
+            <w:pPr>
+              <w:spacing w:after="40" w:before="0"/>
+              <w:jc w:val="left"/>
+            </w:pPr>
+            <w:r>
+              <w:rPr>
+                <w:rFonts w:ascii="Arial" w:cs="Arial" w:eastAsia="Arial" w:hAnsi="Arial"/>
+                <w:b w:val="false"/>
+                <w:bCs w:val="false"/>
+                <w:i w:val="false"/>
+                <w:iCs w:val="false"/>
+                <w:color w:val="000000"/>
+                <w:sz w:val="18"/>
+                <w:szCs w:val="18"/>
+              </w:rPr>
+              <w:t xml:space="preserve">Each learner receives two sticky notes. On the YELLOW note, they write: 'One thing I can now explain about pentagons that I could not at the start of Lesson 6.' On the BLUE note, they write: 'One question that this lesson raised for me.' Learners post their notes on the class DQB in the designated columns. The teacher reads 4–5 blue notes aloud and clusters them. The class discusses whether the question 'Why does tan 36° appear in the pentagon formula?' has been answered and records a class consensus response in one sentence on the DQB. Learners also update their personal 'Courtyard Progress Map' (a running diagram of the Kericho courtyard, with each area formula learned shaded in as it is derived) by shading the pentagonal inlay region and labelling it with the formula.</w:t>
+            </w:r>
+          </w:p>
+        </w:tc>
+        <w:tc>
+          <w:tcPr>
+            <w:tcW w:type="dxa" w:w="3040"/>
+            <w:shd w:fill="F2F2F2" w:color="auto" w:val="clear"/>
+            <w:tcMar>
+              <w:top w:type="dxa" w:w="60"/>
+              <w:left w:type="dxa" w:w="120"/>
+              <w:bottom w:type="dxa" w:w="60"/>
+              <w:right w:type="dxa" w:w="120"/>
+            </w:tcMar>
+            <w:vAlign w:val="top"/>
+          </w:tcPr>
+          <w:p>
+            <w:pPr>
+              <w:spacing w:after="40" w:before="0"/>
+              <w:jc w:val="left"/>
+            </w:pPr>
+            <w:r>
+              <w:rPr>
+                <w:rFonts w:ascii="Arial" w:cs="Arial" w:eastAsia="Arial" w:hAnsi="Arial"/>
+                <w:b w:val="false"/>
+                <w:bCs w:val="false"/>
+                <w:i w:val="false"/>
+                <w:iCs w:val="false"/>
+                <w:color w:val="000000"/>
+                <w:sz w:val="18"/>
+                <w:szCs w:val="18"/>
+              </w:rPr>
+              <w:t xml:space="preserve">Distribute sticky notes. Say: 'You have 3 minutes — one yellow note, one blue note. Be specific: write a formula, a step, or a named concept — not just 'I learned area.'' After posting, read 4 blue-note questions aloud. Ask: 'Which of these questions did today's lesson answer?' Cold-call 3 learners. Then ask: 'Can we now answer the DQB question — Why does tan 36° appear in the pentagon formula? Who will give me a one-sentence answer?' Wait 12 seconds. Cold-call 2 learners. Aim for a class consensus sentence such as: 'Tan 36° appears because when we drop an apothem from the centre to the midpoint of a side, it creates a right-angled triangle whose base angle is half of 72° (the apex angle), which is 36°.' Write this sentence on the DQB. Say: 'Now shade the pentagon on your Courtyard Progress Map and write the formula.' Give 2 minutes.</w:t>
+            </w:r>
+          </w:p>
+        </w:tc>
+        <w:tc>
+          <w:tcPr>
+            <w:tcW w:type="dxa" w:w="3040"/>
+            <w:shd w:fill="FFFFFF" w:color="auto" w:val="clear"/>
+            <w:tcMar>
+              <w:top w:type="dxa" w:w="60"/>
+              <w:left w:type="dxa" w:w="120"/>
+              <w:bottom w:type="dxa" w:w="60"/>
+              <w:right w:type="dxa" w:w="120"/>
+            </w:tcMar>
+            <w:vAlign w:val="top"/>
+          </w:tcPr>
+          <w:p>
+            <w:pPr>
+              <w:spacing w:after="40" w:before="0"/>
+              <w:jc w:val="left"/>
+            </w:pPr>
+            <w:r>
+              <w:rPr>
+                <w:rFonts w:ascii="Arial" w:cs="Arial" w:eastAsia="Arial" w:hAnsi="Arial"/>
+                <w:b w:val="false"/>
+                <w:bCs w:val="false"/>
+                <w:i w:val="false"/>
+                <w:iCs w:val="false"/>
+                <w:color w:val="000000"/>
+                <w:sz w:val="18"/>
+                <w:szCs w:val="18"/>
+              </w:rPr>
+              <w:t xml:space="preserve">DQB Collaborative Sensemaking (NGSS Practice 7: Engaging in Argument from Evidence) — the sticky-note protocol externalises individual understanding and publicly surfaces remaining uncertainty. Clustering blue-note questions reveals shared conceptual gaps, while the consensus sentence forces the class to articulate the mechanistic link between the geometry of the pentagon and the appearance of tan 36°. The Courtyard Progress Map makes the cumulative structure of the unit visible, reinforcing that each formula is a solution to a real measurement problem in the Kericho scenario.</w:t>
+            </w:r>
+          </w:p>
+        </w:tc>
+        <w:tc>
+          <w:tcPr>
+            <w:tcW w:type="dxa" w:w="3040"/>
+            <w:shd w:fill="F2F2F2" w:color="auto" w:val="clear"/>
+            <w:tcMar>
+              <w:top w:type="dxa" w:w="60"/>
+              <w:left w:type="dxa" w:w="120"/>
+              <w:bottom w:type="dxa" w:w="60"/>
+              <w:right w:type="dxa" w:w="120"/>
+            </w:tcMar>
+            <w:vAlign w:val="top"/>
+          </w:tcPr>
+          <w:p>
+            <w:pPr>
+              <w:spacing w:after="40" w:before="0"/>
+              <w:jc w:val="left"/>
+            </w:pPr>
+            <w:r>
+              <w:rPr>
+                <w:rFonts w:ascii="Arial" w:cs="Arial" w:eastAsia="Arial" w:hAnsi="Arial"/>
+                <w:b w:val="false"/>
+                <w:bCs w:val="false"/>
+                <w:i w:val="false"/>
+                <w:iCs w:val="false"/>
+                <w:color w:val="000000"/>
+                <w:sz w:val="18"/>
+                <w:szCs w:val="18"/>
+              </w:rPr>
+              <w:t xml:space="preserve">Observable indicators: (i) yellow notes contain a specific mathematical statement (e.g., 'Each interior angle of a regular pentagon is 108°' or 'The apothem = (s/2)/tan 36°') — vague notes such as 'I learned area' are flagged and the learner is asked to add one specific detail before leaving; (ii) the class consensus DQB sentence correctly names 'half of 72°' or 'the right-angled triangle formed by the apothem' as the source of tan 36°; (iii) the Courtyard Progress Map shows the pentagon shaded and the correct formula written by all learners.</w:t>
+            </w:r>
+          </w:p>
+        </w:tc>
+      </w:tr>
+      <w:tr>
+        <w:tc>
+          <w:tcPr>
+            <w:tcW w:type="dxa" w:w="1520"/>
+            <w:shd w:fill="D5E8F0" w:color="auto" w:val="clear"/>
+            <w:tcMar>
+              <w:top w:type="dxa" w:w="60"/>
+              <w:left w:type="dxa" w:w="120"/>
+              <w:bottom w:type="dxa" w:w="60"/>
+              <w:right w:type="dxa" w:w="120"/>
+            </w:tcMar>
+            <w:vAlign w:val="top"/>
+          </w:tcPr>
+          <w:p>
+            <w:pPr>
+              <w:spacing w:after="40" w:before="0"/>
+              <w:jc w:val="left"/>
+            </w:pPr>
+            <w:r>
+              <w:rPr>
+                <w:rFonts w:ascii="Arial" w:cs="Arial" w:eastAsia="Arial" w:hAnsi="Arial"/>
+                <w:b/>
+                <w:bCs/>
+                <w:i w:val="false"/>
+                <w:iCs w:val="false"/>
+                <w:color w:val="000000"/>
+                <w:sz w:val="18"/>
+                <w:szCs w:val="18"/>
+              </w:rPr>
+              <w:t xml:space="preserve">Model Building Phase</w:t>
+            </w:r>
+          </w:p>
+          <w:p>
+            <w:pPr>
+              <w:spacing w:after="20" w:before="0"/>
+            </w:pPr>
+            <w:r>
+              <w:rPr>
+                <w:rFonts w:ascii="Arial" w:cs="Arial" w:eastAsia="Arial" w:hAnsi="Arial"/>
+                <w:b/>
+                <w:bCs/>
+                <w:color w:val="1F3864"/>
+                <w:sz w:val="16"/>
+                <w:szCs w:val="16"/>
+              </w:rPr>
+              <w:t xml:space="preserve">📹 VIDEO:</w:t>
+            </w:r>
+          </w:p>
+          <w:p>
+            <w:pPr>
+              <w:spacing w:after="20" w:before="0"/>
+            </w:pPr>
+            <w:hyperlink w:history="1" r:id="rIdxsyc-j8h0waoqbpvc6-c5">
               <w:r>
                 <w:rPr>
                   <w:rFonts w:ascii="Arial" w:cs="Arial" w:eastAsia="Arial" w:hAnsi="Arial"/>
@@ -17751,7 +18669,7 @@
               <w:spacing w:after="10" w:before="0"/>
               <w:ind w:left="120"/>
             </w:pPr>
-            <w:hyperlink w:history="1" r:id="rIdxgizlbummgvozp9clacez">
+            <w:hyperlink w:history="1" r:id="rIda8d1q2udpysskkmszzdv6">
               <w:r>
                 <w:rPr>
                   <w:rFonts w:ascii="Arial" w:cs="Arial" w:eastAsia="Arial" w:hAnsi="Arial"/>
@@ -17796,7 +18714,7 @@
             <w:pPr>
               <w:spacing w:after="20" w:before="0"/>
             </w:pPr>
-            <w:hyperlink w:history="1" r:id="rId4zda9qiyohmiktyefaxss">
+            <w:hyperlink w:history="1" r:id="rIdn7ddxexct9hou7j1cox6n">
               <w:r>
                 <w:rPr>
                   <w:rFonts w:ascii="Arial" w:cs="Arial" w:eastAsia="Arial" w:hAnsi="Arial"/>
@@ -17829,925 +18747,7 @@
               <w:spacing w:after="10" w:before="0"/>
               <w:ind w:left="120"/>
             </w:pPr>
-            <w:hyperlink w:history="1" r:id="rIdu5ldzylqioics4msvwe91">
-              <w:r>
-                <w:rPr>
-                  <w:rFonts w:ascii="Arial" w:cs="Arial" w:eastAsia="Arial" w:hAnsi="Arial"/>
-                  <w:color w:val="595959"/>
-                  <w:sz w:val="14"/>
-                  <w:szCs w:val="14"/>
-                  <w:u w:val="single" w:color="595959"/>
-                </w:rPr>
-                <w:t xml:space="preserve">🔍 Search ARES for similar readings</w:t>
-              </w:r>
-            </w:hyperlink>
-          </w:p>
-        </w:tc>
-        <w:tc>
-          <w:tcPr>
-            <w:tcW w:type="dxa" w:w="3040"/>
-            <w:shd w:fill="FFFFFF" w:color="auto" w:val="clear"/>
-            <w:tcMar>
-              <w:top w:type="dxa" w:w="60"/>
-              <w:left w:type="dxa" w:w="120"/>
-              <w:bottom w:type="dxa" w:w="60"/>
-              <w:right w:type="dxa" w:w="120"/>
-            </w:tcMar>
-            <w:vAlign w:val="top"/>
-          </w:tcPr>
-          <w:p>
-            <w:pPr>
-              <w:spacing w:after="40" w:before="0"/>
-              <w:jc w:val="left"/>
-            </w:pPr>
-            <w:r>
-              <w:rPr>
-                <w:rFonts w:ascii="Arial" w:cs="Arial" w:eastAsia="Arial" w:hAnsi="Arial"/>
-                <w:b w:val="false"/>
-                <w:bCs w:val="false"/>
-                <w:i w:val="false"/>
-                <w:iCs w:val="false"/>
-                <w:color w:val="000000"/>
-                <w:sz w:val="18"/>
-                <w:szCs w:val="18"/>
-              </w:rPr>
-              <w:t xml:space="preserve">Each learner receives a Resource Sheet containing: (A) a pre-drawn regular pentagon with side length labelled s = 18 cm, printed on 1 cm² grid paper; (B) a blank table for recording observations; (C) a printed photograph of the Kericho courtyard scale drawing showing the pentagonal inlay region. TASK 1 (5 min, individual): Count grid squares inside the pentagon to estimate its area. Record in the table. TASK 2 (7 min, pairs): Using a protractor, measure all five interior angles of the printed pentagon and record them. Calculate the angle sum. Divide by 5 to find each interior angle. Record in the table. TASK 3 (5 min, whole class discussion): Teacher projects a large regular pentagon and draws all 5 diagonals from the centre to each vertex, dividing it into 5 triangles. Learners observe the triangles and answer: 'What type of triangles are these? What is the apex angle of each triangle?' TASK 4 (3 min, individual): Learners record answers on their resource sheet and annotate the projected diagram.</w:t>
-            </w:r>
-          </w:p>
-        </w:tc>
-        <w:tc>
-          <w:tcPr>
-            <w:tcW w:type="dxa" w:w="3040"/>
-            <w:shd w:fill="F2F2F2" w:color="auto" w:val="clear"/>
-            <w:tcMar>
-              <w:top w:type="dxa" w:w="60"/>
-              <w:left w:type="dxa" w:w="120"/>
-              <w:bottom w:type="dxa" w:w="60"/>
-              <w:right w:type="dxa" w:w="120"/>
-            </w:tcMar>
-            <w:vAlign w:val="top"/>
-          </w:tcPr>
-          <w:p>
-            <w:pPr>
-              <w:spacing w:after="40" w:before="0"/>
-              <w:jc w:val="left"/>
-            </w:pPr>
-            <w:r>
-              <w:rPr>
-                <w:rFonts w:ascii="Arial" w:cs="Arial" w:eastAsia="Arial" w:hAnsi="Arial"/>
-                <w:b w:val="false"/>
-                <w:bCs w:val="false"/>
-                <w:i w:val="false"/>
-                <w:iCs w:val="false"/>
-                <w:color w:val="000000"/>
-                <w:sz w:val="18"/>
-                <w:szCs w:val="18"/>
-              </w:rPr>
-              <w:t xml:space="preserve">Distribute Resource Sheets. Say: 'Task 1 — count squares and estimate area. You have 5 minutes, individual, in silence.' After 5 minutes: 'Task 2 — measure every interior angle with your protractor. Work in pairs. 7 minutes.' Circulate; kneel beside any pair that is measuring incorrectly and say: 'Place the centre of your protractor exactly at the vertex — can you show me where that is?' After Task 2, cold-call 3 pairs for their angle sum: 'Ochieng and Fatuma — what did you get for the sum?' Apply 12-second wait time. Affirm or correct: 'The sum must be 540°. If yours differs, what might have caused the error?' Project the pentagon divided into 5 triangles. Ask: 'What do you notice about the five triangles?' Wait 10 seconds. Cold-call 4 learners. Guide towards: 'They are congruent and isosceles.' Ask: 'What is the apex angle of each triangle? How do you know?' Wait 12 seconds. Cold-call 3 learners. Establish: 'Apex angle = 360° ÷ 5 = 72°.' Ask: 'So what are the two base angles of each isosceles triangle?' Wait 10 seconds. Establish: base angle = (180° − 72°) ÷ 2 = 54°.</w:t>
-            </w:r>
-          </w:p>
-        </w:tc>
-        <w:tc>
-          <w:tcPr>
-            <w:tcW w:type="dxa" w:w="3040"/>
-            <w:shd w:fill="FFFFFF" w:color="auto" w:val="clear"/>
-            <w:tcMar>
-              <w:top w:type="dxa" w:w="60"/>
-              <w:left w:type="dxa" w:w="120"/>
-              <w:bottom w:type="dxa" w:w="60"/>
-              <w:right w:type="dxa" w:w="120"/>
-            </w:tcMar>
-            <w:vAlign w:val="top"/>
-          </w:tcPr>
-          <w:p>
-            <w:pPr>
-              <w:spacing w:after="40" w:before="0"/>
-              <w:jc w:val="left"/>
-            </w:pPr>
-            <w:r>
-              <w:rPr>
-                <w:rFonts w:ascii="Arial" w:cs="Arial" w:eastAsia="Arial" w:hAnsi="Arial"/>
-                <w:b w:val="false"/>
-                <w:bCs w:val="false"/>
-                <w:i w:val="false"/>
-                <w:iCs w:val="false"/>
-                <w:color w:val="000000"/>
-                <w:sz w:val="18"/>
-                <w:szCs w:val="18"/>
-              </w:rPr>
-              <w:t xml:space="preserve">Evidence-to-Pattern Reasoning (NGSS Practice 4: Analysing and Interpreting Data) — learners gather two independent pieces of evidence (grid-square count and direct angle measurement) before any formula is presented. The grid count gives an approximate numerical benchmark; the angle measurement reveals the 540° structure that will anchor the algebraic derivation. Connecting both to the Kericho courtyard photograph grounds the observation in the anchoring phenomenon rather than treating it as abstract geometry.</w:t>
-            </w:r>
-          </w:p>
-        </w:tc>
-        <w:tc>
-          <w:tcPr>
-            <w:tcW w:type="dxa" w:w="3040"/>
-            <w:shd w:fill="F2F2F2" w:color="auto" w:val="clear"/>
-            <w:tcMar>
-              <w:top w:type="dxa" w:w="60"/>
-              <w:left w:type="dxa" w:w="120"/>
-              <w:bottom w:type="dxa" w:w="60"/>
-              <w:right w:type="dxa" w:w="120"/>
-            </w:tcMar>
-            <w:vAlign w:val="top"/>
-          </w:tcPr>
-          <w:p>
-            <w:pPr>
-              <w:spacing w:after="40" w:before="0"/>
-              <w:jc w:val="left"/>
-            </w:pPr>
-            <w:r>
-              <w:rPr>
-                <w:rFonts w:ascii="Arial" w:cs="Arial" w:eastAsia="Arial" w:hAnsi="Arial"/>
-                <w:b w:val="false"/>
-                <w:bCs w:val="false"/>
-                <w:i w:val="false"/>
-                <w:iCs w:val="false"/>
-                <w:color w:val="000000"/>
-                <w:sz w:val="18"/>
-                <w:szCs w:val="18"/>
-              </w:rPr>
-              <w:t xml:space="preserve">Observable indicators: (i) each learner's resource sheet shows a grid-square count between 220 cm² and 240 cm² for s = 18 cm (the exact value is ≈ 222.5 cm²; estimates within ±15% are acceptable at this stage); (ii) each pair records an interior angle sum of 540° ± 5° measurement error; (iii) all learners correctly identify apex angle = 72° and base angle = 54° in the cold-call. If more than 3 learners cannot state the apex angle, pause and re-teach: 'We have 5 equal triangles sharing a central point — what is the full angle at the centre?'</w:t>
-            </w:r>
-          </w:p>
-        </w:tc>
-      </w:tr>
-      <w:tr>
-        <w:tc>
-          <w:tcPr>
-            <w:tcW w:type="dxa" w:w="1520"/>
-            <w:shd w:fill="E2EFDA" w:color="auto" w:val="clear"/>
-            <w:tcMar>
-              <w:top w:type="dxa" w:w="60"/>
-              <w:left w:type="dxa" w:w="120"/>
-              <w:bottom w:type="dxa" w:w="60"/>
-              <w:right w:type="dxa" w:w="120"/>
-            </w:tcMar>
-            <w:vAlign w:val="top"/>
-          </w:tcPr>
-          <w:p>
-            <w:pPr>
-              <w:spacing w:after="40" w:before="0"/>
-              <w:jc w:val="left"/>
-            </w:pPr>
-            <w:r>
-              <w:rPr>
-                <w:rFonts w:ascii="Arial" w:cs="Arial" w:eastAsia="Arial" w:hAnsi="Arial"/>
-                <w:b/>
-                <w:bCs/>
-                <w:i w:val="false"/>
-                <w:iCs w:val="false"/>
-                <w:color w:val="000000"/>
-                <w:sz w:val="18"/>
-                <w:szCs w:val="18"/>
-              </w:rPr>
-              <w:t xml:space="preserve">Explain Phase</w:t>
-            </w:r>
-          </w:p>
-          <w:p>
-            <w:pPr>
-              <w:spacing w:after="20" w:before="0"/>
-            </w:pPr>
-            <w:r>
-              <w:rPr>
-                <w:rFonts w:ascii="Arial" w:cs="Arial" w:eastAsia="Arial" w:hAnsi="Arial"/>
-                <w:b/>
-                <w:bCs/>
-                <w:color w:val="1F3864"/>
-                <w:sz w:val="16"/>
-                <w:szCs w:val="16"/>
-              </w:rPr>
-              <w:t xml:space="preserve">📹 VIDEO:</w:t>
-            </w:r>
-          </w:p>
-          <w:p>
-            <w:pPr>
-              <w:spacing w:after="20" w:before="0"/>
-            </w:pPr>
-            <w:hyperlink w:history="1" r:id="rIdu1zbiw0bjpknjmjau80gj">
-              <w:r>
-                <w:rPr>
-                  <w:rFonts w:ascii="Arial" w:cs="Arial" w:eastAsia="Arial" w:hAnsi="Arial"/>
-                  <w:color w:val="2E75B6"/>
-                  <w:sz w:val="16"/>
-                  <w:szCs w:val="16"/>
-                  <w:u w:val="single" w:color="2E75B6"/>
-                </w:rPr>
-                <w:t xml:space="preserve">Angles in a triangle sum to 180° proof</w:t>
-              </w:r>
-            </w:hyperlink>
-          </w:p>
-          <w:p>
-            <w:pPr>
-              <w:spacing w:after="10" w:before="0"/>
-              <w:ind w:left="120"/>
-            </w:pPr>
-            <w:r>
-              <w:rPr>
-                <w:rFonts w:ascii="Arial" w:cs="Arial" w:eastAsia="Arial" w:hAnsi="Arial"/>
-                <w:color w:val="595959"/>
-                <w:sz w:val="14"/>
-                <w:szCs w:val="14"/>
-              </w:rPr>
-              <w:t xml:space="preserve">Source: Khan Academy (English - US curriculum)</w:t>
-            </w:r>
-          </w:p>
-          <w:p>
-            <w:pPr>
-              <w:spacing w:after="10" w:before="0"/>
-              <w:ind w:left="120"/>
-            </w:pPr>
-            <w:hyperlink w:history="1" r:id="rIdumwojm_0iicckhsh08r8v">
-              <w:r>
-                <w:rPr>
-                  <w:rFonts w:ascii="Arial" w:cs="Arial" w:eastAsia="Arial" w:hAnsi="Arial"/>
-                  <w:color w:val="595959"/>
-                  <w:sz w:val="14"/>
-                  <w:szCs w:val="14"/>
-                  <w:u w:val="single" w:color="595959"/>
-                </w:rPr>
-                <w:t xml:space="preserve">🔍 Search ARES for similar videos</w:t>
-              </w:r>
-            </w:hyperlink>
-          </w:p>
-          <w:p>
-            <w:pPr>
-              <w:spacing w:after="40" w:before="0"/>
-            </w:pPr>
-            <w:r>
-              <w:rPr>
-                <w:sz w:val="14"/>
-                <w:szCs w:val="14"/>
-              </w:rPr>
-              <w:t xml:space="preserve"/>
-            </w:r>
-          </w:p>
-          <w:p>
-            <w:pPr>
-              <w:spacing w:after="20" w:before="0"/>
-            </w:pPr>
-            <w:r>
-              <w:rPr>
-                <w:rFonts w:ascii="Arial" w:cs="Arial" w:eastAsia="Arial" w:hAnsi="Arial"/>
-                <w:b/>
-                <w:bCs/>
-                <w:color w:val="1F3864"/>
-                <w:sz w:val="16"/>
-                <w:szCs w:val="16"/>
-              </w:rPr>
-              <w:t xml:space="preserve">📖 HTML:</w:t>
-            </w:r>
-          </w:p>
-          <w:p>
-            <w:pPr>
-              <w:spacing w:after="20" w:before="0"/>
-            </w:pPr>
-            <w:hyperlink w:history="1" r:id="rId_cvggefwhx44ezcm5kjte">
-              <w:r>
-                <w:rPr>
-                  <w:rFonts w:ascii="Arial" w:cs="Arial" w:eastAsia="Arial" w:hAnsi="Arial"/>
-                  <w:color w:val="2E75B6"/>
-                  <w:sz w:val="16"/>
-                  <w:szCs w:val="16"/>
-                  <w:u w:val="single" w:color="2E75B6"/>
-                </w:rPr>
-                <w:t xml:space="preserve">Area of Regular Polygons (Flexbook)</w:t>
-              </w:r>
-            </w:hyperlink>
-          </w:p>
-          <w:p>
-            <w:pPr>
-              <w:spacing w:after="10" w:before="0"/>
-              <w:ind w:left="120"/>
-            </w:pPr>
-            <w:r>
-              <w:rPr>
-                <w:rFonts w:ascii="Arial" w:cs="Arial" w:eastAsia="Arial" w:hAnsi="Arial"/>
-                <w:color w:val="595959"/>
-                <w:sz w:val="14"/>
-                <w:szCs w:val="14"/>
-              </w:rPr>
-              <w:t xml:space="preserve">Source: CK-12</w:t>
-            </w:r>
-          </w:p>
-          <w:p>
-            <w:pPr>
-              <w:spacing w:after="10" w:before="0"/>
-              <w:ind w:left="120"/>
-            </w:pPr>
-            <w:hyperlink w:history="1" r:id="rIdhqqk36pnfncc_hhhiu5da">
-              <w:r>
-                <w:rPr>
-                  <w:rFonts w:ascii="Arial" w:cs="Arial" w:eastAsia="Arial" w:hAnsi="Arial"/>
-                  <w:color w:val="595959"/>
-                  <w:sz w:val="14"/>
-                  <w:szCs w:val="14"/>
-                  <w:u w:val="single" w:color="595959"/>
-                </w:rPr>
-                <w:t xml:space="preserve">🔍 Search ARES for similar readings</w:t>
-              </w:r>
-            </w:hyperlink>
-          </w:p>
-        </w:tc>
-        <w:tc>
-          <w:tcPr>
-            <w:tcW w:type="dxa" w:w="3040"/>
-            <w:shd w:fill="FFFFFF" w:color="auto" w:val="clear"/>
-            <w:tcMar>
-              <w:top w:type="dxa" w:w="60"/>
-              <w:left w:type="dxa" w:w="120"/>
-              <w:bottom w:type="dxa" w:w="60"/>
-              <w:right w:type="dxa" w:w="120"/>
-            </w:tcMar>
-            <w:vAlign w:val="top"/>
-          </w:tcPr>
-          <w:p>
-            <w:pPr>
-              <w:spacing w:after="40" w:before="0"/>
-              <w:jc w:val="left"/>
-            </w:pPr>
-            <w:r>
-              <w:rPr>
-                <w:rFonts w:ascii="Arial" w:cs="Arial" w:eastAsia="Arial" w:hAnsi="Arial"/>
-                <w:b w:val="false"/>
-                <w:bCs w:val="false"/>
-                <w:i w:val="false"/>
-                <w:iCs w:val="false"/>
-                <w:color w:val="000000"/>
-                <w:sz w:val="18"/>
-                <w:szCs w:val="18"/>
-              </w:rPr>
-              <w:t xml:space="preserve">DERIVATION (12 min, teacher-led with learner participation): Learners follow the derivation on their resource sheet, filling in each blank step as the teacher works through it on the board. Step 1: State the area of one isosceles triangle in terms of base s and height h (apothem a): A_triangle = (1/2) × s × a. Step 2: Identify the right-angled triangle formed by drawing the apothem from the centre to the midpoint of one side. Its base = s/2, its angle at the base vertex = 36° (half of the apex angle 72°... wait — teacher pauses here and asks: 'Which angle should I use to find a in terms of s/2? The 36° or the 54°?'). Learners discuss in pairs for 90 seconds. Teacher cold-calls 4 learners. Establish: tan(54°) = a / (s/2) OR equivalently tan(36°) = (s/2) / a, so a = (s/2) / tan(36°). Step 3: Substitute a into A_triangle: A_triangle = (1/2) × s × (s/2)/tan(36°) = s²/(4 tan 36°). Step 4: Multiply by 5: A_pentagon = 5s²/(4 tan 36°). GUIDED EXAMPLE (7 min): Teacher works s = 18 cm step-by-step on the board, asking learners to call out each arithmetic step. A = 5 × 18² / (4 × tan 36°) = 5 × 324 / (4 × 0.7265) = 1620 / 2.9062 ≈ 557.3 cm². Compare with grid-count estimate. Discuss discrepancy and why the formula is exact. APPLICATION (6 min, individual): Learners solve: 'A second pentagon tile in the Kericho courtyard has side length 12 cm. Find its area to 1 decimal place.' Learners work independently, then peer-check.</w:t>
-            </w:r>
-          </w:p>
-        </w:tc>
-        <w:tc>
-          <w:tcPr>
-            <w:tcW w:type="dxa" w:w="3040"/>
-            <w:shd w:fill="F2F2F2" w:color="auto" w:val="clear"/>
-            <w:tcMar>
-              <w:top w:type="dxa" w:w="60"/>
-              <w:left w:type="dxa" w:w="120"/>
-              <w:bottom w:type="dxa" w:w="60"/>
-              <w:right w:type="dxa" w:w="120"/>
-            </w:tcMar>
-            <w:vAlign w:val="top"/>
-          </w:tcPr>
-          <w:p>
-            <w:pPr>
-              <w:spacing w:after="40" w:before="0"/>
-              <w:jc w:val="left"/>
-            </w:pPr>
-            <w:r>
-              <w:rPr>
-                <w:rFonts w:ascii="Arial" w:cs="Arial" w:eastAsia="Arial" w:hAnsi="Arial"/>
-                <w:b w:val="false"/>
-                <w:bCs w:val="false"/>
-                <w:i w:val="false"/>
-                <w:iCs w:val="false"/>
-                <w:color w:val="000000"/>
-                <w:sz w:val="18"/>
-                <w:szCs w:val="18"/>
-              </w:rPr>
-              <w:t xml:space="preserve">Say: 'We are going to build the formula step by step — nobody writes the formula until we derive it together.' Draw the right-angled half-triangle on the board. Label sides: hypotenuse (the equal leg of the isosceles triangle), base = s/2, height = apothem a, angle at base = 36°. Ask: 'In this right-angled triangle, which trig ratio connects a and s/2?' Wait 12 seconds. Cold-call 3 learners. After Step 2 derivation, pause and say: 'Turn to your neighbour — in your own words, explain why 36° appears here and not 54°.' Give 90 seconds. Cold-call 4 learners. Anticipated misconception: learners confuse the base angle 54° with the half-apex angle 36° — say: 'We drew the apothem to the MID-POINT of the side — which angle is at the midpoint vertex in our small right triangle?' For the guided example, do NOT reveal the calculator value of tan 36° immediately. Ask: 'Who can estimate tan 36° from our trig tables?' Wait 10 seconds. After showing A ≈ 557.3 cm², point to the DQB and say: 'How does this compare with your grid-count prediction? Keziah, what do you notice?' For the independent application (s = 12 cm), circulate and check: expected answer = 5 × 144/(4 × 0.7265) ≈ 247.7 cm². If a learner gets a very different answer, ask: 'Show me your substitution — where did each number come from in the formula?'</w:t>
-            </w:r>
-          </w:p>
-        </w:tc>
-        <w:tc>
-          <w:tcPr>
-            <w:tcW w:type="dxa" w:w="3040"/>
-            <w:shd w:fill="FFFFFF" w:color="auto" w:val="clear"/>
-            <w:tcMar>
-              <w:top w:type="dxa" w:w="60"/>
-              <w:left w:type="dxa" w:w="120"/>
-              <w:bottom w:type="dxa" w:w="60"/>
-              <w:right w:type="dxa" w:w="120"/>
-            </w:tcMar>
-            <w:vAlign w:val="top"/>
-          </w:tcPr>
-          <w:p>
-            <w:pPr>
-              <w:spacing w:after="40" w:before="0"/>
-              <w:jc w:val="left"/>
-            </w:pPr>
-            <w:r>
-              <w:rPr>
-                <w:rFonts w:ascii="Arial" w:cs="Arial" w:eastAsia="Arial" w:hAnsi="Arial"/>
-                <w:b w:val="false"/>
-                <w:bCs w:val="false"/>
-                <w:i w:val="false"/>
-                <w:iCs w:val="false"/>
-                <w:color w:val="000000"/>
-                <w:sz w:val="18"/>
-                <w:szCs w:val="18"/>
-              </w:rPr>
-              <w:t xml:space="preserve">Stepwise Co-Construction (NGSS Practice 6: Constructing Explanations) — the derivation is not presented as a finished product but built collaboratively, with learners filling in blanks and verbalising each logical link. The critical 'pause-and-discuss' moment at Step 2 (36° vs 54°) is a deliberate productive struggle point that forces learners to reason about which angle is in the correct right-angled triangle, directly explaining why tan 36° — and not tan 54° — appears in the formula. This directly answers the DQB update question for this lesson.</w:t>
-            </w:r>
-          </w:p>
-        </w:tc>
-        <w:tc>
-          <w:tcPr>
-            <w:tcW w:type="dxa" w:w="3040"/>
-            <w:shd w:fill="F2F2F2" w:color="auto" w:val="clear"/>
-            <w:tcMar>
-              <w:top w:type="dxa" w:w="60"/>
-              <w:left w:type="dxa" w:w="120"/>
-              <w:bottom w:type="dxa" w:w="60"/>
-              <w:right w:type="dxa" w:w="120"/>
-            </w:tcMar>
-            <w:vAlign w:val="top"/>
-          </w:tcPr>
-          <w:p>
-            <w:pPr>
-              <w:spacing w:after="40" w:before="0"/>
-              <w:jc w:val="left"/>
-            </w:pPr>
-            <w:r>
-              <w:rPr>
-                <w:rFonts w:ascii="Arial" w:cs="Arial" w:eastAsia="Arial" w:hAnsi="Arial"/>
-                <w:b w:val="false"/>
-                <w:bCs w:val="false"/>
-                <w:i w:val="false"/>
-                <w:iCs w:val="false"/>
-                <w:color w:val="000000"/>
-                <w:sz w:val="18"/>
-                <w:szCs w:val="18"/>
-              </w:rPr>
-              <w:t xml:space="preserve">Observable indicators: (i) during co-derivation, all learners' resource sheets show correct entries at each blank step — teacher scans during the 90-second pair discussion; (ii) the guided example: all learners who call out steps use the correct substitution; (iii) independent application: target benchmark is ≈ 247.7 cm² for s = 12 cm — learners within ±2 cm² (accounting for rounding of tan 36°) meet expectations; learners with answers above 300 cm² or below 200 cm² receive immediate targeted questioning: 'Read me your substitution for s — what did you square?'</w:t>
-            </w:r>
-          </w:p>
-        </w:tc>
-      </w:tr>
-      <w:tr>
-        <w:tc>
-          <w:tcPr>
-            <w:tcW w:type="dxa" w:w="1520"/>
-            <w:shd w:fill="FCE4D6" w:color="auto" w:val="clear"/>
-            <w:tcMar>
-              <w:top w:type="dxa" w:w="60"/>
-              <w:left w:type="dxa" w:w="120"/>
-              <w:bottom w:type="dxa" w:w="60"/>
-              <w:right w:type="dxa" w:w="120"/>
-            </w:tcMar>
-            <w:vAlign w:val="top"/>
-          </w:tcPr>
-          <w:p>
-            <w:pPr>
-              <w:spacing w:after="40" w:before="0"/>
-              <w:jc w:val="left"/>
-            </w:pPr>
-            <w:r>
-              <w:rPr>
-                <w:rFonts w:ascii="Arial" w:cs="Arial" w:eastAsia="Arial" w:hAnsi="Arial"/>
-                <w:b/>
-                <w:bCs/>
-                <w:i w:val="false"/>
-                <w:iCs w:val="false"/>
-                <w:color w:val="000000"/>
-                <w:sz w:val="18"/>
-                <w:szCs w:val="18"/>
-              </w:rPr>
-              <w:t xml:space="preserve">Driving Question Board (DQB) Creation</w:t>
-            </w:r>
-          </w:p>
-          <w:p>
-            <w:pPr>
-              <w:spacing w:after="20" w:before="0"/>
-            </w:pPr>
-            <w:r>
-              <w:rPr>
-                <w:rFonts w:ascii="Arial" w:cs="Arial" w:eastAsia="Arial" w:hAnsi="Arial"/>
-                <w:b/>
-                <w:bCs/>
-                <w:color w:val="1F3864"/>
-                <w:sz w:val="16"/>
-                <w:szCs w:val="16"/>
-              </w:rPr>
-              <w:t xml:space="preserve">📹 VIDEO:</w:t>
-            </w:r>
-          </w:p>
-          <w:p>
-            <w:pPr>
-              <w:spacing w:after="20" w:before="0"/>
-            </w:pPr>
-            <w:hyperlink w:history="1" r:id="rIddzhqs8ci9bnuo5gcbdswl">
-              <w:r>
-                <w:rPr>
-                  <w:rFonts w:ascii="Arial" w:cs="Arial" w:eastAsia="Arial" w:hAnsi="Arial"/>
-                  <w:color w:val="2E75B6"/>
-                  <w:sz w:val="16"/>
-                  <w:szCs w:val="16"/>
-                  <w:u w:val="single" w:color="2E75B6"/>
-                </w:rPr>
-                <w:t xml:space="preserve">Jumla ya pembe za ndani au umbo lenye pembe nyingi</w:t>
-              </w:r>
-            </w:hyperlink>
-          </w:p>
-          <w:p>
-            <w:pPr>
-              <w:spacing w:after="10" w:before="0"/>
-              <w:ind w:left="120"/>
-            </w:pPr>
-            <w:r>
-              <w:rPr>
-                <w:rFonts w:ascii="Arial" w:cs="Arial" w:eastAsia="Arial" w:hAnsi="Arial"/>
-                <w:color w:val="595959"/>
-                <w:sz w:val="14"/>
-                <w:szCs w:val="14"/>
-              </w:rPr>
-              <w:t xml:space="preserve">Source: Khan Academy (Kiswahili)</w:t>
-            </w:r>
-          </w:p>
-          <w:p>
-            <w:pPr>
-              <w:spacing w:after="10" w:before="0"/>
-              <w:ind w:left="120"/>
-            </w:pPr>
-            <w:hyperlink w:history="1" r:id="rIdivkhupv1vjhtjqa3ziccq">
-              <w:r>
-                <w:rPr>
-                  <w:rFonts w:ascii="Arial" w:cs="Arial" w:eastAsia="Arial" w:hAnsi="Arial"/>
-                  <w:color w:val="595959"/>
-                  <w:sz w:val="14"/>
-                  <w:szCs w:val="14"/>
-                  <w:u w:val="single" w:color="595959"/>
-                </w:rPr>
-                <w:t xml:space="preserve">🔍 Search ARES for similar videos</w:t>
-              </w:r>
-            </w:hyperlink>
-          </w:p>
-          <w:p>
-            <w:pPr>
-              <w:spacing w:after="40" w:before="0"/>
-            </w:pPr>
-            <w:r>
-              <w:rPr>
-                <w:sz w:val="14"/>
-                <w:szCs w:val="14"/>
-              </w:rPr>
-              <w:t xml:space="preserve"/>
-            </w:r>
-          </w:p>
-          <w:p>
-            <w:pPr>
-              <w:spacing w:after="20" w:before="0"/>
-            </w:pPr>
-            <w:r>
-              <w:rPr>
-                <w:rFonts w:ascii="Arial" w:cs="Arial" w:eastAsia="Arial" w:hAnsi="Arial"/>
-                <w:b/>
-                <w:bCs/>
-                <w:color w:val="1F3864"/>
-                <w:sz w:val="16"/>
-                <w:szCs w:val="16"/>
-              </w:rPr>
-              <w:t xml:space="preserve">📖 HTML:</w:t>
-            </w:r>
-          </w:p>
-          <w:p>
-            <w:pPr>
-              <w:spacing w:after="20" w:before="0"/>
-            </w:pPr>
-            <w:hyperlink w:history="1" r:id="rIddppscjzchowuafpempnas">
-              <w:r>
-                <w:rPr>
-                  <w:rFonts w:ascii="Arial" w:cs="Arial" w:eastAsia="Arial" w:hAnsi="Arial"/>
-                  <w:color w:val="2E75B6"/>
-                  <w:sz w:val="16"/>
-                  <w:szCs w:val="16"/>
-                  <w:u w:val="single" w:color="2E75B6"/>
-                </w:rPr>
-                <w:t xml:space="preserve">Area of Regular Polygons (Flexbook)</w:t>
-              </w:r>
-            </w:hyperlink>
-          </w:p>
-          <w:p>
-            <w:pPr>
-              <w:spacing w:after="10" w:before="0"/>
-              <w:ind w:left="120"/>
-            </w:pPr>
-            <w:r>
-              <w:rPr>
-                <w:rFonts w:ascii="Arial" w:cs="Arial" w:eastAsia="Arial" w:hAnsi="Arial"/>
-                <w:color w:val="595959"/>
-                <w:sz w:val="14"/>
-                <w:szCs w:val="14"/>
-              </w:rPr>
-              <w:t xml:space="preserve">Source: CK-12</w:t>
-            </w:r>
-          </w:p>
-          <w:p>
-            <w:pPr>
-              <w:spacing w:after="10" w:before="0"/>
-              <w:ind w:left="120"/>
-            </w:pPr>
-            <w:hyperlink w:history="1" r:id="rIdjdnsdx-sq-dc9bigrwcr9">
-              <w:r>
-                <w:rPr>
-                  <w:rFonts w:ascii="Arial" w:cs="Arial" w:eastAsia="Arial" w:hAnsi="Arial"/>
-                  <w:color w:val="595959"/>
-                  <w:sz w:val="14"/>
-                  <w:szCs w:val="14"/>
-                  <w:u w:val="single" w:color="595959"/>
-                </w:rPr>
-                <w:t xml:space="preserve">🔍 Search ARES for similar readings</w:t>
-              </w:r>
-            </w:hyperlink>
-          </w:p>
-        </w:tc>
-        <w:tc>
-          <w:tcPr>
-            <w:tcW w:type="dxa" w:w="3040"/>
-            <w:shd w:fill="FFFFFF" w:color="auto" w:val="clear"/>
-            <w:tcMar>
-              <w:top w:type="dxa" w:w="60"/>
-              <w:left w:type="dxa" w:w="120"/>
-              <w:bottom w:type="dxa" w:w="60"/>
-              <w:right w:type="dxa" w:w="120"/>
-            </w:tcMar>
-            <w:vAlign w:val="top"/>
-          </w:tcPr>
-          <w:p>
-            <w:pPr>
-              <w:spacing w:after="40" w:before="0"/>
-              <w:jc w:val="left"/>
-            </w:pPr>
-            <w:r>
-              <w:rPr>
-                <w:rFonts w:ascii="Arial" w:cs="Arial" w:eastAsia="Arial" w:hAnsi="Arial"/>
-                <w:b w:val="false"/>
-                <w:bCs w:val="false"/>
-                <w:i w:val="false"/>
-                <w:iCs w:val="false"/>
-                <w:color w:val="000000"/>
-                <w:sz w:val="18"/>
-                <w:szCs w:val="18"/>
-              </w:rPr>
-              <w:t xml:space="preserve">Each learner receives two sticky notes. On the YELLOW note, they write: 'One thing I can now explain about pentagons that I could not at the start of Lesson 6.' On the BLUE note, they write: 'One question that this lesson raised for me.' Learners post their notes on the class DQB in the designated columns. The teacher reads 4–5 blue notes aloud and clusters them. The class discusses whether the question 'Why does tan 36° appear in the pentagon formula?' has been answered and records a class consensus response in one sentence on the DQB. Learners also update their personal 'Courtyard Progress Map' (a running diagram of the Kericho courtyard, with each area formula learned shaded in as it is derived) by shading the pentagonal inlay region and labelling it with the formula.</w:t>
-            </w:r>
-          </w:p>
-        </w:tc>
-        <w:tc>
-          <w:tcPr>
-            <w:tcW w:type="dxa" w:w="3040"/>
-            <w:shd w:fill="F2F2F2" w:color="auto" w:val="clear"/>
-            <w:tcMar>
-              <w:top w:type="dxa" w:w="60"/>
-              <w:left w:type="dxa" w:w="120"/>
-              <w:bottom w:type="dxa" w:w="60"/>
-              <w:right w:type="dxa" w:w="120"/>
-            </w:tcMar>
-            <w:vAlign w:val="top"/>
-          </w:tcPr>
-          <w:p>
-            <w:pPr>
-              <w:spacing w:after="40" w:before="0"/>
-              <w:jc w:val="left"/>
-            </w:pPr>
-            <w:r>
-              <w:rPr>
-                <w:rFonts w:ascii="Arial" w:cs="Arial" w:eastAsia="Arial" w:hAnsi="Arial"/>
-                <w:b w:val="false"/>
-                <w:bCs w:val="false"/>
-                <w:i w:val="false"/>
-                <w:iCs w:val="false"/>
-                <w:color w:val="000000"/>
-                <w:sz w:val="18"/>
-                <w:szCs w:val="18"/>
-              </w:rPr>
-              <w:t xml:space="preserve">Distribute sticky notes. Say: 'You have 3 minutes — one yellow note, one blue note. Be specific: write a formula, a step, or a named concept — not just 'I learned area.'' After posting, read 4 blue-note questions aloud. Ask: 'Which of these questions did today's lesson answer?' Cold-call 3 learners. Then ask: 'Can we now answer the DQB question — Why does tan 36° appear in the pentagon formula? Who will give me a one-sentence answer?' Wait 12 seconds. Cold-call 2 learners. Aim for a class consensus sentence such as: 'Tan 36° appears because when we drop an apothem from the centre to the midpoint of a side, it creates a right-angled triangle whose base angle is half of 72° (the apex angle), which is 36°.' Write this sentence on the DQB. Say: 'Now shade the pentagon on your Courtyard Progress Map and write the formula.' Give 2 minutes.</w:t>
-            </w:r>
-          </w:p>
-        </w:tc>
-        <w:tc>
-          <w:tcPr>
-            <w:tcW w:type="dxa" w:w="3040"/>
-            <w:shd w:fill="FFFFFF" w:color="auto" w:val="clear"/>
-            <w:tcMar>
-              <w:top w:type="dxa" w:w="60"/>
-              <w:left w:type="dxa" w:w="120"/>
-              <w:bottom w:type="dxa" w:w="60"/>
-              <w:right w:type="dxa" w:w="120"/>
-            </w:tcMar>
-            <w:vAlign w:val="top"/>
-          </w:tcPr>
-          <w:p>
-            <w:pPr>
-              <w:spacing w:after="40" w:before="0"/>
-              <w:jc w:val="left"/>
-            </w:pPr>
-            <w:r>
-              <w:rPr>
-                <w:rFonts w:ascii="Arial" w:cs="Arial" w:eastAsia="Arial" w:hAnsi="Arial"/>
-                <w:b w:val="false"/>
-                <w:bCs w:val="false"/>
-                <w:i w:val="false"/>
-                <w:iCs w:val="false"/>
-                <w:color w:val="000000"/>
-                <w:sz w:val="18"/>
-                <w:szCs w:val="18"/>
-              </w:rPr>
-              <w:t xml:space="preserve">DQB Collaborative Sensemaking (NGSS Practice 7: Engaging in Argument from Evidence) — the sticky-note protocol externalises individual understanding and publicly surfaces remaining uncertainty. Clustering blue-note questions reveals shared conceptual gaps, while the consensus sentence forces the class to articulate the mechanistic link between the geometry of the pentagon and the appearance of tan 36°. The Courtyard Progress Map makes the cumulative structure of the unit visible, reinforcing that each formula is a solution to a real measurement problem in the Kericho scenario.</w:t>
-            </w:r>
-          </w:p>
-        </w:tc>
-        <w:tc>
-          <w:tcPr>
-            <w:tcW w:type="dxa" w:w="3040"/>
-            <w:shd w:fill="F2F2F2" w:color="auto" w:val="clear"/>
-            <w:tcMar>
-              <w:top w:type="dxa" w:w="60"/>
-              <w:left w:type="dxa" w:w="120"/>
-              <w:bottom w:type="dxa" w:w="60"/>
-              <w:right w:type="dxa" w:w="120"/>
-            </w:tcMar>
-            <w:vAlign w:val="top"/>
-          </w:tcPr>
-          <w:p>
-            <w:pPr>
-              <w:spacing w:after="40" w:before="0"/>
-              <w:jc w:val="left"/>
-            </w:pPr>
-            <w:r>
-              <w:rPr>
-                <w:rFonts w:ascii="Arial" w:cs="Arial" w:eastAsia="Arial" w:hAnsi="Arial"/>
-                <w:b w:val="false"/>
-                <w:bCs w:val="false"/>
-                <w:i w:val="false"/>
-                <w:iCs w:val="false"/>
-                <w:color w:val="000000"/>
-                <w:sz w:val="18"/>
-                <w:szCs w:val="18"/>
-              </w:rPr>
-              <w:t xml:space="preserve">Observable indicators: (i) yellow notes contain a specific mathematical statement (e.g., 'Each interior angle of a regular pentagon is 108°' or 'The apothem = (s/2)/tan 36°') — vague notes such as 'I learned area' are flagged and the learner is asked to add one specific detail before leaving; (ii) the class consensus DQB sentence correctly names 'half of 72°' or 'the right-angled triangle formed by the apothem' as the source of tan 36°; (iii) the Courtyard Progress Map shows the pentagon shaded and the correct formula written by all learners.</w:t>
-            </w:r>
-          </w:p>
-        </w:tc>
-      </w:tr>
-      <w:tr>
-        <w:tc>
-          <w:tcPr>
-            <w:tcW w:type="dxa" w:w="1520"/>
-            <w:shd w:fill="D5E8F0" w:color="auto" w:val="clear"/>
-            <w:tcMar>
-              <w:top w:type="dxa" w:w="60"/>
-              <w:left w:type="dxa" w:w="120"/>
-              <w:bottom w:type="dxa" w:w="60"/>
-              <w:right w:type="dxa" w:w="120"/>
-            </w:tcMar>
-            <w:vAlign w:val="top"/>
-          </w:tcPr>
-          <w:p>
-            <w:pPr>
-              <w:spacing w:after="40" w:before="0"/>
-              <w:jc w:val="left"/>
-            </w:pPr>
-            <w:r>
-              <w:rPr>
-                <w:rFonts w:ascii="Arial" w:cs="Arial" w:eastAsia="Arial" w:hAnsi="Arial"/>
-                <w:b/>
-                <w:bCs/>
-                <w:i w:val="false"/>
-                <w:iCs w:val="false"/>
-                <w:color w:val="000000"/>
-                <w:sz w:val="18"/>
-                <w:szCs w:val="18"/>
-              </w:rPr>
-              <w:t xml:space="preserve">Model Building Phase</w:t>
-            </w:r>
-          </w:p>
-          <w:p>
-            <w:pPr>
-              <w:spacing w:after="20" w:before="0"/>
-            </w:pPr>
-            <w:r>
-              <w:rPr>
-                <w:rFonts w:ascii="Arial" w:cs="Arial" w:eastAsia="Arial" w:hAnsi="Arial"/>
-                <w:b/>
-                <w:bCs/>
-                <w:color w:val="1F3864"/>
-                <w:sz w:val="16"/>
-                <w:szCs w:val="16"/>
-              </w:rPr>
-              <w:t xml:space="preserve">📹 VIDEO:</w:t>
-            </w:r>
-          </w:p>
-          <w:p>
-            <w:pPr>
-              <w:spacing w:after="20" w:before="0"/>
-            </w:pPr>
-            <w:hyperlink w:history="1" r:id="rIdjskbrslff1ouz_druybkt">
-              <w:r>
-                <w:rPr>
-                  <w:rFonts w:ascii="Arial" w:cs="Arial" w:eastAsia="Arial" w:hAnsi="Arial"/>
-                  <w:color w:val="2E75B6"/>
-                  <w:sz w:val="16"/>
-                  <w:szCs w:val="16"/>
-                  <w:u w:val="single" w:color="2E75B6"/>
-                </w:rPr>
-                <w:t xml:space="preserve">Triangle exterior angle example</w:t>
-              </w:r>
-            </w:hyperlink>
-          </w:p>
-          <w:p>
-            <w:pPr>
-              <w:spacing w:after="10" w:before="0"/>
-              <w:ind w:left="120"/>
-            </w:pPr>
-            <w:r>
-              <w:rPr>
-                <w:rFonts w:ascii="Arial" w:cs="Arial" w:eastAsia="Arial" w:hAnsi="Arial"/>
-                <w:color w:val="595959"/>
-                <w:sz w:val="14"/>
-                <w:szCs w:val="14"/>
-              </w:rPr>
-              <w:t xml:space="preserve">Source: Khan Academy (English - US curriculum)</w:t>
-            </w:r>
-          </w:p>
-          <w:p>
-            <w:pPr>
-              <w:spacing w:after="10" w:before="0"/>
-              <w:ind w:left="120"/>
-            </w:pPr>
-            <w:hyperlink w:history="1" r:id="rIds41_kt_kcceelykopdujt">
-              <w:r>
-                <w:rPr>
-                  <w:rFonts w:ascii="Arial" w:cs="Arial" w:eastAsia="Arial" w:hAnsi="Arial"/>
-                  <w:color w:val="595959"/>
-                  <w:sz w:val="14"/>
-                  <w:szCs w:val="14"/>
-                  <w:u w:val="single" w:color="595959"/>
-                </w:rPr>
-                <w:t xml:space="preserve">🔍 Search ARES for similar videos</w:t>
-              </w:r>
-            </w:hyperlink>
-          </w:p>
-          <w:p>
-            <w:pPr>
-              <w:spacing w:after="40" w:before="0"/>
-            </w:pPr>
-            <w:r>
-              <w:rPr>
-                <w:sz w:val="14"/>
-                <w:szCs w:val="14"/>
-              </w:rPr>
-              <w:t xml:space="preserve"/>
-            </w:r>
-          </w:p>
-          <w:p>
-            <w:pPr>
-              <w:spacing w:after="20" w:before="0"/>
-            </w:pPr>
-            <w:r>
-              <w:rPr>
-                <w:rFonts w:ascii="Arial" w:cs="Arial" w:eastAsia="Arial" w:hAnsi="Arial"/>
-                <w:b/>
-                <w:bCs/>
-                <w:color w:val="1F3864"/>
-                <w:sz w:val="16"/>
-                <w:szCs w:val="16"/>
-              </w:rPr>
-              <w:t xml:space="preserve">📖 HTML:</w:t>
-            </w:r>
-          </w:p>
-          <w:p>
-            <w:pPr>
-              <w:spacing w:after="20" w:before="0"/>
-            </w:pPr>
-            <w:hyperlink w:history="1" r:id="rIdgf0m1wuy7ydl5-1bkzdh4">
-              <w:r>
-                <w:rPr>
-                  <w:rFonts w:ascii="Arial" w:cs="Arial" w:eastAsia="Arial" w:hAnsi="Arial"/>
-                  <w:color w:val="2E75B6"/>
-                  <w:sz w:val="16"/>
-                  <w:szCs w:val="16"/>
-                  <w:u w:val="single" w:color="2E75B6"/>
-                </w:rPr>
-                <w:t xml:space="preserve">Area of Regular Polygons (Flexbook)</w:t>
-              </w:r>
-            </w:hyperlink>
-          </w:p>
-          <w:p>
-            <w:pPr>
-              <w:spacing w:after="10" w:before="0"/>
-              <w:ind w:left="120"/>
-            </w:pPr>
-            <w:r>
-              <w:rPr>
-                <w:rFonts w:ascii="Arial" w:cs="Arial" w:eastAsia="Arial" w:hAnsi="Arial"/>
-                <w:color w:val="595959"/>
-                <w:sz w:val="14"/>
-                <w:szCs w:val="14"/>
-              </w:rPr>
-              <w:t xml:space="preserve">Source: CK-12</w:t>
-            </w:r>
-          </w:p>
-          <w:p>
-            <w:pPr>
-              <w:spacing w:after="10" w:before="0"/>
-              <w:ind w:left="120"/>
-            </w:pPr>
-            <w:hyperlink w:history="1" r:id="rIdp9rg0ptnsww-zc1bodgft">
+            <w:hyperlink w:history="1" r:id="rId2rpn-ghd-e-0r0b06jzpr">
               <w:r>
                 <w:rPr>
                   <w:rFonts w:ascii="Arial" w:cs="Arial" w:eastAsia="Arial" w:hAnsi="Arial"/>
@@ -20348,7 +20348,7 @@
             <w:pPr>
               <w:spacing w:after="20" w:before="0"/>
             </w:pPr>
-            <w:hyperlink w:history="1" r:id="rId3ltclm-bcvjkzrr_csntm">
+            <w:hyperlink w:history="1" r:id="rIdfobw72qg7g2gyzpece_jd">
               <w:r>
                 <w:rPr>
                   <w:rFonts w:ascii="Arial" w:cs="Arial" w:eastAsia="Arial" w:hAnsi="Arial"/>
@@ -20381,7 +20381,7 @@
               <w:spacing w:after="10" w:before="0"/>
               <w:ind w:left="120"/>
             </w:pPr>
-            <w:hyperlink w:history="1" r:id="rId3eocmunq-vl1qxjvyhjeu">
+            <w:hyperlink w:history="1" r:id="rIdvj1i9znpxsbnegtyx3eyc">
               <w:r>
                 <w:rPr>
                   <w:rFonts w:ascii="Arial" w:cs="Arial" w:eastAsia="Arial" w:hAnsi="Arial"/>
@@ -20426,7 +20426,7 @@
             <w:pPr>
               <w:spacing w:after="20" w:before="0"/>
             </w:pPr>
-            <w:hyperlink w:history="1" r:id="rId3qkim7cgimnho8szy1ote">
+            <w:hyperlink w:history="1" r:id="rIdvmwlj9jvt_uh0bp4tfbpe">
               <w:r>
                 <w:rPr>
                   <w:rFonts w:ascii="Arial" w:cs="Arial" w:eastAsia="Arial" w:hAnsi="Arial"/>
@@ -20459,7 +20459,7 @@
               <w:spacing w:after="10" w:before="0"/>
               <w:ind w:left="120"/>
             </w:pPr>
-            <w:hyperlink w:history="1" r:id="rId0_di8hkawq-lex-ry4uup">
+            <w:hyperlink w:history="1" r:id="rIdegyvxo_ww-i_ycighdc9y">
               <w:r>
                 <w:rPr>
                   <w:rFonts w:ascii="Arial" w:cs="Arial" w:eastAsia="Arial" w:hAnsi="Arial"/>
@@ -20654,7 +20654,313 @@
             <w:pPr>
               <w:spacing w:after="20" w:before="0"/>
             </w:pPr>
-            <w:hyperlink w:history="1" r:id="rIdj_ksmbj30uw879fo1wakm">
+            <w:hyperlink w:history="1" r:id="rId-astq6rs4ty-ijmov9vqb">
+              <w:r>
+                <w:rPr>
+                  <w:rFonts w:ascii="Arial" w:cs="Arial" w:eastAsia="Arial" w:hAnsi="Arial"/>
+                  <w:color w:val="2E75B6"/>
+                  <w:sz w:val="16"/>
+                  <w:szCs w:val="16"/>
+                  <w:u w:val="single" w:color="2E75B6"/>
+                </w:rPr>
+                <w:t xml:space="preserve">Area of Regular Polygons Principles</w:t>
+              </w:r>
+            </w:hyperlink>
+          </w:p>
+          <w:p>
+            <w:pPr>
+              <w:spacing w:after="10" w:before="0"/>
+              <w:ind w:left="120"/>
+            </w:pPr>
+            <w:r>
+              <w:rPr>
+                <w:rFonts w:ascii="Arial" w:cs="Arial" w:eastAsia="Arial" w:hAnsi="Arial"/>
+                <w:color w:val="595959"/>
+                <w:sz w:val="14"/>
+                <w:szCs w:val="14"/>
+              </w:rPr>
+              <w:t xml:space="preserve">Source: CK-12</w:t>
+            </w:r>
+          </w:p>
+          <w:p>
+            <w:pPr>
+              <w:spacing w:after="10" w:before="0"/>
+              <w:ind w:left="120"/>
+            </w:pPr>
+            <w:hyperlink w:history="1" r:id="rIdjaqtwmyqrmh-b5bp-sydm">
+              <w:r>
+                <w:rPr>
+                  <w:rFonts w:ascii="Arial" w:cs="Arial" w:eastAsia="Arial" w:hAnsi="Arial"/>
+                  <w:color w:val="595959"/>
+                  <w:sz w:val="14"/>
+                  <w:szCs w:val="14"/>
+                  <w:u w:val="single" w:color="595959"/>
+                </w:rPr>
+                <w:t xml:space="preserve">🔍 Search ARES for similar videos</w:t>
+              </w:r>
+            </w:hyperlink>
+          </w:p>
+          <w:p>
+            <w:pPr>
+              <w:spacing w:after="40" w:before="0"/>
+            </w:pPr>
+            <w:r>
+              <w:rPr>
+                <w:sz w:val="14"/>
+                <w:szCs w:val="14"/>
+              </w:rPr>
+              <w:t xml:space="preserve"/>
+            </w:r>
+          </w:p>
+          <w:p>
+            <w:pPr>
+              <w:spacing w:after="20" w:before="0"/>
+            </w:pPr>
+            <w:r>
+              <w:rPr>
+                <w:rFonts w:ascii="Arial" w:cs="Arial" w:eastAsia="Arial" w:hAnsi="Arial"/>
+                <w:b/>
+                <w:bCs/>
+                <w:color w:val="1F3864"/>
+                <w:sz w:val="16"/>
+                <w:szCs w:val="16"/>
+              </w:rPr>
+              <w:t xml:space="preserve">📖 HTML:</w:t>
+            </w:r>
+          </w:p>
+          <w:p>
+            <w:pPr>
+              <w:spacing w:after="20" w:before="0"/>
+            </w:pPr>
+            <w:hyperlink w:history="1" r:id="rIdats8ye8uug7f275z2e_hm">
+              <w:r>
+                <w:rPr>
+                  <w:rFonts w:ascii="Arial" w:cs="Arial" w:eastAsia="Arial" w:hAnsi="Arial"/>
+                  <w:color w:val="2E75B6"/>
+                  <w:sz w:val="16"/>
+                  <w:szCs w:val="16"/>
+                  <w:u w:val="single" w:color="2E75B6"/>
+                </w:rPr>
+                <w:t xml:space="preserve">Area of Regular Polygons (Flexbook)</w:t>
+              </w:r>
+            </w:hyperlink>
+          </w:p>
+          <w:p>
+            <w:pPr>
+              <w:spacing w:after="10" w:before="0"/>
+              <w:ind w:left="120"/>
+            </w:pPr>
+            <w:r>
+              <w:rPr>
+                <w:rFonts w:ascii="Arial" w:cs="Arial" w:eastAsia="Arial" w:hAnsi="Arial"/>
+                <w:color w:val="595959"/>
+                <w:sz w:val="14"/>
+                <w:szCs w:val="14"/>
+              </w:rPr>
+              <w:t xml:space="preserve">Source: CK-12</w:t>
+            </w:r>
+          </w:p>
+          <w:p>
+            <w:pPr>
+              <w:spacing w:after="10" w:before="0"/>
+              <w:ind w:left="120"/>
+            </w:pPr>
+            <w:hyperlink w:history="1" r:id="rIdltsq1pjtmn7jgmtdqzyvh">
+              <w:r>
+                <w:rPr>
+                  <w:rFonts w:ascii="Arial" w:cs="Arial" w:eastAsia="Arial" w:hAnsi="Arial"/>
+                  <w:color w:val="595959"/>
+                  <w:sz w:val="14"/>
+                  <w:szCs w:val="14"/>
+                  <w:u w:val="single" w:color="595959"/>
+                </w:rPr>
+                <w:t xml:space="preserve">🔍 Search ARES for similar readings</w:t>
+              </w:r>
+            </w:hyperlink>
+          </w:p>
+        </w:tc>
+        <w:tc>
+          <w:tcPr>
+            <w:tcW w:type="dxa" w:w="3040"/>
+            <w:shd w:fill="FFFFFF" w:color="auto" w:val="clear"/>
+            <w:tcMar>
+              <w:top w:type="dxa" w:w="60"/>
+              <w:left w:type="dxa" w:w="120"/>
+              <w:bottom w:type="dxa" w:w="60"/>
+              <w:right w:type="dxa" w:w="120"/>
+            </w:tcMar>
+            <w:vAlign w:val="top"/>
+          </w:tcPr>
+          <w:p>
+            <w:pPr>
+              <w:spacing w:after="40" w:before="0"/>
+              <w:jc w:val="left"/>
+            </w:pPr>
+            <w:r>
+              <w:rPr>
+                <w:rFonts w:ascii="Arial" w:cs="Arial" w:eastAsia="Arial" w:hAnsi="Arial"/>
+                <w:b w:val="false"/>
+                <w:bCs w:val="false"/>
+                <w:i w:val="false"/>
+                <w:iCs w:val="false"/>
+                <w:color w:val="000000"/>
+                <w:sz w:val="18"/>
+                <w:szCs w:val="18"/>
+              </w:rPr>
+              <w:t xml:space="preserve">Part A — Decomposition with physical objects (20 min): Each group of 4 receives: one sharpened hexagonal pencil, one sheet of plain paper, a ruler, and a protractor. Learners roll the pencil on the paper and trace its hexagonal cross-section, producing a regular hexagon. They then use a ruler to draw all three long diagonals (connecting opposite vertices), dividing the hexagon into 6 triangles. Learners measure the sides of each triangle and all internal angles to confirm: every triangle is equilateral and all six are congruent. They record measurements in a table: Triangle | Side 1 | Side 2 | Side 3 | Angle A | Angle B | Angle C. Part B — Honeycomb diagram (10 min): Learners examine a printed diagram of a honeycomb frame (labelled 'Typical bee colony frame, Kericho highlands apiary') showing a 5 × 8 grid of regular hexagonal cells, each with side length s = 1.2 cm. They annotate the diagram by outlining one cell, then subdividing it into 6 equilateral triangles — mirroring what they did with the pencil tracing. They count total cells (40) and note the side length. Part C — Connecting to Lesson 1 (5 min): Learners open their exercise books to Lesson 1 notes and locate the sine-area formula: A_triangle = ½ab sin C. They write the specialisation for an equilateral triangle (a = b = s, C = 60°): A_equilateral = ½ · s · s · sin 60° = (√3/4)s². They verify this numerically for s = 8 cm on a calculator.</w:t>
+            </w:r>
+          </w:p>
+        </w:tc>
+        <w:tc>
+          <w:tcPr>
+            <w:tcW w:type="dxa" w:w="3040"/>
+            <w:shd w:fill="F2F2F2" w:color="auto" w:val="clear"/>
+            <w:tcMar>
+              <w:top w:type="dxa" w:w="60"/>
+              <w:left w:type="dxa" w:w="120"/>
+              <w:bottom w:type="dxa" w:w="60"/>
+              <w:right w:type="dxa" w:w="120"/>
+            </w:tcMar>
+            <w:vAlign w:val="top"/>
+          </w:tcPr>
+          <w:p>
+            <w:pPr>
+              <w:spacing w:after="40" w:before="0"/>
+              <w:jc w:val="left"/>
+            </w:pPr>
+            <w:r>
+              <w:rPr>
+                <w:rFonts w:ascii="Arial" w:cs="Arial" w:eastAsia="Arial" w:hAnsi="Arial"/>
+                <w:b w:val="false"/>
+                <w:bCs w:val="false"/>
+                <w:i w:val="false"/>
+                <w:iCs w:val="false"/>
+                <w:color w:val="000000"/>
+                <w:sz w:val="18"/>
+                <w:szCs w:val="18"/>
+              </w:rPr>
+              <w:t xml:space="preserve">Distribute materials and say: 'Step 1 — trace the pencil cross-section carefully. Press firmly and rotate slowly to get a clean hexagon.' Allow 4 minutes. Then say: 'Now draw a line from each vertex to the opposite vertex — you should get exactly 3 lines. What shapes have you created inside?' WAIT 10 seconds. Cold-call 3 learners: 'Amina — how many triangles? Korir — are they the same size? Atieno — what kind of triangles are they?' After confirmation, say: 'Measure every side and every angle of each triangle and complete the table. Take 8 minutes.' Circulate and prompt: 'How do you know all six triangles are congruent? What property of the regular hexagon guarantees this?' After the table is complete, direct attention to the honeycomb diagram: 'This is a real honeycomb frame from a Kericho highlands apiary — the same county as our courtyard. Subdivide one cell into triangles exactly as you just did with the pencil.' Allow 5 minutes. Then say: 'Now go back to Lesson 1 in your notes. You derived a formula for the area of any triangle given two sides and an included angle. Write that formula, then substitute a = b = s and C = 60°. What do you get?' WAIT 15 seconds. Cold-call 2 learners to write their result on the board.</w:t>
+            </w:r>
+          </w:p>
+        </w:tc>
+        <w:tc>
+          <w:tcPr>
+            <w:tcW w:type="dxa" w:w="3040"/>
+            <w:shd w:fill="FFFFFF" w:color="auto" w:val="clear"/>
+            <w:tcMar>
+              <w:top w:type="dxa" w:w="60"/>
+              <w:left w:type="dxa" w:w="120"/>
+              <w:bottom w:type="dxa" w:w="60"/>
+              <w:right w:type="dxa" w:w="120"/>
+            </w:tcMar>
+            <w:vAlign w:val="top"/>
+          </w:tcPr>
+          <w:p>
+            <w:pPr>
+              <w:spacing w:after="40" w:before="0"/>
+              <w:jc w:val="left"/>
+            </w:pPr>
+            <w:r>
+              <w:rPr>
+                <w:rFonts w:ascii="Arial" w:cs="Arial" w:eastAsia="Arial" w:hAnsi="Arial"/>
+                <w:b w:val="false"/>
+                <w:bCs w:val="false"/>
+                <w:i w:val="false"/>
+                <w:iCs w:val="false"/>
+                <w:color w:val="000000"/>
+                <w:sz w:val="18"/>
+                <w:szCs w:val="18"/>
+              </w:rPr>
+              <w:t xml:space="preserve">Decomposition-and-Measurement Strategy — learners build understanding by physically breaking a complex shape into familiar components (equilateral triangles) they already know how to handle. The honeycomb context makes the observation concrete and Kenyan-relevant. The deliberate link to Lesson 1 reinforces the unit's central thread: all polygon area formulas in this unit are extensions of the sine-area triangle formula, preventing fragmented memorisation of isolated rules.</w:t>
+            </w:r>
+          </w:p>
+        </w:tc>
+        <w:tc>
+          <w:tcPr>
+            <w:tcW w:type="dxa" w:w="3040"/>
+            <w:shd w:fill="F2F2F2" w:color="auto" w:val="clear"/>
+            <w:tcMar>
+              <w:top w:type="dxa" w:w="60"/>
+              <w:left w:type="dxa" w:w="120"/>
+              <w:bottom w:type="dxa" w:w="60"/>
+              <w:right w:type="dxa" w:w="120"/>
+            </w:tcMar>
+            <w:vAlign w:val="top"/>
+          </w:tcPr>
+          <w:p>
+            <w:pPr>
+              <w:spacing w:after="40" w:before="0"/>
+              <w:jc w:val="left"/>
+            </w:pPr>
+            <w:r>
+              <w:rPr>
+                <w:rFonts w:ascii="Arial" w:cs="Arial" w:eastAsia="Arial" w:hAnsi="Arial"/>
+                <w:b w:val="false"/>
+                <w:bCs w:val="false"/>
+                <w:i w:val="false"/>
+                <w:iCs w:val="false"/>
+                <w:color w:val="000000"/>
+                <w:sz w:val="18"/>
+                <w:szCs w:val="18"/>
+              </w:rPr>
+              <w:t xml:space="preserve">Observable indicators: (1) The completed measurement table shows all six triangles with sides ≈ equal and all angles ≈ 60° — acceptable tolerance ± 2 mm, ± 2°. (2) The learner correctly writes A_equilateral = (√3/4)s² from the sine-area formula. Red flags: (a) Learner draws diagonals incorrectly (e.g., draws only 2 diagonals) — intervene with 'How many vertices does a hexagon have? Connect each vertex to the one directly opposite.' (b) Learner cannot connect to Lesson 1 — provide the printed Lesson 1 formula strip as a scaffold.</w:t>
+            </w:r>
+          </w:p>
+        </w:tc>
+      </w:tr>
+      <w:tr>
+        <w:tc>
+          <w:tcPr>
+            <w:tcW w:type="dxa" w:w="1520"/>
+            <w:shd w:fill="E2EFDA" w:color="auto" w:val="clear"/>
+            <w:tcMar>
+              <w:top w:type="dxa" w:w="60"/>
+              <w:left w:type="dxa" w:w="120"/>
+              <w:bottom w:type="dxa" w:w="60"/>
+              <w:right w:type="dxa" w:w="120"/>
+            </w:tcMar>
+            <w:vAlign w:val="top"/>
+          </w:tcPr>
+          <w:p>
+            <w:pPr>
+              <w:spacing w:after="40" w:before="0"/>
+              <w:jc w:val="left"/>
+            </w:pPr>
+            <w:r>
+              <w:rPr>
+                <w:rFonts w:ascii="Arial" w:cs="Arial" w:eastAsia="Arial" w:hAnsi="Arial"/>
+                <w:b/>
+                <w:bCs/>
+                <w:i w:val="false"/>
+                <w:iCs w:val="false"/>
+                <w:color w:val="000000"/>
+                <w:sz w:val="18"/>
+                <w:szCs w:val="18"/>
+              </w:rPr>
+              <w:t xml:space="preserve">Explain Phase</w:t>
+            </w:r>
+          </w:p>
+          <w:p>
+            <w:pPr>
+              <w:spacing w:after="20" w:before="0"/>
+            </w:pPr>
+            <w:r>
+              <w:rPr>
+                <w:rFonts w:ascii="Arial" w:cs="Arial" w:eastAsia="Arial" w:hAnsi="Arial"/>
+                <w:b/>
+                <w:bCs/>
+                <w:color w:val="1F3864"/>
+                <w:sz w:val="16"/>
+                <w:szCs w:val="16"/>
+              </w:rPr>
+              <w:t xml:space="preserve">📹 VIDEO:</w:t>
+            </w:r>
+          </w:p>
+          <w:p>
+            <w:pPr>
+              <w:spacing w:after="20" w:before="0"/>
+            </w:pPr>
+            <w:hyperlink w:history="1" r:id="rIdenzasxyqs7zd685bsw7h6">
               <w:r>
                 <w:rPr>
                   <w:rFonts w:ascii="Arial" w:cs="Arial" w:eastAsia="Arial" w:hAnsi="Arial"/>
@@ -20687,7 +20993,7 @@
               <w:spacing w:after="10" w:before="0"/>
               <w:ind w:left="120"/>
             </w:pPr>
-            <w:hyperlink w:history="1" r:id="rIdc5syxdyfkri3xpusshxm2">
+            <w:hyperlink w:history="1" r:id="rId4k5zm_jixgie1vmc2ysy5">
               <w:r>
                 <w:rPr>
                   <w:rFonts w:ascii="Arial" w:cs="Arial" w:eastAsia="Arial" w:hAnsi="Arial"/>
@@ -20725,14 +21031,14 @@
                 <w:sz w:val="16"/>
                 <w:szCs w:val="16"/>
               </w:rPr>
-              <w:t xml:space="preserve">📖 EXERCISE:</w:t>
+              <w:t xml:space="preserve">📖 HTML:</w:t>
             </w:r>
           </w:p>
           <w:p>
             <w:pPr>
               <w:spacing w:after="20" w:before="0"/>
             </w:pPr>
-            <w:hyperlink w:history="1" r:id="rIdgxzl4nc_t_pjbw3k1yncj">
+            <w:hyperlink w:history="1" r:id="rIdb2txkgjd4u3d7vx2qfkmt">
               <w:r>
                 <w:rPr>
                   <w:rFonts w:ascii="Arial" w:cs="Arial" w:eastAsia="Arial" w:hAnsi="Arial"/>
@@ -20741,7 +21047,7 @@
                   <w:szCs w:val="16"/>
                   <w:u w:val="single" w:color="2E75B6"/>
                 </w:rPr>
-                <w:t xml:space="preserve">Decompose area with triangles</w:t>
+                <w:t xml:space="preserve">Area of Regular Polygons (Flexbook)</w:t>
               </w:r>
             </w:hyperlink>
           </w:p>
@@ -20757,7 +21063,7 @@
                 <w:sz w:val="14"/>
                 <w:szCs w:val="14"/>
               </w:rPr>
-              <w:t xml:space="preserve">Source: Khan Academy (English - US curriculum)</w:t>
+              <w:t xml:space="preserve">Source: CK-12</w:t>
             </w:r>
           </w:p>
           <w:p>
@@ -20765,7 +21071,7 @@
               <w:spacing w:after="10" w:before="0"/>
               <w:ind w:left="120"/>
             </w:pPr>
-            <w:hyperlink w:history="1" r:id="rIdez-7nbgt_kyoibh7gvbey">
+            <w:hyperlink w:history="1" r:id="rIddfv9ggxc_aorqdhvjvcet">
               <w:r>
                 <w:rPr>
                   <w:rFonts w:ascii="Arial" w:cs="Arial" w:eastAsia="Arial" w:hAnsi="Arial"/>
@@ -20807,7 +21113,7 @@
                 <w:sz w:val="18"/>
                 <w:szCs w:val="18"/>
               </w:rPr>
-              <w:t xml:space="preserve">Part A — Decomposition with physical objects (20 min): Each group of 4 receives: one sharpened hexagonal pencil, one sheet of plain paper, a ruler, and a protractor. Learners roll the pencil on the paper and trace its hexagonal cross-section, producing a regular hexagon. They then use a ruler to draw all three long diagonals (connecting opposite vertices), dividing the hexagon into 6 triangles. Learners measure the sides of each triangle and all internal angles to confirm: every triangle is equilateral and all six are congruent. They record measurements in a table: Triangle | Side 1 | Side 2 | Side 3 | Angle A | Angle B | Angle C. Part B — Honeycomb diagram (10 min): Learners examine a printed diagram of a honeycomb frame (labelled 'Typical bee colony frame, Kericho highlands apiary') showing a 5 × 8 grid of regular hexagonal cells, each with side length s = 1.2 cm. They annotate the diagram by outlining one cell, then subdividing it into 6 equilateral triangles — mirroring what they did with the pencil tracing. They count total cells (40) and note the side length. Part C — Connecting to Lesson 1 (5 min): Learners open their exercise books to Lesson 1 notes and locate the sine-area formula: A_triangle = ½ab sin C. They write the specialisation for an equilateral triangle (a = b = s, C = 60°): A_equilateral = ½ · s · s · sin 60° = (√3/4)s². They verify this numerically for s = 8 cm on a calculator.</w:t>
+              <w:t xml:space="preserve">Part A — Algebraic derivation (15 min): Working in pairs, learners derive the hexagon area formula step by step in their exercise books, guided by a structured scaffold on the board: Step 1 — Write the area of ONE equilateral triangle with side s. Step 2 — Write the area of SIX such triangles. Step 3 — Simplify to A = (3√3/2)s². Step 4 — Verify numerically: substitute s = 8 cm and calculate A on a calculator; compare with their Lesson 1 prediction. Each pair checks their derivation against the pair next to them before the teacher cold-calls. Part B — Application to the Kericho courtyard (10 min): Learners read the problem from a printed card: 'The hexagonal border of the Kericho community hall courtyard requires 48 tiles. Each tile has a side length of 12 cm. (a) Calculate the area of one tile. (b) Calculate the total area covered by all border tiles. (c) If each box of tile adhesive covers 3 000 cm², how many boxes must the contractor order?' Learners solve individually, then compare answers in their group of 4. Part C — Honeycomb wax area (5 min): 'The honeycomb frame has 40 cells, each with side length 1.2 cm. Calculate the total wax-boundary area of all cells.' (Note: this extends the observation phase calculation and rewards learners who correctly identified 40 cells.)</w:t>
             </w:r>
           </w:p>
         </w:tc>
@@ -20839,7 +21145,7 @@
                 <w:sz w:val="18"/>
                 <w:szCs w:val="18"/>
               </w:rPr>
-              <w:t xml:space="preserve">Distribute materials and say: 'Step 1 — trace the pencil cross-section carefully. Press firmly and rotate slowly to get a clean hexagon.' Allow 4 minutes. Then say: 'Now draw a line from each vertex to the opposite vertex — you should get exactly 3 lines. What shapes have you created inside?' WAIT 10 seconds. Cold-call 3 learners: 'Amina — how many triangles? Korir — are they the same size? Atieno — what kind of triangles are they?' After confirmation, say: 'Measure every side and every angle of each triangle and complete the table. Take 8 minutes.' Circulate and prompt: 'How do you know all six triangles are congruent? What property of the regular hexagon guarantees this?' After the table is complete, direct attention to the honeycomb diagram: 'This is a real honeycomb frame from a Kericho highlands apiary — the same county as our courtyard. Subdivide one cell into triangles exactly as you just did with the pencil.' Allow 5 minutes. Then say: 'Now go back to Lesson 1 in your notes. You derived a formula for the area of any triangle given two sides and an included angle. Write that formula, then substitute a = b = s and C = 60°. What do you get?' WAIT 15 seconds. Cold-call 2 learners to write their result on the board.</w:t>
+              <w:t xml:space="preserve">Write the three-step scaffold on the board and say: 'Use the result you just derived in the Observe phase to complete each step. Do NOT look up the formula — build it from what you already know.' WAIT 12 minutes for pair work. Circulate, asking: 'Show me Step 2 — what is 6 × (√3/4)s²? Can you simplify that fraction?' After 12 minutes, run a cold-call relay: call Learner 1 to read Step 1, Learner 2 to read Step 2, Learner 3 to simplify Step 3, Learner 4 to give the numerical answer for s = 8 cm. Correct errors in real time. Then distribute the courtyard application card and say: 'This is the actual problem the Kericho contractor faces. Solve all three parts. You have 10 minutes.' After 10 minutes, ask: 'Who got a different answer for part (c) — the number of boxes? Tell me your answer.' WAIT 10 seconds. Cold-call 3 learners. Discuss rounding up: 'In real construction, do we round up or down? Why?' For the honeycomb extension, say: 'Use the same formula. Work fast — you have 5 minutes.'</w:t>
             </w:r>
           </w:p>
         </w:tc>
@@ -20871,7 +21177,7 @@
                 <w:sz w:val="18"/>
                 <w:szCs w:val="18"/>
               </w:rPr>
-              <w:t xml:space="preserve">Decomposition-and-Measurement Strategy — learners build understanding by physically breaking a complex shape into familiar components (equilateral triangles) they already know how to handle. The honeycomb context makes the observation concrete and Kenyan-relevant. The deliberate link to Lesson 1 reinforces the unit's central thread: all polygon area formulas in this unit are extensions of the sine-area triangle formula, preventing fragmented memorisation of isolated rules.</w:t>
+              <w:t xml:space="preserve">Structured Algebraic Relay — the three-step scaffold prevents learners from copying a formula without understanding its origin, while the relay cold-call makes each derivation step a shared public act. The courtyard application immediately grounds the abstract formula in the phenomenon, and the adhesive-box rounding question introduces a real-world constraint (always round up when ordering materials) that connects mathematics to practical decision-making. The honeycomb extension completes the sub-phenomenon arc introduced in the Observe phase.</w:t>
             </w:r>
           </w:p>
         </w:tc>
@@ -20903,7 +21209,7 @@
                 <w:sz w:val="18"/>
                 <w:szCs w:val="18"/>
               </w:rPr>
-              <w:t xml:space="preserve">Observable indicators: (1) The completed measurement table shows all six triangles with sides ≈ equal and all angles ≈ 60° — acceptable tolerance ± 2 mm, ± 2°. (2) The learner correctly writes A_equilateral = (√3/4)s² from the sine-area formula. Red flags: (a) Learner draws diagonals incorrectly (e.g., draws only 2 diagonals) — intervene with 'How many vertices does a hexagon have? Connect each vertex to the one directly opposite.' (b) Learner cannot connect to Lesson 1 — provide the printed Lesson 1 formula strip as a scaffold.</w:t>
+              <w:t xml:space="preserve">Observable indicators: (1) Correct derivation: A = 6 × (√3/4)s² = (6√3/4)s² = (3√3/2)s² — all three algebraic steps present. (2) Courtyard answers: (a) A_one tile = (3√3/2)(12²) ≈ 374.1 cm²; (b) Total ≈ 17 957 cm²; (c) 17 957 ÷ 3 000 ≈ 5.99 → 6 boxes. (3) Honeycomb: A_total = 40 × (3√3/2)(1.2²) ≈ 149.6 cm². Red flags: learner uses base × height with a guessed height — redirect: 'Where did you get that height? Can you measure it on a regular hexagon without extra information?' Learner forgets to round up boxes — ask: 'If you order 5 boxes, will the job be finished?'</w:t>
             </w:r>
           </w:p>
         </w:tc>
@@ -20912,32 +21218,32 @@
         <w:tc>
           <w:tcPr>
             <w:tcW w:type="dxa" w:w="1520"/>
-            <w:shd w:fill="E2EFDA" w:color="auto" w:val="clear"/>
-            <w:tcMar>
-              <w:top w:type="dxa" w:w="60"/>
-              <w:left w:type="dxa" w:w="120"/>
-              <w:bottom w:type="dxa" w:w="60"/>
-              <w:right w:type="dxa" w:w="120"/>
-            </w:tcMar>
-            <w:vAlign w:val="top"/>
-          </w:tcPr>
-          <w:p>
-            <w:pPr>
-              <w:spacing w:after="40" w:before="0"/>
-              <w:jc w:val="left"/>
-            </w:pPr>
-            <w:r>
-              <w:rPr>
-                <w:rFonts w:ascii="Arial" w:cs="Arial" w:eastAsia="Arial" w:hAnsi="Arial"/>
-                <w:b/>
-                <w:bCs/>
-                <w:i w:val="false"/>
-                <w:iCs w:val="false"/>
-                <w:color w:val="000000"/>
-                <w:sz w:val="18"/>
-                <w:szCs w:val="18"/>
-              </w:rPr>
-              <w:t xml:space="preserve">Explain Phase</w:t>
+            <w:shd w:fill="FCE4D6" w:color="auto" w:val="clear"/>
+            <w:tcMar>
+              <w:top w:type="dxa" w:w="60"/>
+              <w:left w:type="dxa" w:w="120"/>
+              <w:bottom w:type="dxa" w:w="60"/>
+              <w:right w:type="dxa" w:w="120"/>
+            </w:tcMar>
+            <w:vAlign w:val="top"/>
+          </w:tcPr>
+          <w:p>
+            <w:pPr>
+              <w:spacing w:after="40" w:before="0"/>
+              <w:jc w:val="left"/>
+            </w:pPr>
+            <w:r>
+              <w:rPr>
+                <w:rFonts w:ascii="Arial" w:cs="Arial" w:eastAsia="Arial" w:hAnsi="Arial"/>
+                <w:b/>
+                <w:bCs/>
+                <w:i w:val="false"/>
+                <w:iCs w:val="false"/>
+                <w:color w:val="000000"/>
+                <w:sz w:val="18"/>
+                <w:szCs w:val="18"/>
+              </w:rPr>
+              <w:t xml:space="preserve">Driving Question Board (DQB) Creation</w:t>
             </w:r>
           </w:p>
           <w:p>
@@ -20960,7 +21266,7 @@
             <w:pPr>
               <w:spacing w:after="20" w:before="0"/>
             </w:pPr>
-            <w:hyperlink w:history="1" r:id="rIdqak6c_ndoxk9c-cnr4x7j">
+            <w:hyperlink w:history="1" r:id="rIdwsr1xgjlei4heozvdol0a">
               <w:r>
                 <w:rPr>
                   <w:rFonts w:ascii="Arial" w:cs="Arial" w:eastAsia="Arial" w:hAnsi="Arial"/>
@@ -20969,7 +21275,7 @@
                   <w:szCs w:val="16"/>
                   <w:u w:val="single" w:color="2E75B6"/>
                 </w:rPr>
-                <w:t xml:space="preserve">Area of Regular Polygons Principles</w:t>
+                <w:t xml:space="preserve">Area of a regular hexagon</w:t>
               </w:r>
             </w:hyperlink>
           </w:p>
@@ -20985,7 +21291,7 @@
                 <w:sz w:val="14"/>
                 <w:szCs w:val="14"/>
               </w:rPr>
-              <w:t xml:space="preserve">Source: CK-12</w:t>
+              <w:t xml:space="preserve">Source: Khan Academy (English - US curriculum)</w:t>
             </w:r>
           </w:p>
           <w:p>
@@ -20993,7 +21299,7 @@
               <w:spacing w:after="10" w:before="0"/>
               <w:ind w:left="120"/>
             </w:pPr>
-            <w:hyperlink w:history="1" r:id="rIdtpilnlstxmfy0tewpi0az">
+            <w:hyperlink w:history="1" r:id="rIdfsbqf9dxwi-uzxjppchsj">
               <w:r>
                 <w:rPr>
                   <w:rFonts w:ascii="Arial" w:cs="Arial" w:eastAsia="Arial" w:hAnsi="Arial"/>
@@ -21038,7 +21344,7 @@
             <w:pPr>
               <w:spacing w:after="20" w:before="0"/>
             </w:pPr>
-            <w:hyperlink w:history="1" r:id="rIdcczdq5cbkzl96jh4faf22">
+            <w:hyperlink w:history="1" r:id="rId6xasbp_gymmboodcjbqd6">
               <w:r>
                 <w:rPr>
                   <w:rFonts w:ascii="Arial" w:cs="Arial" w:eastAsia="Arial" w:hAnsi="Arial"/>
@@ -21071,7 +21377,7 @@
               <w:spacing w:after="10" w:before="0"/>
               <w:ind w:left="120"/>
             </w:pPr>
-            <w:hyperlink w:history="1" r:id="rId-nwm_qqntpl1pqbao9ace">
+            <w:hyperlink w:history="1" r:id="rIdu1kg6zhuyvwtcffl3hruk">
               <w:r>
                 <w:rPr>
                   <w:rFonts w:ascii="Arial" w:cs="Arial" w:eastAsia="Arial" w:hAnsi="Arial"/>
@@ -21113,7 +21419,7 @@
                 <w:sz w:val="18"/>
                 <w:szCs w:val="18"/>
               </w:rPr>
-              <w:t xml:space="preserve">Part A — Algebraic derivation (15 min): Working in pairs, learners derive the hexagon area formula step by step in their exercise books, guided by a structured scaffold on the board: Step 1 — Write the area of ONE equilateral triangle with side s. Step 2 — Write the area of SIX such triangles. Step 3 — Simplify to A = (3√3/2)s². Step 4 — Verify numerically: substitute s = 8 cm and calculate A on a calculator; compare with their Lesson 1 prediction. Each pair checks their derivation against the pair next to them before the teacher cold-calls. Part B — Application to the Kericho courtyard (10 min): Learners read the problem from a printed card: 'The hexagonal border of the Kericho community hall courtyard requires 48 tiles. Each tile has a side length of 12 cm. (a) Calculate the area of one tile. (b) Calculate the total area covered by all border tiles. (c) If each box of tile adhesive covers 3 000 cm², how many boxes must the contractor order?' Learners solve individually, then compare answers in their group of 4. Part C — Honeycomb wax area (5 min): 'The honeycomb frame has 40 cells, each with side length 1.2 cm. Calculate the total wax-boundary area of all cells.' (Note: this extends the observation phase calculation and rewards learners who correctly identified 40 cells.)</w:t>
+              <w:t xml:space="preserve">Each group receives a set of colour-coded sticky notes (green = answered, yellow = partially answered, orange = new question arising). The DQB from Lesson 1 is displayed at the front, showing all opening questions from the unit. Groups review every question on the board and decide: Which questions can now be fully answered? Which are partially answered? Do any new questions arise from today's lesson? Groups write final answers on green sticky notes and replace the original question cards. The class then nominates one spokesperson to read the full DQB aloud as a unit summary, constructing a verbal narrative of the complete storyline: 'We started with a courtyard in Kericho where no height could be measured. In Lesson 1 we learned... In Lesson 7 we finally...' Each learner writes a personal DQB exit sentence: 'The formula A = (3√3/2)s² helps the Kericho contractor because...'</w:t>
             </w:r>
           </w:p>
         </w:tc>
@@ -21145,7 +21451,7 @@
                 <w:sz w:val="18"/>
                 <w:szCs w:val="18"/>
               </w:rPr>
-              <w:t xml:space="preserve">Write the three-step scaffold on the board and say: 'Use the result you just derived in the Observe phase to complete each step. Do NOT look up the formula — build it from what you already know.' WAIT 12 minutes for pair work. Circulate, asking: 'Show me Step 2 — what is 6 × (√3/4)s²? Can you simplify that fraction?' After 12 minutes, run a cold-call relay: call Learner 1 to read Step 1, Learner 2 to read Step 2, Learner 3 to simplify Step 3, Learner 4 to give the numerical answer for s = 8 cm. Correct errors in real time. Then distribute the courtyard application card and say: 'This is the actual problem the Kericho contractor faces. Solve all three parts. You have 10 minutes.' After 10 minutes, ask: 'Who got a different answer for part (c) — the number of boxes? Tell me your answer.' WAIT 10 seconds. Cold-call 3 learners. Discuss rounding up: 'In real construction, do we round up or down? Why?' For the honeycomb extension, say: 'Use the same formula. Work fast — you have 5 minutes.'</w:t>
+              <w:t xml:space="preserve">Display the original DQB and say: 'This board has been with us since Lesson 1. Look at every question. For each one, decide — green: fully answered; yellow: partly answered; orange: new question.' Allow 6 minutes for group discussion. Circulate and listen for: are learners making explicit connections across lessons? After 6 minutes, call the class to attention: 'I need one spokesperson from each group to place your sticky notes. Briefly say which question you answered and how.' Facilitate placement — 4 minutes. Then say: 'I want one volunteer to narrate the whole storyline from Lesson 1 to Lesson 7 in 90 seconds — like telling a story to the contractor in Kericho.' WAIT 10 seconds. Select a mid-ability learner (not always the highest performer). After the narration, say: 'Now write your personal exit sentence: A = (3√3/2)s² helps the Kericho contractor because...' WAIT 3 minutes for silent writing. Collect exit sentences as a formative assessment artifact.</w:t>
             </w:r>
           </w:p>
         </w:tc>
@@ -21177,7 +21483,7 @@
                 <w:sz w:val="18"/>
                 <w:szCs w:val="18"/>
               </w:rPr>
-              <w:t xml:space="preserve">Structured Algebraic Relay — the three-step scaffold prevents learners from copying a formula without understanding its origin, while the relay cold-call makes each derivation step a shared public act. The courtyard application immediately grounds the abstract formula in the phenomenon, and the adhesive-box rounding question introduces a real-world constraint (always round up when ordering materials) that connects mathematics to practical decision-making. The honeycomb extension completes the sub-phenomenon arc introduced in the Observe phase.</w:t>
+              <w:t xml:space="preserve">Storyline Narration and DQB Closure — having a learner narrate the unit arc as a coherent story (not a list of formulas) activates narrative cognition, which research shows improves retention of conceptual connections. The colour-coded sticky-note protocol makes the cumulative progress of understanding visible and tangible. The personal exit sentence requires each learner to articulate the phenomenon-to-formula connection in their own words, revealing depth of understanding.</w:t>
             </w:r>
           </w:p>
         </w:tc>
@@ -21209,7 +21515,7 @@
                 <w:sz w:val="18"/>
                 <w:szCs w:val="18"/>
               </w:rPr>
-              <w:t xml:space="preserve">Observable indicators: (1) Correct derivation: A = 6 × (√3/4)s² = (6√3/4)s² = (3√3/2)s² — all three algebraic steps present. (2) Courtyard answers: (a) A_one tile = (3√3/2)(12²) ≈ 374.1 cm²; (b) Total ≈ 17 957 cm²; (c) 17 957 ÷ 3 000 ≈ 5.99 → 6 boxes. (3) Honeycomb: A_total = 40 × (3√3/2)(1.2²) ≈ 149.6 cm². Red flags: learner uses base × height with a guessed height — redirect: 'Where did you get that height? Can you measure it on a regular hexagon without extra information?' Learner forgets to round up boxes — ask: 'If you order 5 boxes, will the job be finished?'</w:t>
+              <w:t xml:space="preserve">Observable indicators: (1) Green sticky notes contain accurate, formula-based answers (not vague statements). (2) The 90-second narration includes: phenomenon → problem (no height) → triangle formula (Lesson 1) → Heron's (Lesson 2) → parallelogram (Lesson 3) → pentagon (Lesson 6) → hexagon (Lesson 7). (3) Exit sentence explicitly states WHY the formula is useful for the contractor (e.g., 'because only the side length s of each tile is known, and the formula uses only s'). Red flag: exit sentence says only 'because it gives the area' — prompt: 'What information does the contractor have? What information does the formula need?'</w:t>
             </w:r>
           </w:p>
         </w:tc>
@@ -21218,32 +21524,32 @@
         <w:tc>
           <w:tcPr>
             <w:tcW w:type="dxa" w:w="1520"/>
-            <w:shd w:fill="FCE4D6" w:color="auto" w:val="clear"/>
-            <w:tcMar>
-              <w:top w:type="dxa" w:w="60"/>
-              <w:left w:type="dxa" w:w="120"/>
-              <w:bottom w:type="dxa" w:w="60"/>
-              <w:right w:type="dxa" w:w="120"/>
-            </w:tcMar>
-            <w:vAlign w:val="top"/>
-          </w:tcPr>
-          <w:p>
-            <w:pPr>
-              <w:spacing w:after="40" w:before="0"/>
-              <w:jc w:val="left"/>
-            </w:pPr>
-            <w:r>
-              <w:rPr>
-                <w:rFonts w:ascii="Arial" w:cs="Arial" w:eastAsia="Arial" w:hAnsi="Arial"/>
-                <w:b/>
-                <w:bCs/>
-                <w:i w:val="false"/>
-                <w:iCs w:val="false"/>
-                <w:color w:val="000000"/>
-                <w:sz w:val="18"/>
-                <w:szCs w:val="18"/>
-              </w:rPr>
-              <w:t xml:space="preserve">Driving Question Board (DQB) Creation</w:t>
+            <w:shd w:fill="D5E8F0" w:color="auto" w:val="clear"/>
+            <w:tcMar>
+              <w:top w:type="dxa" w:w="60"/>
+              <w:left w:type="dxa" w:w="120"/>
+              <w:bottom w:type="dxa" w:w="60"/>
+              <w:right w:type="dxa" w:w="120"/>
+            </w:tcMar>
+            <w:vAlign w:val="top"/>
+          </w:tcPr>
+          <w:p>
+            <w:pPr>
+              <w:spacing w:after="40" w:before="0"/>
+              <w:jc w:val="left"/>
+            </w:pPr>
+            <w:r>
+              <w:rPr>
+                <w:rFonts w:ascii="Arial" w:cs="Arial" w:eastAsia="Arial" w:hAnsi="Arial"/>
+                <w:b/>
+                <w:bCs/>
+                <w:i w:val="false"/>
+                <w:iCs w:val="false"/>
+                <w:color w:val="000000"/>
+                <w:sz w:val="18"/>
+                <w:szCs w:val="18"/>
+              </w:rPr>
+              <w:t xml:space="preserve">Model Building Phase</w:t>
             </w:r>
           </w:p>
           <w:p>
@@ -21266,7 +21572,7 @@
             <w:pPr>
               <w:spacing w:after="20" w:before="0"/>
             </w:pPr>
-            <w:hyperlink w:history="1" r:id="rIdoyz11paxtkuztqlkc8uii">
+            <w:hyperlink w:history="1" r:id="rIdoyadj6bnyiutyj-bmhllu">
               <w:r>
                 <w:rPr>
                   <w:rFonts w:ascii="Arial" w:cs="Arial" w:eastAsia="Arial" w:hAnsi="Arial"/>
@@ -21299,7 +21605,7 @@
               <w:spacing w:after="10" w:before="0"/>
               <w:ind w:left="120"/>
             </w:pPr>
-            <w:hyperlink w:history="1" r:id="rIdxmufrkehu_g-zyjk6-cbq">
+            <w:hyperlink w:history="1" r:id="rIdmwjvfcia2m09j-qqorugp">
               <w:r>
                 <w:rPr>
                   <w:rFonts w:ascii="Arial" w:cs="Arial" w:eastAsia="Arial" w:hAnsi="Arial"/>
@@ -21344,7 +21650,7 @@
             <w:pPr>
               <w:spacing w:after="20" w:before="0"/>
             </w:pPr>
-            <w:hyperlink w:history="1" r:id="rIdiwrt8tbvkkhd8d29n6oqt">
+            <w:hyperlink w:history="1" r:id="rIdgsqmhq-ztghxw_hsyuqm1">
               <w:r>
                 <w:rPr>
                   <w:rFonts w:ascii="Arial" w:cs="Arial" w:eastAsia="Arial" w:hAnsi="Arial"/>
@@ -21377,313 +21683,7 @@
               <w:spacing w:after="10" w:before="0"/>
               <w:ind w:left="120"/>
             </w:pPr>
-            <w:hyperlink w:history="1" r:id="rIduoxqp35cknvuwx-h-we0c">
-              <w:r>
-                <w:rPr>
-                  <w:rFonts w:ascii="Arial" w:cs="Arial" w:eastAsia="Arial" w:hAnsi="Arial"/>
-                  <w:color w:val="595959"/>
-                  <w:sz w:val="14"/>
-                  <w:szCs w:val="14"/>
-                  <w:u w:val="single" w:color="595959"/>
-                </w:rPr>
-                <w:t xml:space="preserve">🔍 Search ARES for similar readings</w:t>
-              </w:r>
-            </w:hyperlink>
-          </w:p>
-        </w:tc>
-        <w:tc>
-          <w:tcPr>
-            <w:tcW w:type="dxa" w:w="3040"/>
-            <w:shd w:fill="FFFFFF" w:color="auto" w:val="clear"/>
-            <w:tcMar>
-              <w:top w:type="dxa" w:w="60"/>
-              <w:left w:type="dxa" w:w="120"/>
-              <w:bottom w:type="dxa" w:w="60"/>
-              <w:right w:type="dxa" w:w="120"/>
-            </w:tcMar>
-            <w:vAlign w:val="top"/>
-          </w:tcPr>
-          <w:p>
-            <w:pPr>
-              <w:spacing w:after="40" w:before="0"/>
-              <w:jc w:val="left"/>
-            </w:pPr>
-            <w:r>
-              <w:rPr>
-                <w:rFonts w:ascii="Arial" w:cs="Arial" w:eastAsia="Arial" w:hAnsi="Arial"/>
-                <w:b w:val="false"/>
-                <w:bCs w:val="false"/>
-                <w:i w:val="false"/>
-                <w:iCs w:val="false"/>
-                <w:color w:val="000000"/>
-                <w:sz w:val="18"/>
-                <w:szCs w:val="18"/>
-              </w:rPr>
-              <w:t xml:space="preserve">Each group receives a set of colour-coded sticky notes (green = answered, yellow = partially answered, orange = new question arising). The DQB from Lesson 1 is displayed at the front, showing all opening questions from the unit. Groups review every question on the board and decide: Which questions can now be fully answered? Which are partially answered? Do any new questions arise from today's lesson? Groups write final answers on green sticky notes and replace the original question cards. The class then nominates one spokesperson to read the full DQB aloud as a unit summary, constructing a verbal narrative of the complete storyline: 'We started with a courtyard in Kericho where no height could be measured. In Lesson 1 we learned... In Lesson 7 we finally...' Each learner writes a personal DQB exit sentence: 'The formula A = (3√3/2)s² helps the Kericho contractor because...'</w:t>
-            </w:r>
-          </w:p>
-        </w:tc>
-        <w:tc>
-          <w:tcPr>
-            <w:tcW w:type="dxa" w:w="3040"/>
-            <w:shd w:fill="F2F2F2" w:color="auto" w:val="clear"/>
-            <w:tcMar>
-              <w:top w:type="dxa" w:w="60"/>
-              <w:left w:type="dxa" w:w="120"/>
-              <w:bottom w:type="dxa" w:w="60"/>
-              <w:right w:type="dxa" w:w="120"/>
-            </w:tcMar>
-            <w:vAlign w:val="top"/>
-          </w:tcPr>
-          <w:p>
-            <w:pPr>
-              <w:spacing w:after="40" w:before="0"/>
-              <w:jc w:val="left"/>
-            </w:pPr>
-            <w:r>
-              <w:rPr>
-                <w:rFonts w:ascii="Arial" w:cs="Arial" w:eastAsia="Arial" w:hAnsi="Arial"/>
-                <w:b w:val="false"/>
-                <w:bCs w:val="false"/>
-                <w:i w:val="false"/>
-                <w:iCs w:val="false"/>
-                <w:color w:val="000000"/>
-                <w:sz w:val="18"/>
-                <w:szCs w:val="18"/>
-              </w:rPr>
-              <w:t xml:space="preserve">Display the original DQB and say: 'This board has been with us since Lesson 1. Look at every question. For each one, decide — green: fully answered; yellow: partly answered; orange: new question.' Allow 6 minutes for group discussion. Circulate and listen for: are learners making explicit connections across lessons? After 6 minutes, call the class to attention: 'I need one spokesperson from each group to place your sticky notes. Briefly say which question you answered and how.' Facilitate placement — 4 minutes. Then say: 'I want one volunteer to narrate the whole storyline from Lesson 1 to Lesson 7 in 90 seconds — like telling a story to the contractor in Kericho.' WAIT 10 seconds. Select a mid-ability learner (not always the highest performer). After the narration, say: 'Now write your personal exit sentence: A = (3√3/2)s² helps the Kericho contractor because...' WAIT 3 minutes for silent writing. Collect exit sentences as a formative assessment artifact.</w:t>
-            </w:r>
-          </w:p>
-        </w:tc>
-        <w:tc>
-          <w:tcPr>
-            <w:tcW w:type="dxa" w:w="3040"/>
-            <w:shd w:fill="FFFFFF" w:color="auto" w:val="clear"/>
-            <w:tcMar>
-              <w:top w:type="dxa" w:w="60"/>
-              <w:left w:type="dxa" w:w="120"/>
-              <w:bottom w:type="dxa" w:w="60"/>
-              <w:right w:type="dxa" w:w="120"/>
-            </w:tcMar>
-            <w:vAlign w:val="top"/>
-          </w:tcPr>
-          <w:p>
-            <w:pPr>
-              <w:spacing w:after="40" w:before="0"/>
-              <w:jc w:val="left"/>
-            </w:pPr>
-            <w:r>
-              <w:rPr>
-                <w:rFonts w:ascii="Arial" w:cs="Arial" w:eastAsia="Arial" w:hAnsi="Arial"/>
-                <w:b w:val="false"/>
-                <w:bCs w:val="false"/>
-                <w:i w:val="false"/>
-                <w:iCs w:val="false"/>
-                <w:color w:val="000000"/>
-                <w:sz w:val="18"/>
-                <w:szCs w:val="18"/>
-              </w:rPr>
-              <w:t xml:space="preserve">Storyline Narration and DQB Closure — having a learner narrate the unit arc as a coherent story (not a list of formulas) activates narrative cognition, which research shows improves retention of conceptual connections. The colour-coded sticky-note protocol makes the cumulative progress of understanding visible and tangible. The personal exit sentence requires each learner to articulate the phenomenon-to-formula connection in their own words, revealing depth of understanding.</w:t>
-            </w:r>
-          </w:p>
-        </w:tc>
-        <w:tc>
-          <w:tcPr>
-            <w:tcW w:type="dxa" w:w="3040"/>
-            <w:shd w:fill="F2F2F2" w:color="auto" w:val="clear"/>
-            <w:tcMar>
-              <w:top w:type="dxa" w:w="60"/>
-              <w:left w:type="dxa" w:w="120"/>
-              <w:bottom w:type="dxa" w:w="60"/>
-              <w:right w:type="dxa" w:w="120"/>
-            </w:tcMar>
-            <w:vAlign w:val="top"/>
-          </w:tcPr>
-          <w:p>
-            <w:pPr>
-              <w:spacing w:after="40" w:before="0"/>
-              <w:jc w:val="left"/>
-            </w:pPr>
-            <w:r>
-              <w:rPr>
-                <w:rFonts w:ascii="Arial" w:cs="Arial" w:eastAsia="Arial" w:hAnsi="Arial"/>
-                <w:b w:val="false"/>
-                <w:bCs w:val="false"/>
-                <w:i w:val="false"/>
-                <w:iCs w:val="false"/>
-                <w:color w:val="000000"/>
-                <w:sz w:val="18"/>
-                <w:szCs w:val="18"/>
-              </w:rPr>
-              <w:t xml:space="preserve">Observable indicators: (1) Green sticky notes contain accurate, formula-based answers (not vague statements). (2) The 90-second narration includes: phenomenon → problem (no height) → triangle formula (Lesson 1) → Heron's (Lesson 2) → parallelogram (Lesson 3) → pentagon (Lesson 6) → hexagon (Lesson 7). (3) Exit sentence explicitly states WHY the formula is useful for the contractor (e.g., 'because only the side length s of each tile is known, and the formula uses only s'). Red flag: exit sentence says only 'because it gives the area' — prompt: 'What information does the contractor have? What information does the formula need?'</w:t>
-            </w:r>
-          </w:p>
-        </w:tc>
-      </w:tr>
-      <w:tr>
-        <w:tc>
-          <w:tcPr>
-            <w:tcW w:type="dxa" w:w="1520"/>
-            <w:shd w:fill="D5E8F0" w:color="auto" w:val="clear"/>
-            <w:tcMar>
-              <w:top w:type="dxa" w:w="60"/>
-              <w:left w:type="dxa" w:w="120"/>
-              <w:bottom w:type="dxa" w:w="60"/>
-              <w:right w:type="dxa" w:w="120"/>
-            </w:tcMar>
-            <w:vAlign w:val="top"/>
-          </w:tcPr>
-          <w:p>
-            <w:pPr>
-              <w:spacing w:after="40" w:before="0"/>
-              <w:jc w:val="left"/>
-            </w:pPr>
-            <w:r>
-              <w:rPr>
-                <w:rFonts w:ascii="Arial" w:cs="Arial" w:eastAsia="Arial" w:hAnsi="Arial"/>
-                <w:b/>
-                <w:bCs/>
-                <w:i w:val="false"/>
-                <w:iCs w:val="false"/>
-                <w:color w:val="000000"/>
-                <w:sz w:val="18"/>
-                <w:szCs w:val="18"/>
-              </w:rPr>
-              <w:t xml:space="preserve">Model Building Phase</w:t>
-            </w:r>
-          </w:p>
-          <w:p>
-            <w:pPr>
-              <w:spacing w:after="20" w:before="0"/>
-            </w:pPr>
-            <w:r>
-              <w:rPr>
-                <w:rFonts w:ascii="Arial" w:cs="Arial" w:eastAsia="Arial" w:hAnsi="Arial"/>
-                <w:b/>
-                <w:bCs/>
-                <w:color w:val="1F3864"/>
-                <w:sz w:val="16"/>
-                <w:szCs w:val="16"/>
-              </w:rPr>
-              <w:t xml:space="preserve">📹 VIDEO:</w:t>
-            </w:r>
-          </w:p>
-          <w:p>
-            <w:pPr>
-              <w:spacing w:after="20" w:before="0"/>
-            </w:pPr>
-            <w:hyperlink w:history="1" r:id="rIdzilzwlhanxzlhdclwxjqe">
-              <w:r>
-                <w:rPr>
-                  <w:rFonts w:ascii="Arial" w:cs="Arial" w:eastAsia="Arial" w:hAnsi="Arial"/>
-                  <w:color w:val="2E75B6"/>
-                  <w:sz w:val="16"/>
-                  <w:szCs w:val="16"/>
-                  <w:u w:val="single" w:color="2E75B6"/>
-                </w:rPr>
-                <w:t xml:space="preserve">Area of a regular hexagon</w:t>
-              </w:r>
-            </w:hyperlink>
-          </w:p>
-          <w:p>
-            <w:pPr>
-              <w:spacing w:after="10" w:before="0"/>
-              <w:ind w:left="120"/>
-            </w:pPr>
-            <w:r>
-              <w:rPr>
-                <w:rFonts w:ascii="Arial" w:cs="Arial" w:eastAsia="Arial" w:hAnsi="Arial"/>
-                <w:color w:val="595959"/>
-                <w:sz w:val="14"/>
-                <w:szCs w:val="14"/>
-              </w:rPr>
-              <w:t xml:space="preserve">Source: Khan Academy (English - US curriculum)</w:t>
-            </w:r>
-          </w:p>
-          <w:p>
-            <w:pPr>
-              <w:spacing w:after="10" w:before="0"/>
-              <w:ind w:left="120"/>
-            </w:pPr>
-            <w:hyperlink w:history="1" r:id="rIdfximvtyaxpgvwizx9vep8">
-              <w:r>
-                <w:rPr>
-                  <w:rFonts w:ascii="Arial" w:cs="Arial" w:eastAsia="Arial" w:hAnsi="Arial"/>
-                  <w:color w:val="595959"/>
-                  <w:sz w:val="14"/>
-                  <w:szCs w:val="14"/>
-                  <w:u w:val="single" w:color="595959"/>
-                </w:rPr>
-                <w:t xml:space="preserve">🔍 Search ARES for similar videos</w:t>
-              </w:r>
-            </w:hyperlink>
-          </w:p>
-          <w:p>
-            <w:pPr>
-              <w:spacing w:after="40" w:before="0"/>
-            </w:pPr>
-            <w:r>
-              <w:rPr>
-                <w:sz w:val="14"/>
-                <w:szCs w:val="14"/>
-              </w:rPr>
-              <w:t xml:space="preserve"/>
-            </w:r>
-          </w:p>
-          <w:p>
-            <w:pPr>
-              <w:spacing w:after="20" w:before="0"/>
-            </w:pPr>
-            <w:r>
-              <w:rPr>
-                <w:rFonts w:ascii="Arial" w:cs="Arial" w:eastAsia="Arial" w:hAnsi="Arial"/>
-                <w:b/>
-                <w:bCs/>
-                <w:color w:val="1F3864"/>
-                <w:sz w:val="16"/>
-                <w:szCs w:val="16"/>
-              </w:rPr>
-              <w:t xml:space="preserve">📖 HTML:</w:t>
-            </w:r>
-          </w:p>
-          <w:p>
-            <w:pPr>
-              <w:spacing w:after="20" w:before="0"/>
-            </w:pPr>
-            <w:hyperlink w:history="1" r:id="rIduuysoacjhi_ovpdezptvr">
-              <w:r>
-                <w:rPr>
-                  <w:rFonts w:ascii="Arial" w:cs="Arial" w:eastAsia="Arial" w:hAnsi="Arial"/>
-                  <w:color w:val="2E75B6"/>
-                  <w:sz w:val="16"/>
-                  <w:szCs w:val="16"/>
-                  <w:u w:val="single" w:color="2E75B6"/>
-                </w:rPr>
-                <w:t xml:space="preserve">Area of Regular Polygons (Flexbook)</w:t>
-              </w:r>
-            </w:hyperlink>
-          </w:p>
-          <w:p>
-            <w:pPr>
-              <w:spacing w:after="10" w:before="0"/>
-              <w:ind w:left="120"/>
-            </w:pPr>
-            <w:r>
-              <w:rPr>
-                <w:rFonts w:ascii="Arial" w:cs="Arial" w:eastAsia="Arial" w:hAnsi="Arial"/>
-                <w:color w:val="595959"/>
-                <w:sz w:val="14"/>
-                <w:szCs w:val="14"/>
-              </w:rPr>
-              <w:t xml:space="preserve">Source: CK-12</w:t>
-            </w:r>
-          </w:p>
-          <w:p>
-            <w:pPr>
-              <w:spacing w:after="10" w:before="0"/>
-              <w:ind w:left="120"/>
-            </w:pPr>
-            <w:hyperlink w:history="1" r:id="rId8ndkypeupulw1bauxrkyh">
+            <w:hyperlink w:history="1" r:id="rIdes8h3etdwdkwsd23ctgpi">
               <w:r>
                 <w:rPr>
                   <w:rFonts w:ascii="Arial" w:cs="Arial" w:eastAsia="Arial" w:hAnsi="Arial"/>
@@ -23170,7 +23170,7 @@
             <w:pPr>
               <w:spacing w:after="20" w:before="0"/>
             </w:pPr>
-            <w:hyperlink w:history="1" r:id="rIdk2wl2jbk-_ibxbyp4ugh7">
+            <w:hyperlink w:history="1" r:id="rId-ttivjwawbljj78nnrlss">
               <w:r>
                 <w:rPr>
                   <w:rFonts w:ascii="Arial" w:cs="Arial" w:eastAsia="Arial" w:hAnsi="Arial"/>
@@ -23203,7 +23203,7 @@
               <w:spacing w:after="10" w:before="0"/>
               <w:ind w:left="120"/>
             </w:pPr>
-            <w:hyperlink w:history="1" r:id="rIdjdqaubyd0dptlpg0f1rns">
+            <w:hyperlink w:history="1" r:id="rIdbcp78l88_h3k0qjtw7snk">
               <w:r>
                 <w:rPr>
                   <w:rFonts w:ascii="Arial" w:cs="Arial" w:eastAsia="Arial" w:hAnsi="Arial"/>
@@ -23248,7 +23248,7 @@
             <w:pPr>
               <w:spacing w:after="20" w:before="0"/>
             </w:pPr>
-            <w:hyperlink w:history="1" r:id="rIdwixri0hn1pufuowbvdrwc">
+            <w:hyperlink w:history="1" r:id="rIdcbxhotfdl-fdvmeqtyqlx">
               <w:r>
                 <w:rPr>
                   <w:rFonts w:ascii="Arial" w:cs="Arial" w:eastAsia="Arial" w:hAnsi="Arial"/>
@@ -23281,7 +23281,7 @@
               <w:spacing w:after="10" w:before="0"/>
               <w:ind w:left="120"/>
             </w:pPr>
-            <w:hyperlink w:history="1" r:id="rId3sis77gatx61nilgqzf0a">
+            <w:hyperlink w:history="1" r:id="rIdjhrtervevcd-kaoxc_6wd">
               <w:r>
                 <w:rPr>
                   <w:rFonts w:ascii="Arial" w:cs="Arial" w:eastAsia="Arial" w:hAnsi="Arial"/>
@@ -23476,7 +23476,7 @@
             <w:pPr>
               <w:spacing w:after="20" w:before="0"/>
             </w:pPr>
-            <w:hyperlink w:history="1" r:id="rIdwy01xamnwr90p3_d7ipte">
+            <w:hyperlink w:history="1" r:id="rIdc-yjjg_tmpuvmcpnhdt9z">
               <w:r>
                 <w:rPr>
                   <w:rFonts w:ascii="Arial" w:cs="Arial" w:eastAsia="Arial" w:hAnsi="Arial"/>
@@ -23509,7 +23509,7 @@
               <w:spacing w:after="10" w:before="0"/>
               <w:ind w:left="120"/>
             </w:pPr>
-            <w:hyperlink w:history="1" r:id="rIdkzm3ksqidlixlfpe_dwhv">
+            <w:hyperlink w:history="1" r:id="rIdw78gcwizk2cujoaefkic6">
               <w:r>
                 <w:rPr>
                   <w:rFonts w:ascii="Arial" w:cs="Arial" w:eastAsia="Arial" w:hAnsi="Arial"/>
@@ -23554,7 +23554,7 @@
             <w:pPr>
               <w:spacing w:after="20" w:before="0"/>
             </w:pPr>
-            <w:hyperlink w:history="1" r:id="rIds0_zircgojebncdczqneu">
+            <w:hyperlink w:history="1" r:id="rIdfpbvzy-bn7xvkk5s0txi6">
               <w:r>
                 <w:rPr>
                   <w:rFonts w:ascii="Arial" w:cs="Arial" w:eastAsia="Arial" w:hAnsi="Arial"/>
@@ -23587,7 +23587,7 @@
               <w:spacing w:after="10" w:before="0"/>
               <w:ind w:left="120"/>
             </w:pPr>
-            <w:hyperlink w:history="1" r:id="rId3yuup1m1tasawerto-ehh">
+            <w:hyperlink w:history="1" r:id="rIdq22mf-hi6h7geys_cc8ue">
               <w:r>
                 <w:rPr>
                   <w:rFonts w:ascii="Arial" w:cs="Arial" w:eastAsia="Arial" w:hAnsi="Arial"/>
@@ -23782,7 +23782,7 @@
             <w:pPr>
               <w:spacing w:after="20" w:before="0"/>
             </w:pPr>
-            <w:hyperlink w:history="1" r:id="rIdffwpxejsnpogd1gjvfvf7">
+            <w:hyperlink w:history="1" r:id="rIduthvwh61mygayst721k6z">
               <w:r>
                 <w:rPr>
                   <w:rFonts w:ascii="Arial" w:cs="Arial" w:eastAsia="Arial" w:hAnsi="Arial"/>
@@ -23815,7 +23815,7 @@
               <w:spacing w:after="10" w:before="0"/>
               <w:ind w:left="120"/>
             </w:pPr>
-            <w:hyperlink w:history="1" r:id="rIdrkzzz1gwlrnrkjvuyrmgg">
+            <w:hyperlink w:history="1" r:id="rId0d3pn_bp-ypr6z2dh1jul">
               <w:r>
                 <w:rPr>
                   <w:rFonts w:ascii="Arial" w:cs="Arial" w:eastAsia="Arial" w:hAnsi="Arial"/>
@@ -23860,7 +23860,7 @@
             <w:pPr>
               <w:spacing w:after="20" w:before="0"/>
             </w:pPr>
-            <w:hyperlink w:history="1" r:id="rIdgs8uvmosqq6hly8oa5ikn">
+            <w:hyperlink w:history="1" r:id="rIde41mzzufixjxwix5kdzmw">
               <w:r>
                 <w:rPr>
                   <w:rFonts w:ascii="Arial" w:cs="Arial" w:eastAsia="Arial" w:hAnsi="Arial"/>
@@ -23893,7 +23893,7 @@
               <w:spacing w:after="10" w:before="0"/>
               <w:ind w:left="120"/>
             </w:pPr>
-            <w:hyperlink w:history="1" r:id="rId_yn_suyjh_iupibxtfmwa">
+            <w:hyperlink w:history="1" r:id="rIdxxfmsodskp7mdumrhmahr">
               <w:r>
                 <w:rPr>
                   <w:rFonts w:ascii="Arial" w:cs="Arial" w:eastAsia="Arial" w:hAnsi="Arial"/>
@@ -24088,7 +24088,7 @@
             <w:pPr>
               <w:spacing w:after="20" w:before="0"/>
             </w:pPr>
-            <w:hyperlink w:history="1" r:id="rIdaxzgi8qlqvzs_fyuraxd4">
+            <w:hyperlink w:history="1" r:id="rIdylld2jc-wtt7m_tu-xuok">
               <w:r>
                 <w:rPr>
                   <w:rFonts w:ascii="Arial" w:cs="Arial" w:eastAsia="Arial" w:hAnsi="Arial"/>
@@ -24121,7 +24121,7 @@
               <w:spacing w:after="10" w:before="0"/>
               <w:ind w:left="120"/>
             </w:pPr>
-            <w:hyperlink w:history="1" r:id="rIdmupjjhte_at7bbk9ms-xj">
+            <w:hyperlink w:history="1" r:id="rIdu5tcb3r8_ctlp1zgkezta">
               <w:r>
                 <w:rPr>
                   <w:rFonts w:ascii="Arial" w:cs="Arial" w:eastAsia="Arial" w:hAnsi="Arial"/>
@@ -24166,7 +24166,7 @@
             <w:pPr>
               <w:spacing w:after="20" w:before="0"/>
             </w:pPr>
-            <w:hyperlink w:history="1" r:id="rIdymc9tisrstiudgsmbqhd_">
+            <w:hyperlink w:history="1" r:id="rIddbsvgurcbdkwyjcj7piuw">
               <w:r>
                 <w:rPr>
                   <w:rFonts w:ascii="Arial" w:cs="Arial" w:eastAsia="Arial" w:hAnsi="Arial"/>
@@ -24199,7 +24199,7 @@
               <w:spacing w:after="10" w:before="0"/>
               <w:ind w:left="120"/>
             </w:pPr>
-            <w:hyperlink w:history="1" r:id="rIdvwakbpczomuwesucnaai3">
+            <w:hyperlink w:history="1" r:id="rIdciknaoylugucqnkdqe-do">
               <w:r>
                 <w:rPr>
                   <w:rFonts w:ascii="Arial" w:cs="Arial" w:eastAsia="Arial" w:hAnsi="Arial"/>
@@ -24394,7 +24394,7 @@
             <w:pPr>
               <w:spacing w:after="20" w:before="0"/>
             </w:pPr>
-            <w:hyperlink w:history="1" r:id="rIdyz2exrompeoj844cduk4t">
+            <w:hyperlink w:history="1" r:id="rIdlf6wfmfpau6z6_ckfxfeq">
               <w:r>
                 <w:rPr>
                   <w:rFonts w:ascii="Arial" w:cs="Arial" w:eastAsia="Arial" w:hAnsi="Arial"/>
@@ -24427,7 +24427,7 @@
               <w:spacing w:after="10" w:before="0"/>
               <w:ind w:left="120"/>
             </w:pPr>
-            <w:hyperlink w:history="1" r:id="rIdzjmtw0mapfpdpjqfhi5u_">
+            <w:hyperlink w:history="1" r:id="rIdsinsbl-hbygikyf6aq5kv">
               <w:r>
                 <w:rPr>
                   <w:rFonts w:ascii="Arial" w:cs="Arial" w:eastAsia="Arial" w:hAnsi="Arial"/>
@@ -24472,7 +24472,7 @@
             <w:pPr>
               <w:spacing w:after="20" w:before="0"/>
             </w:pPr>
-            <w:hyperlink w:history="1" r:id="rIdtxw0cqger7qco-mjzwnml">
+            <w:hyperlink w:history="1" r:id="rIdtmci0khyj8olxwwja3xl8">
               <w:r>
                 <w:rPr>
                   <w:rFonts w:ascii="Arial" w:cs="Arial" w:eastAsia="Arial" w:hAnsi="Arial"/>
@@ -24505,7 +24505,7 @@
               <w:spacing w:after="10" w:before="0"/>
               <w:ind w:left="120"/>
             </w:pPr>
-            <w:hyperlink w:history="1" r:id="rIdbgdfbxfalqe9pf__3el-m">
+            <w:hyperlink w:history="1" r:id="rId7k4etdvyjiubi2qsj4qfc">
               <w:r>
                 <w:rPr>
                   <w:rFonts w:ascii="Arial" w:cs="Arial" w:eastAsia="Arial" w:hAnsi="Arial"/>

--- a/data/outputs/v2/Essential_Mathematics/SS2.4_Area_of_Polygons/Essential_Mathematics_Area_of_Polygons_CBE_LessonSequence.docx
+++ b/data/outputs/v2/Essential_Mathematics/SS2.4_Area_of_Polygons/Essential_Mathematics_Area_of_Polygons_CBE_LessonSequence.docx
@@ -42,6 +42,177 @@
     </w:p>
     <w:p>
       <w:pPr>
+        <w:spacing w:after="80" w:before="120"/>
+      </w:pPr>
+      <w:r>
+        <w:rPr>
+          <w:rFonts w:ascii="Arial" w:cs="Arial" w:eastAsia="Arial" w:hAnsi="Arial"/>
+          <w:b/>
+          <w:bCs/>
+          <w:color w:val="1F3864"/>
+          <w:sz w:val="20"/>
+          <w:szCs w:val="20"/>
+        </w:rPr>
+        <w:t xml:space="preserve">ATTRIBUTION AND LICENSING</w:t>
+      </w:r>
+    </w:p>
+    <w:p>
+      <w:pPr>
+        <w:spacing w:after="60" w:before="0"/>
+      </w:pPr>
+      <w:r>
+        <w:rPr>
+          <w:rFonts w:ascii="Arial" w:cs="Arial" w:eastAsia="Arial" w:hAnsi="Arial"/>
+          <w:b/>
+          <w:bCs/>
+          <w:sz w:val="17"/>
+          <w:szCs w:val="17"/>
+        </w:rPr>
+        <w:t xml:space="preserve">Curriculum Alignment: </w:t>
+      </w:r>
+      <w:r>
+        <w:rPr>
+          <w:rFonts w:ascii="Arial" w:cs="Arial" w:eastAsia="Arial" w:hAnsi="Arial"/>
+          <w:sz w:val="17"/>
+          <w:szCs w:val="17"/>
+        </w:rPr>
+        <w:t xml:space="preserve">Structured in pedagogical alignment with the competence-based curriculum format and learning outcomes established by the Kenya Institute of Curriculum Development (KICD). This material is independently developed and is not officially endorsed or published by KICD.</w:t>
+      </w:r>
+    </w:p>
+    <w:p>
+      <w:pPr>
+        <w:spacing w:after="60" w:before="0"/>
+      </w:pPr>
+      <w:r>
+        <w:rPr>
+          <w:rFonts w:ascii="Arial" w:cs="Arial" w:eastAsia="Arial" w:hAnsi="Arial"/>
+          <w:b/>
+          <w:bCs/>
+          <w:sz w:val="17"/>
+          <w:szCs w:val="17"/>
+        </w:rPr>
+        <w:t xml:space="preserve">Content &amp; Pedagogy: </w:t>
+      </w:r>
+      <w:r>
+        <w:rPr>
+          <w:rFonts w:ascii="Arial" w:cs="Arial" w:eastAsia="Arial" w:hAnsi="Arial"/>
+          <w:sz w:val="17"/>
+          <w:szCs w:val="17"/>
+        </w:rPr>
+        <w:t xml:space="preserve">Developed and adapted by the educator team at SeaVuria (registered 501(c)(3) in the United States and registered NGO in Kenya, No. 872-850A-BF11), who designed the pedagogical framework, lesson templates and exemplar lessons on which this material is based.</w:t>
+      </w:r>
+    </w:p>
+    <w:p>
+      <w:pPr>
+        <w:spacing w:after="60" w:before="0"/>
+      </w:pPr>
+      <w:r>
+        <w:rPr>
+          <w:rFonts w:ascii="Arial" w:cs="Arial" w:eastAsia="Arial" w:hAnsi="Arial"/>
+          <w:b/>
+          <w:bCs/>
+          <w:sz w:val="17"/>
+          <w:szCs w:val="17"/>
+        </w:rPr>
+        <w:t xml:space="preserve">Production &amp; Layout: </w:t>
+      </w:r>
+      <w:r>
+        <w:rPr>
+          <w:rFonts w:ascii="Arial" w:cs="Arial" w:eastAsia="Arial" w:hAnsi="Arial"/>
+          <w:sz w:val="17"/>
+          <w:szCs w:val="17"/>
+        </w:rPr>
+        <w:t xml:space="preserve">Educational design and curriculum sequencing by SeaVuria. Technical layout, structural formatting, and digital optimization/implementation executed in partnership with ARES Education (registered 501(c)(3) in the United States and Canada (as Afretech Aid) and registered NGO in Kenya), with lesson drafting and compilation assisted by AI (Claude, Anthropic).</w:t>
+      </w:r>
+    </w:p>
+    <w:p>
+      <w:pPr>
+        <w:pBdr>
+          <w:bottom w:val="single" w:color="1F3864" w:sz="6" w:space="6"/>
+        </w:pBdr>
+        <w:spacing w:after="60" w:before="0"/>
+      </w:pPr>
+      <w:r>
+        <w:rPr>
+          <w:rFonts w:ascii="Arial" w:cs="Arial" w:eastAsia="Arial" w:hAnsi="Arial"/>
+          <w:b/>
+          <w:bCs/>
+          <w:sz w:val="17"/>
+          <w:szCs w:val="17"/>
+        </w:rPr>
+        <w:t xml:space="preserve">Licensing &amp; Copyright: </w:t>
+      </w:r>
+      <w:r>
+        <w:rPr>
+          <w:rFonts w:ascii="Arial" w:cs="Arial" w:eastAsia="Arial" w:hAnsi="Arial"/>
+          <w:sz w:val="17"/>
+          <w:szCs w:val="17"/>
+        </w:rPr>
+        <w:t xml:space="preserve">© 2026 SeaVuria and ARES. This work is licensed under a </w:t>
+      </w:r>
+      <w:hyperlink w:history="1" r:id="rIdnbbgm2ybzort6rqz9mkw3">
+        <w:r>
+          <w:rPr>
+            <w:rFonts w:ascii="Arial" w:cs="Arial" w:eastAsia="Arial" w:hAnsi="Arial"/>
+            <w:color w:val="1F6B75"/>
+            <w:sz w:val="17"/>
+            <w:szCs w:val="17"/>
+            <w:u w:val="single" w:color="1F6B75"/>
+          </w:rPr>
+          <w:t xml:space="preserve">Creative Commons Attribution-NonCommercial 4.0 International License</w:t>
+        </w:r>
+      </w:hyperlink>
+      <w:r>
+        <w:rPr>
+          <w:rFonts w:ascii="Arial" w:cs="Arial" w:eastAsia="Arial" w:hAnsi="Arial"/>
+          <w:sz w:val="17"/>
+          <w:szCs w:val="17"/>
+        </w:rPr>
+        <w:t xml:space="preserve"> (</w:t>
+      </w:r>
+      <w:hyperlink w:history="1" r:id="rIdou3ucnn9xd9duvnowsa2c">
+        <w:r>
+          <w:rPr>
+            <w:rFonts w:ascii="Arial" w:cs="Arial" w:eastAsia="Arial" w:hAnsi="Arial"/>
+            <w:color w:val="1F6B75"/>
+            <w:sz w:val="17"/>
+            <w:szCs w:val="17"/>
+            <w:u w:val="single" w:color="1F6B75"/>
+          </w:rPr>
+          <w:t xml:space="preserve">CC BY-NC 4.0</w:t>
+        </w:r>
+      </w:hyperlink>
+      <w:r>
+        <w:rPr>
+          <w:rFonts w:ascii="Arial" w:cs="Arial" w:eastAsia="Arial" w:hAnsi="Arial"/>
+          <w:sz w:val="17"/>
+          <w:szCs w:val="17"/>
+        </w:rPr>
+        <w:t xml:space="preserve">). To view a copy of this license, visit </w:t>
+      </w:r>
+      <w:hyperlink w:history="1" r:id="rId_89zladiasjl69cvjjag7">
+        <w:r>
+          <w:rPr>
+            <w:rFonts w:ascii="Arial" w:cs="Arial" w:eastAsia="Arial" w:hAnsi="Arial"/>
+            <w:color w:val="1F6B75"/>
+            <w:sz w:val="17"/>
+            <w:szCs w:val="17"/>
+            <w:u w:val="single" w:color="1F6B75"/>
+          </w:rPr>
+          <w:t xml:space="preserve">https://creativecommons.org/licenses/by-nc/4.0/</w:t>
+        </w:r>
+      </w:hyperlink>
+      <w:r>
+        <w:rPr>
+          <w:rFonts w:ascii="Arial" w:cs="Arial" w:eastAsia="Arial" w:hAnsi="Arial"/>
+          <w:sz w:val="17"/>
+          <w:szCs w:val="17"/>
+        </w:rPr>
+        <w:t xml:space="preserve">. You are free to copy, redistribute, and adapt this material in any medium or format, provided appropriate credit is given and the material is not used for commercial purposes. KICD learning outcomes and curriculum designations reproduced here for alignment purposes remain the property of KICD and are not covered by this license. Linked external resources (e.g. CK-12, Khan Academy, PhET) are subject to their own licenses.</w:t>
+      </w:r>
+    </w:p>
+    <w:p>
+      <w:pPr>
         <w:spacing w:after="120"/>
       </w:pPr>
       <w:r>
@@ -3226,7 +3397,7 @@
             <w:pPr>
               <w:spacing w:after="20" w:before="0"/>
             </w:pPr>
-            <w:hyperlink w:history="1" r:id="rIdlrfnkaacgfvpvsh6snf6o">
+            <w:hyperlink w:history="1" r:id="rIdbds0kmx0movoyyjl9ofxh">
               <w:r>
                 <w:rPr>
                   <w:rFonts w:ascii="Arial" w:cs="Arial" w:eastAsia="Arial" w:hAnsi="Arial"/>
@@ -3259,7 +3430,7 @@
               <w:spacing w:after="10" w:before="0"/>
               <w:ind w:left="120"/>
             </w:pPr>
-            <w:hyperlink w:history="1" r:id="rIdjscqnuiegzwtxrep9ifdj">
+            <w:hyperlink w:history="1" r:id="rIdacnhfng-0e6x3q2d4ijtj">
               <w:r>
                 <w:rPr>
                   <w:rFonts w:ascii="Arial" w:cs="Arial" w:eastAsia="Arial" w:hAnsi="Arial"/>
@@ -3304,7 +3475,7 @@
             <w:pPr>
               <w:spacing w:after="20" w:before="0"/>
             </w:pPr>
-            <w:hyperlink w:history="1" r:id="rIdow-3fyrrqtmjxpczjnjkj">
+            <w:hyperlink w:history="1" r:id="rId4pz0erftovnuee4cn4hpc">
               <w:r>
                 <w:rPr>
                   <w:rFonts w:ascii="Arial" w:cs="Arial" w:eastAsia="Arial" w:hAnsi="Arial"/>
@@ -3337,7 +3508,7 @@
               <w:spacing w:after="10" w:before="0"/>
               <w:ind w:left="120"/>
             </w:pPr>
-            <w:hyperlink w:history="1" r:id="rIduevaq-azhd_wv0rhqqsug">
+            <w:hyperlink w:history="1" r:id="rIdlzklswc7oac6uqsaqiscv">
               <w:r>
                 <w:rPr>
                   <w:rFonts w:ascii="Arial" w:cs="Arial" w:eastAsia="Arial" w:hAnsi="Arial"/>
@@ -3532,7 +3703,7 @@
             <w:pPr>
               <w:spacing w:after="20" w:before="0"/>
             </w:pPr>
-            <w:hyperlink w:history="1" r:id="rIdnaq8iyworjvilqf60vskp">
+            <w:hyperlink w:history="1" r:id="rIdvt70kci01btlzywc4h6me">
               <w:r>
                 <w:rPr>
                   <w:rFonts w:ascii="Arial" w:cs="Arial" w:eastAsia="Arial" w:hAnsi="Arial"/>
@@ -3565,7 +3736,7 @@
               <w:spacing w:after="10" w:before="0"/>
               <w:ind w:left="120"/>
             </w:pPr>
-            <w:hyperlink w:history="1" r:id="rId4nmyzibk0fbuwne9oadx1">
+            <w:hyperlink w:history="1" r:id="rIde8dxsdcjnif8ptz_44t6p">
               <w:r>
                 <w:rPr>
                   <w:rFonts w:ascii="Arial" w:cs="Arial" w:eastAsia="Arial" w:hAnsi="Arial"/>
@@ -3610,7 +3781,7 @@
             <w:pPr>
               <w:spacing w:after="20" w:before="0"/>
             </w:pPr>
-            <w:hyperlink w:history="1" r:id="rId_y5_cwzhobzhdqjkbv9zy">
+            <w:hyperlink w:history="1" r:id="rIditir0ex1jamulddaveqnb">
               <w:r>
                 <w:rPr>
                   <w:rFonts w:ascii="Arial" w:cs="Arial" w:eastAsia="Arial" w:hAnsi="Arial"/>
@@ -3643,7 +3814,7 @@
               <w:spacing w:after="10" w:before="0"/>
               <w:ind w:left="120"/>
             </w:pPr>
-            <w:hyperlink w:history="1" r:id="rIdbpl7fr6h-nvmgjq-worsq">
+            <w:hyperlink w:history="1" r:id="rIdccvatwobpktyxpnsqz6qu">
               <w:r>
                 <w:rPr>
                   <w:rFonts w:ascii="Arial" w:cs="Arial" w:eastAsia="Arial" w:hAnsi="Arial"/>
@@ -3838,7 +4009,7 @@
             <w:pPr>
               <w:spacing w:after="20" w:before="0"/>
             </w:pPr>
-            <w:hyperlink w:history="1" r:id="rIdlmtfwipocabjywcqdz8rn">
+            <w:hyperlink w:history="1" r:id="rIdktbirkflgd0kq2ok3kezw">
               <w:r>
                 <w:rPr>
                   <w:rFonts w:ascii="Arial" w:cs="Arial" w:eastAsia="Arial" w:hAnsi="Arial"/>
@@ -3871,7 +4042,7 @@
               <w:spacing w:after="10" w:before="0"/>
               <w:ind w:left="120"/>
             </w:pPr>
-            <w:hyperlink w:history="1" r:id="rIdcybvsi-nw_dxjepx2qwzq">
+            <w:hyperlink w:history="1" r:id="rId7z4oysc4alk7wr4qr-ugx">
               <w:r>
                 <w:rPr>
                   <w:rFonts w:ascii="Arial" w:cs="Arial" w:eastAsia="Arial" w:hAnsi="Arial"/>
@@ -3916,7 +4087,7 @@
             <w:pPr>
               <w:spacing w:after="20" w:before="0"/>
             </w:pPr>
-            <w:hyperlink w:history="1" r:id="rIduj3aw7uujsvmi_qcmsfl7">
+            <w:hyperlink w:history="1" r:id="rIdbqjtz6hhcbulfxwtdlozz">
               <w:r>
                 <w:rPr>
                   <w:rFonts w:ascii="Arial" w:cs="Arial" w:eastAsia="Arial" w:hAnsi="Arial"/>
@@ -3949,7 +4120,7 @@
               <w:spacing w:after="10" w:before="0"/>
               <w:ind w:left="120"/>
             </w:pPr>
-            <w:hyperlink w:history="1" r:id="rIdmy0_-7lwo2309-vsjnwrn">
+            <w:hyperlink w:history="1" r:id="rIdrbvoigbcm53aojdavftbl">
               <w:r>
                 <w:rPr>
                   <w:rFonts w:ascii="Arial" w:cs="Arial" w:eastAsia="Arial" w:hAnsi="Arial"/>
@@ -4144,7 +4315,7 @@
             <w:pPr>
               <w:spacing w:after="20" w:before="0"/>
             </w:pPr>
-            <w:hyperlink w:history="1" r:id="rIdyveusr8g-zegcjymvp7ha">
+            <w:hyperlink w:history="1" r:id="rIdytpvwas8ctmamuiod8n5d">
               <w:r>
                 <w:rPr>
                   <w:rFonts w:ascii="Arial" w:cs="Arial" w:eastAsia="Arial" w:hAnsi="Arial"/>
@@ -4177,7 +4348,7 @@
               <w:spacing w:after="10" w:before="0"/>
               <w:ind w:left="120"/>
             </w:pPr>
-            <w:hyperlink w:history="1" r:id="rIdz_v_p2jkscqqoc1-tgljs">
+            <w:hyperlink w:history="1" r:id="rIdyj54zzmsl4dh04p6qvoku">
               <w:r>
                 <w:rPr>
                   <w:rFonts w:ascii="Arial" w:cs="Arial" w:eastAsia="Arial" w:hAnsi="Arial"/>
@@ -4222,7 +4393,7 @@
             <w:pPr>
               <w:spacing w:after="20" w:before="0"/>
             </w:pPr>
-            <w:hyperlink w:history="1" r:id="rIdon39vmpsii4ba4fmv4ux2">
+            <w:hyperlink w:history="1" r:id="rIddkcmv9meoxbdeanmd8wuh">
               <w:r>
                 <w:rPr>
                   <w:rFonts w:ascii="Arial" w:cs="Arial" w:eastAsia="Arial" w:hAnsi="Arial"/>
@@ -4255,7 +4426,7 @@
               <w:spacing w:after="10" w:before="0"/>
               <w:ind w:left="120"/>
             </w:pPr>
-            <w:hyperlink w:history="1" r:id="rIdg_bqsr4kpwtfj3_2y-dhh">
+            <w:hyperlink w:history="1" r:id="rId5azv3zsqzohmelenrgwjw">
               <w:r>
                 <w:rPr>
                   <w:rFonts w:ascii="Arial" w:cs="Arial" w:eastAsia="Arial" w:hAnsi="Arial"/>
@@ -4450,7 +4621,7 @@
             <w:pPr>
               <w:spacing w:after="20" w:before="0"/>
             </w:pPr>
-            <w:hyperlink w:history="1" r:id="rIds9di4pkai9ociplvb1fvs">
+            <w:hyperlink w:history="1" r:id="rIdzl97nvmkm2pzqsuodzi0d">
               <w:r>
                 <w:rPr>
                   <w:rFonts w:ascii="Arial" w:cs="Arial" w:eastAsia="Arial" w:hAnsi="Arial"/>
@@ -4483,7 +4654,7 @@
               <w:spacing w:after="10" w:before="0"/>
               <w:ind w:left="120"/>
             </w:pPr>
-            <w:hyperlink w:history="1" r:id="rIdxzfppazxjcfou9bxdsde8">
+            <w:hyperlink w:history="1" r:id="rId1-y-gtjwto9_liedaj9m0">
               <w:r>
                 <w:rPr>
                   <w:rFonts w:ascii="Arial" w:cs="Arial" w:eastAsia="Arial" w:hAnsi="Arial"/>
@@ -4528,7 +4699,7 @@
             <w:pPr>
               <w:spacing w:after="20" w:before="0"/>
             </w:pPr>
-            <w:hyperlink w:history="1" r:id="rIdal_a7kvc-3wshoec_jwjj">
+            <w:hyperlink w:history="1" r:id="rIdfpzrghls5vchptoq2dgnm">
               <w:r>
                 <w:rPr>
                   <w:rFonts w:ascii="Arial" w:cs="Arial" w:eastAsia="Arial" w:hAnsi="Arial"/>
@@ -4561,7 +4732,7 @@
               <w:spacing w:after="10" w:before="0"/>
               <w:ind w:left="120"/>
             </w:pPr>
-            <w:hyperlink w:history="1" r:id="rIdofinwgeaztonxipwfw-xy">
+            <w:hyperlink w:history="1" r:id="rId2gzvyzpv6-fovlwlzd8sb">
               <w:r>
                 <w:rPr>
                   <w:rFonts w:ascii="Arial" w:cs="Arial" w:eastAsia="Arial" w:hAnsi="Arial"/>
@@ -5133,6 +5304,65 @@
         </w:tc>
       </w:tr>
     </w:tbl>
+    <w:p>
+      <w:pPr>
+        <w:pBdr>
+          <w:top w:val="single" w:color="BBBBBB" w:sz="4" w:space="4"/>
+        </w:pBdr>
+        <w:spacing w:after="0" w:before="160"/>
+      </w:pPr>
+      <w:r>
+        <w:rPr>
+          <w:rFonts w:ascii="Arial" w:cs="Arial" w:eastAsia="Arial" w:hAnsi="Arial"/>
+          <w:color w:val="666666"/>
+          <w:sz w:val="14"/>
+          <w:szCs w:val="14"/>
+        </w:rPr>
+        <w:t xml:space="preserve">© 2026 SeaVuria and ARES. Aligned with KICD objectives. Developed by SeaVuria; technical implementation by ARES (with AI assistance from Claude). Licensed under </w:t>
+      </w:r>
+      <w:hyperlink w:history="1" r:id="rIdnzflf4qhbsjtiashgwkv9">
+        <w:r>
+          <w:rPr>
+            <w:rFonts w:ascii="Arial" w:cs="Arial" w:eastAsia="Arial" w:hAnsi="Arial"/>
+            <w:color w:val="1F6B75"/>
+            <w:sz w:val="14"/>
+            <w:szCs w:val="14"/>
+            <w:u w:val="single" w:color="1F6B75"/>
+          </w:rPr>
+          <w:t xml:space="preserve">CC BY-NC 4.0</w:t>
+        </w:r>
+      </w:hyperlink>
+      <w:r>
+        <w:rPr>
+          <w:rFonts w:ascii="Arial" w:cs="Arial" w:eastAsia="Arial" w:hAnsi="Arial"/>
+          <w:color w:val="666666"/>
+          <w:sz w:val="14"/>
+          <w:szCs w:val="14"/>
+        </w:rPr>
+        <w:t xml:space="preserve"> (</w:t>
+      </w:r>
+      <w:hyperlink w:history="1" r:id="rIdlac9wnjnslhgsiaao9dsi">
+        <w:r>
+          <w:rPr>
+            <w:rFonts w:ascii="Arial" w:cs="Arial" w:eastAsia="Arial" w:hAnsi="Arial"/>
+            <w:color w:val="1F6B75"/>
+            <w:sz w:val="14"/>
+            <w:szCs w:val="14"/>
+            <w:u w:val="single" w:color="1F6B75"/>
+          </w:rPr>
+          <w:t xml:space="preserve">https://creativecommons.org/licenses/by-nc/4.0/</w:t>
+        </w:r>
+      </w:hyperlink>
+      <w:r>
+        <w:rPr>
+          <w:rFonts w:ascii="Arial" w:cs="Arial" w:eastAsia="Arial" w:hAnsi="Arial"/>
+          <w:color w:val="666666"/>
+          <w:sz w:val="14"/>
+          <w:szCs w:val="14"/>
+        </w:rPr>
+        <w:t xml:space="preserve">).</w:t>
+      </w:r>
+    </w:p>
     <w:p>
       <w:r>
         <w:br w:type="page"/>
@@ -6124,7 +6354,7 @@
             <w:pPr>
               <w:spacing w:after="20" w:before="0"/>
             </w:pPr>
-            <w:hyperlink w:history="1" r:id="rIdd3reaqa9uckmnubdi5nea">
+            <w:hyperlink w:history="1" r:id="rIdzag1rznvk0jbp_waxgrhv">
               <w:r>
                 <w:rPr>
                   <w:rFonts w:ascii="Arial" w:cs="Arial" w:eastAsia="Arial" w:hAnsi="Arial"/>
@@ -6157,7 +6387,7 @@
               <w:spacing w:after="10" w:before="0"/>
               <w:ind w:left="120"/>
             </w:pPr>
-            <w:hyperlink w:history="1" r:id="rIdjqh3xmgl6lfsh5gwfechc">
+            <w:hyperlink w:history="1" r:id="rIdc9kpz0swk0padlswt5x7b">
               <w:r>
                 <w:rPr>
                   <w:rFonts w:ascii="Arial" w:cs="Arial" w:eastAsia="Arial" w:hAnsi="Arial"/>
@@ -6202,7 +6432,7 @@
             <w:pPr>
               <w:spacing w:after="20" w:before="0"/>
             </w:pPr>
-            <w:hyperlink w:history="1" r:id="rIdhnzsurwvl14g0o1e25_py">
+            <w:hyperlink w:history="1" r:id="rIdd7g3mufgd6s3zhxbhmk6f">
               <w:r>
                 <w:rPr>
                   <w:rFonts w:ascii="Arial" w:cs="Arial" w:eastAsia="Arial" w:hAnsi="Arial"/>
@@ -6235,7 +6465,7 @@
               <w:spacing w:after="10" w:before="0"/>
               <w:ind w:left="120"/>
             </w:pPr>
-            <w:hyperlink w:history="1" r:id="rId6fysxlezuu3jwngusprcm">
+            <w:hyperlink w:history="1" r:id="rIdty6no99ebxm-iel73d4hi">
               <w:r>
                 <w:rPr>
                   <w:rFonts w:ascii="Arial" w:cs="Arial" w:eastAsia="Arial" w:hAnsi="Arial"/>
@@ -6430,7 +6660,7 @@
             <w:pPr>
               <w:spacing w:after="20" w:before="0"/>
             </w:pPr>
-            <w:hyperlink w:history="1" r:id="rIdin45uxpzfk-joeuatglml">
+            <w:hyperlink w:history="1" r:id="rIdceypjksuzng_b0aeffl1e">
               <w:r>
                 <w:rPr>
                   <w:rFonts w:ascii="Arial" w:cs="Arial" w:eastAsia="Arial" w:hAnsi="Arial"/>
@@ -6463,7 +6693,7 @@
               <w:spacing w:after="10" w:before="0"/>
               <w:ind w:left="120"/>
             </w:pPr>
-            <w:hyperlink w:history="1" r:id="rIdu0fvhpbd-57z7krx9luoj">
+            <w:hyperlink w:history="1" r:id="rIdgjrji_5tj0qiayytdsluw">
               <w:r>
                 <w:rPr>
                   <w:rFonts w:ascii="Arial" w:cs="Arial" w:eastAsia="Arial" w:hAnsi="Arial"/>
@@ -6508,7 +6738,7 @@
             <w:pPr>
               <w:spacing w:after="20" w:before="0"/>
             </w:pPr>
-            <w:hyperlink w:history="1" r:id="rIdhcpaehhn3g9ow4juuvvq4">
+            <w:hyperlink w:history="1" r:id="rId1isxzf2hl4hv7c4xokvv1">
               <w:r>
                 <w:rPr>
                   <w:rFonts w:ascii="Arial" w:cs="Arial" w:eastAsia="Arial" w:hAnsi="Arial"/>
@@ -6541,7 +6771,7 @@
               <w:spacing w:after="10" w:before="0"/>
               <w:ind w:left="120"/>
             </w:pPr>
-            <w:hyperlink w:history="1" r:id="rIdav1bbweic-jh1efsoxbmj">
+            <w:hyperlink w:history="1" r:id="rIdimacgxpvtvkjpu7xyj83l">
               <w:r>
                 <w:rPr>
                   <w:rFonts w:ascii="Arial" w:cs="Arial" w:eastAsia="Arial" w:hAnsi="Arial"/>
@@ -6736,7 +6966,7 @@
             <w:pPr>
               <w:spacing w:after="20" w:before="0"/>
             </w:pPr>
-            <w:hyperlink w:history="1" r:id="rIdek0t0yfo_l2m2klw2dson">
+            <w:hyperlink w:history="1" r:id="rId1hf7klpbxnwdvbdqiitr2">
               <w:r>
                 <w:rPr>
                   <w:rFonts w:ascii="Arial" w:cs="Arial" w:eastAsia="Arial" w:hAnsi="Arial"/>
@@ -6769,7 +6999,7 @@
               <w:spacing w:after="10" w:before="0"/>
               <w:ind w:left="120"/>
             </w:pPr>
-            <w:hyperlink w:history="1" r:id="rIdqhaqe4gapbnlqnm1wjm8y">
+            <w:hyperlink w:history="1" r:id="rIdffxlkcgd8manghqu1fzzn">
               <w:r>
                 <w:rPr>
                   <w:rFonts w:ascii="Arial" w:cs="Arial" w:eastAsia="Arial" w:hAnsi="Arial"/>
@@ -6814,7 +7044,7 @@
             <w:pPr>
               <w:spacing w:after="20" w:before="0"/>
             </w:pPr>
-            <w:hyperlink w:history="1" r:id="rIdflzyxy_garffelukjidxf">
+            <w:hyperlink w:history="1" r:id="rId2i8ff6mx3n34m8mif-bky">
               <w:r>
                 <w:rPr>
                   <w:rFonts w:ascii="Arial" w:cs="Arial" w:eastAsia="Arial" w:hAnsi="Arial"/>
@@ -6847,7 +7077,7 @@
               <w:spacing w:after="10" w:before="0"/>
               <w:ind w:left="120"/>
             </w:pPr>
-            <w:hyperlink w:history="1" r:id="rIdu5amtdlvr1fpdfwke7w7-">
+            <w:hyperlink w:history="1" r:id="rIdhkanqpfs93q7tyujndltz">
               <w:r>
                 <w:rPr>
                   <w:rFonts w:ascii="Arial" w:cs="Arial" w:eastAsia="Arial" w:hAnsi="Arial"/>
@@ -7042,7 +7272,7 @@
             <w:pPr>
               <w:spacing w:after="20" w:before="0"/>
             </w:pPr>
-            <w:hyperlink w:history="1" r:id="rIdq3a656pwfbocqywkpzcpk">
+            <w:hyperlink w:history="1" r:id="rIdgpyhw39cp2_wbxzjcxdbx">
               <w:r>
                 <w:rPr>
                   <w:rFonts w:ascii="Arial" w:cs="Arial" w:eastAsia="Arial" w:hAnsi="Arial"/>
@@ -7075,7 +7305,7 @@
               <w:spacing w:after="10" w:before="0"/>
               <w:ind w:left="120"/>
             </w:pPr>
-            <w:hyperlink w:history="1" r:id="rIdp5ovebomkxninudpqpvpn">
+            <w:hyperlink w:history="1" r:id="rIdgu4vxmrgpwtt9vwjafjir">
               <w:r>
                 <w:rPr>
                   <w:rFonts w:ascii="Arial" w:cs="Arial" w:eastAsia="Arial" w:hAnsi="Arial"/>
@@ -7120,7 +7350,7 @@
             <w:pPr>
               <w:spacing w:after="20" w:before="0"/>
             </w:pPr>
-            <w:hyperlink w:history="1" r:id="rIdpsisx9l7-kif5dzpwmbwr">
+            <w:hyperlink w:history="1" r:id="rId7dec3lafmalerhjvytszq">
               <w:r>
                 <w:rPr>
                   <w:rFonts w:ascii="Arial" w:cs="Arial" w:eastAsia="Arial" w:hAnsi="Arial"/>
@@ -7153,7 +7383,7 @@
               <w:spacing w:after="10" w:before="0"/>
               <w:ind w:left="120"/>
             </w:pPr>
-            <w:hyperlink w:history="1" r:id="rId7yu0bqipzrknpkdggknf8">
+            <w:hyperlink w:history="1" r:id="rId3wy1evjidu4tjx795ebi3">
               <w:r>
                 <w:rPr>
                   <w:rFonts w:ascii="Arial" w:cs="Arial" w:eastAsia="Arial" w:hAnsi="Arial"/>
@@ -7348,7 +7578,7 @@
             <w:pPr>
               <w:spacing w:after="20" w:before="0"/>
             </w:pPr>
-            <w:hyperlink w:history="1" r:id="rId0y5wppznyi6q4bs6fbnns">
+            <w:hyperlink w:history="1" r:id="rIdqljlv0r04b_n1xmazvgmj">
               <w:r>
                 <w:rPr>
                   <w:rFonts w:ascii="Arial" w:cs="Arial" w:eastAsia="Arial" w:hAnsi="Arial"/>
@@ -7381,7 +7611,7 @@
               <w:spacing w:after="10" w:before="0"/>
               <w:ind w:left="120"/>
             </w:pPr>
-            <w:hyperlink w:history="1" r:id="rId0unm7mypse6xycjfqeyxv">
+            <w:hyperlink w:history="1" r:id="rIdpvwnebvohhodja2ulchzp">
               <w:r>
                 <w:rPr>
                   <w:rFonts w:ascii="Arial" w:cs="Arial" w:eastAsia="Arial" w:hAnsi="Arial"/>
@@ -7426,7 +7656,7 @@
             <w:pPr>
               <w:spacing w:after="20" w:before="0"/>
             </w:pPr>
-            <w:hyperlink w:history="1" r:id="rIdk6py9ioahle1yfhe5qjoq">
+            <w:hyperlink w:history="1" r:id="rIdsurzumdxxba8quadjba8t">
               <w:r>
                 <w:rPr>
                   <w:rFonts w:ascii="Arial" w:cs="Arial" w:eastAsia="Arial" w:hAnsi="Arial"/>
@@ -7459,7 +7689,7 @@
               <w:spacing w:after="10" w:before="0"/>
               <w:ind w:left="120"/>
             </w:pPr>
-            <w:hyperlink w:history="1" r:id="rIdschjp-7jmvf6btayzos_0">
+            <w:hyperlink w:history="1" r:id="rIdmgnmuqt1hltjhi5ot47st">
               <w:r>
                 <w:rPr>
                   <w:rFonts w:ascii="Arial" w:cs="Arial" w:eastAsia="Arial" w:hAnsi="Arial"/>
@@ -7955,6 +8185,65 @@
         </w:tc>
       </w:tr>
     </w:tbl>
+    <w:p>
+      <w:pPr>
+        <w:pBdr>
+          <w:top w:val="single" w:color="BBBBBB" w:sz="4" w:space="4"/>
+        </w:pBdr>
+        <w:spacing w:after="0" w:before="160"/>
+      </w:pPr>
+      <w:r>
+        <w:rPr>
+          <w:rFonts w:ascii="Arial" w:cs="Arial" w:eastAsia="Arial" w:hAnsi="Arial"/>
+          <w:color w:val="666666"/>
+          <w:sz w:val="14"/>
+          <w:szCs w:val="14"/>
+        </w:rPr>
+        <w:t xml:space="preserve">© 2026 SeaVuria and ARES. Aligned with KICD objectives. Developed by SeaVuria; technical implementation by ARES (with AI assistance from Claude). Licensed under </w:t>
+      </w:r>
+      <w:hyperlink w:history="1" r:id="rIdcj5vaekvu9uazw4fbym35">
+        <w:r>
+          <w:rPr>
+            <w:rFonts w:ascii="Arial" w:cs="Arial" w:eastAsia="Arial" w:hAnsi="Arial"/>
+            <w:color w:val="1F6B75"/>
+            <w:sz w:val="14"/>
+            <w:szCs w:val="14"/>
+            <w:u w:val="single" w:color="1F6B75"/>
+          </w:rPr>
+          <w:t xml:space="preserve">CC BY-NC 4.0</w:t>
+        </w:r>
+      </w:hyperlink>
+      <w:r>
+        <w:rPr>
+          <w:rFonts w:ascii="Arial" w:cs="Arial" w:eastAsia="Arial" w:hAnsi="Arial"/>
+          <w:color w:val="666666"/>
+          <w:sz w:val="14"/>
+          <w:szCs w:val="14"/>
+        </w:rPr>
+        <w:t xml:space="preserve"> (</w:t>
+      </w:r>
+      <w:hyperlink w:history="1" r:id="rIdsxvn_xscp_yr-zq2ko66s">
+        <w:r>
+          <w:rPr>
+            <w:rFonts w:ascii="Arial" w:cs="Arial" w:eastAsia="Arial" w:hAnsi="Arial"/>
+            <w:color w:val="1F6B75"/>
+            <w:sz w:val="14"/>
+            <w:szCs w:val="14"/>
+            <w:u w:val="single" w:color="1F6B75"/>
+          </w:rPr>
+          <w:t xml:space="preserve">https://creativecommons.org/licenses/by-nc/4.0/</w:t>
+        </w:r>
+      </w:hyperlink>
+      <w:r>
+        <w:rPr>
+          <w:rFonts w:ascii="Arial" w:cs="Arial" w:eastAsia="Arial" w:hAnsi="Arial"/>
+          <w:color w:val="666666"/>
+          <w:sz w:val="14"/>
+          <w:szCs w:val="14"/>
+        </w:rPr>
+        <w:t xml:space="preserve">).</w:t>
+      </w:r>
+    </w:p>
     <w:p>
       <w:r>
         <w:br w:type="page"/>
@@ -8946,7 +9235,7 @@
             <w:pPr>
               <w:spacing w:after="20" w:before="0"/>
             </w:pPr>
-            <w:hyperlink w:history="1" r:id="rIdsojzukl9tofatqxxynuhg">
+            <w:hyperlink w:history="1" r:id="rIdn2xikoko4yhtoohowbogi">
               <w:r>
                 <w:rPr>
                   <w:rFonts w:ascii="Arial" w:cs="Arial" w:eastAsia="Arial" w:hAnsi="Arial"/>
@@ -8979,7 +9268,7 @@
               <w:spacing w:after="10" w:before="0"/>
               <w:ind w:left="120"/>
             </w:pPr>
-            <w:hyperlink w:history="1" r:id="rIdvyahi6qqkrsp6pa86jqcy">
+            <w:hyperlink w:history="1" r:id="rIdegi-ocvcbuoe6sqlgzjht">
               <w:r>
                 <w:rPr>
                   <w:rFonts w:ascii="Arial" w:cs="Arial" w:eastAsia="Arial" w:hAnsi="Arial"/>
@@ -9024,7 +9313,7 @@
             <w:pPr>
               <w:spacing w:after="20" w:before="0"/>
             </w:pPr>
-            <w:hyperlink w:history="1" r:id="rId9wicu1gpof_s2_ifo2n-a">
+            <w:hyperlink w:history="1" r:id="rIdujpcmzs_p_z9nuqa7vzmx">
               <w:r>
                 <w:rPr>
                   <w:rFonts w:ascii="Arial" w:cs="Arial" w:eastAsia="Arial" w:hAnsi="Arial"/>
@@ -9057,7 +9346,7 @@
               <w:spacing w:after="10" w:before="0"/>
               <w:ind w:left="120"/>
             </w:pPr>
-            <w:hyperlink w:history="1" r:id="rId9atbcdxy8j0cvc0yhrwub">
+            <w:hyperlink w:history="1" r:id="rIdnxy_tyaqqqlvlzdl_sfpq">
               <w:r>
                 <w:rPr>
                   <w:rFonts w:ascii="Arial" w:cs="Arial" w:eastAsia="Arial" w:hAnsi="Arial"/>
@@ -9252,7 +9541,7 @@
             <w:pPr>
               <w:spacing w:after="20" w:before="0"/>
             </w:pPr>
-            <w:hyperlink w:history="1" r:id="rIdmh7h-whd6rqgn98f5evtn">
+            <w:hyperlink w:history="1" r:id="rIdxynerd_ekke6buty86fof">
               <w:r>
                 <w:rPr>
                   <w:rFonts w:ascii="Arial" w:cs="Arial" w:eastAsia="Arial" w:hAnsi="Arial"/>
@@ -9285,7 +9574,7 @@
               <w:spacing w:after="10" w:before="0"/>
               <w:ind w:left="120"/>
             </w:pPr>
-            <w:hyperlink w:history="1" r:id="rIdccvhb0nm_cistc4pf-kut">
+            <w:hyperlink w:history="1" r:id="rIdzx0n3og3lhtbsixiofniz">
               <w:r>
                 <w:rPr>
                   <w:rFonts w:ascii="Arial" w:cs="Arial" w:eastAsia="Arial" w:hAnsi="Arial"/>
@@ -9330,7 +9619,7 @@
             <w:pPr>
               <w:spacing w:after="20" w:before="0"/>
             </w:pPr>
-            <w:hyperlink w:history="1" r:id="rIdprnd8rveizbjkq0riosgp">
+            <w:hyperlink w:history="1" r:id="rIduxamtld3c5e9d_ozyetq2">
               <w:r>
                 <w:rPr>
                   <w:rFonts w:ascii="Arial" w:cs="Arial" w:eastAsia="Arial" w:hAnsi="Arial"/>
@@ -9363,7 +9652,7 @@
               <w:spacing w:after="10" w:before="0"/>
               <w:ind w:left="120"/>
             </w:pPr>
-            <w:hyperlink w:history="1" r:id="rIdisux0zdn0hh5lzo0-l7q1">
+            <w:hyperlink w:history="1" r:id="rIdemnveet47cl-_uvxurj-w">
               <w:r>
                 <w:rPr>
                   <w:rFonts w:ascii="Arial" w:cs="Arial" w:eastAsia="Arial" w:hAnsi="Arial"/>
@@ -9558,7 +9847,7 @@
             <w:pPr>
               <w:spacing w:after="20" w:before="0"/>
             </w:pPr>
-            <w:hyperlink w:history="1" r:id="rIdssxl8_37gw0yir5ype72y">
+            <w:hyperlink w:history="1" r:id="rIdxv6s_igaqpt45dp5prehs">
               <w:r>
                 <w:rPr>
                   <w:rFonts w:ascii="Arial" w:cs="Arial" w:eastAsia="Arial" w:hAnsi="Arial"/>
@@ -9591,7 +9880,7 @@
               <w:spacing w:after="10" w:before="0"/>
               <w:ind w:left="120"/>
             </w:pPr>
-            <w:hyperlink w:history="1" r:id="rIdcv83wqecszuuepa1n1jq0">
+            <w:hyperlink w:history="1" r:id="rIdaxbfv-e_n8xr6svvscyye">
               <w:r>
                 <w:rPr>
                   <w:rFonts w:ascii="Arial" w:cs="Arial" w:eastAsia="Arial" w:hAnsi="Arial"/>
@@ -9636,7 +9925,7 @@
             <w:pPr>
               <w:spacing w:after="20" w:before="0"/>
             </w:pPr>
-            <w:hyperlink w:history="1" r:id="rIda9zadyicpjjd3vx-izb8w">
+            <w:hyperlink w:history="1" r:id="rIdnqz95l_8z1gocznszaum5">
               <w:r>
                 <w:rPr>
                   <w:rFonts w:ascii="Arial" w:cs="Arial" w:eastAsia="Arial" w:hAnsi="Arial"/>
@@ -9669,7 +9958,7 @@
               <w:spacing w:after="10" w:before="0"/>
               <w:ind w:left="120"/>
             </w:pPr>
-            <w:hyperlink w:history="1" r:id="rIdv_oragnt3xkpwphj2qbkl">
+            <w:hyperlink w:history="1" r:id="rIdmgzbsvfmh0zvbmoiozhbi">
               <w:r>
                 <w:rPr>
                   <w:rFonts w:ascii="Arial" w:cs="Arial" w:eastAsia="Arial" w:hAnsi="Arial"/>
@@ -9864,7 +10153,7 @@
             <w:pPr>
               <w:spacing w:after="20" w:before="0"/>
             </w:pPr>
-            <w:hyperlink w:history="1" r:id="rIdce_regzhngbwwqu07n-hv">
+            <w:hyperlink w:history="1" r:id="rIdlp515gmtdclobpblsppln">
               <w:r>
                 <w:rPr>
                   <w:rFonts w:ascii="Arial" w:cs="Arial" w:eastAsia="Arial" w:hAnsi="Arial"/>
@@ -9897,7 +10186,7 @@
               <w:spacing w:after="10" w:before="0"/>
               <w:ind w:left="120"/>
             </w:pPr>
-            <w:hyperlink w:history="1" r:id="rId4fasdcovgjc6hl_od0uod">
+            <w:hyperlink w:history="1" r:id="rIdzxwca3sl3el8_v0gmdjud">
               <w:r>
                 <w:rPr>
                   <w:rFonts w:ascii="Arial" w:cs="Arial" w:eastAsia="Arial" w:hAnsi="Arial"/>
@@ -9942,7 +10231,7 @@
             <w:pPr>
               <w:spacing w:after="20" w:before="0"/>
             </w:pPr>
-            <w:hyperlink w:history="1" r:id="rIdyrprpucs9qwmbbrotzjst">
+            <w:hyperlink w:history="1" r:id="rIdsejeh_al5cj16vftu1jaq">
               <w:r>
                 <w:rPr>
                   <w:rFonts w:ascii="Arial" w:cs="Arial" w:eastAsia="Arial" w:hAnsi="Arial"/>
@@ -9975,7 +10264,7 @@
               <w:spacing w:after="10" w:before="0"/>
               <w:ind w:left="120"/>
             </w:pPr>
-            <w:hyperlink w:history="1" r:id="rIdsctvbll7yndcwbfvulfrm">
+            <w:hyperlink w:history="1" r:id="rIdrd-06zt9dtwz7bgwohvte">
               <w:r>
                 <w:rPr>
                   <w:rFonts w:ascii="Arial" w:cs="Arial" w:eastAsia="Arial" w:hAnsi="Arial"/>
@@ -10170,7 +10459,7 @@
             <w:pPr>
               <w:spacing w:after="20" w:before="0"/>
             </w:pPr>
-            <w:hyperlink w:history="1" r:id="rIdhocpo-s7a0wb6hsa22-ao">
+            <w:hyperlink w:history="1" r:id="rId5d4xzlwbk1lkmero_hz7_">
               <w:r>
                 <w:rPr>
                   <w:rFonts w:ascii="Arial" w:cs="Arial" w:eastAsia="Arial" w:hAnsi="Arial"/>
@@ -10203,7 +10492,7 @@
               <w:spacing w:after="10" w:before="0"/>
               <w:ind w:left="120"/>
             </w:pPr>
-            <w:hyperlink w:history="1" r:id="rIdvm0d2bzk7tewvvedl2ne-">
+            <w:hyperlink w:history="1" r:id="rIdncxmwzczk1d4qpaym9zce">
               <w:r>
                 <w:rPr>
                   <w:rFonts w:ascii="Arial" w:cs="Arial" w:eastAsia="Arial" w:hAnsi="Arial"/>
@@ -10248,7 +10537,7 @@
             <w:pPr>
               <w:spacing w:after="20" w:before="0"/>
             </w:pPr>
-            <w:hyperlink w:history="1" r:id="rIdr3w9zvjtnxntnvxsmsalk">
+            <w:hyperlink w:history="1" r:id="rIdfphkm3ritxkh4hpgrrvyi">
               <w:r>
                 <w:rPr>
                   <w:rFonts w:ascii="Arial" w:cs="Arial" w:eastAsia="Arial" w:hAnsi="Arial"/>
@@ -10281,7 +10570,7 @@
               <w:spacing w:after="10" w:before="0"/>
               <w:ind w:left="120"/>
             </w:pPr>
-            <w:hyperlink w:history="1" r:id="rIdvlaqtpnoc7r9hkzq0c5iq">
+            <w:hyperlink w:history="1" r:id="rId5dz5xg9qifnc_nxrawd85">
               <w:r>
                 <w:rPr>
                   <w:rFonts w:ascii="Arial" w:cs="Arial" w:eastAsia="Arial" w:hAnsi="Arial"/>
@@ -10777,6 +11066,65 @@
         </w:tc>
       </w:tr>
     </w:tbl>
+    <w:p>
+      <w:pPr>
+        <w:pBdr>
+          <w:top w:val="single" w:color="BBBBBB" w:sz="4" w:space="4"/>
+        </w:pBdr>
+        <w:spacing w:after="0" w:before="160"/>
+      </w:pPr>
+      <w:r>
+        <w:rPr>
+          <w:rFonts w:ascii="Arial" w:cs="Arial" w:eastAsia="Arial" w:hAnsi="Arial"/>
+          <w:color w:val="666666"/>
+          <w:sz w:val="14"/>
+          <w:szCs w:val="14"/>
+        </w:rPr>
+        <w:t xml:space="preserve">© 2026 SeaVuria and ARES. Aligned with KICD objectives. Developed by SeaVuria; technical implementation by ARES (with AI assistance from Claude). Licensed under </w:t>
+      </w:r>
+      <w:hyperlink w:history="1" r:id="rId34ywljf0fq1j0epmo_yie">
+        <w:r>
+          <w:rPr>
+            <w:rFonts w:ascii="Arial" w:cs="Arial" w:eastAsia="Arial" w:hAnsi="Arial"/>
+            <w:color w:val="1F6B75"/>
+            <w:sz w:val="14"/>
+            <w:szCs w:val="14"/>
+            <w:u w:val="single" w:color="1F6B75"/>
+          </w:rPr>
+          <w:t xml:space="preserve">CC BY-NC 4.0</w:t>
+        </w:r>
+      </w:hyperlink>
+      <w:r>
+        <w:rPr>
+          <w:rFonts w:ascii="Arial" w:cs="Arial" w:eastAsia="Arial" w:hAnsi="Arial"/>
+          <w:color w:val="666666"/>
+          <w:sz w:val="14"/>
+          <w:szCs w:val="14"/>
+        </w:rPr>
+        <w:t xml:space="preserve"> (</w:t>
+      </w:r>
+      <w:hyperlink w:history="1" r:id="rIdglnlng6wthdvrlpl9tvcf">
+        <w:r>
+          <w:rPr>
+            <w:rFonts w:ascii="Arial" w:cs="Arial" w:eastAsia="Arial" w:hAnsi="Arial"/>
+            <w:color w:val="1F6B75"/>
+            <w:sz w:val="14"/>
+            <w:szCs w:val="14"/>
+            <w:u w:val="single" w:color="1F6B75"/>
+          </w:rPr>
+          <w:t xml:space="preserve">https://creativecommons.org/licenses/by-nc/4.0/</w:t>
+        </w:r>
+      </w:hyperlink>
+      <w:r>
+        <w:rPr>
+          <w:rFonts w:ascii="Arial" w:cs="Arial" w:eastAsia="Arial" w:hAnsi="Arial"/>
+          <w:color w:val="666666"/>
+          <w:sz w:val="14"/>
+          <w:szCs w:val="14"/>
+        </w:rPr>
+        <w:t xml:space="preserve">).</w:t>
+      </w:r>
+    </w:p>
     <w:p>
       <w:r>
         <w:br w:type="page"/>
@@ -11768,7 +12116,7 @@
             <w:pPr>
               <w:spacing w:after="20" w:before="0"/>
             </w:pPr>
-            <w:hyperlink w:history="1" r:id="rIdgagqgkepedjnx9bprav4f">
+            <w:hyperlink w:history="1" r:id="rIdzhulhhhpi6ufp7gnuso9e">
               <w:r>
                 <w:rPr>
                   <w:rFonts w:ascii="Arial" w:cs="Arial" w:eastAsia="Arial" w:hAnsi="Arial"/>
@@ -11801,7 +12149,7 @@
               <w:spacing w:after="10" w:before="0"/>
               <w:ind w:left="120"/>
             </w:pPr>
-            <w:hyperlink w:history="1" r:id="rIdllho5igwmkcxygm9ydaqs">
+            <w:hyperlink w:history="1" r:id="rIdn765hl2mdnosxmeiivl-l">
               <w:r>
                 <w:rPr>
                   <w:rFonts w:ascii="Arial" w:cs="Arial" w:eastAsia="Arial" w:hAnsi="Arial"/>
@@ -11846,7 +12194,7 @@
             <w:pPr>
               <w:spacing w:after="20" w:before="0"/>
             </w:pPr>
-            <w:hyperlink w:history="1" r:id="rIdqj3ptg-rybhixtafsjzil">
+            <w:hyperlink w:history="1" r:id="rIdqnjtv6xy4_5e4ukyot9zm">
               <w:r>
                 <w:rPr>
                   <w:rFonts w:ascii="Arial" w:cs="Arial" w:eastAsia="Arial" w:hAnsi="Arial"/>
@@ -11879,7 +12227,7 @@
               <w:spacing w:after="10" w:before="0"/>
               <w:ind w:left="120"/>
             </w:pPr>
-            <w:hyperlink w:history="1" r:id="rIdapk-fqhzjj2dxnorcytua">
+            <w:hyperlink w:history="1" r:id="rIdy1ptri4a2hxl-8wgn99na">
               <w:r>
                 <w:rPr>
                   <w:rFonts w:ascii="Arial" w:cs="Arial" w:eastAsia="Arial" w:hAnsi="Arial"/>
@@ -12074,7 +12422,7 @@
             <w:pPr>
               <w:spacing w:after="20" w:before="0"/>
             </w:pPr>
-            <w:hyperlink w:history="1" r:id="rIdetqohpgetaqnos_tjzo0x">
+            <w:hyperlink w:history="1" r:id="rIdiffrxowcximjdzjtbxbyc">
               <w:r>
                 <w:rPr>
                   <w:rFonts w:ascii="Arial" w:cs="Arial" w:eastAsia="Arial" w:hAnsi="Arial"/>
@@ -12107,7 +12455,7 @@
               <w:spacing w:after="10" w:before="0"/>
               <w:ind w:left="120"/>
             </w:pPr>
-            <w:hyperlink w:history="1" r:id="rIds8yjurroytoht3hu9y8tx">
+            <w:hyperlink w:history="1" r:id="rIdcb4kxr4mdjh_rwpy7oemh">
               <w:r>
                 <w:rPr>
                   <w:rFonts w:ascii="Arial" w:cs="Arial" w:eastAsia="Arial" w:hAnsi="Arial"/>
@@ -12152,7 +12500,7 @@
             <w:pPr>
               <w:spacing w:after="20" w:before="0"/>
             </w:pPr>
-            <w:hyperlink w:history="1" r:id="rIds9ufobtfrsbh3u9m62e_s">
+            <w:hyperlink w:history="1" r:id="rIdgyk8cqx_taids9p82pcfr">
               <w:r>
                 <w:rPr>
                   <w:rFonts w:ascii="Arial" w:cs="Arial" w:eastAsia="Arial" w:hAnsi="Arial"/>
@@ -12185,7 +12533,7 @@
               <w:spacing w:after="10" w:before="0"/>
               <w:ind w:left="120"/>
             </w:pPr>
-            <w:hyperlink w:history="1" r:id="rIdfsinyzajlgncoggtynccl">
+            <w:hyperlink w:history="1" r:id="rIdmiltkenoijbm5fv0v9gd0">
               <w:r>
                 <w:rPr>
                   <w:rFonts w:ascii="Arial" w:cs="Arial" w:eastAsia="Arial" w:hAnsi="Arial"/>
@@ -12380,7 +12728,7 @@
             <w:pPr>
               <w:spacing w:after="20" w:before="0"/>
             </w:pPr>
-            <w:hyperlink w:history="1" r:id="rIdfkkqp7mkww5cjgutyazit">
+            <w:hyperlink w:history="1" r:id="rIddcqg4ssjr4o4hn-gdv5zo">
               <w:r>
                 <w:rPr>
                   <w:rFonts w:ascii="Arial" w:cs="Arial" w:eastAsia="Arial" w:hAnsi="Arial"/>
@@ -12413,7 +12761,7 @@
               <w:spacing w:after="10" w:before="0"/>
               <w:ind w:left="120"/>
             </w:pPr>
-            <w:hyperlink w:history="1" r:id="rIdu5pticgm6hxzud35jtgwr">
+            <w:hyperlink w:history="1" r:id="rId9wvmjnh2rn117xn09uyyy">
               <w:r>
                 <w:rPr>
                   <w:rFonts w:ascii="Arial" w:cs="Arial" w:eastAsia="Arial" w:hAnsi="Arial"/>
@@ -12458,7 +12806,7 @@
             <w:pPr>
               <w:spacing w:after="20" w:before="0"/>
             </w:pPr>
-            <w:hyperlink w:history="1" r:id="rIdez3lvdugewgt73ukoqies">
+            <w:hyperlink w:history="1" r:id="rIdjose_gwrjwxv-uldievp_">
               <w:r>
                 <w:rPr>
                   <w:rFonts w:ascii="Arial" w:cs="Arial" w:eastAsia="Arial" w:hAnsi="Arial"/>
@@ -12491,7 +12839,7 @@
               <w:spacing w:after="10" w:before="0"/>
               <w:ind w:left="120"/>
             </w:pPr>
-            <w:hyperlink w:history="1" r:id="rIdxx1cueq8qu4-i25zmsovh">
+            <w:hyperlink w:history="1" r:id="rIdgz2b_r5yg-wz-tsp_g1mh">
               <w:r>
                 <w:rPr>
                   <w:rFonts w:ascii="Arial" w:cs="Arial" w:eastAsia="Arial" w:hAnsi="Arial"/>
@@ -12686,7 +13034,7 @@
             <w:pPr>
               <w:spacing w:after="20" w:before="0"/>
             </w:pPr>
-            <w:hyperlink w:history="1" r:id="rIdkpy7oxe6-g_xm8plt_1ag">
+            <w:hyperlink w:history="1" r:id="rId769crtzbo1ojopzf31yqy">
               <w:r>
                 <w:rPr>
                   <w:rFonts w:ascii="Arial" w:cs="Arial" w:eastAsia="Arial" w:hAnsi="Arial"/>
@@ -12719,7 +13067,7 @@
               <w:spacing w:after="10" w:before="0"/>
               <w:ind w:left="120"/>
             </w:pPr>
-            <w:hyperlink w:history="1" r:id="rId3ikmyv1kyemwnrwimburh">
+            <w:hyperlink w:history="1" r:id="rIdofklxxoulddaziu1vwfyf">
               <w:r>
                 <w:rPr>
                   <w:rFonts w:ascii="Arial" w:cs="Arial" w:eastAsia="Arial" w:hAnsi="Arial"/>
@@ -12764,7 +13112,7 @@
             <w:pPr>
               <w:spacing w:after="20" w:before="0"/>
             </w:pPr>
-            <w:hyperlink w:history="1" r:id="rId-jyy5smnzm--8uhkxb_ec">
+            <w:hyperlink w:history="1" r:id="rIdgn7tusapykq_pzvs06xpv">
               <w:r>
                 <w:rPr>
                   <w:rFonts w:ascii="Arial" w:cs="Arial" w:eastAsia="Arial" w:hAnsi="Arial"/>
@@ -12797,7 +13145,7 @@
               <w:spacing w:after="10" w:before="0"/>
               <w:ind w:left="120"/>
             </w:pPr>
-            <w:hyperlink w:history="1" r:id="rIdlqbnkf4tttfbgrziuevf3">
+            <w:hyperlink w:history="1" r:id="rIdwikj1py1vhpny0vnur4yf">
               <w:r>
                 <w:rPr>
                   <w:rFonts w:ascii="Arial" w:cs="Arial" w:eastAsia="Arial" w:hAnsi="Arial"/>
@@ -12992,7 +13340,7 @@
             <w:pPr>
               <w:spacing w:after="20" w:before="0"/>
             </w:pPr>
-            <w:hyperlink w:history="1" r:id="rIdqpcdigchkfw-qaaxjjkjc">
+            <w:hyperlink w:history="1" r:id="rIdgvkydsg_ptuap4hunezkz">
               <w:r>
                 <w:rPr>
                   <w:rFonts w:ascii="Arial" w:cs="Arial" w:eastAsia="Arial" w:hAnsi="Arial"/>
@@ -13025,7 +13373,7 @@
               <w:spacing w:after="10" w:before="0"/>
               <w:ind w:left="120"/>
             </w:pPr>
-            <w:hyperlink w:history="1" r:id="rIdn7je03hvpfr3cdhf_njuh">
+            <w:hyperlink w:history="1" r:id="rIdtf2yeweo1ho7vmp0g3ngg">
               <w:r>
                 <w:rPr>
                   <w:rFonts w:ascii="Arial" w:cs="Arial" w:eastAsia="Arial" w:hAnsi="Arial"/>
@@ -13070,7 +13418,7 @@
             <w:pPr>
               <w:spacing w:after="20" w:before="0"/>
             </w:pPr>
-            <w:hyperlink w:history="1" r:id="rId9mlhrnoqcg5bh7npeptmb">
+            <w:hyperlink w:history="1" r:id="rIdylkzcphcvi7drzrfp7cr7">
               <w:r>
                 <w:rPr>
                   <w:rFonts w:ascii="Arial" w:cs="Arial" w:eastAsia="Arial" w:hAnsi="Arial"/>
@@ -13103,7 +13451,7 @@
               <w:spacing w:after="10" w:before="0"/>
               <w:ind w:left="120"/>
             </w:pPr>
-            <w:hyperlink w:history="1" r:id="rIddvzitjyeevdd_c-yqs_h3">
+            <w:hyperlink w:history="1" r:id="rIdxrob4zmztj21iwxex4572">
               <w:r>
                 <w:rPr>
                   <w:rFonts w:ascii="Arial" w:cs="Arial" w:eastAsia="Arial" w:hAnsi="Arial"/>
@@ -13599,6 +13947,65 @@
         </w:tc>
       </w:tr>
     </w:tbl>
+    <w:p>
+      <w:pPr>
+        <w:pBdr>
+          <w:top w:val="single" w:color="BBBBBB" w:sz="4" w:space="4"/>
+        </w:pBdr>
+        <w:spacing w:after="0" w:before="160"/>
+      </w:pPr>
+      <w:r>
+        <w:rPr>
+          <w:rFonts w:ascii="Arial" w:cs="Arial" w:eastAsia="Arial" w:hAnsi="Arial"/>
+          <w:color w:val="666666"/>
+          <w:sz w:val="14"/>
+          <w:szCs w:val="14"/>
+        </w:rPr>
+        <w:t xml:space="preserve">© 2026 SeaVuria and ARES. Aligned with KICD objectives. Developed by SeaVuria; technical implementation by ARES (with AI assistance from Claude). Licensed under </w:t>
+      </w:r>
+      <w:hyperlink w:history="1" r:id="rIdyjow2ppm92xg4dbrgttsw">
+        <w:r>
+          <w:rPr>
+            <w:rFonts w:ascii="Arial" w:cs="Arial" w:eastAsia="Arial" w:hAnsi="Arial"/>
+            <w:color w:val="1F6B75"/>
+            <w:sz w:val="14"/>
+            <w:szCs w:val="14"/>
+            <w:u w:val="single" w:color="1F6B75"/>
+          </w:rPr>
+          <w:t xml:space="preserve">CC BY-NC 4.0</w:t>
+        </w:r>
+      </w:hyperlink>
+      <w:r>
+        <w:rPr>
+          <w:rFonts w:ascii="Arial" w:cs="Arial" w:eastAsia="Arial" w:hAnsi="Arial"/>
+          <w:color w:val="666666"/>
+          <w:sz w:val="14"/>
+          <w:szCs w:val="14"/>
+        </w:rPr>
+        <w:t xml:space="preserve"> (</w:t>
+      </w:r>
+      <w:hyperlink w:history="1" r:id="rIdxx_zbsiwoxoa727ghqeyj">
+        <w:r>
+          <w:rPr>
+            <w:rFonts w:ascii="Arial" w:cs="Arial" w:eastAsia="Arial" w:hAnsi="Arial"/>
+            <w:color w:val="1F6B75"/>
+            <w:sz w:val="14"/>
+            <w:szCs w:val="14"/>
+            <w:u w:val="single" w:color="1F6B75"/>
+          </w:rPr>
+          <w:t xml:space="preserve">https://creativecommons.org/licenses/by-nc/4.0/</w:t>
+        </w:r>
+      </w:hyperlink>
+      <w:r>
+        <w:rPr>
+          <w:rFonts w:ascii="Arial" w:cs="Arial" w:eastAsia="Arial" w:hAnsi="Arial"/>
+          <w:color w:val="666666"/>
+          <w:sz w:val="14"/>
+          <w:szCs w:val="14"/>
+        </w:rPr>
+        <w:t xml:space="preserve">).</w:t>
+      </w:r>
+    </w:p>
     <w:p>
       <w:r>
         <w:br w:type="page"/>
@@ -14590,7 +14997,7 @@
             <w:pPr>
               <w:spacing w:after="20" w:before="0"/>
             </w:pPr>
-            <w:hyperlink w:history="1" r:id="rIdxvc3kqzgv2oysyfy7jkau">
+            <w:hyperlink w:history="1" r:id="rIdtmy-4zkkbz0uot1eiwgdy">
               <w:r>
                 <w:rPr>
                   <w:rFonts w:ascii="Arial" w:cs="Arial" w:eastAsia="Arial" w:hAnsi="Arial"/>
@@ -14623,7 +15030,7 @@
               <w:spacing w:after="10" w:before="0"/>
               <w:ind w:left="120"/>
             </w:pPr>
-            <w:hyperlink w:history="1" r:id="rIdemkbv4obyrzkvvzrndb9t">
+            <w:hyperlink w:history="1" r:id="rIdjjnaetfx3dusi0ujrtbtn">
               <w:r>
                 <w:rPr>
                   <w:rFonts w:ascii="Arial" w:cs="Arial" w:eastAsia="Arial" w:hAnsi="Arial"/>
@@ -14668,7 +15075,7 @@
             <w:pPr>
               <w:spacing w:after="20" w:before="0"/>
             </w:pPr>
-            <w:hyperlink w:history="1" r:id="rIdaq2mnkafli_7tcubcud7k">
+            <w:hyperlink w:history="1" r:id="rIdffxfjyjq-drgrpqcrxdxd">
               <w:r>
                 <w:rPr>
                   <w:rFonts w:ascii="Arial" w:cs="Arial" w:eastAsia="Arial" w:hAnsi="Arial"/>
@@ -14701,7 +15108,7 @@
               <w:spacing w:after="10" w:before="0"/>
               <w:ind w:left="120"/>
             </w:pPr>
-            <w:hyperlink w:history="1" r:id="rId_ieucy-v1hdh8hbetzkc-">
+            <w:hyperlink w:history="1" r:id="rIdervefn94ahrqtc8dbzvoc">
               <w:r>
                 <w:rPr>
                   <w:rFonts w:ascii="Arial" w:cs="Arial" w:eastAsia="Arial" w:hAnsi="Arial"/>
@@ -14896,7 +15303,7 @@
             <w:pPr>
               <w:spacing w:after="20" w:before="0"/>
             </w:pPr>
-            <w:hyperlink w:history="1" r:id="rIdpgx9fcuxbzonkudtfsshi">
+            <w:hyperlink w:history="1" r:id="rIdprwwqvcjgmy6k7qxczdon">
               <w:r>
                 <w:rPr>
                   <w:rFonts w:ascii="Arial" w:cs="Arial" w:eastAsia="Arial" w:hAnsi="Arial"/>
@@ -14929,7 +15336,7 @@
               <w:spacing w:after="10" w:before="0"/>
               <w:ind w:left="120"/>
             </w:pPr>
-            <w:hyperlink w:history="1" r:id="rId71q5bmmqngvxi4rwq26_c">
+            <w:hyperlink w:history="1" r:id="rIdtlizfsormfqd69bf9opzl">
               <w:r>
                 <w:rPr>
                   <w:rFonts w:ascii="Arial" w:cs="Arial" w:eastAsia="Arial" w:hAnsi="Arial"/>
@@ -14974,7 +15381,7 @@
             <w:pPr>
               <w:spacing w:after="20" w:before="0"/>
             </w:pPr>
-            <w:hyperlink w:history="1" r:id="rIdl3gzyh4rlyfz81f7qcni5">
+            <w:hyperlink w:history="1" r:id="rIdjysloc4u87wy5svdnoje7">
               <w:r>
                 <w:rPr>
                   <w:rFonts w:ascii="Arial" w:cs="Arial" w:eastAsia="Arial" w:hAnsi="Arial"/>
@@ -15007,7 +15414,7 @@
               <w:spacing w:after="10" w:before="0"/>
               <w:ind w:left="120"/>
             </w:pPr>
-            <w:hyperlink w:history="1" r:id="rIdjlu1gimzu5uxvlgtjdtqn">
+            <w:hyperlink w:history="1" r:id="rIdfxepe9qjkv-ayowsn9kgd">
               <w:r>
                 <w:rPr>
                   <w:rFonts w:ascii="Arial" w:cs="Arial" w:eastAsia="Arial" w:hAnsi="Arial"/>
@@ -15202,7 +15609,7 @@
             <w:pPr>
               <w:spacing w:after="20" w:before="0"/>
             </w:pPr>
-            <w:hyperlink w:history="1" r:id="rIdvorval9yw26evojj19brt">
+            <w:hyperlink w:history="1" r:id="rIdvicqpway7zsu3mbcstycs">
               <w:r>
                 <w:rPr>
                   <w:rFonts w:ascii="Arial" w:cs="Arial" w:eastAsia="Arial" w:hAnsi="Arial"/>
@@ -15235,7 +15642,7 @@
               <w:spacing w:after="10" w:before="0"/>
               <w:ind w:left="120"/>
             </w:pPr>
-            <w:hyperlink w:history="1" r:id="rIdff_ghqyg4nq6jpmq8yo_t">
+            <w:hyperlink w:history="1" r:id="rIdsibazse-ehyjrclfkwklo">
               <w:r>
                 <w:rPr>
                   <w:rFonts w:ascii="Arial" w:cs="Arial" w:eastAsia="Arial" w:hAnsi="Arial"/>
@@ -15280,7 +15687,7 @@
             <w:pPr>
               <w:spacing w:after="20" w:before="0"/>
             </w:pPr>
-            <w:hyperlink w:history="1" r:id="rIduz9f0hlblivv85dqpkwoc">
+            <w:hyperlink w:history="1" r:id="rId8iux2w_rm5_ma9daq7t2h">
               <w:r>
                 <w:rPr>
                   <w:rFonts w:ascii="Arial" w:cs="Arial" w:eastAsia="Arial" w:hAnsi="Arial"/>
@@ -15313,7 +15720,7 @@
               <w:spacing w:after="10" w:before="0"/>
               <w:ind w:left="120"/>
             </w:pPr>
-            <w:hyperlink w:history="1" r:id="rIdei0od52ulz32rl_tmc04n">
+            <w:hyperlink w:history="1" r:id="rIdrzombw0efqp_a0zlztvum">
               <w:r>
                 <w:rPr>
                   <w:rFonts w:ascii="Arial" w:cs="Arial" w:eastAsia="Arial" w:hAnsi="Arial"/>
@@ -15508,7 +15915,7 @@
             <w:pPr>
               <w:spacing w:after="20" w:before="0"/>
             </w:pPr>
-            <w:hyperlink w:history="1" r:id="rIdu8ztmbjmloyw3zqt_d0lp">
+            <w:hyperlink w:history="1" r:id="rIdbcm3jqkegajrloxybw8uk">
               <w:r>
                 <w:rPr>
                   <w:rFonts w:ascii="Arial" w:cs="Arial" w:eastAsia="Arial" w:hAnsi="Arial"/>
@@ -15541,7 +15948,7 @@
               <w:spacing w:after="10" w:before="0"/>
               <w:ind w:left="120"/>
             </w:pPr>
-            <w:hyperlink w:history="1" r:id="rId0pda5c8jy1ttvaft4gtr8">
+            <w:hyperlink w:history="1" r:id="rId2zjeagjroccfyrozdq4_d">
               <w:r>
                 <w:rPr>
                   <w:rFonts w:ascii="Arial" w:cs="Arial" w:eastAsia="Arial" w:hAnsi="Arial"/>
@@ -15586,7 +15993,7 @@
             <w:pPr>
               <w:spacing w:after="20" w:before="0"/>
             </w:pPr>
-            <w:hyperlink w:history="1" r:id="rId82rompk60grebjcqip4vt">
+            <w:hyperlink w:history="1" r:id="rIdl_xpy1klu_f5dh_qxcaag">
               <w:r>
                 <w:rPr>
                   <w:rFonts w:ascii="Arial" w:cs="Arial" w:eastAsia="Arial" w:hAnsi="Arial"/>
@@ -15619,7 +16026,7 @@
               <w:spacing w:after="10" w:before="0"/>
               <w:ind w:left="120"/>
             </w:pPr>
-            <w:hyperlink w:history="1" r:id="rIds5w_lz2jpfjm1_1jk8ux_">
+            <w:hyperlink w:history="1" r:id="rIdizrhsbjvcqteiy2ksaapf">
               <w:r>
                 <w:rPr>
                   <w:rFonts w:ascii="Arial" w:cs="Arial" w:eastAsia="Arial" w:hAnsi="Arial"/>
@@ -15814,7 +16221,7 @@
             <w:pPr>
               <w:spacing w:after="20" w:before="0"/>
             </w:pPr>
-            <w:hyperlink w:history="1" r:id="rIdfgmx5bwzadnc4m9ahpht3">
+            <w:hyperlink w:history="1" r:id="rIdaexk2sugt932-crhriegj">
               <w:r>
                 <w:rPr>
                   <w:rFonts w:ascii="Arial" w:cs="Arial" w:eastAsia="Arial" w:hAnsi="Arial"/>
@@ -15847,7 +16254,7 @@
               <w:spacing w:after="10" w:before="0"/>
               <w:ind w:left="120"/>
             </w:pPr>
-            <w:hyperlink w:history="1" r:id="rIdjj9lpsfejzswt7xkwokxb">
+            <w:hyperlink w:history="1" r:id="rId1p_390e6_dzmxdkpbvctd">
               <w:r>
                 <w:rPr>
                   <w:rFonts w:ascii="Arial" w:cs="Arial" w:eastAsia="Arial" w:hAnsi="Arial"/>
@@ -15892,7 +16299,7 @@
             <w:pPr>
               <w:spacing w:after="20" w:before="0"/>
             </w:pPr>
-            <w:hyperlink w:history="1" r:id="rIdiqs0ilk8mc-zb9668aduj">
+            <w:hyperlink w:history="1" r:id="rIdvlinhud9rryeggaj9cjki">
               <w:r>
                 <w:rPr>
                   <w:rFonts w:ascii="Arial" w:cs="Arial" w:eastAsia="Arial" w:hAnsi="Arial"/>
@@ -15925,7 +16332,7 @@
               <w:spacing w:after="10" w:before="0"/>
               <w:ind w:left="120"/>
             </w:pPr>
-            <w:hyperlink w:history="1" r:id="rId0--oqy2kc594oybanrccq">
+            <w:hyperlink w:history="1" r:id="rIdgnzywiwoh7j9cpf7a0lxm">
               <w:r>
                 <w:rPr>
                   <w:rFonts w:ascii="Arial" w:cs="Arial" w:eastAsia="Arial" w:hAnsi="Arial"/>
@@ -16421,6 +16828,65 @@
         </w:tc>
       </w:tr>
     </w:tbl>
+    <w:p>
+      <w:pPr>
+        <w:pBdr>
+          <w:top w:val="single" w:color="BBBBBB" w:sz="4" w:space="4"/>
+        </w:pBdr>
+        <w:spacing w:after="0" w:before="160"/>
+      </w:pPr>
+      <w:r>
+        <w:rPr>
+          <w:rFonts w:ascii="Arial" w:cs="Arial" w:eastAsia="Arial" w:hAnsi="Arial"/>
+          <w:color w:val="666666"/>
+          <w:sz w:val="14"/>
+          <w:szCs w:val="14"/>
+        </w:rPr>
+        <w:t xml:space="preserve">© 2026 SeaVuria and ARES. Aligned with KICD objectives. Developed by SeaVuria; technical implementation by ARES (with AI assistance from Claude). Licensed under </w:t>
+      </w:r>
+      <w:hyperlink w:history="1" r:id="rIdp2l1irchwj5ybcgdzinun">
+        <w:r>
+          <w:rPr>
+            <w:rFonts w:ascii="Arial" w:cs="Arial" w:eastAsia="Arial" w:hAnsi="Arial"/>
+            <w:color w:val="1F6B75"/>
+            <w:sz w:val="14"/>
+            <w:szCs w:val="14"/>
+            <w:u w:val="single" w:color="1F6B75"/>
+          </w:rPr>
+          <w:t xml:space="preserve">CC BY-NC 4.0</w:t>
+        </w:r>
+      </w:hyperlink>
+      <w:r>
+        <w:rPr>
+          <w:rFonts w:ascii="Arial" w:cs="Arial" w:eastAsia="Arial" w:hAnsi="Arial"/>
+          <w:color w:val="666666"/>
+          <w:sz w:val="14"/>
+          <w:szCs w:val="14"/>
+        </w:rPr>
+        <w:t xml:space="preserve"> (</w:t>
+      </w:r>
+      <w:hyperlink w:history="1" r:id="rIddhjfhwo5stwu6tucf8r7e">
+        <w:r>
+          <w:rPr>
+            <w:rFonts w:ascii="Arial" w:cs="Arial" w:eastAsia="Arial" w:hAnsi="Arial"/>
+            <w:color w:val="1F6B75"/>
+            <w:sz w:val="14"/>
+            <w:szCs w:val="14"/>
+            <w:u w:val="single" w:color="1F6B75"/>
+          </w:rPr>
+          <w:t xml:space="preserve">https://creativecommons.org/licenses/by-nc/4.0/</w:t>
+        </w:r>
+      </w:hyperlink>
+      <w:r>
+        <w:rPr>
+          <w:rFonts w:ascii="Arial" w:cs="Arial" w:eastAsia="Arial" w:hAnsi="Arial"/>
+          <w:color w:val="666666"/>
+          <w:sz w:val="14"/>
+          <w:szCs w:val="14"/>
+        </w:rPr>
+        <w:t xml:space="preserve">).</w:t>
+      </w:r>
+    </w:p>
     <w:p>
       <w:r>
         <w:br w:type="page"/>
@@ -17412,7 +17878,7 @@
             <w:pPr>
               <w:spacing w:after="20" w:before="0"/>
             </w:pPr>
-            <w:hyperlink w:history="1" r:id="rIdmckn8lkaqr5yu_hyqhs1m">
+            <w:hyperlink w:history="1" r:id="rIdci1mfzjr1afenf8b-8wk8">
               <w:r>
                 <w:rPr>
                   <w:rFonts w:ascii="Arial" w:cs="Arial" w:eastAsia="Arial" w:hAnsi="Arial"/>
@@ -17445,7 +17911,7 @@
               <w:spacing w:after="10" w:before="0"/>
               <w:ind w:left="120"/>
             </w:pPr>
-            <w:hyperlink w:history="1" r:id="rIddicxbdigcwng6jhgrgrgk">
+            <w:hyperlink w:history="1" r:id="rIdyioncyji6kx4_dy9j4teh">
               <w:r>
                 <w:rPr>
                   <w:rFonts w:ascii="Arial" w:cs="Arial" w:eastAsia="Arial" w:hAnsi="Arial"/>
@@ -17490,7 +17956,7 @@
             <w:pPr>
               <w:spacing w:after="20" w:before="0"/>
             </w:pPr>
-            <w:hyperlink w:history="1" r:id="rIdihltiuvw1wp1pgda2a3o7">
+            <w:hyperlink w:history="1" r:id="rIdaxazxl-zhehq6oujxbboc">
               <w:r>
                 <w:rPr>
                   <w:rFonts w:ascii="Arial" w:cs="Arial" w:eastAsia="Arial" w:hAnsi="Arial"/>
@@ -17523,7 +17989,7 @@
               <w:spacing w:after="10" w:before="0"/>
               <w:ind w:left="120"/>
             </w:pPr>
-            <w:hyperlink w:history="1" r:id="rId6g90wp7gi4xxtufmh2izy">
+            <w:hyperlink w:history="1" r:id="rId-cq_oqx4ar_mtzx3gxrr0">
               <w:r>
                 <w:rPr>
                   <w:rFonts w:ascii="Arial" w:cs="Arial" w:eastAsia="Arial" w:hAnsi="Arial"/>
@@ -17718,7 +18184,7 @@
             <w:pPr>
               <w:spacing w:after="20" w:before="0"/>
             </w:pPr>
-            <w:hyperlink w:history="1" r:id="rIdvyc_creimbu4a8xtphvwp">
+            <w:hyperlink w:history="1" r:id="rIdedpwaoxajgkdbwkas3nhk">
               <w:r>
                 <w:rPr>
                   <w:rFonts w:ascii="Arial" w:cs="Arial" w:eastAsia="Arial" w:hAnsi="Arial"/>
@@ -17751,7 +18217,7 @@
               <w:spacing w:after="10" w:before="0"/>
               <w:ind w:left="120"/>
             </w:pPr>
-            <w:hyperlink w:history="1" r:id="rIdh11fcahvadolvoalobdsd">
+            <w:hyperlink w:history="1" r:id="rIdhmaujhxeebksact84oxyr">
               <w:r>
                 <w:rPr>
                   <w:rFonts w:ascii="Arial" w:cs="Arial" w:eastAsia="Arial" w:hAnsi="Arial"/>
@@ -17796,7 +18262,7 @@
             <w:pPr>
               <w:spacing w:after="20" w:before="0"/>
             </w:pPr>
-            <w:hyperlink w:history="1" r:id="rId3bcllss-t_aze-txww1mr">
+            <w:hyperlink w:history="1" r:id="rIdmpt9zg41uxlp5cabdrxug">
               <w:r>
                 <w:rPr>
                   <w:rFonts w:ascii="Arial" w:cs="Arial" w:eastAsia="Arial" w:hAnsi="Arial"/>
@@ -17829,7 +18295,7 @@
               <w:spacing w:after="10" w:before="0"/>
               <w:ind w:left="120"/>
             </w:pPr>
-            <w:hyperlink w:history="1" r:id="rIdwve6pm2zsspmffplh6hhx">
+            <w:hyperlink w:history="1" r:id="rIdxglop8waiaxpu8abiudsx">
               <w:r>
                 <w:rPr>
                   <w:rFonts w:ascii="Arial" w:cs="Arial" w:eastAsia="Arial" w:hAnsi="Arial"/>
@@ -18024,7 +18490,7 @@
             <w:pPr>
               <w:spacing w:after="20" w:before="0"/>
             </w:pPr>
-            <w:hyperlink w:history="1" r:id="rIdyrgnc5swx_l1hyf2qz83q">
+            <w:hyperlink w:history="1" r:id="rIddgocrb720-0yui8fd_otm">
               <w:r>
                 <w:rPr>
                   <w:rFonts w:ascii="Arial" w:cs="Arial" w:eastAsia="Arial" w:hAnsi="Arial"/>
@@ -18057,7 +18523,7 @@
               <w:spacing w:after="10" w:before="0"/>
               <w:ind w:left="120"/>
             </w:pPr>
-            <w:hyperlink w:history="1" r:id="rId8pnrt5ocyoucvn7mcka1a">
+            <w:hyperlink w:history="1" r:id="rIdicupdgsj3zq8kmidigkyl">
               <w:r>
                 <w:rPr>
                   <w:rFonts w:ascii="Arial" w:cs="Arial" w:eastAsia="Arial" w:hAnsi="Arial"/>
@@ -18102,7 +18568,7 @@
             <w:pPr>
               <w:spacing w:after="20" w:before="0"/>
             </w:pPr>
-            <w:hyperlink w:history="1" r:id="rIdizwgcf8pksremagc15i4b">
+            <w:hyperlink w:history="1" r:id="rIdmkkegdk32wxsa6fzvpfw-">
               <w:r>
                 <w:rPr>
                   <w:rFonts w:ascii="Arial" w:cs="Arial" w:eastAsia="Arial" w:hAnsi="Arial"/>
@@ -18135,7 +18601,7 @@
               <w:spacing w:after="10" w:before="0"/>
               <w:ind w:left="120"/>
             </w:pPr>
-            <w:hyperlink w:history="1" r:id="rIdgui_7_qqt4l5greqwykpj">
+            <w:hyperlink w:history="1" r:id="rIdzfgnurzvmtr5gn91r9o0b">
               <w:r>
                 <w:rPr>
                   <w:rFonts w:ascii="Arial" w:cs="Arial" w:eastAsia="Arial" w:hAnsi="Arial"/>
@@ -18330,7 +18796,7 @@
             <w:pPr>
               <w:spacing w:after="20" w:before="0"/>
             </w:pPr>
-            <w:hyperlink w:history="1" r:id="rIdjjnkpsq1rmsd1ync2kfnj">
+            <w:hyperlink w:history="1" r:id="rIdar-nvdipoqblvxb9zkq_e">
               <w:r>
                 <w:rPr>
                   <w:rFonts w:ascii="Arial" w:cs="Arial" w:eastAsia="Arial" w:hAnsi="Arial"/>
@@ -18363,7 +18829,7 @@
               <w:spacing w:after="10" w:before="0"/>
               <w:ind w:left="120"/>
             </w:pPr>
-            <w:hyperlink w:history="1" r:id="rIdo7onchvnph7vbe7ewtq9n">
+            <w:hyperlink w:history="1" r:id="rIdaetkdlbu8sw698f_yejp9">
               <w:r>
                 <w:rPr>
                   <w:rFonts w:ascii="Arial" w:cs="Arial" w:eastAsia="Arial" w:hAnsi="Arial"/>
@@ -18408,7 +18874,7 @@
             <w:pPr>
               <w:spacing w:after="20" w:before="0"/>
             </w:pPr>
-            <w:hyperlink w:history="1" r:id="rIdriziayonwn_gdezrhzo-w">
+            <w:hyperlink w:history="1" r:id="rIdphyub5rbk5rwxily8lgfz">
               <w:r>
                 <w:rPr>
                   <w:rFonts w:ascii="Arial" w:cs="Arial" w:eastAsia="Arial" w:hAnsi="Arial"/>
@@ -18441,7 +18907,7 @@
               <w:spacing w:after="10" w:before="0"/>
               <w:ind w:left="120"/>
             </w:pPr>
-            <w:hyperlink w:history="1" r:id="rIdxsd4p7sjes-zxag_5cozw">
+            <w:hyperlink w:history="1" r:id="rIdqkio9nr5dui-p2mwlpgjw">
               <w:r>
                 <w:rPr>
                   <w:rFonts w:ascii="Arial" w:cs="Arial" w:eastAsia="Arial" w:hAnsi="Arial"/>
@@ -18636,7 +19102,7 @@
             <w:pPr>
               <w:spacing w:after="20" w:before="0"/>
             </w:pPr>
-            <w:hyperlink w:history="1" r:id="rIdxsyc-j8h0waoqbpvc6-c5">
+            <w:hyperlink w:history="1" r:id="rIddovnkeb0sa9jdtn4wauj_">
               <w:r>
                 <w:rPr>
                   <w:rFonts w:ascii="Arial" w:cs="Arial" w:eastAsia="Arial" w:hAnsi="Arial"/>
@@ -18669,7 +19135,7 @@
               <w:spacing w:after="10" w:before="0"/>
               <w:ind w:left="120"/>
             </w:pPr>
-            <w:hyperlink w:history="1" r:id="rIda8d1q2udpysskkmszzdv6">
+            <w:hyperlink w:history="1" r:id="rId7zkwadmexipjqxlljbzjg">
               <w:r>
                 <w:rPr>
                   <w:rFonts w:ascii="Arial" w:cs="Arial" w:eastAsia="Arial" w:hAnsi="Arial"/>
@@ -18714,7 +19180,7 @@
             <w:pPr>
               <w:spacing w:after="20" w:before="0"/>
             </w:pPr>
-            <w:hyperlink w:history="1" r:id="rIdn7ddxexct9hou7j1cox6n">
+            <w:hyperlink w:history="1" r:id="rIdet1dgsurh-az2mtrbtttc">
               <w:r>
                 <w:rPr>
                   <w:rFonts w:ascii="Arial" w:cs="Arial" w:eastAsia="Arial" w:hAnsi="Arial"/>
@@ -18747,7 +19213,7 @@
               <w:spacing w:after="10" w:before="0"/>
               <w:ind w:left="120"/>
             </w:pPr>
-            <w:hyperlink w:history="1" r:id="rId2rpn-ghd-e-0r0b06jzpr">
+            <w:hyperlink w:history="1" r:id="rId-yeonkkqfzpht3aobnq3x">
               <w:r>
                 <w:rPr>
                   <w:rFonts w:ascii="Arial" w:cs="Arial" w:eastAsia="Arial" w:hAnsi="Arial"/>
@@ -19357,6 +19823,65 @@
         </w:tc>
       </w:tr>
     </w:tbl>
+    <w:p>
+      <w:pPr>
+        <w:pBdr>
+          <w:top w:val="single" w:color="BBBBBB" w:sz="4" w:space="4"/>
+        </w:pBdr>
+        <w:spacing w:after="0" w:before="160"/>
+      </w:pPr>
+      <w:r>
+        <w:rPr>
+          <w:rFonts w:ascii="Arial" w:cs="Arial" w:eastAsia="Arial" w:hAnsi="Arial"/>
+          <w:color w:val="666666"/>
+          <w:sz w:val="14"/>
+          <w:szCs w:val="14"/>
+        </w:rPr>
+        <w:t xml:space="preserve">© 2026 SeaVuria and ARES. Aligned with KICD objectives. Developed by SeaVuria; technical implementation by ARES (with AI assistance from Claude). Licensed under </w:t>
+      </w:r>
+      <w:hyperlink w:history="1" r:id="rIdfzitwlg34ximtngv6a484">
+        <w:r>
+          <w:rPr>
+            <w:rFonts w:ascii="Arial" w:cs="Arial" w:eastAsia="Arial" w:hAnsi="Arial"/>
+            <w:color w:val="1F6B75"/>
+            <w:sz w:val="14"/>
+            <w:szCs w:val="14"/>
+            <w:u w:val="single" w:color="1F6B75"/>
+          </w:rPr>
+          <w:t xml:space="preserve">CC BY-NC 4.0</w:t>
+        </w:r>
+      </w:hyperlink>
+      <w:r>
+        <w:rPr>
+          <w:rFonts w:ascii="Arial" w:cs="Arial" w:eastAsia="Arial" w:hAnsi="Arial"/>
+          <w:color w:val="666666"/>
+          <w:sz w:val="14"/>
+          <w:szCs w:val="14"/>
+        </w:rPr>
+        <w:t xml:space="preserve"> (</w:t>
+      </w:r>
+      <w:hyperlink w:history="1" r:id="rId9tha1wgn_dpdl8yqviheo">
+        <w:r>
+          <w:rPr>
+            <w:rFonts w:ascii="Arial" w:cs="Arial" w:eastAsia="Arial" w:hAnsi="Arial"/>
+            <w:color w:val="1F6B75"/>
+            <w:sz w:val="14"/>
+            <w:szCs w:val="14"/>
+            <w:u w:val="single" w:color="1F6B75"/>
+          </w:rPr>
+          <w:t xml:space="preserve">https://creativecommons.org/licenses/by-nc/4.0/</w:t>
+        </w:r>
+      </w:hyperlink>
+      <w:r>
+        <w:rPr>
+          <w:rFonts w:ascii="Arial" w:cs="Arial" w:eastAsia="Arial" w:hAnsi="Arial"/>
+          <w:color w:val="666666"/>
+          <w:sz w:val="14"/>
+          <w:szCs w:val="14"/>
+        </w:rPr>
+        <w:t xml:space="preserve">).</w:t>
+      </w:r>
+    </w:p>
     <w:p>
       <w:r>
         <w:br w:type="page"/>
@@ -20348,7 +20873,7 @@
             <w:pPr>
               <w:spacing w:after="20" w:before="0"/>
             </w:pPr>
-            <w:hyperlink w:history="1" r:id="rIdfobw72qg7g2gyzpece_jd">
+            <w:hyperlink w:history="1" r:id="rIdmtakmn3w3c9w7twb_0ezp">
               <w:r>
                 <w:rPr>
                   <w:rFonts w:ascii="Arial" w:cs="Arial" w:eastAsia="Arial" w:hAnsi="Arial"/>
@@ -20381,7 +20906,7 @@
               <w:spacing w:after="10" w:before="0"/>
               <w:ind w:left="120"/>
             </w:pPr>
-            <w:hyperlink w:history="1" r:id="rIdvj1i9znpxsbnegtyx3eyc">
+            <w:hyperlink w:history="1" r:id="rIdcnqjp4ee4i2b749z6s7j9">
               <w:r>
                 <w:rPr>
                   <w:rFonts w:ascii="Arial" w:cs="Arial" w:eastAsia="Arial" w:hAnsi="Arial"/>
@@ -20426,7 +20951,7 @@
             <w:pPr>
               <w:spacing w:after="20" w:before="0"/>
             </w:pPr>
-            <w:hyperlink w:history="1" r:id="rIdvmwlj9jvt_uh0bp4tfbpe">
+            <w:hyperlink w:history="1" r:id="rIdrrmptl2gnvny66yb94djn">
               <w:r>
                 <w:rPr>
                   <w:rFonts w:ascii="Arial" w:cs="Arial" w:eastAsia="Arial" w:hAnsi="Arial"/>
@@ -20459,7 +20984,7 @@
               <w:spacing w:after="10" w:before="0"/>
               <w:ind w:left="120"/>
             </w:pPr>
-            <w:hyperlink w:history="1" r:id="rIdegyvxo_ww-i_ycighdc9y">
+            <w:hyperlink w:history="1" r:id="rIdn8nxnbs-ofaekymvakky3">
               <w:r>
                 <w:rPr>
                   <w:rFonts w:ascii="Arial" w:cs="Arial" w:eastAsia="Arial" w:hAnsi="Arial"/>
@@ -20654,7 +21179,7 @@
             <w:pPr>
               <w:spacing w:after="20" w:before="0"/>
             </w:pPr>
-            <w:hyperlink w:history="1" r:id="rId-astq6rs4ty-ijmov9vqb">
+            <w:hyperlink w:history="1" r:id="rId_wardgybuqalmeybvr_il">
               <w:r>
                 <w:rPr>
                   <w:rFonts w:ascii="Arial" w:cs="Arial" w:eastAsia="Arial" w:hAnsi="Arial"/>
@@ -20687,7 +21212,7 @@
               <w:spacing w:after="10" w:before="0"/>
               <w:ind w:left="120"/>
             </w:pPr>
-            <w:hyperlink w:history="1" r:id="rIdjaqtwmyqrmh-b5bp-sydm">
+            <w:hyperlink w:history="1" r:id="rIdfksmxsrmx9tvq47n3jbs6">
               <w:r>
                 <w:rPr>
                   <w:rFonts w:ascii="Arial" w:cs="Arial" w:eastAsia="Arial" w:hAnsi="Arial"/>
@@ -20732,7 +21257,7 @@
             <w:pPr>
               <w:spacing w:after="20" w:before="0"/>
             </w:pPr>
-            <w:hyperlink w:history="1" r:id="rIdats8ye8uug7f275z2e_hm">
+            <w:hyperlink w:history="1" r:id="rId8sbtr_pfqsarncohbmoa-">
               <w:r>
                 <w:rPr>
                   <w:rFonts w:ascii="Arial" w:cs="Arial" w:eastAsia="Arial" w:hAnsi="Arial"/>
@@ -20765,7 +21290,7 @@
               <w:spacing w:after="10" w:before="0"/>
               <w:ind w:left="120"/>
             </w:pPr>
-            <w:hyperlink w:history="1" r:id="rIdltsq1pjtmn7jgmtdqzyvh">
+            <w:hyperlink w:history="1" r:id="rId1jhnij--m7ibykcf_t3zg">
               <w:r>
                 <w:rPr>
                   <w:rFonts w:ascii="Arial" w:cs="Arial" w:eastAsia="Arial" w:hAnsi="Arial"/>
@@ -20960,7 +21485,7 @@
             <w:pPr>
               <w:spacing w:after="20" w:before="0"/>
             </w:pPr>
-            <w:hyperlink w:history="1" r:id="rIdenzasxyqs7zd685bsw7h6">
+            <w:hyperlink w:history="1" r:id="rIdljkhdrhgkmcdf93ymly3s">
               <w:r>
                 <w:rPr>
                   <w:rFonts w:ascii="Arial" w:cs="Arial" w:eastAsia="Arial" w:hAnsi="Arial"/>
@@ -20993,7 +21518,7 @@
               <w:spacing w:after="10" w:before="0"/>
               <w:ind w:left="120"/>
             </w:pPr>
-            <w:hyperlink w:history="1" r:id="rId4k5zm_jixgie1vmc2ysy5">
+            <w:hyperlink w:history="1" r:id="rIdunjeskhxsykxtgitwntzr">
               <w:r>
                 <w:rPr>
                   <w:rFonts w:ascii="Arial" w:cs="Arial" w:eastAsia="Arial" w:hAnsi="Arial"/>
@@ -21038,7 +21563,7 @@
             <w:pPr>
               <w:spacing w:after="20" w:before="0"/>
             </w:pPr>
-            <w:hyperlink w:history="1" r:id="rIdb2txkgjd4u3d7vx2qfkmt">
+            <w:hyperlink w:history="1" r:id="rIdhv_aldxpao4rcfwvuuzyp">
               <w:r>
                 <w:rPr>
                   <w:rFonts w:ascii="Arial" w:cs="Arial" w:eastAsia="Arial" w:hAnsi="Arial"/>
@@ -21071,7 +21596,7 @@
               <w:spacing w:after="10" w:before="0"/>
               <w:ind w:left="120"/>
             </w:pPr>
-            <w:hyperlink w:history="1" r:id="rIddfv9ggxc_aorqdhvjvcet">
+            <w:hyperlink w:history="1" r:id="rIdbi9rrtrebcqbfklotwhmq">
               <w:r>
                 <w:rPr>
                   <w:rFonts w:ascii="Arial" w:cs="Arial" w:eastAsia="Arial" w:hAnsi="Arial"/>
@@ -21266,7 +21791,7 @@
             <w:pPr>
               <w:spacing w:after="20" w:before="0"/>
             </w:pPr>
-            <w:hyperlink w:history="1" r:id="rIdwsr1xgjlei4heozvdol0a">
+            <w:hyperlink w:history="1" r:id="rId3zlxmnqb5nkx38jtuij37">
               <w:r>
                 <w:rPr>
                   <w:rFonts w:ascii="Arial" w:cs="Arial" w:eastAsia="Arial" w:hAnsi="Arial"/>
@@ -21299,7 +21824,7 @@
               <w:spacing w:after="10" w:before="0"/>
               <w:ind w:left="120"/>
             </w:pPr>
-            <w:hyperlink w:history="1" r:id="rIdfsbqf9dxwi-uzxjppchsj">
+            <w:hyperlink w:history="1" r:id="rIdwab7btpn2aeg3ew8lzidp">
               <w:r>
                 <w:rPr>
                   <w:rFonts w:ascii="Arial" w:cs="Arial" w:eastAsia="Arial" w:hAnsi="Arial"/>
@@ -21344,7 +21869,7 @@
             <w:pPr>
               <w:spacing w:after="20" w:before="0"/>
             </w:pPr>
-            <w:hyperlink w:history="1" r:id="rId6xasbp_gymmboodcjbqd6">
+            <w:hyperlink w:history="1" r:id="rIdtuqkzcr9synkqzuz8rtuw">
               <w:r>
                 <w:rPr>
                   <w:rFonts w:ascii="Arial" w:cs="Arial" w:eastAsia="Arial" w:hAnsi="Arial"/>
@@ -21377,7 +21902,7 @@
               <w:spacing w:after="10" w:before="0"/>
               <w:ind w:left="120"/>
             </w:pPr>
-            <w:hyperlink w:history="1" r:id="rIdu1kg6zhuyvwtcffl3hruk">
+            <w:hyperlink w:history="1" r:id="rIdld7qp2ksq-yu10fcxkmaa">
               <w:r>
                 <w:rPr>
                   <w:rFonts w:ascii="Arial" w:cs="Arial" w:eastAsia="Arial" w:hAnsi="Arial"/>
@@ -21572,7 +22097,7 @@
             <w:pPr>
               <w:spacing w:after="20" w:before="0"/>
             </w:pPr>
-            <w:hyperlink w:history="1" r:id="rIdoyadj6bnyiutyj-bmhllu">
+            <w:hyperlink w:history="1" r:id="rId3fadfxaah35b-zswuewia">
               <w:r>
                 <w:rPr>
                   <w:rFonts w:ascii="Arial" w:cs="Arial" w:eastAsia="Arial" w:hAnsi="Arial"/>
@@ -21605,7 +22130,7 @@
               <w:spacing w:after="10" w:before="0"/>
               <w:ind w:left="120"/>
             </w:pPr>
-            <w:hyperlink w:history="1" r:id="rIdmwjvfcia2m09j-qqorugp">
+            <w:hyperlink w:history="1" r:id="rIdpz_937sqecy50w-gvlp8b">
               <w:r>
                 <w:rPr>
                   <w:rFonts w:ascii="Arial" w:cs="Arial" w:eastAsia="Arial" w:hAnsi="Arial"/>
@@ -21650,7 +22175,7 @@
             <w:pPr>
               <w:spacing w:after="20" w:before="0"/>
             </w:pPr>
-            <w:hyperlink w:history="1" r:id="rIdgsqmhq-ztghxw_hsyuqm1">
+            <w:hyperlink w:history="1" r:id="rIdu3paim3im70furpfnqwww">
               <w:r>
                 <w:rPr>
                   <w:rFonts w:ascii="Arial" w:cs="Arial" w:eastAsia="Arial" w:hAnsi="Arial"/>
@@ -21683,7 +22208,7 @@
               <w:spacing w:after="10" w:before="0"/>
               <w:ind w:left="120"/>
             </w:pPr>
-            <w:hyperlink w:history="1" r:id="rIdes8h3etdwdkwsd23ctgpi">
+            <w:hyperlink w:history="1" r:id="rId3my0ly-fnvh0maerovofp">
               <w:r>
                 <w:rPr>
                   <w:rFonts w:ascii="Arial" w:cs="Arial" w:eastAsia="Arial" w:hAnsi="Arial"/>
@@ -22179,6 +22704,65 @@
         </w:tc>
       </w:tr>
     </w:tbl>
+    <w:p>
+      <w:pPr>
+        <w:pBdr>
+          <w:top w:val="single" w:color="BBBBBB" w:sz="4" w:space="4"/>
+        </w:pBdr>
+        <w:spacing w:after="0" w:before="160"/>
+      </w:pPr>
+      <w:r>
+        <w:rPr>
+          <w:rFonts w:ascii="Arial" w:cs="Arial" w:eastAsia="Arial" w:hAnsi="Arial"/>
+          <w:color w:val="666666"/>
+          <w:sz w:val="14"/>
+          <w:szCs w:val="14"/>
+        </w:rPr>
+        <w:t xml:space="preserve">© 2026 SeaVuria and ARES. Aligned with KICD objectives. Developed by SeaVuria; technical implementation by ARES (with AI assistance from Claude). Licensed under </w:t>
+      </w:r>
+      <w:hyperlink w:history="1" r:id="rId0r6klkilqca6tpvpepppf">
+        <w:r>
+          <w:rPr>
+            <w:rFonts w:ascii="Arial" w:cs="Arial" w:eastAsia="Arial" w:hAnsi="Arial"/>
+            <w:color w:val="1F6B75"/>
+            <w:sz w:val="14"/>
+            <w:szCs w:val="14"/>
+            <w:u w:val="single" w:color="1F6B75"/>
+          </w:rPr>
+          <w:t xml:space="preserve">CC BY-NC 4.0</w:t>
+        </w:r>
+      </w:hyperlink>
+      <w:r>
+        <w:rPr>
+          <w:rFonts w:ascii="Arial" w:cs="Arial" w:eastAsia="Arial" w:hAnsi="Arial"/>
+          <w:color w:val="666666"/>
+          <w:sz w:val="14"/>
+          <w:szCs w:val="14"/>
+        </w:rPr>
+        <w:t xml:space="preserve"> (</w:t>
+      </w:r>
+      <w:hyperlink w:history="1" r:id="rIdjxsg5hxlbuwksrfsmgmcw">
+        <w:r>
+          <w:rPr>
+            <w:rFonts w:ascii="Arial" w:cs="Arial" w:eastAsia="Arial" w:hAnsi="Arial"/>
+            <w:color w:val="1F6B75"/>
+            <w:sz w:val="14"/>
+            <w:szCs w:val="14"/>
+            <w:u w:val="single" w:color="1F6B75"/>
+          </w:rPr>
+          <w:t xml:space="preserve">https://creativecommons.org/licenses/by-nc/4.0/</w:t>
+        </w:r>
+      </w:hyperlink>
+      <w:r>
+        <w:rPr>
+          <w:rFonts w:ascii="Arial" w:cs="Arial" w:eastAsia="Arial" w:hAnsi="Arial"/>
+          <w:color w:val="666666"/>
+          <w:sz w:val="14"/>
+          <w:szCs w:val="14"/>
+        </w:rPr>
+        <w:t xml:space="preserve">).</w:t>
+      </w:r>
+    </w:p>
     <w:p>
       <w:r>
         <w:br w:type="page"/>
@@ -23170,7 +23754,7 @@
             <w:pPr>
               <w:spacing w:after="20" w:before="0"/>
             </w:pPr>
-            <w:hyperlink w:history="1" r:id="rId-ttivjwawbljj78nnrlss">
+            <w:hyperlink w:history="1" r:id="rIdkdoabe_rakcpjvjr2wglh">
               <w:r>
                 <w:rPr>
                   <w:rFonts w:ascii="Arial" w:cs="Arial" w:eastAsia="Arial" w:hAnsi="Arial"/>
@@ -23203,7 +23787,7 @@
               <w:spacing w:after="10" w:before="0"/>
               <w:ind w:left="120"/>
             </w:pPr>
-            <w:hyperlink w:history="1" r:id="rIdbcp78l88_h3k0qjtw7snk">
+            <w:hyperlink w:history="1" r:id="rIdfzbx_mwdwcc4y0ggffq5f">
               <w:r>
                 <w:rPr>
                   <w:rFonts w:ascii="Arial" w:cs="Arial" w:eastAsia="Arial" w:hAnsi="Arial"/>
@@ -23248,7 +23832,7 @@
             <w:pPr>
               <w:spacing w:after="20" w:before="0"/>
             </w:pPr>
-            <w:hyperlink w:history="1" r:id="rIdcbxhotfdl-fdvmeqtyqlx">
+            <w:hyperlink w:history="1" r:id="rId_lg7rdupo4wug63-u19cf">
               <w:r>
                 <w:rPr>
                   <w:rFonts w:ascii="Arial" w:cs="Arial" w:eastAsia="Arial" w:hAnsi="Arial"/>
@@ -23281,7 +23865,7 @@
               <w:spacing w:after="10" w:before="0"/>
               <w:ind w:left="120"/>
             </w:pPr>
-            <w:hyperlink w:history="1" r:id="rIdjhrtervevcd-kaoxc_6wd">
+            <w:hyperlink w:history="1" r:id="rId1udpipmyerm57bntpqzsp">
               <w:r>
                 <w:rPr>
                   <w:rFonts w:ascii="Arial" w:cs="Arial" w:eastAsia="Arial" w:hAnsi="Arial"/>
@@ -23476,7 +24060,7 @@
             <w:pPr>
               <w:spacing w:after="20" w:before="0"/>
             </w:pPr>
-            <w:hyperlink w:history="1" r:id="rIdc-yjjg_tmpuvmcpnhdt9z">
+            <w:hyperlink w:history="1" r:id="rIdcwmkeqmrcobi6kjzw5sn0">
               <w:r>
                 <w:rPr>
                   <w:rFonts w:ascii="Arial" w:cs="Arial" w:eastAsia="Arial" w:hAnsi="Arial"/>
@@ -23509,7 +24093,7 @@
               <w:spacing w:after="10" w:before="0"/>
               <w:ind w:left="120"/>
             </w:pPr>
-            <w:hyperlink w:history="1" r:id="rIdw78gcwizk2cujoaefkic6">
+            <w:hyperlink w:history="1" r:id="rIdcb4ej83aez9-i7pyqj9mn">
               <w:r>
                 <w:rPr>
                   <w:rFonts w:ascii="Arial" w:cs="Arial" w:eastAsia="Arial" w:hAnsi="Arial"/>
@@ -23554,7 +24138,7 @@
             <w:pPr>
               <w:spacing w:after="20" w:before="0"/>
             </w:pPr>
-            <w:hyperlink w:history="1" r:id="rIdfpbvzy-bn7xvkk5s0txi6">
+            <w:hyperlink w:history="1" r:id="rIdicnagwidegxwkns7esa10">
               <w:r>
                 <w:rPr>
                   <w:rFonts w:ascii="Arial" w:cs="Arial" w:eastAsia="Arial" w:hAnsi="Arial"/>
@@ -23587,7 +24171,7 @@
               <w:spacing w:after="10" w:before="0"/>
               <w:ind w:left="120"/>
             </w:pPr>
-            <w:hyperlink w:history="1" r:id="rIdq22mf-hi6h7geys_cc8ue">
+            <w:hyperlink w:history="1" r:id="rIdaomxkfjfo2ine9mo-tvy1">
               <w:r>
                 <w:rPr>
                   <w:rFonts w:ascii="Arial" w:cs="Arial" w:eastAsia="Arial" w:hAnsi="Arial"/>
@@ -23782,7 +24366,7 @@
             <w:pPr>
               <w:spacing w:after="20" w:before="0"/>
             </w:pPr>
-            <w:hyperlink w:history="1" r:id="rIduthvwh61mygayst721k6z">
+            <w:hyperlink w:history="1" r:id="rIdqkywsduxl0wxmeas6jxez">
               <w:r>
                 <w:rPr>
                   <w:rFonts w:ascii="Arial" w:cs="Arial" w:eastAsia="Arial" w:hAnsi="Arial"/>
@@ -23815,7 +24399,7 @@
               <w:spacing w:after="10" w:before="0"/>
               <w:ind w:left="120"/>
             </w:pPr>
-            <w:hyperlink w:history="1" r:id="rId0d3pn_bp-ypr6z2dh1jul">
+            <w:hyperlink w:history="1" r:id="rIdoj89mzknwvnhfy9wstuii">
               <w:r>
                 <w:rPr>
                   <w:rFonts w:ascii="Arial" w:cs="Arial" w:eastAsia="Arial" w:hAnsi="Arial"/>
@@ -23860,7 +24444,7 @@
             <w:pPr>
               <w:spacing w:after="20" w:before="0"/>
             </w:pPr>
-            <w:hyperlink w:history="1" r:id="rIde41mzzufixjxwix5kdzmw">
+            <w:hyperlink w:history="1" r:id="rId0noyiqkpsvhteolzkzjni">
               <w:r>
                 <w:rPr>
                   <w:rFonts w:ascii="Arial" w:cs="Arial" w:eastAsia="Arial" w:hAnsi="Arial"/>
@@ -23893,7 +24477,7 @@
               <w:spacing w:after="10" w:before="0"/>
               <w:ind w:left="120"/>
             </w:pPr>
-            <w:hyperlink w:history="1" r:id="rIdxxfmsodskp7mdumrhmahr">
+            <w:hyperlink w:history="1" r:id="rIdwkky6y46duhrmli73fomu">
               <w:r>
                 <w:rPr>
                   <w:rFonts w:ascii="Arial" w:cs="Arial" w:eastAsia="Arial" w:hAnsi="Arial"/>
@@ -24088,7 +24672,7 @@
             <w:pPr>
               <w:spacing w:after="20" w:before="0"/>
             </w:pPr>
-            <w:hyperlink w:history="1" r:id="rIdylld2jc-wtt7m_tu-xuok">
+            <w:hyperlink w:history="1" r:id="rIdcdmi_viwtb1nth0guu1nx">
               <w:r>
                 <w:rPr>
                   <w:rFonts w:ascii="Arial" w:cs="Arial" w:eastAsia="Arial" w:hAnsi="Arial"/>
@@ -24121,7 +24705,7 @@
               <w:spacing w:after="10" w:before="0"/>
               <w:ind w:left="120"/>
             </w:pPr>
-            <w:hyperlink w:history="1" r:id="rIdu5tcb3r8_ctlp1zgkezta">
+            <w:hyperlink w:history="1" r:id="rIddjaqpylyabnrnmzaos6z2">
               <w:r>
                 <w:rPr>
                   <w:rFonts w:ascii="Arial" w:cs="Arial" w:eastAsia="Arial" w:hAnsi="Arial"/>
@@ -24166,7 +24750,7 @@
             <w:pPr>
               <w:spacing w:after="20" w:before="0"/>
             </w:pPr>
-            <w:hyperlink w:history="1" r:id="rIddbsvgurcbdkwyjcj7piuw">
+            <w:hyperlink w:history="1" r:id="rIduty8m1jn1pz_eo5f04m-l">
               <w:r>
                 <w:rPr>
                   <w:rFonts w:ascii="Arial" w:cs="Arial" w:eastAsia="Arial" w:hAnsi="Arial"/>
@@ -24199,7 +24783,7 @@
               <w:spacing w:after="10" w:before="0"/>
               <w:ind w:left="120"/>
             </w:pPr>
-            <w:hyperlink w:history="1" r:id="rIdciknaoylugucqnkdqe-do">
+            <w:hyperlink w:history="1" r:id="rIdisnz5tgzvw8dws68ffkjs">
               <w:r>
                 <w:rPr>
                   <w:rFonts w:ascii="Arial" w:cs="Arial" w:eastAsia="Arial" w:hAnsi="Arial"/>
@@ -24394,7 +24978,7 @@
             <w:pPr>
               <w:spacing w:after="20" w:before="0"/>
             </w:pPr>
-            <w:hyperlink w:history="1" r:id="rIdlf6wfmfpau6z6_ckfxfeq">
+            <w:hyperlink w:history="1" r:id="rId6x-cc6x-yomf7fgajdldh">
               <w:r>
                 <w:rPr>
                   <w:rFonts w:ascii="Arial" w:cs="Arial" w:eastAsia="Arial" w:hAnsi="Arial"/>
@@ -24427,7 +25011,7 @@
               <w:spacing w:after="10" w:before="0"/>
               <w:ind w:left="120"/>
             </w:pPr>
-            <w:hyperlink w:history="1" r:id="rIdsinsbl-hbygikyf6aq5kv">
+            <w:hyperlink w:history="1" r:id="rIdc73azybv8bwspsmutrw8h">
               <w:r>
                 <w:rPr>
                   <w:rFonts w:ascii="Arial" w:cs="Arial" w:eastAsia="Arial" w:hAnsi="Arial"/>
@@ -24472,7 +25056,7 @@
             <w:pPr>
               <w:spacing w:after="20" w:before="0"/>
             </w:pPr>
-            <w:hyperlink w:history="1" r:id="rIdtmci0khyj8olxwwja3xl8">
+            <w:hyperlink w:history="1" r:id="rIdrmobw6gqft2wzojzu8dnw">
               <w:r>
                 <w:rPr>
                   <w:rFonts w:ascii="Arial" w:cs="Arial" w:eastAsia="Arial" w:hAnsi="Arial"/>
@@ -24505,7 +25089,7 @@
               <w:spacing w:after="10" w:before="0"/>
               <w:ind w:left="120"/>
             </w:pPr>
-            <w:hyperlink w:history="1" r:id="rId7k4etdvyjiubi2qsj4qfc">
+            <w:hyperlink w:history="1" r:id="rIdlo2wkaaurtho8jgna8iaq">
               <w:r>
                 <w:rPr>
                   <w:rFonts w:ascii="Arial" w:cs="Arial" w:eastAsia="Arial" w:hAnsi="Arial"/>
@@ -25191,6 +25775,65 @@
         </w:tc>
       </w:tr>
     </w:tbl>
+    <w:p>
+      <w:pPr>
+        <w:pBdr>
+          <w:top w:val="single" w:color="BBBBBB" w:sz="4" w:space="4"/>
+        </w:pBdr>
+        <w:spacing w:after="0" w:before="160"/>
+      </w:pPr>
+      <w:r>
+        <w:rPr>
+          <w:rFonts w:ascii="Arial" w:cs="Arial" w:eastAsia="Arial" w:hAnsi="Arial"/>
+          <w:color w:val="666666"/>
+          <w:sz w:val="14"/>
+          <w:szCs w:val="14"/>
+        </w:rPr>
+        <w:t xml:space="preserve">© 2026 SeaVuria and ARES. Aligned with KICD objectives. Developed by SeaVuria; technical implementation by ARES (with AI assistance from Claude). Licensed under </w:t>
+      </w:r>
+      <w:hyperlink w:history="1" r:id="rId-cpfvrwbr1i8c7mdebglt">
+        <w:r>
+          <w:rPr>
+            <w:rFonts w:ascii="Arial" w:cs="Arial" w:eastAsia="Arial" w:hAnsi="Arial"/>
+            <w:color w:val="1F6B75"/>
+            <w:sz w:val="14"/>
+            <w:szCs w:val="14"/>
+            <w:u w:val="single" w:color="1F6B75"/>
+          </w:rPr>
+          <w:t xml:space="preserve">CC BY-NC 4.0</w:t>
+        </w:r>
+      </w:hyperlink>
+      <w:r>
+        <w:rPr>
+          <w:rFonts w:ascii="Arial" w:cs="Arial" w:eastAsia="Arial" w:hAnsi="Arial"/>
+          <w:color w:val="666666"/>
+          <w:sz w:val="14"/>
+          <w:szCs w:val="14"/>
+        </w:rPr>
+        <w:t xml:space="preserve"> (</w:t>
+      </w:r>
+      <w:hyperlink w:history="1" r:id="rIdxh94qqxlri59rzzwcoibv">
+        <w:r>
+          <w:rPr>
+            <w:rFonts w:ascii="Arial" w:cs="Arial" w:eastAsia="Arial" w:hAnsi="Arial"/>
+            <w:color w:val="1F6B75"/>
+            <w:sz w:val="14"/>
+            <w:szCs w:val="14"/>
+            <w:u w:val="single" w:color="1F6B75"/>
+          </w:rPr>
+          <w:t xml:space="preserve">https://creativecommons.org/licenses/by-nc/4.0/</w:t>
+        </w:r>
+      </w:hyperlink>
+      <w:r>
+        <w:rPr>
+          <w:rFonts w:ascii="Arial" w:cs="Arial" w:eastAsia="Arial" w:hAnsi="Arial"/>
+          <w:color w:val="666666"/>
+          <w:sz w:val="14"/>
+          <w:szCs w:val="14"/>
+        </w:rPr>
+        <w:t xml:space="preserve">).</w:t>
+      </w:r>
+    </w:p>
     <w:p>
       <w:r>
         <w:br w:type="page"/>

--- a/data/outputs/v2/Essential_Mathematics/SS2.4_Area_of_Polygons/Essential_Mathematics_Area_of_Polygons_CBE_LessonSequence.docx
+++ b/data/outputs/v2/Essential_Mathematics/SS2.4_Area_of_Polygons/Essential_Mathematics_Area_of_Polygons_CBE_LessonSequence.docx
@@ -38,6 +38,2042 @@
           <w:szCs w:val="22"/>
         </w:rPr>
         <w:t xml:space="preserve">CBE Phenomenon-Driven Lesson Sequence — Sub-Strand 2.4 (8 Lessons)</w:t>
+      </w:r>
+    </w:p>
+    <w:p>
+      <w:pPr>
+        <w:spacing w:after="120"/>
+      </w:pPr>
+      <w:r>
+        <w:t xml:space="preserve"/>
+      </w:r>
+    </w:p>
+    <w:tbl>
+      <w:tblPr>
+        <w:tblW w:type="dxa" w:w="13680"/>
+        <w:tblBorders>
+          <w:top w:val="single" w:color="AAAAAA" w:sz="4"/>
+          <w:left w:val="single" w:color="AAAAAA" w:sz="4"/>
+          <w:bottom w:val="single" w:color="AAAAAA" w:sz="4"/>
+          <w:right w:val="single" w:color="AAAAAA" w:sz="4"/>
+          <w:insideH w:val="single" w:color="auto" w:sz="4"/>
+          <w:insideV w:val="single" w:color="auto" w:sz="4"/>
+        </w:tblBorders>
+        <w:tblLayout w:type="fixed"/>
+      </w:tblPr>
+      <w:tblGrid>
+        <w:gridCol w:w="3000"/>
+        <w:gridCol w:w="10680"/>
+      </w:tblGrid>
+      <w:tr>
+        <w:tc>
+          <w:tcPr>
+            <w:tcW w:type="dxa" w:w="13680"/>
+            <w:gridSpan w:val="2"/>
+            <w:shd w:fill="1F3864" w:color="auto" w:val="clear"/>
+            <w:tcMar>
+              <w:top w:type="dxa" w:w="60"/>
+              <w:left w:type="dxa" w:w="120"/>
+              <w:bottom w:type="dxa" w:w="60"/>
+              <w:right w:type="dxa" w:w="120"/>
+            </w:tcMar>
+            <w:vAlign w:val="top"/>
+          </w:tcPr>
+          <w:p>
+            <w:pPr>
+              <w:spacing w:after="40" w:before="0"/>
+              <w:jc w:val="center"/>
+            </w:pPr>
+            <w:r>
+              <w:rPr>
+                <w:rFonts w:ascii="Arial" w:cs="Arial" w:eastAsia="Arial" w:hAnsi="Arial"/>
+                <w:b/>
+                <w:bCs/>
+                <w:i w:val="false"/>
+                <w:iCs w:val="false"/>
+                <w:color w:val="FFFFFF"/>
+                <w:sz w:val="22"/>
+                <w:szCs w:val="22"/>
+              </w:rPr>
+              <w:t xml:space="preserve">SUB-STRAND OVERVIEW</w:t>
+            </w:r>
+          </w:p>
+        </w:tc>
+      </w:tr>
+      <w:tr>
+        <w:tc>
+          <w:tcPr>
+            <w:tcW w:type="dxa" w:w="3000"/>
+            <w:shd w:fill="D5E8F0" w:color="auto" w:val="clear"/>
+            <w:tcMar>
+              <w:top w:type="dxa" w:w="60"/>
+              <w:left w:type="dxa" w:w="120"/>
+              <w:bottom w:type="dxa" w:w="60"/>
+              <w:right w:type="dxa" w:w="120"/>
+            </w:tcMar>
+            <w:vAlign w:val="top"/>
+          </w:tcPr>
+          <w:p>
+            <w:pPr>
+              <w:spacing w:after="40" w:before="0"/>
+              <w:jc w:val="left"/>
+            </w:pPr>
+            <w:r>
+              <w:rPr>
+                <w:rFonts w:ascii="Arial" w:cs="Arial" w:eastAsia="Arial" w:hAnsi="Arial"/>
+                <w:b/>
+                <w:bCs/>
+                <w:i w:val="false"/>
+                <w:iCs w:val="false"/>
+                <w:color w:val="000000"/>
+                <w:sz w:val="18"/>
+                <w:szCs w:val="18"/>
+              </w:rPr>
+              <w:t xml:space="preserve">Grade Level</w:t>
+            </w:r>
+          </w:p>
+        </w:tc>
+        <w:tc>
+          <w:tcPr>
+            <w:tcW w:type="dxa" w:w="10680"/>
+            <w:shd w:fill="FFFFFF" w:color="auto" w:val="clear"/>
+            <w:tcMar>
+              <w:top w:type="dxa" w:w="60"/>
+              <w:left w:type="dxa" w:w="120"/>
+              <w:bottom w:type="dxa" w:w="60"/>
+              <w:right w:type="dxa" w:w="120"/>
+            </w:tcMar>
+            <w:vAlign w:val="top"/>
+          </w:tcPr>
+          <w:p>
+            <w:pPr>
+              <w:spacing w:after="40" w:before="0"/>
+              <w:jc w:val="left"/>
+            </w:pPr>
+            <w:r>
+              <w:rPr>
+                <w:rFonts w:ascii="Arial" w:cs="Arial" w:eastAsia="Arial" w:hAnsi="Arial"/>
+                <w:b w:val="false"/>
+                <w:bCs w:val="false"/>
+                <w:i w:val="false"/>
+                <w:iCs w:val="false"/>
+                <w:color w:val="000000"/>
+                <w:sz w:val="18"/>
+                <w:szCs w:val="18"/>
+              </w:rPr>
+              <w:t xml:space="preserve">10</w:t>
+            </w:r>
+          </w:p>
+        </w:tc>
+      </w:tr>
+      <w:tr>
+        <w:tc>
+          <w:tcPr>
+            <w:tcW w:type="dxa" w:w="3000"/>
+            <w:shd w:fill="D5E8F0" w:color="auto" w:val="clear"/>
+            <w:tcMar>
+              <w:top w:type="dxa" w:w="60"/>
+              <w:left w:type="dxa" w:w="120"/>
+              <w:bottom w:type="dxa" w:w="60"/>
+              <w:right w:type="dxa" w:w="120"/>
+            </w:tcMar>
+            <w:vAlign w:val="top"/>
+          </w:tcPr>
+          <w:p>
+            <w:pPr>
+              <w:spacing w:after="40" w:before="0"/>
+              <w:jc w:val="left"/>
+            </w:pPr>
+            <w:r>
+              <w:rPr>
+                <w:rFonts w:ascii="Arial" w:cs="Arial" w:eastAsia="Arial" w:hAnsi="Arial"/>
+                <w:b/>
+                <w:bCs/>
+                <w:i w:val="false"/>
+                <w:iCs w:val="false"/>
+                <w:color w:val="000000"/>
+                <w:sz w:val="18"/>
+                <w:szCs w:val="18"/>
+              </w:rPr>
+              <w:t xml:space="preserve">Subject</w:t>
+            </w:r>
+          </w:p>
+        </w:tc>
+        <w:tc>
+          <w:tcPr>
+            <w:tcW w:type="dxa" w:w="10680"/>
+            <w:shd w:fill="FFFFFF" w:color="auto" w:val="clear"/>
+            <w:tcMar>
+              <w:top w:type="dxa" w:w="60"/>
+              <w:left w:type="dxa" w:w="120"/>
+              <w:bottom w:type="dxa" w:w="60"/>
+              <w:right w:type="dxa" w:w="120"/>
+            </w:tcMar>
+            <w:vAlign w:val="top"/>
+          </w:tcPr>
+          <w:p>
+            <w:pPr>
+              <w:spacing w:after="40" w:before="0"/>
+              <w:jc w:val="left"/>
+            </w:pPr>
+            <w:r>
+              <w:rPr>
+                <w:rFonts w:ascii="Arial" w:cs="Arial" w:eastAsia="Arial" w:hAnsi="Arial"/>
+                <w:b w:val="false"/>
+                <w:bCs w:val="false"/>
+                <w:i w:val="false"/>
+                <w:iCs w:val="false"/>
+                <w:color w:val="000000"/>
+                <w:sz w:val="18"/>
+                <w:szCs w:val="18"/>
+              </w:rPr>
+              <w:t xml:space="preserve">Essential Mathematics</w:t>
+            </w:r>
+          </w:p>
+        </w:tc>
+      </w:tr>
+      <w:tr>
+        <w:tc>
+          <w:tcPr>
+            <w:tcW w:type="dxa" w:w="3000"/>
+            <w:shd w:fill="D5E8F0" w:color="auto" w:val="clear"/>
+            <w:tcMar>
+              <w:top w:type="dxa" w:w="60"/>
+              <w:left w:type="dxa" w:w="120"/>
+              <w:bottom w:type="dxa" w:w="60"/>
+              <w:right w:type="dxa" w:w="120"/>
+            </w:tcMar>
+            <w:vAlign w:val="top"/>
+          </w:tcPr>
+          <w:p>
+            <w:pPr>
+              <w:spacing w:after="40" w:before="0"/>
+              <w:jc w:val="left"/>
+            </w:pPr>
+            <w:r>
+              <w:rPr>
+                <w:rFonts w:ascii="Arial" w:cs="Arial" w:eastAsia="Arial" w:hAnsi="Arial"/>
+                <w:b/>
+                <w:bCs/>
+                <w:i w:val="false"/>
+                <w:iCs w:val="false"/>
+                <w:color w:val="000000"/>
+                <w:sz w:val="18"/>
+                <w:szCs w:val="18"/>
+              </w:rPr>
+              <w:t xml:space="preserve">Strand</w:t>
+            </w:r>
+          </w:p>
+        </w:tc>
+        <w:tc>
+          <w:tcPr>
+            <w:tcW w:type="dxa" w:w="10680"/>
+            <w:shd w:fill="FFFFFF" w:color="auto" w:val="clear"/>
+            <w:tcMar>
+              <w:top w:type="dxa" w:w="60"/>
+              <w:left w:type="dxa" w:w="120"/>
+              <w:bottom w:type="dxa" w:w="60"/>
+              <w:right w:type="dxa" w:w="120"/>
+            </w:tcMar>
+            <w:vAlign w:val="top"/>
+          </w:tcPr>
+          <w:p>
+            <w:pPr>
+              <w:spacing w:after="40" w:before="0"/>
+              <w:jc w:val="left"/>
+            </w:pPr>
+            <w:r>
+              <w:rPr>
+                <w:rFonts w:ascii="Arial" w:cs="Arial" w:eastAsia="Arial" w:hAnsi="Arial"/>
+                <w:b w:val="false"/>
+                <w:bCs w:val="false"/>
+                <w:i w:val="false"/>
+                <w:iCs w:val="false"/>
+                <w:color w:val="000000"/>
+                <w:sz w:val="18"/>
+                <w:szCs w:val="18"/>
+              </w:rPr>
+              <w:t xml:space="preserve">Strand 2.0: Measurements and Geometry</w:t>
+            </w:r>
+          </w:p>
+        </w:tc>
+      </w:tr>
+      <w:tr>
+        <w:tc>
+          <w:tcPr>
+            <w:tcW w:type="dxa" w:w="3000"/>
+            <w:shd w:fill="D5E8F0" w:color="auto" w:val="clear"/>
+            <w:tcMar>
+              <w:top w:type="dxa" w:w="60"/>
+              <w:left w:type="dxa" w:w="120"/>
+              <w:bottom w:type="dxa" w:w="60"/>
+              <w:right w:type="dxa" w:w="120"/>
+            </w:tcMar>
+            <w:vAlign w:val="top"/>
+          </w:tcPr>
+          <w:p>
+            <w:pPr>
+              <w:spacing w:after="40" w:before="0"/>
+              <w:jc w:val="left"/>
+            </w:pPr>
+            <w:r>
+              <w:rPr>
+                <w:rFonts w:ascii="Arial" w:cs="Arial" w:eastAsia="Arial" w:hAnsi="Arial"/>
+                <w:b/>
+                <w:bCs/>
+                <w:i w:val="false"/>
+                <w:iCs w:val="false"/>
+                <w:color w:val="000000"/>
+                <w:sz w:val="18"/>
+                <w:szCs w:val="18"/>
+              </w:rPr>
+              <w:t xml:space="preserve">Sub-Strand</w:t>
+            </w:r>
+          </w:p>
+        </w:tc>
+        <w:tc>
+          <w:tcPr>
+            <w:tcW w:type="dxa" w:w="10680"/>
+            <w:shd w:fill="FFFFFF" w:color="auto" w:val="clear"/>
+            <w:tcMar>
+              <w:top w:type="dxa" w:w="60"/>
+              <w:left w:type="dxa" w:w="120"/>
+              <w:bottom w:type="dxa" w:w="60"/>
+              <w:right w:type="dxa" w:w="120"/>
+            </w:tcMar>
+            <w:vAlign w:val="top"/>
+          </w:tcPr>
+          <w:p>
+            <w:pPr>
+              <w:spacing w:after="40" w:before="0"/>
+              <w:jc w:val="left"/>
+            </w:pPr>
+            <w:r>
+              <w:rPr>
+                <w:rFonts w:ascii="Arial" w:cs="Arial" w:eastAsia="Arial" w:hAnsi="Arial"/>
+                <w:b w:val="false"/>
+                <w:bCs w:val="false"/>
+                <w:i w:val="false"/>
+                <w:iCs w:val="false"/>
+                <w:color w:val="000000"/>
+                <w:sz w:val="18"/>
+                <w:szCs w:val="18"/>
+              </w:rPr>
+              <w:t xml:space="preserve">Sub-Strand 2.4: Area of Polygons</w:t>
+            </w:r>
+          </w:p>
+        </w:tc>
+      </w:tr>
+      <w:tr>
+        <w:tc>
+          <w:tcPr>
+            <w:tcW w:type="dxa" w:w="3000"/>
+            <w:shd w:fill="D5E8F0" w:color="auto" w:val="clear"/>
+            <w:tcMar>
+              <w:top w:type="dxa" w:w="60"/>
+              <w:left w:type="dxa" w:w="120"/>
+              <w:bottom w:type="dxa" w:w="60"/>
+              <w:right w:type="dxa" w:w="120"/>
+            </w:tcMar>
+            <w:vAlign w:val="top"/>
+          </w:tcPr>
+          <w:p>
+            <w:pPr>
+              <w:spacing w:after="40" w:before="0"/>
+              <w:jc w:val="left"/>
+            </w:pPr>
+            <w:r>
+              <w:rPr>
+                <w:rFonts w:ascii="Arial" w:cs="Arial" w:eastAsia="Arial" w:hAnsi="Arial"/>
+                <w:b/>
+                <w:bCs/>
+                <w:i w:val="false"/>
+                <w:iCs w:val="false"/>
+                <w:color w:val="000000"/>
+                <w:sz w:val="18"/>
+                <w:szCs w:val="18"/>
+              </w:rPr>
+              <w:t xml:space="preserve">Total Duration</w:t>
+            </w:r>
+          </w:p>
+        </w:tc>
+        <w:tc>
+          <w:tcPr>
+            <w:tcW w:type="dxa" w:w="10680"/>
+            <w:shd w:fill="FFFFFF" w:color="auto" w:val="clear"/>
+            <w:tcMar>
+              <w:top w:type="dxa" w:w="60"/>
+              <w:left w:type="dxa" w:w="120"/>
+              <w:bottom w:type="dxa" w:w="60"/>
+              <w:right w:type="dxa" w:w="120"/>
+            </w:tcMar>
+            <w:vAlign w:val="top"/>
+          </w:tcPr>
+          <w:p>
+            <w:pPr>
+              <w:spacing w:after="40" w:before="0"/>
+              <w:jc w:val="left"/>
+            </w:pPr>
+            <w:r>
+              <w:rPr>
+                <w:rFonts w:ascii="Arial" w:cs="Arial" w:eastAsia="Arial" w:hAnsi="Arial"/>
+                <w:b w:val="false"/>
+                <w:bCs w:val="false"/>
+                <w:i w:val="false"/>
+                <w:iCs w:val="false"/>
+                <w:color w:val="000000"/>
+                <w:sz w:val="18"/>
+                <w:szCs w:val="18"/>
+              </w:rPr>
+              <w:t xml:space="preserve">8 lessons × 40 minutes = 320 minutes total</w:t>
+            </w:r>
+          </w:p>
+        </w:tc>
+      </w:tr>
+      <w:tr>
+        <w:tc>
+          <w:tcPr>
+            <w:tcW w:type="dxa" w:w="3000"/>
+            <w:shd w:fill="D5E8F0" w:color="auto" w:val="clear"/>
+            <w:tcMar>
+              <w:top w:type="dxa" w:w="60"/>
+              <w:left w:type="dxa" w:w="120"/>
+              <w:bottom w:type="dxa" w:w="60"/>
+              <w:right w:type="dxa" w:w="120"/>
+            </w:tcMar>
+            <w:vAlign w:val="top"/>
+          </w:tcPr>
+          <w:p>
+            <w:pPr>
+              <w:spacing w:after="40" w:before="0"/>
+              <w:jc w:val="left"/>
+            </w:pPr>
+            <w:r>
+              <w:rPr>
+                <w:rFonts w:ascii="Arial" w:cs="Arial" w:eastAsia="Arial" w:hAnsi="Arial"/>
+                <w:b/>
+                <w:bCs/>
+                <w:i w:val="false"/>
+                <w:iCs w:val="false"/>
+                <w:color w:val="000000"/>
+                <w:sz w:val="18"/>
+                <w:szCs w:val="18"/>
+              </w:rPr>
+              <w:t xml:space="preserve">Sub-Strand Content</w:t>
+            </w:r>
+          </w:p>
+        </w:tc>
+        <w:tc>
+          <w:tcPr>
+            <w:tcW w:type="dxa" w:w="10680"/>
+            <w:shd w:fill="FFFFFF" w:color="auto" w:val="clear"/>
+            <w:tcMar>
+              <w:top w:type="dxa" w:w="60"/>
+              <w:left w:type="dxa" w:w="120"/>
+              <w:bottom w:type="dxa" w:w="60"/>
+              <w:right w:type="dxa" w:w="120"/>
+            </w:tcMar>
+            <w:vAlign w:val="top"/>
+          </w:tcPr>
+          <w:p>
+            <w:pPr>
+              <w:spacing w:after="30" w:before="0"/>
+              <w:ind w:left="360" w:hanging="180"/>
+              <w:jc w:val="left"/>
+            </w:pPr>
+            <w:r>
+              <w:rPr>
+                <w:rFonts w:ascii="Arial" w:cs="Arial" w:eastAsia="Arial" w:hAnsi="Arial"/>
+                <w:b w:val="false"/>
+                <w:bCs w:val="false"/>
+                <w:i w:val="false"/>
+                <w:iCs w:val="false"/>
+                <w:color w:val="000000"/>
+                <w:sz w:val="18"/>
+                <w:szCs w:val="18"/>
+              </w:rPr>
+              <w:t xml:space="preserve">–  Area of a triangle given two sides and an included acute angle (formula: ½ab sin C)</w:t>
+            </w:r>
+          </w:p>
+          <w:p>
+            <w:pPr>
+              <w:spacing w:after="30" w:before="0"/>
+              <w:ind w:left="360" w:hanging="180"/>
+              <w:jc w:val="left"/>
+            </w:pPr>
+            <w:r>
+              <w:rPr>
+                <w:rFonts w:ascii="Arial" w:cs="Arial" w:eastAsia="Arial" w:hAnsi="Arial"/>
+                <w:b w:val="false"/>
+                <w:bCs w:val="false"/>
+                <w:i w:val="false"/>
+                <w:iCs w:val="false"/>
+                <w:color w:val="000000"/>
+                <w:sz w:val="18"/>
+                <w:szCs w:val="18"/>
+              </w:rPr>
+              <w:t xml:space="preserve">–  Area of a triangle given three sides using Heron's Formula (s = (a+b+c)/2; A = √[s(s−a)(s−b)(s−c)])</w:t>
+            </w:r>
+          </w:p>
+          <w:p>
+            <w:pPr>
+              <w:spacing w:after="30" w:before="0"/>
+              <w:ind w:left="360" w:hanging="180"/>
+              <w:jc w:val="left"/>
+            </w:pPr>
+            <w:r>
+              <w:rPr>
+                <w:rFonts w:ascii="Arial" w:cs="Arial" w:eastAsia="Arial" w:hAnsi="Arial"/>
+                <w:b w:val="false"/>
+                <w:bCs w:val="false"/>
+                <w:i w:val="false"/>
+                <w:iCs w:val="false"/>
+                <w:color w:val="000000"/>
+                <w:sz w:val="18"/>
+                <w:szCs w:val="18"/>
+              </w:rPr>
+              <w:t xml:space="preserve">–  Area of a rhombus (using diagonals: A = ½d₁d₂; and using base and height: A = base × height)</w:t>
+            </w:r>
+          </w:p>
+          <w:p>
+            <w:pPr>
+              <w:spacing w:after="30" w:before="0"/>
+              <w:ind w:left="360" w:hanging="180"/>
+              <w:jc w:val="left"/>
+            </w:pPr>
+            <w:r>
+              <w:rPr>
+                <w:rFonts w:ascii="Arial" w:cs="Arial" w:eastAsia="Arial" w:hAnsi="Arial"/>
+                <w:b w:val="false"/>
+                <w:bCs w:val="false"/>
+                <w:i w:val="false"/>
+                <w:iCs w:val="false"/>
+                <w:color w:val="000000"/>
+                <w:sz w:val="18"/>
+                <w:szCs w:val="18"/>
+              </w:rPr>
+              <w:t xml:space="preserve">–  Area of a parallelogram (A = base × height; A = ab sin θ)</w:t>
+            </w:r>
+          </w:p>
+          <w:p>
+            <w:pPr>
+              <w:spacing w:after="30" w:before="0"/>
+              <w:ind w:left="360" w:hanging="180"/>
+              <w:jc w:val="left"/>
+            </w:pPr>
+            <w:r>
+              <w:rPr>
+                <w:rFonts w:ascii="Arial" w:cs="Arial" w:eastAsia="Arial" w:hAnsi="Arial"/>
+                <w:b w:val="false"/>
+                <w:bCs w:val="false"/>
+                <w:i w:val="false"/>
+                <w:iCs w:val="false"/>
+                <w:color w:val="000000"/>
+                <w:sz w:val="18"/>
+                <w:szCs w:val="18"/>
+              </w:rPr>
+              <w:t xml:space="preserve">–  Area of a regular pentagon (A = (5s²)/(4 tan 36°))</w:t>
+            </w:r>
+          </w:p>
+          <w:p>
+            <w:pPr>
+              <w:spacing w:after="30" w:before="0"/>
+              <w:ind w:left="360" w:hanging="180"/>
+              <w:jc w:val="left"/>
+            </w:pPr>
+            <w:r>
+              <w:rPr>
+                <w:rFonts w:ascii="Arial" w:cs="Arial" w:eastAsia="Arial" w:hAnsi="Arial"/>
+                <w:b w:val="false"/>
+                <w:bCs w:val="false"/>
+                <w:i w:val="false"/>
+                <w:iCs w:val="false"/>
+                <w:color w:val="000000"/>
+                <w:sz w:val="18"/>
+                <w:szCs w:val="18"/>
+              </w:rPr>
+              <w:t xml:space="preserve">–  Area of a regular hexagon (A = (3√3/2)s²)</w:t>
+            </w:r>
+          </w:p>
+          <w:p>
+            <w:pPr>
+              <w:spacing w:after="30" w:before="0"/>
+              <w:ind w:left="360" w:hanging="180"/>
+              <w:jc w:val="left"/>
+            </w:pPr>
+            <w:r>
+              <w:rPr>
+                <w:rFonts w:ascii="Arial" w:cs="Arial" w:eastAsia="Arial" w:hAnsi="Arial"/>
+                <w:b w:val="false"/>
+                <w:bCs w:val="false"/>
+                <w:i w:val="false"/>
+                <w:iCs w:val="false"/>
+                <w:color w:val="000000"/>
+                <w:sz w:val="18"/>
+                <w:szCs w:val="18"/>
+              </w:rPr>
+              <w:t xml:space="preserve">–  Applications of areas of polygons in real-life situations (floor tiling, fabric patterns, land surveying, construction)</w:t>
+            </w:r>
+          </w:p>
+        </w:tc>
+      </w:tr>
+      <w:tr>
+        <w:tc>
+          <w:tcPr>
+            <w:tcW w:type="dxa" w:w="3000"/>
+            <w:shd w:fill="D5E8F0" w:color="auto" w:val="clear"/>
+            <w:tcMar>
+              <w:top w:type="dxa" w:w="60"/>
+              <w:left w:type="dxa" w:w="120"/>
+              <w:bottom w:type="dxa" w:w="60"/>
+              <w:right w:type="dxa" w:w="120"/>
+            </w:tcMar>
+            <w:vAlign w:val="top"/>
+          </w:tcPr>
+          <w:p>
+            <w:pPr>
+              <w:spacing w:after="40" w:before="0"/>
+              <w:jc w:val="left"/>
+            </w:pPr>
+            <w:r>
+              <w:rPr>
+                <w:rFonts w:ascii="Arial" w:cs="Arial" w:eastAsia="Arial" w:hAnsi="Arial"/>
+                <w:b/>
+                <w:bCs/>
+                <w:i w:val="false"/>
+                <w:iCs w:val="false"/>
+                <w:color w:val="000000"/>
+                <w:sz w:val="18"/>
+                <w:szCs w:val="18"/>
+              </w:rPr>
+              <w:t xml:space="preserve">Learning Outcomes</w:t>
+            </w:r>
+          </w:p>
+        </w:tc>
+        <w:tc>
+          <w:tcPr>
+            <w:tcW w:type="dxa" w:w="10680"/>
+            <w:shd w:fill="FFFFFF" w:color="auto" w:val="clear"/>
+            <w:tcMar>
+              <w:top w:type="dxa" w:w="60"/>
+              <w:left w:type="dxa" w:w="120"/>
+              <w:bottom w:type="dxa" w:w="60"/>
+              <w:right w:type="dxa" w:w="120"/>
+            </w:tcMar>
+            <w:vAlign w:val="top"/>
+          </w:tcPr>
+          <w:p>
+            <w:pPr>
+              <w:spacing w:after="40" w:before="0"/>
+              <w:jc w:val="left"/>
+            </w:pPr>
+            <w:r>
+              <w:rPr>
+                <w:rFonts w:ascii="Arial" w:cs="Arial" w:eastAsia="Arial" w:hAnsi="Arial"/>
+                <w:b w:val="false"/>
+                <w:bCs w:val="false"/>
+                <w:i w:val="false"/>
+                <w:iCs w:val="false"/>
+                <w:color w:val="000000"/>
+                <w:sz w:val="18"/>
+                <w:szCs w:val="18"/>
+              </w:rPr>
+              <w:t xml:space="preserve">By the end of the sub-strand, the learner should be able to:</w:t>
+            </w:r>
+          </w:p>
+          <w:p>
+            <w:pPr>
+              <w:spacing w:after="40" w:before="0"/>
+              <w:jc w:val="left"/>
+            </w:pPr>
+            <w:r>
+              <w:rPr>
+                <w:rFonts w:ascii="Arial" w:cs="Arial" w:eastAsia="Arial" w:hAnsi="Arial"/>
+                <w:b w:val="false"/>
+                <w:bCs w:val="false"/>
+                <w:i w:val="false"/>
+                <w:iCs w:val="false"/>
+                <w:color w:val="000000"/>
+                <w:sz w:val="18"/>
+                <w:szCs w:val="18"/>
+              </w:rPr>
+              <w:t xml:space="preserve">a) compute area of a triangle given two sides and an included acute angle,</w:t>
+            </w:r>
+          </w:p>
+          <w:p>
+            <w:pPr>
+              <w:spacing w:after="40" w:before="0"/>
+              <w:jc w:val="left"/>
+            </w:pPr>
+            <w:r>
+              <w:rPr>
+                <w:rFonts w:ascii="Arial" w:cs="Arial" w:eastAsia="Arial" w:hAnsi="Arial"/>
+                <w:b w:val="false"/>
+                <w:bCs w:val="false"/>
+                <w:i w:val="false"/>
+                <w:iCs w:val="false"/>
+                <w:color w:val="000000"/>
+                <w:sz w:val="18"/>
+                <w:szCs w:val="18"/>
+              </w:rPr>
+              <w:t xml:space="preserve">b) determine the area of a triangle given three sides using Heron's Formula,</w:t>
+            </w:r>
+          </w:p>
+          <w:p>
+            <w:pPr>
+              <w:spacing w:after="40" w:before="0"/>
+              <w:jc w:val="left"/>
+            </w:pPr>
+            <w:r>
+              <w:rPr>
+                <w:rFonts w:ascii="Arial" w:cs="Arial" w:eastAsia="Arial" w:hAnsi="Arial"/>
+                <w:b w:val="false"/>
+                <w:bCs w:val="false"/>
+                <w:i w:val="false"/>
+                <w:iCs w:val="false"/>
+                <w:color w:val="000000"/>
+                <w:sz w:val="18"/>
+                <w:szCs w:val="18"/>
+              </w:rPr>
+              <w:t xml:space="preserve">c) determine the area of a rhombus and parallelogram in different situations,</w:t>
+            </w:r>
+          </w:p>
+          <w:p>
+            <w:pPr>
+              <w:spacing w:after="40" w:before="0"/>
+              <w:jc w:val="left"/>
+            </w:pPr>
+            <w:r>
+              <w:rPr>
+                <w:rFonts w:ascii="Arial" w:cs="Arial" w:eastAsia="Arial" w:hAnsi="Arial"/>
+                <w:b w:val="false"/>
+                <w:bCs w:val="false"/>
+                <w:i w:val="false"/>
+                <w:iCs w:val="false"/>
+                <w:color w:val="000000"/>
+                <w:sz w:val="18"/>
+                <w:szCs w:val="18"/>
+              </w:rPr>
+              <w:t xml:space="preserve">d) determine the area of a regular pentagon and hexagon from real life situations,</w:t>
+            </w:r>
+          </w:p>
+          <w:p>
+            <w:pPr>
+              <w:spacing w:after="40" w:before="0"/>
+              <w:jc w:val="left"/>
+            </w:pPr>
+            <w:r>
+              <w:rPr>
+                <w:rFonts w:ascii="Arial" w:cs="Arial" w:eastAsia="Arial" w:hAnsi="Arial"/>
+                <w:b w:val="false"/>
+                <w:bCs w:val="false"/>
+                <w:i w:val="false"/>
+                <w:iCs w:val="false"/>
+                <w:color w:val="000000"/>
+                <w:sz w:val="18"/>
+                <w:szCs w:val="18"/>
+              </w:rPr>
+              <w:t xml:space="preserve">e) appreciate the application of areas of polygons in real-life situations.</w:t>
+            </w:r>
+          </w:p>
+        </w:tc>
+      </w:tr>
+      <w:tr>
+        <w:tc>
+          <w:tcPr>
+            <w:tcW w:type="dxa" w:w="3000"/>
+            <w:shd w:fill="D5E8F0" w:color="auto" w:val="clear"/>
+            <w:tcMar>
+              <w:top w:type="dxa" w:w="60"/>
+              <w:left w:type="dxa" w:w="120"/>
+              <w:bottom w:type="dxa" w:w="60"/>
+              <w:right w:type="dxa" w:w="120"/>
+            </w:tcMar>
+            <w:vAlign w:val="top"/>
+          </w:tcPr>
+          <w:p>
+            <w:pPr>
+              <w:spacing w:after="40" w:before="0"/>
+              <w:jc w:val="left"/>
+            </w:pPr>
+            <w:r>
+              <w:rPr>
+                <w:rFonts w:ascii="Arial" w:cs="Arial" w:eastAsia="Arial" w:hAnsi="Arial"/>
+                <w:b/>
+                <w:bCs/>
+                <w:i w:val="false"/>
+                <w:iCs w:val="false"/>
+                <w:color w:val="000000"/>
+                <w:sz w:val="18"/>
+                <w:szCs w:val="18"/>
+              </w:rPr>
+              <w:t xml:space="preserve">Core Competencies</w:t>
+            </w:r>
+          </w:p>
+        </w:tc>
+        <w:tc>
+          <w:tcPr>
+            <w:tcW w:type="dxa" w:w="10680"/>
+            <w:shd w:fill="FFFFFF" w:color="auto" w:val="clear"/>
+            <w:tcMar>
+              <w:top w:type="dxa" w:w="60"/>
+              <w:left w:type="dxa" w:w="120"/>
+              <w:bottom w:type="dxa" w:w="60"/>
+              <w:right w:type="dxa" w:w="120"/>
+            </w:tcMar>
+            <w:vAlign w:val="top"/>
+          </w:tcPr>
+          <w:p>
+            <w:pPr>
+              <w:spacing w:after="30" w:before="0"/>
+              <w:ind w:left="360" w:hanging="180"/>
+              <w:jc w:val="left"/>
+            </w:pPr>
+            <w:r>
+              <w:rPr>
+                <w:rFonts w:ascii="Arial" w:cs="Arial" w:eastAsia="Arial" w:hAnsi="Arial"/>
+                <w:b w:val="false"/>
+                <w:bCs w:val="false"/>
+                <w:i w:val="false"/>
+                <w:iCs w:val="false"/>
+                <w:color w:val="000000"/>
+                <w:sz w:val="18"/>
+                <w:szCs w:val="18"/>
+              </w:rPr>
+              <w:t xml:space="preserve">–  Creativity and Imagination: The learner acquires networking skills by undertaking group activities and exchanging new ideas while discussing the applications of area of polygons in contexts such as Kenyan kanga fabric patterns, floor tiles, and maize-farm layouts.</w:t>
+            </w:r>
+          </w:p>
+          <w:p>
+            <w:pPr>
+              <w:spacing w:after="30" w:before="0"/>
+              <w:ind w:left="360" w:hanging="180"/>
+              <w:jc w:val="left"/>
+            </w:pPr>
+            <w:r>
+              <w:rPr>
+                <w:rFonts w:ascii="Arial" w:cs="Arial" w:eastAsia="Arial" w:hAnsi="Arial"/>
+                <w:b w:val="false"/>
+                <w:bCs w:val="false"/>
+                <w:i w:val="false"/>
+                <w:iCs w:val="false"/>
+                <w:color w:val="000000"/>
+                <w:sz w:val="18"/>
+                <w:szCs w:val="18"/>
+              </w:rPr>
+              <w:t xml:space="preserve">–  Learning to Learn: The learner learns independently when measuring the sides of a triangle and works out the area using Heron's Formula, developing self-directed inquiry habits as they move from familiar triangular shapes (tripod stands, roof trusses) to formal algebraic procedures.</w:t>
+            </w:r>
+          </w:p>
+        </w:tc>
+      </w:tr>
+      <w:tr>
+        <w:tc>
+          <w:tcPr>
+            <w:tcW w:type="dxa" w:w="3000"/>
+            <w:shd w:fill="E2EFDA" w:color="auto" w:val="clear"/>
+            <w:tcMar>
+              <w:top w:type="dxa" w:w="60"/>
+              <w:left w:type="dxa" w:w="120"/>
+              <w:bottom w:type="dxa" w:w="60"/>
+              <w:right w:type="dxa" w:w="120"/>
+            </w:tcMar>
+            <w:vAlign w:val="top"/>
+          </w:tcPr>
+          <w:p>
+            <w:pPr>
+              <w:spacing w:after="40" w:before="0"/>
+              <w:jc w:val="left"/>
+            </w:pPr>
+            <w:r>
+              <w:rPr>
+                <w:rFonts w:ascii="Arial" w:cs="Arial" w:eastAsia="Arial" w:hAnsi="Arial"/>
+                <w:b/>
+                <w:bCs/>
+                <w:i w:val="false"/>
+                <w:iCs w:val="false"/>
+                <w:color w:val="000000"/>
+                <w:sz w:val="18"/>
+                <w:szCs w:val="18"/>
+              </w:rPr>
+              <w:t xml:space="preserve">Core Values</w:t>
+            </w:r>
+          </w:p>
+        </w:tc>
+        <w:tc>
+          <w:tcPr>
+            <w:tcW w:type="dxa" w:w="10680"/>
+            <w:shd w:fill="FFFFFF" w:color="auto" w:val="clear"/>
+            <w:tcMar>
+              <w:top w:type="dxa" w:w="60"/>
+              <w:left w:type="dxa" w:w="120"/>
+              <w:bottom w:type="dxa" w:w="60"/>
+              <w:right w:type="dxa" w:w="120"/>
+            </w:tcMar>
+            <w:vAlign w:val="top"/>
+          </w:tcPr>
+          <w:p>
+            <w:pPr>
+              <w:spacing w:after="30" w:before="0"/>
+              <w:ind w:left="360" w:hanging="180"/>
+              <w:jc w:val="left"/>
+            </w:pPr>
+            <w:r>
+              <w:rPr>
+                <w:rFonts w:ascii="Arial" w:cs="Arial" w:eastAsia="Arial" w:hAnsi="Arial"/>
+                <w:b w:val="false"/>
+                <w:bCs w:val="false"/>
+                <w:i w:val="false"/>
+                <w:iCs w:val="false"/>
+                <w:color w:val="000000"/>
+                <w:sz w:val="18"/>
+                <w:szCs w:val="18"/>
+              </w:rPr>
+              <w:t xml:space="preserve">–  Unity: The learner shares available resources amicably while using selected objects with the shape of regular pentagons and hexagons when working out the area, demonstrating fairness and team spirit during group measurement tasks.</w:t>
+            </w:r>
+          </w:p>
+          <w:p>
+            <w:pPr>
+              <w:spacing w:after="30" w:before="0"/>
+              <w:ind w:left="360" w:hanging="180"/>
+              <w:jc w:val="left"/>
+            </w:pPr>
+            <w:r>
+              <w:rPr>
+                <w:rFonts w:ascii="Arial" w:cs="Arial" w:eastAsia="Arial" w:hAnsi="Arial"/>
+                <w:b w:val="false"/>
+                <w:bCs w:val="false"/>
+                <w:i w:val="false"/>
+                <w:iCs w:val="false"/>
+                <w:color w:val="000000"/>
+                <w:sz w:val="18"/>
+                <w:szCs w:val="18"/>
+              </w:rPr>
+              <w:t xml:space="preserve">–  Responsibility: The learner offers leadership to others while discussing with peers the applications of area of polygons, taking ownership of group outcomes and ensuring geometric instruments (rulers, geometrical sets) are handled with care and returned in good condition.</w:t>
+            </w:r>
+          </w:p>
+        </w:tc>
+      </w:tr>
+      <w:tr>
+        <w:tc>
+          <w:tcPr>
+            <w:tcW w:type="dxa" w:w="3000"/>
+            <w:shd w:fill="D5E8F0" w:color="auto" w:val="clear"/>
+            <w:tcMar>
+              <w:top w:type="dxa" w:w="60"/>
+              <w:left w:type="dxa" w:w="120"/>
+              <w:bottom w:type="dxa" w:w="60"/>
+              <w:right w:type="dxa" w:w="120"/>
+            </w:tcMar>
+            <w:vAlign w:val="top"/>
+          </w:tcPr>
+          <w:p>
+            <w:pPr>
+              <w:spacing w:after="40" w:before="0"/>
+              <w:jc w:val="left"/>
+            </w:pPr>
+            <w:r>
+              <w:rPr>
+                <w:rFonts w:ascii="Arial" w:cs="Arial" w:eastAsia="Arial" w:hAnsi="Arial"/>
+                <w:b/>
+                <w:bCs/>
+                <w:i w:val="false"/>
+                <w:iCs w:val="false"/>
+                <w:color w:val="000000"/>
+                <w:sz w:val="18"/>
+                <w:szCs w:val="18"/>
+              </w:rPr>
+              <w:t xml:space="preserve">Science &amp; Engineering Practices</w:t>
+            </w:r>
+          </w:p>
+        </w:tc>
+        <w:tc>
+          <w:tcPr>
+            <w:tcW w:type="dxa" w:w="10680"/>
+            <w:shd w:fill="FFFFFF" w:color="auto" w:val="clear"/>
+            <w:tcMar>
+              <w:top w:type="dxa" w:w="60"/>
+              <w:left w:type="dxa" w:w="120"/>
+              <w:bottom w:type="dxa" w:w="60"/>
+              <w:right w:type="dxa" w:w="120"/>
+            </w:tcMar>
+            <w:vAlign w:val="top"/>
+          </w:tcPr>
+          <w:p>
+            <w:pPr>
+              <w:spacing w:after="30" w:before="0"/>
+              <w:ind w:left="360" w:hanging="180"/>
+              <w:jc w:val="left"/>
+            </w:pPr>
+            <w:r>
+              <w:rPr>
+                <w:rFonts w:ascii="Arial" w:cs="Arial" w:eastAsia="Arial" w:hAnsi="Arial"/>
+                <w:b w:val="false"/>
+                <w:bCs w:val="false"/>
+                <w:i w:val="false"/>
+                <w:iCs w:val="false"/>
+                <w:color w:val="000000"/>
+                <w:sz w:val="18"/>
+                <w:szCs w:val="18"/>
+              </w:rPr>
+              <w:t xml:space="preserve">–  Asking Questions and Defining Problems: Learners articulate why different polygon formulas are needed by questioning how to find the area of a triangular maize plot when no perpendicular height is measurable, motivating the need for the sine rule and Heron's Formula.</w:t>
+            </w:r>
+          </w:p>
+          <w:p>
+            <w:pPr>
+              <w:spacing w:after="30" w:before="0"/>
+              <w:ind w:left="360" w:hanging="180"/>
+              <w:jc w:val="left"/>
+            </w:pPr>
+            <w:r>
+              <w:rPr>
+                <w:rFonts w:ascii="Arial" w:cs="Arial" w:eastAsia="Arial" w:hAnsi="Arial"/>
+                <w:b w:val="false"/>
+                <w:bCs w:val="false"/>
+                <w:i w:val="false"/>
+                <w:iCs w:val="false"/>
+                <w:color w:val="000000"/>
+                <w:sz w:val="18"/>
+                <w:szCs w:val="18"/>
+              </w:rPr>
+              <w:t xml:space="preserve">–  Planning and Carrying Out Investigations: Learners measure physical objects (kanga fabric tiles, classroom floor tiles, tripod-stand tops, hexagonal paving stones) and apply appropriate polygon-area formulas, comparing computed areas with direct estimates.</w:t>
+            </w:r>
+          </w:p>
+          <w:p>
+            <w:pPr>
+              <w:spacing w:after="30" w:before="0"/>
+              <w:ind w:left="360" w:hanging="180"/>
+              <w:jc w:val="left"/>
+            </w:pPr>
+            <w:r>
+              <w:rPr>
+                <w:rFonts w:ascii="Arial" w:cs="Arial" w:eastAsia="Arial" w:hAnsi="Arial"/>
+                <w:b w:val="false"/>
+                <w:bCs w:val="false"/>
+                <w:i w:val="false"/>
+                <w:iCs w:val="false"/>
+                <w:color w:val="000000"/>
+                <w:sz w:val="18"/>
+                <w:szCs w:val="18"/>
+              </w:rPr>
+              <w:t xml:space="preserve">–  Using Mathematics and Computational Thinking: Learners select and apply the correct area formula (½ab sin C, Heron's, rhombus diagonal, regular polygon) for each polygon type, checking dimensional consistency and reasonableness of answers.</w:t>
+            </w:r>
+          </w:p>
+          <w:p>
+            <w:pPr>
+              <w:spacing w:after="30" w:before="0"/>
+              <w:ind w:left="360" w:hanging="180"/>
+              <w:jc w:val="left"/>
+            </w:pPr>
+            <w:r>
+              <w:rPr>
+                <w:rFonts w:ascii="Arial" w:cs="Arial" w:eastAsia="Arial" w:hAnsi="Arial"/>
+                <w:b w:val="false"/>
+                <w:bCs w:val="false"/>
+                <w:i w:val="false"/>
+                <w:iCs w:val="false"/>
+                <w:color w:val="000000"/>
+                <w:sz w:val="18"/>
+                <w:szCs w:val="18"/>
+              </w:rPr>
+              <w:t xml:space="preserve">–  Constructing Explanations: Learners construct written and oral explanations linking the formula used to the geometric properties of each polygon (e.g., why the sine of the included angle appears in the triangle formula).</w:t>
+            </w:r>
+          </w:p>
+          <w:p>
+            <w:pPr>
+              <w:spacing w:after="30" w:before="0"/>
+              <w:ind w:left="360" w:hanging="180"/>
+              <w:jc w:val="left"/>
+            </w:pPr>
+            <w:r>
+              <w:rPr>
+                <w:rFonts w:ascii="Arial" w:cs="Arial" w:eastAsia="Arial" w:hAnsi="Arial"/>
+                <w:b w:val="false"/>
+                <w:bCs w:val="false"/>
+                <w:i w:val="false"/>
+                <w:iCs w:val="false"/>
+                <w:color w:val="000000"/>
+                <w:sz w:val="18"/>
+                <w:szCs w:val="18"/>
+              </w:rPr>
+              <w:t xml:space="preserve">–  Obtaining, Evaluating, and Communicating Information: Learners present their area calculations and real-life findings to peers, evaluating the accuracy and relevance of each other's measurements and formula choices.</w:t>
+            </w:r>
+          </w:p>
+        </w:tc>
+      </w:tr>
+      <w:tr>
+        <w:tc>
+          <w:tcPr>
+            <w:tcW w:type="dxa" w:w="3000"/>
+            <w:shd w:fill="FCE4D6" w:color="auto" w:val="clear"/>
+            <w:tcMar>
+              <w:top w:type="dxa" w:w="60"/>
+              <w:left w:type="dxa" w:w="120"/>
+              <w:bottom w:type="dxa" w:w="60"/>
+              <w:right w:type="dxa" w:w="120"/>
+            </w:tcMar>
+            <w:vAlign w:val="top"/>
+          </w:tcPr>
+          <w:p>
+            <w:pPr>
+              <w:spacing w:after="40" w:before="0"/>
+              <w:jc w:val="left"/>
+            </w:pPr>
+            <w:r>
+              <w:rPr>
+                <w:rFonts w:ascii="Arial" w:cs="Arial" w:eastAsia="Arial" w:hAnsi="Arial"/>
+                <w:b/>
+                <w:bCs/>
+                <w:i w:val="false"/>
+                <w:iCs w:val="false"/>
+                <w:color w:val="000000"/>
+                <w:sz w:val="18"/>
+                <w:szCs w:val="18"/>
+              </w:rPr>
+              <w:t xml:space="preserve">Pertinent &amp; Contemporary Issues (PCIs)</w:t>
+            </w:r>
+          </w:p>
+        </w:tc>
+        <w:tc>
+          <w:tcPr>
+            <w:tcW w:type="dxa" w:w="10680"/>
+            <w:shd w:fill="FFFFFF" w:color="auto" w:val="clear"/>
+            <w:tcMar>
+              <w:top w:type="dxa" w:w="60"/>
+              <w:left w:type="dxa" w:w="120"/>
+              <w:bottom w:type="dxa" w:w="60"/>
+              <w:right w:type="dxa" w:w="120"/>
+            </w:tcMar>
+            <w:vAlign w:val="top"/>
+          </w:tcPr>
+          <w:p>
+            <w:pPr>
+              <w:spacing w:after="30" w:before="0"/>
+              <w:ind w:left="360" w:hanging="180"/>
+              <w:jc w:val="left"/>
+            </w:pPr>
+            <w:r>
+              <w:rPr>
+                <w:rFonts w:ascii="Arial" w:cs="Arial" w:eastAsia="Arial" w:hAnsi="Arial"/>
+                <w:b w:val="false"/>
+                <w:bCs w:val="false"/>
+                <w:i w:val="false"/>
+                <w:iCs w:val="false"/>
+                <w:color w:val="000000"/>
+                <w:sz w:val="18"/>
+                <w:szCs w:val="18"/>
+              </w:rPr>
+              <w:t xml:space="preserve">–  Social Awareness Skills: The learner develops effective communication skills when discussing with peers the applications of area of polygons, learning to articulate mathematical reasoning clearly and respectfully in group settings.</w:t>
+            </w:r>
+          </w:p>
+          <w:p>
+            <w:pPr>
+              <w:spacing w:after="30" w:before="0"/>
+              <w:ind w:left="360" w:hanging="180"/>
+              <w:jc w:val="left"/>
+            </w:pPr>
+            <w:r>
+              <w:rPr>
+                <w:rFonts w:ascii="Arial" w:cs="Arial" w:eastAsia="Arial" w:hAnsi="Arial"/>
+                <w:b w:val="false"/>
+                <w:bCs w:val="false"/>
+                <w:i w:val="false"/>
+                <w:iCs w:val="false"/>
+                <w:color w:val="000000"/>
+                <w:sz w:val="18"/>
+                <w:szCs w:val="18"/>
+              </w:rPr>
+              <w:t xml:space="preserve">–  Education for Sustainable Development: By computing areas of agricultural plots, tiling surfaces, and community structures using locally available polygon-shaped objects, learners appreciate how mathematical skills support sustainable land use and resource-efficient construction in Kenyan communities.</w:t>
+            </w:r>
+          </w:p>
+        </w:tc>
+      </w:tr>
+      <w:tr>
+        <w:tc>
+          <w:tcPr>
+            <w:tcW w:type="dxa" w:w="3000"/>
+            <w:shd w:fill="D9EEF1" w:color="auto" w:val="clear"/>
+            <w:tcMar>
+              <w:top w:type="dxa" w:w="60"/>
+              <w:left w:type="dxa" w:w="120"/>
+              <w:bottom w:type="dxa" w:w="60"/>
+              <w:right w:type="dxa" w:w="120"/>
+            </w:tcMar>
+            <w:vAlign w:val="top"/>
+          </w:tcPr>
+          <w:p>
+            <w:pPr>
+              <w:spacing w:after="40" w:before="0"/>
+              <w:jc w:val="left"/>
+            </w:pPr>
+            <w:r>
+              <w:rPr>
+                <w:rFonts w:ascii="Arial" w:cs="Arial" w:eastAsia="Arial" w:hAnsi="Arial"/>
+                <w:b/>
+                <w:bCs/>
+                <w:i w:val="false"/>
+                <w:iCs w:val="false"/>
+                <w:color w:val="000000"/>
+                <w:sz w:val="18"/>
+                <w:szCs w:val="18"/>
+              </w:rPr>
+              <w:t xml:space="preserve">Career Connections</w:t>
+            </w:r>
+          </w:p>
+        </w:tc>
+        <w:tc>
+          <w:tcPr>
+            <w:tcW w:type="dxa" w:w="10680"/>
+            <w:shd w:fill="FFFFFF" w:color="auto" w:val="clear"/>
+            <w:tcMar>
+              <w:top w:type="dxa" w:w="60"/>
+              <w:left w:type="dxa" w:w="120"/>
+              <w:bottom w:type="dxa" w:w="60"/>
+              <w:right w:type="dxa" w:w="120"/>
+            </w:tcMar>
+            <w:vAlign w:val="top"/>
+          </w:tcPr>
+          <w:p>
+            <w:pPr>
+              <w:spacing w:after="30" w:before="0"/>
+              <w:ind w:left="360" w:hanging="180"/>
+              <w:jc w:val="left"/>
+            </w:pPr>
+            <w:r>
+              <w:rPr>
+                <w:rFonts w:ascii="Arial" w:cs="Arial" w:eastAsia="Arial" w:hAnsi="Arial"/>
+                <w:b w:val="false"/>
+                <w:bCs w:val="false"/>
+                <w:i w:val="false"/>
+                <w:iCs w:val="false"/>
+                <w:color w:val="000000"/>
+                <w:sz w:val="18"/>
+                <w:szCs w:val="18"/>
+              </w:rPr>
+              <w:t xml:space="preserve">–  Land Surveying and Cartography: Area-of-polygon calculations underpin the measurement and subdivision of land parcels in Kenya's counties — a direct skill used by land surveyors and GIS technicians working under the National Land Commission.</w:t>
+            </w:r>
+          </w:p>
+          <w:p>
+            <w:pPr>
+              <w:spacing w:after="30" w:before="0"/>
+              <w:ind w:left="360" w:hanging="180"/>
+              <w:jc w:val="left"/>
+            </w:pPr>
+            <w:r>
+              <w:rPr>
+                <w:rFonts w:ascii="Arial" w:cs="Arial" w:eastAsia="Arial" w:hAnsi="Arial"/>
+                <w:b w:val="false"/>
+                <w:bCs w:val="false"/>
+                <w:i w:val="false"/>
+                <w:iCs w:val="false"/>
+                <w:color w:val="000000"/>
+                <w:sz w:val="18"/>
+                <w:szCs w:val="18"/>
+              </w:rPr>
+              <w:t xml:space="preserve">–  Architecture and Building Construction: Calculating floor areas of rooms, roof sections, and decorative tiling patterns (triangular, hexagonal) is a daily task for architects, quantity surveyors, and building technologists on Kenyan construction sites.</w:t>
+            </w:r>
+          </w:p>
+          <w:p>
+            <w:pPr>
+              <w:spacing w:after="30" w:before="0"/>
+              <w:ind w:left="360" w:hanging="180"/>
+              <w:jc w:val="left"/>
+            </w:pPr>
+            <w:r>
+              <w:rPr>
+                <w:rFonts w:ascii="Arial" w:cs="Arial" w:eastAsia="Arial" w:hAnsi="Arial"/>
+                <w:b w:val="false"/>
+                <w:bCs w:val="false"/>
+                <w:i w:val="false"/>
+                <w:iCs w:val="false"/>
+                <w:color w:val="000000"/>
+                <w:sz w:val="18"/>
+                <w:szCs w:val="18"/>
+              </w:rPr>
+              <w:t xml:space="preserve">–  Textile and Fashion Design: Kenyan fabric designers and tailors use polygon-area calculations to estimate cloth requirements for kanga, kitenge, and school-uniform cuts, minimising material waste and controlling production costs.</w:t>
+            </w:r>
+          </w:p>
+          <w:p>
+            <w:pPr>
+              <w:spacing w:after="30" w:before="0"/>
+              <w:ind w:left="360" w:hanging="180"/>
+              <w:jc w:val="left"/>
+            </w:pPr>
+            <w:r>
+              <w:rPr>
+                <w:rFonts w:ascii="Arial" w:cs="Arial" w:eastAsia="Arial" w:hAnsi="Arial"/>
+                <w:b w:val="false"/>
+                <w:bCs w:val="false"/>
+                <w:i w:val="false"/>
+                <w:iCs w:val="false"/>
+                <w:color w:val="000000"/>
+                <w:sz w:val="18"/>
+                <w:szCs w:val="18"/>
+              </w:rPr>
+              <w:t xml:space="preserve">–  Agriculture and Farm Management: Farmers in the Rift Valley and Central Kenya compute areas of polygonal plots to determine seed quantities, fertiliser rates, and expected yields — skills supported by area-of-polygon knowledge.</w:t>
+            </w:r>
+          </w:p>
+          <w:p>
+            <w:pPr>
+              <w:spacing w:after="30" w:before="0"/>
+              <w:ind w:left="360" w:hanging="180"/>
+              <w:jc w:val="left"/>
+            </w:pPr>
+            <w:r>
+              <w:rPr>
+                <w:rFonts w:ascii="Arial" w:cs="Arial" w:eastAsia="Arial" w:hAnsi="Arial"/>
+                <w:b w:val="false"/>
+                <w:bCs w:val="false"/>
+                <w:i w:val="false"/>
+                <w:iCs w:val="false"/>
+                <w:color w:val="000000"/>
+                <w:sz w:val="18"/>
+                <w:szCs w:val="18"/>
+              </w:rPr>
+              <w:t xml:space="preserve">–  Sports Coaching and Facilities Management: Coaches and grounds managers calculate areas of triangular penalty zones, hexagonal court markings, and parallelogram-shaped athletic tracks to plan maintenance and equipment use.</w:t>
+            </w:r>
+          </w:p>
+          <w:p>
+            <w:pPr>
+              <w:spacing w:after="30" w:before="0"/>
+              <w:ind w:left="360" w:hanging="180"/>
+              <w:jc w:val="left"/>
+            </w:pPr>
+            <w:r>
+              <w:rPr>
+                <w:rFonts w:ascii="Arial" w:cs="Arial" w:eastAsia="Arial" w:hAnsi="Arial"/>
+                <w:b w:val="false"/>
+                <w:bCs w:val="false"/>
+                <w:i w:val="false"/>
+                <w:iCs w:val="false"/>
+                <w:color w:val="000000"/>
+                <w:sz w:val="18"/>
+                <w:szCs w:val="18"/>
+              </w:rPr>
+              <w:t xml:space="preserve">–  Journalism and Photography (Media): Graphic designers and photojournalists use polygon-area principles when compositing images, laying out print pages, and computing proportional scaling of infographics.</w:t>
+            </w:r>
+          </w:p>
+        </w:tc>
+      </w:tr>
+      <w:tr>
+        <w:tc>
+          <w:tcPr>
+            <w:tcW w:type="dxa" w:w="3000"/>
+            <w:shd w:fill="D5E8F0" w:color="auto" w:val="clear"/>
+            <w:tcMar>
+              <w:top w:type="dxa" w:w="60"/>
+              <w:left w:type="dxa" w:w="120"/>
+              <w:bottom w:type="dxa" w:w="60"/>
+              <w:right w:type="dxa" w:w="120"/>
+            </w:tcMar>
+            <w:vAlign w:val="top"/>
+          </w:tcPr>
+          <w:p>
+            <w:pPr>
+              <w:spacing w:after="40" w:before="0"/>
+              <w:jc w:val="left"/>
+            </w:pPr>
+            <w:r>
+              <w:rPr>
+                <w:rFonts w:ascii="Arial" w:cs="Arial" w:eastAsia="Arial" w:hAnsi="Arial"/>
+                <w:b/>
+                <w:bCs/>
+                <w:i w:val="false"/>
+                <w:iCs w:val="false"/>
+                <w:color w:val="000000"/>
+                <w:sz w:val="18"/>
+                <w:szCs w:val="18"/>
+              </w:rPr>
+              <w:t xml:space="preserve">Focus for Lessons</w:t>
+            </w:r>
+          </w:p>
+        </w:tc>
+        <w:tc>
+          <w:tcPr>
+            <w:tcW w:type="dxa" w:w="10680"/>
+            <w:shd w:fill="FFFFFF" w:color="auto" w:val="clear"/>
+            <w:tcMar>
+              <w:top w:type="dxa" w:w="60"/>
+              <w:left w:type="dxa" w:w="120"/>
+              <w:bottom w:type="dxa" w:w="60"/>
+              <w:right w:type="dxa" w:w="120"/>
+            </w:tcMar>
+            <w:vAlign w:val="top"/>
+          </w:tcPr>
+          <w:p>
+            <w:pPr>
+              <w:spacing w:after="40" w:before="0"/>
+              <w:jc w:val="left"/>
+            </w:pPr>
+            <w:r>
+              <w:rPr>
+                <w:rFonts w:ascii="Arial" w:cs="Arial" w:eastAsia="Arial" w:hAnsi="Arial"/>
+                <w:b w:val="false"/>
+                <w:bCs w:val="false"/>
+                <w:i w:val="false"/>
+                <w:iCs w:val="false"/>
+                <w:color w:val="000000"/>
+                <w:sz w:val="18"/>
+                <w:szCs w:val="18"/>
+              </w:rPr>
+              <w:t xml:space="preserve">This unit develops learners' ability to compute areas of triangles (using the sine formula and Heron's Formula), rhombuses, parallelograms, regular pentagons, and regular hexagons, moving from familiar shapes in the Kenyan environment to formal algebraic generalisations. Throughout the unit, learners engage in hands-on measurement of real objects — floor tiles, fabric panels, farm plots, and tripod-stand tops — before applying and connecting multiple area formulas. The pedagogical approach centres on collaborative investigation, guided sense-making, and progressive model-building anchored in the phenomenon of why the same piece of land or fabric can be measured in different ways depending on the information available.</w:t>
+            </w:r>
+          </w:p>
+        </w:tc>
+      </w:tr>
+      <w:tr>
+        <w:tc>
+          <w:tcPr>
+            <w:tcW w:type="dxa" w:w="3000"/>
+            <w:shd w:fill="EAD1F5" w:color="auto" w:val="clear"/>
+            <w:tcMar>
+              <w:top w:type="dxa" w:w="60"/>
+              <w:left w:type="dxa" w:w="120"/>
+              <w:bottom w:type="dxa" w:w="60"/>
+              <w:right w:type="dxa" w:w="120"/>
+            </w:tcMar>
+            <w:vAlign w:val="top"/>
+          </w:tcPr>
+          <w:p>
+            <w:pPr>
+              <w:spacing w:after="40" w:before="0"/>
+              <w:jc w:val="left"/>
+            </w:pPr>
+            <w:r>
+              <w:rPr>
+                <w:rFonts w:ascii="Arial" w:cs="Arial" w:eastAsia="Arial" w:hAnsi="Arial"/>
+                <w:b/>
+                <w:bCs/>
+                <w:i w:val="false"/>
+                <w:iCs w:val="false"/>
+                <w:color w:val="000000"/>
+                <w:sz w:val="18"/>
+                <w:szCs w:val="18"/>
+              </w:rPr>
+              <w:t xml:space="preserve">Driving Question / Key Inquiry Questions</w:t>
+            </w:r>
+          </w:p>
+        </w:tc>
+        <w:tc>
+          <w:tcPr>
+            <w:tcW w:type="dxa" w:w="10680"/>
+            <w:shd w:fill="FFFFFF" w:color="auto" w:val="clear"/>
+            <w:tcMar>
+              <w:top w:type="dxa" w:w="60"/>
+              <w:left w:type="dxa" w:w="120"/>
+              <w:bottom w:type="dxa" w:w="60"/>
+              <w:right w:type="dxa" w:w="120"/>
+            </w:tcMar>
+            <w:vAlign w:val="top"/>
+          </w:tcPr>
+          <w:p>
+            <w:pPr>
+              <w:spacing w:after="40" w:before="0"/>
+              <w:jc w:val="left"/>
+            </w:pPr>
+            <w:r>
+              <w:rPr>
+                <w:rFonts w:ascii="Arial" w:cs="Arial" w:eastAsia="Arial" w:hAnsi="Arial"/>
+                <w:b w:val="false"/>
+                <w:bCs w:val="false"/>
+                <w:i w:val="false"/>
+                <w:iCs w:val="false"/>
+                <w:color w:val="000000"/>
+                <w:sz w:val="18"/>
+                <w:szCs w:val="18"/>
+              </w:rPr>
+              <w:t xml:space="preserve">DRIVING QUESTION: How can we calculate the exact area of any polygon-shaped surface — even when we cannot measure its height — so that builders, farmers, and designers in our community never order too much or too little material?</w:t>
+            </w:r>
+          </w:p>
+          <w:p>
+            <w:pPr>
+              <w:spacing w:after="40" w:before="0"/>
+              <w:jc w:val="left"/>
+            </w:pPr>
+            <w:r>
+              <w:rPr>
+                <w:rFonts w:ascii="Arial" w:cs="Arial" w:eastAsia="Arial" w:hAnsi="Arial"/>
+                <w:b w:val="false"/>
+                <w:bCs w:val="false"/>
+                <w:i w:val="false"/>
+                <w:iCs w:val="false"/>
+                <w:color w:val="000000"/>
+                <w:sz w:val="18"/>
+                <w:szCs w:val="18"/>
+              </w:rPr>
+              <w:t xml:space="preserve"/>
+            </w:r>
+          </w:p>
+          <w:p>
+            <w:pPr>
+              <w:spacing w:after="40" w:before="0"/>
+              <w:jc w:val="left"/>
+            </w:pPr>
+            <w:r>
+              <w:rPr>
+                <w:rFonts w:ascii="Arial" w:cs="Arial" w:eastAsia="Arial" w:hAnsi="Arial"/>
+                <w:b w:val="false"/>
+                <w:bCs w:val="false"/>
+                <w:i w:val="false"/>
+                <w:iCs w:val="false"/>
+                <w:color w:val="000000"/>
+                <w:sz w:val="18"/>
+                <w:szCs w:val="18"/>
+              </w:rPr>
+              <w:t xml:space="preserve">KICD KEY INQUIRY QUESTION:</w:t>
+            </w:r>
+          </w:p>
+          <w:p>
+            <w:pPr>
+              <w:spacing w:after="40" w:before="0"/>
+              <w:jc w:val="left"/>
+            </w:pPr>
+            <w:r>
+              <w:rPr>
+                <w:rFonts w:ascii="Arial" w:cs="Arial" w:eastAsia="Arial" w:hAnsi="Arial"/>
+                <w:b w:val="false"/>
+                <w:bCs w:val="false"/>
+                <w:i w:val="false"/>
+                <w:iCs w:val="false"/>
+                <w:color w:val="000000"/>
+                <w:sz w:val="18"/>
+                <w:szCs w:val="18"/>
+              </w:rPr>
+              <w:t xml:space="preserve">1. How are areas of polygons useful?</w:t>
+            </w:r>
+          </w:p>
+        </w:tc>
+      </w:tr>
+      <w:tr>
+        <w:tc>
+          <w:tcPr>
+            <w:tcW w:type="dxa" w:w="3000"/>
+            <w:shd w:fill="EAD1F5" w:color="auto" w:val="clear"/>
+            <w:tcMar>
+              <w:top w:type="dxa" w:w="60"/>
+              <w:left w:type="dxa" w:w="120"/>
+              <w:bottom w:type="dxa" w:w="60"/>
+              <w:right w:type="dxa" w:w="120"/>
+            </w:tcMar>
+            <w:vAlign w:val="top"/>
+          </w:tcPr>
+          <w:p>
+            <w:pPr>
+              <w:spacing w:after="40" w:before="0"/>
+              <w:jc w:val="left"/>
+            </w:pPr>
+            <w:r>
+              <w:rPr>
+                <w:rFonts w:ascii="Arial" w:cs="Arial" w:eastAsia="Arial" w:hAnsi="Arial"/>
+                <w:b/>
+                <w:bCs/>
+                <w:i w:val="false"/>
+                <w:iCs w:val="false"/>
+                <w:color w:val="000000"/>
+                <w:sz w:val="18"/>
+                <w:szCs w:val="18"/>
+              </w:rPr>
+              <w:t xml:space="preserve">Anchoring Phenomenon</w:t>
+            </w:r>
+          </w:p>
+        </w:tc>
+        <w:tc>
+          <w:tcPr>
+            <w:tcW w:type="dxa" w:w="10680"/>
+            <w:shd w:fill="FFFFFF" w:color="auto" w:val="clear"/>
+            <w:tcMar>
+              <w:top w:type="dxa" w:w="60"/>
+              <w:left w:type="dxa" w:w="120"/>
+              <w:bottom w:type="dxa" w:w="60"/>
+              <w:right w:type="dxa" w:w="120"/>
+            </w:tcMar>
+            <w:vAlign w:val="top"/>
+          </w:tcPr>
+          <w:p>
+            <w:pPr>
+              <w:spacing w:after="40" w:before="0"/>
+              <w:jc w:val="left"/>
+            </w:pPr>
+            <w:r>
+              <w:rPr>
+                <w:rFonts w:ascii="Arial" w:cs="Arial" w:eastAsia="Arial" w:hAnsi="Arial"/>
+                <w:b w:val="false"/>
+                <w:bCs w:val="false"/>
+                <w:i w:val="false"/>
+                <w:iCs w:val="false"/>
+                <w:color w:val="000000"/>
+                <w:sz w:val="18"/>
+                <w:szCs w:val="18"/>
+              </w:rPr>
+              <w:t xml:space="preserve">A community in Kericho County needs to pave the courtyard of a new community hall with decorative tiles. The courtyard floor is not a simple rectangle — it is divided by chalk lines into triangular sections, a large parallelogram stage area, and a border of hexagonal stone tiles. The building contractor has measurements of some sides and angles but NOT the perpendicular heights of most sections, and the hexagonal border tiles come in only one size. Learners observe photographs and a scale drawing of the courtyard and are confronted with the puzzle: the contractor knows the lengths of two sides of each triangular section and the angle between them — but the usual "base × height ÷ 2" formula cannot be applied directly because no right angle exists and no height can be physically measured. Similarly, for the hexagonal border tiles, the contractor only knows the side length of each tile. How can the total area be calculated accurately enough to order the correct amount of material — without being able to drop a perpendicular? This is genuinely puzzling because learners' prior experience of area always relied on a visible height, yet here the heights are inaccessible. The phenomenon anchors the entire unit: every formula developed (sine-area, Heron's, parallelogram, pentagon, hexagon) is a tool that solves a real measurement problem in the Kericho courtyard scenario.</w:t>
+            </w:r>
+          </w:p>
+        </w:tc>
+      </w:tr>
+      <w:tr>
+        <w:tc>
+          <w:tcPr>
+            <w:tcW w:type="dxa" w:w="3000"/>
+            <w:shd w:fill="D9EEF1" w:color="auto" w:val="clear"/>
+            <w:tcMar>
+              <w:top w:type="dxa" w:w="60"/>
+              <w:left w:type="dxa" w:w="120"/>
+              <w:bottom w:type="dxa" w:w="60"/>
+              <w:right w:type="dxa" w:w="120"/>
+            </w:tcMar>
+            <w:vAlign w:val="top"/>
+          </w:tcPr>
+          <w:p>
+            <w:pPr>
+              <w:spacing w:after="40" w:before="0"/>
+              <w:jc w:val="left"/>
+            </w:pPr>
+            <w:r>
+              <w:rPr>
+                <w:rFonts w:ascii="Arial" w:cs="Arial" w:eastAsia="Arial" w:hAnsi="Arial"/>
+                <w:b/>
+                <w:bCs/>
+                <w:i w:val="false"/>
+                <w:iCs w:val="false"/>
+                <w:color w:val="000000"/>
+                <w:sz w:val="18"/>
+                <w:szCs w:val="18"/>
+              </w:rPr>
+              <w:t xml:space="preserve">Storyline Thread</w:t>
+            </w:r>
+          </w:p>
+        </w:tc>
+        <w:tc>
+          <w:tcPr>
+            <w:tcW w:type="dxa" w:w="10680"/>
+            <w:shd w:fill="FFFFFF" w:color="auto" w:val="clear"/>
+            <w:tcMar>
+              <w:top w:type="dxa" w:w="60"/>
+              <w:left w:type="dxa" w:w="120"/>
+              <w:bottom w:type="dxa" w:w="60"/>
+              <w:right w:type="dxa" w:w="120"/>
+            </w:tcMar>
+            <w:vAlign w:val="top"/>
+          </w:tcPr>
+          <w:p>
+            <w:pPr>
+              <w:spacing w:after="40" w:before="0"/>
+              <w:jc w:val="left"/>
+            </w:pPr>
+            <w:r>
+              <w:rPr>
+                <w:rFonts w:ascii="Arial" w:cs="Arial" w:eastAsia="Arial" w:hAnsi="Arial"/>
+                <w:b w:val="false"/>
+                <w:bCs w:val="false"/>
+                <w:i w:val="false"/>
+                <w:iCs w:val="false"/>
+                <w:color w:val="000000"/>
+                <w:sz w:val="18"/>
+                <w:szCs w:val="18"/>
+              </w:rPr>
+              <w:t xml:space="preserve">Lesson 1 — Anchoring Phenomenon &amp; Predict Phase (Triangle: ½ab sin C introduced): Learners are shown the Kericho courtyard scale drawing and photographs. In pairs they predict how much tiling material is needed, using only "base × height ÷ 2" — and discover they are stuck because no heights are given. The teacher cold-calls 4 pairs to share predictions and records the range on the board. The class generates initial questions for the Driving Question Board (DQB). The teacher then guides learners to re-examine a right-angled triangle, derive that height = b sin C, substitute into ½ × base × height, and arrive at A = ½ab sin C. Learners apply the formula to two triangular sections of the courtyard drawing.</w:t>
+            </w:r>
+          </w:p>
+          <w:p>
+            <w:pPr>
+              <w:spacing w:after="40" w:before="0"/>
+              <w:jc w:val="left"/>
+            </w:pPr>
+            <w:r>
+              <w:rPr>
+                <w:rFonts w:ascii="Arial" w:cs="Arial" w:eastAsia="Arial" w:hAnsi="Arial"/>
+                <w:b w:val="false"/>
+                <w:bCs w:val="false"/>
+                <w:i w:val="false"/>
+                <w:iCs w:val="false"/>
+                <w:color w:val="000000"/>
+                <w:sz w:val="18"/>
+                <w:szCs w:val="18"/>
+              </w:rPr>
+              <w:t xml:space="preserve"/>
+            </w:r>
+          </w:p>
+          <w:p>
+            <w:pPr>
+              <w:spacing w:after="40" w:before="0"/>
+              <w:jc w:val="left"/>
+            </w:pPr>
+            <w:r>
+              <w:rPr>
+                <w:rFonts w:ascii="Arial" w:cs="Arial" w:eastAsia="Arial" w:hAnsi="Arial"/>
+                <w:b w:val="false"/>
+                <w:bCs w:val="false"/>
+                <w:i w:val="false"/>
+                <w:iCs w:val="false"/>
+                <w:color w:val="000000"/>
+                <w:sz w:val="18"/>
+                <w:szCs w:val="18"/>
+              </w:rPr>
+              <w:t xml:space="preserve">Lesson 2 — Observe &amp; Explain Phase (Triangle: ½ab sin C practised; Heron's Formula introduced): Learners measure two sides and the included angle of triangular objects in the classroom (set-square faces, corner of a book cover cut diagonally) and compute areas, comparing with estimates. The teacher introduces the Rift Valley farm sub-phenomenon: three sides known, no angle given. Learners are guided to derive Heron's Formula from the sine-area formula through a structured worked example. Small groups work out the area of the triangular maize plot. The DQB is updated: "What if we only know all three sides?"</w:t>
+            </w:r>
+          </w:p>
+          <w:p>
+            <w:pPr>
+              <w:spacing w:after="40" w:before="0"/>
+              <w:jc w:val="left"/>
+            </w:pPr>
+            <w:r>
+              <w:rPr>
+                <w:rFonts w:ascii="Arial" w:cs="Arial" w:eastAsia="Arial" w:hAnsi="Arial"/>
+                <w:b w:val="false"/>
+                <w:bCs w:val="false"/>
+                <w:i w:val="false"/>
+                <w:iCs w:val="false"/>
+                <w:color w:val="000000"/>
+                <w:sz w:val="18"/>
+                <w:szCs w:val="18"/>
+              </w:rPr>
+              <w:t xml:space="preserve"/>
+            </w:r>
+          </w:p>
+          <w:p>
+            <w:pPr>
+              <w:spacing w:after="40" w:before="0"/>
+              <w:jc w:val="left"/>
+            </w:pPr>
+            <w:r>
+              <w:rPr>
+                <w:rFonts w:ascii="Arial" w:cs="Arial" w:eastAsia="Arial" w:hAnsi="Arial"/>
+                <w:b w:val="false"/>
+                <w:bCs w:val="false"/>
+                <w:i w:val="false"/>
+                <w:iCs w:val="false"/>
+                <w:color w:val="000000"/>
+                <w:sz w:val="18"/>
+                <w:szCs w:val="18"/>
+              </w:rPr>
+              <w:t xml:space="preserve">Lesson 3 — Deep Practice &amp; Model Building Phase (Heron's Formula consolidated): Learners work in groups to identify triangular shapes from the immediate environment (tops of tripod stands, triangular roof sections visible from the window). They measure three sides, apply Heron's Formula, and record results in a class table. A whole-class gallery walk compares computed areas. Learners revise their initial courtyard area model to include Heron's Formula for the triangular sections. Misconception check: teacher asks, "Does it matter which side you call a, b, or c in Heron's Formula?" — 3-minute think-pair-share, then cold-call.</w:t>
+            </w:r>
+          </w:p>
+          <w:p>
+            <w:pPr>
+              <w:spacing w:after="40" w:before="0"/>
+              <w:jc w:val="left"/>
+            </w:pPr>
+            <w:r>
+              <w:rPr>
+                <w:rFonts w:ascii="Arial" w:cs="Arial" w:eastAsia="Arial" w:hAnsi="Arial"/>
+                <w:b w:val="false"/>
+                <w:bCs w:val="false"/>
+                <w:i w:val="false"/>
+                <w:iCs w:val="false"/>
+                <w:color w:val="000000"/>
+                <w:sz w:val="18"/>
+                <w:szCs w:val="18"/>
+              </w:rPr>
+              <w:t xml:space="preserve"/>
+            </w:r>
+          </w:p>
+          <w:p>
+            <w:pPr>
+              <w:spacing w:after="40" w:before="0"/>
+              <w:jc w:val="left"/>
+            </w:pPr>
+            <w:r>
+              <w:rPr>
+                <w:rFonts w:ascii="Arial" w:cs="Arial" w:eastAsia="Arial" w:hAnsi="Arial"/>
+                <w:b w:val="false"/>
+                <w:bCs w:val="false"/>
+                <w:i w:val="false"/>
+                <w:iCs w:val="false"/>
+                <w:color w:val="000000"/>
+                <w:sz w:val="18"/>
+                <w:szCs w:val="18"/>
+              </w:rPr>
+              <w:t xml:space="preserve">Lesson 4 — Observe &amp; Explain Phase (Area of Rhombus and Parallelogram): Learners bring or identify objects with rhombus/parallelogram shapes (kanga fabric patches, floor-tile arrangements, parallelogram-shaped card offcuts). The textile sub-phenomenon is introduced. Learners measure diagonals and apply A = ½d₁d₂ for the rhombus; they measure base, side, and included angle and apply A = ab sin θ for the parallelogram. The teacher connects the sine formula back to Lesson 1, reinforcing the storyline: "We used ½ab sin C for a triangle — how is the parallelogram formula related?" Learners update the DQB.</w:t>
+            </w:r>
+          </w:p>
+          <w:p>
+            <w:pPr>
+              <w:spacing w:after="40" w:before="0"/>
+              <w:jc w:val="left"/>
+            </w:pPr>
+            <w:r>
+              <w:rPr>
+                <w:rFonts w:ascii="Arial" w:cs="Arial" w:eastAsia="Arial" w:hAnsi="Arial"/>
+                <w:b w:val="false"/>
+                <w:bCs w:val="false"/>
+                <w:i w:val="false"/>
+                <w:iCs w:val="false"/>
+                <w:color w:val="000000"/>
+                <w:sz w:val="18"/>
+                <w:szCs w:val="18"/>
+              </w:rPr>
+              <w:t xml:space="preserve"/>
+            </w:r>
+          </w:p>
+          <w:p>
+            <w:pPr>
+              <w:spacing w:after="40" w:before="0"/>
+              <w:jc w:val="left"/>
+            </w:pPr>
+            <w:r>
+              <w:rPr>
+                <w:rFonts w:ascii="Arial" w:cs="Arial" w:eastAsia="Arial" w:hAnsi="Arial"/>
+                <w:b w:val="false"/>
+                <w:bCs w:val="false"/>
+                <w:i w:val="false"/>
+                <w:iCs w:val="false"/>
+                <w:color w:val="000000"/>
+                <w:sz w:val="18"/>
+                <w:szCs w:val="18"/>
+              </w:rPr>
+              <w:t xml:space="preserve">Lesson 5 — Practise &amp; Apply Phase (Rhombus and Parallelogram in context): Learners solve a set of structured problems involving the Kericho courtyard parallelogram stage area and additional real-life contexts (a kanga patch, a school garden in parallelogram shape). They compare both formulas (diagonal method vs. sine method) and discuss when each is more practical. Peer assessment using a checklist. The courtyard model is updated with the parallelogram stage area calculated.</w:t>
+            </w:r>
+          </w:p>
+          <w:p>
+            <w:pPr>
+              <w:spacing w:after="40" w:before="0"/>
+              <w:jc w:val="left"/>
+            </w:pPr>
+            <w:r>
+              <w:rPr>
+                <w:rFonts w:ascii="Arial" w:cs="Arial" w:eastAsia="Arial" w:hAnsi="Arial"/>
+                <w:b w:val="false"/>
+                <w:bCs w:val="false"/>
+                <w:i w:val="false"/>
+                <w:iCs w:val="false"/>
+                <w:color w:val="000000"/>
+                <w:sz w:val="18"/>
+                <w:szCs w:val="18"/>
+              </w:rPr>
+              <w:t xml:space="preserve"/>
+            </w:r>
+          </w:p>
+          <w:p>
+            <w:pPr>
+              <w:spacing w:after="40" w:before="0"/>
+              <w:jc w:val="left"/>
+            </w:pPr>
+            <w:r>
+              <w:rPr>
+                <w:rFonts w:ascii="Arial" w:cs="Arial" w:eastAsia="Arial" w:hAnsi="Arial"/>
+                <w:b w:val="false"/>
+                <w:bCs w:val="false"/>
+                <w:i w:val="false"/>
+                <w:iCs w:val="false"/>
+                <w:color w:val="000000"/>
+                <w:sz w:val="18"/>
+                <w:szCs w:val="18"/>
+              </w:rPr>
+              <w:t xml:space="preserve">Lesson 6 — Observe &amp; Explain Phase (Area of Regular Pentagon): The market-vendor sub-phenomenon (pentagon njugu tray) is introduced. Learners investigate the interior angles of a regular pentagon (sum = 540°, each = 108°), divide it into 5 congruent isosceles triangles, and derive A = (5s²)/(4 tan 36°). Guided worked example using a measured pentagon tile. Learners apply the formula to find the area of the pentagonal tray from the sub-phenomenon. The DQB is updated: "Why does tan 36° appear in the pentagon formula?"</w:t>
+            </w:r>
+          </w:p>
+          <w:p>
+            <w:pPr>
+              <w:spacing w:after="40" w:before="0"/>
+              <w:jc w:val="left"/>
+            </w:pPr>
+            <w:r>
+              <w:rPr>
+                <w:rFonts w:ascii="Arial" w:cs="Arial" w:eastAsia="Arial" w:hAnsi="Arial"/>
+                <w:b w:val="false"/>
+                <w:bCs w:val="false"/>
+                <w:i w:val="false"/>
+                <w:iCs w:val="false"/>
+                <w:color w:val="000000"/>
+                <w:sz w:val="18"/>
+                <w:szCs w:val="18"/>
+              </w:rPr>
+              <w:t xml:space="preserve"/>
+            </w:r>
+          </w:p>
+          <w:p>
+            <w:pPr>
+              <w:spacing w:after="40" w:before="0"/>
+              <w:jc w:val="left"/>
+            </w:pPr>
+            <w:r>
+              <w:rPr>
+                <w:rFonts w:ascii="Arial" w:cs="Arial" w:eastAsia="Arial" w:hAnsi="Arial"/>
+                <w:b w:val="false"/>
+                <w:bCs w:val="false"/>
+                <w:i w:val="false"/>
+                <w:iCs w:val="false"/>
+                <w:color w:val="000000"/>
+                <w:sz w:val="18"/>
+                <w:szCs w:val="18"/>
+              </w:rPr>
+              <w:t xml:space="preserve">Lesson 7 — Observe &amp; Explain Phase (Area of Regular Hexagon): The honeycomb sub-phenomenon is introduced. Learners examine hexagonal objects (paving stones, pencil cross-sections, honeycomb diagrams). They divide the regular hexagon into 6 equilateral triangles and derive A = (3√3/2)s². Learners calculate the total wax area of a honeycomb frame (given cell side length and number of cells). The teacher connects the hexagon formula to the triangle formula from Lesson 1, completing the storyline arc. DQB updated with final answers to opening questions.</w:t>
+            </w:r>
+          </w:p>
+          <w:p>
+            <w:pPr>
+              <w:spacing w:after="40" w:before="0"/>
+              <w:jc w:val="left"/>
+            </w:pPr>
+            <w:r>
+              <w:rPr>
+                <w:rFonts w:ascii="Arial" w:cs="Arial" w:eastAsia="Arial" w:hAnsi="Arial"/>
+                <w:b w:val="false"/>
+                <w:bCs w:val="false"/>
+                <w:i w:val="false"/>
+                <w:iCs w:val="false"/>
+                <w:color w:val="000000"/>
+                <w:sz w:val="18"/>
+                <w:szCs w:val="18"/>
+              </w:rPr>
+              <w:t xml:space="preserve"/>
+            </w:r>
+          </w:p>
+          <w:p>
+            <w:pPr>
+              <w:spacing w:after="40" w:before="0"/>
+              <w:jc w:val="left"/>
+            </w:pPr>
+            <w:r>
+              <w:rPr>
+                <w:rFonts w:ascii="Arial" w:cs="Arial" w:eastAsia="Arial" w:hAnsi="Arial"/>
+                <w:b w:val="false"/>
+                <w:bCs w:val="false"/>
+                <w:i w:val="false"/>
+                <w:iCs w:val="false"/>
+                <w:color w:val="000000"/>
+                <w:sz w:val="18"/>
+                <w:szCs w:val="18"/>
+              </w:rPr>
+              <w:t xml:space="preserve">Lesson 8 — Synthesis, Model Building &amp; Assessment Phase: Learners return to the full Kericho courtyard scenario. Using all formulas developed across the unit, they calculate the total area of every section (triangles by sine formula and Heron's, parallelogram stage, hexagonal border tiles) and determine the total material needed. Groups present their courtyard area calculations and justify formula choices. The teacher facilitates a whole-class model revision — learners annotate the original courtyard drawing with correct areas. A written class activity (portfolio task) assesses all five specific learning outcomes individually. The DQB is reviewed and closed, with learners articulating how each lesson's formula answered one of their original questions.</w:t>
+            </w:r>
+          </w:p>
+        </w:tc>
+      </w:tr>
+      <w:tr>
+        <w:tc>
+          <w:tcPr>
+            <w:tcW w:type="dxa" w:w="3000"/>
+            <w:shd w:fill="EAD1F5" w:color="auto" w:val="clear"/>
+            <w:tcMar>
+              <w:top w:type="dxa" w:w="60"/>
+              <w:left w:type="dxa" w:w="120"/>
+              <w:bottom w:type="dxa" w:w="60"/>
+              <w:right w:type="dxa" w:w="120"/>
+            </w:tcMar>
+            <w:vAlign w:val="top"/>
+          </w:tcPr>
+          <w:p>
+            <w:pPr>
+              <w:spacing w:after="40" w:before="0"/>
+              <w:jc w:val="left"/>
+            </w:pPr>
+            <w:r>
+              <w:rPr>
+                <w:rFonts w:ascii="Arial" w:cs="Arial" w:eastAsia="Arial" w:hAnsi="Arial"/>
+                <w:b/>
+                <w:bCs/>
+                <w:i w:val="false"/>
+                <w:iCs w:val="false"/>
+                <w:color w:val="000000"/>
+                <w:sz w:val="18"/>
+                <w:szCs w:val="18"/>
+              </w:rPr>
+              <w:t xml:space="preserve">Supporting Phenomena</w:t>
+            </w:r>
+          </w:p>
+        </w:tc>
+        <w:tc>
+          <w:tcPr>
+            <w:tcW w:type="dxa" w:w="10680"/>
+            <w:shd w:fill="FFFFFF" w:color="auto" w:val="clear"/>
+            <w:tcMar>
+              <w:top w:type="dxa" w:w="60"/>
+              <w:left w:type="dxa" w:w="120"/>
+              <w:bottom w:type="dxa" w:w="60"/>
+              <w:right w:type="dxa" w:w="120"/>
+            </w:tcMar>
+            <w:vAlign w:val="top"/>
+          </w:tcPr>
+          <w:p>
+            <w:pPr>
+              <w:spacing w:after="30" w:before="0"/>
+              <w:ind w:left="360" w:hanging="180"/>
+              <w:jc w:val="left"/>
+            </w:pPr>
+            <w:r>
+              <w:rPr>
+                <w:rFonts w:ascii="Arial" w:cs="Arial" w:eastAsia="Arial" w:hAnsi="Arial"/>
+                <w:b w:val="false"/>
+                <w:bCs w:val="false"/>
+                <w:i w:val="false"/>
+                <w:iCs w:val="false"/>
+                <w:color w:val="000000"/>
+                <w:sz w:val="18"/>
+                <w:szCs w:val="18"/>
+              </w:rPr>
+              <w:t xml:space="preserve">–  A farmer in the Rift Valley owns a triangular maize plot whose three boundary lengths are known from a GPS device, but the plot is hilly and no perpendicular height can be walked out — motivating Heron's Formula as the only practical tool.</w:t>
+            </w:r>
+          </w:p>
+          <w:p>
+            <w:pPr>
+              <w:spacing w:after="30" w:before="0"/>
+              <w:ind w:left="360" w:hanging="180"/>
+              <w:jc w:val="left"/>
+            </w:pPr>
+            <w:r>
+              <w:rPr>
+                <w:rFonts w:ascii="Arial" w:cs="Arial" w:eastAsia="Arial" w:hAnsi="Arial"/>
+                <w:b w:val="false"/>
+                <w:bCs w:val="false"/>
+                <w:i w:val="false"/>
+                <w:iCs w:val="false"/>
+                <w:color w:val="000000"/>
+                <w:sz w:val="18"/>
+                <w:szCs w:val="18"/>
+              </w:rPr>
+              <w:t xml:space="preserve">–  Traditional Kenyan kanga and kikoi fabrics are woven in repeating rhombus and parallelogram patterns; a textile student wants to calculate the area of each coloured patch to estimate dye quantities, but only the side lengths and the acute angle of each parallelogram patch are labelled on the design template.</w:t>
+            </w:r>
+          </w:p>
+          <w:p>
+            <w:pPr>
+              <w:spacing w:after="30" w:before="0"/>
+              <w:ind w:left="360" w:hanging="180"/>
+              <w:jc w:val="left"/>
+            </w:pPr>
+            <w:r>
+              <w:rPr>
+                <w:rFonts w:ascii="Arial" w:cs="Arial" w:eastAsia="Arial" w:hAnsi="Arial"/>
+                <w:b w:val="false"/>
+                <w:bCs w:val="false"/>
+                <w:i w:val="false"/>
+                <w:iCs w:val="false"/>
+                <w:color w:val="000000"/>
+                <w:sz w:val="18"/>
+                <w:szCs w:val="18"/>
+              </w:rPr>
+              <w:t xml:space="preserve">–  Honeybee farmers in Baringo County observe that honeycomb cells are regular hexagons; they want to estimate the total wax surface area of a frame to understand honey-storage capacity — knowing only the side length of one cell and the number of cells per frame.</w:t>
+            </w:r>
+          </w:p>
+          <w:p>
+            <w:pPr>
+              <w:spacing w:after="30" w:before="0"/>
+              <w:ind w:left="360" w:hanging="180"/>
+              <w:jc w:val="left"/>
+            </w:pPr>
+            <w:r>
+              <w:rPr>
+                <w:rFonts w:ascii="Arial" w:cs="Arial" w:eastAsia="Arial" w:hAnsi="Arial"/>
+                <w:b w:val="false"/>
+                <w:bCs w:val="false"/>
+                <w:i w:val="false"/>
+                <w:iCs w:val="false"/>
+                <w:color w:val="000000"/>
+                <w:sz w:val="18"/>
+                <w:szCs w:val="18"/>
+              </w:rPr>
+              <w:t xml:space="preserve">–  Nairobi street vendors arrange groundnut (njugu karanga) display trays in the shape of regular pentagons to maximise visibility from multiple directions; a market researcher needs to calculate the display area of each tray from a single side measurement to compare vendors' stall sizes.</w:t>
+            </w:r>
+          </w:p>
+        </w:tc>
+      </w:tr>
+    </w:tbl>
+    <w:p>
+      <w:pPr>
+        <w:spacing w:after="120"/>
+      </w:pPr>
+      <w:r>
+        <w:t xml:space="preserve"/>
       </w:r>
     </w:p>
     <w:p>
@@ -150,7 +2186,7 @@
         </w:rPr>
         <w:t xml:space="preserve">© 2026 SeaVuria and ARES. This work is licensed under a </w:t>
       </w:r>
-      <w:hyperlink w:history="1" r:id="rIdnbbgm2ybzort6rqz9mkw3">
+      <w:hyperlink w:history="1" r:id="rIdu3ynqmqopmzp_unpzmkd4">
         <w:r>
           <w:rPr>
             <w:rFonts w:ascii="Arial" w:cs="Arial" w:eastAsia="Arial" w:hAnsi="Arial"/>
@@ -170,7 +2206,7 @@
         </w:rPr>
         <w:t xml:space="preserve"> (</w:t>
       </w:r>
-      <w:hyperlink w:history="1" r:id="rIdou3ucnn9xd9duvnowsa2c">
+      <w:hyperlink w:history="1" r:id="rIdthozjl_epzenqxgkzerxl">
         <w:r>
           <w:rPr>
             <w:rFonts w:ascii="Arial" w:cs="Arial" w:eastAsia="Arial" w:hAnsi="Arial"/>
@@ -190,7 +2226,7 @@
         </w:rPr>
         <w:t xml:space="preserve">). To view a copy of this license, visit </w:t>
       </w:r>
-      <w:hyperlink w:history="1" r:id="rId_89zladiasjl69cvjjag7">
+      <w:hyperlink w:history="1" r:id="rIdetwiwolhfxd3go8qd6nce">
         <w:r>
           <w:rPr>
             <w:rFonts w:ascii="Arial" w:cs="Arial" w:eastAsia="Arial" w:hAnsi="Arial"/>
@@ -209,2042 +2245,6 @@
           <w:szCs w:val="17"/>
         </w:rPr>
         <w:t xml:space="preserve">. You are free to copy, redistribute, and adapt this material in any medium or format, provided appropriate credit is given and the material is not used for commercial purposes. KICD learning outcomes and curriculum designations reproduced here for alignment purposes remain the property of KICD and are not covered by this license. Linked external resources (e.g. CK-12, Khan Academy, PhET) are subject to their own licenses.</w:t>
-      </w:r>
-    </w:p>
-    <w:p>
-      <w:pPr>
-        <w:spacing w:after="120"/>
-      </w:pPr>
-      <w:r>
-        <w:t xml:space="preserve"/>
-      </w:r>
-    </w:p>
-    <w:tbl>
-      <w:tblPr>
-        <w:tblW w:type="dxa" w:w="13680"/>
-        <w:tblBorders>
-          <w:top w:val="single" w:color="AAAAAA" w:sz="4"/>
-          <w:left w:val="single" w:color="AAAAAA" w:sz="4"/>
-          <w:bottom w:val="single" w:color="AAAAAA" w:sz="4"/>
-          <w:right w:val="single" w:color="AAAAAA" w:sz="4"/>
-          <w:insideH w:val="single" w:color="auto" w:sz="4"/>
-          <w:insideV w:val="single" w:color="auto" w:sz="4"/>
-        </w:tblBorders>
-        <w:tblLayout w:type="fixed"/>
-      </w:tblPr>
-      <w:tblGrid>
-        <w:gridCol w:w="3000"/>
-        <w:gridCol w:w="10680"/>
-      </w:tblGrid>
-      <w:tr>
-        <w:tc>
-          <w:tcPr>
-            <w:tcW w:type="dxa" w:w="13680"/>
-            <w:gridSpan w:val="2"/>
-            <w:shd w:fill="1F3864" w:color="auto" w:val="clear"/>
-            <w:tcMar>
-              <w:top w:type="dxa" w:w="60"/>
-              <w:left w:type="dxa" w:w="120"/>
-              <w:bottom w:type="dxa" w:w="60"/>
-              <w:right w:type="dxa" w:w="120"/>
-            </w:tcMar>
-            <w:vAlign w:val="top"/>
-          </w:tcPr>
-          <w:p>
-            <w:pPr>
-              <w:spacing w:after="40" w:before="0"/>
-              <w:jc w:val="center"/>
-            </w:pPr>
-            <w:r>
-              <w:rPr>
-                <w:rFonts w:ascii="Arial" w:cs="Arial" w:eastAsia="Arial" w:hAnsi="Arial"/>
-                <w:b/>
-                <w:bCs/>
-                <w:i w:val="false"/>
-                <w:iCs w:val="false"/>
-                <w:color w:val="FFFFFF"/>
-                <w:sz w:val="22"/>
-                <w:szCs w:val="22"/>
-              </w:rPr>
-              <w:t xml:space="preserve">SUB-STRAND OVERVIEW</w:t>
-            </w:r>
-          </w:p>
-        </w:tc>
-      </w:tr>
-      <w:tr>
-        <w:tc>
-          <w:tcPr>
-            <w:tcW w:type="dxa" w:w="3000"/>
-            <w:shd w:fill="D5E8F0" w:color="auto" w:val="clear"/>
-            <w:tcMar>
-              <w:top w:type="dxa" w:w="60"/>
-              <w:left w:type="dxa" w:w="120"/>
-              <w:bottom w:type="dxa" w:w="60"/>
-              <w:right w:type="dxa" w:w="120"/>
-            </w:tcMar>
-            <w:vAlign w:val="top"/>
-          </w:tcPr>
-          <w:p>
-            <w:pPr>
-              <w:spacing w:after="40" w:before="0"/>
-              <w:jc w:val="left"/>
-            </w:pPr>
-            <w:r>
-              <w:rPr>
-                <w:rFonts w:ascii="Arial" w:cs="Arial" w:eastAsia="Arial" w:hAnsi="Arial"/>
-                <w:b/>
-                <w:bCs/>
-                <w:i w:val="false"/>
-                <w:iCs w:val="false"/>
-                <w:color w:val="000000"/>
-                <w:sz w:val="18"/>
-                <w:szCs w:val="18"/>
-              </w:rPr>
-              <w:t xml:space="preserve">Grade Level</w:t>
-            </w:r>
-          </w:p>
-        </w:tc>
-        <w:tc>
-          <w:tcPr>
-            <w:tcW w:type="dxa" w:w="10680"/>
-            <w:shd w:fill="FFFFFF" w:color="auto" w:val="clear"/>
-            <w:tcMar>
-              <w:top w:type="dxa" w:w="60"/>
-              <w:left w:type="dxa" w:w="120"/>
-              <w:bottom w:type="dxa" w:w="60"/>
-              <w:right w:type="dxa" w:w="120"/>
-            </w:tcMar>
-            <w:vAlign w:val="top"/>
-          </w:tcPr>
-          <w:p>
-            <w:pPr>
-              <w:spacing w:after="40" w:before="0"/>
-              <w:jc w:val="left"/>
-            </w:pPr>
-            <w:r>
-              <w:rPr>
-                <w:rFonts w:ascii="Arial" w:cs="Arial" w:eastAsia="Arial" w:hAnsi="Arial"/>
-                <w:b w:val="false"/>
-                <w:bCs w:val="false"/>
-                <w:i w:val="false"/>
-                <w:iCs w:val="false"/>
-                <w:color w:val="000000"/>
-                <w:sz w:val="18"/>
-                <w:szCs w:val="18"/>
-              </w:rPr>
-              <w:t xml:space="preserve">10</w:t>
-            </w:r>
-          </w:p>
-        </w:tc>
-      </w:tr>
-      <w:tr>
-        <w:tc>
-          <w:tcPr>
-            <w:tcW w:type="dxa" w:w="3000"/>
-            <w:shd w:fill="D5E8F0" w:color="auto" w:val="clear"/>
-            <w:tcMar>
-              <w:top w:type="dxa" w:w="60"/>
-              <w:left w:type="dxa" w:w="120"/>
-              <w:bottom w:type="dxa" w:w="60"/>
-              <w:right w:type="dxa" w:w="120"/>
-            </w:tcMar>
-            <w:vAlign w:val="top"/>
-          </w:tcPr>
-          <w:p>
-            <w:pPr>
-              <w:spacing w:after="40" w:before="0"/>
-              <w:jc w:val="left"/>
-            </w:pPr>
-            <w:r>
-              <w:rPr>
-                <w:rFonts w:ascii="Arial" w:cs="Arial" w:eastAsia="Arial" w:hAnsi="Arial"/>
-                <w:b/>
-                <w:bCs/>
-                <w:i w:val="false"/>
-                <w:iCs w:val="false"/>
-                <w:color w:val="000000"/>
-                <w:sz w:val="18"/>
-                <w:szCs w:val="18"/>
-              </w:rPr>
-              <w:t xml:space="preserve">Subject</w:t>
-            </w:r>
-          </w:p>
-        </w:tc>
-        <w:tc>
-          <w:tcPr>
-            <w:tcW w:type="dxa" w:w="10680"/>
-            <w:shd w:fill="FFFFFF" w:color="auto" w:val="clear"/>
-            <w:tcMar>
-              <w:top w:type="dxa" w:w="60"/>
-              <w:left w:type="dxa" w:w="120"/>
-              <w:bottom w:type="dxa" w:w="60"/>
-              <w:right w:type="dxa" w:w="120"/>
-            </w:tcMar>
-            <w:vAlign w:val="top"/>
-          </w:tcPr>
-          <w:p>
-            <w:pPr>
-              <w:spacing w:after="40" w:before="0"/>
-              <w:jc w:val="left"/>
-            </w:pPr>
-            <w:r>
-              <w:rPr>
-                <w:rFonts w:ascii="Arial" w:cs="Arial" w:eastAsia="Arial" w:hAnsi="Arial"/>
-                <w:b w:val="false"/>
-                <w:bCs w:val="false"/>
-                <w:i w:val="false"/>
-                <w:iCs w:val="false"/>
-                <w:color w:val="000000"/>
-                <w:sz w:val="18"/>
-                <w:szCs w:val="18"/>
-              </w:rPr>
-              <w:t xml:space="preserve">Essential Mathematics</w:t>
-            </w:r>
-          </w:p>
-        </w:tc>
-      </w:tr>
-      <w:tr>
-        <w:tc>
-          <w:tcPr>
-            <w:tcW w:type="dxa" w:w="3000"/>
-            <w:shd w:fill="D5E8F0" w:color="auto" w:val="clear"/>
-            <w:tcMar>
-              <w:top w:type="dxa" w:w="60"/>
-              <w:left w:type="dxa" w:w="120"/>
-              <w:bottom w:type="dxa" w:w="60"/>
-              <w:right w:type="dxa" w:w="120"/>
-            </w:tcMar>
-            <w:vAlign w:val="top"/>
-          </w:tcPr>
-          <w:p>
-            <w:pPr>
-              <w:spacing w:after="40" w:before="0"/>
-              <w:jc w:val="left"/>
-            </w:pPr>
-            <w:r>
-              <w:rPr>
-                <w:rFonts w:ascii="Arial" w:cs="Arial" w:eastAsia="Arial" w:hAnsi="Arial"/>
-                <w:b/>
-                <w:bCs/>
-                <w:i w:val="false"/>
-                <w:iCs w:val="false"/>
-                <w:color w:val="000000"/>
-                <w:sz w:val="18"/>
-                <w:szCs w:val="18"/>
-              </w:rPr>
-              <w:t xml:space="preserve">Strand</w:t>
-            </w:r>
-          </w:p>
-        </w:tc>
-        <w:tc>
-          <w:tcPr>
-            <w:tcW w:type="dxa" w:w="10680"/>
-            <w:shd w:fill="FFFFFF" w:color="auto" w:val="clear"/>
-            <w:tcMar>
-              <w:top w:type="dxa" w:w="60"/>
-              <w:left w:type="dxa" w:w="120"/>
-              <w:bottom w:type="dxa" w:w="60"/>
-              <w:right w:type="dxa" w:w="120"/>
-            </w:tcMar>
-            <w:vAlign w:val="top"/>
-          </w:tcPr>
-          <w:p>
-            <w:pPr>
-              <w:spacing w:after="40" w:before="0"/>
-              <w:jc w:val="left"/>
-            </w:pPr>
-            <w:r>
-              <w:rPr>
-                <w:rFonts w:ascii="Arial" w:cs="Arial" w:eastAsia="Arial" w:hAnsi="Arial"/>
-                <w:b w:val="false"/>
-                <w:bCs w:val="false"/>
-                <w:i w:val="false"/>
-                <w:iCs w:val="false"/>
-                <w:color w:val="000000"/>
-                <w:sz w:val="18"/>
-                <w:szCs w:val="18"/>
-              </w:rPr>
-              <w:t xml:space="preserve">Strand 2.0: Measurements and Geometry</w:t>
-            </w:r>
-          </w:p>
-        </w:tc>
-      </w:tr>
-      <w:tr>
-        <w:tc>
-          <w:tcPr>
-            <w:tcW w:type="dxa" w:w="3000"/>
-            <w:shd w:fill="D5E8F0" w:color="auto" w:val="clear"/>
-            <w:tcMar>
-              <w:top w:type="dxa" w:w="60"/>
-              <w:left w:type="dxa" w:w="120"/>
-              <w:bottom w:type="dxa" w:w="60"/>
-              <w:right w:type="dxa" w:w="120"/>
-            </w:tcMar>
-            <w:vAlign w:val="top"/>
-          </w:tcPr>
-          <w:p>
-            <w:pPr>
-              <w:spacing w:after="40" w:before="0"/>
-              <w:jc w:val="left"/>
-            </w:pPr>
-            <w:r>
-              <w:rPr>
-                <w:rFonts w:ascii="Arial" w:cs="Arial" w:eastAsia="Arial" w:hAnsi="Arial"/>
-                <w:b/>
-                <w:bCs/>
-                <w:i w:val="false"/>
-                <w:iCs w:val="false"/>
-                <w:color w:val="000000"/>
-                <w:sz w:val="18"/>
-                <w:szCs w:val="18"/>
-              </w:rPr>
-              <w:t xml:space="preserve">Sub-Strand</w:t>
-            </w:r>
-          </w:p>
-        </w:tc>
-        <w:tc>
-          <w:tcPr>
-            <w:tcW w:type="dxa" w:w="10680"/>
-            <w:shd w:fill="FFFFFF" w:color="auto" w:val="clear"/>
-            <w:tcMar>
-              <w:top w:type="dxa" w:w="60"/>
-              <w:left w:type="dxa" w:w="120"/>
-              <w:bottom w:type="dxa" w:w="60"/>
-              <w:right w:type="dxa" w:w="120"/>
-            </w:tcMar>
-            <w:vAlign w:val="top"/>
-          </w:tcPr>
-          <w:p>
-            <w:pPr>
-              <w:spacing w:after="40" w:before="0"/>
-              <w:jc w:val="left"/>
-            </w:pPr>
-            <w:r>
-              <w:rPr>
-                <w:rFonts w:ascii="Arial" w:cs="Arial" w:eastAsia="Arial" w:hAnsi="Arial"/>
-                <w:b w:val="false"/>
-                <w:bCs w:val="false"/>
-                <w:i w:val="false"/>
-                <w:iCs w:val="false"/>
-                <w:color w:val="000000"/>
-                <w:sz w:val="18"/>
-                <w:szCs w:val="18"/>
-              </w:rPr>
-              <w:t xml:space="preserve">Sub-Strand 2.4: Area of Polygons</w:t>
-            </w:r>
-          </w:p>
-        </w:tc>
-      </w:tr>
-      <w:tr>
-        <w:tc>
-          <w:tcPr>
-            <w:tcW w:type="dxa" w:w="3000"/>
-            <w:shd w:fill="D5E8F0" w:color="auto" w:val="clear"/>
-            <w:tcMar>
-              <w:top w:type="dxa" w:w="60"/>
-              <w:left w:type="dxa" w:w="120"/>
-              <w:bottom w:type="dxa" w:w="60"/>
-              <w:right w:type="dxa" w:w="120"/>
-            </w:tcMar>
-            <w:vAlign w:val="top"/>
-          </w:tcPr>
-          <w:p>
-            <w:pPr>
-              <w:spacing w:after="40" w:before="0"/>
-              <w:jc w:val="left"/>
-            </w:pPr>
-            <w:r>
-              <w:rPr>
-                <w:rFonts w:ascii="Arial" w:cs="Arial" w:eastAsia="Arial" w:hAnsi="Arial"/>
-                <w:b/>
-                <w:bCs/>
-                <w:i w:val="false"/>
-                <w:iCs w:val="false"/>
-                <w:color w:val="000000"/>
-                <w:sz w:val="18"/>
-                <w:szCs w:val="18"/>
-              </w:rPr>
-              <w:t xml:space="preserve">Total Duration</w:t>
-            </w:r>
-          </w:p>
-        </w:tc>
-        <w:tc>
-          <w:tcPr>
-            <w:tcW w:type="dxa" w:w="10680"/>
-            <w:shd w:fill="FFFFFF" w:color="auto" w:val="clear"/>
-            <w:tcMar>
-              <w:top w:type="dxa" w:w="60"/>
-              <w:left w:type="dxa" w:w="120"/>
-              <w:bottom w:type="dxa" w:w="60"/>
-              <w:right w:type="dxa" w:w="120"/>
-            </w:tcMar>
-            <w:vAlign w:val="top"/>
-          </w:tcPr>
-          <w:p>
-            <w:pPr>
-              <w:spacing w:after="40" w:before="0"/>
-              <w:jc w:val="left"/>
-            </w:pPr>
-            <w:r>
-              <w:rPr>
-                <w:rFonts w:ascii="Arial" w:cs="Arial" w:eastAsia="Arial" w:hAnsi="Arial"/>
-                <w:b w:val="false"/>
-                <w:bCs w:val="false"/>
-                <w:i w:val="false"/>
-                <w:iCs w:val="false"/>
-                <w:color w:val="000000"/>
-                <w:sz w:val="18"/>
-                <w:szCs w:val="18"/>
-              </w:rPr>
-              <w:t xml:space="preserve">8 lessons × 40 minutes = 320 minutes total</w:t>
-            </w:r>
-          </w:p>
-        </w:tc>
-      </w:tr>
-      <w:tr>
-        <w:tc>
-          <w:tcPr>
-            <w:tcW w:type="dxa" w:w="3000"/>
-            <w:shd w:fill="D5E8F0" w:color="auto" w:val="clear"/>
-            <w:tcMar>
-              <w:top w:type="dxa" w:w="60"/>
-              <w:left w:type="dxa" w:w="120"/>
-              <w:bottom w:type="dxa" w:w="60"/>
-              <w:right w:type="dxa" w:w="120"/>
-            </w:tcMar>
-            <w:vAlign w:val="top"/>
-          </w:tcPr>
-          <w:p>
-            <w:pPr>
-              <w:spacing w:after="40" w:before="0"/>
-              <w:jc w:val="left"/>
-            </w:pPr>
-            <w:r>
-              <w:rPr>
-                <w:rFonts w:ascii="Arial" w:cs="Arial" w:eastAsia="Arial" w:hAnsi="Arial"/>
-                <w:b/>
-                <w:bCs/>
-                <w:i w:val="false"/>
-                <w:iCs w:val="false"/>
-                <w:color w:val="000000"/>
-                <w:sz w:val="18"/>
-                <w:szCs w:val="18"/>
-              </w:rPr>
-              <w:t xml:space="preserve">Sub-Strand Content</w:t>
-            </w:r>
-          </w:p>
-        </w:tc>
-        <w:tc>
-          <w:tcPr>
-            <w:tcW w:type="dxa" w:w="10680"/>
-            <w:shd w:fill="FFFFFF" w:color="auto" w:val="clear"/>
-            <w:tcMar>
-              <w:top w:type="dxa" w:w="60"/>
-              <w:left w:type="dxa" w:w="120"/>
-              <w:bottom w:type="dxa" w:w="60"/>
-              <w:right w:type="dxa" w:w="120"/>
-            </w:tcMar>
-            <w:vAlign w:val="top"/>
-          </w:tcPr>
-          <w:p>
-            <w:pPr>
-              <w:spacing w:after="30" w:before="0"/>
-              <w:ind w:left="360" w:hanging="180"/>
-              <w:jc w:val="left"/>
-            </w:pPr>
-            <w:r>
-              <w:rPr>
-                <w:rFonts w:ascii="Arial" w:cs="Arial" w:eastAsia="Arial" w:hAnsi="Arial"/>
-                <w:b w:val="false"/>
-                <w:bCs w:val="false"/>
-                <w:i w:val="false"/>
-                <w:iCs w:val="false"/>
-                <w:color w:val="000000"/>
-                <w:sz w:val="18"/>
-                <w:szCs w:val="18"/>
-              </w:rPr>
-              <w:t xml:space="preserve">–  Area of a triangle given two sides and an included acute angle (formula: ½ab sin C)</w:t>
-            </w:r>
-          </w:p>
-          <w:p>
-            <w:pPr>
-              <w:spacing w:after="30" w:before="0"/>
-              <w:ind w:left="360" w:hanging="180"/>
-              <w:jc w:val="left"/>
-            </w:pPr>
-            <w:r>
-              <w:rPr>
-                <w:rFonts w:ascii="Arial" w:cs="Arial" w:eastAsia="Arial" w:hAnsi="Arial"/>
-                <w:b w:val="false"/>
-                <w:bCs w:val="false"/>
-                <w:i w:val="false"/>
-                <w:iCs w:val="false"/>
-                <w:color w:val="000000"/>
-                <w:sz w:val="18"/>
-                <w:szCs w:val="18"/>
-              </w:rPr>
-              <w:t xml:space="preserve">–  Area of a triangle given three sides using Heron's Formula (s = (a+b+c)/2; A = √[s(s−a)(s−b)(s−c)])</w:t>
-            </w:r>
-          </w:p>
-          <w:p>
-            <w:pPr>
-              <w:spacing w:after="30" w:before="0"/>
-              <w:ind w:left="360" w:hanging="180"/>
-              <w:jc w:val="left"/>
-            </w:pPr>
-            <w:r>
-              <w:rPr>
-                <w:rFonts w:ascii="Arial" w:cs="Arial" w:eastAsia="Arial" w:hAnsi="Arial"/>
-                <w:b w:val="false"/>
-                <w:bCs w:val="false"/>
-                <w:i w:val="false"/>
-                <w:iCs w:val="false"/>
-                <w:color w:val="000000"/>
-                <w:sz w:val="18"/>
-                <w:szCs w:val="18"/>
-              </w:rPr>
-              <w:t xml:space="preserve">–  Area of a rhombus (using diagonals: A = ½d₁d₂; and using base and height: A = base × height)</w:t>
-            </w:r>
-          </w:p>
-          <w:p>
-            <w:pPr>
-              <w:spacing w:after="30" w:before="0"/>
-              <w:ind w:left="360" w:hanging="180"/>
-              <w:jc w:val="left"/>
-            </w:pPr>
-            <w:r>
-              <w:rPr>
-                <w:rFonts w:ascii="Arial" w:cs="Arial" w:eastAsia="Arial" w:hAnsi="Arial"/>
-                <w:b w:val="false"/>
-                <w:bCs w:val="false"/>
-                <w:i w:val="false"/>
-                <w:iCs w:val="false"/>
-                <w:color w:val="000000"/>
-                <w:sz w:val="18"/>
-                <w:szCs w:val="18"/>
-              </w:rPr>
-              <w:t xml:space="preserve">–  Area of a parallelogram (A = base × height; A = ab sin θ)</w:t>
-            </w:r>
-          </w:p>
-          <w:p>
-            <w:pPr>
-              <w:spacing w:after="30" w:before="0"/>
-              <w:ind w:left="360" w:hanging="180"/>
-              <w:jc w:val="left"/>
-            </w:pPr>
-            <w:r>
-              <w:rPr>
-                <w:rFonts w:ascii="Arial" w:cs="Arial" w:eastAsia="Arial" w:hAnsi="Arial"/>
-                <w:b w:val="false"/>
-                <w:bCs w:val="false"/>
-                <w:i w:val="false"/>
-                <w:iCs w:val="false"/>
-                <w:color w:val="000000"/>
-                <w:sz w:val="18"/>
-                <w:szCs w:val="18"/>
-              </w:rPr>
-              <w:t xml:space="preserve">–  Area of a regular pentagon (A = (5s²)/(4 tan 36°))</w:t>
-            </w:r>
-          </w:p>
-          <w:p>
-            <w:pPr>
-              <w:spacing w:after="30" w:before="0"/>
-              <w:ind w:left="360" w:hanging="180"/>
-              <w:jc w:val="left"/>
-            </w:pPr>
-            <w:r>
-              <w:rPr>
-                <w:rFonts w:ascii="Arial" w:cs="Arial" w:eastAsia="Arial" w:hAnsi="Arial"/>
-                <w:b w:val="false"/>
-                <w:bCs w:val="false"/>
-                <w:i w:val="false"/>
-                <w:iCs w:val="false"/>
-                <w:color w:val="000000"/>
-                <w:sz w:val="18"/>
-                <w:szCs w:val="18"/>
-              </w:rPr>
-              <w:t xml:space="preserve">–  Area of a regular hexagon (A = (3√3/2)s²)</w:t>
-            </w:r>
-          </w:p>
-          <w:p>
-            <w:pPr>
-              <w:spacing w:after="30" w:before="0"/>
-              <w:ind w:left="360" w:hanging="180"/>
-              <w:jc w:val="left"/>
-            </w:pPr>
-            <w:r>
-              <w:rPr>
-                <w:rFonts w:ascii="Arial" w:cs="Arial" w:eastAsia="Arial" w:hAnsi="Arial"/>
-                <w:b w:val="false"/>
-                <w:bCs w:val="false"/>
-                <w:i w:val="false"/>
-                <w:iCs w:val="false"/>
-                <w:color w:val="000000"/>
-                <w:sz w:val="18"/>
-                <w:szCs w:val="18"/>
-              </w:rPr>
-              <w:t xml:space="preserve">–  Applications of areas of polygons in real-life situations (floor tiling, fabric patterns, land surveying, construction)</w:t>
-            </w:r>
-          </w:p>
-        </w:tc>
-      </w:tr>
-      <w:tr>
-        <w:tc>
-          <w:tcPr>
-            <w:tcW w:type="dxa" w:w="3000"/>
-            <w:shd w:fill="D5E8F0" w:color="auto" w:val="clear"/>
-            <w:tcMar>
-              <w:top w:type="dxa" w:w="60"/>
-              <w:left w:type="dxa" w:w="120"/>
-              <w:bottom w:type="dxa" w:w="60"/>
-              <w:right w:type="dxa" w:w="120"/>
-            </w:tcMar>
-            <w:vAlign w:val="top"/>
-          </w:tcPr>
-          <w:p>
-            <w:pPr>
-              <w:spacing w:after="40" w:before="0"/>
-              <w:jc w:val="left"/>
-            </w:pPr>
-            <w:r>
-              <w:rPr>
-                <w:rFonts w:ascii="Arial" w:cs="Arial" w:eastAsia="Arial" w:hAnsi="Arial"/>
-                <w:b/>
-                <w:bCs/>
-                <w:i w:val="false"/>
-                <w:iCs w:val="false"/>
-                <w:color w:val="000000"/>
-                <w:sz w:val="18"/>
-                <w:szCs w:val="18"/>
-              </w:rPr>
-              <w:t xml:space="preserve">Learning Outcomes</w:t>
-            </w:r>
-          </w:p>
-        </w:tc>
-        <w:tc>
-          <w:tcPr>
-            <w:tcW w:type="dxa" w:w="10680"/>
-            <w:shd w:fill="FFFFFF" w:color="auto" w:val="clear"/>
-            <w:tcMar>
-              <w:top w:type="dxa" w:w="60"/>
-              <w:left w:type="dxa" w:w="120"/>
-              <w:bottom w:type="dxa" w:w="60"/>
-              <w:right w:type="dxa" w:w="120"/>
-            </w:tcMar>
-            <w:vAlign w:val="top"/>
-          </w:tcPr>
-          <w:p>
-            <w:pPr>
-              <w:spacing w:after="40" w:before="0"/>
-              <w:jc w:val="left"/>
-            </w:pPr>
-            <w:r>
-              <w:rPr>
-                <w:rFonts w:ascii="Arial" w:cs="Arial" w:eastAsia="Arial" w:hAnsi="Arial"/>
-                <w:b w:val="false"/>
-                <w:bCs w:val="false"/>
-                <w:i w:val="false"/>
-                <w:iCs w:val="false"/>
-                <w:color w:val="000000"/>
-                <w:sz w:val="18"/>
-                <w:szCs w:val="18"/>
-              </w:rPr>
-              <w:t xml:space="preserve">By the end of the sub-strand, the learner should be able to:</w:t>
-            </w:r>
-          </w:p>
-          <w:p>
-            <w:pPr>
-              <w:spacing w:after="40" w:before="0"/>
-              <w:jc w:val="left"/>
-            </w:pPr>
-            <w:r>
-              <w:rPr>
-                <w:rFonts w:ascii="Arial" w:cs="Arial" w:eastAsia="Arial" w:hAnsi="Arial"/>
-                <w:b w:val="false"/>
-                <w:bCs w:val="false"/>
-                <w:i w:val="false"/>
-                <w:iCs w:val="false"/>
-                <w:color w:val="000000"/>
-                <w:sz w:val="18"/>
-                <w:szCs w:val="18"/>
-              </w:rPr>
-              <w:t xml:space="preserve">a) compute area of a triangle given two sides and an included acute angle,</w:t>
-            </w:r>
-          </w:p>
-          <w:p>
-            <w:pPr>
-              <w:spacing w:after="40" w:before="0"/>
-              <w:jc w:val="left"/>
-            </w:pPr>
-            <w:r>
-              <w:rPr>
-                <w:rFonts w:ascii="Arial" w:cs="Arial" w:eastAsia="Arial" w:hAnsi="Arial"/>
-                <w:b w:val="false"/>
-                <w:bCs w:val="false"/>
-                <w:i w:val="false"/>
-                <w:iCs w:val="false"/>
-                <w:color w:val="000000"/>
-                <w:sz w:val="18"/>
-                <w:szCs w:val="18"/>
-              </w:rPr>
-              <w:t xml:space="preserve">b) determine the area of a triangle given three sides using Heron's Formula,</w:t>
-            </w:r>
-          </w:p>
-          <w:p>
-            <w:pPr>
-              <w:spacing w:after="40" w:before="0"/>
-              <w:jc w:val="left"/>
-            </w:pPr>
-            <w:r>
-              <w:rPr>
-                <w:rFonts w:ascii="Arial" w:cs="Arial" w:eastAsia="Arial" w:hAnsi="Arial"/>
-                <w:b w:val="false"/>
-                <w:bCs w:val="false"/>
-                <w:i w:val="false"/>
-                <w:iCs w:val="false"/>
-                <w:color w:val="000000"/>
-                <w:sz w:val="18"/>
-                <w:szCs w:val="18"/>
-              </w:rPr>
-              <w:t xml:space="preserve">c) determine the area of a rhombus and parallelogram in different situations,</w:t>
-            </w:r>
-          </w:p>
-          <w:p>
-            <w:pPr>
-              <w:spacing w:after="40" w:before="0"/>
-              <w:jc w:val="left"/>
-            </w:pPr>
-            <w:r>
-              <w:rPr>
-                <w:rFonts w:ascii="Arial" w:cs="Arial" w:eastAsia="Arial" w:hAnsi="Arial"/>
-                <w:b w:val="false"/>
-                <w:bCs w:val="false"/>
-                <w:i w:val="false"/>
-                <w:iCs w:val="false"/>
-                <w:color w:val="000000"/>
-                <w:sz w:val="18"/>
-                <w:szCs w:val="18"/>
-              </w:rPr>
-              <w:t xml:space="preserve">d) determine the area of a regular pentagon and hexagon from real life situations,</w:t>
-            </w:r>
-          </w:p>
-          <w:p>
-            <w:pPr>
-              <w:spacing w:after="40" w:before="0"/>
-              <w:jc w:val="left"/>
-            </w:pPr>
-            <w:r>
-              <w:rPr>
-                <w:rFonts w:ascii="Arial" w:cs="Arial" w:eastAsia="Arial" w:hAnsi="Arial"/>
-                <w:b w:val="false"/>
-                <w:bCs w:val="false"/>
-                <w:i w:val="false"/>
-                <w:iCs w:val="false"/>
-                <w:color w:val="000000"/>
-                <w:sz w:val="18"/>
-                <w:szCs w:val="18"/>
-              </w:rPr>
-              <w:t xml:space="preserve">e) appreciate the application of areas of polygons in real-life situations.</w:t>
-            </w:r>
-          </w:p>
-        </w:tc>
-      </w:tr>
-      <w:tr>
-        <w:tc>
-          <w:tcPr>
-            <w:tcW w:type="dxa" w:w="3000"/>
-            <w:shd w:fill="D5E8F0" w:color="auto" w:val="clear"/>
-            <w:tcMar>
-              <w:top w:type="dxa" w:w="60"/>
-              <w:left w:type="dxa" w:w="120"/>
-              <w:bottom w:type="dxa" w:w="60"/>
-              <w:right w:type="dxa" w:w="120"/>
-            </w:tcMar>
-            <w:vAlign w:val="top"/>
-          </w:tcPr>
-          <w:p>
-            <w:pPr>
-              <w:spacing w:after="40" w:before="0"/>
-              <w:jc w:val="left"/>
-            </w:pPr>
-            <w:r>
-              <w:rPr>
-                <w:rFonts w:ascii="Arial" w:cs="Arial" w:eastAsia="Arial" w:hAnsi="Arial"/>
-                <w:b/>
-                <w:bCs/>
-                <w:i w:val="false"/>
-                <w:iCs w:val="false"/>
-                <w:color w:val="000000"/>
-                <w:sz w:val="18"/>
-                <w:szCs w:val="18"/>
-              </w:rPr>
-              <w:t xml:space="preserve">Core Competencies</w:t>
-            </w:r>
-          </w:p>
-        </w:tc>
-        <w:tc>
-          <w:tcPr>
-            <w:tcW w:type="dxa" w:w="10680"/>
-            <w:shd w:fill="FFFFFF" w:color="auto" w:val="clear"/>
-            <w:tcMar>
-              <w:top w:type="dxa" w:w="60"/>
-              <w:left w:type="dxa" w:w="120"/>
-              <w:bottom w:type="dxa" w:w="60"/>
-              <w:right w:type="dxa" w:w="120"/>
-            </w:tcMar>
-            <w:vAlign w:val="top"/>
-          </w:tcPr>
-          <w:p>
-            <w:pPr>
-              <w:spacing w:after="30" w:before="0"/>
-              <w:ind w:left="360" w:hanging="180"/>
-              <w:jc w:val="left"/>
-            </w:pPr>
-            <w:r>
-              <w:rPr>
-                <w:rFonts w:ascii="Arial" w:cs="Arial" w:eastAsia="Arial" w:hAnsi="Arial"/>
-                <w:b w:val="false"/>
-                <w:bCs w:val="false"/>
-                <w:i w:val="false"/>
-                <w:iCs w:val="false"/>
-                <w:color w:val="000000"/>
-                <w:sz w:val="18"/>
-                <w:szCs w:val="18"/>
-              </w:rPr>
-              <w:t xml:space="preserve">–  Creativity and Imagination: The learner acquires networking skills by undertaking group activities and exchanging new ideas while discussing the applications of area of polygons in contexts such as Kenyan kanga fabric patterns, floor tiles, and maize-farm layouts.</w:t>
-            </w:r>
-          </w:p>
-          <w:p>
-            <w:pPr>
-              <w:spacing w:after="30" w:before="0"/>
-              <w:ind w:left="360" w:hanging="180"/>
-              <w:jc w:val="left"/>
-            </w:pPr>
-            <w:r>
-              <w:rPr>
-                <w:rFonts w:ascii="Arial" w:cs="Arial" w:eastAsia="Arial" w:hAnsi="Arial"/>
-                <w:b w:val="false"/>
-                <w:bCs w:val="false"/>
-                <w:i w:val="false"/>
-                <w:iCs w:val="false"/>
-                <w:color w:val="000000"/>
-                <w:sz w:val="18"/>
-                <w:szCs w:val="18"/>
-              </w:rPr>
-              <w:t xml:space="preserve">–  Learning to Learn: The learner learns independently when measuring the sides of a triangle and works out the area using Heron's Formula, developing self-directed inquiry habits as they move from familiar triangular shapes (tripod stands, roof trusses) to formal algebraic procedures.</w:t>
-            </w:r>
-          </w:p>
-        </w:tc>
-      </w:tr>
-      <w:tr>
-        <w:tc>
-          <w:tcPr>
-            <w:tcW w:type="dxa" w:w="3000"/>
-            <w:shd w:fill="E2EFDA" w:color="auto" w:val="clear"/>
-            <w:tcMar>
-              <w:top w:type="dxa" w:w="60"/>
-              <w:left w:type="dxa" w:w="120"/>
-              <w:bottom w:type="dxa" w:w="60"/>
-              <w:right w:type="dxa" w:w="120"/>
-            </w:tcMar>
-            <w:vAlign w:val="top"/>
-          </w:tcPr>
-          <w:p>
-            <w:pPr>
-              <w:spacing w:after="40" w:before="0"/>
-              <w:jc w:val="left"/>
-            </w:pPr>
-            <w:r>
-              <w:rPr>
-                <w:rFonts w:ascii="Arial" w:cs="Arial" w:eastAsia="Arial" w:hAnsi="Arial"/>
-                <w:b/>
-                <w:bCs/>
-                <w:i w:val="false"/>
-                <w:iCs w:val="false"/>
-                <w:color w:val="000000"/>
-                <w:sz w:val="18"/>
-                <w:szCs w:val="18"/>
-              </w:rPr>
-              <w:t xml:space="preserve">Core Values</w:t>
-            </w:r>
-          </w:p>
-        </w:tc>
-        <w:tc>
-          <w:tcPr>
-            <w:tcW w:type="dxa" w:w="10680"/>
-            <w:shd w:fill="FFFFFF" w:color="auto" w:val="clear"/>
-            <w:tcMar>
-              <w:top w:type="dxa" w:w="60"/>
-              <w:left w:type="dxa" w:w="120"/>
-              <w:bottom w:type="dxa" w:w="60"/>
-              <w:right w:type="dxa" w:w="120"/>
-            </w:tcMar>
-            <w:vAlign w:val="top"/>
-          </w:tcPr>
-          <w:p>
-            <w:pPr>
-              <w:spacing w:after="30" w:before="0"/>
-              <w:ind w:left="360" w:hanging="180"/>
-              <w:jc w:val="left"/>
-            </w:pPr>
-            <w:r>
-              <w:rPr>
-                <w:rFonts w:ascii="Arial" w:cs="Arial" w:eastAsia="Arial" w:hAnsi="Arial"/>
-                <w:b w:val="false"/>
-                <w:bCs w:val="false"/>
-                <w:i w:val="false"/>
-                <w:iCs w:val="false"/>
-                <w:color w:val="000000"/>
-                <w:sz w:val="18"/>
-                <w:szCs w:val="18"/>
-              </w:rPr>
-              <w:t xml:space="preserve">–  Unity: The learner shares available resources amicably while using selected objects with the shape of regular pentagons and hexagons when working out the area, demonstrating fairness and team spirit during group measurement tasks.</w:t>
-            </w:r>
-          </w:p>
-          <w:p>
-            <w:pPr>
-              <w:spacing w:after="30" w:before="0"/>
-              <w:ind w:left="360" w:hanging="180"/>
-              <w:jc w:val="left"/>
-            </w:pPr>
-            <w:r>
-              <w:rPr>
-                <w:rFonts w:ascii="Arial" w:cs="Arial" w:eastAsia="Arial" w:hAnsi="Arial"/>
-                <w:b w:val="false"/>
-                <w:bCs w:val="false"/>
-                <w:i w:val="false"/>
-                <w:iCs w:val="false"/>
-                <w:color w:val="000000"/>
-                <w:sz w:val="18"/>
-                <w:szCs w:val="18"/>
-              </w:rPr>
-              <w:t xml:space="preserve">–  Responsibility: The learner offers leadership to others while discussing with peers the applications of area of polygons, taking ownership of group outcomes and ensuring geometric instruments (rulers, geometrical sets) are handled with care and returned in good condition.</w:t>
-            </w:r>
-          </w:p>
-        </w:tc>
-      </w:tr>
-      <w:tr>
-        <w:tc>
-          <w:tcPr>
-            <w:tcW w:type="dxa" w:w="3000"/>
-            <w:shd w:fill="D5E8F0" w:color="auto" w:val="clear"/>
-            <w:tcMar>
-              <w:top w:type="dxa" w:w="60"/>
-              <w:left w:type="dxa" w:w="120"/>
-              <w:bottom w:type="dxa" w:w="60"/>
-              <w:right w:type="dxa" w:w="120"/>
-            </w:tcMar>
-            <w:vAlign w:val="top"/>
-          </w:tcPr>
-          <w:p>
-            <w:pPr>
-              <w:spacing w:after="40" w:before="0"/>
-              <w:jc w:val="left"/>
-            </w:pPr>
-            <w:r>
-              <w:rPr>
-                <w:rFonts w:ascii="Arial" w:cs="Arial" w:eastAsia="Arial" w:hAnsi="Arial"/>
-                <w:b/>
-                <w:bCs/>
-                <w:i w:val="false"/>
-                <w:iCs w:val="false"/>
-                <w:color w:val="000000"/>
-                <w:sz w:val="18"/>
-                <w:szCs w:val="18"/>
-              </w:rPr>
-              <w:t xml:space="preserve">Science &amp; Engineering Practices</w:t>
-            </w:r>
-          </w:p>
-        </w:tc>
-        <w:tc>
-          <w:tcPr>
-            <w:tcW w:type="dxa" w:w="10680"/>
-            <w:shd w:fill="FFFFFF" w:color="auto" w:val="clear"/>
-            <w:tcMar>
-              <w:top w:type="dxa" w:w="60"/>
-              <w:left w:type="dxa" w:w="120"/>
-              <w:bottom w:type="dxa" w:w="60"/>
-              <w:right w:type="dxa" w:w="120"/>
-            </w:tcMar>
-            <w:vAlign w:val="top"/>
-          </w:tcPr>
-          <w:p>
-            <w:pPr>
-              <w:spacing w:after="30" w:before="0"/>
-              <w:ind w:left="360" w:hanging="180"/>
-              <w:jc w:val="left"/>
-            </w:pPr>
-            <w:r>
-              <w:rPr>
-                <w:rFonts w:ascii="Arial" w:cs="Arial" w:eastAsia="Arial" w:hAnsi="Arial"/>
-                <w:b w:val="false"/>
-                <w:bCs w:val="false"/>
-                <w:i w:val="false"/>
-                <w:iCs w:val="false"/>
-                <w:color w:val="000000"/>
-                <w:sz w:val="18"/>
-                <w:szCs w:val="18"/>
-              </w:rPr>
-              <w:t xml:space="preserve">–  Asking Questions and Defining Problems: Learners articulate why different polygon formulas are needed by questioning how to find the area of a triangular maize plot when no perpendicular height is measurable, motivating the need for the sine rule and Heron's Formula.</w:t>
-            </w:r>
-          </w:p>
-          <w:p>
-            <w:pPr>
-              <w:spacing w:after="30" w:before="0"/>
-              <w:ind w:left="360" w:hanging="180"/>
-              <w:jc w:val="left"/>
-            </w:pPr>
-            <w:r>
-              <w:rPr>
-                <w:rFonts w:ascii="Arial" w:cs="Arial" w:eastAsia="Arial" w:hAnsi="Arial"/>
-                <w:b w:val="false"/>
-                <w:bCs w:val="false"/>
-                <w:i w:val="false"/>
-                <w:iCs w:val="false"/>
-                <w:color w:val="000000"/>
-                <w:sz w:val="18"/>
-                <w:szCs w:val="18"/>
-              </w:rPr>
-              <w:t xml:space="preserve">–  Planning and Carrying Out Investigations: Learners measure physical objects (kanga fabric tiles, classroom floor tiles, tripod-stand tops, hexagonal paving stones) and apply appropriate polygon-area formulas, comparing computed areas with direct estimates.</w:t>
-            </w:r>
-          </w:p>
-          <w:p>
-            <w:pPr>
-              <w:spacing w:after="30" w:before="0"/>
-              <w:ind w:left="360" w:hanging="180"/>
-              <w:jc w:val="left"/>
-            </w:pPr>
-            <w:r>
-              <w:rPr>
-                <w:rFonts w:ascii="Arial" w:cs="Arial" w:eastAsia="Arial" w:hAnsi="Arial"/>
-                <w:b w:val="false"/>
-                <w:bCs w:val="false"/>
-                <w:i w:val="false"/>
-                <w:iCs w:val="false"/>
-                <w:color w:val="000000"/>
-                <w:sz w:val="18"/>
-                <w:szCs w:val="18"/>
-              </w:rPr>
-              <w:t xml:space="preserve">–  Using Mathematics and Computational Thinking: Learners select and apply the correct area formula (½ab sin C, Heron's, rhombus diagonal, regular polygon) for each polygon type, checking dimensional consistency and reasonableness of answers.</w:t>
-            </w:r>
-          </w:p>
-          <w:p>
-            <w:pPr>
-              <w:spacing w:after="30" w:before="0"/>
-              <w:ind w:left="360" w:hanging="180"/>
-              <w:jc w:val="left"/>
-            </w:pPr>
-            <w:r>
-              <w:rPr>
-                <w:rFonts w:ascii="Arial" w:cs="Arial" w:eastAsia="Arial" w:hAnsi="Arial"/>
-                <w:b w:val="false"/>
-                <w:bCs w:val="false"/>
-                <w:i w:val="false"/>
-                <w:iCs w:val="false"/>
-                <w:color w:val="000000"/>
-                <w:sz w:val="18"/>
-                <w:szCs w:val="18"/>
-              </w:rPr>
-              <w:t xml:space="preserve">–  Constructing Explanations: Learners construct written and oral explanations linking the formula used to the geometric properties of each polygon (e.g., why the sine of the included angle appears in the triangle formula).</w:t>
-            </w:r>
-          </w:p>
-          <w:p>
-            <w:pPr>
-              <w:spacing w:after="30" w:before="0"/>
-              <w:ind w:left="360" w:hanging="180"/>
-              <w:jc w:val="left"/>
-            </w:pPr>
-            <w:r>
-              <w:rPr>
-                <w:rFonts w:ascii="Arial" w:cs="Arial" w:eastAsia="Arial" w:hAnsi="Arial"/>
-                <w:b w:val="false"/>
-                <w:bCs w:val="false"/>
-                <w:i w:val="false"/>
-                <w:iCs w:val="false"/>
-                <w:color w:val="000000"/>
-                <w:sz w:val="18"/>
-                <w:szCs w:val="18"/>
-              </w:rPr>
-              <w:t xml:space="preserve">–  Obtaining, Evaluating, and Communicating Information: Learners present their area calculations and real-life findings to peers, evaluating the accuracy and relevance of each other's measurements and formula choices.</w:t>
-            </w:r>
-          </w:p>
-        </w:tc>
-      </w:tr>
-      <w:tr>
-        <w:tc>
-          <w:tcPr>
-            <w:tcW w:type="dxa" w:w="3000"/>
-            <w:shd w:fill="FCE4D6" w:color="auto" w:val="clear"/>
-            <w:tcMar>
-              <w:top w:type="dxa" w:w="60"/>
-              <w:left w:type="dxa" w:w="120"/>
-              <w:bottom w:type="dxa" w:w="60"/>
-              <w:right w:type="dxa" w:w="120"/>
-            </w:tcMar>
-            <w:vAlign w:val="top"/>
-          </w:tcPr>
-          <w:p>
-            <w:pPr>
-              <w:spacing w:after="40" w:before="0"/>
-              <w:jc w:val="left"/>
-            </w:pPr>
-            <w:r>
-              <w:rPr>
-                <w:rFonts w:ascii="Arial" w:cs="Arial" w:eastAsia="Arial" w:hAnsi="Arial"/>
-                <w:b/>
-                <w:bCs/>
-                <w:i w:val="false"/>
-                <w:iCs w:val="false"/>
-                <w:color w:val="000000"/>
-                <w:sz w:val="18"/>
-                <w:szCs w:val="18"/>
-              </w:rPr>
-              <w:t xml:space="preserve">Pertinent &amp; Contemporary Issues (PCIs)</w:t>
-            </w:r>
-          </w:p>
-        </w:tc>
-        <w:tc>
-          <w:tcPr>
-            <w:tcW w:type="dxa" w:w="10680"/>
-            <w:shd w:fill="FFFFFF" w:color="auto" w:val="clear"/>
-            <w:tcMar>
-              <w:top w:type="dxa" w:w="60"/>
-              <w:left w:type="dxa" w:w="120"/>
-              <w:bottom w:type="dxa" w:w="60"/>
-              <w:right w:type="dxa" w:w="120"/>
-            </w:tcMar>
-            <w:vAlign w:val="top"/>
-          </w:tcPr>
-          <w:p>
-            <w:pPr>
-              <w:spacing w:after="30" w:before="0"/>
-              <w:ind w:left="360" w:hanging="180"/>
-              <w:jc w:val="left"/>
-            </w:pPr>
-            <w:r>
-              <w:rPr>
-                <w:rFonts w:ascii="Arial" w:cs="Arial" w:eastAsia="Arial" w:hAnsi="Arial"/>
-                <w:b w:val="false"/>
-                <w:bCs w:val="false"/>
-                <w:i w:val="false"/>
-                <w:iCs w:val="false"/>
-                <w:color w:val="000000"/>
-                <w:sz w:val="18"/>
-                <w:szCs w:val="18"/>
-              </w:rPr>
-              <w:t xml:space="preserve">–  Social Awareness Skills: The learner develops effective communication skills when discussing with peers the applications of area of polygons, learning to articulate mathematical reasoning clearly and respectfully in group settings.</w:t>
-            </w:r>
-          </w:p>
-          <w:p>
-            <w:pPr>
-              <w:spacing w:after="30" w:before="0"/>
-              <w:ind w:left="360" w:hanging="180"/>
-              <w:jc w:val="left"/>
-            </w:pPr>
-            <w:r>
-              <w:rPr>
-                <w:rFonts w:ascii="Arial" w:cs="Arial" w:eastAsia="Arial" w:hAnsi="Arial"/>
-                <w:b w:val="false"/>
-                <w:bCs w:val="false"/>
-                <w:i w:val="false"/>
-                <w:iCs w:val="false"/>
-                <w:color w:val="000000"/>
-                <w:sz w:val="18"/>
-                <w:szCs w:val="18"/>
-              </w:rPr>
-              <w:t xml:space="preserve">–  Education for Sustainable Development: By computing areas of agricultural plots, tiling surfaces, and community structures using locally available polygon-shaped objects, learners appreciate how mathematical skills support sustainable land use and resource-efficient construction in Kenyan communities.</w:t>
-            </w:r>
-          </w:p>
-        </w:tc>
-      </w:tr>
-      <w:tr>
-        <w:tc>
-          <w:tcPr>
-            <w:tcW w:type="dxa" w:w="3000"/>
-            <w:shd w:fill="D9EEF1" w:color="auto" w:val="clear"/>
-            <w:tcMar>
-              <w:top w:type="dxa" w:w="60"/>
-              <w:left w:type="dxa" w:w="120"/>
-              <w:bottom w:type="dxa" w:w="60"/>
-              <w:right w:type="dxa" w:w="120"/>
-            </w:tcMar>
-            <w:vAlign w:val="top"/>
-          </w:tcPr>
-          <w:p>
-            <w:pPr>
-              <w:spacing w:after="40" w:before="0"/>
-              <w:jc w:val="left"/>
-            </w:pPr>
-            <w:r>
-              <w:rPr>
-                <w:rFonts w:ascii="Arial" w:cs="Arial" w:eastAsia="Arial" w:hAnsi="Arial"/>
-                <w:b/>
-                <w:bCs/>
-                <w:i w:val="false"/>
-                <w:iCs w:val="false"/>
-                <w:color w:val="000000"/>
-                <w:sz w:val="18"/>
-                <w:szCs w:val="18"/>
-              </w:rPr>
-              <w:t xml:space="preserve">Career Connections</w:t>
-            </w:r>
-          </w:p>
-        </w:tc>
-        <w:tc>
-          <w:tcPr>
-            <w:tcW w:type="dxa" w:w="10680"/>
-            <w:shd w:fill="FFFFFF" w:color="auto" w:val="clear"/>
-            <w:tcMar>
-              <w:top w:type="dxa" w:w="60"/>
-              <w:left w:type="dxa" w:w="120"/>
-              <w:bottom w:type="dxa" w:w="60"/>
-              <w:right w:type="dxa" w:w="120"/>
-            </w:tcMar>
-            <w:vAlign w:val="top"/>
-          </w:tcPr>
-          <w:p>
-            <w:pPr>
-              <w:spacing w:after="30" w:before="0"/>
-              <w:ind w:left="360" w:hanging="180"/>
-              <w:jc w:val="left"/>
-            </w:pPr>
-            <w:r>
-              <w:rPr>
-                <w:rFonts w:ascii="Arial" w:cs="Arial" w:eastAsia="Arial" w:hAnsi="Arial"/>
-                <w:b w:val="false"/>
-                <w:bCs w:val="false"/>
-                <w:i w:val="false"/>
-                <w:iCs w:val="false"/>
-                <w:color w:val="000000"/>
-                <w:sz w:val="18"/>
-                <w:szCs w:val="18"/>
-              </w:rPr>
-              <w:t xml:space="preserve">–  Land Surveying and Cartography: Area-of-polygon calculations underpin the measurement and subdivision of land parcels in Kenya's counties — a direct skill used by land surveyors and GIS technicians working under the National Land Commission.</w:t>
-            </w:r>
-          </w:p>
-          <w:p>
-            <w:pPr>
-              <w:spacing w:after="30" w:before="0"/>
-              <w:ind w:left="360" w:hanging="180"/>
-              <w:jc w:val="left"/>
-            </w:pPr>
-            <w:r>
-              <w:rPr>
-                <w:rFonts w:ascii="Arial" w:cs="Arial" w:eastAsia="Arial" w:hAnsi="Arial"/>
-                <w:b w:val="false"/>
-                <w:bCs w:val="false"/>
-                <w:i w:val="false"/>
-                <w:iCs w:val="false"/>
-                <w:color w:val="000000"/>
-                <w:sz w:val="18"/>
-                <w:szCs w:val="18"/>
-              </w:rPr>
-              <w:t xml:space="preserve">–  Architecture and Building Construction: Calculating floor areas of rooms, roof sections, and decorative tiling patterns (triangular, hexagonal) is a daily task for architects, quantity surveyors, and building technologists on Kenyan construction sites.</w:t>
-            </w:r>
-          </w:p>
-          <w:p>
-            <w:pPr>
-              <w:spacing w:after="30" w:before="0"/>
-              <w:ind w:left="360" w:hanging="180"/>
-              <w:jc w:val="left"/>
-            </w:pPr>
-            <w:r>
-              <w:rPr>
-                <w:rFonts w:ascii="Arial" w:cs="Arial" w:eastAsia="Arial" w:hAnsi="Arial"/>
-                <w:b w:val="false"/>
-                <w:bCs w:val="false"/>
-                <w:i w:val="false"/>
-                <w:iCs w:val="false"/>
-                <w:color w:val="000000"/>
-                <w:sz w:val="18"/>
-                <w:szCs w:val="18"/>
-              </w:rPr>
-              <w:t xml:space="preserve">–  Textile and Fashion Design: Kenyan fabric designers and tailors use polygon-area calculations to estimate cloth requirements for kanga, kitenge, and school-uniform cuts, minimising material waste and controlling production costs.</w:t>
-            </w:r>
-          </w:p>
-          <w:p>
-            <w:pPr>
-              <w:spacing w:after="30" w:before="0"/>
-              <w:ind w:left="360" w:hanging="180"/>
-              <w:jc w:val="left"/>
-            </w:pPr>
-            <w:r>
-              <w:rPr>
-                <w:rFonts w:ascii="Arial" w:cs="Arial" w:eastAsia="Arial" w:hAnsi="Arial"/>
-                <w:b w:val="false"/>
-                <w:bCs w:val="false"/>
-                <w:i w:val="false"/>
-                <w:iCs w:val="false"/>
-                <w:color w:val="000000"/>
-                <w:sz w:val="18"/>
-                <w:szCs w:val="18"/>
-              </w:rPr>
-              <w:t xml:space="preserve">–  Agriculture and Farm Management: Farmers in the Rift Valley and Central Kenya compute areas of polygonal plots to determine seed quantities, fertiliser rates, and expected yields — skills supported by area-of-polygon knowledge.</w:t>
-            </w:r>
-          </w:p>
-          <w:p>
-            <w:pPr>
-              <w:spacing w:after="30" w:before="0"/>
-              <w:ind w:left="360" w:hanging="180"/>
-              <w:jc w:val="left"/>
-            </w:pPr>
-            <w:r>
-              <w:rPr>
-                <w:rFonts w:ascii="Arial" w:cs="Arial" w:eastAsia="Arial" w:hAnsi="Arial"/>
-                <w:b w:val="false"/>
-                <w:bCs w:val="false"/>
-                <w:i w:val="false"/>
-                <w:iCs w:val="false"/>
-                <w:color w:val="000000"/>
-                <w:sz w:val="18"/>
-                <w:szCs w:val="18"/>
-              </w:rPr>
-              <w:t xml:space="preserve">–  Sports Coaching and Facilities Management: Coaches and grounds managers calculate areas of triangular penalty zones, hexagonal court markings, and parallelogram-shaped athletic tracks to plan maintenance and equipment use.</w:t>
-            </w:r>
-          </w:p>
-          <w:p>
-            <w:pPr>
-              <w:spacing w:after="30" w:before="0"/>
-              <w:ind w:left="360" w:hanging="180"/>
-              <w:jc w:val="left"/>
-            </w:pPr>
-            <w:r>
-              <w:rPr>
-                <w:rFonts w:ascii="Arial" w:cs="Arial" w:eastAsia="Arial" w:hAnsi="Arial"/>
-                <w:b w:val="false"/>
-                <w:bCs w:val="false"/>
-                <w:i w:val="false"/>
-                <w:iCs w:val="false"/>
-                <w:color w:val="000000"/>
-                <w:sz w:val="18"/>
-                <w:szCs w:val="18"/>
-              </w:rPr>
-              <w:t xml:space="preserve">–  Journalism and Photography (Media): Graphic designers and photojournalists use polygon-area principles when compositing images, laying out print pages, and computing proportional scaling of infographics.</w:t>
-            </w:r>
-          </w:p>
-        </w:tc>
-      </w:tr>
-      <w:tr>
-        <w:tc>
-          <w:tcPr>
-            <w:tcW w:type="dxa" w:w="3000"/>
-            <w:shd w:fill="D5E8F0" w:color="auto" w:val="clear"/>
-            <w:tcMar>
-              <w:top w:type="dxa" w:w="60"/>
-              <w:left w:type="dxa" w:w="120"/>
-              <w:bottom w:type="dxa" w:w="60"/>
-              <w:right w:type="dxa" w:w="120"/>
-            </w:tcMar>
-            <w:vAlign w:val="top"/>
-          </w:tcPr>
-          <w:p>
-            <w:pPr>
-              <w:spacing w:after="40" w:before="0"/>
-              <w:jc w:val="left"/>
-            </w:pPr>
-            <w:r>
-              <w:rPr>
-                <w:rFonts w:ascii="Arial" w:cs="Arial" w:eastAsia="Arial" w:hAnsi="Arial"/>
-                <w:b/>
-                <w:bCs/>
-                <w:i w:val="false"/>
-                <w:iCs w:val="false"/>
-                <w:color w:val="000000"/>
-                <w:sz w:val="18"/>
-                <w:szCs w:val="18"/>
-              </w:rPr>
-              <w:t xml:space="preserve">Focus for Lessons</w:t>
-            </w:r>
-          </w:p>
-        </w:tc>
-        <w:tc>
-          <w:tcPr>
-            <w:tcW w:type="dxa" w:w="10680"/>
-            <w:shd w:fill="FFFFFF" w:color="auto" w:val="clear"/>
-            <w:tcMar>
-              <w:top w:type="dxa" w:w="60"/>
-              <w:left w:type="dxa" w:w="120"/>
-              <w:bottom w:type="dxa" w:w="60"/>
-              <w:right w:type="dxa" w:w="120"/>
-            </w:tcMar>
-            <w:vAlign w:val="top"/>
-          </w:tcPr>
-          <w:p>
-            <w:pPr>
-              <w:spacing w:after="40" w:before="0"/>
-              <w:jc w:val="left"/>
-            </w:pPr>
-            <w:r>
-              <w:rPr>
-                <w:rFonts w:ascii="Arial" w:cs="Arial" w:eastAsia="Arial" w:hAnsi="Arial"/>
-                <w:b w:val="false"/>
-                <w:bCs w:val="false"/>
-                <w:i w:val="false"/>
-                <w:iCs w:val="false"/>
-                <w:color w:val="000000"/>
-                <w:sz w:val="18"/>
-                <w:szCs w:val="18"/>
-              </w:rPr>
-              <w:t xml:space="preserve">This unit develops learners' ability to compute areas of triangles (using the sine formula and Heron's Formula), rhombuses, parallelograms, regular pentagons, and regular hexagons, moving from familiar shapes in the Kenyan environment to formal algebraic generalisations. Throughout the unit, learners engage in hands-on measurement of real objects — floor tiles, fabric panels, farm plots, and tripod-stand tops — before applying and connecting multiple area formulas. The pedagogical approach centres on collaborative investigation, guided sense-making, and progressive model-building anchored in the phenomenon of why the same piece of land or fabric can be measured in different ways depending on the information available.</w:t>
-            </w:r>
-          </w:p>
-        </w:tc>
-      </w:tr>
-      <w:tr>
-        <w:tc>
-          <w:tcPr>
-            <w:tcW w:type="dxa" w:w="3000"/>
-            <w:shd w:fill="EAD1F5" w:color="auto" w:val="clear"/>
-            <w:tcMar>
-              <w:top w:type="dxa" w:w="60"/>
-              <w:left w:type="dxa" w:w="120"/>
-              <w:bottom w:type="dxa" w:w="60"/>
-              <w:right w:type="dxa" w:w="120"/>
-            </w:tcMar>
-            <w:vAlign w:val="top"/>
-          </w:tcPr>
-          <w:p>
-            <w:pPr>
-              <w:spacing w:after="40" w:before="0"/>
-              <w:jc w:val="left"/>
-            </w:pPr>
-            <w:r>
-              <w:rPr>
-                <w:rFonts w:ascii="Arial" w:cs="Arial" w:eastAsia="Arial" w:hAnsi="Arial"/>
-                <w:b/>
-                <w:bCs/>
-                <w:i w:val="false"/>
-                <w:iCs w:val="false"/>
-                <w:color w:val="000000"/>
-                <w:sz w:val="18"/>
-                <w:szCs w:val="18"/>
-              </w:rPr>
-              <w:t xml:space="preserve">Driving Question / Key Inquiry Questions</w:t>
-            </w:r>
-          </w:p>
-        </w:tc>
-        <w:tc>
-          <w:tcPr>
-            <w:tcW w:type="dxa" w:w="10680"/>
-            <w:shd w:fill="FFFFFF" w:color="auto" w:val="clear"/>
-            <w:tcMar>
-              <w:top w:type="dxa" w:w="60"/>
-              <w:left w:type="dxa" w:w="120"/>
-              <w:bottom w:type="dxa" w:w="60"/>
-              <w:right w:type="dxa" w:w="120"/>
-            </w:tcMar>
-            <w:vAlign w:val="top"/>
-          </w:tcPr>
-          <w:p>
-            <w:pPr>
-              <w:spacing w:after="40" w:before="0"/>
-              <w:jc w:val="left"/>
-            </w:pPr>
-            <w:r>
-              <w:rPr>
-                <w:rFonts w:ascii="Arial" w:cs="Arial" w:eastAsia="Arial" w:hAnsi="Arial"/>
-                <w:b w:val="false"/>
-                <w:bCs w:val="false"/>
-                <w:i w:val="false"/>
-                <w:iCs w:val="false"/>
-                <w:color w:val="000000"/>
-                <w:sz w:val="18"/>
-                <w:szCs w:val="18"/>
-              </w:rPr>
-              <w:t xml:space="preserve">DRIVING QUESTION: How can we calculate the exact area of any polygon-shaped surface — even when we cannot measure its height — so that builders, farmers, and designers in our community never order too much or too little material?</w:t>
-            </w:r>
-          </w:p>
-          <w:p>
-            <w:pPr>
-              <w:spacing w:after="40" w:before="0"/>
-              <w:jc w:val="left"/>
-            </w:pPr>
-            <w:r>
-              <w:rPr>
-                <w:rFonts w:ascii="Arial" w:cs="Arial" w:eastAsia="Arial" w:hAnsi="Arial"/>
-                <w:b w:val="false"/>
-                <w:bCs w:val="false"/>
-                <w:i w:val="false"/>
-                <w:iCs w:val="false"/>
-                <w:color w:val="000000"/>
-                <w:sz w:val="18"/>
-                <w:szCs w:val="18"/>
-              </w:rPr>
-              <w:t xml:space="preserve"/>
-            </w:r>
-          </w:p>
-          <w:p>
-            <w:pPr>
-              <w:spacing w:after="40" w:before="0"/>
-              <w:jc w:val="left"/>
-            </w:pPr>
-            <w:r>
-              <w:rPr>
-                <w:rFonts w:ascii="Arial" w:cs="Arial" w:eastAsia="Arial" w:hAnsi="Arial"/>
-                <w:b w:val="false"/>
-                <w:bCs w:val="false"/>
-                <w:i w:val="false"/>
-                <w:iCs w:val="false"/>
-                <w:color w:val="000000"/>
-                <w:sz w:val="18"/>
-                <w:szCs w:val="18"/>
-              </w:rPr>
-              <w:t xml:space="preserve">KICD KEY INQUIRY QUESTION:</w:t>
-            </w:r>
-          </w:p>
-          <w:p>
-            <w:pPr>
-              <w:spacing w:after="40" w:before="0"/>
-              <w:jc w:val="left"/>
-            </w:pPr>
-            <w:r>
-              <w:rPr>
-                <w:rFonts w:ascii="Arial" w:cs="Arial" w:eastAsia="Arial" w:hAnsi="Arial"/>
-                <w:b w:val="false"/>
-                <w:bCs w:val="false"/>
-                <w:i w:val="false"/>
-                <w:iCs w:val="false"/>
-                <w:color w:val="000000"/>
-                <w:sz w:val="18"/>
-                <w:szCs w:val="18"/>
-              </w:rPr>
-              <w:t xml:space="preserve">1. How are areas of polygons useful?</w:t>
-            </w:r>
-          </w:p>
-        </w:tc>
-      </w:tr>
-      <w:tr>
-        <w:tc>
-          <w:tcPr>
-            <w:tcW w:type="dxa" w:w="3000"/>
-            <w:shd w:fill="EAD1F5" w:color="auto" w:val="clear"/>
-            <w:tcMar>
-              <w:top w:type="dxa" w:w="60"/>
-              <w:left w:type="dxa" w:w="120"/>
-              <w:bottom w:type="dxa" w:w="60"/>
-              <w:right w:type="dxa" w:w="120"/>
-            </w:tcMar>
-            <w:vAlign w:val="top"/>
-          </w:tcPr>
-          <w:p>
-            <w:pPr>
-              <w:spacing w:after="40" w:before="0"/>
-              <w:jc w:val="left"/>
-            </w:pPr>
-            <w:r>
-              <w:rPr>
-                <w:rFonts w:ascii="Arial" w:cs="Arial" w:eastAsia="Arial" w:hAnsi="Arial"/>
-                <w:b/>
-                <w:bCs/>
-                <w:i w:val="false"/>
-                <w:iCs w:val="false"/>
-                <w:color w:val="000000"/>
-                <w:sz w:val="18"/>
-                <w:szCs w:val="18"/>
-              </w:rPr>
-              <w:t xml:space="preserve">Anchoring Phenomenon</w:t>
-            </w:r>
-          </w:p>
-        </w:tc>
-        <w:tc>
-          <w:tcPr>
-            <w:tcW w:type="dxa" w:w="10680"/>
-            <w:shd w:fill="FFFFFF" w:color="auto" w:val="clear"/>
-            <w:tcMar>
-              <w:top w:type="dxa" w:w="60"/>
-              <w:left w:type="dxa" w:w="120"/>
-              <w:bottom w:type="dxa" w:w="60"/>
-              <w:right w:type="dxa" w:w="120"/>
-            </w:tcMar>
-            <w:vAlign w:val="top"/>
-          </w:tcPr>
-          <w:p>
-            <w:pPr>
-              <w:spacing w:after="40" w:before="0"/>
-              <w:jc w:val="left"/>
-            </w:pPr>
-            <w:r>
-              <w:rPr>
-                <w:rFonts w:ascii="Arial" w:cs="Arial" w:eastAsia="Arial" w:hAnsi="Arial"/>
-                <w:b w:val="false"/>
-                <w:bCs w:val="false"/>
-                <w:i w:val="false"/>
-                <w:iCs w:val="false"/>
-                <w:color w:val="000000"/>
-                <w:sz w:val="18"/>
-                <w:szCs w:val="18"/>
-              </w:rPr>
-              <w:t xml:space="preserve">A community in Kericho County needs to pave the courtyard of a new community hall with decorative tiles. The courtyard floor is not a simple rectangle — it is divided by chalk lines into triangular sections, a large parallelogram stage area, and a border of hexagonal stone tiles. The building contractor has measurements of some sides and angles but NOT the perpendicular heights of most sections, and the hexagonal border tiles come in only one size. Learners observe photographs and a scale drawing of the courtyard and are confronted with the puzzle: the contractor knows the lengths of two sides of each triangular section and the angle between them — but the usual "base × height ÷ 2" formula cannot be applied directly because no right angle exists and no height can be physically measured. Similarly, for the hexagonal border tiles, the contractor only knows the side length of each tile. How can the total area be calculated accurately enough to order the correct amount of material — without being able to drop a perpendicular? This is genuinely puzzling because learners' prior experience of area always relied on a visible height, yet here the heights are inaccessible. The phenomenon anchors the entire unit: every formula developed (sine-area, Heron's, parallelogram, pentagon, hexagon) is a tool that solves a real measurement problem in the Kericho courtyard scenario.</w:t>
-            </w:r>
-          </w:p>
-        </w:tc>
-      </w:tr>
-      <w:tr>
-        <w:tc>
-          <w:tcPr>
-            <w:tcW w:type="dxa" w:w="3000"/>
-            <w:shd w:fill="D9EEF1" w:color="auto" w:val="clear"/>
-            <w:tcMar>
-              <w:top w:type="dxa" w:w="60"/>
-              <w:left w:type="dxa" w:w="120"/>
-              <w:bottom w:type="dxa" w:w="60"/>
-              <w:right w:type="dxa" w:w="120"/>
-            </w:tcMar>
-            <w:vAlign w:val="top"/>
-          </w:tcPr>
-          <w:p>
-            <w:pPr>
-              <w:spacing w:after="40" w:before="0"/>
-              <w:jc w:val="left"/>
-            </w:pPr>
-            <w:r>
-              <w:rPr>
-                <w:rFonts w:ascii="Arial" w:cs="Arial" w:eastAsia="Arial" w:hAnsi="Arial"/>
-                <w:b/>
-                <w:bCs/>
-                <w:i w:val="false"/>
-                <w:iCs w:val="false"/>
-                <w:color w:val="000000"/>
-                <w:sz w:val="18"/>
-                <w:szCs w:val="18"/>
-              </w:rPr>
-              <w:t xml:space="preserve">Storyline Thread</w:t>
-            </w:r>
-          </w:p>
-        </w:tc>
-        <w:tc>
-          <w:tcPr>
-            <w:tcW w:type="dxa" w:w="10680"/>
-            <w:shd w:fill="FFFFFF" w:color="auto" w:val="clear"/>
-            <w:tcMar>
-              <w:top w:type="dxa" w:w="60"/>
-              <w:left w:type="dxa" w:w="120"/>
-              <w:bottom w:type="dxa" w:w="60"/>
-              <w:right w:type="dxa" w:w="120"/>
-            </w:tcMar>
-            <w:vAlign w:val="top"/>
-          </w:tcPr>
-          <w:p>
-            <w:pPr>
-              <w:spacing w:after="40" w:before="0"/>
-              <w:jc w:val="left"/>
-            </w:pPr>
-            <w:r>
-              <w:rPr>
-                <w:rFonts w:ascii="Arial" w:cs="Arial" w:eastAsia="Arial" w:hAnsi="Arial"/>
-                <w:b w:val="false"/>
-                <w:bCs w:val="false"/>
-                <w:i w:val="false"/>
-                <w:iCs w:val="false"/>
-                <w:color w:val="000000"/>
-                <w:sz w:val="18"/>
-                <w:szCs w:val="18"/>
-              </w:rPr>
-              <w:t xml:space="preserve">Lesson 1 — Anchoring Phenomenon &amp; Predict Phase (Triangle: ½ab sin C introduced): Learners are shown the Kericho courtyard scale drawing and photographs. In pairs they predict how much tiling material is needed, using only "base × height ÷ 2" — and discover they are stuck because no heights are given. The teacher cold-calls 4 pairs to share predictions and records the range on the board. The class generates initial questions for the Driving Question Board (DQB). The teacher then guides learners to re-examine a right-angled triangle, derive that height = b sin C, substitute into ½ × base × height, and arrive at A = ½ab sin C. Learners apply the formula to two triangular sections of the courtyard drawing.</w:t>
-            </w:r>
-          </w:p>
-          <w:p>
-            <w:pPr>
-              <w:spacing w:after="40" w:before="0"/>
-              <w:jc w:val="left"/>
-            </w:pPr>
-            <w:r>
-              <w:rPr>
-                <w:rFonts w:ascii="Arial" w:cs="Arial" w:eastAsia="Arial" w:hAnsi="Arial"/>
-                <w:b w:val="false"/>
-                <w:bCs w:val="false"/>
-                <w:i w:val="false"/>
-                <w:iCs w:val="false"/>
-                <w:color w:val="000000"/>
-                <w:sz w:val="18"/>
-                <w:szCs w:val="18"/>
-              </w:rPr>
-              <w:t xml:space="preserve"/>
-            </w:r>
-          </w:p>
-          <w:p>
-            <w:pPr>
-              <w:spacing w:after="40" w:before="0"/>
-              <w:jc w:val="left"/>
-            </w:pPr>
-            <w:r>
-              <w:rPr>
-                <w:rFonts w:ascii="Arial" w:cs="Arial" w:eastAsia="Arial" w:hAnsi="Arial"/>
-                <w:b w:val="false"/>
-                <w:bCs w:val="false"/>
-                <w:i w:val="false"/>
-                <w:iCs w:val="false"/>
-                <w:color w:val="000000"/>
-                <w:sz w:val="18"/>
-                <w:szCs w:val="18"/>
-              </w:rPr>
-              <w:t xml:space="preserve">Lesson 2 — Observe &amp; Explain Phase (Triangle: ½ab sin C practised; Heron's Formula introduced): Learners measure two sides and the included angle of triangular objects in the classroom (set-square faces, corner of a book cover cut diagonally) and compute areas, comparing with estimates. The teacher introduces the Rift Valley farm sub-phenomenon: three sides known, no angle given. Learners are guided to derive Heron's Formula from the sine-area formula through a structured worked example. Small groups work out the area of the triangular maize plot. The DQB is updated: "What if we only know all three sides?"</w:t>
-            </w:r>
-          </w:p>
-          <w:p>
-            <w:pPr>
-              <w:spacing w:after="40" w:before="0"/>
-              <w:jc w:val="left"/>
-            </w:pPr>
-            <w:r>
-              <w:rPr>
-                <w:rFonts w:ascii="Arial" w:cs="Arial" w:eastAsia="Arial" w:hAnsi="Arial"/>
-                <w:b w:val="false"/>
-                <w:bCs w:val="false"/>
-                <w:i w:val="false"/>
-                <w:iCs w:val="false"/>
-                <w:color w:val="000000"/>
-                <w:sz w:val="18"/>
-                <w:szCs w:val="18"/>
-              </w:rPr>
-              <w:t xml:space="preserve"/>
-            </w:r>
-          </w:p>
-          <w:p>
-            <w:pPr>
-              <w:spacing w:after="40" w:before="0"/>
-              <w:jc w:val="left"/>
-            </w:pPr>
-            <w:r>
-              <w:rPr>
-                <w:rFonts w:ascii="Arial" w:cs="Arial" w:eastAsia="Arial" w:hAnsi="Arial"/>
-                <w:b w:val="false"/>
-                <w:bCs w:val="false"/>
-                <w:i w:val="false"/>
-                <w:iCs w:val="false"/>
-                <w:color w:val="000000"/>
-                <w:sz w:val="18"/>
-                <w:szCs w:val="18"/>
-              </w:rPr>
-              <w:t xml:space="preserve">Lesson 3 — Deep Practice &amp; Model Building Phase (Heron's Formula consolidated): Learners work in groups to identify triangular shapes from the immediate environment (tops of tripod stands, triangular roof sections visible from the window). They measure three sides, apply Heron's Formula, and record results in a class table. A whole-class gallery walk compares computed areas. Learners revise their initial courtyard area model to include Heron's Formula for the triangular sections. Misconception check: teacher asks, "Does it matter which side you call a, b, or c in Heron's Formula?" — 3-minute think-pair-share, then cold-call.</w:t>
-            </w:r>
-          </w:p>
-          <w:p>
-            <w:pPr>
-              <w:spacing w:after="40" w:before="0"/>
-              <w:jc w:val="left"/>
-            </w:pPr>
-            <w:r>
-              <w:rPr>
-                <w:rFonts w:ascii="Arial" w:cs="Arial" w:eastAsia="Arial" w:hAnsi="Arial"/>
-                <w:b w:val="false"/>
-                <w:bCs w:val="false"/>
-                <w:i w:val="false"/>
-                <w:iCs w:val="false"/>
-                <w:color w:val="000000"/>
-                <w:sz w:val="18"/>
-                <w:szCs w:val="18"/>
-              </w:rPr>
-              <w:t xml:space="preserve"/>
-            </w:r>
-          </w:p>
-          <w:p>
-            <w:pPr>
-              <w:spacing w:after="40" w:before="0"/>
-              <w:jc w:val="left"/>
-            </w:pPr>
-            <w:r>
-              <w:rPr>
-                <w:rFonts w:ascii="Arial" w:cs="Arial" w:eastAsia="Arial" w:hAnsi="Arial"/>
-                <w:b w:val="false"/>
-                <w:bCs w:val="false"/>
-                <w:i w:val="false"/>
-                <w:iCs w:val="false"/>
-                <w:color w:val="000000"/>
-                <w:sz w:val="18"/>
-                <w:szCs w:val="18"/>
-              </w:rPr>
-              <w:t xml:space="preserve">Lesson 4 — Observe &amp; Explain Phase (Area of Rhombus and Parallelogram): Learners bring or identify objects with rhombus/parallelogram shapes (kanga fabric patches, floor-tile arrangements, parallelogram-shaped card offcuts). The textile sub-phenomenon is introduced. Learners measure diagonals and apply A = ½d₁d₂ for the rhombus; they measure base, side, and included angle and apply A = ab sin θ for the parallelogram. The teacher connects the sine formula back to Lesson 1, reinforcing the storyline: "We used ½ab sin C for a triangle — how is the parallelogram formula related?" Learners update the DQB.</w:t>
-            </w:r>
-          </w:p>
-          <w:p>
-            <w:pPr>
-              <w:spacing w:after="40" w:before="0"/>
-              <w:jc w:val="left"/>
-            </w:pPr>
-            <w:r>
-              <w:rPr>
-                <w:rFonts w:ascii="Arial" w:cs="Arial" w:eastAsia="Arial" w:hAnsi="Arial"/>
-                <w:b w:val="false"/>
-                <w:bCs w:val="false"/>
-                <w:i w:val="false"/>
-                <w:iCs w:val="false"/>
-                <w:color w:val="000000"/>
-                <w:sz w:val="18"/>
-                <w:szCs w:val="18"/>
-              </w:rPr>
-              <w:t xml:space="preserve"/>
-            </w:r>
-          </w:p>
-          <w:p>
-            <w:pPr>
-              <w:spacing w:after="40" w:before="0"/>
-              <w:jc w:val="left"/>
-            </w:pPr>
-            <w:r>
-              <w:rPr>
-                <w:rFonts w:ascii="Arial" w:cs="Arial" w:eastAsia="Arial" w:hAnsi="Arial"/>
-                <w:b w:val="false"/>
-                <w:bCs w:val="false"/>
-                <w:i w:val="false"/>
-                <w:iCs w:val="false"/>
-                <w:color w:val="000000"/>
-                <w:sz w:val="18"/>
-                <w:szCs w:val="18"/>
-              </w:rPr>
-              <w:t xml:space="preserve">Lesson 5 — Practise &amp; Apply Phase (Rhombus and Parallelogram in context): Learners solve a set of structured problems involving the Kericho courtyard parallelogram stage area and additional real-life contexts (a kanga patch, a school garden in parallelogram shape). They compare both formulas (diagonal method vs. sine method) and discuss when each is more practical. Peer assessment using a checklist. The courtyard model is updated with the parallelogram stage area calculated.</w:t>
-            </w:r>
-          </w:p>
-          <w:p>
-            <w:pPr>
-              <w:spacing w:after="40" w:before="0"/>
-              <w:jc w:val="left"/>
-            </w:pPr>
-            <w:r>
-              <w:rPr>
-                <w:rFonts w:ascii="Arial" w:cs="Arial" w:eastAsia="Arial" w:hAnsi="Arial"/>
-                <w:b w:val="false"/>
-                <w:bCs w:val="false"/>
-                <w:i w:val="false"/>
-                <w:iCs w:val="false"/>
-                <w:color w:val="000000"/>
-                <w:sz w:val="18"/>
-                <w:szCs w:val="18"/>
-              </w:rPr>
-              <w:t xml:space="preserve"/>
-            </w:r>
-          </w:p>
-          <w:p>
-            <w:pPr>
-              <w:spacing w:after="40" w:before="0"/>
-              <w:jc w:val="left"/>
-            </w:pPr>
-            <w:r>
-              <w:rPr>
-                <w:rFonts w:ascii="Arial" w:cs="Arial" w:eastAsia="Arial" w:hAnsi="Arial"/>
-                <w:b w:val="false"/>
-                <w:bCs w:val="false"/>
-                <w:i w:val="false"/>
-                <w:iCs w:val="false"/>
-                <w:color w:val="000000"/>
-                <w:sz w:val="18"/>
-                <w:szCs w:val="18"/>
-              </w:rPr>
-              <w:t xml:space="preserve">Lesson 6 — Observe &amp; Explain Phase (Area of Regular Pentagon): The market-vendor sub-phenomenon (pentagon njugu tray) is introduced. Learners investigate the interior angles of a regular pentagon (sum = 540°, each = 108°), divide it into 5 congruent isosceles triangles, and derive A = (5s²)/(4 tan 36°). Guided worked example using a measured pentagon tile. Learners apply the formula to find the area of the pentagonal tray from the sub-phenomenon. The DQB is updated: "Why does tan 36° appear in the pentagon formula?"</w:t>
-            </w:r>
-          </w:p>
-          <w:p>
-            <w:pPr>
-              <w:spacing w:after="40" w:before="0"/>
-              <w:jc w:val="left"/>
-            </w:pPr>
-            <w:r>
-              <w:rPr>
-                <w:rFonts w:ascii="Arial" w:cs="Arial" w:eastAsia="Arial" w:hAnsi="Arial"/>
-                <w:b w:val="false"/>
-                <w:bCs w:val="false"/>
-                <w:i w:val="false"/>
-                <w:iCs w:val="false"/>
-                <w:color w:val="000000"/>
-                <w:sz w:val="18"/>
-                <w:szCs w:val="18"/>
-              </w:rPr>
-              <w:t xml:space="preserve"/>
-            </w:r>
-          </w:p>
-          <w:p>
-            <w:pPr>
-              <w:spacing w:after="40" w:before="0"/>
-              <w:jc w:val="left"/>
-            </w:pPr>
-            <w:r>
-              <w:rPr>
-                <w:rFonts w:ascii="Arial" w:cs="Arial" w:eastAsia="Arial" w:hAnsi="Arial"/>
-                <w:b w:val="false"/>
-                <w:bCs w:val="false"/>
-                <w:i w:val="false"/>
-                <w:iCs w:val="false"/>
-                <w:color w:val="000000"/>
-                <w:sz w:val="18"/>
-                <w:szCs w:val="18"/>
-              </w:rPr>
-              <w:t xml:space="preserve">Lesson 7 — Observe &amp; Explain Phase (Area of Regular Hexagon): The honeycomb sub-phenomenon is introduced. Learners examine hexagonal objects (paving stones, pencil cross-sections, honeycomb diagrams). They divide the regular hexagon into 6 equilateral triangles and derive A = (3√3/2)s². Learners calculate the total wax area of a honeycomb frame (given cell side length and number of cells). The teacher connects the hexagon formula to the triangle formula from Lesson 1, completing the storyline arc. DQB updated with final answers to opening questions.</w:t>
-            </w:r>
-          </w:p>
-          <w:p>
-            <w:pPr>
-              <w:spacing w:after="40" w:before="0"/>
-              <w:jc w:val="left"/>
-            </w:pPr>
-            <w:r>
-              <w:rPr>
-                <w:rFonts w:ascii="Arial" w:cs="Arial" w:eastAsia="Arial" w:hAnsi="Arial"/>
-                <w:b w:val="false"/>
-                <w:bCs w:val="false"/>
-                <w:i w:val="false"/>
-                <w:iCs w:val="false"/>
-                <w:color w:val="000000"/>
-                <w:sz w:val="18"/>
-                <w:szCs w:val="18"/>
-              </w:rPr>
-              <w:t xml:space="preserve"/>
-            </w:r>
-          </w:p>
-          <w:p>
-            <w:pPr>
-              <w:spacing w:after="40" w:before="0"/>
-              <w:jc w:val="left"/>
-            </w:pPr>
-            <w:r>
-              <w:rPr>
-                <w:rFonts w:ascii="Arial" w:cs="Arial" w:eastAsia="Arial" w:hAnsi="Arial"/>
-                <w:b w:val="false"/>
-                <w:bCs w:val="false"/>
-                <w:i w:val="false"/>
-                <w:iCs w:val="false"/>
-                <w:color w:val="000000"/>
-                <w:sz w:val="18"/>
-                <w:szCs w:val="18"/>
-              </w:rPr>
-              <w:t xml:space="preserve">Lesson 8 — Synthesis, Model Building &amp; Assessment Phase: Learners return to the full Kericho courtyard scenario. Using all formulas developed across the unit, they calculate the total area of every section (triangles by sine formula and Heron's, parallelogram stage, hexagonal border tiles) and determine the total material needed. Groups present their courtyard area calculations and justify formula choices. The teacher facilitates a whole-class model revision — learners annotate the original courtyard drawing with correct areas. A written class activity (portfolio task) assesses all five specific learning outcomes individually. The DQB is reviewed and closed, with learners articulating how each lesson's formula answered one of their original questions.</w:t>
-            </w:r>
-          </w:p>
-        </w:tc>
-      </w:tr>
-      <w:tr>
-        <w:tc>
-          <w:tcPr>
-            <w:tcW w:type="dxa" w:w="3000"/>
-            <w:shd w:fill="EAD1F5" w:color="auto" w:val="clear"/>
-            <w:tcMar>
-              <w:top w:type="dxa" w:w="60"/>
-              <w:left w:type="dxa" w:w="120"/>
-              <w:bottom w:type="dxa" w:w="60"/>
-              <w:right w:type="dxa" w:w="120"/>
-            </w:tcMar>
-            <w:vAlign w:val="top"/>
-          </w:tcPr>
-          <w:p>
-            <w:pPr>
-              <w:spacing w:after="40" w:before="0"/>
-              <w:jc w:val="left"/>
-            </w:pPr>
-            <w:r>
-              <w:rPr>
-                <w:rFonts w:ascii="Arial" w:cs="Arial" w:eastAsia="Arial" w:hAnsi="Arial"/>
-                <w:b/>
-                <w:bCs/>
-                <w:i w:val="false"/>
-                <w:iCs w:val="false"/>
-                <w:color w:val="000000"/>
-                <w:sz w:val="18"/>
-                <w:szCs w:val="18"/>
-              </w:rPr>
-              <w:t xml:space="preserve">Supporting Phenomena</w:t>
-            </w:r>
-          </w:p>
-        </w:tc>
-        <w:tc>
-          <w:tcPr>
-            <w:tcW w:type="dxa" w:w="10680"/>
-            <w:shd w:fill="FFFFFF" w:color="auto" w:val="clear"/>
-            <w:tcMar>
-              <w:top w:type="dxa" w:w="60"/>
-              <w:left w:type="dxa" w:w="120"/>
-              <w:bottom w:type="dxa" w:w="60"/>
-              <w:right w:type="dxa" w:w="120"/>
-            </w:tcMar>
-            <w:vAlign w:val="top"/>
-          </w:tcPr>
-          <w:p>
-            <w:pPr>
-              <w:spacing w:after="30" w:before="0"/>
-              <w:ind w:left="360" w:hanging="180"/>
-              <w:jc w:val="left"/>
-            </w:pPr>
-            <w:r>
-              <w:rPr>
-                <w:rFonts w:ascii="Arial" w:cs="Arial" w:eastAsia="Arial" w:hAnsi="Arial"/>
-                <w:b w:val="false"/>
-                <w:bCs w:val="false"/>
-                <w:i w:val="false"/>
-                <w:iCs w:val="false"/>
-                <w:color w:val="000000"/>
-                <w:sz w:val="18"/>
-                <w:szCs w:val="18"/>
-              </w:rPr>
-              <w:t xml:space="preserve">–  A farmer in the Rift Valley owns a triangular maize plot whose three boundary lengths are known from a GPS device, but the plot is hilly and no perpendicular height can be walked out — motivating Heron's Formula as the only practical tool.</w:t>
-            </w:r>
-          </w:p>
-          <w:p>
-            <w:pPr>
-              <w:spacing w:after="30" w:before="0"/>
-              <w:ind w:left="360" w:hanging="180"/>
-              <w:jc w:val="left"/>
-            </w:pPr>
-            <w:r>
-              <w:rPr>
-                <w:rFonts w:ascii="Arial" w:cs="Arial" w:eastAsia="Arial" w:hAnsi="Arial"/>
-                <w:b w:val="false"/>
-                <w:bCs w:val="false"/>
-                <w:i w:val="false"/>
-                <w:iCs w:val="false"/>
-                <w:color w:val="000000"/>
-                <w:sz w:val="18"/>
-                <w:szCs w:val="18"/>
-              </w:rPr>
-              <w:t xml:space="preserve">–  Traditional Kenyan kanga and kikoi fabrics are woven in repeating rhombus and parallelogram patterns; a textile student wants to calculate the area of each coloured patch to estimate dye quantities, but only the side lengths and the acute angle of each parallelogram patch are labelled on the design template.</w:t>
-            </w:r>
-          </w:p>
-          <w:p>
-            <w:pPr>
-              <w:spacing w:after="30" w:before="0"/>
-              <w:ind w:left="360" w:hanging="180"/>
-              <w:jc w:val="left"/>
-            </w:pPr>
-            <w:r>
-              <w:rPr>
-                <w:rFonts w:ascii="Arial" w:cs="Arial" w:eastAsia="Arial" w:hAnsi="Arial"/>
-                <w:b w:val="false"/>
-                <w:bCs w:val="false"/>
-                <w:i w:val="false"/>
-                <w:iCs w:val="false"/>
-                <w:color w:val="000000"/>
-                <w:sz w:val="18"/>
-                <w:szCs w:val="18"/>
-              </w:rPr>
-              <w:t xml:space="preserve">–  Honeybee farmers in Baringo County observe that honeycomb cells are regular hexagons; they want to estimate the total wax surface area of a frame to understand honey-storage capacity — knowing only the side length of one cell and the number of cells per frame.</w:t>
-            </w:r>
-          </w:p>
-          <w:p>
-            <w:pPr>
-              <w:spacing w:after="30" w:before="0"/>
-              <w:ind w:left="360" w:hanging="180"/>
-              <w:jc w:val="left"/>
-            </w:pPr>
-            <w:r>
-              <w:rPr>
-                <w:rFonts w:ascii="Arial" w:cs="Arial" w:eastAsia="Arial" w:hAnsi="Arial"/>
-                <w:b w:val="false"/>
-                <w:bCs w:val="false"/>
-                <w:i w:val="false"/>
-                <w:iCs w:val="false"/>
-                <w:color w:val="000000"/>
-                <w:sz w:val="18"/>
-                <w:szCs w:val="18"/>
-              </w:rPr>
-              <w:t xml:space="preserve">–  Nairobi street vendors arrange groundnut (njugu karanga) display trays in the shape of regular pentagons to maximise visibility from multiple directions; a market researcher needs to calculate the display area of each tray from a single side measurement to compare vendors' stall sizes.</w:t>
-            </w:r>
-          </w:p>
-        </w:tc>
-      </w:tr>
-    </w:tbl>
-    <w:p>
-      <w:pPr>
-        <w:spacing w:after="120"/>
-      </w:pPr>
-      <w:r>
-        <w:t xml:space="preserve"/>
       </w:r>
     </w:p>
     <w:p>
@@ -3397,7 +3397,7 @@
             <w:pPr>
               <w:spacing w:after="20" w:before="0"/>
             </w:pPr>
-            <w:hyperlink w:history="1" r:id="rIdbds0kmx0movoyyjl9ofxh">
+            <w:hyperlink w:history="1" r:id="rIdnodrv20grc506hxa0lujo">
               <w:r>
                 <w:rPr>
                   <w:rFonts w:ascii="Arial" w:cs="Arial" w:eastAsia="Arial" w:hAnsi="Arial"/>
@@ -3430,7 +3430,7 @@
               <w:spacing w:after="10" w:before="0"/>
               <w:ind w:left="120"/>
             </w:pPr>
-            <w:hyperlink w:history="1" r:id="rIdacnhfng-0e6x3q2d4ijtj">
+            <w:hyperlink w:history="1" r:id="rIdql5axqav0n4ctziokpuys">
               <w:r>
                 <w:rPr>
                   <w:rFonts w:ascii="Arial" w:cs="Arial" w:eastAsia="Arial" w:hAnsi="Arial"/>
@@ -3475,7 +3475,7 @@
             <w:pPr>
               <w:spacing w:after="20" w:before="0"/>
             </w:pPr>
-            <w:hyperlink w:history="1" r:id="rId4pz0erftovnuee4cn4hpc">
+            <w:hyperlink w:history="1" r:id="rIdhrj654suga6ejyboyppik">
               <w:r>
                 <w:rPr>
                   <w:rFonts w:ascii="Arial" w:cs="Arial" w:eastAsia="Arial" w:hAnsi="Arial"/>
@@ -3508,7 +3508,7 @@
               <w:spacing w:after="10" w:before="0"/>
               <w:ind w:left="120"/>
             </w:pPr>
-            <w:hyperlink w:history="1" r:id="rIdlzklswc7oac6uqsaqiscv">
+            <w:hyperlink w:history="1" r:id="rIdhbgdxrvsuulwpowcthkvc">
               <w:r>
                 <w:rPr>
                   <w:rFonts w:ascii="Arial" w:cs="Arial" w:eastAsia="Arial" w:hAnsi="Arial"/>
@@ -3703,7 +3703,7 @@
             <w:pPr>
               <w:spacing w:after="20" w:before="0"/>
             </w:pPr>
-            <w:hyperlink w:history="1" r:id="rIdvt70kci01btlzywc4h6me">
+            <w:hyperlink w:history="1" r:id="rIdlppqm1pxzewkiok1mwnhj">
               <w:r>
                 <w:rPr>
                   <w:rFonts w:ascii="Arial" w:cs="Arial" w:eastAsia="Arial" w:hAnsi="Arial"/>
@@ -3736,7 +3736,7 @@
               <w:spacing w:after="10" w:before="0"/>
               <w:ind w:left="120"/>
             </w:pPr>
-            <w:hyperlink w:history="1" r:id="rIde8dxsdcjnif8ptz_44t6p">
+            <w:hyperlink w:history="1" r:id="rIde1ffy6apyosxhy6xjuh38">
               <w:r>
                 <w:rPr>
                   <w:rFonts w:ascii="Arial" w:cs="Arial" w:eastAsia="Arial" w:hAnsi="Arial"/>
@@ -3781,7 +3781,7 @@
             <w:pPr>
               <w:spacing w:after="20" w:before="0"/>
             </w:pPr>
-            <w:hyperlink w:history="1" r:id="rIditir0ex1jamulddaveqnb">
+            <w:hyperlink w:history="1" r:id="rId16w7a7pkd5cmtoe5aeauu">
               <w:r>
                 <w:rPr>
                   <w:rFonts w:ascii="Arial" w:cs="Arial" w:eastAsia="Arial" w:hAnsi="Arial"/>
@@ -3814,7 +3814,7 @@
               <w:spacing w:after="10" w:before="0"/>
               <w:ind w:left="120"/>
             </w:pPr>
-            <w:hyperlink w:history="1" r:id="rIdccvatwobpktyxpnsqz6qu">
+            <w:hyperlink w:history="1" r:id="rIdqmqy3ro5dk3uzeeriv0aw">
               <w:r>
                 <w:rPr>
                   <w:rFonts w:ascii="Arial" w:cs="Arial" w:eastAsia="Arial" w:hAnsi="Arial"/>
@@ -4009,7 +4009,7 @@
             <w:pPr>
               <w:spacing w:after="20" w:before="0"/>
             </w:pPr>
-            <w:hyperlink w:history="1" r:id="rIdktbirkflgd0kq2ok3kezw">
+            <w:hyperlink w:history="1" r:id="rIdik9fgspy1vw_64wlqvzb4">
               <w:r>
                 <w:rPr>
                   <w:rFonts w:ascii="Arial" w:cs="Arial" w:eastAsia="Arial" w:hAnsi="Arial"/>
@@ -4042,7 +4042,7 @@
               <w:spacing w:after="10" w:before="0"/>
               <w:ind w:left="120"/>
             </w:pPr>
-            <w:hyperlink w:history="1" r:id="rId7z4oysc4alk7wr4qr-ugx">
+            <w:hyperlink w:history="1" r:id="rIdcvhu7ccpwxhzoetmhs7ap">
               <w:r>
                 <w:rPr>
                   <w:rFonts w:ascii="Arial" w:cs="Arial" w:eastAsia="Arial" w:hAnsi="Arial"/>
@@ -4087,7 +4087,7 @@
             <w:pPr>
               <w:spacing w:after="20" w:before="0"/>
             </w:pPr>
-            <w:hyperlink w:history="1" r:id="rIdbqjtz6hhcbulfxwtdlozz">
+            <w:hyperlink w:history="1" r:id="rIdu4qo3kabpy1iguasvhlzv">
               <w:r>
                 <w:rPr>
                   <w:rFonts w:ascii="Arial" w:cs="Arial" w:eastAsia="Arial" w:hAnsi="Arial"/>
@@ -4120,7 +4120,7 @@
               <w:spacing w:after="10" w:before="0"/>
               <w:ind w:left="120"/>
             </w:pPr>
-            <w:hyperlink w:history="1" r:id="rIdrbvoigbcm53aojdavftbl">
+            <w:hyperlink w:history="1" r:id="rId2gym4nhagrdsoprorir8s">
               <w:r>
                 <w:rPr>
                   <w:rFonts w:ascii="Arial" w:cs="Arial" w:eastAsia="Arial" w:hAnsi="Arial"/>
@@ -4315,7 +4315,7 @@
             <w:pPr>
               <w:spacing w:after="20" w:before="0"/>
             </w:pPr>
-            <w:hyperlink w:history="1" r:id="rIdytpvwas8ctmamuiod8n5d">
+            <w:hyperlink w:history="1" r:id="rIda69o__yn1mb3ou88fklh9">
               <w:r>
                 <w:rPr>
                   <w:rFonts w:ascii="Arial" w:cs="Arial" w:eastAsia="Arial" w:hAnsi="Arial"/>
@@ -4348,7 +4348,7 @@
               <w:spacing w:after="10" w:before="0"/>
               <w:ind w:left="120"/>
             </w:pPr>
-            <w:hyperlink w:history="1" r:id="rIdyj54zzmsl4dh04p6qvoku">
+            <w:hyperlink w:history="1" r:id="rIdvqxhc9gzwawg1uexodqx2">
               <w:r>
                 <w:rPr>
                   <w:rFonts w:ascii="Arial" w:cs="Arial" w:eastAsia="Arial" w:hAnsi="Arial"/>
@@ -4393,7 +4393,7 @@
             <w:pPr>
               <w:spacing w:after="20" w:before="0"/>
             </w:pPr>
-            <w:hyperlink w:history="1" r:id="rIddkcmv9meoxbdeanmd8wuh">
+            <w:hyperlink w:history="1" r:id="rIdf0c-t2x2wdrrx1iv58q7e">
               <w:r>
                 <w:rPr>
                   <w:rFonts w:ascii="Arial" w:cs="Arial" w:eastAsia="Arial" w:hAnsi="Arial"/>
@@ -4426,7 +4426,7 @@
               <w:spacing w:after="10" w:before="0"/>
               <w:ind w:left="120"/>
             </w:pPr>
-            <w:hyperlink w:history="1" r:id="rId5azv3zsqzohmelenrgwjw">
+            <w:hyperlink w:history="1" r:id="rId9msldfhpyihf5848a6umv">
               <w:r>
                 <w:rPr>
                   <w:rFonts w:ascii="Arial" w:cs="Arial" w:eastAsia="Arial" w:hAnsi="Arial"/>
@@ -4621,7 +4621,7 @@
             <w:pPr>
               <w:spacing w:after="20" w:before="0"/>
             </w:pPr>
-            <w:hyperlink w:history="1" r:id="rIdzl97nvmkm2pzqsuodzi0d">
+            <w:hyperlink w:history="1" r:id="rIdoogpxhhbdyxaldxoh3ziq">
               <w:r>
                 <w:rPr>
                   <w:rFonts w:ascii="Arial" w:cs="Arial" w:eastAsia="Arial" w:hAnsi="Arial"/>
@@ -4654,7 +4654,7 @@
               <w:spacing w:after="10" w:before="0"/>
               <w:ind w:left="120"/>
             </w:pPr>
-            <w:hyperlink w:history="1" r:id="rId1-y-gtjwto9_liedaj9m0">
+            <w:hyperlink w:history="1" r:id="rIdedwrifznxstcjt5m1takh">
               <w:r>
                 <w:rPr>
                   <w:rFonts w:ascii="Arial" w:cs="Arial" w:eastAsia="Arial" w:hAnsi="Arial"/>
@@ -4699,7 +4699,7 @@
             <w:pPr>
               <w:spacing w:after="20" w:before="0"/>
             </w:pPr>
-            <w:hyperlink w:history="1" r:id="rIdfpzrghls5vchptoq2dgnm">
+            <w:hyperlink w:history="1" r:id="rIddvg9dswk1phprlrti7qft">
               <w:r>
                 <w:rPr>
                   <w:rFonts w:ascii="Arial" w:cs="Arial" w:eastAsia="Arial" w:hAnsi="Arial"/>
@@ -4732,7 +4732,7 @@
               <w:spacing w:after="10" w:before="0"/>
               <w:ind w:left="120"/>
             </w:pPr>
-            <w:hyperlink w:history="1" r:id="rId2gzvyzpv6-fovlwlzd8sb">
+            <w:hyperlink w:history="1" r:id="rId86xub3prqtcpvtvnwlx3s">
               <w:r>
                 <w:rPr>
                   <w:rFonts w:ascii="Arial" w:cs="Arial" w:eastAsia="Arial" w:hAnsi="Arial"/>
@@ -5320,7 +5320,7 @@
         </w:rPr>
         <w:t xml:space="preserve">© 2026 SeaVuria and ARES. Aligned with KICD objectives. Developed by SeaVuria; technical implementation by ARES (with AI assistance from Claude). Licensed under </w:t>
       </w:r>
-      <w:hyperlink w:history="1" r:id="rIdnzflf4qhbsjtiashgwkv9">
+      <w:hyperlink w:history="1" r:id="rId5bacvnwpngqshvwflj4jd">
         <w:r>
           <w:rPr>
             <w:rFonts w:ascii="Arial" w:cs="Arial" w:eastAsia="Arial" w:hAnsi="Arial"/>
@@ -5341,7 +5341,7 @@
         </w:rPr>
         <w:t xml:space="preserve"> (</w:t>
       </w:r>
-      <w:hyperlink w:history="1" r:id="rIdlac9wnjnslhgsiaao9dsi">
+      <w:hyperlink w:history="1" r:id="rId5e-crv2bgl-awm97has9g">
         <w:r>
           <w:rPr>
             <w:rFonts w:ascii="Arial" w:cs="Arial" w:eastAsia="Arial" w:hAnsi="Arial"/>
@@ -6354,7 +6354,7 @@
             <w:pPr>
               <w:spacing w:after="20" w:before="0"/>
             </w:pPr>
-            <w:hyperlink w:history="1" r:id="rIdzag1rznvk0jbp_waxgrhv">
+            <w:hyperlink w:history="1" r:id="rIdnirtgjf-x6xq2jntgo2u_">
               <w:r>
                 <w:rPr>
                   <w:rFonts w:ascii="Arial" w:cs="Arial" w:eastAsia="Arial" w:hAnsi="Arial"/>
@@ -6387,7 +6387,7 @@
               <w:spacing w:after="10" w:before="0"/>
               <w:ind w:left="120"/>
             </w:pPr>
-            <w:hyperlink w:history="1" r:id="rIdc9kpz0swk0padlswt5x7b">
+            <w:hyperlink w:history="1" r:id="rId48wqmojhtaql0d6suiukr">
               <w:r>
                 <w:rPr>
                   <w:rFonts w:ascii="Arial" w:cs="Arial" w:eastAsia="Arial" w:hAnsi="Arial"/>
@@ -6432,7 +6432,7 @@
             <w:pPr>
               <w:spacing w:after="20" w:before="0"/>
             </w:pPr>
-            <w:hyperlink w:history="1" r:id="rIdd7g3mufgd6s3zhxbhmk6f">
+            <w:hyperlink w:history="1" r:id="rIdva4ck02vjg-0nrvmrviyo">
               <w:r>
                 <w:rPr>
                   <w:rFonts w:ascii="Arial" w:cs="Arial" w:eastAsia="Arial" w:hAnsi="Arial"/>
@@ -6465,7 +6465,7 @@
               <w:spacing w:after="10" w:before="0"/>
               <w:ind w:left="120"/>
             </w:pPr>
-            <w:hyperlink w:history="1" r:id="rIdty6no99ebxm-iel73d4hi">
+            <w:hyperlink w:history="1" r:id="rIdjyzrsnibgmar02vdzyofe">
               <w:r>
                 <w:rPr>
                   <w:rFonts w:ascii="Arial" w:cs="Arial" w:eastAsia="Arial" w:hAnsi="Arial"/>
@@ -6660,7 +6660,7 @@
             <w:pPr>
               <w:spacing w:after="20" w:before="0"/>
             </w:pPr>
-            <w:hyperlink w:history="1" r:id="rIdceypjksuzng_b0aeffl1e">
+            <w:hyperlink w:history="1" r:id="rIdmqz3h-t2lmm3fiji89usz">
               <w:r>
                 <w:rPr>
                   <w:rFonts w:ascii="Arial" w:cs="Arial" w:eastAsia="Arial" w:hAnsi="Arial"/>
@@ -6693,7 +6693,7 @@
               <w:spacing w:after="10" w:before="0"/>
               <w:ind w:left="120"/>
             </w:pPr>
-            <w:hyperlink w:history="1" r:id="rIdgjrji_5tj0qiayytdsluw">
+            <w:hyperlink w:history="1" r:id="rId0niwlcphx1ymy0sqadiha">
               <w:r>
                 <w:rPr>
                   <w:rFonts w:ascii="Arial" w:cs="Arial" w:eastAsia="Arial" w:hAnsi="Arial"/>
@@ -6738,7 +6738,7 @@
             <w:pPr>
               <w:spacing w:after="20" w:before="0"/>
             </w:pPr>
-            <w:hyperlink w:history="1" r:id="rId1isxzf2hl4hv7c4xokvv1">
+            <w:hyperlink w:history="1" r:id="rIdzl6xqsk_va5tunvclzu03">
               <w:r>
                 <w:rPr>
                   <w:rFonts w:ascii="Arial" w:cs="Arial" w:eastAsia="Arial" w:hAnsi="Arial"/>
@@ -6771,7 +6771,7 @@
               <w:spacing w:after="10" w:before="0"/>
               <w:ind w:left="120"/>
             </w:pPr>
-            <w:hyperlink w:history="1" r:id="rIdimacgxpvtvkjpu7xyj83l">
+            <w:hyperlink w:history="1" r:id="rIdrbbxcrrufl7sqkqztr9ge">
               <w:r>
                 <w:rPr>
                   <w:rFonts w:ascii="Arial" w:cs="Arial" w:eastAsia="Arial" w:hAnsi="Arial"/>
@@ -6966,7 +6966,7 @@
             <w:pPr>
               <w:spacing w:after="20" w:before="0"/>
             </w:pPr>
-            <w:hyperlink w:history="1" r:id="rId1hf7klpbxnwdvbdqiitr2">
+            <w:hyperlink w:history="1" r:id="rId3vfmtgf0hstciqt-0qesc">
               <w:r>
                 <w:rPr>
                   <w:rFonts w:ascii="Arial" w:cs="Arial" w:eastAsia="Arial" w:hAnsi="Arial"/>
@@ -6999,7 +6999,7 @@
               <w:spacing w:after="10" w:before="0"/>
               <w:ind w:left="120"/>
             </w:pPr>
-            <w:hyperlink w:history="1" r:id="rIdffxlkcgd8manghqu1fzzn">
+            <w:hyperlink w:history="1" r:id="rIdx-bpebc0b_3p2qvxb4qbn">
               <w:r>
                 <w:rPr>
                   <w:rFonts w:ascii="Arial" w:cs="Arial" w:eastAsia="Arial" w:hAnsi="Arial"/>
@@ -7044,7 +7044,7 @@
             <w:pPr>
               <w:spacing w:after="20" w:before="0"/>
             </w:pPr>
-            <w:hyperlink w:history="1" r:id="rId2i8ff6mx3n34m8mif-bky">
+            <w:hyperlink w:history="1" r:id="rIdd0imygztbxqoi-xmvk747">
               <w:r>
                 <w:rPr>
                   <w:rFonts w:ascii="Arial" w:cs="Arial" w:eastAsia="Arial" w:hAnsi="Arial"/>
@@ -7077,7 +7077,7 @@
               <w:spacing w:after="10" w:before="0"/>
               <w:ind w:left="120"/>
             </w:pPr>
-            <w:hyperlink w:history="1" r:id="rIdhkanqpfs93q7tyujndltz">
+            <w:hyperlink w:history="1" r:id="rId2y7eyk10fnoanwnadk1bt">
               <w:r>
                 <w:rPr>
                   <w:rFonts w:ascii="Arial" w:cs="Arial" w:eastAsia="Arial" w:hAnsi="Arial"/>
@@ -7272,7 +7272,7 @@
             <w:pPr>
               <w:spacing w:after="20" w:before="0"/>
             </w:pPr>
-            <w:hyperlink w:history="1" r:id="rIdgpyhw39cp2_wbxzjcxdbx">
+            <w:hyperlink w:history="1" r:id="rIdml9zldrtwbfw-l7ikgqhw">
               <w:r>
                 <w:rPr>
                   <w:rFonts w:ascii="Arial" w:cs="Arial" w:eastAsia="Arial" w:hAnsi="Arial"/>
@@ -7305,7 +7305,7 @@
               <w:spacing w:after="10" w:before="0"/>
               <w:ind w:left="120"/>
             </w:pPr>
-            <w:hyperlink w:history="1" r:id="rIdgu4vxmrgpwtt9vwjafjir">
+            <w:hyperlink w:history="1" r:id="rId9kxfyiuv_1c2vb1hlf1tu">
               <w:r>
                 <w:rPr>
                   <w:rFonts w:ascii="Arial" w:cs="Arial" w:eastAsia="Arial" w:hAnsi="Arial"/>
@@ -7350,7 +7350,7 @@
             <w:pPr>
               <w:spacing w:after="20" w:before="0"/>
             </w:pPr>
-            <w:hyperlink w:history="1" r:id="rId7dec3lafmalerhjvytszq">
+            <w:hyperlink w:history="1" r:id="rIdzqzzoion9igtb9fxmnz2s">
               <w:r>
                 <w:rPr>
                   <w:rFonts w:ascii="Arial" w:cs="Arial" w:eastAsia="Arial" w:hAnsi="Arial"/>
@@ -7383,7 +7383,7 @@
               <w:spacing w:after="10" w:before="0"/>
               <w:ind w:left="120"/>
             </w:pPr>
-            <w:hyperlink w:history="1" r:id="rId3wy1evjidu4tjx795ebi3">
+            <w:hyperlink w:history="1" r:id="rIdlooncdywtpgc3zbcafj7t">
               <w:r>
                 <w:rPr>
                   <w:rFonts w:ascii="Arial" w:cs="Arial" w:eastAsia="Arial" w:hAnsi="Arial"/>
@@ -7578,7 +7578,7 @@
             <w:pPr>
               <w:spacing w:after="20" w:before="0"/>
             </w:pPr>
-            <w:hyperlink w:history="1" r:id="rIdqljlv0r04b_n1xmazvgmj">
+            <w:hyperlink w:history="1" r:id="rIdwczaylmwz3hspkohegxiu">
               <w:r>
                 <w:rPr>
                   <w:rFonts w:ascii="Arial" w:cs="Arial" w:eastAsia="Arial" w:hAnsi="Arial"/>
@@ -7611,7 +7611,7 @@
               <w:spacing w:after="10" w:before="0"/>
               <w:ind w:left="120"/>
             </w:pPr>
-            <w:hyperlink w:history="1" r:id="rIdpvwnebvohhodja2ulchzp">
+            <w:hyperlink w:history="1" r:id="rIdpgldcvuwo0rksd265783n">
               <w:r>
                 <w:rPr>
                   <w:rFonts w:ascii="Arial" w:cs="Arial" w:eastAsia="Arial" w:hAnsi="Arial"/>
@@ -7656,7 +7656,7 @@
             <w:pPr>
               <w:spacing w:after="20" w:before="0"/>
             </w:pPr>
-            <w:hyperlink w:history="1" r:id="rIdsurzumdxxba8quadjba8t">
+            <w:hyperlink w:history="1" r:id="rIdfnqlebovi2xqpj8dlwjhi">
               <w:r>
                 <w:rPr>
                   <w:rFonts w:ascii="Arial" w:cs="Arial" w:eastAsia="Arial" w:hAnsi="Arial"/>
@@ -7689,7 +7689,7 @@
               <w:spacing w:after="10" w:before="0"/>
               <w:ind w:left="120"/>
             </w:pPr>
-            <w:hyperlink w:history="1" r:id="rIdmgnmuqt1hltjhi5ot47st">
+            <w:hyperlink w:history="1" r:id="rIdzvvd4tx8o7rlx3lz3rx51">
               <w:r>
                 <w:rPr>
                   <w:rFonts w:ascii="Arial" w:cs="Arial" w:eastAsia="Arial" w:hAnsi="Arial"/>
@@ -8201,7 +8201,7 @@
         </w:rPr>
         <w:t xml:space="preserve">© 2026 SeaVuria and ARES. Aligned with KICD objectives. Developed by SeaVuria; technical implementation by ARES (with AI assistance from Claude). Licensed under </w:t>
       </w:r>
-      <w:hyperlink w:history="1" r:id="rIdcj5vaekvu9uazw4fbym35">
+      <w:hyperlink w:history="1" r:id="rIdik0naqgdvybe3nqn0ad4r">
         <w:r>
           <w:rPr>
             <w:rFonts w:ascii="Arial" w:cs="Arial" w:eastAsia="Arial" w:hAnsi="Arial"/>
@@ -8222,7 +8222,7 @@
         </w:rPr>
         <w:t xml:space="preserve"> (</w:t>
       </w:r>
-      <w:hyperlink w:history="1" r:id="rIdsxvn_xscp_yr-zq2ko66s">
+      <w:hyperlink w:history="1" r:id="rIdzhjuaaroj56zjxcg0bk1_">
         <w:r>
           <w:rPr>
             <w:rFonts w:ascii="Arial" w:cs="Arial" w:eastAsia="Arial" w:hAnsi="Arial"/>
@@ -9235,7 +9235,7 @@
             <w:pPr>
               <w:spacing w:after="20" w:before="0"/>
             </w:pPr>
-            <w:hyperlink w:history="1" r:id="rIdn2xikoko4yhtoohowbogi">
+            <w:hyperlink w:history="1" r:id="rId-grbolae14xafrlqr_oou">
               <w:r>
                 <w:rPr>
                   <w:rFonts w:ascii="Arial" w:cs="Arial" w:eastAsia="Arial" w:hAnsi="Arial"/>
@@ -9268,7 +9268,7 @@
               <w:spacing w:after="10" w:before="0"/>
               <w:ind w:left="120"/>
             </w:pPr>
-            <w:hyperlink w:history="1" r:id="rIdegi-ocvcbuoe6sqlgzjht">
+            <w:hyperlink w:history="1" r:id="rIdhiahbhjrhlsbnuas5czpt">
               <w:r>
                 <w:rPr>
                   <w:rFonts w:ascii="Arial" w:cs="Arial" w:eastAsia="Arial" w:hAnsi="Arial"/>
@@ -9313,7 +9313,7 @@
             <w:pPr>
               <w:spacing w:after="20" w:before="0"/>
             </w:pPr>
-            <w:hyperlink w:history="1" r:id="rIdujpcmzs_p_z9nuqa7vzmx">
+            <w:hyperlink w:history="1" r:id="rIdqobre0bpx3i85lvvj3gis">
               <w:r>
                 <w:rPr>
                   <w:rFonts w:ascii="Arial" w:cs="Arial" w:eastAsia="Arial" w:hAnsi="Arial"/>
@@ -9346,7 +9346,7 @@
               <w:spacing w:after="10" w:before="0"/>
               <w:ind w:left="120"/>
             </w:pPr>
-            <w:hyperlink w:history="1" r:id="rIdnxy_tyaqqqlvlzdl_sfpq">
+            <w:hyperlink w:history="1" r:id="rIdpmgauey4v3t3fv822eklq">
               <w:r>
                 <w:rPr>
                   <w:rFonts w:ascii="Arial" w:cs="Arial" w:eastAsia="Arial" w:hAnsi="Arial"/>
@@ -9541,7 +9541,7 @@
             <w:pPr>
               <w:spacing w:after="20" w:before="0"/>
             </w:pPr>
-            <w:hyperlink w:history="1" r:id="rIdxynerd_ekke6buty86fof">
+            <w:hyperlink w:history="1" r:id="rId17lxwuadb9jxx4xdtu5uq">
               <w:r>
                 <w:rPr>
                   <w:rFonts w:ascii="Arial" w:cs="Arial" w:eastAsia="Arial" w:hAnsi="Arial"/>
@@ -9574,7 +9574,7 @@
               <w:spacing w:after="10" w:before="0"/>
               <w:ind w:left="120"/>
             </w:pPr>
-            <w:hyperlink w:history="1" r:id="rIdzx0n3og3lhtbsixiofniz">
+            <w:hyperlink w:history="1" r:id="rIdcz1l6lgyixlxnbbj6ip4m">
               <w:r>
                 <w:rPr>
                   <w:rFonts w:ascii="Arial" w:cs="Arial" w:eastAsia="Arial" w:hAnsi="Arial"/>
@@ -9619,7 +9619,7 @@
             <w:pPr>
               <w:spacing w:after="20" w:before="0"/>
             </w:pPr>
-            <w:hyperlink w:history="1" r:id="rIduxamtld3c5e9d_ozyetq2">
+            <w:hyperlink w:history="1" r:id="rIdg269jght5hzjpkt4ma7bf">
               <w:r>
                 <w:rPr>
                   <w:rFonts w:ascii="Arial" w:cs="Arial" w:eastAsia="Arial" w:hAnsi="Arial"/>
@@ -9652,7 +9652,7 @@
               <w:spacing w:after="10" w:before="0"/>
               <w:ind w:left="120"/>
             </w:pPr>
-            <w:hyperlink w:history="1" r:id="rIdemnveet47cl-_uvxurj-w">
+            <w:hyperlink w:history="1" r:id="rIdbgy4yyg3b_sv9clalsepv">
               <w:r>
                 <w:rPr>
                   <w:rFonts w:ascii="Arial" w:cs="Arial" w:eastAsia="Arial" w:hAnsi="Arial"/>
@@ -9847,7 +9847,7 @@
             <w:pPr>
               <w:spacing w:after="20" w:before="0"/>
             </w:pPr>
-            <w:hyperlink w:history="1" r:id="rIdxv6s_igaqpt45dp5prehs">
+            <w:hyperlink w:history="1" r:id="rIdp1rnpnoms_gtz62y6s1gk">
               <w:r>
                 <w:rPr>
                   <w:rFonts w:ascii="Arial" w:cs="Arial" w:eastAsia="Arial" w:hAnsi="Arial"/>
@@ -9880,7 +9880,7 @@
               <w:spacing w:after="10" w:before="0"/>
               <w:ind w:left="120"/>
             </w:pPr>
-            <w:hyperlink w:history="1" r:id="rIdaxbfv-e_n8xr6svvscyye">
+            <w:hyperlink w:history="1" r:id="rIdgxmc-wvfxuud4wjaldumk">
               <w:r>
                 <w:rPr>
                   <w:rFonts w:ascii="Arial" w:cs="Arial" w:eastAsia="Arial" w:hAnsi="Arial"/>
@@ -9925,7 +9925,7 @@
             <w:pPr>
               <w:spacing w:after="20" w:before="0"/>
             </w:pPr>
-            <w:hyperlink w:history="1" r:id="rIdnqz95l_8z1gocznszaum5">
+            <w:hyperlink w:history="1" r:id="rIdlzn00lbkbvsaazt5ohdz6">
               <w:r>
                 <w:rPr>
                   <w:rFonts w:ascii="Arial" w:cs="Arial" w:eastAsia="Arial" w:hAnsi="Arial"/>
@@ -9958,7 +9958,7 @@
               <w:spacing w:after="10" w:before="0"/>
               <w:ind w:left="120"/>
             </w:pPr>
-            <w:hyperlink w:history="1" r:id="rIdmgzbsvfmh0zvbmoiozhbi">
+            <w:hyperlink w:history="1" r:id="rId7z17hckn770zdbk4ag_k_">
               <w:r>
                 <w:rPr>
                   <w:rFonts w:ascii="Arial" w:cs="Arial" w:eastAsia="Arial" w:hAnsi="Arial"/>
@@ -10153,7 +10153,7 @@
             <w:pPr>
               <w:spacing w:after="20" w:before="0"/>
             </w:pPr>
-            <w:hyperlink w:history="1" r:id="rIdlp515gmtdclobpblsppln">
+            <w:hyperlink w:history="1" r:id="rIdf4f9haclgs-ekf2ccvrdb">
               <w:r>
                 <w:rPr>
                   <w:rFonts w:ascii="Arial" w:cs="Arial" w:eastAsia="Arial" w:hAnsi="Arial"/>
@@ -10186,7 +10186,7 @@
               <w:spacing w:after="10" w:before="0"/>
               <w:ind w:left="120"/>
             </w:pPr>
-            <w:hyperlink w:history="1" r:id="rIdzxwca3sl3el8_v0gmdjud">
+            <w:hyperlink w:history="1" r:id="rIdx8joggq_bnqwxbzkwjirg">
               <w:r>
                 <w:rPr>
                   <w:rFonts w:ascii="Arial" w:cs="Arial" w:eastAsia="Arial" w:hAnsi="Arial"/>
@@ -10231,7 +10231,7 @@
             <w:pPr>
               <w:spacing w:after="20" w:before="0"/>
             </w:pPr>
-            <w:hyperlink w:history="1" r:id="rIdsejeh_al5cj16vftu1jaq">
+            <w:hyperlink w:history="1" r:id="rIdbnsr3dujd3vwque6lw-8h">
               <w:r>
                 <w:rPr>
                   <w:rFonts w:ascii="Arial" w:cs="Arial" w:eastAsia="Arial" w:hAnsi="Arial"/>
@@ -10264,7 +10264,7 @@
               <w:spacing w:after="10" w:before="0"/>
               <w:ind w:left="120"/>
             </w:pPr>
-            <w:hyperlink w:history="1" r:id="rIdrd-06zt9dtwz7bgwohvte">
+            <w:hyperlink w:history="1" r:id="rIdj6j0s3p3txvdj-wie-byz">
               <w:r>
                 <w:rPr>
                   <w:rFonts w:ascii="Arial" w:cs="Arial" w:eastAsia="Arial" w:hAnsi="Arial"/>
@@ -10459,7 +10459,7 @@
             <w:pPr>
               <w:spacing w:after="20" w:before="0"/>
             </w:pPr>
-            <w:hyperlink w:history="1" r:id="rId5d4xzlwbk1lkmero_hz7_">
+            <w:hyperlink w:history="1" r:id="rId9ebihc76_zsz-2qm92v0m">
               <w:r>
                 <w:rPr>
                   <w:rFonts w:ascii="Arial" w:cs="Arial" w:eastAsia="Arial" w:hAnsi="Arial"/>
@@ -10492,7 +10492,7 @@
               <w:spacing w:after="10" w:before="0"/>
               <w:ind w:left="120"/>
             </w:pPr>
-            <w:hyperlink w:history="1" r:id="rIdncxmwzczk1d4qpaym9zce">
+            <w:hyperlink w:history="1" r:id="rIdbzeww--srm5w2ys32tuc0">
               <w:r>
                 <w:rPr>
                   <w:rFonts w:ascii="Arial" w:cs="Arial" w:eastAsia="Arial" w:hAnsi="Arial"/>
@@ -10537,7 +10537,7 @@
             <w:pPr>
               <w:spacing w:after="20" w:before="0"/>
             </w:pPr>
-            <w:hyperlink w:history="1" r:id="rIdfphkm3ritxkh4hpgrrvyi">
+            <w:hyperlink w:history="1" r:id="rIdlawicw4j6tmov0ol6zev3">
               <w:r>
                 <w:rPr>
                   <w:rFonts w:ascii="Arial" w:cs="Arial" w:eastAsia="Arial" w:hAnsi="Arial"/>
@@ -10570,7 +10570,7 @@
               <w:spacing w:after="10" w:before="0"/>
               <w:ind w:left="120"/>
             </w:pPr>
-            <w:hyperlink w:history="1" r:id="rId5dz5xg9qifnc_nxrawd85">
+            <w:hyperlink w:history="1" r:id="rIdx4oxuwg9wayq8plqqqi-f">
               <w:r>
                 <w:rPr>
                   <w:rFonts w:ascii="Arial" w:cs="Arial" w:eastAsia="Arial" w:hAnsi="Arial"/>
@@ -11082,7 +11082,7 @@
         </w:rPr>
         <w:t xml:space="preserve">© 2026 SeaVuria and ARES. Aligned with KICD objectives. Developed by SeaVuria; technical implementation by ARES (with AI assistance from Claude). Licensed under </w:t>
       </w:r>
-      <w:hyperlink w:history="1" r:id="rId34ywljf0fq1j0epmo_yie">
+      <w:hyperlink w:history="1" r:id="rId6v4zugxmkchgcobtp2jor">
         <w:r>
           <w:rPr>
             <w:rFonts w:ascii="Arial" w:cs="Arial" w:eastAsia="Arial" w:hAnsi="Arial"/>
@@ -11103,7 +11103,7 @@
         </w:rPr>
         <w:t xml:space="preserve"> (</w:t>
       </w:r>
-      <w:hyperlink w:history="1" r:id="rIdglnlng6wthdvrlpl9tvcf">
+      <w:hyperlink w:history="1" r:id="rIdxeql60jidei8rvhdelovt">
         <w:r>
           <w:rPr>
             <w:rFonts w:ascii="Arial" w:cs="Arial" w:eastAsia="Arial" w:hAnsi="Arial"/>
@@ -12116,7 +12116,7 @@
             <w:pPr>
               <w:spacing w:after="20" w:before="0"/>
             </w:pPr>
-            <w:hyperlink w:history="1" r:id="rIdzhulhhhpi6ufp7gnuso9e">
+            <w:hyperlink w:history="1" r:id="rIdoedzspexoj6v6xtsp4wp9">
               <w:r>
                 <w:rPr>
                   <w:rFonts w:ascii="Arial" w:cs="Arial" w:eastAsia="Arial" w:hAnsi="Arial"/>
@@ -12149,7 +12149,7 @@
               <w:spacing w:after="10" w:before="0"/>
               <w:ind w:left="120"/>
             </w:pPr>
-            <w:hyperlink w:history="1" r:id="rIdn765hl2mdnosxmeiivl-l">
+            <w:hyperlink w:history="1" r:id="rIdvp8s-m4h2wqeseo9xhhgv">
               <w:r>
                 <w:rPr>
                   <w:rFonts w:ascii="Arial" w:cs="Arial" w:eastAsia="Arial" w:hAnsi="Arial"/>
@@ -12194,7 +12194,7 @@
             <w:pPr>
               <w:spacing w:after="20" w:before="0"/>
             </w:pPr>
-            <w:hyperlink w:history="1" r:id="rIdqnjtv6xy4_5e4ukyot9zm">
+            <w:hyperlink w:history="1" r:id="rIdxks0aek_uzalta2u_e_ci">
               <w:r>
                 <w:rPr>
                   <w:rFonts w:ascii="Arial" w:cs="Arial" w:eastAsia="Arial" w:hAnsi="Arial"/>
@@ -12227,7 +12227,7 @@
               <w:spacing w:after="10" w:before="0"/>
               <w:ind w:left="120"/>
             </w:pPr>
-            <w:hyperlink w:history="1" r:id="rIdy1ptri4a2hxl-8wgn99na">
+            <w:hyperlink w:history="1" r:id="rIdbgo62ryovwxmyrbjvqdle">
               <w:r>
                 <w:rPr>
                   <w:rFonts w:ascii="Arial" w:cs="Arial" w:eastAsia="Arial" w:hAnsi="Arial"/>
@@ -12422,7 +12422,7 @@
             <w:pPr>
               <w:spacing w:after="20" w:before="0"/>
             </w:pPr>
-            <w:hyperlink w:history="1" r:id="rIdiffrxowcximjdzjtbxbyc">
+            <w:hyperlink w:history="1" r:id="rId1ert-trbi2xedo237qkc8">
               <w:r>
                 <w:rPr>
                   <w:rFonts w:ascii="Arial" w:cs="Arial" w:eastAsia="Arial" w:hAnsi="Arial"/>
@@ -12455,7 +12455,7 @@
               <w:spacing w:after="10" w:before="0"/>
               <w:ind w:left="120"/>
             </w:pPr>
-            <w:hyperlink w:history="1" r:id="rIdcb4kxr4mdjh_rwpy7oemh">
+            <w:hyperlink w:history="1" r:id="rIdcmaoc3-09flgejdqjtfgq">
               <w:r>
                 <w:rPr>
                   <w:rFonts w:ascii="Arial" w:cs="Arial" w:eastAsia="Arial" w:hAnsi="Arial"/>
@@ -12500,7 +12500,7 @@
             <w:pPr>
               <w:spacing w:after="20" w:before="0"/>
             </w:pPr>
-            <w:hyperlink w:history="1" r:id="rIdgyk8cqx_taids9p82pcfr">
+            <w:hyperlink w:history="1" r:id="rIdeguwsnciufijyqhkfiivs">
               <w:r>
                 <w:rPr>
                   <w:rFonts w:ascii="Arial" w:cs="Arial" w:eastAsia="Arial" w:hAnsi="Arial"/>
@@ -12533,7 +12533,7 @@
               <w:spacing w:after="10" w:before="0"/>
               <w:ind w:left="120"/>
             </w:pPr>
-            <w:hyperlink w:history="1" r:id="rIdmiltkenoijbm5fv0v9gd0">
+            <w:hyperlink w:history="1" r:id="rIde3bmhf5rvwqsxvd4b_bdn">
               <w:r>
                 <w:rPr>
                   <w:rFonts w:ascii="Arial" w:cs="Arial" w:eastAsia="Arial" w:hAnsi="Arial"/>
@@ -12728,7 +12728,7 @@
             <w:pPr>
               <w:spacing w:after="20" w:before="0"/>
             </w:pPr>
-            <w:hyperlink w:history="1" r:id="rIddcqg4ssjr4o4hn-gdv5zo">
+            <w:hyperlink w:history="1" r:id="rIdjgc2hs5asc9mxvzolksey">
               <w:r>
                 <w:rPr>
                   <w:rFonts w:ascii="Arial" w:cs="Arial" w:eastAsia="Arial" w:hAnsi="Arial"/>
@@ -12761,7 +12761,7 @@
               <w:spacing w:after="10" w:before="0"/>
               <w:ind w:left="120"/>
             </w:pPr>
-            <w:hyperlink w:history="1" r:id="rId9wvmjnh2rn117xn09uyyy">
+            <w:hyperlink w:history="1" r:id="rId2s8tqydpqhnp0gqixj9lt">
               <w:r>
                 <w:rPr>
                   <w:rFonts w:ascii="Arial" w:cs="Arial" w:eastAsia="Arial" w:hAnsi="Arial"/>
@@ -12806,7 +12806,7 @@
             <w:pPr>
               <w:spacing w:after="20" w:before="0"/>
             </w:pPr>
-            <w:hyperlink w:history="1" r:id="rIdjose_gwrjwxv-uldievp_">
+            <w:hyperlink w:history="1" r:id="rIdxkkyf491yo_6qkylwjnus">
               <w:r>
                 <w:rPr>
                   <w:rFonts w:ascii="Arial" w:cs="Arial" w:eastAsia="Arial" w:hAnsi="Arial"/>
@@ -12839,7 +12839,7 @@
               <w:spacing w:after="10" w:before="0"/>
               <w:ind w:left="120"/>
             </w:pPr>
-            <w:hyperlink w:history="1" r:id="rIdgz2b_r5yg-wz-tsp_g1mh">
+            <w:hyperlink w:history="1" r:id="rIdbec1rwhparwtjwebvd11q">
               <w:r>
                 <w:rPr>
                   <w:rFonts w:ascii="Arial" w:cs="Arial" w:eastAsia="Arial" w:hAnsi="Arial"/>
@@ -13034,7 +13034,7 @@
             <w:pPr>
               <w:spacing w:after="20" w:before="0"/>
             </w:pPr>
-            <w:hyperlink w:history="1" r:id="rId769crtzbo1ojopzf31yqy">
+            <w:hyperlink w:history="1" r:id="rIdnkegpug3e_30k2kslv7ne">
               <w:r>
                 <w:rPr>
                   <w:rFonts w:ascii="Arial" w:cs="Arial" w:eastAsia="Arial" w:hAnsi="Arial"/>
@@ -13067,7 +13067,7 @@
               <w:spacing w:after="10" w:before="0"/>
               <w:ind w:left="120"/>
             </w:pPr>
-            <w:hyperlink w:history="1" r:id="rIdofklxxoulddaziu1vwfyf">
+            <w:hyperlink w:history="1" r:id="rId4pe9byonmfhtjvznrvtws">
               <w:r>
                 <w:rPr>
                   <w:rFonts w:ascii="Arial" w:cs="Arial" w:eastAsia="Arial" w:hAnsi="Arial"/>
@@ -13112,7 +13112,7 @@
             <w:pPr>
               <w:spacing w:after="20" w:before="0"/>
             </w:pPr>
-            <w:hyperlink w:history="1" r:id="rIdgn7tusapykq_pzvs06xpv">
+            <w:hyperlink w:history="1" r:id="rIdyxu2-cjxummvklevcmgcm">
               <w:r>
                 <w:rPr>
                   <w:rFonts w:ascii="Arial" w:cs="Arial" w:eastAsia="Arial" w:hAnsi="Arial"/>
@@ -13145,7 +13145,7 @@
               <w:spacing w:after="10" w:before="0"/>
               <w:ind w:left="120"/>
             </w:pPr>
-            <w:hyperlink w:history="1" r:id="rIdwikj1py1vhpny0vnur4yf">
+            <w:hyperlink w:history="1" r:id="rId2l0-fgs2gpwhlc3d7zadc">
               <w:r>
                 <w:rPr>
                   <w:rFonts w:ascii="Arial" w:cs="Arial" w:eastAsia="Arial" w:hAnsi="Arial"/>
@@ -13340,7 +13340,7 @@
             <w:pPr>
               <w:spacing w:after="20" w:before="0"/>
             </w:pPr>
-            <w:hyperlink w:history="1" r:id="rIdgvkydsg_ptuap4hunezkz">
+            <w:hyperlink w:history="1" r:id="rIdz4pnx-kpqs-zqemsx9vjp">
               <w:r>
                 <w:rPr>
                   <w:rFonts w:ascii="Arial" w:cs="Arial" w:eastAsia="Arial" w:hAnsi="Arial"/>
@@ -13373,7 +13373,7 @@
               <w:spacing w:after="10" w:before="0"/>
               <w:ind w:left="120"/>
             </w:pPr>
-            <w:hyperlink w:history="1" r:id="rIdtf2yeweo1ho7vmp0g3ngg">
+            <w:hyperlink w:history="1" r:id="rIduf8fqgfp8xcvxvx93lxd3">
               <w:r>
                 <w:rPr>
                   <w:rFonts w:ascii="Arial" w:cs="Arial" w:eastAsia="Arial" w:hAnsi="Arial"/>
@@ -13418,7 +13418,7 @@
             <w:pPr>
               <w:spacing w:after="20" w:before="0"/>
             </w:pPr>
-            <w:hyperlink w:history="1" r:id="rIdylkzcphcvi7drzrfp7cr7">
+            <w:hyperlink w:history="1" r:id="rIdu4vjp_lzx0fjojlm2ayvq">
               <w:r>
                 <w:rPr>
                   <w:rFonts w:ascii="Arial" w:cs="Arial" w:eastAsia="Arial" w:hAnsi="Arial"/>
@@ -13451,7 +13451,7 @@
               <w:spacing w:after="10" w:before="0"/>
               <w:ind w:left="120"/>
             </w:pPr>
-            <w:hyperlink w:history="1" r:id="rIdxrob4zmztj21iwxex4572">
+            <w:hyperlink w:history="1" r:id="rIdbhogjhw3_dpfwqoa7j8k8">
               <w:r>
                 <w:rPr>
                   <w:rFonts w:ascii="Arial" w:cs="Arial" w:eastAsia="Arial" w:hAnsi="Arial"/>
@@ -13963,7 +13963,7 @@
         </w:rPr>
         <w:t xml:space="preserve">© 2026 SeaVuria and ARES. Aligned with KICD objectives. Developed by SeaVuria; technical implementation by ARES (with AI assistance from Claude). Licensed under </w:t>
       </w:r>
-      <w:hyperlink w:history="1" r:id="rIdyjow2ppm92xg4dbrgttsw">
+      <w:hyperlink w:history="1" r:id="rIdlh7m7kzodg8qduiadggqa">
         <w:r>
           <w:rPr>
             <w:rFonts w:ascii="Arial" w:cs="Arial" w:eastAsia="Arial" w:hAnsi="Arial"/>
@@ -13984,7 +13984,7 @@
         </w:rPr>
         <w:t xml:space="preserve"> (</w:t>
       </w:r>
-      <w:hyperlink w:history="1" r:id="rIdxx_zbsiwoxoa727ghqeyj">
+      <w:hyperlink w:history="1" r:id="rIda42jblkmfcf773zvjrftb">
         <w:r>
           <w:rPr>
             <w:rFonts w:ascii="Arial" w:cs="Arial" w:eastAsia="Arial" w:hAnsi="Arial"/>
@@ -14997,7 +14997,7 @@
             <w:pPr>
               <w:spacing w:after="20" w:before="0"/>
             </w:pPr>
-            <w:hyperlink w:history="1" r:id="rIdtmy-4zkkbz0uot1eiwgdy">
+            <w:hyperlink w:history="1" r:id="rId7h_usahvs8d16ysqoz4p3">
               <w:r>
                 <w:rPr>
                   <w:rFonts w:ascii="Arial" w:cs="Arial" w:eastAsia="Arial" w:hAnsi="Arial"/>
@@ -15030,7 +15030,7 @@
               <w:spacing w:after="10" w:before="0"/>
               <w:ind w:left="120"/>
             </w:pPr>
-            <w:hyperlink w:history="1" r:id="rIdjjnaetfx3dusi0ujrtbtn">
+            <w:hyperlink w:history="1" r:id="rIday7yogkasapvvrpzqkpw4">
               <w:r>
                 <w:rPr>
                   <w:rFonts w:ascii="Arial" w:cs="Arial" w:eastAsia="Arial" w:hAnsi="Arial"/>
@@ -15075,7 +15075,7 @@
             <w:pPr>
               <w:spacing w:after="20" w:before="0"/>
             </w:pPr>
-            <w:hyperlink w:history="1" r:id="rIdffxfjyjq-drgrpqcrxdxd">
+            <w:hyperlink w:history="1" r:id="rIdgfydrq08vouiaylykem3i">
               <w:r>
                 <w:rPr>
                   <w:rFonts w:ascii="Arial" w:cs="Arial" w:eastAsia="Arial" w:hAnsi="Arial"/>
@@ -15108,7 +15108,7 @@
               <w:spacing w:after="10" w:before="0"/>
               <w:ind w:left="120"/>
             </w:pPr>
-            <w:hyperlink w:history="1" r:id="rIdervefn94ahrqtc8dbzvoc">
+            <w:hyperlink w:history="1" r:id="rIdckezxmnr0soejzhk8cbae">
               <w:r>
                 <w:rPr>
                   <w:rFonts w:ascii="Arial" w:cs="Arial" w:eastAsia="Arial" w:hAnsi="Arial"/>
@@ -15303,7 +15303,7 @@
             <w:pPr>
               <w:spacing w:after="20" w:before="0"/>
             </w:pPr>
-            <w:hyperlink w:history="1" r:id="rIdprwwqvcjgmy6k7qxczdon">
+            <w:hyperlink w:history="1" r:id="rIdacqhzkmgf3_nqnehc_u49">
               <w:r>
                 <w:rPr>
                   <w:rFonts w:ascii="Arial" w:cs="Arial" w:eastAsia="Arial" w:hAnsi="Arial"/>
@@ -15336,7 +15336,7 @@
               <w:spacing w:after="10" w:before="0"/>
               <w:ind w:left="120"/>
             </w:pPr>
-            <w:hyperlink w:history="1" r:id="rIdtlizfsormfqd69bf9opzl">
+            <w:hyperlink w:history="1" r:id="rIdlf9zzxafzlc2xitjgjhc6">
               <w:r>
                 <w:rPr>
                   <w:rFonts w:ascii="Arial" w:cs="Arial" w:eastAsia="Arial" w:hAnsi="Arial"/>
@@ -15381,7 +15381,7 @@
             <w:pPr>
               <w:spacing w:after="20" w:before="0"/>
             </w:pPr>
-            <w:hyperlink w:history="1" r:id="rIdjysloc4u87wy5svdnoje7">
+            <w:hyperlink w:history="1" r:id="rIdnxgh__bgppmavvkylu8sy">
               <w:r>
                 <w:rPr>
                   <w:rFonts w:ascii="Arial" w:cs="Arial" w:eastAsia="Arial" w:hAnsi="Arial"/>
@@ -15414,7 +15414,7 @@
               <w:spacing w:after="10" w:before="0"/>
               <w:ind w:left="120"/>
             </w:pPr>
-            <w:hyperlink w:history="1" r:id="rIdfxepe9qjkv-ayowsn9kgd">
+            <w:hyperlink w:history="1" r:id="rIdu4xz8ns2jnv0kysiticc8">
               <w:r>
                 <w:rPr>
                   <w:rFonts w:ascii="Arial" w:cs="Arial" w:eastAsia="Arial" w:hAnsi="Arial"/>
@@ -15609,7 +15609,7 @@
             <w:pPr>
               <w:spacing w:after="20" w:before="0"/>
             </w:pPr>
-            <w:hyperlink w:history="1" r:id="rIdvicqpway7zsu3mbcstycs">
+            <w:hyperlink w:history="1" r:id="rIdefqbcltqlkz8i06ugtg3v">
               <w:r>
                 <w:rPr>
                   <w:rFonts w:ascii="Arial" w:cs="Arial" w:eastAsia="Arial" w:hAnsi="Arial"/>
@@ -15642,7 +15642,7 @@
               <w:spacing w:after="10" w:before="0"/>
               <w:ind w:left="120"/>
             </w:pPr>
-            <w:hyperlink w:history="1" r:id="rIdsibazse-ehyjrclfkwklo">
+            <w:hyperlink w:history="1" r:id="rIdl_hov5giqjr7xze8ybj68">
               <w:r>
                 <w:rPr>
                   <w:rFonts w:ascii="Arial" w:cs="Arial" w:eastAsia="Arial" w:hAnsi="Arial"/>
@@ -15687,7 +15687,7 @@
             <w:pPr>
               <w:spacing w:after="20" w:before="0"/>
             </w:pPr>
-            <w:hyperlink w:history="1" r:id="rId8iux2w_rm5_ma9daq7t2h">
+            <w:hyperlink w:history="1" r:id="rIdsebicytk4aj_dzpqnw1mf">
               <w:r>
                 <w:rPr>
                   <w:rFonts w:ascii="Arial" w:cs="Arial" w:eastAsia="Arial" w:hAnsi="Arial"/>
@@ -15720,7 +15720,7 @@
               <w:spacing w:after="10" w:before="0"/>
               <w:ind w:left="120"/>
             </w:pPr>
-            <w:hyperlink w:history="1" r:id="rIdrzombw0efqp_a0zlztvum">
+            <w:hyperlink w:history="1" r:id="rId6mry5ii9jfayl74n1sphr">
               <w:r>
                 <w:rPr>
                   <w:rFonts w:ascii="Arial" w:cs="Arial" w:eastAsia="Arial" w:hAnsi="Arial"/>
@@ -15915,7 +15915,7 @@
             <w:pPr>
               <w:spacing w:after="20" w:before="0"/>
             </w:pPr>
-            <w:hyperlink w:history="1" r:id="rIdbcm3jqkegajrloxybw8uk">
+            <w:hyperlink w:history="1" r:id="rId9vnv0su9qkokbpnanat9e">
               <w:r>
                 <w:rPr>
                   <w:rFonts w:ascii="Arial" w:cs="Arial" w:eastAsia="Arial" w:hAnsi="Arial"/>
@@ -15948,7 +15948,7 @@
               <w:spacing w:after="10" w:before="0"/>
               <w:ind w:left="120"/>
             </w:pPr>
-            <w:hyperlink w:history="1" r:id="rId2zjeagjroccfyrozdq4_d">
+            <w:hyperlink w:history="1" r:id="rIduzyvgkejhy2vm_56mwrzv">
               <w:r>
                 <w:rPr>
                   <w:rFonts w:ascii="Arial" w:cs="Arial" w:eastAsia="Arial" w:hAnsi="Arial"/>
@@ -15993,7 +15993,7 @@
             <w:pPr>
               <w:spacing w:after="20" w:before="0"/>
             </w:pPr>
-            <w:hyperlink w:history="1" r:id="rIdl_xpy1klu_f5dh_qxcaag">
+            <w:hyperlink w:history="1" r:id="rId5kr5jrxdfluqwspeiq897">
               <w:r>
                 <w:rPr>
                   <w:rFonts w:ascii="Arial" w:cs="Arial" w:eastAsia="Arial" w:hAnsi="Arial"/>
@@ -16026,7 +16026,7 @@
               <w:spacing w:after="10" w:before="0"/>
               <w:ind w:left="120"/>
             </w:pPr>
-            <w:hyperlink w:history="1" r:id="rIdizrhsbjvcqteiy2ksaapf">
+            <w:hyperlink w:history="1" r:id="rIdbfto5wa7x4r_oklkdpyzi">
               <w:r>
                 <w:rPr>
                   <w:rFonts w:ascii="Arial" w:cs="Arial" w:eastAsia="Arial" w:hAnsi="Arial"/>
@@ -16221,7 +16221,7 @@
             <w:pPr>
               <w:spacing w:after="20" w:before="0"/>
             </w:pPr>
-            <w:hyperlink w:history="1" r:id="rIdaexk2sugt932-crhriegj">
+            <w:hyperlink w:history="1" r:id="rIduqsf6em-lfuibkxb9tfxq">
               <w:r>
                 <w:rPr>
                   <w:rFonts w:ascii="Arial" w:cs="Arial" w:eastAsia="Arial" w:hAnsi="Arial"/>
@@ -16254,7 +16254,7 @@
               <w:spacing w:after="10" w:before="0"/>
               <w:ind w:left="120"/>
             </w:pPr>
-            <w:hyperlink w:history="1" r:id="rId1p_390e6_dzmxdkpbvctd">
+            <w:hyperlink w:history="1" r:id="rIdy9fzhpfqzovw7mdemw5u3">
               <w:r>
                 <w:rPr>
                   <w:rFonts w:ascii="Arial" w:cs="Arial" w:eastAsia="Arial" w:hAnsi="Arial"/>
@@ -16299,7 +16299,7 @@
             <w:pPr>
               <w:spacing w:after="20" w:before="0"/>
             </w:pPr>
-            <w:hyperlink w:history="1" r:id="rIdvlinhud9rryeggaj9cjki">
+            <w:hyperlink w:history="1" r:id="rIdduaw3jgkefiot25kqdlb8">
               <w:r>
                 <w:rPr>
                   <w:rFonts w:ascii="Arial" w:cs="Arial" w:eastAsia="Arial" w:hAnsi="Arial"/>
@@ -16332,7 +16332,7 @@
               <w:spacing w:after="10" w:before="0"/>
               <w:ind w:left="120"/>
             </w:pPr>
-            <w:hyperlink w:history="1" r:id="rIdgnzywiwoh7j9cpf7a0lxm">
+            <w:hyperlink w:history="1" r:id="rId-argjge6rbbomve20zbe6">
               <w:r>
                 <w:rPr>
                   <w:rFonts w:ascii="Arial" w:cs="Arial" w:eastAsia="Arial" w:hAnsi="Arial"/>
@@ -16844,7 +16844,7 @@
         </w:rPr>
         <w:t xml:space="preserve">© 2026 SeaVuria and ARES. Aligned with KICD objectives. Developed by SeaVuria; technical implementation by ARES (with AI assistance from Claude). Licensed under </w:t>
       </w:r>
-      <w:hyperlink w:history="1" r:id="rIdp2l1irchwj5ybcgdzinun">
+      <w:hyperlink w:history="1" r:id="rIdhg1kngtzcpzvho8anqdq_">
         <w:r>
           <w:rPr>
             <w:rFonts w:ascii="Arial" w:cs="Arial" w:eastAsia="Arial" w:hAnsi="Arial"/>
@@ -16865,7 +16865,7 @@
         </w:rPr>
         <w:t xml:space="preserve"> (</w:t>
       </w:r>
-      <w:hyperlink w:history="1" r:id="rIddhjfhwo5stwu6tucf8r7e">
+      <w:hyperlink w:history="1" r:id="rIdoqzbsxdvumvgh9kqu-1zp">
         <w:r>
           <w:rPr>
             <w:rFonts w:ascii="Arial" w:cs="Arial" w:eastAsia="Arial" w:hAnsi="Arial"/>
@@ -17878,7 +17878,7 @@
             <w:pPr>
               <w:spacing w:after="20" w:before="0"/>
             </w:pPr>
-            <w:hyperlink w:history="1" r:id="rIdci1mfzjr1afenf8b-8wk8">
+            <w:hyperlink w:history="1" r:id="rIdsxk7nq9x0kx4yk5ueacvi">
               <w:r>
                 <w:rPr>
                   <w:rFonts w:ascii="Arial" w:cs="Arial" w:eastAsia="Arial" w:hAnsi="Arial"/>
@@ -17911,7 +17911,7 @@
               <w:spacing w:after="10" w:before="0"/>
               <w:ind w:left="120"/>
             </w:pPr>
-            <w:hyperlink w:history="1" r:id="rIdyioncyji6kx4_dy9j4teh">
+            <w:hyperlink w:history="1" r:id="rIdtu6yguuxz4luklcdlzjlp">
               <w:r>
                 <w:rPr>
                   <w:rFonts w:ascii="Arial" w:cs="Arial" w:eastAsia="Arial" w:hAnsi="Arial"/>
@@ -17956,7 +17956,7 @@
             <w:pPr>
               <w:spacing w:after="20" w:before="0"/>
             </w:pPr>
-            <w:hyperlink w:history="1" r:id="rIdaxazxl-zhehq6oujxbboc">
+            <w:hyperlink w:history="1" r:id="rIddcxsrjfrodjw6ux-a79ya">
               <w:r>
                 <w:rPr>
                   <w:rFonts w:ascii="Arial" w:cs="Arial" w:eastAsia="Arial" w:hAnsi="Arial"/>
@@ -17989,7 +17989,7 @@
               <w:spacing w:after="10" w:before="0"/>
               <w:ind w:left="120"/>
             </w:pPr>
-            <w:hyperlink w:history="1" r:id="rId-cq_oqx4ar_mtzx3gxrr0">
+            <w:hyperlink w:history="1" r:id="rId-t7ryvos7y-sfhgcnc2gd">
               <w:r>
                 <w:rPr>
                   <w:rFonts w:ascii="Arial" w:cs="Arial" w:eastAsia="Arial" w:hAnsi="Arial"/>
@@ -18184,7 +18184,7 @@
             <w:pPr>
               <w:spacing w:after="20" w:before="0"/>
             </w:pPr>
-            <w:hyperlink w:history="1" r:id="rIdedpwaoxajgkdbwkas3nhk">
+            <w:hyperlink w:history="1" r:id="rIdkdth1mphlmurc5c8sw47z">
               <w:r>
                 <w:rPr>
                   <w:rFonts w:ascii="Arial" w:cs="Arial" w:eastAsia="Arial" w:hAnsi="Arial"/>
@@ -18217,7 +18217,7 @@
               <w:spacing w:after="10" w:before="0"/>
               <w:ind w:left="120"/>
             </w:pPr>
-            <w:hyperlink w:history="1" r:id="rIdhmaujhxeebksact84oxyr">
+            <w:hyperlink w:history="1" r:id="rIdocrhep3pnhmffiu1wus-1">
               <w:r>
                 <w:rPr>
                   <w:rFonts w:ascii="Arial" w:cs="Arial" w:eastAsia="Arial" w:hAnsi="Arial"/>
@@ -18262,7 +18262,7 @@
             <w:pPr>
               <w:spacing w:after="20" w:before="0"/>
             </w:pPr>
-            <w:hyperlink w:history="1" r:id="rIdmpt9zg41uxlp5cabdrxug">
+            <w:hyperlink w:history="1" r:id="rId5cp0nynvmgxp2z3gteoha">
               <w:r>
                 <w:rPr>
                   <w:rFonts w:ascii="Arial" w:cs="Arial" w:eastAsia="Arial" w:hAnsi="Arial"/>
@@ -18295,7 +18295,7 @@
               <w:spacing w:after="10" w:before="0"/>
               <w:ind w:left="120"/>
             </w:pPr>
-            <w:hyperlink w:history="1" r:id="rIdxglop8waiaxpu8abiudsx">
+            <w:hyperlink w:history="1" r:id="rIdlttt2pwtc5zna9_spd17x">
               <w:r>
                 <w:rPr>
                   <w:rFonts w:ascii="Arial" w:cs="Arial" w:eastAsia="Arial" w:hAnsi="Arial"/>
@@ -18490,7 +18490,7 @@
             <w:pPr>
               <w:spacing w:after="20" w:before="0"/>
             </w:pPr>
-            <w:hyperlink w:history="1" r:id="rIddgocrb720-0yui8fd_otm">
+            <w:hyperlink w:history="1" r:id="rIdvmmdjz11mwyrwuvmmnrwq">
               <w:r>
                 <w:rPr>
                   <w:rFonts w:ascii="Arial" w:cs="Arial" w:eastAsia="Arial" w:hAnsi="Arial"/>
@@ -18523,7 +18523,7 @@
               <w:spacing w:after="10" w:before="0"/>
               <w:ind w:left="120"/>
             </w:pPr>
-            <w:hyperlink w:history="1" r:id="rIdicupdgsj3zq8kmidigkyl">
+            <w:hyperlink w:history="1" r:id="rIdu8atm1x1d9wh7spt_g1dr">
               <w:r>
                 <w:rPr>
                   <w:rFonts w:ascii="Arial" w:cs="Arial" w:eastAsia="Arial" w:hAnsi="Arial"/>
@@ -18568,7 +18568,7 @@
             <w:pPr>
               <w:spacing w:after="20" w:before="0"/>
             </w:pPr>
-            <w:hyperlink w:history="1" r:id="rIdmkkegdk32wxsa6fzvpfw-">
+            <w:hyperlink w:history="1" r:id="rIdob0z-pnzdusr-ma32juos">
               <w:r>
                 <w:rPr>
                   <w:rFonts w:ascii="Arial" w:cs="Arial" w:eastAsia="Arial" w:hAnsi="Arial"/>
@@ -18601,7 +18601,7 @@
               <w:spacing w:after="10" w:before="0"/>
               <w:ind w:left="120"/>
             </w:pPr>
-            <w:hyperlink w:history="1" r:id="rIdzfgnurzvmtr5gn91r9o0b">
+            <w:hyperlink w:history="1" r:id="rId5zluq1pvn-gjhqjgq__vw">
               <w:r>
                 <w:rPr>
                   <w:rFonts w:ascii="Arial" w:cs="Arial" w:eastAsia="Arial" w:hAnsi="Arial"/>
@@ -18796,7 +18796,7 @@
             <w:pPr>
               <w:spacing w:after="20" w:before="0"/>
             </w:pPr>
-            <w:hyperlink w:history="1" r:id="rIdar-nvdipoqblvxb9zkq_e">
+            <w:hyperlink w:history="1" r:id="rIdvqhbtsazr46w35bapi228">
               <w:r>
                 <w:rPr>
                   <w:rFonts w:ascii="Arial" w:cs="Arial" w:eastAsia="Arial" w:hAnsi="Arial"/>
@@ -18829,7 +18829,7 @@
               <w:spacing w:after="10" w:before="0"/>
               <w:ind w:left="120"/>
             </w:pPr>
-            <w:hyperlink w:history="1" r:id="rIdaetkdlbu8sw698f_yejp9">
+            <w:hyperlink w:history="1" r:id="rId75jsa9snopnavwrbaf7xz">
               <w:r>
                 <w:rPr>
                   <w:rFonts w:ascii="Arial" w:cs="Arial" w:eastAsia="Arial" w:hAnsi="Arial"/>
@@ -18874,7 +18874,7 @@
             <w:pPr>
               <w:spacing w:after="20" w:before="0"/>
             </w:pPr>
-            <w:hyperlink w:history="1" r:id="rIdphyub5rbk5rwxily8lgfz">
+            <w:hyperlink w:history="1" r:id="rId8gzhdvo1svixk8zskg5in">
               <w:r>
                 <w:rPr>
                   <w:rFonts w:ascii="Arial" w:cs="Arial" w:eastAsia="Arial" w:hAnsi="Arial"/>
@@ -18907,7 +18907,7 @@
               <w:spacing w:after="10" w:before="0"/>
               <w:ind w:left="120"/>
             </w:pPr>
-            <w:hyperlink w:history="1" r:id="rIdqkio9nr5dui-p2mwlpgjw">
+            <w:hyperlink w:history="1" r:id="rIda5mxufgajnq7rq6knvm7j">
               <w:r>
                 <w:rPr>
                   <w:rFonts w:ascii="Arial" w:cs="Arial" w:eastAsia="Arial" w:hAnsi="Arial"/>
@@ -19102,7 +19102,7 @@
             <w:pPr>
               <w:spacing w:after="20" w:before="0"/>
             </w:pPr>
-            <w:hyperlink w:history="1" r:id="rIddovnkeb0sa9jdtn4wauj_">
+            <w:hyperlink w:history="1" r:id="rIdurpjlfuy57xmkvh45fl1h">
               <w:r>
                 <w:rPr>
                   <w:rFonts w:ascii="Arial" w:cs="Arial" w:eastAsia="Arial" w:hAnsi="Arial"/>
@@ -19135,7 +19135,7 @@
               <w:spacing w:after="10" w:before="0"/>
               <w:ind w:left="120"/>
             </w:pPr>
-            <w:hyperlink w:history="1" r:id="rId7zkwadmexipjqxlljbzjg">
+            <w:hyperlink w:history="1" r:id="rIde9bpcses3oqdyztmzq9mm">
               <w:r>
                 <w:rPr>
                   <w:rFonts w:ascii="Arial" w:cs="Arial" w:eastAsia="Arial" w:hAnsi="Arial"/>
@@ -19180,7 +19180,7 @@
             <w:pPr>
               <w:spacing w:after="20" w:before="0"/>
             </w:pPr>
-            <w:hyperlink w:history="1" r:id="rIdet1dgsurh-az2mtrbtttc">
+            <w:hyperlink w:history="1" r:id="rIdvnfvxpxkgp8ds20rxr8g1">
               <w:r>
                 <w:rPr>
                   <w:rFonts w:ascii="Arial" w:cs="Arial" w:eastAsia="Arial" w:hAnsi="Arial"/>
@@ -19213,7 +19213,7 @@
               <w:spacing w:after="10" w:before="0"/>
               <w:ind w:left="120"/>
             </w:pPr>
-            <w:hyperlink w:history="1" r:id="rId-yeonkkqfzpht3aobnq3x">
+            <w:hyperlink w:history="1" r:id="rIdeo_lmyx-8pvgka5qxybpj">
               <w:r>
                 <w:rPr>
                   <w:rFonts w:ascii="Arial" w:cs="Arial" w:eastAsia="Arial" w:hAnsi="Arial"/>
@@ -19839,7 +19839,7 @@
         </w:rPr>
         <w:t xml:space="preserve">© 2026 SeaVuria and ARES. Aligned with KICD objectives. Developed by SeaVuria; technical implementation by ARES (with AI assistance from Claude). Licensed under </w:t>
       </w:r>
-      <w:hyperlink w:history="1" r:id="rIdfzitwlg34ximtngv6a484">
+      <w:hyperlink w:history="1" r:id="rId_4evx3w-vsfjsmtglkpf4">
         <w:r>
           <w:rPr>
             <w:rFonts w:ascii="Arial" w:cs="Arial" w:eastAsia="Arial" w:hAnsi="Arial"/>
@@ -19860,7 +19860,7 @@
         </w:rPr>
         <w:t xml:space="preserve"> (</w:t>
       </w:r>
-      <w:hyperlink w:history="1" r:id="rId9tha1wgn_dpdl8yqviheo">
+      <w:hyperlink w:history="1" r:id="rId7khg2_l32apk-inyzqy9f">
         <w:r>
           <w:rPr>
             <w:rFonts w:ascii="Arial" w:cs="Arial" w:eastAsia="Arial" w:hAnsi="Arial"/>
@@ -20873,7 +20873,7 @@
             <w:pPr>
               <w:spacing w:after="20" w:before="0"/>
             </w:pPr>
-            <w:hyperlink w:history="1" r:id="rIdmtakmn3w3c9w7twb_0ezp">
+            <w:hyperlink w:history="1" r:id="rIdm1twlkudexpvecojh9mc9">
               <w:r>
                 <w:rPr>
                   <w:rFonts w:ascii="Arial" w:cs="Arial" w:eastAsia="Arial" w:hAnsi="Arial"/>
@@ -20906,7 +20906,7 @@
               <w:spacing w:after="10" w:before="0"/>
               <w:ind w:left="120"/>
             </w:pPr>
-            <w:hyperlink w:history="1" r:id="rIdcnqjp4ee4i2b749z6s7j9">
+            <w:hyperlink w:history="1" r:id="rIdsi2s-aid5bufwoqo6c6-o">
               <w:r>
                 <w:rPr>
                   <w:rFonts w:ascii="Arial" w:cs="Arial" w:eastAsia="Arial" w:hAnsi="Arial"/>
@@ -20951,7 +20951,7 @@
             <w:pPr>
               <w:spacing w:after="20" w:before="0"/>
             </w:pPr>
-            <w:hyperlink w:history="1" r:id="rIdrrmptl2gnvny66yb94djn">
+            <w:hyperlink w:history="1" r:id="rIdjoxesvtozueze9mhzfgme">
               <w:r>
                 <w:rPr>
                   <w:rFonts w:ascii="Arial" w:cs="Arial" w:eastAsia="Arial" w:hAnsi="Arial"/>
@@ -20984,7 +20984,7 @@
               <w:spacing w:after="10" w:before="0"/>
               <w:ind w:left="120"/>
             </w:pPr>
-            <w:hyperlink w:history="1" r:id="rIdn8nxnbs-ofaekymvakky3">
+            <w:hyperlink w:history="1" r:id="rIdvw1xr3scvrbh7zuxlxj1f">
               <w:r>
                 <w:rPr>
                   <w:rFonts w:ascii="Arial" w:cs="Arial" w:eastAsia="Arial" w:hAnsi="Arial"/>
@@ -21179,7 +21179,7 @@
             <w:pPr>
               <w:spacing w:after="20" w:before="0"/>
             </w:pPr>
-            <w:hyperlink w:history="1" r:id="rId_wardgybuqalmeybvr_il">
+            <w:hyperlink w:history="1" r:id="rIdgzvlsn3m80sou0fa_x9si">
               <w:r>
                 <w:rPr>
                   <w:rFonts w:ascii="Arial" w:cs="Arial" w:eastAsia="Arial" w:hAnsi="Arial"/>
@@ -21212,7 +21212,7 @@
               <w:spacing w:after="10" w:before="0"/>
               <w:ind w:left="120"/>
             </w:pPr>
-            <w:hyperlink w:history="1" r:id="rIdfksmxsrmx9tvq47n3jbs6">
+            <w:hyperlink w:history="1" r:id="rIdksb-lrpqlovpkx_lwlulp">
               <w:r>
                 <w:rPr>
                   <w:rFonts w:ascii="Arial" w:cs="Arial" w:eastAsia="Arial" w:hAnsi="Arial"/>
@@ -21257,7 +21257,7 @@
             <w:pPr>
               <w:spacing w:after="20" w:before="0"/>
             </w:pPr>
-            <w:hyperlink w:history="1" r:id="rId8sbtr_pfqsarncohbmoa-">
+            <w:hyperlink w:history="1" r:id="rIdkcrbbaitkxkabdgacgumh">
               <w:r>
                 <w:rPr>
                   <w:rFonts w:ascii="Arial" w:cs="Arial" w:eastAsia="Arial" w:hAnsi="Arial"/>
@@ -21290,7 +21290,7 @@
               <w:spacing w:after="10" w:before="0"/>
               <w:ind w:left="120"/>
             </w:pPr>
-            <w:hyperlink w:history="1" r:id="rId1jhnij--m7ibykcf_t3zg">
+            <w:hyperlink w:history="1" r:id="rIdnmd2xwss8m2ffax_cscjg">
               <w:r>
                 <w:rPr>
                   <w:rFonts w:ascii="Arial" w:cs="Arial" w:eastAsia="Arial" w:hAnsi="Arial"/>
@@ -21485,7 +21485,7 @@
             <w:pPr>
               <w:spacing w:after="20" w:before="0"/>
             </w:pPr>
-            <w:hyperlink w:history="1" r:id="rIdljkhdrhgkmcdf93ymly3s">
+            <w:hyperlink w:history="1" r:id="rIdrv6saclu5jlgcxt-ucldt">
               <w:r>
                 <w:rPr>
                   <w:rFonts w:ascii="Arial" w:cs="Arial" w:eastAsia="Arial" w:hAnsi="Arial"/>
@@ -21518,7 +21518,7 @@
               <w:spacing w:after="10" w:before="0"/>
               <w:ind w:left="120"/>
             </w:pPr>
-            <w:hyperlink w:history="1" r:id="rIdunjeskhxsykxtgitwntzr">
+            <w:hyperlink w:history="1" r:id="rIdraz0f8it1xxq5hu3kiz7c">
               <w:r>
                 <w:rPr>
                   <w:rFonts w:ascii="Arial" w:cs="Arial" w:eastAsia="Arial" w:hAnsi="Arial"/>
@@ -21563,7 +21563,7 @@
             <w:pPr>
               <w:spacing w:after="20" w:before="0"/>
             </w:pPr>
-            <w:hyperlink w:history="1" r:id="rIdhv_aldxpao4rcfwvuuzyp">
+            <w:hyperlink w:history="1" r:id="rIde1e1gtii5_b9gmvcapnfy">
               <w:r>
                 <w:rPr>
                   <w:rFonts w:ascii="Arial" w:cs="Arial" w:eastAsia="Arial" w:hAnsi="Arial"/>
@@ -21596,7 +21596,7 @@
               <w:spacing w:after="10" w:before="0"/>
               <w:ind w:left="120"/>
             </w:pPr>
-            <w:hyperlink w:history="1" r:id="rIdbi9rrtrebcqbfklotwhmq">
+            <w:hyperlink w:history="1" r:id="rIdmgzqfb57zlo0ant_aq1us">
               <w:r>
                 <w:rPr>
                   <w:rFonts w:ascii="Arial" w:cs="Arial" w:eastAsia="Arial" w:hAnsi="Arial"/>
@@ -21791,7 +21791,7 @@
             <w:pPr>
               <w:spacing w:after="20" w:before="0"/>
             </w:pPr>
-            <w:hyperlink w:history="1" r:id="rId3zlxmnqb5nkx38jtuij37">
+            <w:hyperlink w:history="1" r:id="rIdjnigtrjy3yqsb7kxwrkuw">
               <w:r>
                 <w:rPr>
                   <w:rFonts w:ascii="Arial" w:cs="Arial" w:eastAsia="Arial" w:hAnsi="Arial"/>
@@ -21824,7 +21824,7 @@
               <w:spacing w:after="10" w:before="0"/>
               <w:ind w:left="120"/>
             </w:pPr>
-            <w:hyperlink w:history="1" r:id="rIdwab7btpn2aeg3ew8lzidp">
+            <w:hyperlink w:history="1" r:id="rId6opvnwcl0oie7x-hdiqta">
               <w:r>
                 <w:rPr>
                   <w:rFonts w:ascii="Arial" w:cs="Arial" w:eastAsia="Arial" w:hAnsi="Arial"/>
@@ -21869,7 +21869,7 @@
             <w:pPr>
               <w:spacing w:after="20" w:before="0"/>
             </w:pPr>
-            <w:hyperlink w:history="1" r:id="rIdtuqkzcr9synkqzuz8rtuw">
+            <w:hyperlink w:history="1" r:id="rIdc6diabjapegkggoct5eis">
               <w:r>
                 <w:rPr>
                   <w:rFonts w:ascii="Arial" w:cs="Arial" w:eastAsia="Arial" w:hAnsi="Arial"/>
@@ -21902,7 +21902,7 @@
               <w:spacing w:after="10" w:before="0"/>
               <w:ind w:left="120"/>
             </w:pPr>
-            <w:hyperlink w:history="1" r:id="rIdld7qp2ksq-yu10fcxkmaa">
+            <w:hyperlink w:history="1" r:id="rIdcdymj141z3xham5wvslag">
               <w:r>
                 <w:rPr>
                   <w:rFonts w:ascii="Arial" w:cs="Arial" w:eastAsia="Arial" w:hAnsi="Arial"/>
@@ -22097,7 +22097,7 @@
             <w:pPr>
               <w:spacing w:after="20" w:before="0"/>
             </w:pPr>
-            <w:hyperlink w:history="1" r:id="rId3fadfxaah35b-zswuewia">
+            <w:hyperlink w:history="1" r:id="rIdpsxiwbmr0wnqzcx-de7av">
               <w:r>
                 <w:rPr>
                   <w:rFonts w:ascii="Arial" w:cs="Arial" w:eastAsia="Arial" w:hAnsi="Arial"/>
@@ -22130,7 +22130,7 @@
               <w:spacing w:after="10" w:before="0"/>
               <w:ind w:left="120"/>
             </w:pPr>
-            <w:hyperlink w:history="1" r:id="rIdpz_937sqecy50w-gvlp8b">
+            <w:hyperlink w:history="1" r:id="rIdogmccx5ga3a9mocsmsjiu">
               <w:r>
                 <w:rPr>
                   <w:rFonts w:ascii="Arial" w:cs="Arial" w:eastAsia="Arial" w:hAnsi="Arial"/>
@@ -22175,7 +22175,7 @@
             <w:pPr>
               <w:spacing w:after="20" w:before="0"/>
             </w:pPr>
-            <w:hyperlink w:history="1" r:id="rIdu3paim3im70furpfnqwww">
+            <w:hyperlink w:history="1" r:id="rIdnujnmavkpn1rmr8d2xa9w">
               <w:r>
                 <w:rPr>
                   <w:rFonts w:ascii="Arial" w:cs="Arial" w:eastAsia="Arial" w:hAnsi="Arial"/>
@@ -22208,7 +22208,7 @@
               <w:spacing w:after="10" w:before="0"/>
               <w:ind w:left="120"/>
             </w:pPr>
-            <w:hyperlink w:history="1" r:id="rId3my0ly-fnvh0maerovofp">
+            <w:hyperlink w:history="1" r:id="rIdqq1ib7moprmea__5jbizf">
               <w:r>
                 <w:rPr>
                   <w:rFonts w:ascii="Arial" w:cs="Arial" w:eastAsia="Arial" w:hAnsi="Arial"/>
@@ -22720,7 +22720,7 @@
         </w:rPr>
         <w:t xml:space="preserve">© 2026 SeaVuria and ARES. Aligned with KICD objectives. Developed by SeaVuria; technical implementation by ARES (with AI assistance from Claude). Licensed under </w:t>
       </w:r>
-      <w:hyperlink w:history="1" r:id="rId0r6klkilqca6tpvpepppf">
+      <w:hyperlink w:history="1" r:id="rIdrn-qksokgnto7gmgajwke">
         <w:r>
           <w:rPr>
             <w:rFonts w:ascii="Arial" w:cs="Arial" w:eastAsia="Arial" w:hAnsi="Arial"/>
@@ -22741,7 +22741,7 @@
         </w:rPr>
         <w:t xml:space="preserve"> (</w:t>
       </w:r>
-      <w:hyperlink w:history="1" r:id="rIdjxsg5hxlbuwksrfsmgmcw">
+      <w:hyperlink w:history="1" r:id="rId7gnr_-3xz0toclgfrejji">
         <w:r>
           <w:rPr>
             <w:rFonts w:ascii="Arial" w:cs="Arial" w:eastAsia="Arial" w:hAnsi="Arial"/>
@@ -23754,7 +23754,7 @@
             <w:pPr>
               <w:spacing w:after="20" w:before="0"/>
             </w:pPr>
-            <w:hyperlink w:history="1" r:id="rIdkdoabe_rakcpjvjr2wglh">
+            <w:hyperlink w:history="1" r:id="rIdr6gl_ru5rl4khwx-2fadi">
               <w:r>
                 <w:rPr>
                   <w:rFonts w:ascii="Arial" w:cs="Arial" w:eastAsia="Arial" w:hAnsi="Arial"/>
@@ -23787,7 +23787,7 @@
               <w:spacing w:after="10" w:before="0"/>
               <w:ind w:left="120"/>
             </w:pPr>
-            <w:hyperlink w:history="1" r:id="rIdfzbx_mwdwcc4y0ggffq5f">
+            <w:hyperlink w:history="1" r:id="rIdmmsql6paefs8koyb9kljg">
               <w:r>
                 <w:rPr>
                   <w:rFonts w:ascii="Arial" w:cs="Arial" w:eastAsia="Arial" w:hAnsi="Arial"/>
@@ -23832,7 +23832,7 @@
             <w:pPr>
               <w:spacing w:after="20" w:before="0"/>
             </w:pPr>
-            <w:hyperlink w:history="1" r:id="rId_lg7rdupo4wug63-u19cf">
+            <w:hyperlink w:history="1" r:id="rId1knzyiv4dnqrgbbri4gr2">
               <w:r>
                 <w:rPr>
                   <w:rFonts w:ascii="Arial" w:cs="Arial" w:eastAsia="Arial" w:hAnsi="Arial"/>
@@ -23865,7 +23865,7 @@
               <w:spacing w:after="10" w:before="0"/>
               <w:ind w:left="120"/>
             </w:pPr>
-            <w:hyperlink w:history="1" r:id="rId1udpipmyerm57bntpqzsp">
+            <w:hyperlink w:history="1" r:id="rIdnciu2tqvwbdrt4ie4omou">
               <w:r>
                 <w:rPr>
                   <w:rFonts w:ascii="Arial" w:cs="Arial" w:eastAsia="Arial" w:hAnsi="Arial"/>
@@ -24060,7 +24060,7 @@
             <w:pPr>
               <w:spacing w:after="20" w:before="0"/>
             </w:pPr>
-            <w:hyperlink w:history="1" r:id="rIdcwmkeqmrcobi6kjzw5sn0">
+            <w:hyperlink w:history="1" r:id="rIdk96rnsdnm7plsewjrvubr">
               <w:r>
                 <w:rPr>
                   <w:rFonts w:ascii="Arial" w:cs="Arial" w:eastAsia="Arial" w:hAnsi="Arial"/>
@@ -24093,7 +24093,7 @@
               <w:spacing w:after="10" w:before="0"/>
               <w:ind w:left="120"/>
             </w:pPr>
-            <w:hyperlink w:history="1" r:id="rIdcb4ej83aez9-i7pyqj9mn">
+            <w:hyperlink w:history="1" r:id="rId2wmnib-hldpuqsw5l6ce7">
               <w:r>
                 <w:rPr>
                   <w:rFonts w:ascii="Arial" w:cs="Arial" w:eastAsia="Arial" w:hAnsi="Arial"/>
@@ -24138,7 +24138,7 @@
             <w:pPr>
               <w:spacing w:after="20" w:before="0"/>
             </w:pPr>
-            <w:hyperlink w:history="1" r:id="rIdicnagwidegxwkns7esa10">
+            <w:hyperlink w:history="1" r:id="rId5wbymdsj0xrlbbnnp-baf">
               <w:r>
                 <w:rPr>
                   <w:rFonts w:ascii="Arial" w:cs="Arial" w:eastAsia="Arial" w:hAnsi="Arial"/>
@@ -24171,7 +24171,7 @@
               <w:spacing w:after="10" w:before="0"/>
               <w:ind w:left="120"/>
             </w:pPr>
-            <w:hyperlink w:history="1" r:id="rIdaomxkfjfo2ine9mo-tvy1">
+            <w:hyperlink w:history="1" r:id="rIdnrtpon1j-mq7086nu8om-">
               <w:r>
                 <w:rPr>
                   <w:rFonts w:ascii="Arial" w:cs="Arial" w:eastAsia="Arial" w:hAnsi="Arial"/>
@@ -24366,7 +24366,7 @@
             <w:pPr>
               <w:spacing w:after="20" w:before="0"/>
             </w:pPr>
-            <w:hyperlink w:history="1" r:id="rIdqkywsduxl0wxmeas6jxez">
+            <w:hyperlink w:history="1" r:id="rId_-vnc7g0yqyp24phupqac">
               <w:r>
                 <w:rPr>
                   <w:rFonts w:ascii="Arial" w:cs="Arial" w:eastAsia="Arial" w:hAnsi="Arial"/>
@@ -24399,7 +24399,7 @@
               <w:spacing w:after="10" w:before="0"/>
               <w:ind w:left="120"/>
             </w:pPr>
-            <w:hyperlink w:history="1" r:id="rIdoj89mzknwvnhfy9wstuii">
+            <w:hyperlink w:history="1" r:id="rIds1ou9h35gkfdwned5ipzo">
               <w:r>
                 <w:rPr>
                   <w:rFonts w:ascii="Arial" w:cs="Arial" w:eastAsia="Arial" w:hAnsi="Arial"/>
@@ -24444,7 +24444,7 @@
             <w:pPr>
               <w:spacing w:after="20" w:before="0"/>
             </w:pPr>
-            <w:hyperlink w:history="1" r:id="rId0noyiqkpsvhteolzkzjni">
+            <w:hyperlink w:history="1" r:id="rIdijxqa3mrm_1vijbif23pz">
               <w:r>
                 <w:rPr>
                   <w:rFonts w:ascii="Arial" w:cs="Arial" w:eastAsia="Arial" w:hAnsi="Arial"/>
@@ -24477,7 +24477,7 @@
               <w:spacing w:after="10" w:before="0"/>
               <w:ind w:left="120"/>
             </w:pPr>
-            <w:hyperlink w:history="1" r:id="rIdwkky6y46duhrmli73fomu">
+            <w:hyperlink w:history="1" r:id="rIdtt_bpqac6pwmm2dgnydi2">
               <w:r>
                 <w:rPr>
                   <w:rFonts w:ascii="Arial" w:cs="Arial" w:eastAsia="Arial" w:hAnsi="Arial"/>
@@ -24672,7 +24672,7 @@
             <w:pPr>
               <w:spacing w:after="20" w:before="0"/>
             </w:pPr>
-            <w:hyperlink w:history="1" r:id="rIdcdmi_viwtb1nth0guu1nx">
+            <w:hyperlink w:history="1" r:id="rIdrbo6i2drltdlnrnhplxjl">
               <w:r>
                 <w:rPr>
                   <w:rFonts w:ascii="Arial" w:cs="Arial" w:eastAsia="Arial" w:hAnsi="Arial"/>
@@ -24705,7 +24705,7 @@
               <w:spacing w:after="10" w:before="0"/>
               <w:ind w:left="120"/>
             </w:pPr>
-            <w:hyperlink w:history="1" r:id="rIddjaqpylyabnrnmzaos6z2">
+            <w:hyperlink w:history="1" r:id="rIdbvb6k8d6grmnyuv8jyvul">
               <w:r>
                 <w:rPr>
                   <w:rFonts w:ascii="Arial" w:cs="Arial" w:eastAsia="Arial" w:hAnsi="Arial"/>
@@ -24750,7 +24750,7 @@
             <w:pPr>
               <w:spacing w:after="20" w:before="0"/>
             </w:pPr>
-            <w:hyperlink w:history="1" r:id="rIduty8m1jn1pz_eo5f04m-l">
+            <w:hyperlink w:history="1" r:id="rIdtfoflftids7iuuh-mngsx">
               <w:r>
                 <w:rPr>
                   <w:rFonts w:ascii="Arial" w:cs="Arial" w:eastAsia="Arial" w:hAnsi="Arial"/>
@@ -24783,7 +24783,7 @@
               <w:spacing w:after="10" w:before="0"/>
               <w:ind w:left="120"/>
             </w:pPr>
-            <w:hyperlink w:history="1" r:id="rIdisnz5tgzvw8dws68ffkjs">
+            <w:hyperlink w:history="1" r:id="rIdlok3cezr7cwponqt33alt">
               <w:r>
                 <w:rPr>
                   <w:rFonts w:ascii="Arial" w:cs="Arial" w:eastAsia="Arial" w:hAnsi="Arial"/>
@@ -24978,7 +24978,7 @@
             <w:pPr>
               <w:spacing w:after="20" w:before="0"/>
             </w:pPr>
-            <w:hyperlink w:history="1" r:id="rId6x-cc6x-yomf7fgajdldh">
+            <w:hyperlink w:history="1" r:id="rIdk09wrrhjweuiiqtn2ryto">
               <w:r>
                 <w:rPr>
                   <w:rFonts w:ascii="Arial" w:cs="Arial" w:eastAsia="Arial" w:hAnsi="Arial"/>
@@ -25011,7 +25011,7 @@
               <w:spacing w:after="10" w:before="0"/>
               <w:ind w:left="120"/>
             </w:pPr>
-            <w:hyperlink w:history="1" r:id="rIdc73azybv8bwspsmutrw8h">
+            <w:hyperlink w:history="1" r:id="rIdivceoo43x2ulsayhyakbs">
               <w:r>
                 <w:rPr>
                   <w:rFonts w:ascii="Arial" w:cs="Arial" w:eastAsia="Arial" w:hAnsi="Arial"/>
@@ -25056,7 +25056,7 @@
             <w:pPr>
               <w:spacing w:after="20" w:before="0"/>
             </w:pPr>
-            <w:hyperlink w:history="1" r:id="rIdrmobw6gqft2wzojzu8dnw">
+            <w:hyperlink w:history="1" r:id="rId9bq1npzqywv_j7yfci6gj">
               <w:r>
                 <w:rPr>
                   <w:rFonts w:ascii="Arial" w:cs="Arial" w:eastAsia="Arial" w:hAnsi="Arial"/>
@@ -25089,7 +25089,7 @@
               <w:spacing w:after="10" w:before="0"/>
               <w:ind w:left="120"/>
             </w:pPr>
-            <w:hyperlink w:history="1" r:id="rIdlo2wkaaurtho8jgna8iaq">
+            <w:hyperlink w:history="1" r:id="rIdfowawmndu-dlgosw_-eos">
               <w:r>
                 <w:rPr>
                   <w:rFonts w:ascii="Arial" w:cs="Arial" w:eastAsia="Arial" w:hAnsi="Arial"/>
@@ -25791,7 +25791,7 @@
         </w:rPr>
         <w:t xml:space="preserve">© 2026 SeaVuria and ARES. Aligned with KICD objectives. Developed by SeaVuria; technical implementation by ARES (with AI assistance from Claude). Licensed under </w:t>
       </w:r>
-      <w:hyperlink w:history="1" r:id="rId-cpfvrwbr1i8c7mdebglt">
+      <w:hyperlink w:history="1" r:id="rIdvfq8n3w3xnrlbllob5hjj">
         <w:r>
           <w:rPr>
             <w:rFonts w:ascii="Arial" w:cs="Arial" w:eastAsia="Arial" w:hAnsi="Arial"/>
@@ -25812,7 +25812,7 @@
         </w:rPr>
         <w:t xml:space="preserve"> (</w:t>
       </w:r>
-      <w:hyperlink w:history="1" r:id="rIdxh94qqxlri59rzzwcoibv">
+      <w:hyperlink w:history="1" r:id="rIdhm6ond-ccsi7ricdzgntu">
         <w:r>
           <w:rPr>
             <w:rFonts w:ascii="Arial" w:cs="Arial" w:eastAsia="Arial" w:hAnsi="Arial"/>

--- a/data/outputs/v2/Essential_Mathematics/SS2.4_Area_of_Polygons/Essential_Mathematics_Area_of_Polygons_CBE_LessonSequence.docx
+++ b/data/outputs/v2/Essential_Mathematics/SS2.4_Area_of_Polygons/Essential_Mathematics_Area_of_Polygons_CBE_LessonSequence.docx
@@ -2186,7 +2186,7 @@
         </w:rPr>
         <w:t xml:space="preserve">© 2026 SeaVuria and ARES. This work is licensed under a </w:t>
       </w:r>
-      <w:hyperlink w:history="1" r:id="rId90ohjzdsxaadqa3pzpeei">
+      <w:hyperlink w:history="1" r:id="rIdq0vt65zkuzf6s8nggsiix">
         <w:r>
           <w:rPr>
             <w:rFonts w:ascii="Arial" w:cs="Arial" w:eastAsia="Arial" w:hAnsi="Arial"/>
@@ -2206,7 +2206,7 @@
         </w:rPr>
         <w:t xml:space="preserve"> (</w:t>
       </w:r>
-      <w:hyperlink w:history="1" r:id="rIdrsv0u9dj4dgwvjydnax7t">
+      <w:hyperlink w:history="1" r:id="rIdbpa0vmzb-3qlfwbhsii7u">
         <w:r>
           <w:rPr>
             <w:rFonts w:ascii="Arial" w:cs="Arial" w:eastAsia="Arial" w:hAnsi="Arial"/>
@@ -2226,7 +2226,7 @@
         </w:rPr>
         <w:t xml:space="preserve">). To view a copy of this license, visit </w:t>
       </w:r>
-      <w:hyperlink w:history="1" r:id="rIdvak0nxnh9vn4inikkewo6">
+      <w:hyperlink w:history="1" r:id="rIdygbv-m7uqezzrgm_ujdx7">
         <w:r>
           <w:rPr>
             <w:rFonts w:ascii="Arial" w:cs="Arial" w:eastAsia="Arial" w:hAnsi="Arial"/>
@@ -3397,7 +3397,7 @@
             <w:pPr>
               <w:spacing w:after="20" w:before="0"/>
             </w:pPr>
-            <w:hyperlink w:history="1" r:id="rIdsg4nq18vbekqxntqrdeea">
+            <w:hyperlink w:history="1" r:id="rIdu_6v1gxt1gcgb7t-tdmkj">
               <w:r>
                 <w:rPr>
                   <w:rFonts w:ascii="Arial" w:cs="Arial" w:eastAsia="Arial" w:hAnsi="Arial"/>
@@ -3430,7 +3430,7 @@
               <w:spacing w:after="10" w:before="0"/>
               <w:ind w:left="120"/>
             </w:pPr>
-            <w:hyperlink w:history="1" r:id="rId8ekd-moke1fuvxje__ebd">
+            <w:hyperlink w:history="1" r:id="rIdq2hm-w44hqar0zhkbsb_g">
               <w:r>
                 <w:rPr>
                   <w:rFonts w:ascii="Arial" w:cs="Arial" w:eastAsia="Arial" w:hAnsi="Arial"/>
@@ -3475,7 +3475,7 @@
             <w:pPr>
               <w:spacing w:after="20" w:before="0"/>
             </w:pPr>
-            <w:hyperlink w:history="1" r:id="rIduafzbfd5tsq8pxcz9srf7">
+            <w:hyperlink w:history="1" r:id="rIdydvbemv2gd0lj9dkuh-nu">
               <w:r>
                 <w:rPr>
                   <w:rFonts w:ascii="Arial" w:cs="Arial" w:eastAsia="Arial" w:hAnsi="Arial"/>
@@ -3508,7 +3508,7 @@
               <w:spacing w:after="10" w:before="0"/>
               <w:ind w:left="120"/>
             </w:pPr>
-            <w:hyperlink w:history="1" r:id="rIdlo9q9gv4vycn7ib7lvaie">
+            <w:hyperlink w:history="1" r:id="rIdh6aruukagze7jug3udpup">
               <w:r>
                 <w:rPr>
                   <w:rFonts w:ascii="Arial" w:cs="Arial" w:eastAsia="Arial" w:hAnsi="Arial"/>
@@ -3703,7 +3703,7 @@
             <w:pPr>
               <w:spacing w:after="20" w:before="0"/>
             </w:pPr>
-            <w:hyperlink w:history="1" r:id="rIduwocuugazoakoxu2a6exl">
+            <w:hyperlink w:history="1" r:id="rId2ggg5dndotfwgyosbg2zw">
               <w:r>
                 <w:rPr>
                   <w:rFonts w:ascii="Arial" w:cs="Arial" w:eastAsia="Arial" w:hAnsi="Arial"/>
@@ -3736,7 +3736,7 @@
               <w:spacing w:after="10" w:before="0"/>
               <w:ind w:left="120"/>
             </w:pPr>
-            <w:hyperlink w:history="1" r:id="rId0pxwlnv_8dlv-e_kgoehw">
+            <w:hyperlink w:history="1" r:id="rIdvaqwbcxrfevxvs7keknxs">
               <w:r>
                 <w:rPr>
                   <w:rFonts w:ascii="Arial" w:cs="Arial" w:eastAsia="Arial" w:hAnsi="Arial"/>
@@ -3781,7 +3781,7 @@
             <w:pPr>
               <w:spacing w:after="20" w:before="0"/>
             </w:pPr>
-            <w:hyperlink w:history="1" r:id="rIduxy8yqwnyjj1wsqgbo42e">
+            <w:hyperlink w:history="1" r:id="rIdddro9mr1z7kunldatucm6">
               <w:r>
                 <w:rPr>
                   <w:rFonts w:ascii="Arial" w:cs="Arial" w:eastAsia="Arial" w:hAnsi="Arial"/>
@@ -3814,7 +3814,7 @@
               <w:spacing w:after="10" w:before="0"/>
               <w:ind w:left="120"/>
             </w:pPr>
-            <w:hyperlink w:history="1" r:id="rIde0txv9dup17pqymz3hym-">
+            <w:hyperlink w:history="1" r:id="rIdehkwwt3k_9dirg0vpfvs_">
               <w:r>
                 <w:rPr>
                   <w:rFonts w:ascii="Arial" w:cs="Arial" w:eastAsia="Arial" w:hAnsi="Arial"/>
@@ -4009,7 +4009,7 @@
             <w:pPr>
               <w:spacing w:after="20" w:before="0"/>
             </w:pPr>
-            <w:hyperlink w:history="1" r:id="rIdwwwygwjwbyxrtokoxrzsa">
+            <w:hyperlink w:history="1" r:id="rIdh20o0lrq_zfnqsdspq1it">
               <w:r>
                 <w:rPr>
                   <w:rFonts w:ascii="Arial" w:cs="Arial" w:eastAsia="Arial" w:hAnsi="Arial"/>
@@ -4058,7 +4058,7 @@
               <w:spacing w:after="10" w:before="0"/>
               <w:ind w:left="120"/>
             </w:pPr>
-            <w:hyperlink w:history="1" r:id="rIdwu6k_g_mv8nitzoe88nns">
+            <w:hyperlink w:history="1" r:id="rIdxbcrsmpgfvudmudzfuwnn">
               <w:r>
                 <w:rPr>
                   <w:rFonts w:ascii="Arial" w:cs="Arial" w:eastAsia="Arial" w:hAnsi="Arial"/>
@@ -4103,7 +4103,7 @@
             <w:pPr>
               <w:spacing w:after="20" w:before="0"/>
             </w:pPr>
-            <w:hyperlink w:history="1" r:id="rIdkpnnahffjgrnc-pjt7tkr">
+            <w:hyperlink w:history="1" r:id="rIdwginj7603p7irtvaljhvy">
               <w:r>
                 <w:rPr>
                   <w:rFonts w:ascii="Arial" w:cs="Arial" w:eastAsia="Arial" w:hAnsi="Arial"/>
@@ -4136,7 +4136,7 @@
               <w:spacing w:after="10" w:before="0"/>
               <w:ind w:left="120"/>
             </w:pPr>
-            <w:hyperlink w:history="1" r:id="rIdxbyy1dnjj2-ncniw0jcqo">
+            <w:hyperlink w:history="1" r:id="rIduaik5a3fxrfjynrwgumhf">
               <w:r>
                 <w:rPr>
                   <w:rFonts w:ascii="Arial" w:cs="Arial" w:eastAsia="Arial" w:hAnsi="Arial"/>
@@ -4331,7 +4331,7 @@
             <w:pPr>
               <w:spacing w:after="20" w:before="0"/>
             </w:pPr>
-            <w:hyperlink w:history="1" r:id="rIdknpkrgkvcmx1onk9crpvl">
+            <w:hyperlink w:history="1" r:id="rIdiy_tuvxysnezoavutr6ff">
               <w:r>
                 <w:rPr>
                   <w:rFonts w:ascii="Arial" w:cs="Arial" w:eastAsia="Arial" w:hAnsi="Arial"/>
@@ -4380,7 +4380,7 @@
               <w:spacing w:after="10" w:before="0"/>
               <w:ind w:left="120"/>
             </w:pPr>
-            <w:hyperlink w:history="1" r:id="rIds0ubd0uyk0-z0nf6ulyka">
+            <w:hyperlink w:history="1" r:id="rIdylsh4qlf58tpremlyplvs">
               <w:r>
                 <w:rPr>
                   <w:rFonts w:ascii="Arial" w:cs="Arial" w:eastAsia="Arial" w:hAnsi="Arial"/>
@@ -4425,7 +4425,7 @@
             <w:pPr>
               <w:spacing w:after="20" w:before="0"/>
             </w:pPr>
-            <w:hyperlink w:history="1" r:id="rIdxjcjxsrb7wxl14g6aqbce">
+            <w:hyperlink w:history="1" r:id="rIds-ufxqye3fubjzigwd4ts">
               <w:r>
                 <w:rPr>
                   <w:rFonts w:ascii="Arial" w:cs="Arial" w:eastAsia="Arial" w:hAnsi="Arial"/>
@@ -4458,7 +4458,7 @@
               <w:spacing w:after="10" w:before="0"/>
               <w:ind w:left="120"/>
             </w:pPr>
-            <w:hyperlink w:history="1" r:id="rIdinu5hzspeg3u40hrpkgpa">
+            <w:hyperlink w:history="1" r:id="rIdlhg15zgkwbkgp1a0nb1ei">
               <w:r>
                 <w:rPr>
                   <w:rFonts w:ascii="Arial" w:cs="Arial" w:eastAsia="Arial" w:hAnsi="Arial"/>
@@ -4653,7 +4653,7 @@
             <w:pPr>
               <w:spacing w:after="20" w:before="0"/>
             </w:pPr>
-            <w:hyperlink w:history="1" r:id="rIdcgzcxwke5ljyc-azm8zsi">
+            <w:hyperlink w:history="1" r:id="rIddh0np2zjl_ok8wtifqpoe">
               <w:r>
                 <w:rPr>
                   <w:rFonts w:ascii="Arial" w:cs="Arial" w:eastAsia="Arial" w:hAnsi="Arial"/>
@@ -4702,7 +4702,7 @@
               <w:spacing w:after="10" w:before="0"/>
               <w:ind w:left="120"/>
             </w:pPr>
-            <w:hyperlink w:history="1" r:id="rIdfcy3v8tvkzyiu_te6h6cc">
+            <w:hyperlink w:history="1" r:id="rIdc6gt-7o9fqx_t_lyk4xsv">
               <w:r>
                 <w:rPr>
                   <w:rFonts w:ascii="Arial" w:cs="Arial" w:eastAsia="Arial" w:hAnsi="Arial"/>
@@ -4747,7 +4747,7 @@
             <w:pPr>
               <w:spacing w:after="20" w:before="0"/>
             </w:pPr>
-            <w:hyperlink w:history="1" r:id="rIdyhvemfducwf7hjw3dy0wg">
+            <w:hyperlink w:history="1" r:id="rIdorgdsh6ahnkmth05piupg">
               <w:r>
                 <w:rPr>
                   <w:rFonts w:ascii="Arial" w:cs="Arial" w:eastAsia="Arial" w:hAnsi="Arial"/>
@@ -4796,7 +4796,7 @@
               <w:spacing w:after="10" w:before="0"/>
               <w:ind w:left="120"/>
             </w:pPr>
-            <w:hyperlink w:history="1" r:id="rIddkcgjpcoeqtus2cselqtq">
+            <w:hyperlink w:history="1" r:id="rIdv9226ozgqpry08e2vqumh">
               <w:r>
                 <w:rPr>
                   <w:rFonts w:ascii="Arial" w:cs="Arial" w:eastAsia="Arial" w:hAnsi="Arial"/>
@@ -5384,7 +5384,7 @@
         </w:rPr>
         <w:t xml:space="preserve">© 2026 SeaVuria and ARES. Aligned with KICD objectives. Developed by SeaVuria; technical implementation by ARES (with AI assistance from Claude). Licensed under </w:t>
       </w:r>
-      <w:hyperlink w:history="1" r:id="rIdtma3uqc2ypzzkxsg6zc5-">
+      <w:hyperlink w:history="1" r:id="rId6gbfkuq1omxqyfgqa4h90">
         <w:r>
           <w:rPr>
             <w:rFonts w:ascii="Arial" w:cs="Arial" w:eastAsia="Arial" w:hAnsi="Arial"/>
@@ -5405,7 +5405,7 @@
         </w:rPr>
         <w:t xml:space="preserve"> (</w:t>
       </w:r>
-      <w:hyperlink w:history="1" r:id="rIdtulvsrrsfsrukqq4eczmd">
+      <w:hyperlink w:history="1" r:id="rIdubha0jgi0hknujjo0izgo">
         <w:r>
           <w:rPr>
             <w:rFonts w:ascii="Arial" w:cs="Arial" w:eastAsia="Arial" w:hAnsi="Arial"/>
@@ -6418,7 +6418,7 @@
             <w:pPr>
               <w:spacing w:after="20" w:before="0"/>
             </w:pPr>
-            <w:hyperlink w:history="1" r:id="rIdnmrtdc_pnmdnmhv5hk9-d">
+            <w:hyperlink w:history="1" r:id="rIdfewhzz9u-xa-gf1ztyvi7">
               <w:r>
                 <w:rPr>
                   <w:rFonts w:ascii="Arial" w:cs="Arial" w:eastAsia="Arial" w:hAnsi="Arial"/>
@@ -6451,7 +6451,7 @@
               <w:spacing w:after="10" w:before="0"/>
               <w:ind w:left="120"/>
             </w:pPr>
-            <w:hyperlink w:history="1" r:id="rIdwgo-oer49pyfolwombyud">
+            <w:hyperlink w:history="1" r:id="rIddp1la1rtdj4njutsprhrn">
               <w:r>
                 <w:rPr>
                   <w:rFonts w:ascii="Arial" w:cs="Arial" w:eastAsia="Arial" w:hAnsi="Arial"/>
@@ -6496,7 +6496,7 @@
             <w:pPr>
               <w:spacing w:after="20" w:before="0"/>
             </w:pPr>
-            <w:hyperlink w:history="1" r:id="rId8jede8v8lfpxuq2dtculc">
+            <w:hyperlink w:history="1" r:id="rIddlbynuaz0rofhwp4ty5zy">
               <w:r>
                 <w:rPr>
                   <w:rFonts w:ascii="Arial" w:cs="Arial" w:eastAsia="Arial" w:hAnsi="Arial"/>
@@ -6529,7 +6529,7 @@
               <w:spacing w:after="10" w:before="0"/>
               <w:ind w:left="120"/>
             </w:pPr>
-            <w:hyperlink w:history="1" r:id="rId0xmtttnvvsr6w-hjik-6y">
+            <w:hyperlink w:history="1" r:id="rIdn-3emwkyhnnh609itshgp">
               <w:r>
                 <w:rPr>
                   <w:rFonts w:ascii="Arial" w:cs="Arial" w:eastAsia="Arial" w:hAnsi="Arial"/>
@@ -6724,7 +6724,7 @@
             <w:pPr>
               <w:spacing w:after="20" w:before="0"/>
             </w:pPr>
-            <w:hyperlink w:history="1" r:id="rIdleug0emsafwrbz0olocac">
+            <w:hyperlink w:history="1" r:id="rIdjfu9z5jf6suk0y8fnuje2">
               <w:r>
                 <w:rPr>
                   <w:rFonts w:ascii="Arial" w:cs="Arial" w:eastAsia="Arial" w:hAnsi="Arial"/>
@@ -6757,7 +6757,7 @@
               <w:spacing w:after="10" w:before="0"/>
               <w:ind w:left="120"/>
             </w:pPr>
-            <w:hyperlink w:history="1" r:id="rIdlz1i_wlkzffr-bk2kprhv">
+            <w:hyperlink w:history="1" r:id="rId6wz9fnyn0ie07em11bgow">
               <w:r>
                 <w:rPr>
                   <w:rFonts w:ascii="Arial" w:cs="Arial" w:eastAsia="Arial" w:hAnsi="Arial"/>
@@ -6802,7 +6802,7 @@
             <w:pPr>
               <w:spacing w:after="20" w:before="0"/>
             </w:pPr>
-            <w:hyperlink w:history="1" r:id="rIdi3vleip-rs77yt53pzkdb">
+            <w:hyperlink w:history="1" r:id="rIdqyftlvgnyuuwdx9-dkl__">
               <w:r>
                 <w:rPr>
                   <w:rFonts w:ascii="Arial" w:cs="Arial" w:eastAsia="Arial" w:hAnsi="Arial"/>
@@ -6835,7 +6835,7 @@
               <w:spacing w:after="10" w:before="0"/>
               <w:ind w:left="120"/>
             </w:pPr>
-            <w:hyperlink w:history="1" r:id="rIdywaxb71g366vzokfes7o1">
+            <w:hyperlink w:history="1" r:id="rIdudi08xdq6qcq25vhjxs0y">
               <w:r>
                 <w:rPr>
                   <w:rFonts w:ascii="Arial" w:cs="Arial" w:eastAsia="Arial" w:hAnsi="Arial"/>
@@ -7030,7 +7030,7 @@
             <w:pPr>
               <w:spacing w:after="20" w:before="0"/>
             </w:pPr>
-            <w:hyperlink w:history="1" r:id="rIdlxm0xrvb-tjryumpyf8ua">
+            <w:hyperlink w:history="1" r:id="rIdj3beb_kzyqhwce4lnf7i5">
               <w:r>
                 <w:rPr>
                   <w:rFonts w:ascii="Arial" w:cs="Arial" w:eastAsia="Arial" w:hAnsi="Arial"/>
@@ -7063,7 +7063,7 @@
               <w:spacing w:after="10" w:before="0"/>
               <w:ind w:left="120"/>
             </w:pPr>
-            <w:hyperlink w:history="1" r:id="rIdk4covvn4iub9zjydamtql">
+            <w:hyperlink w:history="1" r:id="rId2nyweixzpcv6aprr-6_yu">
               <w:r>
                 <w:rPr>
                   <w:rFonts w:ascii="Arial" w:cs="Arial" w:eastAsia="Arial" w:hAnsi="Arial"/>
@@ -7108,7 +7108,7 @@
             <w:pPr>
               <w:spacing w:after="20" w:before="0"/>
             </w:pPr>
-            <w:hyperlink w:history="1" r:id="rIdtoqlhsr6ecika9rbzkblj">
+            <w:hyperlink w:history="1" r:id="rIdkysdzorj5f_aepfbbiyly">
               <w:r>
                 <w:rPr>
                   <w:rFonts w:ascii="Arial" w:cs="Arial" w:eastAsia="Arial" w:hAnsi="Arial"/>
@@ -7141,7 +7141,7 @@
               <w:spacing w:after="10" w:before="0"/>
               <w:ind w:left="120"/>
             </w:pPr>
-            <w:hyperlink w:history="1" r:id="rIdjqewpikxdjlgazrz7kdrq">
+            <w:hyperlink w:history="1" r:id="rIdgsmj9jwglpuf2thyu2vfx">
               <w:r>
                 <w:rPr>
                   <w:rFonts w:ascii="Arial" w:cs="Arial" w:eastAsia="Arial" w:hAnsi="Arial"/>
@@ -7336,7 +7336,7 @@
             <w:pPr>
               <w:spacing w:after="20" w:before="0"/>
             </w:pPr>
-            <w:hyperlink w:history="1" r:id="rIdsregcaxg8dc1ark2iyqv4">
+            <w:hyperlink w:history="1" r:id="rIdxhtrxk6r_p1hkejpyvjix">
               <w:r>
                 <w:rPr>
                   <w:rFonts w:ascii="Arial" w:cs="Arial" w:eastAsia="Arial" w:hAnsi="Arial"/>
@@ -7369,7 +7369,7 @@
               <w:spacing w:after="10" w:before="0"/>
               <w:ind w:left="120"/>
             </w:pPr>
-            <w:hyperlink w:history="1" r:id="rIdadvrbimpzya9b304quqlp">
+            <w:hyperlink w:history="1" r:id="rIdf8e174zkfbnkgcxi4kf-p">
               <w:r>
                 <w:rPr>
                   <w:rFonts w:ascii="Arial" w:cs="Arial" w:eastAsia="Arial" w:hAnsi="Arial"/>
@@ -7414,7 +7414,7 @@
             <w:pPr>
               <w:spacing w:after="20" w:before="0"/>
             </w:pPr>
-            <w:hyperlink w:history="1" r:id="rIdw-hkbqlrc0hcecn7m1edx">
+            <w:hyperlink w:history="1" r:id="rIdkmnacspaqvkvtjbpjxqj8">
               <w:r>
                 <w:rPr>
                   <w:rFonts w:ascii="Arial" w:cs="Arial" w:eastAsia="Arial" w:hAnsi="Arial"/>
@@ -7447,7 +7447,7 @@
               <w:spacing w:after="10" w:before="0"/>
               <w:ind w:left="120"/>
             </w:pPr>
-            <w:hyperlink w:history="1" r:id="rIdw6dublgw19cxj7xfqfcdy">
+            <w:hyperlink w:history="1" r:id="rId-n9vcqda62btecxo7b5up">
               <w:r>
                 <w:rPr>
                   <w:rFonts w:ascii="Arial" w:cs="Arial" w:eastAsia="Arial" w:hAnsi="Arial"/>
@@ -7642,7 +7642,7 @@
             <w:pPr>
               <w:spacing w:after="20" w:before="0"/>
             </w:pPr>
-            <w:hyperlink w:history="1" r:id="rIdtgfmuzowqgpfjb49pd09z">
+            <w:hyperlink w:history="1" r:id="rIdppdxwnkffegeutn9kjqm1">
               <w:r>
                 <w:rPr>
                   <w:rFonts w:ascii="Arial" w:cs="Arial" w:eastAsia="Arial" w:hAnsi="Arial"/>
@@ -7675,7 +7675,7 @@
               <w:spacing w:after="10" w:before="0"/>
               <w:ind w:left="120"/>
             </w:pPr>
-            <w:hyperlink w:history="1" r:id="rIdqcktx9gpdtc8mced-id6h">
+            <w:hyperlink w:history="1" r:id="rIdu8q4g76_9feb5alodtdre">
               <w:r>
                 <w:rPr>
                   <w:rFonts w:ascii="Arial" w:cs="Arial" w:eastAsia="Arial" w:hAnsi="Arial"/>
@@ -7720,7 +7720,7 @@
             <w:pPr>
               <w:spacing w:after="20" w:before="0"/>
             </w:pPr>
-            <w:hyperlink w:history="1" r:id="rId0aqqis2maqw4goejdqfgl">
+            <w:hyperlink w:history="1" r:id="rIdbdremvlyndj3sdqrps-jt">
               <w:r>
                 <w:rPr>
                   <w:rFonts w:ascii="Arial" w:cs="Arial" w:eastAsia="Arial" w:hAnsi="Arial"/>
@@ -7753,7 +7753,7 @@
               <w:spacing w:after="10" w:before="0"/>
               <w:ind w:left="120"/>
             </w:pPr>
-            <w:hyperlink w:history="1" r:id="rIda2uakiqpgtyk-orx5uegm">
+            <w:hyperlink w:history="1" r:id="rIdoga106bc9qgjlud9nq03j">
               <w:r>
                 <w:rPr>
                   <w:rFonts w:ascii="Arial" w:cs="Arial" w:eastAsia="Arial" w:hAnsi="Arial"/>
@@ -8265,7 +8265,7 @@
         </w:rPr>
         <w:t xml:space="preserve">© 2026 SeaVuria and ARES. Aligned with KICD objectives. Developed by SeaVuria; technical implementation by ARES (with AI assistance from Claude). Licensed under </w:t>
       </w:r>
-      <w:hyperlink w:history="1" r:id="rId9d_ahxjkxjgudggndf7df">
+      <w:hyperlink w:history="1" r:id="rId2myi9wgoazpsed63xjqex">
         <w:r>
           <w:rPr>
             <w:rFonts w:ascii="Arial" w:cs="Arial" w:eastAsia="Arial" w:hAnsi="Arial"/>
@@ -8286,7 +8286,7 @@
         </w:rPr>
         <w:t xml:space="preserve"> (</w:t>
       </w:r>
-      <w:hyperlink w:history="1" r:id="rIdlqo1njrniby1yjt9trmal">
+      <w:hyperlink w:history="1" r:id="rIdnfiess0rrlqlnhlba4cmd">
         <w:r>
           <w:rPr>
             <w:rFonts w:ascii="Arial" w:cs="Arial" w:eastAsia="Arial" w:hAnsi="Arial"/>
@@ -9299,7 +9299,7 @@
             <w:pPr>
               <w:spacing w:after="20" w:before="0"/>
             </w:pPr>
-            <w:hyperlink w:history="1" r:id="rIdexq6ugzbgfhxuajcabosr">
+            <w:hyperlink w:history="1" r:id="rIdjig5r9cnkasqll4rp2esg">
               <w:r>
                 <w:rPr>
                   <w:rFonts w:ascii="Arial" w:cs="Arial" w:eastAsia="Arial" w:hAnsi="Arial"/>
@@ -9332,7 +9332,7 @@
               <w:spacing w:after="10" w:before="0"/>
               <w:ind w:left="120"/>
             </w:pPr>
-            <w:hyperlink w:history="1" r:id="rIddn_4jtg6mpctzz1tntaig">
+            <w:hyperlink w:history="1" r:id="rIdks4y9nsc-idroyxnnvmj8">
               <w:r>
                 <w:rPr>
                   <w:rFonts w:ascii="Arial" w:cs="Arial" w:eastAsia="Arial" w:hAnsi="Arial"/>
@@ -9377,7 +9377,7 @@
             <w:pPr>
               <w:spacing w:after="20" w:before="0"/>
             </w:pPr>
-            <w:hyperlink w:history="1" r:id="rIdipdkph3klqmu5ev6h5bgg">
+            <w:hyperlink w:history="1" r:id="rIdirxw6cl7gnre2mfyug9z5">
               <w:r>
                 <w:rPr>
                   <w:rFonts w:ascii="Arial" w:cs="Arial" w:eastAsia="Arial" w:hAnsi="Arial"/>
@@ -9410,7 +9410,7 @@
               <w:spacing w:after="10" w:before="0"/>
               <w:ind w:left="120"/>
             </w:pPr>
-            <w:hyperlink w:history="1" r:id="rIdirjs-tam9qhgn2a5ip0kh">
+            <w:hyperlink w:history="1" r:id="rIdlcw4mgbpezxl8orpelgk1">
               <w:r>
                 <w:rPr>
                   <w:rFonts w:ascii="Arial" w:cs="Arial" w:eastAsia="Arial" w:hAnsi="Arial"/>
@@ -9605,7 +9605,7 @@
             <w:pPr>
               <w:spacing w:after="20" w:before="0"/>
             </w:pPr>
-            <w:hyperlink w:history="1" r:id="rIdludjga9dxt_8nwna4yy9z">
+            <w:hyperlink w:history="1" r:id="rIduo5g48rlw5ntcvzeqkudt">
               <w:r>
                 <w:rPr>
                   <w:rFonts w:ascii="Arial" w:cs="Arial" w:eastAsia="Arial" w:hAnsi="Arial"/>
@@ -9638,7 +9638,7 @@
               <w:spacing w:after="10" w:before="0"/>
               <w:ind w:left="120"/>
             </w:pPr>
-            <w:hyperlink w:history="1" r:id="rIdjvwu89wrzbk4skeakjriy">
+            <w:hyperlink w:history="1" r:id="rIdgtktquc3cforec0bixv2u">
               <w:r>
                 <w:rPr>
                   <w:rFonts w:ascii="Arial" w:cs="Arial" w:eastAsia="Arial" w:hAnsi="Arial"/>
@@ -9683,7 +9683,7 @@
             <w:pPr>
               <w:spacing w:after="20" w:before="0"/>
             </w:pPr>
-            <w:hyperlink w:history="1" r:id="rIdlsc__gdnmuhuavi-yikd6">
+            <w:hyperlink w:history="1" r:id="rIdw_4j3fyoe-esla7gpprmh">
               <w:r>
                 <w:rPr>
                   <w:rFonts w:ascii="Arial" w:cs="Arial" w:eastAsia="Arial" w:hAnsi="Arial"/>
@@ -9716,7 +9716,7 @@
               <w:spacing w:after="10" w:before="0"/>
               <w:ind w:left="120"/>
             </w:pPr>
-            <w:hyperlink w:history="1" r:id="rIdwzqozmgxxcldavddnd7cy">
+            <w:hyperlink w:history="1" r:id="rId38o0qhqlwkm-nhphmslgl">
               <w:r>
                 <w:rPr>
                   <w:rFonts w:ascii="Arial" w:cs="Arial" w:eastAsia="Arial" w:hAnsi="Arial"/>
@@ -9911,7 +9911,7 @@
             <w:pPr>
               <w:spacing w:after="20" w:before="0"/>
             </w:pPr>
-            <w:hyperlink w:history="1" r:id="rId-ij_wcpa8bkdh-51zixcx">
+            <w:hyperlink w:history="1" r:id="rIdmmy1051oolsttfvarhcgm">
               <w:r>
                 <w:rPr>
                   <w:rFonts w:ascii="Arial" w:cs="Arial" w:eastAsia="Arial" w:hAnsi="Arial"/>
@@ -9960,7 +9960,7 @@
               <w:spacing w:after="10" w:before="0"/>
               <w:ind w:left="120"/>
             </w:pPr>
-            <w:hyperlink w:history="1" r:id="rId8ecjptxmzo9zcmau_zoa5">
+            <w:hyperlink w:history="1" r:id="rIdpg_zippy5gpi5cl8qf8vl">
               <w:r>
                 <w:rPr>
                   <w:rFonts w:ascii="Arial" w:cs="Arial" w:eastAsia="Arial" w:hAnsi="Arial"/>
@@ -10005,7 +10005,7 @@
             <w:pPr>
               <w:spacing w:after="20" w:before="0"/>
             </w:pPr>
-            <w:hyperlink w:history="1" r:id="rIduuspcdnyitnl6ql01swj7">
+            <w:hyperlink w:history="1" r:id="rIdxfdobvbzufhfnbwhg47fc">
               <w:r>
                 <w:rPr>
                   <w:rFonts w:ascii="Arial" w:cs="Arial" w:eastAsia="Arial" w:hAnsi="Arial"/>
@@ -10038,7 +10038,7 @@
               <w:spacing w:after="10" w:before="0"/>
               <w:ind w:left="120"/>
             </w:pPr>
-            <w:hyperlink w:history="1" r:id="rId8cu9wgxtrwz7w1s9ojkkd">
+            <w:hyperlink w:history="1" r:id="rIdye4jcgnum-kz8sxaq2lzi">
               <w:r>
                 <w:rPr>
                   <w:rFonts w:ascii="Arial" w:cs="Arial" w:eastAsia="Arial" w:hAnsi="Arial"/>
@@ -10233,7 +10233,7 @@
             <w:pPr>
               <w:spacing w:after="20" w:before="0"/>
             </w:pPr>
-            <w:hyperlink w:history="1" r:id="rIdw_78-xuc6j-jmvyiqt3_5">
+            <w:hyperlink w:history="1" r:id="rIdfoveyrhyfq_9q7abigifi">
               <w:r>
                 <w:rPr>
                   <w:rFonts w:ascii="Arial" w:cs="Arial" w:eastAsia="Arial" w:hAnsi="Arial"/>
@@ -10282,7 +10282,7 @@
               <w:spacing w:after="10" w:before="0"/>
               <w:ind w:left="120"/>
             </w:pPr>
-            <w:hyperlink w:history="1" r:id="rIdxyrn-kbon1av1d8kogzax">
+            <w:hyperlink w:history="1" r:id="rIdo204jvhhuvs3dspzazutt">
               <w:r>
                 <w:rPr>
                   <w:rFonts w:ascii="Arial" w:cs="Arial" w:eastAsia="Arial" w:hAnsi="Arial"/>
@@ -10327,7 +10327,7 @@
             <w:pPr>
               <w:spacing w:after="20" w:before="0"/>
             </w:pPr>
-            <w:hyperlink w:history="1" r:id="rIdbhajqqpqgv-4nqyp0dmn-">
+            <w:hyperlink w:history="1" r:id="rIdi1p9bxcjrqwhhfvkm1rcr">
               <w:r>
                 <w:rPr>
                   <w:rFonts w:ascii="Arial" w:cs="Arial" w:eastAsia="Arial" w:hAnsi="Arial"/>
@@ -10360,7 +10360,7 @@
               <w:spacing w:after="10" w:before="0"/>
               <w:ind w:left="120"/>
             </w:pPr>
-            <w:hyperlink w:history="1" r:id="rIdt6qji_slpexk5icxmypbq">
+            <w:hyperlink w:history="1" r:id="rIdnzlnuovgts5gknzvm3ghk">
               <w:r>
                 <w:rPr>
                   <w:rFonts w:ascii="Arial" w:cs="Arial" w:eastAsia="Arial" w:hAnsi="Arial"/>
@@ -10555,7 +10555,7 @@
             <w:pPr>
               <w:spacing w:after="20" w:before="0"/>
             </w:pPr>
-            <w:hyperlink w:history="1" r:id="rIdv_iw6fhiljoqvn7xwzaew">
+            <w:hyperlink w:history="1" r:id="rId_plsfnhupdyaldxkadm0i">
               <w:r>
                 <w:rPr>
                   <w:rFonts w:ascii="Arial" w:cs="Arial" w:eastAsia="Arial" w:hAnsi="Arial"/>
@@ -10604,7 +10604,7 @@
               <w:spacing w:after="10" w:before="0"/>
               <w:ind w:left="120"/>
             </w:pPr>
-            <w:hyperlink w:history="1" r:id="rIdqyd4d0trg4bezxchynhhc">
+            <w:hyperlink w:history="1" r:id="rIdscmiwa-_yfselx9gfbfhu">
               <w:r>
                 <w:rPr>
                   <w:rFonts w:ascii="Arial" w:cs="Arial" w:eastAsia="Arial" w:hAnsi="Arial"/>
@@ -10649,7 +10649,7 @@
             <w:pPr>
               <w:spacing w:after="20" w:before="0"/>
             </w:pPr>
-            <w:hyperlink w:history="1" r:id="rIdmpc02nfkehy6agwcq5jft">
+            <w:hyperlink w:history="1" r:id="rIdtvykbihnebigt1ehk2jjw">
               <w:r>
                 <w:rPr>
                   <w:rFonts w:ascii="Arial" w:cs="Arial" w:eastAsia="Arial" w:hAnsi="Arial"/>
@@ -10698,7 +10698,7 @@
               <w:spacing w:after="10" w:before="0"/>
               <w:ind w:left="120"/>
             </w:pPr>
-            <w:hyperlink w:history="1" r:id="rIde8rz69xnemtsrdthaehkf">
+            <w:hyperlink w:history="1" r:id="rIdfykgaedrc6cpsjbgvcthj">
               <w:r>
                 <w:rPr>
                   <w:rFonts w:ascii="Arial" w:cs="Arial" w:eastAsia="Arial" w:hAnsi="Arial"/>
@@ -11210,7 +11210,7 @@
         </w:rPr>
         <w:t xml:space="preserve">© 2026 SeaVuria and ARES. Aligned with KICD objectives. Developed by SeaVuria; technical implementation by ARES (with AI assistance from Claude). Licensed under </w:t>
       </w:r>
-      <w:hyperlink w:history="1" r:id="rIdjosol0xyni1aj7t6aes09">
+      <w:hyperlink w:history="1" r:id="rIdxxhbrqjt-i8luytzf76tw">
         <w:r>
           <w:rPr>
             <w:rFonts w:ascii="Arial" w:cs="Arial" w:eastAsia="Arial" w:hAnsi="Arial"/>
@@ -11231,7 +11231,7 @@
         </w:rPr>
         <w:t xml:space="preserve"> (</w:t>
       </w:r>
-      <w:hyperlink w:history="1" r:id="rIdhyqg3q_j7yrm_gz1b1ekf">
+      <w:hyperlink w:history="1" r:id="rIdra42k3jt0pbs00-o_uvqz">
         <w:r>
           <w:rPr>
             <w:rFonts w:ascii="Arial" w:cs="Arial" w:eastAsia="Arial" w:hAnsi="Arial"/>
@@ -12244,7 +12244,7 @@
             <w:pPr>
               <w:spacing w:after="20" w:before="0"/>
             </w:pPr>
-            <w:hyperlink w:history="1" r:id="rIdn-0ngbuouhybifpfxe9ng">
+            <w:hyperlink w:history="1" r:id="rIdfug8_t1neaw78ujny8kow">
               <w:r>
                 <w:rPr>
                   <w:rFonts w:ascii="Arial" w:cs="Arial" w:eastAsia="Arial" w:hAnsi="Arial"/>
@@ -12277,7 +12277,7 @@
               <w:spacing w:after="10" w:before="0"/>
               <w:ind w:left="120"/>
             </w:pPr>
-            <w:hyperlink w:history="1" r:id="rIduzdateyzpxxh2d73ptum3">
+            <w:hyperlink w:history="1" r:id="rId_6dhznrezjohsi1ujhio_">
               <w:r>
                 <w:rPr>
                   <w:rFonts w:ascii="Arial" w:cs="Arial" w:eastAsia="Arial" w:hAnsi="Arial"/>
@@ -12322,7 +12322,7 @@
             <w:pPr>
               <w:spacing w:after="20" w:before="0"/>
             </w:pPr>
-            <w:hyperlink w:history="1" r:id="rIdolo19srqu61y3ly2k7s4u">
+            <w:hyperlink w:history="1" r:id="rIdoaesljltw2qhk_e0ch1ba">
               <w:r>
                 <w:rPr>
                   <w:rFonts w:ascii="Arial" w:cs="Arial" w:eastAsia="Arial" w:hAnsi="Arial"/>
@@ -12355,7 +12355,7 @@
               <w:spacing w:after="10" w:before="0"/>
               <w:ind w:left="120"/>
             </w:pPr>
-            <w:hyperlink w:history="1" r:id="rIdjzbpiavlk31wi-k_00gun">
+            <w:hyperlink w:history="1" r:id="rIdmhvijgcs57smg3ynikdt2">
               <w:r>
                 <w:rPr>
                   <w:rFonts w:ascii="Arial" w:cs="Arial" w:eastAsia="Arial" w:hAnsi="Arial"/>
@@ -12550,7 +12550,7 @@
             <w:pPr>
               <w:spacing w:after="20" w:before="0"/>
             </w:pPr>
-            <w:hyperlink w:history="1" r:id="rIdb_5nqusjwpeuvs2ckejdl">
+            <w:hyperlink w:history="1" r:id="rIdbdnp2nrmv534n9ee9lupx">
               <w:r>
                 <w:rPr>
                   <w:rFonts w:ascii="Arial" w:cs="Arial" w:eastAsia="Arial" w:hAnsi="Arial"/>
@@ -12583,7 +12583,7 @@
               <w:spacing w:after="10" w:before="0"/>
               <w:ind w:left="120"/>
             </w:pPr>
-            <w:hyperlink w:history="1" r:id="rId-lhf85tgzkjboxzi6xqjm">
+            <w:hyperlink w:history="1" r:id="rIdte6zf14fno5gyh4z2vcqt">
               <w:r>
                 <w:rPr>
                   <w:rFonts w:ascii="Arial" w:cs="Arial" w:eastAsia="Arial" w:hAnsi="Arial"/>
@@ -12628,7 +12628,7 @@
             <w:pPr>
               <w:spacing w:after="20" w:before="0"/>
             </w:pPr>
-            <w:hyperlink w:history="1" r:id="rId8xfss7uxc0tgsfg4pdxd0">
+            <w:hyperlink w:history="1" r:id="rIdifzqxd1uesbkwjddol5wz">
               <w:r>
                 <w:rPr>
                   <w:rFonts w:ascii="Arial" w:cs="Arial" w:eastAsia="Arial" w:hAnsi="Arial"/>
@@ -12661,7 +12661,7 @@
               <w:spacing w:after="10" w:before="0"/>
               <w:ind w:left="120"/>
             </w:pPr>
-            <w:hyperlink w:history="1" r:id="rIdgrampfa6kc6wk1aeziwlo">
+            <w:hyperlink w:history="1" r:id="rId98pse-ybunexslnarzllr">
               <w:r>
                 <w:rPr>
                   <w:rFonts w:ascii="Arial" w:cs="Arial" w:eastAsia="Arial" w:hAnsi="Arial"/>
@@ -12856,7 +12856,7 @@
             <w:pPr>
               <w:spacing w:after="20" w:before="0"/>
             </w:pPr>
-            <w:hyperlink w:history="1" r:id="rId96oefgysfo1jhyqotlysw">
+            <w:hyperlink w:history="1" r:id="rIdrjah4i9fskvje5e13xed6">
               <w:r>
                 <w:rPr>
                   <w:rFonts w:ascii="Arial" w:cs="Arial" w:eastAsia="Arial" w:hAnsi="Arial"/>
@@ -12889,7 +12889,7 @@
               <w:spacing w:after="10" w:before="0"/>
               <w:ind w:left="120"/>
             </w:pPr>
-            <w:hyperlink w:history="1" r:id="rIdhzye1-9rjgfduekeulbhw">
+            <w:hyperlink w:history="1" r:id="rId4jddeeehlvw3vfelpdbhv">
               <w:r>
                 <w:rPr>
                   <w:rFonts w:ascii="Arial" w:cs="Arial" w:eastAsia="Arial" w:hAnsi="Arial"/>
@@ -12934,7 +12934,7 @@
             <w:pPr>
               <w:spacing w:after="20" w:before="0"/>
             </w:pPr>
-            <w:hyperlink w:history="1" r:id="rId6jnofwamicxle_4vcu4le">
+            <w:hyperlink w:history="1" r:id="rIdgwkjvcd-ahu6abr2n0uro">
               <w:r>
                 <w:rPr>
                   <w:rFonts w:ascii="Arial" w:cs="Arial" w:eastAsia="Arial" w:hAnsi="Arial"/>
@@ -12983,7 +12983,7 @@
               <w:spacing w:after="10" w:before="0"/>
               <w:ind w:left="120"/>
             </w:pPr>
-            <w:hyperlink w:history="1" r:id="rId7gcv7p0cuaxlm6jwboi1t">
+            <w:hyperlink w:history="1" r:id="rIdr6_ewgeuannoexymxoypt">
               <w:r>
                 <w:rPr>
                   <w:rFonts w:ascii="Arial" w:cs="Arial" w:eastAsia="Arial" w:hAnsi="Arial"/>
@@ -13178,7 +13178,7 @@
             <w:pPr>
               <w:spacing w:after="20" w:before="0"/>
             </w:pPr>
-            <w:hyperlink w:history="1" r:id="rIdjfudkjkuranqz4dfxg8l-">
+            <w:hyperlink w:history="1" r:id="rIdszajxekfstywif3hrv5uy">
               <w:r>
                 <w:rPr>
                   <w:rFonts w:ascii="Arial" w:cs="Arial" w:eastAsia="Arial" w:hAnsi="Arial"/>
@@ -13211,7 +13211,7 @@
               <w:spacing w:after="10" w:before="0"/>
               <w:ind w:left="120"/>
             </w:pPr>
-            <w:hyperlink w:history="1" r:id="rIdlbwkixm55imndfwqdz-kx">
+            <w:hyperlink w:history="1" r:id="rId6hes2qti5l7rk3ie8kpfo">
               <w:r>
                 <w:rPr>
                   <w:rFonts w:ascii="Arial" w:cs="Arial" w:eastAsia="Arial" w:hAnsi="Arial"/>
@@ -13256,7 +13256,7 @@
             <w:pPr>
               <w:spacing w:after="20" w:before="0"/>
             </w:pPr>
-            <w:hyperlink w:history="1" r:id="rIdtu3kqc3xnf4bnvqlhkhp2">
+            <w:hyperlink w:history="1" r:id="rIddflwhjzkhwv-7iqutxyz7">
               <w:r>
                 <w:rPr>
                   <w:rFonts w:ascii="Arial" w:cs="Arial" w:eastAsia="Arial" w:hAnsi="Arial"/>
@@ -13305,7 +13305,7 @@
               <w:spacing w:after="10" w:before="0"/>
               <w:ind w:left="120"/>
             </w:pPr>
-            <w:hyperlink w:history="1" r:id="rIdh0-ubb_gd4yhtw0bsicl2">
+            <w:hyperlink w:history="1" r:id="rIdku1y4hp8mzsaynzfbjflx">
               <w:r>
                 <w:rPr>
                   <w:rFonts w:ascii="Arial" w:cs="Arial" w:eastAsia="Arial" w:hAnsi="Arial"/>
@@ -13500,7 +13500,7 @@
             <w:pPr>
               <w:spacing w:after="20" w:before="0"/>
             </w:pPr>
-            <w:hyperlink w:history="1" r:id="rIde0dbd24drymcnpxzrln1k">
+            <w:hyperlink w:history="1" r:id="rIdm_oxcbp6ryhizbn74y16i">
               <w:r>
                 <w:rPr>
                   <w:rFonts w:ascii="Arial" w:cs="Arial" w:eastAsia="Arial" w:hAnsi="Arial"/>
@@ -13533,7 +13533,7 @@
               <w:spacing w:after="10" w:before="0"/>
               <w:ind w:left="120"/>
             </w:pPr>
-            <w:hyperlink w:history="1" r:id="rIdgrnhlpuqzmixyhfltnq1x">
+            <w:hyperlink w:history="1" r:id="rId9krdfeyvprihuyadlv-mz">
               <w:r>
                 <w:rPr>
                   <w:rFonts w:ascii="Arial" w:cs="Arial" w:eastAsia="Arial" w:hAnsi="Arial"/>
@@ -13578,7 +13578,7 @@
             <w:pPr>
               <w:spacing w:after="20" w:before="0"/>
             </w:pPr>
-            <w:hyperlink w:history="1" r:id="rIdqwsu2pxpcm4yy9xuugvir">
+            <w:hyperlink w:history="1" r:id="rIdvb-y7x6jkuhgp9vqddvtb">
               <w:r>
                 <w:rPr>
                   <w:rFonts w:ascii="Arial" w:cs="Arial" w:eastAsia="Arial" w:hAnsi="Arial"/>
@@ -13627,7 +13627,7 @@
               <w:spacing w:after="10" w:before="0"/>
               <w:ind w:left="120"/>
             </w:pPr>
-            <w:hyperlink w:history="1" r:id="rIdwfpfwdz1rnwj-vdo26fzs">
+            <w:hyperlink w:history="1" r:id="rIdxpdlxa6dyffuecfqdgyuw">
               <w:r>
                 <w:rPr>
                   <w:rFonts w:ascii="Arial" w:cs="Arial" w:eastAsia="Arial" w:hAnsi="Arial"/>
@@ -14139,7 +14139,7 @@
         </w:rPr>
         <w:t xml:space="preserve">© 2026 SeaVuria and ARES. Aligned with KICD objectives. Developed by SeaVuria; technical implementation by ARES (with AI assistance from Claude). Licensed under </w:t>
       </w:r>
-      <w:hyperlink w:history="1" r:id="rIdz2e_evqze7c4dljzorhcv">
+      <w:hyperlink w:history="1" r:id="rIdoxrppu9wn-6vysusqpd36">
         <w:r>
           <w:rPr>
             <w:rFonts w:ascii="Arial" w:cs="Arial" w:eastAsia="Arial" w:hAnsi="Arial"/>
@@ -14160,7 +14160,7 @@
         </w:rPr>
         <w:t xml:space="preserve"> (</w:t>
       </w:r>
-      <w:hyperlink w:history="1" r:id="rIdfhlxegl2obbwcp9gzsvxo">
+      <w:hyperlink w:history="1" r:id="rIdqdw3yywyexqfh3qeu0zpq">
         <w:r>
           <w:rPr>
             <w:rFonts w:ascii="Arial" w:cs="Arial" w:eastAsia="Arial" w:hAnsi="Arial"/>
@@ -15173,7 +15173,7 @@
             <w:pPr>
               <w:spacing w:after="20" w:before="0"/>
             </w:pPr>
-            <w:hyperlink w:history="1" r:id="rIdbrqmpizy9zdq5wgonvhsf">
+            <w:hyperlink w:history="1" r:id="rIdq2c9nlvqxbkvoicqblmpg">
               <w:r>
                 <w:rPr>
                   <w:rFonts w:ascii="Arial" w:cs="Arial" w:eastAsia="Arial" w:hAnsi="Arial"/>
@@ -15206,7 +15206,7 @@
               <w:spacing w:after="10" w:before="0"/>
               <w:ind w:left="120"/>
             </w:pPr>
-            <w:hyperlink w:history="1" r:id="rId18yf6q5ope2oc0svpiur5">
+            <w:hyperlink w:history="1" r:id="rIdnvreu38_hjuehh-bujmlf">
               <w:r>
                 <w:rPr>
                   <w:rFonts w:ascii="Arial" w:cs="Arial" w:eastAsia="Arial" w:hAnsi="Arial"/>
@@ -15251,7 +15251,7 @@
             <w:pPr>
               <w:spacing w:after="20" w:before="0"/>
             </w:pPr>
-            <w:hyperlink w:history="1" r:id="rIdr-grtwwxkrzb9ytg6xncq">
+            <w:hyperlink w:history="1" r:id="rIdh1dtyevypmslsxbk5qvgp">
               <w:r>
                 <w:rPr>
                   <w:rFonts w:ascii="Arial" w:cs="Arial" w:eastAsia="Arial" w:hAnsi="Arial"/>
@@ -15284,7 +15284,7 @@
               <w:spacing w:after="10" w:before="0"/>
               <w:ind w:left="120"/>
             </w:pPr>
-            <w:hyperlink w:history="1" r:id="rIdakiw-lhuqkefvdmr3qfoi">
+            <w:hyperlink w:history="1" r:id="rIdapjqcwufocsfjuowtwmdw">
               <w:r>
                 <w:rPr>
                   <w:rFonts w:ascii="Arial" w:cs="Arial" w:eastAsia="Arial" w:hAnsi="Arial"/>
@@ -15479,7 +15479,7 @@
             <w:pPr>
               <w:spacing w:after="20" w:before="0"/>
             </w:pPr>
-            <w:hyperlink w:history="1" r:id="rIdakokcps5-db-n_dfllbkp">
+            <w:hyperlink w:history="1" r:id="rIdd-nwb80c1emfdj0hyvhlm">
               <w:r>
                 <w:rPr>
                   <w:rFonts w:ascii="Arial" w:cs="Arial" w:eastAsia="Arial" w:hAnsi="Arial"/>
@@ -15512,7 +15512,7 @@
               <w:spacing w:after="10" w:before="0"/>
               <w:ind w:left="120"/>
             </w:pPr>
-            <w:hyperlink w:history="1" r:id="rId9tmbclmln8wfkh2xzvljj">
+            <w:hyperlink w:history="1" r:id="rId6ncgwss3rmfkl9p2idi0d">
               <w:r>
                 <w:rPr>
                   <w:rFonts w:ascii="Arial" w:cs="Arial" w:eastAsia="Arial" w:hAnsi="Arial"/>
@@ -15557,7 +15557,7 @@
             <w:pPr>
               <w:spacing w:after="20" w:before="0"/>
             </w:pPr>
-            <w:hyperlink w:history="1" r:id="rIdreblgzlkhp9nwztvlfsyu">
+            <w:hyperlink w:history="1" r:id="rIdbxv3v0srs-wjpcjfp4a6r">
               <w:r>
                 <w:rPr>
                   <w:rFonts w:ascii="Arial" w:cs="Arial" w:eastAsia="Arial" w:hAnsi="Arial"/>
@@ -15590,7 +15590,7 @@
               <w:spacing w:after="10" w:before="0"/>
               <w:ind w:left="120"/>
             </w:pPr>
-            <w:hyperlink w:history="1" r:id="rIdvmg4emuwnkvgzosp2byd0">
+            <w:hyperlink w:history="1" r:id="rIdqha3np-ggcrjcd8i0cb0b">
               <w:r>
                 <w:rPr>
                   <w:rFonts w:ascii="Arial" w:cs="Arial" w:eastAsia="Arial" w:hAnsi="Arial"/>
@@ -15785,7 +15785,7 @@
             <w:pPr>
               <w:spacing w:after="20" w:before="0"/>
             </w:pPr>
-            <w:hyperlink w:history="1" r:id="rIdbr4_c4k5of197iec_qfxx">
+            <w:hyperlink w:history="1" r:id="rIdf-blydxfnvz6j_6onqcvv">
               <w:r>
                 <w:rPr>
                   <w:rFonts w:ascii="Arial" w:cs="Arial" w:eastAsia="Arial" w:hAnsi="Arial"/>
@@ -15818,7 +15818,7 @@
               <w:spacing w:after="10" w:before="0"/>
               <w:ind w:left="120"/>
             </w:pPr>
-            <w:hyperlink w:history="1" r:id="rIdmgvbp_dv0cvzar92ddmkg">
+            <w:hyperlink w:history="1" r:id="rIdvtnsewpyzni846gghmjx5">
               <w:r>
                 <w:rPr>
                   <w:rFonts w:ascii="Arial" w:cs="Arial" w:eastAsia="Arial" w:hAnsi="Arial"/>
@@ -15863,7 +15863,7 @@
             <w:pPr>
               <w:spacing w:after="20" w:before="0"/>
             </w:pPr>
-            <w:hyperlink w:history="1" r:id="rIdrhcs1uy-r3dnrokp112oo">
+            <w:hyperlink w:history="1" r:id="rIdxlv-dfvtbslslqrpaigix">
               <w:r>
                 <w:rPr>
                   <w:rFonts w:ascii="Arial" w:cs="Arial" w:eastAsia="Arial" w:hAnsi="Arial"/>
@@ -15912,7 +15912,7 @@
               <w:spacing w:after="10" w:before="0"/>
               <w:ind w:left="120"/>
             </w:pPr>
-            <w:hyperlink w:history="1" r:id="rIdnho-i21kkpdafmbt5x7nh">
+            <w:hyperlink w:history="1" r:id="rId1avsfjw3l3kag6smrnjp8">
               <w:r>
                 <w:rPr>
                   <w:rFonts w:ascii="Arial" w:cs="Arial" w:eastAsia="Arial" w:hAnsi="Arial"/>
@@ -16107,7 +16107,7 @@
             <w:pPr>
               <w:spacing w:after="20" w:before="0"/>
             </w:pPr>
-            <w:hyperlink w:history="1" r:id="rIduv13mocfkxti75cww-sgm">
+            <w:hyperlink w:history="1" r:id="rIdeloqnel4unqiwtasjstol">
               <w:r>
                 <w:rPr>
                   <w:rFonts w:ascii="Arial" w:cs="Arial" w:eastAsia="Arial" w:hAnsi="Arial"/>
@@ -16140,7 +16140,7 @@
               <w:spacing w:after="10" w:before="0"/>
               <w:ind w:left="120"/>
             </w:pPr>
-            <w:hyperlink w:history="1" r:id="rIdlbvnk4zqpowpzrh_fnug2">
+            <w:hyperlink w:history="1" r:id="rIduylw8ig9oao-yrnepmdaz">
               <w:r>
                 <w:rPr>
                   <w:rFonts w:ascii="Arial" w:cs="Arial" w:eastAsia="Arial" w:hAnsi="Arial"/>
@@ -16185,7 +16185,7 @@
             <w:pPr>
               <w:spacing w:after="20" w:before="0"/>
             </w:pPr>
-            <w:hyperlink w:history="1" r:id="rId34gjrwc7zp7pu0lkr5z3q">
+            <w:hyperlink w:history="1" r:id="rIdgcaa9wji_s0qvxojlordi">
               <w:r>
                 <w:rPr>
                   <w:rFonts w:ascii="Arial" w:cs="Arial" w:eastAsia="Arial" w:hAnsi="Arial"/>
@@ -16234,7 +16234,7 @@
               <w:spacing w:after="10" w:before="0"/>
               <w:ind w:left="120"/>
             </w:pPr>
-            <w:hyperlink w:history="1" r:id="rIdzvosi0av7udflku2s3nvv">
+            <w:hyperlink w:history="1" r:id="rIdtiec2l4i58oez9_qa-sio">
               <w:r>
                 <w:rPr>
                   <w:rFonts w:ascii="Arial" w:cs="Arial" w:eastAsia="Arial" w:hAnsi="Arial"/>
@@ -16429,7 +16429,7 @@
             <w:pPr>
               <w:spacing w:after="20" w:before="0"/>
             </w:pPr>
-            <w:hyperlink w:history="1" r:id="rIdqiz39zumqfy-evf7n9-a_">
+            <w:hyperlink w:history="1" r:id="rIdq9phyput-avuqnvasmi4w">
               <w:r>
                 <w:rPr>
                   <w:rFonts w:ascii="Arial" w:cs="Arial" w:eastAsia="Arial" w:hAnsi="Arial"/>
@@ -16478,7 +16478,7 @@
               <w:spacing w:after="10" w:before="0"/>
               <w:ind w:left="120"/>
             </w:pPr>
-            <w:hyperlink w:history="1" r:id="rIdkeqs-ukqoefnucixebrll">
+            <w:hyperlink w:history="1" r:id="rIdp4dfuiyy45ivl0hdg1ia7">
               <w:r>
                 <w:rPr>
                   <w:rFonts w:ascii="Arial" w:cs="Arial" w:eastAsia="Arial" w:hAnsi="Arial"/>
@@ -16523,7 +16523,7 @@
             <w:pPr>
               <w:spacing w:after="20" w:before="0"/>
             </w:pPr>
-            <w:hyperlink w:history="1" r:id="rIdredyuc9mgpy_yxqhjhsow">
+            <w:hyperlink w:history="1" r:id="rId9dsuyfirih-b89jjug4x0">
               <w:r>
                 <w:rPr>
                   <w:rFonts w:ascii="Arial" w:cs="Arial" w:eastAsia="Arial" w:hAnsi="Arial"/>
@@ -16572,7 +16572,7 @@
               <w:spacing w:after="10" w:before="0"/>
               <w:ind w:left="120"/>
             </w:pPr>
-            <w:hyperlink w:history="1" r:id="rId8r4pae5xbghjehefbqxo9">
+            <w:hyperlink w:history="1" r:id="rId82mhga1l5gxprkwxkd9gz">
               <w:r>
                 <w:rPr>
                   <w:rFonts w:ascii="Arial" w:cs="Arial" w:eastAsia="Arial" w:hAnsi="Arial"/>
@@ -17084,7 +17084,7 @@
         </w:rPr>
         <w:t xml:space="preserve">© 2026 SeaVuria and ARES. Aligned with KICD objectives. Developed by SeaVuria; technical implementation by ARES (with AI assistance from Claude). Licensed under </w:t>
       </w:r>
-      <w:hyperlink w:history="1" r:id="rId5e0kdnqaia_wm_sfx-_c6">
+      <w:hyperlink w:history="1" r:id="rIdraflkwu_3e9kp9jywjf9t">
         <w:r>
           <w:rPr>
             <w:rFonts w:ascii="Arial" w:cs="Arial" w:eastAsia="Arial" w:hAnsi="Arial"/>
@@ -17105,7 +17105,7 @@
         </w:rPr>
         <w:t xml:space="preserve"> (</w:t>
       </w:r>
-      <w:hyperlink w:history="1" r:id="rIdxagjj6ojs-8c84cgbolbm">
+      <w:hyperlink w:history="1" r:id="rIdhavbygvir6t6el7xj8wdi">
         <w:r>
           <w:rPr>
             <w:rFonts w:ascii="Arial" w:cs="Arial" w:eastAsia="Arial" w:hAnsi="Arial"/>
@@ -18118,7 +18118,7 @@
             <w:pPr>
               <w:spacing w:after="20" w:before="0"/>
             </w:pPr>
-            <w:hyperlink w:history="1" r:id="rIdog0_kltencawolgfolgxl">
+            <w:hyperlink w:history="1" r:id="rIdd_-n9ysp5m0vq9bdks7hv">
               <w:r>
                 <w:rPr>
                   <w:rFonts w:ascii="Arial" w:cs="Arial" w:eastAsia="Arial" w:hAnsi="Arial"/>
@@ -18151,7 +18151,7 @@
               <w:spacing w:after="10" w:before="0"/>
               <w:ind w:left="120"/>
             </w:pPr>
-            <w:hyperlink w:history="1" r:id="rIdix05-a2q44yvfihbzcry_">
+            <w:hyperlink w:history="1" r:id="rIdpzxjzoi98vv_ccpdb6hek">
               <w:r>
                 <w:rPr>
                   <w:rFonts w:ascii="Arial" w:cs="Arial" w:eastAsia="Arial" w:hAnsi="Arial"/>
@@ -18196,7 +18196,7 @@
             <w:pPr>
               <w:spacing w:after="20" w:before="0"/>
             </w:pPr>
-            <w:hyperlink w:history="1" r:id="rIdljgqbzobskp1h1yk4petx">
+            <w:hyperlink w:history="1" r:id="rIdehxof_h6y5gvs5q6isjku">
               <w:r>
                 <w:rPr>
                   <w:rFonts w:ascii="Arial" w:cs="Arial" w:eastAsia="Arial" w:hAnsi="Arial"/>
@@ -18229,7 +18229,7 @@
               <w:spacing w:after="10" w:before="0"/>
               <w:ind w:left="120"/>
             </w:pPr>
-            <w:hyperlink w:history="1" r:id="rIdblbmfkd9jolpijdzrmrwy">
+            <w:hyperlink w:history="1" r:id="rId7l_0pwex9rrg2-gtg5wsr">
               <w:r>
                 <w:rPr>
                   <w:rFonts w:ascii="Arial" w:cs="Arial" w:eastAsia="Arial" w:hAnsi="Arial"/>
@@ -18424,7 +18424,7 @@
             <w:pPr>
               <w:spacing w:after="20" w:before="0"/>
             </w:pPr>
-            <w:hyperlink w:history="1" r:id="rIdhd48cf0pq2jnkvrdjhlxl">
+            <w:hyperlink w:history="1" r:id="rIddeuqhb-k-o5dg-g4pzmbs">
               <w:r>
                 <w:rPr>
                   <w:rFonts w:ascii="Arial" w:cs="Arial" w:eastAsia="Arial" w:hAnsi="Arial"/>
@@ -18457,7 +18457,7 @@
               <w:spacing w:after="10" w:before="0"/>
               <w:ind w:left="120"/>
             </w:pPr>
-            <w:hyperlink w:history="1" r:id="rIdgcx-gndoxg5kfrf9f-4sv">
+            <w:hyperlink w:history="1" r:id="rId0uzfihbn2tcljfpauzef1">
               <w:r>
                 <w:rPr>
                   <w:rFonts w:ascii="Arial" w:cs="Arial" w:eastAsia="Arial" w:hAnsi="Arial"/>
@@ -18502,7 +18502,7 @@
             <w:pPr>
               <w:spacing w:after="20" w:before="0"/>
             </w:pPr>
-            <w:hyperlink w:history="1" r:id="rIdlyrbbts_pub_9lpufowht">
+            <w:hyperlink w:history="1" r:id="rIduuynef4yzhforucfown0a">
               <w:r>
                 <w:rPr>
                   <w:rFonts w:ascii="Arial" w:cs="Arial" w:eastAsia="Arial" w:hAnsi="Arial"/>
@@ -18535,7 +18535,7 @@
               <w:spacing w:after="10" w:before="0"/>
               <w:ind w:left="120"/>
             </w:pPr>
-            <w:hyperlink w:history="1" r:id="rIdneqbr27v0xet3dti1pkwy">
+            <w:hyperlink w:history="1" r:id="rId6dyo7vayi56a9ntmdvugn">
               <w:r>
                 <w:rPr>
                   <w:rFonts w:ascii="Arial" w:cs="Arial" w:eastAsia="Arial" w:hAnsi="Arial"/>
@@ -18730,7 +18730,7 @@
             <w:pPr>
               <w:spacing w:after="20" w:before="0"/>
             </w:pPr>
-            <w:hyperlink w:history="1" r:id="rIdt_z39rvc89tuw-pe8fecc">
+            <w:hyperlink w:history="1" r:id="rIdrdnhvnd-mmwhewbwgvqaf">
               <w:r>
                 <w:rPr>
                   <w:rFonts w:ascii="Arial" w:cs="Arial" w:eastAsia="Arial" w:hAnsi="Arial"/>
@@ -18779,7 +18779,7 @@
               <w:spacing w:after="10" w:before="0"/>
               <w:ind w:left="120"/>
             </w:pPr>
-            <w:hyperlink w:history="1" r:id="rId4auwq0d2ehz8qltmjuytw">
+            <w:hyperlink w:history="1" r:id="rIdmhs_yjnyx-px0z4m68vyp">
               <w:r>
                 <w:rPr>
                   <w:rFonts w:ascii="Arial" w:cs="Arial" w:eastAsia="Arial" w:hAnsi="Arial"/>
@@ -18824,7 +18824,7 @@
             <w:pPr>
               <w:spacing w:after="20" w:before="0"/>
             </w:pPr>
-            <w:hyperlink w:history="1" r:id="rIdc46ic4jx_evgt9uakaxqr">
+            <w:hyperlink w:history="1" r:id="rId1jealyoojlcv3sgclp1ne">
               <w:r>
                 <w:rPr>
                   <w:rFonts w:ascii="Arial" w:cs="Arial" w:eastAsia="Arial" w:hAnsi="Arial"/>
@@ -18857,7 +18857,7 @@
               <w:spacing w:after="10" w:before="0"/>
               <w:ind w:left="120"/>
             </w:pPr>
-            <w:hyperlink w:history="1" r:id="rIdvlz7hcofkmpb9lk7y3mbn">
+            <w:hyperlink w:history="1" r:id="rId1s9gm9tkbta-3iuxksqll">
               <w:r>
                 <w:rPr>
                   <w:rFonts w:ascii="Arial" w:cs="Arial" w:eastAsia="Arial" w:hAnsi="Arial"/>
@@ -19052,7 +19052,7 @@
             <w:pPr>
               <w:spacing w:after="20" w:before="0"/>
             </w:pPr>
-            <w:hyperlink w:history="1" r:id="rIdead52zqui-o2af8k_v0wa">
+            <w:hyperlink w:history="1" r:id="rIdzx6zgsasbwhl9vvjql-4i">
               <w:r>
                 <w:rPr>
                   <w:rFonts w:ascii="Arial" w:cs="Arial" w:eastAsia="Arial" w:hAnsi="Arial"/>
@@ -19101,7 +19101,7 @@
               <w:spacing w:after="10" w:before="0"/>
               <w:ind w:left="120"/>
             </w:pPr>
-            <w:hyperlink w:history="1" r:id="rIdiwv-4ia0ml6ohy25joc3c">
+            <w:hyperlink w:history="1" r:id="rId6tp8s6gdkktuhkkpg8y_e">
               <w:r>
                 <w:rPr>
                   <w:rFonts w:ascii="Arial" w:cs="Arial" w:eastAsia="Arial" w:hAnsi="Arial"/>
@@ -19146,7 +19146,7 @@
             <w:pPr>
               <w:spacing w:after="20" w:before="0"/>
             </w:pPr>
-            <w:hyperlink w:history="1" r:id="rIdyrg032_bcm5gxvgq_xsgu">
+            <w:hyperlink w:history="1" r:id="rIddfbqgj07g4rp7wrpmcvmt">
               <w:r>
                 <w:rPr>
                   <w:rFonts w:ascii="Arial" w:cs="Arial" w:eastAsia="Arial" w:hAnsi="Arial"/>
@@ -19179,7 +19179,7 @@
               <w:spacing w:after="10" w:before="0"/>
               <w:ind w:left="120"/>
             </w:pPr>
-            <w:hyperlink w:history="1" r:id="rIdf5vuhnvgxiphfo1o2k-dx">
+            <w:hyperlink w:history="1" r:id="rIdd5ct2qu8alewsmhu8a85v">
               <w:r>
                 <w:rPr>
                   <w:rFonts w:ascii="Arial" w:cs="Arial" w:eastAsia="Arial" w:hAnsi="Arial"/>
@@ -19374,7 +19374,7 @@
             <w:pPr>
               <w:spacing w:after="20" w:before="0"/>
             </w:pPr>
-            <w:hyperlink w:history="1" r:id="rIdr_7sonjpayyas4jm7c5yu">
+            <w:hyperlink w:history="1" r:id="rIdkbnevd1popmhivtpnzl3h">
               <w:r>
                 <w:rPr>
                   <w:rFonts w:ascii="Arial" w:cs="Arial" w:eastAsia="Arial" w:hAnsi="Arial"/>
@@ -19423,7 +19423,7 @@
               <w:spacing w:after="10" w:before="0"/>
               <w:ind w:left="120"/>
             </w:pPr>
-            <w:hyperlink w:history="1" r:id="rId0dfo-cutriwiaz3kelak2">
+            <w:hyperlink w:history="1" r:id="rIdz29lij65xga6g0qdccktr">
               <w:r>
                 <w:rPr>
                   <w:rFonts w:ascii="Arial" w:cs="Arial" w:eastAsia="Arial" w:hAnsi="Arial"/>
@@ -19468,7 +19468,7 @@
             <w:pPr>
               <w:spacing w:after="20" w:before="0"/>
             </w:pPr>
-            <w:hyperlink w:history="1" r:id="rIdbtldxqvgut3sijphclzxr">
+            <w:hyperlink w:history="1" r:id="rIdqmyzs5i_aewjf6xcjwbxr">
               <w:r>
                 <w:rPr>
                   <w:rFonts w:ascii="Arial" w:cs="Arial" w:eastAsia="Arial" w:hAnsi="Arial"/>
@@ -19501,7 +19501,7 @@
               <w:spacing w:after="10" w:before="0"/>
               <w:ind w:left="120"/>
             </w:pPr>
-            <w:hyperlink w:history="1" r:id="rIdv5oues0vtwtbb_sweovbh">
+            <w:hyperlink w:history="1" r:id="rIdcz-se_cnx7ybgw8m2_sge">
               <w:r>
                 <w:rPr>
                   <w:rFonts w:ascii="Arial" w:cs="Arial" w:eastAsia="Arial" w:hAnsi="Arial"/>
@@ -20127,7 +20127,7 @@
         </w:rPr>
         <w:t xml:space="preserve">© 2026 SeaVuria and ARES. Aligned with KICD objectives. Developed by SeaVuria; technical implementation by ARES (with AI assistance from Claude). Licensed under </w:t>
       </w:r>
-      <w:hyperlink w:history="1" r:id="rIdap8wxve0iljhpbe42w0-k">
+      <w:hyperlink w:history="1" r:id="rIduzny3yotcbqteds8svcy2">
         <w:r>
           <w:rPr>
             <w:rFonts w:ascii="Arial" w:cs="Arial" w:eastAsia="Arial" w:hAnsi="Arial"/>
@@ -20148,7 +20148,7 @@
         </w:rPr>
         <w:t xml:space="preserve"> (</w:t>
       </w:r>
-      <w:hyperlink w:history="1" r:id="rId7aeuu8awpjmm2sxbibgly">
+      <w:hyperlink w:history="1" r:id="rId-ohihdyngx4rdrb08xuwa">
         <w:r>
           <w:rPr>
             <w:rFonts w:ascii="Arial" w:cs="Arial" w:eastAsia="Arial" w:hAnsi="Arial"/>
@@ -21161,7 +21161,7 @@
             <w:pPr>
               <w:spacing w:after="20" w:before="0"/>
             </w:pPr>
-            <w:hyperlink w:history="1" r:id="rIdky8e9tuss_eivudtnlscw">
+            <w:hyperlink w:history="1" r:id="rIdmfmzbhcholp7zasvexirg">
               <w:r>
                 <w:rPr>
                   <w:rFonts w:ascii="Arial" w:cs="Arial" w:eastAsia="Arial" w:hAnsi="Arial"/>
@@ -21194,7 +21194,7 @@
               <w:spacing w:after="10" w:before="0"/>
               <w:ind w:left="120"/>
             </w:pPr>
-            <w:hyperlink w:history="1" r:id="rId8gxfr-bo5nj76oo_w0yto">
+            <w:hyperlink w:history="1" r:id="rId_qodibjs4fzwb6kd2o7wy">
               <w:r>
                 <w:rPr>
                   <w:rFonts w:ascii="Arial" w:cs="Arial" w:eastAsia="Arial" w:hAnsi="Arial"/>
@@ -21239,7 +21239,7 @@
             <w:pPr>
               <w:spacing w:after="20" w:before="0"/>
             </w:pPr>
-            <w:hyperlink w:history="1" r:id="rIdscm4lj1f3gmvlu0zkkzl5">
+            <w:hyperlink w:history="1" r:id="rIdgrxr2ibfzknxmbdsofkre">
               <w:r>
                 <w:rPr>
                   <w:rFonts w:ascii="Arial" w:cs="Arial" w:eastAsia="Arial" w:hAnsi="Arial"/>
@@ -21272,7 +21272,7 @@
               <w:spacing w:after="10" w:before="0"/>
               <w:ind w:left="120"/>
             </w:pPr>
-            <w:hyperlink w:history="1" r:id="rIdh7xenmyxrezxixwclf2ru">
+            <w:hyperlink w:history="1" r:id="rIdaddhsnjirrprzf37on-1j">
               <w:r>
                 <w:rPr>
                   <w:rFonts w:ascii="Arial" w:cs="Arial" w:eastAsia="Arial" w:hAnsi="Arial"/>
@@ -21467,7 +21467,7 @@
             <w:pPr>
               <w:spacing w:after="20" w:before="0"/>
             </w:pPr>
-            <w:hyperlink w:history="1" r:id="rIdac3jilnwz0nzp8v8aexce">
+            <w:hyperlink w:history="1" r:id="rId8p8p4wqpuafb4v7gcjm0y">
               <w:r>
                 <w:rPr>
                   <w:rFonts w:ascii="Arial" w:cs="Arial" w:eastAsia="Arial" w:hAnsi="Arial"/>
@@ -21500,7 +21500,7 @@
               <w:spacing w:after="10" w:before="0"/>
               <w:ind w:left="120"/>
             </w:pPr>
-            <w:hyperlink w:history="1" r:id="rIdf2npcfyjuwgpfz2me-awa">
+            <w:hyperlink w:history="1" r:id="rIdiblawbpb5vbtq80hi3czs">
               <w:r>
                 <w:rPr>
                   <w:rFonts w:ascii="Arial" w:cs="Arial" w:eastAsia="Arial" w:hAnsi="Arial"/>
@@ -21545,7 +21545,7 @@
             <w:pPr>
               <w:spacing w:after="20" w:before="0"/>
             </w:pPr>
-            <w:hyperlink w:history="1" r:id="rIdbp1at_6yjey5glrhtnz-w">
+            <w:hyperlink w:history="1" r:id="rIdtmdadl4cdadwje4ripdt2">
               <w:r>
                 <w:rPr>
                   <w:rFonts w:ascii="Arial" w:cs="Arial" w:eastAsia="Arial" w:hAnsi="Arial"/>
@@ -21578,7 +21578,7 @@
               <w:spacing w:after="10" w:before="0"/>
               <w:ind w:left="120"/>
             </w:pPr>
-            <w:hyperlink w:history="1" r:id="rIdjvh3rylzfbnevmlgom4wz">
+            <w:hyperlink w:history="1" r:id="rIdyqhuuorn5g6zs_g65cl_n">
               <w:r>
                 <w:rPr>
                   <w:rFonts w:ascii="Arial" w:cs="Arial" w:eastAsia="Arial" w:hAnsi="Arial"/>
@@ -21773,7 +21773,7 @@
             <w:pPr>
               <w:spacing w:after="20" w:before="0"/>
             </w:pPr>
-            <w:hyperlink w:history="1" r:id="rIdovydw3-_uwwhxqux5hbo1">
+            <w:hyperlink w:history="1" r:id="rIdxtgpe5fvi_u9czyke4hho">
               <w:r>
                 <w:rPr>
                   <w:rFonts w:ascii="Arial" w:cs="Arial" w:eastAsia="Arial" w:hAnsi="Arial"/>
@@ -21806,7 +21806,7 @@
               <w:spacing w:after="10" w:before="0"/>
               <w:ind w:left="120"/>
             </w:pPr>
-            <w:hyperlink w:history="1" r:id="rIdu2t24d3en97zbfz0kczvc">
+            <w:hyperlink w:history="1" r:id="rId758rgn8zwjx4evsg8pt_y">
               <w:r>
                 <w:rPr>
                   <w:rFonts w:ascii="Arial" w:cs="Arial" w:eastAsia="Arial" w:hAnsi="Arial"/>
@@ -21851,7 +21851,7 @@
             <w:pPr>
               <w:spacing w:after="20" w:before="0"/>
             </w:pPr>
-            <w:hyperlink w:history="1" r:id="rId6wnmvjxk1tzxtq1z5eyhd">
+            <w:hyperlink w:history="1" r:id="rId32doe5k6hpfmtjfwxl5lw">
               <w:r>
                 <w:rPr>
                   <w:rFonts w:ascii="Arial" w:cs="Arial" w:eastAsia="Arial" w:hAnsi="Arial"/>
@@ -21900,7 +21900,7 @@
               <w:spacing w:after="10" w:before="0"/>
               <w:ind w:left="120"/>
             </w:pPr>
-            <w:hyperlink w:history="1" r:id="rIdb3rvy8dfgydl8mgdqs0x6">
+            <w:hyperlink w:history="1" r:id="rIdug4h7hvj9zhdzpf12ujst">
               <w:r>
                 <w:rPr>
                   <w:rFonts w:ascii="Arial" w:cs="Arial" w:eastAsia="Arial" w:hAnsi="Arial"/>
@@ -22095,7 +22095,7 @@
             <w:pPr>
               <w:spacing w:after="20" w:before="0"/>
             </w:pPr>
-            <w:hyperlink w:history="1" r:id="rIdsydhsrj2yx-5kzkghymbm">
+            <w:hyperlink w:history="1" r:id="rIdjjm9itz9dfb3fnoai9zfn">
               <w:r>
                 <w:rPr>
                   <w:rFonts w:ascii="Arial" w:cs="Arial" w:eastAsia="Arial" w:hAnsi="Arial"/>
@@ -22128,7 +22128,7 @@
               <w:spacing w:after="10" w:before="0"/>
               <w:ind w:left="120"/>
             </w:pPr>
-            <w:hyperlink w:history="1" r:id="rIdt4t4gob50e0ertimy3kxu">
+            <w:hyperlink w:history="1" r:id="rIdlxl0uvkawovqkcz8yiytg">
               <w:r>
                 <w:rPr>
                   <w:rFonts w:ascii="Arial" w:cs="Arial" w:eastAsia="Arial" w:hAnsi="Arial"/>
@@ -22173,7 +22173,7 @@
             <w:pPr>
               <w:spacing w:after="20" w:before="0"/>
             </w:pPr>
-            <w:hyperlink w:history="1" r:id="rIdjd_3y0nenyd__kol0ytcr">
+            <w:hyperlink w:history="1" r:id="rIdno21-xas_vm_u65n8tn8g">
               <w:r>
                 <w:rPr>
                   <w:rFonts w:ascii="Arial" w:cs="Arial" w:eastAsia="Arial" w:hAnsi="Arial"/>
@@ -22206,7 +22206,7 @@
               <w:spacing w:after="10" w:before="0"/>
               <w:ind w:left="120"/>
             </w:pPr>
-            <w:hyperlink w:history="1" r:id="rIdfq1eon5hlfm8ybla-6glg">
+            <w:hyperlink w:history="1" r:id="rIdrf8b--npsbwt0msoxcxcp">
               <w:r>
                 <w:rPr>
                   <w:rFonts w:ascii="Arial" w:cs="Arial" w:eastAsia="Arial" w:hAnsi="Arial"/>
@@ -22401,7 +22401,7 @@
             <w:pPr>
               <w:spacing w:after="20" w:before="0"/>
             </w:pPr>
-            <w:hyperlink w:history="1" r:id="rIdszyx37-agzbdktuzxgqjr">
+            <w:hyperlink w:history="1" r:id="rIduegy--n-armedbx92shzk">
               <w:r>
                 <w:rPr>
                   <w:rFonts w:ascii="Arial" w:cs="Arial" w:eastAsia="Arial" w:hAnsi="Arial"/>
@@ -22450,7 +22450,7 @@
               <w:spacing w:after="10" w:before="0"/>
               <w:ind w:left="120"/>
             </w:pPr>
-            <w:hyperlink w:history="1" r:id="rIdiyr46cgmag-w-ibvcs0w3">
+            <w:hyperlink w:history="1" r:id="rIdediulymre5qnw-3ysd70g">
               <w:r>
                 <w:rPr>
                   <w:rFonts w:ascii="Arial" w:cs="Arial" w:eastAsia="Arial" w:hAnsi="Arial"/>
@@ -22495,7 +22495,7 @@
             <w:pPr>
               <w:spacing w:after="20" w:before="0"/>
             </w:pPr>
-            <w:hyperlink w:history="1" r:id="rIdpowfreoqfymmfcyiprjii">
+            <w:hyperlink w:history="1" r:id="rIdbmz73tktwrjg6niy2r8lv">
               <w:r>
                 <w:rPr>
                   <w:rFonts w:ascii="Arial" w:cs="Arial" w:eastAsia="Arial" w:hAnsi="Arial"/>
@@ -22528,7 +22528,7 @@
               <w:spacing w:after="10" w:before="0"/>
               <w:ind w:left="120"/>
             </w:pPr>
-            <w:hyperlink w:history="1" r:id="rIdzsc-7asvxg8_c0iqo32e6">
+            <w:hyperlink w:history="1" r:id="rIdt0fthc_zz4aaqjjyebm6m">
               <w:r>
                 <w:rPr>
                   <w:rFonts w:ascii="Arial" w:cs="Arial" w:eastAsia="Arial" w:hAnsi="Arial"/>
@@ -23040,7 +23040,7 @@
         </w:rPr>
         <w:t xml:space="preserve">© 2026 SeaVuria and ARES. Aligned with KICD objectives. Developed by SeaVuria; technical implementation by ARES (with AI assistance from Claude). Licensed under </w:t>
       </w:r>
-      <w:hyperlink w:history="1" r:id="rIdg1kasmu0nbcqybkjhvsny">
+      <w:hyperlink w:history="1" r:id="rIdk7zvixhobbnclabycbdqb">
         <w:r>
           <w:rPr>
             <w:rFonts w:ascii="Arial" w:cs="Arial" w:eastAsia="Arial" w:hAnsi="Arial"/>
@@ -23061,7 +23061,7 @@
         </w:rPr>
         <w:t xml:space="preserve"> (</w:t>
       </w:r>
-      <w:hyperlink w:history="1" r:id="rIdynob2aalfppll3a3mvozo">
+      <w:hyperlink w:history="1" r:id="rIdinmf_4fn0oi3ctigo9rqx">
         <w:r>
           <w:rPr>
             <w:rFonts w:ascii="Arial" w:cs="Arial" w:eastAsia="Arial" w:hAnsi="Arial"/>
@@ -24074,7 +24074,7 @@
             <w:pPr>
               <w:spacing w:after="20" w:before="0"/>
             </w:pPr>
-            <w:hyperlink w:history="1" r:id="rIdy-ujjkagwq4dha8hkkaur">
+            <w:hyperlink w:history="1" r:id="rIdhihvwhpfvx_glafvbx-a_">
               <w:r>
                 <w:rPr>
                   <w:rFonts w:ascii="Arial" w:cs="Arial" w:eastAsia="Arial" w:hAnsi="Arial"/>
@@ -24107,7 +24107,7 @@
               <w:spacing w:after="10" w:before="0"/>
               <w:ind w:left="120"/>
             </w:pPr>
-            <w:hyperlink w:history="1" r:id="rIdwwxeffst6yzjhllu5vkva">
+            <w:hyperlink w:history="1" r:id="rIdsrgcu95ws6xvvg0p7bnnc">
               <w:r>
                 <w:rPr>
                   <w:rFonts w:ascii="Arial" w:cs="Arial" w:eastAsia="Arial" w:hAnsi="Arial"/>
@@ -24152,7 +24152,7 @@
             <w:pPr>
               <w:spacing w:after="20" w:before="0"/>
             </w:pPr>
-            <w:hyperlink w:history="1" r:id="rId_cxfor-nzpl0z5c2pxhl3">
+            <w:hyperlink w:history="1" r:id="rId-41fbwbkcvash5i7bo9bj">
               <w:r>
                 <w:rPr>
                   <w:rFonts w:ascii="Arial" w:cs="Arial" w:eastAsia="Arial" w:hAnsi="Arial"/>
@@ -24185,7 +24185,7 @@
               <w:spacing w:after="10" w:before="0"/>
               <w:ind w:left="120"/>
             </w:pPr>
-            <w:hyperlink w:history="1" r:id="rIdf26xy7cybes0dlilmioxl">
+            <w:hyperlink w:history="1" r:id="rId3nqlujjwj4r7i0o7mf_sd">
               <w:r>
                 <w:rPr>
                   <w:rFonts w:ascii="Arial" w:cs="Arial" w:eastAsia="Arial" w:hAnsi="Arial"/>
@@ -24380,7 +24380,7 @@
             <w:pPr>
               <w:spacing w:after="20" w:before="0"/>
             </w:pPr>
-            <w:hyperlink w:history="1" r:id="rIdwtovf-enzbxlmkwzv8ku3">
+            <w:hyperlink w:history="1" r:id="rIdj3jja621aw_qvycp9s2pp">
               <w:r>
                 <w:rPr>
                   <w:rFonts w:ascii="Arial" w:cs="Arial" w:eastAsia="Arial" w:hAnsi="Arial"/>
@@ -24413,7 +24413,7 @@
               <w:spacing w:after="10" w:before="0"/>
               <w:ind w:left="120"/>
             </w:pPr>
-            <w:hyperlink w:history="1" r:id="rIdgz9tara3jpb8rhdh3yk0k">
+            <w:hyperlink w:history="1" r:id="rIdlohyzbaa1aelag2eyilao">
               <w:r>
                 <w:rPr>
                   <w:rFonts w:ascii="Arial" w:cs="Arial" w:eastAsia="Arial" w:hAnsi="Arial"/>
@@ -24458,7 +24458,7 @@
             <w:pPr>
               <w:spacing w:after="20" w:before="0"/>
             </w:pPr>
-            <w:hyperlink w:history="1" r:id="rIdtt0lcb0djirzrh3qjfaac">
+            <w:hyperlink w:history="1" r:id="rIdbsymehwpdawxhmbt9qupi">
               <w:r>
                 <w:rPr>
                   <w:rFonts w:ascii="Arial" w:cs="Arial" w:eastAsia="Arial" w:hAnsi="Arial"/>
@@ -24491,7 +24491,7 @@
               <w:spacing w:after="10" w:before="0"/>
               <w:ind w:left="120"/>
             </w:pPr>
-            <w:hyperlink w:history="1" r:id="rIdeeunrihoqhyjgjq8a9-8s">
+            <w:hyperlink w:history="1" r:id="rIdrnfvbdgqe8zezkkufosdd">
               <w:r>
                 <w:rPr>
                   <w:rFonts w:ascii="Arial" w:cs="Arial" w:eastAsia="Arial" w:hAnsi="Arial"/>
@@ -24686,7 +24686,7 @@
             <w:pPr>
               <w:spacing w:after="20" w:before="0"/>
             </w:pPr>
-            <w:hyperlink w:history="1" r:id="rIdxttvgejpsbttpdks2tlmz">
+            <w:hyperlink w:history="1" r:id="rId2mskayatu3nxseegyop6_">
               <w:r>
                 <w:rPr>
                   <w:rFonts w:ascii="Arial" w:cs="Arial" w:eastAsia="Arial" w:hAnsi="Arial"/>
@@ -24719,7 +24719,7 @@
               <w:spacing w:after="10" w:before="0"/>
               <w:ind w:left="120"/>
             </w:pPr>
-            <w:hyperlink w:history="1" r:id="rIdqaym4jfa0gfahqijllzie">
+            <w:hyperlink w:history="1" r:id="rIdku5fyzvq_whsshgf71srh">
               <w:r>
                 <w:rPr>
                   <w:rFonts w:ascii="Arial" w:cs="Arial" w:eastAsia="Arial" w:hAnsi="Arial"/>
@@ -24764,7 +24764,7 @@
             <w:pPr>
               <w:spacing w:after="20" w:before="0"/>
             </w:pPr>
-            <w:hyperlink w:history="1" r:id="rIdkdnfw0x0sgqkibme2tggz">
+            <w:hyperlink w:history="1" r:id="rIdrnmxyeihock19p6iaxxqf">
               <w:r>
                 <w:rPr>
                   <w:rFonts w:ascii="Arial" w:cs="Arial" w:eastAsia="Arial" w:hAnsi="Arial"/>
@@ -24797,7 +24797,7 @@
               <w:spacing w:after="10" w:before="0"/>
               <w:ind w:left="120"/>
             </w:pPr>
-            <w:hyperlink w:history="1" r:id="rIdfak6iaqngj7dj84rhnpnv">
+            <w:hyperlink w:history="1" r:id="rIddkvpko-mtt39tmqgjbons">
               <w:r>
                 <w:rPr>
                   <w:rFonts w:ascii="Arial" w:cs="Arial" w:eastAsia="Arial" w:hAnsi="Arial"/>
@@ -24992,7 +24992,7 @@
             <w:pPr>
               <w:spacing w:after="20" w:before="0"/>
             </w:pPr>
-            <w:hyperlink w:history="1" r:id="rIdq8l4mzignm7uovsq-e5ct">
+            <w:hyperlink w:history="1" r:id="rIdtrmluyutyund8wobfkbnj">
               <w:r>
                 <w:rPr>
                   <w:rFonts w:ascii="Arial" w:cs="Arial" w:eastAsia="Arial" w:hAnsi="Arial"/>
@@ -25025,7 +25025,7 @@
               <w:spacing w:after="10" w:before="0"/>
               <w:ind w:left="120"/>
             </w:pPr>
-            <w:hyperlink w:history="1" r:id="rIdli9ysjx_6ca6liavygjrh">
+            <w:hyperlink w:history="1" r:id="rId0o3tdzekqldccfpiqy9k6">
               <w:r>
                 <w:rPr>
                   <w:rFonts w:ascii="Arial" w:cs="Arial" w:eastAsia="Arial" w:hAnsi="Arial"/>
@@ -25070,7 +25070,7 @@
             <w:pPr>
               <w:spacing w:after="20" w:before="0"/>
             </w:pPr>
-            <w:hyperlink w:history="1" r:id="rIdgmsvoylmaey5kmlevwglm">
+            <w:hyperlink w:history="1" r:id="rIdaldlhycircdpcybupngm5">
               <w:r>
                 <w:rPr>
                   <w:rFonts w:ascii="Arial" w:cs="Arial" w:eastAsia="Arial" w:hAnsi="Arial"/>
@@ -25103,7 +25103,7 @@
               <w:spacing w:after="10" w:before="0"/>
               <w:ind w:left="120"/>
             </w:pPr>
-            <w:hyperlink w:history="1" r:id="rIdy5mw7n1njexvdzjcmy9kw">
+            <w:hyperlink w:history="1" r:id="rId82hoezzwodfgilpybw6j0">
               <w:r>
                 <w:rPr>
                   <w:rFonts w:ascii="Arial" w:cs="Arial" w:eastAsia="Arial" w:hAnsi="Arial"/>
@@ -25298,7 +25298,7 @@
             <w:pPr>
               <w:spacing w:after="20" w:before="0"/>
             </w:pPr>
-            <w:hyperlink w:history="1" r:id="rId8lfuxwsbsi6prlm16z4uh">
+            <w:hyperlink w:history="1" r:id="rId2vn7tzjj31vlmeeoginza">
               <w:r>
                 <w:rPr>
                   <w:rFonts w:ascii="Arial" w:cs="Arial" w:eastAsia="Arial" w:hAnsi="Arial"/>
@@ -25347,7 +25347,7 @@
               <w:spacing w:after="10" w:before="0"/>
               <w:ind w:left="120"/>
             </w:pPr>
-            <w:hyperlink w:history="1" r:id="rId0frhxi3iwuejrfp0xvwwv">
+            <w:hyperlink w:history="1" r:id="rIdbmxthenlggyfzetozcotj">
               <w:r>
                 <w:rPr>
                   <w:rFonts w:ascii="Arial" w:cs="Arial" w:eastAsia="Arial" w:hAnsi="Arial"/>
@@ -25392,7 +25392,7 @@
             <w:pPr>
               <w:spacing w:after="20" w:before="0"/>
             </w:pPr>
-            <w:hyperlink w:history="1" r:id="rIdpzj04d0mzeqd42uaxvcg-">
+            <w:hyperlink w:history="1" r:id="rId9aqmzfebyazwufaxcij0a">
               <w:r>
                 <w:rPr>
                   <w:rFonts w:ascii="Arial" w:cs="Arial" w:eastAsia="Arial" w:hAnsi="Arial"/>
@@ -25425,7 +25425,7 @@
               <w:spacing w:after="10" w:before="0"/>
               <w:ind w:left="120"/>
             </w:pPr>
-            <w:hyperlink w:history="1" r:id="rIdnkivxqdgstcwbdo140z1z">
+            <w:hyperlink w:history="1" r:id="rId36gduse2wt_a9uszjnizt">
               <w:r>
                 <w:rPr>
                   <w:rFonts w:ascii="Arial" w:cs="Arial" w:eastAsia="Arial" w:hAnsi="Arial"/>
@@ -26127,7 +26127,7 @@
         </w:rPr>
         <w:t xml:space="preserve">© 2026 SeaVuria and ARES. Aligned with KICD objectives. Developed by SeaVuria; technical implementation by ARES (with AI assistance from Claude). Licensed under </w:t>
       </w:r>
-      <w:hyperlink w:history="1" r:id="rId8wp8zsgqjopyaxm_jptt4">
+      <w:hyperlink w:history="1" r:id="rId6wzk6i0_plabsr9ew87fn">
         <w:r>
           <w:rPr>
             <w:rFonts w:ascii="Arial" w:cs="Arial" w:eastAsia="Arial" w:hAnsi="Arial"/>
@@ -26148,7 +26148,7 @@
         </w:rPr>
         <w:t xml:space="preserve"> (</w:t>
       </w:r>
-      <w:hyperlink w:history="1" r:id="rIdtoqelsmxr4yytm9l2nzbg">
+      <w:hyperlink w:history="1" r:id="rIdwn7axvtn-czplyvgilkt_">
         <w:r>
           <w:rPr>
             <w:rFonts w:ascii="Arial" w:cs="Arial" w:eastAsia="Arial" w:hAnsi="Arial"/>

--- a/data/outputs/v2/Essential_Mathematics/SS2.4_Area_of_Polygons/Essential_Mathematics_Area_of_Polygons_CBE_LessonSequence.docx
+++ b/data/outputs/v2/Essential_Mathematics/SS2.4_Area_of_Polygons/Essential_Mathematics_Area_of_Polygons_CBE_LessonSequence.docx
@@ -2186,7 +2186,7 @@
         </w:rPr>
         <w:t xml:space="preserve">© 2026 SeaVuria and ARES. This work is licensed under a </w:t>
       </w:r>
-      <w:hyperlink w:history="1" r:id="rIdq0vt65zkuzf6s8nggsiix">
+      <w:hyperlink w:history="1" r:id="rIdoatcuk8vjfuxy70pd1wha">
         <w:r>
           <w:rPr>
             <w:rFonts w:ascii="Arial" w:cs="Arial" w:eastAsia="Arial" w:hAnsi="Arial"/>
@@ -2206,7 +2206,7 @@
         </w:rPr>
         <w:t xml:space="preserve"> (</w:t>
       </w:r>
-      <w:hyperlink w:history="1" r:id="rIdbpa0vmzb-3qlfwbhsii7u">
+      <w:hyperlink w:history="1" r:id="rId1wh44syegicj_tmfkev07">
         <w:r>
           <w:rPr>
             <w:rFonts w:ascii="Arial" w:cs="Arial" w:eastAsia="Arial" w:hAnsi="Arial"/>
@@ -2226,7 +2226,7 @@
         </w:rPr>
         <w:t xml:space="preserve">). To view a copy of this license, visit </w:t>
       </w:r>
-      <w:hyperlink w:history="1" r:id="rIdygbv-m7uqezzrgm_ujdx7">
+      <w:hyperlink w:history="1" r:id="rId8rby1a5cmxsuy7iolyvw3">
         <w:r>
           <w:rPr>
             <w:rFonts w:ascii="Arial" w:cs="Arial" w:eastAsia="Arial" w:hAnsi="Arial"/>
@@ -3397,7 +3397,7 @@
             <w:pPr>
               <w:spacing w:after="20" w:before="0"/>
             </w:pPr>
-            <w:hyperlink w:history="1" r:id="rIdu_6v1gxt1gcgb7t-tdmkj">
+            <w:hyperlink w:history="1" r:id="rId8tmtjojdvdmwbtb44nnkc">
               <w:r>
                 <w:rPr>
                   <w:rFonts w:ascii="Arial" w:cs="Arial" w:eastAsia="Arial" w:hAnsi="Arial"/>
@@ -3430,7 +3430,7 @@
               <w:spacing w:after="10" w:before="0"/>
               <w:ind w:left="120"/>
             </w:pPr>
-            <w:hyperlink w:history="1" r:id="rIdq2hm-w44hqar0zhkbsb_g">
+            <w:hyperlink w:history="1" r:id="rIdydsyzqwog8tbn6sfko3o8">
               <w:r>
                 <w:rPr>
                   <w:rFonts w:ascii="Arial" w:cs="Arial" w:eastAsia="Arial" w:hAnsi="Arial"/>
@@ -3475,7 +3475,7 @@
             <w:pPr>
               <w:spacing w:after="20" w:before="0"/>
             </w:pPr>
-            <w:hyperlink w:history="1" r:id="rIdydvbemv2gd0lj9dkuh-nu">
+            <w:hyperlink w:history="1" r:id="rId1ldrkwyfmihauqb-uva_j">
               <w:r>
                 <w:rPr>
                   <w:rFonts w:ascii="Arial" w:cs="Arial" w:eastAsia="Arial" w:hAnsi="Arial"/>
@@ -3508,7 +3508,7 @@
               <w:spacing w:after="10" w:before="0"/>
               <w:ind w:left="120"/>
             </w:pPr>
-            <w:hyperlink w:history="1" r:id="rIdh6aruukagze7jug3udpup">
+            <w:hyperlink w:history="1" r:id="rIdojw3ymatdfnvynb_7phan">
               <w:r>
                 <w:rPr>
                   <w:rFonts w:ascii="Arial" w:cs="Arial" w:eastAsia="Arial" w:hAnsi="Arial"/>
@@ -3703,7 +3703,7 @@
             <w:pPr>
               <w:spacing w:after="20" w:before="0"/>
             </w:pPr>
-            <w:hyperlink w:history="1" r:id="rId2ggg5dndotfwgyosbg2zw">
+            <w:hyperlink w:history="1" r:id="rIdersxhr5tgrxackksl4sbp">
               <w:r>
                 <w:rPr>
                   <w:rFonts w:ascii="Arial" w:cs="Arial" w:eastAsia="Arial" w:hAnsi="Arial"/>
@@ -3736,7 +3736,7 @@
               <w:spacing w:after="10" w:before="0"/>
               <w:ind w:left="120"/>
             </w:pPr>
-            <w:hyperlink w:history="1" r:id="rIdvaqwbcxrfevxvs7keknxs">
+            <w:hyperlink w:history="1" r:id="rIdzxklhxbzlyizphpq6ub0o">
               <w:r>
                 <w:rPr>
                   <w:rFonts w:ascii="Arial" w:cs="Arial" w:eastAsia="Arial" w:hAnsi="Arial"/>
@@ -3781,7 +3781,7 @@
             <w:pPr>
               <w:spacing w:after="20" w:before="0"/>
             </w:pPr>
-            <w:hyperlink w:history="1" r:id="rIdddro9mr1z7kunldatucm6">
+            <w:hyperlink w:history="1" r:id="rId4ryf5wmggyo5ijx508vpi">
               <w:r>
                 <w:rPr>
                   <w:rFonts w:ascii="Arial" w:cs="Arial" w:eastAsia="Arial" w:hAnsi="Arial"/>
@@ -3814,7 +3814,7 @@
               <w:spacing w:after="10" w:before="0"/>
               <w:ind w:left="120"/>
             </w:pPr>
-            <w:hyperlink w:history="1" r:id="rIdehkwwt3k_9dirg0vpfvs_">
+            <w:hyperlink w:history="1" r:id="rIdyo6mcfk_tufrgnnhlkp9v">
               <w:r>
                 <w:rPr>
                   <w:rFonts w:ascii="Arial" w:cs="Arial" w:eastAsia="Arial" w:hAnsi="Arial"/>
@@ -4009,7 +4009,7 @@
             <w:pPr>
               <w:spacing w:after="20" w:before="0"/>
             </w:pPr>
-            <w:hyperlink w:history="1" r:id="rIdh20o0lrq_zfnqsdspq1it">
+            <w:hyperlink w:history="1" r:id="rIdgzfoy6da4-r26rns-n2_w">
               <w:r>
                 <w:rPr>
                   <w:rFonts w:ascii="Arial" w:cs="Arial" w:eastAsia="Arial" w:hAnsi="Arial"/>
@@ -4058,7 +4058,7 @@
               <w:spacing w:after="10" w:before="0"/>
               <w:ind w:left="120"/>
             </w:pPr>
-            <w:hyperlink w:history="1" r:id="rIdxbcrsmpgfvudmudzfuwnn">
+            <w:hyperlink w:history="1" r:id="rIdog0dsxibxnkxkox3vle2q">
               <w:r>
                 <w:rPr>
                   <w:rFonts w:ascii="Arial" w:cs="Arial" w:eastAsia="Arial" w:hAnsi="Arial"/>
@@ -4103,7 +4103,7 @@
             <w:pPr>
               <w:spacing w:after="20" w:before="0"/>
             </w:pPr>
-            <w:hyperlink w:history="1" r:id="rIdwginj7603p7irtvaljhvy">
+            <w:hyperlink w:history="1" r:id="rIddcvv61758hygvbimb1vnj">
               <w:r>
                 <w:rPr>
                   <w:rFonts w:ascii="Arial" w:cs="Arial" w:eastAsia="Arial" w:hAnsi="Arial"/>
@@ -4136,7 +4136,7 @@
               <w:spacing w:after="10" w:before="0"/>
               <w:ind w:left="120"/>
             </w:pPr>
-            <w:hyperlink w:history="1" r:id="rIduaik5a3fxrfjynrwgumhf">
+            <w:hyperlink w:history="1" r:id="rIdpt9bf4s5a6ao07r1lflyr">
               <w:r>
                 <w:rPr>
                   <w:rFonts w:ascii="Arial" w:cs="Arial" w:eastAsia="Arial" w:hAnsi="Arial"/>
@@ -4331,7 +4331,7 @@
             <w:pPr>
               <w:spacing w:after="20" w:before="0"/>
             </w:pPr>
-            <w:hyperlink w:history="1" r:id="rIdiy_tuvxysnezoavutr6ff">
+            <w:hyperlink w:history="1" r:id="rIdo5o63ukhdmqfo2u9-ydn5">
               <w:r>
                 <w:rPr>
                   <w:rFonts w:ascii="Arial" w:cs="Arial" w:eastAsia="Arial" w:hAnsi="Arial"/>
@@ -4380,7 +4380,7 @@
               <w:spacing w:after="10" w:before="0"/>
               <w:ind w:left="120"/>
             </w:pPr>
-            <w:hyperlink w:history="1" r:id="rIdylsh4qlf58tpremlyplvs">
+            <w:hyperlink w:history="1" r:id="rIdvjy9emfkitwkv4pgrdekj">
               <w:r>
                 <w:rPr>
                   <w:rFonts w:ascii="Arial" w:cs="Arial" w:eastAsia="Arial" w:hAnsi="Arial"/>
@@ -4425,7 +4425,7 @@
             <w:pPr>
               <w:spacing w:after="20" w:before="0"/>
             </w:pPr>
-            <w:hyperlink w:history="1" r:id="rIds-ufxqye3fubjzigwd4ts">
+            <w:hyperlink w:history="1" r:id="rIdpwqzknqqjghh0b2_xh9od">
               <w:r>
                 <w:rPr>
                   <w:rFonts w:ascii="Arial" w:cs="Arial" w:eastAsia="Arial" w:hAnsi="Arial"/>
@@ -4458,7 +4458,7 @@
               <w:spacing w:after="10" w:before="0"/>
               <w:ind w:left="120"/>
             </w:pPr>
-            <w:hyperlink w:history="1" r:id="rIdlhg15zgkwbkgp1a0nb1ei">
+            <w:hyperlink w:history="1" r:id="rIdauj-cjm30cqxwb3x3hcdt">
               <w:r>
                 <w:rPr>
                   <w:rFonts w:ascii="Arial" w:cs="Arial" w:eastAsia="Arial" w:hAnsi="Arial"/>
@@ -4653,7 +4653,7 @@
             <w:pPr>
               <w:spacing w:after="20" w:before="0"/>
             </w:pPr>
-            <w:hyperlink w:history="1" r:id="rIddh0np2zjl_ok8wtifqpoe">
+            <w:hyperlink w:history="1" r:id="rIdn8hifea0u8hvqgygol_tp">
               <w:r>
                 <w:rPr>
                   <w:rFonts w:ascii="Arial" w:cs="Arial" w:eastAsia="Arial" w:hAnsi="Arial"/>
@@ -4702,7 +4702,7 @@
               <w:spacing w:after="10" w:before="0"/>
               <w:ind w:left="120"/>
             </w:pPr>
-            <w:hyperlink w:history="1" r:id="rIdc6gt-7o9fqx_t_lyk4xsv">
+            <w:hyperlink w:history="1" r:id="rIdcadytwl86bmhvqu3z_u9g">
               <w:r>
                 <w:rPr>
                   <w:rFonts w:ascii="Arial" w:cs="Arial" w:eastAsia="Arial" w:hAnsi="Arial"/>
@@ -4747,7 +4747,7 @@
             <w:pPr>
               <w:spacing w:after="20" w:before="0"/>
             </w:pPr>
-            <w:hyperlink w:history="1" r:id="rIdorgdsh6ahnkmth05piupg">
+            <w:hyperlink w:history="1" r:id="rIdjl3_rtzuxwfojkpqvi6mv">
               <w:r>
                 <w:rPr>
                   <w:rFonts w:ascii="Arial" w:cs="Arial" w:eastAsia="Arial" w:hAnsi="Arial"/>
@@ -4796,7 +4796,7 @@
               <w:spacing w:after="10" w:before="0"/>
               <w:ind w:left="120"/>
             </w:pPr>
-            <w:hyperlink w:history="1" r:id="rIdv9226ozgqpry08e2vqumh">
+            <w:hyperlink w:history="1" r:id="rIddubd4dxkzshwn0gbykmhw">
               <w:r>
                 <w:rPr>
                   <w:rFonts w:ascii="Arial" w:cs="Arial" w:eastAsia="Arial" w:hAnsi="Arial"/>
@@ -5384,7 +5384,7 @@
         </w:rPr>
         <w:t xml:space="preserve">© 2026 SeaVuria and ARES. Aligned with KICD objectives. Developed by SeaVuria; technical implementation by ARES (with AI assistance from Claude). Licensed under </w:t>
       </w:r>
-      <w:hyperlink w:history="1" r:id="rId6gbfkuq1omxqyfgqa4h90">
+      <w:hyperlink w:history="1" r:id="rIduahongmkpn988kky2gzbp">
         <w:r>
           <w:rPr>
             <w:rFonts w:ascii="Arial" w:cs="Arial" w:eastAsia="Arial" w:hAnsi="Arial"/>
@@ -5405,7 +5405,7 @@
         </w:rPr>
         <w:t xml:space="preserve"> (</w:t>
       </w:r>
-      <w:hyperlink w:history="1" r:id="rIdubha0jgi0hknujjo0izgo">
+      <w:hyperlink w:history="1" r:id="rIdwjvxvozax1cib-gqkr8bb">
         <w:r>
           <w:rPr>
             <w:rFonts w:ascii="Arial" w:cs="Arial" w:eastAsia="Arial" w:hAnsi="Arial"/>
@@ -6418,7 +6418,7 @@
             <w:pPr>
               <w:spacing w:after="20" w:before="0"/>
             </w:pPr>
-            <w:hyperlink w:history="1" r:id="rIdfewhzz9u-xa-gf1ztyvi7">
+            <w:hyperlink w:history="1" r:id="rIdtpvouw-x3h0jsmbswe0ys">
               <w:r>
                 <w:rPr>
                   <w:rFonts w:ascii="Arial" w:cs="Arial" w:eastAsia="Arial" w:hAnsi="Arial"/>
@@ -6451,7 +6451,7 @@
               <w:spacing w:after="10" w:before="0"/>
               <w:ind w:left="120"/>
             </w:pPr>
-            <w:hyperlink w:history="1" r:id="rIddp1la1rtdj4njutsprhrn">
+            <w:hyperlink w:history="1" r:id="rIdntnkgejulutukmms07afb">
               <w:r>
                 <w:rPr>
                   <w:rFonts w:ascii="Arial" w:cs="Arial" w:eastAsia="Arial" w:hAnsi="Arial"/>
@@ -6496,7 +6496,7 @@
             <w:pPr>
               <w:spacing w:after="20" w:before="0"/>
             </w:pPr>
-            <w:hyperlink w:history="1" r:id="rIddlbynuaz0rofhwp4ty5zy">
+            <w:hyperlink w:history="1" r:id="rIdhflz4rrpvkzgo2-2wrhmu">
               <w:r>
                 <w:rPr>
                   <w:rFonts w:ascii="Arial" w:cs="Arial" w:eastAsia="Arial" w:hAnsi="Arial"/>
@@ -6529,7 +6529,7 @@
               <w:spacing w:after="10" w:before="0"/>
               <w:ind w:left="120"/>
             </w:pPr>
-            <w:hyperlink w:history="1" r:id="rIdn-3emwkyhnnh609itshgp">
+            <w:hyperlink w:history="1" r:id="rIdpr7og4l7wyxjss2rbxikt">
               <w:r>
                 <w:rPr>
                   <w:rFonts w:ascii="Arial" w:cs="Arial" w:eastAsia="Arial" w:hAnsi="Arial"/>
@@ -6724,7 +6724,7 @@
             <w:pPr>
               <w:spacing w:after="20" w:before="0"/>
             </w:pPr>
-            <w:hyperlink w:history="1" r:id="rIdjfu9z5jf6suk0y8fnuje2">
+            <w:hyperlink w:history="1" r:id="rIdqjzg2rpnvpxb09qooeuly">
               <w:r>
                 <w:rPr>
                   <w:rFonts w:ascii="Arial" w:cs="Arial" w:eastAsia="Arial" w:hAnsi="Arial"/>
@@ -6757,7 +6757,7 @@
               <w:spacing w:after="10" w:before="0"/>
               <w:ind w:left="120"/>
             </w:pPr>
-            <w:hyperlink w:history="1" r:id="rId6wz9fnyn0ie07em11bgow">
+            <w:hyperlink w:history="1" r:id="rIdldsfapetqskf7sspivcbn">
               <w:r>
                 <w:rPr>
                   <w:rFonts w:ascii="Arial" w:cs="Arial" w:eastAsia="Arial" w:hAnsi="Arial"/>
@@ -6802,7 +6802,7 @@
             <w:pPr>
               <w:spacing w:after="20" w:before="0"/>
             </w:pPr>
-            <w:hyperlink w:history="1" r:id="rIdqyftlvgnyuuwdx9-dkl__">
+            <w:hyperlink w:history="1" r:id="rIdfdtmmbb0mfhnq4xto7fhj">
               <w:r>
                 <w:rPr>
                   <w:rFonts w:ascii="Arial" w:cs="Arial" w:eastAsia="Arial" w:hAnsi="Arial"/>
@@ -6835,7 +6835,7 @@
               <w:spacing w:after="10" w:before="0"/>
               <w:ind w:left="120"/>
             </w:pPr>
-            <w:hyperlink w:history="1" r:id="rIdudi08xdq6qcq25vhjxs0y">
+            <w:hyperlink w:history="1" r:id="rIdmjnxm0w44yuvrwooink3w">
               <w:r>
                 <w:rPr>
                   <w:rFonts w:ascii="Arial" w:cs="Arial" w:eastAsia="Arial" w:hAnsi="Arial"/>
@@ -7030,7 +7030,7 @@
             <w:pPr>
               <w:spacing w:after="20" w:before="0"/>
             </w:pPr>
-            <w:hyperlink w:history="1" r:id="rIdj3beb_kzyqhwce4lnf7i5">
+            <w:hyperlink w:history="1" r:id="rIdrfooxhj5vhcnhh17dy9kh">
               <w:r>
                 <w:rPr>
                   <w:rFonts w:ascii="Arial" w:cs="Arial" w:eastAsia="Arial" w:hAnsi="Arial"/>
@@ -7063,7 +7063,7 @@
               <w:spacing w:after="10" w:before="0"/>
               <w:ind w:left="120"/>
             </w:pPr>
-            <w:hyperlink w:history="1" r:id="rId2nyweixzpcv6aprr-6_yu">
+            <w:hyperlink w:history="1" r:id="rIdbjtssf4oxwnulnbhaae69">
               <w:r>
                 <w:rPr>
                   <w:rFonts w:ascii="Arial" w:cs="Arial" w:eastAsia="Arial" w:hAnsi="Arial"/>
@@ -7108,7 +7108,7 @@
             <w:pPr>
               <w:spacing w:after="20" w:before="0"/>
             </w:pPr>
-            <w:hyperlink w:history="1" r:id="rIdkysdzorj5f_aepfbbiyly">
+            <w:hyperlink w:history="1" r:id="rIdcy1mf1ytgomabyt-uwr7p">
               <w:r>
                 <w:rPr>
                   <w:rFonts w:ascii="Arial" w:cs="Arial" w:eastAsia="Arial" w:hAnsi="Arial"/>
@@ -7141,7 +7141,7 @@
               <w:spacing w:after="10" w:before="0"/>
               <w:ind w:left="120"/>
             </w:pPr>
-            <w:hyperlink w:history="1" r:id="rIdgsmj9jwglpuf2thyu2vfx">
+            <w:hyperlink w:history="1" r:id="rId2nmettt_lx2airc8okkpg">
               <w:r>
                 <w:rPr>
                   <w:rFonts w:ascii="Arial" w:cs="Arial" w:eastAsia="Arial" w:hAnsi="Arial"/>
@@ -7336,7 +7336,7 @@
             <w:pPr>
               <w:spacing w:after="20" w:before="0"/>
             </w:pPr>
-            <w:hyperlink w:history="1" r:id="rIdxhtrxk6r_p1hkejpyvjix">
+            <w:hyperlink w:history="1" r:id="rIdrz1u7hnfzoxqfbgiolpuz">
               <w:r>
                 <w:rPr>
                   <w:rFonts w:ascii="Arial" w:cs="Arial" w:eastAsia="Arial" w:hAnsi="Arial"/>
@@ -7369,7 +7369,7 @@
               <w:spacing w:after="10" w:before="0"/>
               <w:ind w:left="120"/>
             </w:pPr>
-            <w:hyperlink w:history="1" r:id="rIdf8e174zkfbnkgcxi4kf-p">
+            <w:hyperlink w:history="1" r:id="rIdtsso1d2kf-wgnvpxue-dj">
               <w:r>
                 <w:rPr>
                   <w:rFonts w:ascii="Arial" w:cs="Arial" w:eastAsia="Arial" w:hAnsi="Arial"/>
@@ -7414,7 +7414,7 @@
             <w:pPr>
               <w:spacing w:after="20" w:before="0"/>
             </w:pPr>
-            <w:hyperlink w:history="1" r:id="rIdkmnacspaqvkvtjbpjxqj8">
+            <w:hyperlink w:history="1" r:id="rIdy6xb8hw16see_l7ie2qaa">
               <w:r>
                 <w:rPr>
                   <w:rFonts w:ascii="Arial" w:cs="Arial" w:eastAsia="Arial" w:hAnsi="Arial"/>
@@ -7447,7 +7447,7 @@
               <w:spacing w:after="10" w:before="0"/>
               <w:ind w:left="120"/>
             </w:pPr>
-            <w:hyperlink w:history="1" r:id="rId-n9vcqda62btecxo7b5up">
+            <w:hyperlink w:history="1" r:id="rId_rhc3zpor4fkrcdkc-5e3">
               <w:r>
                 <w:rPr>
                   <w:rFonts w:ascii="Arial" w:cs="Arial" w:eastAsia="Arial" w:hAnsi="Arial"/>
@@ -7642,7 +7642,7 @@
             <w:pPr>
               <w:spacing w:after="20" w:before="0"/>
             </w:pPr>
-            <w:hyperlink w:history="1" r:id="rIdppdxwnkffegeutn9kjqm1">
+            <w:hyperlink w:history="1" r:id="rId0acvfooa8sjjhqnavbuwm">
               <w:r>
                 <w:rPr>
                   <w:rFonts w:ascii="Arial" w:cs="Arial" w:eastAsia="Arial" w:hAnsi="Arial"/>
@@ -7675,7 +7675,7 @@
               <w:spacing w:after="10" w:before="0"/>
               <w:ind w:left="120"/>
             </w:pPr>
-            <w:hyperlink w:history="1" r:id="rIdu8q4g76_9feb5alodtdre">
+            <w:hyperlink w:history="1" r:id="rIdtjngls5gxcmyimqpmlqbs">
               <w:r>
                 <w:rPr>
                   <w:rFonts w:ascii="Arial" w:cs="Arial" w:eastAsia="Arial" w:hAnsi="Arial"/>
@@ -7720,7 +7720,7 @@
             <w:pPr>
               <w:spacing w:after="20" w:before="0"/>
             </w:pPr>
-            <w:hyperlink w:history="1" r:id="rIdbdremvlyndj3sdqrps-jt">
+            <w:hyperlink w:history="1" r:id="rIdiof6fdftzn62rny3om3-4">
               <w:r>
                 <w:rPr>
                   <w:rFonts w:ascii="Arial" w:cs="Arial" w:eastAsia="Arial" w:hAnsi="Arial"/>
@@ -7753,7 +7753,7 @@
               <w:spacing w:after="10" w:before="0"/>
               <w:ind w:left="120"/>
             </w:pPr>
-            <w:hyperlink w:history="1" r:id="rIdoga106bc9qgjlud9nq03j">
+            <w:hyperlink w:history="1" r:id="rIduasg6hubn_rixltjlkyzx">
               <w:r>
                 <w:rPr>
                   <w:rFonts w:ascii="Arial" w:cs="Arial" w:eastAsia="Arial" w:hAnsi="Arial"/>
@@ -8265,7 +8265,7 @@
         </w:rPr>
         <w:t xml:space="preserve">© 2026 SeaVuria and ARES. Aligned with KICD objectives. Developed by SeaVuria; technical implementation by ARES (with AI assistance from Claude). Licensed under </w:t>
       </w:r>
-      <w:hyperlink w:history="1" r:id="rId2myi9wgoazpsed63xjqex">
+      <w:hyperlink w:history="1" r:id="rIdo3trgl3gge84xtowvbi5n">
         <w:r>
           <w:rPr>
             <w:rFonts w:ascii="Arial" w:cs="Arial" w:eastAsia="Arial" w:hAnsi="Arial"/>
@@ -8286,7 +8286,7 @@
         </w:rPr>
         <w:t xml:space="preserve"> (</w:t>
       </w:r>
-      <w:hyperlink w:history="1" r:id="rIdnfiess0rrlqlnhlba4cmd">
+      <w:hyperlink w:history="1" r:id="rIdfahchpzyicesmbqzipidr">
         <w:r>
           <w:rPr>
             <w:rFonts w:ascii="Arial" w:cs="Arial" w:eastAsia="Arial" w:hAnsi="Arial"/>
@@ -9299,7 +9299,7 @@
             <w:pPr>
               <w:spacing w:after="20" w:before="0"/>
             </w:pPr>
-            <w:hyperlink w:history="1" r:id="rIdjig5r9cnkasqll4rp2esg">
+            <w:hyperlink w:history="1" r:id="rIdznrfs0gypoyki5msgbi-n">
               <w:r>
                 <w:rPr>
                   <w:rFonts w:ascii="Arial" w:cs="Arial" w:eastAsia="Arial" w:hAnsi="Arial"/>
@@ -9332,7 +9332,7 @@
               <w:spacing w:after="10" w:before="0"/>
               <w:ind w:left="120"/>
             </w:pPr>
-            <w:hyperlink w:history="1" r:id="rIdks4y9nsc-idroyxnnvmj8">
+            <w:hyperlink w:history="1" r:id="rIdag0fid32hlqkqsmyyfcay">
               <w:r>
                 <w:rPr>
                   <w:rFonts w:ascii="Arial" w:cs="Arial" w:eastAsia="Arial" w:hAnsi="Arial"/>
@@ -9377,7 +9377,7 @@
             <w:pPr>
               <w:spacing w:after="20" w:before="0"/>
             </w:pPr>
-            <w:hyperlink w:history="1" r:id="rIdirxw6cl7gnre2mfyug9z5">
+            <w:hyperlink w:history="1" r:id="rIdpf7ymsi0d965tey2pm2xv">
               <w:r>
                 <w:rPr>
                   <w:rFonts w:ascii="Arial" w:cs="Arial" w:eastAsia="Arial" w:hAnsi="Arial"/>
@@ -9410,7 +9410,7 @@
               <w:spacing w:after="10" w:before="0"/>
               <w:ind w:left="120"/>
             </w:pPr>
-            <w:hyperlink w:history="1" r:id="rIdlcw4mgbpezxl8orpelgk1">
+            <w:hyperlink w:history="1" r:id="rIdj4sqlnyrcdjhwrkumv_ie">
               <w:r>
                 <w:rPr>
                   <w:rFonts w:ascii="Arial" w:cs="Arial" w:eastAsia="Arial" w:hAnsi="Arial"/>
@@ -9605,7 +9605,7 @@
             <w:pPr>
               <w:spacing w:after="20" w:before="0"/>
             </w:pPr>
-            <w:hyperlink w:history="1" r:id="rIduo5g48rlw5ntcvzeqkudt">
+            <w:hyperlink w:history="1" r:id="rIdj3c-js7y3me8bvtvphyfu">
               <w:r>
                 <w:rPr>
                   <w:rFonts w:ascii="Arial" w:cs="Arial" w:eastAsia="Arial" w:hAnsi="Arial"/>
@@ -9638,7 +9638,7 @@
               <w:spacing w:after="10" w:before="0"/>
               <w:ind w:left="120"/>
             </w:pPr>
-            <w:hyperlink w:history="1" r:id="rIdgtktquc3cforec0bixv2u">
+            <w:hyperlink w:history="1" r:id="rIdl7apbe1-ybefsaknbtemo">
               <w:r>
                 <w:rPr>
                   <w:rFonts w:ascii="Arial" w:cs="Arial" w:eastAsia="Arial" w:hAnsi="Arial"/>
@@ -9683,7 +9683,7 @@
             <w:pPr>
               <w:spacing w:after="20" w:before="0"/>
             </w:pPr>
-            <w:hyperlink w:history="1" r:id="rIdw_4j3fyoe-esla7gpprmh">
+            <w:hyperlink w:history="1" r:id="rIdh1d846iv9aecfzlqkfpmf">
               <w:r>
                 <w:rPr>
                   <w:rFonts w:ascii="Arial" w:cs="Arial" w:eastAsia="Arial" w:hAnsi="Arial"/>
@@ -9716,7 +9716,7 @@
               <w:spacing w:after="10" w:before="0"/>
               <w:ind w:left="120"/>
             </w:pPr>
-            <w:hyperlink w:history="1" r:id="rId38o0qhqlwkm-nhphmslgl">
+            <w:hyperlink w:history="1" r:id="rIdwiin9qr8b38if95bhhgi6">
               <w:r>
                 <w:rPr>
                   <w:rFonts w:ascii="Arial" w:cs="Arial" w:eastAsia="Arial" w:hAnsi="Arial"/>
@@ -9911,7 +9911,7 @@
             <w:pPr>
               <w:spacing w:after="20" w:before="0"/>
             </w:pPr>
-            <w:hyperlink w:history="1" r:id="rIdmmy1051oolsttfvarhcgm">
+            <w:hyperlink w:history="1" r:id="rId3fsfjwvp6h0oqgzokcxxw">
               <w:r>
                 <w:rPr>
                   <w:rFonts w:ascii="Arial" w:cs="Arial" w:eastAsia="Arial" w:hAnsi="Arial"/>
@@ -9960,7 +9960,7 @@
               <w:spacing w:after="10" w:before="0"/>
               <w:ind w:left="120"/>
             </w:pPr>
-            <w:hyperlink w:history="1" r:id="rIdpg_zippy5gpi5cl8qf8vl">
+            <w:hyperlink w:history="1" r:id="rIddjqduxdc0hnguyn690xex">
               <w:r>
                 <w:rPr>
                   <w:rFonts w:ascii="Arial" w:cs="Arial" w:eastAsia="Arial" w:hAnsi="Arial"/>
@@ -10005,7 +10005,7 @@
             <w:pPr>
               <w:spacing w:after="20" w:before="0"/>
             </w:pPr>
-            <w:hyperlink w:history="1" r:id="rIdxfdobvbzufhfnbwhg47fc">
+            <w:hyperlink w:history="1" r:id="rIdodruc4tyz8weqe51ry9vl">
               <w:r>
                 <w:rPr>
                   <w:rFonts w:ascii="Arial" w:cs="Arial" w:eastAsia="Arial" w:hAnsi="Arial"/>
@@ -10038,7 +10038,7 @@
               <w:spacing w:after="10" w:before="0"/>
               <w:ind w:left="120"/>
             </w:pPr>
-            <w:hyperlink w:history="1" r:id="rIdye4jcgnum-kz8sxaq2lzi">
+            <w:hyperlink w:history="1" r:id="rIdneyocod57ye5akylhysef">
               <w:r>
                 <w:rPr>
                   <w:rFonts w:ascii="Arial" w:cs="Arial" w:eastAsia="Arial" w:hAnsi="Arial"/>
@@ -10233,7 +10233,7 @@
             <w:pPr>
               <w:spacing w:after="20" w:before="0"/>
             </w:pPr>
-            <w:hyperlink w:history="1" r:id="rIdfoveyrhyfq_9q7abigifi">
+            <w:hyperlink w:history="1" r:id="rIdgcjosebongxryrw4caxvb">
               <w:r>
                 <w:rPr>
                   <w:rFonts w:ascii="Arial" w:cs="Arial" w:eastAsia="Arial" w:hAnsi="Arial"/>
@@ -10282,7 +10282,7 @@
               <w:spacing w:after="10" w:before="0"/>
               <w:ind w:left="120"/>
             </w:pPr>
-            <w:hyperlink w:history="1" r:id="rIdo204jvhhuvs3dspzazutt">
+            <w:hyperlink w:history="1" r:id="rIdvfil9aubtlbaq-xiqllu_">
               <w:r>
                 <w:rPr>
                   <w:rFonts w:ascii="Arial" w:cs="Arial" w:eastAsia="Arial" w:hAnsi="Arial"/>
@@ -10327,7 +10327,7 @@
             <w:pPr>
               <w:spacing w:after="20" w:before="0"/>
             </w:pPr>
-            <w:hyperlink w:history="1" r:id="rIdi1p9bxcjrqwhhfvkm1rcr">
+            <w:hyperlink w:history="1" r:id="rIdcf6y93vvk6fivmxe7mmjz">
               <w:r>
                 <w:rPr>
                   <w:rFonts w:ascii="Arial" w:cs="Arial" w:eastAsia="Arial" w:hAnsi="Arial"/>
@@ -10360,7 +10360,7 @@
               <w:spacing w:after="10" w:before="0"/>
               <w:ind w:left="120"/>
             </w:pPr>
-            <w:hyperlink w:history="1" r:id="rIdnzlnuovgts5gknzvm3ghk">
+            <w:hyperlink w:history="1" r:id="rIdmhg9oswexhf09il7_klrr">
               <w:r>
                 <w:rPr>
                   <w:rFonts w:ascii="Arial" w:cs="Arial" w:eastAsia="Arial" w:hAnsi="Arial"/>
@@ -10555,7 +10555,7 @@
             <w:pPr>
               <w:spacing w:after="20" w:before="0"/>
             </w:pPr>
-            <w:hyperlink w:history="1" r:id="rId_plsfnhupdyaldxkadm0i">
+            <w:hyperlink w:history="1" r:id="rIdayithrkanw-l4p2_my4du">
               <w:r>
                 <w:rPr>
                   <w:rFonts w:ascii="Arial" w:cs="Arial" w:eastAsia="Arial" w:hAnsi="Arial"/>
@@ -10604,7 +10604,7 @@
               <w:spacing w:after="10" w:before="0"/>
               <w:ind w:left="120"/>
             </w:pPr>
-            <w:hyperlink w:history="1" r:id="rIdscmiwa-_yfselx9gfbfhu">
+            <w:hyperlink w:history="1" r:id="rIdhxvqdxhuh_n9nzhpzpk77">
               <w:r>
                 <w:rPr>
                   <w:rFonts w:ascii="Arial" w:cs="Arial" w:eastAsia="Arial" w:hAnsi="Arial"/>
@@ -10649,7 +10649,7 @@
             <w:pPr>
               <w:spacing w:after="20" w:before="0"/>
             </w:pPr>
-            <w:hyperlink w:history="1" r:id="rIdtvykbihnebigt1ehk2jjw">
+            <w:hyperlink w:history="1" r:id="rIdrp9eo_pjdwfny62grilaj">
               <w:r>
                 <w:rPr>
                   <w:rFonts w:ascii="Arial" w:cs="Arial" w:eastAsia="Arial" w:hAnsi="Arial"/>
@@ -10698,7 +10698,7 @@
               <w:spacing w:after="10" w:before="0"/>
               <w:ind w:left="120"/>
             </w:pPr>
-            <w:hyperlink w:history="1" r:id="rIdfykgaedrc6cpsjbgvcthj">
+            <w:hyperlink w:history="1" r:id="rId2cgre0okbigooa528qsyp">
               <w:r>
                 <w:rPr>
                   <w:rFonts w:ascii="Arial" w:cs="Arial" w:eastAsia="Arial" w:hAnsi="Arial"/>
@@ -11210,7 +11210,7 @@
         </w:rPr>
         <w:t xml:space="preserve">© 2026 SeaVuria and ARES. Aligned with KICD objectives. Developed by SeaVuria; technical implementation by ARES (with AI assistance from Claude). Licensed under </w:t>
       </w:r>
-      <w:hyperlink w:history="1" r:id="rIdxxhbrqjt-i8luytzf76tw">
+      <w:hyperlink w:history="1" r:id="rIdo8u_y7h7gzpq5fsi93avd">
         <w:r>
           <w:rPr>
             <w:rFonts w:ascii="Arial" w:cs="Arial" w:eastAsia="Arial" w:hAnsi="Arial"/>
@@ -11231,7 +11231,7 @@
         </w:rPr>
         <w:t xml:space="preserve"> (</w:t>
       </w:r>
-      <w:hyperlink w:history="1" r:id="rIdra42k3jt0pbs00-o_uvqz">
+      <w:hyperlink w:history="1" r:id="rIdwxh1l5jci69ktl-z4_b5k">
         <w:r>
           <w:rPr>
             <w:rFonts w:ascii="Arial" w:cs="Arial" w:eastAsia="Arial" w:hAnsi="Arial"/>
@@ -12244,7 +12244,7 @@
             <w:pPr>
               <w:spacing w:after="20" w:before="0"/>
             </w:pPr>
-            <w:hyperlink w:history="1" r:id="rIdfug8_t1neaw78ujny8kow">
+            <w:hyperlink w:history="1" r:id="rIdnmqzhawlgqas6nbzl4lub">
               <w:r>
                 <w:rPr>
                   <w:rFonts w:ascii="Arial" w:cs="Arial" w:eastAsia="Arial" w:hAnsi="Arial"/>
@@ -12277,7 +12277,7 @@
               <w:spacing w:after="10" w:before="0"/>
               <w:ind w:left="120"/>
             </w:pPr>
-            <w:hyperlink w:history="1" r:id="rId_6dhznrezjohsi1ujhio_">
+            <w:hyperlink w:history="1" r:id="rIdwxnflc1ex1muizbf3_i5v">
               <w:r>
                 <w:rPr>
                   <w:rFonts w:ascii="Arial" w:cs="Arial" w:eastAsia="Arial" w:hAnsi="Arial"/>
@@ -12322,7 +12322,7 @@
             <w:pPr>
               <w:spacing w:after="20" w:before="0"/>
             </w:pPr>
-            <w:hyperlink w:history="1" r:id="rIdoaesljltw2qhk_e0ch1ba">
+            <w:hyperlink w:history="1" r:id="rIdum0_n01favclo1hvj5myg">
               <w:r>
                 <w:rPr>
                   <w:rFonts w:ascii="Arial" w:cs="Arial" w:eastAsia="Arial" w:hAnsi="Arial"/>
@@ -12355,7 +12355,7 @@
               <w:spacing w:after="10" w:before="0"/>
               <w:ind w:left="120"/>
             </w:pPr>
-            <w:hyperlink w:history="1" r:id="rIdmhvijgcs57smg3ynikdt2">
+            <w:hyperlink w:history="1" r:id="rId7xungjvxvhocj45oephbb">
               <w:r>
                 <w:rPr>
                   <w:rFonts w:ascii="Arial" w:cs="Arial" w:eastAsia="Arial" w:hAnsi="Arial"/>
@@ -12550,7 +12550,7 @@
             <w:pPr>
               <w:spacing w:after="20" w:before="0"/>
             </w:pPr>
-            <w:hyperlink w:history="1" r:id="rIdbdnp2nrmv534n9ee9lupx">
+            <w:hyperlink w:history="1" r:id="rIdstliz2srh4cegawyy172o">
               <w:r>
                 <w:rPr>
                   <w:rFonts w:ascii="Arial" w:cs="Arial" w:eastAsia="Arial" w:hAnsi="Arial"/>
@@ -12583,7 +12583,7 @@
               <w:spacing w:after="10" w:before="0"/>
               <w:ind w:left="120"/>
             </w:pPr>
-            <w:hyperlink w:history="1" r:id="rIdte6zf14fno5gyh4z2vcqt">
+            <w:hyperlink w:history="1" r:id="rIdgkujcmx_y1k1hpbiqy2vw">
               <w:r>
                 <w:rPr>
                   <w:rFonts w:ascii="Arial" w:cs="Arial" w:eastAsia="Arial" w:hAnsi="Arial"/>
@@ -12628,7 +12628,7 @@
             <w:pPr>
               <w:spacing w:after="20" w:before="0"/>
             </w:pPr>
-            <w:hyperlink w:history="1" r:id="rIdifzqxd1uesbkwjddol5wz">
+            <w:hyperlink w:history="1" r:id="rIdpnnv1-x0ewrzbhctixnic">
               <w:r>
                 <w:rPr>
                   <w:rFonts w:ascii="Arial" w:cs="Arial" w:eastAsia="Arial" w:hAnsi="Arial"/>
@@ -12661,7 +12661,7 @@
               <w:spacing w:after="10" w:before="0"/>
               <w:ind w:left="120"/>
             </w:pPr>
-            <w:hyperlink w:history="1" r:id="rId98pse-ybunexslnarzllr">
+            <w:hyperlink w:history="1" r:id="rIdpp_0imjbkcegdrwjxm5_j">
               <w:r>
                 <w:rPr>
                   <w:rFonts w:ascii="Arial" w:cs="Arial" w:eastAsia="Arial" w:hAnsi="Arial"/>
@@ -12856,7 +12856,7 @@
             <w:pPr>
               <w:spacing w:after="20" w:before="0"/>
             </w:pPr>
-            <w:hyperlink w:history="1" r:id="rIdrjah4i9fskvje5e13xed6">
+            <w:hyperlink w:history="1" r:id="rIdkejwzh3lgbtkdevzuoqua">
               <w:r>
                 <w:rPr>
                   <w:rFonts w:ascii="Arial" w:cs="Arial" w:eastAsia="Arial" w:hAnsi="Arial"/>
@@ -12889,7 +12889,7 @@
               <w:spacing w:after="10" w:before="0"/>
               <w:ind w:left="120"/>
             </w:pPr>
-            <w:hyperlink w:history="1" r:id="rId4jddeeehlvw3vfelpdbhv">
+            <w:hyperlink w:history="1" r:id="rIdm0bpze5oe1uctp2xrzdbm">
               <w:r>
                 <w:rPr>
                   <w:rFonts w:ascii="Arial" w:cs="Arial" w:eastAsia="Arial" w:hAnsi="Arial"/>
@@ -12934,7 +12934,7 @@
             <w:pPr>
               <w:spacing w:after="20" w:before="0"/>
             </w:pPr>
-            <w:hyperlink w:history="1" r:id="rIdgwkjvcd-ahu6abr2n0uro">
+            <w:hyperlink w:history="1" r:id="rId5ud0tmqzzqbvev7liwfl5">
               <w:r>
                 <w:rPr>
                   <w:rFonts w:ascii="Arial" w:cs="Arial" w:eastAsia="Arial" w:hAnsi="Arial"/>
@@ -12983,7 +12983,7 @@
               <w:spacing w:after="10" w:before="0"/>
               <w:ind w:left="120"/>
             </w:pPr>
-            <w:hyperlink w:history="1" r:id="rIdr6_ewgeuannoexymxoypt">
+            <w:hyperlink w:history="1" r:id="rId0przwinogimg5ok1abutd">
               <w:r>
                 <w:rPr>
                   <w:rFonts w:ascii="Arial" w:cs="Arial" w:eastAsia="Arial" w:hAnsi="Arial"/>
@@ -13178,7 +13178,7 @@
             <w:pPr>
               <w:spacing w:after="20" w:before="0"/>
             </w:pPr>
-            <w:hyperlink w:history="1" r:id="rIdszajxekfstywif3hrv5uy">
+            <w:hyperlink w:history="1" r:id="rIdycsvmzdzbdhfpt9b0hd82">
               <w:r>
                 <w:rPr>
                   <w:rFonts w:ascii="Arial" w:cs="Arial" w:eastAsia="Arial" w:hAnsi="Arial"/>
@@ -13211,7 +13211,7 @@
               <w:spacing w:after="10" w:before="0"/>
               <w:ind w:left="120"/>
             </w:pPr>
-            <w:hyperlink w:history="1" r:id="rId6hes2qti5l7rk3ie8kpfo">
+            <w:hyperlink w:history="1" r:id="rIdskm6v9bbly48odtpkyhxk">
               <w:r>
                 <w:rPr>
                   <w:rFonts w:ascii="Arial" w:cs="Arial" w:eastAsia="Arial" w:hAnsi="Arial"/>
@@ -13256,7 +13256,7 @@
             <w:pPr>
               <w:spacing w:after="20" w:before="0"/>
             </w:pPr>
-            <w:hyperlink w:history="1" r:id="rIddflwhjzkhwv-7iqutxyz7">
+            <w:hyperlink w:history="1" r:id="rIdjnri2gqcxnn_q9c2xtt19">
               <w:r>
                 <w:rPr>
                   <w:rFonts w:ascii="Arial" w:cs="Arial" w:eastAsia="Arial" w:hAnsi="Arial"/>
@@ -13305,7 +13305,7 @@
               <w:spacing w:after="10" w:before="0"/>
               <w:ind w:left="120"/>
             </w:pPr>
-            <w:hyperlink w:history="1" r:id="rIdku1y4hp8mzsaynzfbjflx">
+            <w:hyperlink w:history="1" r:id="rIdppzdwvezvheq9rrb-rrdl">
               <w:r>
                 <w:rPr>
                   <w:rFonts w:ascii="Arial" w:cs="Arial" w:eastAsia="Arial" w:hAnsi="Arial"/>
@@ -13500,7 +13500,7 @@
             <w:pPr>
               <w:spacing w:after="20" w:before="0"/>
             </w:pPr>
-            <w:hyperlink w:history="1" r:id="rIdm_oxcbp6ryhizbn74y16i">
+            <w:hyperlink w:history="1" r:id="rIdheehw-tgion28zn7l-3ah">
               <w:r>
                 <w:rPr>
                   <w:rFonts w:ascii="Arial" w:cs="Arial" w:eastAsia="Arial" w:hAnsi="Arial"/>
@@ -13533,7 +13533,7 @@
               <w:spacing w:after="10" w:before="0"/>
               <w:ind w:left="120"/>
             </w:pPr>
-            <w:hyperlink w:history="1" r:id="rId9krdfeyvprihuyadlv-mz">
+            <w:hyperlink w:history="1" r:id="rIdkxfv5avyjovsrdcep_pwr">
               <w:r>
                 <w:rPr>
                   <w:rFonts w:ascii="Arial" w:cs="Arial" w:eastAsia="Arial" w:hAnsi="Arial"/>
@@ -13578,7 +13578,7 @@
             <w:pPr>
               <w:spacing w:after="20" w:before="0"/>
             </w:pPr>
-            <w:hyperlink w:history="1" r:id="rIdvb-y7x6jkuhgp9vqddvtb">
+            <w:hyperlink w:history="1" r:id="rIdbktbm090b6zqi4suqflm-">
               <w:r>
                 <w:rPr>
                   <w:rFonts w:ascii="Arial" w:cs="Arial" w:eastAsia="Arial" w:hAnsi="Arial"/>
@@ -13627,7 +13627,7 @@
               <w:spacing w:after="10" w:before="0"/>
               <w:ind w:left="120"/>
             </w:pPr>
-            <w:hyperlink w:history="1" r:id="rIdxpdlxa6dyffuecfqdgyuw">
+            <w:hyperlink w:history="1" r:id="rIdqrs1r7hmii9wdanwqudhr">
               <w:r>
                 <w:rPr>
                   <w:rFonts w:ascii="Arial" w:cs="Arial" w:eastAsia="Arial" w:hAnsi="Arial"/>
@@ -14139,7 +14139,7 @@
         </w:rPr>
         <w:t xml:space="preserve">© 2026 SeaVuria and ARES. Aligned with KICD objectives. Developed by SeaVuria; technical implementation by ARES (with AI assistance from Claude). Licensed under </w:t>
       </w:r>
-      <w:hyperlink w:history="1" r:id="rIdoxrppu9wn-6vysusqpd36">
+      <w:hyperlink w:history="1" r:id="rIdczoh_cgkftzzi25e5ot9l">
         <w:r>
           <w:rPr>
             <w:rFonts w:ascii="Arial" w:cs="Arial" w:eastAsia="Arial" w:hAnsi="Arial"/>
@@ -14160,7 +14160,7 @@
         </w:rPr>
         <w:t xml:space="preserve"> (</w:t>
       </w:r>
-      <w:hyperlink w:history="1" r:id="rIdqdw3yywyexqfh3qeu0zpq">
+      <w:hyperlink w:history="1" r:id="rIdk1naxiazf3rnnowag4pag">
         <w:r>
           <w:rPr>
             <w:rFonts w:ascii="Arial" w:cs="Arial" w:eastAsia="Arial" w:hAnsi="Arial"/>
@@ -15173,7 +15173,7 @@
             <w:pPr>
               <w:spacing w:after="20" w:before="0"/>
             </w:pPr>
-            <w:hyperlink w:history="1" r:id="rIdq2c9nlvqxbkvoicqblmpg">
+            <w:hyperlink w:history="1" r:id="rId7r6_k_sxxbgwlsyusxyul">
               <w:r>
                 <w:rPr>
                   <w:rFonts w:ascii="Arial" w:cs="Arial" w:eastAsia="Arial" w:hAnsi="Arial"/>
@@ -15206,7 +15206,7 @@
               <w:spacing w:after="10" w:before="0"/>
               <w:ind w:left="120"/>
             </w:pPr>
-            <w:hyperlink w:history="1" r:id="rIdnvreu38_hjuehh-bujmlf">
+            <w:hyperlink w:history="1" r:id="rIdf2u_tsfzor9culkjasmud">
               <w:r>
                 <w:rPr>
                   <w:rFonts w:ascii="Arial" w:cs="Arial" w:eastAsia="Arial" w:hAnsi="Arial"/>
@@ -15251,7 +15251,7 @@
             <w:pPr>
               <w:spacing w:after="20" w:before="0"/>
             </w:pPr>
-            <w:hyperlink w:history="1" r:id="rIdh1dtyevypmslsxbk5qvgp">
+            <w:hyperlink w:history="1" r:id="rIdkcxb7wh6kysk-vrhbjzpm">
               <w:r>
                 <w:rPr>
                   <w:rFonts w:ascii="Arial" w:cs="Arial" w:eastAsia="Arial" w:hAnsi="Arial"/>
@@ -15284,7 +15284,7 @@
               <w:spacing w:after="10" w:before="0"/>
               <w:ind w:left="120"/>
             </w:pPr>
-            <w:hyperlink w:history="1" r:id="rIdapjqcwufocsfjuowtwmdw">
+            <w:hyperlink w:history="1" r:id="rIde9n_zzjqdizzp3uobl8h1">
               <w:r>
                 <w:rPr>
                   <w:rFonts w:ascii="Arial" w:cs="Arial" w:eastAsia="Arial" w:hAnsi="Arial"/>
@@ -15479,7 +15479,7 @@
             <w:pPr>
               <w:spacing w:after="20" w:before="0"/>
             </w:pPr>
-            <w:hyperlink w:history="1" r:id="rIdd-nwb80c1emfdj0hyvhlm">
+            <w:hyperlink w:history="1" r:id="rIdyny4itnwqekcfcfisnwhc">
               <w:r>
                 <w:rPr>
                   <w:rFonts w:ascii="Arial" w:cs="Arial" w:eastAsia="Arial" w:hAnsi="Arial"/>
@@ -15512,7 +15512,7 @@
               <w:spacing w:after="10" w:before="0"/>
               <w:ind w:left="120"/>
             </w:pPr>
-            <w:hyperlink w:history="1" r:id="rId6ncgwss3rmfkl9p2idi0d">
+            <w:hyperlink w:history="1" r:id="rIdbi0zxudfdzhbgpo-nf2sy">
               <w:r>
                 <w:rPr>
                   <w:rFonts w:ascii="Arial" w:cs="Arial" w:eastAsia="Arial" w:hAnsi="Arial"/>
@@ -15557,7 +15557,7 @@
             <w:pPr>
               <w:spacing w:after="20" w:before="0"/>
             </w:pPr>
-            <w:hyperlink w:history="1" r:id="rIdbxv3v0srs-wjpcjfp4a6r">
+            <w:hyperlink w:history="1" r:id="rIdgc87uribqkt3djwevi1x4">
               <w:r>
                 <w:rPr>
                   <w:rFonts w:ascii="Arial" w:cs="Arial" w:eastAsia="Arial" w:hAnsi="Arial"/>
@@ -15590,7 +15590,7 @@
               <w:spacing w:after="10" w:before="0"/>
               <w:ind w:left="120"/>
             </w:pPr>
-            <w:hyperlink w:history="1" r:id="rIdqha3np-ggcrjcd8i0cb0b">
+            <w:hyperlink w:history="1" r:id="rIdz4xoxrycqo3w4vek3ihs0">
               <w:r>
                 <w:rPr>
                   <w:rFonts w:ascii="Arial" w:cs="Arial" w:eastAsia="Arial" w:hAnsi="Arial"/>
@@ -15785,7 +15785,7 @@
             <w:pPr>
               <w:spacing w:after="20" w:before="0"/>
             </w:pPr>
-            <w:hyperlink w:history="1" r:id="rIdf-blydxfnvz6j_6onqcvv">
+            <w:hyperlink w:history="1" r:id="rIdttqnx2pzll33g62wvkqcy">
               <w:r>
                 <w:rPr>
                   <w:rFonts w:ascii="Arial" w:cs="Arial" w:eastAsia="Arial" w:hAnsi="Arial"/>
@@ -15818,7 +15818,7 @@
               <w:spacing w:after="10" w:before="0"/>
               <w:ind w:left="120"/>
             </w:pPr>
-            <w:hyperlink w:history="1" r:id="rIdvtnsewpyzni846gghmjx5">
+            <w:hyperlink w:history="1" r:id="rIdf4tteeli1ttaayxe35m9w">
               <w:r>
                 <w:rPr>
                   <w:rFonts w:ascii="Arial" w:cs="Arial" w:eastAsia="Arial" w:hAnsi="Arial"/>
@@ -15863,7 +15863,7 @@
             <w:pPr>
               <w:spacing w:after="20" w:before="0"/>
             </w:pPr>
-            <w:hyperlink w:history="1" r:id="rIdxlv-dfvtbslslqrpaigix">
+            <w:hyperlink w:history="1" r:id="rIdn5yx176mjob-3k1mffjhz">
               <w:r>
                 <w:rPr>
                   <w:rFonts w:ascii="Arial" w:cs="Arial" w:eastAsia="Arial" w:hAnsi="Arial"/>
@@ -15912,7 +15912,7 @@
               <w:spacing w:after="10" w:before="0"/>
               <w:ind w:left="120"/>
             </w:pPr>
-            <w:hyperlink w:history="1" r:id="rId1avsfjw3l3kag6smrnjp8">
+            <w:hyperlink w:history="1" r:id="rIdsjawir5m_1fe4nyn4guti">
               <w:r>
                 <w:rPr>
                   <w:rFonts w:ascii="Arial" w:cs="Arial" w:eastAsia="Arial" w:hAnsi="Arial"/>
@@ -16107,7 +16107,7 @@
             <w:pPr>
               <w:spacing w:after="20" w:before="0"/>
             </w:pPr>
-            <w:hyperlink w:history="1" r:id="rIdeloqnel4unqiwtasjstol">
+            <w:hyperlink w:history="1" r:id="rIdmqkkgfi5hlf1dnwbhr4nz">
               <w:r>
                 <w:rPr>
                   <w:rFonts w:ascii="Arial" w:cs="Arial" w:eastAsia="Arial" w:hAnsi="Arial"/>
@@ -16140,7 +16140,7 @@
               <w:spacing w:after="10" w:before="0"/>
               <w:ind w:left="120"/>
             </w:pPr>
-            <w:hyperlink w:history="1" r:id="rIduylw8ig9oao-yrnepmdaz">
+            <w:hyperlink w:history="1" r:id="rIdsixcyrroaegx0yv_4ndw0">
               <w:r>
                 <w:rPr>
                   <w:rFonts w:ascii="Arial" w:cs="Arial" w:eastAsia="Arial" w:hAnsi="Arial"/>
@@ -16185,7 +16185,7 @@
             <w:pPr>
               <w:spacing w:after="20" w:before="0"/>
             </w:pPr>
-            <w:hyperlink w:history="1" r:id="rIdgcaa9wji_s0qvxojlordi">
+            <w:hyperlink w:history="1" r:id="rIdw-ywirv11zd3mxgk5q35t">
               <w:r>
                 <w:rPr>
                   <w:rFonts w:ascii="Arial" w:cs="Arial" w:eastAsia="Arial" w:hAnsi="Arial"/>
@@ -16234,7 +16234,7 @@
               <w:spacing w:after="10" w:before="0"/>
               <w:ind w:left="120"/>
             </w:pPr>
-            <w:hyperlink w:history="1" r:id="rIdtiec2l4i58oez9_qa-sio">
+            <w:hyperlink w:history="1" r:id="rIdfu321gx-iau9gw49k7tcm">
               <w:r>
                 <w:rPr>
                   <w:rFonts w:ascii="Arial" w:cs="Arial" w:eastAsia="Arial" w:hAnsi="Arial"/>
@@ -16429,7 +16429,7 @@
             <w:pPr>
               <w:spacing w:after="20" w:before="0"/>
             </w:pPr>
-            <w:hyperlink w:history="1" r:id="rIdq9phyput-avuqnvasmi4w">
+            <w:hyperlink w:history="1" r:id="rIdryzbpvo2hygk-otuwv3p8">
               <w:r>
                 <w:rPr>
                   <w:rFonts w:ascii="Arial" w:cs="Arial" w:eastAsia="Arial" w:hAnsi="Arial"/>
@@ -16478,7 +16478,7 @@
               <w:spacing w:after="10" w:before="0"/>
               <w:ind w:left="120"/>
             </w:pPr>
-            <w:hyperlink w:history="1" r:id="rIdp4dfuiyy45ivl0hdg1ia7">
+            <w:hyperlink w:history="1" r:id="rIdki18okfcsycrlxnt-zg9e">
               <w:r>
                 <w:rPr>
                   <w:rFonts w:ascii="Arial" w:cs="Arial" w:eastAsia="Arial" w:hAnsi="Arial"/>
@@ -16523,7 +16523,7 @@
             <w:pPr>
               <w:spacing w:after="20" w:before="0"/>
             </w:pPr>
-            <w:hyperlink w:history="1" r:id="rId9dsuyfirih-b89jjug4x0">
+            <w:hyperlink w:history="1" r:id="rIdcjsys7alarsrujgi-ya6t">
               <w:r>
                 <w:rPr>
                   <w:rFonts w:ascii="Arial" w:cs="Arial" w:eastAsia="Arial" w:hAnsi="Arial"/>
@@ -16572,7 +16572,7 @@
               <w:spacing w:after="10" w:before="0"/>
               <w:ind w:left="120"/>
             </w:pPr>
-            <w:hyperlink w:history="1" r:id="rId82mhga1l5gxprkwxkd9gz">
+            <w:hyperlink w:history="1" r:id="rIdvm3rt_82uwwvqz1qxrlyl">
               <w:r>
                 <w:rPr>
                   <w:rFonts w:ascii="Arial" w:cs="Arial" w:eastAsia="Arial" w:hAnsi="Arial"/>
@@ -17084,7 +17084,7 @@
         </w:rPr>
         <w:t xml:space="preserve">© 2026 SeaVuria and ARES. Aligned with KICD objectives. Developed by SeaVuria; technical implementation by ARES (with AI assistance from Claude). Licensed under </w:t>
       </w:r>
-      <w:hyperlink w:history="1" r:id="rIdraflkwu_3e9kp9jywjf9t">
+      <w:hyperlink w:history="1" r:id="rIdwndpc22viq6ekgfax1gmq">
         <w:r>
           <w:rPr>
             <w:rFonts w:ascii="Arial" w:cs="Arial" w:eastAsia="Arial" w:hAnsi="Arial"/>
@@ -17105,7 +17105,7 @@
         </w:rPr>
         <w:t xml:space="preserve"> (</w:t>
       </w:r>
-      <w:hyperlink w:history="1" r:id="rIdhavbygvir6t6el7xj8wdi">
+      <w:hyperlink w:history="1" r:id="rIdq8c_ghhalmcw2uzgkwxz8">
         <w:r>
           <w:rPr>
             <w:rFonts w:ascii="Arial" w:cs="Arial" w:eastAsia="Arial" w:hAnsi="Arial"/>
@@ -18118,7 +18118,7 @@
             <w:pPr>
               <w:spacing w:after="20" w:before="0"/>
             </w:pPr>
-            <w:hyperlink w:history="1" r:id="rIdd_-n9ysp5m0vq9bdks7hv">
+            <w:hyperlink w:history="1" r:id="rIdhw7dsiwbaimsb73hiiqlv">
               <w:r>
                 <w:rPr>
                   <w:rFonts w:ascii="Arial" w:cs="Arial" w:eastAsia="Arial" w:hAnsi="Arial"/>
@@ -18151,7 +18151,7 @@
               <w:spacing w:after="10" w:before="0"/>
               <w:ind w:left="120"/>
             </w:pPr>
-            <w:hyperlink w:history="1" r:id="rIdpzxjzoi98vv_ccpdb6hek">
+            <w:hyperlink w:history="1" r:id="rIdekw-gtsh4uk6wkstmskzu">
               <w:r>
                 <w:rPr>
                   <w:rFonts w:ascii="Arial" w:cs="Arial" w:eastAsia="Arial" w:hAnsi="Arial"/>
@@ -18196,7 +18196,7 @@
             <w:pPr>
               <w:spacing w:after="20" w:before="0"/>
             </w:pPr>
-            <w:hyperlink w:history="1" r:id="rIdehxof_h6y5gvs5q6isjku">
+            <w:hyperlink w:history="1" r:id="rIdchg8ic3n4twl7pbytafqp">
               <w:r>
                 <w:rPr>
                   <w:rFonts w:ascii="Arial" w:cs="Arial" w:eastAsia="Arial" w:hAnsi="Arial"/>
@@ -18229,7 +18229,7 @@
               <w:spacing w:after="10" w:before="0"/>
               <w:ind w:left="120"/>
             </w:pPr>
-            <w:hyperlink w:history="1" r:id="rId7l_0pwex9rrg2-gtg5wsr">
+            <w:hyperlink w:history="1" r:id="rIdyvnroa8jrmqa4--s7xts3">
               <w:r>
                 <w:rPr>
                   <w:rFonts w:ascii="Arial" w:cs="Arial" w:eastAsia="Arial" w:hAnsi="Arial"/>
@@ -18424,7 +18424,7 @@
             <w:pPr>
               <w:spacing w:after="20" w:before="0"/>
             </w:pPr>
-            <w:hyperlink w:history="1" r:id="rIddeuqhb-k-o5dg-g4pzmbs">
+            <w:hyperlink w:history="1" r:id="rIdsjkz70hu66ozqzvwxaikt">
               <w:r>
                 <w:rPr>
                   <w:rFonts w:ascii="Arial" w:cs="Arial" w:eastAsia="Arial" w:hAnsi="Arial"/>
@@ -18457,7 +18457,7 @@
               <w:spacing w:after="10" w:before="0"/>
               <w:ind w:left="120"/>
             </w:pPr>
-            <w:hyperlink w:history="1" r:id="rId0uzfihbn2tcljfpauzef1">
+            <w:hyperlink w:history="1" r:id="rIdsncqjxbq3vgcir6z0gkhw">
               <w:r>
                 <w:rPr>
                   <w:rFonts w:ascii="Arial" w:cs="Arial" w:eastAsia="Arial" w:hAnsi="Arial"/>
@@ -18502,7 +18502,7 @@
             <w:pPr>
               <w:spacing w:after="20" w:before="0"/>
             </w:pPr>
-            <w:hyperlink w:history="1" r:id="rIduuynef4yzhforucfown0a">
+            <w:hyperlink w:history="1" r:id="rIdwo_lrgddci_zpvaweh1if">
               <w:r>
                 <w:rPr>
                   <w:rFonts w:ascii="Arial" w:cs="Arial" w:eastAsia="Arial" w:hAnsi="Arial"/>
@@ -18535,7 +18535,7 @@
               <w:spacing w:after="10" w:before="0"/>
               <w:ind w:left="120"/>
             </w:pPr>
-            <w:hyperlink w:history="1" r:id="rId6dyo7vayi56a9ntmdvugn">
+            <w:hyperlink w:history="1" r:id="rIdweogw8x46pckfkyvvgqiz">
               <w:r>
                 <w:rPr>
                   <w:rFonts w:ascii="Arial" w:cs="Arial" w:eastAsia="Arial" w:hAnsi="Arial"/>
@@ -18730,7 +18730,7 @@
             <w:pPr>
               <w:spacing w:after="20" w:before="0"/>
             </w:pPr>
-            <w:hyperlink w:history="1" r:id="rIdrdnhvnd-mmwhewbwgvqaf">
+            <w:hyperlink w:history="1" r:id="rIdw15mlqtqhzbghh_fslzip">
               <w:r>
                 <w:rPr>
                   <w:rFonts w:ascii="Arial" w:cs="Arial" w:eastAsia="Arial" w:hAnsi="Arial"/>
@@ -18779,7 +18779,7 @@
               <w:spacing w:after="10" w:before="0"/>
               <w:ind w:left="120"/>
             </w:pPr>
-            <w:hyperlink w:history="1" r:id="rIdmhs_yjnyx-px0z4m68vyp">
+            <w:hyperlink w:history="1" r:id="rIdtrtpevqkz7bczqdhgwgpp">
               <w:r>
                 <w:rPr>
                   <w:rFonts w:ascii="Arial" w:cs="Arial" w:eastAsia="Arial" w:hAnsi="Arial"/>
@@ -18824,7 +18824,7 @@
             <w:pPr>
               <w:spacing w:after="20" w:before="0"/>
             </w:pPr>
-            <w:hyperlink w:history="1" r:id="rId1jealyoojlcv3sgclp1ne">
+            <w:hyperlink w:history="1" r:id="rIdyqzg7weegz1_djyajh_lp">
               <w:r>
                 <w:rPr>
                   <w:rFonts w:ascii="Arial" w:cs="Arial" w:eastAsia="Arial" w:hAnsi="Arial"/>
@@ -18857,7 +18857,7 @@
               <w:spacing w:after="10" w:before="0"/>
               <w:ind w:left="120"/>
             </w:pPr>
-            <w:hyperlink w:history="1" r:id="rId1s9gm9tkbta-3iuxksqll">
+            <w:hyperlink w:history="1" r:id="rIdrhjueqktgts0_dmtemqpc">
               <w:r>
                 <w:rPr>
                   <w:rFonts w:ascii="Arial" w:cs="Arial" w:eastAsia="Arial" w:hAnsi="Arial"/>
@@ -19052,7 +19052,7 @@
             <w:pPr>
               <w:spacing w:after="20" w:before="0"/>
             </w:pPr>
-            <w:hyperlink w:history="1" r:id="rIdzx6zgsasbwhl9vvjql-4i">
+            <w:hyperlink w:history="1" r:id="rIdfcuhrdnw-dcjuawkohh3j">
               <w:r>
                 <w:rPr>
                   <w:rFonts w:ascii="Arial" w:cs="Arial" w:eastAsia="Arial" w:hAnsi="Arial"/>
@@ -19101,7 +19101,7 @@
               <w:spacing w:after="10" w:before="0"/>
               <w:ind w:left="120"/>
             </w:pPr>
-            <w:hyperlink w:history="1" r:id="rId6tp8s6gdkktuhkkpg8y_e">
+            <w:hyperlink w:history="1" r:id="rId-qulcmnnbyxetzr2p_otb">
               <w:r>
                 <w:rPr>
                   <w:rFonts w:ascii="Arial" w:cs="Arial" w:eastAsia="Arial" w:hAnsi="Arial"/>
@@ -19146,7 +19146,7 @@
             <w:pPr>
               <w:spacing w:after="20" w:before="0"/>
             </w:pPr>
-            <w:hyperlink w:history="1" r:id="rIddfbqgj07g4rp7wrpmcvmt">
+            <w:hyperlink w:history="1" r:id="rId2gdollu7gxgrlt1b0o2rj">
               <w:r>
                 <w:rPr>
                   <w:rFonts w:ascii="Arial" w:cs="Arial" w:eastAsia="Arial" w:hAnsi="Arial"/>
@@ -19179,7 +19179,7 @@
               <w:spacing w:after="10" w:before="0"/>
               <w:ind w:left="120"/>
             </w:pPr>
-            <w:hyperlink w:history="1" r:id="rIdd5ct2qu8alewsmhu8a85v">
+            <w:hyperlink w:history="1" r:id="rIdba2gpa-w1l7tbrjo1qexd">
               <w:r>
                 <w:rPr>
                   <w:rFonts w:ascii="Arial" w:cs="Arial" w:eastAsia="Arial" w:hAnsi="Arial"/>
@@ -19374,7 +19374,7 @@
             <w:pPr>
               <w:spacing w:after="20" w:before="0"/>
             </w:pPr>
-            <w:hyperlink w:history="1" r:id="rIdkbnevd1popmhivtpnzl3h">
+            <w:hyperlink w:history="1" r:id="rIdpt39o1m4jx0ufzzr-6ixy">
               <w:r>
                 <w:rPr>
                   <w:rFonts w:ascii="Arial" w:cs="Arial" w:eastAsia="Arial" w:hAnsi="Arial"/>
@@ -19423,7 +19423,7 @@
               <w:spacing w:after="10" w:before="0"/>
               <w:ind w:left="120"/>
             </w:pPr>
-            <w:hyperlink w:history="1" r:id="rIdz29lij65xga6g0qdccktr">
+            <w:hyperlink w:history="1" r:id="rIdn21b1v9w2cededuo801ht">
               <w:r>
                 <w:rPr>
                   <w:rFonts w:ascii="Arial" w:cs="Arial" w:eastAsia="Arial" w:hAnsi="Arial"/>
@@ -19468,7 +19468,7 @@
             <w:pPr>
               <w:spacing w:after="20" w:before="0"/>
             </w:pPr>
-            <w:hyperlink w:history="1" r:id="rIdqmyzs5i_aewjf6xcjwbxr">
+            <w:hyperlink w:history="1" r:id="rIdngzxioyzpknv7aef3b3ce">
               <w:r>
                 <w:rPr>
                   <w:rFonts w:ascii="Arial" w:cs="Arial" w:eastAsia="Arial" w:hAnsi="Arial"/>
@@ -19501,7 +19501,7 @@
               <w:spacing w:after="10" w:before="0"/>
               <w:ind w:left="120"/>
             </w:pPr>
-            <w:hyperlink w:history="1" r:id="rIdcz-se_cnx7ybgw8m2_sge">
+            <w:hyperlink w:history="1" r:id="rIdipgiiodj6v2hnuapqw3wn">
               <w:r>
                 <w:rPr>
                   <w:rFonts w:ascii="Arial" w:cs="Arial" w:eastAsia="Arial" w:hAnsi="Arial"/>
@@ -19543,7 +19543,7 @@
                 <w:sz w:val="18"/>
                 <w:szCs w:val="18"/>
               </w:rPr>
-              <w:t xml:space="preserve">Learners open their cumulative 'Courtyard Model' — a hand-drawn or printed scale diagram of the Kericho courtyard that they have been annotating across all 8 lessons. Today's task: (a) Using the formula A = 5s²/(4 tan 36°) calculate the area of a second pentagonal tray with side 9 cm and record it in the margin of the model (a standalone extension, not a courtyard section). (b) A vendor stacks 6 such trays side by side. Calculate the total area of the six trays. (c) On the model, write a speech bubble for the vendor: 'I can now find the area of the pentagonal tray because...' — completing the sentence using mathematical language. Learners work independently for 7 minutes, then share with a shoulder partner for 3 minutes.</w:t>
+              <w:t xml:space="preserve">Learners open their cumulative 'Courtyard Model' — a hand-drawn or printed scale diagram of the Kericho courtyard that they have been annotating since Lesson 1. Today's task: (a) Using the formula A = 5s²/(4 tan 36°) calculate the area of a second pentagonal tray with side 9 cm and record it in the margin of the model (a standalone extension, not a courtyard section). (b) A vendor stacks 6 such trays side by side. Calculate the total area of the six trays. (c) On the model, write a speech bubble for the vendor: 'I can now find the area of the pentagonal tray because...' — completing the sentence using mathematical language. Learners work independently for 7 minutes, then share with a shoulder partner for 3 minutes.</w:t>
             </w:r>
           </w:p>
         </w:tc>
@@ -20127,7 +20127,7 @@
         </w:rPr>
         <w:t xml:space="preserve">© 2026 SeaVuria and ARES. Aligned with KICD objectives. Developed by SeaVuria; technical implementation by ARES (with AI assistance from Claude). Licensed under </w:t>
       </w:r>
-      <w:hyperlink w:history="1" r:id="rIduzny3yotcbqteds8svcy2">
+      <w:hyperlink w:history="1" r:id="rIdmn5swmwbtbyk8xy55z2lt">
         <w:r>
           <w:rPr>
             <w:rFonts w:ascii="Arial" w:cs="Arial" w:eastAsia="Arial" w:hAnsi="Arial"/>
@@ -20148,7 +20148,7 @@
         </w:rPr>
         <w:t xml:space="preserve"> (</w:t>
       </w:r>
-      <w:hyperlink w:history="1" r:id="rId-ohihdyngx4rdrb08xuwa">
+      <w:hyperlink w:history="1" r:id="rId7hhryz4qf0w-_kuvuwn47">
         <w:r>
           <w:rPr>
             <w:rFonts w:ascii="Arial" w:cs="Arial" w:eastAsia="Arial" w:hAnsi="Arial"/>
@@ -21161,7 +21161,7 @@
             <w:pPr>
               <w:spacing w:after="20" w:before="0"/>
             </w:pPr>
-            <w:hyperlink w:history="1" r:id="rIdmfmzbhcholp7zasvexirg">
+            <w:hyperlink w:history="1" r:id="rIdsxtuwhbte0kg5sqt79fxz">
               <w:r>
                 <w:rPr>
                   <w:rFonts w:ascii="Arial" w:cs="Arial" w:eastAsia="Arial" w:hAnsi="Arial"/>
@@ -21194,7 +21194,7 @@
               <w:spacing w:after="10" w:before="0"/>
               <w:ind w:left="120"/>
             </w:pPr>
-            <w:hyperlink w:history="1" r:id="rId_qodibjs4fzwb6kd2o7wy">
+            <w:hyperlink w:history="1" r:id="rIdhjj_hkymmsj5vxmrbc-av">
               <w:r>
                 <w:rPr>
                   <w:rFonts w:ascii="Arial" w:cs="Arial" w:eastAsia="Arial" w:hAnsi="Arial"/>
@@ -21239,7 +21239,7 @@
             <w:pPr>
               <w:spacing w:after="20" w:before="0"/>
             </w:pPr>
-            <w:hyperlink w:history="1" r:id="rIdgrxr2ibfzknxmbdsofkre">
+            <w:hyperlink w:history="1" r:id="rIdgheplqqsifib7j8sg_xqj">
               <w:r>
                 <w:rPr>
                   <w:rFonts w:ascii="Arial" w:cs="Arial" w:eastAsia="Arial" w:hAnsi="Arial"/>
@@ -21272,7 +21272,7 @@
               <w:spacing w:after="10" w:before="0"/>
               <w:ind w:left="120"/>
             </w:pPr>
-            <w:hyperlink w:history="1" r:id="rIdaddhsnjirrprzf37on-1j">
+            <w:hyperlink w:history="1" r:id="rIdiwhsvex4qzeyw6zao22s2">
               <w:r>
                 <w:rPr>
                   <w:rFonts w:ascii="Arial" w:cs="Arial" w:eastAsia="Arial" w:hAnsi="Arial"/>
@@ -21467,7 +21467,7 @@
             <w:pPr>
               <w:spacing w:after="20" w:before="0"/>
             </w:pPr>
-            <w:hyperlink w:history="1" r:id="rId8p8p4wqpuafb4v7gcjm0y">
+            <w:hyperlink w:history="1" r:id="rIdgdx_dkumnmshyadsxqaom">
               <w:r>
                 <w:rPr>
                   <w:rFonts w:ascii="Arial" w:cs="Arial" w:eastAsia="Arial" w:hAnsi="Arial"/>
@@ -21500,7 +21500,7 @@
               <w:spacing w:after="10" w:before="0"/>
               <w:ind w:left="120"/>
             </w:pPr>
-            <w:hyperlink w:history="1" r:id="rIdiblawbpb5vbtq80hi3czs">
+            <w:hyperlink w:history="1" r:id="rIdk3hhfd4rk5m2iwjpjz_y2">
               <w:r>
                 <w:rPr>
                   <w:rFonts w:ascii="Arial" w:cs="Arial" w:eastAsia="Arial" w:hAnsi="Arial"/>
@@ -21545,7 +21545,7 @@
             <w:pPr>
               <w:spacing w:after="20" w:before="0"/>
             </w:pPr>
-            <w:hyperlink w:history="1" r:id="rIdtmdadl4cdadwje4ripdt2">
+            <w:hyperlink w:history="1" r:id="rId8ikgsoz_icoan0ri5ikad">
               <w:r>
                 <w:rPr>
                   <w:rFonts w:ascii="Arial" w:cs="Arial" w:eastAsia="Arial" w:hAnsi="Arial"/>
@@ -21578,7 +21578,7 @@
               <w:spacing w:after="10" w:before="0"/>
               <w:ind w:left="120"/>
             </w:pPr>
-            <w:hyperlink w:history="1" r:id="rIdyqhuuorn5g6zs_g65cl_n">
+            <w:hyperlink w:history="1" r:id="rIdkaexfiaqvbq6vyhxf6le0">
               <w:r>
                 <w:rPr>
                   <w:rFonts w:ascii="Arial" w:cs="Arial" w:eastAsia="Arial" w:hAnsi="Arial"/>
@@ -21773,7 +21773,7 @@
             <w:pPr>
               <w:spacing w:after="20" w:before="0"/>
             </w:pPr>
-            <w:hyperlink w:history="1" r:id="rIdxtgpe5fvi_u9czyke4hho">
+            <w:hyperlink w:history="1" r:id="rIdgfshizbjq3yuewtagmvgr">
               <w:r>
                 <w:rPr>
                   <w:rFonts w:ascii="Arial" w:cs="Arial" w:eastAsia="Arial" w:hAnsi="Arial"/>
@@ -21806,7 +21806,7 @@
               <w:spacing w:after="10" w:before="0"/>
               <w:ind w:left="120"/>
             </w:pPr>
-            <w:hyperlink w:history="1" r:id="rId758rgn8zwjx4evsg8pt_y">
+            <w:hyperlink w:history="1" r:id="rIdddumyvpiz2j_aoj_mb4lc">
               <w:r>
                 <w:rPr>
                   <w:rFonts w:ascii="Arial" w:cs="Arial" w:eastAsia="Arial" w:hAnsi="Arial"/>
@@ -21851,7 +21851,7 @@
             <w:pPr>
               <w:spacing w:after="20" w:before="0"/>
             </w:pPr>
-            <w:hyperlink w:history="1" r:id="rId32doe5k6hpfmtjfwxl5lw">
+            <w:hyperlink w:history="1" r:id="rIdwwonz3xnkh2fnc6mqjvqp">
               <w:r>
                 <w:rPr>
                   <w:rFonts w:ascii="Arial" w:cs="Arial" w:eastAsia="Arial" w:hAnsi="Arial"/>
@@ -21900,7 +21900,7 @@
               <w:spacing w:after="10" w:before="0"/>
               <w:ind w:left="120"/>
             </w:pPr>
-            <w:hyperlink w:history="1" r:id="rIdug4h7hvj9zhdzpf12ujst">
+            <w:hyperlink w:history="1" r:id="rIdvlfjkwemu3dakp7q4xdwp">
               <w:r>
                 <w:rPr>
                   <w:rFonts w:ascii="Arial" w:cs="Arial" w:eastAsia="Arial" w:hAnsi="Arial"/>
@@ -22095,7 +22095,7 @@
             <w:pPr>
               <w:spacing w:after="20" w:before="0"/>
             </w:pPr>
-            <w:hyperlink w:history="1" r:id="rIdjjm9itz9dfb3fnoai9zfn">
+            <w:hyperlink w:history="1" r:id="rIdgkaxaouwwzzultoqxzjyh">
               <w:r>
                 <w:rPr>
                   <w:rFonts w:ascii="Arial" w:cs="Arial" w:eastAsia="Arial" w:hAnsi="Arial"/>
@@ -22128,7 +22128,7 @@
               <w:spacing w:after="10" w:before="0"/>
               <w:ind w:left="120"/>
             </w:pPr>
-            <w:hyperlink w:history="1" r:id="rIdlxl0uvkawovqkcz8yiytg">
+            <w:hyperlink w:history="1" r:id="rIdkyullu_lmwalkn5raqqj7">
               <w:r>
                 <w:rPr>
                   <w:rFonts w:ascii="Arial" w:cs="Arial" w:eastAsia="Arial" w:hAnsi="Arial"/>
@@ -22173,7 +22173,7 @@
             <w:pPr>
               <w:spacing w:after="20" w:before="0"/>
             </w:pPr>
-            <w:hyperlink w:history="1" r:id="rIdno21-xas_vm_u65n8tn8g">
+            <w:hyperlink w:history="1" r:id="rIdd_ovtskfswjdmpmgf6e8i">
               <w:r>
                 <w:rPr>
                   <w:rFonts w:ascii="Arial" w:cs="Arial" w:eastAsia="Arial" w:hAnsi="Arial"/>
@@ -22206,7 +22206,7 @@
               <w:spacing w:after="10" w:before="0"/>
               <w:ind w:left="120"/>
             </w:pPr>
-            <w:hyperlink w:history="1" r:id="rIdrf8b--npsbwt0msoxcxcp">
+            <w:hyperlink w:history="1" r:id="rId7djkf0osovk4gvjsclml5">
               <w:r>
                 <w:rPr>
                   <w:rFonts w:ascii="Arial" w:cs="Arial" w:eastAsia="Arial" w:hAnsi="Arial"/>
@@ -22401,7 +22401,7 @@
             <w:pPr>
               <w:spacing w:after="20" w:before="0"/>
             </w:pPr>
-            <w:hyperlink w:history="1" r:id="rIduegy--n-armedbx92shzk">
+            <w:hyperlink w:history="1" r:id="rIdjhlij9bizcwo2vz_uud-i">
               <w:r>
                 <w:rPr>
                   <w:rFonts w:ascii="Arial" w:cs="Arial" w:eastAsia="Arial" w:hAnsi="Arial"/>
@@ -22450,7 +22450,7 @@
               <w:spacing w:after="10" w:before="0"/>
               <w:ind w:left="120"/>
             </w:pPr>
-            <w:hyperlink w:history="1" r:id="rIdediulymre5qnw-3ysd70g">
+            <w:hyperlink w:history="1" r:id="rId_hqrfszzo52o4_4xptw8e">
               <w:r>
                 <w:rPr>
                   <w:rFonts w:ascii="Arial" w:cs="Arial" w:eastAsia="Arial" w:hAnsi="Arial"/>
@@ -22495,7 +22495,7 @@
             <w:pPr>
               <w:spacing w:after="20" w:before="0"/>
             </w:pPr>
-            <w:hyperlink w:history="1" r:id="rIdbmz73tktwrjg6niy2r8lv">
+            <w:hyperlink w:history="1" r:id="rId5edqobmogsvpajwvxoq5e">
               <w:r>
                 <w:rPr>
                   <w:rFonts w:ascii="Arial" w:cs="Arial" w:eastAsia="Arial" w:hAnsi="Arial"/>
@@ -22528,7 +22528,7 @@
               <w:spacing w:after="10" w:before="0"/>
               <w:ind w:left="120"/>
             </w:pPr>
-            <w:hyperlink w:history="1" r:id="rIdt0fthc_zz4aaqjjyebm6m">
+            <w:hyperlink w:history="1" r:id="rId4jl0e9-pik6cqj5ir95zv">
               <w:r>
                 <w:rPr>
                   <w:rFonts w:ascii="Arial" w:cs="Arial" w:eastAsia="Arial" w:hAnsi="Arial"/>
@@ -23040,7 +23040,7 @@
         </w:rPr>
         <w:t xml:space="preserve">© 2026 SeaVuria and ARES. Aligned with KICD objectives. Developed by SeaVuria; technical implementation by ARES (with AI assistance from Claude). Licensed under </w:t>
       </w:r>
-      <w:hyperlink w:history="1" r:id="rIdk7zvixhobbnclabycbdqb">
+      <w:hyperlink w:history="1" r:id="rIdkmkbkjjc1ypoblinr5z0s">
         <w:r>
           <w:rPr>
             <w:rFonts w:ascii="Arial" w:cs="Arial" w:eastAsia="Arial" w:hAnsi="Arial"/>
@@ -23061,7 +23061,7 @@
         </w:rPr>
         <w:t xml:space="preserve"> (</w:t>
       </w:r>
-      <w:hyperlink w:history="1" r:id="rIdinmf_4fn0oi3ctigo9rqx">
+      <w:hyperlink w:history="1" r:id="rIdnu4dnjdx_2cws9j4_lak_">
         <w:r>
           <w:rPr>
             <w:rFonts w:ascii="Arial" w:cs="Arial" w:eastAsia="Arial" w:hAnsi="Arial"/>
@@ -24074,7 +24074,7 @@
             <w:pPr>
               <w:spacing w:after="20" w:before="0"/>
             </w:pPr>
-            <w:hyperlink w:history="1" r:id="rIdhihvwhpfvx_glafvbx-a_">
+            <w:hyperlink w:history="1" r:id="rIdei75fj-u41ybwdah8hmrn">
               <w:r>
                 <w:rPr>
                   <w:rFonts w:ascii="Arial" w:cs="Arial" w:eastAsia="Arial" w:hAnsi="Arial"/>
@@ -24107,7 +24107,7 @@
               <w:spacing w:after="10" w:before="0"/>
               <w:ind w:left="120"/>
             </w:pPr>
-            <w:hyperlink w:history="1" r:id="rIdsrgcu95ws6xvvg0p7bnnc">
+            <w:hyperlink w:history="1" r:id="rIdxxono6nvpzgrl8ezhr2ay">
               <w:r>
                 <w:rPr>
                   <w:rFonts w:ascii="Arial" w:cs="Arial" w:eastAsia="Arial" w:hAnsi="Arial"/>
@@ -24152,7 +24152,7 @@
             <w:pPr>
               <w:spacing w:after="20" w:before="0"/>
             </w:pPr>
-            <w:hyperlink w:history="1" r:id="rId-41fbwbkcvash5i7bo9bj">
+            <w:hyperlink w:history="1" r:id="rIdpkj7xdv7o2nr-bg_k749s">
               <w:r>
                 <w:rPr>
                   <w:rFonts w:ascii="Arial" w:cs="Arial" w:eastAsia="Arial" w:hAnsi="Arial"/>
@@ -24185,7 +24185,7 @@
               <w:spacing w:after="10" w:before="0"/>
               <w:ind w:left="120"/>
             </w:pPr>
-            <w:hyperlink w:history="1" r:id="rId3nqlujjwj4r7i0o7mf_sd">
+            <w:hyperlink w:history="1" r:id="rIdbgi_l-kwl-i1cxobwzvkn">
               <w:r>
                 <w:rPr>
                   <w:rFonts w:ascii="Arial" w:cs="Arial" w:eastAsia="Arial" w:hAnsi="Arial"/>
@@ -24380,7 +24380,7 @@
             <w:pPr>
               <w:spacing w:after="20" w:before="0"/>
             </w:pPr>
-            <w:hyperlink w:history="1" r:id="rIdj3jja621aw_qvycp9s2pp">
+            <w:hyperlink w:history="1" r:id="rIdgsv8p4iuqszxf2nvjyx0v">
               <w:r>
                 <w:rPr>
                   <w:rFonts w:ascii="Arial" w:cs="Arial" w:eastAsia="Arial" w:hAnsi="Arial"/>
@@ -24413,7 +24413,7 @@
               <w:spacing w:after="10" w:before="0"/>
               <w:ind w:left="120"/>
             </w:pPr>
-            <w:hyperlink w:history="1" r:id="rIdlohyzbaa1aelag2eyilao">
+            <w:hyperlink w:history="1" r:id="rIdcl91p-0elhpezqibtfpvr">
               <w:r>
                 <w:rPr>
                   <w:rFonts w:ascii="Arial" w:cs="Arial" w:eastAsia="Arial" w:hAnsi="Arial"/>
@@ -24458,7 +24458,7 @@
             <w:pPr>
               <w:spacing w:after="20" w:before="0"/>
             </w:pPr>
-            <w:hyperlink w:history="1" r:id="rIdbsymehwpdawxhmbt9qupi">
+            <w:hyperlink w:history="1" r:id="rIdl5dbijaxlsiqwvylefcet">
               <w:r>
                 <w:rPr>
                   <w:rFonts w:ascii="Arial" w:cs="Arial" w:eastAsia="Arial" w:hAnsi="Arial"/>
@@ -24491,7 +24491,7 @@
               <w:spacing w:after="10" w:before="0"/>
               <w:ind w:left="120"/>
             </w:pPr>
-            <w:hyperlink w:history="1" r:id="rIdrnfvbdgqe8zezkkufosdd">
+            <w:hyperlink w:history="1" r:id="rIdqgkyvokye_g6csgjyyune">
               <w:r>
                 <w:rPr>
                   <w:rFonts w:ascii="Arial" w:cs="Arial" w:eastAsia="Arial" w:hAnsi="Arial"/>
@@ -24686,7 +24686,7 @@
             <w:pPr>
               <w:spacing w:after="20" w:before="0"/>
             </w:pPr>
-            <w:hyperlink w:history="1" r:id="rId2mskayatu3nxseegyop6_">
+            <w:hyperlink w:history="1" r:id="rId1kvxlr89nb-14kiz80w9l">
               <w:r>
                 <w:rPr>
                   <w:rFonts w:ascii="Arial" w:cs="Arial" w:eastAsia="Arial" w:hAnsi="Arial"/>
@@ -24719,7 +24719,7 @@
               <w:spacing w:after="10" w:before="0"/>
               <w:ind w:left="120"/>
             </w:pPr>
-            <w:hyperlink w:history="1" r:id="rIdku5fyzvq_whsshgf71srh">
+            <w:hyperlink w:history="1" r:id="rIdb0oeey9varflmlzt1riyy">
               <w:r>
                 <w:rPr>
                   <w:rFonts w:ascii="Arial" w:cs="Arial" w:eastAsia="Arial" w:hAnsi="Arial"/>
@@ -24764,7 +24764,7 @@
             <w:pPr>
               <w:spacing w:after="20" w:before="0"/>
             </w:pPr>
-            <w:hyperlink w:history="1" r:id="rIdrnmxyeihock19p6iaxxqf">
+            <w:hyperlink w:history="1" r:id="rIdjrvjcqwhm-2ebydis5vaq">
               <w:r>
                 <w:rPr>
                   <w:rFonts w:ascii="Arial" w:cs="Arial" w:eastAsia="Arial" w:hAnsi="Arial"/>
@@ -24797,7 +24797,7 @@
               <w:spacing w:after="10" w:before="0"/>
               <w:ind w:left="120"/>
             </w:pPr>
-            <w:hyperlink w:history="1" r:id="rIddkvpko-mtt39tmqgjbons">
+            <w:hyperlink w:history="1" r:id="rIdkinrsdeibaf0xkejn9din">
               <w:r>
                 <w:rPr>
                   <w:rFonts w:ascii="Arial" w:cs="Arial" w:eastAsia="Arial" w:hAnsi="Arial"/>
@@ -24992,7 +24992,7 @@
             <w:pPr>
               <w:spacing w:after="20" w:before="0"/>
             </w:pPr>
-            <w:hyperlink w:history="1" r:id="rIdtrmluyutyund8wobfkbnj">
+            <w:hyperlink w:history="1" r:id="rId3r7jz2e_rmb1sx2vy6o8r">
               <w:r>
                 <w:rPr>
                   <w:rFonts w:ascii="Arial" w:cs="Arial" w:eastAsia="Arial" w:hAnsi="Arial"/>
@@ -25025,7 +25025,7 @@
               <w:spacing w:after="10" w:before="0"/>
               <w:ind w:left="120"/>
             </w:pPr>
-            <w:hyperlink w:history="1" r:id="rId0o3tdzekqldccfpiqy9k6">
+            <w:hyperlink w:history="1" r:id="rIddh-iwocgkboz9_k-i8lx_">
               <w:r>
                 <w:rPr>
                   <w:rFonts w:ascii="Arial" w:cs="Arial" w:eastAsia="Arial" w:hAnsi="Arial"/>
@@ -25070,7 +25070,7 @@
             <w:pPr>
               <w:spacing w:after="20" w:before="0"/>
             </w:pPr>
-            <w:hyperlink w:history="1" r:id="rIdaldlhycircdpcybupngm5">
+            <w:hyperlink w:history="1" r:id="rIdmwed-x4c8bkjxn2yus8ob">
               <w:r>
                 <w:rPr>
                   <w:rFonts w:ascii="Arial" w:cs="Arial" w:eastAsia="Arial" w:hAnsi="Arial"/>
@@ -25103,7 +25103,7 @@
               <w:spacing w:after="10" w:before="0"/>
               <w:ind w:left="120"/>
             </w:pPr>
-            <w:hyperlink w:history="1" r:id="rId82hoezzwodfgilpybw6j0">
+            <w:hyperlink w:history="1" r:id="rIdffhawkldsi7gy2ykykktz">
               <w:r>
                 <w:rPr>
                   <w:rFonts w:ascii="Arial" w:cs="Arial" w:eastAsia="Arial" w:hAnsi="Arial"/>
@@ -25298,7 +25298,7 @@
             <w:pPr>
               <w:spacing w:after="20" w:before="0"/>
             </w:pPr>
-            <w:hyperlink w:history="1" r:id="rId2vn7tzjj31vlmeeoginza">
+            <w:hyperlink w:history="1" r:id="rIda5x8gbsgsjhtfayljyfab">
               <w:r>
                 <w:rPr>
                   <w:rFonts w:ascii="Arial" w:cs="Arial" w:eastAsia="Arial" w:hAnsi="Arial"/>
@@ -25347,7 +25347,7 @@
               <w:spacing w:after="10" w:before="0"/>
               <w:ind w:left="120"/>
             </w:pPr>
-            <w:hyperlink w:history="1" r:id="rIdbmxthenlggyfzetozcotj">
+            <w:hyperlink w:history="1" r:id="rIdf0g1g16jhoozy6trbnmzy">
               <w:r>
                 <w:rPr>
                   <w:rFonts w:ascii="Arial" w:cs="Arial" w:eastAsia="Arial" w:hAnsi="Arial"/>
@@ -25392,7 +25392,7 @@
             <w:pPr>
               <w:spacing w:after="20" w:before="0"/>
             </w:pPr>
-            <w:hyperlink w:history="1" r:id="rId9aqmzfebyazwufaxcij0a">
+            <w:hyperlink w:history="1" r:id="rIdt1kgghp6cnushqcs0q7il">
               <w:r>
                 <w:rPr>
                   <w:rFonts w:ascii="Arial" w:cs="Arial" w:eastAsia="Arial" w:hAnsi="Arial"/>
@@ -25425,7 +25425,7 @@
               <w:spacing w:after="10" w:before="0"/>
               <w:ind w:left="120"/>
             </w:pPr>
-            <w:hyperlink w:history="1" r:id="rId36gduse2wt_a9uszjnizt">
+            <w:hyperlink w:history="1" r:id="rIdattpgt_etuuyd40majkce">
               <w:r>
                 <w:rPr>
                   <w:rFonts w:ascii="Arial" w:cs="Arial" w:eastAsia="Arial" w:hAnsi="Arial"/>
@@ -26127,7 +26127,7 @@
         </w:rPr>
         <w:t xml:space="preserve">© 2026 SeaVuria and ARES. Aligned with KICD objectives. Developed by SeaVuria; technical implementation by ARES (with AI assistance from Claude). Licensed under </w:t>
       </w:r>
-      <w:hyperlink w:history="1" r:id="rId6wzk6i0_plabsr9ew87fn">
+      <w:hyperlink w:history="1" r:id="rId0yjzvxhz-f4qgjpzg1md6">
         <w:r>
           <w:rPr>
             <w:rFonts w:ascii="Arial" w:cs="Arial" w:eastAsia="Arial" w:hAnsi="Arial"/>
@@ -26148,7 +26148,7 @@
         </w:rPr>
         <w:t xml:space="preserve"> (</w:t>
       </w:r>
-      <w:hyperlink w:history="1" r:id="rIdwn7axvtn-czplyvgilkt_">
+      <w:hyperlink w:history="1" r:id="rIdyatdzbjzje5k2kf_cxd2a">
         <w:r>
           <w:rPr>
             <w:rFonts w:ascii="Arial" w:cs="Arial" w:eastAsia="Arial" w:hAnsi="Arial"/>

--- a/data/outputs/v2/Essential_Mathematics/SS2.4_Area_of_Polygons/Essential_Mathematics_Area_of_Polygons_CBE_LessonSequence.docx
+++ b/data/outputs/v2/Essential_Mathematics/SS2.4_Area_of_Polygons/Essential_Mathematics_Area_of_Polygons_CBE_LessonSequence.docx
@@ -2186,7 +2186,7 @@
         </w:rPr>
         <w:t xml:space="preserve">© 2026 SeaVuria and ARES. This work is licensed under a </w:t>
       </w:r>
-      <w:hyperlink w:history="1" r:id="rIdoatcuk8vjfuxy70pd1wha">
+      <w:hyperlink w:history="1" r:id="rIdpls8dv9oihie3gfkgjzrd">
         <w:r>
           <w:rPr>
             <w:rFonts w:ascii="Arial" w:cs="Arial" w:eastAsia="Arial" w:hAnsi="Arial"/>
@@ -2206,7 +2206,7 @@
         </w:rPr>
         <w:t xml:space="preserve"> (</w:t>
       </w:r>
-      <w:hyperlink w:history="1" r:id="rId1wh44syegicj_tmfkev07">
+      <w:hyperlink w:history="1" r:id="rId4zgz2pcjzprd8g4qv-la1">
         <w:r>
           <w:rPr>
             <w:rFonts w:ascii="Arial" w:cs="Arial" w:eastAsia="Arial" w:hAnsi="Arial"/>
@@ -2226,7 +2226,7 @@
         </w:rPr>
         <w:t xml:space="preserve">). To view a copy of this license, visit </w:t>
       </w:r>
-      <w:hyperlink w:history="1" r:id="rId8rby1a5cmxsuy7iolyvw3">
+      <w:hyperlink w:history="1" r:id="rIdtp4ms5jyfoq4ifo4n1d0u">
         <w:r>
           <w:rPr>
             <w:rFonts w:ascii="Arial" w:cs="Arial" w:eastAsia="Arial" w:hAnsi="Arial"/>
@@ -3397,7 +3397,7 @@
             <w:pPr>
               <w:spacing w:after="20" w:before="0"/>
             </w:pPr>
-            <w:hyperlink w:history="1" r:id="rId8tmtjojdvdmwbtb44nnkc">
+            <w:hyperlink w:history="1" r:id="rIdc-fqe0shhkn1jvyg2oopu">
               <w:r>
                 <w:rPr>
                   <w:rFonts w:ascii="Arial" w:cs="Arial" w:eastAsia="Arial" w:hAnsi="Arial"/>
@@ -3430,7 +3430,7 @@
               <w:spacing w:after="10" w:before="0"/>
               <w:ind w:left="120"/>
             </w:pPr>
-            <w:hyperlink w:history="1" r:id="rIdydsyzqwog8tbn6sfko3o8">
+            <w:hyperlink w:history="1" r:id="rIddq03xpwo-ulxse47ofylb">
               <w:r>
                 <w:rPr>
                   <w:rFonts w:ascii="Arial" w:cs="Arial" w:eastAsia="Arial" w:hAnsi="Arial"/>
@@ -3475,7 +3475,7 @@
             <w:pPr>
               <w:spacing w:after="20" w:before="0"/>
             </w:pPr>
-            <w:hyperlink w:history="1" r:id="rId1ldrkwyfmihauqb-uva_j">
+            <w:hyperlink w:history="1" r:id="rId-rqbvnl_qyg5n-rx6am6f">
               <w:r>
                 <w:rPr>
                   <w:rFonts w:ascii="Arial" w:cs="Arial" w:eastAsia="Arial" w:hAnsi="Arial"/>
@@ -3508,7 +3508,7 @@
               <w:spacing w:after="10" w:before="0"/>
               <w:ind w:left="120"/>
             </w:pPr>
-            <w:hyperlink w:history="1" r:id="rIdojw3ymatdfnvynb_7phan">
+            <w:hyperlink w:history="1" r:id="rIdjmju_ianp75udgf-pdcw0">
               <w:r>
                 <w:rPr>
                   <w:rFonts w:ascii="Arial" w:cs="Arial" w:eastAsia="Arial" w:hAnsi="Arial"/>
@@ -3703,7 +3703,7 @@
             <w:pPr>
               <w:spacing w:after="20" w:before="0"/>
             </w:pPr>
-            <w:hyperlink w:history="1" r:id="rIdersxhr5tgrxackksl4sbp">
+            <w:hyperlink w:history="1" r:id="rIdaq-rzmetlfq30qxkl-sos">
               <w:r>
                 <w:rPr>
                   <w:rFonts w:ascii="Arial" w:cs="Arial" w:eastAsia="Arial" w:hAnsi="Arial"/>
@@ -3736,7 +3736,7 @@
               <w:spacing w:after="10" w:before="0"/>
               <w:ind w:left="120"/>
             </w:pPr>
-            <w:hyperlink w:history="1" r:id="rIdzxklhxbzlyizphpq6ub0o">
+            <w:hyperlink w:history="1" r:id="rId-glgip4tpmaf8pvcg65ns">
               <w:r>
                 <w:rPr>
                   <w:rFonts w:ascii="Arial" w:cs="Arial" w:eastAsia="Arial" w:hAnsi="Arial"/>
@@ -3781,7 +3781,7 @@
             <w:pPr>
               <w:spacing w:after="20" w:before="0"/>
             </w:pPr>
-            <w:hyperlink w:history="1" r:id="rId4ryf5wmggyo5ijx508vpi">
+            <w:hyperlink w:history="1" r:id="rIdjnpvk4dfficxyiipsj3lc">
               <w:r>
                 <w:rPr>
                   <w:rFonts w:ascii="Arial" w:cs="Arial" w:eastAsia="Arial" w:hAnsi="Arial"/>
@@ -3814,7 +3814,7 @@
               <w:spacing w:after="10" w:before="0"/>
               <w:ind w:left="120"/>
             </w:pPr>
-            <w:hyperlink w:history="1" r:id="rIdyo6mcfk_tufrgnnhlkp9v">
+            <w:hyperlink w:history="1" r:id="rId99zhxkov6adlj5mzrvurh">
               <w:r>
                 <w:rPr>
                   <w:rFonts w:ascii="Arial" w:cs="Arial" w:eastAsia="Arial" w:hAnsi="Arial"/>
@@ -4009,7 +4009,7 @@
             <w:pPr>
               <w:spacing w:after="20" w:before="0"/>
             </w:pPr>
-            <w:hyperlink w:history="1" r:id="rIdgzfoy6da4-r26rns-n2_w">
+            <w:hyperlink w:history="1" r:id="rId4k_xalnw8mk-lwxhkdvso">
               <w:r>
                 <w:rPr>
                   <w:rFonts w:ascii="Arial" w:cs="Arial" w:eastAsia="Arial" w:hAnsi="Arial"/>
@@ -4058,7 +4058,7 @@
               <w:spacing w:after="10" w:before="0"/>
               <w:ind w:left="120"/>
             </w:pPr>
-            <w:hyperlink w:history="1" r:id="rIdog0dsxibxnkxkox3vle2q">
+            <w:hyperlink w:history="1" r:id="rIddzenmqplmo-hhrz1gijfd">
               <w:r>
                 <w:rPr>
                   <w:rFonts w:ascii="Arial" w:cs="Arial" w:eastAsia="Arial" w:hAnsi="Arial"/>
@@ -4103,7 +4103,7 @@
             <w:pPr>
               <w:spacing w:after="20" w:before="0"/>
             </w:pPr>
-            <w:hyperlink w:history="1" r:id="rIddcvv61758hygvbimb1vnj">
+            <w:hyperlink w:history="1" r:id="rIdu67hxrriouawf0yzk1bjw">
               <w:r>
                 <w:rPr>
                   <w:rFonts w:ascii="Arial" w:cs="Arial" w:eastAsia="Arial" w:hAnsi="Arial"/>
@@ -4136,7 +4136,7 @@
               <w:spacing w:after="10" w:before="0"/>
               <w:ind w:left="120"/>
             </w:pPr>
-            <w:hyperlink w:history="1" r:id="rIdpt9bf4s5a6ao07r1lflyr">
+            <w:hyperlink w:history="1" r:id="rIdjs05ymsovzto0py2fcfvy">
               <w:r>
                 <w:rPr>
                   <w:rFonts w:ascii="Arial" w:cs="Arial" w:eastAsia="Arial" w:hAnsi="Arial"/>
@@ -4331,7 +4331,7 @@
             <w:pPr>
               <w:spacing w:after="20" w:before="0"/>
             </w:pPr>
-            <w:hyperlink w:history="1" r:id="rIdo5o63ukhdmqfo2u9-ydn5">
+            <w:hyperlink w:history="1" r:id="rIdxhe9rpnsvdvwnkm9roq1s">
               <w:r>
                 <w:rPr>
                   <w:rFonts w:ascii="Arial" w:cs="Arial" w:eastAsia="Arial" w:hAnsi="Arial"/>
@@ -4380,7 +4380,7 @@
               <w:spacing w:after="10" w:before="0"/>
               <w:ind w:left="120"/>
             </w:pPr>
-            <w:hyperlink w:history="1" r:id="rIdvjy9emfkitwkv4pgrdekj">
+            <w:hyperlink w:history="1" r:id="rIdjuoaosq0rka7cfwgkzzee">
               <w:r>
                 <w:rPr>
                   <w:rFonts w:ascii="Arial" w:cs="Arial" w:eastAsia="Arial" w:hAnsi="Arial"/>
@@ -4425,7 +4425,7 @@
             <w:pPr>
               <w:spacing w:after="20" w:before="0"/>
             </w:pPr>
-            <w:hyperlink w:history="1" r:id="rIdpwqzknqqjghh0b2_xh9od">
+            <w:hyperlink w:history="1" r:id="rIdufwr9rhfyf6yxew2zkqyk">
               <w:r>
                 <w:rPr>
                   <w:rFonts w:ascii="Arial" w:cs="Arial" w:eastAsia="Arial" w:hAnsi="Arial"/>
@@ -4458,7 +4458,7 @@
               <w:spacing w:after="10" w:before="0"/>
               <w:ind w:left="120"/>
             </w:pPr>
-            <w:hyperlink w:history="1" r:id="rIdauj-cjm30cqxwb3x3hcdt">
+            <w:hyperlink w:history="1" r:id="rIdqq1t4b7-hlhrfsipeupcj">
               <w:r>
                 <w:rPr>
                   <w:rFonts w:ascii="Arial" w:cs="Arial" w:eastAsia="Arial" w:hAnsi="Arial"/>
@@ -4653,7 +4653,7 @@
             <w:pPr>
               <w:spacing w:after="20" w:before="0"/>
             </w:pPr>
-            <w:hyperlink w:history="1" r:id="rIdn8hifea0u8hvqgygol_tp">
+            <w:hyperlink w:history="1" r:id="rIdjfwd923vhwanbrznct3wo">
               <w:r>
                 <w:rPr>
                   <w:rFonts w:ascii="Arial" w:cs="Arial" w:eastAsia="Arial" w:hAnsi="Arial"/>
@@ -4702,7 +4702,7 @@
               <w:spacing w:after="10" w:before="0"/>
               <w:ind w:left="120"/>
             </w:pPr>
-            <w:hyperlink w:history="1" r:id="rIdcadytwl86bmhvqu3z_u9g">
+            <w:hyperlink w:history="1" r:id="rIdf7aqcnp3wfowuyw6uvmca">
               <w:r>
                 <w:rPr>
                   <w:rFonts w:ascii="Arial" w:cs="Arial" w:eastAsia="Arial" w:hAnsi="Arial"/>
@@ -4747,7 +4747,7 @@
             <w:pPr>
               <w:spacing w:after="20" w:before="0"/>
             </w:pPr>
-            <w:hyperlink w:history="1" r:id="rIdjl3_rtzuxwfojkpqvi6mv">
+            <w:hyperlink w:history="1" r:id="rIdy2yw8f4huxf63e_2j7hwa">
               <w:r>
                 <w:rPr>
                   <w:rFonts w:ascii="Arial" w:cs="Arial" w:eastAsia="Arial" w:hAnsi="Arial"/>
@@ -4796,7 +4796,7 @@
               <w:spacing w:after="10" w:before="0"/>
               <w:ind w:left="120"/>
             </w:pPr>
-            <w:hyperlink w:history="1" r:id="rIddubd4dxkzshwn0gbykmhw">
+            <w:hyperlink w:history="1" r:id="rIdpgowljx30ebba1gnvux5i">
               <w:r>
                 <w:rPr>
                   <w:rFonts w:ascii="Arial" w:cs="Arial" w:eastAsia="Arial" w:hAnsi="Arial"/>
@@ -5384,7 +5384,7 @@
         </w:rPr>
         <w:t xml:space="preserve">© 2026 SeaVuria and ARES. Aligned with KICD objectives. Developed by SeaVuria; technical implementation by ARES (with AI assistance from Claude). Licensed under </w:t>
       </w:r>
-      <w:hyperlink w:history="1" r:id="rIduahongmkpn988kky2gzbp">
+      <w:hyperlink w:history="1" r:id="rIdfjqf4m3m_llvnewviniaz">
         <w:r>
           <w:rPr>
             <w:rFonts w:ascii="Arial" w:cs="Arial" w:eastAsia="Arial" w:hAnsi="Arial"/>
@@ -5405,7 +5405,7 @@
         </w:rPr>
         <w:t xml:space="preserve"> (</w:t>
       </w:r>
-      <w:hyperlink w:history="1" r:id="rIdwjvxvozax1cib-gqkr8bb">
+      <w:hyperlink w:history="1" r:id="rIdm_g8f24kkhj72aztfa4yu">
         <w:r>
           <w:rPr>
             <w:rFonts w:ascii="Arial" w:cs="Arial" w:eastAsia="Arial" w:hAnsi="Arial"/>
@@ -6418,7 +6418,7 @@
             <w:pPr>
               <w:spacing w:after="20" w:before="0"/>
             </w:pPr>
-            <w:hyperlink w:history="1" r:id="rIdtpvouw-x3h0jsmbswe0ys">
+            <w:hyperlink w:history="1" r:id="rIdwbwdubqi11vldwsdiqv_g">
               <w:r>
                 <w:rPr>
                   <w:rFonts w:ascii="Arial" w:cs="Arial" w:eastAsia="Arial" w:hAnsi="Arial"/>
@@ -6451,7 +6451,7 @@
               <w:spacing w:after="10" w:before="0"/>
               <w:ind w:left="120"/>
             </w:pPr>
-            <w:hyperlink w:history="1" r:id="rIdntnkgejulutukmms07afb">
+            <w:hyperlink w:history="1" r:id="rIddcomozw4oxswrewpzfzo-">
               <w:r>
                 <w:rPr>
                   <w:rFonts w:ascii="Arial" w:cs="Arial" w:eastAsia="Arial" w:hAnsi="Arial"/>
@@ -6496,7 +6496,7 @@
             <w:pPr>
               <w:spacing w:after="20" w:before="0"/>
             </w:pPr>
-            <w:hyperlink w:history="1" r:id="rIdhflz4rrpvkzgo2-2wrhmu">
+            <w:hyperlink w:history="1" r:id="rIdzzmhzp3doogihdtuukvim">
               <w:r>
                 <w:rPr>
                   <w:rFonts w:ascii="Arial" w:cs="Arial" w:eastAsia="Arial" w:hAnsi="Arial"/>
@@ -6529,7 +6529,7 @@
               <w:spacing w:after="10" w:before="0"/>
               <w:ind w:left="120"/>
             </w:pPr>
-            <w:hyperlink w:history="1" r:id="rIdpr7og4l7wyxjss2rbxikt">
+            <w:hyperlink w:history="1" r:id="rIdc-po2e5xd9o_7gc0lzwa0">
               <w:r>
                 <w:rPr>
                   <w:rFonts w:ascii="Arial" w:cs="Arial" w:eastAsia="Arial" w:hAnsi="Arial"/>
@@ -6724,7 +6724,7 @@
             <w:pPr>
               <w:spacing w:after="20" w:before="0"/>
             </w:pPr>
-            <w:hyperlink w:history="1" r:id="rIdqjzg2rpnvpxb09qooeuly">
+            <w:hyperlink w:history="1" r:id="rIduwvimpfa3c1hgxcru4-0e">
               <w:r>
                 <w:rPr>
                   <w:rFonts w:ascii="Arial" w:cs="Arial" w:eastAsia="Arial" w:hAnsi="Arial"/>
@@ -6757,7 +6757,7 @@
               <w:spacing w:after="10" w:before="0"/>
               <w:ind w:left="120"/>
             </w:pPr>
-            <w:hyperlink w:history="1" r:id="rIdldsfapetqskf7sspivcbn">
+            <w:hyperlink w:history="1" r:id="rIdvqaizmsfvqp-gx-3ndrje">
               <w:r>
                 <w:rPr>
                   <w:rFonts w:ascii="Arial" w:cs="Arial" w:eastAsia="Arial" w:hAnsi="Arial"/>
@@ -6802,7 +6802,7 @@
             <w:pPr>
               <w:spacing w:after="20" w:before="0"/>
             </w:pPr>
-            <w:hyperlink w:history="1" r:id="rIdfdtmmbb0mfhnq4xto7fhj">
+            <w:hyperlink w:history="1" r:id="rId_huxusku4i54qg_tjttvc">
               <w:r>
                 <w:rPr>
                   <w:rFonts w:ascii="Arial" w:cs="Arial" w:eastAsia="Arial" w:hAnsi="Arial"/>
@@ -6835,7 +6835,7 @@
               <w:spacing w:after="10" w:before="0"/>
               <w:ind w:left="120"/>
             </w:pPr>
-            <w:hyperlink w:history="1" r:id="rIdmjnxm0w44yuvrwooink3w">
+            <w:hyperlink w:history="1" r:id="rIdvjmeagnuw7hkynxzzymgi">
               <w:r>
                 <w:rPr>
                   <w:rFonts w:ascii="Arial" w:cs="Arial" w:eastAsia="Arial" w:hAnsi="Arial"/>
@@ -7030,7 +7030,7 @@
             <w:pPr>
               <w:spacing w:after="20" w:before="0"/>
             </w:pPr>
-            <w:hyperlink w:history="1" r:id="rIdrfooxhj5vhcnhh17dy9kh">
+            <w:hyperlink w:history="1" r:id="rIdfnjklgrvg40s0kczgmohz">
               <w:r>
                 <w:rPr>
                   <w:rFonts w:ascii="Arial" w:cs="Arial" w:eastAsia="Arial" w:hAnsi="Arial"/>
@@ -7063,7 +7063,7 @@
               <w:spacing w:after="10" w:before="0"/>
               <w:ind w:left="120"/>
             </w:pPr>
-            <w:hyperlink w:history="1" r:id="rIdbjtssf4oxwnulnbhaae69">
+            <w:hyperlink w:history="1" r:id="rIdvuqu8famt-cdhav_mjqpw">
               <w:r>
                 <w:rPr>
                   <w:rFonts w:ascii="Arial" w:cs="Arial" w:eastAsia="Arial" w:hAnsi="Arial"/>
@@ -7108,7 +7108,7 @@
             <w:pPr>
               <w:spacing w:after="20" w:before="0"/>
             </w:pPr>
-            <w:hyperlink w:history="1" r:id="rIdcy1mf1ytgomabyt-uwr7p">
+            <w:hyperlink w:history="1" r:id="rIdhdejsgc7jsoglfrm3vx04">
               <w:r>
                 <w:rPr>
                   <w:rFonts w:ascii="Arial" w:cs="Arial" w:eastAsia="Arial" w:hAnsi="Arial"/>
@@ -7141,7 +7141,7 @@
               <w:spacing w:after="10" w:before="0"/>
               <w:ind w:left="120"/>
             </w:pPr>
-            <w:hyperlink w:history="1" r:id="rId2nmettt_lx2airc8okkpg">
+            <w:hyperlink w:history="1" r:id="rIdotlwdynwdbyn9isintrls">
               <w:r>
                 <w:rPr>
                   <w:rFonts w:ascii="Arial" w:cs="Arial" w:eastAsia="Arial" w:hAnsi="Arial"/>
@@ -7336,7 +7336,7 @@
             <w:pPr>
               <w:spacing w:after="20" w:before="0"/>
             </w:pPr>
-            <w:hyperlink w:history="1" r:id="rIdrz1u7hnfzoxqfbgiolpuz">
+            <w:hyperlink w:history="1" r:id="rIdmh5urai5iuqb8hcjdhcpe">
               <w:r>
                 <w:rPr>
                   <w:rFonts w:ascii="Arial" w:cs="Arial" w:eastAsia="Arial" w:hAnsi="Arial"/>
@@ -7369,7 +7369,7 @@
               <w:spacing w:after="10" w:before="0"/>
               <w:ind w:left="120"/>
             </w:pPr>
-            <w:hyperlink w:history="1" r:id="rIdtsso1d2kf-wgnvpxue-dj">
+            <w:hyperlink w:history="1" r:id="rIdhb6-zxfcslus9muyzim6s">
               <w:r>
                 <w:rPr>
                   <w:rFonts w:ascii="Arial" w:cs="Arial" w:eastAsia="Arial" w:hAnsi="Arial"/>
@@ -7414,7 +7414,7 @@
             <w:pPr>
               <w:spacing w:after="20" w:before="0"/>
             </w:pPr>
-            <w:hyperlink w:history="1" r:id="rIdy6xb8hw16see_l7ie2qaa">
+            <w:hyperlink w:history="1" r:id="rIdsaxkcxfheyhslawa6ohmm">
               <w:r>
                 <w:rPr>
                   <w:rFonts w:ascii="Arial" w:cs="Arial" w:eastAsia="Arial" w:hAnsi="Arial"/>
@@ -7447,7 +7447,7 @@
               <w:spacing w:after="10" w:before="0"/>
               <w:ind w:left="120"/>
             </w:pPr>
-            <w:hyperlink w:history="1" r:id="rId_rhc3zpor4fkrcdkc-5e3">
+            <w:hyperlink w:history="1" r:id="rIdermi2_5cqoztvjcg3mb9v">
               <w:r>
                 <w:rPr>
                   <w:rFonts w:ascii="Arial" w:cs="Arial" w:eastAsia="Arial" w:hAnsi="Arial"/>
@@ -7642,7 +7642,7 @@
             <w:pPr>
               <w:spacing w:after="20" w:before="0"/>
             </w:pPr>
-            <w:hyperlink w:history="1" r:id="rId0acvfooa8sjjhqnavbuwm">
+            <w:hyperlink w:history="1" r:id="rIddh2hdi6ffnasjms7jarz9">
               <w:r>
                 <w:rPr>
                   <w:rFonts w:ascii="Arial" w:cs="Arial" w:eastAsia="Arial" w:hAnsi="Arial"/>
@@ -7675,7 +7675,7 @@
               <w:spacing w:after="10" w:before="0"/>
               <w:ind w:left="120"/>
             </w:pPr>
-            <w:hyperlink w:history="1" r:id="rIdtjngls5gxcmyimqpmlqbs">
+            <w:hyperlink w:history="1" r:id="rIdhr36swlspikgo0w_bhq3d">
               <w:r>
                 <w:rPr>
                   <w:rFonts w:ascii="Arial" w:cs="Arial" w:eastAsia="Arial" w:hAnsi="Arial"/>
@@ -7720,7 +7720,7 @@
             <w:pPr>
               <w:spacing w:after="20" w:before="0"/>
             </w:pPr>
-            <w:hyperlink w:history="1" r:id="rIdiof6fdftzn62rny3om3-4">
+            <w:hyperlink w:history="1" r:id="rIdnuxmwbq98yjz9hivq-dz8">
               <w:r>
                 <w:rPr>
                   <w:rFonts w:ascii="Arial" w:cs="Arial" w:eastAsia="Arial" w:hAnsi="Arial"/>
@@ -7753,7 +7753,7 @@
               <w:spacing w:after="10" w:before="0"/>
               <w:ind w:left="120"/>
             </w:pPr>
-            <w:hyperlink w:history="1" r:id="rIduasg6hubn_rixltjlkyzx">
+            <w:hyperlink w:history="1" r:id="rIdngdvoyp5gnrwgyg7u8etw">
               <w:r>
                 <w:rPr>
                   <w:rFonts w:ascii="Arial" w:cs="Arial" w:eastAsia="Arial" w:hAnsi="Arial"/>
@@ -8265,7 +8265,7 @@
         </w:rPr>
         <w:t xml:space="preserve">© 2026 SeaVuria and ARES. Aligned with KICD objectives. Developed by SeaVuria; technical implementation by ARES (with AI assistance from Claude). Licensed under </w:t>
       </w:r>
-      <w:hyperlink w:history="1" r:id="rIdo3trgl3gge84xtowvbi5n">
+      <w:hyperlink w:history="1" r:id="rIdyqxhm0xik8cxtc65_jnfq">
         <w:r>
           <w:rPr>
             <w:rFonts w:ascii="Arial" w:cs="Arial" w:eastAsia="Arial" w:hAnsi="Arial"/>
@@ -8286,7 +8286,7 @@
         </w:rPr>
         <w:t xml:space="preserve"> (</w:t>
       </w:r>
-      <w:hyperlink w:history="1" r:id="rIdfahchpzyicesmbqzipidr">
+      <w:hyperlink w:history="1" r:id="rIdvhxjmgfgqgbnz5gx2igeu">
         <w:r>
           <w:rPr>
             <w:rFonts w:ascii="Arial" w:cs="Arial" w:eastAsia="Arial" w:hAnsi="Arial"/>
@@ -9299,7 +9299,7 @@
             <w:pPr>
               <w:spacing w:after="20" w:before="0"/>
             </w:pPr>
-            <w:hyperlink w:history="1" r:id="rIdznrfs0gypoyki5msgbi-n">
+            <w:hyperlink w:history="1" r:id="rIdtacgyajus5q7t3v2g5jiy">
               <w:r>
                 <w:rPr>
                   <w:rFonts w:ascii="Arial" w:cs="Arial" w:eastAsia="Arial" w:hAnsi="Arial"/>
@@ -9332,7 +9332,7 @@
               <w:spacing w:after="10" w:before="0"/>
               <w:ind w:left="120"/>
             </w:pPr>
-            <w:hyperlink w:history="1" r:id="rIdag0fid32hlqkqsmyyfcay">
+            <w:hyperlink w:history="1" r:id="rIdqzra5axgaxjcg58vbh5s-">
               <w:r>
                 <w:rPr>
                   <w:rFonts w:ascii="Arial" w:cs="Arial" w:eastAsia="Arial" w:hAnsi="Arial"/>
@@ -9377,7 +9377,7 @@
             <w:pPr>
               <w:spacing w:after="20" w:before="0"/>
             </w:pPr>
-            <w:hyperlink w:history="1" r:id="rIdpf7ymsi0d965tey2pm2xv">
+            <w:hyperlink w:history="1" r:id="rIdiv1b47q1bnxtgwqpbclej">
               <w:r>
                 <w:rPr>
                   <w:rFonts w:ascii="Arial" w:cs="Arial" w:eastAsia="Arial" w:hAnsi="Arial"/>
@@ -9410,7 +9410,7 @@
               <w:spacing w:after="10" w:before="0"/>
               <w:ind w:left="120"/>
             </w:pPr>
-            <w:hyperlink w:history="1" r:id="rIdj4sqlnyrcdjhwrkumv_ie">
+            <w:hyperlink w:history="1" r:id="rIdbgvh2_tlgtrrebmpsa6gt">
               <w:r>
                 <w:rPr>
                   <w:rFonts w:ascii="Arial" w:cs="Arial" w:eastAsia="Arial" w:hAnsi="Arial"/>
@@ -9605,7 +9605,7 @@
             <w:pPr>
               <w:spacing w:after="20" w:before="0"/>
             </w:pPr>
-            <w:hyperlink w:history="1" r:id="rIdj3c-js7y3me8bvtvphyfu">
+            <w:hyperlink w:history="1" r:id="rIdl6cipgvdk8n_iprtroazf">
               <w:r>
                 <w:rPr>
                   <w:rFonts w:ascii="Arial" w:cs="Arial" w:eastAsia="Arial" w:hAnsi="Arial"/>
@@ -9638,7 +9638,7 @@
               <w:spacing w:after="10" w:before="0"/>
               <w:ind w:left="120"/>
             </w:pPr>
-            <w:hyperlink w:history="1" r:id="rIdl7apbe1-ybefsaknbtemo">
+            <w:hyperlink w:history="1" r:id="rId2uqrq-c6pgxdadsndyrwx">
               <w:r>
                 <w:rPr>
                   <w:rFonts w:ascii="Arial" w:cs="Arial" w:eastAsia="Arial" w:hAnsi="Arial"/>
@@ -9683,7 +9683,7 @@
             <w:pPr>
               <w:spacing w:after="20" w:before="0"/>
             </w:pPr>
-            <w:hyperlink w:history="1" r:id="rIdh1d846iv9aecfzlqkfpmf">
+            <w:hyperlink w:history="1" r:id="rIdheiaqjfa4cuox0a_tye8b">
               <w:r>
                 <w:rPr>
                   <w:rFonts w:ascii="Arial" w:cs="Arial" w:eastAsia="Arial" w:hAnsi="Arial"/>
@@ -9716,7 +9716,7 @@
               <w:spacing w:after="10" w:before="0"/>
               <w:ind w:left="120"/>
             </w:pPr>
-            <w:hyperlink w:history="1" r:id="rIdwiin9qr8b38if95bhhgi6">
+            <w:hyperlink w:history="1" r:id="rIddx1csbtu24kmfdnbj327c">
               <w:r>
                 <w:rPr>
                   <w:rFonts w:ascii="Arial" w:cs="Arial" w:eastAsia="Arial" w:hAnsi="Arial"/>
@@ -9911,7 +9911,7 @@
             <w:pPr>
               <w:spacing w:after="20" w:before="0"/>
             </w:pPr>
-            <w:hyperlink w:history="1" r:id="rId3fsfjwvp6h0oqgzokcxxw">
+            <w:hyperlink w:history="1" r:id="rIdfdya0r7sjj6w8oqnd7ycr">
               <w:r>
                 <w:rPr>
                   <w:rFonts w:ascii="Arial" w:cs="Arial" w:eastAsia="Arial" w:hAnsi="Arial"/>
@@ -9960,7 +9960,7 @@
               <w:spacing w:after="10" w:before="0"/>
               <w:ind w:left="120"/>
             </w:pPr>
-            <w:hyperlink w:history="1" r:id="rIddjqduxdc0hnguyn690xex">
+            <w:hyperlink w:history="1" r:id="rIdirrusyltom7tiyqio2u62">
               <w:r>
                 <w:rPr>
                   <w:rFonts w:ascii="Arial" w:cs="Arial" w:eastAsia="Arial" w:hAnsi="Arial"/>
@@ -10005,7 +10005,7 @@
             <w:pPr>
               <w:spacing w:after="20" w:before="0"/>
             </w:pPr>
-            <w:hyperlink w:history="1" r:id="rIdodruc4tyz8weqe51ry9vl">
+            <w:hyperlink w:history="1" r:id="rId70ag_gl0hcjevrziud5rl">
               <w:r>
                 <w:rPr>
                   <w:rFonts w:ascii="Arial" w:cs="Arial" w:eastAsia="Arial" w:hAnsi="Arial"/>
@@ -10038,7 +10038,7 @@
               <w:spacing w:after="10" w:before="0"/>
               <w:ind w:left="120"/>
             </w:pPr>
-            <w:hyperlink w:history="1" r:id="rIdneyocod57ye5akylhysef">
+            <w:hyperlink w:history="1" r:id="rIddmhf8cps00d1mw-64yjyn">
               <w:r>
                 <w:rPr>
                   <w:rFonts w:ascii="Arial" w:cs="Arial" w:eastAsia="Arial" w:hAnsi="Arial"/>
@@ -10233,7 +10233,7 @@
             <w:pPr>
               <w:spacing w:after="20" w:before="0"/>
             </w:pPr>
-            <w:hyperlink w:history="1" r:id="rIdgcjosebongxryrw4caxvb">
+            <w:hyperlink w:history="1" r:id="rIdajfqtmrc5frmvukfna63y">
               <w:r>
                 <w:rPr>
                   <w:rFonts w:ascii="Arial" w:cs="Arial" w:eastAsia="Arial" w:hAnsi="Arial"/>
@@ -10282,7 +10282,7 @@
               <w:spacing w:after="10" w:before="0"/>
               <w:ind w:left="120"/>
             </w:pPr>
-            <w:hyperlink w:history="1" r:id="rIdvfil9aubtlbaq-xiqllu_">
+            <w:hyperlink w:history="1" r:id="rIda9tg34s3aiv17vlmhzp7w">
               <w:r>
                 <w:rPr>
                   <w:rFonts w:ascii="Arial" w:cs="Arial" w:eastAsia="Arial" w:hAnsi="Arial"/>
@@ -10327,7 +10327,7 @@
             <w:pPr>
               <w:spacing w:after="20" w:before="0"/>
             </w:pPr>
-            <w:hyperlink w:history="1" r:id="rIdcf6y93vvk6fivmxe7mmjz">
+            <w:hyperlink w:history="1" r:id="rId-3ybkngar67usyi5w9ufm">
               <w:r>
                 <w:rPr>
                   <w:rFonts w:ascii="Arial" w:cs="Arial" w:eastAsia="Arial" w:hAnsi="Arial"/>
@@ -10360,7 +10360,7 @@
               <w:spacing w:after="10" w:before="0"/>
               <w:ind w:left="120"/>
             </w:pPr>
-            <w:hyperlink w:history="1" r:id="rIdmhg9oswexhf09il7_klrr">
+            <w:hyperlink w:history="1" r:id="rIdqa40of8leswf1vcgufr-v">
               <w:r>
                 <w:rPr>
                   <w:rFonts w:ascii="Arial" w:cs="Arial" w:eastAsia="Arial" w:hAnsi="Arial"/>
@@ -10555,7 +10555,7 @@
             <w:pPr>
               <w:spacing w:after="20" w:before="0"/>
             </w:pPr>
-            <w:hyperlink w:history="1" r:id="rIdayithrkanw-l4p2_my4du">
+            <w:hyperlink w:history="1" r:id="rIdr6q5aswurfpiwqcjybj91">
               <w:r>
                 <w:rPr>
                   <w:rFonts w:ascii="Arial" w:cs="Arial" w:eastAsia="Arial" w:hAnsi="Arial"/>
@@ -10604,7 +10604,7 @@
               <w:spacing w:after="10" w:before="0"/>
               <w:ind w:left="120"/>
             </w:pPr>
-            <w:hyperlink w:history="1" r:id="rIdhxvqdxhuh_n9nzhpzpk77">
+            <w:hyperlink w:history="1" r:id="rIdbpbppuhl42dln6hft52tc">
               <w:r>
                 <w:rPr>
                   <w:rFonts w:ascii="Arial" w:cs="Arial" w:eastAsia="Arial" w:hAnsi="Arial"/>
@@ -10649,7 +10649,7 @@
             <w:pPr>
               <w:spacing w:after="20" w:before="0"/>
             </w:pPr>
-            <w:hyperlink w:history="1" r:id="rIdrp9eo_pjdwfny62grilaj">
+            <w:hyperlink w:history="1" r:id="rIdbxorf-rfyn7fflzzvq1rh">
               <w:r>
                 <w:rPr>
                   <w:rFonts w:ascii="Arial" w:cs="Arial" w:eastAsia="Arial" w:hAnsi="Arial"/>
@@ -10698,7 +10698,7 @@
               <w:spacing w:after="10" w:before="0"/>
               <w:ind w:left="120"/>
             </w:pPr>
-            <w:hyperlink w:history="1" r:id="rId2cgre0okbigooa528qsyp">
+            <w:hyperlink w:history="1" r:id="rId2kpdmessxjgvjbd-_ilc_">
               <w:r>
                 <w:rPr>
                   <w:rFonts w:ascii="Arial" w:cs="Arial" w:eastAsia="Arial" w:hAnsi="Arial"/>
@@ -11210,7 +11210,7 @@
         </w:rPr>
         <w:t xml:space="preserve">© 2026 SeaVuria and ARES. Aligned with KICD objectives. Developed by SeaVuria; technical implementation by ARES (with AI assistance from Claude). Licensed under </w:t>
       </w:r>
-      <w:hyperlink w:history="1" r:id="rIdo8u_y7h7gzpq5fsi93avd">
+      <w:hyperlink w:history="1" r:id="rIduqwcdekycczqucgerxvis">
         <w:r>
           <w:rPr>
             <w:rFonts w:ascii="Arial" w:cs="Arial" w:eastAsia="Arial" w:hAnsi="Arial"/>
@@ -11231,7 +11231,7 @@
         </w:rPr>
         <w:t xml:space="preserve"> (</w:t>
       </w:r>
-      <w:hyperlink w:history="1" r:id="rIdwxh1l5jci69ktl-z4_b5k">
+      <w:hyperlink w:history="1" r:id="rIdgxfni_cz04ezfoxvmhw68">
         <w:r>
           <w:rPr>
             <w:rFonts w:ascii="Arial" w:cs="Arial" w:eastAsia="Arial" w:hAnsi="Arial"/>
@@ -12244,7 +12244,7 @@
             <w:pPr>
               <w:spacing w:after="20" w:before="0"/>
             </w:pPr>
-            <w:hyperlink w:history="1" r:id="rIdnmqzhawlgqas6nbzl4lub">
+            <w:hyperlink w:history="1" r:id="rIdd2ysj0a1yyvarqmxeldso">
               <w:r>
                 <w:rPr>
                   <w:rFonts w:ascii="Arial" w:cs="Arial" w:eastAsia="Arial" w:hAnsi="Arial"/>
@@ -12277,7 +12277,7 @@
               <w:spacing w:after="10" w:before="0"/>
               <w:ind w:left="120"/>
             </w:pPr>
-            <w:hyperlink w:history="1" r:id="rIdwxnflc1ex1muizbf3_i5v">
+            <w:hyperlink w:history="1" r:id="rIdsc1gecqp9io5fncbfcv2t">
               <w:r>
                 <w:rPr>
                   <w:rFonts w:ascii="Arial" w:cs="Arial" w:eastAsia="Arial" w:hAnsi="Arial"/>
@@ -12322,7 +12322,7 @@
             <w:pPr>
               <w:spacing w:after="20" w:before="0"/>
             </w:pPr>
-            <w:hyperlink w:history="1" r:id="rIdum0_n01favclo1hvj5myg">
+            <w:hyperlink w:history="1" r:id="rIdpyhjbc9bqv-tdhs-n_y95">
               <w:r>
                 <w:rPr>
                   <w:rFonts w:ascii="Arial" w:cs="Arial" w:eastAsia="Arial" w:hAnsi="Arial"/>
@@ -12355,7 +12355,7 @@
               <w:spacing w:after="10" w:before="0"/>
               <w:ind w:left="120"/>
             </w:pPr>
-            <w:hyperlink w:history="1" r:id="rId7xungjvxvhocj45oephbb">
+            <w:hyperlink w:history="1" r:id="rId0y10th1ytumrda2reks8p">
               <w:r>
                 <w:rPr>
                   <w:rFonts w:ascii="Arial" w:cs="Arial" w:eastAsia="Arial" w:hAnsi="Arial"/>
@@ -12550,7 +12550,7 @@
             <w:pPr>
               <w:spacing w:after="20" w:before="0"/>
             </w:pPr>
-            <w:hyperlink w:history="1" r:id="rIdstliz2srh4cegawyy172o">
+            <w:hyperlink w:history="1" r:id="rIdxiz7v96zeoctwdqrw56mr">
               <w:r>
                 <w:rPr>
                   <w:rFonts w:ascii="Arial" w:cs="Arial" w:eastAsia="Arial" w:hAnsi="Arial"/>
@@ -12583,7 +12583,7 @@
               <w:spacing w:after="10" w:before="0"/>
               <w:ind w:left="120"/>
             </w:pPr>
-            <w:hyperlink w:history="1" r:id="rIdgkujcmx_y1k1hpbiqy2vw">
+            <w:hyperlink w:history="1" r:id="rIdxnw3dckeovdwpempvuwd0">
               <w:r>
                 <w:rPr>
                   <w:rFonts w:ascii="Arial" w:cs="Arial" w:eastAsia="Arial" w:hAnsi="Arial"/>
@@ -12628,7 +12628,7 @@
             <w:pPr>
               <w:spacing w:after="20" w:before="0"/>
             </w:pPr>
-            <w:hyperlink w:history="1" r:id="rIdpnnv1-x0ewrzbhctixnic">
+            <w:hyperlink w:history="1" r:id="rIdmf4izwqwewffsnn4ejdjd">
               <w:r>
                 <w:rPr>
                   <w:rFonts w:ascii="Arial" w:cs="Arial" w:eastAsia="Arial" w:hAnsi="Arial"/>
@@ -12661,7 +12661,7 @@
               <w:spacing w:after="10" w:before="0"/>
               <w:ind w:left="120"/>
             </w:pPr>
-            <w:hyperlink w:history="1" r:id="rIdpp_0imjbkcegdrwjxm5_j">
+            <w:hyperlink w:history="1" r:id="rIdokmrb60jv406fgamtmvbo">
               <w:r>
                 <w:rPr>
                   <w:rFonts w:ascii="Arial" w:cs="Arial" w:eastAsia="Arial" w:hAnsi="Arial"/>
@@ -12856,7 +12856,7 @@
             <w:pPr>
               <w:spacing w:after="20" w:before="0"/>
             </w:pPr>
-            <w:hyperlink w:history="1" r:id="rIdkejwzh3lgbtkdevzuoqua">
+            <w:hyperlink w:history="1" r:id="rId1fevyhv7wqmnftkb_jgsv">
               <w:r>
                 <w:rPr>
                   <w:rFonts w:ascii="Arial" w:cs="Arial" w:eastAsia="Arial" w:hAnsi="Arial"/>
@@ -12889,7 +12889,7 @@
               <w:spacing w:after="10" w:before="0"/>
               <w:ind w:left="120"/>
             </w:pPr>
-            <w:hyperlink w:history="1" r:id="rIdm0bpze5oe1uctp2xrzdbm">
+            <w:hyperlink w:history="1" r:id="rIdk-inhbi-n8ucmgryfpy7f">
               <w:r>
                 <w:rPr>
                   <w:rFonts w:ascii="Arial" w:cs="Arial" w:eastAsia="Arial" w:hAnsi="Arial"/>
@@ -12934,7 +12934,7 @@
             <w:pPr>
               <w:spacing w:after="20" w:before="0"/>
             </w:pPr>
-            <w:hyperlink w:history="1" r:id="rId5ud0tmqzzqbvev7liwfl5">
+            <w:hyperlink w:history="1" r:id="rIdmgpvstrsbfqfrkrmviqbe">
               <w:r>
                 <w:rPr>
                   <w:rFonts w:ascii="Arial" w:cs="Arial" w:eastAsia="Arial" w:hAnsi="Arial"/>
@@ -12983,7 +12983,7 @@
               <w:spacing w:after="10" w:before="0"/>
               <w:ind w:left="120"/>
             </w:pPr>
-            <w:hyperlink w:history="1" r:id="rId0przwinogimg5ok1abutd">
+            <w:hyperlink w:history="1" r:id="rIdprymeecil06ogvgevku-x">
               <w:r>
                 <w:rPr>
                   <w:rFonts w:ascii="Arial" w:cs="Arial" w:eastAsia="Arial" w:hAnsi="Arial"/>
@@ -13178,7 +13178,7 @@
             <w:pPr>
               <w:spacing w:after="20" w:before="0"/>
             </w:pPr>
-            <w:hyperlink w:history="1" r:id="rIdycsvmzdzbdhfpt9b0hd82">
+            <w:hyperlink w:history="1" r:id="rIdmx2ivcxzkgub2e0qote4z">
               <w:r>
                 <w:rPr>
                   <w:rFonts w:ascii="Arial" w:cs="Arial" w:eastAsia="Arial" w:hAnsi="Arial"/>
@@ -13211,7 +13211,7 @@
               <w:spacing w:after="10" w:before="0"/>
               <w:ind w:left="120"/>
             </w:pPr>
-            <w:hyperlink w:history="1" r:id="rIdskm6v9bbly48odtpkyhxk">
+            <w:hyperlink w:history="1" r:id="rIdn8tbjh1tgd-ambkqosyu4">
               <w:r>
                 <w:rPr>
                   <w:rFonts w:ascii="Arial" w:cs="Arial" w:eastAsia="Arial" w:hAnsi="Arial"/>
@@ -13256,7 +13256,7 @@
             <w:pPr>
               <w:spacing w:after="20" w:before="0"/>
             </w:pPr>
-            <w:hyperlink w:history="1" r:id="rIdjnri2gqcxnn_q9c2xtt19">
+            <w:hyperlink w:history="1" r:id="rIdievqvi58yxp4fsc45n_r1">
               <w:r>
                 <w:rPr>
                   <w:rFonts w:ascii="Arial" w:cs="Arial" w:eastAsia="Arial" w:hAnsi="Arial"/>
@@ -13305,7 +13305,7 @@
               <w:spacing w:after="10" w:before="0"/>
               <w:ind w:left="120"/>
             </w:pPr>
-            <w:hyperlink w:history="1" r:id="rIdppzdwvezvheq9rrb-rrdl">
+            <w:hyperlink w:history="1" r:id="rIdyhlhgymona8zbmkclzd-6">
               <w:r>
                 <w:rPr>
                   <w:rFonts w:ascii="Arial" w:cs="Arial" w:eastAsia="Arial" w:hAnsi="Arial"/>
@@ -13500,7 +13500,7 @@
             <w:pPr>
               <w:spacing w:after="20" w:before="0"/>
             </w:pPr>
-            <w:hyperlink w:history="1" r:id="rIdheehw-tgion28zn7l-3ah">
+            <w:hyperlink w:history="1" r:id="rIdjkpvs0fadtei-qdzz2qne">
               <w:r>
                 <w:rPr>
                   <w:rFonts w:ascii="Arial" w:cs="Arial" w:eastAsia="Arial" w:hAnsi="Arial"/>
@@ -13533,7 +13533,7 @@
               <w:spacing w:after="10" w:before="0"/>
               <w:ind w:left="120"/>
             </w:pPr>
-            <w:hyperlink w:history="1" r:id="rIdkxfv5avyjovsrdcep_pwr">
+            <w:hyperlink w:history="1" r:id="rIdyqdcqcjmcdxthbuaq9eiw">
               <w:r>
                 <w:rPr>
                   <w:rFonts w:ascii="Arial" w:cs="Arial" w:eastAsia="Arial" w:hAnsi="Arial"/>
@@ -13578,7 +13578,7 @@
             <w:pPr>
               <w:spacing w:after="20" w:before="0"/>
             </w:pPr>
-            <w:hyperlink w:history="1" r:id="rIdbktbm090b6zqi4suqflm-">
+            <w:hyperlink w:history="1" r:id="rId4v6jhxsmnv6glq0xxi03f">
               <w:r>
                 <w:rPr>
                   <w:rFonts w:ascii="Arial" w:cs="Arial" w:eastAsia="Arial" w:hAnsi="Arial"/>
@@ -13627,7 +13627,7 @@
               <w:spacing w:after="10" w:before="0"/>
               <w:ind w:left="120"/>
             </w:pPr>
-            <w:hyperlink w:history="1" r:id="rIdqrs1r7hmii9wdanwqudhr">
+            <w:hyperlink w:history="1" r:id="rId0gdxkuqjippyhfig4sz1h">
               <w:r>
                 <w:rPr>
                   <w:rFonts w:ascii="Arial" w:cs="Arial" w:eastAsia="Arial" w:hAnsi="Arial"/>
@@ -14139,7 +14139,7 @@
         </w:rPr>
         <w:t xml:space="preserve">© 2026 SeaVuria and ARES. Aligned with KICD objectives. Developed by SeaVuria; technical implementation by ARES (with AI assistance from Claude). Licensed under </w:t>
       </w:r>
-      <w:hyperlink w:history="1" r:id="rIdczoh_cgkftzzi25e5ot9l">
+      <w:hyperlink w:history="1" r:id="rIdpsz4jvxzwy555g_f7o7ta">
         <w:r>
           <w:rPr>
             <w:rFonts w:ascii="Arial" w:cs="Arial" w:eastAsia="Arial" w:hAnsi="Arial"/>
@@ -14160,7 +14160,7 @@
         </w:rPr>
         <w:t xml:space="preserve"> (</w:t>
       </w:r>
-      <w:hyperlink w:history="1" r:id="rIdk1naxiazf3rnnowag4pag">
+      <w:hyperlink w:history="1" r:id="rIdf1ruyrg_iznembbv9-kqp">
         <w:r>
           <w:rPr>
             <w:rFonts w:ascii="Arial" w:cs="Arial" w:eastAsia="Arial" w:hAnsi="Arial"/>
@@ -15173,7 +15173,7 @@
             <w:pPr>
               <w:spacing w:after="20" w:before="0"/>
             </w:pPr>
-            <w:hyperlink w:history="1" r:id="rId7r6_k_sxxbgwlsyusxyul">
+            <w:hyperlink w:history="1" r:id="rIdiwzpmahpzdmhw43mlibib">
               <w:r>
                 <w:rPr>
                   <w:rFonts w:ascii="Arial" w:cs="Arial" w:eastAsia="Arial" w:hAnsi="Arial"/>
@@ -15206,7 +15206,7 @@
               <w:spacing w:after="10" w:before="0"/>
               <w:ind w:left="120"/>
             </w:pPr>
-            <w:hyperlink w:history="1" r:id="rIdf2u_tsfzor9culkjasmud">
+            <w:hyperlink w:history="1" r:id="rIdbzpzmqiwvtzjjf-sso1ru">
               <w:r>
                 <w:rPr>
                   <w:rFonts w:ascii="Arial" w:cs="Arial" w:eastAsia="Arial" w:hAnsi="Arial"/>
@@ -15251,7 +15251,7 @@
             <w:pPr>
               <w:spacing w:after="20" w:before="0"/>
             </w:pPr>
-            <w:hyperlink w:history="1" r:id="rIdkcxb7wh6kysk-vrhbjzpm">
+            <w:hyperlink w:history="1" r:id="rIdzm26vog-cqj6ui4nkewpb">
               <w:r>
                 <w:rPr>
                   <w:rFonts w:ascii="Arial" w:cs="Arial" w:eastAsia="Arial" w:hAnsi="Arial"/>
@@ -15284,7 +15284,7 @@
               <w:spacing w:after="10" w:before="0"/>
               <w:ind w:left="120"/>
             </w:pPr>
-            <w:hyperlink w:history="1" r:id="rIde9n_zzjqdizzp3uobl8h1">
+            <w:hyperlink w:history="1" r:id="rIdye8573k7jrifgtadmoddk">
               <w:r>
                 <w:rPr>
                   <w:rFonts w:ascii="Arial" w:cs="Arial" w:eastAsia="Arial" w:hAnsi="Arial"/>
@@ -15479,7 +15479,7 @@
             <w:pPr>
               <w:spacing w:after="20" w:before="0"/>
             </w:pPr>
-            <w:hyperlink w:history="1" r:id="rIdyny4itnwqekcfcfisnwhc">
+            <w:hyperlink w:history="1" r:id="rIdqsxvnjqu1v_jxvh_joznl">
               <w:r>
                 <w:rPr>
                   <w:rFonts w:ascii="Arial" w:cs="Arial" w:eastAsia="Arial" w:hAnsi="Arial"/>
@@ -15512,7 +15512,7 @@
               <w:spacing w:after="10" w:before="0"/>
               <w:ind w:left="120"/>
             </w:pPr>
-            <w:hyperlink w:history="1" r:id="rIdbi0zxudfdzhbgpo-nf2sy">
+            <w:hyperlink w:history="1" r:id="rId1pfui82r2qlnej_vgu1sg">
               <w:r>
                 <w:rPr>
                   <w:rFonts w:ascii="Arial" w:cs="Arial" w:eastAsia="Arial" w:hAnsi="Arial"/>
@@ -15557,7 +15557,7 @@
             <w:pPr>
               <w:spacing w:after="20" w:before="0"/>
             </w:pPr>
-            <w:hyperlink w:history="1" r:id="rIdgc87uribqkt3djwevi1x4">
+            <w:hyperlink w:history="1" r:id="rIdqvsmub6yppyvfxqrnltjr">
               <w:r>
                 <w:rPr>
                   <w:rFonts w:ascii="Arial" w:cs="Arial" w:eastAsia="Arial" w:hAnsi="Arial"/>
@@ -15590,7 +15590,7 @@
               <w:spacing w:after="10" w:before="0"/>
               <w:ind w:left="120"/>
             </w:pPr>
-            <w:hyperlink w:history="1" r:id="rIdz4xoxrycqo3w4vek3ihs0">
+            <w:hyperlink w:history="1" r:id="rId_qgo-uofodawjkxj6ujjf">
               <w:r>
                 <w:rPr>
                   <w:rFonts w:ascii="Arial" w:cs="Arial" w:eastAsia="Arial" w:hAnsi="Arial"/>
@@ -15785,7 +15785,7 @@
             <w:pPr>
               <w:spacing w:after="20" w:before="0"/>
             </w:pPr>
-            <w:hyperlink w:history="1" r:id="rIdttqnx2pzll33g62wvkqcy">
+            <w:hyperlink w:history="1" r:id="rId6znul1ummovpxig7a5r4h">
               <w:r>
                 <w:rPr>
                   <w:rFonts w:ascii="Arial" w:cs="Arial" w:eastAsia="Arial" w:hAnsi="Arial"/>
@@ -15818,7 +15818,7 @@
               <w:spacing w:after="10" w:before="0"/>
               <w:ind w:left="120"/>
             </w:pPr>
-            <w:hyperlink w:history="1" r:id="rIdf4tteeli1ttaayxe35m9w">
+            <w:hyperlink w:history="1" r:id="rIdeorva7gvii6kffyco4tkn">
               <w:r>
                 <w:rPr>
                   <w:rFonts w:ascii="Arial" w:cs="Arial" w:eastAsia="Arial" w:hAnsi="Arial"/>
@@ -15863,7 +15863,7 @@
             <w:pPr>
               <w:spacing w:after="20" w:before="0"/>
             </w:pPr>
-            <w:hyperlink w:history="1" r:id="rIdn5yx176mjob-3k1mffjhz">
+            <w:hyperlink w:history="1" r:id="rIduruszxszsicosnsnqn8ew">
               <w:r>
                 <w:rPr>
                   <w:rFonts w:ascii="Arial" w:cs="Arial" w:eastAsia="Arial" w:hAnsi="Arial"/>
@@ -15912,7 +15912,7 @@
               <w:spacing w:after="10" w:before="0"/>
               <w:ind w:left="120"/>
             </w:pPr>
-            <w:hyperlink w:history="1" r:id="rIdsjawir5m_1fe4nyn4guti">
+            <w:hyperlink w:history="1" r:id="rId0baamwddpfefqoyscshzg">
               <w:r>
                 <w:rPr>
                   <w:rFonts w:ascii="Arial" w:cs="Arial" w:eastAsia="Arial" w:hAnsi="Arial"/>
@@ -16107,7 +16107,7 @@
             <w:pPr>
               <w:spacing w:after="20" w:before="0"/>
             </w:pPr>
-            <w:hyperlink w:history="1" r:id="rIdmqkkgfi5hlf1dnwbhr4nz">
+            <w:hyperlink w:history="1" r:id="rIdbmy0ih31uumfq2-nxabsv">
               <w:r>
                 <w:rPr>
                   <w:rFonts w:ascii="Arial" w:cs="Arial" w:eastAsia="Arial" w:hAnsi="Arial"/>
@@ -16140,7 +16140,7 @@
               <w:spacing w:after="10" w:before="0"/>
               <w:ind w:left="120"/>
             </w:pPr>
-            <w:hyperlink w:history="1" r:id="rIdsixcyrroaegx0yv_4ndw0">
+            <w:hyperlink w:history="1" r:id="rIdioizb28zw__qryiltpxk_">
               <w:r>
                 <w:rPr>
                   <w:rFonts w:ascii="Arial" w:cs="Arial" w:eastAsia="Arial" w:hAnsi="Arial"/>
@@ -16185,7 +16185,7 @@
             <w:pPr>
               <w:spacing w:after="20" w:before="0"/>
             </w:pPr>
-            <w:hyperlink w:history="1" r:id="rIdw-ywirv11zd3mxgk5q35t">
+            <w:hyperlink w:history="1" r:id="rIdqsat2vyft27gkzulwwglj">
               <w:r>
                 <w:rPr>
                   <w:rFonts w:ascii="Arial" w:cs="Arial" w:eastAsia="Arial" w:hAnsi="Arial"/>
@@ -16234,7 +16234,7 @@
               <w:spacing w:after="10" w:before="0"/>
               <w:ind w:left="120"/>
             </w:pPr>
-            <w:hyperlink w:history="1" r:id="rIdfu321gx-iau9gw49k7tcm">
+            <w:hyperlink w:history="1" r:id="rIdh3rj6a3mqvmyceg-v2jix">
               <w:r>
                 <w:rPr>
                   <w:rFonts w:ascii="Arial" w:cs="Arial" w:eastAsia="Arial" w:hAnsi="Arial"/>
@@ -16429,7 +16429,7 @@
             <w:pPr>
               <w:spacing w:after="20" w:before="0"/>
             </w:pPr>
-            <w:hyperlink w:history="1" r:id="rIdryzbpvo2hygk-otuwv3p8">
+            <w:hyperlink w:history="1" r:id="rIdzry1k5ccd08n_feyxcva6">
               <w:r>
                 <w:rPr>
                   <w:rFonts w:ascii="Arial" w:cs="Arial" w:eastAsia="Arial" w:hAnsi="Arial"/>
@@ -16478,7 +16478,7 @@
               <w:spacing w:after="10" w:before="0"/>
               <w:ind w:left="120"/>
             </w:pPr>
-            <w:hyperlink w:history="1" r:id="rIdki18okfcsycrlxnt-zg9e">
+            <w:hyperlink w:history="1" r:id="rId-zexavx9np9jzvg3fgyc_">
               <w:r>
                 <w:rPr>
                   <w:rFonts w:ascii="Arial" w:cs="Arial" w:eastAsia="Arial" w:hAnsi="Arial"/>
@@ -16523,7 +16523,7 @@
             <w:pPr>
               <w:spacing w:after="20" w:before="0"/>
             </w:pPr>
-            <w:hyperlink w:history="1" r:id="rIdcjsys7alarsrujgi-ya6t">
+            <w:hyperlink w:history="1" r:id="rIdda9fmvbk4iqpdjvcrfr22">
               <w:r>
                 <w:rPr>
                   <w:rFonts w:ascii="Arial" w:cs="Arial" w:eastAsia="Arial" w:hAnsi="Arial"/>
@@ -16572,7 +16572,7 @@
               <w:spacing w:after="10" w:before="0"/>
               <w:ind w:left="120"/>
             </w:pPr>
-            <w:hyperlink w:history="1" r:id="rIdvm3rt_82uwwvqz1qxrlyl">
+            <w:hyperlink w:history="1" r:id="rId8voero5do4lnxb5sulk7m">
               <w:r>
                 <w:rPr>
                   <w:rFonts w:ascii="Arial" w:cs="Arial" w:eastAsia="Arial" w:hAnsi="Arial"/>
@@ -17084,7 +17084,7 @@
         </w:rPr>
         <w:t xml:space="preserve">© 2026 SeaVuria and ARES. Aligned with KICD objectives. Developed by SeaVuria; technical implementation by ARES (with AI assistance from Claude). Licensed under </w:t>
       </w:r>
-      <w:hyperlink w:history="1" r:id="rIdwndpc22viq6ekgfax1gmq">
+      <w:hyperlink w:history="1" r:id="rIdtyzjzfxgciaechqetxe90">
         <w:r>
           <w:rPr>
             <w:rFonts w:ascii="Arial" w:cs="Arial" w:eastAsia="Arial" w:hAnsi="Arial"/>
@@ -17105,7 +17105,7 @@
         </w:rPr>
         <w:t xml:space="preserve"> (</w:t>
       </w:r>
-      <w:hyperlink w:history="1" r:id="rIdq8c_ghhalmcw2uzgkwxz8">
+      <w:hyperlink w:history="1" r:id="rId-65l1hinswvyjwyjen8j_">
         <w:r>
           <w:rPr>
             <w:rFonts w:ascii="Arial" w:cs="Arial" w:eastAsia="Arial" w:hAnsi="Arial"/>
@@ -18118,7 +18118,7 @@
             <w:pPr>
               <w:spacing w:after="20" w:before="0"/>
             </w:pPr>
-            <w:hyperlink w:history="1" r:id="rIdhw7dsiwbaimsb73hiiqlv">
+            <w:hyperlink w:history="1" r:id="rIdi5y_o6lhobdczgmsllrxr">
               <w:r>
                 <w:rPr>
                   <w:rFonts w:ascii="Arial" w:cs="Arial" w:eastAsia="Arial" w:hAnsi="Arial"/>
@@ -18151,7 +18151,7 @@
               <w:spacing w:after="10" w:before="0"/>
               <w:ind w:left="120"/>
             </w:pPr>
-            <w:hyperlink w:history="1" r:id="rIdekw-gtsh4uk6wkstmskzu">
+            <w:hyperlink w:history="1" r:id="rIdy2mwe846cxa__jbdzh7mu">
               <w:r>
                 <w:rPr>
                   <w:rFonts w:ascii="Arial" w:cs="Arial" w:eastAsia="Arial" w:hAnsi="Arial"/>
@@ -18196,7 +18196,7 @@
             <w:pPr>
               <w:spacing w:after="20" w:before="0"/>
             </w:pPr>
-            <w:hyperlink w:history="1" r:id="rIdchg8ic3n4twl7pbytafqp">
+            <w:hyperlink w:history="1" r:id="rIdiyeoeak7utfrpsvuofnsm">
               <w:r>
                 <w:rPr>
                   <w:rFonts w:ascii="Arial" w:cs="Arial" w:eastAsia="Arial" w:hAnsi="Arial"/>
@@ -18229,7 +18229,7 @@
               <w:spacing w:after="10" w:before="0"/>
               <w:ind w:left="120"/>
             </w:pPr>
-            <w:hyperlink w:history="1" r:id="rIdyvnroa8jrmqa4--s7xts3">
+            <w:hyperlink w:history="1" r:id="rIdjbiavbqdlwnwpxxy0zx4a">
               <w:r>
                 <w:rPr>
                   <w:rFonts w:ascii="Arial" w:cs="Arial" w:eastAsia="Arial" w:hAnsi="Arial"/>
@@ -18424,7 +18424,7 @@
             <w:pPr>
               <w:spacing w:after="20" w:before="0"/>
             </w:pPr>
-            <w:hyperlink w:history="1" r:id="rIdsjkz70hu66ozqzvwxaikt">
+            <w:hyperlink w:history="1" r:id="rIdrasd8mhjnr5ao1p24ocwv">
               <w:r>
                 <w:rPr>
                   <w:rFonts w:ascii="Arial" w:cs="Arial" w:eastAsia="Arial" w:hAnsi="Arial"/>
@@ -18457,7 +18457,7 @@
               <w:spacing w:after="10" w:before="0"/>
               <w:ind w:left="120"/>
             </w:pPr>
-            <w:hyperlink w:history="1" r:id="rIdsncqjxbq3vgcir6z0gkhw">
+            <w:hyperlink w:history="1" r:id="rIdij36p-hauv4mcp7s3qvkh">
               <w:r>
                 <w:rPr>
                   <w:rFonts w:ascii="Arial" w:cs="Arial" w:eastAsia="Arial" w:hAnsi="Arial"/>
@@ -18502,7 +18502,7 @@
             <w:pPr>
               <w:spacing w:after="20" w:before="0"/>
             </w:pPr>
-            <w:hyperlink w:history="1" r:id="rIdwo_lrgddci_zpvaweh1if">
+            <w:hyperlink w:history="1" r:id="rId8lgipitkfem3bz9fifcgl">
               <w:r>
                 <w:rPr>
                   <w:rFonts w:ascii="Arial" w:cs="Arial" w:eastAsia="Arial" w:hAnsi="Arial"/>
@@ -18535,7 +18535,7 @@
               <w:spacing w:after="10" w:before="0"/>
               <w:ind w:left="120"/>
             </w:pPr>
-            <w:hyperlink w:history="1" r:id="rIdweogw8x46pckfkyvvgqiz">
+            <w:hyperlink w:history="1" r:id="rIdccm_wda-4ele-htyyyyxy">
               <w:r>
                 <w:rPr>
                   <w:rFonts w:ascii="Arial" w:cs="Arial" w:eastAsia="Arial" w:hAnsi="Arial"/>
@@ -18730,7 +18730,7 @@
             <w:pPr>
               <w:spacing w:after="20" w:before="0"/>
             </w:pPr>
-            <w:hyperlink w:history="1" r:id="rIdw15mlqtqhzbghh_fslzip">
+            <w:hyperlink w:history="1" r:id="rIdazaiqu5x8_kglwedpqzku">
               <w:r>
                 <w:rPr>
                   <w:rFonts w:ascii="Arial" w:cs="Arial" w:eastAsia="Arial" w:hAnsi="Arial"/>
@@ -18779,7 +18779,7 @@
               <w:spacing w:after="10" w:before="0"/>
               <w:ind w:left="120"/>
             </w:pPr>
-            <w:hyperlink w:history="1" r:id="rIdtrtpevqkz7bczqdhgwgpp">
+            <w:hyperlink w:history="1" r:id="rIdtfjdalvqkeepvdwvwptsj">
               <w:r>
                 <w:rPr>
                   <w:rFonts w:ascii="Arial" w:cs="Arial" w:eastAsia="Arial" w:hAnsi="Arial"/>
@@ -18824,7 +18824,7 @@
             <w:pPr>
               <w:spacing w:after="20" w:before="0"/>
             </w:pPr>
-            <w:hyperlink w:history="1" r:id="rIdyqzg7weegz1_djyajh_lp">
+            <w:hyperlink w:history="1" r:id="rIdk3h-fejt7y-vphp_crcaw">
               <w:r>
                 <w:rPr>
                   <w:rFonts w:ascii="Arial" w:cs="Arial" w:eastAsia="Arial" w:hAnsi="Arial"/>
@@ -18857,7 +18857,7 @@
               <w:spacing w:after="10" w:before="0"/>
               <w:ind w:left="120"/>
             </w:pPr>
-            <w:hyperlink w:history="1" r:id="rIdrhjueqktgts0_dmtemqpc">
+            <w:hyperlink w:history="1" r:id="rIdc1eaxf7zc1dceo2axx-05">
               <w:r>
                 <w:rPr>
                   <w:rFonts w:ascii="Arial" w:cs="Arial" w:eastAsia="Arial" w:hAnsi="Arial"/>
@@ -19052,7 +19052,7 @@
             <w:pPr>
               <w:spacing w:after="20" w:before="0"/>
             </w:pPr>
-            <w:hyperlink w:history="1" r:id="rIdfcuhrdnw-dcjuawkohh3j">
+            <w:hyperlink w:history="1" r:id="rIdnynrouk9pcq0mimvts3jk">
               <w:r>
                 <w:rPr>
                   <w:rFonts w:ascii="Arial" w:cs="Arial" w:eastAsia="Arial" w:hAnsi="Arial"/>
@@ -19101,7 +19101,7 @@
               <w:spacing w:after="10" w:before="0"/>
               <w:ind w:left="120"/>
             </w:pPr>
-            <w:hyperlink w:history="1" r:id="rId-qulcmnnbyxetzr2p_otb">
+            <w:hyperlink w:history="1" r:id="rIdulylti0wyhmh2rcxp2sav">
               <w:r>
                 <w:rPr>
                   <w:rFonts w:ascii="Arial" w:cs="Arial" w:eastAsia="Arial" w:hAnsi="Arial"/>
@@ -19146,7 +19146,7 @@
             <w:pPr>
               <w:spacing w:after="20" w:before="0"/>
             </w:pPr>
-            <w:hyperlink w:history="1" r:id="rId2gdollu7gxgrlt1b0o2rj">
+            <w:hyperlink w:history="1" r:id="rId9-cde5ilchsutqbtaqjih">
               <w:r>
                 <w:rPr>
                   <w:rFonts w:ascii="Arial" w:cs="Arial" w:eastAsia="Arial" w:hAnsi="Arial"/>
@@ -19179,7 +19179,7 @@
               <w:spacing w:after="10" w:before="0"/>
               <w:ind w:left="120"/>
             </w:pPr>
-            <w:hyperlink w:history="1" r:id="rIdba2gpa-w1l7tbrjo1qexd">
+            <w:hyperlink w:history="1" r:id="rIddmrbbd5nicf2dhpltambn">
               <w:r>
                 <w:rPr>
                   <w:rFonts w:ascii="Arial" w:cs="Arial" w:eastAsia="Arial" w:hAnsi="Arial"/>
@@ -19374,7 +19374,7 @@
             <w:pPr>
               <w:spacing w:after="20" w:before="0"/>
             </w:pPr>
-            <w:hyperlink w:history="1" r:id="rIdpt39o1m4jx0ufzzr-6ixy">
+            <w:hyperlink w:history="1" r:id="rIdcnprfty7s_2bciih0vdkx">
               <w:r>
                 <w:rPr>
                   <w:rFonts w:ascii="Arial" w:cs="Arial" w:eastAsia="Arial" w:hAnsi="Arial"/>
@@ -19423,7 +19423,7 @@
               <w:spacing w:after="10" w:before="0"/>
               <w:ind w:left="120"/>
             </w:pPr>
-            <w:hyperlink w:history="1" r:id="rIdn21b1v9w2cededuo801ht">
+            <w:hyperlink w:history="1" r:id="rIdhrhkixjad_3g66hopkmlb">
               <w:r>
                 <w:rPr>
                   <w:rFonts w:ascii="Arial" w:cs="Arial" w:eastAsia="Arial" w:hAnsi="Arial"/>
@@ -19468,7 +19468,7 @@
             <w:pPr>
               <w:spacing w:after="20" w:before="0"/>
             </w:pPr>
-            <w:hyperlink w:history="1" r:id="rIdngzxioyzpknv7aef3b3ce">
+            <w:hyperlink w:history="1" r:id="rId6bnqzs9cnrn8ywijyepk1">
               <w:r>
                 <w:rPr>
                   <w:rFonts w:ascii="Arial" w:cs="Arial" w:eastAsia="Arial" w:hAnsi="Arial"/>
@@ -19501,7 +19501,7 @@
               <w:spacing w:after="10" w:before="0"/>
               <w:ind w:left="120"/>
             </w:pPr>
-            <w:hyperlink w:history="1" r:id="rIdipgiiodj6v2hnuapqw3wn">
+            <w:hyperlink w:history="1" r:id="rIdv5aetb-u0svq1m6lx0mhu">
               <w:r>
                 <w:rPr>
                   <w:rFonts w:ascii="Arial" w:cs="Arial" w:eastAsia="Arial" w:hAnsi="Arial"/>
@@ -20127,7 +20127,7 @@
         </w:rPr>
         <w:t xml:space="preserve">© 2026 SeaVuria and ARES. Aligned with KICD objectives. Developed by SeaVuria; technical implementation by ARES (with AI assistance from Claude). Licensed under </w:t>
       </w:r>
-      <w:hyperlink w:history="1" r:id="rIdmn5swmwbtbyk8xy55z2lt">
+      <w:hyperlink w:history="1" r:id="rIdvdyvxtr3cpwyvpdmok9gr">
         <w:r>
           <w:rPr>
             <w:rFonts w:ascii="Arial" w:cs="Arial" w:eastAsia="Arial" w:hAnsi="Arial"/>
@@ -20148,7 +20148,7 @@
         </w:rPr>
         <w:t xml:space="preserve"> (</w:t>
       </w:r>
-      <w:hyperlink w:history="1" r:id="rId7hhryz4qf0w-_kuvuwn47">
+      <w:hyperlink w:history="1" r:id="rIdpevsey5dhz-jwzzcq8_eb">
         <w:r>
           <w:rPr>
             <w:rFonts w:ascii="Arial" w:cs="Arial" w:eastAsia="Arial" w:hAnsi="Arial"/>
@@ -21161,7 +21161,7 @@
             <w:pPr>
               <w:spacing w:after="20" w:before="0"/>
             </w:pPr>
-            <w:hyperlink w:history="1" r:id="rIdsxtuwhbte0kg5sqt79fxz">
+            <w:hyperlink w:history="1" r:id="rIdogt4sthsxfr8fvswymhum">
               <w:r>
                 <w:rPr>
                   <w:rFonts w:ascii="Arial" w:cs="Arial" w:eastAsia="Arial" w:hAnsi="Arial"/>
@@ -21194,7 +21194,7 @@
               <w:spacing w:after="10" w:before="0"/>
               <w:ind w:left="120"/>
             </w:pPr>
-            <w:hyperlink w:history="1" r:id="rIdhjj_hkymmsj5vxmrbc-av">
+            <w:hyperlink w:history="1" r:id="rIdvcwdojs8ufo1igfr154aa">
               <w:r>
                 <w:rPr>
                   <w:rFonts w:ascii="Arial" w:cs="Arial" w:eastAsia="Arial" w:hAnsi="Arial"/>
@@ -21239,7 +21239,7 @@
             <w:pPr>
               <w:spacing w:after="20" w:before="0"/>
             </w:pPr>
-            <w:hyperlink w:history="1" r:id="rIdgheplqqsifib7j8sg_xqj">
+            <w:hyperlink w:history="1" r:id="rIdyxc4ombvggcbalyaybzwa">
               <w:r>
                 <w:rPr>
                   <w:rFonts w:ascii="Arial" w:cs="Arial" w:eastAsia="Arial" w:hAnsi="Arial"/>
@@ -21272,7 +21272,7 @@
               <w:spacing w:after="10" w:before="0"/>
               <w:ind w:left="120"/>
             </w:pPr>
-            <w:hyperlink w:history="1" r:id="rIdiwhsvex4qzeyw6zao22s2">
+            <w:hyperlink w:history="1" r:id="rIdja3ufufdz6c3gvxj7rsgp">
               <w:r>
                 <w:rPr>
                   <w:rFonts w:ascii="Arial" w:cs="Arial" w:eastAsia="Arial" w:hAnsi="Arial"/>
@@ -21467,7 +21467,7 @@
             <w:pPr>
               <w:spacing w:after="20" w:before="0"/>
             </w:pPr>
-            <w:hyperlink w:history="1" r:id="rIdgdx_dkumnmshyadsxqaom">
+            <w:hyperlink w:history="1" r:id="rIddg48uwzp8cuswwttclkuh">
               <w:r>
                 <w:rPr>
                   <w:rFonts w:ascii="Arial" w:cs="Arial" w:eastAsia="Arial" w:hAnsi="Arial"/>
@@ -21500,7 +21500,7 @@
               <w:spacing w:after="10" w:before="0"/>
               <w:ind w:left="120"/>
             </w:pPr>
-            <w:hyperlink w:history="1" r:id="rIdk3hhfd4rk5m2iwjpjz_y2">
+            <w:hyperlink w:history="1" r:id="rIdion49gs7tt6fj641b3tmf">
               <w:r>
                 <w:rPr>
                   <w:rFonts w:ascii="Arial" w:cs="Arial" w:eastAsia="Arial" w:hAnsi="Arial"/>
@@ -21545,7 +21545,7 @@
             <w:pPr>
               <w:spacing w:after="20" w:before="0"/>
             </w:pPr>
-            <w:hyperlink w:history="1" r:id="rId8ikgsoz_icoan0ri5ikad">
+            <w:hyperlink w:history="1" r:id="rIdxogzlwn9yiebmyweoj0ke">
               <w:r>
                 <w:rPr>
                   <w:rFonts w:ascii="Arial" w:cs="Arial" w:eastAsia="Arial" w:hAnsi="Arial"/>
@@ -21578,7 +21578,7 @@
               <w:spacing w:after="10" w:before="0"/>
               <w:ind w:left="120"/>
             </w:pPr>
-            <w:hyperlink w:history="1" r:id="rIdkaexfiaqvbq6vyhxf6le0">
+            <w:hyperlink w:history="1" r:id="rId03cvw0nvjbq04amymyxew">
               <w:r>
                 <w:rPr>
                   <w:rFonts w:ascii="Arial" w:cs="Arial" w:eastAsia="Arial" w:hAnsi="Arial"/>
@@ -21773,7 +21773,7 @@
             <w:pPr>
               <w:spacing w:after="20" w:before="0"/>
             </w:pPr>
-            <w:hyperlink w:history="1" r:id="rIdgfshizbjq3yuewtagmvgr">
+            <w:hyperlink w:history="1" r:id="rId63osh4o0egyca-rnbjfq9">
               <w:r>
                 <w:rPr>
                   <w:rFonts w:ascii="Arial" w:cs="Arial" w:eastAsia="Arial" w:hAnsi="Arial"/>
@@ -21806,7 +21806,7 @@
               <w:spacing w:after="10" w:before="0"/>
               <w:ind w:left="120"/>
             </w:pPr>
-            <w:hyperlink w:history="1" r:id="rIdddumyvpiz2j_aoj_mb4lc">
+            <w:hyperlink w:history="1" r:id="rIdwp7_hcgzyfy1d0hrbr0l1">
               <w:r>
                 <w:rPr>
                   <w:rFonts w:ascii="Arial" w:cs="Arial" w:eastAsia="Arial" w:hAnsi="Arial"/>
@@ -21851,7 +21851,7 @@
             <w:pPr>
               <w:spacing w:after="20" w:before="0"/>
             </w:pPr>
-            <w:hyperlink w:history="1" r:id="rIdwwonz3xnkh2fnc6mqjvqp">
+            <w:hyperlink w:history="1" r:id="rIdrqprxtw62iokzazvn7w4d">
               <w:r>
                 <w:rPr>
                   <w:rFonts w:ascii="Arial" w:cs="Arial" w:eastAsia="Arial" w:hAnsi="Arial"/>
@@ -21900,7 +21900,7 @@
               <w:spacing w:after="10" w:before="0"/>
               <w:ind w:left="120"/>
             </w:pPr>
-            <w:hyperlink w:history="1" r:id="rIdvlfjkwemu3dakp7q4xdwp">
+            <w:hyperlink w:history="1" r:id="rIdyggjts4chbwzgogf9dfpm">
               <w:r>
                 <w:rPr>
                   <w:rFonts w:ascii="Arial" w:cs="Arial" w:eastAsia="Arial" w:hAnsi="Arial"/>
@@ -22095,7 +22095,7 @@
             <w:pPr>
               <w:spacing w:after="20" w:before="0"/>
             </w:pPr>
-            <w:hyperlink w:history="1" r:id="rIdgkaxaouwwzzultoqxzjyh">
+            <w:hyperlink w:history="1" r:id="rIdd-ykndjnl_qt82ljozbj1">
               <w:r>
                 <w:rPr>
                   <w:rFonts w:ascii="Arial" w:cs="Arial" w:eastAsia="Arial" w:hAnsi="Arial"/>
@@ -22128,7 +22128,7 @@
               <w:spacing w:after="10" w:before="0"/>
               <w:ind w:left="120"/>
             </w:pPr>
-            <w:hyperlink w:history="1" r:id="rIdkyullu_lmwalkn5raqqj7">
+            <w:hyperlink w:history="1" r:id="rIdy_8em52pk8hnd-rbgeb3g">
               <w:r>
                 <w:rPr>
                   <w:rFonts w:ascii="Arial" w:cs="Arial" w:eastAsia="Arial" w:hAnsi="Arial"/>
@@ -22173,7 +22173,7 @@
             <w:pPr>
               <w:spacing w:after="20" w:before="0"/>
             </w:pPr>
-            <w:hyperlink w:history="1" r:id="rIdd_ovtskfswjdmpmgf6e8i">
+            <w:hyperlink w:history="1" r:id="rIdgedlzzy-p9do50uegtglz">
               <w:r>
                 <w:rPr>
                   <w:rFonts w:ascii="Arial" w:cs="Arial" w:eastAsia="Arial" w:hAnsi="Arial"/>
@@ -22206,7 +22206,7 @@
               <w:spacing w:after="10" w:before="0"/>
               <w:ind w:left="120"/>
             </w:pPr>
-            <w:hyperlink w:history="1" r:id="rId7djkf0osovk4gvjsclml5">
+            <w:hyperlink w:history="1" r:id="rIdy5mn5bjh7qa3muxgawze3">
               <w:r>
                 <w:rPr>
                   <w:rFonts w:ascii="Arial" w:cs="Arial" w:eastAsia="Arial" w:hAnsi="Arial"/>
@@ -22401,7 +22401,7 @@
             <w:pPr>
               <w:spacing w:after="20" w:before="0"/>
             </w:pPr>
-            <w:hyperlink w:history="1" r:id="rIdjhlij9bizcwo2vz_uud-i">
+            <w:hyperlink w:history="1" r:id="rIdpzcl1tfokg9olsml43nhh">
               <w:r>
                 <w:rPr>
                   <w:rFonts w:ascii="Arial" w:cs="Arial" w:eastAsia="Arial" w:hAnsi="Arial"/>
@@ -22450,7 +22450,7 @@
               <w:spacing w:after="10" w:before="0"/>
               <w:ind w:left="120"/>
             </w:pPr>
-            <w:hyperlink w:history="1" r:id="rId_hqrfszzo52o4_4xptw8e">
+            <w:hyperlink w:history="1" r:id="rIdyxnss8rjb1hhxihu3sodb">
               <w:r>
                 <w:rPr>
                   <w:rFonts w:ascii="Arial" w:cs="Arial" w:eastAsia="Arial" w:hAnsi="Arial"/>
@@ -22495,7 +22495,7 @@
             <w:pPr>
               <w:spacing w:after="20" w:before="0"/>
             </w:pPr>
-            <w:hyperlink w:history="1" r:id="rId5edqobmogsvpajwvxoq5e">
+            <w:hyperlink w:history="1" r:id="rIdeo7kcecqynh5ocarou6vi">
               <w:r>
                 <w:rPr>
                   <w:rFonts w:ascii="Arial" w:cs="Arial" w:eastAsia="Arial" w:hAnsi="Arial"/>
@@ -22528,7 +22528,7 @@
               <w:spacing w:after="10" w:before="0"/>
               <w:ind w:left="120"/>
             </w:pPr>
-            <w:hyperlink w:history="1" r:id="rId4jl0e9-pik6cqj5ir95zv">
+            <w:hyperlink w:history="1" r:id="rIdob1ypyqgd_hp3b64rmazq">
               <w:r>
                 <w:rPr>
                   <w:rFonts w:ascii="Arial" w:cs="Arial" w:eastAsia="Arial" w:hAnsi="Arial"/>
@@ -23040,7 +23040,7 @@
         </w:rPr>
         <w:t xml:space="preserve">© 2026 SeaVuria and ARES. Aligned with KICD objectives. Developed by SeaVuria; technical implementation by ARES (with AI assistance from Claude). Licensed under </w:t>
       </w:r>
-      <w:hyperlink w:history="1" r:id="rIdkmkbkjjc1ypoblinr5z0s">
+      <w:hyperlink w:history="1" r:id="rIdfe5stns1jhalqedlr_6qq">
         <w:r>
           <w:rPr>
             <w:rFonts w:ascii="Arial" w:cs="Arial" w:eastAsia="Arial" w:hAnsi="Arial"/>
@@ -23061,7 +23061,7 @@
         </w:rPr>
         <w:t xml:space="preserve"> (</w:t>
       </w:r>
-      <w:hyperlink w:history="1" r:id="rIdnu4dnjdx_2cws9j4_lak_">
+      <w:hyperlink w:history="1" r:id="rIdwyjebht9msjgc8fgvccgv">
         <w:r>
           <w:rPr>
             <w:rFonts w:ascii="Arial" w:cs="Arial" w:eastAsia="Arial" w:hAnsi="Arial"/>
@@ -24074,7 +24074,7 @@
             <w:pPr>
               <w:spacing w:after="20" w:before="0"/>
             </w:pPr>
-            <w:hyperlink w:history="1" r:id="rIdei75fj-u41ybwdah8hmrn">
+            <w:hyperlink w:history="1" r:id="rIdcrdsjhw10yhpmdexmsexy">
               <w:r>
                 <w:rPr>
                   <w:rFonts w:ascii="Arial" w:cs="Arial" w:eastAsia="Arial" w:hAnsi="Arial"/>
@@ -24107,7 +24107,7 @@
               <w:spacing w:after="10" w:before="0"/>
               <w:ind w:left="120"/>
             </w:pPr>
-            <w:hyperlink w:history="1" r:id="rIdxxono6nvpzgrl8ezhr2ay">
+            <w:hyperlink w:history="1" r:id="rIdoesb6wpwxlhog9qkjsrxu">
               <w:r>
                 <w:rPr>
                   <w:rFonts w:ascii="Arial" w:cs="Arial" w:eastAsia="Arial" w:hAnsi="Arial"/>
@@ -24152,7 +24152,7 @@
             <w:pPr>
               <w:spacing w:after="20" w:before="0"/>
             </w:pPr>
-            <w:hyperlink w:history="1" r:id="rIdpkj7xdv7o2nr-bg_k749s">
+            <w:hyperlink w:history="1" r:id="rId09oa_9nfamu6cwftnt3m7">
               <w:r>
                 <w:rPr>
                   <w:rFonts w:ascii="Arial" w:cs="Arial" w:eastAsia="Arial" w:hAnsi="Arial"/>
@@ -24185,7 +24185,7 @@
               <w:spacing w:after="10" w:before="0"/>
               <w:ind w:left="120"/>
             </w:pPr>
-            <w:hyperlink w:history="1" r:id="rIdbgi_l-kwl-i1cxobwzvkn">
+            <w:hyperlink w:history="1" r:id="rIdhnavolnlkxut0my8xw1-d">
               <w:r>
                 <w:rPr>
                   <w:rFonts w:ascii="Arial" w:cs="Arial" w:eastAsia="Arial" w:hAnsi="Arial"/>
@@ -24380,7 +24380,7 @@
             <w:pPr>
               <w:spacing w:after="20" w:before="0"/>
             </w:pPr>
-            <w:hyperlink w:history="1" r:id="rIdgsv8p4iuqszxf2nvjyx0v">
+            <w:hyperlink w:history="1" r:id="rIduxdezeigsa1vfxfsjc4yo">
               <w:r>
                 <w:rPr>
                   <w:rFonts w:ascii="Arial" w:cs="Arial" w:eastAsia="Arial" w:hAnsi="Arial"/>
@@ -24413,7 +24413,7 @@
               <w:spacing w:after="10" w:before="0"/>
               <w:ind w:left="120"/>
             </w:pPr>
-            <w:hyperlink w:history="1" r:id="rIdcl91p-0elhpezqibtfpvr">
+            <w:hyperlink w:history="1" r:id="rIdjum94diioarcjpqcm1wu4">
               <w:r>
                 <w:rPr>
                   <w:rFonts w:ascii="Arial" w:cs="Arial" w:eastAsia="Arial" w:hAnsi="Arial"/>
@@ -24458,7 +24458,7 @@
             <w:pPr>
               <w:spacing w:after="20" w:before="0"/>
             </w:pPr>
-            <w:hyperlink w:history="1" r:id="rIdl5dbijaxlsiqwvylefcet">
+            <w:hyperlink w:history="1" r:id="rIda_oshdcly3poyku0ujcs7">
               <w:r>
                 <w:rPr>
                   <w:rFonts w:ascii="Arial" w:cs="Arial" w:eastAsia="Arial" w:hAnsi="Arial"/>
@@ -24491,7 +24491,7 @@
               <w:spacing w:after="10" w:before="0"/>
               <w:ind w:left="120"/>
             </w:pPr>
-            <w:hyperlink w:history="1" r:id="rIdqgkyvokye_g6csgjyyune">
+            <w:hyperlink w:history="1" r:id="rIdd6yshpxphfowljrqdykp4">
               <w:r>
                 <w:rPr>
                   <w:rFonts w:ascii="Arial" w:cs="Arial" w:eastAsia="Arial" w:hAnsi="Arial"/>
@@ -24686,7 +24686,7 @@
             <w:pPr>
               <w:spacing w:after="20" w:before="0"/>
             </w:pPr>
-            <w:hyperlink w:history="1" r:id="rId1kvxlr89nb-14kiz80w9l">
+            <w:hyperlink w:history="1" r:id="rId8zrxps3ko1rgccru2oy9j">
               <w:r>
                 <w:rPr>
                   <w:rFonts w:ascii="Arial" w:cs="Arial" w:eastAsia="Arial" w:hAnsi="Arial"/>
@@ -24719,7 +24719,7 @@
               <w:spacing w:after="10" w:before="0"/>
               <w:ind w:left="120"/>
             </w:pPr>
-            <w:hyperlink w:history="1" r:id="rIdb0oeey9varflmlzt1riyy">
+            <w:hyperlink w:history="1" r:id="rIdh8voxniczgkfnzbjkfvc2">
               <w:r>
                 <w:rPr>
                   <w:rFonts w:ascii="Arial" w:cs="Arial" w:eastAsia="Arial" w:hAnsi="Arial"/>
@@ -24764,7 +24764,7 @@
             <w:pPr>
               <w:spacing w:after="20" w:before="0"/>
             </w:pPr>
-            <w:hyperlink w:history="1" r:id="rIdjrvjcqwhm-2ebydis5vaq">
+            <w:hyperlink w:history="1" r:id="rIdq3fhc38nju-xaojela7wa">
               <w:r>
                 <w:rPr>
                   <w:rFonts w:ascii="Arial" w:cs="Arial" w:eastAsia="Arial" w:hAnsi="Arial"/>
@@ -24797,7 +24797,7 @@
               <w:spacing w:after="10" w:before="0"/>
               <w:ind w:left="120"/>
             </w:pPr>
-            <w:hyperlink w:history="1" r:id="rIdkinrsdeibaf0xkejn9din">
+            <w:hyperlink w:history="1" r:id="rIdfhr-gbt3fp-znpqgdxdps">
               <w:r>
                 <w:rPr>
                   <w:rFonts w:ascii="Arial" w:cs="Arial" w:eastAsia="Arial" w:hAnsi="Arial"/>
@@ -24992,7 +24992,7 @@
             <w:pPr>
               <w:spacing w:after="20" w:before="0"/>
             </w:pPr>
-            <w:hyperlink w:history="1" r:id="rId3r7jz2e_rmb1sx2vy6o8r">
+            <w:hyperlink w:history="1" r:id="rIdehph56oatsq7b7r3cmcgl">
               <w:r>
                 <w:rPr>
                   <w:rFonts w:ascii="Arial" w:cs="Arial" w:eastAsia="Arial" w:hAnsi="Arial"/>
@@ -25025,7 +25025,7 @@
               <w:spacing w:after="10" w:before="0"/>
               <w:ind w:left="120"/>
             </w:pPr>
-            <w:hyperlink w:history="1" r:id="rIddh-iwocgkboz9_k-i8lx_">
+            <w:hyperlink w:history="1" r:id="rIdjc09v_bsorilw2kbilwxx">
               <w:r>
                 <w:rPr>
                   <w:rFonts w:ascii="Arial" w:cs="Arial" w:eastAsia="Arial" w:hAnsi="Arial"/>
@@ -25070,7 +25070,7 @@
             <w:pPr>
               <w:spacing w:after="20" w:before="0"/>
             </w:pPr>
-            <w:hyperlink w:history="1" r:id="rIdmwed-x4c8bkjxn2yus8ob">
+            <w:hyperlink w:history="1" r:id="rIdbhbu5rohhuwpuiefbool5">
               <w:r>
                 <w:rPr>
                   <w:rFonts w:ascii="Arial" w:cs="Arial" w:eastAsia="Arial" w:hAnsi="Arial"/>
@@ -25103,7 +25103,7 @@
               <w:spacing w:after="10" w:before="0"/>
               <w:ind w:left="120"/>
             </w:pPr>
-            <w:hyperlink w:history="1" r:id="rIdffhawkldsi7gy2ykykktz">
+            <w:hyperlink w:history="1" r:id="rIdih5xepacy7nivldpj73ka">
               <w:r>
                 <w:rPr>
                   <w:rFonts w:ascii="Arial" w:cs="Arial" w:eastAsia="Arial" w:hAnsi="Arial"/>
@@ -25298,7 +25298,7 @@
             <w:pPr>
               <w:spacing w:after="20" w:before="0"/>
             </w:pPr>
-            <w:hyperlink w:history="1" r:id="rIda5x8gbsgsjhtfayljyfab">
+            <w:hyperlink w:history="1" r:id="rIddt-_y_wrdzazp58vyt0bk">
               <w:r>
                 <w:rPr>
                   <w:rFonts w:ascii="Arial" w:cs="Arial" w:eastAsia="Arial" w:hAnsi="Arial"/>
@@ -25347,7 +25347,7 @@
               <w:spacing w:after="10" w:before="0"/>
               <w:ind w:left="120"/>
             </w:pPr>
-            <w:hyperlink w:history="1" r:id="rIdf0g1g16jhoozy6trbnmzy">
+            <w:hyperlink w:history="1" r:id="rIdldrvfwdhrw5jbvhtzt9ps">
               <w:r>
                 <w:rPr>
                   <w:rFonts w:ascii="Arial" w:cs="Arial" w:eastAsia="Arial" w:hAnsi="Arial"/>
@@ -25392,7 +25392,7 @@
             <w:pPr>
               <w:spacing w:after="20" w:before="0"/>
             </w:pPr>
-            <w:hyperlink w:history="1" r:id="rIdt1kgghp6cnushqcs0q7il">
+            <w:hyperlink w:history="1" r:id="rId0h_niylkb_5sa7j_i1xly">
               <w:r>
                 <w:rPr>
                   <w:rFonts w:ascii="Arial" w:cs="Arial" w:eastAsia="Arial" w:hAnsi="Arial"/>
@@ -25425,7 +25425,7 @@
               <w:spacing w:after="10" w:before="0"/>
               <w:ind w:left="120"/>
             </w:pPr>
-            <w:hyperlink w:history="1" r:id="rIdattpgt_etuuyd40majkce">
+            <w:hyperlink w:history="1" r:id="rId_4afbctynlst34fqlcapl">
               <w:r>
                 <w:rPr>
                   <w:rFonts w:ascii="Arial" w:cs="Arial" w:eastAsia="Arial" w:hAnsi="Arial"/>
@@ -26127,7 +26127,7 @@
         </w:rPr>
         <w:t xml:space="preserve">© 2026 SeaVuria and ARES. Aligned with KICD objectives. Developed by SeaVuria; technical implementation by ARES (with AI assistance from Claude). Licensed under </w:t>
       </w:r>
-      <w:hyperlink w:history="1" r:id="rId0yjzvxhz-f4qgjpzg1md6">
+      <w:hyperlink w:history="1" r:id="rIdmruqcxlt5ih5fwcgevyak">
         <w:r>
           <w:rPr>
             <w:rFonts w:ascii="Arial" w:cs="Arial" w:eastAsia="Arial" w:hAnsi="Arial"/>
@@ -26148,7 +26148,7 @@
         </w:rPr>
         <w:t xml:space="preserve"> (</w:t>
       </w:r>
-      <w:hyperlink w:history="1" r:id="rIdyatdzbjzje5k2kf_cxd2a">
+      <w:hyperlink w:history="1" r:id="rIdawmh5xctg67wwfbhthpjc">
         <w:r>
           <w:rPr>
             <w:rFonts w:ascii="Arial" w:cs="Arial" w:eastAsia="Arial" w:hAnsi="Arial"/>

--- a/data/outputs/v2/Essential_Mathematics/SS2.4_Area_of_Polygons/Essential_Mathematics_Area_of_Polygons_CBE_LessonSequence.docx
+++ b/data/outputs/v2/Essential_Mathematics/SS2.4_Area_of_Polygons/Essential_Mathematics_Area_of_Polygons_CBE_LessonSequence.docx
@@ -2186,7 +2186,7 @@
         </w:rPr>
         <w:t xml:space="preserve">© 2026 SeaVuria and ARES. This work is licensed under a </w:t>
       </w:r>
-      <w:hyperlink w:history="1" r:id="rIdpls8dv9oihie3gfkgjzrd">
+      <w:hyperlink w:history="1" r:id="rId7orvnsnqyud1dfphe48od">
         <w:r>
           <w:rPr>
             <w:rFonts w:ascii="Arial" w:cs="Arial" w:eastAsia="Arial" w:hAnsi="Arial"/>
@@ -2206,7 +2206,7 @@
         </w:rPr>
         <w:t xml:space="preserve"> (</w:t>
       </w:r>
-      <w:hyperlink w:history="1" r:id="rId4zgz2pcjzprd8g4qv-la1">
+      <w:hyperlink w:history="1" r:id="rIdrabhunha3psokiwzixclp">
         <w:r>
           <w:rPr>
             <w:rFonts w:ascii="Arial" w:cs="Arial" w:eastAsia="Arial" w:hAnsi="Arial"/>
@@ -2226,7 +2226,7 @@
         </w:rPr>
         <w:t xml:space="preserve">). To view a copy of this license, visit </w:t>
       </w:r>
-      <w:hyperlink w:history="1" r:id="rIdtp4ms5jyfoq4ifo4n1d0u">
+      <w:hyperlink w:history="1" r:id="rIdienzt9gw0f7selidm84xd">
         <w:r>
           <w:rPr>
             <w:rFonts w:ascii="Arial" w:cs="Arial" w:eastAsia="Arial" w:hAnsi="Arial"/>
@@ -3397,7 +3397,7 @@
             <w:pPr>
               <w:spacing w:after="20" w:before="0"/>
             </w:pPr>
-            <w:hyperlink w:history="1" r:id="rIdc-fqe0shhkn1jvyg2oopu">
+            <w:hyperlink w:history="1" r:id="rIdg6i_lzwxfnb4wctbdwjtf">
               <w:r>
                 <w:rPr>
                   <w:rFonts w:ascii="Arial" w:cs="Arial" w:eastAsia="Arial" w:hAnsi="Arial"/>
@@ -3430,7 +3430,7 @@
               <w:spacing w:after="10" w:before="0"/>
               <w:ind w:left="120"/>
             </w:pPr>
-            <w:hyperlink w:history="1" r:id="rIddq03xpwo-ulxse47ofylb">
+            <w:hyperlink w:history="1" r:id="rIdwxp2yo5xohoxh3ljzejjt">
               <w:r>
                 <w:rPr>
                   <w:rFonts w:ascii="Arial" w:cs="Arial" w:eastAsia="Arial" w:hAnsi="Arial"/>
@@ -3475,7 +3475,7 @@
             <w:pPr>
               <w:spacing w:after="20" w:before="0"/>
             </w:pPr>
-            <w:hyperlink w:history="1" r:id="rId-rqbvnl_qyg5n-rx6am6f">
+            <w:hyperlink w:history="1" r:id="rIdm_qyj56pfevpr854ald0q">
               <w:r>
                 <w:rPr>
                   <w:rFonts w:ascii="Arial" w:cs="Arial" w:eastAsia="Arial" w:hAnsi="Arial"/>
@@ -3508,7 +3508,7 @@
               <w:spacing w:after="10" w:before="0"/>
               <w:ind w:left="120"/>
             </w:pPr>
-            <w:hyperlink w:history="1" r:id="rIdjmju_ianp75udgf-pdcw0">
+            <w:hyperlink w:history="1" r:id="rIdg-jxlaeg-wagbvizobda5">
               <w:r>
                 <w:rPr>
                   <w:rFonts w:ascii="Arial" w:cs="Arial" w:eastAsia="Arial" w:hAnsi="Arial"/>
@@ -3703,7 +3703,7 @@
             <w:pPr>
               <w:spacing w:after="20" w:before="0"/>
             </w:pPr>
-            <w:hyperlink w:history="1" r:id="rIdaq-rzmetlfq30qxkl-sos">
+            <w:hyperlink w:history="1" r:id="rId4dmhq4nbitsxxkazwszpi">
               <w:r>
                 <w:rPr>
                   <w:rFonts w:ascii="Arial" w:cs="Arial" w:eastAsia="Arial" w:hAnsi="Arial"/>
@@ -3736,7 +3736,7 @@
               <w:spacing w:after="10" w:before="0"/>
               <w:ind w:left="120"/>
             </w:pPr>
-            <w:hyperlink w:history="1" r:id="rId-glgip4tpmaf8pvcg65ns">
+            <w:hyperlink w:history="1" r:id="rId9lwd1vxjercw0hktgedym">
               <w:r>
                 <w:rPr>
                   <w:rFonts w:ascii="Arial" w:cs="Arial" w:eastAsia="Arial" w:hAnsi="Arial"/>
@@ -3781,7 +3781,7 @@
             <w:pPr>
               <w:spacing w:after="20" w:before="0"/>
             </w:pPr>
-            <w:hyperlink w:history="1" r:id="rIdjnpvk4dfficxyiipsj3lc">
+            <w:hyperlink w:history="1" r:id="rIdljlgfcpnajbwqv-svvcua">
               <w:r>
                 <w:rPr>
                   <w:rFonts w:ascii="Arial" w:cs="Arial" w:eastAsia="Arial" w:hAnsi="Arial"/>
@@ -3814,7 +3814,7 @@
               <w:spacing w:after="10" w:before="0"/>
               <w:ind w:left="120"/>
             </w:pPr>
-            <w:hyperlink w:history="1" r:id="rId99zhxkov6adlj5mzrvurh">
+            <w:hyperlink w:history="1" r:id="rIdksaimxvldb3qbvaldndbe">
               <w:r>
                 <w:rPr>
                   <w:rFonts w:ascii="Arial" w:cs="Arial" w:eastAsia="Arial" w:hAnsi="Arial"/>
@@ -4009,7 +4009,7 @@
             <w:pPr>
               <w:spacing w:after="20" w:before="0"/>
             </w:pPr>
-            <w:hyperlink w:history="1" r:id="rId4k_xalnw8mk-lwxhkdvso">
+            <w:hyperlink w:history="1" r:id="rIddwtf6rt7lrenxw7oxzmin">
               <w:r>
                 <w:rPr>
                   <w:rFonts w:ascii="Arial" w:cs="Arial" w:eastAsia="Arial" w:hAnsi="Arial"/>
@@ -4058,7 +4058,7 @@
               <w:spacing w:after="10" w:before="0"/>
               <w:ind w:left="120"/>
             </w:pPr>
-            <w:hyperlink w:history="1" r:id="rIddzenmqplmo-hhrz1gijfd">
+            <w:hyperlink w:history="1" r:id="rIde27k0fb2s6pbwkvnq3dmb">
               <w:r>
                 <w:rPr>
                   <w:rFonts w:ascii="Arial" w:cs="Arial" w:eastAsia="Arial" w:hAnsi="Arial"/>
@@ -4103,7 +4103,7 @@
             <w:pPr>
               <w:spacing w:after="20" w:before="0"/>
             </w:pPr>
-            <w:hyperlink w:history="1" r:id="rIdu67hxrriouawf0yzk1bjw">
+            <w:hyperlink w:history="1" r:id="rIdls3jcma1tjlvxenplm0hb">
               <w:r>
                 <w:rPr>
                   <w:rFonts w:ascii="Arial" w:cs="Arial" w:eastAsia="Arial" w:hAnsi="Arial"/>
@@ -4136,7 +4136,7 @@
               <w:spacing w:after="10" w:before="0"/>
               <w:ind w:left="120"/>
             </w:pPr>
-            <w:hyperlink w:history="1" r:id="rIdjs05ymsovzto0py2fcfvy">
+            <w:hyperlink w:history="1" r:id="rIdegvi0qofhpz7zq6e06gny">
               <w:r>
                 <w:rPr>
                   <w:rFonts w:ascii="Arial" w:cs="Arial" w:eastAsia="Arial" w:hAnsi="Arial"/>
@@ -4331,7 +4331,7 @@
             <w:pPr>
               <w:spacing w:after="20" w:before="0"/>
             </w:pPr>
-            <w:hyperlink w:history="1" r:id="rIdxhe9rpnsvdvwnkm9roq1s">
+            <w:hyperlink w:history="1" r:id="rIdtvnaabl_njwcgdttncftl">
               <w:r>
                 <w:rPr>
                   <w:rFonts w:ascii="Arial" w:cs="Arial" w:eastAsia="Arial" w:hAnsi="Arial"/>
@@ -4380,7 +4380,7 @@
               <w:spacing w:after="10" w:before="0"/>
               <w:ind w:left="120"/>
             </w:pPr>
-            <w:hyperlink w:history="1" r:id="rIdjuoaosq0rka7cfwgkzzee">
+            <w:hyperlink w:history="1" r:id="rIdw7dtg7-t-2emp0_16cetn">
               <w:r>
                 <w:rPr>
                   <w:rFonts w:ascii="Arial" w:cs="Arial" w:eastAsia="Arial" w:hAnsi="Arial"/>
@@ -4425,7 +4425,7 @@
             <w:pPr>
               <w:spacing w:after="20" w:before="0"/>
             </w:pPr>
-            <w:hyperlink w:history="1" r:id="rIdufwr9rhfyf6yxew2zkqyk">
+            <w:hyperlink w:history="1" r:id="rIdo1akiv4_lcuiud6_qkaso">
               <w:r>
                 <w:rPr>
                   <w:rFonts w:ascii="Arial" w:cs="Arial" w:eastAsia="Arial" w:hAnsi="Arial"/>
@@ -4458,7 +4458,7 @@
               <w:spacing w:after="10" w:before="0"/>
               <w:ind w:left="120"/>
             </w:pPr>
-            <w:hyperlink w:history="1" r:id="rIdqq1t4b7-hlhrfsipeupcj">
+            <w:hyperlink w:history="1" r:id="rIdk2ohjrrtictwetmpycvdk">
               <w:r>
                 <w:rPr>
                   <w:rFonts w:ascii="Arial" w:cs="Arial" w:eastAsia="Arial" w:hAnsi="Arial"/>
@@ -4653,7 +4653,7 @@
             <w:pPr>
               <w:spacing w:after="20" w:before="0"/>
             </w:pPr>
-            <w:hyperlink w:history="1" r:id="rIdjfwd923vhwanbrznct3wo">
+            <w:hyperlink w:history="1" r:id="rIdvbr230eyl3vxkt2yqd0g0">
               <w:r>
                 <w:rPr>
                   <w:rFonts w:ascii="Arial" w:cs="Arial" w:eastAsia="Arial" w:hAnsi="Arial"/>
@@ -4702,7 +4702,7 @@
               <w:spacing w:after="10" w:before="0"/>
               <w:ind w:left="120"/>
             </w:pPr>
-            <w:hyperlink w:history="1" r:id="rIdf7aqcnp3wfowuyw6uvmca">
+            <w:hyperlink w:history="1" r:id="rIddlrm5qmrpvbicemmufujy">
               <w:r>
                 <w:rPr>
                   <w:rFonts w:ascii="Arial" w:cs="Arial" w:eastAsia="Arial" w:hAnsi="Arial"/>
@@ -4747,7 +4747,7 @@
             <w:pPr>
               <w:spacing w:after="20" w:before="0"/>
             </w:pPr>
-            <w:hyperlink w:history="1" r:id="rIdy2yw8f4huxf63e_2j7hwa">
+            <w:hyperlink w:history="1" r:id="rIdbzplt067zmjdbqxtmksuo">
               <w:r>
                 <w:rPr>
                   <w:rFonts w:ascii="Arial" w:cs="Arial" w:eastAsia="Arial" w:hAnsi="Arial"/>
@@ -4796,7 +4796,7 @@
               <w:spacing w:after="10" w:before="0"/>
               <w:ind w:left="120"/>
             </w:pPr>
-            <w:hyperlink w:history="1" r:id="rIdpgowljx30ebba1gnvux5i">
+            <w:hyperlink w:history="1" r:id="rIdkohgkzpqforllrx6r7lwm">
               <w:r>
                 <w:rPr>
                   <w:rFonts w:ascii="Arial" w:cs="Arial" w:eastAsia="Arial" w:hAnsi="Arial"/>
@@ -5384,7 +5384,7 @@
         </w:rPr>
         <w:t xml:space="preserve">© 2026 SeaVuria and ARES. Aligned with KICD objectives. Developed by SeaVuria; technical implementation by ARES (with AI assistance from Claude). Licensed under </w:t>
       </w:r>
-      <w:hyperlink w:history="1" r:id="rIdfjqf4m3m_llvnewviniaz">
+      <w:hyperlink w:history="1" r:id="rIdhdgcoxkpwhfgzxvkpzmee">
         <w:r>
           <w:rPr>
             <w:rFonts w:ascii="Arial" w:cs="Arial" w:eastAsia="Arial" w:hAnsi="Arial"/>
@@ -5405,7 +5405,7 @@
         </w:rPr>
         <w:t xml:space="preserve"> (</w:t>
       </w:r>
-      <w:hyperlink w:history="1" r:id="rIdm_g8f24kkhj72aztfa4yu">
+      <w:hyperlink w:history="1" r:id="rIdjx9cnbbcz4g9o31u7br_t">
         <w:r>
           <w:rPr>
             <w:rFonts w:ascii="Arial" w:cs="Arial" w:eastAsia="Arial" w:hAnsi="Arial"/>
@@ -6418,7 +6418,7 @@
             <w:pPr>
               <w:spacing w:after="20" w:before="0"/>
             </w:pPr>
-            <w:hyperlink w:history="1" r:id="rIdwbwdubqi11vldwsdiqv_g">
+            <w:hyperlink w:history="1" r:id="rIdry3pxivl1id0o1ckacjdd">
               <w:r>
                 <w:rPr>
                   <w:rFonts w:ascii="Arial" w:cs="Arial" w:eastAsia="Arial" w:hAnsi="Arial"/>
@@ -6451,7 +6451,7 @@
               <w:spacing w:after="10" w:before="0"/>
               <w:ind w:left="120"/>
             </w:pPr>
-            <w:hyperlink w:history="1" r:id="rIddcomozw4oxswrewpzfzo-">
+            <w:hyperlink w:history="1" r:id="rIdq6fy3z3etcra055mh3ydj">
               <w:r>
                 <w:rPr>
                   <w:rFonts w:ascii="Arial" w:cs="Arial" w:eastAsia="Arial" w:hAnsi="Arial"/>
@@ -6496,7 +6496,7 @@
             <w:pPr>
               <w:spacing w:after="20" w:before="0"/>
             </w:pPr>
-            <w:hyperlink w:history="1" r:id="rIdzzmhzp3doogihdtuukvim">
+            <w:hyperlink w:history="1" r:id="rIdvnoela9ivdvzt4hktu7dw">
               <w:r>
                 <w:rPr>
                   <w:rFonts w:ascii="Arial" w:cs="Arial" w:eastAsia="Arial" w:hAnsi="Arial"/>
@@ -6529,7 +6529,7 @@
               <w:spacing w:after="10" w:before="0"/>
               <w:ind w:left="120"/>
             </w:pPr>
-            <w:hyperlink w:history="1" r:id="rIdc-po2e5xd9o_7gc0lzwa0">
+            <w:hyperlink w:history="1" r:id="rIdl_b-xdn9e8tvd87_jdynw">
               <w:r>
                 <w:rPr>
                   <w:rFonts w:ascii="Arial" w:cs="Arial" w:eastAsia="Arial" w:hAnsi="Arial"/>
@@ -6724,7 +6724,7 @@
             <w:pPr>
               <w:spacing w:after="20" w:before="0"/>
             </w:pPr>
-            <w:hyperlink w:history="1" r:id="rIduwvimpfa3c1hgxcru4-0e">
+            <w:hyperlink w:history="1" r:id="rIdeiuzvcgn6kz9j3eysrobl">
               <w:r>
                 <w:rPr>
                   <w:rFonts w:ascii="Arial" w:cs="Arial" w:eastAsia="Arial" w:hAnsi="Arial"/>
@@ -6757,7 +6757,7 @@
               <w:spacing w:after="10" w:before="0"/>
               <w:ind w:left="120"/>
             </w:pPr>
-            <w:hyperlink w:history="1" r:id="rIdvqaizmsfvqp-gx-3ndrje">
+            <w:hyperlink w:history="1" r:id="rId6i-m0_2fdvhe570t3attf">
               <w:r>
                 <w:rPr>
                   <w:rFonts w:ascii="Arial" w:cs="Arial" w:eastAsia="Arial" w:hAnsi="Arial"/>
@@ -6802,7 +6802,7 @@
             <w:pPr>
               <w:spacing w:after="20" w:before="0"/>
             </w:pPr>
-            <w:hyperlink w:history="1" r:id="rId_huxusku4i54qg_tjttvc">
+            <w:hyperlink w:history="1" r:id="rIdry6awutv0j_p7mv65okej">
               <w:r>
                 <w:rPr>
                   <w:rFonts w:ascii="Arial" w:cs="Arial" w:eastAsia="Arial" w:hAnsi="Arial"/>
@@ -6835,7 +6835,7 @@
               <w:spacing w:after="10" w:before="0"/>
               <w:ind w:left="120"/>
             </w:pPr>
-            <w:hyperlink w:history="1" r:id="rIdvjmeagnuw7hkynxzzymgi">
+            <w:hyperlink w:history="1" r:id="rId7lw0cefdau1h_l6xpea9l">
               <w:r>
                 <w:rPr>
                   <w:rFonts w:ascii="Arial" w:cs="Arial" w:eastAsia="Arial" w:hAnsi="Arial"/>
@@ -7030,7 +7030,7 @@
             <w:pPr>
               <w:spacing w:after="20" w:before="0"/>
             </w:pPr>
-            <w:hyperlink w:history="1" r:id="rIdfnjklgrvg40s0kczgmohz">
+            <w:hyperlink w:history="1" r:id="rIdguzmdalorybn7n0e8q7os">
               <w:r>
                 <w:rPr>
                   <w:rFonts w:ascii="Arial" w:cs="Arial" w:eastAsia="Arial" w:hAnsi="Arial"/>
@@ -7063,7 +7063,7 @@
               <w:spacing w:after="10" w:before="0"/>
               <w:ind w:left="120"/>
             </w:pPr>
-            <w:hyperlink w:history="1" r:id="rIdvuqu8famt-cdhav_mjqpw">
+            <w:hyperlink w:history="1" r:id="rIdgwdepruyxuq-fubf0ycr3">
               <w:r>
                 <w:rPr>
                   <w:rFonts w:ascii="Arial" w:cs="Arial" w:eastAsia="Arial" w:hAnsi="Arial"/>
@@ -7108,7 +7108,7 @@
             <w:pPr>
               <w:spacing w:after="20" w:before="0"/>
             </w:pPr>
-            <w:hyperlink w:history="1" r:id="rIdhdejsgc7jsoglfrm3vx04">
+            <w:hyperlink w:history="1" r:id="rIdh0puhsfabzlldewew6ehw">
               <w:r>
                 <w:rPr>
                   <w:rFonts w:ascii="Arial" w:cs="Arial" w:eastAsia="Arial" w:hAnsi="Arial"/>
@@ -7141,7 +7141,7 @@
               <w:spacing w:after="10" w:before="0"/>
               <w:ind w:left="120"/>
             </w:pPr>
-            <w:hyperlink w:history="1" r:id="rIdotlwdynwdbyn9isintrls">
+            <w:hyperlink w:history="1" r:id="rIdig3jfhd5kftx3knkpf38q">
               <w:r>
                 <w:rPr>
                   <w:rFonts w:ascii="Arial" w:cs="Arial" w:eastAsia="Arial" w:hAnsi="Arial"/>
@@ -7336,7 +7336,7 @@
             <w:pPr>
               <w:spacing w:after="20" w:before="0"/>
             </w:pPr>
-            <w:hyperlink w:history="1" r:id="rIdmh5urai5iuqb8hcjdhcpe">
+            <w:hyperlink w:history="1" r:id="rIdjewww4pkizgk9jpvliawe">
               <w:r>
                 <w:rPr>
                   <w:rFonts w:ascii="Arial" w:cs="Arial" w:eastAsia="Arial" w:hAnsi="Arial"/>
@@ -7369,7 +7369,7 @@
               <w:spacing w:after="10" w:before="0"/>
               <w:ind w:left="120"/>
             </w:pPr>
-            <w:hyperlink w:history="1" r:id="rIdhb6-zxfcslus9muyzim6s">
+            <w:hyperlink w:history="1" r:id="rIdnjxevj9hdyqp0vtmzbsvu">
               <w:r>
                 <w:rPr>
                   <w:rFonts w:ascii="Arial" w:cs="Arial" w:eastAsia="Arial" w:hAnsi="Arial"/>
@@ -7414,7 +7414,7 @@
             <w:pPr>
               <w:spacing w:after="20" w:before="0"/>
             </w:pPr>
-            <w:hyperlink w:history="1" r:id="rIdsaxkcxfheyhslawa6ohmm">
+            <w:hyperlink w:history="1" r:id="rIdcshsdd42ykdt2b2xp9yz2">
               <w:r>
                 <w:rPr>
                   <w:rFonts w:ascii="Arial" w:cs="Arial" w:eastAsia="Arial" w:hAnsi="Arial"/>
@@ -7447,7 +7447,7 @@
               <w:spacing w:after="10" w:before="0"/>
               <w:ind w:left="120"/>
             </w:pPr>
-            <w:hyperlink w:history="1" r:id="rIdermi2_5cqoztvjcg3mb9v">
+            <w:hyperlink w:history="1" r:id="rId8vr9fvsehuuk8ho20x78s">
               <w:r>
                 <w:rPr>
                   <w:rFonts w:ascii="Arial" w:cs="Arial" w:eastAsia="Arial" w:hAnsi="Arial"/>
@@ -7642,7 +7642,7 @@
             <w:pPr>
               <w:spacing w:after="20" w:before="0"/>
             </w:pPr>
-            <w:hyperlink w:history="1" r:id="rIddh2hdi6ffnasjms7jarz9">
+            <w:hyperlink w:history="1" r:id="rIdnf4inj9_o3tqcxehhsy7o">
               <w:r>
                 <w:rPr>
                   <w:rFonts w:ascii="Arial" w:cs="Arial" w:eastAsia="Arial" w:hAnsi="Arial"/>
@@ -7675,7 +7675,7 @@
               <w:spacing w:after="10" w:before="0"/>
               <w:ind w:left="120"/>
             </w:pPr>
-            <w:hyperlink w:history="1" r:id="rIdhr36swlspikgo0w_bhq3d">
+            <w:hyperlink w:history="1" r:id="rIdnc4ws8-a31f_a7gmy2jda">
               <w:r>
                 <w:rPr>
                   <w:rFonts w:ascii="Arial" w:cs="Arial" w:eastAsia="Arial" w:hAnsi="Arial"/>
@@ -7720,7 +7720,7 @@
             <w:pPr>
               <w:spacing w:after="20" w:before="0"/>
             </w:pPr>
-            <w:hyperlink w:history="1" r:id="rIdnuxmwbq98yjz9hivq-dz8">
+            <w:hyperlink w:history="1" r:id="rIdzl9iddaqnb4g-pbzoe9vl">
               <w:r>
                 <w:rPr>
                   <w:rFonts w:ascii="Arial" w:cs="Arial" w:eastAsia="Arial" w:hAnsi="Arial"/>
@@ -7753,7 +7753,7 @@
               <w:spacing w:after="10" w:before="0"/>
               <w:ind w:left="120"/>
             </w:pPr>
-            <w:hyperlink w:history="1" r:id="rIdngdvoyp5gnrwgyg7u8etw">
+            <w:hyperlink w:history="1" r:id="rIdfgxd2pzdlqxudhlem7hum">
               <w:r>
                 <w:rPr>
                   <w:rFonts w:ascii="Arial" w:cs="Arial" w:eastAsia="Arial" w:hAnsi="Arial"/>
@@ -8265,7 +8265,7 @@
         </w:rPr>
         <w:t xml:space="preserve">© 2026 SeaVuria and ARES. Aligned with KICD objectives. Developed by SeaVuria; technical implementation by ARES (with AI assistance from Claude). Licensed under </w:t>
       </w:r>
-      <w:hyperlink w:history="1" r:id="rIdyqxhm0xik8cxtc65_jnfq">
+      <w:hyperlink w:history="1" r:id="rIdso4tjmssno4e-qoqtclge">
         <w:r>
           <w:rPr>
             <w:rFonts w:ascii="Arial" w:cs="Arial" w:eastAsia="Arial" w:hAnsi="Arial"/>
@@ -8286,7 +8286,7 @@
         </w:rPr>
         <w:t xml:space="preserve"> (</w:t>
       </w:r>
-      <w:hyperlink w:history="1" r:id="rIdvhxjmgfgqgbnz5gx2igeu">
+      <w:hyperlink w:history="1" r:id="rIddqrl3t_qrxwmlpyervdtw">
         <w:r>
           <w:rPr>
             <w:rFonts w:ascii="Arial" w:cs="Arial" w:eastAsia="Arial" w:hAnsi="Arial"/>
@@ -9299,7 +9299,7 @@
             <w:pPr>
               <w:spacing w:after="20" w:before="0"/>
             </w:pPr>
-            <w:hyperlink w:history="1" r:id="rIdtacgyajus5q7t3v2g5jiy">
+            <w:hyperlink w:history="1" r:id="rIdjsdiekbcnbyic8m2d0i6p">
               <w:r>
                 <w:rPr>
                   <w:rFonts w:ascii="Arial" w:cs="Arial" w:eastAsia="Arial" w:hAnsi="Arial"/>
@@ -9332,7 +9332,7 @@
               <w:spacing w:after="10" w:before="0"/>
               <w:ind w:left="120"/>
             </w:pPr>
-            <w:hyperlink w:history="1" r:id="rIdqzra5axgaxjcg58vbh5s-">
+            <w:hyperlink w:history="1" r:id="rIdo7oypoecfm1fbnlcd_esj">
               <w:r>
                 <w:rPr>
                   <w:rFonts w:ascii="Arial" w:cs="Arial" w:eastAsia="Arial" w:hAnsi="Arial"/>
@@ -9377,7 +9377,7 @@
             <w:pPr>
               <w:spacing w:after="20" w:before="0"/>
             </w:pPr>
-            <w:hyperlink w:history="1" r:id="rIdiv1b47q1bnxtgwqpbclej">
+            <w:hyperlink w:history="1" r:id="rIdqz0c_ceyzkkgr9dxzhzmv">
               <w:r>
                 <w:rPr>
                   <w:rFonts w:ascii="Arial" w:cs="Arial" w:eastAsia="Arial" w:hAnsi="Arial"/>
@@ -9410,7 +9410,7 @@
               <w:spacing w:after="10" w:before="0"/>
               <w:ind w:left="120"/>
             </w:pPr>
-            <w:hyperlink w:history="1" r:id="rIdbgvh2_tlgtrrebmpsa6gt">
+            <w:hyperlink w:history="1" r:id="rIdgnaea0_9icws9zf36s5ou">
               <w:r>
                 <w:rPr>
                   <w:rFonts w:ascii="Arial" w:cs="Arial" w:eastAsia="Arial" w:hAnsi="Arial"/>
@@ -9605,7 +9605,7 @@
             <w:pPr>
               <w:spacing w:after="20" w:before="0"/>
             </w:pPr>
-            <w:hyperlink w:history="1" r:id="rIdl6cipgvdk8n_iprtroazf">
+            <w:hyperlink w:history="1" r:id="rIdrppaxrxhhjlgdocef-sey">
               <w:r>
                 <w:rPr>
                   <w:rFonts w:ascii="Arial" w:cs="Arial" w:eastAsia="Arial" w:hAnsi="Arial"/>
@@ -9638,7 +9638,7 @@
               <w:spacing w:after="10" w:before="0"/>
               <w:ind w:left="120"/>
             </w:pPr>
-            <w:hyperlink w:history="1" r:id="rId2uqrq-c6pgxdadsndyrwx">
+            <w:hyperlink w:history="1" r:id="rIdcaoba7coboo8bgsckyogr">
               <w:r>
                 <w:rPr>
                   <w:rFonts w:ascii="Arial" w:cs="Arial" w:eastAsia="Arial" w:hAnsi="Arial"/>
@@ -9683,7 +9683,7 @@
             <w:pPr>
               <w:spacing w:after="20" w:before="0"/>
             </w:pPr>
-            <w:hyperlink w:history="1" r:id="rIdheiaqjfa4cuox0a_tye8b">
+            <w:hyperlink w:history="1" r:id="rIdpcgpsxe1hsghrdvd3dlla">
               <w:r>
                 <w:rPr>
                   <w:rFonts w:ascii="Arial" w:cs="Arial" w:eastAsia="Arial" w:hAnsi="Arial"/>
@@ -9716,7 +9716,7 @@
               <w:spacing w:after="10" w:before="0"/>
               <w:ind w:left="120"/>
             </w:pPr>
-            <w:hyperlink w:history="1" r:id="rIddx1csbtu24kmfdnbj327c">
+            <w:hyperlink w:history="1" r:id="rId5j6_aklqvxicd3w1rmbyp">
               <w:r>
                 <w:rPr>
                   <w:rFonts w:ascii="Arial" w:cs="Arial" w:eastAsia="Arial" w:hAnsi="Arial"/>
@@ -9911,7 +9911,7 @@
             <w:pPr>
               <w:spacing w:after="20" w:before="0"/>
             </w:pPr>
-            <w:hyperlink w:history="1" r:id="rIdfdya0r7sjj6w8oqnd7ycr">
+            <w:hyperlink w:history="1" r:id="rIdrnxpyfowqbclmqe6jrxg0">
               <w:r>
                 <w:rPr>
                   <w:rFonts w:ascii="Arial" w:cs="Arial" w:eastAsia="Arial" w:hAnsi="Arial"/>
@@ -9960,7 +9960,7 @@
               <w:spacing w:after="10" w:before="0"/>
               <w:ind w:left="120"/>
             </w:pPr>
-            <w:hyperlink w:history="1" r:id="rIdirrusyltom7tiyqio2u62">
+            <w:hyperlink w:history="1" r:id="rIde9p4aqfxfq3v2gjwscmi4">
               <w:r>
                 <w:rPr>
                   <w:rFonts w:ascii="Arial" w:cs="Arial" w:eastAsia="Arial" w:hAnsi="Arial"/>
@@ -10005,7 +10005,7 @@
             <w:pPr>
               <w:spacing w:after="20" w:before="0"/>
             </w:pPr>
-            <w:hyperlink w:history="1" r:id="rId70ag_gl0hcjevrziud5rl">
+            <w:hyperlink w:history="1" r:id="rIdwbbazlljwxrls1ir670gh">
               <w:r>
                 <w:rPr>
                   <w:rFonts w:ascii="Arial" w:cs="Arial" w:eastAsia="Arial" w:hAnsi="Arial"/>
@@ -10038,7 +10038,7 @@
               <w:spacing w:after="10" w:before="0"/>
               <w:ind w:left="120"/>
             </w:pPr>
-            <w:hyperlink w:history="1" r:id="rIddmhf8cps00d1mw-64yjyn">
+            <w:hyperlink w:history="1" r:id="rIdws6z9r0mujg9-1sxs7s09">
               <w:r>
                 <w:rPr>
                   <w:rFonts w:ascii="Arial" w:cs="Arial" w:eastAsia="Arial" w:hAnsi="Arial"/>
@@ -10233,7 +10233,7 @@
             <w:pPr>
               <w:spacing w:after="20" w:before="0"/>
             </w:pPr>
-            <w:hyperlink w:history="1" r:id="rIdajfqtmrc5frmvukfna63y">
+            <w:hyperlink w:history="1" r:id="rIdpdphurxkymxvzeku81jj0">
               <w:r>
                 <w:rPr>
                   <w:rFonts w:ascii="Arial" w:cs="Arial" w:eastAsia="Arial" w:hAnsi="Arial"/>
@@ -10282,7 +10282,7 @@
               <w:spacing w:after="10" w:before="0"/>
               <w:ind w:left="120"/>
             </w:pPr>
-            <w:hyperlink w:history="1" r:id="rIda9tg34s3aiv17vlmhzp7w">
+            <w:hyperlink w:history="1" r:id="rIdaydb8ekiy0ggcxrzfk2sa">
               <w:r>
                 <w:rPr>
                   <w:rFonts w:ascii="Arial" w:cs="Arial" w:eastAsia="Arial" w:hAnsi="Arial"/>
@@ -10327,7 +10327,7 @@
             <w:pPr>
               <w:spacing w:after="20" w:before="0"/>
             </w:pPr>
-            <w:hyperlink w:history="1" r:id="rId-3ybkngar67usyi5w9ufm">
+            <w:hyperlink w:history="1" r:id="rIdiu2pobyrphqosqazptbms">
               <w:r>
                 <w:rPr>
                   <w:rFonts w:ascii="Arial" w:cs="Arial" w:eastAsia="Arial" w:hAnsi="Arial"/>
@@ -10360,7 +10360,7 @@
               <w:spacing w:after="10" w:before="0"/>
               <w:ind w:left="120"/>
             </w:pPr>
-            <w:hyperlink w:history="1" r:id="rIdqa40of8leswf1vcgufr-v">
+            <w:hyperlink w:history="1" r:id="rIdas8k26pi_tf_i4xnuv_kf">
               <w:r>
                 <w:rPr>
                   <w:rFonts w:ascii="Arial" w:cs="Arial" w:eastAsia="Arial" w:hAnsi="Arial"/>
@@ -10555,7 +10555,7 @@
             <w:pPr>
               <w:spacing w:after="20" w:before="0"/>
             </w:pPr>
-            <w:hyperlink w:history="1" r:id="rIdr6q5aswurfpiwqcjybj91">
+            <w:hyperlink w:history="1" r:id="rIdh-ugcij0bzslm4q2krqde">
               <w:r>
                 <w:rPr>
                   <w:rFonts w:ascii="Arial" w:cs="Arial" w:eastAsia="Arial" w:hAnsi="Arial"/>
@@ -10604,7 +10604,7 @@
               <w:spacing w:after="10" w:before="0"/>
               <w:ind w:left="120"/>
             </w:pPr>
-            <w:hyperlink w:history="1" r:id="rIdbpbppuhl42dln6hft52tc">
+            <w:hyperlink w:history="1" r:id="rIdnlxved7iik-et1tjjq4s7">
               <w:r>
                 <w:rPr>
                   <w:rFonts w:ascii="Arial" w:cs="Arial" w:eastAsia="Arial" w:hAnsi="Arial"/>
@@ -10649,7 +10649,7 @@
             <w:pPr>
               <w:spacing w:after="20" w:before="0"/>
             </w:pPr>
-            <w:hyperlink w:history="1" r:id="rIdbxorf-rfyn7fflzzvq1rh">
+            <w:hyperlink w:history="1" r:id="rIdamre5gj2c1wojedfhnskz">
               <w:r>
                 <w:rPr>
                   <w:rFonts w:ascii="Arial" w:cs="Arial" w:eastAsia="Arial" w:hAnsi="Arial"/>
@@ -10698,7 +10698,7 @@
               <w:spacing w:after="10" w:before="0"/>
               <w:ind w:left="120"/>
             </w:pPr>
-            <w:hyperlink w:history="1" r:id="rId2kpdmessxjgvjbd-_ilc_">
+            <w:hyperlink w:history="1" r:id="rIdzogkqo6rkkewyh8t1vqls">
               <w:r>
                 <w:rPr>
                   <w:rFonts w:ascii="Arial" w:cs="Arial" w:eastAsia="Arial" w:hAnsi="Arial"/>
@@ -11210,7 +11210,7 @@
         </w:rPr>
         <w:t xml:space="preserve">© 2026 SeaVuria and ARES. Aligned with KICD objectives. Developed by SeaVuria; technical implementation by ARES (with AI assistance from Claude). Licensed under </w:t>
       </w:r>
-      <w:hyperlink w:history="1" r:id="rIduqwcdekycczqucgerxvis">
+      <w:hyperlink w:history="1" r:id="rIdldtyocc0ig1cgn0epzctj">
         <w:r>
           <w:rPr>
             <w:rFonts w:ascii="Arial" w:cs="Arial" w:eastAsia="Arial" w:hAnsi="Arial"/>
@@ -11231,7 +11231,7 @@
         </w:rPr>
         <w:t xml:space="preserve"> (</w:t>
       </w:r>
-      <w:hyperlink w:history="1" r:id="rIdgxfni_cz04ezfoxvmhw68">
+      <w:hyperlink w:history="1" r:id="rIdqu052nmgycg_wt4n7es7u">
         <w:r>
           <w:rPr>
             <w:rFonts w:ascii="Arial" w:cs="Arial" w:eastAsia="Arial" w:hAnsi="Arial"/>
@@ -12244,7 +12244,7 @@
             <w:pPr>
               <w:spacing w:after="20" w:before="0"/>
             </w:pPr>
-            <w:hyperlink w:history="1" r:id="rIdd2ysj0a1yyvarqmxeldso">
+            <w:hyperlink w:history="1" r:id="rIdpgz-zruytpooun584bdxy">
               <w:r>
                 <w:rPr>
                   <w:rFonts w:ascii="Arial" w:cs="Arial" w:eastAsia="Arial" w:hAnsi="Arial"/>
@@ -12277,7 +12277,7 @@
               <w:spacing w:after="10" w:before="0"/>
               <w:ind w:left="120"/>
             </w:pPr>
-            <w:hyperlink w:history="1" r:id="rIdsc1gecqp9io5fncbfcv2t">
+            <w:hyperlink w:history="1" r:id="rIdlib7dlkrzwqmk8rznz_wf">
               <w:r>
                 <w:rPr>
                   <w:rFonts w:ascii="Arial" w:cs="Arial" w:eastAsia="Arial" w:hAnsi="Arial"/>
@@ -12322,7 +12322,7 @@
             <w:pPr>
               <w:spacing w:after="20" w:before="0"/>
             </w:pPr>
-            <w:hyperlink w:history="1" r:id="rIdpyhjbc9bqv-tdhs-n_y95">
+            <w:hyperlink w:history="1" r:id="rId_btkhkqxz4bi4uddtwtmr">
               <w:r>
                 <w:rPr>
                   <w:rFonts w:ascii="Arial" w:cs="Arial" w:eastAsia="Arial" w:hAnsi="Arial"/>
@@ -12355,7 +12355,7 @@
               <w:spacing w:after="10" w:before="0"/>
               <w:ind w:left="120"/>
             </w:pPr>
-            <w:hyperlink w:history="1" r:id="rId0y10th1ytumrda2reks8p">
+            <w:hyperlink w:history="1" r:id="rIdhwrlgefsw2gna5on02oda">
               <w:r>
                 <w:rPr>
                   <w:rFonts w:ascii="Arial" w:cs="Arial" w:eastAsia="Arial" w:hAnsi="Arial"/>
@@ -12550,7 +12550,7 @@
             <w:pPr>
               <w:spacing w:after="20" w:before="0"/>
             </w:pPr>
-            <w:hyperlink w:history="1" r:id="rIdxiz7v96zeoctwdqrw56mr">
+            <w:hyperlink w:history="1" r:id="rIdbn2j0swykvw12_rq5kosz">
               <w:r>
                 <w:rPr>
                   <w:rFonts w:ascii="Arial" w:cs="Arial" w:eastAsia="Arial" w:hAnsi="Arial"/>
@@ -12583,7 +12583,7 @@
               <w:spacing w:after="10" w:before="0"/>
               <w:ind w:left="120"/>
             </w:pPr>
-            <w:hyperlink w:history="1" r:id="rIdxnw3dckeovdwpempvuwd0">
+            <w:hyperlink w:history="1" r:id="rIdro2bp5bkoj1m38vhxgob_">
               <w:r>
                 <w:rPr>
                   <w:rFonts w:ascii="Arial" w:cs="Arial" w:eastAsia="Arial" w:hAnsi="Arial"/>
@@ -12628,7 +12628,7 @@
             <w:pPr>
               <w:spacing w:after="20" w:before="0"/>
             </w:pPr>
-            <w:hyperlink w:history="1" r:id="rIdmf4izwqwewffsnn4ejdjd">
+            <w:hyperlink w:history="1" r:id="rIdcx6nvf8xljtmapziqdbnb">
               <w:r>
                 <w:rPr>
                   <w:rFonts w:ascii="Arial" w:cs="Arial" w:eastAsia="Arial" w:hAnsi="Arial"/>
@@ -12661,7 +12661,7 @@
               <w:spacing w:after="10" w:before="0"/>
               <w:ind w:left="120"/>
             </w:pPr>
-            <w:hyperlink w:history="1" r:id="rIdokmrb60jv406fgamtmvbo">
+            <w:hyperlink w:history="1" r:id="rIdaewjnf6ekwocpefelh9kf">
               <w:r>
                 <w:rPr>
                   <w:rFonts w:ascii="Arial" w:cs="Arial" w:eastAsia="Arial" w:hAnsi="Arial"/>
@@ -12856,7 +12856,7 @@
             <w:pPr>
               <w:spacing w:after="20" w:before="0"/>
             </w:pPr>
-            <w:hyperlink w:history="1" r:id="rId1fevyhv7wqmnftkb_jgsv">
+            <w:hyperlink w:history="1" r:id="rIdseq_0srk7ewtj1xmj4f5w">
               <w:r>
                 <w:rPr>
                   <w:rFonts w:ascii="Arial" w:cs="Arial" w:eastAsia="Arial" w:hAnsi="Arial"/>
@@ -12889,7 +12889,7 @@
               <w:spacing w:after="10" w:before="0"/>
               <w:ind w:left="120"/>
             </w:pPr>
-            <w:hyperlink w:history="1" r:id="rIdk-inhbi-n8ucmgryfpy7f">
+            <w:hyperlink w:history="1" r:id="rIdwslzpperhzwntfu6pr2bb">
               <w:r>
                 <w:rPr>
                   <w:rFonts w:ascii="Arial" w:cs="Arial" w:eastAsia="Arial" w:hAnsi="Arial"/>
@@ -12934,7 +12934,7 @@
             <w:pPr>
               <w:spacing w:after="20" w:before="0"/>
             </w:pPr>
-            <w:hyperlink w:history="1" r:id="rIdmgpvstrsbfqfrkrmviqbe">
+            <w:hyperlink w:history="1" r:id="rIdhm8btrzrtrr69dh93sfkw">
               <w:r>
                 <w:rPr>
                   <w:rFonts w:ascii="Arial" w:cs="Arial" w:eastAsia="Arial" w:hAnsi="Arial"/>
@@ -12983,7 +12983,7 @@
               <w:spacing w:after="10" w:before="0"/>
               <w:ind w:left="120"/>
             </w:pPr>
-            <w:hyperlink w:history="1" r:id="rIdprymeecil06ogvgevku-x">
+            <w:hyperlink w:history="1" r:id="rIdkdyfole00l1iaku79hqfb">
               <w:r>
                 <w:rPr>
                   <w:rFonts w:ascii="Arial" w:cs="Arial" w:eastAsia="Arial" w:hAnsi="Arial"/>
@@ -13178,7 +13178,7 @@
             <w:pPr>
               <w:spacing w:after="20" w:before="0"/>
             </w:pPr>
-            <w:hyperlink w:history="1" r:id="rIdmx2ivcxzkgub2e0qote4z">
+            <w:hyperlink w:history="1" r:id="rId-5uhsork9igo9io9uloqp">
               <w:r>
                 <w:rPr>
                   <w:rFonts w:ascii="Arial" w:cs="Arial" w:eastAsia="Arial" w:hAnsi="Arial"/>
@@ -13211,7 +13211,7 @@
               <w:spacing w:after="10" w:before="0"/>
               <w:ind w:left="120"/>
             </w:pPr>
-            <w:hyperlink w:history="1" r:id="rIdn8tbjh1tgd-ambkqosyu4">
+            <w:hyperlink w:history="1" r:id="rIdxi0txhmg1zd-yb73hu0ne">
               <w:r>
                 <w:rPr>
                   <w:rFonts w:ascii="Arial" w:cs="Arial" w:eastAsia="Arial" w:hAnsi="Arial"/>
@@ -13256,7 +13256,7 @@
             <w:pPr>
               <w:spacing w:after="20" w:before="0"/>
             </w:pPr>
-            <w:hyperlink w:history="1" r:id="rIdievqvi58yxp4fsc45n_r1">
+            <w:hyperlink w:history="1" r:id="rId1pgcx9i0catojlhqhqivf">
               <w:r>
                 <w:rPr>
                   <w:rFonts w:ascii="Arial" w:cs="Arial" w:eastAsia="Arial" w:hAnsi="Arial"/>
@@ -13305,7 +13305,7 @@
               <w:spacing w:after="10" w:before="0"/>
               <w:ind w:left="120"/>
             </w:pPr>
-            <w:hyperlink w:history="1" r:id="rIdyhlhgymona8zbmkclzd-6">
+            <w:hyperlink w:history="1" r:id="rIdpoix78fgsigddmr_jgfhj">
               <w:r>
                 <w:rPr>
                   <w:rFonts w:ascii="Arial" w:cs="Arial" w:eastAsia="Arial" w:hAnsi="Arial"/>
@@ -13500,7 +13500,7 @@
             <w:pPr>
               <w:spacing w:after="20" w:before="0"/>
             </w:pPr>
-            <w:hyperlink w:history="1" r:id="rIdjkpvs0fadtei-qdzz2qne">
+            <w:hyperlink w:history="1" r:id="rIdxelkwku6ody5g6vu-tlcc">
               <w:r>
                 <w:rPr>
                   <w:rFonts w:ascii="Arial" w:cs="Arial" w:eastAsia="Arial" w:hAnsi="Arial"/>
@@ -13533,7 +13533,7 @@
               <w:spacing w:after="10" w:before="0"/>
               <w:ind w:left="120"/>
             </w:pPr>
-            <w:hyperlink w:history="1" r:id="rIdyqdcqcjmcdxthbuaq9eiw">
+            <w:hyperlink w:history="1" r:id="rIdsr9wxgdlwp5fmrn-iabtu">
               <w:r>
                 <w:rPr>
                   <w:rFonts w:ascii="Arial" w:cs="Arial" w:eastAsia="Arial" w:hAnsi="Arial"/>
@@ -13578,7 +13578,7 @@
             <w:pPr>
               <w:spacing w:after="20" w:before="0"/>
             </w:pPr>
-            <w:hyperlink w:history="1" r:id="rId4v6jhxsmnv6glq0xxi03f">
+            <w:hyperlink w:history="1" r:id="rIdhb267fj6bytiuq6cckiyz">
               <w:r>
                 <w:rPr>
                   <w:rFonts w:ascii="Arial" w:cs="Arial" w:eastAsia="Arial" w:hAnsi="Arial"/>
@@ -13627,7 +13627,7 @@
               <w:spacing w:after="10" w:before="0"/>
               <w:ind w:left="120"/>
             </w:pPr>
-            <w:hyperlink w:history="1" r:id="rId0gdxkuqjippyhfig4sz1h">
+            <w:hyperlink w:history="1" r:id="rIdespvsdff64hrkbt5eqdv6">
               <w:r>
                 <w:rPr>
                   <w:rFonts w:ascii="Arial" w:cs="Arial" w:eastAsia="Arial" w:hAnsi="Arial"/>
@@ -14139,7 +14139,7 @@
         </w:rPr>
         <w:t xml:space="preserve">© 2026 SeaVuria and ARES. Aligned with KICD objectives. Developed by SeaVuria; technical implementation by ARES (with AI assistance from Claude). Licensed under </w:t>
       </w:r>
-      <w:hyperlink w:history="1" r:id="rIdpsz4jvxzwy555g_f7o7ta">
+      <w:hyperlink w:history="1" r:id="rIdn8_j6yplqbxyqihxruybs">
         <w:r>
           <w:rPr>
             <w:rFonts w:ascii="Arial" w:cs="Arial" w:eastAsia="Arial" w:hAnsi="Arial"/>
@@ -14160,7 +14160,7 @@
         </w:rPr>
         <w:t xml:space="preserve"> (</w:t>
       </w:r>
-      <w:hyperlink w:history="1" r:id="rIdf1ruyrg_iznembbv9-kqp">
+      <w:hyperlink w:history="1" r:id="rId3iushgctcwlez6wsfoi8c">
         <w:r>
           <w:rPr>
             <w:rFonts w:ascii="Arial" w:cs="Arial" w:eastAsia="Arial" w:hAnsi="Arial"/>
@@ -15173,7 +15173,7 @@
             <w:pPr>
               <w:spacing w:after="20" w:before="0"/>
             </w:pPr>
-            <w:hyperlink w:history="1" r:id="rIdiwzpmahpzdmhw43mlibib">
+            <w:hyperlink w:history="1" r:id="rIdqaek9co1pdu9bon4wvxrr">
               <w:r>
                 <w:rPr>
                   <w:rFonts w:ascii="Arial" w:cs="Arial" w:eastAsia="Arial" w:hAnsi="Arial"/>
@@ -15206,7 +15206,7 @@
               <w:spacing w:after="10" w:before="0"/>
               <w:ind w:left="120"/>
             </w:pPr>
-            <w:hyperlink w:history="1" r:id="rIdbzpzmqiwvtzjjf-sso1ru">
+            <w:hyperlink w:history="1" r:id="rIdz3it7r1ab2zpbedpv978y">
               <w:r>
                 <w:rPr>
                   <w:rFonts w:ascii="Arial" w:cs="Arial" w:eastAsia="Arial" w:hAnsi="Arial"/>
@@ -15251,7 +15251,7 @@
             <w:pPr>
               <w:spacing w:after="20" w:before="0"/>
             </w:pPr>
-            <w:hyperlink w:history="1" r:id="rIdzm26vog-cqj6ui4nkewpb">
+            <w:hyperlink w:history="1" r:id="rId2ln6kewb9hyo-zx8ngzsd">
               <w:r>
                 <w:rPr>
                   <w:rFonts w:ascii="Arial" w:cs="Arial" w:eastAsia="Arial" w:hAnsi="Arial"/>
@@ -15284,7 +15284,7 @@
               <w:spacing w:after="10" w:before="0"/>
               <w:ind w:left="120"/>
             </w:pPr>
-            <w:hyperlink w:history="1" r:id="rIdye8573k7jrifgtadmoddk">
+            <w:hyperlink w:history="1" r:id="rId1opqrj6ks1--rpm51ickd">
               <w:r>
                 <w:rPr>
                   <w:rFonts w:ascii="Arial" w:cs="Arial" w:eastAsia="Arial" w:hAnsi="Arial"/>
@@ -15479,7 +15479,7 @@
             <w:pPr>
               <w:spacing w:after="20" w:before="0"/>
             </w:pPr>
-            <w:hyperlink w:history="1" r:id="rIdqsxvnjqu1v_jxvh_joznl">
+            <w:hyperlink w:history="1" r:id="rIdzqxhg_auhqhyhno-nilnf">
               <w:r>
                 <w:rPr>
                   <w:rFonts w:ascii="Arial" w:cs="Arial" w:eastAsia="Arial" w:hAnsi="Arial"/>
@@ -15512,7 +15512,7 @@
               <w:spacing w:after="10" w:before="0"/>
               <w:ind w:left="120"/>
             </w:pPr>
-            <w:hyperlink w:history="1" r:id="rId1pfui82r2qlnej_vgu1sg">
+            <w:hyperlink w:history="1" r:id="rId-crgqe_omuf3hbl6pnrbh">
               <w:r>
                 <w:rPr>
                   <w:rFonts w:ascii="Arial" w:cs="Arial" w:eastAsia="Arial" w:hAnsi="Arial"/>
@@ -15557,7 +15557,7 @@
             <w:pPr>
               <w:spacing w:after="20" w:before="0"/>
             </w:pPr>
-            <w:hyperlink w:history="1" r:id="rIdqvsmub6yppyvfxqrnltjr">
+            <w:hyperlink w:history="1" r:id="rIdt9jc45jsextnwzwy4zev1">
               <w:r>
                 <w:rPr>
                   <w:rFonts w:ascii="Arial" w:cs="Arial" w:eastAsia="Arial" w:hAnsi="Arial"/>
@@ -15590,7 +15590,7 @@
               <w:spacing w:after="10" w:before="0"/>
               <w:ind w:left="120"/>
             </w:pPr>
-            <w:hyperlink w:history="1" r:id="rId_qgo-uofodawjkxj6ujjf">
+            <w:hyperlink w:history="1" r:id="rIdlvd7eahsktw7vi6rfqj3z">
               <w:r>
                 <w:rPr>
                   <w:rFonts w:ascii="Arial" w:cs="Arial" w:eastAsia="Arial" w:hAnsi="Arial"/>
@@ -15785,7 +15785,7 @@
             <w:pPr>
               <w:spacing w:after="20" w:before="0"/>
             </w:pPr>
-            <w:hyperlink w:history="1" r:id="rId6znul1ummovpxig7a5r4h">
+            <w:hyperlink w:history="1" r:id="rId_tiycg1nzi6ifvux-23kx">
               <w:r>
                 <w:rPr>
                   <w:rFonts w:ascii="Arial" w:cs="Arial" w:eastAsia="Arial" w:hAnsi="Arial"/>
@@ -15818,7 +15818,7 @@
               <w:spacing w:after="10" w:before="0"/>
               <w:ind w:left="120"/>
             </w:pPr>
-            <w:hyperlink w:history="1" r:id="rIdeorva7gvii6kffyco4tkn">
+            <w:hyperlink w:history="1" r:id="rIdw9nkkfytknth39mlorjii">
               <w:r>
                 <w:rPr>
                   <w:rFonts w:ascii="Arial" w:cs="Arial" w:eastAsia="Arial" w:hAnsi="Arial"/>
@@ -15863,7 +15863,7 @@
             <w:pPr>
               <w:spacing w:after="20" w:before="0"/>
             </w:pPr>
-            <w:hyperlink w:history="1" r:id="rIduruszxszsicosnsnqn8ew">
+            <w:hyperlink w:history="1" r:id="rIdd17fywppwryu7u4eqiljx">
               <w:r>
                 <w:rPr>
                   <w:rFonts w:ascii="Arial" w:cs="Arial" w:eastAsia="Arial" w:hAnsi="Arial"/>
@@ -15912,7 +15912,7 @@
               <w:spacing w:after="10" w:before="0"/>
               <w:ind w:left="120"/>
             </w:pPr>
-            <w:hyperlink w:history="1" r:id="rId0baamwddpfefqoyscshzg">
+            <w:hyperlink w:history="1" r:id="rIdidgair7xrlsogzmljmhsl">
               <w:r>
                 <w:rPr>
                   <w:rFonts w:ascii="Arial" w:cs="Arial" w:eastAsia="Arial" w:hAnsi="Arial"/>
@@ -16107,7 +16107,7 @@
             <w:pPr>
               <w:spacing w:after="20" w:before="0"/>
             </w:pPr>
-            <w:hyperlink w:history="1" r:id="rIdbmy0ih31uumfq2-nxabsv">
+            <w:hyperlink w:history="1" r:id="rId5a5fdutkpzd1cr_npix2j">
               <w:r>
                 <w:rPr>
                   <w:rFonts w:ascii="Arial" w:cs="Arial" w:eastAsia="Arial" w:hAnsi="Arial"/>
@@ -16140,7 +16140,7 @@
               <w:spacing w:after="10" w:before="0"/>
               <w:ind w:left="120"/>
             </w:pPr>
-            <w:hyperlink w:history="1" r:id="rIdioizb28zw__qryiltpxk_">
+            <w:hyperlink w:history="1" r:id="rIdmzxv1haqrljiht8lwi2x8">
               <w:r>
                 <w:rPr>
                   <w:rFonts w:ascii="Arial" w:cs="Arial" w:eastAsia="Arial" w:hAnsi="Arial"/>
@@ -16185,7 +16185,7 @@
             <w:pPr>
               <w:spacing w:after="20" w:before="0"/>
             </w:pPr>
-            <w:hyperlink w:history="1" r:id="rIdqsat2vyft27gkzulwwglj">
+            <w:hyperlink w:history="1" r:id="rIdl27ngbpps6oxbojtbhbyi">
               <w:r>
                 <w:rPr>
                   <w:rFonts w:ascii="Arial" w:cs="Arial" w:eastAsia="Arial" w:hAnsi="Arial"/>
@@ -16234,7 +16234,7 @@
               <w:spacing w:after="10" w:before="0"/>
               <w:ind w:left="120"/>
             </w:pPr>
-            <w:hyperlink w:history="1" r:id="rIdh3rj6a3mqvmyceg-v2jix">
+            <w:hyperlink w:history="1" r:id="rIdzl7oj_mkidi7-sd6chfb9">
               <w:r>
                 <w:rPr>
                   <w:rFonts w:ascii="Arial" w:cs="Arial" w:eastAsia="Arial" w:hAnsi="Arial"/>
@@ -16429,7 +16429,7 @@
             <w:pPr>
               <w:spacing w:after="20" w:before="0"/>
             </w:pPr>
-            <w:hyperlink w:history="1" r:id="rIdzry1k5ccd08n_feyxcva6">
+            <w:hyperlink w:history="1" r:id="rIdhuihm8qmh7svjwyjrhtn1">
               <w:r>
                 <w:rPr>
                   <w:rFonts w:ascii="Arial" w:cs="Arial" w:eastAsia="Arial" w:hAnsi="Arial"/>
@@ -16478,7 +16478,7 @@
               <w:spacing w:after="10" w:before="0"/>
               <w:ind w:left="120"/>
             </w:pPr>
-            <w:hyperlink w:history="1" r:id="rId-zexavx9np9jzvg3fgyc_">
+            <w:hyperlink w:history="1" r:id="rIdrec9lvp15pvtx860timot">
               <w:r>
                 <w:rPr>
                   <w:rFonts w:ascii="Arial" w:cs="Arial" w:eastAsia="Arial" w:hAnsi="Arial"/>
@@ -16523,7 +16523,7 @@
             <w:pPr>
               <w:spacing w:after="20" w:before="0"/>
             </w:pPr>
-            <w:hyperlink w:history="1" r:id="rIdda9fmvbk4iqpdjvcrfr22">
+            <w:hyperlink w:history="1" r:id="rIdodruyupdw49h10rkwcng3">
               <w:r>
                 <w:rPr>
                   <w:rFonts w:ascii="Arial" w:cs="Arial" w:eastAsia="Arial" w:hAnsi="Arial"/>
@@ -16572,7 +16572,7 @@
               <w:spacing w:after="10" w:before="0"/>
               <w:ind w:left="120"/>
             </w:pPr>
-            <w:hyperlink w:history="1" r:id="rId8voero5do4lnxb5sulk7m">
+            <w:hyperlink w:history="1" r:id="rIdz2kz88dtcpvd6yjclamdi">
               <w:r>
                 <w:rPr>
                   <w:rFonts w:ascii="Arial" w:cs="Arial" w:eastAsia="Arial" w:hAnsi="Arial"/>
@@ -17084,7 +17084,7 @@
         </w:rPr>
         <w:t xml:space="preserve">© 2026 SeaVuria and ARES. Aligned with KICD objectives. Developed by SeaVuria; technical implementation by ARES (with AI assistance from Claude). Licensed under </w:t>
       </w:r>
-      <w:hyperlink w:history="1" r:id="rIdtyzjzfxgciaechqetxe90">
+      <w:hyperlink w:history="1" r:id="rId_3dtpvgthyk7plsit61fk">
         <w:r>
           <w:rPr>
             <w:rFonts w:ascii="Arial" w:cs="Arial" w:eastAsia="Arial" w:hAnsi="Arial"/>
@@ -17105,7 +17105,7 @@
         </w:rPr>
         <w:t xml:space="preserve"> (</w:t>
       </w:r>
-      <w:hyperlink w:history="1" r:id="rId-65l1hinswvyjwyjen8j_">
+      <w:hyperlink w:history="1" r:id="rIdwwrepgjhy0zq8cmg0hel6">
         <w:r>
           <w:rPr>
             <w:rFonts w:ascii="Arial" w:cs="Arial" w:eastAsia="Arial" w:hAnsi="Arial"/>
@@ -18118,7 +18118,7 @@
             <w:pPr>
               <w:spacing w:after="20" w:before="0"/>
             </w:pPr>
-            <w:hyperlink w:history="1" r:id="rIdi5y_o6lhobdczgmsllrxr">
+            <w:hyperlink w:history="1" r:id="rIdvkads4mhdamovvt8hg_uj">
               <w:r>
                 <w:rPr>
                   <w:rFonts w:ascii="Arial" w:cs="Arial" w:eastAsia="Arial" w:hAnsi="Arial"/>
@@ -18151,7 +18151,7 @@
               <w:spacing w:after="10" w:before="0"/>
               <w:ind w:left="120"/>
             </w:pPr>
-            <w:hyperlink w:history="1" r:id="rIdy2mwe846cxa__jbdzh7mu">
+            <w:hyperlink w:history="1" r:id="rIdyil2tvx6keuxvjuj-uts2">
               <w:r>
                 <w:rPr>
                   <w:rFonts w:ascii="Arial" w:cs="Arial" w:eastAsia="Arial" w:hAnsi="Arial"/>
@@ -18196,7 +18196,7 @@
             <w:pPr>
               <w:spacing w:after="20" w:before="0"/>
             </w:pPr>
-            <w:hyperlink w:history="1" r:id="rIdiyeoeak7utfrpsvuofnsm">
+            <w:hyperlink w:history="1" r:id="rIds4qhk-_uigpknkkc_wsbu">
               <w:r>
                 <w:rPr>
                   <w:rFonts w:ascii="Arial" w:cs="Arial" w:eastAsia="Arial" w:hAnsi="Arial"/>
@@ -18229,7 +18229,7 @@
               <w:spacing w:after="10" w:before="0"/>
               <w:ind w:left="120"/>
             </w:pPr>
-            <w:hyperlink w:history="1" r:id="rIdjbiavbqdlwnwpxxy0zx4a">
+            <w:hyperlink w:history="1" r:id="rIdhts8eddkohh-vu1xddk-8">
               <w:r>
                 <w:rPr>
                   <w:rFonts w:ascii="Arial" w:cs="Arial" w:eastAsia="Arial" w:hAnsi="Arial"/>
@@ -18424,7 +18424,7 @@
             <w:pPr>
               <w:spacing w:after="20" w:before="0"/>
             </w:pPr>
-            <w:hyperlink w:history="1" r:id="rIdrasd8mhjnr5ao1p24ocwv">
+            <w:hyperlink w:history="1" r:id="rId_8hcgrtmowicjm2vzlzpu">
               <w:r>
                 <w:rPr>
                   <w:rFonts w:ascii="Arial" w:cs="Arial" w:eastAsia="Arial" w:hAnsi="Arial"/>
@@ -18457,7 +18457,7 @@
               <w:spacing w:after="10" w:before="0"/>
               <w:ind w:left="120"/>
             </w:pPr>
-            <w:hyperlink w:history="1" r:id="rIdij36p-hauv4mcp7s3qvkh">
+            <w:hyperlink w:history="1" r:id="rIdhfjchdus0qhwgt5kiiqt0">
               <w:r>
                 <w:rPr>
                   <w:rFonts w:ascii="Arial" w:cs="Arial" w:eastAsia="Arial" w:hAnsi="Arial"/>
@@ -18502,7 +18502,7 @@
             <w:pPr>
               <w:spacing w:after="20" w:before="0"/>
             </w:pPr>
-            <w:hyperlink w:history="1" r:id="rId8lgipitkfem3bz9fifcgl">
+            <w:hyperlink w:history="1" r:id="rId-kfd2-x_fpmwdm2k0lr3l">
               <w:r>
                 <w:rPr>
                   <w:rFonts w:ascii="Arial" w:cs="Arial" w:eastAsia="Arial" w:hAnsi="Arial"/>
@@ -18535,7 +18535,7 @@
               <w:spacing w:after="10" w:before="0"/>
               <w:ind w:left="120"/>
             </w:pPr>
-            <w:hyperlink w:history="1" r:id="rIdccm_wda-4ele-htyyyyxy">
+            <w:hyperlink w:history="1" r:id="rIdokdkkcyzxgutp3on9it4w">
               <w:r>
                 <w:rPr>
                   <w:rFonts w:ascii="Arial" w:cs="Arial" w:eastAsia="Arial" w:hAnsi="Arial"/>
@@ -18730,7 +18730,7 @@
             <w:pPr>
               <w:spacing w:after="20" w:before="0"/>
             </w:pPr>
-            <w:hyperlink w:history="1" r:id="rIdazaiqu5x8_kglwedpqzku">
+            <w:hyperlink w:history="1" r:id="rIdydjmct0zol94yq1ehsv40">
               <w:r>
                 <w:rPr>
                   <w:rFonts w:ascii="Arial" w:cs="Arial" w:eastAsia="Arial" w:hAnsi="Arial"/>
@@ -18779,7 +18779,7 @@
               <w:spacing w:after="10" w:before="0"/>
               <w:ind w:left="120"/>
             </w:pPr>
-            <w:hyperlink w:history="1" r:id="rIdtfjdalvqkeepvdwvwptsj">
+            <w:hyperlink w:history="1" r:id="rIdh_vokwxokitbfdlkbfhfx">
               <w:r>
                 <w:rPr>
                   <w:rFonts w:ascii="Arial" w:cs="Arial" w:eastAsia="Arial" w:hAnsi="Arial"/>
@@ -18824,7 +18824,7 @@
             <w:pPr>
               <w:spacing w:after="20" w:before="0"/>
             </w:pPr>
-            <w:hyperlink w:history="1" r:id="rIdk3h-fejt7y-vphp_crcaw">
+            <w:hyperlink w:history="1" r:id="rIdnfb98y5jqoma7m_1kpvcm">
               <w:r>
                 <w:rPr>
                   <w:rFonts w:ascii="Arial" w:cs="Arial" w:eastAsia="Arial" w:hAnsi="Arial"/>
@@ -18857,7 +18857,7 @@
               <w:spacing w:after="10" w:before="0"/>
               <w:ind w:left="120"/>
             </w:pPr>
-            <w:hyperlink w:history="1" r:id="rIdc1eaxf7zc1dceo2axx-05">
+            <w:hyperlink w:history="1" r:id="rIds-ol8zh1v7vu9iolxrn-1">
               <w:r>
                 <w:rPr>
                   <w:rFonts w:ascii="Arial" w:cs="Arial" w:eastAsia="Arial" w:hAnsi="Arial"/>
@@ -19052,7 +19052,7 @@
             <w:pPr>
               <w:spacing w:after="20" w:before="0"/>
             </w:pPr>
-            <w:hyperlink w:history="1" r:id="rIdnynrouk9pcq0mimvts3jk">
+            <w:hyperlink w:history="1" r:id="rId8ahwxx9fa-_tpv8nblhqf">
               <w:r>
                 <w:rPr>
                   <w:rFonts w:ascii="Arial" w:cs="Arial" w:eastAsia="Arial" w:hAnsi="Arial"/>
@@ -19101,7 +19101,7 @@
               <w:spacing w:after="10" w:before="0"/>
               <w:ind w:left="120"/>
             </w:pPr>
-            <w:hyperlink w:history="1" r:id="rIdulylti0wyhmh2rcxp2sav">
+            <w:hyperlink w:history="1" r:id="rIdpyf6kop_dux__3kspplnf">
               <w:r>
                 <w:rPr>
                   <w:rFonts w:ascii="Arial" w:cs="Arial" w:eastAsia="Arial" w:hAnsi="Arial"/>
@@ -19146,7 +19146,7 @@
             <w:pPr>
               <w:spacing w:after="20" w:before="0"/>
             </w:pPr>
-            <w:hyperlink w:history="1" r:id="rId9-cde5ilchsutqbtaqjih">
+            <w:hyperlink w:history="1" r:id="rIdqebpdbksdi9ybd7u6crz8">
               <w:r>
                 <w:rPr>
                   <w:rFonts w:ascii="Arial" w:cs="Arial" w:eastAsia="Arial" w:hAnsi="Arial"/>
@@ -19179,7 +19179,7 @@
               <w:spacing w:after="10" w:before="0"/>
               <w:ind w:left="120"/>
             </w:pPr>
-            <w:hyperlink w:history="1" r:id="rIddmrbbd5nicf2dhpltambn">
+            <w:hyperlink w:history="1" r:id="rId1bawdcdclwg9odoqmbbik">
               <w:r>
                 <w:rPr>
                   <w:rFonts w:ascii="Arial" w:cs="Arial" w:eastAsia="Arial" w:hAnsi="Arial"/>
@@ -19374,7 +19374,7 @@
             <w:pPr>
               <w:spacing w:after="20" w:before="0"/>
             </w:pPr>
-            <w:hyperlink w:history="1" r:id="rIdcnprfty7s_2bciih0vdkx">
+            <w:hyperlink w:history="1" r:id="rIdofaqc_fctjv3gcdykrmmu">
               <w:r>
                 <w:rPr>
                   <w:rFonts w:ascii="Arial" w:cs="Arial" w:eastAsia="Arial" w:hAnsi="Arial"/>
@@ -19423,7 +19423,7 @@
               <w:spacing w:after="10" w:before="0"/>
               <w:ind w:left="120"/>
             </w:pPr>
-            <w:hyperlink w:history="1" r:id="rIdhrhkixjad_3g66hopkmlb">
+            <w:hyperlink w:history="1" r:id="rIdnneynhtk3tnejux9ms0bv">
               <w:r>
                 <w:rPr>
                   <w:rFonts w:ascii="Arial" w:cs="Arial" w:eastAsia="Arial" w:hAnsi="Arial"/>
@@ -19468,7 +19468,7 @@
             <w:pPr>
               <w:spacing w:after="20" w:before="0"/>
             </w:pPr>
-            <w:hyperlink w:history="1" r:id="rId6bnqzs9cnrn8ywijyepk1">
+            <w:hyperlink w:history="1" r:id="rIdlh7ary4ownk1armvsgcu-">
               <w:r>
                 <w:rPr>
                   <w:rFonts w:ascii="Arial" w:cs="Arial" w:eastAsia="Arial" w:hAnsi="Arial"/>
@@ -19501,7 +19501,7 @@
               <w:spacing w:after="10" w:before="0"/>
               <w:ind w:left="120"/>
             </w:pPr>
-            <w:hyperlink w:history="1" r:id="rIdv5aetb-u0svq1m6lx0mhu">
+            <w:hyperlink w:history="1" r:id="rId5wtgcwhk4pg40jvvfscpv">
               <w:r>
                 <w:rPr>
                   <w:rFonts w:ascii="Arial" w:cs="Arial" w:eastAsia="Arial" w:hAnsi="Arial"/>
@@ -20127,7 +20127,7 @@
         </w:rPr>
         <w:t xml:space="preserve">© 2026 SeaVuria and ARES. Aligned with KICD objectives. Developed by SeaVuria; technical implementation by ARES (with AI assistance from Claude). Licensed under </w:t>
       </w:r>
-      <w:hyperlink w:history="1" r:id="rIdvdyvxtr3cpwyvpdmok9gr">
+      <w:hyperlink w:history="1" r:id="rIdmq7nzxnrcjaey23bi9h12">
         <w:r>
           <w:rPr>
             <w:rFonts w:ascii="Arial" w:cs="Arial" w:eastAsia="Arial" w:hAnsi="Arial"/>
@@ -20148,7 +20148,7 @@
         </w:rPr>
         <w:t xml:space="preserve"> (</w:t>
       </w:r>
-      <w:hyperlink w:history="1" r:id="rIdpevsey5dhz-jwzzcq8_eb">
+      <w:hyperlink w:history="1" r:id="rIdt6emhtk39pv0pqc-f1_y3">
         <w:r>
           <w:rPr>
             <w:rFonts w:ascii="Arial" w:cs="Arial" w:eastAsia="Arial" w:hAnsi="Arial"/>
@@ -21161,7 +21161,7 @@
             <w:pPr>
               <w:spacing w:after="20" w:before="0"/>
             </w:pPr>
-            <w:hyperlink w:history="1" r:id="rIdogt4sthsxfr8fvswymhum">
+            <w:hyperlink w:history="1" r:id="rIdktysqyfhilmlmnnubb5gh">
               <w:r>
                 <w:rPr>
                   <w:rFonts w:ascii="Arial" w:cs="Arial" w:eastAsia="Arial" w:hAnsi="Arial"/>
@@ -21194,7 +21194,7 @@
               <w:spacing w:after="10" w:before="0"/>
               <w:ind w:left="120"/>
             </w:pPr>
-            <w:hyperlink w:history="1" r:id="rIdvcwdojs8ufo1igfr154aa">
+            <w:hyperlink w:history="1" r:id="rIdtji2vmbamzyizpk94asol">
               <w:r>
                 <w:rPr>
                   <w:rFonts w:ascii="Arial" w:cs="Arial" w:eastAsia="Arial" w:hAnsi="Arial"/>
@@ -21239,7 +21239,7 @@
             <w:pPr>
               <w:spacing w:after="20" w:before="0"/>
             </w:pPr>
-            <w:hyperlink w:history="1" r:id="rIdyxc4ombvggcbalyaybzwa">
+            <w:hyperlink w:history="1" r:id="rIdok9tasmlz0uz_nd6qfct1">
               <w:r>
                 <w:rPr>
                   <w:rFonts w:ascii="Arial" w:cs="Arial" w:eastAsia="Arial" w:hAnsi="Arial"/>
@@ -21272,7 +21272,7 @@
               <w:spacing w:after="10" w:before="0"/>
               <w:ind w:left="120"/>
             </w:pPr>
-            <w:hyperlink w:history="1" r:id="rIdja3ufufdz6c3gvxj7rsgp">
+            <w:hyperlink w:history="1" r:id="rIdcstpehnic-ljl9r5_lw9s">
               <w:r>
                 <w:rPr>
                   <w:rFonts w:ascii="Arial" w:cs="Arial" w:eastAsia="Arial" w:hAnsi="Arial"/>
@@ -21467,7 +21467,7 @@
             <w:pPr>
               <w:spacing w:after="20" w:before="0"/>
             </w:pPr>
-            <w:hyperlink w:history="1" r:id="rIddg48uwzp8cuswwttclkuh">
+            <w:hyperlink w:history="1" r:id="rIdotbm0c8ogaojuyeo7jywt">
               <w:r>
                 <w:rPr>
                   <w:rFonts w:ascii="Arial" w:cs="Arial" w:eastAsia="Arial" w:hAnsi="Arial"/>
@@ -21500,7 +21500,7 @@
               <w:spacing w:after="10" w:before="0"/>
               <w:ind w:left="120"/>
             </w:pPr>
-            <w:hyperlink w:history="1" r:id="rIdion49gs7tt6fj641b3tmf">
+            <w:hyperlink w:history="1" r:id="rIdvu5kviyendi0ivrtei90f">
               <w:r>
                 <w:rPr>
                   <w:rFonts w:ascii="Arial" w:cs="Arial" w:eastAsia="Arial" w:hAnsi="Arial"/>
@@ -21545,7 +21545,7 @@
             <w:pPr>
               <w:spacing w:after="20" w:before="0"/>
             </w:pPr>
-            <w:hyperlink w:history="1" r:id="rIdxogzlwn9yiebmyweoj0ke">
+            <w:hyperlink w:history="1" r:id="rIdctknspu9nealyzkcerdyg">
               <w:r>
                 <w:rPr>
                   <w:rFonts w:ascii="Arial" w:cs="Arial" w:eastAsia="Arial" w:hAnsi="Arial"/>
@@ -21578,7 +21578,7 @@
               <w:spacing w:after="10" w:before="0"/>
               <w:ind w:left="120"/>
             </w:pPr>
-            <w:hyperlink w:history="1" r:id="rId03cvw0nvjbq04amymyxew">
+            <w:hyperlink w:history="1" r:id="rId2_j-jih4x2ah7gkowrewx">
               <w:r>
                 <w:rPr>
                   <w:rFonts w:ascii="Arial" w:cs="Arial" w:eastAsia="Arial" w:hAnsi="Arial"/>
@@ -21773,7 +21773,7 @@
             <w:pPr>
               <w:spacing w:after="20" w:before="0"/>
             </w:pPr>
-            <w:hyperlink w:history="1" r:id="rId63osh4o0egyca-rnbjfq9">
+            <w:hyperlink w:history="1" r:id="rIdrtpa8oqkc0shoe5k2mwta">
               <w:r>
                 <w:rPr>
                   <w:rFonts w:ascii="Arial" w:cs="Arial" w:eastAsia="Arial" w:hAnsi="Arial"/>
@@ -21806,7 +21806,7 @@
               <w:spacing w:after="10" w:before="0"/>
               <w:ind w:left="120"/>
             </w:pPr>
-            <w:hyperlink w:history="1" r:id="rIdwp7_hcgzyfy1d0hrbr0l1">
+            <w:hyperlink w:history="1" r:id="rIdh-ojl1z70ux0enqvzu1vj">
               <w:r>
                 <w:rPr>
                   <w:rFonts w:ascii="Arial" w:cs="Arial" w:eastAsia="Arial" w:hAnsi="Arial"/>
@@ -21851,7 +21851,7 @@
             <w:pPr>
               <w:spacing w:after="20" w:before="0"/>
             </w:pPr>
-            <w:hyperlink w:history="1" r:id="rIdrqprxtw62iokzazvn7w4d">
+            <w:hyperlink w:history="1" r:id="rId-tcsxps21mqkv-2gc0j38">
               <w:r>
                 <w:rPr>
                   <w:rFonts w:ascii="Arial" w:cs="Arial" w:eastAsia="Arial" w:hAnsi="Arial"/>
@@ -21900,7 +21900,7 @@
               <w:spacing w:after="10" w:before="0"/>
               <w:ind w:left="120"/>
             </w:pPr>
-            <w:hyperlink w:history="1" r:id="rIdyggjts4chbwzgogf9dfpm">
+            <w:hyperlink w:history="1" r:id="rIdlmc_bmf9wgvxhe5v_2hup">
               <w:r>
                 <w:rPr>
                   <w:rFonts w:ascii="Arial" w:cs="Arial" w:eastAsia="Arial" w:hAnsi="Arial"/>
@@ -22095,7 +22095,7 @@
             <w:pPr>
               <w:spacing w:after="20" w:before="0"/>
             </w:pPr>
-            <w:hyperlink w:history="1" r:id="rIdd-ykndjnl_qt82ljozbj1">
+            <w:hyperlink w:history="1" r:id="rIdhauehs4gk1udyivrapcce">
               <w:r>
                 <w:rPr>
                   <w:rFonts w:ascii="Arial" w:cs="Arial" w:eastAsia="Arial" w:hAnsi="Arial"/>
@@ -22128,7 +22128,7 @@
               <w:spacing w:after="10" w:before="0"/>
               <w:ind w:left="120"/>
             </w:pPr>
-            <w:hyperlink w:history="1" r:id="rIdy_8em52pk8hnd-rbgeb3g">
+            <w:hyperlink w:history="1" r:id="rIdcqzqiwxcwhv-abdtemuup">
               <w:r>
                 <w:rPr>
                   <w:rFonts w:ascii="Arial" w:cs="Arial" w:eastAsia="Arial" w:hAnsi="Arial"/>
@@ -22173,7 +22173,7 @@
             <w:pPr>
               <w:spacing w:after="20" w:before="0"/>
             </w:pPr>
-            <w:hyperlink w:history="1" r:id="rIdgedlzzy-p9do50uegtglz">
+            <w:hyperlink w:history="1" r:id="rId2cpchqa95gfkrbz8l_aid">
               <w:r>
                 <w:rPr>
                   <w:rFonts w:ascii="Arial" w:cs="Arial" w:eastAsia="Arial" w:hAnsi="Arial"/>
@@ -22206,7 +22206,7 @@
               <w:spacing w:after="10" w:before="0"/>
               <w:ind w:left="120"/>
             </w:pPr>
-            <w:hyperlink w:history="1" r:id="rIdy5mn5bjh7qa3muxgawze3">
+            <w:hyperlink w:history="1" r:id="rIdzsc649-l1pftfl1xgi5xq">
               <w:r>
                 <w:rPr>
                   <w:rFonts w:ascii="Arial" w:cs="Arial" w:eastAsia="Arial" w:hAnsi="Arial"/>
@@ -22401,7 +22401,7 @@
             <w:pPr>
               <w:spacing w:after="20" w:before="0"/>
             </w:pPr>
-            <w:hyperlink w:history="1" r:id="rIdpzcl1tfokg9olsml43nhh">
+            <w:hyperlink w:history="1" r:id="rIds9tfr9tnwd6k5snc6hj5m">
               <w:r>
                 <w:rPr>
                   <w:rFonts w:ascii="Arial" w:cs="Arial" w:eastAsia="Arial" w:hAnsi="Arial"/>
@@ -22450,7 +22450,7 @@
               <w:spacing w:after="10" w:before="0"/>
               <w:ind w:left="120"/>
             </w:pPr>
-            <w:hyperlink w:history="1" r:id="rIdyxnss8rjb1hhxihu3sodb">
+            <w:hyperlink w:history="1" r:id="rIdn0gjmo5asi_9uvzwi71ug">
               <w:r>
                 <w:rPr>
                   <w:rFonts w:ascii="Arial" w:cs="Arial" w:eastAsia="Arial" w:hAnsi="Arial"/>
@@ -22495,7 +22495,7 @@
             <w:pPr>
               <w:spacing w:after="20" w:before="0"/>
             </w:pPr>
-            <w:hyperlink w:history="1" r:id="rIdeo7kcecqynh5ocarou6vi">
+            <w:hyperlink w:history="1" r:id="rIdw6qyznkfs2ihiaokklqwg">
               <w:r>
                 <w:rPr>
                   <w:rFonts w:ascii="Arial" w:cs="Arial" w:eastAsia="Arial" w:hAnsi="Arial"/>
@@ -22528,7 +22528,7 @@
               <w:spacing w:after="10" w:before="0"/>
               <w:ind w:left="120"/>
             </w:pPr>
-            <w:hyperlink w:history="1" r:id="rIdob1ypyqgd_hp3b64rmazq">
+            <w:hyperlink w:history="1" r:id="rIddvih4yemubjnrnim65lbr">
               <w:r>
                 <w:rPr>
                   <w:rFonts w:ascii="Arial" w:cs="Arial" w:eastAsia="Arial" w:hAnsi="Arial"/>
@@ -23040,7 +23040,7 @@
         </w:rPr>
         <w:t xml:space="preserve">© 2026 SeaVuria and ARES. Aligned with KICD objectives. Developed by SeaVuria; technical implementation by ARES (with AI assistance from Claude). Licensed under </w:t>
       </w:r>
-      <w:hyperlink w:history="1" r:id="rIdfe5stns1jhalqedlr_6qq">
+      <w:hyperlink w:history="1" r:id="rIduervvyxhfy5ciwk6ylyht">
         <w:r>
           <w:rPr>
             <w:rFonts w:ascii="Arial" w:cs="Arial" w:eastAsia="Arial" w:hAnsi="Arial"/>
@@ -23061,7 +23061,7 @@
         </w:rPr>
         <w:t xml:space="preserve"> (</w:t>
       </w:r>
-      <w:hyperlink w:history="1" r:id="rIdwyjebht9msjgc8fgvccgv">
+      <w:hyperlink w:history="1" r:id="rIdoonsp0xuvfzhf7lmln9kg">
         <w:r>
           <w:rPr>
             <w:rFonts w:ascii="Arial" w:cs="Arial" w:eastAsia="Arial" w:hAnsi="Arial"/>
@@ -24074,7 +24074,7 @@
             <w:pPr>
               <w:spacing w:after="20" w:before="0"/>
             </w:pPr>
-            <w:hyperlink w:history="1" r:id="rIdcrdsjhw10yhpmdexmsexy">
+            <w:hyperlink w:history="1" r:id="rIdx0hh1oq6rhya8-thbrmew">
               <w:r>
                 <w:rPr>
                   <w:rFonts w:ascii="Arial" w:cs="Arial" w:eastAsia="Arial" w:hAnsi="Arial"/>
@@ -24107,7 +24107,7 @@
               <w:spacing w:after="10" w:before="0"/>
               <w:ind w:left="120"/>
             </w:pPr>
-            <w:hyperlink w:history="1" r:id="rIdoesb6wpwxlhog9qkjsrxu">
+            <w:hyperlink w:history="1" r:id="rIdbmhxb_oxbkygcttjt6u6q">
               <w:r>
                 <w:rPr>
                   <w:rFonts w:ascii="Arial" w:cs="Arial" w:eastAsia="Arial" w:hAnsi="Arial"/>
@@ -24152,7 +24152,7 @@
             <w:pPr>
               <w:spacing w:after="20" w:before="0"/>
             </w:pPr>
-            <w:hyperlink w:history="1" r:id="rId09oa_9nfamu6cwftnt3m7">
+            <w:hyperlink w:history="1" r:id="rIdv_htly4ejwzyv59ffkx39">
               <w:r>
                 <w:rPr>
                   <w:rFonts w:ascii="Arial" w:cs="Arial" w:eastAsia="Arial" w:hAnsi="Arial"/>
@@ -24185,7 +24185,7 @@
               <w:spacing w:after="10" w:before="0"/>
               <w:ind w:left="120"/>
             </w:pPr>
-            <w:hyperlink w:history="1" r:id="rIdhnavolnlkxut0my8xw1-d">
+            <w:hyperlink w:history="1" r:id="rIdfw2vtnyg1-di_aotb0v3f">
               <w:r>
                 <w:rPr>
                   <w:rFonts w:ascii="Arial" w:cs="Arial" w:eastAsia="Arial" w:hAnsi="Arial"/>
@@ -24380,7 +24380,7 @@
             <w:pPr>
               <w:spacing w:after="20" w:before="0"/>
             </w:pPr>
-            <w:hyperlink w:history="1" r:id="rIduxdezeigsa1vfxfsjc4yo">
+            <w:hyperlink w:history="1" r:id="rIdsm67jhtdri-vy31vyuleq">
               <w:r>
                 <w:rPr>
                   <w:rFonts w:ascii="Arial" w:cs="Arial" w:eastAsia="Arial" w:hAnsi="Arial"/>
@@ -24413,7 +24413,7 @@
               <w:spacing w:after="10" w:before="0"/>
               <w:ind w:left="120"/>
             </w:pPr>
-            <w:hyperlink w:history="1" r:id="rIdjum94diioarcjpqcm1wu4">
+            <w:hyperlink w:history="1" r:id="rIdysfaxnga3qjam705e8ohf">
               <w:r>
                 <w:rPr>
                   <w:rFonts w:ascii="Arial" w:cs="Arial" w:eastAsia="Arial" w:hAnsi="Arial"/>
@@ -24458,7 +24458,7 @@
             <w:pPr>
               <w:spacing w:after="20" w:before="0"/>
             </w:pPr>
-            <w:hyperlink w:history="1" r:id="rIda_oshdcly3poyku0ujcs7">
+            <w:hyperlink w:history="1" r:id="rIdaxsez_qhjsjjmtsaff5zq">
               <w:r>
                 <w:rPr>
                   <w:rFonts w:ascii="Arial" w:cs="Arial" w:eastAsia="Arial" w:hAnsi="Arial"/>
@@ -24491,7 +24491,7 @@
               <w:spacing w:after="10" w:before="0"/>
               <w:ind w:left="120"/>
             </w:pPr>
-            <w:hyperlink w:history="1" r:id="rIdd6yshpxphfowljrqdykp4">
+            <w:hyperlink w:history="1" r:id="rId83auvxeto3_yrk2gnczrl">
               <w:r>
                 <w:rPr>
                   <w:rFonts w:ascii="Arial" w:cs="Arial" w:eastAsia="Arial" w:hAnsi="Arial"/>
@@ -24686,7 +24686,7 @@
             <w:pPr>
               <w:spacing w:after="20" w:before="0"/>
             </w:pPr>
-            <w:hyperlink w:history="1" r:id="rId8zrxps3ko1rgccru2oy9j">
+            <w:hyperlink w:history="1" r:id="rIdpxeu4hzavdyvizoxrcujq">
               <w:r>
                 <w:rPr>
                   <w:rFonts w:ascii="Arial" w:cs="Arial" w:eastAsia="Arial" w:hAnsi="Arial"/>
@@ -24719,7 +24719,7 @@
               <w:spacing w:after="10" w:before="0"/>
               <w:ind w:left="120"/>
             </w:pPr>
-            <w:hyperlink w:history="1" r:id="rIdh8voxniczgkfnzbjkfvc2">
+            <w:hyperlink w:history="1" r:id="rId9yc82so2dkx5_k4l4rnpw">
               <w:r>
                 <w:rPr>
                   <w:rFonts w:ascii="Arial" w:cs="Arial" w:eastAsia="Arial" w:hAnsi="Arial"/>
@@ -24764,7 +24764,7 @@
             <w:pPr>
               <w:spacing w:after="20" w:before="0"/>
             </w:pPr>
-            <w:hyperlink w:history="1" r:id="rIdq3fhc38nju-xaojela7wa">
+            <w:hyperlink w:history="1" r:id="rIdm35fdkyisdk0vfsl1xdml">
               <w:r>
                 <w:rPr>
                   <w:rFonts w:ascii="Arial" w:cs="Arial" w:eastAsia="Arial" w:hAnsi="Arial"/>
@@ -24797,7 +24797,7 @@
               <w:spacing w:after="10" w:before="0"/>
               <w:ind w:left="120"/>
             </w:pPr>
-            <w:hyperlink w:history="1" r:id="rIdfhr-gbt3fp-znpqgdxdps">
+            <w:hyperlink w:history="1" r:id="rIdfibefolopqsyuke5fnidr">
               <w:r>
                 <w:rPr>
                   <w:rFonts w:ascii="Arial" w:cs="Arial" w:eastAsia="Arial" w:hAnsi="Arial"/>
@@ -24992,7 +24992,7 @@
             <w:pPr>
               <w:spacing w:after="20" w:before="0"/>
             </w:pPr>
-            <w:hyperlink w:history="1" r:id="rIdehph56oatsq7b7r3cmcgl">
+            <w:hyperlink w:history="1" r:id="rIdw9qposhow7lmecxpdtysu">
               <w:r>
                 <w:rPr>
                   <w:rFonts w:ascii="Arial" w:cs="Arial" w:eastAsia="Arial" w:hAnsi="Arial"/>
@@ -25025,7 +25025,7 @@
               <w:spacing w:after="10" w:before="0"/>
               <w:ind w:left="120"/>
             </w:pPr>
-            <w:hyperlink w:history="1" r:id="rIdjc09v_bsorilw2kbilwxx">
+            <w:hyperlink w:history="1" r:id="rIdrgeihbtt9vyuh34zu5xeb">
               <w:r>
                 <w:rPr>
                   <w:rFonts w:ascii="Arial" w:cs="Arial" w:eastAsia="Arial" w:hAnsi="Arial"/>
@@ -25070,7 +25070,7 @@
             <w:pPr>
               <w:spacing w:after="20" w:before="0"/>
             </w:pPr>
-            <w:hyperlink w:history="1" r:id="rIdbhbu5rohhuwpuiefbool5">
+            <w:hyperlink w:history="1" r:id="rIdlpsgduwru8g0hhfrnqovs">
               <w:r>
                 <w:rPr>
                   <w:rFonts w:ascii="Arial" w:cs="Arial" w:eastAsia="Arial" w:hAnsi="Arial"/>
@@ -25103,7 +25103,7 @@
               <w:spacing w:after="10" w:before="0"/>
               <w:ind w:left="120"/>
             </w:pPr>
-            <w:hyperlink w:history="1" r:id="rIdih5xepacy7nivldpj73ka">
+            <w:hyperlink w:history="1" r:id="rIdz4svcqe5apm-dkkhaxaya">
               <w:r>
                 <w:rPr>
                   <w:rFonts w:ascii="Arial" w:cs="Arial" w:eastAsia="Arial" w:hAnsi="Arial"/>
@@ -25298,7 +25298,7 @@
             <w:pPr>
               <w:spacing w:after="20" w:before="0"/>
             </w:pPr>
-            <w:hyperlink w:history="1" r:id="rIddt-_y_wrdzazp58vyt0bk">
+            <w:hyperlink w:history="1" r:id="rIdxbysjemjfnsoumgqlac24">
               <w:r>
                 <w:rPr>
                   <w:rFonts w:ascii="Arial" w:cs="Arial" w:eastAsia="Arial" w:hAnsi="Arial"/>
@@ -25347,7 +25347,7 @@
               <w:spacing w:after="10" w:before="0"/>
               <w:ind w:left="120"/>
             </w:pPr>
-            <w:hyperlink w:history="1" r:id="rIdldrvfwdhrw5jbvhtzt9ps">
+            <w:hyperlink w:history="1" r:id="rId5ndsmoiva41vs5ianzxg_">
               <w:r>
                 <w:rPr>
                   <w:rFonts w:ascii="Arial" w:cs="Arial" w:eastAsia="Arial" w:hAnsi="Arial"/>
@@ -25392,7 +25392,7 @@
             <w:pPr>
               <w:spacing w:after="20" w:before="0"/>
             </w:pPr>
-            <w:hyperlink w:history="1" r:id="rId0h_niylkb_5sa7j_i1xly">
+            <w:hyperlink w:history="1" r:id="rIdqzaqvua6dsp1pbqcguvkt">
               <w:r>
                 <w:rPr>
                   <w:rFonts w:ascii="Arial" w:cs="Arial" w:eastAsia="Arial" w:hAnsi="Arial"/>
@@ -25425,7 +25425,7 @@
               <w:spacing w:after="10" w:before="0"/>
               <w:ind w:left="120"/>
             </w:pPr>
-            <w:hyperlink w:history="1" r:id="rId_4afbctynlst34fqlcapl">
+            <w:hyperlink w:history="1" r:id="rIdmdoglqbsh6ca98doxq-hy">
               <w:r>
                 <w:rPr>
                   <w:rFonts w:ascii="Arial" w:cs="Arial" w:eastAsia="Arial" w:hAnsi="Arial"/>
@@ -26127,7 +26127,7 @@
         </w:rPr>
         <w:t xml:space="preserve">© 2026 SeaVuria and ARES. Aligned with KICD objectives. Developed by SeaVuria; technical implementation by ARES (with AI assistance from Claude). Licensed under </w:t>
       </w:r>
-      <w:hyperlink w:history="1" r:id="rIdmruqcxlt5ih5fwcgevyak">
+      <w:hyperlink w:history="1" r:id="rId4xy8cumyzj5o6bkudciow">
         <w:r>
           <w:rPr>
             <w:rFonts w:ascii="Arial" w:cs="Arial" w:eastAsia="Arial" w:hAnsi="Arial"/>
@@ -26148,7 +26148,7 @@
         </w:rPr>
         <w:t xml:space="preserve"> (</w:t>
       </w:r>
-      <w:hyperlink w:history="1" r:id="rIdawmh5xctg67wwfbhthpjc">
+      <w:hyperlink w:history="1" r:id="rId1app3bjxkmmaa_jr9nltt">
         <w:r>
           <w:rPr>
             <w:rFonts w:ascii="Arial" w:cs="Arial" w:eastAsia="Arial" w:hAnsi="Arial"/>

--- a/data/outputs/v2/Essential_Mathematics/SS2.4_Area_of_Polygons/Essential_Mathematics_Area_of_Polygons_CBE_LessonSequence.docx
+++ b/data/outputs/v2/Essential_Mathematics/SS2.4_Area_of_Polygons/Essential_Mathematics_Area_of_Polygons_CBE_LessonSequence.docx
@@ -4,6 +4,7 @@
   <w:body>
     <w:p>
       <w:pPr>
+        <w:keepNext w:val="false"/>
         <w:spacing w:after="30" w:before="0"/>
         <w:jc w:val="center"/>
       </w:pPr>
@@ -23,6 +24,7 @@
     </w:p>
     <w:p>
       <w:pPr>
+        <w:keepNext w:val="false"/>
         <w:spacing w:after="60" w:before="0"/>
         <w:jc w:val="center"/>
       </w:pPr>
@@ -81,6 +83,7 @@
           </w:tcPr>
           <w:p>
             <w:pPr>
+              <w:keepNext w:val="false"/>
               <w:spacing w:after="40" w:before="0"/>
               <w:jc w:val="center"/>
             </w:pPr>
@@ -115,6 +118,7 @@
           </w:tcPr>
           <w:p>
             <w:pPr>
+              <w:keepNext w:val="false"/>
               <w:spacing w:after="40" w:before="0"/>
               <w:jc w:val="left"/>
             </w:pPr>
@@ -147,6 +151,7 @@
           </w:tcPr>
           <w:p>
             <w:pPr>
+              <w:keepNext w:val="false"/>
               <w:spacing w:after="40" w:before="0"/>
               <w:jc w:val="left"/>
             </w:pPr>
@@ -181,6 +186,7 @@
           </w:tcPr>
           <w:p>
             <w:pPr>
+              <w:keepNext w:val="false"/>
               <w:spacing w:after="40" w:before="0"/>
               <w:jc w:val="left"/>
             </w:pPr>
@@ -213,6 +219,7 @@
           </w:tcPr>
           <w:p>
             <w:pPr>
+              <w:keepNext w:val="false"/>
               <w:spacing w:after="40" w:before="0"/>
               <w:jc w:val="left"/>
             </w:pPr>
@@ -247,6 +254,7 @@
           </w:tcPr>
           <w:p>
             <w:pPr>
+              <w:keepNext w:val="false"/>
               <w:spacing w:after="40" w:before="0"/>
               <w:jc w:val="left"/>
             </w:pPr>
@@ -279,6 +287,7 @@
           </w:tcPr>
           <w:p>
             <w:pPr>
+              <w:keepNext w:val="false"/>
               <w:spacing w:after="40" w:before="0"/>
               <w:jc w:val="left"/>
             </w:pPr>
@@ -313,6 +322,7 @@
           </w:tcPr>
           <w:p>
             <w:pPr>
+              <w:keepNext w:val="false"/>
               <w:spacing w:after="40" w:before="0"/>
               <w:jc w:val="left"/>
             </w:pPr>
@@ -345,6 +355,7 @@
           </w:tcPr>
           <w:p>
             <w:pPr>
+              <w:keepNext w:val="false"/>
               <w:spacing w:after="40" w:before="0"/>
               <w:jc w:val="left"/>
             </w:pPr>
@@ -379,6 +390,7 @@
           </w:tcPr>
           <w:p>
             <w:pPr>
+              <w:keepNext w:val="false"/>
               <w:spacing w:after="40" w:before="0"/>
               <w:jc w:val="left"/>
             </w:pPr>
@@ -411,6 +423,7 @@
           </w:tcPr>
           <w:p>
             <w:pPr>
+              <w:keepNext w:val="false"/>
               <w:spacing w:after="40" w:before="0"/>
               <w:jc w:val="left"/>
             </w:pPr>
@@ -445,6 +458,7 @@
           </w:tcPr>
           <w:p>
             <w:pPr>
+              <w:keepNext w:val="false"/>
               <w:spacing w:after="40" w:before="0"/>
               <w:jc w:val="left"/>
             </w:pPr>
@@ -632,6 +646,7 @@
           </w:tcPr>
           <w:p>
             <w:pPr>
+              <w:keepNext w:val="false"/>
               <w:spacing w:after="40" w:before="0"/>
               <w:jc w:val="left"/>
             </w:pPr>
@@ -664,6 +679,7 @@
           </w:tcPr>
           <w:p>
             <w:pPr>
+              <w:keepNext w:val="false"/>
               <w:spacing w:after="40" w:before="0"/>
               <w:jc w:val="left"/>
             </w:pPr>
@@ -683,6 +699,7 @@
           </w:p>
           <w:p>
             <w:pPr>
+              <w:keepNext w:val="false"/>
               <w:spacing w:after="40" w:before="0"/>
               <w:jc w:val="left"/>
             </w:pPr>
@@ -702,6 +719,7 @@
           </w:p>
           <w:p>
             <w:pPr>
+              <w:keepNext w:val="false"/>
               <w:spacing w:after="40" w:before="0"/>
               <w:jc w:val="left"/>
             </w:pPr>
@@ -721,6 +739,7 @@
           </w:p>
           <w:p>
             <w:pPr>
+              <w:keepNext w:val="false"/>
               <w:spacing w:after="40" w:before="0"/>
               <w:jc w:val="left"/>
             </w:pPr>
@@ -740,6 +759,7 @@
           </w:p>
           <w:p>
             <w:pPr>
+              <w:keepNext w:val="false"/>
               <w:spacing w:after="40" w:before="0"/>
               <w:jc w:val="left"/>
             </w:pPr>
@@ -759,6 +779,7 @@
           </w:p>
           <w:p>
             <w:pPr>
+              <w:keepNext w:val="false"/>
               <w:spacing w:after="40" w:before="0"/>
               <w:jc w:val="left"/>
             </w:pPr>
@@ -793,6 +814,7 @@
           </w:tcPr>
           <w:p>
             <w:pPr>
+              <w:keepNext w:val="false"/>
               <w:spacing w:after="40" w:before="0"/>
               <w:jc w:val="left"/>
             </w:pPr>
@@ -880,6 +902,7 @@
           </w:tcPr>
           <w:p>
             <w:pPr>
+              <w:keepNext w:val="false"/>
               <w:spacing w:after="40" w:before="0"/>
               <w:jc w:val="left"/>
             </w:pPr>
@@ -967,6 +990,7 @@
           </w:tcPr>
           <w:p>
             <w:pPr>
+              <w:keepNext w:val="false"/>
               <w:spacing w:after="40" w:before="0"/>
               <w:jc w:val="left"/>
             </w:pPr>
@@ -1114,6 +1138,7 @@
           </w:tcPr>
           <w:p>
             <w:pPr>
+              <w:keepNext w:val="false"/>
               <w:spacing w:after="40" w:before="0"/>
               <w:jc w:val="left"/>
             </w:pPr>
@@ -1201,6 +1226,7 @@
           </w:tcPr>
           <w:p>
             <w:pPr>
+              <w:keepNext w:val="false"/>
               <w:spacing w:after="40" w:before="0"/>
               <w:jc w:val="left"/>
             </w:pPr>
@@ -1368,6 +1394,7 @@
           </w:tcPr>
           <w:p>
             <w:pPr>
+              <w:keepNext w:val="false"/>
               <w:spacing w:after="40" w:before="0"/>
               <w:jc w:val="left"/>
             </w:pPr>
@@ -1400,6 +1427,7 @@
           </w:tcPr>
           <w:p>
             <w:pPr>
+              <w:keepNext w:val="false"/>
               <w:spacing w:after="40" w:before="0"/>
               <w:jc w:val="left"/>
             </w:pPr>
@@ -1434,6 +1462,7 @@
           </w:tcPr>
           <w:p>
             <w:pPr>
+              <w:keepNext w:val="false"/>
               <w:spacing w:after="40" w:before="0"/>
               <w:jc w:val="left"/>
             </w:pPr>
@@ -1466,6 +1495,7 @@
           </w:tcPr>
           <w:p>
             <w:pPr>
+              <w:keepNext w:val="false"/>
               <w:spacing w:after="40" w:before="0"/>
               <w:jc w:val="left"/>
             </w:pPr>
@@ -1485,6 +1515,7 @@
           </w:p>
           <w:p>
             <w:pPr>
+              <w:keepNext w:val="false"/>
               <w:spacing w:after="40" w:before="0"/>
               <w:jc w:val="left"/>
             </w:pPr>
@@ -1504,6 +1535,7 @@
           </w:p>
           <w:p>
             <w:pPr>
+              <w:keepNext w:val="false"/>
               <w:spacing w:after="40" w:before="0"/>
               <w:jc w:val="left"/>
             </w:pPr>
@@ -1523,6 +1555,7 @@
           </w:p>
           <w:p>
             <w:pPr>
+              <w:keepNext w:val="false"/>
               <w:spacing w:after="40" w:before="0"/>
               <w:jc w:val="left"/>
             </w:pPr>
@@ -1557,6 +1590,7 @@
           </w:tcPr>
           <w:p>
             <w:pPr>
+              <w:keepNext w:val="false"/>
               <w:spacing w:after="40" w:before="0"/>
               <w:jc w:val="left"/>
             </w:pPr>
@@ -1589,6 +1623,7 @@
           </w:tcPr>
           <w:p>
             <w:pPr>
+              <w:keepNext w:val="false"/>
               <w:spacing w:after="40" w:before="0"/>
               <w:jc w:val="left"/>
             </w:pPr>
@@ -1623,6 +1658,7 @@
           </w:tcPr>
           <w:p>
             <w:pPr>
+              <w:keepNext w:val="false"/>
               <w:spacing w:after="40" w:before="0"/>
               <w:jc w:val="left"/>
             </w:pPr>
@@ -1655,6 +1691,7 @@
           </w:tcPr>
           <w:p>
             <w:pPr>
+              <w:keepNext w:val="false"/>
               <w:spacing w:after="40" w:before="0"/>
               <w:jc w:val="left"/>
             </w:pPr>
@@ -1674,6 +1711,7 @@
           </w:p>
           <w:p>
             <w:pPr>
+              <w:keepNext w:val="false"/>
               <w:spacing w:after="40" w:before="0"/>
               <w:jc w:val="left"/>
             </w:pPr>
@@ -1693,6 +1731,7 @@
           </w:p>
           <w:p>
             <w:pPr>
+              <w:keepNext w:val="false"/>
               <w:spacing w:after="40" w:before="0"/>
               <w:jc w:val="left"/>
             </w:pPr>
@@ -1712,6 +1751,7 @@
           </w:p>
           <w:p>
             <w:pPr>
+              <w:keepNext w:val="false"/>
               <w:spacing w:after="40" w:before="0"/>
               <w:jc w:val="left"/>
             </w:pPr>
@@ -1731,6 +1771,7 @@
           </w:p>
           <w:p>
             <w:pPr>
+              <w:keepNext w:val="false"/>
               <w:spacing w:after="40" w:before="0"/>
               <w:jc w:val="left"/>
             </w:pPr>
@@ -1750,6 +1791,7 @@
           </w:p>
           <w:p>
             <w:pPr>
+              <w:keepNext w:val="false"/>
               <w:spacing w:after="40" w:before="0"/>
               <w:jc w:val="left"/>
             </w:pPr>
@@ -1769,6 +1811,7 @@
           </w:p>
           <w:p>
             <w:pPr>
+              <w:keepNext w:val="false"/>
               <w:spacing w:after="40" w:before="0"/>
               <w:jc w:val="left"/>
             </w:pPr>
@@ -1788,6 +1831,7 @@
           </w:p>
           <w:p>
             <w:pPr>
+              <w:keepNext w:val="false"/>
               <w:spacing w:after="40" w:before="0"/>
               <w:jc w:val="left"/>
             </w:pPr>
@@ -1807,6 +1851,7 @@
           </w:p>
           <w:p>
             <w:pPr>
+              <w:keepNext w:val="false"/>
               <w:spacing w:after="40" w:before="0"/>
               <w:jc w:val="left"/>
             </w:pPr>
@@ -1826,6 +1871,7 @@
           </w:p>
           <w:p>
             <w:pPr>
+              <w:keepNext w:val="false"/>
               <w:spacing w:after="40" w:before="0"/>
               <w:jc w:val="left"/>
             </w:pPr>
@@ -1845,6 +1891,7 @@
           </w:p>
           <w:p>
             <w:pPr>
+              <w:keepNext w:val="false"/>
               <w:spacing w:after="40" w:before="0"/>
               <w:jc w:val="left"/>
             </w:pPr>
@@ -1864,6 +1911,7 @@
           </w:p>
           <w:p>
             <w:pPr>
+              <w:keepNext w:val="false"/>
               <w:spacing w:after="40" w:before="0"/>
               <w:jc w:val="left"/>
             </w:pPr>
@@ -1883,6 +1931,7 @@
           </w:p>
           <w:p>
             <w:pPr>
+              <w:keepNext w:val="false"/>
               <w:spacing w:after="40" w:before="0"/>
               <w:jc w:val="left"/>
             </w:pPr>
@@ -1902,6 +1951,7 @@
           </w:p>
           <w:p>
             <w:pPr>
+              <w:keepNext w:val="false"/>
               <w:spacing w:after="40" w:before="0"/>
               <w:jc w:val="left"/>
             </w:pPr>
@@ -1921,6 +1971,7 @@
           </w:p>
           <w:p>
             <w:pPr>
+              <w:keepNext w:val="false"/>
               <w:spacing w:after="40" w:before="0"/>
               <w:jc w:val="left"/>
             </w:pPr>
@@ -1955,6 +2006,7 @@
           </w:tcPr>
           <w:p>
             <w:pPr>
+              <w:keepNext w:val="false"/>
               <w:spacing w:after="40" w:before="0"/>
               <w:jc w:val="left"/>
             </w:pPr>
@@ -2186,7 +2238,7 @@
         </w:rPr>
         <w:t xml:space="preserve">© 2026 SeaVuria and ARES. This work is licensed under a </w:t>
       </w:r>
-      <w:hyperlink w:history="1" r:id="rId7orvnsnqyud1dfphe48od">
+      <w:hyperlink w:history="1" r:id="rIdku_zmh4i9dz-covxd72er">
         <w:r>
           <w:rPr>
             <w:rFonts w:ascii="Arial" w:cs="Arial" w:eastAsia="Arial" w:hAnsi="Arial"/>
@@ -2206,7 +2258,7 @@
         </w:rPr>
         <w:t xml:space="preserve"> (</w:t>
       </w:r>
-      <w:hyperlink w:history="1" r:id="rIdrabhunha3psokiwzixclp">
+      <w:hyperlink w:history="1" r:id="rIdfog_do_ev5aeyimmjgdqu">
         <w:r>
           <w:rPr>
             <w:rFonts w:ascii="Arial" w:cs="Arial" w:eastAsia="Arial" w:hAnsi="Arial"/>
@@ -2226,7 +2278,7 @@
         </w:rPr>
         <w:t xml:space="preserve">). To view a copy of this license, visit </w:t>
       </w:r>
-      <w:hyperlink w:history="1" r:id="rIdienzt9gw0f7selidm84xd">
+      <w:hyperlink w:history="1" r:id="rIdbttpqs3ah8_y6ieyceoto">
         <w:r>
           <w:rPr>
             <w:rFonts w:ascii="Arial" w:cs="Arial" w:eastAsia="Arial" w:hAnsi="Arial"/>
@@ -2285,6 +2337,7 @@
           </w:tcPr>
           <w:p>
             <w:pPr>
+              <w:keepNext w:val="false"/>
               <w:spacing w:after="40" w:before="0"/>
               <w:jc w:val="center"/>
             </w:pPr>
@@ -2320,6 +2373,7 @@
           </w:tcPr>
           <w:p>
             <w:pPr>
+              <w:keepNext w:val="false"/>
               <w:spacing w:after="40" w:before="0"/>
               <w:jc w:val="center"/>
             </w:pPr>
@@ -2354,6 +2408,7 @@
           </w:tcPr>
           <w:p>
             <w:pPr>
+              <w:keepNext w:val="false"/>
               <w:spacing w:after="40" w:before="0"/>
               <w:jc w:val="left"/>
             </w:pPr>
@@ -2386,6 +2441,7 @@
           </w:tcPr>
           <w:p>
             <w:pPr>
+              <w:keepNext w:val="false"/>
               <w:spacing w:after="40" w:before="0"/>
               <w:jc w:val="left"/>
             </w:pPr>
@@ -2420,6 +2476,7 @@
           </w:tcPr>
           <w:p>
             <w:pPr>
+              <w:keepNext w:val="false"/>
               <w:spacing w:after="40" w:before="0"/>
               <w:jc w:val="left"/>
             </w:pPr>
@@ -2452,6 +2509,7 @@
           </w:tcPr>
           <w:p>
             <w:pPr>
+              <w:keepNext w:val="false"/>
               <w:spacing w:after="40" w:before="0"/>
               <w:jc w:val="left"/>
             </w:pPr>
@@ -2486,6 +2544,7 @@
           </w:tcPr>
           <w:p>
             <w:pPr>
+              <w:keepNext w:val="false"/>
               <w:spacing w:after="40" w:before="0"/>
               <w:jc w:val="left"/>
             </w:pPr>
@@ -2593,6 +2652,7 @@
           </w:tcPr>
           <w:p>
             <w:pPr>
+              <w:keepNext w:val="false"/>
               <w:spacing w:after="40" w:before="0"/>
               <w:jc w:val="left"/>
             </w:pPr>
@@ -2680,6 +2740,7 @@
           </w:tcPr>
           <w:p>
             <w:pPr>
+              <w:keepNext w:val="false"/>
               <w:spacing w:after="40" w:before="0"/>
               <w:jc w:val="left"/>
             </w:pPr>
@@ -2767,6 +2828,7 @@
           </w:tcPr>
           <w:p>
             <w:pPr>
+              <w:keepNext w:val="false"/>
               <w:spacing w:after="40" w:before="0"/>
               <w:jc w:val="left"/>
             </w:pPr>
@@ -2799,6 +2861,7 @@
           </w:tcPr>
           <w:p>
             <w:pPr>
+              <w:keepNext w:val="false"/>
               <w:spacing w:after="40" w:before="0"/>
               <w:jc w:val="left"/>
             </w:pPr>
@@ -2833,6 +2896,7 @@
           </w:tcPr>
           <w:p>
             <w:pPr>
+              <w:keepNext w:val="false"/>
               <w:spacing w:after="40" w:before="0"/>
               <w:jc w:val="left"/>
             </w:pPr>
@@ -2865,6 +2929,7 @@
           </w:tcPr>
           <w:p>
             <w:pPr>
+              <w:keepNext w:val="false"/>
               <w:spacing w:after="40" w:before="0"/>
               <w:jc w:val="left"/>
             </w:pPr>
@@ -2899,6 +2964,7 @@
           </w:tcPr>
           <w:p>
             <w:pPr>
+              <w:keepNext w:val="false"/>
               <w:spacing w:after="40" w:before="0"/>
               <w:jc w:val="left"/>
             </w:pPr>
@@ -2931,6 +2997,7 @@
           </w:tcPr>
           <w:p>
             <w:pPr>
+              <w:keepNext w:val="false"/>
               <w:spacing w:after="40" w:before="0"/>
               <w:jc w:val="left"/>
             </w:pPr>
@@ -2990,6 +3057,7 @@
           </w:tcPr>
           <w:p>
             <w:pPr>
+              <w:keepNext w:val="false"/>
               <w:spacing w:after="40" w:before="0"/>
               <w:jc w:val="center"/>
             </w:pPr>
@@ -3024,6 +3092,7 @@
           </w:tcPr>
           <w:p>
             <w:pPr>
+              <w:keepNext w:val="false"/>
               <w:spacing w:after="40" w:before="0"/>
               <w:jc w:val="left"/>
             </w:pPr>
@@ -3043,6 +3112,7 @@
           </w:p>
           <w:p>
             <w:pPr>
+              <w:keepNext w:val="false"/>
               <w:spacing w:after="40" w:before="0"/>
               <w:jc w:val="left"/>
             </w:pPr>
@@ -3062,6 +3132,7 @@
           </w:p>
           <w:p>
             <w:pPr>
+              <w:keepNext w:val="false"/>
               <w:spacing w:after="40" w:before="0"/>
               <w:jc w:val="left"/>
             </w:pPr>
@@ -3081,6 +3152,7 @@
           </w:p>
           <w:p>
             <w:pPr>
+              <w:keepNext w:val="false"/>
               <w:spacing w:after="40" w:before="0"/>
               <w:jc w:val="left"/>
             </w:pPr>
@@ -3100,6 +3172,7 @@
           </w:p>
           <w:p>
             <w:pPr>
+              <w:keepNext w:val="false"/>
               <w:spacing w:after="40" w:before="0"/>
               <w:jc w:val="left"/>
             </w:pPr>
@@ -3164,6 +3237,7 @@
           </w:tcPr>
           <w:p>
             <w:pPr>
+              <w:keepNext w:val="false"/>
               <w:spacing w:after="40" w:before="0"/>
               <w:jc w:val="center"/>
             </w:pPr>
@@ -3198,6 +3272,7 @@
           </w:tcPr>
           <w:p>
             <w:pPr>
+              <w:keepNext w:val="false"/>
               <w:spacing w:after="40" w:before="0"/>
               <w:jc w:val="left"/>
             </w:pPr>
@@ -3230,6 +3305,7 @@
           </w:tcPr>
           <w:p>
             <w:pPr>
+              <w:keepNext w:val="false"/>
               <w:spacing w:after="40" w:before="0"/>
               <w:jc w:val="left"/>
             </w:pPr>
@@ -3262,6 +3338,7 @@
           </w:tcPr>
           <w:p>
             <w:pPr>
+              <w:keepNext w:val="false"/>
               <w:spacing w:after="40" w:before="0"/>
               <w:jc w:val="left"/>
             </w:pPr>
@@ -3294,6 +3371,7 @@
           </w:tcPr>
           <w:p>
             <w:pPr>
+              <w:keepNext w:val="false"/>
               <w:spacing w:after="40" w:before="0"/>
               <w:jc w:val="left"/>
             </w:pPr>
@@ -3326,6 +3404,7 @@
           </w:tcPr>
           <w:p>
             <w:pPr>
+              <w:keepNext w:val="false"/>
               <w:spacing w:after="40" w:before="0"/>
               <w:jc w:val="left"/>
             </w:pPr>
@@ -3360,6 +3439,7 @@
           </w:tcPr>
           <w:p>
             <w:pPr>
+              <w:keepNext w:val="false"/>
               <w:spacing w:after="40" w:before="0"/>
               <w:jc w:val="left"/>
             </w:pPr>
@@ -3397,7 +3477,7 @@
             <w:pPr>
               <w:spacing w:after="20" w:before="0"/>
             </w:pPr>
-            <w:hyperlink w:history="1" r:id="rIdg6i_lzwxfnb4wctbdwjtf">
+            <w:hyperlink w:history="1" r:id="rIdhzsh9z43m4ru0v9xfjc1g">
               <w:r>
                 <w:rPr>
                   <w:rFonts w:ascii="Arial" w:cs="Arial" w:eastAsia="Arial" w:hAnsi="Arial"/>
@@ -3430,7 +3510,7 @@
               <w:spacing w:after="10" w:before="0"/>
               <w:ind w:left="120"/>
             </w:pPr>
-            <w:hyperlink w:history="1" r:id="rIdwxp2yo5xohoxh3ljzejjt">
+            <w:hyperlink w:history="1" r:id="rIdsmdx7jpzb4bwsy0upv0mk">
               <w:r>
                 <w:rPr>
                   <w:rFonts w:ascii="Arial" w:cs="Arial" w:eastAsia="Arial" w:hAnsi="Arial"/>
@@ -3475,7 +3555,7 @@
             <w:pPr>
               <w:spacing w:after="20" w:before="0"/>
             </w:pPr>
-            <w:hyperlink w:history="1" r:id="rIdm_qyj56pfevpr854ald0q">
+            <w:hyperlink w:history="1" r:id="rIdbqlljmg7pnfixutuhpd16">
               <w:r>
                 <w:rPr>
                   <w:rFonts w:ascii="Arial" w:cs="Arial" w:eastAsia="Arial" w:hAnsi="Arial"/>
@@ -3508,7 +3588,7 @@
               <w:spacing w:after="10" w:before="0"/>
               <w:ind w:left="120"/>
             </w:pPr>
-            <w:hyperlink w:history="1" r:id="rIdg-jxlaeg-wagbvizobda5">
+            <w:hyperlink w:history="1" r:id="rIdu_kw25zhddpaw63ugkfmp">
               <w:r>
                 <w:rPr>
                   <w:rFonts w:ascii="Arial" w:cs="Arial" w:eastAsia="Arial" w:hAnsi="Arial"/>
@@ -3536,6 +3616,7 @@
           </w:tcPr>
           <w:p>
             <w:pPr>
+              <w:keepNext w:val="false"/>
               <w:spacing w:after="40" w:before="0"/>
               <w:jc w:val="left"/>
             </w:pPr>
@@ -3568,6 +3649,7 @@
           </w:tcPr>
           <w:p>
             <w:pPr>
+              <w:keepNext w:val="false"/>
               <w:spacing w:after="40" w:before="0"/>
               <w:jc w:val="left"/>
             </w:pPr>
@@ -3600,6 +3682,7 @@
           </w:tcPr>
           <w:p>
             <w:pPr>
+              <w:keepNext w:val="false"/>
               <w:spacing w:after="40" w:before="0"/>
               <w:jc w:val="left"/>
             </w:pPr>
@@ -3632,6 +3715,7 @@
           </w:tcPr>
           <w:p>
             <w:pPr>
+              <w:keepNext w:val="false"/>
               <w:spacing w:after="40" w:before="0"/>
               <w:jc w:val="left"/>
             </w:pPr>
@@ -3666,6 +3750,7 @@
           </w:tcPr>
           <w:p>
             <w:pPr>
+              <w:keepNext w:val="false"/>
               <w:spacing w:after="40" w:before="0"/>
               <w:jc w:val="left"/>
             </w:pPr>
@@ -3703,7 +3788,7 @@
             <w:pPr>
               <w:spacing w:after="20" w:before="0"/>
             </w:pPr>
-            <w:hyperlink w:history="1" r:id="rId4dmhq4nbitsxxkazwszpi">
+            <w:hyperlink w:history="1" r:id="rIdlrmgkaxcqq2gtgohf9uta">
               <w:r>
                 <w:rPr>
                   <w:rFonts w:ascii="Arial" w:cs="Arial" w:eastAsia="Arial" w:hAnsi="Arial"/>
@@ -3736,7 +3821,7 @@
               <w:spacing w:after="10" w:before="0"/>
               <w:ind w:left="120"/>
             </w:pPr>
-            <w:hyperlink w:history="1" r:id="rId9lwd1vxjercw0hktgedym">
+            <w:hyperlink w:history="1" r:id="rIdqvlqhbd2zslq7hnqqdteg">
               <w:r>
                 <w:rPr>
                   <w:rFonts w:ascii="Arial" w:cs="Arial" w:eastAsia="Arial" w:hAnsi="Arial"/>
@@ -3781,7 +3866,7 @@
             <w:pPr>
               <w:spacing w:after="20" w:before="0"/>
             </w:pPr>
-            <w:hyperlink w:history="1" r:id="rIdljlgfcpnajbwqv-svvcua">
+            <w:hyperlink w:history="1" r:id="rIdnpcpe7-orcbqprayczvhw">
               <w:r>
                 <w:rPr>
                   <w:rFonts w:ascii="Arial" w:cs="Arial" w:eastAsia="Arial" w:hAnsi="Arial"/>
@@ -3814,7 +3899,7 @@
               <w:spacing w:after="10" w:before="0"/>
               <w:ind w:left="120"/>
             </w:pPr>
-            <w:hyperlink w:history="1" r:id="rIdksaimxvldb3qbvaldndbe">
+            <w:hyperlink w:history="1" r:id="rIdh5iw_ldfx2ytcw9v2o4e_">
               <w:r>
                 <w:rPr>
                   <w:rFonts w:ascii="Arial" w:cs="Arial" w:eastAsia="Arial" w:hAnsi="Arial"/>
@@ -3842,6 +3927,7 @@
           </w:tcPr>
           <w:p>
             <w:pPr>
+              <w:keepNext w:val="false"/>
               <w:spacing w:after="40" w:before="0"/>
               <w:jc w:val="left"/>
             </w:pPr>
@@ -3874,6 +3960,7 @@
           </w:tcPr>
           <w:p>
             <w:pPr>
+              <w:keepNext w:val="false"/>
               <w:spacing w:after="40" w:before="0"/>
               <w:jc w:val="left"/>
             </w:pPr>
@@ -3906,6 +3993,7 @@
           </w:tcPr>
           <w:p>
             <w:pPr>
+              <w:keepNext w:val="false"/>
               <w:spacing w:after="40" w:before="0"/>
               <w:jc w:val="left"/>
             </w:pPr>
@@ -3938,6 +4026,7 @@
           </w:tcPr>
           <w:p>
             <w:pPr>
+              <w:keepNext w:val="false"/>
               <w:spacing w:after="40" w:before="0"/>
               <w:jc w:val="left"/>
             </w:pPr>
@@ -3972,6 +4061,7 @@
           </w:tcPr>
           <w:p>
             <w:pPr>
+              <w:keepNext w:val="false"/>
               <w:spacing w:after="40" w:before="0"/>
               <w:jc w:val="left"/>
             </w:pPr>
@@ -4009,7 +4099,7 @@
             <w:pPr>
               <w:spacing w:after="20" w:before="0"/>
             </w:pPr>
-            <w:hyperlink w:history="1" r:id="rIddwtf6rt7lrenxw7oxzmin">
+            <w:hyperlink w:history="1" r:id="rIdw-jl1hbbvewppgvb6oymk">
               <w:r>
                 <w:rPr>
                   <w:rFonts w:ascii="Arial" w:cs="Arial" w:eastAsia="Arial" w:hAnsi="Arial"/>
@@ -4058,7 +4148,7 @@
               <w:spacing w:after="10" w:before="0"/>
               <w:ind w:left="120"/>
             </w:pPr>
-            <w:hyperlink w:history="1" r:id="rIde27k0fb2s6pbwkvnq3dmb">
+            <w:hyperlink w:history="1" r:id="rIdoykc2rd1aone3off_8oo6">
               <w:r>
                 <w:rPr>
                   <w:rFonts w:ascii="Arial" w:cs="Arial" w:eastAsia="Arial" w:hAnsi="Arial"/>
@@ -4103,7 +4193,7 @@
             <w:pPr>
               <w:spacing w:after="20" w:before="0"/>
             </w:pPr>
-            <w:hyperlink w:history="1" r:id="rIdls3jcma1tjlvxenplm0hb">
+            <w:hyperlink w:history="1" r:id="rIds4i5zuz5qmo5mcnwiunbz">
               <w:r>
                 <w:rPr>
                   <w:rFonts w:ascii="Arial" w:cs="Arial" w:eastAsia="Arial" w:hAnsi="Arial"/>
@@ -4136,7 +4226,7 @@
               <w:spacing w:after="10" w:before="0"/>
               <w:ind w:left="120"/>
             </w:pPr>
-            <w:hyperlink w:history="1" r:id="rIdegvi0qofhpz7zq6e06gny">
+            <w:hyperlink w:history="1" r:id="rIdtjicxup3l0po0x2c4wies">
               <w:r>
                 <w:rPr>
                   <w:rFonts w:ascii="Arial" w:cs="Arial" w:eastAsia="Arial" w:hAnsi="Arial"/>
@@ -4164,6 +4254,7 @@
           </w:tcPr>
           <w:p>
             <w:pPr>
+              <w:keepNext w:val="false"/>
               <w:spacing w:after="40" w:before="0"/>
               <w:jc w:val="left"/>
             </w:pPr>
@@ -4196,6 +4287,7 @@
           </w:tcPr>
           <w:p>
             <w:pPr>
+              <w:keepNext w:val="false"/>
               <w:spacing w:after="40" w:before="0"/>
               <w:jc w:val="left"/>
             </w:pPr>
@@ -4228,6 +4320,7 @@
           </w:tcPr>
           <w:p>
             <w:pPr>
+              <w:keepNext w:val="false"/>
               <w:spacing w:after="40" w:before="0"/>
               <w:jc w:val="left"/>
             </w:pPr>
@@ -4260,6 +4353,7 @@
           </w:tcPr>
           <w:p>
             <w:pPr>
+              <w:keepNext w:val="false"/>
               <w:spacing w:after="40" w:before="0"/>
               <w:jc w:val="left"/>
             </w:pPr>
@@ -4294,6 +4388,7 @@
           </w:tcPr>
           <w:p>
             <w:pPr>
+              <w:keepNext w:val="false"/>
               <w:spacing w:after="40" w:before="0"/>
               <w:jc w:val="left"/>
             </w:pPr>
@@ -4331,7 +4426,7 @@
             <w:pPr>
               <w:spacing w:after="20" w:before="0"/>
             </w:pPr>
-            <w:hyperlink w:history="1" r:id="rIdtvnaabl_njwcgdttncftl">
+            <w:hyperlink w:history="1" r:id="rIdyumxstglkm42bssxqmeuo">
               <w:r>
                 <w:rPr>
                   <w:rFonts w:ascii="Arial" w:cs="Arial" w:eastAsia="Arial" w:hAnsi="Arial"/>
@@ -4380,7 +4475,7 @@
               <w:spacing w:after="10" w:before="0"/>
               <w:ind w:left="120"/>
             </w:pPr>
-            <w:hyperlink w:history="1" r:id="rIdw7dtg7-t-2emp0_16cetn">
+            <w:hyperlink w:history="1" r:id="rId7zuyt2i-__tpiwxhzni6a">
               <w:r>
                 <w:rPr>
                   <w:rFonts w:ascii="Arial" w:cs="Arial" w:eastAsia="Arial" w:hAnsi="Arial"/>
@@ -4425,7 +4520,7 @@
             <w:pPr>
               <w:spacing w:after="20" w:before="0"/>
             </w:pPr>
-            <w:hyperlink w:history="1" r:id="rIdo1akiv4_lcuiud6_qkaso">
+            <w:hyperlink w:history="1" r:id="rId9gz0ktavv9mz2vtamved6">
               <w:r>
                 <w:rPr>
                   <w:rFonts w:ascii="Arial" w:cs="Arial" w:eastAsia="Arial" w:hAnsi="Arial"/>
@@ -4458,7 +4553,7 @@
               <w:spacing w:after="10" w:before="0"/>
               <w:ind w:left="120"/>
             </w:pPr>
-            <w:hyperlink w:history="1" r:id="rIdk2ohjrrtictwetmpycvdk">
+            <w:hyperlink w:history="1" r:id="rId4nzngj4pfrgbv4pxe2ljs">
               <w:r>
                 <w:rPr>
                   <w:rFonts w:ascii="Arial" w:cs="Arial" w:eastAsia="Arial" w:hAnsi="Arial"/>
@@ -4486,6 +4581,7 @@
           </w:tcPr>
           <w:p>
             <w:pPr>
+              <w:keepNext w:val="false"/>
               <w:spacing w:after="40" w:before="0"/>
               <w:jc w:val="left"/>
             </w:pPr>
@@ -4518,6 +4614,7 @@
           </w:tcPr>
           <w:p>
             <w:pPr>
+              <w:keepNext w:val="false"/>
               <w:spacing w:after="40" w:before="0"/>
               <w:jc w:val="left"/>
             </w:pPr>
@@ -4550,6 +4647,7 @@
           </w:tcPr>
           <w:p>
             <w:pPr>
+              <w:keepNext w:val="false"/>
               <w:spacing w:after="40" w:before="0"/>
               <w:jc w:val="left"/>
             </w:pPr>
@@ -4582,6 +4680,7 @@
           </w:tcPr>
           <w:p>
             <w:pPr>
+              <w:keepNext w:val="false"/>
               <w:spacing w:after="40" w:before="0"/>
               <w:jc w:val="left"/>
             </w:pPr>
@@ -4616,6 +4715,7 @@
           </w:tcPr>
           <w:p>
             <w:pPr>
+              <w:keepNext w:val="false"/>
               <w:spacing w:after="40" w:before="0"/>
               <w:jc w:val="left"/>
             </w:pPr>
@@ -4653,7 +4753,7 @@
             <w:pPr>
               <w:spacing w:after="20" w:before="0"/>
             </w:pPr>
-            <w:hyperlink w:history="1" r:id="rIdvbr230eyl3vxkt2yqd0g0">
+            <w:hyperlink w:history="1" r:id="rIdcyuwd4g6n6ypwu35igx_w">
               <w:r>
                 <w:rPr>
                   <w:rFonts w:ascii="Arial" w:cs="Arial" w:eastAsia="Arial" w:hAnsi="Arial"/>
@@ -4702,7 +4802,7 @@
               <w:spacing w:after="10" w:before="0"/>
               <w:ind w:left="120"/>
             </w:pPr>
-            <w:hyperlink w:history="1" r:id="rIddlrm5qmrpvbicemmufujy">
+            <w:hyperlink w:history="1" r:id="rIdoklt7whbkwpbuen_gceo6">
               <w:r>
                 <w:rPr>
                   <w:rFonts w:ascii="Arial" w:cs="Arial" w:eastAsia="Arial" w:hAnsi="Arial"/>
@@ -4747,7 +4847,7 @@
             <w:pPr>
               <w:spacing w:after="20" w:before="0"/>
             </w:pPr>
-            <w:hyperlink w:history="1" r:id="rIdbzplt067zmjdbqxtmksuo">
+            <w:hyperlink w:history="1" r:id="rIdcm3c331r1k644zjdx_tmb">
               <w:r>
                 <w:rPr>
                   <w:rFonts w:ascii="Arial" w:cs="Arial" w:eastAsia="Arial" w:hAnsi="Arial"/>
@@ -4796,7 +4896,7 @@
               <w:spacing w:after="10" w:before="0"/>
               <w:ind w:left="120"/>
             </w:pPr>
-            <w:hyperlink w:history="1" r:id="rIdkohgkzpqforllrx6r7lwm">
+            <w:hyperlink w:history="1" r:id="rIdsne57qaavaju1kbma_1nr">
               <w:r>
                 <w:rPr>
                   <w:rFonts w:ascii="Arial" w:cs="Arial" w:eastAsia="Arial" w:hAnsi="Arial"/>
@@ -4824,6 +4924,7 @@
           </w:tcPr>
           <w:p>
             <w:pPr>
+              <w:keepNext w:val="false"/>
               <w:spacing w:after="40" w:before="0"/>
               <w:jc w:val="left"/>
             </w:pPr>
@@ -4856,6 +4957,7 @@
           </w:tcPr>
           <w:p>
             <w:pPr>
+              <w:keepNext w:val="false"/>
               <w:spacing w:after="40" w:before="0"/>
               <w:jc w:val="left"/>
             </w:pPr>
@@ -4888,6 +4990,7 @@
           </w:tcPr>
           <w:p>
             <w:pPr>
+              <w:keepNext w:val="false"/>
               <w:spacing w:after="40" w:before="0"/>
               <w:jc w:val="left"/>
             </w:pPr>
@@ -4920,6 +5023,7 @@
           </w:tcPr>
           <w:p>
             <w:pPr>
+              <w:keepNext w:val="false"/>
               <w:spacing w:after="40" w:before="0"/>
               <w:jc w:val="left"/>
             </w:pPr>
@@ -4979,6 +5083,7 @@
           </w:tcPr>
           <w:p>
             <w:pPr>
+              <w:keepNext w:val="false"/>
               <w:spacing w:after="40" w:before="0"/>
               <w:jc w:val="center"/>
             </w:pPr>
@@ -5013,6 +5118,7 @@
           </w:tcPr>
           <w:p>
             <w:pPr>
+              <w:keepNext w:val="false"/>
               <w:spacing w:after="40" w:before="0"/>
               <w:jc w:val="left"/>
             </w:pPr>
@@ -5032,6 +5138,7 @@
           </w:p>
           <w:p>
             <w:pPr>
+              <w:keepNext w:val="false"/>
               <w:spacing w:after="40" w:before="0"/>
               <w:jc w:val="left"/>
             </w:pPr>
@@ -5051,6 +5158,7 @@
           </w:p>
           <w:p>
             <w:pPr>
+              <w:keepNext w:val="false"/>
               <w:spacing w:after="40" w:before="0"/>
               <w:jc w:val="left"/>
             </w:pPr>
@@ -5070,6 +5178,7 @@
           </w:p>
           <w:p>
             <w:pPr>
+              <w:keepNext w:val="false"/>
               <w:spacing w:after="40" w:before="0"/>
               <w:jc w:val="left"/>
             </w:pPr>
@@ -5089,6 +5198,7 @@
           </w:p>
           <w:p>
             <w:pPr>
+              <w:keepNext w:val="false"/>
               <w:spacing w:after="40" w:before="0"/>
               <w:jc w:val="left"/>
             </w:pPr>
@@ -5150,6 +5260,7 @@
           </w:tcPr>
           <w:p>
             <w:pPr>
+              <w:keepNext w:val="false"/>
               <w:spacing w:after="40" w:before="0"/>
               <w:jc w:val="center"/>
             </w:pPr>
@@ -5184,6 +5295,7 @@
           </w:tcPr>
           <w:p>
             <w:pPr>
+              <w:keepNext w:val="false"/>
               <w:spacing w:after="40" w:before="0"/>
               <w:jc w:val="left"/>
             </w:pPr>
@@ -5216,6 +5328,7 @@
           </w:tcPr>
           <w:p>
             <w:pPr>
+              <w:keepNext w:val="false"/>
               <w:spacing w:after="40" w:before="0"/>
               <w:jc w:val="left"/>
             </w:pPr>
@@ -5250,6 +5363,7 @@
           </w:tcPr>
           <w:p>
             <w:pPr>
+              <w:keepNext w:val="false"/>
               <w:spacing w:after="40" w:before="0"/>
               <w:jc w:val="left"/>
             </w:pPr>
@@ -5282,6 +5396,7 @@
           </w:tcPr>
           <w:p>
             <w:pPr>
+              <w:keepNext w:val="false"/>
               <w:spacing w:after="40" w:before="0"/>
               <w:jc w:val="left"/>
             </w:pPr>
@@ -5316,6 +5431,7 @@
           </w:tcPr>
           <w:p>
             <w:pPr>
+              <w:keepNext w:val="false"/>
               <w:spacing w:after="40" w:before="0"/>
               <w:jc w:val="left"/>
             </w:pPr>
@@ -5348,6 +5464,7 @@
           </w:tcPr>
           <w:p>
             <w:pPr>
+              <w:keepNext w:val="false"/>
               <w:spacing w:after="40" w:before="0"/>
               <w:jc w:val="left"/>
             </w:pPr>
@@ -5384,7 +5501,7 @@
         </w:rPr>
         <w:t xml:space="preserve">© 2026 SeaVuria and ARES. Aligned with KICD objectives. Developed by SeaVuria; technical implementation by ARES (with AI assistance from Claude). Licensed under </w:t>
       </w:r>
-      <w:hyperlink w:history="1" r:id="rIdhdgcoxkpwhfgzxvkpzmee">
+      <w:hyperlink w:history="1" r:id="rIdxftfo3zydca6neh7dosi4">
         <w:r>
           <w:rPr>
             <w:rFonts w:ascii="Arial" w:cs="Arial" w:eastAsia="Arial" w:hAnsi="Arial"/>
@@ -5405,7 +5522,7 @@
         </w:rPr>
         <w:t xml:space="preserve"> (</w:t>
       </w:r>
-      <w:hyperlink w:history="1" r:id="rIdjx9cnbbcz4g9o31u7br_t">
+      <w:hyperlink w:history="1" r:id="rId0fpmhocruh9bp430ose4c">
         <w:r>
           <w:rPr>
             <w:rFonts w:ascii="Arial" w:cs="Arial" w:eastAsia="Arial" w:hAnsi="Arial"/>
@@ -5465,6 +5582,7 @@
           </w:tcPr>
           <w:p>
             <w:pPr>
+              <w:keepNext w:val="false"/>
               <w:spacing w:after="40" w:before="0"/>
               <w:jc w:val="center"/>
             </w:pPr>
@@ -5500,6 +5618,7 @@
           </w:tcPr>
           <w:p>
             <w:pPr>
+              <w:keepNext w:val="false"/>
               <w:spacing w:after="40" w:before="0"/>
               <w:jc w:val="center"/>
             </w:pPr>
@@ -5534,6 +5653,7 @@
           </w:tcPr>
           <w:p>
             <w:pPr>
+              <w:keepNext w:val="false"/>
               <w:spacing w:after="40" w:before="0"/>
               <w:jc w:val="left"/>
             </w:pPr>
@@ -5566,6 +5686,7 @@
           </w:tcPr>
           <w:p>
             <w:pPr>
+              <w:keepNext w:val="false"/>
               <w:spacing w:after="40" w:before="0"/>
               <w:jc w:val="left"/>
             </w:pPr>
@@ -5600,6 +5721,7 @@
           </w:tcPr>
           <w:p>
             <w:pPr>
+              <w:keepNext w:val="false"/>
               <w:spacing w:after="40" w:before="0"/>
               <w:jc w:val="left"/>
             </w:pPr>
@@ -5632,6 +5754,7 @@
           </w:tcPr>
           <w:p>
             <w:pPr>
+              <w:keepNext w:val="false"/>
               <w:spacing w:after="40" w:before="0"/>
               <w:jc w:val="left"/>
             </w:pPr>
@@ -5666,6 +5789,7 @@
           </w:tcPr>
           <w:p>
             <w:pPr>
+              <w:keepNext w:val="false"/>
               <w:spacing w:after="40" w:before="0"/>
               <w:jc w:val="left"/>
             </w:pPr>
@@ -5698,6 +5822,7 @@
           </w:tcPr>
           <w:p>
             <w:pPr>
+              <w:keepNext w:val="false"/>
               <w:spacing w:after="40" w:before="0"/>
               <w:jc w:val="left"/>
             </w:pPr>
@@ -5732,6 +5857,7 @@
           </w:tcPr>
           <w:p>
             <w:pPr>
+              <w:keepNext w:val="false"/>
               <w:spacing w:after="40" w:before="0"/>
               <w:jc w:val="left"/>
             </w:pPr>
@@ -5764,6 +5890,7 @@
           </w:tcPr>
           <w:p>
             <w:pPr>
+              <w:keepNext w:val="false"/>
               <w:spacing w:after="40" w:before="0"/>
               <w:jc w:val="left"/>
             </w:pPr>
@@ -5798,6 +5925,7 @@
           </w:tcPr>
           <w:p>
             <w:pPr>
+              <w:keepNext w:val="false"/>
               <w:spacing w:after="40" w:before="0"/>
               <w:jc w:val="left"/>
             </w:pPr>
@@ -5830,6 +5958,7 @@
           </w:tcPr>
           <w:p>
             <w:pPr>
+              <w:keepNext w:val="false"/>
               <w:spacing w:after="40" w:before="0"/>
               <w:jc w:val="left"/>
             </w:pPr>
@@ -5864,6 +5993,7 @@
           </w:tcPr>
           <w:p>
             <w:pPr>
+              <w:keepNext w:val="false"/>
               <w:spacing w:after="40" w:before="0"/>
               <w:jc w:val="left"/>
             </w:pPr>
@@ -5896,6 +6026,7 @@
           </w:tcPr>
           <w:p>
             <w:pPr>
+              <w:keepNext w:val="false"/>
               <w:spacing w:after="40" w:before="0"/>
               <w:jc w:val="left"/>
             </w:pPr>
@@ -5930,6 +6061,7 @@
           </w:tcPr>
           <w:p>
             <w:pPr>
+              <w:keepNext w:val="false"/>
               <w:spacing w:after="40" w:before="0"/>
               <w:jc w:val="left"/>
             </w:pPr>
@@ -5962,6 +6094,7 @@
           </w:tcPr>
           <w:p>
             <w:pPr>
+              <w:keepNext w:val="false"/>
               <w:spacing w:after="40" w:before="0"/>
               <w:jc w:val="left"/>
             </w:pPr>
@@ -5996,6 +6129,7 @@
           </w:tcPr>
           <w:p>
             <w:pPr>
+              <w:keepNext w:val="false"/>
               <w:spacing w:after="40" w:before="0"/>
               <w:jc w:val="left"/>
             </w:pPr>
@@ -6028,6 +6162,7 @@
           </w:tcPr>
           <w:p>
             <w:pPr>
+              <w:keepNext w:val="false"/>
               <w:spacing w:after="40" w:before="0"/>
               <w:jc w:val="left"/>
             </w:pPr>
@@ -6087,6 +6222,7 @@
           </w:tcPr>
           <w:p>
             <w:pPr>
+              <w:keepNext w:val="false"/>
               <w:spacing w:after="40" w:before="0"/>
               <w:jc w:val="center"/>
             </w:pPr>
@@ -6121,6 +6257,7 @@
           </w:tcPr>
           <w:p>
             <w:pPr>
+              <w:keepNext w:val="false"/>
               <w:spacing w:after="40" w:before="0"/>
               <w:jc w:val="left"/>
             </w:pPr>
@@ -6185,6 +6322,7 @@
           </w:tcPr>
           <w:p>
             <w:pPr>
+              <w:keepNext w:val="false"/>
               <w:spacing w:after="40" w:before="0"/>
               <w:jc w:val="center"/>
             </w:pPr>
@@ -6219,6 +6357,7 @@
           </w:tcPr>
           <w:p>
             <w:pPr>
+              <w:keepNext w:val="false"/>
               <w:spacing w:after="40" w:before="0"/>
               <w:jc w:val="left"/>
             </w:pPr>
@@ -6251,6 +6390,7 @@
           </w:tcPr>
           <w:p>
             <w:pPr>
+              <w:keepNext w:val="false"/>
               <w:spacing w:after="40" w:before="0"/>
               <w:jc w:val="left"/>
             </w:pPr>
@@ -6283,6 +6423,7 @@
           </w:tcPr>
           <w:p>
             <w:pPr>
+              <w:keepNext w:val="false"/>
               <w:spacing w:after="40" w:before="0"/>
               <w:jc w:val="left"/>
             </w:pPr>
@@ -6315,6 +6456,7 @@
           </w:tcPr>
           <w:p>
             <w:pPr>
+              <w:keepNext w:val="false"/>
               <w:spacing w:after="40" w:before="0"/>
               <w:jc w:val="left"/>
             </w:pPr>
@@ -6347,6 +6489,7 @@
           </w:tcPr>
           <w:p>
             <w:pPr>
+              <w:keepNext w:val="false"/>
               <w:spacing w:after="40" w:before="0"/>
               <w:jc w:val="left"/>
             </w:pPr>
@@ -6381,6 +6524,7 @@
           </w:tcPr>
           <w:p>
             <w:pPr>
+              <w:keepNext w:val="false"/>
               <w:spacing w:after="40" w:before="0"/>
               <w:jc w:val="left"/>
             </w:pPr>
@@ -6418,7 +6562,7 @@
             <w:pPr>
               <w:spacing w:after="20" w:before="0"/>
             </w:pPr>
-            <w:hyperlink w:history="1" r:id="rIdry3pxivl1id0o1ckacjdd">
+            <w:hyperlink w:history="1" r:id="rIdjcs650n6nuatrsr2t5ngw">
               <w:r>
                 <w:rPr>
                   <w:rFonts w:ascii="Arial" w:cs="Arial" w:eastAsia="Arial" w:hAnsi="Arial"/>
@@ -6451,7 +6595,7 @@
               <w:spacing w:after="10" w:before="0"/>
               <w:ind w:left="120"/>
             </w:pPr>
-            <w:hyperlink w:history="1" r:id="rIdq6fy3z3etcra055mh3ydj">
+            <w:hyperlink w:history="1" r:id="rIdhvi4lban9papf1yc4p9h3">
               <w:r>
                 <w:rPr>
                   <w:rFonts w:ascii="Arial" w:cs="Arial" w:eastAsia="Arial" w:hAnsi="Arial"/>
@@ -6496,7 +6640,7 @@
             <w:pPr>
               <w:spacing w:after="20" w:before="0"/>
             </w:pPr>
-            <w:hyperlink w:history="1" r:id="rIdvnoela9ivdvzt4hktu7dw">
+            <w:hyperlink w:history="1" r:id="rId_3ynir1gn5f7qyrm_dcqz">
               <w:r>
                 <w:rPr>
                   <w:rFonts w:ascii="Arial" w:cs="Arial" w:eastAsia="Arial" w:hAnsi="Arial"/>
@@ -6529,7 +6673,7 @@
               <w:spacing w:after="10" w:before="0"/>
               <w:ind w:left="120"/>
             </w:pPr>
-            <w:hyperlink w:history="1" r:id="rIdl_b-xdn9e8tvd87_jdynw">
+            <w:hyperlink w:history="1" r:id="rIdhdr4ejr1qxpsjdpecrxl-">
               <w:r>
                 <w:rPr>
                   <w:rFonts w:ascii="Arial" w:cs="Arial" w:eastAsia="Arial" w:hAnsi="Arial"/>
@@ -6557,6 +6701,7 @@
           </w:tcPr>
           <w:p>
             <w:pPr>
+              <w:keepNext w:val="false"/>
               <w:spacing w:after="40" w:before="0"/>
               <w:jc w:val="left"/>
             </w:pPr>
@@ -6589,6 +6734,7 @@
           </w:tcPr>
           <w:p>
             <w:pPr>
+              <w:keepNext w:val="false"/>
               <w:spacing w:after="40" w:before="0"/>
               <w:jc w:val="left"/>
             </w:pPr>
@@ -6621,6 +6767,7 @@
           </w:tcPr>
           <w:p>
             <w:pPr>
+              <w:keepNext w:val="false"/>
               <w:spacing w:after="40" w:before="0"/>
               <w:jc w:val="left"/>
             </w:pPr>
@@ -6653,6 +6800,7 @@
           </w:tcPr>
           <w:p>
             <w:pPr>
+              <w:keepNext w:val="false"/>
               <w:spacing w:after="40" w:before="0"/>
               <w:jc w:val="left"/>
             </w:pPr>
@@ -6687,6 +6835,7 @@
           </w:tcPr>
           <w:p>
             <w:pPr>
+              <w:keepNext w:val="false"/>
               <w:spacing w:after="40" w:before="0"/>
               <w:jc w:val="left"/>
             </w:pPr>
@@ -6724,7 +6873,7 @@
             <w:pPr>
               <w:spacing w:after="20" w:before="0"/>
             </w:pPr>
-            <w:hyperlink w:history="1" r:id="rIdeiuzvcgn6kz9j3eysrobl">
+            <w:hyperlink w:history="1" r:id="rIdsadc0dy1k61d7ex6h9zkn">
               <w:r>
                 <w:rPr>
                   <w:rFonts w:ascii="Arial" w:cs="Arial" w:eastAsia="Arial" w:hAnsi="Arial"/>
@@ -6757,7 +6906,7 @@
               <w:spacing w:after="10" w:before="0"/>
               <w:ind w:left="120"/>
             </w:pPr>
-            <w:hyperlink w:history="1" r:id="rId6i-m0_2fdvhe570t3attf">
+            <w:hyperlink w:history="1" r:id="rIdmqo6tinvivksmehepzbr-">
               <w:r>
                 <w:rPr>
                   <w:rFonts w:ascii="Arial" w:cs="Arial" w:eastAsia="Arial" w:hAnsi="Arial"/>
@@ -6802,7 +6951,7 @@
             <w:pPr>
               <w:spacing w:after="20" w:before="0"/>
             </w:pPr>
-            <w:hyperlink w:history="1" r:id="rIdry6awutv0j_p7mv65okej">
+            <w:hyperlink w:history="1" r:id="rIdtcdsb2mw6454dx0up8bbd">
               <w:r>
                 <w:rPr>
                   <w:rFonts w:ascii="Arial" w:cs="Arial" w:eastAsia="Arial" w:hAnsi="Arial"/>
@@ -6835,7 +6984,7 @@
               <w:spacing w:after="10" w:before="0"/>
               <w:ind w:left="120"/>
             </w:pPr>
-            <w:hyperlink w:history="1" r:id="rId7lw0cefdau1h_l6xpea9l">
+            <w:hyperlink w:history="1" r:id="rIdmzbfeqp-t5ybil6wze8sg">
               <w:r>
                 <w:rPr>
                   <w:rFonts w:ascii="Arial" w:cs="Arial" w:eastAsia="Arial" w:hAnsi="Arial"/>
@@ -6863,6 +7012,7 @@
           </w:tcPr>
           <w:p>
             <w:pPr>
+              <w:keepNext w:val="false"/>
               <w:spacing w:after="40" w:before="0"/>
               <w:jc w:val="left"/>
             </w:pPr>
@@ -6895,6 +7045,7 @@
           </w:tcPr>
           <w:p>
             <w:pPr>
+              <w:keepNext w:val="false"/>
               <w:spacing w:after="40" w:before="0"/>
               <w:jc w:val="left"/>
             </w:pPr>
@@ -6927,6 +7078,7 @@
           </w:tcPr>
           <w:p>
             <w:pPr>
+              <w:keepNext w:val="false"/>
               <w:spacing w:after="40" w:before="0"/>
               <w:jc w:val="left"/>
             </w:pPr>
@@ -6959,6 +7111,7 @@
           </w:tcPr>
           <w:p>
             <w:pPr>
+              <w:keepNext w:val="false"/>
               <w:spacing w:after="40" w:before="0"/>
               <w:jc w:val="left"/>
             </w:pPr>
@@ -6993,6 +7146,7 @@
           </w:tcPr>
           <w:p>
             <w:pPr>
+              <w:keepNext w:val="false"/>
               <w:spacing w:after="40" w:before="0"/>
               <w:jc w:val="left"/>
             </w:pPr>
@@ -7030,7 +7184,7 @@
             <w:pPr>
               <w:spacing w:after="20" w:before="0"/>
             </w:pPr>
-            <w:hyperlink w:history="1" r:id="rIdguzmdalorybn7n0e8q7os">
+            <w:hyperlink w:history="1" r:id="rIdkx_k_7lotnxecnqgspzoi">
               <w:r>
                 <w:rPr>
                   <w:rFonts w:ascii="Arial" w:cs="Arial" w:eastAsia="Arial" w:hAnsi="Arial"/>
@@ -7063,7 +7217,7 @@
               <w:spacing w:after="10" w:before="0"/>
               <w:ind w:left="120"/>
             </w:pPr>
-            <w:hyperlink w:history="1" r:id="rIdgwdepruyxuq-fubf0ycr3">
+            <w:hyperlink w:history="1" r:id="rIdmjliuhumyxkytg5rvolqk">
               <w:r>
                 <w:rPr>
                   <w:rFonts w:ascii="Arial" w:cs="Arial" w:eastAsia="Arial" w:hAnsi="Arial"/>
@@ -7108,7 +7262,7 @@
             <w:pPr>
               <w:spacing w:after="20" w:before="0"/>
             </w:pPr>
-            <w:hyperlink w:history="1" r:id="rIdh0puhsfabzlldewew6ehw">
+            <w:hyperlink w:history="1" r:id="rIdoal5qkconscfh77w_m1po">
               <w:r>
                 <w:rPr>
                   <w:rFonts w:ascii="Arial" w:cs="Arial" w:eastAsia="Arial" w:hAnsi="Arial"/>
@@ -7141,7 +7295,7 @@
               <w:spacing w:after="10" w:before="0"/>
               <w:ind w:left="120"/>
             </w:pPr>
-            <w:hyperlink w:history="1" r:id="rIdig3jfhd5kftx3knkpf38q">
+            <w:hyperlink w:history="1" r:id="rIdx9a9jpsnzrn3iwu7-zl3j">
               <w:r>
                 <w:rPr>
                   <w:rFonts w:ascii="Arial" w:cs="Arial" w:eastAsia="Arial" w:hAnsi="Arial"/>
@@ -7169,6 +7323,7 @@
           </w:tcPr>
           <w:p>
             <w:pPr>
+              <w:keepNext w:val="false"/>
               <w:spacing w:after="40" w:before="0"/>
               <w:jc w:val="left"/>
             </w:pPr>
@@ -7201,6 +7356,7 @@
           </w:tcPr>
           <w:p>
             <w:pPr>
+              <w:keepNext w:val="false"/>
               <w:spacing w:after="40" w:before="0"/>
               <w:jc w:val="left"/>
             </w:pPr>
@@ -7233,6 +7389,7 @@
           </w:tcPr>
           <w:p>
             <w:pPr>
+              <w:keepNext w:val="false"/>
               <w:spacing w:after="40" w:before="0"/>
               <w:jc w:val="left"/>
             </w:pPr>
@@ -7265,6 +7422,7 @@
           </w:tcPr>
           <w:p>
             <w:pPr>
+              <w:keepNext w:val="false"/>
               <w:spacing w:after="40" w:before="0"/>
               <w:jc w:val="left"/>
             </w:pPr>
@@ -7299,6 +7457,7 @@
           </w:tcPr>
           <w:p>
             <w:pPr>
+              <w:keepNext w:val="false"/>
               <w:spacing w:after="40" w:before="0"/>
               <w:jc w:val="left"/>
             </w:pPr>
@@ -7336,7 +7495,7 @@
             <w:pPr>
               <w:spacing w:after="20" w:before="0"/>
             </w:pPr>
-            <w:hyperlink w:history="1" r:id="rIdjewww4pkizgk9jpvliawe">
+            <w:hyperlink w:history="1" r:id="rIdczga3pdagyqsvdwr-hfay">
               <w:r>
                 <w:rPr>
                   <w:rFonts w:ascii="Arial" w:cs="Arial" w:eastAsia="Arial" w:hAnsi="Arial"/>
@@ -7369,7 +7528,7 @@
               <w:spacing w:after="10" w:before="0"/>
               <w:ind w:left="120"/>
             </w:pPr>
-            <w:hyperlink w:history="1" r:id="rIdnjxevj9hdyqp0vtmzbsvu">
+            <w:hyperlink w:history="1" r:id="rIdxzv_zr_tndtqpcl5bhdyf">
               <w:r>
                 <w:rPr>
                   <w:rFonts w:ascii="Arial" w:cs="Arial" w:eastAsia="Arial" w:hAnsi="Arial"/>
@@ -7414,7 +7573,7 @@
             <w:pPr>
               <w:spacing w:after="20" w:before="0"/>
             </w:pPr>
-            <w:hyperlink w:history="1" r:id="rIdcshsdd42ykdt2b2xp9yz2">
+            <w:hyperlink w:history="1" r:id="rIdmiuvoytb0grrueziuj2yh">
               <w:r>
                 <w:rPr>
                   <w:rFonts w:ascii="Arial" w:cs="Arial" w:eastAsia="Arial" w:hAnsi="Arial"/>
@@ -7447,7 +7606,7 @@
               <w:spacing w:after="10" w:before="0"/>
               <w:ind w:left="120"/>
             </w:pPr>
-            <w:hyperlink w:history="1" r:id="rId8vr9fvsehuuk8ho20x78s">
+            <w:hyperlink w:history="1" r:id="rIdxkj8c9tbd-g1sfefqrjc3">
               <w:r>
                 <w:rPr>
                   <w:rFonts w:ascii="Arial" w:cs="Arial" w:eastAsia="Arial" w:hAnsi="Arial"/>
@@ -7475,6 +7634,7 @@
           </w:tcPr>
           <w:p>
             <w:pPr>
+              <w:keepNext w:val="false"/>
               <w:spacing w:after="40" w:before="0"/>
               <w:jc w:val="left"/>
             </w:pPr>
@@ -7507,6 +7667,7 @@
           </w:tcPr>
           <w:p>
             <w:pPr>
+              <w:keepNext w:val="false"/>
               <w:spacing w:after="40" w:before="0"/>
               <w:jc w:val="left"/>
             </w:pPr>
@@ -7539,6 +7700,7 @@
           </w:tcPr>
           <w:p>
             <w:pPr>
+              <w:keepNext w:val="false"/>
               <w:spacing w:after="40" w:before="0"/>
               <w:jc w:val="left"/>
             </w:pPr>
@@ -7571,6 +7733,7 @@
           </w:tcPr>
           <w:p>
             <w:pPr>
+              <w:keepNext w:val="false"/>
               <w:spacing w:after="40" w:before="0"/>
               <w:jc w:val="left"/>
             </w:pPr>
@@ -7605,6 +7768,7 @@
           </w:tcPr>
           <w:p>
             <w:pPr>
+              <w:keepNext w:val="false"/>
               <w:spacing w:after="40" w:before="0"/>
               <w:jc w:val="left"/>
             </w:pPr>
@@ -7642,7 +7806,7 @@
             <w:pPr>
               <w:spacing w:after="20" w:before="0"/>
             </w:pPr>
-            <w:hyperlink w:history="1" r:id="rIdnf4inj9_o3tqcxehhsy7o">
+            <w:hyperlink w:history="1" r:id="rIdluems8exxxmbwwaf8j2bc">
               <w:r>
                 <w:rPr>
                   <w:rFonts w:ascii="Arial" w:cs="Arial" w:eastAsia="Arial" w:hAnsi="Arial"/>
@@ -7675,7 +7839,7 @@
               <w:spacing w:after="10" w:before="0"/>
               <w:ind w:left="120"/>
             </w:pPr>
-            <w:hyperlink w:history="1" r:id="rIdnc4ws8-a31f_a7gmy2jda">
+            <w:hyperlink w:history="1" r:id="rId9fs-y26ull2adkzjnbmgc">
               <w:r>
                 <w:rPr>
                   <w:rFonts w:ascii="Arial" w:cs="Arial" w:eastAsia="Arial" w:hAnsi="Arial"/>
@@ -7720,7 +7884,7 @@
             <w:pPr>
               <w:spacing w:after="20" w:before="0"/>
             </w:pPr>
-            <w:hyperlink w:history="1" r:id="rIdzl9iddaqnb4g-pbzoe9vl">
+            <w:hyperlink w:history="1" r:id="rIdmd_hnuf1bbc6_2qcrzesd">
               <w:r>
                 <w:rPr>
                   <w:rFonts w:ascii="Arial" w:cs="Arial" w:eastAsia="Arial" w:hAnsi="Arial"/>
@@ -7753,7 +7917,7 @@
               <w:spacing w:after="10" w:before="0"/>
               <w:ind w:left="120"/>
             </w:pPr>
-            <w:hyperlink w:history="1" r:id="rIdfgxd2pzdlqxudhlem7hum">
+            <w:hyperlink w:history="1" r:id="rIdbuakrh-kjd-x0eq6eihmt">
               <w:r>
                 <w:rPr>
                   <w:rFonts w:ascii="Arial" w:cs="Arial" w:eastAsia="Arial" w:hAnsi="Arial"/>
@@ -7781,6 +7945,7 @@
           </w:tcPr>
           <w:p>
             <w:pPr>
+              <w:keepNext w:val="false"/>
               <w:spacing w:after="40" w:before="0"/>
               <w:jc w:val="left"/>
             </w:pPr>
@@ -7813,6 +7978,7 @@
           </w:tcPr>
           <w:p>
             <w:pPr>
+              <w:keepNext w:val="false"/>
               <w:spacing w:after="40" w:before="0"/>
               <w:jc w:val="left"/>
             </w:pPr>
@@ -7845,6 +8011,7 @@
           </w:tcPr>
           <w:p>
             <w:pPr>
+              <w:keepNext w:val="false"/>
               <w:spacing w:after="40" w:before="0"/>
               <w:jc w:val="left"/>
             </w:pPr>
@@ -7877,6 +8044,7 @@
           </w:tcPr>
           <w:p>
             <w:pPr>
+              <w:keepNext w:val="false"/>
               <w:spacing w:after="40" w:before="0"/>
               <w:jc w:val="left"/>
             </w:pPr>
@@ -7936,6 +8104,7 @@
           </w:tcPr>
           <w:p>
             <w:pPr>
+              <w:keepNext w:val="false"/>
               <w:spacing w:after="40" w:before="0"/>
               <w:jc w:val="center"/>
             </w:pPr>
@@ -7970,6 +8139,7 @@
           </w:tcPr>
           <w:p>
             <w:pPr>
+              <w:keepNext w:val="false"/>
               <w:spacing w:after="40" w:before="0"/>
               <w:jc w:val="left"/>
             </w:pPr>
@@ -8031,6 +8201,7 @@
           </w:tcPr>
           <w:p>
             <w:pPr>
+              <w:keepNext w:val="false"/>
               <w:spacing w:after="40" w:before="0"/>
               <w:jc w:val="center"/>
             </w:pPr>
@@ -8065,6 +8236,7 @@
           </w:tcPr>
           <w:p>
             <w:pPr>
+              <w:keepNext w:val="false"/>
               <w:spacing w:after="40" w:before="0"/>
               <w:jc w:val="left"/>
             </w:pPr>
@@ -8097,6 +8269,7 @@
           </w:tcPr>
           <w:p>
             <w:pPr>
+              <w:keepNext w:val="false"/>
               <w:spacing w:after="40" w:before="0"/>
               <w:jc w:val="left"/>
             </w:pPr>
@@ -8131,6 +8304,7 @@
           </w:tcPr>
           <w:p>
             <w:pPr>
+              <w:keepNext w:val="false"/>
               <w:spacing w:after="40" w:before="0"/>
               <w:jc w:val="left"/>
             </w:pPr>
@@ -8163,6 +8337,7 @@
           </w:tcPr>
           <w:p>
             <w:pPr>
+              <w:keepNext w:val="false"/>
               <w:spacing w:after="40" w:before="0"/>
               <w:jc w:val="left"/>
             </w:pPr>
@@ -8197,6 +8372,7 @@
           </w:tcPr>
           <w:p>
             <w:pPr>
+              <w:keepNext w:val="false"/>
               <w:spacing w:after="40" w:before="0"/>
               <w:jc w:val="left"/>
             </w:pPr>
@@ -8229,6 +8405,7 @@
           </w:tcPr>
           <w:p>
             <w:pPr>
+              <w:keepNext w:val="false"/>
               <w:spacing w:after="40" w:before="0"/>
               <w:jc w:val="left"/>
             </w:pPr>
@@ -8265,7 +8442,7 @@
         </w:rPr>
         <w:t xml:space="preserve">© 2026 SeaVuria and ARES. Aligned with KICD objectives. Developed by SeaVuria; technical implementation by ARES (with AI assistance from Claude). Licensed under </w:t>
       </w:r>
-      <w:hyperlink w:history="1" r:id="rIdso4tjmssno4e-qoqtclge">
+      <w:hyperlink w:history="1" r:id="rIdidkvlzfcsuwvjso67y41b">
         <w:r>
           <w:rPr>
             <w:rFonts w:ascii="Arial" w:cs="Arial" w:eastAsia="Arial" w:hAnsi="Arial"/>
@@ -8286,7 +8463,7 @@
         </w:rPr>
         <w:t xml:space="preserve"> (</w:t>
       </w:r>
-      <w:hyperlink w:history="1" r:id="rIddqrl3t_qrxwmlpyervdtw">
+      <w:hyperlink w:history="1" r:id="rId3xsb2cr25fai8dhdkrmtg">
         <w:r>
           <w:rPr>
             <w:rFonts w:ascii="Arial" w:cs="Arial" w:eastAsia="Arial" w:hAnsi="Arial"/>
@@ -8346,6 +8523,7 @@
           </w:tcPr>
           <w:p>
             <w:pPr>
+              <w:keepNext w:val="false"/>
               <w:spacing w:after="40" w:before="0"/>
               <w:jc w:val="center"/>
             </w:pPr>
@@ -8381,6 +8559,7 @@
           </w:tcPr>
           <w:p>
             <w:pPr>
+              <w:keepNext w:val="false"/>
               <w:spacing w:after="40" w:before="0"/>
               <w:jc w:val="center"/>
             </w:pPr>
@@ -8415,6 +8594,7 @@
           </w:tcPr>
           <w:p>
             <w:pPr>
+              <w:keepNext w:val="false"/>
               <w:spacing w:after="40" w:before="0"/>
               <w:jc w:val="left"/>
             </w:pPr>
@@ -8447,6 +8627,7 @@
           </w:tcPr>
           <w:p>
             <w:pPr>
+              <w:keepNext w:val="false"/>
               <w:spacing w:after="40" w:before="0"/>
               <w:jc w:val="left"/>
             </w:pPr>
@@ -8481,6 +8662,7 @@
           </w:tcPr>
           <w:p>
             <w:pPr>
+              <w:keepNext w:val="false"/>
               <w:spacing w:after="40" w:before="0"/>
               <w:jc w:val="left"/>
             </w:pPr>
@@ -8513,6 +8695,7 @@
           </w:tcPr>
           <w:p>
             <w:pPr>
+              <w:keepNext w:val="false"/>
               <w:spacing w:after="40" w:before="0"/>
               <w:jc w:val="left"/>
             </w:pPr>
@@ -8547,6 +8730,7 @@
           </w:tcPr>
           <w:p>
             <w:pPr>
+              <w:keepNext w:val="false"/>
               <w:spacing w:after="40" w:before="0"/>
               <w:jc w:val="left"/>
             </w:pPr>
@@ -8579,6 +8763,7 @@
           </w:tcPr>
           <w:p>
             <w:pPr>
+              <w:keepNext w:val="false"/>
               <w:spacing w:after="40" w:before="0"/>
               <w:jc w:val="left"/>
             </w:pPr>
@@ -8613,6 +8798,7 @@
           </w:tcPr>
           <w:p>
             <w:pPr>
+              <w:keepNext w:val="false"/>
               <w:spacing w:after="40" w:before="0"/>
               <w:jc w:val="left"/>
             </w:pPr>
@@ -8645,6 +8831,7 @@
           </w:tcPr>
           <w:p>
             <w:pPr>
+              <w:keepNext w:val="false"/>
               <w:spacing w:after="40" w:before="0"/>
               <w:jc w:val="left"/>
             </w:pPr>
@@ -8679,6 +8866,7 @@
           </w:tcPr>
           <w:p>
             <w:pPr>
+              <w:keepNext w:val="false"/>
               <w:spacing w:after="40" w:before="0"/>
               <w:jc w:val="left"/>
             </w:pPr>
@@ -8711,6 +8899,7 @@
           </w:tcPr>
           <w:p>
             <w:pPr>
+              <w:keepNext w:val="false"/>
               <w:spacing w:after="40" w:before="0"/>
               <w:jc w:val="left"/>
             </w:pPr>
@@ -8745,6 +8934,7 @@
           </w:tcPr>
           <w:p>
             <w:pPr>
+              <w:keepNext w:val="false"/>
               <w:spacing w:after="40" w:before="0"/>
               <w:jc w:val="left"/>
             </w:pPr>
@@ -8777,6 +8967,7 @@
           </w:tcPr>
           <w:p>
             <w:pPr>
+              <w:keepNext w:val="false"/>
               <w:spacing w:after="40" w:before="0"/>
               <w:jc w:val="left"/>
             </w:pPr>
@@ -8811,6 +9002,7 @@
           </w:tcPr>
           <w:p>
             <w:pPr>
+              <w:keepNext w:val="false"/>
               <w:spacing w:after="40" w:before="0"/>
               <w:jc w:val="left"/>
             </w:pPr>
@@ -8843,6 +9035,7 @@
           </w:tcPr>
           <w:p>
             <w:pPr>
+              <w:keepNext w:val="false"/>
               <w:spacing w:after="40" w:before="0"/>
               <w:jc w:val="left"/>
             </w:pPr>
@@ -8877,6 +9070,7 @@
           </w:tcPr>
           <w:p>
             <w:pPr>
+              <w:keepNext w:val="false"/>
               <w:spacing w:after="40" w:before="0"/>
               <w:jc w:val="left"/>
             </w:pPr>
@@ -8909,6 +9103,7 @@
           </w:tcPr>
           <w:p>
             <w:pPr>
+              <w:keepNext w:val="false"/>
               <w:spacing w:after="40" w:before="0"/>
               <w:jc w:val="left"/>
             </w:pPr>
@@ -8968,6 +9163,7 @@
           </w:tcPr>
           <w:p>
             <w:pPr>
+              <w:keepNext w:val="false"/>
               <w:spacing w:after="40" w:before="0"/>
               <w:jc w:val="center"/>
             </w:pPr>
@@ -9002,6 +9198,7 @@
           </w:tcPr>
           <w:p>
             <w:pPr>
+              <w:keepNext w:val="false"/>
               <w:spacing w:after="40" w:before="0"/>
               <w:jc w:val="left"/>
             </w:pPr>
@@ -9066,6 +9263,7 @@
           </w:tcPr>
           <w:p>
             <w:pPr>
+              <w:keepNext w:val="false"/>
               <w:spacing w:after="40" w:before="0"/>
               <w:jc w:val="center"/>
             </w:pPr>
@@ -9100,6 +9298,7 @@
           </w:tcPr>
           <w:p>
             <w:pPr>
+              <w:keepNext w:val="false"/>
               <w:spacing w:after="40" w:before="0"/>
               <w:jc w:val="left"/>
             </w:pPr>
@@ -9132,6 +9331,7 @@
           </w:tcPr>
           <w:p>
             <w:pPr>
+              <w:keepNext w:val="false"/>
               <w:spacing w:after="40" w:before="0"/>
               <w:jc w:val="left"/>
             </w:pPr>
@@ -9164,6 +9364,7 @@
           </w:tcPr>
           <w:p>
             <w:pPr>
+              <w:keepNext w:val="false"/>
               <w:spacing w:after="40" w:before="0"/>
               <w:jc w:val="left"/>
             </w:pPr>
@@ -9196,6 +9397,7 @@
           </w:tcPr>
           <w:p>
             <w:pPr>
+              <w:keepNext w:val="false"/>
               <w:spacing w:after="40" w:before="0"/>
               <w:jc w:val="left"/>
             </w:pPr>
@@ -9228,6 +9430,7 @@
           </w:tcPr>
           <w:p>
             <w:pPr>
+              <w:keepNext w:val="false"/>
               <w:spacing w:after="40" w:before="0"/>
               <w:jc w:val="left"/>
             </w:pPr>
@@ -9262,6 +9465,7 @@
           </w:tcPr>
           <w:p>
             <w:pPr>
+              <w:keepNext w:val="false"/>
               <w:spacing w:after="40" w:before="0"/>
               <w:jc w:val="left"/>
             </w:pPr>
@@ -9299,7 +9503,7 @@
             <w:pPr>
               <w:spacing w:after="20" w:before="0"/>
             </w:pPr>
-            <w:hyperlink w:history="1" r:id="rIdjsdiekbcnbyic8m2d0i6p">
+            <w:hyperlink w:history="1" r:id="rIdabmjmmekgvoutgt8fxzek">
               <w:r>
                 <w:rPr>
                   <w:rFonts w:ascii="Arial" w:cs="Arial" w:eastAsia="Arial" w:hAnsi="Arial"/>
@@ -9332,7 +9536,7 @@
               <w:spacing w:after="10" w:before="0"/>
               <w:ind w:left="120"/>
             </w:pPr>
-            <w:hyperlink w:history="1" r:id="rIdo7oypoecfm1fbnlcd_esj">
+            <w:hyperlink w:history="1" r:id="rIdmrwtsogqqwct9f9ludj70">
               <w:r>
                 <w:rPr>
                   <w:rFonts w:ascii="Arial" w:cs="Arial" w:eastAsia="Arial" w:hAnsi="Arial"/>
@@ -9377,7 +9581,7 @@
             <w:pPr>
               <w:spacing w:after="20" w:before="0"/>
             </w:pPr>
-            <w:hyperlink w:history="1" r:id="rIdqz0c_ceyzkkgr9dxzhzmv">
+            <w:hyperlink w:history="1" r:id="rIdthth237c9aapzziv_af1o">
               <w:r>
                 <w:rPr>
                   <w:rFonts w:ascii="Arial" w:cs="Arial" w:eastAsia="Arial" w:hAnsi="Arial"/>
@@ -9410,7 +9614,7 @@
               <w:spacing w:after="10" w:before="0"/>
               <w:ind w:left="120"/>
             </w:pPr>
-            <w:hyperlink w:history="1" r:id="rIdgnaea0_9icws9zf36s5ou">
+            <w:hyperlink w:history="1" r:id="rIdsgoqxbqmhtwwiz2qjmd0d">
               <w:r>
                 <w:rPr>
                   <w:rFonts w:ascii="Arial" w:cs="Arial" w:eastAsia="Arial" w:hAnsi="Arial"/>
@@ -9438,6 +9642,7 @@
           </w:tcPr>
           <w:p>
             <w:pPr>
+              <w:keepNext w:val="false"/>
               <w:spacing w:after="40" w:before="0"/>
               <w:jc w:val="left"/>
             </w:pPr>
@@ -9470,6 +9675,7 @@
           </w:tcPr>
           <w:p>
             <w:pPr>
+              <w:keepNext w:val="false"/>
               <w:spacing w:after="40" w:before="0"/>
               <w:jc w:val="left"/>
             </w:pPr>
@@ -9502,6 +9708,7 @@
           </w:tcPr>
           <w:p>
             <w:pPr>
+              <w:keepNext w:val="false"/>
               <w:spacing w:after="40" w:before="0"/>
               <w:jc w:val="left"/>
             </w:pPr>
@@ -9534,6 +9741,7 @@
           </w:tcPr>
           <w:p>
             <w:pPr>
+              <w:keepNext w:val="false"/>
               <w:spacing w:after="40" w:before="0"/>
               <w:jc w:val="left"/>
             </w:pPr>
@@ -9568,6 +9776,7 @@
           </w:tcPr>
           <w:p>
             <w:pPr>
+              <w:keepNext w:val="false"/>
               <w:spacing w:after="40" w:before="0"/>
               <w:jc w:val="left"/>
             </w:pPr>
@@ -9605,7 +9814,7 @@
             <w:pPr>
               <w:spacing w:after="20" w:before="0"/>
             </w:pPr>
-            <w:hyperlink w:history="1" r:id="rIdrppaxrxhhjlgdocef-sey">
+            <w:hyperlink w:history="1" r:id="rIdfo6anbywv70yjclwch62o">
               <w:r>
                 <w:rPr>
                   <w:rFonts w:ascii="Arial" w:cs="Arial" w:eastAsia="Arial" w:hAnsi="Arial"/>
@@ -9638,7 +9847,7 @@
               <w:spacing w:after="10" w:before="0"/>
               <w:ind w:left="120"/>
             </w:pPr>
-            <w:hyperlink w:history="1" r:id="rIdcaoba7coboo8bgsckyogr">
+            <w:hyperlink w:history="1" r:id="rIdgd6jqktgtbzkdgokpmmst">
               <w:r>
                 <w:rPr>
                   <w:rFonts w:ascii="Arial" w:cs="Arial" w:eastAsia="Arial" w:hAnsi="Arial"/>
@@ -9683,7 +9892,7 @@
             <w:pPr>
               <w:spacing w:after="20" w:before="0"/>
             </w:pPr>
-            <w:hyperlink w:history="1" r:id="rIdpcgpsxe1hsghrdvd3dlla">
+            <w:hyperlink w:history="1" r:id="rIdfypntorn99i5vhnetgdfc">
               <w:r>
                 <w:rPr>
                   <w:rFonts w:ascii="Arial" w:cs="Arial" w:eastAsia="Arial" w:hAnsi="Arial"/>
@@ -9716,7 +9925,7 @@
               <w:spacing w:after="10" w:before="0"/>
               <w:ind w:left="120"/>
             </w:pPr>
-            <w:hyperlink w:history="1" r:id="rId5j6_aklqvxicd3w1rmbyp">
+            <w:hyperlink w:history="1" r:id="rIdbrbksg10ja2xney8kweu5">
               <w:r>
                 <w:rPr>
                   <w:rFonts w:ascii="Arial" w:cs="Arial" w:eastAsia="Arial" w:hAnsi="Arial"/>
@@ -9744,6 +9953,7 @@
           </w:tcPr>
           <w:p>
             <w:pPr>
+              <w:keepNext w:val="false"/>
               <w:spacing w:after="40" w:before="0"/>
               <w:jc w:val="left"/>
             </w:pPr>
@@ -9776,6 +9986,7 @@
           </w:tcPr>
           <w:p>
             <w:pPr>
+              <w:keepNext w:val="false"/>
               <w:spacing w:after="40" w:before="0"/>
               <w:jc w:val="left"/>
             </w:pPr>
@@ -9808,6 +10019,7 @@
           </w:tcPr>
           <w:p>
             <w:pPr>
+              <w:keepNext w:val="false"/>
               <w:spacing w:after="40" w:before="0"/>
               <w:jc w:val="left"/>
             </w:pPr>
@@ -9840,6 +10052,7 @@
           </w:tcPr>
           <w:p>
             <w:pPr>
+              <w:keepNext w:val="false"/>
               <w:spacing w:after="40" w:before="0"/>
               <w:jc w:val="left"/>
             </w:pPr>
@@ -9874,6 +10087,7 @@
           </w:tcPr>
           <w:p>
             <w:pPr>
+              <w:keepNext w:val="false"/>
               <w:spacing w:after="40" w:before="0"/>
               <w:jc w:val="left"/>
             </w:pPr>
@@ -9911,7 +10125,7 @@
             <w:pPr>
               <w:spacing w:after="20" w:before="0"/>
             </w:pPr>
-            <w:hyperlink w:history="1" r:id="rIdrnxpyfowqbclmqe6jrxg0">
+            <w:hyperlink w:history="1" r:id="rIdahuzmdz1xi2samufph6zr">
               <w:r>
                 <w:rPr>
                   <w:rFonts w:ascii="Arial" w:cs="Arial" w:eastAsia="Arial" w:hAnsi="Arial"/>
@@ -9960,7 +10174,7 @@
               <w:spacing w:after="10" w:before="0"/>
               <w:ind w:left="120"/>
             </w:pPr>
-            <w:hyperlink w:history="1" r:id="rIde9p4aqfxfq3v2gjwscmi4">
+            <w:hyperlink w:history="1" r:id="rIdl3y22ipxrwjbys-izfcxu">
               <w:r>
                 <w:rPr>
                   <w:rFonts w:ascii="Arial" w:cs="Arial" w:eastAsia="Arial" w:hAnsi="Arial"/>
@@ -10005,7 +10219,7 @@
             <w:pPr>
               <w:spacing w:after="20" w:before="0"/>
             </w:pPr>
-            <w:hyperlink w:history="1" r:id="rIdwbbazlljwxrls1ir670gh">
+            <w:hyperlink w:history="1" r:id="rIdrsx8n5c-a3gdtui-zmuqu">
               <w:r>
                 <w:rPr>
                   <w:rFonts w:ascii="Arial" w:cs="Arial" w:eastAsia="Arial" w:hAnsi="Arial"/>
@@ -10038,7 +10252,7 @@
               <w:spacing w:after="10" w:before="0"/>
               <w:ind w:left="120"/>
             </w:pPr>
-            <w:hyperlink w:history="1" r:id="rIdws6z9r0mujg9-1sxs7s09">
+            <w:hyperlink w:history="1" r:id="rIdhxf9o7td9b5838dg_-bgx">
               <w:r>
                 <w:rPr>
                   <w:rFonts w:ascii="Arial" w:cs="Arial" w:eastAsia="Arial" w:hAnsi="Arial"/>
@@ -10066,6 +10280,7 @@
           </w:tcPr>
           <w:p>
             <w:pPr>
+              <w:keepNext w:val="false"/>
               <w:spacing w:after="40" w:before="0"/>
               <w:jc w:val="left"/>
             </w:pPr>
@@ -10098,6 +10313,7 @@
           </w:tcPr>
           <w:p>
             <w:pPr>
+              <w:keepNext w:val="false"/>
               <w:spacing w:after="40" w:before="0"/>
               <w:jc w:val="left"/>
             </w:pPr>
@@ -10130,6 +10346,7 @@
           </w:tcPr>
           <w:p>
             <w:pPr>
+              <w:keepNext w:val="false"/>
               <w:spacing w:after="40" w:before="0"/>
               <w:jc w:val="left"/>
             </w:pPr>
@@ -10162,6 +10379,7 @@
           </w:tcPr>
           <w:p>
             <w:pPr>
+              <w:keepNext w:val="false"/>
               <w:spacing w:after="40" w:before="0"/>
               <w:jc w:val="left"/>
             </w:pPr>
@@ -10196,6 +10414,7 @@
           </w:tcPr>
           <w:p>
             <w:pPr>
+              <w:keepNext w:val="false"/>
               <w:spacing w:after="40" w:before="0"/>
               <w:jc w:val="left"/>
             </w:pPr>
@@ -10233,7 +10452,7 @@
             <w:pPr>
               <w:spacing w:after="20" w:before="0"/>
             </w:pPr>
-            <w:hyperlink w:history="1" r:id="rIdpdphurxkymxvzeku81jj0">
+            <w:hyperlink w:history="1" r:id="rIdwcxqgil1x5oqvzd-p4ysi">
               <w:r>
                 <w:rPr>
                   <w:rFonts w:ascii="Arial" w:cs="Arial" w:eastAsia="Arial" w:hAnsi="Arial"/>
@@ -10282,7 +10501,7 @@
               <w:spacing w:after="10" w:before="0"/>
               <w:ind w:left="120"/>
             </w:pPr>
-            <w:hyperlink w:history="1" r:id="rIdaydb8ekiy0ggcxrzfk2sa">
+            <w:hyperlink w:history="1" r:id="rId3wuekwttjcsv2e1hihogx">
               <w:r>
                 <w:rPr>
                   <w:rFonts w:ascii="Arial" w:cs="Arial" w:eastAsia="Arial" w:hAnsi="Arial"/>
@@ -10327,7 +10546,7 @@
             <w:pPr>
               <w:spacing w:after="20" w:before="0"/>
             </w:pPr>
-            <w:hyperlink w:history="1" r:id="rIdiu2pobyrphqosqazptbms">
+            <w:hyperlink w:history="1" r:id="rId2jj0txqwmh6trtyskhbhv">
               <w:r>
                 <w:rPr>
                   <w:rFonts w:ascii="Arial" w:cs="Arial" w:eastAsia="Arial" w:hAnsi="Arial"/>
@@ -10360,7 +10579,7 @@
               <w:spacing w:after="10" w:before="0"/>
               <w:ind w:left="120"/>
             </w:pPr>
-            <w:hyperlink w:history="1" r:id="rIdas8k26pi_tf_i4xnuv_kf">
+            <w:hyperlink w:history="1" r:id="rIdoibohv7lohp3mpi4liy0d">
               <w:r>
                 <w:rPr>
                   <w:rFonts w:ascii="Arial" w:cs="Arial" w:eastAsia="Arial" w:hAnsi="Arial"/>
@@ -10388,6 +10607,7 @@
           </w:tcPr>
           <w:p>
             <w:pPr>
+              <w:keepNext w:val="false"/>
               <w:spacing w:after="40" w:before="0"/>
               <w:jc w:val="left"/>
             </w:pPr>
@@ -10420,6 +10640,7 @@
           </w:tcPr>
           <w:p>
             <w:pPr>
+              <w:keepNext w:val="false"/>
               <w:spacing w:after="40" w:before="0"/>
               <w:jc w:val="left"/>
             </w:pPr>
@@ -10452,6 +10673,7 @@
           </w:tcPr>
           <w:p>
             <w:pPr>
+              <w:keepNext w:val="false"/>
               <w:spacing w:after="40" w:before="0"/>
               <w:jc w:val="left"/>
             </w:pPr>
@@ -10484,6 +10706,7 @@
           </w:tcPr>
           <w:p>
             <w:pPr>
+              <w:keepNext w:val="false"/>
               <w:spacing w:after="40" w:before="0"/>
               <w:jc w:val="left"/>
             </w:pPr>
@@ -10518,6 +10741,7 @@
           </w:tcPr>
           <w:p>
             <w:pPr>
+              <w:keepNext w:val="false"/>
               <w:spacing w:after="40" w:before="0"/>
               <w:jc w:val="left"/>
             </w:pPr>
@@ -10555,7 +10779,7 @@
             <w:pPr>
               <w:spacing w:after="20" w:before="0"/>
             </w:pPr>
-            <w:hyperlink w:history="1" r:id="rIdh-ugcij0bzslm4q2krqde">
+            <w:hyperlink w:history="1" r:id="rIdly3hbm78expvyjcj4pafi">
               <w:r>
                 <w:rPr>
                   <w:rFonts w:ascii="Arial" w:cs="Arial" w:eastAsia="Arial" w:hAnsi="Arial"/>
@@ -10604,7 +10828,7 @@
               <w:spacing w:after="10" w:before="0"/>
               <w:ind w:left="120"/>
             </w:pPr>
-            <w:hyperlink w:history="1" r:id="rIdnlxved7iik-et1tjjq4s7">
+            <w:hyperlink w:history="1" r:id="rIdtax7trdwbb229rhcnhogo">
               <w:r>
                 <w:rPr>
                   <w:rFonts w:ascii="Arial" w:cs="Arial" w:eastAsia="Arial" w:hAnsi="Arial"/>
@@ -10649,7 +10873,7 @@
             <w:pPr>
               <w:spacing w:after="20" w:before="0"/>
             </w:pPr>
-            <w:hyperlink w:history="1" r:id="rIdamre5gj2c1wojedfhnskz">
+            <w:hyperlink w:history="1" r:id="rIdpzqannxhjec57ldqnxfzg">
               <w:r>
                 <w:rPr>
                   <w:rFonts w:ascii="Arial" w:cs="Arial" w:eastAsia="Arial" w:hAnsi="Arial"/>
@@ -10698,7 +10922,7 @@
               <w:spacing w:after="10" w:before="0"/>
               <w:ind w:left="120"/>
             </w:pPr>
-            <w:hyperlink w:history="1" r:id="rIdzogkqo6rkkewyh8t1vqls">
+            <w:hyperlink w:history="1" r:id="rIdsattipgri5hfh-i26amk7">
               <w:r>
                 <w:rPr>
                   <w:rFonts w:ascii="Arial" w:cs="Arial" w:eastAsia="Arial" w:hAnsi="Arial"/>
@@ -10726,6 +10950,7 @@
           </w:tcPr>
           <w:p>
             <w:pPr>
+              <w:keepNext w:val="false"/>
               <w:spacing w:after="40" w:before="0"/>
               <w:jc w:val="left"/>
             </w:pPr>
@@ -10758,6 +10983,7 @@
           </w:tcPr>
           <w:p>
             <w:pPr>
+              <w:keepNext w:val="false"/>
               <w:spacing w:after="40" w:before="0"/>
               <w:jc w:val="left"/>
             </w:pPr>
@@ -10790,6 +11016,7 @@
           </w:tcPr>
           <w:p>
             <w:pPr>
+              <w:keepNext w:val="false"/>
               <w:spacing w:after="40" w:before="0"/>
               <w:jc w:val="left"/>
             </w:pPr>
@@ -10822,6 +11049,7 @@
           </w:tcPr>
           <w:p>
             <w:pPr>
+              <w:keepNext w:val="false"/>
               <w:spacing w:after="40" w:before="0"/>
               <w:jc w:val="left"/>
             </w:pPr>
@@ -10881,6 +11109,7 @@
           </w:tcPr>
           <w:p>
             <w:pPr>
+              <w:keepNext w:val="false"/>
               <w:spacing w:after="40" w:before="0"/>
               <w:jc w:val="center"/>
             </w:pPr>
@@ -10915,6 +11144,7 @@
           </w:tcPr>
           <w:p>
             <w:pPr>
+              <w:keepNext w:val="false"/>
               <w:spacing w:after="40" w:before="0"/>
               <w:jc w:val="left"/>
             </w:pPr>
@@ -10976,6 +11206,7 @@
           </w:tcPr>
           <w:p>
             <w:pPr>
+              <w:keepNext w:val="false"/>
               <w:spacing w:after="40" w:before="0"/>
               <w:jc w:val="center"/>
             </w:pPr>
@@ -11010,6 +11241,7 @@
           </w:tcPr>
           <w:p>
             <w:pPr>
+              <w:keepNext w:val="false"/>
               <w:spacing w:after="40" w:before="0"/>
               <w:jc w:val="left"/>
             </w:pPr>
@@ -11042,6 +11274,7 @@
           </w:tcPr>
           <w:p>
             <w:pPr>
+              <w:keepNext w:val="false"/>
               <w:spacing w:after="40" w:before="0"/>
               <w:jc w:val="left"/>
             </w:pPr>
@@ -11076,6 +11309,7 @@
           </w:tcPr>
           <w:p>
             <w:pPr>
+              <w:keepNext w:val="false"/>
               <w:spacing w:after="40" w:before="0"/>
               <w:jc w:val="left"/>
             </w:pPr>
@@ -11108,6 +11342,7 @@
           </w:tcPr>
           <w:p>
             <w:pPr>
+              <w:keepNext w:val="false"/>
               <w:spacing w:after="40" w:before="0"/>
               <w:jc w:val="left"/>
             </w:pPr>
@@ -11142,6 +11377,7 @@
           </w:tcPr>
           <w:p>
             <w:pPr>
+              <w:keepNext w:val="false"/>
               <w:spacing w:after="40" w:before="0"/>
               <w:jc w:val="left"/>
             </w:pPr>
@@ -11174,6 +11410,7 @@
           </w:tcPr>
           <w:p>
             <w:pPr>
+              <w:keepNext w:val="false"/>
               <w:spacing w:after="40" w:before="0"/>
               <w:jc w:val="left"/>
             </w:pPr>
@@ -11210,7 +11447,7 @@
         </w:rPr>
         <w:t xml:space="preserve">© 2026 SeaVuria and ARES. Aligned with KICD objectives. Developed by SeaVuria; technical implementation by ARES (with AI assistance from Claude). Licensed under </w:t>
       </w:r>
-      <w:hyperlink w:history="1" r:id="rIdldtyocc0ig1cgn0epzctj">
+      <w:hyperlink w:history="1" r:id="rIdnrziem2_mauwqnnzyg4rs">
         <w:r>
           <w:rPr>
             <w:rFonts w:ascii="Arial" w:cs="Arial" w:eastAsia="Arial" w:hAnsi="Arial"/>
@@ -11231,7 +11468,7 @@
         </w:rPr>
         <w:t xml:space="preserve"> (</w:t>
       </w:r>
-      <w:hyperlink w:history="1" r:id="rIdqu052nmgycg_wt4n7es7u">
+      <w:hyperlink w:history="1" r:id="rId730con6uwsoplvot6ppdx">
         <w:r>
           <w:rPr>
             <w:rFonts w:ascii="Arial" w:cs="Arial" w:eastAsia="Arial" w:hAnsi="Arial"/>
@@ -11291,6 +11528,7 @@
           </w:tcPr>
           <w:p>
             <w:pPr>
+              <w:keepNext w:val="false"/>
               <w:spacing w:after="40" w:before="0"/>
               <w:jc w:val="center"/>
             </w:pPr>
@@ -11326,6 +11564,7 @@
           </w:tcPr>
           <w:p>
             <w:pPr>
+              <w:keepNext w:val="false"/>
               <w:spacing w:after="40" w:before="0"/>
               <w:jc w:val="center"/>
             </w:pPr>
@@ -11360,6 +11599,7 @@
           </w:tcPr>
           <w:p>
             <w:pPr>
+              <w:keepNext w:val="false"/>
               <w:spacing w:after="40" w:before="0"/>
               <w:jc w:val="left"/>
             </w:pPr>
@@ -11392,6 +11632,7 @@
           </w:tcPr>
           <w:p>
             <w:pPr>
+              <w:keepNext w:val="false"/>
               <w:spacing w:after="40" w:before="0"/>
               <w:jc w:val="left"/>
             </w:pPr>
@@ -11426,6 +11667,7 @@
           </w:tcPr>
           <w:p>
             <w:pPr>
+              <w:keepNext w:val="false"/>
               <w:spacing w:after="40" w:before="0"/>
               <w:jc w:val="left"/>
             </w:pPr>
@@ -11458,6 +11700,7 @@
           </w:tcPr>
           <w:p>
             <w:pPr>
+              <w:keepNext w:val="false"/>
               <w:spacing w:after="40" w:before="0"/>
               <w:jc w:val="left"/>
             </w:pPr>
@@ -11492,6 +11735,7 @@
           </w:tcPr>
           <w:p>
             <w:pPr>
+              <w:keepNext w:val="false"/>
               <w:spacing w:after="40" w:before="0"/>
               <w:jc w:val="left"/>
             </w:pPr>
@@ -11524,6 +11768,7 @@
           </w:tcPr>
           <w:p>
             <w:pPr>
+              <w:keepNext w:val="false"/>
               <w:spacing w:after="40" w:before="0"/>
               <w:jc w:val="left"/>
             </w:pPr>
@@ -11558,6 +11803,7 @@
           </w:tcPr>
           <w:p>
             <w:pPr>
+              <w:keepNext w:val="false"/>
               <w:spacing w:after="40" w:before="0"/>
               <w:jc w:val="left"/>
             </w:pPr>
@@ -11590,6 +11836,7 @@
           </w:tcPr>
           <w:p>
             <w:pPr>
+              <w:keepNext w:val="false"/>
               <w:spacing w:after="40" w:before="0"/>
               <w:jc w:val="left"/>
             </w:pPr>
@@ -11624,6 +11871,7 @@
           </w:tcPr>
           <w:p>
             <w:pPr>
+              <w:keepNext w:val="false"/>
               <w:spacing w:after="40" w:before="0"/>
               <w:jc w:val="left"/>
             </w:pPr>
@@ -11656,6 +11904,7 @@
           </w:tcPr>
           <w:p>
             <w:pPr>
+              <w:keepNext w:val="false"/>
               <w:spacing w:after="40" w:before="0"/>
               <w:jc w:val="left"/>
             </w:pPr>
@@ -11690,6 +11939,7 @@
           </w:tcPr>
           <w:p>
             <w:pPr>
+              <w:keepNext w:val="false"/>
               <w:spacing w:after="40" w:before="0"/>
               <w:jc w:val="left"/>
             </w:pPr>
@@ -11722,6 +11972,7 @@
           </w:tcPr>
           <w:p>
             <w:pPr>
+              <w:keepNext w:val="false"/>
               <w:spacing w:after="40" w:before="0"/>
               <w:jc w:val="left"/>
             </w:pPr>
@@ -11756,6 +12007,7 @@
           </w:tcPr>
           <w:p>
             <w:pPr>
+              <w:keepNext w:val="false"/>
               <w:spacing w:after="40" w:before="0"/>
               <w:jc w:val="left"/>
             </w:pPr>
@@ -11788,6 +12040,7 @@
           </w:tcPr>
           <w:p>
             <w:pPr>
+              <w:keepNext w:val="false"/>
               <w:spacing w:after="40" w:before="0"/>
               <w:jc w:val="left"/>
             </w:pPr>
@@ -11822,6 +12075,7 @@
           </w:tcPr>
           <w:p>
             <w:pPr>
+              <w:keepNext w:val="false"/>
               <w:spacing w:after="40" w:before="0"/>
               <w:jc w:val="left"/>
             </w:pPr>
@@ -11854,6 +12108,7 @@
           </w:tcPr>
           <w:p>
             <w:pPr>
+              <w:keepNext w:val="false"/>
               <w:spacing w:after="40" w:before="0"/>
               <w:jc w:val="left"/>
             </w:pPr>
@@ -11913,6 +12168,7 @@
           </w:tcPr>
           <w:p>
             <w:pPr>
+              <w:keepNext w:val="false"/>
               <w:spacing w:after="40" w:before="0"/>
               <w:jc w:val="center"/>
             </w:pPr>
@@ -11947,6 +12203,7 @@
           </w:tcPr>
           <w:p>
             <w:pPr>
+              <w:keepNext w:val="false"/>
               <w:spacing w:after="40" w:before="0"/>
               <w:jc w:val="left"/>
             </w:pPr>
@@ -12011,6 +12268,7 @@
           </w:tcPr>
           <w:p>
             <w:pPr>
+              <w:keepNext w:val="false"/>
               <w:spacing w:after="40" w:before="0"/>
               <w:jc w:val="center"/>
             </w:pPr>
@@ -12045,6 +12303,7 @@
           </w:tcPr>
           <w:p>
             <w:pPr>
+              <w:keepNext w:val="false"/>
               <w:spacing w:after="40" w:before="0"/>
               <w:jc w:val="left"/>
             </w:pPr>
@@ -12077,6 +12336,7 @@
           </w:tcPr>
           <w:p>
             <w:pPr>
+              <w:keepNext w:val="false"/>
               <w:spacing w:after="40" w:before="0"/>
               <w:jc w:val="left"/>
             </w:pPr>
@@ -12109,6 +12369,7 @@
           </w:tcPr>
           <w:p>
             <w:pPr>
+              <w:keepNext w:val="false"/>
               <w:spacing w:after="40" w:before="0"/>
               <w:jc w:val="left"/>
             </w:pPr>
@@ -12141,6 +12402,7 @@
           </w:tcPr>
           <w:p>
             <w:pPr>
+              <w:keepNext w:val="false"/>
               <w:spacing w:after="40" w:before="0"/>
               <w:jc w:val="left"/>
             </w:pPr>
@@ -12173,6 +12435,7 @@
           </w:tcPr>
           <w:p>
             <w:pPr>
+              <w:keepNext w:val="false"/>
               <w:spacing w:after="40" w:before="0"/>
               <w:jc w:val="left"/>
             </w:pPr>
@@ -12207,6 +12470,7 @@
           </w:tcPr>
           <w:p>
             <w:pPr>
+              <w:keepNext w:val="false"/>
               <w:spacing w:after="40" w:before="0"/>
               <w:jc w:val="left"/>
             </w:pPr>
@@ -12244,7 +12508,7 @@
             <w:pPr>
               <w:spacing w:after="20" w:before="0"/>
             </w:pPr>
-            <w:hyperlink w:history="1" r:id="rIdpgz-zruytpooun584bdxy">
+            <w:hyperlink w:history="1" r:id="rIdczk02i6-yzxz-vjznrqs0">
               <w:r>
                 <w:rPr>
                   <w:rFonts w:ascii="Arial" w:cs="Arial" w:eastAsia="Arial" w:hAnsi="Arial"/>
@@ -12277,7 +12541,7 @@
               <w:spacing w:after="10" w:before="0"/>
               <w:ind w:left="120"/>
             </w:pPr>
-            <w:hyperlink w:history="1" r:id="rIdlib7dlkrzwqmk8rznz_wf">
+            <w:hyperlink w:history="1" r:id="rIdjvrvp7hmxivxgjjy5okpm">
               <w:r>
                 <w:rPr>
                   <w:rFonts w:ascii="Arial" w:cs="Arial" w:eastAsia="Arial" w:hAnsi="Arial"/>
@@ -12322,7 +12586,7 @@
             <w:pPr>
               <w:spacing w:after="20" w:before="0"/>
             </w:pPr>
-            <w:hyperlink w:history="1" r:id="rId_btkhkqxz4bi4uddtwtmr">
+            <w:hyperlink w:history="1" r:id="rId0yjfmb7zzrlargwg3wwwb">
               <w:r>
                 <w:rPr>
                   <w:rFonts w:ascii="Arial" w:cs="Arial" w:eastAsia="Arial" w:hAnsi="Arial"/>
@@ -12355,7 +12619,7 @@
               <w:spacing w:after="10" w:before="0"/>
               <w:ind w:left="120"/>
             </w:pPr>
-            <w:hyperlink w:history="1" r:id="rIdhwrlgefsw2gna5on02oda">
+            <w:hyperlink w:history="1" r:id="rIdpp1kijf32acohi-gwyz-t">
               <w:r>
                 <w:rPr>
                   <w:rFonts w:ascii="Arial" w:cs="Arial" w:eastAsia="Arial" w:hAnsi="Arial"/>
@@ -12383,6 +12647,7 @@
           </w:tcPr>
           <w:p>
             <w:pPr>
+              <w:keepNext w:val="false"/>
               <w:spacing w:after="40" w:before="0"/>
               <w:jc w:val="left"/>
             </w:pPr>
@@ -12415,6 +12680,7 @@
           </w:tcPr>
           <w:p>
             <w:pPr>
+              <w:keepNext w:val="false"/>
               <w:spacing w:after="40" w:before="0"/>
               <w:jc w:val="left"/>
             </w:pPr>
@@ -12447,6 +12713,7 @@
           </w:tcPr>
           <w:p>
             <w:pPr>
+              <w:keepNext w:val="false"/>
               <w:spacing w:after="40" w:before="0"/>
               <w:jc w:val="left"/>
             </w:pPr>
@@ -12479,6 +12746,7 @@
           </w:tcPr>
           <w:p>
             <w:pPr>
+              <w:keepNext w:val="false"/>
               <w:spacing w:after="40" w:before="0"/>
               <w:jc w:val="left"/>
             </w:pPr>
@@ -12513,6 +12781,7 @@
           </w:tcPr>
           <w:p>
             <w:pPr>
+              <w:keepNext w:val="false"/>
               <w:spacing w:after="40" w:before="0"/>
               <w:jc w:val="left"/>
             </w:pPr>
@@ -12550,7 +12819,7 @@
             <w:pPr>
               <w:spacing w:after="20" w:before="0"/>
             </w:pPr>
-            <w:hyperlink w:history="1" r:id="rIdbn2j0swykvw12_rq5kosz">
+            <w:hyperlink w:history="1" r:id="rIdljqcnsdczwy_efzojivd-">
               <w:r>
                 <w:rPr>
                   <w:rFonts w:ascii="Arial" w:cs="Arial" w:eastAsia="Arial" w:hAnsi="Arial"/>
@@ -12583,7 +12852,7 @@
               <w:spacing w:after="10" w:before="0"/>
               <w:ind w:left="120"/>
             </w:pPr>
-            <w:hyperlink w:history="1" r:id="rIdro2bp5bkoj1m38vhxgob_">
+            <w:hyperlink w:history="1" r:id="rIdikionaorwyavc7lfxyvc1">
               <w:r>
                 <w:rPr>
                   <w:rFonts w:ascii="Arial" w:cs="Arial" w:eastAsia="Arial" w:hAnsi="Arial"/>
@@ -12628,7 +12897,7 @@
             <w:pPr>
               <w:spacing w:after="20" w:before="0"/>
             </w:pPr>
-            <w:hyperlink w:history="1" r:id="rIdcx6nvf8xljtmapziqdbnb">
+            <w:hyperlink w:history="1" r:id="rIdbhalewosuha6qi-5a_c4z">
               <w:r>
                 <w:rPr>
                   <w:rFonts w:ascii="Arial" w:cs="Arial" w:eastAsia="Arial" w:hAnsi="Arial"/>
@@ -12661,7 +12930,7 @@
               <w:spacing w:after="10" w:before="0"/>
               <w:ind w:left="120"/>
             </w:pPr>
-            <w:hyperlink w:history="1" r:id="rIdaewjnf6ekwocpefelh9kf">
+            <w:hyperlink w:history="1" r:id="rIdspt66_kwmzq_lrtdyhe-7">
               <w:r>
                 <w:rPr>
                   <w:rFonts w:ascii="Arial" w:cs="Arial" w:eastAsia="Arial" w:hAnsi="Arial"/>
@@ -12689,6 +12958,7 @@
           </w:tcPr>
           <w:p>
             <w:pPr>
+              <w:keepNext w:val="false"/>
               <w:spacing w:after="40" w:before="0"/>
               <w:jc w:val="left"/>
             </w:pPr>
@@ -12721,6 +12991,7 @@
           </w:tcPr>
           <w:p>
             <w:pPr>
+              <w:keepNext w:val="false"/>
               <w:spacing w:after="40" w:before="0"/>
               <w:jc w:val="left"/>
             </w:pPr>
@@ -12753,6 +13024,7 @@
           </w:tcPr>
           <w:p>
             <w:pPr>
+              <w:keepNext w:val="false"/>
               <w:spacing w:after="40" w:before="0"/>
               <w:jc w:val="left"/>
             </w:pPr>
@@ -12785,6 +13057,7 @@
           </w:tcPr>
           <w:p>
             <w:pPr>
+              <w:keepNext w:val="false"/>
               <w:spacing w:after="40" w:before="0"/>
               <w:jc w:val="left"/>
             </w:pPr>
@@ -12819,6 +13092,7 @@
           </w:tcPr>
           <w:p>
             <w:pPr>
+              <w:keepNext w:val="false"/>
               <w:spacing w:after="40" w:before="0"/>
               <w:jc w:val="left"/>
             </w:pPr>
@@ -12856,7 +13130,7 @@
             <w:pPr>
               <w:spacing w:after="20" w:before="0"/>
             </w:pPr>
-            <w:hyperlink w:history="1" r:id="rIdseq_0srk7ewtj1xmj4f5w">
+            <w:hyperlink w:history="1" r:id="rIdvgtxyvjt0d_thrl0_gr8d">
               <w:r>
                 <w:rPr>
                   <w:rFonts w:ascii="Arial" w:cs="Arial" w:eastAsia="Arial" w:hAnsi="Arial"/>
@@ -12889,7 +13163,7 @@
               <w:spacing w:after="10" w:before="0"/>
               <w:ind w:left="120"/>
             </w:pPr>
-            <w:hyperlink w:history="1" r:id="rIdwslzpperhzwntfu6pr2bb">
+            <w:hyperlink w:history="1" r:id="rIdatahgrbolxot5oaha72jk">
               <w:r>
                 <w:rPr>
                   <w:rFonts w:ascii="Arial" w:cs="Arial" w:eastAsia="Arial" w:hAnsi="Arial"/>
@@ -12934,7 +13208,7 @@
             <w:pPr>
               <w:spacing w:after="20" w:before="0"/>
             </w:pPr>
-            <w:hyperlink w:history="1" r:id="rIdhm8btrzrtrr69dh93sfkw">
+            <w:hyperlink w:history="1" r:id="rIdtcfbjfjyoai2rhmtp2hkb">
               <w:r>
                 <w:rPr>
                   <w:rFonts w:ascii="Arial" w:cs="Arial" w:eastAsia="Arial" w:hAnsi="Arial"/>
@@ -12983,7 +13257,7 @@
               <w:spacing w:after="10" w:before="0"/>
               <w:ind w:left="120"/>
             </w:pPr>
-            <w:hyperlink w:history="1" r:id="rIdkdyfole00l1iaku79hqfb">
+            <w:hyperlink w:history="1" r:id="rIdbbhnawvpzt9pa-memby2w">
               <w:r>
                 <w:rPr>
                   <w:rFonts w:ascii="Arial" w:cs="Arial" w:eastAsia="Arial" w:hAnsi="Arial"/>
@@ -13011,6 +13285,7 @@
           </w:tcPr>
           <w:p>
             <w:pPr>
+              <w:keepNext w:val="false"/>
               <w:spacing w:after="40" w:before="0"/>
               <w:jc w:val="left"/>
             </w:pPr>
@@ -13043,6 +13318,7 @@
           </w:tcPr>
           <w:p>
             <w:pPr>
+              <w:keepNext w:val="false"/>
               <w:spacing w:after="40" w:before="0"/>
               <w:jc w:val="left"/>
             </w:pPr>
@@ -13075,6 +13351,7 @@
           </w:tcPr>
           <w:p>
             <w:pPr>
+              <w:keepNext w:val="false"/>
               <w:spacing w:after="40" w:before="0"/>
               <w:jc w:val="left"/>
             </w:pPr>
@@ -13107,6 +13384,7 @@
           </w:tcPr>
           <w:p>
             <w:pPr>
+              <w:keepNext w:val="false"/>
               <w:spacing w:after="40" w:before="0"/>
               <w:jc w:val="left"/>
             </w:pPr>
@@ -13141,6 +13419,7 @@
           </w:tcPr>
           <w:p>
             <w:pPr>
+              <w:keepNext w:val="false"/>
               <w:spacing w:after="40" w:before="0"/>
               <w:jc w:val="left"/>
             </w:pPr>
@@ -13178,7 +13457,7 @@
             <w:pPr>
               <w:spacing w:after="20" w:before="0"/>
             </w:pPr>
-            <w:hyperlink w:history="1" r:id="rId-5uhsork9igo9io9uloqp">
+            <w:hyperlink w:history="1" r:id="rIdyl_dzudxszkjshklmrqqs">
               <w:r>
                 <w:rPr>
                   <w:rFonts w:ascii="Arial" w:cs="Arial" w:eastAsia="Arial" w:hAnsi="Arial"/>
@@ -13211,7 +13490,7 @@
               <w:spacing w:after="10" w:before="0"/>
               <w:ind w:left="120"/>
             </w:pPr>
-            <w:hyperlink w:history="1" r:id="rIdxi0txhmg1zd-yb73hu0ne">
+            <w:hyperlink w:history="1" r:id="rIdxzb8an3h3hdiirxdc9w9t">
               <w:r>
                 <w:rPr>
                   <w:rFonts w:ascii="Arial" w:cs="Arial" w:eastAsia="Arial" w:hAnsi="Arial"/>
@@ -13256,7 +13535,7 @@
             <w:pPr>
               <w:spacing w:after="20" w:before="0"/>
             </w:pPr>
-            <w:hyperlink w:history="1" r:id="rId1pgcx9i0catojlhqhqivf">
+            <w:hyperlink w:history="1" r:id="rId-h4gugcx256-pe8ubc7ps">
               <w:r>
                 <w:rPr>
                   <w:rFonts w:ascii="Arial" w:cs="Arial" w:eastAsia="Arial" w:hAnsi="Arial"/>
@@ -13305,7 +13584,7 @@
               <w:spacing w:after="10" w:before="0"/>
               <w:ind w:left="120"/>
             </w:pPr>
-            <w:hyperlink w:history="1" r:id="rIdpoix78fgsigddmr_jgfhj">
+            <w:hyperlink w:history="1" r:id="rIdxoye3kipzu6xgfn9jp6a8">
               <w:r>
                 <w:rPr>
                   <w:rFonts w:ascii="Arial" w:cs="Arial" w:eastAsia="Arial" w:hAnsi="Arial"/>
@@ -13333,6 +13612,7 @@
           </w:tcPr>
           <w:p>
             <w:pPr>
+              <w:keepNext w:val="false"/>
               <w:spacing w:after="40" w:before="0"/>
               <w:jc w:val="left"/>
             </w:pPr>
@@ -13365,6 +13645,7 @@
           </w:tcPr>
           <w:p>
             <w:pPr>
+              <w:keepNext w:val="false"/>
               <w:spacing w:after="40" w:before="0"/>
               <w:jc w:val="left"/>
             </w:pPr>
@@ -13397,6 +13678,7 @@
           </w:tcPr>
           <w:p>
             <w:pPr>
+              <w:keepNext w:val="false"/>
               <w:spacing w:after="40" w:before="0"/>
               <w:jc w:val="left"/>
             </w:pPr>
@@ -13429,6 +13711,7 @@
           </w:tcPr>
           <w:p>
             <w:pPr>
+              <w:keepNext w:val="false"/>
               <w:spacing w:after="40" w:before="0"/>
               <w:jc w:val="left"/>
             </w:pPr>
@@ -13463,6 +13746,7 @@
           </w:tcPr>
           <w:p>
             <w:pPr>
+              <w:keepNext w:val="false"/>
               <w:spacing w:after="40" w:before="0"/>
               <w:jc w:val="left"/>
             </w:pPr>
@@ -13500,7 +13784,7 @@
             <w:pPr>
               <w:spacing w:after="20" w:before="0"/>
             </w:pPr>
-            <w:hyperlink w:history="1" r:id="rIdxelkwku6ody5g6vu-tlcc">
+            <w:hyperlink w:history="1" r:id="rIdqmibozenoc_yy1gn4wozb">
               <w:r>
                 <w:rPr>
                   <w:rFonts w:ascii="Arial" w:cs="Arial" w:eastAsia="Arial" w:hAnsi="Arial"/>
@@ -13533,7 +13817,7 @@
               <w:spacing w:after="10" w:before="0"/>
               <w:ind w:left="120"/>
             </w:pPr>
-            <w:hyperlink w:history="1" r:id="rIdsr9wxgdlwp5fmrn-iabtu">
+            <w:hyperlink w:history="1" r:id="rIdszy8hkrtuysl-6grmfxbs">
               <w:r>
                 <w:rPr>
                   <w:rFonts w:ascii="Arial" w:cs="Arial" w:eastAsia="Arial" w:hAnsi="Arial"/>
@@ -13578,7 +13862,7 @@
             <w:pPr>
               <w:spacing w:after="20" w:before="0"/>
             </w:pPr>
-            <w:hyperlink w:history="1" r:id="rIdhb267fj6bytiuq6cckiyz">
+            <w:hyperlink w:history="1" r:id="rIdmonv1vdy0upk3rvqyvhu8">
               <w:r>
                 <w:rPr>
                   <w:rFonts w:ascii="Arial" w:cs="Arial" w:eastAsia="Arial" w:hAnsi="Arial"/>
@@ -13627,7 +13911,7 @@
               <w:spacing w:after="10" w:before="0"/>
               <w:ind w:left="120"/>
             </w:pPr>
-            <w:hyperlink w:history="1" r:id="rIdespvsdff64hrkbt5eqdv6">
+            <w:hyperlink w:history="1" r:id="rId4jezxbtny201ue0vufrsu">
               <w:r>
                 <w:rPr>
                   <w:rFonts w:ascii="Arial" w:cs="Arial" w:eastAsia="Arial" w:hAnsi="Arial"/>
@@ -13655,6 +13939,7 @@
           </w:tcPr>
           <w:p>
             <w:pPr>
+              <w:keepNext w:val="false"/>
               <w:spacing w:after="40" w:before="0"/>
               <w:jc w:val="left"/>
             </w:pPr>
@@ -13687,6 +13972,7 @@
           </w:tcPr>
           <w:p>
             <w:pPr>
+              <w:keepNext w:val="false"/>
               <w:spacing w:after="40" w:before="0"/>
               <w:jc w:val="left"/>
             </w:pPr>
@@ -13719,6 +14005,7 @@
           </w:tcPr>
           <w:p>
             <w:pPr>
+              <w:keepNext w:val="false"/>
               <w:spacing w:after="40" w:before="0"/>
               <w:jc w:val="left"/>
             </w:pPr>
@@ -13751,6 +14038,7 @@
           </w:tcPr>
           <w:p>
             <w:pPr>
+              <w:keepNext w:val="false"/>
               <w:spacing w:after="40" w:before="0"/>
               <w:jc w:val="left"/>
             </w:pPr>
@@ -13810,6 +14098,7 @@
           </w:tcPr>
           <w:p>
             <w:pPr>
+              <w:keepNext w:val="false"/>
               <w:spacing w:after="40" w:before="0"/>
               <w:jc w:val="center"/>
             </w:pPr>
@@ -13844,6 +14133,7 @@
           </w:tcPr>
           <w:p>
             <w:pPr>
+              <w:keepNext w:val="false"/>
               <w:spacing w:after="40" w:before="0"/>
               <w:jc w:val="left"/>
             </w:pPr>
@@ -13905,6 +14195,7 @@
           </w:tcPr>
           <w:p>
             <w:pPr>
+              <w:keepNext w:val="false"/>
               <w:spacing w:after="40" w:before="0"/>
               <w:jc w:val="center"/>
             </w:pPr>
@@ -13939,6 +14230,7 @@
           </w:tcPr>
           <w:p>
             <w:pPr>
+              <w:keepNext w:val="false"/>
               <w:spacing w:after="40" w:before="0"/>
               <w:jc w:val="left"/>
             </w:pPr>
@@ -13971,6 +14263,7 @@
           </w:tcPr>
           <w:p>
             <w:pPr>
+              <w:keepNext w:val="false"/>
               <w:spacing w:after="40" w:before="0"/>
               <w:jc w:val="left"/>
             </w:pPr>
@@ -14005,6 +14298,7 @@
           </w:tcPr>
           <w:p>
             <w:pPr>
+              <w:keepNext w:val="false"/>
               <w:spacing w:after="40" w:before="0"/>
               <w:jc w:val="left"/>
             </w:pPr>
@@ -14037,6 +14331,7 @@
           </w:tcPr>
           <w:p>
             <w:pPr>
+              <w:keepNext w:val="false"/>
               <w:spacing w:after="40" w:before="0"/>
               <w:jc w:val="left"/>
             </w:pPr>
@@ -14071,6 +14366,7 @@
           </w:tcPr>
           <w:p>
             <w:pPr>
+              <w:keepNext w:val="false"/>
               <w:spacing w:after="40" w:before="0"/>
               <w:jc w:val="left"/>
             </w:pPr>
@@ -14103,6 +14399,7 @@
           </w:tcPr>
           <w:p>
             <w:pPr>
+              <w:keepNext w:val="false"/>
               <w:spacing w:after="40" w:before="0"/>
               <w:jc w:val="left"/>
             </w:pPr>
@@ -14139,7 +14436,7 @@
         </w:rPr>
         <w:t xml:space="preserve">© 2026 SeaVuria and ARES. Aligned with KICD objectives. Developed by SeaVuria; technical implementation by ARES (with AI assistance from Claude). Licensed under </w:t>
       </w:r>
-      <w:hyperlink w:history="1" r:id="rIdn8_j6yplqbxyqihxruybs">
+      <w:hyperlink w:history="1" r:id="rIdtyjtqfsig_dm-n2ec0ngg">
         <w:r>
           <w:rPr>
             <w:rFonts w:ascii="Arial" w:cs="Arial" w:eastAsia="Arial" w:hAnsi="Arial"/>
@@ -14160,7 +14457,7 @@
         </w:rPr>
         <w:t xml:space="preserve"> (</w:t>
       </w:r>
-      <w:hyperlink w:history="1" r:id="rId3iushgctcwlez6wsfoi8c">
+      <w:hyperlink w:history="1" r:id="rIdximb0mhggwgnpjnru_3l5">
         <w:r>
           <w:rPr>
             <w:rFonts w:ascii="Arial" w:cs="Arial" w:eastAsia="Arial" w:hAnsi="Arial"/>
@@ -14220,6 +14517,7 @@
           </w:tcPr>
           <w:p>
             <w:pPr>
+              <w:keepNext w:val="false"/>
               <w:spacing w:after="40" w:before="0"/>
               <w:jc w:val="center"/>
             </w:pPr>
@@ -14255,6 +14553,7 @@
           </w:tcPr>
           <w:p>
             <w:pPr>
+              <w:keepNext w:val="false"/>
               <w:spacing w:after="40" w:before="0"/>
               <w:jc w:val="center"/>
             </w:pPr>
@@ -14289,6 +14588,7 @@
           </w:tcPr>
           <w:p>
             <w:pPr>
+              <w:keepNext w:val="false"/>
               <w:spacing w:after="40" w:before="0"/>
               <w:jc w:val="left"/>
             </w:pPr>
@@ -14321,6 +14621,7 @@
           </w:tcPr>
           <w:p>
             <w:pPr>
+              <w:keepNext w:val="false"/>
               <w:spacing w:after="40" w:before="0"/>
               <w:jc w:val="left"/>
             </w:pPr>
@@ -14355,6 +14656,7 @@
           </w:tcPr>
           <w:p>
             <w:pPr>
+              <w:keepNext w:val="false"/>
               <w:spacing w:after="40" w:before="0"/>
               <w:jc w:val="left"/>
             </w:pPr>
@@ -14387,6 +14689,7 @@
           </w:tcPr>
           <w:p>
             <w:pPr>
+              <w:keepNext w:val="false"/>
               <w:spacing w:after="40" w:before="0"/>
               <w:jc w:val="left"/>
             </w:pPr>
@@ -14421,6 +14724,7 @@
           </w:tcPr>
           <w:p>
             <w:pPr>
+              <w:keepNext w:val="false"/>
               <w:spacing w:after="40" w:before="0"/>
               <w:jc w:val="left"/>
             </w:pPr>
@@ -14453,6 +14757,7 @@
           </w:tcPr>
           <w:p>
             <w:pPr>
+              <w:keepNext w:val="false"/>
               <w:spacing w:after="40" w:before="0"/>
               <w:jc w:val="left"/>
             </w:pPr>
@@ -14487,6 +14792,7 @@
           </w:tcPr>
           <w:p>
             <w:pPr>
+              <w:keepNext w:val="false"/>
               <w:spacing w:after="40" w:before="0"/>
               <w:jc w:val="left"/>
             </w:pPr>
@@ -14519,6 +14825,7 @@
           </w:tcPr>
           <w:p>
             <w:pPr>
+              <w:keepNext w:val="false"/>
               <w:spacing w:after="40" w:before="0"/>
               <w:jc w:val="left"/>
             </w:pPr>
@@ -14553,6 +14860,7 @@
           </w:tcPr>
           <w:p>
             <w:pPr>
+              <w:keepNext w:val="false"/>
               <w:spacing w:after="40" w:before="0"/>
               <w:jc w:val="left"/>
             </w:pPr>
@@ -14585,6 +14893,7 @@
           </w:tcPr>
           <w:p>
             <w:pPr>
+              <w:keepNext w:val="false"/>
               <w:spacing w:after="40" w:before="0"/>
               <w:jc w:val="left"/>
             </w:pPr>
@@ -14619,6 +14928,7 @@
           </w:tcPr>
           <w:p>
             <w:pPr>
+              <w:keepNext w:val="false"/>
               <w:spacing w:after="40" w:before="0"/>
               <w:jc w:val="left"/>
             </w:pPr>
@@ -14651,6 +14961,7 @@
           </w:tcPr>
           <w:p>
             <w:pPr>
+              <w:keepNext w:val="false"/>
               <w:spacing w:after="40" w:before="0"/>
               <w:jc w:val="left"/>
             </w:pPr>
@@ -14685,6 +14996,7 @@
           </w:tcPr>
           <w:p>
             <w:pPr>
+              <w:keepNext w:val="false"/>
               <w:spacing w:after="40" w:before="0"/>
               <w:jc w:val="left"/>
             </w:pPr>
@@ -14717,6 +15029,7 @@
           </w:tcPr>
           <w:p>
             <w:pPr>
+              <w:keepNext w:val="false"/>
               <w:spacing w:after="40" w:before="0"/>
               <w:jc w:val="left"/>
             </w:pPr>
@@ -14751,6 +15064,7 @@
           </w:tcPr>
           <w:p>
             <w:pPr>
+              <w:keepNext w:val="false"/>
               <w:spacing w:after="40" w:before="0"/>
               <w:jc w:val="left"/>
             </w:pPr>
@@ -14783,6 +15097,7 @@
           </w:tcPr>
           <w:p>
             <w:pPr>
+              <w:keepNext w:val="false"/>
               <w:spacing w:after="40" w:before="0"/>
               <w:jc w:val="left"/>
             </w:pPr>
@@ -14842,6 +15157,7 @@
           </w:tcPr>
           <w:p>
             <w:pPr>
+              <w:keepNext w:val="false"/>
               <w:spacing w:after="40" w:before="0"/>
               <w:jc w:val="center"/>
             </w:pPr>
@@ -14876,6 +15192,7 @@
           </w:tcPr>
           <w:p>
             <w:pPr>
+              <w:keepNext w:val="false"/>
               <w:spacing w:after="40" w:before="0"/>
               <w:jc w:val="left"/>
             </w:pPr>
@@ -14940,6 +15257,7 @@
           </w:tcPr>
           <w:p>
             <w:pPr>
+              <w:keepNext w:val="false"/>
               <w:spacing w:after="40" w:before="0"/>
               <w:jc w:val="center"/>
             </w:pPr>
@@ -14974,6 +15292,7 @@
           </w:tcPr>
           <w:p>
             <w:pPr>
+              <w:keepNext w:val="false"/>
               <w:spacing w:after="40" w:before="0"/>
               <w:jc w:val="left"/>
             </w:pPr>
@@ -15006,6 +15325,7 @@
           </w:tcPr>
           <w:p>
             <w:pPr>
+              <w:keepNext w:val="false"/>
               <w:spacing w:after="40" w:before="0"/>
               <w:jc w:val="left"/>
             </w:pPr>
@@ -15038,6 +15358,7 @@
           </w:tcPr>
           <w:p>
             <w:pPr>
+              <w:keepNext w:val="false"/>
               <w:spacing w:after="40" w:before="0"/>
               <w:jc w:val="left"/>
             </w:pPr>
@@ -15070,6 +15391,7 @@
           </w:tcPr>
           <w:p>
             <w:pPr>
+              <w:keepNext w:val="false"/>
               <w:spacing w:after="40" w:before="0"/>
               <w:jc w:val="left"/>
             </w:pPr>
@@ -15102,6 +15424,7 @@
           </w:tcPr>
           <w:p>
             <w:pPr>
+              <w:keepNext w:val="false"/>
               <w:spacing w:after="40" w:before="0"/>
               <w:jc w:val="left"/>
             </w:pPr>
@@ -15136,6 +15459,7 @@
           </w:tcPr>
           <w:p>
             <w:pPr>
+              <w:keepNext w:val="false"/>
               <w:spacing w:after="40" w:before="0"/>
               <w:jc w:val="left"/>
             </w:pPr>
@@ -15173,7 +15497,7 @@
             <w:pPr>
               <w:spacing w:after="20" w:before="0"/>
             </w:pPr>
-            <w:hyperlink w:history="1" r:id="rIdqaek9co1pdu9bon4wvxrr">
+            <w:hyperlink w:history="1" r:id="rId968emipxuekcgcpovehtx">
               <w:r>
                 <w:rPr>
                   <w:rFonts w:ascii="Arial" w:cs="Arial" w:eastAsia="Arial" w:hAnsi="Arial"/>
@@ -15206,7 +15530,7 @@
               <w:spacing w:after="10" w:before="0"/>
               <w:ind w:left="120"/>
             </w:pPr>
-            <w:hyperlink w:history="1" r:id="rIdz3it7r1ab2zpbedpv978y">
+            <w:hyperlink w:history="1" r:id="rIdsohlr33mgp_es4ghuvggo">
               <w:r>
                 <w:rPr>
                   <w:rFonts w:ascii="Arial" w:cs="Arial" w:eastAsia="Arial" w:hAnsi="Arial"/>
@@ -15251,7 +15575,7 @@
             <w:pPr>
               <w:spacing w:after="20" w:before="0"/>
             </w:pPr>
-            <w:hyperlink w:history="1" r:id="rId2ln6kewb9hyo-zx8ngzsd">
+            <w:hyperlink w:history="1" r:id="rId4wivodylec1ptoheeaw1o">
               <w:r>
                 <w:rPr>
                   <w:rFonts w:ascii="Arial" w:cs="Arial" w:eastAsia="Arial" w:hAnsi="Arial"/>
@@ -15284,7 +15608,7 @@
               <w:spacing w:after="10" w:before="0"/>
               <w:ind w:left="120"/>
             </w:pPr>
-            <w:hyperlink w:history="1" r:id="rId1opqrj6ks1--rpm51ickd">
+            <w:hyperlink w:history="1" r:id="rIdn5cbk3vxbhlv1q_xidn16">
               <w:r>
                 <w:rPr>
                   <w:rFonts w:ascii="Arial" w:cs="Arial" w:eastAsia="Arial" w:hAnsi="Arial"/>
@@ -15312,6 +15636,7 @@
           </w:tcPr>
           <w:p>
             <w:pPr>
+              <w:keepNext w:val="false"/>
               <w:spacing w:after="40" w:before="0"/>
               <w:jc w:val="left"/>
             </w:pPr>
@@ -15344,6 +15669,7 @@
           </w:tcPr>
           <w:p>
             <w:pPr>
+              <w:keepNext w:val="false"/>
               <w:spacing w:after="40" w:before="0"/>
               <w:jc w:val="left"/>
             </w:pPr>
@@ -15376,6 +15702,7 @@
           </w:tcPr>
           <w:p>
             <w:pPr>
+              <w:keepNext w:val="false"/>
               <w:spacing w:after="40" w:before="0"/>
               <w:jc w:val="left"/>
             </w:pPr>
@@ -15408,6 +15735,7 @@
           </w:tcPr>
           <w:p>
             <w:pPr>
+              <w:keepNext w:val="false"/>
               <w:spacing w:after="40" w:before="0"/>
               <w:jc w:val="left"/>
             </w:pPr>
@@ -15442,6 +15770,7 @@
           </w:tcPr>
           <w:p>
             <w:pPr>
+              <w:keepNext w:val="false"/>
               <w:spacing w:after="40" w:before="0"/>
               <w:jc w:val="left"/>
             </w:pPr>
@@ -15479,7 +15808,7 @@
             <w:pPr>
               <w:spacing w:after="20" w:before="0"/>
             </w:pPr>
-            <w:hyperlink w:history="1" r:id="rIdzqxhg_auhqhyhno-nilnf">
+            <w:hyperlink w:history="1" r:id="rIdpf1xd857tivjcilu1fzzx">
               <w:r>
                 <w:rPr>
                   <w:rFonts w:ascii="Arial" w:cs="Arial" w:eastAsia="Arial" w:hAnsi="Arial"/>
@@ -15512,7 +15841,7 @@
               <w:spacing w:after="10" w:before="0"/>
               <w:ind w:left="120"/>
             </w:pPr>
-            <w:hyperlink w:history="1" r:id="rId-crgqe_omuf3hbl6pnrbh">
+            <w:hyperlink w:history="1" r:id="rIdarencoupax48ztpvuoi8i">
               <w:r>
                 <w:rPr>
                   <w:rFonts w:ascii="Arial" w:cs="Arial" w:eastAsia="Arial" w:hAnsi="Arial"/>
@@ -15557,7 +15886,7 @@
             <w:pPr>
               <w:spacing w:after="20" w:before="0"/>
             </w:pPr>
-            <w:hyperlink w:history="1" r:id="rIdt9jc45jsextnwzwy4zev1">
+            <w:hyperlink w:history="1" r:id="rIdwej_33jiaexzpjj2-y_0w">
               <w:r>
                 <w:rPr>
                   <w:rFonts w:ascii="Arial" w:cs="Arial" w:eastAsia="Arial" w:hAnsi="Arial"/>
@@ -15590,7 +15919,7 @@
               <w:spacing w:after="10" w:before="0"/>
               <w:ind w:left="120"/>
             </w:pPr>
-            <w:hyperlink w:history="1" r:id="rIdlvd7eahsktw7vi6rfqj3z">
+            <w:hyperlink w:history="1" r:id="rId3budebnuzxio9aw-qxd9k">
               <w:r>
                 <w:rPr>
                   <w:rFonts w:ascii="Arial" w:cs="Arial" w:eastAsia="Arial" w:hAnsi="Arial"/>
@@ -15618,6 +15947,7 @@
           </w:tcPr>
           <w:p>
             <w:pPr>
+              <w:keepNext w:val="false"/>
               <w:spacing w:after="40" w:before="0"/>
               <w:jc w:val="left"/>
             </w:pPr>
@@ -15650,6 +15980,7 @@
           </w:tcPr>
           <w:p>
             <w:pPr>
+              <w:keepNext w:val="false"/>
               <w:spacing w:after="40" w:before="0"/>
               <w:jc w:val="left"/>
             </w:pPr>
@@ -15682,6 +16013,7 @@
           </w:tcPr>
           <w:p>
             <w:pPr>
+              <w:keepNext w:val="false"/>
               <w:spacing w:after="40" w:before="0"/>
               <w:jc w:val="left"/>
             </w:pPr>
@@ -15714,6 +16046,7 @@
           </w:tcPr>
           <w:p>
             <w:pPr>
+              <w:keepNext w:val="false"/>
               <w:spacing w:after="40" w:before="0"/>
               <w:jc w:val="left"/>
             </w:pPr>
@@ -15748,6 +16081,7 @@
           </w:tcPr>
           <w:p>
             <w:pPr>
+              <w:keepNext w:val="false"/>
               <w:spacing w:after="40" w:before="0"/>
               <w:jc w:val="left"/>
             </w:pPr>
@@ -15785,7 +16119,7 @@
             <w:pPr>
               <w:spacing w:after="20" w:before="0"/>
             </w:pPr>
-            <w:hyperlink w:history="1" r:id="rId_tiycg1nzi6ifvux-23kx">
+            <w:hyperlink w:history="1" r:id="rIduqbbtstccjhr7pvuchlv4">
               <w:r>
                 <w:rPr>
                   <w:rFonts w:ascii="Arial" w:cs="Arial" w:eastAsia="Arial" w:hAnsi="Arial"/>
@@ -15818,7 +16152,7 @@
               <w:spacing w:after="10" w:before="0"/>
               <w:ind w:left="120"/>
             </w:pPr>
-            <w:hyperlink w:history="1" r:id="rIdw9nkkfytknth39mlorjii">
+            <w:hyperlink w:history="1" r:id="rIdap1kzydt8u4vnjufzr1nj">
               <w:r>
                 <w:rPr>
                   <w:rFonts w:ascii="Arial" w:cs="Arial" w:eastAsia="Arial" w:hAnsi="Arial"/>
@@ -15863,7 +16197,7 @@
             <w:pPr>
               <w:spacing w:after="20" w:before="0"/>
             </w:pPr>
-            <w:hyperlink w:history="1" r:id="rIdd17fywppwryu7u4eqiljx">
+            <w:hyperlink w:history="1" r:id="rIdjsiau2ndtojti4z0k914u">
               <w:r>
                 <w:rPr>
                   <w:rFonts w:ascii="Arial" w:cs="Arial" w:eastAsia="Arial" w:hAnsi="Arial"/>
@@ -15912,7 +16246,7 @@
               <w:spacing w:after="10" w:before="0"/>
               <w:ind w:left="120"/>
             </w:pPr>
-            <w:hyperlink w:history="1" r:id="rIdidgair7xrlsogzmljmhsl">
+            <w:hyperlink w:history="1" r:id="rId3poa50cdpyj16h0v9_0ug">
               <w:r>
                 <w:rPr>
                   <w:rFonts w:ascii="Arial" w:cs="Arial" w:eastAsia="Arial" w:hAnsi="Arial"/>
@@ -15940,6 +16274,7 @@
           </w:tcPr>
           <w:p>
             <w:pPr>
+              <w:keepNext w:val="false"/>
               <w:spacing w:after="40" w:before="0"/>
               <w:jc w:val="left"/>
             </w:pPr>
@@ -15972,6 +16307,7 @@
           </w:tcPr>
           <w:p>
             <w:pPr>
+              <w:keepNext w:val="false"/>
               <w:spacing w:after="40" w:before="0"/>
               <w:jc w:val="left"/>
             </w:pPr>
@@ -16004,6 +16340,7 @@
           </w:tcPr>
           <w:p>
             <w:pPr>
+              <w:keepNext w:val="false"/>
               <w:spacing w:after="40" w:before="0"/>
               <w:jc w:val="left"/>
             </w:pPr>
@@ -16036,6 +16373,7 @@
           </w:tcPr>
           <w:p>
             <w:pPr>
+              <w:keepNext w:val="false"/>
               <w:spacing w:after="40" w:before="0"/>
               <w:jc w:val="left"/>
             </w:pPr>
@@ -16070,6 +16408,7 @@
           </w:tcPr>
           <w:p>
             <w:pPr>
+              <w:keepNext w:val="false"/>
               <w:spacing w:after="40" w:before="0"/>
               <w:jc w:val="left"/>
             </w:pPr>
@@ -16107,7 +16446,7 @@
             <w:pPr>
               <w:spacing w:after="20" w:before="0"/>
             </w:pPr>
-            <w:hyperlink w:history="1" r:id="rId5a5fdutkpzd1cr_npix2j">
+            <w:hyperlink w:history="1" r:id="rIdv_uxz5n5f-oh6_br5bc1p">
               <w:r>
                 <w:rPr>
                   <w:rFonts w:ascii="Arial" w:cs="Arial" w:eastAsia="Arial" w:hAnsi="Arial"/>
@@ -16140,7 +16479,7 @@
               <w:spacing w:after="10" w:before="0"/>
               <w:ind w:left="120"/>
             </w:pPr>
-            <w:hyperlink w:history="1" r:id="rIdmzxv1haqrljiht8lwi2x8">
+            <w:hyperlink w:history="1" r:id="rIdvnpro2i-e-gw34qyzuapc">
               <w:r>
                 <w:rPr>
                   <w:rFonts w:ascii="Arial" w:cs="Arial" w:eastAsia="Arial" w:hAnsi="Arial"/>
@@ -16185,7 +16524,7 @@
             <w:pPr>
               <w:spacing w:after="20" w:before="0"/>
             </w:pPr>
-            <w:hyperlink w:history="1" r:id="rIdl27ngbpps6oxbojtbhbyi">
+            <w:hyperlink w:history="1" r:id="rIdvojqvm95gzurrh4mvuob8">
               <w:r>
                 <w:rPr>
                   <w:rFonts w:ascii="Arial" w:cs="Arial" w:eastAsia="Arial" w:hAnsi="Arial"/>
@@ -16234,7 +16573,7 @@
               <w:spacing w:after="10" w:before="0"/>
               <w:ind w:left="120"/>
             </w:pPr>
-            <w:hyperlink w:history="1" r:id="rIdzl7oj_mkidi7-sd6chfb9">
+            <w:hyperlink w:history="1" r:id="rIda-w9akmngaczviitqgpnk">
               <w:r>
                 <w:rPr>
                   <w:rFonts w:ascii="Arial" w:cs="Arial" w:eastAsia="Arial" w:hAnsi="Arial"/>
@@ -16262,6 +16601,7 @@
           </w:tcPr>
           <w:p>
             <w:pPr>
+              <w:keepNext w:val="false"/>
               <w:spacing w:after="40" w:before="0"/>
               <w:jc w:val="left"/>
             </w:pPr>
@@ -16294,6 +16634,7 @@
           </w:tcPr>
           <w:p>
             <w:pPr>
+              <w:keepNext w:val="false"/>
               <w:spacing w:after="40" w:before="0"/>
               <w:jc w:val="left"/>
             </w:pPr>
@@ -16326,6 +16667,7 @@
           </w:tcPr>
           <w:p>
             <w:pPr>
+              <w:keepNext w:val="false"/>
               <w:spacing w:after="40" w:before="0"/>
               <w:jc w:val="left"/>
             </w:pPr>
@@ -16358,6 +16700,7 @@
           </w:tcPr>
           <w:p>
             <w:pPr>
+              <w:keepNext w:val="false"/>
               <w:spacing w:after="40" w:before="0"/>
               <w:jc w:val="left"/>
             </w:pPr>
@@ -16392,6 +16735,7 @@
           </w:tcPr>
           <w:p>
             <w:pPr>
+              <w:keepNext w:val="false"/>
               <w:spacing w:after="40" w:before="0"/>
               <w:jc w:val="left"/>
             </w:pPr>
@@ -16429,7 +16773,7 @@
             <w:pPr>
               <w:spacing w:after="20" w:before="0"/>
             </w:pPr>
-            <w:hyperlink w:history="1" r:id="rIdhuihm8qmh7svjwyjrhtn1">
+            <w:hyperlink w:history="1" r:id="rIdqk1g27z3f1yd0fjpihl57">
               <w:r>
                 <w:rPr>
                   <w:rFonts w:ascii="Arial" w:cs="Arial" w:eastAsia="Arial" w:hAnsi="Arial"/>
@@ -16478,7 +16822,7 @@
               <w:spacing w:after="10" w:before="0"/>
               <w:ind w:left="120"/>
             </w:pPr>
-            <w:hyperlink w:history="1" r:id="rIdrec9lvp15pvtx860timot">
+            <w:hyperlink w:history="1" r:id="rIdgzr3jxqqxqalmphh-r-xh">
               <w:r>
                 <w:rPr>
                   <w:rFonts w:ascii="Arial" w:cs="Arial" w:eastAsia="Arial" w:hAnsi="Arial"/>
@@ -16523,7 +16867,7 @@
             <w:pPr>
               <w:spacing w:after="20" w:before="0"/>
             </w:pPr>
-            <w:hyperlink w:history="1" r:id="rIdodruyupdw49h10rkwcng3">
+            <w:hyperlink w:history="1" r:id="rId84wxwbkynpbwvg0ajcqhr">
               <w:r>
                 <w:rPr>
                   <w:rFonts w:ascii="Arial" w:cs="Arial" w:eastAsia="Arial" w:hAnsi="Arial"/>
@@ -16572,7 +16916,7 @@
               <w:spacing w:after="10" w:before="0"/>
               <w:ind w:left="120"/>
             </w:pPr>
-            <w:hyperlink w:history="1" r:id="rIdz2kz88dtcpvd6yjclamdi">
+            <w:hyperlink w:history="1" r:id="rIdpga_bsnj1evtk8qrmzbej">
               <w:r>
                 <w:rPr>
                   <w:rFonts w:ascii="Arial" w:cs="Arial" w:eastAsia="Arial" w:hAnsi="Arial"/>
@@ -16600,6 +16944,7 @@
           </w:tcPr>
           <w:p>
             <w:pPr>
+              <w:keepNext w:val="false"/>
               <w:spacing w:after="40" w:before="0"/>
               <w:jc w:val="left"/>
             </w:pPr>
@@ -16632,6 +16977,7 @@
           </w:tcPr>
           <w:p>
             <w:pPr>
+              <w:keepNext w:val="false"/>
               <w:spacing w:after="40" w:before="0"/>
               <w:jc w:val="left"/>
             </w:pPr>
@@ -16664,6 +17010,7 @@
           </w:tcPr>
           <w:p>
             <w:pPr>
+              <w:keepNext w:val="false"/>
               <w:spacing w:after="40" w:before="0"/>
               <w:jc w:val="left"/>
             </w:pPr>
@@ -16696,6 +17043,7 @@
           </w:tcPr>
           <w:p>
             <w:pPr>
+              <w:keepNext w:val="false"/>
               <w:spacing w:after="40" w:before="0"/>
               <w:jc w:val="left"/>
             </w:pPr>
@@ -16755,6 +17103,7 @@
           </w:tcPr>
           <w:p>
             <w:pPr>
+              <w:keepNext w:val="false"/>
               <w:spacing w:after="40" w:before="0"/>
               <w:jc w:val="center"/>
             </w:pPr>
@@ -16789,6 +17138,7 @@
           </w:tcPr>
           <w:p>
             <w:pPr>
+              <w:keepNext w:val="false"/>
               <w:spacing w:after="40" w:before="0"/>
               <w:jc w:val="left"/>
             </w:pPr>
@@ -16850,6 +17200,7 @@
           </w:tcPr>
           <w:p>
             <w:pPr>
+              <w:keepNext w:val="false"/>
               <w:spacing w:after="40" w:before="0"/>
               <w:jc w:val="center"/>
             </w:pPr>
@@ -16884,6 +17235,7 @@
           </w:tcPr>
           <w:p>
             <w:pPr>
+              <w:keepNext w:val="false"/>
               <w:spacing w:after="40" w:before="0"/>
               <w:jc w:val="left"/>
             </w:pPr>
@@ -16916,6 +17268,7 @@
           </w:tcPr>
           <w:p>
             <w:pPr>
+              <w:keepNext w:val="false"/>
               <w:spacing w:after="40" w:before="0"/>
               <w:jc w:val="left"/>
             </w:pPr>
@@ -16950,6 +17303,7 @@
           </w:tcPr>
           <w:p>
             <w:pPr>
+              <w:keepNext w:val="false"/>
               <w:spacing w:after="40" w:before="0"/>
               <w:jc w:val="left"/>
             </w:pPr>
@@ -16982,6 +17336,7 @@
           </w:tcPr>
           <w:p>
             <w:pPr>
+              <w:keepNext w:val="false"/>
               <w:spacing w:after="40" w:before="0"/>
               <w:jc w:val="left"/>
             </w:pPr>
@@ -17016,6 +17371,7 @@
           </w:tcPr>
           <w:p>
             <w:pPr>
+              <w:keepNext w:val="false"/>
               <w:spacing w:after="40" w:before="0"/>
               <w:jc w:val="left"/>
             </w:pPr>
@@ -17048,6 +17404,7 @@
           </w:tcPr>
           <w:p>
             <w:pPr>
+              <w:keepNext w:val="false"/>
               <w:spacing w:after="40" w:before="0"/>
               <w:jc w:val="left"/>
             </w:pPr>
@@ -17084,7 +17441,7 @@
         </w:rPr>
         <w:t xml:space="preserve">© 2026 SeaVuria and ARES. Aligned with KICD objectives. Developed by SeaVuria; technical implementation by ARES (with AI assistance from Claude). Licensed under </w:t>
       </w:r>
-      <w:hyperlink w:history="1" r:id="rId_3dtpvgthyk7plsit61fk">
+      <w:hyperlink w:history="1" r:id="rId3wgkj6hwxlu0fl1cz0865">
         <w:r>
           <w:rPr>
             <w:rFonts w:ascii="Arial" w:cs="Arial" w:eastAsia="Arial" w:hAnsi="Arial"/>
@@ -17105,7 +17462,7 @@
         </w:rPr>
         <w:t xml:space="preserve"> (</w:t>
       </w:r>
-      <w:hyperlink w:history="1" r:id="rIdwwrepgjhy0zq8cmg0hel6">
+      <w:hyperlink w:history="1" r:id="rIdgso9br8h-s3boijnpvnmx">
         <w:r>
           <w:rPr>
             <w:rFonts w:ascii="Arial" w:cs="Arial" w:eastAsia="Arial" w:hAnsi="Arial"/>
@@ -17165,6 +17522,7 @@
           </w:tcPr>
           <w:p>
             <w:pPr>
+              <w:keepNext w:val="false"/>
               <w:spacing w:after="40" w:before="0"/>
               <w:jc w:val="center"/>
             </w:pPr>
@@ -17200,6 +17558,7 @@
           </w:tcPr>
           <w:p>
             <w:pPr>
+              <w:keepNext w:val="false"/>
               <w:spacing w:after="40" w:before="0"/>
               <w:jc w:val="center"/>
             </w:pPr>
@@ -17234,6 +17593,7 @@
           </w:tcPr>
           <w:p>
             <w:pPr>
+              <w:keepNext w:val="false"/>
               <w:spacing w:after="40" w:before="0"/>
               <w:jc w:val="left"/>
             </w:pPr>
@@ -17266,6 +17626,7 @@
           </w:tcPr>
           <w:p>
             <w:pPr>
+              <w:keepNext w:val="false"/>
               <w:spacing w:after="40" w:before="0"/>
               <w:jc w:val="left"/>
             </w:pPr>
@@ -17300,6 +17661,7 @@
           </w:tcPr>
           <w:p>
             <w:pPr>
+              <w:keepNext w:val="false"/>
               <w:spacing w:after="40" w:before="0"/>
               <w:jc w:val="left"/>
             </w:pPr>
@@ -17332,6 +17694,7 @@
           </w:tcPr>
           <w:p>
             <w:pPr>
+              <w:keepNext w:val="false"/>
               <w:spacing w:after="40" w:before="0"/>
               <w:jc w:val="left"/>
             </w:pPr>
@@ -17366,6 +17729,7 @@
           </w:tcPr>
           <w:p>
             <w:pPr>
+              <w:keepNext w:val="false"/>
               <w:spacing w:after="40" w:before="0"/>
               <w:jc w:val="left"/>
             </w:pPr>
@@ -17398,6 +17762,7 @@
           </w:tcPr>
           <w:p>
             <w:pPr>
+              <w:keepNext w:val="false"/>
               <w:spacing w:after="40" w:before="0"/>
               <w:jc w:val="left"/>
             </w:pPr>
@@ -17432,6 +17797,7 @@
           </w:tcPr>
           <w:p>
             <w:pPr>
+              <w:keepNext w:val="false"/>
               <w:spacing w:after="40" w:before="0"/>
               <w:jc w:val="left"/>
             </w:pPr>
@@ -17464,6 +17830,7 @@
           </w:tcPr>
           <w:p>
             <w:pPr>
+              <w:keepNext w:val="false"/>
               <w:spacing w:after="40" w:before="0"/>
               <w:jc w:val="left"/>
             </w:pPr>
@@ -17498,6 +17865,7 @@
           </w:tcPr>
           <w:p>
             <w:pPr>
+              <w:keepNext w:val="false"/>
               <w:spacing w:after="40" w:before="0"/>
               <w:jc w:val="left"/>
             </w:pPr>
@@ -17530,6 +17898,7 @@
           </w:tcPr>
           <w:p>
             <w:pPr>
+              <w:keepNext w:val="false"/>
               <w:spacing w:after="40" w:before="0"/>
               <w:jc w:val="left"/>
             </w:pPr>
@@ -17564,6 +17933,7 @@
           </w:tcPr>
           <w:p>
             <w:pPr>
+              <w:keepNext w:val="false"/>
               <w:spacing w:after="40" w:before="0"/>
               <w:jc w:val="left"/>
             </w:pPr>
@@ -17596,6 +17966,7 @@
           </w:tcPr>
           <w:p>
             <w:pPr>
+              <w:keepNext w:val="false"/>
               <w:spacing w:after="40" w:before="0"/>
               <w:jc w:val="left"/>
             </w:pPr>
@@ -17630,6 +18001,7 @@
           </w:tcPr>
           <w:p>
             <w:pPr>
+              <w:keepNext w:val="false"/>
               <w:spacing w:after="40" w:before="0"/>
               <w:jc w:val="left"/>
             </w:pPr>
@@ -17662,6 +18034,7 @@
           </w:tcPr>
           <w:p>
             <w:pPr>
+              <w:keepNext w:val="false"/>
               <w:spacing w:after="40" w:before="0"/>
               <w:jc w:val="left"/>
             </w:pPr>
@@ -17696,6 +18069,7 @@
           </w:tcPr>
           <w:p>
             <w:pPr>
+              <w:keepNext w:val="false"/>
               <w:spacing w:after="40" w:before="0"/>
               <w:jc w:val="left"/>
             </w:pPr>
@@ -17728,6 +18102,7 @@
           </w:tcPr>
           <w:p>
             <w:pPr>
+              <w:keepNext w:val="false"/>
               <w:spacing w:after="40" w:before="0"/>
               <w:jc w:val="left"/>
             </w:pPr>
@@ -17787,6 +18162,7 @@
           </w:tcPr>
           <w:p>
             <w:pPr>
+              <w:keepNext w:val="false"/>
               <w:spacing w:after="40" w:before="0"/>
               <w:jc w:val="center"/>
             </w:pPr>
@@ -17821,6 +18197,7 @@
           </w:tcPr>
           <w:p>
             <w:pPr>
+              <w:keepNext w:val="false"/>
               <w:spacing w:after="40" w:before="0"/>
               <w:jc w:val="left"/>
             </w:pPr>
@@ -17885,6 +18262,7 @@
           </w:tcPr>
           <w:p>
             <w:pPr>
+              <w:keepNext w:val="false"/>
               <w:spacing w:after="40" w:before="0"/>
               <w:jc w:val="center"/>
             </w:pPr>
@@ -17919,6 +18297,7 @@
           </w:tcPr>
           <w:p>
             <w:pPr>
+              <w:keepNext w:val="false"/>
               <w:spacing w:after="40" w:before="0"/>
               <w:jc w:val="left"/>
             </w:pPr>
@@ -17951,6 +18330,7 @@
           </w:tcPr>
           <w:p>
             <w:pPr>
+              <w:keepNext w:val="false"/>
               <w:spacing w:after="40" w:before="0"/>
               <w:jc w:val="left"/>
             </w:pPr>
@@ -17983,6 +18363,7 @@
           </w:tcPr>
           <w:p>
             <w:pPr>
+              <w:keepNext w:val="false"/>
               <w:spacing w:after="40" w:before="0"/>
               <w:jc w:val="left"/>
             </w:pPr>
@@ -18015,6 +18396,7 @@
           </w:tcPr>
           <w:p>
             <w:pPr>
+              <w:keepNext w:val="false"/>
               <w:spacing w:after="40" w:before="0"/>
               <w:jc w:val="left"/>
             </w:pPr>
@@ -18047,6 +18429,7 @@
           </w:tcPr>
           <w:p>
             <w:pPr>
+              <w:keepNext w:val="false"/>
               <w:spacing w:after="40" w:before="0"/>
               <w:jc w:val="left"/>
             </w:pPr>
@@ -18081,6 +18464,7 @@
           </w:tcPr>
           <w:p>
             <w:pPr>
+              <w:keepNext w:val="false"/>
               <w:spacing w:after="40" w:before="0"/>
               <w:jc w:val="left"/>
             </w:pPr>
@@ -18118,7 +18502,7 @@
             <w:pPr>
               <w:spacing w:after="20" w:before="0"/>
             </w:pPr>
-            <w:hyperlink w:history="1" r:id="rIdvkads4mhdamovvt8hg_uj">
+            <w:hyperlink w:history="1" r:id="rIdket2uyvxbjpsmsdnmvrqi">
               <w:r>
                 <w:rPr>
                   <w:rFonts w:ascii="Arial" w:cs="Arial" w:eastAsia="Arial" w:hAnsi="Arial"/>
@@ -18151,7 +18535,7 @@
               <w:spacing w:after="10" w:before="0"/>
               <w:ind w:left="120"/>
             </w:pPr>
-            <w:hyperlink w:history="1" r:id="rIdyil2tvx6keuxvjuj-uts2">
+            <w:hyperlink w:history="1" r:id="rIdb0nxoqd1p1c5trrou0cjd">
               <w:r>
                 <w:rPr>
                   <w:rFonts w:ascii="Arial" w:cs="Arial" w:eastAsia="Arial" w:hAnsi="Arial"/>
@@ -18196,7 +18580,7 @@
             <w:pPr>
               <w:spacing w:after="20" w:before="0"/>
             </w:pPr>
-            <w:hyperlink w:history="1" r:id="rIds4qhk-_uigpknkkc_wsbu">
+            <w:hyperlink w:history="1" r:id="rIdmakvrelrgblpmwdjetwg_">
               <w:r>
                 <w:rPr>
                   <w:rFonts w:ascii="Arial" w:cs="Arial" w:eastAsia="Arial" w:hAnsi="Arial"/>
@@ -18229,7 +18613,7 @@
               <w:spacing w:after="10" w:before="0"/>
               <w:ind w:left="120"/>
             </w:pPr>
-            <w:hyperlink w:history="1" r:id="rIdhts8eddkohh-vu1xddk-8">
+            <w:hyperlink w:history="1" r:id="rIdchiedeor_mdxf2zbcoyr8">
               <w:r>
                 <w:rPr>
                   <w:rFonts w:ascii="Arial" w:cs="Arial" w:eastAsia="Arial" w:hAnsi="Arial"/>
@@ -18257,6 +18641,7 @@
           </w:tcPr>
           <w:p>
             <w:pPr>
+              <w:keepNext w:val="false"/>
               <w:spacing w:after="40" w:before="0"/>
               <w:jc w:val="left"/>
             </w:pPr>
@@ -18289,6 +18674,7 @@
           </w:tcPr>
           <w:p>
             <w:pPr>
+              <w:keepNext w:val="false"/>
               <w:spacing w:after="40" w:before="0"/>
               <w:jc w:val="left"/>
             </w:pPr>
@@ -18321,6 +18707,7 @@
           </w:tcPr>
           <w:p>
             <w:pPr>
+              <w:keepNext w:val="false"/>
               <w:spacing w:after="40" w:before="0"/>
               <w:jc w:val="left"/>
             </w:pPr>
@@ -18353,6 +18740,7 @@
           </w:tcPr>
           <w:p>
             <w:pPr>
+              <w:keepNext w:val="false"/>
               <w:spacing w:after="40" w:before="0"/>
               <w:jc w:val="left"/>
             </w:pPr>
@@ -18387,6 +18775,7 @@
           </w:tcPr>
           <w:p>
             <w:pPr>
+              <w:keepNext w:val="false"/>
               <w:spacing w:after="40" w:before="0"/>
               <w:jc w:val="left"/>
             </w:pPr>
@@ -18424,7 +18813,7 @@
             <w:pPr>
               <w:spacing w:after="20" w:before="0"/>
             </w:pPr>
-            <w:hyperlink w:history="1" r:id="rId_8hcgrtmowicjm2vzlzpu">
+            <w:hyperlink w:history="1" r:id="rIdr4b_g4vysjiiklkxdwhf-">
               <w:r>
                 <w:rPr>
                   <w:rFonts w:ascii="Arial" w:cs="Arial" w:eastAsia="Arial" w:hAnsi="Arial"/>
@@ -18457,7 +18846,7 @@
               <w:spacing w:after="10" w:before="0"/>
               <w:ind w:left="120"/>
             </w:pPr>
-            <w:hyperlink w:history="1" r:id="rIdhfjchdus0qhwgt5kiiqt0">
+            <w:hyperlink w:history="1" r:id="rIdis9gj8wyqsj_wy7__bnik">
               <w:r>
                 <w:rPr>
                   <w:rFonts w:ascii="Arial" w:cs="Arial" w:eastAsia="Arial" w:hAnsi="Arial"/>
@@ -18502,7 +18891,7 @@
             <w:pPr>
               <w:spacing w:after="20" w:before="0"/>
             </w:pPr>
-            <w:hyperlink w:history="1" r:id="rId-kfd2-x_fpmwdm2k0lr3l">
+            <w:hyperlink w:history="1" r:id="rIdvsaqxzdwd0pvvozfbdlga">
               <w:r>
                 <w:rPr>
                   <w:rFonts w:ascii="Arial" w:cs="Arial" w:eastAsia="Arial" w:hAnsi="Arial"/>
@@ -18535,7 +18924,7 @@
               <w:spacing w:after="10" w:before="0"/>
               <w:ind w:left="120"/>
             </w:pPr>
-            <w:hyperlink w:history="1" r:id="rIdokdkkcyzxgutp3on9it4w">
+            <w:hyperlink w:history="1" r:id="rId8qmxvjqj4zdhrpu83iwou">
               <w:r>
                 <w:rPr>
                   <w:rFonts w:ascii="Arial" w:cs="Arial" w:eastAsia="Arial" w:hAnsi="Arial"/>
@@ -18563,6 +18952,7 @@
           </w:tcPr>
           <w:p>
             <w:pPr>
+              <w:keepNext w:val="false"/>
               <w:spacing w:after="40" w:before="0"/>
               <w:jc w:val="left"/>
             </w:pPr>
@@ -18595,6 +18985,7 @@
           </w:tcPr>
           <w:p>
             <w:pPr>
+              <w:keepNext w:val="false"/>
               <w:spacing w:after="40" w:before="0"/>
               <w:jc w:val="left"/>
             </w:pPr>
@@ -18627,6 +19018,7 @@
           </w:tcPr>
           <w:p>
             <w:pPr>
+              <w:keepNext w:val="false"/>
               <w:spacing w:after="40" w:before="0"/>
               <w:jc w:val="left"/>
             </w:pPr>
@@ -18659,6 +19051,7 @@
           </w:tcPr>
           <w:p>
             <w:pPr>
+              <w:keepNext w:val="false"/>
               <w:spacing w:after="40" w:before="0"/>
               <w:jc w:val="left"/>
             </w:pPr>
@@ -18693,6 +19086,7 @@
           </w:tcPr>
           <w:p>
             <w:pPr>
+              <w:keepNext w:val="false"/>
               <w:spacing w:after="40" w:before="0"/>
               <w:jc w:val="left"/>
             </w:pPr>
@@ -18730,7 +19124,7 @@
             <w:pPr>
               <w:spacing w:after="20" w:before="0"/>
             </w:pPr>
-            <w:hyperlink w:history="1" r:id="rIdydjmct0zol94yq1ehsv40">
+            <w:hyperlink w:history="1" r:id="rIdcv-ozk-am8e6njpynhxu9">
               <w:r>
                 <w:rPr>
                   <w:rFonts w:ascii="Arial" w:cs="Arial" w:eastAsia="Arial" w:hAnsi="Arial"/>
@@ -18779,7 +19173,7 @@
               <w:spacing w:after="10" w:before="0"/>
               <w:ind w:left="120"/>
             </w:pPr>
-            <w:hyperlink w:history="1" r:id="rIdh_vokwxokitbfdlkbfhfx">
+            <w:hyperlink w:history="1" r:id="rIdwabiee4etrfd8r9huperv">
               <w:r>
                 <w:rPr>
                   <w:rFonts w:ascii="Arial" w:cs="Arial" w:eastAsia="Arial" w:hAnsi="Arial"/>
@@ -18824,7 +19218,7 @@
             <w:pPr>
               <w:spacing w:after="20" w:before="0"/>
             </w:pPr>
-            <w:hyperlink w:history="1" r:id="rIdnfb98y5jqoma7m_1kpvcm">
+            <w:hyperlink w:history="1" r:id="rIdhh5tcxdm5e6klujagwadc">
               <w:r>
                 <w:rPr>
                   <w:rFonts w:ascii="Arial" w:cs="Arial" w:eastAsia="Arial" w:hAnsi="Arial"/>
@@ -18857,7 +19251,7 @@
               <w:spacing w:after="10" w:before="0"/>
               <w:ind w:left="120"/>
             </w:pPr>
-            <w:hyperlink w:history="1" r:id="rIds-ol8zh1v7vu9iolxrn-1">
+            <w:hyperlink w:history="1" r:id="rIdsdkorgnoyll--yfvqy72w">
               <w:r>
                 <w:rPr>
                   <w:rFonts w:ascii="Arial" w:cs="Arial" w:eastAsia="Arial" w:hAnsi="Arial"/>
@@ -18885,6 +19279,7 @@
           </w:tcPr>
           <w:p>
             <w:pPr>
+              <w:keepNext w:val="false"/>
               <w:spacing w:after="40" w:before="0"/>
               <w:jc w:val="left"/>
             </w:pPr>
@@ -18917,6 +19312,7 @@
           </w:tcPr>
           <w:p>
             <w:pPr>
+              <w:keepNext w:val="false"/>
               <w:spacing w:after="40" w:before="0"/>
               <w:jc w:val="left"/>
             </w:pPr>
@@ -18949,6 +19345,7 @@
           </w:tcPr>
           <w:p>
             <w:pPr>
+              <w:keepNext w:val="false"/>
               <w:spacing w:after="40" w:before="0"/>
               <w:jc w:val="left"/>
             </w:pPr>
@@ -18981,6 +19378,7 @@
           </w:tcPr>
           <w:p>
             <w:pPr>
+              <w:keepNext w:val="false"/>
               <w:spacing w:after="40" w:before="0"/>
               <w:jc w:val="left"/>
             </w:pPr>
@@ -19015,6 +19413,7 @@
           </w:tcPr>
           <w:p>
             <w:pPr>
+              <w:keepNext w:val="false"/>
               <w:spacing w:after="40" w:before="0"/>
               <w:jc w:val="left"/>
             </w:pPr>
@@ -19052,7 +19451,7 @@
             <w:pPr>
               <w:spacing w:after="20" w:before="0"/>
             </w:pPr>
-            <w:hyperlink w:history="1" r:id="rId8ahwxx9fa-_tpv8nblhqf">
+            <w:hyperlink w:history="1" r:id="rIdmj2ccz3kbdygfvrfefz8x">
               <w:r>
                 <w:rPr>
                   <w:rFonts w:ascii="Arial" w:cs="Arial" w:eastAsia="Arial" w:hAnsi="Arial"/>
@@ -19101,7 +19500,7 @@
               <w:spacing w:after="10" w:before="0"/>
               <w:ind w:left="120"/>
             </w:pPr>
-            <w:hyperlink w:history="1" r:id="rIdpyf6kop_dux__3kspplnf">
+            <w:hyperlink w:history="1" r:id="rIdve0ag9hnwz3sk8iuv2abj">
               <w:r>
                 <w:rPr>
                   <w:rFonts w:ascii="Arial" w:cs="Arial" w:eastAsia="Arial" w:hAnsi="Arial"/>
@@ -19146,7 +19545,7 @@
             <w:pPr>
               <w:spacing w:after="20" w:before="0"/>
             </w:pPr>
-            <w:hyperlink w:history="1" r:id="rIdqebpdbksdi9ybd7u6crz8">
+            <w:hyperlink w:history="1" r:id="rId3eypvmll2rlkdohvezqsq">
               <w:r>
                 <w:rPr>
                   <w:rFonts w:ascii="Arial" w:cs="Arial" w:eastAsia="Arial" w:hAnsi="Arial"/>
@@ -19179,7 +19578,7 @@
               <w:spacing w:after="10" w:before="0"/>
               <w:ind w:left="120"/>
             </w:pPr>
-            <w:hyperlink w:history="1" r:id="rId1bawdcdclwg9odoqmbbik">
+            <w:hyperlink w:history="1" r:id="rIdfv11eeyvcqnlvf6hn0cxm">
               <w:r>
                 <w:rPr>
                   <w:rFonts w:ascii="Arial" w:cs="Arial" w:eastAsia="Arial" w:hAnsi="Arial"/>
@@ -19207,6 +19606,7 @@
           </w:tcPr>
           <w:p>
             <w:pPr>
+              <w:keepNext w:val="false"/>
               <w:spacing w:after="40" w:before="0"/>
               <w:jc w:val="left"/>
             </w:pPr>
@@ -19239,6 +19639,7 @@
           </w:tcPr>
           <w:p>
             <w:pPr>
+              <w:keepNext w:val="false"/>
               <w:spacing w:after="40" w:before="0"/>
               <w:jc w:val="left"/>
             </w:pPr>
@@ -19271,6 +19672,7 @@
           </w:tcPr>
           <w:p>
             <w:pPr>
+              <w:keepNext w:val="false"/>
               <w:spacing w:after="40" w:before="0"/>
               <w:jc w:val="left"/>
             </w:pPr>
@@ -19303,6 +19705,7 @@
           </w:tcPr>
           <w:p>
             <w:pPr>
+              <w:keepNext w:val="false"/>
               <w:spacing w:after="40" w:before="0"/>
               <w:jc w:val="left"/>
             </w:pPr>
@@ -19337,6 +19740,7 @@
           </w:tcPr>
           <w:p>
             <w:pPr>
+              <w:keepNext w:val="false"/>
               <w:spacing w:after="40" w:before="0"/>
               <w:jc w:val="left"/>
             </w:pPr>
@@ -19374,7 +19778,7 @@
             <w:pPr>
               <w:spacing w:after="20" w:before="0"/>
             </w:pPr>
-            <w:hyperlink w:history="1" r:id="rIdofaqc_fctjv3gcdykrmmu">
+            <w:hyperlink w:history="1" r:id="rIdsxgyhz_ytvasgsyvcfaqd">
               <w:r>
                 <w:rPr>
                   <w:rFonts w:ascii="Arial" w:cs="Arial" w:eastAsia="Arial" w:hAnsi="Arial"/>
@@ -19423,7 +19827,7 @@
               <w:spacing w:after="10" w:before="0"/>
               <w:ind w:left="120"/>
             </w:pPr>
-            <w:hyperlink w:history="1" r:id="rIdnneynhtk3tnejux9ms0bv">
+            <w:hyperlink w:history="1" r:id="rIddzfjgusklki5j0te1smg9">
               <w:r>
                 <w:rPr>
                   <w:rFonts w:ascii="Arial" w:cs="Arial" w:eastAsia="Arial" w:hAnsi="Arial"/>
@@ -19468,7 +19872,7 @@
             <w:pPr>
               <w:spacing w:after="20" w:before="0"/>
             </w:pPr>
-            <w:hyperlink w:history="1" r:id="rIdlh7ary4ownk1armvsgcu-">
+            <w:hyperlink w:history="1" r:id="rIdfsvswdkjnt2ilml4uyhza">
               <w:r>
                 <w:rPr>
                   <w:rFonts w:ascii="Arial" w:cs="Arial" w:eastAsia="Arial" w:hAnsi="Arial"/>
@@ -19501,7 +19905,7 @@
               <w:spacing w:after="10" w:before="0"/>
               <w:ind w:left="120"/>
             </w:pPr>
-            <w:hyperlink w:history="1" r:id="rId5wtgcwhk4pg40jvvfscpv">
+            <w:hyperlink w:history="1" r:id="rIdyde3ewj9k6bj4v8um3ab4">
               <w:r>
                 <w:rPr>
                   <w:rFonts w:ascii="Arial" w:cs="Arial" w:eastAsia="Arial" w:hAnsi="Arial"/>
@@ -19529,6 +19933,7 @@
           </w:tcPr>
           <w:p>
             <w:pPr>
+              <w:keepNext w:val="false"/>
               <w:spacing w:after="40" w:before="0"/>
               <w:jc w:val="left"/>
             </w:pPr>
@@ -19561,6 +19966,7 @@
           </w:tcPr>
           <w:p>
             <w:pPr>
+              <w:keepNext w:val="false"/>
               <w:spacing w:after="40" w:before="0"/>
               <w:jc w:val="left"/>
             </w:pPr>
@@ -19593,6 +19999,7 @@
           </w:tcPr>
           <w:p>
             <w:pPr>
+              <w:keepNext w:val="false"/>
               <w:spacing w:after="40" w:before="0"/>
               <w:jc w:val="left"/>
             </w:pPr>
@@ -19625,6 +20032,7 @@
           </w:tcPr>
           <w:p>
             <w:pPr>
+              <w:keepNext w:val="false"/>
               <w:spacing w:after="40" w:before="0"/>
               <w:jc w:val="left"/>
             </w:pPr>
@@ -19684,6 +20092,7 @@
           </w:tcPr>
           <w:p>
             <w:pPr>
+              <w:keepNext w:val="false"/>
               <w:spacing w:after="40" w:before="0"/>
               <w:jc w:val="center"/>
             </w:pPr>
@@ -19718,6 +20127,7 @@
           </w:tcPr>
           <w:p>
             <w:pPr>
+              <w:keepNext w:val="false"/>
               <w:spacing w:after="40" w:before="0"/>
               <w:jc w:val="left"/>
             </w:pPr>
@@ -19737,6 +20147,7 @@
           </w:p>
           <w:p>
             <w:pPr>
+              <w:keepNext w:val="false"/>
               <w:spacing w:after="40" w:before="0"/>
               <w:jc w:val="left"/>
             </w:pPr>
@@ -19756,6 +20167,7 @@
           </w:p>
           <w:p>
             <w:pPr>
+              <w:keepNext w:val="false"/>
               <w:spacing w:after="40" w:before="0"/>
               <w:jc w:val="left"/>
             </w:pPr>
@@ -19775,6 +20187,7 @@
           </w:p>
           <w:p>
             <w:pPr>
+              <w:keepNext w:val="false"/>
               <w:spacing w:after="40" w:before="0"/>
               <w:jc w:val="left"/>
             </w:pPr>
@@ -19794,6 +20207,7 @@
           </w:p>
           <w:p>
             <w:pPr>
+              <w:keepNext w:val="false"/>
               <w:spacing w:after="40" w:before="0"/>
               <w:jc w:val="left"/>
             </w:pPr>
@@ -19813,6 +20227,7 @@
           </w:p>
           <w:p>
             <w:pPr>
+              <w:keepNext w:val="false"/>
               <w:spacing w:after="40" w:before="0"/>
               <w:jc w:val="left"/>
             </w:pPr>
@@ -19832,6 +20247,7 @@
           </w:p>
           <w:p>
             <w:pPr>
+              <w:keepNext w:val="false"/>
               <w:spacing w:after="40" w:before="0"/>
               <w:jc w:val="left"/>
             </w:pPr>
@@ -19893,6 +20309,7 @@
           </w:tcPr>
           <w:p>
             <w:pPr>
+              <w:keepNext w:val="false"/>
               <w:spacing w:after="40" w:before="0"/>
               <w:jc w:val="center"/>
             </w:pPr>
@@ -19927,6 +20344,7 @@
           </w:tcPr>
           <w:p>
             <w:pPr>
+              <w:keepNext w:val="false"/>
               <w:spacing w:after="40" w:before="0"/>
               <w:jc w:val="left"/>
             </w:pPr>
@@ -19959,6 +20377,7 @@
           </w:tcPr>
           <w:p>
             <w:pPr>
+              <w:keepNext w:val="false"/>
               <w:spacing w:after="40" w:before="0"/>
               <w:jc w:val="left"/>
             </w:pPr>
@@ -19993,6 +20412,7 @@
           </w:tcPr>
           <w:p>
             <w:pPr>
+              <w:keepNext w:val="false"/>
               <w:spacing w:after="40" w:before="0"/>
               <w:jc w:val="left"/>
             </w:pPr>
@@ -20025,6 +20445,7 @@
           </w:tcPr>
           <w:p>
             <w:pPr>
+              <w:keepNext w:val="false"/>
               <w:spacing w:after="40" w:before="0"/>
               <w:jc w:val="left"/>
             </w:pPr>
@@ -20059,6 +20480,7 @@
           </w:tcPr>
           <w:p>
             <w:pPr>
+              <w:keepNext w:val="false"/>
               <w:spacing w:after="40" w:before="0"/>
               <w:jc w:val="left"/>
             </w:pPr>
@@ -20091,6 +20513,7 @@
           </w:tcPr>
           <w:p>
             <w:pPr>
+              <w:keepNext w:val="false"/>
               <w:spacing w:after="40" w:before="0"/>
               <w:jc w:val="left"/>
             </w:pPr>
@@ -20127,7 +20550,7 @@
         </w:rPr>
         <w:t xml:space="preserve">© 2026 SeaVuria and ARES. Aligned with KICD objectives. Developed by SeaVuria; technical implementation by ARES (with AI assistance from Claude). Licensed under </w:t>
       </w:r>
-      <w:hyperlink w:history="1" r:id="rIdmq7nzxnrcjaey23bi9h12">
+      <w:hyperlink w:history="1" r:id="rIdrmewdc_wr5a3qkmvsglet">
         <w:r>
           <w:rPr>
             <w:rFonts w:ascii="Arial" w:cs="Arial" w:eastAsia="Arial" w:hAnsi="Arial"/>
@@ -20148,7 +20571,7 @@
         </w:rPr>
         <w:t xml:space="preserve"> (</w:t>
       </w:r>
-      <w:hyperlink w:history="1" r:id="rIdt6emhtk39pv0pqc-f1_y3">
+      <w:hyperlink w:history="1" r:id="rIdnkehjfv-uwovnek5kteau">
         <w:r>
           <w:rPr>
             <w:rFonts w:ascii="Arial" w:cs="Arial" w:eastAsia="Arial" w:hAnsi="Arial"/>
@@ -20208,6 +20631,7 @@
           </w:tcPr>
           <w:p>
             <w:pPr>
+              <w:keepNext w:val="false"/>
               <w:spacing w:after="40" w:before="0"/>
               <w:jc w:val="center"/>
             </w:pPr>
@@ -20243,6 +20667,7 @@
           </w:tcPr>
           <w:p>
             <w:pPr>
+              <w:keepNext w:val="false"/>
               <w:spacing w:after="40" w:before="0"/>
               <w:jc w:val="center"/>
             </w:pPr>
@@ -20277,6 +20702,7 @@
           </w:tcPr>
           <w:p>
             <w:pPr>
+              <w:keepNext w:val="false"/>
               <w:spacing w:after="40" w:before="0"/>
               <w:jc w:val="left"/>
             </w:pPr>
@@ -20309,6 +20735,7 @@
           </w:tcPr>
           <w:p>
             <w:pPr>
+              <w:keepNext w:val="false"/>
               <w:spacing w:after="40" w:before="0"/>
               <w:jc w:val="left"/>
             </w:pPr>
@@ -20343,6 +20770,7 @@
           </w:tcPr>
           <w:p>
             <w:pPr>
+              <w:keepNext w:val="false"/>
               <w:spacing w:after="40" w:before="0"/>
               <w:jc w:val="left"/>
             </w:pPr>
@@ -20375,6 +20803,7 @@
           </w:tcPr>
           <w:p>
             <w:pPr>
+              <w:keepNext w:val="false"/>
               <w:spacing w:after="40" w:before="0"/>
               <w:jc w:val="left"/>
             </w:pPr>
@@ -20409,6 +20838,7 @@
           </w:tcPr>
           <w:p>
             <w:pPr>
+              <w:keepNext w:val="false"/>
               <w:spacing w:after="40" w:before="0"/>
               <w:jc w:val="left"/>
             </w:pPr>
@@ -20441,6 +20871,7 @@
           </w:tcPr>
           <w:p>
             <w:pPr>
+              <w:keepNext w:val="false"/>
               <w:spacing w:after="40" w:before="0"/>
               <w:jc w:val="left"/>
             </w:pPr>
@@ -20475,6 +20906,7 @@
           </w:tcPr>
           <w:p>
             <w:pPr>
+              <w:keepNext w:val="false"/>
               <w:spacing w:after="40" w:before="0"/>
               <w:jc w:val="left"/>
             </w:pPr>
@@ -20507,6 +20939,7 @@
           </w:tcPr>
           <w:p>
             <w:pPr>
+              <w:keepNext w:val="false"/>
               <w:spacing w:after="40" w:before="0"/>
               <w:jc w:val="left"/>
             </w:pPr>
@@ -20541,6 +20974,7 @@
           </w:tcPr>
           <w:p>
             <w:pPr>
+              <w:keepNext w:val="false"/>
               <w:spacing w:after="40" w:before="0"/>
               <w:jc w:val="left"/>
             </w:pPr>
@@ -20573,6 +21007,7 @@
           </w:tcPr>
           <w:p>
             <w:pPr>
+              <w:keepNext w:val="false"/>
               <w:spacing w:after="40" w:before="0"/>
               <w:jc w:val="left"/>
             </w:pPr>
@@ -20607,6 +21042,7 @@
           </w:tcPr>
           <w:p>
             <w:pPr>
+              <w:keepNext w:val="false"/>
               <w:spacing w:after="40" w:before="0"/>
               <w:jc w:val="left"/>
             </w:pPr>
@@ -20639,6 +21075,7 @@
           </w:tcPr>
           <w:p>
             <w:pPr>
+              <w:keepNext w:val="false"/>
               <w:spacing w:after="40" w:before="0"/>
               <w:jc w:val="left"/>
             </w:pPr>
@@ -20673,6 +21110,7 @@
           </w:tcPr>
           <w:p>
             <w:pPr>
+              <w:keepNext w:val="false"/>
               <w:spacing w:after="40" w:before="0"/>
               <w:jc w:val="left"/>
             </w:pPr>
@@ -20705,6 +21143,7 @@
           </w:tcPr>
           <w:p>
             <w:pPr>
+              <w:keepNext w:val="false"/>
               <w:spacing w:after="40" w:before="0"/>
               <w:jc w:val="left"/>
             </w:pPr>
@@ -20739,6 +21178,7 @@
           </w:tcPr>
           <w:p>
             <w:pPr>
+              <w:keepNext w:val="false"/>
               <w:spacing w:after="40" w:before="0"/>
               <w:jc w:val="left"/>
             </w:pPr>
@@ -20771,6 +21211,7 @@
           </w:tcPr>
           <w:p>
             <w:pPr>
+              <w:keepNext w:val="false"/>
               <w:spacing w:after="40" w:before="0"/>
               <w:jc w:val="left"/>
             </w:pPr>
@@ -20830,6 +21271,7 @@
           </w:tcPr>
           <w:p>
             <w:pPr>
+              <w:keepNext w:val="false"/>
               <w:spacing w:after="40" w:before="0"/>
               <w:jc w:val="center"/>
             </w:pPr>
@@ -20864,6 +21306,7 @@
           </w:tcPr>
           <w:p>
             <w:pPr>
+              <w:keepNext w:val="false"/>
               <w:spacing w:after="40" w:before="0"/>
               <w:jc w:val="left"/>
             </w:pPr>
@@ -20928,6 +21371,7 @@
           </w:tcPr>
           <w:p>
             <w:pPr>
+              <w:keepNext w:val="false"/>
               <w:spacing w:after="40" w:before="0"/>
               <w:jc w:val="center"/>
             </w:pPr>
@@ -20962,6 +21406,7 @@
           </w:tcPr>
           <w:p>
             <w:pPr>
+              <w:keepNext w:val="false"/>
               <w:spacing w:after="40" w:before="0"/>
               <w:jc w:val="left"/>
             </w:pPr>
@@ -20994,6 +21439,7 @@
           </w:tcPr>
           <w:p>
             <w:pPr>
+              <w:keepNext w:val="false"/>
               <w:spacing w:after="40" w:before="0"/>
               <w:jc w:val="left"/>
             </w:pPr>
@@ -21026,6 +21472,7 @@
           </w:tcPr>
           <w:p>
             <w:pPr>
+              <w:keepNext w:val="false"/>
               <w:spacing w:after="40" w:before="0"/>
               <w:jc w:val="left"/>
             </w:pPr>
@@ -21058,6 +21505,7 @@
           </w:tcPr>
           <w:p>
             <w:pPr>
+              <w:keepNext w:val="false"/>
               <w:spacing w:after="40" w:before="0"/>
               <w:jc w:val="left"/>
             </w:pPr>
@@ -21090,6 +21538,7 @@
           </w:tcPr>
           <w:p>
             <w:pPr>
+              <w:keepNext w:val="false"/>
               <w:spacing w:after="40" w:before="0"/>
               <w:jc w:val="left"/>
             </w:pPr>
@@ -21124,6 +21573,7 @@
           </w:tcPr>
           <w:p>
             <w:pPr>
+              <w:keepNext w:val="false"/>
               <w:spacing w:after="40" w:before="0"/>
               <w:jc w:val="left"/>
             </w:pPr>
@@ -21161,7 +21611,7 @@
             <w:pPr>
               <w:spacing w:after="20" w:before="0"/>
             </w:pPr>
-            <w:hyperlink w:history="1" r:id="rIdktysqyfhilmlmnnubb5gh">
+            <w:hyperlink w:history="1" r:id="rIdr1aedageitvku-fogklpc">
               <w:r>
                 <w:rPr>
                   <w:rFonts w:ascii="Arial" w:cs="Arial" w:eastAsia="Arial" w:hAnsi="Arial"/>
@@ -21194,7 +21644,7 @@
               <w:spacing w:after="10" w:before="0"/>
               <w:ind w:left="120"/>
             </w:pPr>
-            <w:hyperlink w:history="1" r:id="rIdtji2vmbamzyizpk94asol">
+            <w:hyperlink w:history="1" r:id="rId8lbawj2sw2lklzr3zvkaf">
               <w:r>
                 <w:rPr>
                   <w:rFonts w:ascii="Arial" w:cs="Arial" w:eastAsia="Arial" w:hAnsi="Arial"/>
@@ -21239,7 +21689,7 @@
             <w:pPr>
               <w:spacing w:after="20" w:before="0"/>
             </w:pPr>
-            <w:hyperlink w:history="1" r:id="rIdok9tasmlz0uz_nd6qfct1">
+            <w:hyperlink w:history="1" r:id="rId2dhfvakm_vbsaeud_xlmm">
               <w:r>
                 <w:rPr>
                   <w:rFonts w:ascii="Arial" w:cs="Arial" w:eastAsia="Arial" w:hAnsi="Arial"/>
@@ -21272,7 +21722,7 @@
               <w:spacing w:after="10" w:before="0"/>
               <w:ind w:left="120"/>
             </w:pPr>
-            <w:hyperlink w:history="1" r:id="rIdcstpehnic-ljl9r5_lw9s">
+            <w:hyperlink w:history="1" r:id="rIdfxjvrjyub_dfnel82vcvi">
               <w:r>
                 <w:rPr>
                   <w:rFonts w:ascii="Arial" w:cs="Arial" w:eastAsia="Arial" w:hAnsi="Arial"/>
@@ -21300,6 +21750,7 @@
           </w:tcPr>
           <w:p>
             <w:pPr>
+              <w:keepNext w:val="false"/>
               <w:spacing w:after="40" w:before="0"/>
               <w:jc w:val="left"/>
             </w:pPr>
@@ -21332,6 +21783,7 @@
           </w:tcPr>
           <w:p>
             <w:pPr>
+              <w:keepNext w:val="false"/>
               <w:spacing w:after="40" w:before="0"/>
               <w:jc w:val="left"/>
             </w:pPr>
@@ -21364,6 +21816,7 @@
           </w:tcPr>
           <w:p>
             <w:pPr>
+              <w:keepNext w:val="false"/>
               <w:spacing w:after="40" w:before="0"/>
               <w:jc w:val="left"/>
             </w:pPr>
@@ -21396,6 +21849,7 @@
           </w:tcPr>
           <w:p>
             <w:pPr>
+              <w:keepNext w:val="false"/>
               <w:spacing w:after="40" w:before="0"/>
               <w:jc w:val="left"/>
             </w:pPr>
@@ -21430,6 +21884,7 @@
           </w:tcPr>
           <w:p>
             <w:pPr>
+              <w:keepNext w:val="false"/>
               <w:spacing w:after="40" w:before="0"/>
               <w:jc w:val="left"/>
             </w:pPr>
@@ -21467,7 +21922,7 @@
             <w:pPr>
               <w:spacing w:after="20" w:before="0"/>
             </w:pPr>
-            <w:hyperlink w:history="1" r:id="rIdotbm0c8ogaojuyeo7jywt">
+            <w:hyperlink w:history="1" r:id="rIdxxjvmpgy2_ujqp4cb8n-e">
               <w:r>
                 <w:rPr>
                   <w:rFonts w:ascii="Arial" w:cs="Arial" w:eastAsia="Arial" w:hAnsi="Arial"/>
@@ -21500,7 +21955,7 @@
               <w:spacing w:after="10" w:before="0"/>
               <w:ind w:left="120"/>
             </w:pPr>
-            <w:hyperlink w:history="1" r:id="rIdvu5kviyendi0ivrtei90f">
+            <w:hyperlink w:history="1" r:id="rIdglgwlqig7lwi97ar1a7r1">
               <w:r>
                 <w:rPr>
                   <w:rFonts w:ascii="Arial" w:cs="Arial" w:eastAsia="Arial" w:hAnsi="Arial"/>
@@ -21545,7 +22000,7 @@
             <w:pPr>
               <w:spacing w:after="20" w:before="0"/>
             </w:pPr>
-            <w:hyperlink w:history="1" r:id="rIdctknspu9nealyzkcerdyg">
+            <w:hyperlink w:history="1" r:id="rIdod-xzl_ykkauj4xt0buos">
               <w:r>
                 <w:rPr>
                   <w:rFonts w:ascii="Arial" w:cs="Arial" w:eastAsia="Arial" w:hAnsi="Arial"/>
@@ -21578,7 +22033,7 @@
               <w:spacing w:after="10" w:before="0"/>
               <w:ind w:left="120"/>
             </w:pPr>
-            <w:hyperlink w:history="1" r:id="rId2_j-jih4x2ah7gkowrewx">
+            <w:hyperlink w:history="1" r:id="rId42deizmk2lq3v4jimabap">
               <w:r>
                 <w:rPr>
                   <w:rFonts w:ascii="Arial" w:cs="Arial" w:eastAsia="Arial" w:hAnsi="Arial"/>
@@ -21606,6 +22061,7 @@
           </w:tcPr>
           <w:p>
             <w:pPr>
+              <w:keepNext w:val="false"/>
               <w:spacing w:after="40" w:before="0"/>
               <w:jc w:val="left"/>
             </w:pPr>
@@ -21638,6 +22094,7 @@
           </w:tcPr>
           <w:p>
             <w:pPr>
+              <w:keepNext w:val="false"/>
               <w:spacing w:after="40" w:before="0"/>
               <w:jc w:val="left"/>
             </w:pPr>
@@ -21670,6 +22127,7 @@
           </w:tcPr>
           <w:p>
             <w:pPr>
+              <w:keepNext w:val="false"/>
               <w:spacing w:after="40" w:before="0"/>
               <w:jc w:val="left"/>
             </w:pPr>
@@ -21702,6 +22160,7 @@
           </w:tcPr>
           <w:p>
             <w:pPr>
+              <w:keepNext w:val="false"/>
               <w:spacing w:after="40" w:before="0"/>
               <w:jc w:val="left"/>
             </w:pPr>
@@ -21736,6 +22195,7 @@
           </w:tcPr>
           <w:p>
             <w:pPr>
+              <w:keepNext w:val="false"/>
               <w:spacing w:after="40" w:before="0"/>
               <w:jc w:val="left"/>
             </w:pPr>
@@ -21773,7 +22233,7 @@
             <w:pPr>
               <w:spacing w:after="20" w:before="0"/>
             </w:pPr>
-            <w:hyperlink w:history="1" r:id="rIdrtpa8oqkc0shoe5k2mwta">
+            <w:hyperlink w:history="1" r:id="rIddwq1n3hbchgxszigt6ho3">
               <w:r>
                 <w:rPr>
                   <w:rFonts w:ascii="Arial" w:cs="Arial" w:eastAsia="Arial" w:hAnsi="Arial"/>
@@ -21806,7 +22266,7 @@
               <w:spacing w:after="10" w:before="0"/>
               <w:ind w:left="120"/>
             </w:pPr>
-            <w:hyperlink w:history="1" r:id="rIdh-ojl1z70ux0enqvzu1vj">
+            <w:hyperlink w:history="1" r:id="rIdix4cm2n9by_bfv1_hn6lz">
               <w:r>
                 <w:rPr>
                   <w:rFonts w:ascii="Arial" w:cs="Arial" w:eastAsia="Arial" w:hAnsi="Arial"/>
@@ -21851,7 +22311,7 @@
             <w:pPr>
               <w:spacing w:after="20" w:before="0"/>
             </w:pPr>
-            <w:hyperlink w:history="1" r:id="rId-tcsxps21mqkv-2gc0j38">
+            <w:hyperlink w:history="1" r:id="rIdagvzka6t00wplme1uiuuh">
               <w:r>
                 <w:rPr>
                   <w:rFonts w:ascii="Arial" w:cs="Arial" w:eastAsia="Arial" w:hAnsi="Arial"/>
@@ -21900,7 +22360,7 @@
               <w:spacing w:after="10" w:before="0"/>
               <w:ind w:left="120"/>
             </w:pPr>
-            <w:hyperlink w:history="1" r:id="rIdlmc_bmf9wgvxhe5v_2hup">
+            <w:hyperlink w:history="1" r:id="rIdvyhgxctozw7ekwd9yr1at">
               <w:r>
                 <w:rPr>
                   <w:rFonts w:ascii="Arial" w:cs="Arial" w:eastAsia="Arial" w:hAnsi="Arial"/>
@@ -21928,6 +22388,7 @@
           </w:tcPr>
           <w:p>
             <w:pPr>
+              <w:keepNext w:val="false"/>
               <w:spacing w:after="40" w:before="0"/>
               <w:jc w:val="left"/>
             </w:pPr>
@@ -21960,6 +22421,7 @@
           </w:tcPr>
           <w:p>
             <w:pPr>
+              <w:keepNext w:val="false"/>
               <w:spacing w:after="40" w:before="0"/>
               <w:jc w:val="left"/>
             </w:pPr>
@@ -21992,6 +22454,7 @@
           </w:tcPr>
           <w:p>
             <w:pPr>
+              <w:keepNext w:val="false"/>
               <w:spacing w:after="40" w:before="0"/>
               <w:jc w:val="left"/>
             </w:pPr>
@@ -22024,6 +22487,7 @@
           </w:tcPr>
           <w:p>
             <w:pPr>
+              <w:keepNext w:val="false"/>
               <w:spacing w:after="40" w:before="0"/>
               <w:jc w:val="left"/>
             </w:pPr>
@@ -22058,6 +22522,7 @@
           </w:tcPr>
           <w:p>
             <w:pPr>
+              <w:keepNext w:val="false"/>
               <w:spacing w:after="40" w:before="0"/>
               <w:jc w:val="left"/>
             </w:pPr>
@@ -22095,7 +22560,7 @@
             <w:pPr>
               <w:spacing w:after="20" w:before="0"/>
             </w:pPr>
-            <w:hyperlink w:history="1" r:id="rIdhauehs4gk1udyivrapcce">
+            <w:hyperlink w:history="1" r:id="rId8vsw1mxpuwolnwuwnmxhu">
               <w:r>
                 <w:rPr>
                   <w:rFonts w:ascii="Arial" w:cs="Arial" w:eastAsia="Arial" w:hAnsi="Arial"/>
@@ -22128,7 +22593,7 @@
               <w:spacing w:after="10" w:before="0"/>
               <w:ind w:left="120"/>
             </w:pPr>
-            <w:hyperlink w:history="1" r:id="rIdcqzqiwxcwhv-abdtemuup">
+            <w:hyperlink w:history="1" r:id="rIdeugqswrn_g1htbzfc7f-a">
               <w:r>
                 <w:rPr>
                   <w:rFonts w:ascii="Arial" w:cs="Arial" w:eastAsia="Arial" w:hAnsi="Arial"/>
@@ -22173,7 +22638,7 @@
             <w:pPr>
               <w:spacing w:after="20" w:before="0"/>
             </w:pPr>
-            <w:hyperlink w:history="1" r:id="rId2cpchqa95gfkrbz8l_aid">
+            <w:hyperlink w:history="1" r:id="rIdxki7tta8fyx9mfzbbcwf2">
               <w:r>
                 <w:rPr>
                   <w:rFonts w:ascii="Arial" w:cs="Arial" w:eastAsia="Arial" w:hAnsi="Arial"/>
@@ -22206,7 +22671,7 @@
               <w:spacing w:after="10" w:before="0"/>
               <w:ind w:left="120"/>
             </w:pPr>
-            <w:hyperlink w:history="1" r:id="rIdzsc649-l1pftfl1xgi5xq">
+            <w:hyperlink w:history="1" r:id="rIdfwuhw0flg44t0jmuikf18">
               <w:r>
                 <w:rPr>
                   <w:rFonts w:ascii="Arial" w:cs="Arial" w:eastAsia="Arial" w:hAnsi="Arial"/>
@@ -22234,6 +22699,7 @@
           </w:tcPr>
           <w:p>
             <w:pPr>
+              <w:keepNext w:val="false"/>
               <w:spacing w:after="40" w:before="0"/>
               <w:jc w:val="left"/>
             </w:pPr>
@@ -22266,6 +22732,7 @@
           </w:tcPr>
           <w:p>
             <w:pPr>
+              <w:keepNext w:val="false"/>
               <w:spacing w:after="40" w:before="0"/>
               <w:jc w:val="left"/>
             </w:pPr>
@@ -22298,6 +22765,7 @@
           </w:tcPr>
           <w:p>
             <w:pPr>
+              <w:keepNext w:val="false"/>
               <w:spacing w:after="40" w:before="0"/>
               <w:jc w:val="left"/>
             </w:pPr>
@@ -22330,6 +22798,7 @@
           </w:tcPr>
           <w:p>
             <w:pPr>
+              <w:keepNext w:val="false"/>
               <w:spacing w:after="40" w:before="0"/>
               <w:jc w:val="left"/>
             </w:pPr>
@@ -22364,6 +22833,7 @@
           </w:tcPr>
           <w:p>
             <w:pPr>
+              <w:keepNext w:val="false"/>
               <w:spacing w:after="40" w:before="0"/>
               <w:jc w:val="left"/>
             </w:pPr>
@@ -22401,7 +22871,7 @@
             <w:pPr>
               <w:spacing w:after="20" w:before="0"/>
             </w:pPr>
-            <w:hyperlink w:history="1" r:id="rIds9tfr9tnwd6k5snc6hj5m">
+            <w:hyperlink w:history="1" r:id="rIdz3nqsvkthc0tag62eunsy">
               <w:r>
                 <w:rPr>
                   <w:rFonts w:ascii="Arial" w:cs="Arial" w:eastAsia="Arial" w:hAnsi="Arial"/>
@@ -22450,7 +22920,7 @@
               <w:spacing w:after="10" w:before="0"/>
               <w:ind w:left="120"/>
             </w:pPr>
-            <w:hyperlink w:history="1" r:id="rIdn0gjmo5asi_9uvzwi71ug">
+            <w:hyperlink w:history="1" r:id="rId_9guppvsa5og9bth47fyq">
               <w:r>
                 <w:rPr>
                   <w:rFonts w:ascii="Arial" w:cs="Arial" w:eastAsia="Arial" w:hAnsi="Arial"/>
@@ -22495,7 +22965,7 @@
             <w:pPr>
               <w:spacing w:after="20" w:before="0"/>
             </w:pPr>
-            <w:hyperlink w:history="1" r:id="rIdw6qyznkfs2ihiaokklqwg">
+            <w:hyperlink w:history="1" r:id="rIdnwih23l44mtoxbhrlw_4y">
               <w:r>
                 <w:rPr>
                   <w:rFonts w:ascii="Arial" w:cs="Arial" w:eastAsia="Arial" w:hAnsi="Arial"/>
@@ -22528,7 +22998,7 @@
               <w:spacing w:after="10" w:before="0"/>
               <w:ind w:left="120"/>
             </w:pPr>
-            <w:hyperlink w:history="1" r:id="rIddvih4yemubjnrnim65lbr">
+            <w:hyperlink w:history="1" r:id="rIdhdxhhhtirgbufvnrkhbkh">
               <w:r>
                 <w:rPr>
                   <w:rFonts w:ascii="Arial" w:cs="Arial" w:eastAsia="Arial" w:hAnsi="Arial"/>
@@ -22556,6 +23026,7 @@
           </w:tcPr>
           <w:p>
             <w:pPr>
+              <w:keepNext w:val="false"/>
               <w:spacing w:after="40" w:before="0"/>
               <w:jc w:val="left"/>
             </w:pPr>
@@ -22588,6 +23059,7 @@
           </w:tcPr>
           <w:p>
             <w:pPr>
+              <w:keepNext w:val="false"/>
               <w:spacing w:after="40" w:before="0"/>
               <w:jc w:val="left"/>
             </w:pPr>
@@ -22620,6 +23092,7 @@
           </w:tcPr>
           <w:p>
             <w:pPr>
+              <w:keepNext w:val="false"/>
               <w:spacing w:after="40" w:before="0"/>
               <w:jc w:val="left"/>
             </w:pPr>
@@ -22652,6 +23125,7 @@
           </w:tcPr>
           <w:p>
             <w:pPr>
+              <w:keepNext w:val="false"/>
               <w:spacing w:after="40" w:before="0"/>
               <w:jc w:val="left"/>
             </w:pPr>
@@ -22711,6 +23185,7 @@
           </w:tcPr>
           <w:p>
             <w:pPr>
+              <w:keepNext w:val="false"/>
               <w:spacing w:after="40" w:before="0"/>
               <w:jc w:val="center"/>
             </w:pPr>
@@ -22745,6 +23220,7 @@
           </w:tcPr>
           <w:p>
             <w:pPr>
+              <w:keepNext w:val="false"/>
               <w:spacing w:after="40" w:before="0"/>
               <w:jc w:val="left"/>
             </w:pPr>
@@ -22806,6 +23282,7 @@
           </w:tcPr>
           <w:p>
             <w:pPr>
+              <w:keepNext w:val="false"/>
               <w:spacing w:after="40" w:before="0"/>
               <w:jc w:val="center"/>
             </w:pPr>
@@ -22840,6 +23317,7 @@
           </w:tcPr>
           <w:p>
             <w:pPr>
+              <w:keepNext w:val="false"/>
               <w:spacing w:after="40" w:before="0"/>
               <w:jc w:val="left"/>
             </w:pPr>
@@ -22872,6 +23350,7 @@
           </w:tcPr>
           <w:p>
             <w:pPr>
+              <w:keepNext w:val="false"/>
               <w:spacing w:after="40" w:before="0"/>
               <w:jc w:val="left"/>
             </w:pPr>
@@ -22906,6 +23385,7 @@
           </w:tcPr>
           <w:p>
             <w:pPr>
+              <w:keepNext w:val="false"/>
               <w:spacing w:after="40" w:before="0"/>
               <w:jc w:val="left"/>
             </w:pPr>
@@ -22938,6 +23418,7 @@
           </w:tcPr>
           <w:p>
             <w:pPr>
+              <w:keepNext w:val="false"/>
               <w:spacing w:after="40" w:before="0"/>
               <w:jc w:val="left"/>
             </w:pPr>
@@ -22972,6 +23453,7 @@
           </w:tcPr>
           <w:p>
             <w:pPr>
+              <w:keepNext w:val="false"/>
               <w:spacing w:after="40" w:before="0"/>
               <w:jc w:val="left"/>
             </w:pPr>
@@ -23004,6 +23486,7 @@
           </w:tcPr>
           <w:p>
             <w:pPr>
+              <w:keepNext w:val="false"/>
               <w:spacing w:after="40" w:before="0"/>
               <w:jc w:val="left"/>
             </w:pPr>
@@ -23040,7 +23523,7 @@
         </w:rPr>
         <w:t xml:space="preserve">© 2026 SeaVuria and ARES. Aligned with KICD objectives. Developed by SeaVuria; technical implementation by ARES (with AI assistance from Claude). Licensed under </w:t>
       </w:r>
-      <w:hyperlink w:history="1" r:id="rIduervvyxhfy5ciwk6ylyht">
+      <w:hyperlink w:history="1" r:id="rIdjeiwhkgzvxdiyg3iikewb">
         <w:r>
           <w:rPr>
             <w:rFonts w:ascii="Arial" w:cs="Arial" w:eastAsia="Arial" w:hAnsi="Arial"/>
@@ -23061,7 +23544,7 @@
         </w:rPr>
         <w:t xml:space="preserve"> (</w:t>
       </w:r>
-      <w:hyperlink w:history="1" r:id="rIdoonsp0xuvfzhf7lmln9kg">
+      <w:hyperlink w:history="1" r:id="rIdtlytkeixbt58_hhhhb6fr">
         <w:r>
           <w:rPr>
             <w:rFonts w:ascii="Arial" w:cs="Arial" w:eastAsia="Arial" w:hAnsi="Arial"/>
@@ -23121,6 +23604,7 @@
           </w:tcPr>
           <w:p>
             <w:pPr>
+              <w:keepNext w:val="false"/>
               <w:spacing w:after="40" w:before="0"/>
               <w:jc w:val="center"/>
             </w:pPr>
@@ -23156,6 +23640,7 @@
           </w:tcPr>
           <w:p>
             <w:pPr>
+              <w:keepNext w:val="false"/>
               <w:spacing w:after="40" w:before="0"/>
               <w:jc w:val="center"/>
             </w:pPr>
@@ -23190,6 +23675,7 @@
           </w:tcPr>
           <w:p>
             <w:pPr>
+              <w:keepNext w:val="false"/>
               <w:spacing w:after="40" w:before="0"/>
               <w:jc w:val="left"/>
             </w:pPr>
@@ -23222,6 +23708,7 @@
           </w:tcPr>
           <w:p>
             <w:pPr>
+              <w:keepNext w:val="false"/>
               <w:spacing w:after="40" w:before="0"/>
               <w:jc w:val="left"/>
             </w:pPr>
@@ -23256,6 +23743,7 @@
           </w:tcPr>
           <w:p>
             <w:pPr>
+              <w:keepNext w:val="false"/>
               <w:spacing w:after="40" w:before="0"/>
               <w:jc w:val="left"/>
             </w:pPr>
@@ -23288,6 +23776,7 @@
           </w:tcPr>
           <w:p>
             <w:pPr>
+              <w:keepNext w:val="false"/>
               <w:spacing w:after="40" w:before="0"/>
               <w:jc w:val="left"/>
             </w:pPr>
@@ -23322,6 +23811,7 @@
           </w:tcPr>
           <w:p>
             <w:pPr>
+              <w:keepNext w:val="false"/>
               <w:spacing w:after="40" w:before="0"/>
               <w:jc w:val="left"/>
             </w:pPr>
@@ -23354,6 +23844,7 @@
           </w:tcPr>
           <w:p>
             <w:pPr>
+              <w:keepNext w:val="false"/>
               <w:spacing w:after="40" w:before="0"/>
               <w:jc w:val="left"/>
             </w:pPr>
@@ -23388,6 +23879,7 @@
           </w:tcPr>
           <w:p>
             <w:pPr>
+              <w:keepNext w:val="false"/>
               <w:spacing w:after="40" w:before="0"/>
               <w:jc w:val="left"/>
             </w:pPr>
@@ -23420,6 +23912,7 @@
           </w:tcPr>
           <w:p>
             <w:pPr>
+              <w:keepNext w:val="false"/>
               <w:spacing w:after="40" w:before="0"/>
               <w:jc w:val="left"/>
             </w:pPr>
@@ -23454,6 +23947,7 @@
           </w:tcPr>
           <w:p>
             <w:pPr>
+              <w:keepNext w:val="false"/>
               <w:spacing w:after="40" w:before="0"/>
               <w:jc w:val="left"/>
             </w:pPr>
@@ -23486,6 +23980,7 @@
           </w:tcPr>
           <w:p>
             <w:pPr>
+              <w:keepNext w:val="false"/>
               <w:spacing w:after="40" w:before="0"/>
               <w:jc w:val="left"/>
             </w:pPr>
@@ -23520,6 +24015,7 @@
           </w:tcPr>
           <w:p>
             <w:pPr>
+              <w:keepNext w:val="false"/>
               <w:spacing w:after="40" w:before="0"/>
               <w:jc w:val="left"/>
             </w:pPr>
@@ -23552,6 +24048,7 @@
           </w:tcPr>
           <w:p>
             <w:pPr>
+              <w:keepNext w:val="false"/>
               <w:spacing w:after="40" w:before="0"/>
               <w:jc w:val="left"/>
             </w:pPr>
@@ -23586,6 +24083,7 @@
           </w:tcPr>
           <w:p>
             <w:pPr>
+              <w:keepNext w:val="false"/>
               <w:spacing w:after="40" w:before="0"/>
               <w:jc w:val="left"/>
             </w:pPr>
@@ -23618,6 +24116,7 @@
           </w:tcPr>
           <w:p>
             <w:pPr>
+              <w:keepNext w:val="false"/>
               <w:spacing w:after="40" w:before="0"/>
               <w:jc w:val="left"/>
             </w:pPr>
@@ -23652,6 +24151,7 @@
           </w:tcPr>
           <w:p>
             <w:pPr>
+              <w:keepNext w:val="false"/>
               <w:spacing w:after="40" w:before="0"/>
               <w:jc w:val="left"/>
             </w:pPr>
@@ -23684,6 +24184,7 @@
           </w:tcPr>
           <w:p>
             <w:pPr>
+              <w:keepNext w:val="false"/>
               <w:spacing w:after="40" w:before="0"/>
               <w:jc w:val="left"/>
             </w:pPr>
@@ -23743,6 +24244,7 @@
           </w:tcPr>
           <w:p>
             <w:pPr>
+              <w:keepNext w:val="false"/>
               <w:spacing w:after="40" w:before="0"/>
               <w:jc w:val="center"/>
             </w:pPr>
@@ -23777,6 +24279,7 @@
           </w:tcPr>
           <w:p>
             <w:pPr>
+              <w:keepNext w:val="false"/>
               <w:spacing w:after="40" w:before="0"/>
               <w:jc w:val="left"/>
             </w:pPr>
@@ -23841,6 +24344,7 @@
           </w:tcPr>
           <w:p>
             <w:pPr>
+              <w:keepNext w:val="false"/>
               <w:spacing w:after="40" w:before="0"/>
               <w:jc w:val="center"/>
             </w:pPr>
@@ -23875,6 +24379,7 @@
           </w:tcPr>
           <w:p>
             <w:pPr>
+              <w:keepNext w:val="false"/>
               <w:spacing w:after="40" w:before="0"/>
               <w:jc w:val="left"/>
             </w:pPr>
@@ -23907,6 +24412,7 @@
           </w:tcPr>
           <w:p>
             <w:pPr>
+              <w:keepNext w:val="false"/>
               <w:spacing w:after="40" w:before="0"/>
               <w:jc w:val="left"/>
             </w:pPr>
@@ -23939,6 +24445,7 @@
           </w:tcPr>
           <w:p>
             <w:pPr>
+              <w:keepNext w:val="false"/>
               <w:spacing w:after="40" w:before="0"/>
               <w:jc w:val="left"/>
             </w:pPr>
@@ -23971,6 +24478,7 @@
           </w:tcPr>
           <w:p>
             <w:pPr>
+              <w:keepNext w:val="false"/>
               <w:spacing w:after="40" w:before="0"/>
               <w:jc w:val="left"/>
             </w:pPr>
@@ -24003,6 +24511,7 @@
           </w:tcPr>
           <w:p>
             <w:pPr>
+              <w:keepNext w:val="false"/>
               <w:spacing w:after="40" w:before="0"/>
               <w:jc w:val="left"/>
             </w:pPr>
@@ -24037,6 +24546,7 @@
           </w:tcPr>
           <w:p>
             <w:pPr>
+              <w:keepNext w:val="false"/>
               <w:spacing w:after="40" w:before="0"/>
               <w:jc w:val="left"/>
             </w:pPr>
@@ -24074,7 +24584,7 @@
             <w:pPr>
               <w:spacing w:after="20" w:before="0"/>
             </w:pPr>
-            <w:hyperlink w:history="1" r:id="rIdx0hh1oq6rhya8-thbrmew">
+            <w:hyperlink w:history="1" r:id="rIdmjsdsqyabsbhccgveaqyy">
               <w:r>
                 <w:rPr>
                   <w:rFonts w:ascii="Arial" w:cs="Arial" w:eastAsia="Arial" w:hAnsi="Arial"/>
@@ -24107,7 +24617,7 @@
               <w:spacing w:after="10" w:before="0"/>
               <w:ind w:left="120"/>
             </w:pPr>
-            <w:hyperlink w:history="1" r:id="rIdbmhxb_oxbkygcttjt6u6q">
+            <w:hyperlink w:history="1" r:id="rId4okrzpfgda35372yjkdrn">
               <w:r>
                 <w:rPr>
                   <w:rFonts w:ascii="Arial" w:cs="Arial" w:eastAsia="Arial" w:hAnsi="Arial"/>
@@ -24152,7 +24662,7 @@
             <w:pPr>
               <w:spacing w:after="20" w:before="0"/>
             </w:pPr>
-            <w:hyperlink w:history="1" r:id="rIdv_htly4ejwzyv59ffkx39">
+            <w:hyperlink w:history="1" r:id="rIdjy0xpmhghoabecrbo4qup">
               <w:r>
                 <w:rPr>
                   <w:rFonts w:ascii="Arial" w:cs="Arial" w:eastAsia="Arial" w:hAnsi="Arial"/>
@@ -24185,7 +24695,7 @@
               <w:spacing w:after="10" w:before="0"/>
               <w:ind w:left="120"/>
             </w:pPr>
-            <w:hyperlink w:history="1" r:id="rIdfw2vtnyg1-di_aotb0v3f">
+            <w:hyperlink w:history="1" r:id="rIde4ekolp4jpkwqnxyzw60y">
               <w:r>
                 <w:rPr>
                   <w:rFonts w:ascii="Arial" w:cs="Arial" w:eastAsia="Arial" w:hAnsi="Arial"/>
@@ -24213,6 +24723,7 @@
           </w:tcPr>
           <w:p>
             <w:pPr>
+              <w:keepNext w:val="false"/>
               <w:spacing w:after="40" w:before="0"/>
               <w:jc w:val="left"/>
             </w:pPr>
@@ -24245,6 +24756,7 @@
           </w:tcPr>
           <w:p>
             <w:pPr>
+              <w:keepNext w:val="false"/>
               <w:spacing w:after="40" w:before="0"/>
               <w:jc w:val="left"/>
             </w:pPr>
@@ -24277,6 +24789,7 @@
           </w:tcPr>
           <w:p>
             <w:pPr>
+              <w:keepNext w:val="false"/>
               <w:spacing w:after="40" w:before="0"/>
               <w:jc w:val="left"/>
             </w:pPr>
@@ -24309,6 +24822,7 @@
           </w:tcPr>
           <w:p>
             <w:pPr>
+              <w:keepNext w:val="false"/>
               <w:spacing w:after="40" w:before="0"/>
               <w:jc w:val="left"/>
             </w:pPr>
@@ -24343,6 +24857,7 @@
           </w:tcPr>
           <w:p>
             <w:pPr>
+              <w:keepNext w:val="false"/>
               <w:spacing w:after="40" w:before="0"/>
               <w:jc w:val="left"/>
             </w:pPr>
@@ -24380,7 +24895,7 @@
             <w:pPr>
               <w:spacing w:after="20" w:before="0"/>
             </w:pPr>
-            <w:hyperlink w:history="1" r:id="rIdsm67jhtdri-vy31vyuleq">
+            <w:hyperlink w:history="1" r:id="rIdcbss3yxapqfduizvlaarn">
               <w:r>
                 <w:rPr>
                   <w:rFonts w:ascii="Arial" w:cs="Arial" w:eastAsia="Arial" w:hAnsi="Arial"/>
@@ -24413,7 +24928,7 @@
               <w:spacing w:after="10" w:before="0"/>
               <w:ind w:left="120"/>
             </w:pPr>
-            <w:hyperlink w:history="1" r:id="rIdysfaxnga3qjam705e8ohf">
+            <w:hyperlink w:history="1" r:id="rIdu6its7q0pssyap35j3yqz">
               <w:r>
                 <w:rPr>
                   <w:rFonts w:ascii="Arial" w:cs="Arial" w:eastAsia="Arial" w:hAnsi="Arial"/>
@@ -24458,7 +24973,7 @@
             <w:pPr>
               <w:spacing w:after="20" w:before="0"/>
             </w:pPr>
-            <w:hyperlink w:history="1" r:id="rIdaxsez_qhjsjjmtsaff5zq">
+            <w:hyperlink w:history="1" r:id="rId-sxa22_vuzwseeyi5c4_y">
               <w:r>
                 <w:rPr>
                   <w:rFonts w:ascii="Arial" w:cs="Arial" w:eastAsia="Arial" w:hAnsi="Arial"/>
@@ -24491,7 +25006,7 @@
               <w:spacing w:after="10" w:before="0"/>
               <w:ind w:left="120"/>
             </w:pPr>
-            <w:hyperlink w:history="1" r:id="rId83auvxeto3_yrk2gnczrl">
+            <w:hyperlink w:history="1" r:id="rIdvfm-5c76h8lturcnh6ybc">
               <w:r>
                 <w:rPr>
                   <w:rFonts w:ascii="Arial" w:cs="Arial" w:eastAsia="Arial" w:hAnsi="Arial"/>
@@ -24519,6 +25034,7 @@
           </w:tcPr>
           <w:p>
             <w:pPr>
+              <w:keepNext w:val="false"/>
               <w:spacing w:after="40" w:before="0"/>
               <w:jc w:val="left"/>
             </w:pPr>
@@ -24551,6 +25067,7 @@
           </w:tcPr>
           <w:p>
             <w:pPr>
+              <w:keepNext w:val="false"/>
               <w:spacing w:after="40" w:before="0"/>
               <w:jc w:val="left"/>
             </w:pPr>
@@ -24583,6 +25100,7 @@
           </w:tcPr>
           <w:p>
             <w:pPr>
+              <w:keepNext w:val="false"/>
               <w:spacing w:after="40" w:before="0"/>
               <w:jc w:val="left"/>
             </w:pPr>
@@ -24615,6 +25133,7 @@
           </w:tcPr>
           <w:p>
             <w:pPr>
+              <w:keepNext w:val="false"/>
               <w:spacing w:after="40" w:before="0"/>
               <w:jc w:val="left"/>
             </w:pPr>
@@ -24649,6 +25168,7 @@
           </w:tcPr>
           <w:p>
             <w:pPr>
+              <w:keepNext w:val="false"/>
               <w:spacing w:after="40" w:before="0"/>
               <w:jc w:val="left"/>
             </w:pPr>
@@ -24686,7 +25206,7 @@
             <w:pPr>
               <w:spacing w:after="20" w:before="0"/>
             </w:pPr>
-            <w:hyperlink w:history="1" r:id="rIdpxeu4hzavdyvizoxrcujq">
+            <w:hyperlink w:history="1" r:id="rIdfaoinnstngjfbmyjsefya">
               <w:r>
                 <w:rPr>
                   <w:rFonts w:ascii="Arial" w:cs="Arial" w:eastAsia="Arial" w:hAnsi="Arial"/>
@@ -24719,7 +25239,7 @@
               <w:spacing w:after="10" w:before="0"/>
               <w:ind w:left="120"/>
             </w:pPr>
-            <w:hyperlink w:history="1" r:id="rId9yc82so2dkx5_k4l4rnpw">
+            <w:hyperlink w:history="1" r:id="rId67vwscqkvz375s7byes8z">
               <w:r>
                 <w:rPr>
                   <w:rFonts w:ascii="Arial" w:cs="Arial" w:eastAsia="Arial" w:hAnsi="Arial"/>
@@ -24764,7 +25284,7 @@
             <w:pPr>
               <w:spacing w:after="20" w:before="0"/>
             </w:pPr>
-            <w:hyperlink w:history="1" r:id="rIdm35fdkyisdk0vfsl1xdml">
+            <w:hyperlink w:history="1" r:id="rIdreav8jltf6cjzeei2dotc">
               <w:r>
                 <w:rPr>
                   <w:rFonts w:ascii="Arial" w:cs="Arial" w:eastAsia="Arial" w:hAnsi="Arial"/>
@@ -24797,7 +25317,7 @@
               <w:spacing w:after="10" w:before="0"/>
               <w:ind w:left="120"/>
             </w:pPr>
-            <w:hyperlink w:history="1" r:id="rIdfibefolopqsyuke5fnidr">
+            <w:hyperlink w:history="1" r:id="rIdkupxd5qafa_zjtli_en8d">
               <w:r>
                 <w:rPr>
                   <w:rFonts w:ascii="Arial" w:cs="Arial" w:eastAsia="Arial" w:hAnsi="Arial"/>
@@ -24825,6 +25345,7 @@
           </w:tcPr>
           <w:p>
             <w:pPr>
+              <w:keepNext w:val="false"/>
               <w:spacing w:after="40" w:before="0"/>
               <w:jc w:val="left"/>
             </w:pPr>
@@ -24857,6 +25378,7 @@
           </w:tcPr>
           <w:p>
             <w:pPr>
+              <w:keepNext w:val="false"/>
               <w:spacing w:after="40" w:before="0"/>
               <w:jc w:val="left"/>
             </w:pPr>
@@ -24889,6 +25411,7 @@
           </w:tcPr>
           <w:p>
             <w:pPr>
+              <w:keepNext w:val="false"/>
               <w:spacing w:after="40" w:before="0"/>
               <w:jc w:val="left"/>
             </w:pPr>
@@ -24921,6 +25444,7 @@
           </w:tcPr>
           <w:p>
             <w:pPr>
+              <w:keepNext w:val="false"/>
               <w:spacing w:after="40" w:before="0"/>
               <w:jc w:val="left"/>
             </w:pPr>
@@ -24955,6 +25479,7 @@
           </w:tcPr>
           <w:p>
             <w:pPr>
+              <w:keepNext w:val="false"/>
               <w:spacing w:after="40" w:before="0"/>
               <w:jc w:val="left"/>
             </w:pPr>
@@ -24992,7 +25517,7 @@
             <w:pPr>
               <w:spacing w:after="20" w:before="0"/>
             </w:pPr>
-            <w:hyperlink w:history="1" r:id="rIdw9qposhow7lmecxpdtysu">
+            <w:hyperlink w:history="1" r:id="rIdq1gxabnnt6mc_ppyoptlq">
               <w:r>
                 <w:rPr>
                   <w:rFonts w:ascii="Arial" w:cs="Arial" w:eastAsia="Arial" w:hAnsi="Arial"/>
@@ -25025,7 +25550,7 @@
               <w:spacing w:after="10" w:before="0"/>
               <w:ind w:left="120"/>
             </w:pPr>
-            <w:hyperlink w:history="1" r:id="rIdrgeihbtt9vyuh34zu5xeb">
+            <w:hyperlink w:history="1" r:id="rIdmkkvvxokj-c-4nlug_t4b">
               <w:r>
                 <w:rPr>
                   <w:rFonts w:ascii="Arial" w:cs="Arial" w:eastAsia="Arial" w:hAnsi="Arial"/>
@@ -25070,7 +25595,7 @@
             <w:pPr>
               <w:spacing w:after="20" w:before="0"/>
             </w:pPr>
-            <w:hyperlink w:history="1" r:id="rIdlpsgduwru8g0hhfrnqovs">
+            <w:hyperlink w:history="1" r:id="rId3szpxy17bk3bzmalbitgq">
               <w:r>
                 <w:rPr>
                   <w:rFonts w:ascii="Arial" w:cs="Arial" w:eastAsia="Arial" w:hAnsi="Arial"/>
@@ -25103,7 +25628,7 @@
               <w:spacing w:after="10" w:before="0"/>
               <w:ind w:left="120"/>
             </w:pPr>
-            <w:hyperlink w:history="1" r:id="rIdz4svcqe5apm-dkkhaxaya">
+            <w:hyperlink w:history="1" r:id="rIdaf5klkjzxgidji_wzhi3z">
               <w:r>
                 <w:rPr>
                   <w:rFonts w:ascii="Arial" w:cs="Arial" w:eastAsia="Arial" w:hAnsi="Arial"/>
@@ -25131,6 +25656,7 @@
           </w:tcPr>
           <w:p>
             <w:pPr>
+              <w:keepNext w:val="false"/>
               <w:spacing w:after="40" w:before="0"/>
               <w:jc w:val="left"/>
             </w:pPr>
@@ -25163,6 +25689,7 @@
           </w:tcPr>
           <w:p>
             <w:pPr>
+              <w:keepNext w:val="false"/>
               <w:spacing w:after="40" w:before="0"/>
               <w:jc w:val="left"/>
             </w:pPr>
@@ -25195,6 +25722,7 @@
           </w:tcPr>
           <w:p>
             <w:pPr>
+              <w:keepNext w:val="false"/>
               <w:spacing w:after="40" w:before="0"/>
               <w:jc w:val="left"/>
             </w:pPr>
@@ -25227,6 +25755,7 @@
           </w:tcPr>
           <w:p>
             <w:pPr>
+              <w:keepNext w:val="false"/>
               <w:spacing w:after="40" w:before="0"/>
               <w:jc w:val="left"/>
             </w:pPr>
@@ -25261,6 +25790,7 @@
           </w:tcPr>
           <w:p>
             <w:pPr>
+              <w:keepNext w:val="false"/>
               <w:spacing w:after="40" w:before="0"/>
               <w:jc w:val="left"/>
             </w:pPr>
@@ -25298,7 +25828,7 @@
             <w:pPr>
               <w:spacing w:after="20" w:before="0"/>
             </w:pPr>
-            <w:hyperlink w:history="1" r:id="rIdxbysjemjfnsoumgqlac24">
+            <w:hyperlink w:history="1" r:id="rIdqfq_xujwbfebvx9kttjxg">
               <w:r>
                 <w:rPr>
                   <w:rFonts w:ascii="Arial" w:cs="Arial" w:eastAsia="Arial" w:hAnsi="Arial"/>
@@ -25347,7 +25877,7 @@
               <w:spacing w:after="10" w:before="0"/>
               <w:ind w:left="120"/>
             </w:pPr>
-            <w:hyperlink w:history="1" r:id="rId5ndsmoiva41vs5ianzxg_">
+            <w:hyperlink w:history="1" r:id="rId651aanu-1b1zjc4fjdeyz">
               <w:r>
                 <w:rPr>
                   <w:rFonts w:ascii="Arial" w:cs="Arial" w:eastAsia="Arial" w:hAnsi="Arial"/>
@@ -25392,7 +25922,7 @@
             <w:pPr>
               <w:spacing w:after="20" w:before="0"/>
             </w:pPr>
-            <w:hyperlink w:history="1" r:id="rIdqzaqvua6dsp1pbqcguvkt">
+            <w:hyperlink w:history="1" r:id="rIdr2l0jt2djq0znnbkk6br0">
               <w:r>
                 <w:rPr>
                   <w:rFonts w:ascii="Arial" w:cs="Arial" w:eastAsia="Arial" w:hAnsi="Arial"/>
@@ -25425,7 +25955,7 @@
               <w:spacing w:after="10" w:before="0"/>
               <w:ind w:left="120"/>
             </w:pPr>
-            <w:hyperlink w:history="1" r:id="rIdmdoglqbsh6ca98doxq-hy">
+            <w:hyperlink w:history="1" r:id="rIdux6syjn0lxnkvqb1uxz4j">
               <w:r>
                 <w:rPr>
                   <w:rFonts w:ascii="Arial" w:cs="Arial" w:eastAsia="Arial" w:hAnsi="Arial"/>
@@ -25453,6 +25983,7 @@
           </w:tcPr>
           <w:p>
             <w:pPr>
+              <w:keepNext w:val="false"/>
               <w:spacing w:after="40" w:before="0"/>
               <w:jc w:val="left"/>
             </w:pPr>
@@ -25485,6 +26016,7 @@
           </w:tcPr>
           <w:p>
             <w:pPr>
+              <w:keepNext w:val="false"/>
               <w:spacing w:after="40" w:before="0"/>
               <w:jc w:val="left"/>
             </w:pPr>
@@ -25517,6 +26049,7 @@
           </w:tcPr>
           <w:p>
             <w:pPr>
+              <w:keepNext w:val="false"/>
               <w:spacing w:after="40" w:before="0"/>
               <w:jc w:val="left"/>
             </w:pPr>
@@ -25549,6 +26082,7 @@
           </w:tcPr>
           <w:p>
             <w:pPr>
+              <w:keepNext w:val="false"/>
               <w:spacing w:after="40" w:before="0"/>
               <w:jc w:val="left"/>
             </w:pPr>
@@ -25608,6 +26142,7 @@
           </w:tcPr>
           <w:p>
             <w:pPr>
+              <w:keepNext w:val="false"/>
               <w:spacing w:after="40" w:before="0"/>
               <w:jc w:val="center"/>
             </w:pPr>
@@ -25642,6 +26177,7 @@
           </w:tcPr>
           <w:p>
             <w:pPr>
+              <w:keepNext w:val="false"/>
               <w:spacing w:after="40" w:before="0"/>
               <w:jc w:val="left"/>
             </w:pPr>
@@ -25661,6 +26197,7 @@
           </w:p>
           <w:p>
             <w:pPr>
+              <w:keepNext w:val="false"/>
               <w:spacing w:after="40" w:before="0"/>
               <w:jc w:val="left"/>
             </w:pPr>
@@ -25680,6 +26217,7 @@
           </w:p>
           <w:p>
             <w:pPr>
+              <w:keepNext w:val="false"/>
               <w:spacing w:after="40" w:before="0"/>
               <w:jc w:val="left"/>
             </w:pPr>
@@ -25699,6 +26237,7 @@
           </w:p>
           <w:p>
             <w:pPr>
+              <w:keepNext w:val="false"/>
               <w:spacing w:after="40" w:before="0"/>
               <w:jc w:val="left"/>
             </w:pPr>
@@ -25718,6 +26257,7 @@
           </w:p>
           <w:p>
             <w:pPr>
+              <w:keepNext w:val="false"/>
               <w:spacing w:after="40" w:before="0"/>
               <w:jc w:val="left"/>
             </w:pPr>
@@ -25737,6 +26277,7 @@
           </w:p>
           <w:p>
             <w:pPr>
+              <w:keepNext w:val="false"/>
               <w:spacing w:after="40" w:before="0"/>
               <w:jc w:val="left"/>
             </w:pPr>
@@ -25756,6 +26297,7 @@
           </w:p>
           <w:p>
             <w:pPr>
+              <w:keepNext w:val="false"/>
               <w:spacing w:after="40" w:before="0"/>
               <w:jc w:val="left"/>
             </w:pPr>
@@ -25775,6 +26317,7 @@
           </w:p>
           <w:p>
             <w:pPr>
+              <w:keepNext w:val="false"/>
               <w:spacing w:after="40" w:before="0"/>
               <w:jc w:val="left"/>
             </w:pPr>
@@ -25794,6 +26337,7 @@
           </w:p>
           <w:p>
             <w:pPr>
+              <w:keepNext w:val="false"/>
               <w:spacing w:after="40" w:before="0"/>
               <w:jc w:val="left"/>
             </w:pPr>
@@ -25813,6 +26357,7 @@
           </w:p>
           <w:p>
             <w:pPr>
+              <w:keepNext w:val="false"/>
               <w:spacing w:after="40" w:before="0"/>
               <w:jc w:val="left"/>
             </w:pPr>
@@ -25832,6 +26377,7 @@
           </w:p>
           <w:p>
             <w:pPr>
+              <w:keepNext w:val="false"/>
               <w:spacing w:after="40" w:before="0"/>
               <w:jc w:val="left"/>
             </w:pPr>
@@ -25893,6 +26439,7 @@
           </w:tcPr>
           <w:p>
             <w:pPr>
+              <w:keepNext w:val="false"/>
               <w:spacing w:after="40" w:before="0"/>
               <w:jc w:val="center"/>
             </w:pPr>
@@ -25927,6 +26474,7 @@
           </w:tcPr>
           <w:p>
             <w:pPr>
+              <w:keepNext w:val="false"/>
               <w:spacing w:after="40" w:before="0"/>
               <w:jc w:val="left"/>
             </w:pPr>
@@ -25959,6 +26507,7 @@
           </w:tcPr>
           <w:p>
             <w:pPr>
+              <w:keepNext w:val="false"/>
               <w:spacing w:after="40" w:before="0"/>
               <w:jc w:val="left"/>
             </w:pPr>
@@ -25993,6 +26542,7 @@
           </w:tcPr>
           <w:p>
             <w:pPr>
+              <w:keepNext w:val="false"/>
               <w:spacing w:after="40" w:before="0"/>
               <w:jc w:val="left"/>
             </w:pPr>
@@ -26025,6 +26575,7 @@
           </w:tcPr>
           <w:p>
             <w:pPr>
+              <w:keepNext w:val="false"/>
               <w:spacing w:after="40" w:before="0"/>
               <w:jc w:val="left"/>
             </w:pPr>
@@ -26059,6 +26610,7 @@
           </w:tcPr>
           <w:p>
             <w:pPr>
+              <w:keepNext w:val="false"/>
               <w:spacing w:after="40" w:before="0"/>
               <w:jc w:val="left"/>
             </w:pPr>
@@ -26091,6 +26643,7 @@
           </w:tcPr>
           <w:p>
             <w:pPr>
+              <w:keepNext w:val="false"/>
               <w:spacing w:after="40" w:before="0"/>
               <w:jc w:val="left"/>
             </w:pPr>
@@ -26127,7 +26680,7 @@
         </w:rPr>
         <w:t xml:space="preserve">© 2026 SeaVuria and ARES. Aligned with KICD objectives. Developed by SeaVuria; technical implementation by ARES (with AI assistance from Claude). Licensed under </w:t>
       </w:r>
-      <w:hyperlink w:history="1" r:id="rId4xy8cumyzj5o6bkudciow">
+      <w:hyperlink w:history="1" r:id="rIdwtqmff0nb_b7l7nbso0ln">
         <w:r>
           <w:rPr>
             <w:rFonts w:ascii="Arial" w:cs="Arial" w:eastAsia="Arial" w:hAnsi="Arial"/>
@@ -26148,7 +26701,7 @@
         </w:rPr>
         <w:t xml:space="preserve"> (</w:t>
       </w:r>
-      <w:hyperlink w:history="1" r:id="rId1app3bjxkmmaa_jr9nltt">
+      <w:hyperlink w:history="1" r:id="rIdwe6xjrdmtkgiriigjoras">
         <w:r>
           <w:rPr>
             <w:rFonts w:ascii="Arial" w:cs="Arial" w:eastAsia="Arial" w:hAnsi="Arial"/>
@@ -26209,6 +26762,7 @@
           </w:tcPr>
           <w:p>
             <w:pPr>
+              <w:keepNext w:val="false"/>
               <w:spacing w:after="40" w:before="0"/>
               <w:jc w:val="center"/>
             </w:pPr>
@@ -26243,6 +26797,7 @@
           </w:tcPr>
           <w:p>
             <w:pPr>
+              <w:keepNext w:val="false"/>
               <w:spacing w:after="40" w:before="0"/>
               <w:jc w:val="left"/>
             </w:pPr>
@@ -26275,6 +26830,7 @@
           </w:tcPr>
           <w:p>
             <w:pPr>
+              <w:keepNext w:val="false"/>
               <w:spacing w:after="40" w:before="0"/>
               <w:jc w:val="left"/>
             </w:pPr>
@@ -26307,6 +26863,7 @@
           </w:tcPr>
           <w:p>
             <w:pPr>
+              <w:keepNext w:val="false"/>
               <w:spacing w:after="40" w:before="0"/>
               <w:jc w:val="left"/>
             </w:pPr>
@@ -26341,6 +26898,7 @@
           </w:tcPr>
           <w:p>
             <w:pPr>
+              <w:keepNext w:val="false"/>
               <w:spacing w:after="40" w:before="0"/>
               <w:jc w:val="left"/>
             </w:pPr>
@@ -26373,6 +26931,7 @@
           </w:tcPr>
           <w:p>
             <w:pPr>
+              <w:keepNext w:val="false"/>
               <w:spacing w:after="40" w:before="0"/>
               <w:jc w:val="left"/>
             </w:pPr>
@@ -26405,6 +26964,7 @@
           </w:tcPr>
           <w:p>
             <w:pPr>
+              <w:keepNext w:val="false"/>
               <w:spacing w:after="40" w:before="0"/>
               <w:jc w:val="left"/>
             </w:pPr>
@@ -26439,6 +26999,7 @@
           </w:tcPr>
           <w:p>
             <w:pPr>
+              <w:keepNext w:val="false"/>
               <w:spacing w:after="40" w:before="0"/>
               <w:jc w:val="left"/>
             </w:pPr>
@@ -26471,6 +27032,7 @@
           </w:tcPr>
           <w:p>
             <w:pPr>
+              <w:keepNext w:val="false"/>
               <w:spacing w:after="40" w:before="0"/>
               <w:jc w:val="left"/>
             </w:pPr>
@@ -26503,6 +27065,7 @@
           </w:tcPr>
           <w:p>
             <w:pPr>
+              <w:keepNext w:val="false"/>
               <w:spacing w:after="40" w:before="0"/>
               <w:jc w:val="left"/>
             </w:pPr>
@@ -26537,6 +27100,7 @@
           </w:tcPr>
           <w:p>
             <w:pPr>
+              <w:keepNext w:val="false"/>
               <w:spacing w:after="40" w:before="0"/>
               <w:jc w:val="left"/>
             </w:pPr>
@@ -26569,6 +27133,7 @@
           </w:tcPr>
           <w:p>
             <w:pPr>
+              <w:keepNext w:val="false"/>
               <w:spacing w:after="40" w:before="0"/>
               <w:jc w:val="left"/>
             </w:pPr>
@@ -26601,6 +27166,7 @@
           </w:tcPr>
           <w:p>
             <w:pPr>
+              <w:keepNext w:val="false"/>
               <w:spacing w:after="40" w:before="0"/>
               <w:jc w:val="left"/>
             </w:pPr>

--- a/data/outputs/v2/Essential_Mathematics/SS2.4_Area_of_Polygons/Essential_Mathematics_Area_of_Polygons_CBE_LessonSequence.docx
+++ b/data/outputs/v2/Essential_Mathematics/SS2.4_Area_of_Polygons/Essential_Mathematics_Area_of_Polygons_CBE_LessonSequence.docx
@@ -2238,7 +2238,7 @@
         </w:rPr>
         <w:t xml:space="preserve">© 2026 SeaVuria and ARES. This work is licensed under a </w:t>
       </w:r>
-      <w:hyperlink w:history="1" r:id="rIdku_zmh4i9dz-covxd72er">
+      <w:hyperlink w:history="1" r:id="rIdrlersli6nqzei07dj40fi">
         <w:r>
           <w:rPr>
             <w:rFonts w:ascii="Arial" w:cs="Arial" w:eastAsia="Arial" w:hAnsi="Arial"/>
@@ -2258,7 +2258,7 @@
         </w:rPr>
         <w:t xml:space="preserve"> (</w:t>
       </w:r>
-      <w:hyperlink w:history="1" r:id="rIdfog_do_ev5aeyimmjgdqu">
+      <w:hyperlink w:history="1" r:id="rIdgrl57-emcevqx_3r5tacx">
         <w:r>
           <w:rPr>
             <w:rFonts w:ascii="Arial" w:cs="Arial" w:eastAsia="Arial" w:hAnsi="Arial"/>
@@ -2278,7 +2278,7 @@
         </w:rPr>
         <w:t xml:space="preserve">). To view a copy of this license, visit </w:t>
       </w:r>
-      <w:hyperlink w:history="1" r:id="rIdbttpqs3ah8_y6ieyceoto">
+      <w:hyperlink w:history="1" r:id="rIdumlcmaclymeoo1zuwrqha">
         <w:r>
           <w:rPr>
             <w:rFonts w:ascii="Arial" w:cs="Arial" w:eastAsia="Arial" w:hAnsi="Arial"/>
@@ -3477,7 +3477,7 @@
             <w:pPr>
               <w:spacing w:after="20" w:before="0"/>
             </w:pPr>
-            <w:hyperlink w:history="1" r:id="rIdhzsh9z43m4ru0v9xfjc1g">
+            <w:hyperlink w:history="1" r:id="rIdtg4coyxwdqqakmiefc3nl">
               <w:r>
                 <w:rPr>
                   <w:rFonts w:ascii="Arial" w:cs="Arial" w:eastAsia="Arial" w:hAnsi="Arial"/>
@@ -3510,7 +3510,7 @@
               <w:spacing w:after="10" w:before="0"/>
               <w:ind w:left="120"/>
             </w:pPr>
-            <w:hyperlink w:history="1" r:id="rIdsmdx7jpzb4bwsy0upv0mk">
+            <w:hyperlink w:history="1" r:id="rIdt5mqc8roxs3ydyid4xb2v">
               <w:r>
                 <w:rPr>
                   <w:rFonts w:ascii="Arial" w:cs="Arial" w:eastAsia="Arial" w:hAnsi="Arial"/>
@@ -3555,7 +3555,7 @@
             <w:pPr>
               <w:spacing w:after="20" w:before="0"/>
             </w:pPr>
-            <w:hyperlink w:history="1" r:id="rIdbqlljmg7pnfixutuhpd16">
+            <w:hyperlink w:history="1" r:id="rId27cpdypc-ghut7v_ppbf7">
               <w:r>
                 <w:rPr>
                   <w:rFonts w:ascii="Arial" w:cs="Arial" w:eastAsia="Arial" w:hAnsi="Arial"/>
@@ -3588,7 +3588,7 @@
               <w:spacing w:after="10" w:before="0"/>
               <w:ind w:left="120"/>
             </w:pPr>
-            <w:hyperlink w:history="1" r:id="rIdu_kw25zhddpaw63ugkfmp">
+            <w:hyperlink w:history="1" r:id="rIdqlen_zxfpwgnwjnbydcel">
               <w:r>
                 <w:rPr>
                   <w:rFonts w:ascii="Arial" w:cs="Arial" w:eastAsia="Arial" w:hAnsi="Arial"/>
@@ -3788,7 +3788,7 @@
             <w:pPr>
               <w:spacing w:after="20" w:before="0"/>
             </w:pPr>
-            <w:hyperlink w:history="1" r:id="rIdlrmgkaxcqq2gtgohf9uta">
+            <w:hyperlink w:history="1" r:id="rIdxjehixmpy19ieqjbsta1b">
               <w:r>
                 <w:rPr>
                   <w:rFonts w:ascii="Arial" w:cs="Arial" w:eastAsia="Arial" w:hAnsi="Arial"/>
@@ -3821,7 +3821,7 @@
               <w:spacing w:after="10" w:before="0"/>
               <w:ind w:left="120"/>
             </w:pPr>
-            <w:hyperlink w:history="1" r:id="rIdqvlqhbd2zslq7hnqqdteg">
+            <w:hyperlink w:history="1" r:id="rIdmwgdw4kbkty84jdoxfbya">
               <w:r>
                 <w:rPr>
                   <w:rFonts w:ascii="Arial" w:cs="Arial" w:eastAsia="Arial" w:hAnsi="Arial"/>
@@ -3866,7 +3866,7 @@
             <w:pPr>
               <w:spacing w:after="20" w:before="0"/>
             </w:pPr>
-            <w:hyperlink w:history="1" r:id="rIdnpcpe7-orcbqprayczvhw">
+            <w:hyperlink w:history="1" r:id="rIdkvp9dqk1iehcmmmst9rvg">
               <w:r>
                 <w:rPr>
                   <w:rFonts w:ascii="Arial" w:cs="Arial" w:eastAsia="Arial" w:hAnsi="Arial"/>
@@ -3899,7 +3899,7 @@
               <w:spacing w:after="10" w:before="0"/>
               <w:ind w:left="120"/>
             </w:pPr>
-            <w:hyperlink w:history="1" r:id="rIdh5iw_ldfx2ytcw9v2o4e_">
+            <w:hyperlink w:history="1" r:id="rIdlkfbutangkmslwdooosbz">
               <w:r>
                 <w:rPr>
                   <w:rFonts w:ascii="Arial" w:cs="Arial" w:eastAsia="Arial" w:hAnsi="Arial"/>
@@ -4099,7 +4099,7 @@
             <w:pPr>
               <w:spacing w:after="20" w:before="0"/>
             </w:pPr>
-            <w:hyperlink w:history="1" r:id="rIdw-jl1hbbvewppgvb6oymk">
+            <w:hyperlink w:history="1" r:id="rId7w-_skkvzxskdzoxsm-g6">
               <w:r>
                 <w:rPr>
                   <w:rFonts w:ascii="Arial" w:cs="Arial" w:eastAsia="Arial" w:hAnsi="Arial"/>
@@ -4148,7 +4148,7 @@
               <w:spacing w:after="10" w:before="0"/>
               <w:ind w:left="120"/>
             </w:pPr>
-            <w:hyperlink w:history="1" r:id="rIdoykc2rd1aone3off_8oo6">
+            <w:hyperlink w:history="1" r:id="rIdhdzfhylrioj7swo2xmztd">
               <w:r>
                 <w:rPr>
                   <w:rFonts w:ascii="Arial" w:cs="Arial" w:eastAsia="Arial" w:hAnsi="Arial"/>
@@ -4193,7 +4193,7 @@
             <w:pPr>
               <w:spacing w:after="20" w:before="0"/>
             </w:pPr>
-            <w:hyperlink w:history="1" r:id="rIds4i5zuz5qmo5mcnwiunbz">
+            <w:hyperlink w:history="1" r:id="rIdvklnjsiqype96ndy84l2i">
               <w:r>
                 <w:rPr>
                   <w:rFonts w:ascii="Arial" w:cs="Arial" w:eastAsia="Arial" w:hAnsi="Arial"/>
@@ -4226,7 +4226,7 @@
               <w:spacing w:after="10" w:before="0"/>
               <w:ind w:left="120"/>
             </w:pPr>
-            <w:hyperlink w:history="1" r:id="rIdtjicxup3l0po0x2c4wies">
+            <w:hyperlink w:history="1" r:id="rIdeizvp5fzmq1tpny8674iu">
               <w:r>
                 <w:rPr>
                   <w:rFonts w:ascii="Arial" w:cs="Arial" w:eastAsia="Arial" w:hAnsi="Arial"/>
@@ -4426,7 +4426,7 @@
             <w:pPr>
               <w:spacing w:after="20" w:before="0"/>
             </w:pPr>
-            <w:hyperlink w:history="1" r:id="rIdyumxstglkm42bssxqmeuo">
+            <w:hyperlink w:history="1" r:id="rIdoj-opn3twjgaqfgep4srw">
               <w:r>
                 <w:rPr>
                   <w:rFonts w:ascii="Arial" w:cs="Arial" w:eastAsia="Arial" w:hAnsi="Arial"/>
@@ -4475,7 +4475,7 @@
               <w:spacing w:after="10" w:before="0"/>
               <w:ind w:left="120"/>
             </w:pPr>
-            <w:hyperlink w:history="1" r:id="rId7zuyt2i-__tpiwxhzni6a">
+            <w:hyperlink w:history="1" r:id="rIdpvqg9oepisj9vlzkpoxbj">
               <w:r>
                 <w:rPr>
                   <w:rFonts w:ascii="Arial" w:cs="Arial" w:eastAsia="Arial" w:hAnsi="Arial"/>
@@ -4520,7 +4520,7 @@
             <w:pPr>
               <w:spacing w:after="20" w:before="0"/>
             </w:pPr>
-            <w:hyperlink w:history="1" r:id="rId9gz0ktavv9mz2vtamved6">
+            <w:hyperlink w:history="1" r:id="rIdzijczqdewiuqcxjpor6oh">
               <w:r>
                 <w:rPr>
                   <w:rFonts w:ascii="Arial" w:cs="Arial" w:eastAsia="Arial" w:hAnsi="Arial"/>
@@ -4553,7 +4553,7 @@
               <w:spacing w:after="10" w:before="0"/>
               <w:ind w:left="120"/>
             </w:pPr>
-            <w:hyperlink w:history="1" r:id="rId4nzngj4pfrgbv4pxe2ljs">
+            <w:hyperlink w:history="1" r:id="rIdx3-aqailgu_vtyyz6lyq6">
               <w:r>
                 <w:rPr>
                   <w:rFonts w:ascii="Arial" w:cs="Arial" w:eastAsia="Arial" w:hAnsi="Arial"/>
@@ -4753,7 +4753,7 @@
             <w:pPr>
               <w:spacing w:after="20" w:before="0"/>
             </w:pPr>
-            <w:hyperlink w:history="1" r:id="rIdcyuwd4g6n6ypwu35igx_w">
+            <w:hyperlink w:history="1" r:id="rIdc2jma3bzr6f4s6l3fr754">
               <w:r>
                 <w:rPr>
                   <w:rFonts w:ascii="Arial" w:cs="Arial" w:eastAsia="Arial" w:hAnsi="Arial"/>
@@ -4802,7 +4802,7 @@
               <w:spacing w:after="10" w:before="0"/>
               <w:ind w:left="120"/>
             </w:pPr>
-            <w:hyperlink w:history="1" r:id="rIdoklt7whbkwpbuen_gceo6">
+            <w:hyperlink w:history="1" r:id="rId4uhrfdxqrfpyghfhg2rj6">
               <w:r>
                 <w:rPr>
                   <w:rFonts w:ascii="Arial" w:cs="Arial" w:eastAsia="Arial" w:hAnsi="Arial"/>
@@ -4847,7 +4847,7 @@
             <w:pPr>
               <w:spacing w:after="20" w:before="0"/>
             </w:pPr>
-            <w:hyperlink w:history="1" r:id="rIdcm3c331r1k644zjdx_tmb">
+            <w:hyperlink w:history="1" r:id="rId6y8ggh_rl2mfrq4djgzge">
               <w:r>
                 <w:rPr>
                   <w:rFonts w:ascii="Arial" w:cs="Arial" w:eastAsia="Arial" w:hAnsi="Arial"/>
@@ -4896,7 +4896,7 @@
               <w:spacing w:after="10" w:before="0"/>
               <w:ind w:left="120"/>
             </w:pPr>
-            <w:hyperlink w:history="1" r:id="rIdsne57qaavaju1kbma_1nr">
+            <w:hyperlink w:history="1" r:id="rIdc9yjl1sbqwttczwtrqxkq">
               <w:r>
                 <w:rPr>
                   <w:rFonts w:ascii="Arial" w:cs="Arial" w:eastAsia="Arial" w:hAnsi="Arial"/>
@@ -5501,7 +5501,7 @@
         </w:rPr>
         <w:t xml:space="preserve">© 2026 SeaVuria and ARES. Aligned with KICD objectives. Developed by SeaVuria; technical implementation by ARES (with AI assistance from Claude). Licensed under </w:t>
       </w:r>
-      <w:hyperlink w:history="1" r:id="rIdxftfo3zydca6neh7dosi4">
+      <w:hyperlink w:history="1" r:id="rIdnhscnyewdtwozlnzixml3">
         <w:r>
           <w:rPr>
             <w:rFonts w:ascii="Arial" w:cs="Arial" w:eastAsia="Arial" w:hAnsi="Arial"/>
@@ -5522,7 +5522,7 @@
         </w:rPr>
         <w:t xml:space="preserve"> (</w:t>
       </w:r>
-      <w:hyperlink w:history="1" r:id="rId0fpmhocruh9bp430ose4c">
+      <w:hyperlink w:history="1" r:id="rIdp69u7yng3ifaj19qyq9q3">
         <w:r>
           <w:rPr>
             <w:rFonts w:ascii="Arial" w:cs="Arial" w:eastAsia="Arial" w:hAnsi="Arial"/>
@@ -6562,7 +6562,7 @@
             <w:pPr>
               <w:spacing w:after="20" w:before="0"/>
             </w:pPr>
-            <w:hyperlink w:history="1" r:id="rIdjcs650n6nuatrsr2t5ngw">
+            <w:hyperlink w:history="1" r:id="rIdl7aycl_rhkqe9j0froo2n">
               <w:r>
                 <w:rPr>
                   <w:rFonts w:ascii="Arial" w:cs="Arial" w:eastAsia="Arial" w:hAnsi="Arial"/>
@@ -6595,7 +6595,7 @@
               <w:spacing w:after="10" w:before="0"/>
               <w:ind w:left="120"/>
             </w:pPr>
-            <w:hyperlink w:history="1" r:id="rIdhvi4lban9papf1yc4p9h3">
+            <w:hyperlink w:history="1" r:id="rIdhc2e5dw1x-ah9weebmyjm">
               <w:r>
                 <w:rPr>
                   <w:rFonts w:ascii="Arial" w:cs="Arial" w:eastAsia="Arial" w:hAnsi="Arial"/>
@@ -6640,7 +6640,7 @@
             <w:pPr>
               <w:spacing w:after="20" w:before="0"/>
             </w:pPr>
-            <w:hyperlink w:history="1" r:id="rId_3ynir1gn5f7qyrm_dcqz">
+            <w:hyperlink w:history="1" r:id="rIdc43otjll2qyr3itv30g1z">
               <w:r>
                 <w:rPr>
                   <w:rFonts w:ascii="Arial" w:cs="Arial" w:eastAsia="Arial" w:hAnsi="Arial"/>
@@ -6673,7 +6673,7 @@
               <w:spacing w:after="10" w:before="0"/>
               <w:ind w:left="120"/>
             </w:pPr>
-            <w:hyperlink w:history="1" r:id="rIdhdr4ejr1qxpsjdpecrxl-">
+            <w:hyperlink w:history="1" r:id="rId1colwis5hcd7bam1uki8b">
               <w:r>
                 <w:rPr>
                   <w:rFonts w:ascii="Arial" w:cs="Arial" w:eastAsia="Arial" w:hAnsi="Arial"/>
@@ -6873,7 +6873,7 @@
             <w:pPr>
               <w:spacing w:after="20" w:before="0"/>
             </w:pPr>
-            <w:hyperlink w:history="1" r:id="rIdsadc0dy1k61d7ex6h9zkn">
+            <w:hyperlink w:history="1" r:id="rIdvkn_1umxnsokxdq6ixgbl">
               <w:r>
                 <w:rPr>
                   <w:rFonts w:ascii="Arial" w:cs="Arial" w:eastAsia="Arial" w:hAnsi="Arial"/>
@@ -6906,7 +6906,7 @@
               <w:spacing w:after="10" w:before="0"/>
               <w:ind w:left="120"/>
             </w:pPr>
-            <w:hyperlink w:history="1" r:id="rIdmqo6tinvivksmehepzbr-">
+            <w:hyperlink w:history="1" r:id="rId4cgiyhuz2adyexntoz7yp">
               <w:r>
                 <w:rPr>
                   <w:rFonts w:ascii="Arial" w:cs="Arial" w:eastAsia="Arial" w:hAnsi="Arial"/>
@@ -6951,7 +6951,7 @@
             <w:pPr>
               <w:spacing w:after="20" w:before="0"/>
             </w:pPr>
-            <w:hyperlink w:history="1" r:id="rIdtcdsb2mw6454dx0up8bbd">
+            <w:hyperlink w:history="1" r:id="rIdfy_3dd8t_d2gfjohibydf">
               <w:r>
                 <w:rPr>
                   <w:rFonts w:ascii="Arial" w:cs="Arial" w:eastAsia="Arial" w:hAnsi="Arial"/>
@@ -6984,7 +6984,7 @@
               <w:spacing w:after="10" w:before="0"/>
               <w:ind w:left="120"/>
             </w:pPr>
-            <w:hyperlink w:history="1" r:id="rIdmzbfeqp-t5ybil6wze8sg">
+            <w:hyperlink w:history="1" r:id="rIduzru5ag9cfaihzamzjoap">
               <w:r>
                 <w:rPr>
                   <w:rFonts w:ascii="Arial" w:cs="Arial" w:eastAsia="Arial" w:hAnsi="Arial"/>
@@ -7184,7 +7184,7 @@
             <w:pPr>
               <w:spacing w:after="20" w:before="0"/>
             </w:pPr>
-            <w:hyperlink w:history="1" r:id="rIdkx_k_7lotnxecnqgspzoi">
+            <w:hyperlink w:history="1" r:id="rId-et_7y-kgnrw2au5nod5t">
               <w:r>
                 <w:rPr>
                   <w:rFonts w:ascii="Arial" w:cs="Arial" w:eastAsia="Arial" w:hAnsi="Arial"/>
@@ -7217,7 +7217,7 @@
               <w:spacing w:after="10" w:before="0"/>
               <w:ind w:left="120"/>
             </w:pPr>
-            <w:hyperlink w:history="1" r:id="rIdmjliuhumyxkytg5rvolqk">
+            <w:hyperlink w:history="1" r:id="rIdq9glyizgvz5xjzofhum_2">
               <w:r>
                 <w:rPr>
                   <w:rFonts w:ascii="Arial" w:cs="Arial" w:eastAsia="Arial" w:hAnsi="Arial"/>
@@ -7262,7 +7262,7 @@
             <w:pPr>
               <w:spacing w:after="20" w:before="0"/>
             </w:pPr>
-            <w:hyperlink w:history="1" r:id="rIdoal5qkconscfh77w_m1po">
+            <w:hyperlink w:history="1" r:id="rIdgf9n5zpadz6r0msp2v8vx">
               <w:r>
                 <w:rPr>
                   <w:rFonts w:ascii="Arial" w:cs="Arial" w:eastAsia="Arial" w:hAnsi="Arial"/>
@@ -7295,7 +7295,7 @@
               <w:spacing w:after="10" w:before="0"/>
               <w:ind w:left="120"/>
             </w:pPr>
-            <w:hyperlink w:history="1" r:id="rIdx9a9jpsnzrn3iwu7-zl3j">
+            <w:hyperlink w:history="1" r:id="rId51sq3w5y61ronavnpcq48">
               <w:r>
                 <w:rPr>
                   <w:rFonts w:ascii="Arial" w:cs="Arial" w:eastAsia="Arial" w:hAnsi="Arial"/>
@@ -7495,7 +7495,7 @@
             <w:pPr>
               <w:spacing w:after="20" w:before="0"/>
             </w:pPr>
-            <w:hyperlink w:history="1" r:id="rIdczga3pdagyqsvdwr-hfay">
+            <w:hyperlink w:history="1" r:id="rIdqhtp3xettqhofcchfrxn3">
               <w:r>
                 <w:rPr>
                   <w:rFonts w:ascii="Arial" w:cs="Arial" w:eastAsia="Arial" w:hAnsi="Arial"/>
@@ -7528,7 +7528,7 @@
               <w:spacing w:after="10" w:before="0"/>
               <w:ind w:left="120"/>
             </w:pPr>
-            <w:hyperlink w:history="1" r:id="rIdxzv_zr_tndtqpcl5bhdyf">
+            <w:hyperlink w:history="1" r:id="rIdzc_zas_b1wxwwqbdczs30">
               <w:r>
                 <w:rPr>
                   <w:rFonts w:ascii="Arial" w:cs="Arial" w:eastAsia="Arial" w:hAnsi="Arial"/>
@@ -7573,7 +7573,7 @@
             <w:pPr>
               <w:spacing w:after="20" w:before="0"/>
             </w:pPr>
-            <w:hyperlink w:history="1" r:id="rIdmiuvoytb0grrueziuj2yh">
+            <w:hyperlink w:history="1" r:id="rIddsv8cu1u1q1obn6h2hwjf">
               <w:r>
                 <w:rPr>
                   <w:rFonts w:ascii="Arial" w:cs="Arial" w:eastAsia="Arial" w:hAnsi="Arial"/>
@@ -7606,7 +7606,7 @@
               <w:spacing w:after="10" w:before="0"/>
               <w:ind w:left="120"/>
             </w:pPr>
-            <w:hyperlink w:history="1" r:id="rIdxkj8c9tbd-g1sfefqrjc3">
+            <w:hyperlink w:history="1" r:id="rIdg_f28h7eqls5yutzb5xb2">
               <w:r>
                 <w:rPr>
                   <w:rFonts w:ascii="Arial" w:cs="Arial" w:eastAsia="Arial" w:hAnsi="Arial"/>
@@ -7806,7 +7806,7 @@
             <w:pPr>
               <w:spacing w:after="20" w:before="0"/>
             </w:pPr>
-            <w:hyperlink w:history="1" r:id="rIdluems8exxxmbwwaf8j2bc">
+            <w:hyperlink w:history="1" r:id="rIdyyv-eu_q0iciyixu4exan">
               <w:r>
                 <w:rPr>
                   <w:rFonts w:ascii="Arial" w:cs="Arial" w:eastAsia="Arial" w:hAnsi="Arial"/>
@@ -7839,7 +7839,7 @@
               <w:spacing w:after="10" w:before="0"/>
               <w:ind w:left="120"/>
             </w:pPr>
-            <w:hyperlink w:history="1" r:id="rId9fs-y26ull2adkzjnbmgc">
+            <w:hyperlink w:history="1" r:id="rIdypfxpdpesg8kzrpctae15">
               <w:r>
                 <w:rPr>
                   <w:rFonts w:ascii="Arial" w:cs="Arial" w:eastAsia="Arial" w:hAnsi="Arial"/>
@@ -7884,7 +7884,7 @@
             <w:pPr>
               <w:spacing w:after="20" w:before="0"/>
             </w:pPr>
-            <w:hyperlink w:history="1" r:id="rIdmd_hnuf1bbc6_2qcrzesd">
+            <w:hyperlink w:history="1" r:id="rIdqmrjyz6gusrjbkkerizrr">
               <w:r>
                 <w:rPr>
                   <w:rFonts w:ascii="Arial" w:cs="Arial" w:eastAsia="Arial" w:hAnsi="Arial"/>
@@ -7917,7 +7917,7 @@
               <w:spacing w:after="10" w:before="0"/>
               <w:ind w:left="120"/>
             </w:pPr>
-            <w:hyperlink w:history="1" r:id="rIdbuakrh-kjd-x0eq6eihmt">
+            <w:hyperlink w:history="1" r:id="rIdyf7ik1r87ntgann9zukkk">
               <w:r>
                 <w:rPr>
                   <w:rFonts w:ascii="Arial" w:cs="Arial" w:eastAsia="Arial" w:hAnsi="Arial"/>
@@ -8442,7 +8442,7 @@
         </w:rPr>
         <w:t xml:space="preserve">© 2026 SeaVuria and ARES. Aligned with KICD objectives. Developed by SeaVuria; technical implementation by ARES (with AI assistance from Claude). Licensed under </w:t>
       </w:r>
-      <w:hyperlink w:history="1" r:id="rIdidkvlzfcsuwvjso67y41b">
+      <w:hyperlink w:history="1" r:id="rIdbcpmbm55i-n-sxpgl8v4j">
         <w:r>
           <w:rPr>
             <w:rFonts w:ascii="Arial" w:cs="Arial" w:eastAsia="Arial" w:hAnsi="Arial"/>
@@ -8463,7 +8463,7 @@
         </w:rPr>
         <w:t xml:space="preserve"> (</w:t>
       </w:r>
-      <w:hyperlink w:history="1" r:id="rId3xsb2cr25fai8dhdkrmtg">
+      <w:hyperlink w:history="1" r:id="rIdis9a6dz9sgbayil02ozcj">
         <w:r>
           <w:rPr>
             <w:rFonts w:ascii="Arial" w:cs="Arial" w:eastAsia="Arial" w:hAnsi="Arial"/>
@@ -9503,7 +9503,7 @@
             <w:pPr>
               <w:spacing w:after="20" w:before="0"/>
             </w:pPr>
-            <w:hyperlink w:history="1" r:id="rIdabmjmmekgvoutgt8fxzek">
+            <w:hyperlink w:history="1" r:id="rIdertmv7zclgp_yhi96dpo_">
               <w:r>
                 <w:rPr>
                   <w:rFonts w:ascii="Arial" w:cs="Arial" w:eastAsia="Arial" w:hAnsi="Arial"/>
@@ -9536,7 +9536,7 @@
               <w:spacing w:after="10" w:before="0"/>
               <w:ind w:left="120"/>
             </w:pPr>
-            <w:hyperlink w:history="1" r:id="rIdmrwtsogqqwct9f9ludj70">
+            <w:hyperlink w:history="1" r:id="rIdirfuo_pocmytowskgdjkg">
               <w:r>
                 <w:rPr>
                   <w:rFonts w:ascii="Arial" w:cs="Arial" w:eastAsia="Arial" w:hAnsi="Arial"/>
@@ -9581,7 +9581,7 @@
             <w:pPr>
               <w:spacing w:after="20" w:before="0"/>
             </w:pPr>
-            <w:hyperlink w:history="1" r:id="rIdthth237c9aapzziv_af1o">
+            <w:hyperlink w:history="1" r:id="rIdqrccgta21qz0bktyds7rv">
               <w:r>
                 <w:rPr>
                   <w:rFonts w:ascii="Arial" w:cs="Arial" w:eastAsia="Arial" w:hAnsi="Arial"/>
@@ -9614,7 +9614,7 @@
               <w:spacing w:after="10" w:before="0"/>
               <w:ind w:left="120"/>
             </w:pPr>
-            <w:hyperlink w:history="1" r:id="rIdsgoqxbqmhtwwiz2qjmd0d">
+            <w:hyperlink w:history="1" r:id="rId3vreyh1gri90mwb134iop">
               <w:r>
                 <w:rPr>
                   <w:rFonts w:ascii="Arial" w:cs="Arial" w:eastAsia="Arial" w:hAnsi="Arial"/>
@@ -9814,7 +9814,7 @@
             <w:pPr>
               <w:spacing w:after="20" w:before="0"/>
             </w:pPr>
-            <w:hyperlink w:history="1" r:id="rIdfo6anbywv70yjclwch62o">
+            <w:hyperlink w:history="1" r:id="rIdztyf51z-lttmbvjxs0tju">
               <w:r>
                 <w:rPr>
                   <w:rFonts w:ascii="Arial" w:cs="Arial" w:eastAsia="Arial" w:hAnsi="Arial"/>
@@ -9847,7 +9847,7 @@
               <w:spacing w:after="10" w:before="0"/>
               <w:ind w:left="120"/>
             </w:pPr>
-            <w:hyperlink w:history="1" r:id="rIdgd6jqktgtbzkdgokpmmst">
+            <w:hyperlink w:history="1" r:id="rIdfsghik7mhqsfnyddbszzl">
               <w:r>
                 <w:rPr>
                   <w:rFonts w:ascii="Arial" w:cs="Arial" w:eastAsia="Arial" w:hAnsi="Arial"/>
@@ -9892,7 +9892,7 @@
             <w:pPr>
               <w:spacing w:after="20" w:before="0"/>
             </w:pPr>
-            <w:hyperlink w:history="1" r:id="rIdfypntorn99i5vhnetgdfc">
+            <w:hyperlink w:history="1" r:id="rIdqwldljrprzfuadoeq4rre">
               <w:r>
                 <w:rPr>
                   <w:rFonts w:ascii="Arial" w:cs="Arial" w:eastAsia="Arial" w:hAnsi="Arial"/>
@@ -9925,7 +9925,7 @@
               <w:spacing w:after="10" w:before="0"/>
               <w:ind w:left="120"/>
             </w:pPr>
-            <w:hyperlink w:history="1" r:id="rIdbrbksg10ja2xney8kweu5">
+            <w:hyperlink w:history="1" r:id="rIdlzqkzn42agjjwot-oq-fa">
               <w:r>
                 <w:rPr>
                   <w:rFonts w:ascii="Arial" w:cs="Arial" w:eastAsia="Arial" w:hAnsi="Arial"/>
@@ -10125,7 +10125,7 @@
             <w:pPr>
               <w:spacing w:after="20" w:before="0"/>
             </w:pPr>
-            <w:hyperlink w:history="1" r:id="rIdahuzmdz1xi2samufph6zr">
+            <w:hyperlink w:history="1" r:id="rIdzbu6puury2lpqm3zxqpqi">
               <w:r>
                 <w:rPr>
                   <w:rFonts w:ascii="Arial" w:cs="Arial" w:eastAsia="Arial" w:hAnsi="Arial"/>
@@ -10174,7 +10174,7 @@
               <w:spacing w:after="10" w:before="0"/>
               <w:ind w:left="120"/>
             </w:pPr>
-            <w:hyperlink w:history="1" r:id="rIdl3y22ipxrwjbys-izfcxu">
+            <w:hyperlink w:history="1" r:id="rIdv3cl87vqxqlo8zptpnqsb">
               <w:r>
                 <w:rPr>
                   <w:rFonts w:ascii="Arial" w:cs="Arial" w:eastAsia="Arial" w:hAnsi="Arial"/>
@@ -10219,7 +10219,7 @@
             <w:pPr>
               <w:spacing w:after="20" w:before="0"/>
             </w:pPr>
-            <w:hyperlink w:history="1" r:id="rIdrsx8n5c-a3gdtui-zmuqu">
+            <w:hyperlink w:history="1" r:id="rIdm3cuv6jsfwhx0-oyhv0g4">
               <w:r>
                 <w:rPr>
                   <w:rFonts w:ascii="Arial" w:cs="Arial" w:eastAsia="Arial" w:hAnsi="Arial"/>
@@ -10252,7 +10252,7 @@
               <w:spacing w:after="10" w:before="0"/>
               <w:ind w:left="120"/>
             </w:pPr>
-            <w:hyperlink w:history="1" r:id="rIdhxf9o7td9b5838dg_-bgx">
+            <w:hyperlink w:history="1" r:id="rIdquqaiwlou6bbq7knqzgca">
               <w:r>
                 <w:rPr>
                   <w:rFonts w:ascii="Arial" w:cs="Arial" w:eastAsia="Arial" w:hAnsi="Arial"/>
@@ -10452,7 +10452,7 @@
             <w:pPr>
               <w:spacing w:after="20" w:before="0"/>
             </w:pPr>
-            <w:hyperlink w:history="1" r:id="rIdwcxqgil1x5oqvzd-p4ysi">
+            <w:hyperlink w:history="1" r:id="rId3lu6pm06dmxbntciiiaqp">
               <w:r>
                 <w:rPr>
                   <w:rFonts w:ascii="Arial" w:cs="Arial" w:eastAsia="Arial" w:hAnsi="Arial"/>
@@ -10501,7 +10501,7 @@
               <w:spacing w:after="10" w:before="0"/>
               <w:ind w:left="120"/>
             </w:pPr>
-            <w:hyperlink w:history="1" r:id="rId3wuekwttjcsv2e1hihogx">
+            <w:hyperlink w:history="1" r:id="rIduvwm_pw14m8eeyf6xxd-2">
               <w:r>
                 <w:rPr>
                   <w:rFonts w:ascii="Arial" w:cs="Arial" w:eastAsia="Arial" w:hAnsi="Arial"/>
@@ -10546,7 +10546,7 @@
             <w:pPr>
               <w:spacing w:after="20" w:before="0"/>
             </w:pPr>
-            <w:hyperlink w:history="1" r:id="rId2jj0txqwmh6trtyskhbhv">
+            <w:hyperlink w:history="1" r:id="rIdkm4ns-e3swzkchzyv0so8">
               <w:r>
                 <w:rPr>
                   <w:rFonts w:ascii="Arial" w:cs="Arial" w:eastAsia="Arial" w:hAnsi="Arial"/>
@@ -10579,7 +10579,7 @@
               <w:spacing w:after="10" w:before="0"/>
               <w:ind w:left="120"/>
             </w:pPr>
-            <w:hyperlink w:history="1" r:id="rIdoibohv7lohp3mpi4liy0d">
+            <w:hyperlink w:history="1" r:id="rIdduieoxb0tlpiweg9a1pdf">
               <w:r>
                 <w:rPr>
                   <w:rFonts w:ascii="Arial" w:cs="Arial" w:eastAsia="Arial" w:hAnsi="Arial"/>
@@ -10779,7 +10779,7 @@
             <w:pPr>
               <w:spacing w:after="20" w:before="0"/>
             </w:pPr>
-            <w:hyperlink w:history="1" r:id="rIdly3hbm78expvyjcj4pafi">
+            <w:hyperlink w:history="1" r:id="rId4n6awpnogbnsb6or0wn1k">
               <w:r>
                 <w:rPr>
                   <w:rFonts w:ascii="Arial" w:cs="Arial" w:eastAsia="Arial" w:hAnsi="Arial"/>
@@ -10828,7 +10828,7 @@
               <w:spacing w:after="10" w:before="0"/>
               <w:ind w:left="120"/>
             </w:pPr>
-            <w:hyperlink w:history="1" r:id="rIdtax7trdwbb229rhcnhogo">
+            <w:hyperlink w:history="1" r:id="rIdfwldu8fuko6lgrcoqzndq">
               <w:r>
                 <w:rPr>
                   <w:rFonts w:ascii="Arial" w:cs="Arial" w:eastAsia="Arial" w:hAnsi="Arial"/>
@@ -10873,7 +10873,7 @@
             <w:pPr>
               <w:spacing w:after="20" w:before="0"/>
             </w:pPr>
-            <w:hyperlink w:history="1" r:id="rIdpzqannxhjec57ldqnxfzg">
+            <w:hyperlink w:history="1" r:id="rId5ybythiatkkrb_obftzcg">
               <w:r>
                 <w:rPr>
                   <w:rFonts w:ascii="Arial" w:cs="Arial" w:eastAsia="Arial" w:hAnsi="Arial"/>
@@ -10922,7 +10922,7 @@
               <w:spacing w:after="10" w:before="0"/>
               <w:ind w:left="120"/>
             </w:pPr>
-            <w:hyperlink w:history="1" r:id="rIdsattipgri5hfh-i26amk7">
+            <w:hyperlink w:history="1" r:id="rIdkv0getxiqgphws-wi00l2">
               <w:r>
                 <w:rPr>
                   <w:rFonts w:ascii="Arial" w:cs="Arial" w:eastAsia="Arial" w:hAnsi="Arial"/>
@@ -11447,7 +11447,7 @@
         </w:rPr>
         <w:t xml:space="preserve">© 2026 SeaVuria and ARES. Aligned with KICD objectives. Developed by SeaVuria; technical implementation by ARES (with AI assistance from Claude). Licensed under </w:t>
       </w:r>
-      <w:hyperlink w:history="1" r:id="rIdnrziem2_mauwqnnzyg4rs">
+      <w:hyperlink w:history="1" r:id="rId86kxy9fzj8dvx21p0snil">
         <w:r>
           <w:rPr>
             <w:rFonts w:ascii="Arial" w:cs="Arial" w:eastAsia="Arial" w:hAnsi="Arial"/>
@@ -11468,7 +11468,7 @@
         </w:rPr>
         <w:t xml:space="preserve"> (</w:t>
       </w:r>
-      <w:hyperlink w:history="1" r:id="rId730con6uwsoplvot6ppdx">
+      <w:hyperlink w:history="1" r:id="rIdezhhj5xvf-kpclhtehcla">
         <w:r>
           <w:rPr>
             <w:rFonts w:ascii="Arial" w:cs="Arial" w:eastAsia="Arial" w:hAnsi="Arial"/>
@@ -12508,7 +12508,7 @@
             <w:pPr>
               <w:spacing w:after="20" w:before="0"/>
             </w:pPr>
-            <w:hyperlink w:history="1" r:id="rIdczk02i6-yzxz-vjznrqs0">
+            <w:hyperlink w:history="1" r:id="rIdcl7bo5rdi2nbwifw8drvb">
               <w:r>
                 <w:rPr>
                   <w:rFonts w:ascii="Arial" w:cs="Arial" w:eastAsia="Arial" w:hAnsi="Arial"/>
@@ -12541,7 +12541,7 @@
               <w:spacing w:after="10" w:before="0"/>
               <w:ind w:left="120"/>
             </w:pPr>
-            <w:hyperlink w:history="1" r:id="rIdjvrvp7hmxivxgjjy5okpm">
+            <w:hyperlink w:history="1" r:id="rIdnbirgw1obxjqc-qbyt3bq">
               <w:r>
                 <w:rPr>
                   <w:rFonts w:ascii="Arial" w:cs="Arial" w:eastAsia="Arial" w:hAnsi="Arial"/>
@@ -12586,7 +12586,7 @@
             <w:pPr>
               <w:spacing w:after="20" w:before="0"/>
             </w:pPr>
-            <w:hyperlink w:history="1" r:id="rId0yjfmb7zzrlargwg3wwwb">
+            <w:hyperlink w:history="1" r:id="rIdrn9omv59krrittyxpfgju">
               <w:r>
                 <w:rPr>
                   <w:rFonts w:ascii="Arial" w:cs="Arial" w:eastAsia="Arial" w:hAnsi="Arial"/>
@@ -12619,7 +12619,7 @@
               <w:spacing w:after="10" w:before="0"/>
               <w:ind w:left="120"/>
             </w:pPr>
-            <w:hyperlink w:history="1" r:id="rIdpp1kijf32acohi-gwyz-t">
+            <w:hyperlink w:history="1" r:id="rIdjp9vm8gpg_wiijly6c2b4">
               <w:r>
                 <w:rPr>
                   <w:rFonts w:ascii="Arial" w:cs="Arial" w:eastAsia="Arial" w:hAnsi="Arial"/>
@@ -12819,7 +12819,7 @@
             <w:pPr>
               <w:spacing w:after="20" w:before="0"/>
             </w:pPr>
-            <w:hyperlink w:history="1" r:id="rIdljqcnsdczwy_efzojivd-">
+            <w:hyperlink w:history="1" r:id="rId1dlvv99r7isjmb1hthod0">
               <w:r>
                 <w:rPr>
                   <w:rFonts w:ascii="Arial" w:cs="Arial" w:eastAsia="Arial" w:hAnsi="Arial"/>
@@ -12852,7 +12852,7 @@
               <w:spacing w:after="10" w:before="0"/>
               <w:ind w:left="120"/>
             </w:pPr>
-            <w:hyperlink w:history="1" r:id="rIdikionaorwyavc7lfxyvc1">
+            <w:hyperlink w:history="1" r:id="rIdlafqydh2iy82qeeqso69b">
               <w:r>
                 <w:rPr>
                   <w:rFonts w:ascii="Arial" w:cs="Arial" w:eastAsia="Arial" w:hAnsi="Arial"/>
@@ -12897,7 +12897,7 @@
             <w:pPr>
               <w:spacing w:after="20" w:before="0"/>
             </w:pPr>
-            <w:hyperlink w:history="1" r:id="rIdbhalewosuha6qi-5a_c4z">
+            <w:hyperlink w:history="1" r:id="rIdnvdifogjw53ckq-cvhksd">
               <w:r>
                 <w:rPr>
                   <w:rFonts w:ascii="Arial" w:cs="Arial" w:eastAsia="Arial" w:hAnsi="Arial"/>
@@ -12930,7 +12930,7 @@
               <w:spacing w:after="10" w:before="0"/>
               <w:ind w:left="120"/>
             </w:pPr>
-            <w:hyperlink w:history="1" r:id="rIdspt66_kwmzq_lrtdyhe-7">
+            <w:hyperlink w:history="1" r:id="rIdfjpc9boxoiy1jmxqkonyd">
               <w:r>
                 <w:rPr>
                   <w:rFonts w:ascii="Arial" w:cs="Arial" w:eastAsia="Arial" w:hAnsi="Arial"/>
@@ -13130,7 +13130,7 @@
             <w:pPr>
               <w:spacing w:after="20" w:before="0"/>
             </w:pPr>
-            <w:hyperlink w:history="1" r:id="rIdvgtxyvjt0d_thrl0_gr8d">
+            <w:hyperlink w:history="1" r:id="rIdmwjixduqvz9pd4fgqpcmr">
               <w:r>
                 <w:rPr>
                   <w:rFonts w:ascii="Arial" w:cs="Arial" w:eastAsia="Arial" w:hAnsi="Arial"/>
@@ -13163,7 +13163,7 @@
               <w:spacing w:after="10" w:before="0"/>
               <w:ind w:left="120"/>
             </w:pPr>
-            <w:hyperlink w:history="1" r:id="rIdatahgrbolxot5oaha72jk">
+            <w:hyperlink w:history="1" r:id="rIdd8zr1lofwnzlxoi2awk5l">
               <w:r>
                 <w:rPr>
                   <w:rFonts w:ascii="Arial" w:cs="Arial" w:eastAsia="Arial" w:hAnsi="Arial"/>
@@ -13208,7 +13208,7 @@
             <w:pPr>
               <w:spacing w:after="20" w:before="0"/>
             </w:pPr>
-            <w:hyperlink w:history="1" r:id="rIdtcfbjfjyoai2rhmtp2hkb">
+            <w:hyperlink w:history="1" r:id="rIdionapyxgbuti0sevhtmao">
               <w:r>
                 <w:rPr>
                   <w:rFonts w:ascii="Arial" w:cs="Arial" w:eastAsia="Arial" w:hAnsi="Arial"/>
@@ -13257,7 +13257,7 @@
               <w:spacing w:after="10" w:before="0"/>
               <w:ind w:left="120"/>
             </w:pPr>
-            <w:hyperlink w:history="1" r:id="rIdbbhnawvpzt9pa-memby2w">
+            <w:hyperlink w:history="1" r:id="rId3hlhhgvq7kxgdrrwldkpx">
               <w:r>
                 <w:rPr>
                   <w:rFonts w:ascii="Arial" w:cs="Arial" w:eastAsia="Arial" w:hAnsi="Arial"/>
@@ -13457,7 +13457,7 @@
             <w:pPr>
               <w:spacing w:after="20" w:before="0"/>
             </w:pPr>
-            <w:hyperlink w:history="1" r:id="rIdyl_dzudxszkjshklmrqqs">
+            <w:hyperlink w:history="1" r:id="rIdcgc4surgnst5qggfamgc1">
               <w:r>
                 <w:rPr>
                   <w:rFonts w:ascii="Arial" w:cs="Arial" w:eastAsia="Arial" w:hAnsi="Arial"/>
@@ -13490,7 +13490,7 @@
               <w:spacing w:after="10" w:before="0"/>
               <w:ind w:left="120"/>
             </w:pPr>
-            <w:hyperlink w:history="1" r:id="rIdxzb8an3h3hdiirxdc9w9t">
+            <w:hyperlink w:history="1" r:id="rId4lf8om7gq53kkeon3w_as">
               <w:r>
                 <w:rPr>
                   <w:rFonts w:ascii="Arial" w:cs="Arial" w:eastAsia="Arial" w:hAnsi="Arial"/>
@@ -13535,7 +13535,7 @@
             <w:pPr>
               <w:spacing w:after="20" w:before="0"/>
             </w:pPr>
-            <w:hyperlink w:history="1" r:id="rId-h4gugcx256-pe8ubc7ps">
+            <w:hyperlink w:history="1" r:id="rIdwdxs7-fuvm3iebg-xeghi">
               <w:r>
                 <w:rPr>
                   <w:rFonts w:ascii="Arial" w:cs="Arial" w:eastAsia="Arial" w:hAnsi="Arial"/>
@@ -13584,7 +13584,7 @@
               <w:spacing w:after="10" w:before="0"/>
               <w:ind w:left="120"/>
             </w:pPr>
-            <w:hyperlink w:history="1" r:id="rIdxoye3kipzu6xgfn9jp6a8">
+            <w:hyperlink w:history="1" r:id="rIdhbmyihpgo4yoevcrcoii1">
               <w:r>
                 <w:rPr>
                   <w:rFonts w:ascii="Arial" w:cs="Arial" w:eastAsia="Arial" w:hAnsi="Arial"/>
@@ -13784,7 +13784,7 @@
             <w:pPr>
               <w:spacing w:after="20" w:before="0"/>
             </w:pPr>
-            <w:hyperlink w:history="1" r:id="rIdqmibozenoc_yy1gn4wozb">
+            <w:hyperlink w:history="1" r:id="rIdfhpy3r6guozo0fal0tl0z">
               <w:r>
                 <w:rPr>
                   <w:rFonts w:ascii="Arial" w:cs="Arial" w:eastAsia="Arial" w:hAnsi="Arial"/>
@@ -13817,7 +13817,7 @@
               <w:spacing w:after="10" w:before="0"/>
               <w:ind w:left="120"/>
             </w:pPr>
-            <w:hyperlink w:history="1" r:id="rIdszy8hkrtuysl-6grmfxbs">
+            <w:hyperlink w:history="1" r:id="rIdtunr4dmbqx_xygrp63skx">
               <w:r>
                 <w:rPr>
                   <w:rFonts w:ascii="Arial" w:cs="Arial" w:eastAsia="Arial" w:hAnsi="Arial"/>
@@ -13862,7 +13862,7 @@
             <w:pPr>
               <w:spacing w:after="20" w:before="0"/>
             </w:pPr>
-            <w:hyperlink w:history="1" r:id="rIdmonv1vdy0upk3rvqyvhu8">
+            <w:hyperlink w:history="1" r:id="rIdrst-f_8y0wyashibecebd">
               <w:r>
                 <w:rPr>
                   <w:rFonts w:ascii="Arial" w:cs="Arial" w:eastAsia="Arial" w:hAnsi="Arial"/>
@@ -13911,7 +13911,7 @@
               <w:spacing w:after="10" w:before="0"/>
               <w:ind w:left="120"/>
             </w:pPr>
-            <w:hyperlink w:history="1" r:id="rId4jezxbtny201ue0vufrsu">
+            <w:hyperlink w:history="1" r:id="rIdul1c8szkuttt7y1vegep9">
               <w:r>
                 <w:rPr>
                   <w:rFonts w:ascii="Arial" w:cs="Arial" w:eastAsia="Arial" w:hAnsi="Arial"/>
@@ -14436,7 +14436,7 @@
         </w:rPr>
         <w:t xml:space="preserve">© 2026 SeaVuria and ARES. Aligned with KICD objectives. Developed by SeaVuria; technical implementation by ARES (with AI assistance from Claude). Licensed under </w:t>
       </w:r>
-      <w:hyperlink w:history="1" r:id="rIdtyjtqfsig_dm-n2ec0ngg">
+      <w:hyperlink w:history="1" r:id="rIdr8kpyg_dv-y9cts1dfczn">
         <w:r>
           <w:rPr>
             <w:rFonts w:ascii="Arial" w:cs="Arial" w:eastAsia="Arial" w:hAnsi="Arial"/>
@@ -14457,7 +14457,7 @@
         </w:rPr>
         <w:t xml:space="preserve"> (</w:t>
       </w:r>
-      <w:hyperlink w:history="1" r:id="rIdximb0mhggwgnpjnru_3l5">
+      <w:hyperlink w:history="1" r:id="rIdes8bmjdfnns1xnhlnvt2h">
         <w:r>
           <w:rPr>
             <w:rFonts w:ascii="Arial" w:cs="Arial" w:eastAsia="Arial" w:hAnsi="Arial"/>
@@ -15497,7 +15497,7 @@
             <w:pPr>
               <w:spacing w:after="20" w:before="0"/>
             </w:pPr>
-            <w:hyperlink w:history="1" r:id="rId968emipxuekcgcpovehtx">
+            <w:hyperlink w:history="1" r:id="rIdjhkgsld0a7h4uzsktyisj">
               <w:r>
                 <w:rPr>
                   <w:rFonts w:ascii="Arial" w:cs="Arial" w:eastAsia="Arial" w:hAnsi="Arial"/>
@@ -15530,7 +15530,7 @@
               <w:spacing w:after="10" w:before="0"/>
               <w:ind w:left="120"/>
             </w:pPr>
-            <w:hyperlink w:history="1" r:id="rIdsohlr33mgp_es4ghuvggo">
+            <w:hyperlink w:history="1" r:id="rIdueqhpr9ybplyghw2gvpmz">
               <w:r>
                 <w:rPr>
                   <w:rFonts w:ascii="Arial" w:cs="Arial" w:eastAsia="Arial" w:hAnsi="Arial"/>
@@ -15575,7 +15575,7 @@
             <w:pPr>
               <w:spacing w:after="20" w:before="0"/>
             </w:pPr>
-            <w:hyperlink w:history="1" r:id="rId4wivodylec1ptoheeaw1o">
+            <w:hyperlink w:history="1" r:id="rIdbyf_mxzk0xdwug9tp0k__">
               <w:r>
                 <w:rPr>
                   <w:rFonts w:ascii="Arial" w:cs="Arial" w:eastAsia="Arial" w:hAnsi="Arial"/>
@@ -15608,7 +15608,7 @@
               <w:spacing w:after="10" w:before="0"/>
               <w:ind w:left="120"/>
             </w:pPr>
-            <w:hyperlink w:history="1" r:id="rIdn5cbk3vxbhlv1q_xidn16">
+            <w:hyperlink w:history="1" r:id="rIdjxgu3_o34ya-insplnue3">
               <w:r>
                 <w:rPr>
                   <w:rFonts w:ascii="Arial" w:cs="Arial" w:eastAsia="Arial" w:hAnsi="Arial"/>
@@ -15808,7 +15808,7 @@
             <w:pPr>
               <w:spacing w:after="20" w:before="0"/>
             </w:pPr>
-            <w:hyperlink w:history="1" r:id="rIdpf1xd857tivjcilu1fzzx">
+            <w:hyperlink w:history="1" r:id="rIdsf-rmuducvwcy7jqffivr">
               <w:r>
                 <w:rPr>
                   <w:rFonts w:ascii="Arial" w:cs="Arial" w:eastAsia="Arial" w:hAnsi="Arial"/>
@@ -15841,7 +15841,7 @@
               <w:spacing w:after="10" w:before="0"/>
               <w:ind w:left="120"/>
             </w:pPr>
-            <w:hyperlink w:history="1" r:id="rIdarencoupax48ztpvuoi8i">
+            <w:hyperlink w:history="1" r:id="rIdpajh8aaxvwqe5amgsiboh">
               <w:r>
                 <w:rPr>
                   <w:rFonts w:ascii="Arial" w:cs="Arial" w:eastAsia="Arial" w:hAnsi="Arial"/>
@@ -15886,7 +15886,7 @@
             <w:pPr>
               <w:spacing w:after="20" w:before="0"/>
             </w:pPr>
-            <w:hyperlink w:history="1" r:id="rIdwej_33jiaexzpjj2-y_0w">
+            <w:hyperlink w:history="1" r:id="rIdfwugfltmowr7zaa8jx9zs">
               <w:r>
                 <w:rPr>
                   <w:rFonts w:ascii="Arial" w:cs="Arial" w:eastAsia="Arial" w:hAnsi="Arial"/>
@@ -15919,7 +15919,7 @@
               <w:spacing w:after="10" w:before="0"/>
               <w:ind w:left="120"/>
             </w:pPr>
-            <w:hyperlink w:history="1" r:id="rId3budebnuzxio9aw-qxd9k">
+            <w:hyperlink w:history="1" r:id="rIdyakbbc848ayktd9tf6oxk">
               <w:r>
                 <w:rPr>
                   <w:rFonts w:ascii="Arial" w:cs="Arial" w:eastAsia="Arial" w:hAnsi="Arial"/>
@@ -16119,7 +16119,7 @@
             <w:pPr>
               <w:spacing w:after="20" w:before="0"/>
             </w:pPr>
-            <w:hyperlink w:history="1" r:id="rIduqbbtstccjhr7pvuchlv4">
+            <w:hyperlink w:history="1" r:id="rIdnkkvsbngqmybhw5agwwhd">
               <w:r>
                 <w:rPr>
                   <w:rFonts w:ascii="Arial" w:cs="Arial" w:eastAsia="Arial" w:hAnsi="Arial"/>
@@ -16152,7 +16152,7 @@
               <w:spacing w:after="10" w:before="0"/>
               <w:ind w:left="120"/>
             </w:pPr>
-            <w:hyperlink w:history="1" r:id="rIdap1kzydt8u4vnjufzr1nj">
+            <w:hyperlink w:history="1" r:id="rIdcgglb5466py5bwnes4zvr">
               <w:r>
                 <w:rPr>
                   <w:rFonts w:ascii="Arial" w:cs="Arial" w:eastAsia="Arial" w:hAnsi="Arial"/>
@@ -16197,7 +16197,7 @@
             <w:pPr>
               <w:spacing w:after="20" w:before="0"/>
             </w:pPr>
-            <w:hyperlink w:history="1" r:id="rIdjsiau2ndtojti4z0k914u">
+            <w:hyperlink w:history="1" r:id="rIdxijxlfh2q_lr7n-ekwuuc">
               <w:r>
                 <w:rPr>
                   <w:rFonts w:ascii="Arial" w:cs="Arial" w:eastAsia="Arial" w:hAnsi="Arial"/>
@@ -16246,7 +16246,7 @@
               <w:spacing w:after="10" w:before="0"/>
               <w:ind w:left="120"/>
             </w:pPr>
-            <w:hyperlink w:history="1" r:id="rId3poa50cdpyj16h0v9_0ug">
+            <w:hyperlink w:history="1" r:id="rIdigywskuxc7gr2rafe6kbc">
               <w:r>
                 <w:rPr>
                   <w:rFonts w:ascii="Arial" w:cs="Arial" w:eastAsia="Arial" w:hAnsi="Arial"/>
@@ -16446,7 +16446,7 @@
             <w:pPr>
               <w:spacing w:after="20" w:before="0"/>
             </w:pPr>
-            <w:hyperlink w:history="1" r:id="rIdv_uxz5n5f-oh6_br5bc1p">
+            <w:hyperlink w:history="1" r:id="rIdemj9dis2awrhi1pt1krmd">
               <w:r>
                 <w:rPr>
                   <w:rFonts w:ascii="Arial" w:cs="Arial" w:eastAsia="Arial" w:hAnsi="Arial"/>
@@ -16479,7 +16479,7 @@
               <w:spacing w:after="10" w:before="0"/>
               <w:ind w:left="120"/>
             </w:pPr>
-            <w:hyperlink w:history="1" r:id="rIdvnpro2i-e-gw34qyzuapc">
+            <w:hyperlink w:history="1" r:id="rIdgcsf5oplmpkultnwsoivz">
               <w:r>
                 <w:rPr>
                   <w:rFonts w:ascii="Arial" w:cs="Arial" w:eastAsia="Arial" w:hAnsi="Arial"/>
@@ -16524,7 +16524,7 @@
             <w:pPr>
               <w:spacing w:after="20" w:before="0"/>
             </w:pPr>
-            <w:hyperlink w:history="1" r:id="rIdvojqvm95gzurrh4mvuob8">
+            <w:hyperlink w:history="1" r:id="rIdkauksyii-t8qoeervx6fs">
               <w:r>
                 <w:rPr>
                   <w:rFonts w:ascii="Arial" w:cs="Arial" w:eastAsia="Arial" w:hAnsi="Arial"/>
@@ -16573,7 +16573,7 @@
               <w:spacing w:after="10" w:before="0"/>
               <w:ind w:left="120"/>
             </w:pPr>
-            <w:hyperlink w:history="1" r:id="rIda-w9akmngaczviitqgpnk">
+            <w:hyperlink w:history="1" r:id="rIdx4cwna09lh40lp9zkht1h">
               <w:r>
                 <w:rPr>
                   <w:rFonts w:ascii="Arial" w:cs="Arial" w:eastAsia="Arial" w:hAnsi="Arial"/>
@@ -16773,7 +16773,7 @@
             <w:pPr>
               <w:spacing w:after="20" w:before="0"/>
             </w:pPr>
-            <w:hyperlink w:history="1" r:id="rIdqk1g27z3f1yd0fjpihl57">
+            <w:hyperlink w:history="1" r:id="rIdrllej-6robhemrctlx7mk">
               <w:r>
                 <w:rPr>
                   <w:rFonts w:ascii="Arial" w:cs="Arial" w:eastAsia="Arial" w:hAnsi="Arial"/>
@@ -16822,7 +16822,7 @@
               <w:spacing w:after="10" w:before="0"/>
               <w:ind w:left="120"/>
             </w:pPr>
-            <w:hyperlink w:history="1" r:id="rIdgzr3jxqqxqalmphh-r-xh">
+            <w:hyperlink w:history="1" r:id="rIdimtddlr2ib5fvyggy26jw">
               <w:r>
                 <w:rPr>
                   <w:rFonts w:ascii="Arial" w:cs="Arial" w:eastAsia="Arial" w:hAnsi="Arial"/>
@@ -16867,7 +16867,7 @@
             <w:pPr>
               <w:spacing w:after="20" w:before="0"/>
             </w:pPr>
-            <w:hyperlink w:history="1" r:id="rId84wxwbkynpbwvg0ajcqhr">
+            <w:hyperlink w:history="1" r:id="rIdwpn1hm7qakb9d32qvj5-h">
               <w:r>
                 <w:rPr>
                   <w:rFonts w:ascii="Arial" w:cs="Arial" w:eastAsia="Arial" w:hAnsi="Arial"/>
@@ -16916,7 +16916,7 @@
               <w:spacing w:after="10" w:before="0"/>
               <w:ind w:left="120"/>
             </w:pPr>
-            <w:hyperlink w:history="1" r:id="rIdpga_bsnj1evtk8qrmzbej">
+            <w:hyperlink w:history="1" r:id="rIdxj0a9lijlr1bcogttjiex">
               <w:r>
                 <w:rPr>
                   <w:rFonts w:ascii="Arial" w:cs="Arial" w:eastAsia="Arial" w:hAnsi="Arial"/>
@@ -17441,7 +17441,7 @@
         </w:rPr>
         <w:t xml:space="preserve">© 2026 SeaVuria and ARES. Aligned with KICD objectives. Developed by SeaVuria; technical implementation by ARES (with AI assistance from Claude). Licensed under </w:t>
       </w:r>
-      <w:hyperlink w:history="1" r:id="rId3wgkj6hwxlu0fl1cz0865">
+      <w:hyperlink w:history="1" r:id="rIdm-irw8-94ojv9tyl_qtix">
         <w:r>
           <w:rPr>
             <w:rFonts w:ascii="Arial" w:cs="Arial" w:eastAsia="Arial" w:hAnsi="Arial"/>
@@ -17462,7 +17462,7 @@
         </w:rPr>
         <w:t xml:space="preserve"> (</w:t>
       </w:r>
-      <w:hyperlink w:history="1" r:id="rIdgso9br8h-s3boijnpvnmx">
+      <w:hyperlink w:history="1" r:id="rIdvgkvclc5gpk7ityr8wy4a">
         <w:r>
           <w:rPr>
             <w:rFonts w:ascii="Arial" w:cs="Arial" w:eastAsia="Arial" w:hAnsi="Arial"/>
@@ -18502,7 +18502,7 @@
             <w:pPr>
               <w:spacing w:after="20" w:before="0"/>
             </w:pPr>
-            <w:hyperlink w:history="1" r:id="rIdket2uyvxbjpsmsdnmvrqi">
+            <w:hyperlink w:history="1" r:id="rIdqlbdijhp_h9a5rfp9yze8">
               <w:r>
                 <w:rPr>
                   <w:rFonts w:ascii="Arial" w:cs="Arial" w:eastAsia="Arial" w:hAnsi="Arial"/>
@@ -18535,7 +18535,7 @@
               <w:spacing w:after="10" w:before="0"/>
               <w:ind w:left="120"/>
             </w:pPr>
-            <w:hyperlink w:history="1" r:id="rIdb0nxoqd1p1c5trrou0cjd">
+            <w:hyperlink w:history="1" r:id="rIdlctb_lfac62oszmajtlkq">
               <w:r>
                 <w:rPr>
                   <w:rFonts w:ascii="Arial" w:cs="Arial" w:eastAsia="Arial" w:hAnsi="Arial"/>
@@ -18580,7 +18580,7 @@
             <w:pPr>
               <w:spacing w:after="20" w:before="0"/>
             </w:pPr>
-            <w:hyperlink w:history="1" r:id="rIdmakvrelrgblpmwdjetwg_">
+            <w:hyperlink w:history="1" r:id="rIdv7acrcsv4z3cnmnbczsla">
               <w:r>
                 <w:rPr>
                   <w:rFonts w:ascii="Arial" w:cs="Arial" w:eastAsia="Arial" w:hAnsi="Arial"/>
@@ -18613,7 +18613,7 @@
               <w:spacing w:after="10" w:before="0"/>
               <w:ind w:left="120"/>
             </w:pPr>
-            <w:hyperlink w:history="1" r:id="rIdchiedeor_mdxf2zbcoyr8">
+            <w:hyperlink w:history="1" r:id="rIdhg4bcp1hmdnemc3mekqht">
               <w:r>
                 <w:rPr>
                   <w:rFonts w:ascii="Arial" w:cs="Arial" w:eastAsia="Arial" w:hAnsi="Arial"/>
@@ -18813,7 +18813,7 @@
             <w:pPr>
               <w:spacing w:after="20" w:before="0"/>
             </w:pPr>
-            <w:hyperlink w:history="1" r:id="rIdr4b_g4vysjiiklkxdwhf-">
+            <w:hyperlink w:history="1" r:id="rIdkuxb1ysugcpbg77quacdf">
               <w:r>
                 <w:rPr>
                   <w:rFonts w:ascii="Arial" w:cs="Arial" w:eastAsia="Arial" w:hAnsi="Arial"/>
@@ -18846,7 +18846,7 @@
               <w:spacing w:after="10" w:before="0"/>
               <w:ind w:left="120"/>
             </w:pPr>
-            <w:hyperlink w:history="1" r:id="rIdis9gj8wyqsj_wy7__bnik">
+            <w:hyperlink w:history="1" r:id="rIddgcupgciom-4w-jnwbrjb">
               <w:r>
                 <w:rPr>
                   <w:rFonts w:ascii="Arial" w:cs="Arial" w:eastAsia="Arial" w:hAnsi="Arial"/>
@@ -18891,7 +18891,7 @@
             <w:pPr>
               <w:spacing w:after="20" w:before="0"/>
             </w:pPr>
-            <w:hyperlink w:history="1" r:id="rIdvsaqxzdwd0pvvozfbdlga">
+            <w:hyperlink w:history="1" r:id="rIdvcbeah5uiyjane72-8ypd">
               <w:r>
                 <w:rPr>
                   <w:rFonts w:ascii="Arial" w:cs="Arial" w:eastAsia="Arial" w:hAnsi="Arial"/>
@@ -18924,7 +18924,7 @@
               <w:spacing w:after="10" w:before="0"/>
               <w:ind w:left="120"/>
             </w:pPr>
-            <w:hyperlink w:history="1" r:id="rId8qmxvjqj4zdhrpu83iwou">
+            <w:hyperlink w:history="1" r:id="rIdnv5ek85mw82jmabm_zhf3">
               <w:r>
                 <w:rPr>
                   <w:rFonts w:ascii="Arial" w:cs="Arial" w:eastAsia="Arial" w:hAnsi="Arial"/>
@@ -19124,7 +19124,7 @@
             <w:pPr>
               <w:spacing w:after="20" w:before="0"/>
             </w:pPr>
-            <w:hyperlink w:history="1" r:id="rIdcv-ozk-am8e6njpynhxu9">
+            <w:hyperlink w:history="1" r:id="rIdhjkgmf1sfhrikkylyiqel">
               <w:r>
                 <w:rPr>
                   <w:rFonts w:ascii="Arial" w:cs="Arial" w:eastAsia="Arial" w:hAnsi="Arial"/>
@@ -19173,7 +19173,7 @@
               <w:spacing w:after="10" w:before="0"/>
               <w:ind w:left="120"/>
             </w:pPr>
-            <w:hyperlink w:history="1" r:id="rIdwabiee4etrfd8r9huperv">
+            <w:hyperlink w:history="1" r:id="rId9dg6llhaiffng3xelzx54">
               <w:r>
                 <w:rPr>
                   <w:rFonts w:ascii="Arial" w:cs="Arial" w:eastAsia="Arial" w:hAnsi="Arial"/>
@@ -19218,7 +19218,7 @@
             <w:pPr>
               <w:spacing w:after="20" w:before="0"/>
             </w:pPr>
-            <w:hyperlink w:history="1" r:id="rIdhh5tcxdm5e6klujagwadc">
+            <w:hyperlink w:history="1" r:id="rIdoj1df3ohvyxivhyw00iim">
               <w:r>
                 <w:rPr>
                   <w:rFonts w:ascii="Arial" w:cs="Arial" w:eastAsia="Arial" w:hAnsi="Arial"/>
@@ -19251,7 +19251,7 @@
               <w:spacing w:after="10" w:before="0"/>
               <w:ind w:left="120"/>
             </w:pPr>
-            <w:hyperlink w:history="1" r:id="rIdsdkorgnoyll--yfvqy72w">
+            <w:hyperlink w:history="1" r:id="rId51ml7xorv5mwh3n90lnvb">
               <w:r>
                 <w:rPr>
                   <w:rFonts w:ascii="Arial" w:cs="Arial" w:eastAsia="Arial" w:hAnsi="Arial"/>
@@ -19451,7 +19451,7 @@
             <w:pPr>
               <w:spacing w:after="20" w:before="0"/>
             </w:pPr>
-            <w:hyperlink w:history="1" r:id="rIdmj2ccz3kbdygfvrfefz8x">
+            <w:hyperlink w:history="1" r:id="rIdo04kvcm_jc82ezok_bxl5">
               <w:r>
                 <w:rPr>
                   <w:rFonts w:ascii="Arial" w:cs="Arial" w:eastAsia="Arial" w:hAnsi="Arial"/>
@@ -19500,7 +19500,7 @@
               <w:spacing w:after="10" w:before="0"/>
               <w:ind w:left="120"/>
             </w:pPr>
-            <w:hyperlink w:history="1" r:id="rIdve0ag9hnwz3sk8iuv2abj">
+            <w:hyperlink w:history="1" r:id="rIdgkivxqulqx4xmxjuplvz5">
               <w:r>
                 <w:rPr>
                   <w:rFonts w:ascii="Arial" w:cs="Arial" w:eastAsia="Arial" w:hAnsi="Arial"/>
@@ -19545,7 +19545,7 @@
             <w:pPr>
               <w:spacing w:after="20" w:before="0"/>
             </w:pPr>
-            <w:hyperlink w:history="1" r:id="rId3eypvmll2rlkdohvezqsq">
+            <w:hyperlink w:history="1" r:id="rIdrbhs8ftyy4j_flazypcsv">
               <w:r>
                 <w:rPr>
                   <w:rFonts w:ascii="Arial" w:cs="Arial" w:eastAsia="Arial" w:hAnsi="Arial"/>
@@ -19578,7 +19578,7 @@
               <w:spacing w:after="10" w:before="0"/>
               <w:ind w:left="120"/>
             </w:pPr>
-            <w:hyperlink w:history="1" r:id="rIdfv11eeyvcqnlvf6hn0cxm">
+            <w:hyperlink w:history="1" r:id="rIdwb41vngnakzdpfsxswat_">
               <w:r>
                 <w:rPr>
                   <w:rFonts w:ascii="Arial" w:cs="Arial" w:eastAsia="Arial" w:hAnsi="Arial"/>
@@ -19778,7 +19778,7 @@
             <w:pPr>
               <w:spacing w:after="20" w:before="0"/>
             </w:pPr>
-            <w:hyperlink w:history="1" r:id="rIdsxgyhz_ytvasgsyvcfaqd">
+            <w:hyperlink w:history="1" r:id="rIdeiloyv-i12eteccbratmr">
               <w:r>
                 <w:rPr>
                   <w:rFonts w:ascii="Arial" w:cs="Arial" w:eastAsia="Arial" w:hAnsi="Arial"/>
@@ -19827,7 +19827,7 @@
               <w:spacing w:after="10" w:before="0"/>
               <w:ind w:left="120"/>
             </w:pPr>
-            <w:hyperlink w:history="1" r:id="rIddzfjgusklki5j0te1smg9">
+            <w:hyperlink w:history="1" r:id="rIdmxegfbgy-0ns-jecepsid">
               <w:r>
                 <w:rPr>
                   <w:rFonts w:ascii="Arial" w:cs="Arial" w:eastAsia="Arial" w:hAnsi="Arial"/>
@@ -19872,7 +19872,7 @@
             <w:pPr>
               <w:spacing w:after="20" w:before="0"/>
             </w:pPr>
-            <w:hyperlink w:history="1" r:id="rIdfsvswdkjnt2ilml4uyhza">
+            <w:hyperlink w:history="1" r:id="rIdo8jd2fcxfjsxcomouz6-j">
               <w:r>
                 <w:rPr>
                   <w:rFonts w:ascii="Arial" w:cs="Arial" w:eastAsia="Arial" w:hAnsi="Arial"/>
@@ -19905,7 +19905,7 @@
               <w:spacing w:after="10" w:before="0"/>
               <w:ind w:left="120"/>
             </w:pPr>
-            <w:hyperlink w:history="1" r:id="rIdyde3ewj9k6bj4v8um3ab4">
+            <w:hyperlink w:history="1" r:id="rId1zlck9yc8lc2fb72qwk9q">
               <w:r>
                 <w:rPr>
                   <w:rFonts w:ascii="Arial" w:cs="Arial" w:eastAsia="Arial" w:hAnsi="Arial"/>
@@ -20550,7 +20550,7 @@
         </w:rPr>
         <w:t xml:space="preserve">© 2026 SeaVuria and ARES. Aligned with KICD objectives. Developed by SeaVuria; technical implementation by ARES (with AI assistance from Claude). Licensed under </w:t>
       </w:r>
-      <w:hyperlink w:history="1" r:id="rIdrmewdc_wr5a3qkmvsglet">
+      <w:hyperlink w:history="1" r:id="rIdsxu-q3lkzbtk6so11xctt">
         <w:r>
           <w:rPr>
             <w:rFonts w:ascii="Arial" w:cs="Arial" w:eastAsia="Arial" w:hAnsi="Arial"/>
@@ -20571,7 +20571,7 @@
         </w:rPr>
         <w:t xml:space="preserve"> (</w:t>
       </w:r>
-      <w:hyperlink w:history="1" r:id="rIdnkehjfv-uwovnek5kteau">
+      <w:hyperlink w:history="1" r:id="rId28ikcxo7-qir3agblsck2">
         <w:r>
           <w:rPr>
             <w:rFonts w:ascii="Arial" w:cs="Arial" w:eastAsia="Arial" w:hAnsi="Arial"/>
@@ -21611,7 +21611,7 @@
             <w:pPr>
               <w:spacing w:after="20" w:before="0"/>
             </w:pPr>
-            <w:hyperlink w:history="1" r:id="rIdr1aedageitvku-fogklpc">
+            <w:hyperlink w:history="1" r:id="rIdcztb7f9in3kf-dfo2sfun">
               <w:r>
                 <w:rPr>
                   <w:rFonts w:ascii="Arial" w:cs="Arial" w:eastAsia="Arial" w:hAnsi="Arial"/>
@@ -21644,7 +21644,7 @@
               <w:spacing w:after="10" w:before="0"/>
               <w:ind w:left="120"/>
             </w:pPr>
-            <w:hyperlink w:history="1" r:id="rId8lbawj2sw2lklzr3zvkaf">
+            <w:hyperlink w:history="1" r:id="rIdf1kxl3etb2czbglq-0ws4">
               <w:r>
                 <w:rPr>
                   <w:rFonts w:ascii="Arial" w:cs="Arial" w:eastAsia="Arial" w:hAnsi="Arial"/>
@@ -21689,7 +21689,7 @@
             <w:pPr>
               <w:spacing w:after="20" w:before="0"/>
             </w:pPr>
-            <w:hyperlink w:history="1" r:id="rId2dhfvakm_vbsaeud_xlmm">
+            <w:hyperlink w:history="1" r:id="rIdhkinr8whuaftnysbisvqi">
               <w:r>
                 <w:rPr>
                   <w:rFonts w:ascii="Arial" w:cs="Arial" w:eastAsia="Arial" w:hAnsi="Arial"/>
@@ -21722,7 +21722,7 @@
               <w:spacing w:after="10" w:before="0"/>
               <w:ind w:left="120"/>
             </w:pPr>
-            <w:hyperlink w:history="1" r:id="rIdfxjvrjyub_dfnel82vcvi">
+            <w:hyperlink w:history="1" r:id="rIdp0a-z2jr9jxc1zkcemcip">
               <w:r>
                 <w:rPr>
                   <w:rFonts w:ascii="Arial" w:cs="Arial" w:eastAsia="Arial" w:hAnsi="Arial"/>
@@ -21922,7 +21922,7 @@
             <w:pPr>
               <w:spacing w:after="20" w:before="0"/>
             </w:pPr>
-            <w:hyperlink w:history="1" r:id="rIdxxjvmpgy2_ujqp4cb8n-e">
+            <w:hyperlink w:history="1" r:id="rId5oca4x4g-amhxfmuijakv">
               <w:r>
                 <w:rPr>
                   <w:rFonts w:ascii="Arial" w:cs="Arial" w:eastAsia="Arial" w:hAnsi="Arial"/>
@@ -21955,7 +21955,7 @@
               <w:spacing w:after="10" w:before="0"/>
               <w:ind w:left="120"/>
             </w:pPr>
-            <w:hyperlink w:history="1" r:id="rIdglgwlqig7lwi97ar1a7r1">
+            <w:hyperlink w:history="1" r:id="rIdl2albzjob1rmfrjnrolhj">
               <w:r>
                 <w:rPr>
                   <w:rFonts w:ascii="Arial" w:cs="Arial" w:eastAsia="Arial" w:hAnsi="Arial"/>
@@ -22000,7 +22000,7 @@
             <w:pPr>
               <w:spacing w:after="20" w:before="0"/>
             </w:pPr>
-            <w:hyperlink w:history="1" r:id="rIdod-xzl_ykkauj4xt0buos">
+            <w:hyperlink w:history="1" r:id="rId7lsqr44bcvh6ads1lflzy">
               <w:r>
                 <w:rPr>
                   <w:rFonts w:ascii="Arial" w:cs="Arial" w:eastAsia="Arial" w:hAnsi="Arial"/>
@@ -22033,7 +22033,7 @@
               <w:spacing w:after="10" w:before="0"/>
               <w:ind w:left="120"/>
             </w:pPr>
-            <w:hyperlink w:history="1" r:id="rId42deizmk2lq3v4jimabap">
+            <w:hyperlink w:history="1" r:id="rIduxwro-55pdybpxfj8ibik">
               <w:r>
                 <w:rPr>
                   <w:rFonts w:ascii="Arial" w:cs="Arial" w:eastAsia="Arial" w:hAnsi="Arial"/>
@@ -22233,7 +22233,7 @@
             <w:pPr>
               <w:spacing w:after="20" w:before="0"/>
             </w:pPr>
-            <w:hyperlink w:history="1" r:id="rIddwq1n3hbchgxszigt6ho3">
+            <w:hyperlink w:history="1" r:id="rIdlg_tdfiuontua_yymgduw">
               <w:r>
                 <w:rPr>
                   <w:rFonts w:ascii="Arial" w:cs="Arial" w:eastAsia="Arial" w:hAnsi="Arial"/>
@@ -22266,7 +22266,7 @@
               <w:spacing w:after="10" w:before="0"/>
               <w:ind w:left="120"/>
             </w:pPr>
-            <w:hyperlink w:history="1" r:id="rIdix4cm2n9by_bfv1_hn6lz">
+            <w:hyperlink w:history="1" r:id="rId3yom4k7iqpolwm6aatfl0">
               <w:r>
                 <w:rPr>
                   <w:rFonts w:ascii="Arial" w:cs="Arial" w:eastAsia="Arial" w:hAnsi="Arial"/>
@@ -22311,7 +22311,7 @@
             <w:pPr>
               <w:spacing w:after="20" w:before="0"/>
             </w:pPr>
-            <w:hyperlink w:history="1" r:id="rIdagvzka6t00wplme1uiuuh">
+            <w:hyperlink w:history="1" r:id="rIdalc6tsvobjci4aakqkvec">
               <w:r>
                 <w:rPr>
                   <w:rFonts w:ascii="Arial" w:cs="Arial" w:eastAsia="Arial" w:hAnsi="Arial"/>
@@ -22360,7 +22360,7 @@
               <w:spacing w:after="10" w:before="0"/>
               <w:ind w:left="120"/>
             </w:pPr>
-            <w:hyperlink w:history="1" r:id="rIdvyhgxctozw7ekwd9yr1at">
+            <w:hyperlink w:history="1" r:id="rIdzouqshpaiet3ok23dmvtf">
               <w:r>
                 <w:rPr>
                   <w:rFonts w:ascii="Arial" w:cs="Arial" w:eastAsia="Arial" w:hAnsi="Arial"/>
@@ -22560,7 +22560,7 @@
             <w:pPr>
               <w:spacing w:after="20" w:before="0"/>
             </w:pPr>
-            <w:hyperlink w:history="1" r:id="rId8vsw1mxpuwolnwuwnmxhu">
+            <w:hyperlink w:history="1" r:id="rIdk0wnyh6f19rg_bwbzw4m2">
               <w:r>
                 <w:rPr>
                   <w:rFonts w:ascii="Arial" w:cs="Arial" w:eastAsia="Arial" w:hAnsi="Arial"/>
@@ -22593,7 +22593,7 @@
               <w:spacing w:after="10" w:before="0"/>
               <w:ind w:left="120"/>
             </w:pPr>
-            <w:hyperlink w:history="1" r:id="rIdeugqswrn_g1htbzfc7f-a">
+            <w:hyperlink w:history="1" r:id="rIdxiscwbish9ogm8gvckbsp">
               <w:r>
                 <w:rPr>
                   <w:rFonts w:ascii="Arial" w:cs="Arial" w:eastAsia="Arial" w:hAnsi="Arial"/>
@@ -22638,7 +22638,7 @@
             <w:pPr>
               <w:spacing w:after="20" w:before="0"/>
             </w:pPr>
-            <w:hyperlink w:history="1" r:id="rIdxki7tta8fyx9mfzbbcwf2">
+            <w:hyperlink w:history="1" r:id="rIdrro7pzyr6jyqnpbfcahdz">
               <w:r>
                 <w:rPr>
                   <w:rFonts w:ascii="Arial" w:cs="Arial" w:eastAsia="Arial" w:hAnsi="Arial"/>
@@ -22671,7 +22671,7 @@
               <w:spacing w:after="10" w:before="0"/>
               <w:ind w:left="120"/>
             </w:pPr>
-            <w:hyperlink w:history="1" r:id="rIdfwuhw0flg44t0jmuikf18">
+            <w:hyperlink w:history="1" r:id="rId9deepywhblr63_32ld4el">
               <w:r>
                 <w:rPr>
                   <w:rFonts w:ascii="Arial" w:cs="Arial" w:eastAsia="Arial" w:hAnsi="Arial"/>
@@ -22871,7 +22871,7 @@
             <w:pPr>
               <w:spacing w:after="20" w:before="0"/>
             </w:pPr>
-            <w:hyperlink w:history="1" r:id="rIdz3nqsvkthc0tag62eunsy">
+            <w:hyperlink w:history="1" r:id="rIdrrsgxip0o62dz8i16rrif">
               <w:r>
                 <w:rPr>
                   <w:rFonts w:ascii="Arial" w:cs="Arial" w:eastAsia="Arial" w:hAnsi="Arial"/>
@@ -22920,7 +22920,7 @@
               <w:spacing w:after="10" w:before="0"/>
               <w:ind w:left="120"/>
             </w:pPr>
-            <w:hyperlink w:history="1" r:id="rId_9guppvsa5og9bth47fyq">
+            <w:hyperlink w:history="1" r:id="rIdslbvzvfl9iubwmkvq9ium">
               <w:r>
                 <w:rPr>
                   <w:rFonts w:ascii="Arial" w:cs="Arial" w:eastAsia="Arial" w:hAnsi="Arial"/>
@@ -22965,7 +22965,7 @@
             <w:pPr>
               <w:spacing w:after="20" w:before="0"/>
             </w:pPr>
-            <w:hyperlink w:history="1" r:id="rIdnwih23l44mtoxbhrlw_4y">
+            <w:hyperlink w:history="1" r:id="rIdhedjwthnwvyevj475xend">
               <w:r>
                 <w:rPr>
                   <w:rFonts w:ascii="Arial" w:cs="Arial" w:eastAsia="Arial" w:hAnsi="Arial"/>
@@ -22998,7 +22998,7 @@
               <w:spacing w:after="10" w:before="0"/>
               <w:ind w:left="120"/>
             </w:pPr>
-            <w:hyperlink w:history="1" r:id="rIdhdxhhhtirgbufvnrkhbkh">
+            <w:hyperlink w:history="1" r:id="rIdpyxhdb5qxsfpq0e_8moyc">
               <w:r>
                 <w:rPr>
                   <w:rFonts w:ascii="Arial" w:cs="Arial" w:eastAsia="Arial" w:hAnsi="Arial"/>
@@ -23523,7 +23523,7 @@
         </w:rPr>
         <w:t xml:space="preserve">© 2026 SeaVuria and ARES. Aligned with KICD objectives. Developed by SeaVuria; technical implementation by ARES (with AI assistance from Claude). Licensed under </w:t>
       </w:r>
-      <w:hyperlink w:history="1" r:id="rIdjeiwhkgzvxdiyg3iikewb">
+      <w:hyperlink w:history="1" r:id="rIdqaolmsa-tthugtzhyzta4">
         <w:r>
           <w:rPr>
             <w:rFonts w:ascii="Arial" w:cs="Arial" w:eastAsia="Arial" w:hAnsi="Arial"/>
@@ -23544,7 +23544,7 @@
         </w:rPr>
         <w:t xml:space="preserve"> (</w:t>
       </w:r>
-      <w:hyperlink w:history="1" r:id="rIdtlytkeixbt58_hhhhb6fr">
+      <w:hyperlink w:history="1" r:id="rIdvb48bzi56ma7gch3xhor_">
         <w:r>
           <w:rPr>
             <w:rFonts w:ascii="Arial" w:cs="Arial" w:eastAsia="Arial" w:hAnsi="Arial"/>
@@ -24584,7 +24584,7 @@
             <w:pPr>
               <w:spacing w:after="20" w:before="0"/>
             </w:pPr>
-            <w:hyperlink w:history="1" r:id="rIdmjsdsqyabsbhccgveaqyy">
+            <w:hyperlink w:history="1" r:id="rIdn8eromm0bpcv-kn_ojhdr">
               <w:r>
                 <w:rPr>
                   <w:rFonts w:ascii="Arial" w:cs="Arial" w:eastAsia="Arial" w:hAnsi="Arial"/>
@@ -24617,7 +24617,7 @@
               <w:spacing w:after="10" w:before="0"/>
               <w:ind w:left="120"/>
             </w:pPr>
-            <w:hyperlink w:history="1" r:id="rId4okrzpfgda35372yjkdrn">
+            <w:hyperlink w:history="1" r:id="rIdcosohc25sfqvb0huh4_2m">
               <w:r>
                 <w:rPr>
                   <w:rFonts w:ascii="Arial" w:cs="Arial" w:eastAsia="Arial" w:hAnsi="Arial"/>
@@ -24662,7 +24662,7 @@
             <w:pPr>
               <w:spacing w:after="20" w:before="0"/>
             </w:pPr>
-            <w:hyperlink w:history="1" r:id="rIdjy0xpmhghoabecrbo4qup">
+            <w:hyperlink w:history="1" r:id="rIdcfxoxc46o9i4msun2umiw">
               <w:r>
                 <w:rPr>
                   <w:rFonts w:ascii="Arial" w:cs="Arial" w:eastAsia="Arial" w:hAnsi="Arial"/>
@@ -24695,7 +24695,7 @@
               <w:spacing w:after="10" w:before="0"/>
               <w:ind w:left="120"/>
             </w:pPr>
-            <w:hyperlink w:history="1" r:id="rIde4ekolp4jpkwqnxyzw60y">
+            <w:hyperlink w:history="1" r:id="rIdgllbuwqa7gccnh-8jsclw">
               <w:r>
                 <w:rPr>
                   <w:rFonts w:ascii="Arial" w:cs="Arial" w:eastAsia="Arial" w:hAnsi="Arial"/>
@@ -24895,7 +24895,7 @@
             <w:pPr>
               <w:spacing w:after="20" w:before="0"/>
             </w:pPr>
-            <w:hyperlink w:history="1" r:id="rIdcbss3yxapqfduizvlaarn">
+            <w:hyperlink w:history="1" r:id="rIdyfkyaa6-rrcyixcu4woek">
               <w:r>
                 <w:rPr>
                   <w:rFonts w:ascii="Arial" w:cs="Arial" w:eastAsia="Arial" w:hAnsi="Arial"/>
@@ -24928,7 +24928,7 @@
               <w:spacing w:after="10" w:before="0"/>
               <w:ind w:left="120"/>
             </w:pPr>
-            <w:hyperlink w:history="1" r:id="rIdu6its7q0pssyap35j3yqz">
+            <w:hyperlink w:history="1" r:id="rIdnvsotwx2dc92yq06hmc-u">
               <w:r>
                 <w:rPr>
                   <w:rFonts w:ascii="Arial" w:cs="Arial" w:eastAsia="Arial" w:hAnsi="Arial"/>
@@ -24973,7 +24973,7 @@
             <w:pPr>
               <w:spacing w:after="20" w:before="0"/>
             </w:pPr>
-            <w:hyperlink w:history="1" r:id="rId-sxa22_vuzwseeyi5c4_y">
+            <w:hyperlink w:history="1" r:id="rId8tqtxvowsr7kkpgw95t50">
               <w:r>
                 <w:rPr>
                   <w:rFonts w:ascii="Arial" w:cs="Arial" w:eastAsia="Arial" w:hAnsi="Arial"/>
@@ -25006,7 +25006,7 @@
               <w:spacing w:after="10" w:before="0"/>
               <w:ind w:left="120"/>
             </w:pPr>
-            <w:hyperlink w:history="1" r:id="rIdvfm-5c76h8lturcnh6ybc">
+            <w:hyperlink w:history="1" r:id="rIdvab5yueaz5dbjuw49pins">
               <w:r>
                 <w:rPr>
                   <w:rFonts w:ascii="Arial" w:cs="Arial" w:eastAsia="Arial" w:hAnsi="Arial"/>
@@ -25206,7 +25206,7 @@
             <w:pPr>
               <w:spacing w:after="20" w:before="0"/>
             </w:pPr>
-            <w:hyperlink w:history="1" r:id="rIdfaoinnstngjfbmyjsefya">
+            <w:hyperlink w:history="1" r:id="rIdubdyedkt6wi6nhlogmjer">
               <w:r>
                 <w:rPr>
                   <w:rFonts w:ascii="Arial" w:cs="Arial" w:eastAsia="Arial" w:hAnsi="Arial"/>
@@ -25239,7 +25239,7 @@
               <w:spacing w:after="10" w:before="0"/>
               <w:ind w:left="120"/>
             </w:pPr>
-            <w:hyperlink w:history="1" r:id="rId67vwscqkvz375s7byes8z">
+            <w:hyperlink w:history="1" r:id="rIdkok0l0n5utf6ptcuotbaq">
               <w:r>
                 <w:rPr>
                   <w:rFonts w:ascii="Arial" w:cs="Arial" w:eastAsia="Arial" w:hAnsi="Arial"/>
@@ -25284,7 +25284,7 @@
             <w:pPr>
               <w:spacing w:after="20" w:before="0"/>
             </w:pPr>
-            <w:hyperlink w:history="1" r:id="rIdreav8jltf6cjzeei2dotc">
+            <w:hyperlink w:history="1" r:id="rId57ralccpvke8etz52pgsm">
               <w:r>
                 <w:rPr>
                   <w:rFonts w:ascii="Arial" w:cs="Arial" w:eastAsia="Arial" w:hAnsi="Arial"/>
@@ -25317,7 +25317,7 @@
               <w:spacing w:after="10" w:before="0"/>
               <w:ind w:left="120"/>
             </w:pPr>
-            <w:hyperlink w:history="1" r:id="rIdkupxd5qafa_zjtli_en8d">
+            <w:hyperlink w:history="1" r:id="rId7s1j1i6rz9f0xrww7obpi">
               <w:r>
                 <w:rPr>
                   <w:rFonts w:ascii="Arial" w:cs="Arial" w:eastAsia="Arial" w:hAnsi="Arial"/>
@@ -25517,7 +25517,7 @@
             <w:pPr>
               <w:spacing w:after="20" w:before="0"/>
             </w:pPr>
-            <w:hyperlink w:history="1" r:id="rIdq1gxabnnt6mc_ppyoptlq">
+            <w:hyperlink w:history="1" r:id="rIdnrmxgrchoigbytnmkffpj">
               <w:r>
                 <w:rPr>
                   <w:rFonts w:ascii="Arial" w:cs="Arial" w:eastAsia="Arial" w:hAnsi="Arial"/>
@@ -25550,7 +25550,7 @@
               <w:spacing w:after="10" w:before="0"/>
               <w:ind w:left="120"/>
             </w:pPr>
-            <w:hyperlink w:history="1" r:id="rIdmkkvvxokj-c-4nlug_t4b">
+            <w:hyperlink w:history="1" r:id="rIdecysvqaz2w0jmpcmnxtsw">
               <w:r>
                 <w:rPr>
                   <w:rFonts w:ascii="Arial" w:cs="Arial" w:eastAsia="Arial" w:hAnsi="Arial"/>
@@ -25595,7 +25595,7 @@
             <w:pPr>
               <w:spacing w:after="20" w:before="0"/>
             </w:pPr>
-            <w:hyperlink w:history="1" r:id="rId3szpxy17bk3bzmalbitgq">
+            <w:hyperlink w:history="1" r:id="rIdotbg68gzvpoxttnydjxsm">
               <w:r>
                 <w:rPr>
                   <w:rFonts w:ascii="Arial" w:cs="Arial" w:eastAsia="Arial" w:hAnsi="Arial"/>
@@ -25628,7 +25628,7 @@
               <w:spacing w:after="10" w:before="0"/>
               <w:ind w:left="120"/>
             </w:pPr>
-            <w:hyperlink w:history="1" r:id="rIdaf5klkjzxgidji_wzhi3z">
+            <w:hyperlink w:history="1" r:id="rIdddz2_zynlu19ihbo_msin">
               <w:r>
                 <w:rPr>
                   <w:rFonts w:ascii="Arial" w:cs="Arial" w:eastAsia="Arial" w:hAnsi="Arial"/>
@@ -25828,7 +25828,7 @@
             <w:pPr>
               <w:spacing w:after="20" w:before="0"/>
             </w:pPr>
-            <w:hyperlink w:history="1" r:id="rIdqfq_xujwbfebvx9kttjxg">
+            <w:hyperlink w:history="1" r:id="rIdm_ukcsjp1iokcv3rlw7fj">
               <w:r>
                 <w:rPr>
                   <w:rFonts w:ascii="Arial" w:cs="Arial" w:eastAsia="Arial" w:hAnsi="Arial"/>
@@ -25877,7 +25877,7 @@
               <w:spacing w:after="10" w:before="0"/>
               <w:ind w:left="120"/>
             </w:pPr>
-            <w:hyperlink w:history="1" r:id="rId651aanu-1b1zjc4fjdeyz">
+            <w:hyperlink w:history="1" r:id="rIdxgepodgld4nejliz5mq4y">
               <w:r>
                 <w:rPr>
                   <w:rFonts w:ascii="Arial" w:cs="Arial" w:eastAsia="Arial" w:hAnsi="Arial"/>
@@ -25922,7 +25922,7 @@
             <w:pPr>
               <w:spacing w:after="20" w:before="0"/>
             </w:pPr>
-            <w:hyperlink w:history="1" r:id="rIdr2l0jt2djq0znnbkk6br0">
+            <w:hyperlink w:history="1" r:id="rId94drmgamx8etmogfr3rxe">
               <w:r>
                 <w:rPr>
                   <w:rFonts w:ascii="Arial" w:cs="Arial" w:eastAsia="Arial" w:hAnsi="Arial"/>
@@ -25955,7 +25955,7 @@
               <w:spacing w:after="10" w:before="0"/>
               <w:ind w:left="120"/>
             </w:pPr>
-            <w:hyperlink w:history="1" r:id="rIdux6syjn0lxnkvqb1uxz4j">
+            <w:hyperlink w:history="1" r:id="rId6qtsl-8rt7y9g5kmcjo6a">
               <w:r>
                 <w:rPr>
                   <w:rFonts w:ascii="Arial" w:cs="Arial" w:eastAsia="Arial" w:hAnsi="Arial"/>
@@ -26680,7 +26680,7 @@
         </w:rPr>
         <w:t xml:space="preserve">© 2026 SeaVuria and ARES. Aligned with KICD objectives. Developed by SeaVuria; technical implementation by ARES (with AI assistance from Claude). Licensed under </w:t>
       </w:r>
-      <w:hyperlink w:history="1" r:id="rIdwtqmff0nb_b7l7nbso0ln">
+      <w:hyperlink w:history="1" r:id="rIdi2ugtxkg-awamfuapxnnw">
         <w:r>
           <w:rPr>
             <w:rFonts w:ascii="Arial" w:cs="Arial" w:eastAsia="Arial" w:hAnsi="Arial"/>
@@ -26701,7 +26701,7 @@
         </w:rPr>
         <w:t xml:space="preserve"> (</w:t>
       </w:r>
-      <w:hyperlink w:history="1" r:id="rIdwe6xjrdmtkgiriigjoras">
+      <w:hyperlink w:history="1" r:id="rIdnbeuxuspamemalftq_f2y">
         <w:r>
           <w:rPr>
             <w:rFonts w:ascii="Arial" w:cs="Arial" w:eastAsia="Arial" w:hAnsi="Arial"/>
